--- a/WebContent/docx/肺癌68基因检测报告-单样本-简版-苏州市立医院.docx
+++ b/WebContent/docx/肺癌68基因检测报告-单样本-简版-苏州市立医院.docx
@@ -896,15 +896,15 @@
           </w14:shadow>
         </w:rPr>
       </w:pPr>
-      <w:bookmarkStart w:id="2" w:name="_Toc19594"/>
-      <w:bookmarkStart w:id="3" w:name="_Toc18062_WPSOffice_Level1"/>
-      <w:bookmarkStart w:id="4" w:name="_Toc7021_WPSOffice_Level1"/>
+      <w:bookmarkStart w:id="2" w:name="_Toc17451"/>
+      <w:bookmarkStart w:id="3" w:name="_Toc19594"/>
+      <w:bookmarkStart w:id="4" w:name="_Toc18062_WPSOffice_Level1"/>
       <w:bookmarkStart w:id="5" w:name="_Toc26003"/>
-      <w:bookmarkStart w:id="6" w:name="_Toc15852"/>
-      <w:bookmarkStart w:id="7" w:name="_Toc11015_WPSOffice_Level1"/>
+      <w:bookmarkStart w:id="6" w:name="_Toc7021_WPSOffice_Level1"/>
+      <w:bookmarkStart w:id="7" w:name="_Toc15852"/>
       <w:bookmarkStart w:id="8" w:name="_Toc10518"/>
-      <w:bookmarkStart w:id="9" w:name="_Toc17451"/>
-      <w:bookmarkStart w:id="10" w:name="_Toc11465"/>
+      <w:bookmarkStart w:id="9" w:name="_Toc11465"/>
+      <w:bookmarkStart w:id="10" w:name="_Toc11015_WPSOffice_Level1"/>
       <w:bookmarkStart w:id="11" w:name="_Toc3823"/>
       <w:r>
         <w:rPr>
@@ -1216,10 +1216,10 @@
           </w14:shadow>
         </w:rPr>
       </w:pPr>
-      <w:bookmarkStart w:id="13" w:name="_Toc4088"/>
+      <w:bookmarkStart w:id="13" w:name="_Toc18058"/>
       <w:bookmarkStart w:id="14" w:name="_Toc3871"/>
       <w:bookmarkStart w:id="15" w:name="_Toc6221_WPSOffice_Level1"/>
-      <w:bookmarkStart w:id="16" w:name="_Toc18058"/>
+      <w:bookmarkStart w:id="16" w:name="_Toc4088"/>
       <w:bookmarkStart w:id="17" w:name="_Toc25920"/>
       <w:bookmarkStart w:id="18" w:name="_Toc23369_WPSOffice_Level1"/>
       <w:bookmarkStart w:id="19" w:name="_Toc1410"/>
@@ -1279,11 +1279,11 @@
           <w:lang w:eastAsia="zh-CN"/>
         </w:rPr>
       </w:pPr>
-      <w:bookmarkStart w:id="22" w:name="_Toc11674"/>
-      <w:bookmarkStart w:id="23" w:name="_Toc149832728"/>
-      <w:bookmarkStart w:id="24" w:name="_Toc149826003"/>
-      <w:bookmarkStart w:id="25" w:name="_Toc5915"/>
-      <w:bookmarkStart w:id="26" w:name="_Toc27165"/>
+      <w:bookmarkStart w:id="22" w:name="_Toc149832728"/>
+      <w:bookmarkStart w:id="23" w:name="_Toc5915"/>
+      <w:bookmarkStart w:id="24" w:name="_Toc27165"/>
+      <w:bookmarkStart w:id="25" w:name="_Toc11674"/>
+      <w:bookmarkStart w:id="26" w:name="_Toc149826003"/>
       <w:r>
         <w:rPr>
           <w:rFonts w:hint="eastAsia"/>
@@ -2482,13 +2482,13 @@
           <w:szCs w:val="18"/>
         </w:rPr>
       </w:pPr>
-      <w:bookmarkStart w:id="27" w:name="_Toc22132"/>
+      <w:bookmarkStart w:id="27" w:name="_Toc19184"/>
       <w:bookmarkStart w:id="28" w:name="_Toc19898_WPSOffice_Level1"/>
-      <w:bookmarkStart w:id="29" w:name="_Toc19184"/>
-      <w:bookmarkStart w:id="30" w:name="_Toc14062"/>
-      <w:bookmarkStart w:id="31" w:name="_Toc12381"/>
-      <w:bookmarkStart w:id="32" w:name="_Toc2781"/>
-      <w:bookmarkStart w:id="33" w:name="_Toc20136_WPSOffice_Level1"/>
+      <w:bookmarkStart w:id="29" w:name="_Toc14062"/>
+      <w:bookmarkStart w:id="30" w:name="_Toc22132"/>
+      <w:bookmarkStart w:id="31" w:name="_Toc2781"/>
+      <w:bookmarkStart w:id="32" w:name="_Toc20136_WPSOffice_Level1"/>
+      <w:bookmarkStart w:id="33" w:name="_Toc12381"/>
       <w:r>
         <w:rPr>
           <w:rFonts w:hint="eastAsia" w:ascii="微软雅黑" w:hAnsi="微软雅黑" w:eastAsia="微软雅黑" w:cs="微软雅黑"/>
@@ -2577,25 +2577,65 @@
     </w:p>
     <w:p>
       <w:pPr>
+        <w:numPr>
+          <w:ilvl w:val="0"/>
+          <w:numId w:val="0"/>
+        </w:numPr>
         <w:rPr>
           <w:rFonts w:hint="eastAsia" w:ascii="Times New Roman" w:hAnsi="Times New Roman" w:eastAsia="微软雅黑" w:cs="Times New Roman"/>
-          <w:sz w:val="24"/>
-          <w:szCs w:val="24"/>
-          <w:lang w:eastAsia="zh-CN"/>
-        </w:rPr>
-      </w:pPr>
-      <w:bookmarkStart w:id="34" w:name="_Toc31425"/>
+          <w:sz w:val="18"/>
+          <w:szCs w:val="18"/>
+          <w:lang w:eastAsia="zh-CN"/>
+        </w:rPr>
+      </w:pPr>
+      <w:bookmarkStart w:id="34" w:name="_Toc12253"/>
       <w:bookmarkStart w:id="35" w:name="_Toc149832729"/>
-      <w:bookmarkStart w:id="36" w:name="_Toc12253"/>
+      <w:bookmarkStart w:id="36" w:name="_Toc31425"/>
       <w:bookmarkStart w:id="37" w:name="_Toc5941"/>
       <w:r>
         <w:rPr>
           <w:rFonts w:hint="eastAsia" w:ascii="Times New Roman" w:hAnsi="Times New Roman" w:eastAsia="微软雅黑" w:cs="Times New Roman"/>
-          <w:sz w:val="24"/>
-          <w:szCs w:val="24"/>
-          <w:lang w:eastAsia="zh-CN"/>
-        </w:rPr>
-        <w:t>{% if testedby == “1” %}</w:t>
+          <w:sz w:val="18"/>
+          <w:szCs w:val="18"/>
+          <w:lang w:eastAsia="zh-CN"/>
+        </w:rPr>
+        <w:t xml:space="preserve">{% if testedby == </w:t>
+      </w:r>
+      <w:r>
+        <w:rPr>
+          <w:rFonts w:ascii="Times New Roman" w:hAnsi="Times New Roman" w:eastAsia="微软雅黑" w:cs="Times New Roman"/>
+          <w:sz w:val="18"/>
+          <w:szCs w:val="18"/>
+          <w:lang w:eastAsia="zh-CN"/>
+        </w:rPr>
+        <w:t>“</w:t>
+      </w:r>
+      <w:r>
+        <w:rPr>
+          <w:rFonts w:hint="eastAsia" w:ascii="Times New Roman" w:hAnsi="Times New Roman" w:eastAsia="微软雅黑" w:cs="Times New Roman"/>
+          <w:sz w:val="18"/>
+          <w:szCs w:val="18"/>
+          <w:lang w:eastAsia="zh-CN"/>
+        </w:rPr>
+        <w:t>1</w:t>
+      </w:r>
+      <w:r>
+        <w:rPr>
+          <w:rFonts w:ascii="Times New Roman" w:hAnsi="Times New Roman" w:eastAsia="微软雅黑" w:cs="Times New Roman"/>
+          <w:sz w:val="18"/>
+          <w:szCs w:val="18"/>
+          <w:lang w:eastAsia="zh-CN"/>
+        </w:rPr>
+        <w:t>”</w:t>
+      </w:r>
+      <w:r>
+        <w:rPr>
+          <w:rFonts w:hint="eastAsia" w:ascii="Times New Roman" w:hAnsi="Times New Roman" w:eastAsia="微软雅黑" w:cs="Times New Roman"/>
+          <w:sz w:val="18"/>
+          <w:szCs w:val="18"/>
+          <w:lang w:eastAsia="zh-CN"/>
+        </w:rPr>
+        <w:t xml:space="preserve"> %}</w:t>
       </w:r>
     </w:p>
     <w:p>
@@ -2693,23 +2733,23 @@
             </w:pPr>
             <w:r>
               <w:rPr>
-                <w:sz w:val="18"/>
+                <w:sz w:val="22"/>
               </w:rPr>
               <mc:AlternateContent>
                 <mc:Choice Requires="wpg">
                   <w:drawing>
-                    <wp:anchor distT="0" distB="0" distL="114300" distR="114300" simplePos="0" relativeHeight="251663360" behindDoc="0" locked="0" layoutInCell="1" allowOverlap="1">
+                    <wp:anchor distT="0" distB="0" distL="114300" distR="114300" simplePos="0" relativeHeight="251661312" behindDoc="0" locked="0" layoutInCell="1" allowOverlap="1">
                       <wp:simplePos x="0" y="0"/>
                       <wp:positionH relativeFrom="column">
-                        <wp:posOffset>-366395</wp:posOffset>
+                        <wp:posOffset>-149860</wp:posOffset>
                       </wp:positionH>
                       <wp:positionV relativeFrom="paragraph">
-                        <wp:posOffset>-487680</wp:posOffset>
+                        <wp:posOffset>-505460</wp:posOffset>
                       </wp:positionV>
-                      <wp:extent cx="1442085" cy="1442085"/>
-                      <wp:effectExtent l="0" t="0" r="5715" b="5715"/>
+                      <wp:extent cx="1442720" cy="1442720"/>
+                      <wp:effectExtent l="0" t="0" r="5080" b="5080"/>
                       <wp:wrapNone/>
-                      <wp:docPr id="8" name="组合 8"/>
+                      <wp:docPr id="2" name="组合 2"/>
                       <wp:cNvGraphicFramePr/>
                       <a:graphic xmlns:a="http://schemas.openxmlformats.org/drawingml/2006/main">
                         <a:graphicData uri="http://schemas.microsoft.com/office/word/2010/wordprocessingGroup">
@@ -2718,20 +2758,44 @@
                             <wpg:grpSpPr>
                               <a:xfrm>
                                 <a:off x="0" y="0"/>
-                                <a:ext cx="1442085" cy="1442085"/>
-                                <a:chOff x="3757" y="89141"/>
-                                <a:chExt cx="2271" cy="2271"/>
+                                <a:ext cx="1442720" cy="1442720"/>
+                                <a:chOff x="20702" y="14472"/>
+                                <a:chExt cx="2272" cy="2272"/>
                               </a:xfrm>
                             </wpg:grpSpPr>
                             <pic:pic xmlns:pic="http://schemas.openxmlformats.org/drawingml/2006/picture">
                               <pic:nvPicPr>
-                                <pic:cNvPr id="18" name="图片 8"/>
+                                <pic:cNvPr id="3" name="图片 15" descr="c9514d16fd70679bf0495aeebb03c72d_compress"/>
+                                <pic:cNvPicPr>
+                                  <a:picLocks noChangeAspect="1"/>
+                                </pic:cNvPicPr>
+                              </pic:nvPicPr>
+                              <pic:blipFill>
+                                <a:blip r:embed="rId6"/>
+                                <a:srcRect l="21003" t="56913" r="27176" b="26386"/>
+                                <a:stretch>
+                                  <a:fillRect/>
+                                </a:stretch>
+                              </pic:blipFill>
+                              <pic:spPr>
+                                <a:xfrm>
+                                  <a:off x="21019" y="15216"/>
+                                  <a:ext cx="1550" cy="475"/>
+                                </a:xfrm>
+                                <a:prstGeom prst="rect">
+                                  <a:avLst/>
+                                </a:prstGeom>
+                              </pic:spPr>
+                            </pic:pic>
+                            <pic:pic xmlns:pic="http://schemas.openxmlformats.org/drawingml/2006/picture">
+                              <pic:nvPicPr>
+                                <pic:cNvPr id="18" name="图片 25"/>
                                 <pic:cNvPicPr>
                                   <a:picLocks noChangeAspect="1" noChangeArrowheads="1"/>
                                 </pic:cNvPicPr>
                               </pic:nvPicPr>
                               <pic:blipFill>
-                                <a:blip r:embed="rId6">
+                                <a:blip r:embed="rId7">
                                   <a:extLst>
                                     <a:ext uri="{28A0092B-C50C-407E-A947-70E740481C1C}">
                                       <a14:useLocalDpi xmlns:a14="http://schemas.microsoft.com/office/drawing/2010/main" val="0"/>
@@ -2745,8 +2809,8 @@
                               </pic:blipFill>
                               <pic:spPr>
                                 <a:xfrm>
-                                  <a:off x="3757" y="89141"/>
-                                  <a:ext cx="2271" cy="2271"/>
+                                  <a:off x="20702" y="14472"/>
+                                  <a:ext cx="2273" cy="2273"/>
                                 </a:xfrm>
                                 <a:prstGeom prst="rect">
                                   <a:avLst/>
@@ -2757,44 +2821,6 @@
                                 </a:ln>
                               </pic:spPr>
                             </pic:pic>
-                            <pic:pic xmlns:pic="http://schemas.openxmlformats.org/drawingml/2006/picture">
-                              <pic:nvPicPr>
-                                <pic:cNvPr id="30" name="图片 30" descr="微信图片_20220215110121"/>
-                                <pic:cNvPicPr>
-                                  <a:picLocks noChangeAspect="1"/>
-                                </pic:cNvPicPr>
-                              </pic:nvPicPr>
-                              <pic:blipFill>
-                                <a:blip r:embed="rId7">
-                                  <a:clrChange>
-                                    <a:clrFrom>
-                                      <a:srgbClr val="A09D98">
-                                        <a:alpha val="100000"/>
-                                      </a:srgbClr>
-                                    </a:clrFrom>
-                                    <a:clrTo>
-                                      <a:srgbClr val="A09D98">
-                                        <a:alpha val="100000"/>
-                                        <a:alpha val="0"/>
-                                      </a:srgbClr>
-                                    </a:clrTo>
-                                  </a:clrChange>
-                                  <a:biLevel thresh="50000"/>
-                                </a:blip>
-                                <a:stretch>
-                                  <a:fillRect/>
-                                </a:stretch>
-                              </pic:blipFill>
-                              <pic:spPr>
-                                <a:xfrm>
-                                  <a:off x="4304" y="89723"/>
-                                  <a:ext cx="1234" cy="715"/>
-                                </a:xfrm>
-                                <a:prstGeom prst="rect">
-                                  <a:avLst/>
-                                </a:prstGeom>
-                              </pic:spPr>
-                            </pic:pic>
                           </wpg:wgp>
                         </a:graphicData>
                       </a:graphic>
@@ -2803,18 +2829,18 @@
                 </mc:Choice>
                 <mc:Fallback>
                   <w:pict>
-                    <v:group id="_x0000_s1026" o:spid="_x0000_s1026" o:spt="203" style="position:absolute;left:0pt;margin-left:-28.85pt;margin-top:-38.4pt;height:113.55pt;width:113.55pt;z-index:251663360;mso-width-relative:page;mso-height-relative:page;" coordorigin="3757,89141" coordsize="2271,2271" o:gfxdata="UEsDBAoAAAAAAIdO4kAAAAAAAAAAAAAAAAAEAAAAZHJzL1BLAwQUAAAACACHTuJARxpMCNsAAAAL&#10;AQAADwAAAGRycy9kb3ducmV2LnhtbE2PQUvDQBCF74L/YRnBW7sbaxKN2RQp6qkUbAXxtk2mSWh2&#10;NmS3SfvvnZ709h7z8ea9fHm2nRhx8K0jDdFcgUAqXdVSreFr9z57AuGDocp0jlDDBT0si9ub3GSV&#10;m+gTx22oBYeQz4yGJoQ+k9KXDVrj565H4tvBDdYEtkMtq8FMHG47+aBUIq1piT80psdVg+Vxe7Ia&#10;PiYzvS6it3F9PKwuP7t4872OUOv7u0i9gAh4Dn8wXOtzdSi4096dqPKi0zCL05RRFmnCG65E8vwI&#10;Ys8iVguQRS7/byh+AVBLAwQUAAAACACHTuJAM24GP3EDAAAtCQAADgAAAGRycy9lMm9Eb2MueG1s&#10;xVbNbhs3EL4H6DsQe5d3uVp1pYXlwJVso4DRGG1yDigu9wfdXRIkJTkIeivQ5JZ7TnmBvkAB92Vq&#10;5DUyQ+7Klu2kbpGihi0Ph+Rw5pvvI3X49LJtyEZoU8tuHtCDKCCi4zKvu3IevHh+OpoGxFjW5ayR&#10;nZgHr4QJnh598+RwqzIRy0o2udAEgnQm26p5UFmrsjA0vBItMwdSiQ4mC6lbZmGoyzDXbAvR2yaM&#10;o+jbcCt1rrTkwhjwLv1k0EfUjwkoi6LmYin5uhWd9VG1aJiFkkxVKxMcuWyLQnD7rCiMsKSZB1Cp&#10;dZ9wCNgr/AyPDllWaqaqmvcpsMekcKemltUdHLoLtWSWkbWu74Vqa66lkYU94LINfSEOEaiCRnew&#10;OdNyrVwtZbYt1Q50aNQd1P91WP7D5kKTOp8H0PaOtdDwj3/8ev3uDZkiNltVZrDkTKuf1IXuHaUf&#10;YbmXhW7xPxRCLh2qr3aoiktLODhpksTRdBIQDnPDwOHOK2gO7hunkzQgMD2d0YT6pvDqpA8Qxyn1&#10;u50FW8Ph5BAT3OWjap7BX48TWPdw+nt2wi671gJQx2jd5qLmF9oPbrCiO7Cu3199fPubBws34Bq/&#10;g2Eq55L/bEgnFxXrSnFsFBASQACoB5fWclsJlht0Y2n7UdxwL4tVU6vTumkQdrS/rnCIzkS7EsAH&#10;/X1OHaWhj+fG4nHYUUfq1/H0OIpm8XejxSRajJIoPRkdz5J0lEYnaRIlU7qgi19wN02ytREAA2uW&#10;qh4URpN7nXmQwb3KvDacxsiGOSV7EkBCjgxDisALhARzNZr/CGA7nhmrheUVugtArvfD4t2Eg/kG&#10;WeyBAcLjjjsUf4iqiAsy/QtEBTZoY8+EbAkaAC8k5+BlG0DXlzMswWM7iU126TfdngPyRo9L2Sfp&#10;TMjZ0xSM/14BY7hA/XXRKwAduTAc7tbrq9//+vOD97+Moxh+6YTSiMaO4fsE/6JMEJb95W74f+kh&#10;dg3jjfZyxq7A4FRLdwcaXa4WjfYMPY5my9nUN7hRFfNeGuGPkzky1K13BL4VBsznEkP/o3gsYzfH&#10;fOYEDAvkgQNu8l/V52IjGmIrLUw1Dya3EtxJ6SvKJxlHSX/Tp/HY3/SDfGg8hjl8JVI66UEa1DdI&#10;41HqeVAa7qmAV9Rh0L/4+EzfHoN9+1vO0SdQSwMECgAAAAAAh07iQAAAAAAAAAAAAAAAAAoAAABk&#10;cnMvbWVkaWEvUEsDBBQAAAAIAIdO4kBh1QadTwsAAEoLAAAVAAAAZHJzL21lZGlhL2ltYWdlMi5q&#10;cGVnAUoLtfT/2P/gABBKRklGAAEBAQDcANwAAP/bAEMACAYGBwYFCAcHBwkJCAoMFA0MCwsMGRIT&#10;DxQdGh8eHRocHCAkLicgIiwjHBwoNyksMDE0NDQfJzk9ODI8LjM0Mv/bAEMBCQkJDAsMGA0NGDIh&#10;HCEyMjIyMjIyMjIyMjIyMjIyMjIyMjIyMjIyMjIyMjIyMjIyMjIyMjIyMjIyMjIyMjIyMv/AABEI&#10;AG0AvQMBIgACEQEDEQH/xAAfAAABBQEBAQEBAQAAAAAAAAAAAQIDBAUGBwgJCgv/xAC1EAACAQMD&#10;AgQDBQUEBAAAAX0BAgMABBEFEiExQQYTUWEHInEUMoGRoQgjQrHBFVLR8CQzYnKCCQoWFxgZGiUm&#10;JygpKjQ1Njc4OTpDREVGR0hJSlNUVVZXWFlaY2RlZmdoaWpzdHV2d3h5eoOEhYaHiImKkpOUlZaX&#10;mJmaoqOkpaanqKmqsrO0tba3uLm6wsPExcbHyMnK0tPU1dbX2Nna4eLj5OXm5+jp6vHy8/T19vf4&#10;+fr/xAAfAQADAQEBAQEBAQEBAAAAAAAAAQIDBAUGBwgJCgv/xAC1EQACAQIEBAMEBwUEBAABAncA&#10;AQIDEQQFITEGEkFRB2FxEyIygQgUQpGhscEJIzNS8BVictEKFiQ04SXxFxgZGiYnKCkqNTY3ODk6&#10;Q0RFRkdISUpTVFVWV1hZWmNkZWZnaGlqc3R1dnd4eXqCg4SFhoeIiYqSk5SVlpeYmZqio6Slpqeo&#10;qaqys7S1tre4ubrCw8TFxsfIycrS09TV1tfY2dri4+Tl5ufo6ery8/T19vf4+fr/2gAMAwEAAhED&#10;EQA/AOgoooqCgpjusYJYgAckntQxI6Vzvi24mi0WYRkgtwT7UgN2K7t5l3QypIucZU5qUMCM1yHh&#10;QRadoKyXEix7yWJY4FdBaajZ3Z229zFIfRXBpgaFFNWnUwClFJSigBaKKKQC0ZpKKYC5opKTigB1&#10;FJRQAtFJRQAuaM0lFAAelNFOPSm0AOoooqQGkVx3jW5LxW+nxgF55Bn6Cuwc4BJ6Vw1r/wATvxjJ&#10;P1htflXHTNMBlloEmq3hF4HWzgASOPOA2O9R+J9DttGtI7+wzbzRuPunrXdrGsSYAA+lcX4nnfWd&#10;YtNGg5AcNIfSgDqtHuJLrTLeeT7zoCa0Kr2sS28KRIAAoAFWN1MApRSbqSgB+aM0yloAdmjNNooA&#10;UnikoooAN1KDWXrGqxaTYSXEnYYUeprE8I61qOrvcS3O3yQfkwuMe1AHYUZqMMaM0APyKXNR0tAD&#10;iaSkooAcelNoJprNgE+lSBm69eiw0qeXODtwv1NZng+z+z6X57D55mLk1zfi3xEt7fJYx8wRSfOw&#10;7n0rsJNQtdM0dZ3YLGqAgevHSmAeINaXStPZ1GZ2+WNeuTWd4V0mWJZNRvcm7nOST1A9K5cPq/iL&#10;UzeQx7I1PyM/3UHrWl4Wm1CTxFLGbyS4t4gQ5PQmgDv0U0/FJHyalwKYEeKMVLjimkDNADaKftHa&#10;jZQAysXxJfXOnacbq3YAxkEgjO4elbuyud8Z4Hh64+goA0dMvft+nw3W3b5ig4q4elZXh2N49BtA&#10;5wRGOKtahex2FlLcSMAEGfrQBx/jK4+03EWnxnfLIRhR/DXSaDpq6bp8cP8AFgbvc1zXhuBr/VJd&#10;VvcbpD+6BNddcXsVmo3tlm4VB1P0oAu9KM1z9p4pil1QWFxbyW8zfc3/AMVdCOlACiigUYoAKKMU&#10;UAFZHiG/FhpUrA/vHG1APU1rE4rz7xhqJub/AOzRNlYeMDu5pAcwdOkk064vmYny5AM+pJ5rs4dA&#10;OuQWNzPO/krGMxdqZqOl/YPBDRY+fAd/qa1tAlmPhWGSBA8oj+VfU0AUvEd/Hpdium2SgTyjaoX+&#10;EetN0O70fQbJYpLyLz25kIOeazovC19qN7Jf6w7RICWKg84/oKwL54S7iwjWOMny40C7mf1OaYHr&#10;dleQXkAmt5FkQ9xVkNXKeEGSxs106ZWjuQN5V++fSuoLALkmgCXdxXH3usX1x4tgsLSUpEmPMHWt&#10;TVPE+naYCkk6tLj7i8muC0q71WfWLq80+ASPITlmHC5OaAPWAQq8mgOp71w5sPFl1gy6ikIPZf8A&#10;9VNk0nxPZxtKmrB8DJBoA7yub8Wqbi1gsVGWuJVGPbvUHhHXrvVop47zBkhOA6jANdIUjch2UFh0&#10;JHSgBkES29skQxhVArjNbuX17UvsEDbbSA5mkzxmtTxHqjsf7LsDuuZR8xB4QeprEtfCerRo1v8A&#10;bUW2kbMmByaAMjUbtodTtrmFJDZQELGy8Bsda6rRImuEbWdQb94wJjDdEWtqOxs7axWB0QRRrzkc&#10;cd65LWdYbVpzpumusdsOJZycKB7UAVbAya/4yN2mTBbtwfYdK9IXkVz/AIf06x0y1EdrNHK7cs4Y&#10;Emt9DQA+ikzQWAoAWkpC4HU0tAFa/nW0sJpyfuITXA+FNPOs6tJqE3+qRy3PdjXa69p82qaXJawS&#10;CNm6k+lO0XSo9J06O2TqBlm9TQBW8Txb/D94o/555qp4Kct4eh56Ej9a2NVTfplwCMjy2/lXB6J4&#10;kg0bQZEchpt52JSA6bxdqUdjosybwJZRsUA81zvhzRrawt01XUZACBlFY8LXL32o3Gr3iySFnmdu&#10;F7D2FdLBo0IEcmu6gM4+WHfgAU0BdhvZdc8RQTWaFbS2JzIR96pNS1i+1bUH03ScqE4km9PpV+PV&#10;NEtrQwW11BGAvAU1V8IPaJaS+XKhlaRi/PNAGVqui2+j6Xlibi7mYLvbrmtXwZbm3guFYDIfBx9K&#10;drEZv/ENlaqAUjBkbNLo8ws9avbN8KzN5i+4oA6kDiuZ8V66LW3NjbHddTDaAvan634mSzH2SyHn&#10;Xj8BV521DoHh1o5P7Q1E+ZdvzzztoA0PC+k/2XpaBv8AWv8AM/1qTxLqVxpmmGa3C53BSW/h962B&#10;gDArN12AXWj3MRAOYzQBzc0cOn6XHKLkNPeSKXnY846n8K2P+Eo0uOLbHM07jgKikk1xfhxTq12l&#10;hd/PDBGwUema1Bpeq+Gp2lsEF1aMclGGWFAEfiW/1G5td0oNtbOcJCD87/WjRPBgntBNqDuoYZWN&#10;TjApj6rFrWv6epgdfLJ3xsOAa3fEd/PZRW8FswiadtnmnoooAw9W0PStMRnttSe3uVGVUvnmk0zx&#10;zepALZ7Z7qZeAy9x70y6h0jTDmbdf6g3OCd3NaHhPR54ppb65iEZk+6mOgoAQ674nvGJtdPEa/7Y&#10;/wAaR7vxlIMfZ40PsBXaKm3pinDg5NAHnF/e+LAscM6uFLg5RevtxXoNmJTax+acSbRu+tTlVbtT&#10;sUATUUUUAVb5d1pKD0KmvOfCvh+x1Oa5kugzeW5AXOBXpU43RsvqK4fwh/o+t6nat/ez+tIDK8RW&#10;8Vh4gtksoVXamFVR36Ct6x8HwTRrPqLvPOwy248CrOqeGpr7XLfUI51VYyCykeh7V0iIFXApoDn/&#10;APhDtGY/8euP+BGud8QeD5LN1udJjkKdGjU8j3FeiYpCuaAPO/DEOrQ6uGuYJvLZcF5VPA+tdRqu&#10;gW+rFXZnimUYEkZwa3Ni+gzQFAoAxdJ8N2Wl/Oi75T1kfk1tAAU6igBKZIiuhRhlWGCKkooAx9O8&#10;O2Wl3Ms1spBk9TnFaxXIxinUUAV1s4FnMohTzP72OaLmyt7uIxTxLIh6hhViigDLttB06xffBaxo&#10;/rjJrQUe1SYzTcUAFGKXFLigBAKWiigB1GaKKAGtzXCaVHLb+PLxdjBXBPTjHFd23WogiBy20bj3&#10;xzQBJS0lLQAUUUUAFFFFABRRRQAUUUUAFFFFABRRRQAUUUUAKKKBRQAUUUUAf//ZUEsDBBQAAAAI&#10;AIdO4kCZKG+gIDMAABszAAAUAAAAZHJzL21lZGlhL2ltYWdlMS5wbmcBGzPkzIlQTkcNChoKAAAA&#10;DUlIRFIAAAEsAAABLAgGAAAAeX2OdQAAMuJJREFUeNrtXQ1oFUfXLiGEEEJQkqCSiiJBgogEjGip&#10;pRaChBIkSEVLK1UqJZRQpARqaUtapFhasaWWigQJIiWgYkVFhVDkJRQRRUVFRZEgIQQJqKho0MD9&#10;dv2eSY/jzP7c3b13997ngSG5+zMzOzvn7Jkz5+eNNwiCIAiCIAiCIAiCIAiCIAiCIAiCIAiCIAiC&#10;IAiCiB25N95ocMoKp3Q6ZZNTvndKv1NOOeWMU247ZcQp407JBSgvnDKKe66ijiGnHHDKHtS/xSld&#10;TlnplNl8CwRBSKY0Hwxpq1N2gxndAHPJpaSMgLm5TK0XDK2Zb48gSpcx1TpllVO2gfDPO+VxiphS&#10;PuUZJLUBp3zrlA5XKuTbJohsSk6bwJwugbhzZVKuYuna7ZQWp1RyRhBEuhhUM/Q/g06ZKCPmFKS4&#10;kuQhjM9izhaCKDyDqoYuZw8U2UkQ+gT0R2fBCH/FknIT2l4Fpfx8lNoAfVbXtuH+LtTn1vsLFPBK&#10;oT+e4HO57Xzg12eCIPJnUm86pQeK8biWeA+gzxqE4n0DmNCMFOneWtGvbuirhmOUIl9gp7KXinyC&#10;iIdJdUPKibpzdwOMqacUzAZcpgrmugmM7FIMDOwSxvtNzj6CCEaIDZAojkdgUo/B5H7BsquhTMZu&#10;Bsw0vsfSMookdgbMkDuPBGEgtlbYQj3Oc2lzFoTqbu9Xc0RfjmmlU9ph9jCU5wfgGXYdV3BEiXIn&#10;qFosQc7nQUi3oQjvohQQWgLbAfOHfEwmetOi4yOIQhFOM776D0ISzHnsqLVyFGN7D9sgnYbdrNju&#10;2nlxFIlSJpA22AS9CKksdyWpNo5gou9mMZhQWMnL1TWu5AgSpUQMq6DEDWMr5OpNVqXwWVxd25wA&#10;1zU55bpTzjllacbe10roE8PYgg1js4SW9URmGVV7SEZ1CRbZtSl9nlrR1ymnnPC4tkZ7toMZfH+u&#10;sevHIZeMo9hdJOMiMjPRO0Mo0h/ga96SkWc7oPV/sce18rqxjL/TZrynByE+Ph+QcRFpntQrQnyN&#10;b2OHsCFjzzhPe44Ky3V12nWNJfKO1c7ujTCMi9RBpE2vE1SZPpTlL6/T7yrxLPc9rlutPXdfCb73&#10;LrhKvQio41pFaiGKOWEbsEx4EXA3qa1EnntSBdfzuGZEMjb8HeAH6+V1dP0hCjpBq+GTN1FOjEo8&#10;/0M82y3L+Xrx/Hdx7B5+n6Wk/VIP1kv9FlGISdkRMKTLmVK1nRLM57rl/D4xDq3i+HMce17KRpdg&#10;XEMBLec7SVVEEpNwfsCv5+1Sn4SCYV+xSJ8505IRvn0lrdfSnrcT88GPcf3tzi9SGRHXxNsUYPlX&#10;NvY3zjPewTNfxnb/AuVwjVAv1p1B59hMbdxcaW1eCY9VJebFSIAIG9xNJCJNttnY3fHz5t9dDmmp&#10;sEPYDAv2nIHxNIrfP3nU02K4/59SMX2wPPMMhPt5HECVQGmLCD3BPg4gVQ2H1cU4189yyjKnfO6U&#10;j1I+Bq4t1VqnXBR6K7247iu7XHssIUXc0epZCEIch8L+a9ddx1LfHXgIVJbovGoJ4P3gKuW3kAqJ&#10;oLqqvwP4+m0JS1TO9fsNdVWmeCzc3b6TYDRj7o6f1vcL4to+pVDH76VYMk5q9xwW99SAGepj8ghL&#10;7KUlPM82BPggnmIoG8JrEnUHENn7oyz/nHufiLomMzhG93WG5fxdrhgNfstltLsjeMsp79uYM5aa&#10;jWnxoSzUDibs+H71mW/j1G0RJv3CYAClemcMba2VkkTGxkl3y7kgnJz/0a6tNjEg59gSLC//Tatp&#10;AxJyTGLpWleA9joCKOUPMMsPoUKJ3A4gVdXG1J7c2p8wnF+DyXsP+pyBtOyiYYlnGp/NIeqYo937&#10;NI0Za9zoEtJxG8x5GEvYRQm0V4t55jUPR+jeU97MqssnZdZIFHEcMaHmurog7fhdaQUuju+09ON5&#10;Csaq2Uv6tNzzO5Y0CzS9lbx3KoXzYjGWqZXYMBgy6O8aE2r7gwAf0K2k3vJiVJVIQuplBDoYReHp&#10;3PuDVt9DtQQSy8874vo/PfpSlYIxk8HsTGYNi3XJA8xanf8Cx+q1+95J4fx4atoQ0Twc7ljudZfC&#10;R2KQtg5wiUgEsa1yJa5NMbXVo9V9X+hxpl1bxDb3Gpg9yHvmpGDMvhT9+cgp1/C/q4f6Df8vwa6X&#10;q2RfI+6V5hCzNEltLIXzQ9qS7bIwX7ec89B/xSI5YifxsU/kDyYgKWFm1erjBzgedzonKFRlG3VC&#10;eX0XX/OzKq6UtmT6IQVjNlPvj7B0P6f6jL994trfcexrccxd8n4jfr+bwjnyh+jfAouE+YnlXv1j&#10;czmmOTviM2cZ778EmVW7j93LqYjmCgdAyHfx9ydtmXBOLTO0ZVGfVk9VmnYQhe7mB3FsTLfD0vqu&#10;ylIYlE4zMUF8T1I4R+p0hmtguvsDSGaqtMfUL79d7Md0oi4tZrXVR7n+bVQDTuf+7wz1ntB1E/ir&#10;llFvW/RruTRMQLEJ0Ksdf4TjFw33SOK+KMb/uSY99qVwnvxP30TQGNFTj4+h/u6T2Enc5qN3pTK+&#10;BJjVDh9xuiPGtjr9FOZuhANILVUe9QynRCLNmcbHb8kDEwD3/FrteEtaLfy1pXu9gTnnTJb3cEuS&#10;7/s0/q5OqJ9tPkvEXxhnK5uMqtLHrmU4KYdlp96fkVVmevsbu2ivZY+B6cMspQdKydhVg1DrfZZN&#10;lz3qWGA4ds0UeRTtVRbxeVvFM20Xx/8xLRFxbqFBxfA+3qcx9E6M/W3w8Uc8QKaVLWZV6+MP+LcK&#10;h5JwP+bi7xdo90vLF12Vbyz1uDqvv5xysxBLKZtSGeeaTb6EAT8g08p27HCNaL6GY4VeCgvd4isx&#10;6hEyZ1oS1+bWSe29/WV4zsmE+13tM8eHaPaQDWY1wyfF1o5Cfn2EsnS5ZGSGfj203K/bZ50p8vgu&#10;E305qxFqLXQ+8yC17IV1/F1h2/SaUSykuTEwsKMFfp5bmvtVKzYPFovjNdgtParnWrRIoSqEdHMB&#10;+r/DJ2MPzR4yyqxeFFIpiUl/F3qyaoOE8g+crXOmyQ0XFqk/uZIGFx13o0D06WeDq01OS7Z6D0zB&#10;lWQ+BUNYAKkxDQaxVTBl2Ah7sytwUFdmDLsgUU2BqZ70U6gLs49/C/QM3R6bSmRaKWVW8z1yxT1L&#10;eqkBncIdKJaVwvqYds1bcvdQ6E5GDBNQMqo5KRrnJXq8dkgfxyAhXcRz1adwjjSGuFamKfvTsIxc&#10;YnOMFruN1ryNCTxbu4eR6Q0GBUwfs7rtIVmtLEAfPtLa/VI7/5n+1RUMa6k4dkLE3FqcwrGWSvem&#10;jM0TZSf3I5atFR7X6pLjLHHuGy2F2UUwuDmGZXNPAZ+vzYNpjZJppZ9ZPYjbct2jH1IvdV07d1h3&#10;doZBpWJyfdCTPNR3qlI65v94JVFNcb/XWkxbLmM5OE8tUzXF+l2TtIbduPtafT9rYXieFvgZ2zwM&#10;pMm0UqCzuuERaaGlgH2R2WKe4NgskdpK7jQt8phUyzMy9nUZnTPXoRu8g+X2Rfy9hnJZi4L6JECd&#10;M7Hrex336tmBegv8jC0etlo3qNMqHrM67/ElaS5Cn6Z0w0gsoeot1y8w9L2Fb7eo86pWDyODzYJB&#10;cc16WxJZcc1oMSNuuNmlPVYeVMQXYVKdT5vYq/WjNsD1A2Jrf/pevuGizi0ZXeIzofuaXqoLX8om&#10;7d5ZFhVBooakeapLLjFefGFeQiXSv9uWgc1F7Nv9IAwLz6C+wF9qDsK5NLjmlMlcqtB+HzTZuwkb&#10;svvacm9AXPOV7iMJk4khm7V8ASWtEQ/j0mrOhGRfwICHgr2lyH3r8NvO1uyYlluOv3Tz4NtO/MM3&#10;LSW50pMpwqvmsP1Uc4a+bpGuZ2lt1SCt291i2NJBpzVBN57CD/wOD9OFFSnpo2sPs9dyrk8kHa02&#10;nD+d5Yw6GZxPd4VkLufTXHGNNG84oi31NuOas9r9J1P4rF4mD79wNsQ/4Fs9jEJXZqD//5qyy2jX&#10;6Arfz/nmE30nVwzzqVW7ZqZcpguThR78/jOIP2gGmFYvZ0S8Usszi2TVmfK+vy12D/8IcP3RNIcQ&#10;LrF5dU7LOL0Qf5f46LoqNL1VzhbfLEO0lIsz1FI5T6pWj/X31pT3XWZ6/irgPXruvwrOgsTez1r4&#10;Ob4njj0S2af7PNxvvtA2eyoz9NzdHpFLGW45wsDO9ojBviPF/a4TUtVYmM0Aw7KwjjOhoO+uGsaj&#10;k1qWoGZxjUzKsTejz7ndI6jlm5wJ4Qe00qDMlPGsKjMw8atC3tNk0KtUcTYU7R02we9wXEhdJ0tl&#10;CeURT+sSY2mFH8w9HpFCq0vsWZcaEnXmsuivV8LzsRGhZh6JZeDbWV6y46Nqi1w6wLcefCC7LMH2&#10;x5MKa5wSgmjRQpPs5GxI5btaJKzf1ZJxQUafpcFD7bKBb9t/AFeW+y4GNhr+4WxI/XuaK+LUu+XH&#10;jD5Hu0VAcOlwFd+0feBmePg+fcsRIlIscd2VSUcy+AzbPHxzZ/Mtmwdt0CPJKd0HiNQv6zPe/+NZ&#10;3eQqxmB1e2yzksMTRPI02ODhKN3DEfpvoOZbXAaepcVHkCDKhBZbLbT4uJiRULIiim7i6BBEwelx&#10;g0c4mspyH5yPLYMzyKlDEEWjS1sYpy3lPCizLX6CI2GiIaYpzTtBlAhtui5iVy1x5+aX66AMW7j4&#10;ByHqWI97ZnKaEcQ0XdTDvuqijIIaso5VFvo8X3ZLQ1c/ZRmM/hB1zGSwO4J4SQvvwIh1BJmrc3Hk&#10;j3TpseyXhtgVfGAxUqsNUc+wzKRMEGXKrH6wMJXXEvrmuTQcKetdQ+dBD1kGtzNEHTID8RxOW6KM&#10;GZaJlu56qUqc42uCOtcjV4HJded4OQyu7eH3hKxH7WKMcMoSZc6wXCloGaJHLFKrFCS+MAaBFKnK&#10;OgK28WtUISOLA1tt8QyfCGvNLnL5LbGcXxjmOEGUKM19pet4tUxAdwLW0yDiguWtxsna4PXEYSCK&#10;MCwvs88YzlUgWuQj7fgiMLkJTmMig3RzxeO8HoN+n1N+E7/75PJPC8M9FaIfG8omgQU49IQlIF9l&#10;yLpu4t7VHkvFYe34RMmLsESpMqxlmLs/G84paelDw1yvFMd2KvWJqyzPN52cJeDfg5ILq+w80G6L&#10;r2BLyHqqvaJxilTjMga3yi03HrIt2nYRaaAdmW16vXZugb7aENeu067dD9OHRts1AVc3j6OYI2Vh&#10;wFstivbdedSlEgB0QrQ9Ic6pBA5PtXt+w/H2gG0sFmnn60kyRApo6D1LxvAlMuO0+KC75ZqkAfw9&#10;hlwJ8yL05RfL0rCtVAb7UFyBwSDuTmihhJdpL+9P7Z6nuu4KL/cW9F33lEitZfqlfReRJjp6V8+m&#10;JJaLOZyv1KUekez1Pfx2k/qeidCPGRbbrOOlMMgrLNLVpjzqWqy2YvVdRpy/rLIrqyD6kO5eEX2R&#10;j870hZgllpQ5kgiRQnpaIucnEpio+bsZx1xmsg//91kkrmu6njdkP2yeKiuzPsDnDQ91Ox9fJLyI&#10;u/i/StiSuOUTg0vCTiQLeOLDrNxMKJ8Kv0SjQp8gUkJTSm81iRWBmwPzgOG609o8f6iddz/ONyPo&#10;1S5ZUoRVZnVgO+MyNhMvqUk7rtf90OaeIHwPVXF3GxeJuh4FTSlPEDHSSRWWaXUh7pkrVxfauU8t&#10;dPfQcG0ODG9OHv1eFTV4QRakqzN51uW6Ghw1HH9f1L0dx37S2vwGx2+iLNO/ApDQcrr9FkEUiFbq&#10;Mf92Bc27KT7i4/jdLjaLZDkGBldlqEMuKWvy6PdQSUhZGLxYdhJchbhXFmThN3XZcI8q7/u0oaSr&#10;pSQfokg0UyEYzrEgO3lCp/XE4k84x8LoXEPqzzTr9b48+myzAOjM2uCfiWMXwblno7h/oc+XZsyD&#10;YeU82viIu4JEimjnqJi3T7CZ9A5soFogFR22ZAvPgem1W+qeKTeWtHItz/4eyrSU5bG2bYvArFTZ&#10;Zbn2llyj46U90nYUf/SRrqpILkRKaKhDzMsw5V6IFZDueXI9z77apKyOrAx2XNLVPxZ3HvdFtmrX&#10;zhNrebUul8ZyOblbaJCutpNMiBTSUpdH6i0lgZ2Du01XGIdm1P+dqOtKhH4eiktfXegBbovbCtbd&#10;GbSEU96nXbcUf8dkFl4tdlajQbpixFIi7XRVA6bUig9yi8kLQ3iCjIaoex3u+StC/2xS1sq0D6yJ&#10;0w7FVHeTYd3+REpbrv0Uju/V7h0x+Bgqs4tukgSRUUbmmkQc046FjhUHJlgfsS/HM2X9ji/Ai6Tt&#10;MsQXQRZl2X7TlKVWmC0s0vRcTzjtiQwzrAUW+6qbURTpefbFZnfZktbB+z4uq/YAbVUYLHmfSsdQ&#10;7fo5UsISkthmTnsiwwyr12RDBclL0cXZAvbnhoEHbE/jwNVaEkt0J9zuakObhy0MTuq1JihdESXA&#10;sO5gXi8wnJNG1XsL1J8tlnhZM9I2cD3F7KjYCVTFjS76rnbNQ/xdjms+5ZQnMs6wXolYYjh/Qlwz&#10;swD9sQkuvWkbuLNxxLuK2Id3DX04KM7/i79j3BkkSoBZzfMLhaTFb3+rQP0yBeu8mqaBa0uTss2g&#10;25rELsg8EaLmR055IuMMa6eY4xc8rlO2Vq0F6pdt821FWgbOxFEvFblPHxr6dFL8X8spT2ScYckM&#10;VBd9rn2rwH07m8owykgu8TiNqaxhMGoKNzPK6U5knFlV6B/jlPXvY0sOh9lp7NhEmiQYg6vQZU55&#10;IuMMa4E2p5ekrH/VljyGW4rdsVNZyKDh+kmJ/p3jlCcyzrD68sktWOA+7k6Vf6Gbi8yiXFuV0gHc&#10;BdeejzjliYwzrAtBY70VsY8rLZtxbxarQ92GztzgdCKIxGnPtXfam09o4wL386qBR/QUqzOmEMi/&#10;cDoRBAEesT0VNlkey8EVfE0EQYBPLLYsC5sL3ZGthk6c5ysiCELjFSabrG2F7sSponeCIIgsMKze&#10;pGLkBe1ANYzA9E4s5ushCELjF80GXvGiYBEcROzoV+Je8dUQBGHhGabdwg2Faryfu4MEQYTgGTsM&#10;PONAoRofNTTexddCEISFZ3RYXPgqk264xbIebeBrIQjCwjdmFEXvbQmBOsxXQhCED+8YKnQIdbfR&#10;QUOj3/N1EAThwzu2GXjH30k3+iCzKakJgigmw2o38I7HiemxnIrnWxqs5usgCMKHf1RC0V6YUOrU&#10;XxEEEZGHDBUseoNT8R5DYzv4GgiCCMhDvi9YwE83sQTtrwiCiMBDOgoSQw8Bw0zhZGh/RRBEUD4y&#10;oyB8xA17zOiiBEEktFLriLuRbUXzBSIIopQYlskX+du4G9lTcCtVgiCSYhpL4xA4nDrq87hnk4GX&#10;DMT9gKb47SuLNNgXmLmZICLRkEu/YzHU89RN6hrynrbE47xbsjvPLsJAq4y3szjtCCIvGlouaHim&#10;du4Lr5UTNt/6ECJ9LupoDNn+DFNW6Dgf0GTh/qBIg/0R2p/LqUcQedFQjaDj7eL4PHH8vlNuooy4&#10;0phTnojz15xSh/+X59GH8cQSUzgVdaYl4YTT7j20P49TjyDypqOZoKOH4lidJcONqbyLe9zYeFfy&#10;aH84MZtOS4acAxHrdEXLkyHvkSmDyLAIIhoNrgMtLRDHVHLkZU5p1YqrqH9HxrBy/v/cKVN5tG2K&#10;QNob14Ptjtv/ByJlLuQ9Y2RYBBGJ7j7TfrspuG4ZlmsLQi4v+0L2w+SXvCeuhzwVZwB5bQ1dG/Ce&#10;r7X26zn9CCIU3f2rMxasdF5Rvjv/r3XKYfzf5JSFTpmDZWQNsmbV4Ler93oYVq/sXPuBgaecietB&#10;b8SZ4RkPrOppCnD9Qq3te5x+BBGY3tywLtdBO0sM592dwb0aE3MV7PtD6LTcMhiiT62G+0fiemCT&#10;78+MiHWOBY3p7FzzXGv7LU5DgghEZxUa7ZxFnsBa7bqjGoObCsmsQu3y2XyT43jgBlO2ixD3/2Q5&#10;/gfq+trnfj3N9WZOQ4IIRcNDHkxmEku6cez4SXMD15xhATa7lsJ+620o3t2y0SnncO1oHv0aj922&#10;01365Su6KRsOyzmVDfayx/16/PjlnH4EkRcdv2dJz+dV7oCZLfWpuyrPPt2O3XvGYoN1NsB9P3tJ&#10;Y0KPNeJzv1sucsoRRCyMq9fVYznlmGs/5e4QOuUumNmEZhzqKtRX439XYV8Xc1/OxG6LZXFUHPS5&#10;RzdAq7Vcd18aronjX4l7f+M0I4hYGISreL8Z4LoqaTaEXUNFj64qpyam/hww8JYtUSs1hTT91eee&#10;Ae36do8lY046T2rM6iNOM4KIjWFNmQQEnOuClHXPcM5NnvyuboIQ1RbSuf+X2EOuW2LXbPO5Z54m&#10;7t3BcddpcjOcJushlk47MmvMahGnGEHEyrCUDqtGHPsSivdXaFWTtqbE/5c1XuDquPZBOV+N6+qD&#10;ZNKyxNgbiPqQJqPRTQHv/VyuTX0UfNJ0YRw7FDexzr6ANbRrF/IWbDhaYMxWxalIEIHosUuaH0CA&#10;0OmwVbunUbnqiGOuXvuRDz1fDNAfk7rpVFEVY8JgLcnyBMrDrzktCcJKi9WGCA0XsVScACNyLdg/&#10;hCSlVj45k+5LLCNNNHkkBAONL22gZetxVYj7Gw0i5AgY2RUPJnQPXDysAdvvnJoEYaXHuxbm4xqY&#10;/qXRUiXOjcjfhnu355Mc1ZInYiTqA45Edctxrj9h8/8zWLGrsldbR8+E7ss1YtsJiUq3GWnllCQI&#10;T1r8wRUEtGPzDPS33iAJdVvqU/c0gkbfCtiXliQYlskadX7IOmbaIiyA4z+Fbch9rZ2bPvVW6BET&#10;CYLwpBnFnOo0OpKCyVeWpeSEdnyvuGduHn0xBQYdj/qAuagMS+iy1hiOn5PSF6Qn2dYjTjOCiJVp&#10;5eDwvEDu5sGHsNpyzx3cV4XfR/3MlvJkWLk4Hi4XxBA0AGc/Zzj+tu4EjV1AuVR8yGlGELHqsXS9&#10;sqtiOQx/wUWIkLJcrWCwAhrC//8T9/4YoR/VBWFYEeo6azi2APXuN5z7N+jykCCIwHR4ARLTCQ8d&#10;sipXDPfGFg4m7QyryXBM7SJet9yzN594OwRBWOlwtaRjSFPXLAzrKylwaOfqYuhLehmWj1h40+Oa&#10;70T7GznlCCISzS3UY7mLc+9qtpNV2kool09I5JJhWGjDFUv/9blmaxQdGkEQ07Q0C3S0y+OaGhmQ&#10;D0kpFP09jbEvmWRYEwENzZSv4b+cdgSRN73VhdVBQemes9ljlRvD6gtx7c+22NSEcbwWw/CvpoBt&#10;dmInaXuQD1EJjPGXcA+7i/ArszLQ56mQDKtJt4AvW4aVR59cG5CxFE6CVjho/+iGkE1Jn7qFc/lf&#10;QZJ+xNBmvTZnviwDpvVHGD+6FPR3PI/UXM/j3q1PgmE9i8MOK4EBvxxbauv4+tSkbRO3B7hnOZxN&#10;5yXUp1rNH3NngcZCjsOyIr4Td1NnDcIkHYHBZHVCbX2I5x5BeO8L8Jf9IoUMqyWPe276hUvO493o&#10;vOVF1EpH4rB0T2jQj6RwIpxWikkZmNBwnav43KWNqxsfbE4CfZK7Pp0FXHLk8kljHqDuWVjmNopj&#10;VUiMsB5qg8NYok2C0PTwResj9mE5InFuR1v3dLcySLTuZtHbJSJFtsZcn8nSfbRkGVZKX6oK+/qP&#10;OLYUjOwYorGeg2XxAc225V5UqRHb0v1ycgnn81zQjL4R+1Al2tuXkNR0Syx1HyIzzEGR1PO0jJUG&#10;p1zdL3ZRnu1XItbbX2BW/fjdJRL+Pk+jZJUyWpmfhPPz1TiTqJbBS9iHMTqsHVe+WCelHskNAy3G&#10;9bMY2n8l/raBYVUUYAzeEu39jHRQA5D0JrFUWhyxDRnS5B1x/JhtSS7ejVuuxTTWB2EnWItj74s2&#10;1pAivJelSTCsM1HiYZXhS1AhpQ9ox1XKsn7t+E/ii1wdQ/ufaXnlKgXDeiIkhPfi0ptBsvgES9xB&#10;S5yzKTCqAwiTXROxzQ9NkpKI6TSl72aBceZM7yEGgvsEx3qVrhBRENQubTfmxkGUneUeDskSDyty&#10;AL9TsafiKQ+GdRHE6TKLHpGYox9f5C5s/4+ZJLII7V8Wy8smHDspkmYOa/qcvhjaXIRdskGUEcE0&#10;1iIHZUXM49xlchER4/zQ5544pNkK4QjsupD9LiTpp+JDdB/M+oRWjiW12ZIRWjFFHB2KWulAvjHd&#10;y2jg3Ynb7qYkM+hJzoGgFSMbwJd5TLtubQz9+FTUdx3MadIg6VwBY+lJYqcVu3FuWxcKNNlrDR+M&#10;R5Co1ovQRR26RBSwrUbcuxGM6QhCA0/B/uokzFl60V4H8g204/8KUolxXE0x3Q9ErXR32Kw5ZbgO&#10;vwPGMCl2x/6nLVX6ZVQKWA4/j4uw4R/2CKUXjHE/CExJPCcKpMMa81O4g6A7oPNpisiwarBD+IVI&#10;HTcdbcBdguKe94L6pKK+e5pJyASYVZ9hl7Iez9INyVqGcLnPfAPGMTZlzdkTtdJvw+Yl5JLw9XA5&#10;wrBwvzi2CxO7KWKbc1DPEUtU1xNxLjt9+lIrk+A6ZR229pUd1IglTv/PERjWMkiMw4I5P9JNRLRQ&#10;wBsDtNGIdtaoukTs8334IAwj0sFhhAtej/7ozsKnKWm9Nr6mvITfJyG2McxLQIaFUB6dFoZVga/+&#10;h/JrnUebX3oZ9AmGNWg5Xw3/sjof27ElWHZ+h+fZC2niMCTK+xozegSzjaOCyP+AwvkL/L8P9x8O&#10;k7JNMizLh+GyDzPdGGG8fxL1rMMxtZHRBWl3kbjmblLGqhmnlUQyP3caKj3L4fZlWHeg5ziNJcsf&#10;co2OJYTMUjIZVsoI0JcmLFMuoo1baPMolkqmrERTOF9rIfjfoLdRupt90IWtwxJPmQ7cS3ic1yul&#10;toVhnTDcUxMTw6rB8lAtOa9g3CYxdp2aPvFzUoZxHM/EvqHn2lzFbitR2i9B2jz9pCQWQUhnQdRP&#10;wcyktfs/AYmlDsaoq7Fc2Qh7p/3YeRo3MKLnOH4S0sxf0HP1469iZGoH6708n/+sLd1azE6zn0hT&#10;DXF8QOySKonvOUJxS4PWzRHbV+/tMt6DvvxUMc9HuRS0jqEpheDKqJU2GCqd4HC/Nk7tWhpv3Q5r&#10;r1geHBVLCWlP1BGgnR5LZMgpSFBHNMvrdwoVqUFbBr0v9EYbYYk+hd3Llhja+l0sOz+DDkvPujSO&#10;j0OnWIKrc59GbL9FJPHtxDL5oEFHRxMg+xiaMnLNjqPiF4aKZ3DAXxLARs29ZtykLxJLxXGphBXR&#10;VJ8H/RJDl7QTy7P1YBQVIfrtSgQLYx6LGs1g9AKI+SEktjFt12xRxPYOK0NDMPF+fBSUy85py32x&#10;JdwVNlgHhGT9HDqsH8ohSkWEsas18ZW4Kr9B95zXxmQQX3fp7LpMMCYbw9ov/M2U5fNLx+cY+lRl&#10;Wnbh+GoEQJTb/oNxxW7CjtqU0JVtljkjNabu6n8+jNieYkx/Gt6LNcSLKVFvhD4sV5bZ0OGpupfi&#10;o9KJD9rvwqj2My4Rp0MxJaNqsli7byjzAX9fWDMfVssuwZiOaNfv13YPTwhleyxRHCFtKL3JQeir&#10;Homl07/C6l06XC+MaUx6IG3Uasc3ahEpZkZsp8aUoRjnlNHqQR+GNRCxD3WYA5/gnZ/zyT4jy0ky&#10;rDc+MIzLmbgqNxmP9nDQXy7FerRj+ywM66AkFOwSymXSvBj68662NO3C175KW8bqDGtRDG0vg76s&#10;QjveLJjmzzGNe5ct+oRgWAM+DOtgiPbm4v2dgIQ6qbk67de26BeAqVYZJN2qNwh3LLbEbjQqKt8a&#10;uwl96b4IJUkd1Y7/K5cimptIDsaHcSijH3ptjGhB06biCjUNvc0Y9Fb7wChrRSyuz2Mc4722JYRg&#10;WL8ZzlVKSS+P5/sBy7u1urGvzS6MsI7nDgNP6Y2rcpMt1nkO+ytf4AqNYI5phKLccHYhpIxy5ekT&#10;wd+mEF65LkJfDpu2+8X59jgjFmh1z9F0ZCN47vUxtlElbKD6PBjWRiVRinOLpa9lzM+uGNYUKSKU&#10;+iL+oAqWQFsPOOzT47Mc0sVpsVw4KM6vlt7oIKpvhLtHixax8im+5Mvz6Mt3XoQDq3jVzrsJjEWj&#10;FuF0NM4QyaL/dyzGrcoYdzl+vw3D2ZNC+nyp00uIYT0lRQQaL5NJQ3OcDTxOxGaidF7Ae9rYfGfR&#10;uayz3P+2tus4BWnlm5D9WCO/WDB72CniVD3PR48Tsg+zDGYM82Jihve9IrNC8X/ZIJUdTFLxLd7x&#10;Q1KD71jNMPCSZ3E3cj52q9TSexGHhTJ2nkZoSvJ62+P+Cuw+1UToQ7VgSqNQFB8WkRv6sLO1Ls6E&#10;AoZ+LNIkmh9jqPM0jHPn5nFvhWbYuzbm511j82EkXhurNgMvuRp3I3sMjXRz+F8Zo2VgTOssS5kn&#10;BQrvonas5hR5PNrjMtSE7dr2KLtsgqlcTOBZVxcqIkYJ0IkpoMJA3I1s405hsC+5x7mFBepDk1ca&#10;8gKPx3pIfKuTGteQUta+JBJxCNuw9SkZ97nYnJiVQhrpN/CSb+NuxBR/+UaKBuH6G0RamXhlmTzn&#10;9pT0Y6byW03pOF0y8JKOuBuptfgUNsTczo8+5zuxw7AGjrVzhcHkZrIHgh+I6bAt76SwbzMKwUe8&#10;OGNXzG3c1Y0utfNXPFwennC6EmRY03ZqlSnsW0fBVmoWxfuOmNtQIW4bLedHffy0ejhliTJmVtVp&#10;jlnnhkA20Gx/Uo1tiT2P2Ott/OCV4tyQEvyOyoyitq05bYkyZljNoIutKe3fUMGEDIvF++O441Wb&#10;MvqKczKiZ712ri5Jg0iCyADDUn6Wc7Xjs0LWsxAZvOti7FulWK7K0pLkgDxIWsMv0n0/spy/b3Mt&#10;gWFkvGb+BJEdhjVqiHOvwvs0Baxjjkbf78XUt3aLwFOZ5IAMxpGax41f7uUe4QZmQ91fW867biyT&#10;HgztPjKzdHIaE2XCrJT+6qZhxTKpfdSveEldmptYLo4w2xZbzr+THpRY9Fhit2+exzUq7Xe14VyF&#10;zUIWiURzDPdBlBnDUnHm14hjKj/iNXFMbWzd96hrlkbjkzH0b6jg3jJiUGR5EdaOAm4srwyk4Zoq&#10;r2wyiJKQU9EAEJZWXyNTwiLKhWEN60KAcMr/yCAI5Hzq0x36J/ONFgv7q2cG3rG4UOvkyPZYIl+e&#10;l0PwRi89GcTbSU0ZryJpzuQ0JsqIYT3Sds/fEqGb5xgkLN9It1q27LxTpFnsryYKYitm8QX6JcT9&#10;jdgxqBfxnxZADK3Urp2L+EpT2AWs1ZeIWlQAt/zB6UuUGbOa42GbOKUxLBmLypRw9lPt9z1ExB0F&#10;s9ufR/92FM0XWYvvpMrtkGKrV7mHhJgf+lw3CWb13BSHiiDKiGEp+8UBg8Jc0tU1wcTU8VpRz15p&#10;A6lMhWLo39WiJbLBbkRe61GD4af+JRiFQr5fi18UpjzHbmYtpzJRJgxrVLrjIBz0HQ8aaRF5BkZx&#10;T42uooGJ0a2IfWu26L1nFHKATKm/tgW474n0/cPOQQu+Cre0a0e0+OAq9O5HyNByGvnurlvSs+fS&#10;4kFPEAnSYq1kPOL4PpF/MqellatEGCIZlvtr3SAbtLUuYv96DXQ5VOhB2ppPYgoMzCNd0S4SBPQi&#10;yeJdtcSTei0wpec++rFWKPSfipRX1ZzaRIkyLLUxtVM7Pi6YUw3i3W+VjE0TCnIGo9NJ3aMkj/6d&#10;zUe4iXuQ3rSEiWjzua/V49xPWl1HDNe8GyYULXY5lP3HUk5vogQZ1ojBnKHGlO4NeQJ+F7+XazQn&#10;mVlT1GQdEEReJJpwIkRnzkfZLTQ82FiQUDFu+BmVMkscG0ImGi/rXbrrEKXGrOpMNlVixXLRoJJp&#10;1o4tFYzrojj+tS0IQYj+bU88fnuIznTHEdvGIjIO+dzzGlMTKaDuI+nCPE5posQZ1o+mcDJCoS7N&#10;GZSx9m9QyD9UjE7s3n+qSW7tWr1zQWeNAft3NTUhoDyWhatC1qNbp+/E3x887tlsyr2nZRtWSsZr&#10;CEEzh1OcKDGGpUx6PjOoV+rx/xwRMECWm+J6tbpZoAkFjbCXPCp0woF8C92sWpYdyjeLOWCnogbk&#10;El+J6QETtiRevoYnLcerLIkac3GlZieIFDCrzSZbKg8dlyw/G1Ys03670P0+FTrj0P5/znW7Dfee&#10;KfagfWwxua8NUUetQSe1NGx6KMTwuehjo1XHqU6UCMN6YrNW165zdwkvgC5P68s5Yd5wTxz7BiuV&#10;9Rr9/Bmwb9UWoWFLsQetwZIVekvIej43uOX8o+uyIN5W4P+ZyAd3M6BB6VpOc6JEmJX0NqmIWJcS&#10;Dn7SpLJu/L8EPolLQtRpEmSepSJbvEX0uxRDvS6XXqQduyOs2W2M6RYsdOs5tYkSZVj/g2K9Moa6&#10;XEV6nyaR5aJsWlk20vrTMnhtNvP/iPW2GI7Z3HVGENGwgtOZIELR2RGDaiVvyQ2uOKbNuBVpemiT&#10;TdbuPOtabjNv0BT0L/VelKQIIhLturqwT8Rvd0dwLOYV19VUpR1zbSsMnXyQj4OjtqtxRTvXqLVB&#10;WyuCiEa7yqRhIX5PBvUkMdRVa8n70Ju2h7Z1tDuPuiTD2mU4Xy1ivud04zaCIELRm7RbVFEfPsyz&#10;ri1xCS6FePDv842TpdUjvcsXeVz3hbjuLU49gsiLbk3Z1BfkWdfVzERM8VC2fRCynqYgBnG49qs0&#10;Z7oliIxJWK/YY4WspzOJzbekH/5QHLFvYJowFvDafbpXOkEQgWltPA5LdOfe4wbaP572h7eZOLTl&#10;UVdTiGt/59QjiNA0VilsF6PYXbVaVlcrszAIZzLHaQmifJlWRQx1HIojX2mxBmBDXFIWQRCpp3eb&#10;dPVxlsTMEUpZBFEWDMskXY2mylA0wEN8TCmLIMpWutqSxYc5n7p4OARBxEnjQ6bAB5mSrsTD2Owy&#10;OvmqCSLzzGqVhb4/yPJDmaSs25nkwARBKLquhCRVGtJVAClrE187QWSWrjeVnHQlHu6MZRdhNl89&#10;QWSOnmdYrACGS2Ll5LHW3c3XTxCZo+dfLPS8qpQectAS47mFU4AgMkPHLZYcDodK7UEbDPkHS0eM&#10;JIjyYFhnLPGu3izFh+2hAp4gMku/Npe73lJ9YNtW6AQV8ASR+hXSuCVWe3UpP3i7xZR/D6cFQaSW&#10;bn8tWyNwi7MkLeAJIp302mERMo6XywDMtySsGA2T4p4giMRptdZic+XuFDaX00B8YJGy+jlNCCI1&#10;dNpvodMN5TgYQyVr3k8Q2adPm8H3mXIdkNkW26yRVOYxI4jyWgpetdhczS/ngbEF+hvktCGIotHl&#10;gIUut3Bw3njjbxqUEkRq6NFmIHqKXin/iZ+jFl/DFZxCBFEwWmy1+Aq6S8EGjtB/A9Vl4erjHCiC&#10;KAgN2sLGZCcDToEH7IBlsP6mKEoQidPfoIX+DnB07EvD25ZB+5YjRBCJ0d42C92N0Jjbe+BWWtwA&#10;spH2miCyR3NtHjTXzhHyH8AeD30WozoQRHy01uCht+rlCAUfSJtLwHBJh7MgiMLRWLUlIF8O+mTq&#10;jUMMZiXsPqiEJ4hkaMxm/zhEvVX+4uqoZVB3cIQIIm/a2k61SzID22rxN3TLVo4QQYSmqW4LPbkG&#10;o20coegDbItS+oJB/wgiNC09YwDN5Ad6q2WQn9HcgSAC0VCbxe2GO4IJDfgOy2C/oM8hQeTNrH7h&#10;CCU38LawFw+YlJUgjDTT4qEHpvlCwoPvmjsc93AjaOYoEcQ0vbzpYRg6RJvGwrwE1+fwvOUljJZ1&#10;RESC+I9O5nv45l5iVN/CvowZPkyLkhZR7pKVF7NiyKYiMa0bHstD6rSIcqSLFo9l4A0yq/SKvQ+4&#10;e0iUGT20eSjYqS7JANN6QTstooyY1WMyq+wwrRsexqW04iVKef63ezCrG2RW6XxpXop4V9Lq4SgR&#10;JTjvuz2YFRXsGWZajPJAlNp83+4x18msMvISaz1iaal4WjSYI7I8x6s94lkpo1DaWWXohVZ6uPGo&#10;yKWM+0NkcW43eEQKVe42/CBn9OXu8HixbrCyDo4SkaH53OaxI/7SkZm+gdl/yVs9soIwhRiRlXnc&#10;6zOPGSKmhF52OwxJbS/7FJeIRErn7gyPJKcqUmgXR6r0XnwrloFeS0SGiCXSNmdv+8xZenOU8ASY&#10;7ZSzHhPANTL9mCNFpGCubvBZFQxxVVAeE6HSI++hKoNMdUQUaX7WBpifBzg/y29idHkE5M9BFF/F&#10;kSIKOCdXOeWqD7Pq5U5g+U6QlR6hOFTp59eMSIFU5c7Tdo4WJ4u7C3PIZ7KM0oGaSGj+dQT4aHIJ&#10;SLw2cXo8nEhV2UNFJxHTfHMt1n/1sa16wE0gwmsSzfdIcqGKGyBtE0eLiDDPNviY2CjbQDovE4Em&#10;1Mc+W8rKH5FhmIkw86rFxw9QSVXdVKwTYSeXn82WstvazWUi4TOXZsDPz0/lcIYJVIiok21TAGlr&#10;FNfxq0jIuVOJeeGnVHcZ2QaOGBHXxJsfYCdRBU1bxREjYFN1KcCcOU6pikhqEnZAmsoFEO1bOWJl&#10;OUdafQJIqnKVpjJEISZkNUwgHgT8etKhunwY1SEfMwWlVN/GIHtEoSdoAxTuOTIuMqoAjCqH6+Zz&#10;1IisTNghxi4qmffeiQ9RkPc+TN0mkbYJvCKgklU5VnczUUDm3nEtdv1uBHzP7nz4gLvHRNq/vOcD&#10;TugHWFbSADXd77QZ7+kBGRVRqpO8PYTElQOT20In19S8v2p4PJwNuOxT9nhbyKiILE/8jgDuGLqv&#10;Yj91HkV7XyvhlDwe4p0N03CYKDVCaAuhnFflBlw6uMOY7LtZjCzKV0O8G7X7u5IjSJS6PmR7CH2I&#10;Kmdhv7OYoxjbe9gacsmn9I7b+R6IciOYWhigng/JuNQu4w6EeeZOY7DxnoHl+Y6QukVpmd7L8SZI&#10;TP9vErE7gDe/qbyADuVbKPppQf3GtONxO6TSUz7x+72icfTj/VA/RRAakTVgZ+pUHsQlPf+HIUl0&#10;lotEICSo72GgOxFhDIdhJ8ewQQQRkADfBNGcj0B4cjlzAPWtyHokSzCnNuzM9WOMXsQwRq5O603O&#10;PoKIzry2QnJ4FgMDU8rjs9jC34KwvW1pkcig42uFAeYWKLqHQ5ob+C2lh7BkZHgXgkiIkKtBxP0x&#10;Eq8pBfoIGMQgmNo2SDRdiPXUgjhh8/2MXdFndW0L7u9CfdtgunEA9mo30P6LBJ5rAs+zgcpzgigO&#10;A2uBBHIoD1OJUi+uPu9vLIUXU3FOEOljYM1gYP3Yvn9RRgzqBp67B4ycO6YEkTEGViu29/dAQf04&#10;44zpGZTkAzDn6OCOHkGUNiObD7OHrbABOwUJJU0S2Qj0WntgtNlFBTlBEDoza4D5QycU49ux1DoF&#10;BnIbzGQ8xI7cKO4Zwe7kEBTte2A71Q2GtJLSEkEQBEEQBEEQBEEQBEEQBEEQBEEQBEEQBJEh/B+o&#10;HkmZS02WyAAAAABJRU5ErkJgglBLAwQKAAAAAACHTuJAAAAAAAAAAAAAAAAABgAAAF9yZWxzL1BL&#10;AwQUAAAACACHTuJAihRmPNEAAACUAQAACwAAAF9yZWxzLy5yZWxzpZDBasMwDIbvg72D0X1xmsMY&#10;o04vo9Br6R7A2IpjGltGMtn69vMOg2X0tqN+oe8T//7wmRa1IkukbGDX9aAwO/IxBwPvl+PTCyip&#10;Nnu7UEYDNxQ4jI8P+zMutrYjmWMR1ShZDMy1lletxc2YrHRUMLfNRJxsbSMHXay72oB66Ptnzb8Z&#10;MG6Y6uQN8MkPoC630sx/2Ck6JqGpdo6SpmmK7h5VB7Zlju7INuEbuUazHLAa8CwaB2pZ134EfV+/&#10;+6fe00c+47rVfoeM649Xb7ocvwBQSwMECgAAAAAAh07iQAAAAAAAAAAAAAAAAAoAAABkcnMvX3Jl&#10;bHMvUEsDBBQAAAAIAIdO4kCMmn+7wgAAAKYBAAAZAAAAZHJzL19yZWxzL2Uyb0RvYy54bWwucmVs&#10;c72QwYoCMQyG7wu+Q8nd6cwcZFnseJEFr4s+QGgzneo0LW130be36GUFwZvHJPzf/5H15uxn8Ucp&#10;u8AKuqYFQayDcWwVHPbfy08QuSAbnAOTggtl2AyLj/UPzVhqKE8uZlEpnBVMpcQvKbOeyGNuQiSu&#10;lzEkj6WOycqI+oSWZN+2K5n+M2B4YIqdUZB2pgexv8Ta/JodxtFp2gb964nLkwrpfO2uQEyWigJP&#10;xuF92TfHSBbkc4nuPRJdE/nmIB++O1wBUEsDBBQAAAAIAIdO4kCzXXw3GQEAAHoCAAATAAAAW0Nv&#10;bnRlbnRfVHlwZXNdLnhtbJWSTU7DMBCF90jcwfIWJQ5dIISSdEEKEguoUDmAZU8Sl/hHHhPa2+Ok&#10;rQRVUomlPfO9N2/sfLnTHenBo7KmoLdpRgkYYaUyTUE/Nk/JPSUYuJG8swYKugeky/L6Kt/sHSCJ&#10;tMGCtiG4B8ZQtKA5ptaBiZXaes1DPPqGOS4+eQNskWV3TFgTwIQkDBq0zCuo+VcXyGoXrw+TONNQ&#10;8njoG6wKqvTAD/dsktg6mEbGwjTzsn6edEm3bs7GQ4dnDHeuU4KHuELWG3kWPzlGTyM59mCrHN7E&#10;/cwEGSp/o/82OHJv8c28kkDW3IdXruOCmPTIpP02Hvr0ssgwpcbE1rUSkFYeq4i9Q3+aak4dFray&#10;4r/iq5E6abPx55Q/UEsBAhQAFAAAAAgAh07iQLNdfDcZAQAAegIAABMAAAAAAAAAAQAgAAAAAkYA&#10;AFtDb250ZW50X1R5cGVzXS54bWxQSwECFAAKAAAAAACHTuJAAAAAAAAAAAAAAAAABgAAAAAAAAAA&#10;ABAAAADDQwAAX3JlbHMvUEsBAhQAFAAAAAgAh07iQIoUZjzRAAAAlAEAAAsAAAAAAAAAAQAgAAAA&#10;50MAAF9yZWxzLy5yZWxzUEsBAhQACgAAAAAAh07iQAAAAAAAAAAAAAAAAAQAAAAAAAAAAAAQAAAA&#10;AAAAAGRycy9QSwECFAAKAAAAAACHTuJAAAAAAAAAAAAAAAAACgAAAAAAAAAAABAAAADhRAAAZHJz&#10;L19yZWxzL1BLAQIUABQAAAAIAIdO4kCMmn+7wgAAAKYBAAAZAAAAAAAAAAEAIAAAAAlFAABkcnMv&#10;X3JlbHMvZTJvRG9jLnhtbC5yZWxzUEsBAhQAFAAAAAgAh07iQEcaTAjbAAAACwEAAA8AAAAAAAAA&#10;AQAgAAAAIgAAAGRycy9kb3ducmV2LnhtbFBLAQIUABQAAAAIAIdO4kAzbgY/cQMAAC0JAAAOAAAA&#10;AAAAAAEAIAAAACoBAABkcnMvZTJvRG9jLnhtbFBLAQIUAAoAAAAAAIdO4kAAAAAAAAAAAAAAAAAK&#10;AAAAAAAAAAAAEAAAAMcEAABkcnMvbWVkaWEvUEsBAhQAFAAAAAgAh07iQJkob6AgMwAAGzMAABQA&#10;AAAAAAAAAQAgAAAAcRAAAGRycy9tZWRpYS9pbWFnZTEucG5nUEsBAhQAFAAAAAgAh07iQGHVBp1P&#10;CwAASgsAABUAAAAAAAAAAQAgAAAA7wQAAGRycy9tZWRpYS9pbWFnZTIuanBlZ1BLBQYAAAAACwAL&#10;AJUCAABMRwAAAAA=&#10;">
+                    <v:group id="_x0000_s1026" o:spid="_x0000_s1026" o:spt="203" style="position:absolute;left:0pt;margin-left:-11.8pt;margin-top:-39.8pt;height:113.6pt;width:113.6pt;z-index:251661312;mso-width-relative:page;mso-height-relative:page;" coordorigin="20702,14472" coordsize="2272,2272" o:gfxdata="UEsDBAoAAAAAAIdO4kAAAAAAAAAAAAAAAAAEAAAAZHJzL1BLAwQUAAAACACHTuJANa6ewdoAAAAL&#10;AQAADwAAAGRycy9kb3ducmV2LnhtbE2PQU/CQBCF7yb+h82YeIPdFi1YuyWGqCdCIpgYbkM7tA3d&#10;3aa7tPDvHU56ezPvy5s32fJiWjFQ7xtnNURTBYJs4crGVhq+dx+TBQgf0JbYOksaruRhmd/fZZiW&#10;brRfNGxDJTjE+hQ11CF0qZS+qMmgn7qOLHtH1xsMPPaVLHscOdy0MlYqkQYbyxdq7GhVU3Hano2G&#10;zxHHt1n0PqxPx9V1v3ve/Kwj0vrxIVKvIAJdwh8Mt/pcHXLudHBnW3rRapjEs4RRFvMXFkzE6rY5&#10;MPo0T0Dmmfz/Q/4LUEsDBBQAAAAIAIdO4kBFUpnRQwMAAIIIAAAOAAAAZHJzL2Uyb0RvYy54bWzN&#10;Vs1u00AQviPxDivfU6+3dtxYTauStBVSBRE/Z7RZr2ML27vadX4qxA0JuHHnUZB4m6qvwczaSdq0&#10;ggoViUOS2V3P7DfffDPO4fGqKslCGluoeugFe9QjshYqLerZ0Hv75qx34BHb8Drlparl0LuU1js+&#10;evrkcKkTyVSuylQaAkFqmyz10MubRie+b0UuK273lJY1HGbKVLyBpZn5qeFLiF6VPqO07y+VSbVR&#10;QloLu+P20OsimocEVFlWCDlWYl7JummjGlnyBlKyeaGtd+TQZpkUzcsss7Ih5dCDTBv3DZeAPcVv&#10;/+iQJzPDdV6IDgJ/CISdnCpe1HDpJtSYN5zMTXEnVFUIo6zKmj2hKr9NxDECWQR0h5tzo+ba5TJL&#10;ljO9IR0KtcP6X4cVLxYTQ4p06DGP1LyCgl//+HT17QthyM1SzxJ45Nzo13piuo1Zu8J0V5mp8BcS&#10;ISvH6uWGVblqiIDNIAxZzIBwAWfrheNd5FAc9GM0pnB/ex67m3ki8tMuAgP/1t1Z4Ouvr/YR4QaQ&#10;LkQCn44osO4Q9Wd5glczNxJox2j1YlKIiWkXW7L212Rdff95/fUzCSKPpNIKUJYYREGYBv0sjWk/&#10;HkwzGg4iLuV0SvdFzNJ3UHhtQPzIL16BUds7OIK/UOK9JbUa5byeyROrQcPAGz7t337cLW8BnJaF&#10;PivKEkuC9uM2FTGJrKYStGKepw4QT6wRrwAgthcLKAVeAGzUHwRgARksDuK+azXW3z/oYxLg0xjZ&#10;iBzNDMCif1vSzYHLbJsMpm1Bf+ixozi4NBi0yolY0F2wUV4UdbIL48gRuPXXxjbnUlUEDcgIQEDJ&#10;ecIXF7aDs36kI75F4KABoLZ2YPx7sQUwkdvW7NTGXDK3xfBb7WzlZIxa5pKn9j+UFHMFgOJBBbAU&#10;WEY3Qz+wgxNKB+xZbxTRUS+k8WnvZBDGvZiexiEND4JRMPqI3kGYzK2EFuLlWBddaWD3zhy4d2B2&#10;Q70dxW6kkwV3L45WnwDIjZ41RJhCKFLE2vXB4+v7vsmIxOBkhWkIbYZj1VktyHWDrNX7IIHzpFY4&#10;OBz+ssaMNhuQJe444e/2gBu/8GpytHSvUXz33VyDffOvw9EvUEsDBAoAAAAAAIdO4kAAAAAAAAAA&#10;AAAAAAAKAAAAZHJzL21lZGlhL1BLAwQUAAAACACHTuJAfrqwLwdbAAACWwAAFAAAAGRycy9tZWRp&#10;YS9pbWFnZTEucG5nAQJb/aSJUE5HDQoaCgAAAA1JSERSAAAByQAAAbMIBgAAAESG7NYAAAAJcEhZ&#10;cwAAIdUAACHVAQSctJ0AACAASURBVHic7N15dFV3Yif43++ub9/f074vLALEIiPACwJjbOw2ZZcL&#10;OltXOt19ytPJ9El39WSSzOnpB5k5053JSSqTTE3HlVRScXW5EpEq23jBGGMJGwMChNgkEJt26ek9&#10;vX25+/3NH17aVWWXqcQb9vdzDn+gc3Tf/V298/ve304IAAAAAAAAAAAAAAAAAAAAAAAAAAAAAAAA&#10;AAAAAAAAAAAAAAAAAAAAAAAAAAAAAAAAAAAAAAAAAAAAAAAAAAAAAAAAAAAAAAAAAAAAAAAAAAAA&#10;AAAAAAAAAAAAAAAAAAAAAAAAAAAAAAAAAAAAAAAAAAAAAAAAAAAAAAAAAAAAAAAAAAAAAAAAAAAA&#10;AAAAAAAAAAAAAAAAAAAAAAAAAAAAAAAAAAAAAAAAAAAAAAAAAAAAAAAAAAAAAAAAAAAAAAAAAAAA&#10;AAAAAAAAAAAAAAAAAAAAAAAAAAAAAAAAAAAAAAAAAAAAAAAAAAAAAAAAAAAAAAAAAAAAAAAAAAAA&#10;AAAAAAAAAAAAAAAAAAAAAAAAAAAAAAAAAAAAAAAAAAAAAAAAAAAAAAAAAAAAAAAAAAAAAAAAAAAA&#10;AAAAAAAAAAAAAAAAAAAAAAAAAAAAAAAAAAAAAAAAAAAAAAAAAAAAAAAAAAAAAAAAAAAAAAAAAAAA&#10;AAAAAAAAAAAAAAAAAAAAAAAAAAAAAAAAAAAAAAAAAAAAAAAAAAAAAAAAAAAAAAAAAAAAAAAAAAAA&#10;AAAAAAAAAAAAAAAAAAAAAAAAAAAAAAAAAAAAAAAAAAAAAAAAAAAAAAAAAAAAAAAAAAAAAAAAAAAA&#10;AAAAAAAAAAAAAAAAAAAAAAAAAAAAAAAAAAAAAAAAAAAAAAAAAAAAAAAAAAAAAAAAAAAAAAAAAAAA&#10;AAAAAAAAAAAAAAAAAAAAAAAAAAAAAAAAAAAAAAAAAAAAAAAAAAAAAAAAAAAAAAAAAAAAAAAAAAAA&#10;AAAAAAAAAAAAAAAAAAAAAAAAAAAAAAAAAAAAAAAAAAAAAAAAAAAAAAAAAAAAAAAAAAAAAAAAAAAA&#10;AAAAAAAAAAAAAAAAAAAAAAAAAAAAAAAAAAAAAAAAAAAAAAAAAAAAAAAAAAAAAAAAAAAAAAAAAAAA&#10;AAAAAAAAAAAAAAAAAAAAAAAAAAAAAAAAAAAAAAAAAAAAAAAAAAAAAAAAAAAAAAAAAAAAAAAAAAAA&#10;AAAAAAAAAAAAAAAAAAAAAAAAAAAAAAAAAAAAAAAAAAAAAAAAAAAAAAAAAAAAAAAAAAAAAAAAAAAA&#10;AAAAAAAAAAAAAAAAAAAAAAAAAAAAAAAAAAAAAAAAAAAAAAAAAAAAAAAAAAAAAAAAAAAAAAAAAAAA&#10;AAAAAAAAAAAAAAAAAAAAAAB8rtDP+gYAAD7KwMCA4PUWJSXByVLUwVUWK/Tq+DhXKpVIU1eDGY22&#10;6alUStm7d6/1Wd8rfLEgJAHgc40xRo+8+KP2K6Pj6y5duNhTrlSC5XJFWkjMc4qi2nW1tZmdO3eO&#10;9XSve81dWzvb09NjfNb3DF8c/Gd9A/DlwRijhBDu2LFj7LO+F7hj0Ec3bHAeefPNew6/8spjV65e&#10;3To7M1udzWYIJVzeITtIqViqvnjx4vKF5KIv4g+Uf/c//ael73znO/ZnfePwxYCWJNwuGo/H6f79&#10;+xkh5BcKuXg8znW3tgYVRQmJMnWYJpfUhNn8b/zGfvUTulf4gmCMcYMvvBD66+//7b8ZPn3m103T&#10;iLYvW3ayr6/v2PLO5VcJxyJvvPFG39Gjr2/VFDW3tW/rXz+x+7FnMqaZQ9crfByEz/oG4PONMUa/&#10;9a1vORya5nB7vdy3v/1tLZlMqvv37zdv9xptHo/z0tj5LadOnr5P1dS6VV0rXlrR0XWSETJBf8HA&#10;/awxxujgvn28Eg7zpL39vZ8vLi7S5ubmt/8zOUmibretZrOs2Nn5M+XzXrtGbwWD1OPxUKfTSeVU&#10;imrRMiOk2ezr67MopXfUM/lEHThALVnmJUGQKCUS4Ti9s7PzwsaNPcMLiSXXxYvnu0ZHx5bZtu2i&#10;HDVSyWRI0/XwylWrioQQhCT8kyEk4UPF43Hu6W//l2BxPnXf5dmZNZZpypFY5FxLa/MZQsg0uY2A&#10;6+/v5xdHR/2Drw/2nL98eZsgcKHUUjIvy+Livnh8mvwCYftZi8fj3LNPPx3Mx2INuq40czfGOU4Q&#10;TI6jpmGYwvj5YclkpkAIIS7VUxIFviTPT1c4i9o2bzOO46ipWkJC4kQ9tySXUwmnqVseVVccbILq&#10;oZB58+VUavLs2bPpYrHIUqkU27Nnj/1lDs3BaJSamQxHKWWcKNoCxzlu3ry19b/80R+3L8wtuDVV&#10;rTFNQ3a7nJdXdnUdf3TXI4Ouqqpk14EDd8z3Cj7fEJLwoRpdLvf5y9faDr348q7FZGqLJInGqtWr&#10;lOpY7BpjjFD60b312WyW4x0OhyhKNaLA15rMctmENvCiHKqtrb2juvu7uvzy4ZdeXXv8jeNbykpl&#10;JeWpwHGCQSg1GLE5xpho27ZIbEJ5ka+IglASeF4hlHtnfMymlkV4y7JExpjEWUwmxHbbFnPwAm8E&#10;/P7J6traGYfkSBOekKDXp+fn5uZ+/OMfXzK/RN2HjDE6OjoqGkbKpeS0SNnSV7q93iafzyekMxnp&#10;xq1bHZZl+0VJmm1ubh5paGxc6F67eqqrY/lZVzQ6sWnTpsJnXQb44kBIwocqk4o/mUh0prPZdcy2&#10;WkXJORuLRs1wKGSS2whIQggJBoM0k8/zgsiLjDHBYjbhRYE4JOcnfPcfPz0hiAIntHEcXaHpWoNh&#10;WYLNmCUIvMlxPKOEEEYJpYRwzLCJbRNCCGOEEUoIYRylxCaMcIQSQijjKWUcpVTgBF7VValYLDbO&#10;zM6KsiTJlFKnzZh6ZfzaG0888bX/p6e1tUIIUT7L8n8SGGN0cHCQ9xaLEhcIuKkoul979lnntVvj&#10;nunJ6UgimWy9dWvinrJSWUEo5zJNi3m87qVVq1ef7t248XD7ypVnooaRTAqCtVQqmXs3bcKEHfhY&#10;ISThQ1FOEG2Oc1OByJZFeSoJWiAWmeFFd/52m4CqqoomMbyqqnls25Z4ytluhyMfCAbK734MIYTE&#10;43HaNTZGR1eupO+2MDs751nq/xtjew8csMnnYOxSqq4u73zgnue7lq88dm3qhlPTdd4jSZbL5Td5&#10;p5NJokg8HonwPE9LJZ1TCmlaMQyO4x2MGAbhZY45eAfjeZ5JbtG2bYuZik0ZIa7pqalIOpOqL5XK&#10;3bOzcxtKleJyVdECC4sLUdNUxCWH445qdd8Oxhg/dOiQu5LNBhfUYu3E6VM9V69cWTszM1ObzWY8&#10;lUpFtG3GibLkcHjcHss0KSdwWmNL04knvva1ZxtaWs4Ui8Vcz65d6FqFTwxCEj6Ukzpt2SkZgigz&#10;ohmMI9S2rQ/u8WOMUbJvHz3Q1fX+ypzXslkfIbTaME0vpZwgCEIlHKlKB0KhcpgQsf+pp1yC05ZL&#10;muDWamp8zbruUypFD8eYcH3Er3Db70k8s2NHoqazM7dt27bPtDJ8p7tzMR6Pp74SreWu1dbSzvl5&#10;NkiIbRFCFMsirfWtlBBCwoSQ6KhOyUN9hJBBQgbfvkbfPmLv20fI7/7u/84opYQxRg4cOCBuWr/e&#10;pfN8MJWYIz/84d+1XR2/ahHGjKpYVTYYqckvLCx8odb+DQwMOF76+79vPzow0Ds8fLanWCgEKkql&#10;2rZtt8vpKsmyPFNVVX2zrbV1qrWjw6po6t1HX3/93oW5eQ/PcQsep3OyWCx+5t8J+OJDSMKHorJs&#10;+FzeisMpG8VyyTYZE8ulcthkzPPyn/2ZtOB2S4Kg+3iF+p9+6tv+vMPhTZ56y5HL5cR8tsDlywVe&#10;11V/uaR2Ts3M1nO8IDhcTiEQCNRduza+aWpyum52bt6hahWnZZieSkUN6obhZ7btoZSIHM9XfL7A&#10;9IqOttGNufUnnnrqqcUnn3zyMw+L/fv3MxKPkw01NWLZ45H7AgFZt8pOzhQcvCBwNm8alsEpfG+v&#10;WijPm5a13vT1+QxCiEnpNkYIYfv37yeEkHfHdfWBgQHbo2elK8mUuLCwEFA1jThkx/U169aeD/t8&#10;2d2/8itfqDCQZZkuVipSJpsOVirlqNvtMuobGyaaG5syy1Ysn21sqJ+IBCPj0VZrIpUKcC8++w+u&#10;crm0nuM42ef2FiVRLN3X14euVfjEISS/ZPr79/CJxL2CoihSnbNCyzIx5+eJTgix9729BpLsi8dp&#10;HyHcBKfzTo/blmXZZJQwi1lum9jL8vnU9Fxecc3OTwcSiWRLJp1uKRaLzcVCsUZV1YBpmg7Ltpht&#10;M8IIkXme89vM9hKOcmaxJL9y+PA9NmHrmM0MwhhPCOEZYxwlhKeUchzHcZZtE0qIncnlcrqmtMZq&#10;qqY3rYrlCCGfeUgePHjQubBwK3Lm2LGqdDodNnQ9rGpKuFxWQpZliJIoFl1uV8opu3KCU6pIoqD6&#10;PO5yMBLKHn766fkTN28q+/fvf6+CH4jHBV5RgmdGrqz7wTM/3JxcXOxklKkrV608vv2+bYNCIFAk&#10;n4Pu5ng8zu3p6hLUVodQLHo5p6JwLq+XV01TlmSZN60yr+k6LRR0ahhFSoiDiJbF3MGg5uL5yoYd&#10;O4qUUpsQQrZs2aIODAyMfeWRR0v3bb3nVDAcStdXNWR9olguORxWMpm0ZvN5c0vHXmtgYMBhGCZn&#10;W4zjeWpVV1cr1HKq+/bt+4yfCHwZICS/HGg8HqddhAipURIqGrdql9KlhnnLcngD/sW6uqpJYgqV&#10;7/7Vn5i67mBRO8cN52yPtrjYubS01KXqpl/geN4yzciJk0MPH3/z+F2Kopctw+At25aJzWSOUpHj&#10;eVMUpbI/EFh0upxLHOV007ar8oX8+kq5TAjHVQSRT8mSnOQ5vkx5TqeMGZTjCKGUcIRSSgnhOI4Q&#10;yjFKmOmQHbPL2lrPtzR3TJNo9FOduNLf3887slk5EgyyWUKsvXv3GvF4nFaSydZD//DCw2eHhzea&#10;phkjhErEtkWbMY4QQighJsfztixJlFHCmaZJeJ5XGhsbx/bu+epfdHV1XSeElN79DDEgx94YeHPj&#10;8y8e/NX5hYWNPM+rdbU1Z3bufPCtUL18ra9vl/5plvuDMMa4wwcOBMZKperi0EKVyPNORqgrvZSO&#10;zM3PNi0tZSKlUtFXURRHpVwWNF2nlFIiiqJeV1tzc+vW+08WBeE1xlj+nSUtbNu2berLL7881ep0&#10;zisej3FXX5/xboi+85n07NmzYiWZ9OqK4jdUzW2ohsjzPOfxfIYPA75UEJJfUPF4nAuHw6JlpZ2S&#10;5Ha4eOLNqHbNmaHhnqETQysWEokqURLEcCica29rW7QZ07PpNNE0jZYqFVqplB2aYYZN22q0bCtK&#10;CeFNzWIZNeOkhPIu2ZFzeX0zTqec8XmD5epYTKuprdZi0apKJBotBvz+os3Z0o3rN9c/99zzy8ql&#10;ojccCF27b+vWw2u619ygPF8UKDUJsy2O4xghAuH5d76Qwtu7JfIcbxGByxGLS+YUJf1pLoE4ePCg&#10;a258vHXk4sh2taLIa9auud7f/1dvjI7OFCqalg+FQ1dj0ahYLBa9kizrkiSWff6AXhWJEJ/fL0uy&#10;XD01OdV9ZfxKt2VZYqVcSZTK5euaahmEEIsxRg8cOCAGOa7+9cETWw4+99w/SyaTd1GOaE2NTSf2&#10;/NLeg93dK0a2bnus9GmV+ed57cAB78jlc1uPvPrqhvmFRAshzMEYJzDC3JquB3TDlClHLEHgy5QI&#10;OUnic4IglnhBqBjMWmiavlUI1dX9TJfxww8/rBFCtJ/+eX9/P39xaLAmPZ9aMTR0Zt3lSxfv01U1&#10;ZJmWlZxP+Mqa5t3X1ZXZ/6mUHr7MEJJfPPRv/iYuF1JCw/mht1omp6bDhWLJy4gdLBVLTUtLqU2a&#10;qrdQjnPahkUWk0tmJp3RTMM0TNPUGGUqJVyFEKIKkshzAu9njEm2bWuyy5HoaO84u2r16sv1tfXX&#10;wr7AuOWwFr0VWlR8Pn1+fp51dXWx0dFRtkZVuRvhcPXs7Gx9Pp8jHOU0t887vmz5ymc9wcj16enp&#10;MiGE7Nu37yO6ESmh9NPvakzfvCkdPnKk4dTJE18hhNRdGR+/vPOBHXTT5ntOe8rlVPiBhwYe2Lr9&#10;IuU4ngmCEhLFfN7hMKo9xF8p0+UjF893DQ+f9WqqLsqynF+/bv31Bx7aebatqXXRGY0arx044JNN&#10;s2nw1KktR46+dn86m91AOS7VtXL5mb1f23O0tan12H07H01/2uX+MIqZFScmp2KJxGJtuVSKyk6H&#10;LUiiKYpisbahYSkajSjRqlg+Eq1KxWLRhUgomPR4vHlRECqWSRVPyJFNJArKh22McPapp0SzrS1k&#10;WVY0nU8Hxi6fdz//d6NtC3Pzd6XTmY2aodczxpymYZQSyaSsFovyYDT6hZvxC58/CMkvmHg8LiYm&#10;tdrjx4/tHho6/VhFM6oppTKhNk8p4SihPOV4gzCi24xZlmWaNs8pPq83G4lEE9FodMrv8836/P6k&#10;2+303JyeWHP27NmdpmnyHW0dZ3bv3v2nsbrQjaAqKguEGMn5eeu3PmA/1754nFMqlfDi4mKtpmpu&#10;h8OhVsWii0TU571eb+XdMbl3J7B83lQt45Wu6a5UJpOeuDVxs35qamrzwYMvhFVN+05v75Y3PMXi&#10;UkGW5zo7O1nf4KBN3xnP/ZM/+IPYiVMn7h8bG1vh9Xoqj+5+9Efr13Ufr6qqm+O9tuKzZLOUyUQT&#10;mWTHsYFjO0+dGtpeKhWjTqfz1qa7tzy3Z88TbzYGYzd+fOKEsm337s98HPJdrUKwcO999xxd1tp6&#10;iVDe6Qv6y4LDoUoiXw7XREsul9MMUK+pq6otxmJmuTxu53JuO18qsWg0at97b5/9/q7Ud5196imR&#10;bNjgWpicjF15642eixcubpmamlqZzWb8mqYLlmmJoiSFBIEXeIknhmHo4XCwIDgcxT5M3IFPAULy&#10;CyZAiOvc6Pjac2dH1lcqWjMvSB6bWZQjpCII4qLH473ldMlzAi8uSaKcC/j9uaaG5mz7svZCKBAp&#10;OyWuTEWxInCclillW+aXEhHTMHVKKefyurNOyZX4+td/K/NRW6VdCof5UnKhIZfLtjPCZF7g08FQ&#10;qFjrCFfuhJ1jdu36dzpX+u6t5tbG//7KoUNk6OTprYlEYtlrR478siSKrvu33vVc0HTmtm3b9hNl&#10;uXrlyqJaVg5v7Nl4dNv995fqG2OZkilkRFHUnabpncsmVx89OrBz+MyZjclUqpYwQusa6t/s276t&#10;/66e3ivhRjHZveXBz92mAV179xqpgYHZluXdi1WCQCv5vJWRJMvr9VobNmww/zFb5zHGuBOvv954&#10;5vDhuwePvb59emq6TVHVkGVb1OvxTtTVN4w01NfN8YK07dzZsz25fC7kdnvmWxpb5onTmfsyb9cH&#10;nx6E5BeM6fEY9XWNc2vXrz86MzV1jTHKB8NBu6Y6ptbV1mfq6uoWJFlO80TPG0ws84yVZU0rzxOi&#10;/+Z//O33NtdmjNFv/eH/EbFN2yKEEJ6nplN0aDzH3VaFGNA0YSZbqE6nM/WMMY4ymvc6XLmyLN8R&#10;SxkopSwej+d6OzrO7XzgAbehGeq58+d3LC2lV7/++mA+FIxM9HR3nyOE5N7/e9/o68sn3e5REgpp&#10;TqfTUhTFJZmF5bMTE8uuXB1rO3P2TNvU5ORqTdOlQDBwqXdj7+gjux456YhEhs6dO1d+4lf3fy5b&#10;R5QQRrZtUwkhH9vJLTcOHRJPDQ+tePGFlx+ZX5jfSBjJNzU1nu/q6rq0vmfDrc7mtluabdvP/PAH&#10;G1VVJZqmF7rXrh3p3bhhui+VUsjnYMYvfPEhJL9gfud3fqccj8eHdz3++Hk5neZJLSHlsp8JgmCv&#10;TqetQdu29/3u77F3dpX7iUrm/V2flFL2x3/wB0KlVHLbliVwAq8R27ZMw/jIiikej3N6MCgXr4xG&#10;NE2LcBzHgn7/bGtTy7ymabfdimSM0X379lFCCBkbG6O/+Zu/SScnJwW3rsuE53nd4TAlSVL37Nlj&#10;fBKtine6hIvPf/e7b/Tt2K6VKuXo1Svjm5dSqe5z584+FAj5jNeef/5aRtPKHkKcVBTd85bi5mzm&#10;qKQWpKtTc9L1W9eCly5cundmdmaLoqhttm2TaCQyce/Wvjce2L7jpfr6+gtvnjuX2v+v//XnMhw/&#10;SalAgEsmFl35Qt5lmEZ6/br1p77+9X95sLO+/mTJ4VB1PR87/vJA7+WLl5ot2/bJsjy3YvnKoVBV&#10;1RzduvW2nxdjjDt06JBICCG7SiWT3gE9GfD5gZD8AnrnGKsPbbHd5jAgNWzNqShKiNm2aFu2Ztrm&#10;bU2UCIfDIikUQqViMWqapp8XeL2lte1SdXX1VXdV1Yfe1zszPrlyuSzqui4/+/3vy8sbGwXLtrmm&#10;WIxeGRkRNUXxjScSMUVVHQG/vxCpqpo68K1vJcgnt68p2/2v/lXppWeeudW9qvvEjevXO1Vdaxs6&#10;febRQrnke2D7A8dVo3Irncw2LaVTrel0uimbzcaKxVK4WMw7S6WyYFuWmxd4SRSEQiQWnf7aE098&#10;f0NP7xG+XM5mNE19/5rJn4Myxsi+fftoV1cXjb4zaeVOPlpr8+bNWn5x6rTL49FmZufam1qaRmrD&#10;4eFld99dGRo65B4+dmHLK68c/vWldGoFpbzg9wfSNVVV47zbnSEf0IpkjHGjo6OCqqqCR1V5xTD4&#10;mWJROPD003KumA7oOiE/iHnzhw8fzu7cuVP5oDFSgJ+GkIQPxBgj/+fv/75DU5WAzSyRctRwuxwK&#10;5/n5FUs8Huc8hPjSxeKKqanJNk3TPf6Ab6mxsXFWdjiSo6OjP1G5Mca473znOzwhRDzw3e86DEoD&#10;Wi7XcmtycsUr18c7EouJYKlUEjRV4xRNFXVVd5iW6bItm3e7XdP33bv1jYcf2f4yIWT2k3oWlFL2&#10;6vM/VP2hQJbned00NIdu6A1XRsd23rx+Y41pWgXD0LyWxTy2ZTotm1HKEcUhy4mqaGza4/UsBcPh&#10;pVAgsNTdvW5hdXf32M6vfGX+dirpeDzO9fX1cSFdl4+/9JJ07/r1EjMMdz4155CJZA0OPrc4MDCg&#10;EkLMwcFB+zYD93OBUmpfv359IdrQUbIV5ZKDkOzqe+4pDL/wgvPMlct9B198YXsikajneV5mjJVq&#10;aqsTkVBorlgslt9/nXg8zv3Lvj7pwuuvh1PlfEtiMdk6OzNbc+PGtaqJyalAOp12aZrmsgmzI9Ho&#10;/IMP7HxBkswRQkjiMyo63EEQkvChTEuTDMtycZTjREms+AOBAsd9eMXe39/PK8lkWyqd7h0cfL1v&#10;/Or4CkHgSTgUTtY31CzZTqfS1dUl9Pf3O4mqhrRiseYP//N/rr95/bp/enbWpZTLzlK57C2Vy3XF&#10;cqlJN/Uay7J5nuMYx3EeRoiLMiJSjjM5xpKCJM3U1dbmvW7nJ74LT9l2VArF/AzPCdOGWa7lLFsy&#10;DZ1oqipwAs9EXkwG/J4Jj9dTqK2rz69evTrb1ta24PN750VOyvKynBNsu1AkpJJXVXNwcJDr7+8X&#10;amVZLjssp0MT3ITnPRVN8yhq2VPKFrwzc9OeievXHf/3669J+UJe1kxLoKYt6Lbu1DRDEgTBiobD&#10;Sy6Xx5Adkr5s+bLswWeeuaAKwtTevXs/d5N/PkhHR8e76ySX3v3ZwMCAHQ5G8o995StTV8avRs8M&#10;nY7kC8VsfX39bCgaLQ4ODtoX3norli0WlyUWZqIXL4z6vvlf/y93NpsNlEvlOtM0qyzbdjLKmGlZ&#10;NrFt3rJsJ6GkQjiqE4HXeYWiyxVuC0ISPtC+fft40ySiZZoy5TjqdMglv9+bCYvBD+wujcfj3Nzo&#10;qPf42aGNIyMXfq2Qz61lhAQkUcr6/f5sOBxxCbrePjc9LY9fvxpemF1ompmZWZFOL61SVTVgWzbP&#10;CDMoIRrhOIMXBKO2pvZmU0tLlhd4feLmzVAymQowwsRgIFResWLZtXVr1x5vb2kf9NW0f+LrCQOB&#10;QOmuDavHeY5/Y352rlxRFKfT4cxUV1dNRqtikwGfN+f1hTIOnk97vN6c7dFN0+SkgNPtMhXiqlQq&#10;vnyxGEotLXGpXIq+mcrRSqHAK5rmMSw9oOt6WKkoMVVVI4qihMuVSkRVVL+mqZJtWyYj1KSUGDwv&#10;mDzlTJ7nmW1b4uzcbMC2WdA0Tf769WtTuXz+qa89/rVsPB7X7qRW5ftt27ZNvdzff7LY3qSOXbka&#10;KBZL3W63K9vZsSzr9XqrmyOR2PefeWbF9WvXti8mEk1lpeS0LMt0Od26wylbMX9Mj4TDMzW1dbdq&#10;62oXZUnWM9msR3LI+br62uueYGwiUSrhzEm4LQhJ+CC0y+8Xz2RSHl3TvaIg8MFQqByJxnLE+sBj&#10;QGhzc7NUWlioTqcyy4uFwgpCiI8QwlOeY5IkiqdODj149drVx2dmZxuKxaJoGibPCKOSJJmBQGCh&#10;qqpqMhgK3vK4vZNOlzgfidXlWpqbdZfLZVqmyWbn5sSJyesup8vFr1yxXImGqsuGIBQFUSz89DKM&#10;T8K2bdus/v7+pb77qg5Q0X6ZMYmXbNvkZFkzDeO9lqwkCLbAcUwzZOfUrVvtb9483jM/N7d8cTHZ&#10;kMmkg0qlIqiaRk3LYpZlvn0GJaM8IbbIGCOUcIxy1JYk0fR4vOnGxsbZutqa6/5QcM4pSxmH6Cxy&#10;PJ93OhyWy+Opu3Dx/ONnh8/2qRWlPpcrRLKZbKiiaa6unzyN5Y7CGKMHDx6UC+PXm27evLHWYrY7&#10;FAqrjDHfgQMHfnX43Lm2VHKp1rJNwef1p1csXzG0YuWqk63Nzbfqa2rKnpDLpsRhyoKgUds2LNNk&#10;oixzqiRZxWJRGxwc1O/UFwj49CEk4WfE43GatixvuVQKK5oSskxT0lQtsphINYa8TgdjrHBg717O&#10;c++9QonnhC2E6AAAIABJREFUxawg8LJpOojf77377s28IIv6+NWrtqqqtmWazpGR8x1DQ0NNlmVT&#10;nucMt9s7Fm2IXmlqapxYvaqr0NjcVHDJ7pzJWE72cfls1ijPz8+r/9Nv//Z7mxS8ezjvtWvX6Pz8&#10;vPVb/+HXf2YDg9v17gQhQgjZs2eP/SETX2h/fz9HCOEJIbzD4aByLkdVwyiLNXKFL3ECIcSjGOWg&#10;XtJjieRC5+JCom5mbi44NTMlLC4mhUq5HNY0rc627AAjhBN4XuF5fkmSpCWP15dwu5wJr8djut1u&#10;yef38yLPL4Uj4XxVrEYNhgN6KBgoO1y+glMQsjbHFYmuq16e14ter14sFiU1m/WcGzkbqJQqLl3X&#10;UiuWLT++a+cDl2MeT7p31647NgQGDxxwDxx5ZffZs+cey+Wzq3hKvUvppc4f/vAHQVVVTdtmyZbm&#10;tjc3buw9v359dzoajSYCPt9cZ7GYozg6Cz5mCEn4IJxlGIHZmdlIuaR4LZuJCwuLVeNXry5rb+mo&#10;/95f/IVT2LE1NJ9Kt0zPzvpv3ZqSs+mUWCqWA5lCrr1ULpumaSUpR0qMsRxjpBgOhwuNDQ3Z5StW&#10;JtpaWy6Fo9VXiCxPOxwOde/evR95qPI7QfZPrgAPP/20+7m//9tqNVtszxZL9L8/9ecL/X/yJ9f2&#10;fvObCiHvBajDZavNilJsLpUrnvmFBTmVSglqpcKVSgpXLheooqqipukeTVX9+Xw+ViiW2g1dq7KZ&#10;LVPKqYIkcqIg+Jxut7OurnZmWeeyy3W1ddci4VDC7/cnPd7AotvrzeazqWVvvXmyraKUpZaWponV&#10;3Rsuuy5enOv7n3/boh8yg/P4Sy/5K+n0sud+/A/bzw6fW1aqlM262toLX93zxEsrW9pH73r44eIH&#10;/e6dgDFGT7z6qssfCK4yTGOVZdlBWZZtTdWEsmnazc0tFx7Yvn2kp7d3mLhcl7e9vXYT4BODkIT3&#10;o4wx8r3vfU/Izk36ioWCjzFb5HmeI4z4VVXryOYy91y4fEG7MnqpbW5u7u5ysRI0DJNZtqWIkqi5&#10;3V5SX1+/EItVzdfX107V1NYtVlXFlIA3MCdL0rQhSbO6risOt9v4tHfeYYzR7/3pn0bfPHNq0/CZ&#10;M7+sa4a0vmfD0M6HHv7+wN/8zfS23/gN9Tvf+Y5gllKRQy+/tnNqauoRQ9cjpmE5TNPkbNsmNrMt&#10;y7Zswphl27ZhWcwWBYHKskxC1VXp+sbGdFV11aLH5fadOHWyo1gsRoOB4Llt9933Dx1NrcdvZbO6&#10;x+OxTdPkDaNUc+Tw0bsPv/rK/YZhcD09PY729rbFclfX7E+HHGOMvvrqq65Xnnsuev3q1c4jRw7v&#10;Gh27skM3NEdVLDb2+OOPv7qmq+2tyXw5vfFTCkjGGHfy5ElZ0jS36CSOpYwiq2qBVxSL8bpuyG53&#10;2RmNZt89GLm/v5+vr6+Xormc3fH2xuaEkLfHsx988EE5LEnu46+95js/PFyTSCS8lOM0SskSpTTR&#10;1t56s6en98xda9cedFZVLRJCVBy4DJ8GhOSXFCOEHtizh8vu2MFpmsY1yzKfEnL8M//tvwoCH3II&#10;Eu/mBUGghNq2zQjhme/WxGT31PTf1hfyecPSDY7jOepyuecbGqNjsWh0pLa2fmrFypWFYDCo8xLR&#10;qMVLE9MTXa+/dvRhZtvlZSuWv9m0bOXs4uLiZzImdODAAa6kad6FhUTdYirVZFt2dHR01Nnc2rTo&#10;7O450t/fP+FXVXE0ZVRdv36jNZlMtsiSJDmdzoog8HlJdmbcTvei5JRSPo93MRSMzHi83kwg5FOq&#10;YrV6bVONFnT6NSYRPrGQuu/kyZP+cqlcPTsz4y1rGkeCtyp7H3jSYIzRI0cO1px582LvqdMn12ua&#10;VuMP+G+1dbSPOR3e2Ufeblm/p7+/nz906JA7vzi3fnBg4JGhodM9mXSmWuD4yoply1/ftn3Hkc2b&#10;N5/VJVdm795Pbnz23S5vRVF4nueFlw8c8OaLmZbpqdme2dnZ5VNTU3W5XM6ra5rlDwRmenp6hu7Z&#10;cs+zjJGl4eGzQiWZDFw9N9SQb2gtnz179taGYpHdqK/n87Oz3vlbt9rfHL+y6czwuXXXr1+rKxaL&#10;MdnhKLW2tA5t69v+47U9qyd8rmDBlUplut4+UuuObCnDnQcheYfo79/Dj46uFGMxIlhJwvExYmua&#10;3xImJmx51Sp7eHiY1NTUsK6uLkYIIaOjo5QQQhYWFuiOmho6SgjX5fdT1bI4SxDEv+J5j2mUo+XE&#10;VExVtMgZRfOX1bJf13VvoVB0JRKJ6K2JiWWaproJpdS0KF/I5x2EEI/T4bwYq6u7uKxz+c0NPWsX&#10;6+pqFwgR53lFyWYFQXMHg/bo6Cht83hCIyMjq46/eXyZZVmu2ZmZylcD4bPNzc0K+Ri3N7tde/fu&#10;tZ/5y79MbundfK5cKTVNT09vSWfSTQeff/GJ6em5qi2beweibcsuNvGdqQd3PXhocT4x3tDQwDU1&#10;NSqiLJfcTk/J5ZGLboejJFCpZBGSk0yzong8htPptAYHB+19+/axl156KTA/O+vMZjNByzStaDQ2&#10;EQkFkrduOWzGGH3ppZcCU9fG1zz/3HOPZ5bSraIozN999z2vb9+xbZQ6PFnyvnHYt956y1NKJBrf&#10;PHJk65tvHNsyPTOzxrRM0e/1jdxz791Hdz748Gg0FLp538MPL5FPqAXJGKOTg4PyycOH6xdmJ1ec&#10;PTey7PrV8Ui+UHAX8oVgRSnXmrrpIxxnybK4FAqHx+vqGsaaW5rGnFGiUErYpVNmaHx2au3o2NVQ&#10;OBTJ2kWf88VUouXKwEDj8Lnhhtm5mZp0JlPDbMb5/f7pVV1dRzffvWVi9YpV0+5qeXTDhh0FSilj&#10;jHGDg4Pu/v5+smfPnvJPh+XAwIAQjUY5QggZGxuz7oR9guHz7Y6dAfdl8od/+L96SZHUTs/Oto1e&#10;vRq0TZN3e7xWdXWVVlfboFZXxTRZchm8xOmM53TOMk1DJ4SJhGOGKRPbdhVLZddSMumcnp7mF5Mp&#10;R7Fc8imlUlVFqVTruhGzTNNv28xLOCIbhmlbtiWJouw3TNPPcZTjOL4QDARm1nR3X9ywYf1gbazm&#10;DO/337p586ZGCPmZRezvdG36z10c2fHioVf+t1wu1xSNRE/88i/v/XbXXZtPj46O5va/c3IGebty&#10;/4kdZcjoKJ+trRWCPO/QHcwlWJKL4zjb0vWKIYr5d8Yyf+EKMB6Pc11dDYHFm6m1I5dG+k6eOrU5&#10;vZRpdjjkfEtL89A999732uo1Xde9Yd+SVCaKoessIEnGpWzW/MY3vmERQhh9e0+/Dwsk+uMfPx0d&#10;OHTsd59//tnHKeXZY7t3//HDj37lkJROLxihUOj8xXPr+//uwIMzM9MPSZI0v2H9+jf+xa/82ish&#10;v3+077HH8qMHDogJWQ4aptk4fOZM88Cxgfa52dntqqZX8RxZ6ujsHHvooYde7bpr2bFslpQ+7iBg&#10;8Th3o7dXTHGc2xlwhucm5qPDFy7UjF6+0DY5MdWdzmQ6bNuSeIHPOWQ5HQlHinV19eX2jvalppbm&#10;yZamxktel2+ySEiur6/POnnypOPW6PnuF1889JgoCP7qqurSzRvX1cVUqiO9lK6pKIpTlIRibXVt&#10;sndT7/imTb3D9Q1VIwpxJvr6+uzBwUGpks02aqVSvUFMMZ/NFkP+cL5t+XJ9cWEhOHHjhqdcqciF&#10;YlFIJ5NCYmmJsyyL+Fwus6q2wWhvbVKaOzomiSwnH3zwwfJHPwGA/wEheQf4T7/z79rOnx7ePjxy&#10;fm9ZUdooR0RKBUsUBMXtdhfdbm9Bdshlp9NREiWpKApSmXHMMnVdKiuqX1PUWC6biZTLJa9hWIww&#10;mzHCbEqoSQi1OJ4joigSh8NhRkKRXCAYWOR5Sqemppsy2ewKwpjX7fZM7Xjg/sG7797yA5GTr1mJ&#10;RME9Nmbs6e//oNmhlDFGDv35n0vDyfnNz//ouf9lcmpqg9frmXno4Yefva938xHJwyd0jbNNyWQu&#10;4iKWbXO8IAiqmudTS2lRLelSPpNxJdPpiKKWq0sVpYZYluXxehaWr1g2Xl/fMit4vZmvf/3rv3Cl&#10;xxij3/ve92TJsqrGb4z3DBw9+tjNmzfXmKbhikZjs93da49uuXvzyfraxmtOw8icuHlT27dv321t&#10;/xaPx7k17e1Vz7/wbPzVw69+xeP1KHv/+d5vbb93+1FeZpW3jg/19h848Mvz8wvrfF5vYtvWrU89&#10;8dhXj0mSlNMdJidbTml6cjJ09frVFSPnRnZMTk2uZBazRVmya2tqx7f1bTu6cvXq04Hq6kTftm3a&#10;xzVBJx6Pc49u2OCoSJK/lMu5bkxM+JKpVN1SOtV9dezKurm52Y6yUuFFQdKi0XC2o6NzvK215Wx7&#10;x/KLNdXVMy5JMsQIZwlCzCSEGIQQIqbTksLznonJydrBNwbvO3P69K/qmlpjGKbFCC3IsqTGYlWL&#10;tXW148tXLD/btXrlxerG9llFUfS+vj6dUmoPDAwIxVSq9sXnn/+l0dHR3YapO7rXrHljxwMPXDs3&#10;MuK7MnpldWIxUacoFaeqapJt27bA8wbH8ZYoSRJjhJcdjsLmTb0/3vXoo6+XdH0crUv4RSAk7wC/&#10;9x9+s/3UG2/tuDx29Z+bttFpU85B3/7bMWYRi1FmUkJMixKTUs6gb88CZYQQajMmEsIEnnCmJEtZ&#10;r9c7HfAHph1Ox3QgEJhyOz25cCikRaojrCpcZbucTkMSRaNQyrpPnx6+69Spk49kstl1lFLW0dEx&#10;/OBDD/23hvbGi1LJymtuNxPFjB1QfIwQQnLOAnUUXbToKFFZdlIfJ0uzc4W1zz//3G9cuHj+HsaI&#10;o6G+YbqlpfWa2+PJMWLrgiCYtmkTVVNc6aV0eCm95C4WipKmabyu69S0TYHZtkQJdTFKREKoGfD5&#10;Umu6u49v3bb1qDMYPfnkk0/+o3bceeqpp8RgUAzMXJvvOHnyzb4LFy/15fO5Tl4Qi83NzWNb7733&#10;1OpV3W8E/f5p0+EoC4JgDQ0NGR8xnkr7//qvIwcPvfB7R187+lVJlr1dXStO3b/9gbcUVS3/6EcH&#10;/tlScmkFJ3DJR3c98sNdjzw6KEhSOpVM1k7cuLZp5MKFrmvj4/W5fN5NCKGxWPTmXes3HO7qXj3V&#10;3Nqc8kqeJeL15j7uSStHjhzxjw4NrT5z9vQTkxOTbelcxqdrhoMw5jJNk3O5nbmGxqbjd61fd663&#10;p/dWdUtLwSWK+aJtFzZv3qy++wLx7jZ6sm1XjV+5snJ07PLWoaHT3YnFhWbLtCIcx2myJF/p7l47&#10;2Lup58La7g2LoZi/oBX1vF9Riu+f0EMIIcePH/dOXL189w+//8OvT05OPEg5XqypqVmghOXSmQyn&#10;KArv9XiTPr//puxwFGVZTsTC4ZTT4zFURekcv3ZtXSadXe5yOScfeXjXsz1bt/5w586dFYxpwu3C&#10;mOQdIOaTMzvu33525eoVajqTi1YqFalYqQhqpSIWCiVe1Q3CmG0Rwr3dquMI4wjHZKdsOZ1O2+Vw&#10;WTXV1WpjQ30+Vl2V8rn9S4TjlohcWSIkWPnGN75hvq8LkcbjcVpLiKNnU4/ucEiugcGBhvRSumlq&#10;amLZ2KULu0WeWyGJQkldnJUqFUUsFvJCoVQUSoUSXywXKbMYxxjhVEMVdNWI5fOFDo7n3ZZtu6fn&#10;Zjum52YijBHFsiyL2TZjjBCOp5RyPGWMmYSxoiyKSdnpmAi73blAKMTJslw9OzuzKZvNduZLpbrr&#10;N27M3nVXj6+2tfMf/aL35JNPGoyxpRdeeKEcikaLzS3Ni6dOnd56/dq1u65fG++ZmZmuj4ReWS3L&#10;0pLX60+1tbVObNl8z0lCyNzPuSyLejxKZ0fnyLkzw+2ZbLb3/MiFNZOT02HbshVVUzo9Xq+xZcvm&#10;Qve67oYjRw5/dXR0VFpKLcWUSqVT07Www+EotLW2nlqzevX1np6N4y2trecThUJ699f26v/Ysn4U&#10;K5vlj7/1lnds7FKDblh1lBKT52nS5/NP19c3zG3e1Du7vqd3LOTzTW7o60v/dMgwxujw8Gs+WpZq&#10;p2ZnO48dG+gaOj3Ulc/nV6uqUm9ZVralpfXIXb13XVm9as3Vjo7WK26dzHQ/+GCF/LzWcKXiPT88&#10;sjGxmOi0bNspCQJbWJj32radbmpqPtu1cuVU78aNU3VNTQsCx1UEmeQkzipKQsBKZ7NXRi6eX3zp&#10;0CFpZma66fS54d6u1asvDQ4OjhJCSp/Us4QvFoTkHeCb+7+V7e/fM+J7s/qSuWYjJ+fzvE6IwMuy&#10;WGQlQdBFynmISSmxHbrMVE2jHCG27nRaXkWxNL/fEgTBlmXZnp+fZyU9a78zHsgIIeTJJ598/8ex&#10;/fv3s3g8rjY45GIsGslzHDU4SkRNUeuOv3Vi19DQUK9l27phGk7bsmVCiWRbNmczYnGU6IwQnVmM&#10;McoYoRwn8LyL4wXRpoxxhFODofCUz+ctcoQKlm27GWOywyFXYpHYTCAcSvp8vvn62urJsC90SaR0&#10;0RUIOOaTC939B/4hls3lWyljZjAYWooEI5no6Og/aZbsO5V9hTF2+cD3vpeKRKtmjx0bzFy8cLHL&#10;0I2qufn5ByihHKFsiue4V+7Zuv3SR140GlVXrVl5+jHl8ehbbx2Pzc3PL9M0bQ2zLZ0wUhQEfnr0&#10;8uXSmaEzd2maWm+app8QIlLK8ZIkpZevWDHyxNcefyZU23Rp165dxU+j1aPJsvHwIzsX6+trTxmm&#10;eS0SixWaGhsn6murxkXeMetdWMhv2L37Z84SHRgYcDiJEjnw9NO154eHm8eujnUmFpPrsoVcK2Es&#10;xvGcz2bEilXXXv2lX/u1H9y1uXt4w4a+dw/t/rnlunD4sPvU2IWGy6OXN2iaVi+IYtnvD9zweDzT&#10;XStXjmzfseO12ra2G2vXri28e6333x9jLG0QYk7NzFTPL8w3jF0dW/3asYEdTzz2SHpgYGASS0jg&#10;diAk7wxs794DFiHkvbGU/3HWokh0Qt57L/6P+37/vUriIyaYfBTu2th4ywsvvbh9KZWOUI6jlBDR&#10;0LWorlOR2XaZctQWeIFQjlZEh1jx+fyZWCyadHvcKZ4XyjzHa6IsO5PJVPvVK1fvMkzT1VBff/lX&#10;v/4v/t+6+toZQ7MjS6nFprm5uajD6Sw0N9YPezyBWdG2C3xY173D83rfvn3Ws08/LZbKZUc2k3Ey&#10;26YupzO7qmvVZUc0eqPvm9+0bvfsr5+HUspYPJ78flv78a8G3aP3b9/ZevPWje4LF85vLubzwdra&#10;+qs7djxw2BeJzH/kxQYHia+7O71+3Yax2bm5M3ML8zG1olRRjhqd7Z2phoaGdC6f07OZTCS9ZEmW&#10;ZToty+Zs27R1nRUckjznk9zzn1ZAEkLI7t27S6MHDlxes3fVTd2yeKcs20ldN0LhsP7CCy9Y+/fv&#10;t8lPvkwRQghxEiXyyiuv9w28Pvj44uJCl64bMuGI5vZ6i7V1dQulYolatp3s2bj+fEttw8V3AvK2&#10;XmxKglU9Mz23fjGx2K5pmquhof7Krocefqpnw4YzQa93TkylKl1r137ochBKKTv3xhtLtQ11F9wu&#10;133FQnHlqVMndrY3N53t7t2yRH7qwGyAD4KQvEN92Jv4/o8hMN5hG6aRdbpc1yVJqKOEkxiz/ZRy&#10;anNL85H21o7BYCiQdDqdpuRwWkGv1wqEfYYoyKokCipHiGFy1FYUvWlwYNB55crVVbzA6e0dHVPV&#10;VbHi7PRs48jI+ftOnxpamc1mvR6vd2LXQzsXN961aWrvv/2371Ve/V1dfFlVo2eGTm9LJVOthJBS&#10;bW3d6Lru7luOmzdzH2eI0LfHGsv9/f1qrKmY7+xsmLzv7ntPanpFdnk9BQ8Rp3bt3v1zJwr19/dL&#10;hixHpmcm7zv43MFtly5dXG/Ylsfr9Zba2zvKVVVV7mvXx5clEglerahuSqlbFkXKmG0Zup6rq69/&#10;s2dDz0FvgyP1aY6bvfNZ+jv/bp8lGZqmVRS1Ytk2yVdXV08tX7nycO+WXmlsdGzDq0eOOGuqqk9s&#10;WLt+0FdTk7vdgGSM0Vef/1FkIbG4TFNVL6E009jUNLqqq+s09XpvrbvNnXZuJBL5lZ1tV1rb2qaS&#10;qaV2XTOCjFK3F3Uf3CZ8UeAD7d+/3/7LP/3Tmcb6xtdvTt1UTp04Zc4tLKwTRdFcvmz5rW0PbH/L&#10;5JxTbrfbIISQ6OgoVUyBX3S6qOR22+lslrndqtPQzZp0Jh3UVdUhu5xCNpdreOov/nLXzZs3wqVy&#10;aQ1lpJZynFEs5BOLqZSma9pPdoEpSvX1q6NrL12+1GtYZkwSpYnW1rZjAa93eu83v/mJjNG9M/ux&#10;SAgpxuPxt8+pTCyR/fv32+TXfu0Df2cgHheKGzYEuHK58/XXDm9+5dVX78mks6sIZVU8z/O2bSuj&#10;o5fES5cuUss0lxxOZ6axsYEZhrkylUy6GCPTq1evfvPxr37tlWXrWkb6+h6rfBJl+7g5Lau0c/sD&#10;Yy0tLT8uFSu+zs62RKyqduTMmVP3DZ856/J7vOOPP/bY8dXLV13s3bxZ++grvofOzM0FU4sLjaZp&#10;CvV19Rc2b9ryZqy1da6np+e219ju3btXP3HilXQoHFrgea6gKGV5KZf2CrIs/yOKC19CCEn4UP/m&#10;3//75Pf/6I9KpKU1Mz01E11cTHXoqiElU2nOrFg0a2QpIUT0c5x7saU2QCzBw+u6I51LCZMTk3R2&#10;et47PTezdnJmapXN06CqadylS5eWWZYVsGyrIIjSouyQE1WxWLZr+Ypzvet7RgW/P//u5w8MDAgX&#10;TpxYeeTVo/dn07lWjhCtrbVldFNv7zHi938qB+Z+1M5AL//Zn8lGJBIYT8w0XPrRj1qHz4/cvbiw&#10;8JBlWzWEMQezGTMMU9Urakr8/9u7r+C4rvxM4Of27Zwz0I0MEAABkAgEmBPALAZZweCO1mNvjce7&#10;qvWsteWt8lb5qYnaB++Wt2aqJtgjj0eSbXk805ggkhJJiKK6GSGQAInUIInERuxuNDqH2+nesw+i&#10;ZuVRoAIlUprvV4UXFLrr3ouu/k78H6nYZyspjbWsb55qa21ZvT0xYTh/4YJcJpMWjhw64tqzZ88v&#10;lUVFs1+lubKWd/cd3qWUTpLeXuau3a68MempPfX661tisah9/74Dp7Z2bB7ctHfvyqfpGff398v8&#10;Cz5TPJGwFfhCoaqqeqShtvYKIeRTNx6kKZY3Gc0RtVqdiEQiKi6Z0WXySeWnfR/4/YSQhI/EEEJf&#10;1Gpz8hQbtJqL/BKJNJLP5S0iIlIKDGMwqVTpeMinnJieXzPvW9oQj0Yq4/G4Lbiyqk+kkqJ8Ps8S&#10;hmqoSFRECJUQSiJSiXSmvKbsor3UfstmL75nK7KmzUZbTm4wcGKxOH78+PE8Ie8GZNDrNd8YHNy0&#10;uDC/k1JBajDo39m5Y/ulYrN5obu7+5EXtnY4HKKkXmF/88zrOwf6rz0TiUSrCSEmEcvqCaEsT2mG&#10;CnzcYDDOt7W1vdbWuuFCU2Njnuez1lOnX287/9aFNo1aNf/cN795cffOzj5tKBRc9yEB6XQ6WYvF&#10;IpHE45K8VmAVCpkgCMn84iLJPSZ7/ijDMHR8fFw6ceNGZd/r5/7bwsLC2rX19XfWtzW/nWbZ+U8T&#10;kE6nk80nEuZF/0JZIpkyyeTycFlF6ZxJrfY1tbcXKKUMIYTp7e1lqqurRaZEgvUSIpZIJAwhhOTz&#10;eSqTyfhsNpvv7OzkBwbOUrVanZbL5RxDCMOl0youQ2Xk/jaqL+aRwNcFQhI+lsFgEPzZUE6t0mQo&#10;ITlKCBsKrzZduXRJ4p33qryzXl08HjMKlJpEDKNgRCIZQwjPisWrcrk8IZaKmTSXtQqUD9fW1V5+&#10;8tiTvRUV1ZNEmg2IxYZ4d3f3BxZeUEqZf/nxj42zs9NHbwxe78zl8ka5Qr68c9euC43rWy9aamri&#10;j8M+t6amJvH5k79uvfDWhe5cLruBEbE6QqmokC/wDEOCRpNxoH3Dhre2b9+2VFVWNc3IZNmludnt&#10;r5081eKZGNeUl5VdPLD/4M1tre0Ti6GQ/3cDj1LK9Pf2ylNyuWV6bHjT3Tt3G+bn54ukMhnX2rx+&#10;uKWpud/pdC4eP/7FbQ35NMKLs+vefPPcMwPX39lktRbfOXTw4Jv169rmt23b9qkaNG1tbeJ7E6Pl&#10;qyvhigzHSc1G83RlZWVQxnF5t9vNKhQKpYjjlKUWizqxsmy+PbdUvrC8WJ5MpBSUoYxOp00X2WzL&#10;xcUl4wMDA159QUt1Wk1YKpVGCcMwyWTKVMhm1ZTS9xa3AXwkhCQ8kChJhFQmTYWCQChhRJFIzDBx&#10;e6Jmbs5bzHFZViqVrOg06v7KykrOVmzP67RazmK1RtUape4tl2v90M2bdpVavbRp06ahckux++69&#10;e7GPG8b8zT//s9Hn87X85rVTT4RD4QaGYWL1a9ee37Z185XphQXvH//Znz0Ww5HVkQg1GQ0Jg9E4&#10;E14NpSlDChazOWkxm7n6tXWhlpbW4bLSiutSiURYjUbXXDz3RrPb7a7VaLT5b/7HP7nVurntukWu&#10;vbf5fatYB198URK1WLSsSmp75e++XzrwzkDx2Ni4PRyNbMxlc/U8z5vz+Xx6ZPiW5vhz31jatLMr&#10;QD7tYpuHbHBwUCJEImUn3zjdeXN4uIsKNNfavP5G/do1A1KpNPFp3os6HCJPMKiKRaI18XisNMNx&#10;spL16yQqpWbdeY9HOjIyIguHQqo0x6nSXEqZzWZ12UzOkk6lDDmBFygRKCMSCaxYzJWVlxY/941v&#10;XGnduO2u3mgI6rTaEMuyZDUcNIejUd0X9Tzg6wUhCR/L4/HQMp2OFgoFSonAMIRQlVIebWpqnCkq&#10;Lr7HikSxNbU1I5UNVZflclOqUCjwhBCi5nnZaizWGY/G6qhAeY1a7bOaipYkZnOm58///EN7gQ6H&#10;Q1TrH3gqAAAanElEQVRbW6sORYLr33r7rYP+gL+VEMLaSuyePbt2vyY3Wu/0vPA/HouAJISQjuef&#10;LzidzhsN9U3zyWzSrJSqEnKzMmRmNSkxIXxOLFZSljfdnpoudr319tapmZnajR0bvfv2H+xbYzKN&#10;JjQaIZ9KKS69ebL07ZMnleFIRHxuakp1z33B7vP5WxcXF9bF44kyQRC0MqnMwrKsmhBCOC7Da7Q6&#10;icViYR/1MxgfH5fGAgHbjRvv7D33Zt/OeCyqbG1tu7Z3z753TLHM0rqDHQ+shnTt2jUFn0pZvPNT&#10;iv81OSdP/vxfzaHVUGsoHC4jIkY+OTll++EPf7gvl83uymQy97t+VCAMw4tEIt5sNqXr6uv9RpMx&#10;LFer8gtLCxrPhKc0EomVReNJeyKRmDToNCtGsykokUiEeDRmjMXCanLiBIZb4YEQkvCxTpw4QX/w&#10;gx8UlApVnmXZgiAIlBGJVhqb6i7brUXjgkieVInFybzqTOL+Xk7icDhEZTqdfHZmZs3C/EITI1Cx&#10;TqUNaVTyRD6/Knc6f8TKI2IhYzAU7s9BUkop89JLL6kCczPtfX3nn5q4feeJPJ83aTTaoT17Ot+q&#10;qaubvjM19bhVSaEejyfR1NTEGeTli6FQSKitzfGJsRSrKCqSLizOtV29fOXQzMyMym4vvf5n3/r2&#10;qbqmNZyEyOJ+ISJLeEO6pUVv6907U+0Li/ONoWBIF1gJSAv5vIQSRiaVSXJlZWVprVqbWg0FNZFI&#10;VJFKpeI2W/HAM88+415TVjW898AB7lHdvNPpZCNeb+nld67uPXv23LPxeNzQ0tLa/wdHjv1rY3X1&#10;2NodOx7Yw3W5XGLv2FjFxStXnhu/fbspkUgYC3xBmuEyJZQQAyuW8nmeZrLZfMRWbJ8vKS+9qdPo&#10;AwqlLKZSKOJyjSZXZLUWLGZzQSGXFwRBoPMLC5INLe1qEcNk6soqIxqNJpXOZsNqhSosEYvzuXxe&#10;kUlzcnKiiSEPbccUfF0hJOFjMQxDv/vd7+alUmlGxIozBZ6nmWyO5dK5nLggWjz+nf/8geDabDJJ&#10;ZvN588Tt2+XJVNIml8nZstJSJcuKO25dHd3oGR9Xy+TyaHPzes9vXn7Z9fS3vhV96aWX1HG/v/bk&#10;a6eOTE5P7ykUCmalXLm4c+cO9+aOzS6dzRbq+fa3v/QzKB/k/rBxjhCSczgconJzk20utdLhfuWl&#10;5tHh4TKpVCwcOXy0f9u2HYNSkSg1P7+8ZejmYJ3H4zEvLS0rU6lUUT6fsxV4XsWyooBKrRq1Wq13&#10;KirK0zt27FTwhUJNX1/f9tXVkDibyU7X1tZePPrEkbe3tnXc2nb9eoR55plH8kyoyyV2ZRP1F952&#10;d/X1nTsaCARLKysrrz9x5PCvSu32ibU7dnyiYdbOTrfwv90ks+xbWs2k0ys6vZ5KpVLNSiAgSaVS&#10;uaJi2+0DBw44G+rrZ2xWa0ShVPpyLJuUrq5m2o8dyzIM84GFS++dexkMBumx7m6BYRjicrkSrEQc&#10;YUSiFM/zEi6Xk/b2Epa8r0AHwIdBSMIDqVSqgkKp5OQyWZohhGQznCGdSphyPC/63b+llDL/9g//&#10;oIn5/bWLi/OlYhGrJgzDD9y4XnOt/2oJl0oXU0K1Eol4PhmPy80W7Y0z3/8+t5rLVQzdGjo0Mzvb&#10;yXFpm1wmX9rQ0d63b+/+t8V6/dThw4cfi8UpH8b18styUqQ1L88Hq//ln37eMjg41JrKcJJ1TU2R&#10;p596asFeWhK/fXei/vqNG5WesfFdoVCoVuB5KSXMskqpXC4psd+sqalJd2zYMFtaUTWoUyrv8ISw&#10;wyM3t5w8ebp52bdszmdzyxs62i/+yR/98a/1KtXo9iNHYg++si9GX1+fypVMrnG53t7/1oW3960G&#10;Q3Vms2n42T989vza1vbr27dv/8Q9fobpEa5cuRLa1N5+NRaLTUkUirIbQ0Prz7zxRkUsHs831NUN&#10;tG/Zcvbo0aOzn/w9GUreLfL/W5rJyaxBp4urVKpELBaVx6JRrcFgUDgcjsKjOAAcvjoQkvBABoNB&#10;WGJJimXFcRHD0Gw2VzS/tFhWVF2qoA5HkunpoU6nU5RKpSS9r/ydPs7l6yanJ7fH48kKwjBsIZdj&#10;Evl8KRWEBKWUk4olSVtxyVJzS0vUWmSXxRmmwnXmws7Lly53Z7PZErlMtrRp0yb3kUOHf0bl8onH&#10;ZfXmhznz6qvagJApv3by7MZrly8fXlr2bagoL08d/w/HX7VYLRMjoyO2f/vFz5+d8841JpJJPRWE&#10;rFqtjtfV1800r292r2uqvyo1KJbK1fYCl0wKYqVSkiHE4Bm7teb06dNPLSwubC/k8+m21tbzzzz7&#10;9FmZyTS079ixRzbEOjLSp1q8G6s9c/7s01evXNsXTybseoN+5vChw79saa6/uH379g8chPwg23fs&#10;SLpdrlG5WMwqxOL1iUSiIZvJCEajcaGhqWnIIpd/7gbBrMEg6BMRTi6TJfxc1hLwB8yiXFx/orMz&#10;hZCEj4OQhAfq7u4WvGNjYZ1eu+jziQocx9lnp7z1bS0bS39WVJT76U9/WuATAU02lrYPjIzvHhwc&#10;POBf9lVzHGchlOYpw6yaDYb+oqLiQavZPF1XX5+sqatLm7XafCSRqDh/vu+Q++KlfbzA26QS6eKW&#10;rZvO7dtz4FeGEunk8ePfeuT7IT+Ky+USTw8Pb/jFL3/x7G3PxOaCIFSIJWJNmkvnTp4+/c1IJJzI&#10;cBmlQAWzIFCRRqOe39jRcWbXzp0319Y3ehmWDRGlMtrZ2ZklhDBDp0/L58Ph5kuXLx68eu3q5uWl&#10;5XLCkOCGDRvOPvfcH50zlpbePXz4MEcewWITSinj9XplY/39HadfP3V0cGhoXzqVVtqKbTcOHzn6&#10;s02bNw/mJYqVT1p27v0YQijp6ipQQvif/eM/Kue83ipKKWsrts+VlJSMGnO5zz0X3d3dTV/6+7/P&#10;S6XSDF/Iyf0rPks8lTG7lSRAfqfXCfB+CEl4IIZhyPf/5m/SGrU6RinlBZ43hMPhxkBg+RnCUL9/&#10;eUk+MjZeMu/1mqPxWB0VSC2lVM6ybNhgMIxs2771zS2bto4Zdbo5QkiYiERsgebWTM5MbT/9xusd&#10;k5NTrYRSjVavv7lz+3Z3Z9det0Ekuv3k8ecfWY/pk5icnGRmp6Y0s9OzJblCoUQkYTWZfE686PeJ&#10;xWJxrZhhqYgVZcpKyhfbN3YMNTQ09FfXVF3XSpRzvnQ63t3dLRBCiNvtluUSQdvNobHdF93u3TPT&#10;0y2pZFIrkUlv7tq56+0jh4/2F1VXz3R1dT2ShUtTU2dkb585U+wZG9v95pt9nbOzM+sEgefr6uvO&#10;Pf30H5yvry2/npMqwp+nUhCllBl2u3V33nijNLQSKBUxomxzU9Oy3moNrDl48BONJLw3F6nRaJj2&#10;9vZ/d2LJiRMnSNvaNWmlShVhRCyJhiOGVDRl1VvI3c96zfD7ASEJn4yIl1BeUBBCRIRhpIlkovxX&#10;v/r1UYaQdIpLq/h8wUoJEb1bTICREkISZpP5xlNPPXWyds2a19XFxeHu7m6h93vfky/GYk0XLl3q&#10;GhsbPhSNxeukYkmsvLJ84OiRJy6sa6i/5E/lvf/phRc+TZ3PR8JgMAh1DQ2+9o0d1+/evRtPcSlL&#10;rlCw8jxvE4lEWjEjkhCGETiOS07dvRPK53KcQGmF2WyyK2Ty/Ou//HmeEUTM4tKS+p3+q9XDI6NH&#10;opFwJSVMen1L89UDew+calq37prMaAw+ilJ14+Pj0ojPV3r1wt0qt8vdODExcTgSilglEkl4167d&#10;1w/uO3CmYt26W+3tHRzDfL7ebW9vr6iiSGcIBAO2ZCqpl8nEvoqKshWtVst91PAtdTpZT2mpLria&#10;sI7dGbGc+J9/reDzBUEskYaXRkamKKXJ91574sQJevncuaTVYvUrFIpcmuO0sUS0qCKVknye64av&#10;P4QkPBCllPz1f/+OcW5+vqTAF6QSsYTJ5/LKfL5gp5TGWJEoK5MrViwWSyKVSimCwVWF3qDz7urc&#10;+cvK8vJz6uLiyHvVZP7xu99V9A9e3zh088aGbCZnlMtkwbUNDZeefurJM0VW+yDR6CIvfPvxnYN8&#10;v+PHj/NOp3P08N7909v2blewAmtdWFpquzl0c++c17smy3HafC4vpNNpaSi0umvizp09b711QS6T&#10;yRilQpFTyuVJSgmNxqLKVCqtZwhRyxTy1V07dw49cfDwv6qLdXfUaku0r6/vS50ze/HFFyWb6upU&#10;3slx27WLV49evHSx0x8I1Aq8kK2sqhw6dOCJ8+tbWi7WKhTB2o6Oh9KYsVgsDJ8rqPPZrD6TyUhM&#10;ZlPYYjVFotGoQAghlFLR2bNnJdVarTRHqTghEkl+5fWq/VeurB0autVx985EcygSNUgl0kzX7t2j&#10;GsuWV71u7wwh5LfD9TKlKKE16hZVKmU6GUtoQqshK20Q4TsQPhY+IPBgDEOEP/8vWblKmZRLZZls&#10;LseJWTak1Wpu2ex2d1Vl9XRjQ0NmwbcoHb81qqyuriQtrS3+tfVNs96VlfDzx4//9kteG4slt+7Y&#10;dL62pvaOIOTNWr2ellWUBRQi2VJGJuP8fj/jdDrZx6Qm6QPdX1SUo5TGzp49G66vqvPVVtff8AeW&#10;1Nl0TlLI50k6nWZ8/uU1CwsL7bFYdAsvFEoTibgyFovyQkEoZLMZhhIiZhgRSxlivXnzVkc8mRS2&#10;bt78jt1eNtza2joz7nSmgxaLQAghnZ2dlPT2kl5CSLfHQ0+QBxdi/6ScTierlZGK0+fPbbt189b+&#10;2dnZJi6d0rEi8eqWLRudTx19st9eUjK9LRYLMYcPP7T/kSUYFN1jeFM8EbcWCnlWo1EnlQoF12K1&#10;suPj41K3+4wxG4mWX7g93riyErTPTt+zT03PFKeSSblKpVioX7vWtcNcFPWvBBqXfL7igRtDu4Wt&#10;Yjo4ODjV3tFeYBiGDA66EjqlelmuUMRi4YgqFo/piAghCR8PHxB4oBMOB1OlltOntbpMOpX25/K5&#10;2yqNetRstlxTafTDGnPGF4moClaNRr6hqVnCMoygikbTx7/znTz5nUUmx3t6cg6Hw9va3BxOZjKV&#10;i8uLHTeuD9XyhBC1SpHU6rUhrYSZe/UnP5mTJhKh7r/8y8zjUKf1Qe5fY5YQsnL/hxDy7jxZb2+v&#10;yKgSB+bnF6Xn3zy/YWx0XMRlOCaXy2cJobcNJpPXoNenorG4LRaLVPoDAXNgJbBrdHikUqaQbdbr&#10;9UtWkyVlsliyliJrZvR6f0Yml8eVcqn/N9XV08eamuI9PT0fer7oZ8BevdJf0nemryWw4l8vFkvy&#10;Rdaiq1u3bb2279Bel4WRL3QcPPjQj/EKWiyi6MykPpVKGRnCSGRyqc0X9O0e8YxUT09Py0LBsH5l&#10;ZcWUSnLGAl9IKhWKmEqtnWxs7Ijs3LlzqnH9+gmmUIinEtzMufN9LRcvuSs846PHdu7aczfVFxqa&#10;qp5aEYvFSaPZsGTSGf2xUKQuFovbUtm4dnBwcLWj48GVgeD3E0ISPpbD4RAVyeW6q1ev2UZHR60C&#10;z+fKS0vHN+/Yfl5lZq/96Z/+1+T7QuwTfdH09PQUnD/6UW5oYEBy/uLb7fFEop2nvIllWU4mk/uM&#10;er2nqqxidO26xrn0T360/LOf/GRVz3HRwy+8kCNfoTJiTqeTvXrqlFIuKpTcvOmpHOgfMIx5xphE&#10;IuFVKVTRtQ1rA5s2bb7a0tw6IpbJooGl+ZobQzfbpiYnG5f9y5ZEOqWOpxIbV1ZWt0+RKTEjEgkS&#10;iSQrkUhScrk8WF2zZvTQ/j2nNBHFFCHkoeybrK6upqElb6G2rjao0WqGKiqqFvbu2dNvKC3tPzQw&#10;kGS+oO0SRqORvT2cMKdSKQulguTe7L2iH//4x1sikfBmQRAEuVSV0+v1mXXrm6INaxs8dfW1I2Zz&#10;8ZQolQoFCeE27dghMAxDKaXBHCkENFr1E5cuXmr9+c9fLVu3fr12355DwxajfbFYXRI2GkxLS/Kl&#10;uunpqfJ7k3NlJUbbCiEk8kXcF3z1ISTh4zC1JpP63vJ825hnbN+yz7ebUkJyBWGypaNDVijo+c/c&#10;y3O7OVtd3XJra8stz8RtYzgSUQg8L0slEqXJWLx4YW5h1/DYaKa6unqkYW3D1ZqKqoF//tu/XfyT&#10;v/qr1EO+x4fG4XCImpqaxDKZTMbzUSnl4mr30O2KdwZvPXP7zsS6ZCopLy4qXurc3XWufeOGgapy&#10;W0gr0SXDhGQXFhaEktq1c1VllddC8bhmcWHBEk/FS1b8gcq5eW/d6upqNZfOFHEZTptOp7ThcMiY&#10;zWREtqKiO2UVpUHykEKyo6Mj73K5htbVNk6E43GpxWjME62W27ptW4b5ghooTqeTDS8uaubn5stX&#10;Q6FShULB19ev9XPp1EJ1VVWkprpqzF5eNWmzlvjK7fa0hJAMJ5Nlt27dmvvdijsMw/Aul2thf1fX&#10;L2x2++2+M2d2XHS7nwn4V2qPPHn0Wm1V1WJtTW3s7uSdnN8fsM7Oe9fVNTbOE4QkfASEJHwU5qc/&#10;/T/qhaVgreuiu3txcXlHocCLDUbDxI6dO67VlFWOaA2Gz7xo43hvL/+ywxGseeLYuR27dw/HIhF9&#10;MpWS+JeWpYEVvzm0GqldXFrqujV8q+v27du1Leuba3fv23Pa6XQOP07FBRwOh+iY3c4u22wScSaj&#10;Wo1EqidmpjZ6JibKFxbmLAHfiiYnFBRms9mzcePGW/v3752uLK+5l2XvrR44/Nzv9ozzhJA0pTTa&#10;39u7kjaK7zFZ2XCOi+kiMU7rCyxr783OakKhkDyXy/EGozFcW98wKVabVx/mPXV1dWXI+xa8fNEs&#10;FovCN3u3avLO3cpsJqsxm03Rw4cOvVlWXnZNJGZjGoUuJM3n4xPBILepq+uB86BdXV0FSmlYyrK3&#10;TDrdqtt9efrmyPDmV3768h+2b2jNyuQKq1qt1sXiUWkgEKhIRKP6L+M+4asJIQn/DqWU6f3e9+SR&#10;Qso+P72y/qLbvd0z7tld4HmlwWQaP3Dw4MktW7dfnfP5lno+5+Kab/X0ZAghXkKIl1LKkBMnmFea&#10;jVKS3qMPR1cbrvRfM1y72t+ZTCVb7kzdVVbVVEyairXTDocj+jhUSRl88UXJvE6x5vqSf93Ea/0m&#10;7717mrm5OVMikSjmBcpLJZKkvbRkecOGtkDHxo6xYovNEysUQnuPHfvY53Z/Qz53/yf03u9dLpd4&#10;97oWaYLnpVFCSBnL5mYzmezBgwe/EoucPooxl6PLOcpTRihIJJJ8Pp/nViMhr626bmzfvn2f6ezQ&#10;+6+Julyu5De+0b1S11jPvHH69K43zpzZwDCMTqlSGggl+dWVYGk6k9JSSpmvwtw3fPkQkvBbDodD&#10;/OP/e8IYXInVjnsm2ofHx/esrIY2UULERpNpeP++/Wfa29pfq/L5lv+0p+eh7tu7/wVFCSEZSmng&#10;5Zd/wK9ZU3d13OOpyHDpLZlMpioSiVUoGLm+k8TiPYQ86pBkhpaXJedfu17pmRjvisVjJUqlSlJs&#10;LYpu2rx5trGpccSkN00ordZFtd+fSRoshYPPPPO5wuz+XskCIeShL5x5lJpjsUy4vHy+tKR0+O6d&#10;KVOWy2ULeT4qFkc++3D+ffd7lUGhUDiXiiZS+Tyv8XrnOuKJhJxhiGR1NVji9/lMbvcrMvIl9p7h&#10;qwMhCe9hKvV69dkLb26+dq3/+XgyWUtEjF7EiHitWu3p3LX71Prm1jeWIxH/8w85ID9wIQxDX331&#10;1azJYl5Sq9XhEMsKuWxOurC4aAyvho0hk2mJPPpSYnSZkExVVdEta1GRTyuXM/by8mxxqYVTyXWc&#10;lBAu7/dnnujuzqGH8vGY48d5l8u12tm57dcWc9FluVzObGhqnnO7Rx5KY4BhGIFSGlXIZBdVOnXg&#10;8qVLfzxxZ2JbKpUqjcZi1unZe7aWLa06Smnus5TVg683hCQQQghxOBxMLB2Uzc8tmqKJZAVDGYOI&#10;YRYqq8oH9u/bf7mxqXnQ6/Mt9fT0fCnzgcG5OdXgwDubfMu+GkIJwws8x6W5EJejkY3p0GMxvNjT&#10;0yO4XK7VYDAYU6vVQjKZLBx/d0/o/w/FF154dBf4FdLV1VWgTqev+dvfDgZv3RJtffrp7L6HeAzY&#10;/fCLulyucb1e/6pGp1vyjI12+fy+ouXFRVU0kNS63e4QefQjFPCYQUgCIYSQnp4e+j2HI9vW0XqP&#10;EZPXBYEqy8vK57Zuax9SSXUer88X/jLnAblkshBaDYcIJSOEkJmS0hL/gYMHrtt1umDnX/wFT3oe&#10;j9Ny3zcECp8T8+4c9xfaAOrq6kqOO51DhiefTNVUVvomp+6WVVWvGTdotelgMIgeP3wA86gvAB4f&#10;lFLmlRMnZBFClFKZjFEUsblCQZ95/vnnC+RL3p/ocDjExWq10R8JWAWByiwGdUCmt4eff/75R3IK&#10;Bny9OJ1OdqPFIglwnFRIJvNbu7uzGGqFD4OQhA+g9N3TixiGIeQRBpLT6WRTHo9EpdMxnlgs3/MF&#10;z4XC7yWGoNEFAAAAAAAAAAAAAAAAAAAAAAAAAAAAAAAAAAAAAAAAAAAAAAAAAAAAAAAAAAAAAAAA&#10;AAAAAAAAAAAAAAAAAAAAAAAAAAAAAAAAAAAAAAAAAAAAAAAAAAAAAAAAAAAAAAAAAAAAAAAAAAAA&#10;AAAAAAAAAAAAAAAAAAAAAAAAAAAAAAAAAAAAAAAAAAAAAAAAAAAAAAAAAAAAAAAAAAAAAAAAAAAA&#10;AAAAAAAAAAAAAAAAAAAAAAAAAAAAAAAAAAAAAAAAAAAAAAAAAAAAAAAAAAAAAAAAAAAAAAAAAAAA&#10;AAAAAAAAAAAAAAAAAAAAAAAAAAAAAAAAAAAAAAAAAAAAAAAAAAAAAAAAAAAAAAAAAAAAAAAAAAAA&#10;AAAAAAAAAAAAAAAAAAAAAAAAAAAAAAAAAAAAAAAAAAAAAAAAAAAAAAAAAAAAAAAAAAAAAAAAAAAA&#10;AAAAAAAAAAAAAAAAAAAAAAAAAAAAAAAAAAAAAAAAAAAAAAAAAAAAAAAAAAAAAAAAAAAAAAAAAAAA&#10;AAAAAAAAAAAAAAAAAAAAAAAAAAAAAAAAAAAAAAAAAAAAAABfM/8P0JRRPhDRnAEAAAAASUVORK5C&#10;YIJQSwMEFAAAAAgAh07iQJkob6AgMwAAGzMAABQAAABkcnMvbWVkaWEvaW1hZ2UyLnBuZwEbM+TM&#10;iVBORw0KGgoAAAANSUhEUgAAASwAAAEsCAYAAAB5fY51AAAy4klEQVR42u1dDWgVR9cuIYQQQlCS&#10;oJKKIkGCiASMaKmlFoKEEiRIRUsrVSollFCkBGppS1qkWFqxpZaKBAkiJaBiRUWFUOQlFBFFRUVF&#10;kSAhBAmoqGjQwP12/Z5Jj+PM/tzdvXf33ueBIbn7MzM7O+fsmTPn5403CIIgCIIgCIIgCIIgCIIg&#10;CIIgCIIgCIIgCIIgCIKIHbk33mhwygqndDplk1O+d0q/U0455YxTbjtlxCnjTskFKC+cMop7rqKO&#10;IacccMoe1L/FKV1OWemU2XwLBEFIpjQfDGmrU3aDGd0Ac8mlpIyAublMrRcMrZlvjyBKlzHVOmWV&#10;U7aB8M875XGKmFI+5RkktQGnfOuUDlcq5NsmiGxKTpvAnC6BuHNlUq5i6drtlBanVHJGEES6GFQz&#10;9D+DTpkoI+YUpLiS5CGMz2LOFoIoPIOqhi5nDxTZSRD6BPRHZ8EIf8WSchPaXgWl/HyU2gB9Vte2&#10;4f4u1OfW+wsU8EqhP57gc7ntfODXZ4Ig8mdSbzqlB4rxuJZ4D6DPGoTifQOY0IwU6d5a0a9u6KuG&#10;Y5QiX2CnspeKfIKIh0l1Q8qJunN3A4yppxTMBlymCua6CYzsUgwM7BLG+03OPoIIRogNkCiOR2BS&#10;j8HkfsGyq6FMxm4GzDS+x9IyiiR2BsyQO48EYSC2VthCPc5zaXMWhOpu71dzRF+OaaVT2mH2MJTn&#10;B+AZdh1XcESJcieoWixBzudBSLehCO+iFBBaAtsB84d8TCZ606LjI4hCEU4zvvoPQhLMeeyotXIU&#10;Y3sP2yCdht2s2O7aeXEUiVImkDbYBL0IqSx3Jak2jmCi72YxmFBYycvVNa7kCBKlRAyroMQNYyvk&#10;6k1WpfBZXF3bnADXNTnlulPOOWVpxt7XSugTw9iCDWOzhJb1RGYZVXtIRnUJFtm1KX2eWtHXKaec&#10;8Li2Rnu2gxl8f66x68chl4yj2F0k4yIyM9E7QyjSH+Br3pKRZzug9X+xx7XyurGMv9NmvKcHIT4+&#10;H5BxEWme1CtCfI1vY4ewIWPPOE97jgrLdXXadY0l8o7Vzu6NMIyL1EGkTa8TVJk+lOUvr9PvKvEs&#10;9z2uW609d18JvvcuuEq9CKjjWkVqIYo5YRuwTHgRcDeprUSee1IF1/O4ZkQyNvwd4Afr5XV0/SEK&#10;OkGr4ZM3UU6MSjz/QzzbLcv5evH8d3HsHn6fpaT9Ug/WS/0WUYhJ2REwpMuZUrWdEsznuuX8PjEO&#10;reL4cxx7XspGl2BcQwEt5ztJVUQSk3B+wK/n7VKfhIJhX7FInznTkhG+fSWt19KetxPzwY9x/e3O&#10;L1IZEdfE2xRg+Vc29jfOM97BM1/Gdv8C5XCNUC/WnUHn2Ext3FxpbV4Jj1Ul5sVIgAgb3E0kIk22&#10;2djd8fPm310OaamwQ9gMC/acgfE0it8/edTTYrj/n1IxfbA88wyE+3kcQJVAaYsIPcE+DiBVDYfV&#10;xTjXz3LKMqd87pSPUj4Gri3VWqdcFHorvbjuK7tceywhRdzR6lkIQhyHwv5r113HUt8deAhUlui8&#10;agng/eAq5beQComguqq/A/j6bQlLVM71+w11VaZ4LNzdvpNgNGPujp/W9wvi2j6lUMfvpVgyTmr3&#10;HBb31IAZ6mPyCEvspSU8zzYE+CCeYigbwmsSdQcQ2fujLP+ce5+IuiYzOEb3dYbl/F2uGA1+y2W0&#10;uyN4yynv25gzlpqNafGhLNQOJuz4fvWZb+PUbREm/cJgAKV6ZwxtrZWSRMbGSXfLuSCcnP/Rrq02&#10;MSDn2BIsL/9Nq2kDEnJMYulaV4D2OgIo5Q8wyw+hQoncDiBV1cbUntzanzCcX4PJew/6nIG07KJh&#10;iWcan80h6pij3fs0jRlr3OgS0nEbzHkYS9hFCbRXi3nmNQ9H6N5T3syqyydl1kgUcRwxoea6uiDt&#10;+F1pBS6O77T043kKxqrZS/q03PM7ljQLNL2VvHcqhfNiMZapldgwGDLo7xoTavuDAB/QraTe8mJU&#10;lUhC6mUEOhhF4enc+4NW30O1BBLLzzvi+j89+lKVgjGTwexMZg2LdckDzFqd/wLH6rX73knh/Hhq&#10;2hDRPBzuWO51l8JHYpC2DnCJSASxrXIlrk0xtdWj1X1f6HGmXVvENvcamD3Ie+akYMy+FP35yCnX&#10;8L+rh/oN/y/BrperZF8j7pXmELM0SW0shfND2pLtsjBft5zz0H/FIjliJ/GxT+QPJiApYWbV6uMH&#10;OB53OicoVGUbdUJ5fRdf87MqrpS2ZPohBWM2U++PsHQ/p/qMv33i2t9x7GtxzF3yfiN+v5vCOfKH&#10;6N8Ci4T5ieVe/WNzOaY5O+IzZxnvvwSZVbuP3cupiOYKB0DId/H3J22ZcE4tM7RlUZ9WT1WadhCF&#10;7uYHcWxMt8PS+q7KUhiUTjMxQXxPUjhH6nSGa2C6+wNIZqq0x9Qvv13sx3SiLi1mtdVHuf5tVANO&#10;5/7vDPWe0HUT+KuWUW9b9Gu5NExAsQnQqx1/hOMXDfdI4r4oxv+5Jj32pXCe/E/fRNAY0VOPj6H+&#10;7pPYSdzmo3elMr4EmNUOH3G6I8a2Ov0U5m6EA0gtVR71DKdEIs2ZxsdvyQMTAPf8Wu14S1ot/LWl&#10;e72BOedMlvdwS5Lv+zT+rk6on20+S8RfGGcrm4yq0seuZTgph2Wn3p+RVWZ6+xu7aK9lj4Hpwyyl&#10;B0rJ2FWDUOt9lk2XPepYYDh2zRR5FO1VFvF5W8UzbRfH/zEtEXFuoUHF8D7epzH0Toz9bfDxRzxA&#10;ppUtZlXr4w/4twqHknA/5uLvF2j3S8sXXZVvLPW4Oq+/nHKzEEspm1IZ55pNvoQBPyDTynbscI1o&#10;voZjhV4KC93iKzHqETJnWhLX5tZJ7b39ZXjOyYT7Xe0zx4do9pANZjXDJ8XWjkJ+fYSydLlkZIZ+&#10;PbTcr9tnnSny+C4TfTmrEWotdD7zILXshXX8XWHb9JpRLKS5MTCwowV+nlua+1UrNg8Wi+M12C09&#10;qudatEihKoR0cwH6v8MnYw/NHjLKrF4UUimJSX8XerJqg4TyD5ytc6bJDRcWqT+5kgYXHXejQPTp&#10;Z4OrTU5LtnoPTMGVZD4FQ1gAqTENBrFVMGXYCHuzK3BQV2YMuyBRTYGpnvRTqAuzj38L9AzdHptK&#10;ZFopZVbzPXLFPUt6qQGdwh0olpXC+ph2zVty91DoTkYME1AyqjkpGuclerx2SB/HICFdxHPVp3CO&#10;NIa4VqYp+9OwjFxic4wWu43WvI0JPFu7h5HpDQYFTB+zuu0hWa0sQB8+0tr9Ujv/mf7VFQxrqTh2&#10;QsTcWpzCsZZK96aMzRNlJ/cjlq0VHtfqkuMsce4bLYXZRTC4OYZlc08Bn6/Ng2mNkmmln1k9iNty&#10;3aMfUi91XTt3WHd2hkGlYnJ90JM81HeqUjrm/3glUU1xv9daTFsuYzk4Ty1TNcX6XZO0ht24+1p9&#10;P2theJ4W+BnbPAykybRSoLO64RFpoaWAfZHZYp7g2CyR2kruNC3ymFTLMzL2dRmdM9ehG7yD5fZF&#10;/L2GclmLgvokQJ0zset7Hffq2YF6C/yMLR62Wjeo0yoeszrv8SVpLkKfpnTDSCyh6i3XLzD0vYVv&#10;t6jzqlYPI4PNgkFxzXpbEllxzWgxI2642aU9Vh5UxBdhUp1Pm9ir9aM2wPUDYmt/+l6+4aLOLRld&#10;4jOh+5peqgtfyibt3lkWFUGihqR5qksuMV58YV5CJdK/25aBzUXs2/0gDAvPoL7AX2oOwrk0uOaU&#10;yVyq0H4fNNm7CRuy+9pyb0Bc85XuIwmTiSGbtXwBJa0RD+PSas6EZF/AgIeCvaXIfevw287W7JiW&#10;W46/dPPg2078wzctJbnSkynCq+aw/VRzhr5uka5naW3VIK3b3WLY0kGnNUE3nsIP/A4P04UVKemj&#10;aw+z13KuTyQdrTacP53ljDoZnE93hWQu59NccY00bziiLfU245qz2v0nU/isXiYPv3A2xD/gWz2M&#10;QldmoP//mrLLaNfoCt/P+eYTfSdXDPOpVbtmplymC5OFHvz+M4g/aAaYVi9nRLxSyzOLZNWZ8r6/&#10;LXYP/whw/dE0hxAusXl1Tss4vRB/l/jouio0vVXOFt8sQ7SUizPUUjlPqlaP9ffWlPddZnr+KuA9&#10;eu6/Cs6CxN7PWvg5vieOPRLZp/s83G++0DZ7KjP03N0ekUsZbjnCwM72iMG+I8X9rhNS1ViYzQDD&#10;srCOM6Gg764axqOTWpagZnGNTMqxN6PPud0jqOWbnAnhB7TSoMyU8awqMzDxq0Le02TQq1RxNhTt&#10;HTbB73BcSF0nS2UJ5RFP6xJjaYUfzD0ekUKrS+xZlxoSdeay6K9XwvOxEaFmHoll4NtZXrLjo2qL&#10;XDrAtx58ILsswfbHkwprnBKCaNFCk+zkbEjlu1okrN/VknFBRp+lwUPtsoFv238AV5b7LgY2Gv7h&#10;bEj9e5or4tS75ceMPke7RUBw6XAV37R94GZ4+D59yxEiUixx3ZVJRzL4DNs8fHNn8y2bB23QI8kp&#10;3QeI1C/rM97/41nd5CrGYHV7bLOSwxNE8jTY4OEo3cMR+m+g5ltcBp6lxUeQIMqEFlsttPi4mJFQ&#10;siKKbuLoEETB6XGDRziaynIfnI8tgzPIqUMQRaNLWxinLeU8KLMtfoIjYaIhpinNO0GUCG26LmJX&#10;LXHn5pfroAxbuPgHIepYj3tmcpoRxDRd1MO+6qKMghqyjlUW+jxfdktDVz9lGYz+EHXMZLA7gnhJ&#10;C+/AiHUEmatzceSPdOmx7JeG2BV8YDFSqw1Rz7DMpEwQZcqsfrAwldcS+ua5NBwp611D50EPWQa3&#10;M0QdMgPxHE5boowZlomW7nqpSpzja4I61yNXgcl153g5DK7t4feErEftYoxwyhJlzrBcKWgZokcs&#10;UqsUJL4wBoEUqco6Arbxa1QhI4sDW23xDJ8Ia80ucvktsZxfGOY4QZQozX2l63i1TEB3AtbTIOKC&#10;5a3Gydrg9cRhIIowLC+zzxjOVSBa5CPt+CIwuQlOYyKDdHPF47weg36fU34Tv/vk8k8Lwz0Voh8b&#10;yiaBBTj0hCUgX2XIum7i3tUeS8Vh7fhEyYuwRKkyrGWYuz8bzilp6UPDXK8Ux3Yq9YmrLM83nZwl&#10;4N+Dkgur7DzQbouvYEvIeqq9onGKVOMyBrfKLTcesi3adhFpoB2ZbXq9dm6BvtoQ167Trt0P04dG&#10;2zUBVzePo5gjZWHAWy2K9t151KUSAHRCtD0hzqkEDk+1e37D8faAbSwWaefrSTJECmjoPUvG8CUy&#10;47T4oLvlmqQB/D2GXAnzIvTlF8vSsK1UBvtQXIHBIO5OaKGEl2kv70/tnqe67gov9xb0XfeUSK1l&#10;+qV9F5EmOnpXz6Yklos5nK/UpR6R7PU9/HaT+p6J0I8ZFtus46UwyCss0tWmPOparLZi9V1GnL+s&#10;siurIPqQ7l4RfZGPzvSFmCWWlDmSCJFCeloi5ycSmKj5uxnHXGayD//3WSSua7qeN2Q/bJ4qK7M+&#10;wOcND3U7H18kvIi7+L9K2JK45RODS8JOJAt44sOs3Ewonwq/RKNCnyBSQlNKbzWJFYGbA/OA4brT&#10;2jx/qJ13P843I+jVLllShFVmdWA74zI2Ey+pSTuu1/3Q5p4gfA9VcXcbF4m6HgVNKU8QMdJJFZZp&#10;dSHumStXF9q5Ty1099BwbQ4Mb04e/V4VNXhBFqSrM3nW5boaHDUcf1/UvR3HftLa/AbHb6Is078C&#10;kNByuv0WQRSIVuox/3YFzbspPuLj+N0uNotkOQYGV2WoQy4pa/Lo91BJSFkYvFh2ElyFuFcWZOE3&#10;ddlwjyrv+7ShpKulJB+iSDRTIRjOsSA7eUKn9cTiTzjHwuhcQ+rPNOv1vjz6bLMA6Mza4J+JYxfB&#10;uWejuH+hz5dmzINh5Tza+Ii7gkSKaOeomLdPsJn0DmygWiAVHbZkC8+B6bVb6p4pN5a0ci3P/h7K&#10;tJTlsbZti8CsVNllufaWXKPjpT3SdhR/9JGuqkguREpoqEPMyzDlXogVkO55cj3PvtqkrI6sDHZc&#10;0tU/Fnce90W2atfOE2t5tS6XxnI5uVtokK62k0yIFNJSl0fqLSWBnYO7TVcYh2bU/52o60qEfh6K&#10;S19d6AFui9sK1t0ZtIRT3qddtxR/x2QWXi12VqNBumLEUiLtdFUDptSKD3KLyQtDeIKMhqh7He75&#10;K0L/bFLWyrQPrInTDsVUd5Nh3f5ESluu/RSO79XuHTH4GCqzi26SBJFRRuaaRBzTjoWOFQcmWB+x&#10;L8czZf2OL8CLpO0yxBdBFmXZftOUpVaYLSzS9FxPOO2JDDOsBRb7qptRFOl59sVmd9mS1sH7Pi6r&#10;9gBtVRgseZ9Kx1Dt+jlSwhKS2GZOeyLDDKvXZEMFyUvRxdkC9ueGgQdsT+PA1VoSS3Qn3O5qQ5uH&#10;LQxO6rUmKF0RJcCw7mBeLzCck0bVewvUny2WeFkz0jZwPcXsqNgJVMWNLvquds1D/F2Oaz7llCcy&#10;zrBeiVhiOH9CXDOzAP2xCS69aRu4s3HEu4rYh3cNfTgozv+Lv2PcGSRKgFnN8wuFpMVvf6tA/TIF&#10;67yapoFrS5OyzaDbmsQuyDwRouZHTnki4wxrp5jjFzyuU7ZWrQXql23zbUVaBs7EUS8VuU8fGvp0&#10;UvxfyylPZJxhyQxUF32ufavAfTubyjDKSC7xOI2prGEwago3M8rpTmScWVXoH+OU9e9jSw6H2Wns&#10;2ESaJBiDq9BlTnki4wxrgTanl6Ssf9WWPIZbit2xU1nIoOH6SYn+neOUJzLOsPryyS1Y4D7uTpV/&#10;oZuLzKJcW5XSAdwF156POOWJjDOsC0FjvRWxjystm3FvFqtD3YbO3OB0IojEac+1d9qbT2jjAvfz&#10;qoFH9BSrM6YQyL9wOhEEAR6xPRU2WR7LwRV8TQRBgE8stiwLmwvdka2GTpznKyIIQuMVJpusbYXu&#10;xKmid4IgiCwwrN6kYuQF7UA1jMD0Tizm6yEIQuMXzQZe8aJgERxE7OhX4l7x1RAEYeEZpt3CDYVq&#10;vJ+7gwRBhOAZOww840ChGh81NN7F10IQhIVndFhc+CqTbrjFsh5t4GshCMLCN2YURe9tCYE6zFdC&#10;EIQP7xgqdAh1t9FBQ6Pf83UQBOHDO7YZeMffSTf6ILMpqQmCKCbDajfwjseJ6bGciudbGqzm6yAI&#10;wod/VELRXphQ6tRfEQQRkYcMFSx6g1PxHkNjO/gaCIIIyEO+L1jATzexBO2vCIKIwEM6ChJDDwHD&#10;TOFkaH9FEERQPjKjIHzEDXvM6KIEQSS0UuuIu5FtRfMFIgiilBiWyRf527gb2VNwK1WCIJJiGkvj&#10;EDicOurzuGeTgZcMxP2ApvjtK4s02BeYuZkgItGQS79jMdTz1E3qGvKetsTjvFuyO88uwkCrjLez&#10;OO0IIi8aWi5oeKZ27guvlRM23/oQIn0u6mgM2f4MU1boOB/QZOH+oEiD/RHan8upRxB50VCNoOPt&#10;4vg8cfy+U26ijLjSmFOeiPPXnFKH/5fn0YfxxBJTOBV1piXhhNPuPbQ/j1OPIPKmo5mgo4fiWJ0l&#10;w42pvIt73Nh4V/Jofzgxm05LhpwDEet0RcuTIe+RKYPIsAgiGg2uAy0tEMdUcuRlTmnViquof0fG&#10;sHL+/9wpU3m0bYpA2hvXg+2O2/8HImUu5D1jZFgEEYnuPtN+uym4bhmWawtCLi/7QvbD5Je8J66H&#10;PBVnAHltDV0b8J6vtfbrOf0IIhTd/aszFqx0XlG+O/+vdcph/N/klIVOmYNlZA2yZtXgt6v3ehhW&#10;r+xc+4GBp5yJ60FvxJnhGQ+s6mkKcP1Cre17nH4EEZje3LAu10E7Swzn3Z3BvRoTcxXs+0PotNwy&#10;GKJPrYb7R+J6YJPvz4yIdY4FjensXPNca/stTkOCCERnFRrtnEWewFrtuqMag5sKyaxC7fLZfJPj&#10;eOAGU7aLEPf/ZDn+B+r62ud+Pc31Zk5DgghFw0MeTGYSS7px7PhJcwPXnGEBNruWwn7rbSje3bLR&#10;Kedw7Wge/RqP3bbTXfrlK7opGw7LOZUN9rLH/Xr8+OWcfgSRFx2/Z0nP51XugJkt9am7Ks8+3Y7d&#10;e8Zig3U2wH0/e0ljQo814nO/Wy5yyhFELIyr19VjOeWYaz/l7hA65S6Y2YRmHOoq1Ffjf1dhXxdz&#10;X87EbotlcVQc9LlHN0CrtVx3XxquieNfiXt/4zQjiFgYhKt4vxnguippNoRdQ0WPriqnJqb+HDDw&#10;li1RKzWFNP3V554B7fp2jyVjTjpPaszqI04zgoiNYU2ZBASc64KUdc9wzk2e/K5ughDVFtK5/5fY&#10;Q65bYtds87lnnibu3cFx12lyM5wm6yGWTjsya8xqEacYQcTKsJQOq0Yc+xKK91doVZO2psT/lzVe&#10;4Oq49kE5X43r6oNk0rLE2BuI+pAmo9FNAe/9XK5NfRR80nRhHDsUN7HOvoA1tGsX8hZsOFpgzFbF&#10;qUgQgeixS5ofQIDQ6bBVu6dRueqIY65e+5EPPV8M0B+TuulUURVjwmAtyfIEysOvOS0JwkqL1YYI&#10;DRexVJwAI3It2D+EJKVWPjmT7kssI000eSQEA40vbaBl63FViPsbDSLkCBjZFQ8mdA9cPKwB2++c&#10;mgRhpce7FubjGpj+pdFSJc6NyN+Ge7fnkxzVkidiJOoDjkR1y3GuP2Hz/zNYsauyV1tHz4TuyzVi&#10;2wmJSrcZaeWUJAhPWvzBFQS0Y/MM9LfeIAl1W+pT9zSCRt8K2JeWJBiWyRp1fsg6ZtoiLIDjP4Vt&#10;yH2tnZs+9VboERMJgvCkGcWc6jQ6koLJV5al5IR2fK+4Z24efTEFBh2P+oC5qAxL6LLWGI6fk9IX&#10;pCfZ1iNOM4KIlWnl4PC8QO7mwYew2nLPHdxXhd9H/cyW8mRYuTgeLhfEEDQAZz9nOP627gSNXUC5&#10;VHzIaUYQseqxdL2yq2I5DH/BRYiQslytYLACGsL//xP3/hihH9UFYVgR6jprOLYA9e43nPs36PKQ&#10;IIjAdHgBEtMJDx2yKlcM98YWDibtDKvJcEztIl633LM3n3g7BEFY6XC1pGNIU9csDOsrKXBo5+pi&#10;6Et6GZaPWHjT45rvRPsbOeUIIhLNLdRjuYtz72q2k1XaSiiXT0jkkmFYaMMVS//1uWZrFB0aQRDT&#10;tDQLdLTL45oaGZAPSSkU/T2NsS+ZZFgTAQ3NlK/hv5x2BJE3vdWF1UFB6Z6z2WOVG8PqC3Htz7bY&#10;1IRxvBbD8K+mgG12Yidpe5APUQmM8ZdwD7uL8CuzMtDnqZAMq0m3gC9bhpVHn1wbkLEUToJWOGj/&#10;6IaQTUmfuoVz+V9Bkn7E0Ga9Nme+LAOm9UcYP7oU9Hc8j9Rcz+PerU+CYT2Lww4rgQG/HFtq6/j6&#10;1KRtE7cHuGc5nE3nJdSnWs0fc2eBxkKOw7IivhN3U2cNwiQdgcFkdUJtfYjnHkF47wvwl/0ihQyr&#10;JY97bvqFS87j3ei85UXUSkfisHRPaNCPpHAinFaKSRmY0HCdq/jcpY2rGx9sTgJ9krs+nQVccuTy&#10;SWMeoO5ZWOY2imNVSIywHmqDw1iiTYLQ9PBF6yP2YTkicW5HW/d0tzJItO5m0dslIkW2xlyfydJ9&#10;tGQZVkpfqgr7+o84thSM7BiisZ6DZfEBzbblXlSpEdvS/XJyCefzXNCMvhH7UCXa25eQ1HRLLHUf&#10;IjPMQZHU87SMlQanXN0vdlGe7Vci1ttfYFb9+N0lEv4+T6NklTJamZ+E8/PVOJOolsFL2IcxOqwd&#10;V75YJ6UeyQ0DLcb1sxjafyX+toFhVRRgDN4S7f2MdFADkPQmsVRaHLENGdLkHXH8mG1JLt6NW67F&#10;NNYHYSdYi2PvizbWkCK8l6VJMKwzUeJhleFLUCGlD2jHVcqyfu34T+KLXB1D+59peeUqBcN6IiSE&#10;9+LSm0Gy+ARL3EFLnLMpMKoDCJNdE7HND02SkojpNKXvZoFx5kzvIQaC+wTHepWuEFEQ1C5tN+bG&#10;QZSd5R4OyRIPK3IAv1Oxp+IpD4Z1EcTpMosekZijH1/kLmz/j5kksgjtXxbLyyYcOymSZg5r+py+&#10;GNpchF2yQZQRwTTWIgdlRczj3GVyERHj/NDnnjik2QrhCOy6kP0uJOmn4kN0H8z6hFaOJbXZkhFa&#10;MUUcHYpa6UC+Md3LaODdidvupiQz6EnOgaAVIxvAl3lMu25tDP34VNR3Hcxp0iDpXAFj6UlipxW7&#10;cW5bFwo02WsNH4xHkKjWi9BFHbpEFLCtRty7EYzpCEIDT8H+6iTMWXrRXgfyDbTj/wpSiXFcTTHd&#10;D0StdHfYrDlluA6/A8YwKXbH/qctVfplVApYDj+Pi7DhH/YIpReMcT8ITEk8JwqkwxrzU7iDoDug&#10;82mKyLBqsEP4hUgdNx1twF2C4p73gvqkor57mknIBJhVn2GXsh7P0g3JWoZwuc98A8YxNmXN2RO1&#10;0m/D5iXkkvD1cDnCsHC/OLYLE7spYptzUM8RS1TXE3EuO336UiuT4DplHbb2lR3UiCVO/88RGNYy&#10;SIzDgjk/0k1EtFDAGwO00Yh21qi6ROzzffggDCPSwWGEC16P/ujOwqcpab02vqa8hN8nIbYxzEtA&#10;hoVQHp0WhlWBr/6H8mudR5tfehn0CYY1aDlfDf+yOh/bsSVYdn6H59kLaeIwJMr7GjN6BLONo4LI&#10;/4DC+Qv8vw/3Hw6Tsk0yLMuH4bIPM90YYbx/EvWswzG1kdEFaXeRuOZuUsaqGaeVRDI/dxoqPcvh&#10;9mVYd6DnOI0lyx9yjY4lhMxSMhlWygjQlyYsUy6ijVto8yiWSqasRFM4X2sh+N+gt1G6m33Qha3D&#10;Ek+ZDtxLeJzXK6W2hWGdMNxTExPDqsHyUC05r2DcJjF2nZo+8XNShnEcz8S+oefaXMVuK1HaL0Ha&#10;PP2kJBZBSGdB1E/BzKS1+z8BiaUOxqirsVzZCHun/dh5Gjcwouc4fhLSzF/Qc/Xjr2JkagfrvTyf&#10;/6wt3VrMTrOfSFMNcXxA7JIqie85QnFLg9bNEdtX7+0y3oO+/FQxz0e5FLSOoSmF4MqolTYYKp3g&#10;cL82Tu1aGm/dDmuvWB4cFUsJaU/UEaCdHktkyClIUEc0y+t3ChWpQVsGvS/0RhthiT6F3cuWGNr6&#10;XSw7P4MOS8+6NI6PQ6dYgqtzn0Zsv0Uk8e3EMvmgQUdHEyD7GJoycs2Oo+IXhopncMBfEsBGzb1m&#10;3KQvEkvFcamEFdFUnwf9EkOXtBPLs/VgFBUh+u1KBAtjHosazWD0Aoj5ISS2MW3XbFHE9g4rQ0Mw&#10;8X58FJTLzmnLfbEl3BU2WAeEZP0cOqwfyiFKRYSxqzXxlbgqv0H3nNfGZBBfd+nsukwwJhvD2i/8&#10;zZTl80vH5xj6VGVaduH4agRAlNv+g3HFbsKO2pTQlW2WOSM1pu7qfz6M2J5iTH8a3os1xIspUW+E&#10;PixXltnQ4am6l+Kj0okP2u/CqPYzLhGnQzElo2qyWLtvKPMBf19YMx9Wyy7BmI5o1+/Xdg9PCGV7&#10;LFEcIW0ovclB6KseiaXTv8LqXTpcL4xpTHogbdRqxzdqESlmRmynxpShGOeU0epBH4Y1ELEPdZgD&#10;n+Cdn/PJPiPLSTKsNz4wjMuZuCo3GY/2cNBfLsV6tGP7LAzroCQU7BLKZdK8GPrzrrY07cLXvkpb&#10;xuoMa1EMbS+DvqxCO94smObPMY17ly36hGBYAz4M62CI9ubi/Z2AhDqpuTrt17boF4CpVhkk3ao3&#10;CHcstsRuNCoq3xq7CX3pvgglSR3Vjv8rlyKam0gOxodxKKMfem2MaEHTpuIKNQ29zRj0VvvAKGtF&#10;LK7PYxzjvbYlhGBYvxnOVUpJL4/n+wHLu7W6sa/NLoywjucOA0/pjatyky3WeQ77K1/gCo1gjmmE&#10;otxwdiGkjHLl6RPB36YQXrkuQl8Om7b7xfn2OCMWaHXP0XRkI3ju9TG2USVsoPo8GNZGJVGKc4ul&#10;r2XMz64Y1hQpIpT6Iv6gCpZAWw847NPjsxzSxWmxXDgozq+W3uggqm+Eu0eLFrHyKb7ky/Poy3de&#10;hAOreNXOuwmMRaMW4XQ0zhDJov93LMatyhh3OX6/DcPZk0L6fKnTS4hhPSVFBBovk0lDc5wNPE7E&#10;ZqJ0XsB72th8Z9G5rLPc/7a26zgFaeWbkP1YI79YMHvYKeJUPc9HjxOyD7MMZgzzYmKG970is0Lx&#10;f9kglR1MUvEt3vFDUoPvWM0w8JJncTdyPnar1NJ7EYeFMnaeRmhK8nrb4/4K7D7VROhDtWBKo1AU&#10;HxaRG/qws7UuzoQChn4s0iSaH2Oo8zSMc+fmcW+FZti7NubnXWPzYSReG6s2Ay+5GncjewyNdHP4&#10;XxmjZWBM6yxLmScFCu+idqzmFHk82uMy1ITt2vYou2yCqVxM4FlXFyoiRgnQiSmgwkDcjWzjTmGw&#10;L7nHuYUF6kOTVxryAo/Hekh8q5Ma15BS1r4kEnEI27D1KRn3udicmJVCGuk38JJv427EFH/5RooG&#10;4fobRFqZeGWZPOf2lPRjpvJbTek4XTLwko64G6m1+BQ2xNzOjz7nO7HDsAaOtXOFweRmsgeCH4jp&#10;sC3vpLBvMwrBR7w4Y1fMbdzVjS6181c8XB6ecLoSZFjTdmqVKexbR8FWahbF+46Y21Ahbhst50d9&#10;/LR6OGWJMmZW1WmOWeeGQDbQbH9SjW2JPY/Y62384JXi3JAS/I7KjKK2rTltiTJmWM2gi60p7d9Q&#10;wYQMi8X747jjVZsy+opzMqJnvXauLkmDSILIAMNSfpZzteOzQtazEBm862LsW6VYrsrSkuSAPEha&#10;wy/SfT+ynL9vcy2BYWS8Zv4EkR2GNWqIc6/C+zQFrGOORt/vxdS3dovAU5nkgAzGkZrHjV/u5R7h&#10;BmZD3V9bzrtuLJMeDO0+MrN0choTZcKslP7qpmHFMql91K94SV2am1gujjDbFlvOv5MelFj0WGK3&#10;b57HNSrtd7XhXIXNQhaJRHMM90GUGcNScebXiGMqP+I1cUxtbN33qGuWRuOTMfRvqODeMmJQZHkR&#10;1o4CbiyvDKThmiqvbDKIkpBT0QAQllZfI1PCIsqFYQ3rQoBwyv/IIAjkfOrTHfon840WC/urZwbe&#10;sbhQ6+TI9lgiX56XQ/BGLz0ZxNtJTRmvImnO5DQmyohhPdJ2z98SoZvnGCQs30i3WrbsvFOkWeyv&#10;JgpiK2bxBfolxP2N2DGoF/GfFkAMrdSunYv4SlPYBazVl4haVAC3/MHpS5QZs5rjYZs4pTEsGYvK&#10;lHD2U+33PUTEHQWz259H/3YUzRdZi++kyu2QYqtXuYeEmB/6XDcJZvXcFIeKIMqIYSn7xQGDwlzS&#10;1TXBxNTxWlHPXmkDqUyFYujf1aIlssFuRF7rUYPhp/4lGIVCvl+LXxSmPMduZi2nMlEmDGtUuuMg&#10;HPQdDxppEXkGRnFPja6igYnRrYh9a7bovWcUcoBMqb+2BbjvifT9w85BC74Kt7RrR7T44Cr07kfI&#10;0HIa+e6uW9Kz59LiQU8QCdJirWQ84vg+kX8yp6WVq0QYIhmW+2vdIBu0tS5i/3oNdDlU6EHamk9i&#10;CgzMI13RLhIE9CLJ4l21xJN6LTCl5z76sVYo9J+KlFfVnNpEiTIstTG1Uzs+LphTDeLdb5WMTRMK&#10;cgaj00ndoySP/p3NR7iJe5DetISJaPO5r9Xj3E9aXUcM17wbJhQtdjmU/cdSTm+iBBnWiMGcocaU&#10;7g15An4Xv5drNCeZWVPUZB0QRF4kmnAiRGfOR9ktNDzYWJBQMW74GZUySxwbQiYaL+tduusQpcas&#10;6kw2VWLFctGgkmnWji0VjOuiOP61LQhBiP5tTzx+e4jOdMcR28YiMg753PMaUxMpoO4j6cI8Tmmi&#10;xBnWj6ZwMkKhLs0ZlLH2b1DIP1SMTuzef6pJbu1avXNBZ40B+3c1NSGgPJaFq0LWo1un78TfHzzu&#10;2WzKvadlG1ZKxmsIQTOHU5woMYalTHo+M6hX6vH/HBEwQJab4nq1ulmgCQWNsJc8KnTCgXwL3axa&#10;lh3KN4s5YKeiBuQSX4npARO2JF6+hictx6ssiRpzcaVmJ4gUMKvNJlsqDx2XLD8bVizTfrvQ/T4V&#10;OuPQ/n/OdbsN954p9qB9bDG5rw1RR61BJ7U0bHooxPC56GOjVcepTpQIw3pis1bXrnN3CS+ALk/r&#10;yzlh3nBPHPsGK5X1Gv38GbBv1RahYUuxB63BkhV6S8h6Pje45fyj67Ig3lbg/5nIB3czoEHpWk5z&#10;okSYlfQ2qYhYlxIOftKksm78vwQ+iUtC1GkSZJ6lIlu8RfS7FEO9LpdepB27I6zZbYzpFix06zm1&#10;iRJlWP+DYr0yhrpcRXqfJpHlomxaWTbS+tMyeG028/+I9bYYjtncdUYQ0bCC05kgQtHZEYNqJW/J&#10;Da44ps24FWl6aJNN1u4861puM2/QFPQv9V6UpAgiEu26urBPxG93R3As5hXX1VSlHXNtKwydfJCP&#10;g6O2q3FFO9eotUFbK4KIRrvKpGEhfk8G9SQx1FVryfvQm7aHtnW0O4+6JMPaZThfLWK+53TjNoIg&#10;QtGbtFtUUR8+zLOuLXEJLoV48O/zjZOl1SO9yxd5XPeFuO4tTj2CyItuTdnUF+RZ19XMREzxULZ9&#10;ELKepiAGcbj2qzRnuiWIjElYr9hjhaynM4nNt6Qf/lAcsW9gmjAW8Np9ulc6QRCBaW08Dkt0597j&#10;Bto/nvaHt5k4tOVRV1OIa3/n1COI0DRWKWwXo9hdtVpWVyuzMAhnMsdpCaJ8mVZFDHUciiNfabEG&#10;YENcUhZBEKmnd5t09XGWxMwRSlkEURYMyyRdjabKUDTAQ3xMKYsgyla62pLFhzmfung4BEHESeND&#10;psAHmZKuxMPY7DI6+aoJIvPMapWFvj/I8kOZpKzbmeTABEEouq6EJFUa0lUAKWsTXztBZJauN5Wc&#10;dCUe7oxlF2E2Xz1BZI6eZ1isAIZLYuXksdbdzddPEJmj518s9LyqlB5y0BLjuYVTgCAyQ8ctlhwO&#10;h0rtQRsM+QdLR4wkiPJgWGcs8a7eLMWH7aECniAyS782l7veUn1g21boBBXwBJH6FdK4JVZ7dSk/&#10;eLvFlH8PpwVBpJZufy1bI3CLsyQt4AkinfTaYREyjpfLAMy3JKwYDZPiniCIxGm11mJz5e4UNpfT&#10;QHxgkbL6OU0IIjV02m+h0w3lOBhDJWveTxDZp0+bwfeZch2Q2RbbrJFU5jEjiPJaCl612FzNL+eB&#10;sQX6G+S0IYii0eWAhS63cHDeeONvGpQSRGro0WYgeopeKf+Jn6MWX8MVnEIEUTBabLX4CrpLwQaO&#10;0H8D1WXh6uMcKIIoCA3awsZkJwNOgQfsgGWw/qYoShCJ09+ghf4OcHTsS8PblkH7liNEEInR3jYL&#10;3Y3QmNt74FZa3ACykfaaILJHc20eNNfOEfIfwB4PfRajOhBEfLTW4KG36uUIBR9Im0vAcEmHsyCI&#10;wtFYtSUgXw76ZOqNQwxmJew+qIQniGRozGb/OES9Vf7i6qhlUHdwhAgib9raTrVLMgPbavE3dMtW&#10;jhBBhKapbgs9uQajbRyh6ANsi1L6gkH/CCI0LT1jAM3kB3qrZZCf0dyBIALRUJvF7YY7ggkN+A7L&#10;YL+gzyFB5M2sfuEIJTfwtrAXD5iUlSCMNNPioQem+ULCg++aOxz3cCNo5igRxDS9vOlhGDpEm8bC&#10;vATX5/C85SWMlnVERIL4j07me/jmXmJU38K+jBk+TIuSFlHukpUXs2LIpiIxrRsey0PqtIhypIsW&#10;j2XgDTKr9Iq9D7h7SJQZPbR5KNipLskA03pBOy2ijJjVYzKr7DCtGx7GpbTiJUp5/rd7MKsbZFbp&#10;fGleinhX0urhKBElOO+7PZgVFewZZlqM8kCU2nzf7jHXyawy8hJrPWJpqXhaNJgjsjzHqz3iWSmj&#10;UNpZZeiFVnq48ajIpYz7Q2Rxbjd4RApV7jb8IGf05e7weLFusLIOjhKRofnc5rEj/tKRmb6B2X/J&#10;Wz2ygjCFGJGVedzrM48ZIqaEXnY7DEltL/sUl4hESufuDI8kpypSaBdHqvRefCuWgV5LRIaIJdI2&#10;Z2/7zFl6c5TwBJjtlLMeE8A1Mv2YI0WkYK5u8FkVDHFVUB4TodIj76Eqg0x1RBRpftYGmJ8HOD/L&#10;b2J0eQTkz0EUX8WRIgo4J1c55aoPs+rlTmD5TpCVHqE4VOnn14xIgVTlztN2jhYni7sLc8hnsozS&#10;gZpIaP51BPhocglIvDZxejycSFXZQ0UnEdN8cy3Wf/WxrXrATSDCaxLN90hyoYobIG0TR4uIMM82&#10;+JjYKNtAOi8TgSbUxz5bysofkWGYiTDzqsXHD1BJVd1UrBNhJ5efzZay29rNZSLhM5dmwM/PT+Vw&#10;hglUiKiTbVMAaWsU1/GrSMi5U4l54adUdxnZBo4YEdfEmx9gJ1EFTVvFESNgU3UpwJw5TqmKSGoS&#10;dkCaygUQ7Vs5YmU5R1p9AkiqcpWmMkQhJmQ1TCAeBPx60qG6fBjVIR8zBaVU38Yge0ShJ2gDFO45&#10;Mi4yqgCMKofr5nPUiKxM2CHGLiqZ996JD1GQ9z5M3SaRtgm8IqCSVTlWdzNRQObecS12/W4EfM/u&#10;fPiAu8dE2r+85wNO6AdYVtIANd3vtBnv6QEZFVGqk7w9hMSVA5PbQifX1Ly/ang8nA247FP2eFvI&#10;qIgsT/yOAO4Yuq9iP3UeRXtfK+GUPB7inQ3TcJgoNUJoC6GcV+UGXDq4w5jsu1mMLMpXQ7wbtfu7&#10;kiNIlLo+ZHsIfYgqZ2G/s5ijGNt72Bpyyaf0jtv5HohyI5haGKCeD8m41C7jDoR55k5jsPGegeX5&#10;jpC6RWmZ3svxJkhM/28SsTuAN7+pvIAO5Vso+mlB/ca043E7pNJTPvH7vaJx9OP9UD9FEBqRNWBn&#10;6lQexCU9/4chSXSWi0QgJKjvYaA7EWEMh2Enx7BBBBGQAN8E0ZyPQHhyOXMA9a3IeiRLMKc27Mz1&#10;Y4xexDBGrk7rTc4+gojOvLZCcngWAwNTyuOz2MLfgrC9bWmRyKDja4UB5hYouodDmhv4LaWHsGRk&#10;eBeCSIiQq0HE/TESrykF+ggYxCCY2jZINF2I9dSCOGHz/Yxd0Wd1bQvu70J922C6cQD2ajfQ/osE&#10;nmsCz7OBynOCKA4Da4EEcigPU4lSL64+728shRdTcU4Q6WNgzWBg/di+f1FGDOoGnrsHjJw7pgSR&#10;MQZWK7b390BB/TjjjOkZlOQDMOfo4I4eQZQ2I5sPs4etsAE7BQklTRLZCPRae2C02UUFOUEQOjNr&#10;gPlDJxTj27HUOgUGchvMZDzEjtwo7hnB7uQQFO17YDvVDYa0ktISQRAEQRAEQRAEQRAEQRAEQRAE&#10;QRAEQRAEkSH8H6geSZlLTZbIAAAAAElFTkSuQmCCUEsDBAoAAAAAAIdO4kAAAAAAAAAAAAAAAAAG&#10;AAAAX3JlbHMvUEsDBBQAAAAIAIdO4kCKFGY80QAAAJQBAAALAAAAX3JlbHMvLnJlbHOlkMFqwzAM&#10;hu+DvYPRfXGawxijTi+j0GvpHsDYimMaW0Yy2fr28w6DZfS2o36h7xP//vCZFrUiS6RsYNf1oDA7&#10;8jEHA++X49MLKKk2e7tQRgM3FDiMjw/7My62tiOZYxHVKFkMzLWWV63FzZisdFQwt81EnGxtIwdd&#10;rLvagHro+2fNvxkwbpjq5A3wyQ+gLrfSzH/YKTomoal2jpKmaYruHlUHtmWO7sg24Ru5RrMcsBrw&#10;LBoHalnXfgR9X7/7p97TRz7jutV+h4zrj1dvuhy/AFBLAwQKAAAAAACHTuJAAAAAAAAAAAAAAAAA&#10;CgAAAGRycy9fcmVscy9QSwMEFAAAAAgAh07iQC5s8AC/AAAApQEAABkAAABkcnMvX3JlbHMvZTJv&#10;RG9jLnhtbC5yZWxzvZDBisIwEIbvC/sOYe7btD0sspj2IoJXcR9gSKZpsJmEJIq+vYFlQUHw5nFm&#10;+L//Y9bjxS/iTCm7wAq6pgVBrINxbBX8HrZfKxC5IBtcApOCK2UYh8+P9Z4WLDWUZxezqBTOCuZS&#10;4o+UWc/kMTchEtfLFJLHUsdkZUR9REuyb9tvme4ZMDwwxc4oSDvTgzhcY21+zQ7T5DRtgj554vKk&#10;QjpfuysQk6WiwJNx+Lfsm8gW5HOH7j0O3b+DfHjucANQSwMEFAAAAAgAh07iQHnnugQEAQAAEwIA&#10;ABMAAABbQ29udGVudF9UeXBlc10ueG1slZHBTsMwDIbvSLxDlCtqU3ZACK3dgY4jIDQeIErcNqJx&#10;ojiU7e1Juk2CiSHtGNvf7y/JcrW1I5sgkHFY89uy4gxQOW2wr/n75qm454yiRC1Hh1DzHRBfNddX&#10;y83OA7FEI9V8iNE/CEFqACupdB4wdToXrIzpGHrhpfqQPYhFVd0J5TACxiLmDN4sW+jk5xjZepvK&#10;exOPPWeP+7m8qubGZj7XxZ9EgJFOEOn9aJSM6W5iQn3iVRycykTOMzQYTzdJ/MyG3Pnt9HPBgXtJ&#10;jxmMBvYqQ3yWNpkLHUho94UBpvL/kGxpqXBdZxSUbaA2YW8wHa3OpcPCtU5dGr6eqWO2mL+0+QZQ&#10;SwECFAAUAAAACACHTuJAeee6BAQBAAATAgAAEwAAAAAAAAABACAAAACHlQAAW0NvbnRlbnRfVHlw&#10;ZXNdLnhtbFBLAQIUAAoAAAAAAIdO4kAAAAAAAAAAAAAAAAAGAAAAAAAAAAAAEAAAAEuTAABfcmVs&#10;cy9QSwECFAAUAAAACACHTuJAihRmPNEAAACUAQAACwAAAAAAAAABACAAAABvkwAAX3JlbHMvLnJl&#10;bHNQSwECFAAKAAAAAACHTuJAAAAAAAAAAAAAAAAABAAAAAAAAAAAABAAAAAAAAAAZHJzL1BLAQIU&#10;AAoAAAAAAIdO4kAAAAAAAAAAAAAAAAAKAAAAAAAAAAAAEAAAAGmUAABkcnMvX3JlbHMvUEsBAhQA&#10;FAAAAAgAh07iQC5s8AC/AAAApQEAABkAAAAAAAAAAQAgAAAAkZQAAGRycy9fcmVscy9lMm9Eb2Mu&#10;eG1sLnJlbHNQSwECFAAUAAAACACHTuJANa6ewdoAAAALAQAADwAAAAAAAAABACAAAAAiAAAAZHJz&#10;L2Rvd25yZXYueG1sUEsBAhQAFAAAAAgAh07iQEVSmdFDAwAAgggAAA4AAAAAAAAAAQAgAAAAKQEA&#10;AGRycy9lMm9Eb2MueG1sUEsBAhQACgAAAAAAh07iQAAAAAAAAAAAAAAAAAoAAAAAAAAAAAAQAAAA&#10;mAQAAGRycy9tZWRpYS9QSwECFAAUAAAACACHTuJAfrqwLwdbAAACWwAAFAAAAAAAAAABACAAAADA&#10;BAAAZHJzL21lZGlhL2ltYWdlMS5wbmdQSwECFAAUAAAACACHTuJAmShvoCAzAAAbMwAAFAAAAAAA&#10;AAABACAAAAD5XwAAZHJzL21lZGlhL2ltYWdlMi5wbmdQSwUGAAAAAAsACwCUAgAAvJYAAAAA&#10;">
                       <o:lock v:ext="edit" aspectratio="f"/>
-                      <v:shape id="图片 8" o:spid="_x0000_s1026" o:spt="75" type="#_x0000_t75" style="position:absolute;left:3757;top:89141;height:2271;width:2271;" filled="f" o:preferrelative="t" stroked="f" coordsize="21600,21600" o:gfxdata="UEsDBAoAAAAAAIdO4kAAAAAAAAAAAAAAAAAEAAAAZHJzL1BLAwQUAAAACACHTuJAb/lVhr0AAADb&#10;AAAADwAAAGRycy9kb3ducmV2LnhtbEWPQYvCQAyF7wv+hyGCt3WqgixdRxFhF/EgqEXcW+jEttrJ&#10;lM5o9d+bg7C3hPfy3pfZ4uFqdac2VJ4NjIYJKOLc24oLA9nh5/MLVIjIFmvPZOBJARbz3scMU+s7&#10;3tF9HwslIRxSNFDG2KRah7wkh2HoG2LRzr51GGVtC21b7CTc1XqcJFPtsGJpKLGhVUn5dX9zBi7L&#10;Q/XHk+3xtN3c1t1vlsXj5GrMoD9KvkFFesR/8/t6bQVfYOUXGUDPX1BLAwQUAAAACACHTuJAMy8F&#10;njsAAAA5AAAAEAAAAGRycy9zaGFwZXhtbC54bWyzsa/IzVEoSy0qzszPs1Uy1DNQUkjNS85PycxL&#10;t1UKDXHTtVBSKC5JzEtJzMnPS7VVqkwtVrK34+UCAFBLAwQKAAAAAACHTuJAAAAAAAAAAAAAAAAA&#10;BgAAAF9yZWxzL1BLAwQUAAAACACHTuJA1VwmKMwAAACPAQAACwAAAF9yZWxzLy5yZWxzpZCxagMx&#10;DIb3QN/BaO/5kqGUEF+2QtaQQldh6+5MzpaxzDV5+7iUQi9ky6BBv9D3Ce32lzCpmbJ4jgbWTQuK&#10;omXn42Dg8/Tx+g5KCkaHE0cycCWBffey2h1pwlKXZPRJVKVEMTCWkrZaix0poDScKNZJzzlgqW0e&#10;dEJ7xoH0pm3fdP7PgG7BVAdnIB/cBtTpmqr5jh28zSzcl8Zy0Nz33j6iahkx0VeYKgbzQMWAy/Kb&#10;1tOaWqAfm9dPmh1/xyPNS/FPmGn+8+rFG7sbUEsDBBQAAAAIAIdO4kBa4xFm9wAAAOIBAAATAAAA&#10;W0NvbnRlbnRfVHlwZXNdLnhtbJWRTU/EIBCG7yb+BzJX01I9GGNK92D1qEbXHzCBaUu2BcJg3f33&#10;0v24GNfEI8y8z/sE6tV2GsVMka13Cq7LCgQ57Y11vYKP9VNxB4ITOoOjd6RgRwyr5vKiXu8Cschp&#10;xwqGlMK9lKwHmpBLH8jlSefjhCkfYy8D6g32JG+q6lZq7xK5VKSFAU3dUoefYxKP23x9MIk0MoiH&#10;w+LSpQBDGK3GlE3l7MyPluLYUObkfocHG/gqa4D8tWGZnC845l7y00RrSLxiTM84ZQ1pIkvjv1yk&#10;ufwbslhOXPius5rKNnKbY280n6zO0XnAQBn9X/z7kjvB5f6Hmm9QSwECFAAUAAAACACHTuJAWuMR&#10;ZvcAAADiAQAAEwAAAAAAAAABACAAAACOAgAAW0NvbnRlbnRfVHlwZXNdLnhtbFBLAQIUAAoAAAAA&#10;AIdO4kAAAAAAAAAAAAAAAAAGAAAAAAAAAAAAEAAAAHUBAABfcmVscy9QSwECFAAUAAAACACHTuJA&#10;1VwmKMwAAACPAQAACwAAAAAAAAABACAAAACZAQAAX3JlbHMvLnJlbHNQSwECFAAKAAAAAACHTuJA&#10;AAAAAAAAAAAAAAAABAAAAAAAAAAAABAAAAAAAAAAZHJzL1BLAQIUABQAAAAIAIdO4kBv+VWGvQAA&#10;ANsAAAAPAAAAAAAAAAEAIAAAACIAAABkcnMvZG93bnJldi54bWxQSwECFAAUAAAACACHTuJAMy8F&#10;njsAAAA5AAAAEAAAAAAAAAABACAAAAAMAQAAZHJzL3NoYXBleG1sLnhtbFBLBQYAAAAABgAGAFsB&#10;AAC2AwAAAAA=&#10;">
+                      <v:shape id="图片 15" o:spid="_x0000_s1026" o:spt="75" alt="c9514d16fd70679bf0495aeebb03c72d_compress" type="#_x0000_t75" style="position:absolute;left:21019;top:15216;height:475;width:1550;" filled="f" o:preferrelative="t" stroked="f" coordsize="21600,21600" o:gfxdata="UEsDBAoAAAAAAIdO4kAAAAAAAAAAAAAAAAAEAAAAZHJzL1BLAwQUAAAACACHTuJAukpuhrwAAADa&#10;AAAADwAAAGRycy9kb3ducmV2LnhtbEWPT4vCMBTE7wt+h/AEb2uioiy1qQdB2WUR8Q8L3h7Nsy02&#10;L6WJ2v32RhA8DjPzGyZddLYWN2p95VjDaKhAEOfOVFxoOB5Wn18gfEA2WDsmDf/kYZH1PlJMjLvz&#10;jm77UIgIYZ+ghjKEJpHS5yVZ9EPXEEfv7FqLIcq2kKbFe4TbWo6VmkmLFceFEhtalpRf9ler4W/z&#10;W1ynx+7yo9akDttpo9zypPWgP1JzEIG68A6/2t9GwwSeV+INkNkDUEsDBBQAAAAIAIdO4kAzLwWe&#10;OwAAADkAAAAQAAAAZHJzL3NoYXBleG1sLnhtbLOxr8jNUShLLSrOzM+zVTLUM1BSSM1Lzk/JzEu3&#10;VQoNcdO1UFIoLknMS0nMyc9LtVWqTC1Wsrfj5QIAUEsDBAoAAAAAAIdO4kAAAAAAAAAAAAAAAAAG&#10;AAAAX3JlbHMvUEsDBBQAAAAIAIdO4kDVXCYozAAAAI8BAAALAAAAX3JlbHMvLnJlbHOlkLFqAzEM&#10;hvdA38Fo7/mSoZQQX7ZC1pBCV2Hr7kzOlrHMNXn7uJRCL2TLoEG/0PcJ7faXMKmZsniOBtZNC4qi&#10;ZefjYODz9PH6DkoKRocTRzJwJYF997LaHWnCUpdk9ElUpUQxMJaStlqLHSmgNJwo1knPOWCpbR50&#10;QnvGgfSmbd90/s+AbsFUB2cgH9wG1OmaqvmOHbzNLNyXxnLQ3PfePqJqGTHRV5gqBvNAxYDL8pvW&#10;05paoB+b10+aHX/HI81L8U+Yaf7z6sUbuxtQSwMEFAAAAAgAh07iQFrjEWb3AAAA4gEAABMAAABb&#10;Q29udGVudF9UeXBlc10ueG1slZFNT8QgEIbvJv4HMlfTUj0YY0r3YPWoRtcfMIFpS7YFwmDd/ffS&#10;/bgY18QjzLzP+wTq1XYaxUyRrXcKrssKBDntjXW9go/1U3EHghM6g6N3pGBHDKvm8qJe7wKxyGnH&#10;CoaUwr2UrAeakEsfyOVJ5+OEKR9jLwPqDfYkb6rqVmrvErlUpIUBTd1Sh59jEo/bfH0wiTQyiIfD&#10;4tKlAEMYrcaUTeXszI+W4thQ5uR+hwcb+CprgPy1YZmcLzjmXvLTRGtIvGJMzzhlDWkiS+O/XKS5&#10;/BuyWE5c+K6zmso2cptjbzSfrM7RecBAGf1f/PuSO8Hl/oeab1BLAQIUABQAAAAIAIdO4kBa4xFm&#10;9wAAAOIBAAATAAAAAAAAAAEAIAAAAI0CAABbQ29udGVudF9UeXBlc10ueG1sUEsBAhQACgAAAAAA&#10;h07iQAAAAAAAAAAAAAAAAAYAAAAAAAAAAAAQAAAAdAEAAF9yZWxzL1BLAQIUABQAAAAIAIdO4kDV&#10;XCYozAAAAI8BAAALAAAAAAAAAAEAIAAAAJgBAABfcmVscy8ucmVsc1BLAQIUAAoAAAAAAIdO4kAA&#10;AAAAAAAAAAAAAAAEAAAAAAAAAAAAEAAAAAAAAABkcnMvUEsBAhQAFAAAAAgAh07iQLpKboa8AAAA&#10;2gAAAA8AAAAAAAAAAQAgAAAAIgAAAGRycy9kb3ducmV2LnhtbFBLAQIUABQAAAAIAIdO4kAzLwWe&#10;OwAAADkAAAAQAAAAAAAAAAEAIAAAAAsBAABkcnMvc2hhcGV4bWwueG1sUEsFBgAAAAAGAAYAWwEA&#10;ALUDAAAAAA==&#10;">
                         <v:fill on="f" focussize="0,0"/>
                         <v:stroke on="f"/>
-                        <v:imagedata r:id="rId6" o:title=""/>
+                        <v:imagedata r:id="rId6" cropleft="13765f" croptop="37299f" cropright="17810f" cropbottom="17292f" o:title=""/>
                         <o:lock v:ext="edit" aspectratio="t"/>
                       </v:shape>
-                      <v:shape id="_x0000_s1026" o:spid="_x0000_s1026" o:spt="75" alt="微信图片_20220215110121" type="#_x0000_t75" style="position:absolute;left:4304;top:89723;height:715;width:1234;" filled="f" o:preferrelative="t" stroked="f" coordsize="21600,21600" o:gfxdata="UEsDBAoAAAAAAIdO4kAAAAAAAAAAAAAAAAAEAAAAZHJzL1BLAwQUAAAACACHTuJAq1fCZLoAAADb&#10;AAAADwAAAGRycy9kb3ducmV2LnhtbEVPTYvCMBC9C/6HMII3TVSQ2jV6EAT3IqutB29DM9t2t5mU&#10;Jqtdf705CB4f73u97W0jbtT52rGG2VSBIC6cqbnUkGf7SQLCB2SDjWPS8E8etpvhYI2pcXc+0e0c&#10;ShFD2KeooQqhTaX0RUUW/dS1xJH7dp3FEGFXStPhPYbbRs6VWkqLNceGClvaVVT8nv+shmLxyC89&#10;JsfPH1y58qqy5MtmWo9HM/UBIlAf3uKX+2A0LOL6+CX+ALl5AlBLAwQUAAAACACHTuJAMy8FnjsA&#10;AAA5AAAAEAAAAGRycy9zaGFwZXhtbC54bWyzsa/IzVEoSy0qzszPs1Uy1DNQUkjNS85PycxLt1UK&#10;DXHTtVBSKC5JzEtJzMnPS7VVqkwtVrK34+UCAFBLAwQKAAAAAACHTuJAAAAAAAAAAAAAAAAABgAA&#10;AF9yZWxzL1BLAwQUAAAACACHTuJA1VwmKMwAAACPAQAACwAAAF9yZWxzLy5yZWxzpZCxagMxDIb3&#10;QN/BaO/5kqGUEF+2QtaQQldh6+5MzpaxzDV5+7iUQi9ky6BBv9D3Ce32lzCpmbJ4jgbWTQuKomXn&#10;42Dg8/Tx+g5KCkaHE0cycCWBffey2h1pwlKXZPRJVKVEMTCWkrZaix0poDScKNZJzzlgqW0edEJ7&#10;xoH0pm3fdP7PgG7BVAdnIB/cBtTpmqr5jh28zSzcl8Zy0Nz33j6iahkx0VeYKgbzQMWAy/Kb1tOa&#10;WqAfm9dPmh1/xyPNS/FPmGn+8+rFG7sbUEsDBBQAAAAIAIdO4kBa4xFm9wAAAOIBAAATAAAAW0Nv&#10;bnRlbnRfVHlwZXNdLnhtbJWRTU/EIBCG7yb+BzJX01I9GGNK92D1qEbXHzCBaUu2BcJg3f330v24&#10;GNfEI8y8z/sE6tV2GsVMka13Cq7LCgQ57Y11vYKP9VNxB4ITOoOjd6RgRwyr5vKiXu8CschpxwqG&#10;lMK9lKwHmpBLH8jlSefjhCkfYy8D6g32JG+q6lZq7xK5VKSFAU3dUoefYxKP23x9MIk0MoiHw+LS&#10;pQBDGK3GlE3l7MyPluLYUObkfocHG/gqa4D8tWGZnC845l7y00RrSLxiTM84ZQ1pIkvjv1ykufwb&#10;slhOXPius5rKNnKbY280n6zO0XnAQBn9X/z7kjvB5f6Hmm9QSwECFAAUAAAACACHTuJAWuMRZvcA&#10;AADiAQAAEwAAAAAAAAABACAAAACLAgAAW0NvbnRlbnRfVHlwZXNdLnhtbFBLAQIUAAoAAAAAAIdO&#10;4kAAAAAAAAAAAAAAAAAGAAAAAAAAAAAAEAAAAHIBAABfcmVscy9QSwECFAAUAAAACACHTuJA1Vwm&#10;KMwAAACPAQAACwAAAAAAAAABACAAAACWAQAAX3JlbHMvLnJlbHNQSwECFAAKAAAAAACHTuJAAAAA&#10;AAAAAAAAAAAABAAAAAAAAAAAABAAAAAAAAAAZHJzL1BLAQIUABQAAAAIAIdO4kCrV8JkugAAANsA&#10;AAAPAAAAAAAAAAEAIAAAACIAAABkcnMvZG93bnJldi54bWxQSwECFAAUAAAACACHTuJAMy8FnjsA&#10;AAA5AAAAEAAAAAAAAAABACAAAAAJAQAAZHJzL3NoYXBleG1sLnhtbFBLBQYAAAAABgAGAFsBAACz&#10;AwAAAAA=&#10;">
+                      <v:shape id="图片 25" o:spid="_x0000_s1026" o:spt="75" type="#_x0000_t75" style="position:absolute;left:20702;top:14472;height:2273;width:2273;" filled="f" o:preferrelative="t" stroked="f" coordsize="21600,21600" o:gfxdata="UEsDBAoAAAAAAIdO4kAAAAAAAAAAAAAAAAAEAAAAZHJzL1BLAwQUAAAACACHTuJAb/lVhr0AAADb&#10;AAAADwAAAGRycy9kb3ducmV2LnhtbEWPQYvCQAyF7wv+hyGCt3WqgixdRxFhF/EgqEXcW+jEttrJ&#10;lM5o9d+bg7C3hPfy3pfZ4uFqdac2VJ4NjIYJKOLc24oLA9nh5/MLVIjIFmvPZOBJARbz3scMU+s7&#10;3tF9HwslIRxSNFDG2KRah7wkh2HoG2LRzr51GGVtC21b7CTc1XqcJFPtsGJpKLGhVUn5dX9zBi7L&#10;Q/XHk+3xtN3c1t1vlsXj5GrMoD9KvkFFesR/8/t6bQVfYOUXGUDPX1BLAwQUAAAACACHTuJAMy8F&#10;njsAAAA5AAAAEAAAAGRycy9zaGFwZXhtbC54bWyzsa/IzVEoSy0qzszPs1Uy1DNQUkjNS85PycxL&#10;t1UKDXHTtVBSKC5JzEtJzMnPS7VVqkwtVrK34+UCAFBLAwQKAAAAAACHTuJAAAAAAAAAAAAAAAAA&#10;BgAAAF9yZWxzL1BLAwQUAAAACACHTuJA1VwmKMwAAACPAQAACwAAAF9yZWxzLy5yZWxzpZCxagMx&#10;DIb3QN/BaO/5kqGUEF+2QtaQQldh6+5MzpaxzDV5+7iUQi9ky6BBv9D3Ce32lzCpmbJ4jgbWTQuK&#10;omXn42Dg8/Tx+g5KCkaHE0cycCWBffey2h1pwlKXZPRJVKVEMTCWkrZaix0poDScKNZJzzlgqW0e&#10;dEJ7xoH0pm3fdP7PgG7BVAdnIB/cBtTpmqr5jh28zSzcl8Zy0Nz33j6iahkx0VeYKgbzQMWAy/Kb&#10;1tOaWqAfm9dPmh1/xyPNS/FPmGn+8+rFG7sbUEsDBBQAAAAIAIdO4kBa4xFm9wAAAOIBAAATAAAA&#10;W0NvbnRlbnRfVHlwZXNdLnhtbJWRTU/EIBCG7yb+BzJX01I9GGNK92D1qEbXHzCBaUu2BcJg3f33&#10;0v24GNfEI8y8z/sE6tV2GsVMka13Cq7LCgQ57Y11vYKP9VNxB4ITOoOjd6RgRwyr5vKiXu8Cschp&#10;xwqGlMK9lKwHmpBLH8jlSefjhCkfYy8D6g32JG+q6lZq7xK5VKSFAU3dUoefYxKP23x9MIk0MoiH&#10;w+LSpQBDGK3GlE3l7MyPluLYUObkfocHG/gqa4D8tWGZnC845l7y00RrSLxiTM84ZQ1pIkvjv1yk&#10;ufwbslhOXPius5rKNnKbY280n6zO0XnAQBn9X/z7kjvB5f6Hmm9QSwECFAAUAAAACACHTuJAWuMR&#10;ZvcAAADiAQAAEwAAAAAAAAABACAAAACOAgAAW0NvbnRlbnRfVHlwZXNdLnhtbFBLAQIUAAoAAAAA&#10;AIdO4kAAAAAAAAAAAAAAAAAGAAAAAAAAAAAAEAAAAHUBAABfcmVscy9QSwECFAAUAAAACACHTuJA&#10;1VwmKMwAAACPAQAACwAAAAAAAAABACAAAACZAQAAX3JlbHMvLnJlbHNQSwECFAAKAAAAAACHTuJA&#10;AAAAAAAAAAAAAAAABAAAAAAAAAAAABAAAAAAAAAAZHJzL1BLAQIUABQAAAAIAIdO4kBv+VWGvQAA&#10;ANsAAAAPAAAAAAAAAAEAIAAAACIAAABkcnMvZG93bnJldi54bWxQSwECFAAUAAAACACHTuJAMy8F&#10;njsAAAA5AAAAEAAAAAAAAAABACAAAAAMAQAAZHJzL3NoYXBleG1sLnhtbFBLBQYAAAAABgAGAFsB&#10;AAC2AwAAAAA=&#10;">
                         <v:fill on="f" focussize="0,0"/>
                         <v:stroke on="f"/>
-                        <v:imagedata r:id="rId7" grayscale="t" bilevel="t" chromakey="#A09D98" o:title=""/>
+                        <v:imagedata r:id="rId7" o:title=""/>
                         <o:lock v:ext="edit" aspectratio="t"/>
                       </v:shape>
                     </v:group>
@@ -3068,7 +3094,7 @@
     <w:p>
       <w:pPr>
         <w:rPr>
-          <w:rFonts w:ascii="Times New Roman" w:hAnsi="Times New Roman" w:eastAsia="微软雅黑" w:cs="Times New Roman"/>
+          <w:rFonts w:hint="eastAsia" w:ascii="Times New Roman" w:hAnsi="Times New Roman" w:eastAsia="微软雅黑" w:cs="Times New Roman"/>
           <w:sz w:val="24"/>
           <w:szCs w:val="24"/>
           <w:lang w:eastAsia="zh-CN"/>
@@ -3123,7 +3149,9 @@
     <w:p>
       <w:pPr>
         <w:rPr>
+          <w:rFonts w:hint="eastAsia" w:ascii="Times New Roman" w:hAnsi="Times New Roman" w:eastAsia="微软雅黑" w:cs="Times New Roman"/>
           <w:sz w:val="24"/>
+          <w:szCs w:val="24"/>
           <w:lang w:eastAsia="zh-CN"/>
         </w:rPr>
       </w:pPr>
@@ -3131,7 +3159,9 @@
     <w:p>
       <w:pPr>
         <w:rPr>
+          <w:rFonts w:hint="eastAsia" w:ascii="Times New Roman" w:hAnsi="Times New Roman" w:eastAsia="微软雅黑" w:cs="Times New Roman"/>
           <w:sz w:val="24"/>
+          <w:szCs w:val="24"/>
           <w:lang w:eastAsia="zh-CN"/>
         </w:rPr>
       </w:pPr>
@@ -3215,6 +3245,123 @@
                 <w:szCs w:val="24"/>
               </w:rPr>
             </w:pPr>
+            <w:r>
+              <w:rPr>
+                <w:sz w:val="22"/>
+              </w:rPr>
+              <mc:AlternateContent>
+                <mc:Choice Requires="wpg">
+                  <w:drawing>
+                    <wp:anchor distT="0" distB="0" distL="114300" distR="114300" simplePos="0" relativeHeight="251662336" behindDoc="0" locked="0" layoutInCell="1" allowOverlap="1">
+                      <wp:simplePos x="0" y="0"/>
+                      <wp:positionH relativeFrom="column">
+                        <wp:posOffset>-181610</wp:posOffset>
+                      </wp:positionH>
+                      <wp:positionV relativeFrom="paragraph">
+                        <wp:posOffset>-455295</wp:posOffset>
+                      </wp:positionV>
+                      <wp:extent cx="1442720" cy="1442720"/>
+                      <wp:effectExtent l="0" t="0" r="5080" b="5080"/>
+                      <wp:wrapNone/>
+                      <wp:docPr id="4" name="组合 4"/>
+                      <wp:cNvGraphicFramePr/>
+                      <a:graphic xmlns:a="http://schemas.openxmlformats.org/drawingml/2006/main">
+                        <a:graphicData uri="http://schemas.microsoft.com/office/word/2010/wordprocessingGroup">
+                          <wpg:wgp>
+                            <wpg:cNvGrpSpPr/>
+                            <wpg:grpSpPr>
+                              <a:xfrm>
+                                <a:off x="0" y="0"/>
+                                <a:ext cx="1442720" cy="1442720"/>
+                                <a:chOff x="14555" y="19046"/>
+                                <a:chExt cx="2272" cy="2272"/>
+                              </a:xfrm>
+                            </wpg:grpSpPr>
+                            <pic:pic xmlns:pic="http://schemas.openxmlformats.org/drawingml/2006/picture">
+                              <pic:nvPicPr>
+                                <pic:cNvPr id="19" name="图片 1" descr="24f613a0-66be-430b-9e80-270d3393fac5"/>
+                                <pic:cNvPicPr>
+                                  <a:picLocks noChangeAspect="1"/>
+                                </pic:cNvPicPr>
+                              </pic:nvPicPr>
+                              <pic:blipFill>
+                                <a:blip r:embed="rId8"/>
+                                <a:srcRect l="43292" t="26660" r="21693" b="24394"/>
+                                <a:stretch>
+                                  <a:fillRect/>
+                                </a:stretch>
+                              </pic:blipFill>
+                              <pic:spPr>
+                                <a:xfrm rot="16200000">
+                                  <a:off x="15453" y="19290"/>
+                                  <a:ext cx="506" cy="1327"/>
+                                </a:xfrm>
+                                <a:prstGeom prst="rect">
+                                  <a:avLst/>
+                                </a:prstGeom>
+                              </pic:spPr>
+                            </pic:pic>
+                            <pic:pic xmlns:pic="http://schemas.openxmlformats.org/drawingml/2006/picture">
+                              <pic:nvPicPr>
+                                <pic:cNvPr id="31" name="图片 25"/>
+                                <pic:cNvPicPr>
+                                  <a:picLocks noChangeAspect="1" noChangeArrowheads="1"/>
+                                </pic:cNvPicPr>
+                              </pic:nvPicPr>
+                              <pic:blipFill>
+                                <a:blip r:embed="rId7">
+                                  <a:extLst>
+                                    <a:ext uri="{28A0092B-C50C-407E-A947-70E740481C1C}">
+                                      <a14:useLocalDpi xmlns:a14="http://schemas.microsoft.com/office/drawing/2010/main" val="0"/>
+                                    </a:ext>
+                                  </a:extLst>
+                                </a:blip>
+                                <a:srcRect/>
+                                <a:stretch>
+                                  <a:fillRect/>
+                                </a:stretch>
+                              </pic:blipFill>
+                              <pic:spPr>
+                                <a:xfrm>
+                                  <a:off x="14555" y="19046"/>
+                                  <a:ext cx="2273" cy="2273"/>
+                                </a:xfrm>
+                                <a:prstGeom prst="rect">
+                                  <a:avLst/>
+                                </a:prstGeom>
+                                <a:noFill/>
+                                <a:ln>
+                                  <a:noFill/>
+                                </a:ln>
+                              </pic:spPr>
+                            </pic:pic>
+                          </wpg:wgp>
+                        </a:graphicData>
+                      </a:graphic>
+                    </wp:anchor>
+                  </w:drawing>
+                </mc:Choice>
+                <mc:Fallback>
+                  <w:pict>
+                    <v:group id="_x0000_s1026" o:spid="_x0000_s1026" o:spt="203" style="position:absolute;left:0pt;margin-left:-14.3pt;margin-top:-35.85pt;height:113.6pt;width:113.6pt;z-index:251662336;mso-width-relative:page;mso-height-relative:page;" coordorigin="14555,19046" coordsize="2272,2272" o:gfxdata="UEsDBAoAAAAAAIdO4kAAAAAAAAAAAAAAAAAEAAAAZHJzL1BLAwQUAAAACACHTuJAthAGWtoAAAAL&#10;AQAADwAAAGRycy9kb3ducmV2LnhtbE2PzWrDMBCE74W+g9hCb4nsFOfHsRxKaHsKhSaF0tvG2tgm&#10;lmQsxU7evutTc5vdGWa/zTZX04ieOl87qyCeRiDIFk7XtlTwfXifLEH4gFZj4ywpuJGHTf74kGGq&#10;3WC/qN+HUnCJ9SkqqEJoUyl9UZFBP3UtWfZOrjMYeOxKqTscuNw0chZFc2mwtnyhwpa2FRXn/cUo&#10;+BhweH2J3/rd+bS9/R6Sz59dTEo9P8XRGkSga/gPw4jP6JAz09FdrPaiUTCZLeccZbGIFyDGxGrc&#10;HFkkSQIyz+T9D/kfUEsDBBQAAAAIAIdO4kCQrpO4TQMAAIwIAAAOAAAAZHJzL2Uyb0RvYy54bWzN&#10;Vstq20AU3Rf6D4P2ikYPy5aIHVI7CYXSmj4+YDwaPaikETOynVC6K7Tddd9PKfRvQn6j944kJ3EC&#10;TUsKNVie59W555y548Oj86okG6F0Ieup5R5Qi4iay6Sos6n17u2pPbGIblmdsFLWYmpdCG0dzZ4+&#10;Odw2sfBkLstEKAJBah1vm6mVt20TO47muaiYPpCNqGEylapiLXRV5iSKbSF6VToepaGzlSpplORC&#10;axhddJNWH1E9JKBM04KLheTrStRtF1WJkrWQks6LRlszgzZNBW9fpakWLSmnFmTamie8BNorfDqz&#10;QxZnijV5wXsI7CEQ9nKqWFHDS3ehFqxlZK2KO6GqgiupZdoecFk5XSKGEcjCpXvcnCm5bkwuWbzN&#10;mh3pINQe638dlr/cLBUpkqkVWKRmFQh+9ePT5bcvJEButk0Ww5Iz1bxplqofyLoepnueqgp/IRFy&#10;bli92LEqzlvCYdANAm/sAeEc5oaO4Z3nIA7uc4PRaGQRnI9oEHaq8Pykj+DB/m67acFeZ3i1gwh3&#10;gJqCx/DtiYLWHaJ+b0/Y1a6VANoxWr1ZFnypus41WW40sHX5/efV18/EtUgiNAdneUEauj6jdhiu&#10;hB34dGVHYkJtb0wT34/8lPERJojRMWAXniHuF5K/16SW85zVmTjWDdgXKMHVzu3lpnsL26osmtOi&#10;LFENbD/ueSIqFtVKgE3U88QAYrFW/DUAxJMV+F4ECgFYLwxDkBp5cMPIN6fMC/zIuAn2tEq0PEeQ&#10;KYDF/Z2auwmT2XUymLYG6w1mI0oiJSFUEviASDvvuaNgBO8zHvKi/mQPHhzRsPef740Nn4OBgHil&#10;2zMhK4INSBAwmbhs80L36IYlvQ4dIIMU8HVSQuPf284Hm3WHtLed96dWunaXUnKbC5bo/9BhnhEA&#10;xAMFUGKU0VTTD97kmNLIe2bPR3RuB3R8Yh9Hwdge05NxQIOJO3fnH3G3G8RrLeBEsXLRFL00MHqn&#10;ItxbOvvy3hVlU9zJhpkrpLMrADJFaIAI9Qg9i1j7YwHrHsHuGKSvrffWSCQGayzURfA+FljT6kAO&#10;xXlw74MMzuJaYh0x+MsaAewGIEscMcbfPwOmEMMlZWjpL1S8BW/2oX3zT8TsF1BLAwQKAAAAAACH&#10;TuJAAAAAAAAAAAAAAAAACgAAAGRycy9tZWRpYS9QSwMEFAAAAAgAh07iQJkob6AgMwAAGzMAABQA&#10;AABkcnMvbWVkaWEvaW1hZ2UyLnBuZwEbM+TMiVBORw0KGgoAAAANSUhEUgAAASwAAAEsCAYAAAB5&#10;fY51AAAy4klEQVR42u1dDWgVR9cuIYQQQlCSoJKKIkGCiASMaKmlFoKEEiRIRUsrVSollFCkBGpp&#10;S1qkWFqxpZaKBAkiJaBiRUWFUOQlFBFFRUVFkSAhBAmoqGjQwP12/Z5Jj+PM/tzdvXf33ueBIbn7&#10;MzM7O+fsmTPn5403CIIgCIIgCIIgCIIgCIIgCIIgCIIgCIIgCIIgCIKIHbk33mhwygqndDplk1O+&#10;d0q/U0455YxTbjtlxCnjTskFKC+cMop7rqKOIacccMoe1L/FKV1OWemU2XwLBEFIpjQfDGmrU3aD&#10;Gd0Ac8mlpIyAublMrRcMrZlvjyBKlzHVOmWVU7aB8M875XGKmFI+5RkktQGnfOuUDlcq5NsmiGxK&#10;TpvAnC6BuHNlUq5i6drtlBanVHJGEES6GFQz9D+DTpkoI+YUpLiS5CGMz2LOFoIoPIOqhi5nDxTZ&#10;SRD6BPRHZ8EIf8WSchPaXgWl/HyU2gB9Vte24f4u1OfW+wsU8EqhP57gc7ntfODXZ4Ig8mdSbzql&#10;B4rxuJZ4D6DPGoTifQOY0IwU6d5a0a9u6KuGY5QiX2CnspeKfIKIh0l1Q8qJunN3A4yppxTMBlym&#10;Cua6CYzsUgwM7BLG+03OPoIIRogNkCiOR2BSj8HkfsGyq6FMxm4GzDS+x9IyiiR2BsyQO48EYSC2&#10;VthCPc5zaXMWhOpu71dzRF+OaaVT2mH2MJTnB+AZdh1XcESJcieoWixBzudBSLehCO+iFBBaAtsB&#10;84d8TCZ606LjI4hCEU4zvvoPQhLMeeyotXIUY3sP2yCdht2s2O7aeXEUiVImkDbYBL0IqSx3Jak2&#10;jmCi72YxmFBYycvVNa7kCBKlRAyroMQNYyvk6k1WpfBZXF3bnADXNTnlulPOOWVpxt7XSugTw9iC&#10;DWOzhJb1RGYZVXtIRnUJFtm1KX2eWtHXKaec8Li2Rnu2gxl8f66x68chl4yj2F0k4yIyM9E7QyjS&#10;H+Br3pKRZzug9X+xx7XyurGMv9NmvKcHIT4+H5BxEWme1CtCfI1vY4ewIWPPOE97jgrLdXXadY0l&#10;8o7Vzu6NMIyL1EGkTa8TVJk+lOUvr9PvKvEs9z2uW609d18JvvcuuEq9CKjjWkVqIYo5YRuwTHgR&#10;cDeprUSee1IF1/O4ZkQyNvwd4Afr5XV0/SEKOkGr4ZM3UU6MSjz/QzzbLcv5evH8d3HsHn6fpaT9&#10;Ug/WS/0WUYhJ2REwpMuZUrWdEsznuuX8PjEOreL4cxx7XspGl2BcQwEt5ztJVUQSk3B+wK/n7VKf&#10;hIJhX7FInznTkhG+fSWt19KetxPzwY9x/e3OL1IZEdfE2xRg+Vc29jfOM97BM1/Gdv8C5XCNUC/W&#10;nUHn2Ext3FxpbV4Jj1Ul5sVIgAgb3E0kIk222djd8fPm310OaamwQ9gMC/acgfE0it8/edTTYrj/&#10;n1IxfbA88wyE+3kcQJVAaYsIPcE+DiBVDYfVxTjXz3LKMqd87pSPUj4Gri3VWqdcFHorvbjuK7tc&#10;eywhRdzR6lkIQhyHwv5r113HUt8deAhUlui8agng/eAq5beQComguqq/A/j6bQlLVM71+w11VaZ4&#10;LNzdvpNgNGPujp/W9wvi2j6lUMfvpVgyTmr3HBb31IAZ6mPyCEvspSU8zzYE+CCeYigbwmsSdQcQ&#10;2fujLP+ce5+IuiYzOEb3dYbl/F2uGA1+y2W0uyN4yynv25gzlpqNafGhLNQOJuz4fvWZb+PUbREm&#10;/cJgAKV6ZwxtrZWSRMbGSXfLuSCcnP/Rrq02MSDn2BIsL/9Nq2kDEnJMYulaV4D2OgIo5Q8wyw+h&#10;QoncDiBV1cbUntzanzCcX4PJew/6nIG07KJhiWcan80h6pij3fs0jRlr3OgS0nEbzHkYS9hFCbRX&#10;i3nmNQ9H6N5T3syqyydl1kgUcRwxoea6uiDt+F1pBS6O77T043kKxqrZS/q03PM7ljQLNL2VvHcq&#10;hfNiMZapldgwGDLo7xoTavuDAB/QraTe8mJUlUhC6mUEOhhF4enc+4NW30O1BBLLzzvi+j89+lKV&#10;gjGTwexMZg2LdckDzFqd/wLH6rX73knh/Hhq2hDRPBzuWO51l8JHYpC2DnCJSASxrXIlrk0xtdWj&#10;1X1f6HGmXVvENvcamD3Ie+akYMy+FP35yCnX8L+rh/oN/y/BrperZF8j7pXmELM0SW0shfND2pLt&#10;sjBft5zz0H/FIjliJ/GxT+QPJiApYWbV6uMHOB53OicoVGUbdUJ5fRdf87MqrpS2ZPohBWM2U++P&#10;sHQ/p/qMv33i2t9x7GtxzF3yfiN+v5vCOfKH6N8Ci4T5ieVe/WNzOaY5O+IzZxnvvwSZVbuP3cup&#10;iOYKB0DId/H3J22ZcE4tM7RlUZ9WT1WadhCF7uYHcWxMt8PS+q7KUhiUTjMxQXxPUjhH6nSGa2C6&#10;+wNIZqq0x9Qvv13sx3SiLi1mtdVHuf5tVANO5/7vDPWe0HUT+KuWUW9b9Gu5NExAsQnQqx1/hOMX&#10;DfdI4r4oxv+5Jj32pXCe/E/fRNAY0VOPj6H+7pPYSdzmo3elMr4EmNUOH3G6I8a2Ov0U5m6EA0gt&#10;VR71DKdEIs2ZxsdvyQMTAPf8Wu14S1ot/LWle72BOedMlvdwS5Lv+zT+rk6on20+S8RfGGcrm4yq&#10;0seuZTgph2Wn3p+RVWZ6+xu7aK9lj4HpwyylB0rJ2FWDUOt9lk2XPepYYDh2zRR5FO1VFvF5W8Uz&#10;bRfH/zEtEXFuoUHF8D7epzH0Toz9bfDxRzxAppUtZlXr4w/4twqHknA/5uLvF2j3S8sXXZVvLPW4&#10;Oq+/nHKzEEspm1IZ55pNvoQBPyDTynbscI1ovoZjhV4KC93iKzHqETJnWhLX5tZJ7b39ZXjOyYT7&#10;Xe0zx4do9pANZjXDJ8XWjkJ+fYSydLlkZIZ+PbTcr9tnnSny+C4TfTmrEWotdD7zILXshXX8XWHb&#10;9JpRLKS5MTCwowV+nlua+1UrNg8Wi+M12C09qudatEihKoR0cwH6v8MnYw/NHjLKrF4UUimJSX8X&#10;erJqg4TyD5ytc6bJDRcWqT+5kgYXHXejQPTpZ4OrTU5LtnoPTMGVZD4FQ1gAqTENBrFVMGXYCHuz&#10;K3BQV2YMuyBRTYGpnvRTqAuzj38L9AzdHptKZFopZVbzPXLFPUt6qQGdwh0olpXC+ph2zVty91Do&#10;TkYME1AyqjkpGuclerx2SB/HICFdxHPVp3CONIa4VqYp+9OwjFxic4wWu43WvI0JPFu7h5HpDQYF&#10;TB+zuu0hWa0sQB8+0tr9Ujv/mf7VFQxrqTh2QsTcWpzCsZZK96aMzRNlJ/cjlq0VHtfqkuMsce4b&#10;LYXZRTC4OYZlc08Bn6/Ng2mNkmmln1k9iNty3aMfUi91XTt3WHd2hkGlYnJ90JM81HeqUjrm/3gl&#10;UU1xv9daTFsuYzk4Ty1TNcX6XZO0ht24+1p9P2theJ4W+BnbPAykybRSoLO64RFpoaWAfZHZYp7g&#10;2CyR2kruNC3ymFTLMzL2dRmdM9ehG7yD5fZF/L2GclmLgvokQJ0zset7Hffq2YF6C/yMLR62Wjeo&#10;0yoeszrv8SVpLkKfpnTDSCyh6i3XLzD0vYVvt6jzqlYPI4PNgkFxzXpbEllxzWgxI2642aU9Vh5U&#10;xBdhUp1Pm9ir9aM2wPUDYmt/+l6+4aLOLRld4jOh+5peqgtfyibt3lkWFUGihqR5qksuMV58YV5C&#10;JdK/25aBzUXs2/0gDAvPoL7AX2oOwrk0uOaUyVyq0H4fNNm7CRuy+9pyb0Bc85XuIwmTiSGbtXwB&#10;Ja0RD+PSas6EZF/AgIeCvaXIfevw287W7JiWW46/dPPg2078wzctJbnSkynCq+aw/VRzhr5uka5n&#10;aW3VIK3b3WLY0kGnNUE3nsIP/A4P04UVKemjaw+z13KuTyQdrTacP53ljDoZnE93hWQu59NccY00&#10;bziiLfU245qz2v0nU/isXiYPv3A2xD/gWz2MQldmoP//mrLLaNfoCt/P+eYTfSdXDPOpVbtmplym&#10;C5OFHvz+M4g/aAaYVi9nRLxSyzOLZNWZ8r6/LXYP/whw/dE0hxAusXl1Tss4vRB/l/jouio0vVXO&#10;Ft8sQ7SUizPUUjlPqlaP9ffWlPddZnr+KuA9eu6/Cs6CxN7PWvg5vieOPRLZp/s83G++0DZ7KjP0&#10;3N0ekUsZbjnCwM72iMG+I8X9rhNS1ViYzQDDsrCOM6Gg764axqOTWpagZnGNTMqxN6PPud0jqOWb&#10;nAnhB7TSoMyU8awqMzDxq0Le02TQq1RxNhTtHTbB73BcSF0nS2UJ5RFP6xJjaYUfzD0ekUKrS+xZ&#10;lxoSdeay6K9XwvOxEaFmHoll4NtZXrLjo2qLXDrAtx58ILsswfbHkwprnBKCaNFCk+zkbEjlu1ok&#10;rN/VknFBRp+lwUPtsoFv238AV5b7LgY2Gv7hbEj9e5or4tS75ceMPke7RUBw6XAV37R94GZ4+D59&#10;yxEiUixx3ZVJRzL4DNs8fHNn8y2bB23QI8kp3QeI1C/rM97/41nd5CrGYHV7bLOSwxNE8jTY4OEo&#10;3cMR+m+g5ltcBp6lxUeQIMqEFlsttPi4mJFQsiKKbuLoEETB6XGDRziaynIfnI8tgzPIqUMQRaNL&#10;WxinLeU8KLMtfoIjYaIhpinNO0GUCG26LmJXLXHn5pfroAxbuPgHIepYj3tmcpoRxDRd1MO+6qKM&#10;ghqyjlUW+jxfdktDVz9lGYz+EHXMZLA7gnhJC+/AiHUEmatzceSPdOmx7JeG2BV8YDFSqw1Rz7DM&#10;pEwQZcqsfrAwldcS+ua5NBwp611D50EPWQa3M0QdMgPxHE5boowZlomW7nqpSpzja4I61yNXgcl1&#10;53g5DK7t4feErEftYoxwyhJlzrBcKWgZokcsUqsUJL4wBoEUqco6Arbxa1QhI4sDW23xDJ8Ia80u&#10;cvktsZxfGOY4QZQozX2l63i1TEB3AtbTIOKC5a3Gydrg9cRhIIowLC+zzxjOVSBa5CPt+CIwuQlO&#10;YyKDdHPF47weg36fU34Tv/vk8k8Lwz0Voh8byiaBBTj0hCUgX2XIum7i3tUeS8Vh7fhEyYuwRKky&#10;rGWYuz8bzilp6UPDXK8Ux3Yq9YmrLM83nZwl4N+Dkgur7DzQbouvYEvIeqq9onGKVOMyBrfKLTce&#10;si3adhFpoB2ZbXq9dm6BvtoQ167Trt0P04dG2zUBVzePo5gjZWHAWy2K9t151KUSAHRCtD0hzqkE&#10;Dk+1e37D8faAbSwWaefrSTJECmjoPUvG8CUy47T4oLvlmqQB/D2GXAnzIvTlF8vSsK1UBvtQXIHB&#10;IO5OaKGEl2kv70/tnqe67gov9xb0XfeUSK1l+qV9F5EmOnpXz6Yklos5nK/UpR6R7PU9/HaT+p6J&#10;0I8ZFtus46UwyCss0tWmPOparLZi9V1GnL+ssiurIPqQ7l4RfZGPzvSFmCWWlDmSCJFCeloi5ycS&#10;mKj5uxnHXGayD//3WSSua7qeN2Q/bJ4qK7M+wOcND3U7H18kvIi7+L9K2JK45RODS8JOJAt44sOs&#10;3Ewonwq/RKNCnyBSQlNKbzWJFYGbA/OA4brT2jx/qJ13P843I+jVLllShFVmdWA74zI2Ey+pSTuu&#10;1/3Q5p4gfA9VcXcbF4m6HgVNKU8QMdJJFZZpdSHumStXF9q5Ty1099BwbQ4Mb04e/V4VNXhBFqSr&#10;M3nW5boaHDUcf1/UvR3HftLa/AbHb6Is078CkNByuv0WQRSIVuox/3YFzbspPuLj+N0uNotkOQYG&#10;V2WoQy4pa/Lo91BJSFkYvFh2ElyFuFcWZOE3ddlwjyrv+7ShpKulJB+iSDRTIRjOsSA7eUKn9cTi&#10;TzjHwuhcQ+rPNOv1vjz6bLMA6Mza4J+JYxfBuWejuH+hz5dmzINh5Tza+Ii7gkSKaOeomLdPsJn0&#10;DmygWiAVHbZkC8+B6bVb6p4pN5a0ci3P/h7KtJTlsbZti8CsVNllufaWXKPjpT3SdhR/9JGuqkgu&#10;REpoqEPMyzDlXogVkO55cj3PvtqkrI6sDHZc0tU/Fnce90W2atfOE2t5tS6XxnI5uVtokK62k0yI&#10;FNJSl0fqLSWBnYO7TVcYh2bU/52o60qEfh6KS19d6AFui9sK1t0ZtIRT3qddtxR/x2QWXi12VqNB&#10;umLEUiLtdFUDptSKD3KLyQtDeIKMhqh7He75K0L/bFLWyrQPrInTDsVUd5Nh3f5ESluu/RSO79Xu&#10;HTH4GCqzi26SBJFRRuaaRBzTjoWOFQcmWB+xL8czZf2OL8CLpO0yxBdBFmXZftOUpVaYLSzS9FxP&#10;OO2JDDOsBRb7qptRFOl59sVmd9mS1sH7Pi6r9gBtVRgseZ9Kx1Dt+jlSwhKS2GZOeyLDDKvXZEMF&#10;yUvRxdkC9ueGgQdsT+PA1VoSS3Qn3O5qQ5uHLQxO6rUmKF0RJcCw7mBeLzCck0bVewvUny2WeFkz&#10;0jZwPcXsqNgJVMWNLvquds1D/F2Oaz7llCcyzrBeiVhiOH9CXDOzAP2xCS69aRu4s3HEu4rYh3cN&#10;fTgozv+Lv2PcGSRKgFnN8wuFpMVvf6tA/TIF67yapoFrS5OyzaDbmsQuyDwRouZHTnki4wxrp5jj&#10;FzyuU7ZWrQXql23zbUVaBs7EUS8VuU8fGvp0UvxfyylPZJxhyQxUF32ufavAfTubyjDKSC7xOI2p&#10;rGEwago3M8rpTmScWVXoH+OU9e9jSw6H2Wns2ESaJBiDq9BlTnki4wxrgTanl6Ssf9WWPIZbit2x&#10;U1nIoOH6SYn+neOUJzLOsPryyS1Y4D7uTpV/oZuLzKJcW5XSAdwF156POOWJjDOsC0FjvRWxjyst&#10;m3FvFqtD3YbO3OB0IojEac+1d9qbT2jjAvfzqoFH9BSrM6YQyL9wOhEEAR6xPRU2WR7LwRV8TQRB&#10;gE8stiwLmwvdka2GTpznKyIIQuMVJpusbYXuxKmid4IgiCwwrN6kYuQF7UA1jMD0Tizm6yEIQuMX&#10;zQZe8aJgERxE7OhX4l7x1RAEYeEZpt3CDYVqvJ+7gwRBhOAZOww840ChGh81NN7F10IQhIVndFhc&#10;+CqTbrjFsh5t4GshCMLCN2YURe9tCYE6zFdCEIQP7xgqdAh1t9FBQ6Pf83UQBOHDO7YZeMffSTf6&#10;ILMpqQmCKCbDajfwjseJ6bGciudbGqzm6yAIwod/VELRXphQ6tRfEQQRkYcMFSx6g1PxHkNjO/ga&#10;CIIIyEO+L1jATzexBO2vCIKIwEM6ChJDDwHDTOFkaH9FEERQPjKjIHzEDXvM6KIEQSS0UuuIu5Ft&#10;RfMFIgiilBiWyRf527gb2VNwK1WCIJJiGkvjEDicOurzuGeTgZcMxP2ApvjtK4s02BeYuZkgItGQ&#10;S79jMdTz1E3qGvKetsTjvFuyO88uwkCrjLezOO0IIi8aWi5oeKZ27guvlRM23/oQIn0u6mgM2f4M&#10;U1boOB/QZOH+oEiD/RHan8upRxB50VCNoOPt4vg8cfy+U26ijLjSmFOeiPPXnFKH/5fn0YfxxBJT&#10;OBV1piXhhNPuPbQ/j1OPIPKmo5mgo4fiWJ0lw42pvIt73Nh4V/Jofzgxm05LhpwDEet0RcuTIe+R&#10;KYPIsAgiGg2uAy0tEMdUcuRlTmnViquof0fGsHL+/9wpU3m0bYpA2hvXg+2O2/8HImUu5D1jZFgE&#10;EYnuPtN+uym4bhmWawtCLi/7QvbD5Je8J66HPBVnAHltDV0b8J6vtfbrOf0IIhTd/aszFqx0XlG+&#10;O/+vdcph/N/klIVOmYNlZA2yZtXgt6v3ehhWr+xc+4GBp5yJ60FvxJnhGQ+s6mkKcP1Cre17nH4E&#10;EZje3LAu10E7Swzn3Z3BvRoTcxXs+0PotNwyGKJPrYb7R+J6YJPvz4yIdY4FjensXPNca/stTkOC&#10;CERnFRrtnEWewFrtuqMag5sKyaxC7fLZfJPjeOAGU7aLEPf/ZDn+B+r62ud+Pc31Zk5DgghFw0Me&#10;TGYSS7px7PhJcwPXnGEBNruWwn7rbSje3bLRKedw7Wge/RqP3bbTXfrlK7opGw7LOZUN9rLH/Xr8&#10;+OWcfgSRFx2/Z0nP51XugJkt9am7Ks8+3Y7de8Zig3U2wH0/e0ljQo814nO/Wy5yyhFELIyr19Vj&#10;OeWYaz/l7hA65S6Y2YRmHOoq1Ffjf1dhXxdzX87EbotlcVQc9LlHN0CrtVx3XxquieNfiXt/4zQj&#10;iFgYhKt4vxnguippNoRdQ0WPriqnJqb+HDDwli1RKzWFNP3V554B7fp2jyVjTjpPaszqI04zgoiN&#10;YU2ZBASc64KUdc9wzk2e/K5ughDVFtK5/5fYQ65bYtds87lnnibu3cFx12lyM5wm6yGWTjsya8xq&#10;EacYQcTKsJQOq0Yc+xKK91doVZO2psT/lzVe4Oq49kE5X43r6oNk0rLE2BuI+pAmo9FNAe/9XK5N&#10;fRR80nRhHDsUN7HOvoA1tGsX8hZsOFpgzFbFqUgQgeixS5ofQIDQ6bBVu6dRueqIY65e+5EPPV8M&#10;0B+TuulUURVjwmAtyfIEysOvOS0JwkqL1YYIDRexVJwAI3It2D+EJKVWPjmT7kssI000eSQEA40v&#10;baBl63FViPsbDSLkCBjZFQ8mdA9cPKwB2++cmgRhpce7FubjGpj+pdFSJc6NyN+Ge7fnkxzVkidi&#10;JOoDjkR1y3GuP2Hz/zNYsauyV1tHz4TuyzVi2wmJSrcZaeWUJAhPWvzBFQS0Y/MM9LfeIAl1W+pT&#10;9zSCRt8K2JeWJBiWyRp1fsg6ZtoiLIDjP4VtyH2tnZs+9VboERMJgvCkGcWc6jQ6koLJV5al5IR2&#10;fK+4Z24efTEFBh2P+oC5qAxL6LLWGI6fk9IXpCfZ1iNOM4KIlWnl4PC8QO7mwYew2nLPHdxXhd9H&#10;/cyW8mRYuTgeLhfEEDQAZz9nOP627gSNXUC5VHzIaUYQseqxdL2yq2I5DH/BRYiQslytYLACGsL/&#10;/xP3/hihH9UFYVgR6jprOLYA9e43nPs36PKQIIjAdHgBEtMJDx2yKlcM98YWDibtDKvJcEztIl63&#10;3LM3n3g7BEFY6XC1pGNIU9csDOsrKXBo5+pi6Et6GZaPWHjT45rvRPsbOeUIIhLNLdRjuYtz72q2&#10;k1XaSiiXT0jkkmFYaMMVS//1uWZrFB0aQRDTtDQLdLTL45oaGZAPSSkU/T2NsS+ZZFgTAQ3NlK/h&#10;v5x2BJE3vdWF1UFB6Z6z2WOVG8PqC3Htz7bY1IRxvBbD8K+mgG12Yidpe5APUQmM8ZdwD7uL8Cuz&#10;MtDnqZAMq0m3gC9bhpVHn1wbkLEUToJWOGj/6IaQTUmfuoVz+V9Bkn7E0Ga9Nme+LAOm9UcYP7oU&#10;9Hc8j9Rcz+PerU+CYT2Lww4rgQG/HFtq6/j61KRtE7cHuGc5nE3nJdSnWs0fc2eBxkKOw7IivhN3&#10;U2cNwiQdgcFkdUJtfYjnHkF47wvwl/0ihQyrJY97bvqFS87j3ei85UXUSkfisHRPaNCPpHAinFaK&#10;SRmY0HCdq/jcpY2rGx9sTgJ9krs+nQVccuTySWMeoO5ZWOY2imNVSIywHmqDw1iiTYLQ9PBF6yP2&#10;YTkicW5HW/d0tzJItO5m0dslIkW2xlyfydJ9tGQZVkpfqgr7+o84thSM7BiisZ6DZfEBzbblXlSp&#10;EdvS/XJyCefzXNCMvhH7UCXa25eQ1HRLLHUfIjPMQZHU87SMlQanXN0vdlGe7Vci1ttfYFb9+N0l&#10;Ev4+T6NklTJamZ+E8/PVOJOolsFL2IcxOqwdV75YJ6UeyQ0DLcb1sxjafyX+toFhVRRgDN4S7f2M&#10;dFADkPQmsVRaHLENGdLkHXH8mG1JLt6NW67FNNYHYSdYi2PvizbWkCK8l6VJMKwzUeJhleFLUCGl&#10;D2jHVcqyfu34T+KLXB1D+59peeUqBcN6IiSE9+LSm0Gy+ARL3EFLnLMpMKoDCJNdE7HND02Skojp&#10;NKXvZoFx5kzvIQaC+wTHepWuEFEQ1C5tN+bGQZSd5R4OyRIPK3IAv1Oxp+IpD4Z1EcTpMosekZij&#10;H1/kLmz/j5kksgjtXxbLyyYcOymSZg5r+py+GNpchF2yQZQRwTTWIgdlRczj3GVyERHj/NDnnjik&#10;2QrhCOy6kP0uJOmn4kN0H8z6hFaOJbXZkhFaMUUcHYpa6UC+Md3LaODdidvupiQz6EnOgaAVIxvA&#10;l3lMu25tDP34VNR3Hcxp0iDpXAFj6UlipxW7cW5bFwo02WsNH4xHkKjWi9BFHbpEFLCtRty7EYzp&#10;CEIDT8H+6iTMWXrRXgfyDbTj/wpSiXFcTTHdD0StdHfYrDlluA6/A8YwKXbH/qctVfplVApYDj+P&#10;i7DhH/YIpReMcT8ITEk8JwqkwxrzU7iDoDug82mKyLBqsEP4hUgdNx1twF2C4p73gvqkor57mknI&#10;BJhVn2GXsh7P0g3JWoZwuc98A8YxNmXN2RO10m/D5iXkkvD1cDnCsHC/OLYLE7spYptzUM8RS1TX&#10;E3EuO336UiuT4DplHbb2lR3UiCVO/88RGNYySIzDgjk/0k1EtFDAGwO00Yh21qi6ROzzffggDCPS&#10;wWGEC16P/ujOwqcpab02vqa8hN8nIbYxzEtAhoVQHp0WhlWBr/6H8mudR5tfehn0CYY1aDlfDf+y&#10;Oh/bsSVYdn6H59kLaeIwJMr7GjN6BLONo4LI/4DC+Qv8vw/3Hw6Tsk0yLMuH4bIPM90YYbx/EvWs&#10;wzG1kdEFaXeRuOZuUsaqGaeVRDI/dxoqPcvh9mVYd6DnOI0lyx9yjY4lhMxSMhlWygjQlyYsUy6i&#10;jVto8yiWSqasRFM4X2sh+N+gt1G6m33Qha3DEk+ZDtxLeJzXK6W2hWGdMNxTExPDqsHyUC05r2Dc&#10;JjF2nZo+8XNShnEcz8S+oefaXMVuK1HaL0HaPP2kJBZBSGdB1E/BzKS1+z8BiaUOxqirsVzZCHun&#10;/dh5Gjcwouc4fhLSzF/Qc/Xjr2JkagfrvTyf/6wt3VrMTrOfSFMNcXxA7JIqie85QnFLg9bNEdtX&#10;7+0y3oO+/FQxz0e5FLSOoSmF4MqolTYYKp3gcL82Tu1aGm/dDmuvWB4cFUsJaU/UEaCdHktkyClI&#10;UEc0y+t3ChWpQVsGvS/0RhthiT6F3cuWGNr6XSw7P4MOS8+6NI6PQ6dYgqtzn0Zsv0Uk8e3EMvmg&#10;QUdHEyD7GJoycs2Oo+IXhopncMBfEsBGzb1m3KQvEkvFcamEFdFUnwf9EkOXtBPLs/VgFBUh+u1K&#10;BAtjHosazWD0Aoj5ISS2MW3XbFHE9g4rQ0Mw8X58FJTLzmnLfbEl3BU2WAeEZP0cOqwfyiFKRYSx&#10;qzXxlbgqv0H3nNfGZBBfd+nsukwwJhvD2i/8zZTl80vH5xj6VGVaduH4agRAlNv+g3HFbsKO2pTQ&#10;lW2WOSM1pu7qfz6M2J5iTH8a3os1xIspUW+EPixXltnQ4am6l+Kj0okP2u/CqPYzLhGnQzElo2qy&#10;WLtvKPMBf19YMx9Wyy7BmI5o1+/Xdg9PCGV7LFEcIW0ovclB6KseiaXTv8LqXTpcL4xpTHogbdRq&#10;xzdqESlmRmynxpShGOeU0epBH4Y1ELEPdZgDn+Cdn/PJPiPLSTKsNz4wjMuZuCo3GY/2cNBfLsV6&#10;tGP7LAzroCQU7BLKZdK8GPrzrrY07cLXvkpbxuoMa1EMbS+DvqxCO94smObPMY17ly36hGBYAz4M&#10;62CI9ubi/Z2AhDqpuTrt17boF4CpVhkk3ao3CHcstsRuNCoq3xq7CX3pvgglSR3Vjv8rlyKam0gO&#10;xodxKKMfem2MaEHTpuIKNQ29zRj0VvvAKGtFLK7PYxzjvbYlhGBYvxnOVUpJL4/n+wHLu7W6sa/N&#10;LoywjucOA0/pjatyky3WeQ77K1/gCo1gjmmEotxwdiGkjHLl6RPB36YQXrkuQl8Om7b7xfn2OCMW&#10;aHXP0XRkI3ju9TG2USVsoPo8GNZGJVGKc4ulr2XMz64Y1hQpIpT6Iv6gCpZAWw847NPjsxzSxWmx&#10;XDgozq+W3uggqm+Eu0eLFrHyKb7ky/Poy3dehAOreNXOuwmMRaMW4XQ0zhDJov93LMatyhh3OX6/&#10;DcPZk0L6fKnTS4hhPSVFBBovk0lDc5wNPE7EZqJ0XsB72th8Z9G5rLPc/7a26zgFaeWbkP1YI79Y&#10;MHvYKeJUPc9HjxOyD7MMZgzzYmKG970is0Lxf9kglR1MUvEt3vFDUoPvWM0w8JJncTdyPnar1NJ7&#10;EYeFMnaeRmhK8nrb4/4K7D7VROhDtWBKo1AUHxaRG/qws7UuzoQChn4s0iSaH2Oo8zSMc+fmcW+F&#10;Zti7NubnXWPzYSReG6s2Ay+5GncjewyNdHP4XxmjZWBM6yxLmScFCu+idqzmFHk82uMy1ITt2vYo&#10;u2yCqVxM4FlXFyoiRgnQiSmgwkDcjWzjTmGwL7nHuYUF6kOTVxryAo/Hekh8q5Ma15BS1r4kEnEI&#10;27D1KRn3udicmJVCGuk38JJv427EFH/5RooG4fobRFqZeGWZPOf2lPRjpvJbTek4XTLwko64G6m1&#10;+BQ2xNzOjz7nO7HDsAaOtXOFweRmsgeCH4jpsC3vpLBvMwrBR7w4Y1fMbdzVjS6181c8XB6ecLoS&#10;ZFjTdmqVKexbR8FWahbF+46Y21Ahbhst50d9/LR6OGWJMmZW1WmOWeeGQDbQbH9SjW2JPY/Y6238&#10;4JXi3JAS/I7KjKK2rTltiTJmWM2gi60p7d9QwYQMi8X747jjVZsy+opzMqJnvXauLkmDSILIAMNS&#10;fpZzteOzQtazEBm862LsW6VYrsrSkuSAPEhawy/SfT+ynL9vcy2BYWS8Zv4EkR2GNWqIc6/C+zQF&#10;rGOORt/vxdS3dovAU5nkgAzGkZrHjV/u5R7hBmZD3V9bzrtuLJMeDO0+MrN0choTZcKslP7qpmHF&#10;Mql91K94SV2am1gujjDbFlvOv5MelFj0WGK3b57HNSrtd7XhXIXNQhaJRHMM90GUGcNScebXiGMq&#10;P+I1cUxtbN33qGuWRuOTMfRvqODeMmJQZHkR1o4CbiyvDKThmiqvbDKIkpBT0QAQllZfI1PCIsqF&#10;YQ3rQoBwyv/IIAjkfOrTHfon840WC/urZwbesbhQ6+TI9lgiX56XQ/BGLz0ZxNtJTRmvImnO5DQm&#10;yohhPdJ2z98SoZvnGCQs30i3WrbsvFOkWeyvJgpiK2bxBfolxP2N2DGoF/GfFkAMrdSunYv4SlPY&#10;BazVl4haVAC3/MHpS5QZs5rjYZs4pTEsGYvKlHD2U+33PUTEHQWz259H/3YUzRdZi++kyu2QYqtX&#10;uYeEmB/6XDcJZvXcFIeKIMqIYSn7xQGDwlzS1TXBxNTxWlHPXmkDqUyFYujf1aIlssFuRF7rUYPh&#10;p/4lGIVCvl+LXxSmPMduZi2nMlEmDGtUuuMgHPQdDxppEXkGRnFPja6igYnRrYh9a7bovWcUcoBM&#10;qb+2BbjvifT9w85BC74Kt7RrR7T44Cr07kfI0HIa+e6uW9Kz59LiQU8QCdJirWQ84vg+kX8yp6WV&#10;q0QYIhmW+2vdIBu0tS5i/3oNdDlU6EHamk9iCgzMI13RLhIE9CLJ4l21xJN6LTCl5z76sVYo9J+K&#10;lFfVnNpEiTIstTG1Uzs+LphTDeLdb5WMTRMKcgaj00ndoySP/p3NR7iJe5DetISJaPO5r9Xj3E9a&#10;XUcM17wbJhQtdjmU/cdSTm+iBBnWiMGcocaU7g15An4Xv5drNCeZWVPUZB0QRF4kmnAiRGfOR9kt&#10;NDzYWJBQMW74GZUySxwbQiYaL+tduusQpcas6kw2VWLFctGgkmnWji0VjOuiOP61LQhBiP5tTzx+&#10;e4jOdMcR28YiMg753PMaUxMpoO4j6cI8TmmixBnWj6ZwMkKhLs0ZlLH2b1DIP1SMTuzef6pJbu1a&#10;vXNBZ40B+3c1NSGgPJaFq0LWo1un78TfHzzu2WzKvadlG1ZKxmsIQTOHU5woMYalTHo+M6hX6vH/&#10;HBEwQJab4nq1ulmgCQWNsJc8KnTCgXwL3axalh3KN4s5YKeiBuQSX4npARO2JF6+hictx6ssiRpz&#10;caVmJ4gUMKvNJlsqDx2XLD8bVizTfrvQ/T4VOuPQ/n/OdbsN954p9qB9bDG5rw1RR61BJ7U0bHoo&#10;xPC56GOjVcepTpQIw3pis1bXrnN3CS+ALk/ryzlh3nBPHPsGK5X1Gv38GbBv1RahYUuxB63BkhV6&#10;S8h6Pje45fyj67Ig3lbg/5nIB3czoEHpWk5zokSYlfQ2qYhYlxIOftKksm78vwQ+iUtC1GkSZJ6l&#10;Ilu8RfS7FEO9LpdepB27I6zZbYzpFix06zm1iRJlWP+DYr0yhrpcRXqfJpHlomxaWTbS+tMyeG02&#10;8/+I9bYYjtncdUYQ0bCC05kgQtHZEYNqJW/JDa44ps24FWl6aJNN1u4861puM2/QFPQv9V6UpAgi&#10;Eu26urBPxG93R3As5hXX1VSlHXNtKwydfJCPg6O2q3FFO9eotUFbK4KIRrvKpGEhfk8G9SQx1FVr&#10;yfvQm7aHtnW0O4+6JMPaZThfLWK+53TjNoIgQtGbtFtUUR8+zLOuLXEJLoV48O/zjZOl1SO9yxd5&#10;XPeFuO4tTj2CyItuTdnUF+RZ19XMREzxULZ9ELKepiAGcbj2qzRnuiWIjElYr9hjhaynM4nNt6Qf&#10;/lAcsW9gmjAW8Np9ulc6QRCBaW08Dkt0597jBto/nvaHt5k4tOVRV1OIa3/n1COI0DRWKWwXo9hd&#10;tVpWVyuzMAhnMsdpCaJ8mVZFDHUciiNfabEGYENcUhZBEKmnd5t09XGWxMwRSlkEURYMyyRdjabK&#10;UDTAQ3xMKYsgyla62pLFhzmfung4BEHESeNDpsAHmZKuxMPY7DI6+aoJIvPMapWFvj/I8kOZpKzb&#10;meTABEEouq6EJFUa0lUAKWsTXztBZJauN5WcdCUe7oxlF2E2Xz1BZI6eZ1isAIZLYuXksdbdzddP&#10;EJmj518s9LyqlB5y0BLjuYVTgCAyQ8ctlhwOh0rtQRsM+QdLR4wkiPJgWGcs8a7eLMWH7aECniAy&#10;S782l7veUn1g21boBBXwBJH6FdK4JVZ7dSk/eLvFlH8PpwVBpJZufy1bI3CLsyQt4AkinfTaYREy&#10;jpfLAMy3JKwYDZPiniCIxGm11mJz5e4UNpfTQHxgkbL6OU0IIjV02m+h0w3lOBhDJWveTxDZp0+b&#10;wfeZch2Q2RbbrJFU5jEjiPJaCl612FzNL+eBsQX6G+S0IYii0eWAhS63cHDeeONvGpQSRGro0WYg&#10;eopeKf+Jn6MWX8MVnEIEUTBabLX4CrpLwQaO0H8D1WXh6uMcKIIoCA3awsZkJwNOgQfsgGWw/qYo&#10;ShCJ09+ghf4OcHTsS8PblkH7liNEEInR3jYL3Y3QmNt74FZa3ACykfaaILJHc20eNNfOEfIfwB4P&#10;fRajOhBEfLTW4KG36uUIBR9Im0vAcEmHsyCIwtFYtSUgXw76ZOqNQwxmJew+qIQniGRozGb/OES9&#10;Vf7i6qhlUHdwhAgib9raTrVLMgPbavE3dMtWjhBBhKapbgs9uQajbRyh6ANsi1L6gkH/CCI0LT1j&#10;AM3kB3qrZZCf0dyBIALRUJvF7YY7ggkN+A7LYL+gzyFB5M2sfuEIJTfwtrAXD5iUlSCMNNPioQem&#10;+ULCg++aOxz3cCNo5igRxDS9vOlhGDpEm8bCvATX5/C85SWMlnVERIL4j07me/jmXmJU38K+jBk+&#10;TIuSFlHukpUXs2LIpiIxrRsey0PqtIhypIsWj2XgDTKr9Iq9D7h7SJQZPbR5KNipLskA03pBOy2i&#10;jJjVYzKr7DCtGx7GpbTiJUp5/rd7MKsbZFbpfGleinhX0urhKBElOO+7PZgVFewZZlqM8kCU2nzf&#10;7jHXyawy8hJrPWJpqXhaNJgjsjzHqz3iWSmjUNpZZeiFVnq48ajIpYz7Q2Rxbjd4RApV7jb8IGf0&#10;5e7weLFusLIOjhKRofnc5rEj/tKRmb6B2X/JWz2ygjCFGJGVedzrM48ZIqaEXnY7DEltL/sUl4hE&#10;SufuDI8kpypSaBdHqvRefCuWgV5LRIaIJdI2Z2/7zFl6c5TwBJjtlLMeE8A1Mv2YI0WkYK5u8FkV&#10;DHFVUB4TodIj76Eqg0x1RBRpftYGmJ8HOD/Lb2J0eQTkz0EUX8WRIgo4J1c55aoPs+rlTmD5TpCV&#10;HqE4VOnn14xIgVTlztN2jhYni7sLc8hnsozSgZpIaP51BPhocglIvDZxejycSFXZQ0UnEdN8cy3W&#10;f/WxrXrATSDCaxLN90hyoYobIG0TR4uIMM82+JjYKNtAOi8TgSbUxz5bysofkWGYiTDzqsXHD1BJ&#10;Vd1UrBNhJ5efzZay29rNZSLhM5dmwM/PT+VwhglUiKiTbVMAaWsU1/GrSMi5U4l54adUdxnZBo4Y&#10;EdfEmx9gJ1EFTVvFESNgU3UpwJw5TqmKSGoSdkCaygUQ7Vs5YmU5R1p9AkiqcpWmMkQhJmQ1TCAe&#10;BPx60qG6fBjVIR8zBaVU38Yge0ShJ2gDFO45Mi4yqgCMKofr5nPUiKxM2CHGLiqZ996JD1GQ9z5M&#10;3SaRtgm8IqCSVTlWdzNRQObecS12/W4EfM/ufPiAu8dE2r+85wNO6AdYVtIANd3vtBnv6QEZFVGq&#10;k7w9hMSVA5PbQifX1Ly/ang8nA247FP2eFvIqIgsT/yOAO4Yuq9iP3UeRXtfK+GUPB7inQ3TcJgo&#10;NUJoC6GcV+UGXDq4w5jsu1mMLMpXQ7wbtfu7kiNIlLo+ZHsIfYgqZ2G/s5ijGNt72Bpyyaf0jtv5&#10;HohyI5haGKCeD8m41C7jDoR55k5jsPGegeX5jpC6RWmZ3svxJkhM/28SsTuAN7+pvIAO5Vso+mlB&#10;/ca043E7pNJTPvH7vaJx9OP9UD9FEBqRNWBn6lQexCU9/4chSXSWi0QgJKjvYaA7EWEMh2Enx7BB&#10;BBGQAN8E0ZyPQHhyOXMA9a3IeiRLMKc27Mz1Y4xexDBGrk7rTc4+gojOvLZCcngWAwNTyuOz2MLf&#10;grC9bWmRyKDja4UB5hYouodDmhv4LaWHsGRkeBeCSIiQq0HE/TESrykF+ggYxCCY2jZINF2I9dSC&#10;OGHz/Yxd0Wd1bQvu70J922C6cQD2ajfQ/osEnmsCz7OBynOCKA4Da4EEcigPU4lSL64+728shRdT&#10;cU4Q6WNgzWBg/di+f1FGDOoGnrsHjJw7pgSRMQZWK7b390BB/TjjjOkZlOQDMOfo4I4eQZQ2I5sP&#10;s4etsAE7BQklTRLZCPRae2C02UUFOUEQOjNrgPlDJxTj27HUOgUGchvMZDzEjtwo7hnB7uQQFO17&#10;YDvVDYa0ktISQRAEQRAEQRAEQRAEQRAEQRAEQRAEQRAEkSH8H6geSZlLTZbIAAAAAElFTkSuQmCC&#10;UEsDBBQAAAAIAIdO4kCjtwNtrkMAAKlDAAAUAAAAZHJzL21lZGlhL2ltYWdlMS5wbmcBqUNWvIlQ&#10;TkcNChoKAAAADUlIRFIAAADdAAABnggGAAAAEH8EbAAAAAlwSFlzAAAh1QAAIdUBBJy0nQAAIABJ&#10;REFUeJzs3Xd0VVXaP/Bn733O7S2994SeECB0xAREimVUBMWCOljHsf9eHR3HhBmdd5RRVBTFjoAl&#10;CCoIUr2hhXYpgRtaIKGE9H7raXv//gB9HQcVLIRL9mct1nKp59znHvLNPmefXQA4juM4juM4juM4&#10;juM4juM4juM4juM4juM4juM4juM4juM4juM4juM4juM4juM4juM4juM4juM4juM4juM4juM4juM4&#10;juM4juM4juM4juM4juM4juM4juM4juM4juM4juM4juM4juM4juM4juM4juM4juM4juM4juM4juM4&#10;juM4juM4juM4juM4juM4juM4juM4juM4juM4juM4juM4juM4juM4juM4juM4juM4juM4juM4juM4&#10;juM4juM4juM4juM4juM4juM4juM4juM4juM4juM4juM4juM4juM4juM4juM4juM4juM4juM4juM4&#10;juM4juM4juM4juM4juM4juM4juM4juM4juM4juM4juM4juM4juM4juM4juM4juM47rxDxcXFpLOL&#10;4H453NkFcOfGVVbWjyJ086ZNm1I6uxbulxE6uwDu7B05csR+1133TDp5snbCnXdOaweAY51dE3fu&#10;eEsXQhYUF2ceqjhyHRHE1O07d/Uqdrt1nV0Td+546ELI0aoTRoRQuLfDY9q1c8dYv8ud1Nk1ceeO&#10;hy6EJCfHy6JAAggY9nm8fT777JNbqqqqDJ1dF3dueOhCyNCBAxtFUTxMgTKEIGzHDtf1Hy9alN7Z&#10;dXHnhocuhFx++eUn4hKi11GqShgDMGBJe3fsyuevEEILD10IQQipl10+zgkYahhiIIjYXLa3bEiv&#10;Xr3snV0bd/Z46ELMhMsv3x8bF7sOY6wJgoC9Xs+g1atXp3Z2XdzZ46ELMYcPH27p3z/PqWmal1IK&#10;mqYl79i1a3RFRYW+s2vjzg4PXYiZPHmylpacvMNkNB1kjFEA0G/eUnqNc9OmzM6ujTs7PHQhaNKk&#10;SVV9srOLBUFsxxiD1+vP/vCDD6aUlpYaO7s27ufx0IWgrKws6a5p05aEhYdtByBUJ+hNlRVV1y1f&#10;vmooYwx1dn3cT+OhC1Hjx48/OmTI0MWqorQjhDFCKH3Jki9v2rRpU1xn18b9NB66EIUQ0oYPGbLK&#10;FmYvQwLSiEjEuvrGCbNmvVlQWnqC32ZewHjoQlj37t1revbq9Zmmql6CMYgiidy8ufT2qqqtiZ1d&#10;G/fjeOhCWF5ennLFVVeVCKJ4QNM0hjEiQUnqu3btyn782e7CxUMX4gZdfvnx7OycjVRVFQwIIWCO&#10;Q4cODKiuruYDoS9QPHQhrm9srK9Hj27rAKAVIwSiKJDGxsa8qqoqR2fXxp0ZD91FYMSQgp3h4WEH&#10;ACEqCALq6PD0Ll68uGdhYSH/+70A8b+Ui0BGxpimhKTk5QxYUKfTMYRQ2PYt22696qqrrJ1RD2MM&#10;b9myxeZ0Ovkt7hnw0F0E+vRBytVXTlhPKdtHKWV6vV44drTq0rfffj+/M1q7EydOxC756qtHd+/e&#10;Pc7pdPJ1eH6Ah+7iwIYMGXIoL2/AR7IsN+t1OiCYJHzzzeobe/ToEXs+C3Fu2ZL4wEMPTJ03f96U&#10;WbNfv2rZsmV8IPYP8NBdJPr169f28MMPfmo2GbcpsqIajUaho8Mz5qOPPr3UxZh4vurY4nTGbdiw&#10;8RaCcQZBuJ9Op7Ocr88OFTx0FxFN0xqHDB0yNygFmyhlIAiCfc/ePXcdXbQo6XzdZsbGxrbpDYZG&#10;TdNoRES4JS0tLeZ8fG4o4aG7iBQUFKgP3PHAuvi4uGWUarLBYMCBYDB35iuzpk2YMCHsfNTQvXv3&#10;6iFDBr3PGGuqrauLOF5dPQQA+It6LnT93EgTxhiaOXPmqNTUtLL0jCwpOSVDiYlLct//8KN/XL58&#10;+Xl5vtq0aVNK3uCBi1LT04J9+ma/19zcbDsfnxsqeM9SCGCMoQMHDoQHg1qPLdu3h+/cs0cFRmRA&#10;mh9UtZ0Q0qQoSmteXp6KEGJOp3PbJZeOXLpu/UaLzqhLljS526qVK6b075+7BwBcv3e9dru9Fhja&#10;Qxm9ur2tbcAnn3wyxOl0flNQUKD+3p8dCnjoLmDFxcWkz6BB0S+88opty8bNOSeOH7u1ubmpp9Fk&#10;CgiC2GEyG+sNOn2VTq/bpWjagasnTfKmpaXBjh07yKjRo7cerqwcUltbl6gTRaGtrW3wB+/PneJy&#10;uSry8vLaf8+69+3bpyHEvJIkMU2jPV57Y/bN8z6YuxUAftfPDRU8dBcwm80W/diDDz62a8euwUxT&#10;IxiFOIyRUQoENbvDIbVIgW4+r28IIHQFpdQDDJQtm0oJY4ABMR1jkCQQQjDGgBAyuffunbjgk09K&#10;3G63s7GxUc3Pz5cQQuy3rnvy5MnaqMsu66DqUYVRZmisbxj09ddfhwMPHQDw0F2wnE6nYfpzz00s&#10;d5dfiwmOQ4QIBAMFAEAICQwA6fUGWa83UoKRjQhirCxLekmSiKIooKoqMMYIYwwpioIYYwgQxC/8&#10;bNFjHp/v+oH98yqxyfQhAFQBfPesiEpKSnB+fj5FCNFfU39u//717j17vBiBERMcCYT0/vazujoe&#10;uguUHB5OamvqemmUpjAAhBlIRBC2GQyGGp1O1DRKW4P+QECSpAAAIFGn6+b1eoYijGMIISLGGE4P&#10;CUN6vR4QQqCqqqCq6ojPFi4aumDBguMCEXVpmd2qRL0I6ZndUVJSPB48eCBuaWlR3G53tV6v35GV&#10;ldUEAOfcGvbN7X10scnUJEtyJAMwf7n4i5FOp7OkoKDA+9tfrdDCQ3eB0rW0aPEJcU2NjQ0KY0wH&#10;CMljx451Dh06+KuIiAh/dHR0dUdHh+z1ell1dTXRmUy5VceONVYfP9Gr5mS1SVIUg9/rE5uamqMo&#10;ozbdKViv1yOj0ShQSlOppv2ZMir5/QFgmoYPHNiP9u7dA++9975kMZvLTBbrRxOnTCl75i9/OdK3&#10;b1/fudTfu1vvYyaLqUbTaHdVpfrauvqRx48fjweAQ7/TJQsZPHQXqJKSErlvTs7Offv216iqmowQ&#10;0h85ciTmtttubUhPT29KSkoKwvdaoIqKip0NDf4jYNSMjXV1Zm97e5zKWMSbs98Yd+LEiVxFVuIk&#10;WY4gGBNRFJEgCBgTYkYAJkIIqBgDAgpWqxVUVWWKooyoPVnb88Sx6rLhw4Y9DQB7z6X+AQMGeOJi&#10;4iqlwLGRqioJkiRnrHY6ezHGKn6P58hQwl+OX6CmT59Or5w0aXPfnOyPzRZLW5gjTDh85PDYRx99&#10;7Fmn05laWFj4H+/rsrKypOHD+zYM79//mN1oPJSbnb21Z0a/tQ//+ZGXhg4d8lBkdOSzAHBcUVVV&#10;kiTm8/lAkSQkSzKWAgGsBCVMKcVerxerKiUMkEkQ9bFEFEwt9W3+c60fIUSTk5O3B4OyRKkGlGq2&#10;qiNVWeXl5edtSNqFiofuAjZ68OCGO6ZNWxRms31NKQ3qdfqUEyeqr3z++Rl/Gjx4cN8fO66goEDt&#10;06ePd/Dgns033nid+7NPPtmw4IMPvnjk4UdftFotCzSNdmCEgSCMLCYTslttSCcKiDGGEEJI0TRV&#10;VlQvMLZ5+PARC2677cbGX1J///6DDjOmKYxRQAhIa2urvaOjo8tvdsJDdwFDCDFC6Z7rr7t2PiC2&#10;jTEIiqLoqK2tnVpYOP3m9evX9z/bHXtyc3NPZqYmvfXMM8+8ZrPZNsiKHFAUhbW3t4PX6wVGGWia&#10;xiRJCgaD0vbMzIwljzz6yNzXX535SVZWVse51F1VVWX429//NmDevPe7axolBGNgDDRKmbetre1X&#10;9Ypy3HnhdDoNTzzxxB+Sk1N2paSkSYmJyWpERFRL//55nyxbtiyFMXbWvzxdLpf41DPPjI5PSt4Q&#10;FRXTFBMTp0RHx6qRkdGqPczRGhEVuf2uP//56v3790e4XC7TL6n3ueeei4mOjf231WbbEB+f6E1L&#10;SVciIqJOXHvttVfyBZO4kLFhw4awG2+88a6kpKTKlJQ0OTk5VQ0Pj2wcMmTYv9evXx93Lj/MbneD&#10;ZeZrr/Xv0ydndlhYRI3d7mi22ewN6ZmZ8/7+z38OPnLkyK/aequ4uFj3+uuvZ+bnj74hLi5hR1RU&#10;zMns7L5z5syZE/lrznux4L91QsiWLVsSX3rppevWr19/nyjqMwVBwD6fryo3N3fxE08888ro0cNO&#10;nu25GGN469at/T7/fEnv7du3EQDE7n/ozxXhNtvW32qM5M6dO6MOHjw8QpL81oyM7gdHjBiyrav3&#10;XHIhaP369VHXXXfd03Fx8TtSU9Ol5ORULTIy+mR+fv4Tq1evzua7snLcbw85nU7H5Mk3PpKQkFSW&#10;np7pT0lJVyKjoltycnNmLCguznX9yttDjuN+gDGGXC5X5C233DI5JSWtLCMjy5ORmanExsfVpaSl&#10;bXz0fx6d5Ha7LbzT4sLER6SEoNPPRU0u18FvsrI+88ybN/f2YFAeb7XaIvx+n2X+/I8e9AfktBsm&#10;3v4eADTDLxg7yf1++G/CEOd0OoWamprRL74488qmpsbxRCTJlFLqD8oH0lLSF/71ySdXSpJv1+TJ&#10;k7XOrpXjLhqMMbxy5cq0q676w4z4hPgdqelpgfSsbnJcQlJjTu6Al5csWdKbMcbvajjut1RcXEy2&#10;bt0aMXXq1BsSExPL0tLTPVndeyjxSSmN/QcOfn3OnPd7ON1uvhwex/3W3G53+NNPP315RkbG6tTU&#10;VG96RqYSk5BYnZSaseKhRx+d6na7dZ1dY1fHbzkuMn369GkpLS3dEBkbqXtj1htur9c3WYdJjCwF&#10;wj759FM9QsRQVla24Fznx3Ec9zMYY+iLL77oNXbs2Bfj4+O3JyYmBhMTk4Px8Unbb7vtjzfv3Lkz&#10;hb9S4LjfWHFxMXG5XPZ77rlnWkpKiislJa0tMTE5EBsbX3XJJfkPL1m5sofb7Q4H3ot9XvGL3QW4&#10;3e7wefPm9Viy5KsnO9rbhyCEzJKi1BktppNjx4xdMPn66z5ubW318tcKHPcbcjqdho8//viSIUOG&#10;PxIfn1geF5fgi4qJ9UfGxG67pGD088Wff57b2TVy3EVp27ZtsU888dRDKSlp74SHR9ZERsX4w6Oi&#10;T+TmDSpyuVx8zCbH/R4YY8Jnn32Wfu21178bGRlVYrM7jkdGxa5bsOCz9M6urSvgrwy6IISQ6nQ6&#10;j//jH0V/nT9/vmXvXve97e3t0TabXurs2roCHrquAzmdTgIAkJ+fzxBCKgDUMcZwWVnZW4wxU1tb&#10;W3Mn18hxF4/Fy5Z1GzVq1BPxiYnP3HDDDXe6XPviOrsmjruoXX3ttTeazeZ6u93hdTjC90ycOPne&#10;TZtcGfwF+fnHby+7BuT3eCIxxjpBEIyUsu5r167+q9/viXr88cffAICmzi6wK+HrXnYNbPTo0Zus&#10;VusRxkAzGAwCQjimtHTL7W+99e41FRUV52WHVu4UvohNF/HKK694JUnyut170wkRooxGE6KUWo8e&#10;rYqIjY059sc//vHYwoUL+Qzz84C3dF1Enz59vJMnT14ydOjQYkkK1lqtFpqRkU5VVR3w7rvv32Qy&#10;mbp1do0cdzFCK1euTMrPH/1+RERUTXZ2X0+3bj3kyMjoxssuu/yvLpeLLwbLcb81xhhZvHhxz27d&#10;en4YGRHVkZXVXUlISFIiI6Mrb5469Y9uPrv8d8dvL7sYhJCWnJx8+M4775hjNpl3SpKkWi0WZDQa&#10;E5Yt//reWW++eQ1fsPb3xUPXBeXl5SkDBw7ccc99970rK+oWXyCgmK02YtDr+y5etHhq5cmT45Yv&#10;5z2avxceui6qoKAgOHTooIXX3zjpQ0lVXH4pELDabAQARr726qx7t2z/aNiBAwesnV3nxYi/HO/C&#10;CgoKghs3bvwMMK779KOP/6EpSi+dTqcP+P35c956J4wYDIV1dXVbYmNjz2k9FZfLZaIGg80EIPfu&#10;3buVbxryn3jourgRI0Z4Vq9eXVpz/Pi/vnGWPGUwGHrp9XqToih9X3v51SJVkma5XK7P8/LylLM5&#10;n8vlEjeUbivYsWv7ZLPJdOTWKVNmAoDnd/4aHBd6tu7fH/HEU3+7JTw6dkVMQqKSkpGpRcXFB6Lj&#10;E1a9PmdOwdlsPMkYQ//7wgvjbBGRS0WjuUE0mnYPu6TgivNRP8eFJLfbrZs4efJtjqjow8npGXJ6&#10;t+5adEKiHJec/MG7784tcDqdhp86fsuWLbb0rO5vmm1hktUeoRkttqZLR4259XzVHyp4Rwr3nT59&#10;+sgTr7lmRXafPkt8ft/hYDAYNOh0hKra9f947h9Pbt26s/+ePXvCfux4j8cT6fV5cwnGAsEYzGZL&#10;63V/uHLL+fwOoYCHjvsPgiA0Pf/csy+OufzyvxJC9gYlySfqdIagIg9+adZLs95+94OrysrKzGc6&#10;9ujRWj2l1I4QQowx0Ot0/ri4OD4x9gd4Rwr3H04vw3eytLR03cgRI4KzZr12eWNj450Wi8Usy3Lv&#10;efPn3cOYqjqdzuIfbpNMCEaAEEYIAaUUGAC0trbyZf1+gIeOO6Nhw4a1MMZWRkVFaY8++uj1fq/X&#10;aLM7BE2lAxct/mKq1xeEjQcOLB3Ro8d3PZOCQJmIMcWiCDJTgKqa2Kwo/GfsB/jt5UWMMYYOHjwY&#10;OWfOnP59+/YdNDQ/P9PpdJ51CBBCVGPshM1q2SEFpWBbWxsiCBNVVvOXfPHlXz55882B35+LZ7fb&#10;qSAIsigKgBACSZZ0UmMjf8H+A/y30EWIMYbKy8vNO3bssM6ePXvs519+ca+qqnah+vgah8PxNwBo&#10;+7FjCwsL8dixY/UWi8WgGo2CEAhI//zHs+/dOvX2foFAIImKFBhjoqzI3RZ/tujBq8aPrwCAEwAA&#10;CRkJAYxJK6WMCaIIAX/AJMs0CQCOnp9vHhp46EITcrlcgsFgQAAAer0eAQBUVFTA+PHj6bZt22yb&#10;Nm+asmTJV5e63XvTAaAHxljQG4zRgUDgjHc3jDGhvLwcH285bi9zl40+eLBizOFDFVH1DXVCfUOj&#10;WaVqOALMVFVBjDEEjAlSMGjzer3fnS/GHtNosprLm5uaRwiigDWq2Xbs2jUCADacj4sSKnjoQgxj&#10;DO3evTtzZ9nOq5saW+yKoiCNaSjg88Hu3XvYM0XPaI2NzSavzzMSI9wbGOiBAUEId/To2WsvJCUF&#10;fnjOddu2JT0/Y8Y1S5d+GVVx6LAlGAzmUEZzEEI2QIgiAI1gJFAGlAIlDAEgAfun3DRlfVZeVofT&#10;6RTy8/Nh4cKFcnpqanNDfQPTizoAxvTHqqrSGWMEAGhRUREqKir6jyFhXXGIGA9diJn1zqyEt197&#10;e2LV0aP3I4QjMEIYAABhBBhhptPpNFEUkdViFYPBIFKoyjSVtVLG1vfs2XPNsO+Fzu1262qbm7sX&#10;PvnkqF07dzygaVoCIQRjgjEGjCmlFBirtFise8MjIgRJUXrX1dVnEYwRMKbkjx7dqlfNA1IyHKYT&#10;NTV48PCR2tGTJ9M3b9kKGqMg6gQsqVJGfX3T+HZvu3bDzTfjQ0eOUKNJRxWZEkKAHaqsVCVVrf5s&#10;wYKD06dPp513Zc8fHroQs3nd5j7Hjp+4BQGK+TYeRqORncoHA5PJJDDGWDAY9Pl9/iYGKNi9e49D&#10;w4eNeMHhMO8CONVaHjhwIHzpiqVJH74//55jR6uuBoSiBEEgCCFgjAEhBGVnZ6sDBw3cnNu/71vV&#10;J6qFZctX3dXQ0JgBAERRVfMrM1+5GRNMWtvaohRZJqqiQECSrBrVcDAYBMAIWlpbB48aO+ZVRZKQ&#10;JMkUExS02Ww46A8YKKPMaDIHHeFhXz/zl7/8HQDaO/fqnh98zcMQM2PWrLTXZ858qbGxYRTG2Pzt&#10;i2gAAIQQIIRUo9HYFhMbu8Fud7w3YuTImj9ce61f8/tPDBs2LAAA4HQ6Le/MnffnlcuWXhGUghmA&#10;UBQ+/X7t++cSRZESQmoVRT2OEMMMC4nAIEHTNAQAlBASwBgRjIkIAIARQpQxxBhDp2sBSillABpG&#10;iCUlJjZERkVVHzt+PMnT0REVCAaRFAwyYOz45WMvv+3zhQs3d9JlPa946EKM0+k0dPg6hv7liadG&#10;HT927A69QR+bnZ2t1tTU4KamJvzSSy/tGzJk6NygLO/wieKO779H+1be0KH93G73mxjhHEKICADI&#10;bDKpFrOREkIETDBSFZUJgiDb7XaNUYaPHT8mqhrDDACrqooAQNPpdCoAiAghwBgDIQSJoogQQiDL&#10;MgAAyLLMTgeZ2Ww2Hya4XZEVByHE1N7ejmRZBspo+Y0Tb7zp3XffdJ/Pa9lZeOhClNPpzHx9zpzb&#10;li9fPshkMuWZjEaLz+fHqqLsn3rL7bNuu+3+4gED0jvO1FFx8823Zy9ftXyGpmkjKKV6jDE1WyxB&#10;oJoiKwoAA4owkkRBYAxAVFVVUBTFQYiAAQAURQFRFDeLolhOKUsKD3P4PT6f5PN6uyuKkqWqqoEQ&#10;QtDp500AYABAAUDGBGOMsAinf/Y0VfVmZGa+P//zxdNzUlJaz9f160z8mS5ElZSUVD764IP/TExI&#10;yP9s0eKH2zo8uVGRkeEtLa3dPin+5O6UlOSjsjxoBwC0/PDYRx7584GUzJT3Zs9+AyuKYktOTlbS&#10;09NlgolstVmCgiBIer3B7/V6DIqiWHQ6g37lyhXDCCEGSilWZNk3dNjQDx94/PHPNq9dl5PVPaPZ&#10;bLV61judEyoOHhrX1t4edqiiIj4YCCQLgkBkWWYpycl1GVmZldXV1fHHjh5LlWUZa5qmmkzGPbff&#10;ftui7OTkH313yHEXlLKyMvPM117r3ysnZ0FYVHRb75xcOTYuyRuXmLz9f/7y14kul0s803EHDhyw&#10;Trr11rQrJ07M2rPnYHpVVVXqpk2bUlZv2JC8ct26pI0bN8Y7nVsSN+3cmfJR8eJxkbFxJ/rk9vOn&#10;ZmbJ8ckpO5atXp3NGEOlpaXG4uJiHWOMbNiwIczldidXVBzPuHbipEcdEZFtETGxWlhktHTLbXd8&#10;tO/QoZE33XbbHEdktGS2OzSTzV4/7qqrpv3YAGqOu2AtX75c/8GCBQMSUtM+CY+KCeT0HaA4wiJ9&#10;4ZExawv/+c9eP3P4zz5iPPevf42PiouvTcnIlMOiopXktLS5W7ZU2H7qmDVrNnRLTEnb7oiM0uwR&#10;kUpiWtq2GTNnzoxNSNxpstkVg8Xqj0lMnLdg0aKUc/qyFwE+9vIiMGHCBOm2m27aee/dd81HGO2u&#10;b6jX9HqDQZGVQZ8Xfzb5Z1qSn305XVdfn0EwNmOMiaZpUt7AgeVffz3f+1PHxMaGHY2KjtpNKVUB&#10;APu8vswZL8y4xuPz9aCUBvQ6/dK7pk2bFx8efvJcvy/HnW8/2jK5XC7TLVNvf8gWEXEwLjFZCQuP&#10;1swWh/vNN9/7udbuR1VVVRlyBgx4PSElVe7Wq7dmcYSdfOixx8aezbE33fbHabaw8DZrWLhmC4/Q&#10;LI4w1WC1tSWkpC2dMXNm/umRKl0O70gJIRUVFba6ujqHw+FgmqZRQRDa+/Tp812Lk5eXF3A6nQs2&#10;bNqQ0Nbafr8qqwbGWPySJUsGAcC+X/KZx48fj2prbeuh1+txMBgEnV7XlJebu+dsjh04aEDp6pUr&#10;Gn1+n4Wden9HLRbL7kceeejvf7jiij0IoS45146HLkQwxoR77rnz2sWLv7zFbDaj7Nxcz5Bhwz6b&#10;8eGHXxT06iUbDAak1+tRe3u7//rrr1875423bgaAWE3TzKWlG9MZYxghdM7DrL5ctixB07RMvV6P&#10;2ts6ACPSaLPZfvLW8lu9cnObrTbbHo/X4wCEjACoZcQlI97NHzGiPCsrq8vub85DFyJWrVqlX/L5&#10;0lEBv3+EJEl4XUlJcO0334RRyvLCHGFabm4u69mrBzKZzMjn9TswQSbKABhjWNE0Ac7i2e2HnE6n&#10;8Pa7H+RgQsJ1OgOossIyMzI3Z2RknFVgdLLccdOUG+Z89Mkna5oamhIwQs15Q4d+k5eX5z/nC3AR&#10;4aELEaWlpUySlRpE2Uki4mSKsUXAZLimaUPaO9ph3fp1bGPpRmAUABBQDEgHABQAebO6dav+JaP5&#10;U1NThdqT1TlIpXomq4ARUfv1G+BauHCh+vNHn1rMFgBWMcbIqlWr4gkh/ssuu6zLr5nCey9DxPTp&#10;0/2zXp/1er8B/RczCvsAoMNsNlOz2SyIoigSQnTAQIcx0mGEdACoFSFUabfbtk29+WbXL/nM8vJq&#10;Y2tra5YoiigYDAIAC+j1Qt25zgZACGmlpaUnR48e/V8v6rsiHroQotPpame+8srMCVdOeCgmJmat&#10;z+etUVXVbzQaGSEEGGOIUooMBoOSm5uzatDAwc/cNvX2x0aOHPaLxjTW1lbFNjQ0pOt0OkwpBSKQ&#10;xoSEzF80E2D69Om0K86dOxN+exlCTq/UVetyudpVJP77o/nz4j755OOxbe3tN9qsVotOp4NAIIDy&#10;8vLg0Ucfq4oKi93Y2tqtPi8PndXt4LcYY7ikBPC6ddMHAkAEAgzBoMQcYRG7Ro++rPH3+XZdBw9d&#10;CDrdEbGlsLAQv/b6rLo333yzdevWbXkIYLAgisb169eTLVu3Zt9xyx1jr7tu8grGWO25tDJxcXF5&#10;hIgDMCZjbVa7SVU1UBTVFxkesYUQX8fv+NU47sJXWFiIS0tLjU8XFl6X2aPXl0aLbYfFEdZsdYR7&#10;7I7IiiHDLrnr448/y/u5YVvfN2XKlNvCwiIORERE+ZKT0rQwR5QaGR63+4UXZg3/Pb8Lx4WUlWVl&#10;5kXLlyfedOutE7r36r3EZLNXmqy2Fr3RfDwhMXXTfff9efyRI0fsjLGfHWu5bNmylF69ehVHRcU0&#10;RkXFKFZrWPsll4x+fuNGvl8dx/2X1atX29etW9fvqquuujI2Pv5jo8nSojdY2owm66YJV1/zpMvl&#10;ivy54LlcLnHmzJn9u3Xr8ZLV6qiJiYpdWlj4XO7ZBJb7efyZ7iIzZsyYdgDNUKGHAAAgAElEQVTY&#10;5XQ69wfkgP/jjz52LVu+alCH1zNm9epVlvr6euuzz/3vUsbYlh97zsvLy1MYY7sGDBgAhw4droyM&#10;DK+02+0HeO8jx/085HQ6hXc+mD86N2/QR3qzZZ9gMDb26J09a+3atQlncwLGGOYtHMedI7fbrVu6&#10;dGnChKuvedJgsR7Sm61VV1x1zTSXyxV3Nps9chz3CzDG8MadO+Mn3XTTrWa7Y4febHEVXHb5S4sW&#10;rYjjLdn5xZ/puojTMwxqysrKVsYnJATnz/3wmg0bN45tb23VoqIiXwKA2s6ukeMuWk6nU3j7/Q8n&#10;JKalFeuM5v2jx417cNvevUmdXRfHXdRcLpf4/IuvDolPSflab7bsvu7GG2+vqqr6yT3FOY77lZxO&#10;p+HFV14Zlpia+rU1PKL4jTfeSO3smroC/kzXhRUUFARdLtduu93+7Pz588XtVVVdfq4bx503/NUB&#10;x3Ecx3Ecx3Ecx3Ecx3Ecx3Ecx3Ecx3Ecx3Ecx3Ecx3EcADDGUHFxcZfchRXgLDZ557jfUkVFhX6z&#10;y5WtE4TY1KSMysGD+x34JZtVctzFDAFjp/6c4b8xxnBxcbFuy5YtNpdrX9zu3bsTit1u3Y+d65uN&#10;G7vHp6R8rDebj2b17PWC0+m0/J7FX4j4JNYuijGGd+zYQQAAPB4PAQBBFEUUCARwWFgYeAhBVk1j&#10;Ho8HOXbvBq/Xi4wuF21oaGBer5d6PB6kWq14xozZRkFgEe5Dh3Lq6uqG+bxe/eD+/V9mjO3/4eK0&#10;xcXF4vP/+/zEtta2URjhsKam5oFHamoiAOCstlO+WPDQXSAYY6ioqAgVFRWdcRVlhBDAmbcwRowx&#10;+LHVl08vr4dKSkqw1WpFHo+HyLJMSkpK0to8nmyDXmS1tfXJR6qOJMiSpgsGAqSxoQEopVQQBUoB&#10;wNvRgTw+Hz5SUYH8/gBjjGqCIKiAMEIEiYIgWAkW4v0BX1owKJHVa9bUEkJmwA/C1NraKhw+cjib&#10;MRYOCGGTyaiPjozscpNneeg6mdPpFEAHfYoXFfccOmKEuGLVKkQEhIJBBeRAgCmU0srKCu32abfT&#10;AwcO0JqaepDlANU0DUADBISgiOhoFBsbqyGEVIQQUxlD3/ZSxMfHYyxigVEmqBojAkI6JCABGGT5&#10;/IEcnSAwhlASMBanqZoOE4wxxgCAGCFEI4QAIQQRjLFOJ2BRtDBgQDEhKkOn8o4JFhRZEaSgRDRV&#10;9WGGzthXYDQakVEQbQJDiAEDo8EAdofj/F3sCwQPXSdijKE3P/gg8cN33pm6f/++axkwIzA49RNP&#10;KVDGKMJIFbCg6I0GVSCEaprGBCzIAhEBARCNURAFQnSiThJFIYgI0TRNFTBgplENUU0TNEpFoiOC&#10;DsAACERGGUYImcLDDHqMMRBCEDrVlCLGGDrdOjJBIECIAKqmQjAQBEVWQNM0AACGENJpFEBRVcQY&#10;o5qq+mVJag6PiKh4/InHF95///2+H37fXr16Mb0gKghONdkBf8DU3NQknteLfgHgoetEJSUl5M2X&#10;Xx51uKryOoQgmiBMEMYIYww6kwn0Oh1zOBya2WzWJElC7e3tLChJfgAIIACKABgBzFSqCZRREWGs&#10;04si1QgRKKWgyRpjjAmUMgygYkaZlQHoKaWIalSkjOLTt6YAAEAp/e6fGWNI0zRgjDFKKaOUKgih&#10;IGNMxghrRCCgMUCMMmy12aW0tLT9Fqt12ejLRq3pkZFRCWe4FY6IiKCiTtfGGAMAQEG/P2Lzpk28&#10;I4U7f0pKSmhMTMzhqqNHK1SqMkCgJwgJlFJRliRBU1WkKAprbGxkwWBQVTW1zm5zODHAYY1pqqox&#10;iRDiMxmMBAlI0KiKfQFqoppmYowhQCgICBODTqBYELDX4xkqKVKmTqdnfr8vSdU0PWMMIYT0GGPE&#10;GNMAgcQoA0opYoxRQKBiQH6TxbLbZDKXIEorsE4nmU0mSEhIQIMHD8aXjRmn2WzmNpmxE4GWlrqC&#10;goIzbrecmpqqOhxh5QBACcaYMTC2N7WZzvNl73Q8dJ1o+vTp1Ol07ispKZmz6PPP42U5KBJCiNFo&#10;FKKiYgS73Yp0Oh2KjIxmycnJWlRURHNkTNxuUJRaSZI0WZYVURSDflFEqKODmM1mIgiCQZIkPSEE&#10;IYNBFjQNE0KooiiotrGxfM2KFfFBJQgHDxyMamvr0BlNhujGhsYbFUUJI4S0ZWZkzLdYbO2CgFlc&#10;XAIbNChPS0tJCzgiI4/oCdmt1+tr8vLyFACA8j17UFFREXIOHwJFp245f3IrraKiIkowOooQ0jDG&#10;AmNU39DSYD0dfL4NF3f+FBYW4tNbUuHi4mLCGCNz5swR58yZI7rdbl1xcbHO5XKJp0dx/OIBDaef&#10;1777DJfLJb7//vu59jDHYb3RoNkc9mOz3559SUVFhd7tdutcLpfocrlExhgpLCw8Yy8jYwyvXLnS&#10;fLabkFxzzTWjHbYwT7gjgjockcErrr560o+d+2LFW7oLwPTp0+n06dN/+K+13/pzTrcm329RtOLi&#10;Yq8oCF4JIVBUNWzl8tWD77vzvs0IoTPeIn7fiRMnjE8WFcXt3rEjfuHChSfnL1qkDOzTh3k8Hqmy&#10;srJ18uTJ//UdzDpzECGkAQAgoIgqtEsFjgthhawQl5aWGp1Op+HXbHXldrstg4cN/dBkMcsWm1VJ&#10;SklZvHv37p/dMJIxhu66777L7BGRa0w2+3aL1f6NzeFY3Tsn++u77r77+bnFxclut1vndrt1jLHv&#10;xllOmTJlaLgjsjHcEUHtNkdw/Pjx13S1rbp4SxeiLll7SZ9Ply28pqqqCvtU34cAUPlLzrNw4UJ/&#10;elr62v3l+yZQRsM6OtoHLF2+dILb7Z7bp08f+SeOi1n21fJpsiwPF0VRNOj0KkaM1dfVseLiTzM/&#10;+fTTsLS0lIYhQ4YoY8eMPbB3796Spqam5nnzPrZqTBMYY0Ap9ZvN9jb+PMdd8P79739Hpmdm/tPq&#10;sJ8wW2w1o8eMu+XXjNp/5c1XshKSE7+x2m2K1W5Tk1KTV82dO3foT7VAt9199+UGi7XBYLFq1rBw&#10;ryMy8mR4ZLQvIjJaioyJlqJion0R0ZHNYRHhNRHRUStTU1MfzM7NnZSVlfWC2WL1myw2LSYhcddK&#10;p7PHL607VPGWLvSgnTt39mpsrJ/KKIrVNE1rbGzq2a9fPwF+4XPg6BGjjy3vs/zLbVu35yKE7C0t&#10;rcPeeuedqVlZWQcBoOVMxzTW1/enlFpOv1OvnTjx+o1HDh9O3VO2x6RIMiaERBKBRIg60aSq6vCW&#10;jo7slrY2H9OoAxASVE3r0OsNJSZBqP8V1yIk8dCFGKfTSV566aW+gHA4A4Z1OkMgr3+/nfPnz1d+&#10;6Tn79OkjFxcXLyvbvWeiLMvDREEw7ttXfsXc+fPXulyuL799RfB9CLDldG8oM5vNhx78031/V1WV&#10;VFc3kDnvvalrbWoZfezE8et9fn+spml6YAwQA0IZCzLGpMjwiN0T/zDxnREjRrT/uisSenjoQkxi&#10;YiIJyHI3ypDAAAAByDqTuXn69Om/ak5av379TvTq1XP5jh07+4miaFIUJWbJ0mXTLh0xaj9jbN8P&#10;n7taGhrsQBnGAmFZ3bJacnJyjn/bK3lqBkN5u8/XvGfDhg3mXbt2kYMHDyKvN8AwxnjylMls7Lhx&#10;jYmxsYe74lw6HroQU1lZaa+rq+um1+uxFJQAEAQi7Pbgrz1vVlaWNGPGjHVle/beRCntJYqi6PF0&#10;DH3+3/+aFh4TNr+wsHD394MdCAQsmGDMTo0TkxYuXPjduU4H6fjpP9/59hkRIcT+9dxzv7bkkMXf&#10;kYSYA4cPZLa2tGaaTCaEAJhOp2tJS8v4TeajDR8+/GCP7j3WKorSQghhgiBYKyuP3HnvPffdkjto&#10;UI7T6TQAnJoZEQxKZlEUESGEGQ3Gswo9QuhnR610BTx0IaS0tNS4zrkhXxCFSL1ezxgAECKeiIqK&#10;PWNnx88pKyszl5WVRR8+fDja5XKZqodWt0+74455YeHhm4PBoEcghImiaGpuarz1sYceKdywYUPv&#10;w4cPR5vN5mS/3xchCiLS6XSK3qCrmzRpUpcP09nit5ehggFa9vSyfjt2uiY6HBFiIChRTaUoIjKy&#10;0mYTzzl0zqoqw3svvzxxzZo1V4WFhUF+fv7HNxpu/Mp4qfHI4/L/e/HVmbOCjY2N4wHAhBGENTXV&#10;j3j11VkzNm3a4ouPj4VAINCLahoQIjSmpKRsLS8vF5xOJ/2xwc7c/+lSIwFCmdPpFP5WWHjP3r17&#10;/jerWw/U1Nisr6utpz27dX9uV9n2Z+HMs8rPaM2aNTFr16698r333rspEAgMAAAVY7wxLjFx+6Uj&#10;RwavvvLKVrPNHD7r1Vl9nc6SUbIsxyKEGDCkMsrY6QHLOkopTUhI/OKhhx7ctre83J6ZlXUsN7v3&#10;RwUFBb/6GfNixlu6EKHX60XEoA8GogeNSX6PD2NAUveePVp2lW0/Y+AKCwtxfn4+tlqtSJZlQVVV&#10;i6qqyS+//HL/0tLSaYqiZmOMj1BKKzVNo8ePH83+cG6Vd9GihbXh4eFHMRaqDAaDT5ZlhVJKMGCC&#10;MQZKqaBpGsKYaJGR4eqzzz470ev1ZDMGO++//76vAaD2PF+ekMJDFyLq6+v1J0+e7E4IIYqi6Cil&#10;CCGQw8Md/3Vr6XK5xObm5th58z41bdo0Q6fTAWGMmRFCyXV1deOrqqqGUUpjNQ21XHrpyLljx074&#10;uq2tTQQAUBSfCqJo6mhr63lw/8Eekhz0KLJ88NjxY6S91YNUVWWMUYQQMTKmxezd674SY6xjDARV&#10;VQ2iKNqBh+4n8dCFiLq6OnNbW1ssY4BkSSaUUmCMaTEx8WpxcTH5/oj+srL96S/MfP7pmpM1KaBp&#10;OgBACBBhDIwYQxRjYNI02p7dO2fhQw89tsThMAaDwWBQ07QAAICqqsRqtR7XNLITgBn1eqwBABw7&#10;dgxWrFhB3W43ohT1bmxseLKpqak7ACBCSEvP7j3XZGVl1XTOFQodPHQhoqOjw6ZpmhljAoFAAJ2a&#10;2Q1mj6fjRp3ZfIAx5kYIMafTaSn8xz+uqampHc0AHBhhxigNMkYpYyBoDAjGeGffvrnznnvuX9v3&#10;7duXvWnTxgn5+fllffoMXCBJjR2tra04LCzMLwjQ4vF42cmTjWzSpElswIABcN111zEAgO3bt7dv&#10;3ryl5t//frFHa2urduWVV6woLHzm87179/7X2ijcf+KhCxGtra1xlFKDXm8Axhg6taAQNsx+/fWC&#10;+fM/rNp+992btuzdW/rNqlX2ffv2j6WaFk1VlTJE1hsNur0YE8XhcJCI8DA0umD03iv/cOWibdu2&#10;6V9++bXHWlqarv3qqy+zHQ4bCYuMbM/rNwBdNnZcsGe3jDIAOHimeXGFhYVts2fPaZWkoM9gMCqb&#10;Nm0SH374sX733PMnPwDsP/9XKHTw0IWIgwcPJlJK9RhjCAQCQCllhBBGCLH5/P5ps1599dIDB8pf&#10;S01PF2VF7sEoRQSTwJSbp8wdMnDgFxhjxWw2o8TERKiurtaGDBki33HHHb1aW1tyNE3TESL0bfe0&#10;Z7Z7OrSjRyvZ0q+XtSUlJH3aLTP963WlpUGrw9HSr2fP6m+Heo0YMUJrbGw+VF9fbzl8uMLQ0NBY&#10;sH37tpEeT8dbe/bseSUnJ6e1s6/ZhYqHLkQghCwIIUIIAU1TgDGmUqoFEMImjLBFU2mvVatWPxMW&#10;HqFRjUYwABD1Om92377uadOmec50zpycnNbS0q3u2tqTdkqpHjBYAJgeAQIp4LdXVlbcdfjwoUml&#10;27b5Bw0asiojJWnOmjVbPTqdiAG8MHXqLXPNZvP7zzwzvX9jY9MrhJCoQ4cO3Tp79pwyl8u1Mi8v&#10;z3+eL1NI4KELEaIoEkIIAADCCIMgiPVh4dEr6mpqRwGCCEKICQFK6mhtY6cW/WHAAGhza6v0Y+cc&#10;M2ZMc8+eOS9+9dWSDzdtWh9eU183yef1jmQABoyQSCmNAoDI5sYG7etlS+wEkx4LFnwc7Ns3l/bo&#10;0b0lN7ffuoSEHmuGDh1U4XJtq2VMiNY0LfGrZcseTO2WoTLGvuLDvv4bD12I0Ov1sk6nZzqdDhiV&#10;AQDofXffs/ZY9fGyb775xnbiRHUO1VgBFpANTm/sQRnzan7/j075OT0zfCdjDJWXl5sPV1W1b9i4&#10;fptz7Vp95ZHKDFmWRyGEwwABxhgnY4zjfH4f3byllG53bW175523U8LDw3qPHTveOHz4CLvT6QRB&#10;EEgg4B/41pw5t/Xp1q0cfuGM9osZD12I8Pv9dQhB0GQymVWFQjAoWaoqDzdOvGHioqlTb0KlpduG&#10;rF37jWfb9q1RrR3tVgYQnhwftz0nJ+eMt5bfd7o18jLGVtotlm+mTLoBHzl2pN/m0q2a0+mMqDpS&#10;STRNy5WpHHO6tWVEMOhNFtNlsiJf+sUXn1MAZKSUAgMAQRCMDXX1Y1+ZPfsrp9N5nA8N+088dCFi&#10;1KhRe3fu3NWIMQ4HAKQqqrHqxPHo/Px8ihCibrd7a69e3fZ1dNxEnBs3xtWerOs5fMglWyZNmtTw&#10;Y+csLCzEV111FTm9aw+Ul5cLZrPZYjKZ9OnJ6f7YmNilE6+f1FFVVUVffunFpw8ePBhNKcUAgAKB&#10;AAYAwBjrCBaYQAQkCALIigKAEFDGjEeOVF7Z3OzZ4nK52mVZbhs2bFjg/FytCxsPXYgYO3Zs84IF&#10;Hx9uamrsDggQA0YYQ/aFC0+Nnz19q9gMALB8+fJ27HCc0EtSx7eTRJcvX65Xo6NJdkQEPXr0KHg8&#10;HtzU1GR2uVxRjLEwVVVBA4g4ceL4yAMH9vfxtHeYWjs8BkWWZVVRtLb2tp6YCAghxL5bO4Ux0ChD&#10;GlWRxhiYREGxWK1I1VSBIUBNDY0j/+fJx94aPnz48b45OR8sWbKktGfPnpokSayxsZGWlJTQXzv5&#10;NhTx0IUIjLEkiuQ4AKOiIJzaZESl1qiokv8atD5hwgQJAL7rQCktLQ3/cMHHN2zctCkNgCJFUain&#10;tR0CAZ+VMWZjjJkoUCoQwUgIyQSE4hFCAmACCGGgmgaUIdFotpwaeyZJWFEUygBOz2HVQNG0ABbI&#10;fkWjKXq9Lkan02GDwRChaXTwqlWruy9f/rXJYrZc3rNXDzpsyLDgwCGDKq+49todgwcPPny63i6D&#10;hy5E+Hw+ajJZ6gkhDOkEAEAgqZLZarX+7EyRux96qMexiiN3YIy6I4wxQkjDlFGMsZ4QIhBCgAhE&#10;BYQoY0yklBJKKaiUMUIAMQDQNE1TVVWljCFNVU8CY25EsIoASaIgsMSkpMC48RN2u917+m/btv0K&#10;URAiDQYDFgRBsNvt4Rqll2uqOmr7dheUbt4SRIAqRAH3Ts/IcBYXF68+0wv4ixUPXYhobGykgoDb&#10;EMJMEAkgBAgBMhoMhp8MHWMMdc/OTgrKQYQRbieCEMkoZUCplzJahxFSCCEUI6wAYpgxlg4AdgAA&#10;lQIwxiAuLq6tb9++xwBARgiZTEZDySXDLv0wPjnO7GuXjgWI4pOCQYQDAW9YePSG1uZW3cGKQ4OC&#10;wWCyKIp6QRCQ0WgUAoGARikVEICZMRouSVpuVeXRhM2bN68DgC7zvMdDFyIaGxsZAPEjhAGAgSAS&#10;wAgbfu44hBBbsWLF6vfmzauuq60dc+TwkVsBITk9I3N7VlbGmoSEhCOYEJ/DZJIopWHvvvfu305U&#10;V48CAHJ6Jx8wGk07H3nk4RmqpjU11NWlB4KKByFqXPTZ4qsGDRn0qdC//8l7BwzQEEJ0+fLlh7K6&#10;P/7M6uUrB33+xeKnKaU9ZVnGkiyz5KSkyobGBiwFpVTGwIwRwjm9c/b26NGjS/Vu8tCFEEFAlFIV&#10;RFEPAhFQe3tbmF6v/9nby3HjxrU4nc4dgsnkffbv/7h0u8uVfeL4sf5ZGRk4t2//j1MSYg/a7XZP&#10;dXu19culSzfW1denUY2GMwZ2xphw9FhV2upVq2zh9t4bNm78pHbn7r35re1t0xjQfq6drogZM2f+&#10;raioqAbgu+fJo06Xy3v0WGXM9m2upwVRiFQUhcTGxB4dN3b8xx999NH4jrb2q80Wy+G77rpzw403&#10;Xq/ec889v/v1u1DwNVJCiKIohDEAQghgQpBKNZsgCGc1+7+goCDYUldXuWvHzg5Flh0tLS3dFi1e&#10;NOaBB++/+aapt981+6237iWS7rLHHnlk29NP/+3doumFH9ht1ioAAKrRxC+//HJYv35R7Kmnnmp6&#10;/MnHq+PiY1upqkUcO3Zs3GMPPHBvr+x+Y75duAgAoCAvr+neO+/8yma3rlRVTUEI4b373FED8vo1&#10;PPXEX+abzObX9Dr921arcX9XG7XCQxciJk2aBJRSIggCIISAAQPGmL629uxCBwBgs9kUhLGXUsoQ&#10;QgQAIvw+/zUN9XV/efvtt6fffPOU+15/80273WEtGzR4aKnJoG8AYIAxFk7W1nYrKSnBeXl5SqTd&#10;XvrAAw+84QgL30U1Lby6+uTD9z/wp/v2VVRkf38p9vLy8mP9+vWbD4zWMsaQp70je+bMV8aPHn3p&#10;7qefevyfTz31P3OvvPJKPjCauzAVFxeT8VeM/2N2dk6wf/88Gh0Tr/btN/DrEydOGM/2HIwxNGzk&#10;yKeNVludyWZXzXaHZguP0OwRkaotLFw12yw+k9V81B5m3xeXEL/PER7WarLZNYPFqnTr3fvj99//&#10;v5Zs+fLl+j9MmnSTxRFeZw0LV62OsPbs3P7vrygtDf/+ZzqduxypmVnvWsPCvWa7QzbbHVv/9eKL&#10;fX/LaxNqeEsXIiZNmsQIIRKllMmyDFTTQFXkn/z7KywsxHNcLrH49FZVCCH28GOPfZKYmPiOqqoe&#10;xhjTNA00TUNEEJhO1OkEIkRSypI8Xm+KqqpGxCillPqze2dvTE2F7zo8JkyYIN39pz99ExsXu0rT&#10;NBUQMlcerRo94+9/v95ZVfVdOEtKvui4deqt7+j1+u1U0zooZQGsaV169gHvSAkRRUVFoBf1iqZp&#10;jDENGGOgadqP7Y6K9uzZY6pvbs+r3n9wYODQocYVpaVLxw0b1lK+c2fl7Fdf+fTxp56Syt3l9xBB&#10;iMEYY0Yp6tWrZ1tUZPRnmzdv1ktSMJ1SBoxpYDQay/9w3TXrSkpKKGMMFQEgKCoCE0DTrTdPXfj6&#10;7FmDg8FgJmIs1rXddcNXr722HgAOAJza8NLlcpXpReOr8xfMTYyNj2/s16/fjw5N6wp46EJEUVER&#10;mzhxIlVVFTAmwBgDVVWDJ06c+L//iTG0srQ06t8vv9xn8aJFsdU1NWOam1sKCMY1w4cNbXW73SsW&#10;Llyotra27nv2hRcaZ7/8SuyaNWsGI4SyFVUV9pXv89z7p4LFt0y9Sfa1+/qZLCarXqe3Gay2vQ67&#10;3dAtq+egDZs324fJso6NuBQ3NDejQMBvtFqtwWAwyDDGhGpa/7379sUzxg5+20GSl5fnZ4x90S0j&#10;BQMAjBkzpsu8CD8THroQUVRUhCilmDEKjCFACLGI8MiGqKgoCgBQXFxsFL/4IuaNuXNHbNm27U9S&#10;MJiIEHboMDYqihxTV1Mzze/311599dVexhjr6Oggt99+2+KsjHRPcXFxVkd7uxUEUTywf390TU3N&#10;EUpplaaq6ZIcjJFkeZimaMMUTYmqralLa29vsymyIkiyRACQHwHEMEYZAFBAyKczGORTW2j9n9MB&#10;7NJh+xYPXYgoKiqCa665RoBTc+WAUkrDHWHV7e3ttLCwEDc0tOR+9NGHfzp48GB/SmkKY0wHiGEE&#10;gERB0NXX1V3y17/+dY4kSWpTUxMLBAJUkiRGCHEApXpBEBhDKGL9hvVPIIQ8wJgOMLICAzNCCGOM&#10;EUZI1Cg1MMYEjWro1It6kCmlsqqqjYyCFBsfu2Lk0KGHv/r88y71GuBc8NCFiJKSEiwIgp0Qgtip&#10;H2eGBdLk8XiYw+GwzZz54u3NzY1jEELhGGNiMBjAaDRSTdMoADBCiOXo0aO9T7dATBAERgjRCCEI&#10;Y4wFUWSSIouCKGYBgEop1VRNo4gxCggBwRgAIxVR6lEpJZqqYcpwEAE6pNPpvzGYLEf79x8g/elP&#10;fz4SH2lv7sRLdcHjoQsdQkdHR4bRaMSSJDNZlpkcCLTl5+fT4uJi1N7eZgNAZgDMRFGnIISpJMkU&#10;Y0IJIRRjQiilgizLSFXVUwvyAcWnp+pIiqoGFar6ISh1AML1lNFqhHGryWCQdTo9CASDwWhWjEa9&#10;ZjCYhKTEeBQdFScNyOt/JDOtxwZZbj9ZUFCgrljyeWdfpwseD13oEKqqqrqbzeZTe7wBpkjAnqKi&#10;Ipg2bZo3GFSWrFq1wub3+y2MASWYUEIEjQEwjDAlhBBB0OlEImJBFCggzGwWC8QnxFMiiKper2sj&#10;Ol2T2WSptVgtB/5/e/fyGlcZxnH8ed8zZ26ZmSSEpJcErClF67QlaboKBVMokYILoSVYxUV2Ioh/&#10;gbT0X1BE8PIHpLax4MKF1Vaz6GIovcRLaFJFajsTEpvbXM6ZOe/rolVcmaRSTt7m+9nN7gcPvzPD&#10;O+c8J5lN3erK5coHDx4MRUR+E5Ed9boVEdm3b5+IiNy5c0cymUw0PDwYbbe7Sv4PSueIer2ulVI5&#10;Y4xEUSSep4xEqnr27FmrlGpOTU19NTr66lS5/Kvn+3m7a1en+L5vRURSqZTVWqt6ve49/iyJROKf&#10;h0cbjYYopSJrbStIpZotzwu6RRrHjh2LZBMvJsHGUDpH+L6vfN/3m82mCsNQrIg1yjT//oY5evTo&#10;qoisuw8F8eOOFEfMz8/rdDqttdYSRZESEdFab7tVB88CSueI9vZ28X1fpdNpq5QSY401xlA6B1E6&#10;R7S1tdkgCJSIqGQyaT3tmUKhfVs9/PmsoHQOqdVqnjFGksmkeF7CdHR0UDoHUTpHzM3N6Wq1mlRK&#10;SRiGYqw1XV1d/Lx0EKVzRKPRUCJGPzq9bIo1kero6Ig7Fp4ApXNET94o4gwAAANDSURBVE/aZjLp&#10;1qNFXkZZsd7c73PMz0EMzRG+32WU8kJrjXieFhMZvbqy4sedC5tH6RyRy+Ws1l7g+76kUkmxIoml&#10;hdWdZ86cYYaOYWCOqNVqRmu9+qh0KdFKPM+T50dGRpihYxiYI3p7e6N8Pl8OgsBEUSTGRHplZXlP&#10;X1+fF3c2bA6lc0ezs7Nzpl6vt6xV4nkJ3WwGfWtraxveBoatgdI5YmhoqNXf3387CJpLSinr+76a&#10;nZ3bf+XKVFFENrz7EvGjdI5QStnDhw//opSajqLIppIpFYbh7otffvHKtWvX8nHnw8ZROocUi8Vy&#10;Lpe7HkWtZjqTFhHJTd/+cfSbq1df+vdmZWxtlM4hw8PDjWJx/61arb7WaDSsUkoajeDA5OTky+fP&#10;n+c/O0dQOrfYQ4cO3bDWLlSrVbHWKmtNykR2d3d3N7N0BINyzMDAQKVQyD94/BIQUUqphOdlN/LK&#10;LGwNlM4xi4uLa61W9IOIXVZaWytWwjDkaQOHUDrHjI+PBydfH5vMZHNTrVZrwRgTGhvNLy0tUTzg&#10;aZmenk6+f+5c8cDg4Gc9u3tvvnbq1AlOL93BoBxVKpX8ysOHL2qRLl+p28ePH2erMgAAAAAAAAAA&#10;AAAAAAAAAAAAAAAAAAAAAAAAAAAAAAAAAAAAAAAAAAAAAAAAAAAAAAAAwCZMTEx4IqLizoGNY1gO&#10;u3TpUn5mdna0f+/ee3v6+q4fOXKkGXcmrC8RdwA8uVszMz0fffDhe7m23E/vvvP2qoj8LCI27lz4&#10;bzruAHhi6kGlsqtarb7wx/17Jz/+9PPxUqmUiTsU1kfpHDUxPe0vLSyMaK3zWnudlUr5xNeXLx+I&#10;OxfWR+kc1bp7t/Ddt1eGRMT3PE8HQdB38cKF3rhzYX2UzlHVSsULw+BPE0XL1tq60up+NptdFQ7H&#10;tjxK56j29vaFN95845MdO3d+XygUbg4ODFx46/TpG8JBypbHVdFhpVIpWy4/fK6pwlQ2l1tcrlTu&#10;j42NRXHnArYDLp4AAAAAAAAAAAAAAAAAAAAAAAAAAAAAAAAAAAAAAAAAAAAAAAAAAAAAAAAAAAAA&#10;AAAAAAAAAAAAAAAAAAAAAAAAAAAAAAAAgKfhL7KYpDxoVXUJAAAAAElFTkSuQmCCUEsDBAoAAAAA&#10;AIdO4kAAAAAAAAAAAAAAAAAGAAAAX3JlbHMvUEsDBBQAAAAIAIdO4kCKFGY80QAAAJQBAAALAAAA&#10;X3JlbHMvLnJlbHOlkMFqwzAMhu+DvYPRfXGawxijTi+j0GvpHsDYimMaW0Yy2fr28w6DZfS2o36h&#10;7xP//vCZFrUiS6RsYNf1oDA78jEHA++X49MLKKk2e7tQRgM3FDiMjw/7My62tiOZYxHVKFkMzLWW&#10;V63FzZisdFQwt81EnGxtIwddrLvagHro+2fNvxkwbpjq5A3wyQ+gLrfSzH/YKTomoal2jpKmaYru&#10;HlUHtmWO7sg24Ru5RrMcsBrwLBoHalnXfgR9X7/7p97TRz7jutV+h4zrj1dvuhy/AFBLAwQKAAAA&#10;AACHTuJAAAAAAAAAAAAAAAAACgAAAGRycy9fcmVscy9QSwMEFAAAAAgAh07iQC5s8AC/AAAApQEA&#10;ABkAAABkcnMvX3JlbHMvZTJvRG9jLnhtbC5yZWxzvZDBisIwEIbvC/sOYe7btD0sspj2IoJXcR9g&#10;SKZpsJmEJIq+vYFlQUHw5nFm+L//Y9bjxS/iTCm7wAq6pgVBrINxbBX8HrZfKxC5IBtcApOCK2UY&#10;h8+P9Z4WLDWUZxezqBTOCuZS4o+UWc/kMTchEtfLFJLHUsdkZUR9REuyb9tvme4ZMDwwxc4oSDvT&#10;gzhcY21+zQ7T5DRtgj554vKkQjpfuysQk6WiwJNx+Lfsm8gW5HOH7j0O3b+DfHjucANQSwMEFAAA&#10;AAgAh07iQHnnugQEAQAAEwIAABMAAABbQ29udGVudF9UeXBlc10ueG1slZHBTsMwDIbvSLxDlCtq&#10;U3ZACK3dgY4jIDQeIErcNqJxojiU7e1Juk2CiSHtGNvf7y/JcrW1I5sgkHFY89uy4gxQOW2wr/n7&#10;5qm454yiRC1Hh1DzHRBfNddXy83OA7FEI9V8iNE/CEFqACupdB4wdToXrIzpGHrhpfqQPYhFVd0J&#10;5TACxiLmDN4sW+jk5xjZepvKexOPPWeP+7m8qubGZj7XxZ9EgJFOEOn9aJSM6W5iQn3iVRycykTO&#10;MzQYTzdJ/MyG3Pnt9HPBgXtJjxmMBvYqQ3yWNpkLHUho94UBpvL/kGxpqXBdZxSUbaA2YW8wHa3O&#10;pcPCtU5dGr6eqWO2mL+0+QZQSwECFAAUAAAACACHTuJAeee6BAQBAAATAgAAEwAAAAAAAAABACAA&#10;AAA4fgAAW0NvbnRlbnRfVHlwZXNdLnhtbFBLAQIUAAoAAAAAAIdO4kAAAAAAAAAAAAAAAAAGAAAA&#10;AAAAAAAAEAAAAPx7AABfcmVscy9QSwECFAAUAAAACACHTuJAihRmPNEAAACUAQAACwAAAAAAAAAB&#10;ACAAAAAgfAAAX3JlbHMvLnJlbHNQSwECFAAKAAAAAACHTuJAAAAAAAAAAAAAAAAABAAAAAAAAAAA&#10;ABAAAAAAAAAAZHJzL1BLAQIUAAoAAAAAAIdO4kAAAAAAAAAAAAAAAAAKAAAAAAAAAAAAEAAAABp9&#10;AABkcnMvX3JlbHMvUEsBAhQAFAAAAAgAh07iQC5s8AC/AAAApQEAABkAAAAAAAAAAQAgAAAAQn0A&#10;AGRycy9fcmVscy9lMm9Eb2MueG1sLnJlbHNQSwECFAAUAAAACACHTuJAthAGWtoAAAALAQAADwAA&#10;AAAAAAABACAAAAAiAAAAZHJzL2Rvd25yZXYueG1sUEsBAhQAFAAAAAgAh07iQJCuk7hNAwAAjAgA&#10;AA4AAAAAAAAAAQAgAAAAKQEAAGRycy9lMm9Eb2MueG1sUEsBAhQACgAAAAAAh07iQAAAAAAAAAAA&#10;AAAAAAoAAAAAAAAAAAAQAAAAogQAAGRycy9tZWRpYS9QSwECFAAUAAAACACHTuJAo7cDba5DAACp&#10;QwAAFAAAAAAAAAABACAAAAAcOAAAZHJzL21lZGlhL2ltYWdlMS5wbmdQSwECFAAUAAAACACHTuJA&#10;mShvoCAzAAAbMwAAFAAAAAAAAAABACAAAADKBAAAZHJzL21lZGlhL2ltYWdlMi5wbmdQSwUGAAAA&#10;AAsACwCUAgAAbX8AAAAA&#10;">
+                      <o:lock v:ext="edit" aspectratio="f"/>
+                      <v:shape id="图片 1" o:spid="_x0000_s1026" o:spt="75" alt="24f613a0-66be-430b-9e80-270d3393fac5" type="#_x0000_t75" style="position:absolute;left:15453;top:19290;height:1327;width:506;rotation:-5898240f;" filled="f" o:preferrelative="t" stroked="f" coordsize="21600,21600" o:gfxdata="UEsDBAoAAAAAAIdO4kAAAAAAAAAAAAAAAAAEAAAAZHJzL1BLAwQUAAAACACHTuJAvL5VV7sAAADb&#10;AAAADwAAAGRycy9kb3ducmV2LnhtbEVPS2vCQBC+C/6HZQQvUjexRdrUNQfxdaxpm16H7JiEZmfD&#10;7qrpv+8WhN7m43vOKh9MJ67kfGtZQTpPQBBXVrdcK/h43z08g/ABWWNnmRT8kId8PR6tMNP2xie6&#10;FqEWMYR9hgqaEPpMSl81ZNDPbU8cubN1BkOErpba4S2Gm04ukmQpDbYcGxrsadNQ9V1cjILPZfl1&#10;eBpOxdm97Wn7yKU5zkqlppM0eQURaAj/4rv7qOP8F/j7JR4g179QSwMEFAAAAAgAh07iQDMvBZ47&#10;AAAAOQAAABAAAABkcnMvc2hhcGV4bWwueG1ss7GvyM1RKEstKs7Mz7NVMtQzUFJIzUvOT8nMS7dV&#10;Cg1x07VQUiguScxLSczJz0u1VapMLVayt+PlAgBQSwMECgAAAAAAh07iQAAAAAAAAAAAAAAAAAYA&#10;AABfcmVscy9QSwMEFAAAAAgAh07iQNVcJijMAAAAjwEAAAsAAABfcmVscy8ucmVsc6WQsWoDMQyG&#10;90DfwWjv+ZKhlBBftkLWkEJXYevuTM6Wscw1efu4lEIvZMugQb/Q9wnt9pcwqZmyeI4G1k0LiqJl&#10;5+Ng4PP08foOSgpGhxNHMnAlgX33stodacJSl2T0SVSlRDEwlpK2WosdKaA0nCjWSc85YKltHnRC&#10;e8aB9KZt33T+z4BuwVQHZyAf3AbU6Zqq+Y4dvM0s3JfGctDc994+omoZMdFXmCoG80DFgMvym9bT&#10;mlqgH5vXT5odf8cjzUvxT5hp/vPqxRu7G1BLAwQUAAAACACHTuJAWuMRZvcAAADiAQAAEwAAAFtD&#10;b250ZW50X1R5cGVzXS54bWyVkU1PxCAQhu8m/gcyV9NSPRhjSvdg9ahG1x8wgWlLtgXCYN3999L9&#10;uBjXxCPMvM/7BOrVdhrFTJGtdwquywoEOe2Ndb2Cj/VTcQeCEzqDo3ekYEcMq+byol7vArHIaccK&#10;hpTCvZSsB5qQSx/I5Unn44QpH2MvA+oN9iRvqupWau8SuVSkhQFN3VKHn2MSj9t8fTCJNDKIh8Pi&#10;0qUAQxitxpRN5ezMj5bi2FDm5H6HBxv4KmuA/LVhmZwvOOZe8tNEa0i8YkzPOGUNaSJL479cpLn8&#10;G7JYTlz4rrOayjZym2NvNJ+sztF5wEAZ/V/8+5I7weX+h5pvUEsBAhQAFAAAAAgAh07iQFrjEWb3&#10;AAAA4gEAABMAAAAAAAAAAQAgAAAAjAIAAFtDb250ZW50X1R5cGVzXS54bWxQSwECFAAKAAAAAACH&#10;TuJAAAAAAAAAAAAAAAAABgAAAAAAAAAAABAAAABzAQAAX3JlbHMvUEsBAhQAFAAAAAgAh07iQNVc&#10;JijMAAAAjwEAAAsAAAAAAAAAAQAgAAAAlwEAAF9yZWxzLy5yZWxzUEsBAhQACgAAAAAAh07iQAAA&#10;AAAAAAAAAAAAAAQAAAAAAAAAAAAQAAAAAAAAAGRycy9QSwECFAAUAAAACACHTuJAvL5VV7sAAADb&#10;AAAADwAAAAAAAAABACAAAAAiAAAAZHJzL2Rvd25yZXYueG1sUEsBAhQAFAAAAAgAh07iQDMvBZ47&#10;AAAAOQAAABAAAAAAAAAAAQAgAAAACgEAAGRycy9zaGFwZXhtbC54bWxQSwUGAAAAAAYABgBbAQAA&#10;tAMAAAAA&#10;">
+                        <v:fill on="f" focussize="0,0"/>
+                        <v:stroke on="f"/>
+                        <v:imagedata r:id="rId8" cropleft="28372f" croptop="17472f" cropright="14217f" cropbottom="15987f" o:title=""/>
+                        <o:lock v:ext="edit" aspectratio="t"/>
+                      </v:shape>
+                      <v:shape id="图片 25" o:spid="_x0000_s1026" o:spt="75" type="#_x0000_t75" style="position:absolute;left:14555;top:19046;height:2273;width:2273;" filled="f" o:preferrelative="t" stroked="f" coordsize="21600,21600" o:gfxdata="UEsDBAoAAAAAAIdO4kAAAAAAAAAAAAAAAAAEAAAAZHJzL1BLAwQUAAAACACHTuJAtXage70AAADb&#10;AAAADwAAAGRycy9kb3ducmV2LnhtbEWPQYvCMBSE7wv7H8Jb8LamtSDSNYosrIgHQS1Fb4/mbVtt&#10;XkoTrf57Iwgeh5n5hpnOb6YRV+pcbVlBPIxAEBdW11wqyPZ/3xMQziNrbCyTgjs5mM8+P6aYatvz&#10;lq47X4oAYZeigsr7NpXSFRUZdEPbEgfv33YGfZBdKXWHfYCbRo6iaCwN1hwWKmzpt6LivLsYBafF&#10;vj5ysskPm/Vl1S+zzOfJWanBVxz9gPB08+/wq73SCpIYnl/CD5CzB1BLAwQUAAAACACHTuJAMy8F&#10;njsAAAA5AAAAEAAAAGRycy9zaGFwZXhtbC54bWyzsa/IzVEoSy0qzszPs1Uy1DNQUkjNS85PycxL&#10;t1UKDXHTtVBSKC5JzEtJzMnPS7VVqkwtVrK34+UCAFBLAwQKAAAAAACHTuJAAAAAAAAAAAAAAAAA&#10;BgAAAF9yZWxzL1BLAwQUAAAACACHTuJA1VwmKMwAAACPAQAACwAAAF9yZWxzLy5yZWxzpZCxagMx&#10;DIb3QN/BaO/5kqGUEF+2QtaQQldh6+5MzpaxzDV5+7iUQi9ky6BBv9D3Ce32lzCpmbJ4jgbWTQuK&#10;omXn42Dg8/Tx+g5KCkaHE0cycCWBffey2h1pwlKXZPRJVKVEMTCWkrZaix0poDScKNZJzzlgqW0e&#10;dEJ7xoH0pm3fdP7PgG7BVAdnIB/cBtTpmqr5jh28zSzcl8Zy0Nz33j6iahkx0VeYKgbzQMWAy/Kb&#10;1tOaWqAfm9dPmh1/xyPNS/FPmGn+8+rFG7sbUEsDBBQAAAAIAIdO4kBa4xFm9wAAAOIBAAATAAAA&#10;W0NvbnRlbnRfVHlwZXNdLnhtbJWRTU/EIBCG7yb+BzJX01I9GGNK92D1qEbXHzCBaUu2BcJg3f33&#10;0v24GNfEI8y8z/sE6tV2GsVMka13Cq7LCgQ57Y11vYKP9VNxB4ITOoOjd6RgRwyr5vKiXu8Cschp&#10;xwqGlMK9lKwHmpBLH8jlSefjhCkfYy8D6g32JG+q6lZq7xK5VKSFAU3dUoefYxKP23x9MIk0MoiH&#10;w+LSpQBDGK3GlE3l7MyPluLYUObkfocHG/gqa4D8tWGZnC845l7y00RrSLxiTM84ZQ1pIkvjv1yk&#10;ufwbslhOXPius5rKNnKbY280n6zO0XnAQBn9X/z7kjvB5f6Hmm9QSwECFAAUAAAACACHTuJAWuMR&#10;ZvcAAADiAQAAEwAAAAAAAAABACAAAACOAgAAW0NvbnRlbnRfVHlwZXNdLnhtbFBLAQIUAAoAAAAA&#10;AIdO4kAAAAAAAAAAAAAAAAAGAAAAAAAAAAAAEAAAAHUBAABfcmVscy9QSwECFAAUAAAACACHTuJA&#10;1VwmKMwAAACPAQAACwAAAAAAAAABACAAAACZAQAAX3JlbHMvLnJlbHNQSwECFAAKAAAAAACHTuJA&#10;AAAAAAAAAAAAAAAABAAAAAAAAAAAABAAAAAAAAAAZHJzL1BLAQIUABQAAAAIAIdO4kC1dqB7vQAA&#10;ANsAAAAPAAAAAAAAAAEAIAAAACIAAABkcnMvZG93bnJldi54bWxQSwECFAAUAAAACACHTuJAMy8F&#10;njsAAAA5AAAAEAAAAAAAAAABACAAAAAMAQAAZHJzL3NoYXBleG1sLnhtbFBLBQYAAAAABgAGAFsB&#10;AAC2AwAAAAA=&#10;">
+                        <v:fill on="f" focussize="0,0"/>
+                        <v:stroke on="f"/>
+                        <v:imagedata r:id="rId7" o:title=""/>
+                        <o:lock v:ext="edit" aspectratio="t"/>
+                      </v:shape>
+                    </v:group>
+                  </w:pict>
+                </mc:Fallback>
+              </mc:AlternateContent>
+            </w:r>
           </w:p>
         </w:tc>
         <w:tc>
@@ -3617,7 +3764,7 @@
               <mc:AlternateContent>
                 <mc:Choice Requires="wpg">
                   <w:drawing>
-                    <wp:anchor distT="0" distB="0" distL="114300" distR="114300" simplePos="0" relativeHeight="251661312" behindDoc="0" locked="0" layoutInCell="1" allowOverlap="1">
+                    <wp:anchor distT="0" distB="0" distL="114300" distR="114300" simplePos="0" relativeHeight="251660288" behindDoc="0" locked="0" layoutInCell="1" allowOverlap="1">
                       <wp:simplePos x="0" y="0"/>
                       <wp:positionH relativeFrom="column">
                         <wp:posOffset>-388620</wp:posOffset>
@@ -3628,7 +3775,7 @@
                       <wp:extent cx="1443355" cy="1475740"/>
                       <wp:effectExtent l="0" t="0" r="4445" b="2540"/>
                       <wp:wrapNone/>
-                      <wp:docPr id="14" name="组合 14"/>
+                      <wp:docPr id="6" name="组合 6"/>
                       <wp:cNvGraphicFramePr/>
                       <a:graphic xmlns:a="http://schemas.openxmlformats.org/drawingml/2006/main">
                         <a:graphicData uri="http://schemas.microsoft.com/office/word/2010/wordprocessingGroup">
@@ -3650,7 +3797,7 @@
                                 </pic:cNvPicPr>
                               </pic:nvPicPr>
                               <pic:blipFill>
-                                <a:blip r:embed="rId8">
+                                <a:blip r:embed="rId9">
                                   <a:biLevel thresh="50000"/>
                                 </a:blip>
                                 <a:srcRect l="7865" t="11797" r="5322" b="19074"/>
@@ -3677,7 +3824,7 @@
                                 </pic:cNvPicPr>
                               </pic:nvPicPr>
                               <pic:blipFill>
-                                <a:blip r:embed="rId6">
+                                <a:blip r:embed="rId7">
                                   <a:extLst>
                                     <a:ext uri="{28A0092B-C50C-407E-A947-70E740481C1C}">
                                       <a14:useLocalDpi xmlns:a14="http://schemas.microsoft.com/office/drawing/2010/main" val="0"/>
@@ -3711,18 +3858,18 @@
                 </mc:Choice>
                 <mc:Fallback>
                   <w:pict>
-                    <v:group id="_x0000_s1026" o:spid="_x0000_s1026" o:spt="203" style="position:absolute;left:0pt;margin-left:-30.6pt;margin-top:-36.45pt;height:116.2pt;width:113.65pt;z-index:251661312;mso-width-relative:page;mso-height-relative:page;" coordorigin="3722,92738" coordsize="2273,2273" o:gfxdata="UEsDBAoAAAAAAIdO4kAAAAAAAAAAAAAAAAAEAAAAZHJzL1BLAwQUAAAACACHTuJAZyifXNoAAAAL&#10;AQAADwAAAGRycy9kb3ducmV2LnhtbE2PwUrDQBCG74LvsIzgrd1sJNHGbIoU9VQEW6H0Nk2mSWh2&#10;NmS3Sfv2bk96+4f5+OebfHkxnRhpcK1lDWoegSAubdVyreFn+zF7AeE8coWdZdJwJQfL4v4ux6yy&#10;E3/TuPG1CCXsMtTQeN9nUrqyIYNubnvisDvawaAP41DLasAplJtOxlGUSoMthwsN9rRqqDxtzkbD&#10;54TT25N6H9en4+q63yZfu7UirR8fVPQKwtPF/8Fw0w/qUASngz1z5USnYZaqOKAhPMcLEDciTRWI&#10;QwjJIgFZ5PL/D8UvUEsDBBQAAAAIAIdO4kA0CyRRNgMAAI0IAAAOAAAAZHJzL2Uyb0RvYy54bWzN&#10;VttqGzEQfS/0H8S+O3vx2msvcULqXCiE1vTyAYpWe6G7KyHJl1L6Vmj71vd+SqF/E/IbnZHWduKE&#10;NIQUarCjlTSjc84czWb/cNXUZMGVrkQ78cK9wCO8ZSKr2mLivX932ht5RBvaZrQWLZ94H7n2Dg+e&#10;P9tfypRHohR1xhWBJK1Ol3LilcbI1Pc1K3lD9Z6QvIXFXKiGGnhUhZ8puoTsTe1HQTD0l0JlUgnG&#10;tYbZY7fodRnVQxKKPK8YPxZs3vDWuKyK19QAJV1WUnsHFm2ec2Ze57nmhtQTD5ga+wuHwPgCf/2D&#10;fZoWisqyYh0E+hAIO5waWrVw6CbVMTWUzFV1K1VTMSW0yM0eE43viFhFgEUY7GhzpsRcWi5Fuizk&#10;RnQo1I7qj07LXi1milQZOCH2SEsbqPjVry+XP74RmAB1lrJIYdOZkm/lTHUThXtCwqtcNfgXqJCV&#10;1fXjRle+MoTBZBjH/f5g4BEGa2GcDJK4U56VUB6M6ydR5BFYHkdJf+TKwsqTLkEEky7ajgCFvz7Z&#10;R4AbPLJiKXw7pWB0S6m/+xOizFxx0B2ztYtZxWbKPWzVQrROrcufv6++fyWDsUcyrhl4y82ESAIz&#10;YJBLQRHbuWAfNGnFtKRtwY+0BI+CKrjbv7ndPt44/6Ku5GlV1yg4jp/20hCV8uaCgxfUyyy0dr6o&#10;zvmC18SUiuty4g0C+FioDgAC0Yq9AQ54w5LREKqMdMJknHgExBj0USq4a+E4SKyjIMIobliJwTmw&#10;wWhX0s2Cpb5li7posB9G7BguDgZwEBqn34/7zjhb3w2hmaHphlHSoV6HS6XNGRcNwQEwBgyWMV2c&#10;6w7Negue2grUfV0jh8WCBGiuzDD497YLAyB7w3eR5XzTOPf6bGs9pcSy5DTT/6H9IlsMKCRUA/XH&#10;ktp++ikaHQXBOHrRmw6CaS8OkpPe0ThOeklwAm0lHoXTcPoZo8M4nWsO143Wx7LqagOzt1rCnc2z&#10;a/CuLdv2ThbUvkScVQGQ7UJriNCQ0K+ItbsQsO9prX5Xj0RdsMXe0yHBDY/0Ok3rFklsze9mrPF3&#10;74BtxPCWsqp0b1R8DV5/hvH1/yIO/gBQSwMECgAAAAAAh07iQAAAAAAAAAAAAAAAAAoAAABkcnMv&#10;bWVkaWEvUEsDBBQAAAAIAIdO4kA/cvQQOykAADYpAAAUAAAAZHJzL21lZGlhL2ltYWdlMS5wbmcB&#10;NinJ1olQTkcNChoKAAAADUlIRFIAAADeAAAAdwgGAAAAbHT+kQAAAAlwSFlzAAAdhwAAHYcBj+Xx&#10;ZQAAIABJREFUeJztfXl4VdW99rsTkgAJBMKsIHOYgoJYFRAQpU5w0aL1cisWtCpqVbygQjUKFfxs&#10;wQoOUNHeAgoitgwSEkCGICBgEJJAIAMQohCGACGBDCc5Sd7vj99a7p3DyTycA93v8+wnw9l77bX3&#10;Wb95WIANGzZs2LBhw4YNGzZs2LBhw4YNGzZs2LBhw4YNGzZs2LBhw4YNGzZs2LBhw4YNGzZs2LBh&#10;w4YNGzZs2LBhw4YNGzZs2LBhw4YND8Hw9AS8GST9AVwPoAjAGcMwnB6ekg0b1zZINiI5HMD6zp07&#10;LyF5g6fnZMPGNQ2SjU+dOnUvgE0A8gD8SLKHh6dlw8a1DZLdAayHEF0JgLizZ8/eRNJWzW3UCnzs&#10;xeQWPgBaA2io/i5q3bp1vmEY9OCcbFxD8PH0BLwYdPndJjobtYarlvBI+tahtHYlMlsrsFGraODp&#10;CVQGJBtD3Ppa9WuQlpbW9Prrr88neRHAz4ZhFNT2ba1/FBQU2MRno9bgtYSniK0dgEYZGRk92rRp&#10;MwFAB/WxAcAP4vg4mp+fP5fkntogPpI+AALV+MA1pmKS9IMwscYACgCcrAOmZaMieINzhaQPyWYk&#10;u5LsSTIsJSXl4YYNG0YBiAdwDKaHsQBAOoAj6n85ACJqy91PMmTVqlUvAfhZ3a8EEk7oXhvjexIk&#10;/Uj269y581cA4iDvbahKFLBRn/Ak4amF0IXkgIiIiEkAtgFIAHAYwHEA+RDiSgJwAEKE0YsWLZpE&#10;8j4A3wLIBXDo2LFjd9d0AZEMcDqdIwDsghC4lfBCazK2N4Bkq1GjRs0AcBpAMeTdRpDs5tGJ/QfC&#10;I6omyQYQNbKbYRgvAegKoBnEhW8AOAcgE8AlAD+T/Agi5QBJ3zoHIJdkgWEYfweAgoKCAAC+NZiT&#10;L4BQPz+/SQBuhKlqAteOcyUrIiJinWEYAwEMARCA0razjfqCJyQeydYTJkyYC2A/RGKVqJ/JALYv&#10;WrRoGslbSPYh2Y1kgJsxfEiGATgI4OCJEyeGKfulunNquXr16kkAfoIp6fSx71qQeMAvWsZIACkQ&#10;qRdHsp83mBz/UfAQ4V3XpEmTLyCq40GIGrmW5AhFaC2Uk6O8MTShnAAQS7JfDebj73A47gWwB0AW&#10;ZFEmQZhBMYB9DofjmiA8ACDZF8APAJwAkvbv338/yYaWz7UJ0MUd07NRC/AQ4fmR7Eyytzp6KcdK&#10;pVQekg3PnTs3CsCPEEL5pibOD5IdAayDqLY/kHyA5L0QplCEa8TG0yDZYcaMGf+EvLtDGRkZQ5Sq&#10;DZINSQ6FvI91JO+0nS+1D4/YeKq85nh1rlWM4oZWrVo9C6AXgGMkP4R4IaszXgCAzgA6AsibNGnS&#10;DgjBtYGomdckSJZApHlRq1atctX/WhQUFAxo2LDhVAADATi6dOnycGpq6hGYNrbXgWQgzO/rlGEY&#10;hR6eUsW42nR7kk23bdv2BIRwcwGsVBKrOmP5qdKfzQDOQjj8zSRbL1iw4Bl1j2J4kY2n5tyRZCjJ&#10;Hur3Ktm2Si3/AUAhgKTk5OTHSd76wQcfvAkgFuJNLgGQnJmZOaqymkh9g2QDktcdP358LOQ7/PdV&#10;E/a5CgmvG+QlOwAkkhxWHVWIpD/J2wFsBXAB4lYfrP7ffOXKlc9DpGgxvETVJGmQ7ApAx+EOAFhR&#10;FcZDsnFiYuIEmEwlF0AqgEQI8ymE6eyK8IbndoVyrAWTHDRt2rQPIOEnB4B4kjd6eHqVgtdmrriD&#10;skNCIKEIf8giOVtN1aJN//79XwBwC4B0kh8D+NEwjEKSjX19fYtxZaK0pxGUkJAwAEB/ADr25oSE&#10;BSqLkF69ev0PgLaQMEkjAJ1cziGAI9nZ2Z+gmip8XUGtgeu///77X99xxx3jAfQBEAzJO/Y5f/68&#10;P0nD2ytJrirCAxDy3nvv3Q+gJUQdOgkhvipBSflmcXFxYZB3kAbguCV1ir6+vlrd8ia069u371OQ&#10;1DmtqVR6galF2xLAdSifWPMefPDB/U2bNj1oGIaj2rOtRai5NwfQ6aOPPvrNSy+99AjENreu4eKW&#10;LVsWuCM6Zcu3g8QsHQDSPdrK42pRNZW3bQSAGADZACJJ3lYN+yaAZJ+YmJjnICGD9RcvXhzu6k7/&#10;+eefhwA4BFPV9KjtoNSrwRC1qhjVyKoh2eqtt96aBTNzxTVeqY/U5OTkhyj5sh6DeuaWJHs5nc5h&#10;H3300f+DeLIzIJLeOmcngO0ke7oZx1/Z8pGQzKh/k+xUX8/hFlcD4ZFslJWV9WsAGwBcBLCH5F3V&#10;tO16A1gNidVFK3e5uwB9L0iA31sIr/nbb789E2KHFcMknEoRnnJE3A5gL0RLcEAWsAOlF3A+gE3K&#10;eWMoRtWRZLuqMrmaQN33xi+//HIagO8gNqgmuDxIrq5OvigBcOb999+fSbKNm7E6AVhjOX8fPd3K&#10;gxUEqj0N9eXfCGnFkAvgp6VLl04h2bIaYzVRHrAjAI4mJyePVa5od+f2gHBXbyG8jgB2QojGSngV&#10;elwV0fUeP378AkgqXgmAU2vWrFkKSRrQC7IAwJ6TJ0+OJNlYOTCGA1jx9NNPzyHZvs4esPR8/Uje&#10;Cel5cxalpZsDwHck/1vNXTuDDirn2BVpg+q73GcZY6/HnUZXAeE1iYqKehGmh3E/JcWpSvOmGXTf&#10;DvFiflOeN9AN4Xnsi1LMpwckvmhVEfMBrCfZuYzr/CmJCkNefPHFBZAsnwKI1pAOYAvJ1yGMqABA&#10;wpo1a54n2YpkaGRk5EsAdkOIdX1dSgkl4bpR0gTvBrAFZlgjD5JOeBDAprS0tN+QbD9v3rx3IFKw&#10;BLIurvBoqnHvhqiYNuFVFkpN2AjhdDkQ/bxDuRddOUZDCwe9COC7nJycX5enqnoZ4TVKSEi4F8BR&#10;mIunGEByXFzcuLJsMZKdg4KClkIW7DnIQj769NNPfzJ37tyPIer2Ech7PfnFF19MJdmeZPuJEyfO&#10;U587AKRt3br1eZIhdfiM3QD8W81Vp+tp220vyVEk+1Jil0Ekg3bt2vUHlGbI7givG4AIlFZLPR8e&#10;8mbCo7R36A+JWTkA7FQ2WaVtDSUtwiCG9UUAMbGxsY+RDK7gOq2eeFzVJBmycOHCVyFOEb148gYO&#10;HLimLCmk1LXBkHenVdMz06dPn0Gyz969e/8Aid8VQ97tdiVtAlNTU/8LEiPUalws6ziRWjlFrOqg&#10;luh7582b97qr7Uay8Y4dO34PSWrXhNfXzbhhkJxgr0p69/ZwQvNly5b9GkALAGeioqJWADhQRTdw&#10;0/j4+FsB9ASQ+f3333/Wr1+/DZC8zKsF/ikpKaEoXb5z7vXXX98EkWSlQCm76vvQQw/9AYC2y4oA&#10;pMyYMWMNgIAJEyaMhpRhFQFI2blz5+cQ9TNs9OjRzwLoAnN9lABw1HFszErUxZA80jiSsyDe5Yuu&#10;F/j4+JQ7H5IBWVlZXSHV9t4Fb5V4yj65F5LadBFik/Wp7HwVx++empr6WwDfQ+y61ZSE7Ao5t5dJ&#10;vC4QW0s7GRwAtrnauvqZnU7n8FGjRi0BcAoiNU4B2L5ixYop+fn5Q6ZPn/6e+l8egH2LFy9+jWQn&#10;kreOGjXqcwDnYdqSTgA76vr5KRk5KyG22O65c+dOV8/nNt5IMnDr1q1PorSq2dflnA4Q8yITIt1z&#10;1LnxJG9S2pC/si37krxR/dS/h5Z1/9p4YK8jPPVCukE8mTkQj9WI8mwyN2O079279+cQN/RFiCPB&#10;beigjOu9ifC6wlSXigH8vGrVqv91tbkoXseVMCWEA0DK7Nmz3yHZn2TYuHHjFkKcLHkAfjx+/Pj/&#10;UEIFfTt06LASwqCKYKplGeHh4X8h2bqOnzFALfQwSvuPVnTjobScH7Rhw4an1bO4tfEU4UVAUt8e&#10;h/gK8gCkrV279mWS/S9fvnwXgLWQ9xsPCbfEQWzNGlW9lAsvJbymW7ZseQrCzXIgkqpLFa73JzkM&#10;EmzOB7BducgbVWEMbyK87pBFoW21OEqhsGE5JyAnJ+duiPdPn5c+f/78GYqj69zUeAhhpa1du/Yl&#10;tcDbf/bZZ69DpKDVFioC8IPT6RxYHhF4AiSDoqKinoNkL7n1apIMOHPmTBjNGs/fQ/r3OCBqdRLE&#10;YZWt/t47ceLEDRDmUwIgKScnp9p1nhU9gDcSXmdI/xUHgISqSDvFOYdDVIwLAL6Li4t7tCJniptx&#10;XAnPI8Y4Sf/z58+PgHgfSyAOjx20ZGiQDKR4bbdAvHcOCNNao1SqAJI9pk6dOheiRuZDNICbSN6w&#10;fv3651HamaKPc9OnT/8LyXb19sCVBMkmqilVOsoPJxjqCEVp72YxhOAOA9gaFRX1HMlbjx49OhGi&#10;ljohtZm96uoBvIrwaHohD8P0QPWu5LUB+fn5wyAqxQVI7OkOivu5Sh45RXg6c8UjXjD1LjpOmDBh&#10;PsTZUALg4rRp0+YrtRIkgxITE8dAqixyIUS1LzIycrIirIYkr58+ffo7MLl90tq1a18keePcuXP/&#10;BFGrrM2drHbkrRRnjVeBZPBXX31l9fTGurHxAkl2z8jI6EfyQZgpgCUALg8dOnSlMj96kWxOspNS&#10;xTMBnJ01a9a7JNvW1QN4G+E12bNnzxMQFcIB4cwVBm7VIu0FIAqqMxmrGHpwGU9LvCLIlxpWnXFq&#10;ApJN9+7d+zjETtV2V9qmTZueINnUMs8tkHeVByD64MGDj1JyHH1INkxLS7sfItGcAC5OmDDhY5I3&#10;f/zxx1Mhqqlr3mMJgJQDBw48RjKofp+6ciDZ/OOPP/4zzDSy3ST7WD4PSkhIeBhANOQZrS0iSyDV&#10;F/dpTYpkg5MnT94NUxU/oOziulGxvZDwusKstzu2cePGZ0g2q8R1TY4cOfIYRGfXtWRuMzoqOY9u&#10;EHW3AEByfHz8L19SfYBmUvgOlM6nTFStGhqo83rDdLwkK7U80DJOW+XFvADh9olZWVl3U4pho3Gl&#10;elkCoKhDhw4xJAd4m22nQbLFnDlz/gIJp5ydMmXKX0m2VQy4qdPpvBvizc6BqN2JAM7AfN7DJG+y&#10;jNdy1qxZ78LMhNnHumx76E2Ep2yREZCXlAtgFSVToUw1UV3TieQ9EM6vVczBNSEUku3Dw8M/h8T7&#10;jm3fvn0s6ylbn6ZzaCNKZ1zonMQbLed2BbAKwIGQkJCVdMm6V7bgDohUcPbp02d/UVHR6EWLFk1F&#10;6aa91qM4ODg4Zffu3c+dPXt2EKUfjlf1XSHZYt68ee9CCC+J5BhKbmmPPXv2PAl55osAdkRGRj6b&#10;lZU1QjGgM1AMjJYGWeo9boMQZiEkgb5TXT6A11QnKA6zDqISHKVUl5epKiru1rdRo0YrIerEeQAb&#10;lF1Xo0x6iidxB0TiHY+MjHyCZJOajFnFe69FadVIHwesai/NfMxQxYCCSF5H5cFV51qzVzJHjhy5&#10;C+KGLwRQ0qBBA3fE51DnpEAYYKW9yvUBF4mXCyCK5GMQB8oJCMOMVmshmKR/Xl7eYJje4USSt6ix&#10;DGUfxkIlkKsWk1VyyFUFXmM0KwYQBCnybAjh0BkVZKkERkdHD8nPzx+grjtEcg6AmMpmt1DietdB&#10;9ksogLkBSgM1H18APvn5+QGoh92VSAalp6ffBCAU7otVS20Zpqrvj6tr/YuKiob4+fk9evbs2cUk&#10;9124cCFQPYtmsMGRkZG3QJ7LaNCgAYKDg3HhwgXX++j93wFhAN7W5q/B+fPnQyCNhxsBGGYYRhgk&#10;y8kHwC6S4QD26Q4FJDMh3zEA+KWmprZWDDpw586dAyHdDQAgc8KECdEALtfV5L1GzQQQcODAgQ6Q&#10;lwig/MpqSuFqv7vuumss5IXpuExqZVtBKPXptp49e75rGMZiwzBmAbjBcoperIZhGD6o447SSkrd&#10;1r59++cAtIKEENJhVtkXQlTpsphKaz8/v1cA3J6amtoKQKO4uDjNyDQMWAixqKjIHdFZkQ/Jh8xT&#10;c/RTqmdvSrC7K+u596Yyj1p9/vnnfWCuFwPmvhq7z507NxdAbDlrwSczMzMYwmA6Dxky5DFIOwwH&#10;hJFdMAyjzjoQeBPh+f/8888tIRxMN+Epdnei4uy3GYYxA9JuPTUyMvJvJP+MSrahU19eF8MwXk9O&#10;Th4J6WMSCvOLLHV6QECA9ipq9a6jUu9uYC2420k2ysjIGGoYxusAboP0gZm6ZMmSuRC7hABO79q1&#10;aynEhe4OfpD2BsYNN9yQCcA/ISGhWxnPVBkUQryFfwNwWhHYAMMw3jcM4yvDML42DGM2zF2c6gsh&#10;S5YseeD06dOdYbbaTyU5JS4u7smMjIzJLVu2jHbTtoKWw/fChQtBAJp89913v4K0d/QDkEbpv1O3&#10;vWa8xcYj2SQyMvIJiNs3e9KkScvopvyHZqxuE4Q401avXj1J2TWVZiQkm61du1YHYIsh3q9vtCeL&#10;EpqIhbiWj2/ZsuVxKte6ssH+BbGdvnY3z6qAUoVxC8Q5lKeeax3J7iT7+/j4aBstrqCgoMywhrLD&#10;4iAeub4k27/66qtzIMWkZbV5cOtcgcSytuTk5IygeFh1Xds2lLY94+imKqAuQAmPhJw5c+ZB9ZzW&#10;MIh+5jI3LKWEXn6AfKenPv3003Cn03lHhw4dvlXPVG+buHiTxCtq3769VqN8jx071hRAY5ZOi/IB&#10;ENqoUaOpAAapf8c+9NBDmwCcqaJq0GL06NFjICpdMcRb+AFMTmfljiX+/v5FMNXfhgC6AwgDEHb6&#10;9OnONXTmNJsxY8YYAH0httSJkydPLoakcDlKSkr0cxX7+/u73cuOZMNLly51V3Mz1FHUrFmzTMhC&#10;syIf5m5MpYaBEH3S5MmTvyD5RmBg4Pfqs0GGYfwJIo0bulxT5x29lLQN27x58+/atm07DVJtYg11&#10;GBCToLiCKgr9bnw3bNjQZt68ebecOHGiG9R7v3jx4mcQ50zdwosknkGJSWlJdiQ6OvpZSv9+f8Vx&#10;u0dGRv4v5MU4AcSpgtYq2xg08x9LAJwNDw+fRUvNF836MCeA1G+//XaC9mqqz6Ih9sAZleFQ5SRi&#10;9cxNKC3TYyCqnZa8oZZ7Vdj7RUm79TB7hIaS9Ltw4cJAiKc4DZIiVQTx6E2DeIK1xMgFcPiJJ55Y&#10;cuHChfsoBbF+6r0PhWyJ5s7Lup91lFyg7t9KSf771POlQxhGBkzm8UvNYAXj9YC852KI13wCyd/C&#10;3Gsxoqz3W+vwFsIDxKMXGxv7O0gQPB9A8iOPPPJZdnb2venp6Q/efvvtyyELqADA2XfeeWcWq5nS&#10;o9QJTXgHVSJwA8vnugLdCeCnVatW/ZEqkE+yxeLFi1+D6fiIIzmcVaueMEiG7Nmz53FIL5VcmCrm&#10;IJoZFZrw9B4OVywMmh2xEyHhhjst1zck2Wvz5s2PjR079msI8V2GLLbL6vlz2rdvv87pdA5TBBeg&#10;rg2gWbmv56cXaZ0RnmK03c+fP3/33/72t79CiCUV5n6J8W+//fafKRUHKWoeiWfPnn1IMWq32of6&#10;TveidDuJJPV7Isl7qvId1gheRni6HGgV5GU4IbbGEYjtdxmlN1QMYzUzK1wIL5Yu+aDq860QqXby&#10;H//4x1SqBkvKjugHsy9IHiR+OKSy0pdkk4SEhLEQm6MAsqg3UuJOAZbzdLezIkgLBHeE1xHyzi4D&#10;iKFLXqkm8u3bt4/DlduQ5QPYrObuZ7mmkbLp9Oaf+QC2khyH0pLyihzJmkI9z1rI934epi2XB2BL&#10;enr6QyRv2Lp162iYhHdu6tSpUQCWs+weNJqZukrtQkhe6hWtAesK3mTjQenmP5N8D2bhZzPIxpWd&#10;IbE2A8A5khE5OTkE0IaSDFtTBuJ6fW54eLjmhr6XLl1qDGVTGIZRDCA1JibmUwgHBYA7DMN4BWbF&#10;t1soIggCcHNYWNjTEK9sEeSLfxsSgyxQ52rPmy9MB1Cxy3j+kHcTCvk+reEHbRcHAwgZMmRIruUz&#10;J8Q7uj0nJ2cOgL069qnGHGgYxjQAg9W4B3fs2LE0NTU1DWYsTDNBt97nGkA/U1dIqKgYolZuIznz&#10;uuuu2wjg5PDhw0/BDK00+9e//jUYspFNeXs9uNp/JQCORUVF/RvihKofeJPE01Cq060NGjQoy67I&#10;g3C6vePHj/8sJiZmXGFh4c2UDI4KiZDiHbsJUu2sE2x7uZzT5s0335wD4bg6U72d5XODkiUyHGYN&#10;3CGSZW4Jre7bIj4+fiykV2QuhJg2kRzoqiKRDNq4caNuR3hh5syZ77nakjSb+eQASHY6nVY1059k&#10;r4iIiBcgNmkKRHIVAEj4+uuvJ1Oq+gNcxuwCSTbXIZ2UpKSkxyg1bT0h1QwlAM4odb9Wi2SVxFsD&#10;UZ0TGzduvFFtntLZ+m6VpNVzsUpgt5LLRdXUx5kPPvhgOskO9UoL3kh4AEBJ83kaZjMb3YD1IkzV&#10;Q6uixyElH+sPHTo0jlLBXF6qWWBUVNRjEHsxMzw8fAFdeka6EF7G9OnT59BNXRrNLmj5EFVvNSXv&#10;z919m23evPkPkH6Q+RBiiSB5uztiJdlmwYIF70DieKe//PLLl+mSMK4WWax6RwlWBkKzc5du66fV&#10;qoMLFy58lRKD9HEZL+inn356FGJnaym7huLgMJSqq8tr4indvCvbjiNAjdOtPFuK5v6JfdThdu9E&#10;mjsCuzp7Kkt4ucOGDfumJiZLdeE1KWNWkAw8fvz40C5dujwGSQHK7Nq164FXXnllT2pqasicOXNu&#10;gaRzNYRkG+icuk59+vTpArGFwiGE5Q6NT5061RMSWM7r0qWLdhiUgsPxS/zVt7i4uAncv68LsbGx&#10;S/r3798dEkjuBqAbyUsAMg3DKFZMoBWAPiNGjHgcgM6K30cJTu8rI8Ut+Pnnnx8M2TMgo127dudx&#10;ZWgAEPVJu8mt8Idk4lynPnMCOLZ48eIvxo8f/y/I/gG/hGDUPAd07NjxeYjKXADp2v0BhAH6nTp1&#10;qrXlPRQBuFyZMI4au79hGG8AyCc5GVL6dQWquH+iVXV0Qry6ld1P49yHH364HLJvRm2ry+XD2yQe&#10;TcfFdxApd/6pp55aQGl10IpS+hFKMiwhIeERiMctAWY5UBGA5GPHjo1h2f0mQ9X4BQASk5OTRyhu&#10;HJyXl9dBORZazZw5czrMrau+d1VH1VgGyU6BgYFfwXQGxKjwxK8Uhx80ZsyYTyA1cdpR8cOOHTt+&#10;z3IScSkOH10Ff+zUqVNDWdrzqvcEOKTGXU9LMrNF4iVD1MztERERz5K83pXDq7EGqvepg/hb8vPz&#10;76bp5Ww5f/58/U7yINtnu5XubsYeMGHChP+DFPTGshaSrpXEOwBTgqXt3LnzWbqpIaTZ7tAqIQ/Q&#10;U63cvYnwlA10w/vvv/9nSNZ5DmRzkgF0k5ZFaTPehWQPh8MxGrIAiwBktmrV6p+u6qPlOquncJ9S&#10;TYPXrVs3DsCy9PT00STbLlq06HmYmS1lus0pLdI7paen/xdk4WZD1MPDMBu06kB2LoDo3bt3P0Yp&#10;Vi2v5MlKeMm8ssJaVzHohlCDWdoz6U+yS1ZW1i1Hjx4dRCmxauZONVQEFAmT6CJ5pYc1FGbb9ESS&#10;5TYFVtdoRrpOvYPLkGqH68u7rjIoKChwtfFSUlJSHuaVNqsvyX6/+c1vlsCs5Nf2YLVrNmsCr1E1&#10;FQduv2bNmtGTJ09+GJJJsI3kXwEcNAzjChXLMIw8SI5eg4CAgHbBwcHF2dnZAJC5ffv2zZCXXOYt&#10;1VFcUFBQHBAQ0CA9Pb0NgIHXX399EMmjISEhugDVev4VUHNLI3kuJyenICgoaBKA3hDPnD9EzSuE&#10;ZMUcIvk+hPAvVaFXZan7kwwoKirqClFtDTX2T1aVVSUIp5I8Hhwc7FOWOqXefQtIL82GAI44HA69&#10;X+AvHtaioqIWELXXF6KNnC4vIV0RePvly5ffB1GvG0JU13kQe72mcFWvg5cvXz7grbfe0tqMVnF7&#10;vPzyy39YvXr1rwE0cbneM/AGiac4c5jqdHUQIjG2UDx95RnhBsUJc+uYMWP+CdHvcyAqUJmqjFLB&#10;dAwunlL31ywpKWk0RC3bS3JAVFTUkzDbx+2jpbVAOWMHkOyxf//+xyExsAR1bN27d+/jSk2ubOMm&#10;q8RL1PdXz90HIkVyARw/ePBgma3cK7iHD6XL2BsQFVJLu24u57VYuHDh6xBJ7oDE9MqMe6lx261Y&#10;seIViOTPBbAnMzPzftbS1s5KA7DuiVAI6YjdXX3uR/L2iRMnfgqxJ61tC3WeqWfqDD1NeDQ35FgJ&#10;yU28DGCn0+mssIKcZJMtW7Y8DbPa+BLM6vPyvJotPvnkk3DIQtOexW6UEMOPAGKzs7Pv++abbybB&#10;7GJVKcKzPFOQUoN7qqMbJT2s0u9b3U+nix1WhAiSwT/88MNTkKSCHEi2S7mV+uXco/mWLVuehSzg&#10;S2qsKxieWszREEmSWlFLDsu4B6GykFatWvVSeddUY+6uqmYRRKJ2V+plL5j7ZbgSnccJz6NBdJJN&#10;EhMTfwczFnZi2bJlr7B8p4MPyZCsrKx7IOlW+eraA8ruKDd7hGTDY8eOPQBZuLpPZZha6D8AOLRx&#10;48bx77777p8gzEBLvHpteOSO8NSz3wjpS5MHs9lvhRkzFJu4G1U8TEmEgZCKg1zIM7rdd1AtYt38&#10;KY7SabmsKgA/SguP7yHS8ey0adPeV/eutfXGK8MJl8aOHfslJUzSccGCBeEQCa3DUTkoTYAes/E8&#10;SniKK/0KZlrSZQjHvbGseVE5MpSk2wUzyKsb31b4Iml2JItR10UpFTAUEpOLJ/lbkuMhIQlPEV5v&#10;lCa8PiSDlSTR86rsxpSByvmzHpJW1ZNkZ0vZ0Omycl9J+mZnZ98Gc5uwfSw7Wduf5G0wv9M8SCrc&#10;LazlNoFuCO/87NmzF5IcvmzZslcgTi0ngPwePXrETZw4MRoi/UogknszyRvKGL5u4SnCU7bQTbNm&#10;zforTBWzLDVHZ/F3czqdQ5955pmPIC9V5zgmQTxlg8pTMV3GbPXWW29NB7Di3Llzd6p2Ky7UAAAI&#10;3ElEQVT5BK9bt+45iE2SDDNZWwdm66XuzDJHK+EdVMTSFbIzrgNmU55yXfokG588eXIkTO3gQFxc&#10;3Ki9e/dOhHiCCyHaws10v7Fji6VLl06B2XJxozsGZ2FoGyAElwPg21OnTt3HKnTxrizcEF5BSEjI&#10;iR49esSruepEi4vh4eEr33zzzRUQb3kxgKObN2+eyHrqo+Nu8vVu49GMP0VAbKhsiLF+pyvhqHN7&#10;79y58ynIF5oAeXmFMNv4jWAVWxAoaduG0iBIx6kMJYF1QxxXe6BeCU8VvcYCcHbo0OFHZceFQbIv&#10;igGcnDt37husYN86mvtQ6LzKPTTLbBwQYoxiGQW9SrpthTC6k1FRUc+4MwVINt22bdvTMO3iQ5SM&#10;/1onOnU/7VwpdnO4JkGfVUcBgEujR4/+UjGyUvWe9SWIPBVOaG0Yxv8CGAbZQil1586dXwKIsyTq&#10;BgJo7XA4OjZq1OglAP0gWSoBED09A8Kl34W4vSubrQDgl0Tnsy7/I8nLkDBEMbwn3GKcOHHCPysr&#10;q82uXbt6QVz/TgApL7/88nqUHzYBJMm5OSS0AfWzDSSjxQ9AWkpKyheQ4H9Z1wercy/ff//9MbBs&#10;c6YWaxOHw3HznXfeOU7NLw9iQ6cahuFacFtbcA3xWIVIEcTLfQkSxmgByVQqAHBo9uzZehchzXh9&#10;U1NTmxuyCLIg79eAWZHva/n7EoDz7kJclZ95PUs8JWl0gnKROvZfunRpMCVRtTvJG2NiYsZB7IRE&#10;iMqiN5o4CCB6+fLlLymOVav1UyTbvvbaa7Mhi9A1+dZTqmYRgCMkX4TYtfkAjkdERLxQkbRT47T5&#10;4x//aG1qmwPTI6q1hjIzOFh6D/HDLN2x2Z9kz+jo6IkwG8jqYtxyw0E1AUmfvLy8QZD1YZVwDgDH&#10;mzZtumPp0qVTMjMzB2/fvn3coEGDvoGYDwdITps8efIMkmMhUv8QxLzQO+QeVv87BCA+LCxsN0QL&#10;OgRgxzPPPPMSyeY1fYD6JrwWf//736dBdHCtFhwg+eTQoUP/D+LOT4AUPuZBFlkagK1Lly6dooz0&#10;7iRD6kItoNnyPAml3dQ/sJLhhFqci/YkWolFVzRUer9AikPqNpjJzXqh6jSzUhkqbq63Et4hNS89&#10;7gAAqyG5nA4A51944YUPlb1YZ0WlJJuvWbPmFZhqbTFEEm05efLkb9W7aUEpBA5bv3798yT/BFlb&#10;xyDrz7Wte1lHEcxNTiIpqYA104bqk/AUdxwCSTuybpKRDVno1r3ZCiAEFx0VFfUCZZPCFu6M/zqY&#10;Zx+U3hY4d+TIkb80QqovUALUeh92fei80apWvHeHWcVQDFGlfszJybmvItuYpXdOSlH3bkzypvDw&#10;8Nkovb3XIcUc6+x7onRkuw8S+tFOpvShQ4euIDmUKpFArbdfzZw58y+Q9+i6t/p59b/D6kgs4zgM&#10;IO6ee+5ZQokR17ydYT0TXmdInZUOAbjjLg4IwX23devWJyk7uQTXl9Gr5hkKl/KRBx54oMxynzqc&#10;RxfI+9IFsMUA0hcuXPgaVTV8FcbqDlNtLQaQ8fLLL/+V5HWVuFZXbuvC1/UkH4bkieokcl0nGcFa&#10;yMMsZy6aeX8H0YYcABLmz58/nRLn9FdOkqZOp3MwJIB+DqVLyTIA/Pjqq6++V1hYeLtaYxUdPSjJ&#10;5TXqUG59kPokPF0PVQS1cw1ERTkIadcWB2BjXFzcOPWwTetbFVbz1ISnmYPOiKjUdmG1OA9dMbAO&#10;wp2PQWrjqlw/RvFYroTJ9A4oG6xClUkxzK8g6r8ORB+FhIAKIZXsegfVcrOGqgtKgXNobm7uAxDb&#10;/7K6b/T+/fsfp/SKaUoJ0g+IjIz8I8Tm1BUrF9Wcv589e/ZbShVuWx8aVFkPVJ+E1xHAMoihuvvF&#10;F1/8dPXq1c8UFhbephZTmOIsHiE4yzy7QEIXOoanU8Y8sVWXP8nb7rrrrg+TkpIeVVy9Ol3V/Cnd&#10;wqIhKv03lZXglBhn79jY2PGQ9DwdlnAAOKQC7wPVoq/1rtIkGx09evQhSFV8EsSWS1mwYMGfKZUr&#10;bUiGHjly5BFIiCoOwtB1nDdu4sSJCxMTEx+m9N5s7TGC06hnwvOjdGDuQXGQtKMExr2q9wvJ4B07&#10;djwJKcbUUs8jhKfm00AtrkY1+b4U8d3ap0+fmRQHQVW7ogUqCRwFcdRsW79+/USKN7pOFrIi+oEo&#10;3Vgqbvny5dOVVtTh8OHD/w2RgtZ2f1r1jVLd09qylpKzawWelCzeCpqJ21Ewv+x19OA+6LUFSjgn&#10;pDIqZhnX+1GSDnTid3BdrCGKNzI0Ozt7ZL9+/VZDpFwJgLSsrKw3vv7660k//fTTo1OnTv0Q4qnU&#10;JVz5kLBAHMQD6bathsdhE557kAyKj4//PURlSTx37txo1lEGho3SIBmgEuCjIESk+39aG10dVYdu&#10;/1cAqUlcr9r/hbGC3i4ehU147kFzw/o1AFbQU1ns/2FQquUgSPWFVW0s69Bhp22bNm16TtnA3qNS&#10;lgWb8MqGRa3qWBeeOhulQbNz9RZcuROuNZidCZF6BwBsiomJ0V7weg071Qg24dnwFlBiih+jdF8U&#10;neR8BuLR3DNlypR56enp9ygPZainveDVwlU3YRvXLCwhD52jmwSVH/n555+/cfHixaFKsrW92jUQ&#10;g6RRhYY7NmzUKZQzpH1hYWEjp9PpGxgY6ITZuPhSjSoCvAm2xLNho/5xdRiiNmxcY7AJz4YND8Am&#10;PBs2PACb8GzY8ABswrNhwwOwCc+GDQ/AJjwbNjwAm/Bs2PAAbMKzYcMDsAnPhg0PwCY8GzY8AJvw&#10;bNjwAGzCs2HDA7AJz4YND8AmPBs2PACb8GzY8ABswrNhwwOwCc+GDQ/AJjwbNjwAm/Bs2PAAbMKz&#10;YcMDsAnPhg0PwCY8GzY8AJvwbNiwYcPGfwb+47pIq87ZBkTa+wJo4PLTRx36PLj5WalblfN3Rb+X&#10;9bM6v1dmbmWhNtdHdcdyfS66/O76d0W/uxvT3e/VgeHm91/maW+VYMOGh/H/AdTR7iPb/wG+AAAA&#10;AElFTkSuQmCCUEsDBBQAAAAIAIdO4kCZKG+gIDMAABszAAAUAAAAZHJzL21lZGlhL2ltYWdlMi5w&#10;bmcBGzPkzIlQTkcNChoKAAAADUlIRFIAAAEsAAABLAgGAAAAeX2OdQAAMuJJREFUeNrtXQ1oFUfX&#10;LiGEEEJQkqCSiiJBgogEjGippRaChBIkSEVLK1UqJZRQpARqaUtapFhasaWWigQJIiWgYkVFhVDk&#10;JRQRRUVFRZEgIQQJqKho0MD9dv2eSY/jzP7c3b13997ngSG5+zMzOzvn7Jkz5+eNNwiCIAiCIAiC&#10;IAiCIAiCIAiCIAiCIAiCIAiCIAiCiB25N95ocMoKp3Q6ZZNTvndKv1NOOeWMU247ZcQp407JBSgv&#10;nDKKe66ijiGnHHDKHtS/xSldTlnplNl8CwRBSKY0Hwxpq1N2gxndAHPJpaSMgLm5TK0XDK2Zb48g&#10;Spcx1TpllVO2gfDPO+VxiphSPuUZJLUBp3zrlA5XKuTbJohsSk6bwJwugbhzZVKuYuna7ZQWp1Ry&#10;RhBEuhhUM/Q/g06ZKCPmFKS4kuQhjM9izhaCKDyDqoYuZw8U2UkQ+gT0R2fBCH/FknIT2l4Fpfx8&#10;lNoAfVbXtuH+LtTn1vsLFPBKoT+e4HO57Xzg12eCIPJnUm86pQeK8biWeA+gzxqE4n0DmNCMFOne&#10;WtGvbuirhmOUIl9gp7KXinyCiIdJdUPKibpzdwOMqacUzAZcpgrmugmM7FIMDOwSxvtNzj6CCEaI&#10;DZAojkdgUo/B5H7BsquhTMZuBsw0vsfSMookdgbMkDuPBGEgtlbYQj3Oc2lzFoTqbu9Xc0Rfjmml&#10;U9ph9jCU5wfgGXYdV3BEiXInqFosQc7nQUi3oQjvohQQWgLbAfOHfEwmetOi4yOIQhFOM776D0IS&#10;zHnsqLVyFGN7D9sgnYbdrNju2nlxFIlSJpA22AS9CKksdyWpNo5gou9mMZhQWMnL1TWu5AgSpUQM&#10;q6DEDWMr5OpNVqXwWVxd25wA1zU55bpTzjllacbe10roE8PYgg1js4SW9URmGVV7SEZ1CRbZtSl9&#10;nlrR1ymnnPC4tkZ7toMZfH+usevHIZeMo9hdJOMiMjPRO0Mo0h/ga96SkWc7oPV/sce18rqxjL/T&#10;ZrynByE+Ph+QcRFpntQrQnyNb2OHsCFjzzhPe44Ky3V12nWNJfKO1c7ujTCMi9RBpE2vE1SZPpTl&#10;L6/T7yrxLPc9rlutPXdfCb73LrhKvQio41pFaiGKOWEbsEx4EXA3qa1EnntSBdfzuGZEMjb8HeAH&#10;6+V1dP0hCjpBq+GTN1FOjEo8/0M82y3L+Xrx/Hdx7B5+n6Wk/VIP1kv9FlGISdkRMKTLmVK1nRLM&#10;57rl/D4xDq3i+HMce17KRpdgXEMBLec7SVVEEpNwfsCv5+1Sn4SCYV+xSJ8505IRvn0lrdfSnrcT&#10;88GPcf3tzi9SGRHXxNsUYPlXNvY3zjPewTNfxnb/AuVwjVAv1p1B59hMbdxcaW1eCY9VJebFSIAI&#10;G9xNJCJNttnY3fHz5t9dDmmpsEPYDAv2nIHxNIrfP3nU02K4/59SMX2wPPMMhPt5HECVQGmLCD3B&#10;Pg4gVQ2H1cU4189yyjKnfO6Uj1I+Bq4t1VqnXBR6K7247iu7XHssIUXc0epZCEIch8L+a9ddx1Lf&#10;HXgIVJbovGoJ4P3gKuW3kAqJoLqqvwP4+m0JS1TO9fsNdVWmeCzc3b6TYDRj7o6f1vcL4to+pVDH&#10;76VYMk5q9xwW99SAGepj8ghL7KUlPM82BPggnmIoG8JrEnUHENn7oyz/nHufiLomMzhG93WG5fxd&#10;rhgNfstltLsjeMsp79uYM5aajWnxoSzUDibs+H71mW/j1G0RJv3CYAClemcMba2VkkTGxkl3y7kg&#10;nJz/0a6tNjEg59gSLC//TatpAxJyTGLpWleA9joCKOUPMMsPoUKJ3A4gVdXG1J7c2p8wnF+DyXsP&#10;+pyBtOyiYYlnGp/NIeqYo937NI0Za9zoEtJxG8x5GEvYRQm0V4t55jUPR+jeU97MqssnZdZIFHEc&#10;MaHmurog7fhdaQUuju+09ON5Csaq2Uv6tNzzO5Y0CzS9lbx3KoXzYjGWqZXYMBgy6O8aE2r7gwAf&#10;0K2k3vJiVJVIQuplBDoYReHp3PuDVt9DtQQSy8874vo/PfpSlYIxk8HsTGYNi3XJA8xanf8Cx+q1&#10;+95J4fx4atoQ0Twc7ljudZfCR2KQtg5wiUgEsa1yJa5NMbXVo9V9X+hxpl1bxDb3Gpg9yHvmpGDM&#10;vhT9+cgp1/C/q4f6Df8vwa6Xq2RfI+6V5hCzNEltLIXzQ9qS7bIwX7ec89B/xSI5YifxsU/kDyYg&#10;KWFm1erjBzgedzonKFRlG3VCeX0XX/OzKq6UtmT6IQVjNlPvj7B0P6f6jL994trfcexrccxd8n4j&#10;fr+bwjnyh+jfAouE+YnlXv1jczmmOTviM2cZ778EmVW7j93LqYjmCgdAyHfx9ydtmXBOLTO0ZVGf&#10;Vk9VmnYQhe7mB3FsTLfD0vquylIYlE4zMUF8T1I4R+p0hmtguvsDSGaqtMfUL79d7Md0oi4tZrXV&#10;R7n+bVQDTuf+7wz1ntB1E/irllFvW/RruTRMQLEJ0Ksdf4TjFw33SOK+KMb/uSY99qVwnvxP30TQ&#10;GNFTj4+h/u6T2Enc5qN3pTK+BJjVDh9xuiPGtjr9FOZuhANILVUe9QynRCLNmcbHb8kDEwD3/Frt&#10;eEtaLfy1pXu9gTnnTJb3cEuS7/s0/q5OqJ9tPkvEXxhnK5uMqtLHrmU4KYdlp96fkVVmevsbu2iv&#10;ZY+B6cMspQdKydhVg1DrfZZNlz3qWGA4ds0UeRTtVRbxeVvFM20Xx/8xLRFxbqFBxfA+3qcx9E6M&#10;/W3w8Uc8QKaVLWZV6+MP+LcKh5JwP+bi7xdo90vLF12Vbyz1uDqvv5xysxBLKZtSGeeaTb6EAT8g&#10;08p27HCNaL6GY4VeCgvd4isx6hEyZ1oS1+bWSe29/WV4zsmE+13tM8eHaPaQDWY1wyfF1o5Cfn2E&#10;snS5ZGSGfj203K/bZ50p8vguE305qxFqLXQ+8yC17IV1/F1h2/SaUSykuTEwsKMFfp5bmvtVKzYP&#10;FovjNdgtParnWrRIoSqEdHMB+r/DJ2MPzR4yyqxeFFIpiUl/F3qyaoOE8g+crXOmyQ0XFqk/uZIG&#10;Fx13o0D06WeDq01OS7Z6D0zBlWQ+BUNYAKkxDQaxVTBl2Ah7sytwUFdmDLsgUU2BqZ70U6gLs49/&#10;C/QM3R6bSmRaKWVW8z1yxT1LeqkBncIdKJaVwvqYds1bcvdQ6E5GDBNQMqo5KRrnJXq8dkgfxyAh&#10;XcRz1adwjjSGuFamKfvTsIxcYnOMFruN1ryNCTxbu4eR6Q0GBUwfs7rtIVmtLEAfPtLa/VI7/5n+&#10;1RUMa6k4dkLE3FqcwrGWSvemjM0TZSf3I5atFR7X6pLjLHHuGy2F2UUwuDmGZXNPAZ+vzYNpjZJp&#10;pZ9ZPYjbct2jH1IvdV07d1h3doZBpWJyfdCTPNR3qlI65v94JVFNcb/XWkxbLmM5OE8tUzXF+l2T&#10;tIbduPtafT9rYXieFvgZ2zwMpMm0UqCzuuERaaGlgH2R2WKe4NgskdpK7jQt8phUyzMy9nUZnTPX&#10;oRu8g+X2Rfy9hnJZi4L6JECdM7Hrex336tmBegv8jC0etlo3qNMqHrM67/ElaS5Cn6Z0w0gsoeot&#10;1y8w9L2Fb7eo86pWDyODzYJBcc16WxJZcc1oMSNuuNmlPVYeVMQXYVKdT5vYq/WjNsD1A2Jrf/pe&#10;vuGizi0ZXeIzofuaXqoLX8om7d5ZFhVBooakeapLLjFefGFeQiXSv9uWgc1F7Nv9IAwLz6C+wF9q&#10;DsK5NLjmlMlcqtB+HzTZuwkbsvvacm9AXPOV7iMJk4khm7V8ASWtEQ/j0mrOhGRfwICHgr2lyH3r&#10;8NvO1uyYlluOv3Tz4NtO/MM3LSW50pMpwqvmsP1Uc4a+bpGuZ2lt1SCt291i2NJBpzVBN57CD/wO&#10;D9OFFSnpo2sPs9dyrk8kHa02nD+d5Yw6GZxPd4VkLufTXHGNNG84oi31NuOas9r9J1P4rF4mD79w&#10;NsQ/4Fs9jEJXZqD//5qyy2jX6Arfz/nmE30nVwzzqVW7ZqZcpguThR78/jOIP2gGmFYvZ0S8Ussz&#10;i2TVmfK+vy12D/8IcP3RNIcQLrF5dU7LOL0Qf5f46LoqNL1VzhbfLEO0lIsz1FI5T6pWj/X31pT3&#10;XWZ6/irgPXruvwrOgsTez1r4Ob4njj0S2af7PNxvvtA2eyoz9NzdHpFLGW45wsDO9ojBviPF/a4T&#10;UtVYmM0Aw7KwjjOhoO+uGsajk1qWoGZxjUzKsTejz7ndI6jlm5wJ4Qe00qDMlPGsKjMw8atC3tNk&#10;0KtUcTYU7R02we9wXEhdJ0tlCeURT+sSY2mFH8w9HpFCq0vsWZcaEnXmsuivV8LzsRGhZh6JZeDb&#10;WV6y46Nqi1w6wLcefCC7LMH2x5MKa5wSgmjRQpPs5GxI5btaJKzf1ZJxQUafpcFD7bKBb9t/AFeW&#10;+y4GNhr+4WxI/XuaK+LUu+XHjD5Hu0VAcOlwFd+0feBmePg+fcsRIlIscd2VSUcy+AzbPHxzZ/Mt&#10;mwdt0CPJKd0HiNQv6zPe/+NZ3eQqxmB1e2yzksMTRPI02ODhKN3DEfpvoOZbXAaepcVHkCDKhBZb&#10;LbT4uJiRULIiim7i6BBEwelxg0c4mspyH5yPLYMzyKlDEEWjS1sYpy3lPCizLX6CI2GiIaYpzTtB&#10;lAhtui5iVy1x5+aX66AMW7j4ByHqWI97ZnKaEcQ0XdTDvuqijIIaso5VFvo8X3ZLQ1c/ZRmM/hB1&#10;zGSwO4J4SQvvwIh1BJmrc3Hkj3TpseyXhtgVfGAxUqsNUc+wzKRMEGXKrH6wMJXXEvrmuTQcKetd&#10;Q+dBD1kGtzNEHTID8RxOW6KMGZaJlu56qUqc42uCOtcjV4HJded4OQyu7eH3hKxH7WKMcMoSZc6w&#10;XCloGaJHLFKrFCS+MAaBFKnKOgK28WtUISOLA1tt8QyfCGvNLnL5LbGcXxjmOEGUKM19pet4tUxA&#10;dwLW0yDiguWtxsna4PXEYSCKMCwvs88YzlUgWuQj7fgiMLkJTmMig3RzxeO8HoN+n1N+E7/75PJP&#10;C8M9FaIfG8omgQU49IQlIF9lyLpu4t7VHkvFYe34RMmLsESpMqxlmLs/G84paelDw1yvFMd2KvWJ&#10;qyzPN52cJeDfg5ILq+w80G6Lr2BLyHqqvaJxilTjMga3yi03HrIt2nYRaaAdmW16vXZugb7aENeu&#10;067dD9OHRts1AVc3j6OYI2VhwFstivbdedSlEgB0QrQ9Ic6pBA5PtXt+w/H2gG0sFmnn60kyRApo&#10;6D1LxvAlMuO0+KC75ZqkAfw9hlwJ8yL05RfL0rCtVAb7UFyBwSDuTmihhJdpL+9P7Z6nuu4KL/cW&#10;9F33lEitZfqlfReRJjp6V8+mJJaLOZyv1KUekez1Pfx2k/qeidCPGRbbrOOlMMgrLNLVpjzqWqy2&#10;YvVdRpy/rLIrqyD6kO5eEX2Rj870hZgllpQ5kgiRQnpaIucnEpio+bsZx1xmsg//91kkrmu6njdk&#10;P2yeKiuzPsDnDQ91Ox9fJLyIu/i/StiSuOUTg0vCTiQLeOLDrNxMKJ8Kv0SjQp8gUkJTSm81iRWB&#10;mwPzgOG609o8f6iddz/ONyPo1S5ZUoRVZnVgO+MyNhMvqUk7rtf90OaeIHwPVXF3GxeJuh4FTSlP&#10;EDHSSRWWaXUh7pkrVxfauU8tdPfQcG0ODG9OHv1eFTV4QRakqzN51uW6Ghw1HH9f1L0dx37S2vwG&#10;x2+iLNO/ApDQcrr9FkEUiFbqMf92Bc27KT7i4/jdLjaLZDkGBldlqEMuKWvy6PdQSUhZGLxYdhJc&#10;hbhXFmThN3XZcI8q7/u0oaSrpSQfokg0UyEYzrEgO3lCp/XE4k84x8LoXEPqzzTr9b48+myzAOjM&#10;2uCfiWMXwblno7h/oc+XZsyDYeU82viIu4JEimjnqJi3T7CZ9A5soFogFR22ZAvPgem1W+qeKTeW&#10;tHItz/4eyrSU5bG2bYvArFTZZbn2llyj46U90nYUf/SRrqpILkRKaKhDzMsw5V6IFZDueXI9z77a&#10;pKyOrAx2XNLVPxZ3HvdFtmrXzhNrebUul8ZyOblbaJCutpNMiBTSUpdH6i0lgZ2Du01XGIdm1P+d&#10;qOtKhH4eiktfXegBbovbCtbdGbSEU96nXbcUf8dkFl4tdlajQbpixFIi7XRVA6bUig9yi8kLQ3iC&#10;jIaoex3u+StC/2xS1sq0D6yJ0w7FVHeTYd3+REpbrv0Uju/V7h0x+Bgqs4tukgSRUUbmmkQc046F&#10;jhUHJlgfsS/HM2X9ji/Ai6TtMsQXQRZl2X7TlKVWmC0s0vRcTzjtiQwzrAUW+6qbURTpefbFZnfZ&#10;ktbB+z4uq/YAbVUYLHmfSsdQ7fo5UsISkthmTnsiwwyr12RDBclL0cXZAvbnhoEHbE/jwNVaEkt0&#10;J9zuakObhy0MTuq1JihdESXAsO5gXi8wnJNG1XsL1J8tlnhZM9I2cD3F7KjYCVTFjS76rnbNQ/xd&#10;jms+5ZQnMs6wXolYYjh/QlwzswD9sQkuvWkbuLNxxLuK2Id3DX04KM7/i79j3BkkSoBZzfMLhaTF&#10;b3+rQP0yBeu8mqaBa0uTss2g25rELsg8EaLmR055IuMMa6eY4xc8rlO2Vq0F6pdt821FWgbOxFEv&#10;FblPHxr6dFL8X8spT2ScYckMVBd9rn2rwH07m8owykgu8TiNqaxhMGoKNzPK6U5knFlV6B/jlPXv&#10;Y0sOh9lp7NhEmiQYg6vQZU55IuMMa4E2p5ekrH/VljyGW4rdsVNZyKDh+kmJ/p3jlCcyzrD68skt&#10;WOA+7k6Vf6Gbi8yiXFuV0gHcBdeejzjliYwzrAtBY70VsY8rLZtxbxarQ92GztzgdCKIxGnPtXfa&#10;m09o4wL386qBR/QUqzOmEMi/cDoRBAEesT0VNlkey8EVfE0EQYBPLLYsC5sL3ZGthk6c5ysiCELj&#10;FSabrG2F7sSponeCIIgsMKzepGLkBe1ANYzA9E4s5ushCELjF80GXvGiYBEcROzoV+Je8dUQBGHh&#10;Gabdwg2Faryfu4MEQYTgGTsMPONAoRofNTTexddCEISFZ3RYXPgqk264xbIebeBrIQjCwjdmFEXv&#10;bQmBOsxXQhCED+8YKnQIdbfRQUOj3/N1EAThwzu2GXjH30k3+iCzKakJgigmw2o38I7HiemxnIrn&#10;Wxqs5usgCMKHf1RC0V6YUOrUXxEEEZGHDBUseoNT8R5DYzv4GgiCCMhDvi9YwE83sQTtrwiCiMBD&#10;OgoSQw8Bw0zhZGh/RRBEUD4yoyB8xA17zOiiBEEktFLriLuRbUXzBSIIopQYlskX+du4G9lTcCtV&#10;giCSYhpL4xA4nDrq87hnk4GXDMT9gKb47SuLNNgXmLmZICLRkEu/YzHU89RN6hrynrbE47xbsjvP&#10;LsJAq4y3szjtCCIvGlouaHimdu4Lr5UTNt/6ECJ9LupoDNn+DFNW6Dgf0GTh/qBIg/0R2p/LqUcQ&#10;edFQjaDj7eL4PHH8vlNuooy40phTnojz15xSh/+X59GH8cQSUzgVdaYl4YTT7j20P49TjyDypqOZ&#10;oKOH4lidJcONqbyLe9zYeFfyaH84MZtOS4acAxHrdEXLkyHvkSmDyLAIIhoNrgMtLRDHVHLkZU5p&#10;1YqrqH9HxrBy/v/cKVN5tG2KQNob14Ptjtv/ByJlLuQ9Y2RYBBGJ7j7TfrspuG4ZlmsLQi4v+0L2&#10;w+SXvCeuhzwVZwB5bQ1dG/Cer7X26zn9CCIU3f2rMxasdF5Rvjv/r3XKYfzf5JSFTpmDZWQNsmbV&#10;4Ler93oYVq/sXPuBgaecietBb8SZ4RkPrOppCnD9Qq3te5x+BBGY3tywLtdBO0sM592dwb0aE3MV&#10;7PtD6LTcMhiiT62G+0fiemCT78+MiHWOBY3p7FzzXGv7LU5DgghEZxUa7ZxFnsBa7bqjGoObCsms&#10;Qu3y2XyT43jgBlO2ixD3/2Q5/gfq+trnfj3N9WZOQ4IIRcNDHkxmEku6cez4SXMD15xhATa7lsJ+&#10;620o3t2y0SnncO1oHv0aj92201365Su6KRsOyzmVDfayx/16/PjlnH4EkRcdv2dJz+dV7oCZLfWp&#10;uyrPPt2O3XvGYoN1NsB9P3tJY0KPNeJzv1sucsoRRCyMq9fVYznlmGs/5e4QOuUumNmEZhzqKtRX&#10;439XYV8Xc1/OxG6LZXFUHPS5RzdAq7Vcd18aronjX4l7f+M0I4hYGISreL8Z4LoqaTaEXUNFj64q&#10;pyam/hww8JYtUSs1hTT91eeeAe36do8lY046T2rM6iNOM4KIjWFNmQQEnOuClHXPcM5NnvyuboIQ&#10;1RbSuf+X2EOuW2LXbPO5Z54m7t3BcddpcjOcJushlk47MmvMahGnGEHEyrCUDqtGHPsSivdXaFWT&#10;tqbE/5c1XuDquPZBOV+N6+qDZNKyxNgbiPqQJqPRTQHv/VyuTX0UfNJ0YRw7FDexzr6ANbRrF/IW&#10;bDhaYMxWxalIEIHosUuaH0CA0OmwVbunUbnqiGOuXvuRDz1fDNAfk7rpVFEVY8JgLcnyBMrDrzkt&#10;CcJKi9WGCA0XsVScACNyLdg/hCSlVj45k+5LLCNNNHkkBAONL22gZetxVYj7Gw0i5AgY2RUPJnQP&#10;XDysAdvvnJoEYaXHuxbm4xqY/qXRUiXOjcjfhnu355Mc1ZInYiTqA45Edctxrj9h8/8zWLGrsldb&#10;R8+E7ss1YtsJiUq3GWnllCQIT1r8wRUEtGPzDPS33iAJdVvqU/c0gkbfCtiXliQYlskadX7IOmba&#10;IiyA4z+Fbch9rZ2bPvVW6BETCYLwpBnFnOo0OpKCyVeWpeSEdnyvuGduHn0xBQYdj/qAuagMS+iy&#10;1hiOn5PSF6Qn2dYjTjOCiJVp5eDwvEDu5sGHsNpyzx3cV4XfR/3MlvJkWLk4Hi4XxBA0AGc/Zzj+&#10;tu4EjV1AuVR8yGlGELHqsXS9sqtiOQx/wUWIkLJcrWCwAhrC//8T9/4YoR/VBWFYEeo6azi2APXu&#10;N5z7N+jykCCIwHR4ARLTCQ8dsipXDPfGFg4m7QyryXBM7SJet9yzN594OwRBWOlwtaRjSFPXLAzr&#10;KylwaOfqYuhLehmWj1h40+Oa70T7GznlCCISzS3UY7mLc+9qtpNV2kool09I5JJhWGjDFUv/9blm&#10;axQdGkEQ07Q0C3S0y+OaGhmQD0kpFP09jbEvmWRYEwENzZSv4b+cdgSRN73VhdVBQemes9ljlRvD&#10;6gtx7c+22NSEcbwWw/CvpoBtdmInaXuQD1EJjPGXcA+7i/ArszLQ56mQDKtJt4AvW4aVR59cG5Cx&#10;FE6CVjho/+iGkE1Jn7qFc/lfQZJ+xNBmvTZnviwDpvVHGD+6FPR3PI/UXM/j3q1PgmE9i8MOK4EB&#10;vxxbauv4+tSkbRO3B7hnOZxN5yXUp1rNH3NngcZCjsOyIr4Td1NnDcIkHYHBZHVCbX2I5x5BeO8L&#10;8Jf9IoUMqyWPe276hUvO493ovOVF1EpH4rB0T2jQj6RwIpxWikkZmNBwnav43KWNqxsfbE4CfZK7&#10;Pp0FXHLk8kljHqDuWVjmNopjVUiMsB5qg8NYok2C0PTwResj9mE5InFuR1v3dLcySLTuZtHbJSJF&#10;tsZcn8nSfbRkGVZKX6oK+/qPOLYUjOwYorGeg2XxAc225V5UqRHb0v1ycgnn81zQjL4R+1Al2tuX&#10;kNR0Syx1HyIzzEGR1PO0jJUGp1zdL3ZRnu1XItbbX2BW/fjdJRL+Pk+jZJUyWpmfhPPz1TiTqJbB&#10;S9iHMTqsHVe+WCelHskNAy3G9bMY2n8l/raBYVUUYAzeEu39jHRQA5D0JrFUWhyxDRnS5B1x/Jht&#10;SS7ejVuuxTTWB2EnWItj74s21pAivJelSTCsM1HiYZXhS1AhpQ9ox1XKsn7t+E/ii1wdQ/ufaXnl&#10;KgXDeiIkhPfi0ptBsvgES9xBS5yzKTCqAwiTXROxzQ9NkpKI6TSl72aBceZM7yEGgvsEx3qVrhBR&#10;ENQubTfmxkGUneUeDskSDytyAL9TsafiKQ+GdRHE6TKLHpGYox9f5C5s/4+ZJLII7V8Wy8smHDsp&#10;kmYOa/qcvhjaXIRdskGUEcE01iIHZUXM49xlchER4/zQ5544pNkK4QjsupD9LiTpp+JDdB/M+oRW&#10;jiW12ZIRWjFFHB2KWulAvjHdy2jg3Ynb7qYkM+hJzoGgFSMbwJd5TLtubQz9+FTUdx3MadIg6VwB&#10;Y+lJYqcVu3FuWxcKNNlrDR+MR5Co1ovQRR26RBSwrUbcuxGM6QhCA0/B/uokzFl60V4H8g204/8K&#10;UolxXE0x3Q9ErXR32Kw5ZbgOvwPGMCl2x/6nLVX6ZVQKWA4/j4uw4R/2CKUXjHE/CExJPCcKpMMa&#10;81O4g6A7oPNpisiwarBD+IVIHTcdbcBdguKe94L6pKK+e5pJyASYVZ9hl7Iez9INyVqGcLnPfAPG&#10;MTZlzdkTtdJvw+Yl5JLw9XA5wrBwvzi2CxO7KWKbc1DPEUtU1xNxLjt9+lIrk+A6ZR229pUd1Igl&#10;Tv/PERjWMkiMw4I5P9JNRLRQwBsDtNGIdtaoukTs8334IAwj0sFhhAtej/7ozsKnKWm9Nr6mvITf&#10;JyG2McxLQIaFUB6dFoZVga/+h/JrnUebX3oZ9AmGNWg5Xw3/sjof27ElWHZ+h+fZC2niMCTK+xoz&#10;egSzjaOCyP+AwvkL/L8P9x8Ok7JNMizLh+GyDzPdGGG8fxL1rMMxtZHRBWl3kbjmblLGqhmnlUQy&#10;P3caKj3L4fZlWHeg5ziNJcsfco2OJYTMUjIZVsoI0JcmLFMuoo1baPMolkqmrERTOF9rIfjfoLdR&#10;upt90IWtwxJPmQ7cS3ic1yultoVhnTDcUxMTw6rB8lAtOa9g3CYxdp2aPvFzUoZxHM/EvqHn2lzF&#10;bitR2i9B2jz9pCQWQUhnQdRPwcyktfs/AYmlDsaoq7Fc2Qh7p/3YeRo3MKLnOH4S0sxf0HP1469i&#10;ZGoH6708n/+sLd1azE6zn0hTDXF8QOySKonvOUJxS4PWzRHbV+/tMt6DvvxUMc9HuRS0jqEpheDK&#10;qJU2GCqd4HC/Nk7tWhpv3Q5rr1geHBVLCWlP1BGgnR5LZMgpSFBHNMvrdwoVqUFbBr0v9EYbYYk+&#10;hd3Llhja+l0sOz+DDkvPujSOj0OnWIKrc59GbL9FJPHtxDL5oEFHRxMg+xiaMnLNjqPiF4aKZ3DA&#10;XxLARs29ZtykLxJLxXGphBXRVJ8H/RJDl7QTy7P1YBQVIfrtSgQLYx6LGs1g9AKI+SEktjFt12xR&#10;xPYOK0NDMPF+fBSUy85py32xJdwVNlgHhGT9HDqsH8ohSkWEsas18ZW4Kr9B95zXxmQQX3fp7LpM&#10;MCYbw9ov/M2U5fNLx+cY+lRlWnbh+GoEQJTb/oNxxW7CjtqU0JVtljkjNabu6n8+jNieYkx/Gt6L&#10;NcSLKVFvhD4sV5bZ0OGpupfio9KJD9rvwqj2My4Rp0MxJaNqsli7byjzAX9fWDMfVssuwZiOaNfv&#10;13YPTwhleyxRHCFtKL3JQeirHoml07/C6l06XC+MaUx6IG3Uasc3ahEpZkZsp8aUoRjnlNHqQR+G&#10;NRCxD3WYA5/gnZ/zyT4jy0kyrDc+MIzLmbgqNxmP9nDQXy7FerRj+ywM66AkFOwSymXSvBj68662&#10;NO3C175KW8bqDGtRDG0vg76sQjveLJjmzzGNe5ct+oRgWAM+DOtgiPbm4v2dgIQ6qbk67de26BeA&#10;qVYZJN2qNwh3LLbEbjQqKt8auwl96b4IJUkd1Y7/K5cimptIDsaHcSijH3ptjGhB06biCjUNvc0Y&#10;9Fb7wChrRSyuz2Mc4722JYRgWL8ZzlVKSS+P5/sBy7u1urGvzS6MsI7nDgNP6Y2rcpMt1nkO+ytf&#10;4AqNYI5phKLccHYhpIxy5ekTwd+mEF65LkJfDpu2+8X59jgjFmh1z9F0ZCN47vUxtlElbKD6PBjW&#10;RiVRinOLpa9lzM+uGNYUKSKU+iL+oAqWQFsPOOzT47Mc0sVpsVw4KM6vlt7oIKpvhLtHixax8im+&#10;5Mvz6Mt3XoQDq3jVzrsJjEWjFuF0NM4QyaL/dyzGrcoYdzl+vw3D2ZNC+nyp00uIYT0lRQQaL5NJ&#10;Q3OcDTxOxGaidF7Ae9rYfGfRuayz3P+2tus4BWnlm5D9WCO/WDB72CniVD3PR48Tsg+zDGYM82Ji&#10;hve9IrNC8X/ZIJUdTFLxLd7xQ1KD71jNMPCSZ3E3cj52q9TSexGHhTJ2nkZoSvJ62+P+Cuw+1UTo&#10;Q7VgSqNQFB8WkRv6sLO1Ls6EAoZ+LNIkmh9jqPM0jHPn5nFvhWbYuzbm511j82EkXhurNgMvuRp3&#10;I3sMjXRz+F8Zo2VgTOssS5knBQrvonas5hR5PNrjMtSE7dr2KLtsgqlcTOBZVxcqIkYJ0IkpoMJA&#10;3I1s405hsC+5x7mFBepDk1ca8gKPx3pIfKuTGteQUta+JBJxCNuw9SkZ97nYnJiVQhrpN/CSb+Nu&#10;xBR/+UaKBuH6G0RamXhlmTzn9pT0Y6byW03pOF0y8JKOuBuptfgUNsTczo8+5zuxw7AGjrVzhcHk&#10;ZrIHgh+I6bAt76SwbzMKwUe8OGNXzG3c1Y0utfNXPFwennC6EmRY03ZqlSnsW0fBVmoWxfuOmNtQ&#10;IW4bLedHffy0ejhliTJmVtVpjlnnhkA20Gx/Uo1tiT2P2Ott/OCV4tyQEvyOyoyitq05bYkyZljN&#10;oIutKe3fUMGEDIvF++O441WbMvqKczKiZ712ri5Jg0iCyADDUn6Wc7Xjs0LWsxAZvOti7FulWK7K&#10;0pLkgDxIWsMv0n0/spy/b3MtgWFkvGb+BJEdhjVqiHOvwvs0Baxjjkbf78XUt3aLwFOZ5IAMxpGa&#10;x41f7uUe4QZmQ91fW867biyTHgztPjKzdHIaE2XCrJT+6qZhxTKpfdSveEldmptYLo4w2xZbzr+T&#10;HpRY9Fhit2+exzUq7Xe14VyFzUIWiURzDPdBlBnDUnHm14hjKj/iNXFMbWzd96hrlkbjkzH0b6jg&#10;3jJiUGR5EdaOAm4srwyk4Zoqr2wyiJKQU9EAEJZWXyNTwiLKhWEN60KAcMr/yCAI5Hzq0x36J/ON&#10;Fgv7q2cG3rG4UOvkyPZYIl+el0PwRi89GcTbSU0ZryJpzuQ0JsqIYT3Sds/fEqGb5xgkLN9It1q2&#10;7LxTpFnsryYKYitm8QX6JcT9jdgxqBfxnxZADK3Urp2L+EpT2AWs1ZeIWlQAt/zB6UuUGbOa42Gb&#10;OKUxLBmLypRw9lPt9z1ExB0Fs9ufR/92FM0XWYvvpMrtkGKrV7mHhJgf+lw3CWb13BSHiiDKiGEp&#10;+8UBg8Jc0tU1wcTU8VpRz15pA6lMhWLo39WiJbLBbkRe61GD4af+JRiFQr5fi18UpjzHbmYtpzJR&#10;JgxrVLrjIBz0HQ8aaRF5BkZxT42uooGJ0a2IfWu26L1nFHKATKm/tgW474n0/cPOQQu+Cre0a0e0&#10;+OAq9O5HyNByGvnurlvSs+fS4kFPEAnSYq1kPOL4PpF/MqellatEGCIZlvtr3SAbtLUuYv96DXQ5&#10;VOhB2ppPYgoMzCNd0S4SBPQiyeJdtcSTei0wpec++rFWKPSfipRX1ZzaRIkyLLUxtVM7Pi6YUw3i&#10;3W+VjE0TCnIGo9NJ3aMkj/6dzUe4iXuQ3rSEiWjzua/V49xPWl1HDNe8GyYULXY5lP3HUk5vogQZ&#10;1ojBnKHGlO4NeQJ+F7+XazQnmVlT1GQdEEReJJpwIkRnzkfZLTQ82FiQUDFu+BmVMkscG0ImGi/r&#10;XbrrEKXGrOpMNlVixXLRoJJp1o4tFYzrojj+tS0IQYj+bU88fnuIznTHEdvGIjIO+dzzGlMTKaDu&#10;I+nCPE5posQZ1o+mcDJCoS7NGZSx9m9QyD9UjE7s3n+qSW7tWr1zQWeNAft3NTUhoDyWhatC1qNb&#10;p+/E3x887tlsyr2nZRtWSsZrCEEzh1OcKDGGpUx6PjOoV+rx/xwRMECWm+J6tbpZoAkFjbCXPCp0&#10;woF8C92sWpYdyjeLOWCnogbkEl+J6QETtiRevoYnLcerLIkac3GlZieIFDCrzSZbKg8dlyw/G1Ys&#10;03670P0+FTrj0P5/znW7DfeeKfagfWwxua8NUUetQSe1NGx6KMTwuehjo1XHqU6UCMN6YrNW165z&#10;dwkvgC5P68s5Yd5wTxz7BiuV9Rr9/Bmwb9UWoWFLsQetwZIVekvIej43uOX8o+uyIN5W4P+ZyAd3&#10;M6BB6VpOc6JEmJX0NqmIWJcSDn7SpLJu/L8EPolLQtRpEmSepSJbvEX0uxRDvS6XXqQduyOs2W2M&#10;6RYsdOs5tYkSZVj/g2K9Moa6XEV6nyaR5aJsWlk20vrTMnhtNvP/iPW2GI7Z3HVGENGwgtOZIELR&#10;2RGDaiVvyQ2uOKbNuBVpemiTTdbuPOtabjNv0BT0L/VelKQIIhLturqwT8Rvd0dwLOYV19VUpR1z&#10;bSsMnXyQj4OjtqtxRTvXqLVBWyuCiEa7yqRhIX5PBvUkMdRVa8n70Ju2h7Z1tDuPuiTD2mU4Xy1i&#10;vud04zaCIELRm7RbVFEfPsyzri1xCS6FePDv842TpdUjvcsXeVz3hbjuLU49gsiLbk3Z1BfkWdfV&#10;zERM8VC2fRCynqYgBnG49qs0Z7oliIxJWK/YY4WspzOJzbekH/5QHLFvYJowFvDafbpXOkEQgWlt&#10;PA5LdOfe4wbaP572h7eZOLTlUVdTiGt/59QjiNA0VilsF6PYXbVaVlcrszAIZzLHaQmifJlWRQx1&#10;HIojX2mxBmBDXFIWQRCpp3ebdPVxlsTMEUpZBFEWDMskXY2mylA0wEN8TCmLIMpWutqSxYc5n7p4&#10;OARBxEnjQ6bAB5mSrsTD2OwyOvmqCSLzzGqVhb4/yPJDmaSs25nkwARBKLquhCRVGtJVAClrE187&#10;QWSWrjeVnHQlHu6MZRdhNl89QWSOnmdYrACGS2Ll5LHW3c3XTxCZo+dfLPS8qpQectAS47mFU4Ag&#10;MkPHLZYcDodK7UEbDPkHS0eMJIjyYFhnLPGu3izFh+2hAp4gMku/Npe73lJ9YNtW6AQV8ASR+hXS&#10;uCVWe3UpP3i7xZR/D6cFQaSWbn8tWyNwi7MkLeAJIp302mERMo6XywDMtySsGA2T4p4giMRptdZi&#10;c+XuFDaX00B8YJGy+jlNCCI1dNpvodMN5TgYQyVr3k8Q2adPm8H3mXIdkNkW26yRVOYxI4jyWgpe&#10;tdhczS/ngbEF+hvktCGIotHlgIUut3Bw3njjbxqUEkRq6NFmIHqKXin/iZ+jFl/DFZxCBFEwWmy1&#10;+Aq6S8EGjtB/A9Vl4erjHCiCKAgN2sLGZCcDToEH7IBlsP6mKEoQidPfoIX+DnB07EvD25ZB+5Yj&#10;RBCJ0d42C92N0Jjbe+BWWtwAspH2miCyR3NtHjTXzhHyH8AeD30WozoQRHy01uCht+rlCAUfSJtL&#10;wHBJh7MgiMLRWLUlIF8O+mTqjUMMZiXsPqiEJ4hkaMxm/zhEvVX+4uqoZVB3cIQIIm/a2k61SzID&#10;22rxN3TLVo4QQYSmqW4LPbkGo20coegDbItS+oJB/wgiNC09YwDN5Ad6q2WQn9HcgSAC0VCbxe2G&#10;O4IJDfgOy2C/oM8hQeTNrH7hCCU38LawFw+YlJUgjDTT4qEHpvlCwoPvmjsc93AjaOYoEcQ0vbzp&#10;YRg6RJvGwrwE1+fwvOUljJZ1RESC+I9O5nv45l5iVN/CvowZPkyLkhZR7pKVF7NiyKYiMa0bHstD&#10;6rSIcqSLFo9l4A0yq/SKvQ+4e0iUGT20eSjYqS7JANN6QTstooyY1WMyq+wwrRsexqW04iVKef63&#10;ezCrG2RW6XxpXop4V9Lq4SgRJTjvuz2YFRXsGWZajPJAlNp83+4x18msMvISaz1iaal4WjSYI7I8&#10;x6s94lkpo1DaWWXohVZ6uPGoyKWM+0NkcW43eEQKVe42/CBn9OXu8HixbrCyDo4SkaH53OaxI/7S&#10;kZm+gdl/yVs9soIwhRiRlXnc6zOPGSKmhF52OwxJbS/7FJeIRErn7gyPJKcqUmgXR6r0XnwrloFe&#10;S0SGiCXSNmdv+8xZenOU8ASY7ZSzHhPANTL9mCNFpGCubvBZFQxxVVAeE6HSI++hKoNMdUQUaX7W&#10;BpifBzg/y29idHkE5M9BFF/FkSIKOCdXOeWqD7Pq5U5g+U6QlR6hOFTp59eMSIFU5c7Tdo4WJ4u7&#10;C3PIZ7KM0oGaSGj+dQT4aHIJSLw2cXo8nEhV2UNFJxHTfHMt1n/1sa16wE0gwmsSzfdIcqGKGyBt&#10;E0eLiDDPNviY2CjbQDovE4Em1Mc+W8rKH5FhmIkw86rFxw9QSVXdVKwTYSeXn82WstvazWUi4TOX&#10;ZsDPz0/lcIYJVIiok21TAGlrFNfxq0jIuVOJeeGnVHcZ2QaOGBHXxJsfYCdRBU1bxREjYFN1KcCc&#10;OU6pikhqEnZAmsoFEO1bOWJlOUdafQJIqnKVpjJEISZkNUwgHgT8etKhunwY1SEfMwWlVN/GIHtE&#10;oSdoAxTuOTIuMqoAjCqH6+Zz1IisTNghxi4qmffeiQ9RkPc+TN0mkbYJvCKgklU5VnczUUDm3nEt&#10;dv1uBHzP7nz4gLvHRNq/vOcDTugHWFbSADXd77QZ7+kBGRVRqpO8PYTElQOT20In19S8v2p4PJwN&#10;uOxT9nhbyKiILE/8jgDuGLqvYj91HkV7XyvhlDwe4p0N03CYKDVCaAuhnFflBlw6uMOY7LtZjCzK&#10;V0O8G7X7u5IjSJS6PmR7CH2IKmdhv7OYoxjbe9gacsmn9I7b+R6IciOYWhigng/JuNQu4w6EeeZO&#10;Y7DxnoHl+Y6QukVpmd7L8SZITP9vErE7gDe/qbyADuVbKPppQf3GtONxO6TSUz7x+72icfTj/VA/&#10;RRAakTVgZ+pUHsQlPf+HIUl0lotEICSo72GgOxFhDIdhJ8ewQQQRkADfBNGcj0B4cjlzAPWtyHok&#10;SzCnNuzM9WOMXsQwRq5O603OPoKIzry2QnJ4FgMDU8rjs9jC34KwvW1pkcig42uFAeYWKLqHQ5ob&#10;+C2lh7BkZHgXgkiIkKtBxP0xEq8pBfoIGMQgmNo2SDRdiPXUgjhh8/2MXdFndW0L7u9CfdtgunEA&#10;9mo30P6LBJ5rAs+zgcpzgigOA2uBBHIoD1OJUi+uPu9vLIUXU3FOEOljYM1gYP3Yvn9RRgzqBp67&#10;B4ycO6YEkTEGViu29/dAQf0444zpGZTkAzDn6OCOHkGUNiObD7OHrbABOwUJJU0S2Qj0WntgtNlF&#10;BTlBEDoza4D5QycU49ux1DoFBnIbzGQ8xI7cKO4Zwe7kEBTte2A71Q2GtJLSEkEQBEEQBEEQBEEQ&#10;BEEQBEEQBEEQBEEQBJEh/B+oHkmZS02WyAAAAABJRU5ErkJgglBLAwQKAAAAAACHTuJAAAAAAAAA&#10;AAAAAAAABgAAAF9yZWxzL1BLAwQUAAAACACHTuJAihRmPNEAAACUAQAACwAAAF9yZWxzLy5yZWxz&#10;pZDBasMwDIbvg72D0X1xmsMYo04vo9Br6R7A2IpjGltGMtn69vMOg2X0tqN+oe8T//7wmRa1Ikuk&#10;bGDX9aAwO/IxBwPvl+PTCyipNnu7UEYDNxQ4jI8P+zMutrYjmWMR1ShZDMy1lletxc2YrHRUMLfN&#10;RJxsbSMHXay72oB66Ptnzb8ZMG6Y6uQN8MkPoC630sx/2Ck6JqGpdo6SpmmK7h5VB7Zlju7INuEb&#10;uUazHLAa8CwaB2pZ134EfV+/+6fe00c+47rVfoeM649Xb7ocvwBQSwMECgAAAAAAh07iQAAAAAAA&#10;AAAAAAAAAAoAAABkcnMvX3JlbHMvUEsDBBQAAAAIAIdO4kAubPAAvwAAAKUBAAAZAAAAZHJzL19y&#10;ZWxzL2Uyb0RvYy54bWwucmVsc72QwYrCMBCG7wv7DmHu27Q9LLKY9iKCV3EfYEimabCZhCSKvr2B&#10;ZUFB8OZxZvi//2PW48Uv4kwpu8AKuqYFQayDcWwV/B62XysQuSAbXAKTgitlGIfPj/WeFiw1lGcX&#10;s6gUzgrmUuKPlFnP5DE3IRLXyxSSx1LHZGVEfURLsm/bb5nuGTA8MMXOKEg704M4XGNtfs0O0+Q0&#10;bYI+eeLypEI6X7srEJOlosCTcfi37JvIFuRzh+49Dt2/g3x47nADUEsDBBQAAAAIAIdO4kB557oE&#10;BAEAABMCAAATAAAAW0NvbnRlbnRfVHlwZXNdLnhtbJWRwU7DMAyG70i8Q5QralN2QAit3YGOIyA0&#10;HiBK3DaicaI4lO3tSbpNgokh7Rjb3+8vyXK1tSObIJBxWPPbsuIMUDltsK/5++apuOeMokQtR4dQ&#10;8x0QXzXXV8vNzgOxRCPVfIjRPwhBagArqXQeMHU6F6yM6Rh64aX6kD2IRVXdCeUwAsYi5gzeLFvo&#10;5OcY2XqbynsTjz1nj/u5vKrmxmY+18WfRICRThDp/WiUjOluYkJ94lUcnMpEzjM0GE83SfzMhtz5&#10;7fRzwYF7SY8ZjAb2KkN8ljaZCx1IaPeFAaby/5BsaalwXWcUlG2gNmFvMB2tzqXDwrVOXRq+nqlj&#10;tpi/tPkGUEsBAhQAFAAAAAgAh07iQHnnugQEAQAAEwIAABMAAAAAAAAAAQAgAAAArmMAAFtDb250&#10;ZW50X1R5cGVzXS54bWxQSwECFAAKAAAAAACHTuJAAAAAAAAAAAAAAAAABgAAAAAAAAAAABAAAABy&#10;YQAAX3JlbHMvUEsBAhQAFAAAAAgAh07iQIoUZjzRAAAAlAEAAAsAAAAAAAAAAQAgAAAAlmEAAF9y&#10;ZWxzLy5yZWxzUEsBAhQACgAAAAAAh07iQAAAAAAAAAAAAAAAAAQAAAAAAAAAAAAQAAAAAAAAAGRy&#10;cy9QSwECFAAKAAAAAACHTuJAAAAAAAAAAAAAAAAACgAAAAAAAAAAABAAAACQYgAAZHJzL19yZWxz&#10;L1BLAQIUABQAAAAIAIdO4kAubPAAvwAAAKUBAAAZAAAAAAAAAAEAIAAAALhiAABkcnMvX3JlbHMv&#10;ZTJvRG9jLnhtbC5yZWxzUEsBAhQAFAAAAAgAh07iQGcon1zaAAAACwEAAA8AAAAAAAAAAQAgAAAA&#10;IgAAAGRycy9kb3ducmV2LnhtbFBLAQIUABQAAAAIAIdO4kA0CyRRNgMAAI0IAAAOAAAAAAAAAAEA&#10;IAAAACkBAABkcnMvZTJvRG9jLnhtbFBLAQIUAAoAAAAAAIdO4kAAAAAAAAAAAAAAAAAKAAAAAAAA&#10;AAAAEAAAAIsEAABkcnMvbWVkaWEvUEsBAhQAFAAAAAgAh07iQD9y9BA7KQAANikAABQAAAAAAAAA&#10;AQAgAAAAswQAAGRycy9tZWRpYS9pbWFnZTEucG5nUEsBAhQAFAAAAAgAh07iQJkob6AgMwAAGzMA&#10;ABQAAAAAAAAAAQAgAAAAIC4AAGRycy9tZWRpYS9pbWFnZTIucG5nUEsFBgAAAAALAAsAlAIAAONk&#10;AAAAAA==&#10;">
+                    <v:group id="_x0000_s1026" o:spid="_x0000_s1026" o:spt="203" style="position:absolute;left:0pt;margin-left:-30.6pt;margin-top:-36.45pt;height:116.2pt;width:113.65pt;z-index:251660288;mso-width-relative:page;mso-height-relative:page;" coordorigin="3722,92738" coordsize="2273,2273" o:gfxdata="UEsDBAoAAAAAAIdO4kAAAAAAAAAAAAAAAAAEAAAAZHJzL1BLAwQUAAAACACHTuJAZyifXNoAAAAL&#10;AQAADwAAAGRycy9kb3ducmV2LnhtbE2PwUrDQBCG74LvsIzgrd1sJNHGbIoU9VQEW6H0Nk2mSWh2&#10;NmS3Sfv2bk96+4f5+OebfHkxnRhpcK1lDWoegSAubdVyreFn+zF7AeE8coWdZdJwJQfL4v4ux6yy&#10;E3/TuPG1CCXsMtTQeN9nUrqyIYNubnvisDvawaAP41DLasAplJtOxlGUSoMthwsN9rRqqDxtzkbD&#10;54TT25N6H9en4+q63yZfu7UirR8fVPQKwtPF/8Fw0w/qUASngz1z5USnYZaqOKAhPMcLEDciTRWI&#10;QwjJIgFZ5PL/D8UvUEsDBBQAAAAIAIdO4kAxdePqNQMAAIsIAAAOAAAAZHJzL2Uyb0RvYy54bWzN&#10;Vt1q2zAUvh/sHYTuU//EiRPTtHTpD4Oylf08gCrLsZltCUlJOsbuBtvudr9HGextSl9j50hO0qal&#10;K6WDBeLo9+j7vvPpOLv7F01NFkKbSrYTGu2ElIiWy7xqZxP6/t1xb0SJsazNWS1bMaEfhaH7e8+f&#10;7S5VJmJZyjoXmkCQ1mRLNaGltSoLAsNL0TCzI5VoYbKQumEWunoW5JotIXpTB3EYDoOl1LnSkgtj&#10;YPTQT9Iuon5IQFkUFReHks8b0VofVYuaWaBkykoZuufQFoXg9nVRGGFJPaHA1LonHALtc3wGe7ss&#10;m2mmyop3ENhDIGxxaljVwqHrUIfMMjLX1a1QTcW1NLKwO1w2gSfiFAEWUbilzYmWc+W4zLLlTK1F&#10;h0Rtqf7osPzV4kyTKp/QISUtayDhV7++XP74RoaozVLNMlhyotVbdaa7gZnvId2LQjf4C0TIhVP1&#10;41pVcWEJh8EoSfr9wYASDnNRkg7SpNOdl5Ac3NdP45gSmB7HaX/kk8LLoy5ADIN+t2sBimB1coAA&#10;13hUxTP4djpB65ZOf3cn7LJzLUB1jNYuzip+pn1noxWi9WJd/vx99f0rGYwpyYXh4Cw/EiEJjICb&#10;fAiG2E4l/2BIK6cla2fiwChwKKiCq4Oby133xvnndaWOq7pGwbH9tFeG6Ew05wKcoF/mkTPzeXUq&#10;FqImttTClBM6COHjoHoACMRo/gY44P1KR0PIMtKJ0nFKCYgx6KNUcNOicZgmPrHGamF5iZsLYIO7&#10;fUrXE476hi3qYsB+uGPLcEk4gIPQOP1+0vfxN74bQilD0w3jtEO92q60sSdCNgQbwBgwOMZscWo6&#10;NKsleGorUfdVjjwWBxKg+TRD49/bLgqB7A3fxY7zTePc67ON9bSWy1Kw3PyH9otdMiCRkA3UH1Pq&#10;qumneHQQhuP4RW86CKe9JEyPegfjJO2l4RGUlWQUTaPpZ9wdJdncCLhurD5UVZcbGL1VEu4snV15&#10;90XZFXeyYO4V4q0KgFwVWkGEgoR+RazdhYB10H5Cq99VI1EXLLH3VEhwwyO9zrK6RRIb8/sRZ/zt&#10;O+AKMbyjnCrd+xRfgtf70L7+H2LvD1BLAwQKAAAAAACHTuJAAAAAAAAAAAAAAAAACgAAAGRycy9t&#10;ZWRpYS9QSwMEFAAAAAgAh07iQD9y9BA7KQAANikAABQAAABkcnMvbWVkaWEvaW1hZ2UxLnBuZwE2&#10;KcnWiVBORw0KGgoAAAANSUhEUgAAAN4AAAB3CAYAAABsdP6RAAAACXBIWXMAAB2HAAAdhwGP5fFl&#10;AAAgAElEQVR4nO19eXhV1b32uxOSAAkEwqwgc5iCglgVEBClTnDRovVyKxa0KmpVvKBCNQoV/GzB&#10;Cg5Q0d4CCiK2DBISQIYgIGAQkkAgAxCiEIYAIYEMJzlJ3u+P31runcPJPJwD3e/z7CfD2XvttfdZ&#10;v3lYgA0bNmzYsGHDhg0bNmzYsGHDhg0bNmzYsGHDhg0bNmzYsGHDhg0bNmzYsGHDhg0bNmzYsGHD&#10;hg0bNmzYsGHDhg0bNmzYsGHDhg0PwfD0BLwZJP0BXA+gCMAZwzCcHp6SDRvXNkg2IjkcwPrOnTsv&#10;IXmDp+dkw8Y1DZKNT506dS+ATQDyAPxIsoeHp2XDxrUNkt0BrIcQXQmAuLNnz95E0lbNbdQKfOzF&#10;5BY+AFoDaKj+LmrdunW+YRj04JxsXEPw8fQEvBh0+d0mOhu1hquW8Ej61qG0diUyWyuwUato4OkJ&#10;VAYkG0Pc+lr1a5CWltb0+uuvzyd5EcDPhmEU1PZtrX8UFBTYxGej1uC1hKeIrR2ARhkZGT3atGkz&#10;AUAH9bEBwA/i+Dian58/l+Se2iA+kj4AAtX4wDWmYpL0gzCxxgAKAJysA6ZloyJ4g3OFpA/JZiS7&#10;kuxJMiwlJeXhhg0bRgGIB3AMpoexAEA6gCPqfzkAImrL3U8yZNWqVS8B+FndrwQSTuheG+N7EiT9&#10;SPbr3LnzVwDiIO9tqEoUsFGf8CThqYXQheSAiIiISQC2AUgAcBjAcQD5EOJKAnAAQoTRixYtmkTy&#10;PgDfAsgFcOjYsWN313QBkQxwOp0jAOyCELiV8EJrMrY3gGSrUaNGzQBwGkAx5N1GkOzm0Yn9B8Ij&#10;qibJBhA1spthGC8B6AqgGcSFbwA4ByATwCUAP5P8CCLlAEnfOgcgl2SBYRh/B4CCgoIAAL41mJMv&#10;gFA/P79JAG6EqWoC145zJSsiImKdYRgDAQwBEIDStrON+oInJB7J1hMmTJgLYD9EYpWon8kAti9a&#10;tGgayVtI9iHZjWSAmzF8SIYBOAjg4IkTJ4Yp+6W6c2q5evXqSQB+ginp9LHvWpB4wC9axkgAKRCp&#10;F0eynzeYHP9R8BDhXdekSZMvIKrjQYgauZbkCEVoLZSTo7wxNKGcABBLsl8N5uPvcDjuBbAHQBZk&#10;USZBmEExgH0Oh+OaIDwAINkXwA8AnACS9u/ffz/JhpbPtQnQxR3Ts1EL8BDh+ZHsTLK3Onopx0ql&#10;VB6SDc+dOzcKwI8QQvmmJs4Pkh0BrIOotj+QfIDkvRCmUIRrxMbTINlhxowZ/4S8u0MZGRlDlKoN&#10;kg1JDoW8j3Uk77SdL7UPj9h4qrzmeHWuVYzihlatWj0LoBeAYyQ/hHghqzNeAIDOADoCyJs0adIO&#10;CMG1gaiZ1yRIlkCkeVGrVq1y1f9aFBQUDGjYsOFUAAMBOLp06fJwamrqEZg2tteBZCDM7+uUYRiF&#10;Hp5SxbjadHuSTbdt2/YEhHBzAaxUEqs6Y/mp0p/NAM5COPzNJFsvWLDgGXWPYniRjafm3JFkKMke&#10;6vcq2bZKLf8BQCGApOTk5MdJ3vrBBx+8CSAW4k0uAZCcmZk5qrKaSH2DZAOS1x0/fnws5Dv891UT&#10;9rkKCa8b5CU7ACSSHFYdVYikP8nbAWwFcAHiVh+s/t985cqVz0OkaDG8RNUkaZDsCkDH4Q4AWFEV&#10;xkOycWJi4gSYTCUXQCqARAjzKYTp7Irwhud2hXKsBZMcNG3atA8g4ScHgHiSN3p4epWC12auuIOy&#10;Q0IgoQh/yCI5W03Vok3//v1fAHALgHSSHwP40TCMQpKNfX19i3FlorSnEZSQkDAAQH8AOvbmhIQF&#10;KouQXr16/Q+AtpAwSSMAnVzOIYAj2dnZn6CaKnxdQa2B67///vtf33HHHeMB9AEQDMk79jl//rw/&#10;ScPbK0muKsIDEPLee+/dD6AlRB06CSG+KkFJ+WZxcXFhkHeQBuC4JXWKvr6+Wt3yJrTr27fvU5DU&#10;Oa2pVHqBqUXbEsB1KJ9Y8x588MH9TZs2PWgYhqPas61FqLk3B9Dpo48++s1LL730CMQ2t67h4pYt&#10;Wxa4Izply7eDxCwdANI92srjalE1lbdtBIAYANkAIkneVg37JoBkn5iYmOcgIYP1Fy9eHO7qTv/5&#10;55+HADgEU9X0qO2g1KvBELWqGNXIqiHZ6q233poFM3PFNV6pj9Tk5OSHKPmyHoN65pYkezmdzmEf&#10;ffTR/4N4sjMgkt46ZyeA7SR7uhnHX9nykZDMqH+T7FRfz+EWVwPhkWyUlZX1awAbAFwEsIfkXdW0&#10;7XoDWA2J1UUrd7m7AH0vSIDfWwiv+dtvvz0TYocVwyScShGeckTcDmAvREtwQBawA6UXcD6ATcp5&#10;YyhG1ZFku6oyuZpA3ffGL7/8chqA7yA2qCa4PEiurk6+KAFw5v33359Jso2bsToBWGM5fx893cqD&#10;FQSqPQ315d8IacWQC+CnpUuXTiHZshpjNVEesCMAjiYnJ49Vrmh35/aAcFdvIbyOAHZCiMZKeBV6&#10;XBXR9R4/fvwCSCpeCYBTa9asWQpJGtALsgDAnpMnT44k2Vg5MIYDWPH000/PIdm+zh6w9Hz9SN4J&#10;6XlzFqWlmwPAdyT/W81dO4MOKufYFWmD6rvcZxljr8edRlcB4TWJiop6EaaHcT8lxalK86YZdN8O&#10;8WJ+U5430A3heeyLUsynByS+aFUR8wGsJ9m5jOv8KYkKQ1588cUFkCyfAojWkA5gC8nXIYyoAEDC&#10;mjVrnifZimRoZGTkSwB2Q4h1fV1KCSXhulHSBO8GsAVmWCMPkk54EMCmtLS035BsP2/evHcgUrAE&#10;si6u8Giqce+GqJg24VUWSk3YCOF0ORD9vEO5F105RkMLB70I4LucnJxfl6eqehnhNUpISLgXwFGY&#10;i6cYQHJcXNy4smwxkp2DgoKWQhbsOchCPvr0009/Mnfu3I8h6vYRyHs9+cUXX0wl2Z5k+4kTJ85T&#10;nzsApG3duvV5kiF1+IzdAPxbzVWn62nbbS/JUST7UmKXQSSDdu3a9QeUZsjuCK8bgAiUVks9Hx7y&#10;ZsKjtHfoD4lZOQDsVDZZpW0NJS3CIIb1RQAxsbGxj5EMruA6rZ54XNUkGbJw4cJXIU4RvXjyBg4c&#10;uKYsKaTUtcGQd6dV0zPTp0+fQbLP3r17/wCJ3xVD3u12JW0CU1NT/wsSI9RqXCzrOJFaOUWs6qCW&#10;6HvnzZv3uqvtRrLxjh07fg9JateE19fNuGGQnGCvSnr39nBC82XLlv0aQAsAZ6KiolYAOFBFN3DT&#10;+Pj4WwH0BJD5/ffff9avX78NkLzMqwX+KSkpoShdvnPu9ddf3wSRZKVAKbvq+9BDD/0BgLbLigCk&#10;zJgxYw2AgAkTJoyGlGEVAUjZuXPn5xD1M2z06NHPAugCc32UAHDUcWzMStTFkDzSOJKzIN7li64X&#10;+Pj4lDsfkgFZWVldIdX23gVvlXjKPrkXktp0EWKT9ansfBXH756amvpbAN9D7LrVlITsCjm3l0m8&#10;LhBbSzsZHAC2udq6+pmdTufwUaNGLQFwCiI1TgHYvmLFiin5+flDpk+f/p76Xx6AfYsXL36NZCeS&#10;t44aNepzAOdh2pJOADvq+vkpGTkrIbbY7rlz505Xz+c23kgycOvWrU+itKrZ1+WcDhDzIhMi3XPU&#10;ufEkb1LakL+yLfuSvFH91L+HlnX/2nhgryM89UK6QTyZORCP1YjybDI3Y7Tv3bv35xA39EWII8Ft&#10;6KCM672J8LrCVJeKAfy8atWq/3W1uShex5UwJYQDQMrs2bPfIdmfZNi4ceMWQpwseQB+PH78+P9Q&#10;QgV9O3TosBLCoIpgqmUZ4eHhfyHZuo6fMUAt9DBK+49WdOOhtJwftGHDhqfVs7i18RThRUBS3x6H&#10;+AryAKStXbv2ZZL9L1++fBeAtZD3Gw8Jt8RBbM0aVb2UCy8lvKZbtmx5CsLNciCSqksVrvcnOQwS&#10;bM4HsF25yBtVYQxvIrzukEWhbbU4SqGwYTknICcn526I90+flz5//vwZiqPr3NR4CGGlrV279iW1&#10;wNt/9tlnr0OkoNUWKgLwg9PpHFgeEXgCJIOioqKeg2QvufVqkgw4c+ZMGM0az99D+vc4IGp1EsRh&#10;la3+3jtx4sQNEOZTAiApJyen2nWeFT2ANxJeZ0j/FQeAhKpIO8U5h0NUjAsAvouLi3u0ImeKm3Fc&#10;Cc8jxjhJ//Pnz4+AeB9LIA6PHbRkaJAMpHhtt0C8dw4I01qjVKoAkj2mTp06F6JG5kM0gJtI3rB+&#10;/frnUdqZoo9z06dP/wvJdvX2wJUEySaqKVU6yg8nGOoIRWnvZjGE4A4D2BoVFfUcyVuPHj06EaKW&#10;OiG1mb3q6gG8ivBoeiEPw/RA9a7ktQH5+fnDICrFBUjs6Q6K+7lKHjlFeDpzxSNeMPUuOk6YMGE+&#10;xNlQAuDitGnT5iu1EiSDEhMTx0CqLHIhRLUvMjJysiKshiSvnz59+jswuX3S2rVrXyR549y5c/8E&#10;UauszZ2sduStFGeNV4Fk8FdffWX19Ma6sfECSXbPyMjoR/JBmCmAJQAuDx06dKUyP3qRbE6yk1LF&#10;MwGcnTVr1rsk29bVA3gb4TXZs2fPExAVwgHhzBUGbtUi7QUgCqozGasYenAZT0u8IsiXGladcWoC&#10;kk337t37OMRO1XZX2qZNm54g2dQyzy2Qd5UHIPrgwYOPUnIcfUg2TEtLux8i0ZwALk6YMOFjkjd/&#10;/PHHUyGqqWveYwmAlAMHDjxGMqh+n7pyINn8448//jPMNLLdJPtYPg9KSEh4GEA05BmtLSJLINUX&#10;92lNimSDkydP3g1TFT+g7OK6UbG9kPC6wqy3O7Zx48ZnSDarxHVNjhw58hhEZ9e1ZG4zOio5j24Q&#10;dbcAQHJ8fPwvX1J9gGZS+A6UzqdMVK0aGqjzesN0vCQrtTzQMk5b5cW8AOH2iVlZWXdTimGjcaV6&#10;WQKgqEOHDjEkB3ibbadBssWcOXP+AgmnnJ0yZcpfSbZVDLip0+m8G+LNzoGo3YkAzsB83sMkb7KM&#10;13LWrFnvwsyE2ce6bHvoTYSnbJERkJeUC2AVJVOhTDVRXdOJ5D0Qzq9VzME1IRSS7cPDwz+HxPuO&#10;bd++fSzrKVufpnNoI0pnXOicxBst53YFsArAgZCQkJV0ybpXtuAOiFRw9unTZ39RUdHoRYsWTUXp&#10;pr3Wozg4ODhl9+7dz509e3YQpR+OV/VdIdli3rx570IIL4nkGEpuaY89e/Y8CXnmiwB2REZGPpuV&#10;lTVCMaAzUAyMlgZZ6j1ugxBmISSBvlNdPoDXVCcoDrMOohIcpVSXl6kqKu7Wt1GjRish6sR5ABuU&#10;XVejTHqKJ3EHROIdj4yMfIJkk5qMWcV7r0Vp1UgfB6xqL818zFDFgIJIXkflwVXnWrNXMkeOHLkL&#10;4oYvBFDSoEEDd8TnUOekQBhgpb3K9QEXiZcLIIrkYxAHygkIw4xWayGYpH9eXt5gmN7hRJK3qLEM&#10;ZR/GQiWQqxaTVXLIVQVeYzQrBhAEKfJsCOHQGRVkqQRGR0cPyc/PH6CuO0RyDoCYyma3UOJ610H2&#10;SyiAuQFKAzUfXwA++fn5AaiH3ZVIBqWnp98EIBTui1VLbRmmqu+Pq2v9i4qKhvj5+T169uzZxST3&#10;XbhwIVA9i2awwZGRkbdAnsto0KABgoODceHCBdf76P3fAWEA3tbmr8H58+dDII2HGwEYZhhGGCTL&#10;yQfALpLhAPbpDgUkMyHfMQD4paamtlYMOnDnzp0DId0NACBzwoQJ0QAu19XkvUbNBBBw4MCBDpCX&#10;CKD8ympK4Wq/u+66ayzkhem4TGplW0Eo9em2nj17vmsYxmLDMGYBuMFyil6shmEYPqjjjtJKSt3W&#10;vn375wC0goQQ0mFW2RdCVOmymEprPz+/VwDcnpqa2gpAo7i4OM3INAxYCLGoqMgd0VmRD8mHzFNz&#10;9FOqZ29KsLsr67n3pjKPWn3++ed9YK4XA+a+GrvPnTs3F0BsOWvBJzMzMxjCYDoPGTLkMUg7DAeE&#10;kV0wDKPOOhB4E+H5//zzzy0hHEw34Sl2d6Li7LcZhjED0m49NTIy8m8k/4xKtqFTX14XwzBeT05O&#10;HgnpYxIK84ssdXpAQID2Kmr1rqNS725gLbjbSTbKyMgYahjG6wBug/SBmbpkyZK5ELuEAE7v2rVr&#10;KcSF7g5+kPYGxg033JAJwD8hIaFbGc9UGRRCvIV/A3BaEdgAwzDeNwzjK8MwvjYMYzbMXZzqCyFL&#10;lix54PTp051httpPJTklLi7uyYyMjMktW7aMdtO2gpbD98KFC0EAmnz33Xe/grR39AOQRum/U7e9&#10;ZrzFxiPZJDIy8gmI2zd70qRJy+im/IdmrG4ThDjTVq9ePUnZNZVmJCSbrV27VgdgiyHer2+0J4sS&#10;moiFuJaPb9my5XEq17qywf4FsZ2+djfPqoBShXELxDmUp55rHcnuJPv7+PhoGy2uoKCgzLCGssPi&#10;IB65viTbv/rqq3MgxaRltXlw61yBxLK25OTkjKB4WHVd2zaUtj3j6KYqoC5ACY+EnDlz5kH1nNYw&#10;iH7mMjcspYRefoB8p6c+/fTTcKfTeUeHDh2+Vc9Ub5u4eJPEK2rfvr1Wo3yPHTvWFEBjlk6L8gEQ&#10;2qhRo6kABql/xz700EObAJypomrQYvTo0WMgKl0xxFv4AUxOZ+WOJf7+/kUw1d+GALoDCAMQdvr0&#10;6c41dOY0mzFjxhgAfSG21ImTJ08uhqRwOUpKSvRzFfv7+7vdy45kw0uXLnVXczPUUdSsWbNMyEKz&#10;Ih/mbkylhoEQfdLkyZO/IPlGYGDg9+qzQYZh/AkijRu6XFPnHb2UtA3bvHnz79q2bTsNUm1iDXUY&#10;EJOguIIqCv1ufDds2NBm3rx5t5w4caIb1Hu/ePHiZxDnTN3CiySeQYlJaUl2JDo6+llK/35/xXG7&#10;R0ZG/i/kxTgBxKmC1irbGDTzH0sAnA0PD59FS80XzfowJ4DUb7/9doL2aqrPoiH2wBmV4VDlJGL1&#10;zE0oLdNjIKqdlryhlntV2PtFSbv1MHuEhpL0u3DhwkCIpzgNkiJVBPHoTYN4grXEyAVw+Iknnlhy&#10;4cKF+ygFsX7qvQ+FbInmzsu6n3WUXKDu30pJ/vvU86VDGEYGTObxS81gBeP1gLznYojXfALJ38Lc&#10;azGirPdb6/AWwgPEoxcbG/s7SBA8H0DyI4888ll2dva96enpD95+++3LIQuoAMDZd955ZxarmdKj&#10;1AlNeAdVInADy+e6At0J4KdVq1b9kSqQT7LF4sWLX4Pp+IgjOZxVq54wSIbs2bPncUgvlVyYKuYg&#10;mhkVmvD0Hg5XLAyaHbETIeGGOy3XNyTZa/PmzY+NHTv2awjxXYYstsvq+XPat2+/zul0DlMEF6Cu&#10;DaBZua/npxdpnRGeYrTdz58/f/ff/va3v0KIJRXmfonxb7/99p8pFQcpah6JZ8+efUgxarfah/pO&#10;96J0O4kk9XsiyXuq8h3WCF5GeLocaBXkZTghtsYRiO13GaU3VAxjNTMrXAgvli75oOrzrRCpdvIf&#10;//jHVKoGS8qO6AezL0geJH44pLLSl2SThISEsRCbowCyqDdS4k4BlvN0t7MiSAsEd4TXEfLOLgOI&#10;oUteqSby7du3j8OV25DlA9is5u5nuaaRsun05p/5ALaSHIfSkvKKHMmaQj3PWsj3fh6mLZcHYEt6&#10;evpDJG/YunXraJiEd27q1KlRAJaz7B40mpm6Su1CSF7qFa0B6wreZONB6eY/k3wPZuFnM8jGlZ0h&#10;sTYDwDmSETk5OQTQhpIMW1MG4np9bnh4uOaGvpcuXWoMZVMYhlEMIDUmJuZTCAcFgDsMw3gFZsW3&#10;WygiCAJwc1hY2NMQr2wR5It/GxKDLFDnas+bL0wHULHLeP6QdxMK+T6t4QdtFwcDCBkyZEiu5TMn&#10;xDu6PScnZw6AvTr2qcYcaBjGNACD1bgHd+zYsTQ1NTUNZixMM0G33ucaQD9TV0ioqBiiVm4jOfO6&#10;667bCODk8OHDT8EMrTT717/+NRiykU15ez242n8lAI5FRUX9G+KEqh94k8TTUKrTrQ0aNCjLrsiD&#10;cLq948eP/ywmJmZcYWHhzZQMjgqJkOIduwlS7awTbHu5nNPmzTffnAPhuDpTvZ3lc4OSJTIcZg3c&#10;IZJlbgmt7tsiPj5+LKRXZC6EmDaRHOiqIpEM2rhxo25HeGHmzJnvudqSNJv55ABIdjqdVjXTn2Sv&#10;iIiIFyA2aQpEchUASPj6668nU6r6A1zG7AJJNtchnZSkpKTHKDVtPSHVDCUAzih1v1aLZJXEWwNR&#10;nRMbN268UW2e0tn6bpWk1XOxSmC3kstF1dTHmQ8++GA6yQ71SgveSHgAQEnzeRpmMxvdgPUiTNVD&#10;q6LHISUf6w8dOjSOUsFcXqpZYFRU1GMQezEzPDx8AV16RroQXsb06dPn0E1dGs0uaPkQVW81Je/P&#10;3X2bbd68+Q+QfpD5EGKJIHm7O2Il2WbBggXvQOJ4p7/88suX6ZIwrhZZrHpHCVYGQrNzl27rp9Wq&#10;gwsXLnyVEoP0cRkv6KeffnoUYmdrKbuG4uAwlKqry2viKd28K9uOI0CN0608W4rm/ol91OF270Sa&#10;OwK7OnsqS3i5w4YN+6YmJkt14TUpY1aQDDx+/PjQLl26PAZJAcrs2rXrgVdeeWVPampqyJw5c26B&#10;pHM1hGQb6Jy6Tn369OkCsYXCIYTlDo1PnTrVExJYzuvSpYt2GJSCw/FL/NW3uLi4Cdy/rwuxsbFL&#10;+vfv3x0SSO4GoBvJSwAyDcMoVkygFYA+I0aMeByAzorfRwlO7ysjxS34+eefHwzZMyCjXbt253Fl&#10;aAAQ9Um7ya3wh2TiXKc+cwI4tnjx4i/Gjx//L8j+Ab+EYNQ8B3Ts2PF5iMpcAOna/QGEAfqdOnWq&#10;teU9FAG4XJkwjhq7v2EYbwDIJzkZUvp1Baq4f6JVdXRCvLqV3U/j3Icffrgcsm9GbavL5cPbJB5N&#10;x8V3ECl3/qmnnlpAaXXQilL6EUoyLCEh4RGIxy0BZjlQEYDkY8eOjWHZ/SZD1fgFABKTk5NHKG4c&#10;nJeX10E5FlrNnDlzOsytq753VUfVWAbJToGBgV/BdAbEqPDErxSHHzRmzJhPIDVx2lHxw44dO37P&#10;chJxKQ4fXQV/7NSpU0NZ2vOq9wQ4pMZdT0sys0XiJUPUzO0RERHPkrzelcOrsQaq96mD+Fvy8/Pv&#10;punlbDl//nz9TvIg22e7le5uxh4wYcKE/4MU9MayFpKulcQ7AFOCpe3cufNZuqkhpNnu0CohD9BT&#10;rdy9ifCUDXTD+++//2dI1nkOZHOSAXSTlkVpM96FZA+HwzEasgCLAGS2atXqn67qo+U6q6dwn1JN&#10;g9etWzcOwLL09PTRJNsuWrToeZiZLWW6zSkt0julp6f/F2ThZkPUw8MwG7TqQHYugOjdu3c/RilW&#10;La/kyUp4ybyywlpXMeiGUINZ2jPpT7JLVlbWLUePHh1EKbFq5k41VAQUCZPoInmlhzUUZtv0RJLl&#10;NgVW12hGuk69g8uQaofry7uuMigoKHC18VJSUlIe5pU2qy/Jfr/5zW+WwKzk1/ZgtWs2awKvUTUV&#10;B26/Zs2a0ZMnT34YkkmwjeRfARw0DOMKFcswjDxIjl6DgICAdsHBwcXZ2dkAkLl9+/bNkJdc5i3V&#10;UVxQUFAcEBDQID09vQ2Agddff30QyaMhISG6ANV6/hVQc0sjeS4nJ6cgKChoEoDeEM+cP0TNK4Rk&#10;xRwi+T6E8C9VoVdlqfuTDCgqKuoKUW0NNfZPVpVVJQinkjweHBzsU5Y6pd59C0gvzYYAjjgcDr1f&#10;4C8e1qKiohYQtdcXoo2cLi8hXRF4++XLl98HUa8bQlTXeRB7vaZwVa+Dly9fPuCtt97S2oxWcXu8&#10;/PLLf1i9evWvATRxud4z8AaJpzhzmOp0dRAiMbZQPH3lGeEGxQlz65gxY/4J0e9zICpQmaqMUsF0&#10;DC6eUvfXLCkpaTRELdtLckBUVNSTMNvH7aOltUA5YweQ7LF///7HITGwBHVs3bt37+NKTa5s4yar&#10;xEvU91fP3QciRXIBHD948GCZrdwruIcPpcvYGxAVUku7bi7ntVi4cOHrEEnugMT0yox7qXHbrVix&#10;4hWI5M8FsCczM/N+1tLWzkoDsO6JUAjpiN1dfe5H8vaJEyd+CrEnrW0LdZ6pZ+oMPU14NDfkWAnJ&#10;TbwMYKfT6aywgpxkky1btjwNs9r4Eszq8/K8mi0++eSTcMhC057FbpQQw48AYrOzs+/75ptvJsHs&#10;YlUpwrM8U5BSg3uqoxslPazS71vdT6eLHVaECJLBP/zww1OQpIIcSLZLuZX65dyj+ZYtW56FLOBL&#10;aqwrGJ5azNEQSZJaUUsOy7gHobKQVq1a9VJ511Rj7q6qZhFEonZX6mUvmPtluBKdxwnPo0F0kk0S&#10;ExN/BzMWdmLZsmWvsHyngw/JkKysrHsg6Vb56toDyu4oN3uEZMNjx449AFm4uk9lmFroPwA4tHHj&#10;xvHvvvvunyDMQEu8em145I7w1LPfCOlLkwez2W+FGTMUm7gbVTxMSYSBkIqDXMgzut13UC1i3fwp&#10;jtJpuawqAD9KC4/vIdLx7LRp095X96619cYrwwmXxo4d+yUlTNJxwYIF4RAJrcNROShNgB6z8TxK&#10;eIor/QpmWtJlCMe9sax5UTkylKTbBTPIqxvfVvgiaXYki1HXRSkVMBQSk4sn+VuS4yEhCU8RXm+U&#10;Jrw+JIOVJNHzquzGlIHK+bMeklbVk2RnS9nQ6bJyX0n6Zmdn3wZzm7B9LDtZ25/kbTC/0zxIKtwt&#10;rOU2gW4I7/zs2bMXkhy+bNmyVyBOLSeA/B49esRNnDgxGiL9SiCSezPJG8oYvm7hKcJTttBNs2bN&#10;+itMFbMsNUdn8XdzOp1Dn3nmmY8gL1XnOCZBPGWDylMxXcZs9dZbb00HsOLcuXN3qnYrLtQAAAjc&#10;SURBVPkEr1u37jmITZIMM1lbB2brpe7MMkcr4R1UxNIVsjOuA2ZTnnJd+iQbnzx5ciRM7eBAXFzc&#10;qL17906EeIILIdrCzXS/sWOLpUuXToHZcnGjOwZnYWgbIASXA+DbU6dO3ccqdPGuLNwQXkFISMiJ&#10;Hj16xKu56kSLi+Hh4SvffPPNFRBveTGAo5s3b57Ieuqj427y9W7j0Yw/RUBsqGyIsX6nK+Goc3vv&#10;3LnzKcgXmgB5eYUw2/iNYBVbEChp24bSIEjHqQwlgXVDHFd7oF4JTxW9xgJwdujQ4Udlx4VBsi+K&#10;AZycO3fuG6xg3zqa+1DovMo9NMtsHBBijGIZBb1Kum2FMLqTUVFRz7gzBUg23bZt29Mw7eJDlIz/&#10;Wic6dT/tXCl2c7gmQZ9VRwGAS6NHj/5SMbJS9Z71JYg8FU5obRjG/wIYBtlCKXXnzp1fAoizJOoG&#10;AmjtcDg6NmrU6CUA/SBZKgEQPT0DwqXfhbi9K5utAOCXROezLv8jycuQMEQxvCfcYpw4ccI/Kyur&#10;za5du3pBXP9OACkvv/zyepQfNgEkybk5JLQB9bMNJKPFD0BaSkrKF5Dgf1nXB6tzL99///0xsGxz&#10;phZrE4fDcfOdd945Ts0vD2JDpxqG4VpwW1twDfFYhUgRxMt9CRLGaAHJVCoAcGj27Nl6FyHNeH1T&#10;U1ObG7IIsiDv14BZke9r+fsSgPPuQlyVn3k9SzwlaXSCcpE69l+6dGkwJVG1O8kbY2JixkHshESI&#10;yqI3mjgIIHr58uUvKY5Vq/VTJNu+9tprsyGL0DX51lOqZhGAIyRfhNi1+QCOR0REvFCRtFPjtPnj&#10;H/9obWqbA9MjqrWGMjM4WHoP8cMs3bHZn2TP6OjoiTAbyOpi3HLDQTUBSZ+8vLxBkPVhlXAOAMeb&#10;Nm26Y+nSpVMyMzMHb9++fdygQYO+gZgPB0hOmzx58gySYyFS/xDEvNA75B5W/zsEID4sLGw3RAs6&#10;BGDHM8888xLJ5jV9gPomvBZ///vfp0F0cK0WHCD55NChQ/8P4s5PgBQ+5kEWWRqArUuXLp2ijPTu&#10;JEPqQi2g2fI8CaXd1D+wkuGEWpyL9iRaiUVXNFR6v0CKQ+o2mMnNeqHqNLNSGSpurrcS3iE1Lz3u&#10;AACrIbmcDgDnX3jhhQ+VvVhnRaUkm69Zs+YVmGptMUQSbTl58uRv1btpQSkEDlu/fv3zJP8EWVvH&#10;IOvPta17WUcRzE1OIimpgDXThuqT8BR3HAJJO7JukpENWejWvdkKIAQXHRUV9QJlk8IW7oz/Ophn&#10;H5TeFjh35MiRvzRCqi9QAtR6H3Z96LzRqla8d4dZxVAMUaV+zMnJua8i25ild05KUfduTPKm8PDw&#10;2Si9vdchxRzr7HuidGS7DxL60U6m9KFDh64gOZQqkUCtt1/NnDnzL5D36Lq3+nn1v8PqSCzjOAwg&#10;7p577llCiRHXvJ1hPRNeZ0idlQ4BuOMuDgjBfbd169YnKTu5BNeX0avmGQqX8pEHHnigzHKfOpxH&#10;F8j70gWwxQDSFy5c+BpVNXwVxuoOU20tBpDx8ssv/5XkdZW4Vldu68LX9SQfhuSJ6iRyXScZwVrI&#10;wyxnLpp5fwfRhhwAEubPnz+dEuf0V06Spk6nczAkgH4OpUvJMgD8+Oqrr75XWFh4u1pjFR09KMnl&#10;NepQbn2Q+iQ8XQ9VBLVzDURFOQhp1xYHYGNcXNw49bBN61sVVvPUhKeZg86IqNR2YbU4D10xsA7C&#10;nY9BauOqXD9G8ViuhMn0DigbrEKVSTHMryDqvw5EH4WEgAohlex6B9Vys4aqC0qBc2hubu4DENv/&#10;srpv9P79+x+n9IppSgnSD4iMjPwjxObUFSsX1Zy/nz179ltKFW5bHxpUWQ9Un4TXEcAyiKG6+8UX&#10;X/x09erVzxQWFt6mFlOY4iweITjLPLtAQhc6hqdTxjyxVZc/ydvuuuuuD5OSkh5VXL06XdX8Kd3C&#10;oiEq/TeVleCUGGfv2NjY8ZD0PB2WcAA4pALvA9Wir/Wu0iQbHT169CFIVXwSxJZLWbBgwZ8plStt&#10;SIYeOXLkEUiIKg7C0HWcN27ixIkLExMTH6b03mztMYLTqGfC86N0YO5BcZC0owTGvar3C8ngHTt2&#10;PAkpxtRSzyOEp+bTQC2uRjX5vhTx3dqnT5+ZFAdBVbuiBSoJHAVx1Gxbv379RIo3uk4WsiL6gSjd&#10;WCpu+fLl05VW1OHw4cP/DZGC1nZ/WvWNUt3T2rKWkrNrBZ6ULN4KmonbUTC/7HX04D7otQVKOCek&#10;MipmGdf7UZIOdOJ3cF2sIYo3MjQ7O3tkv379VkOkXAmAtKysrDe+/vrrST/99NOjU6dO/RDiqdQl&#10;XPmQsEAcxAPptq2Gx2ETnnuQDIqPj/89RGVJPHfu3GjWUQaGjdIgGaAS4KMgRKT7f1obXR1Vh27/&#10;VwCpSVyv2v+FsYLeLh6FTXjuQXPD+jUAVtBTWez/YVCq5SBI9YVVbSzr0GGnbZs2bXpO2cDeo1KW&#10;BZvwyoZFrepYF546G6VBs3P1Fly5E641mJ0JkXoHAGyKiYnRXvB6DTvVCDbh2fAWUGKKH6N0XxSd&#10;5HwG4tHcM2XKlHnp6en3KA9lqKe94NXCVTdhG9csLCEPnaObBJUf+fnnn79x8eLFoUqytb3aNRCD&#10;pFGFhjs2bNQplDOkfWFhYSOn0+kbGBjohNm4+FKNKgK8CbbEs2Gj/nF1GKI2bFxjsAnPhg0PwCY8&#10;GzY8AJvwbNjwAGzCs2HDA7AJz4YND8AmPBs2PACb8GzY8ABswrNhwwOwCc+GDQ/AJjwbNjwAm/Bs&#10;2PAAbMKzYcMDsAnPhg0PwCY8GzY8AJvwbNjwAGzCs2HDA7AJz4YND8AmPBs2PACb8GzY8ABswrNh&#10;wwOwCc+GDQ/AJjwbNjwAm/Bs2LBhw8Z/Bv7jukirztkGRNr7Amjg8tNHHfo8uPlZqVuV83dFv5f1&#10;szq/V2ZuZaE210d1x3J9Lrr87vp3Rb+7G9Pd79WB4eb3X+Zpb5Vgw4aH8f8B1NHuI9v/Ab4AAAAA&#10;SUVORK5CYIJQSwMEFAAAAAgAh07iQJkob6AgMwAAGzMAABQAAABkcnMvbWVkaWEvaW1hZ2UyLnBu&#10;ZwEbM+TMiVBORw0KGgoAAAANSUhEUgAAASwAAAEsCAYAAAB5fY51AAAy4klEQVR42u1dDWgVR9cu&#10;IYQQQlCSoJKKIkGCiASMaKmlFoKEEiRIRUsrVSollFCkBGppS1qkWFqxpZaKBAkiJaBiRUWFUOQl&#10;FBFFRUVFkSAhBAmoqGjQwP12/Z5Jj+PM/tzdvXf33ueBIbn7MzM7O+fsmTPn5403CIIgCIIgCIIg&#10;CIIgCIIgCIIgCIIgCIIgCIIgCIKIHbk33mhwygqndDplk1O+d0q/U0455YxTbjtlxCnjTskFKC+c&#10;Mop7rqKOIacccMoe1L/FKV1OWemU2XwLBEFIpjQfDGmrU3aDGd0Ac8mlpIyAublMrRcMrZlvjyBK&#10;lzHVOmWVU7aB8M875XGKmFI+5RkktQGnfOuUDlcq5NsmiGxKTpvAnC6BuHNlUq5i6drtlBanVHJG&#10;EES6GFQz9D+DTpkoI+YUpLiS5CGMz2LOFoIoPIOqhi5nDxTZSRD6BPRHZ8EIf8WSchPaXgWl/HyU&#10;2gB9Vte24f4u1OfW+wsU8EqhP57gc7ntfODXZ4Ig8mdSbzqlB4rxuJZ4D6DPGoTifQOY0IwU6d5a&#10;0a9u6KuGY5QiX2CnspeKfIKIh0l1Q8qJunN3A4yppxTMBlymCua6CYzsUgwM7BLG+03OPoIIRogN&#10;kCiOR2BSj8HkfsGyq6FMxm4GzDS+x9IyiiR2BsyQO48EYSC2VthCPc5zaXMWhOpu71dzRF+OaaVT&#10;2mH2MJTnB+AZdh1XcESJcieoWixBzudBSLehCO+iFBBaAtsB84d8TCZ606LjI4hCEU4zvvoPQhLM&#10;eeyotXIUY3sP2yCdht2s2O7aeXEUiVImkDbYBL0IqSx3Jak2jmCi72YxmFBYycvVNa7kCBKlRAyr&#10;oMQNYyvk6k1WpfBZXF3bnADXNTnlulPOOWVpxt7XSugTw9iCDWOzhJb1RGYZVXtIRnUJFtm1KX2e&#10;WtHXKaec8Li2Rnu2gxl8f66x68chl4yj2F0k4yIyM9E7QyjSH+Br3pKRZzug9X+xx7XyurGMv9Nm&#10;vKcHIT4+H5BxEWme1CtCfI1vY4ewIWPPOE97jgrLdXXadY0l8o7Vzu6NMIyL1EGkTa8TVJk+lOUv&#10;r9PvKvEs9z2uW609d18JvvcuuEq9CKjjWkVqIYo5YRuwTHgRcDeprUSee1IF1/O4ZkQyNvwd4Afr&#10;5XV0/SEKOkGr4ZM3UU6MSjz/QzzbLcv5evH8d3HsHn6fpaT9Ug/WS/0WUYhJ2REwpMuZUrWdEszn&#10;uuX8PjEOreL4cxx7XspGl2BcQwEt5ztJVUQSk3B+wK/n7VKfhIJhX7FInznTkhG+fSWt19KetxPz&#10;wY9x/e3OL1IZEdfE2xRg+Vc29jfOM97BM1/Gdv8C5XCNUC/WnUHn2Ext3FxpbV4Jj1Ul5sVIgAgb&#10;3E0kIk222djd8fPm310OaamwQ9gMC/acgfE0it8/edTTYrj/n1IxfbA88wyE+3kcQJVAaYsIPcE+&#10;DiBVDYfVxTjXz3LKMqd87pSPUj4Gri3VWqdcFHorvbjuK7tceywhRdzR6lkIQhyHwv5r113HUt8d&#10;eAhUlui8agng/eAq5beQComguqq/A/j6bQlLVM71+w11VaZ4LNzdvpNgNGPujp/W9wvi2j6lUMfv&#10;pVgyTmr3HBb31IAZ6mPyCEvspSU8zzYE+CCeYigbwmsSdQcQ2fujLP+ce5+IuiYzOEb3dYbl/F2u&#10;GA1+y2W0uyN4yynv25gzlpqNafGhLNQOJuz4fvWZb+PUbREm/cJgAKV6ZwxtrZWSRMbGSXfLuSCc&#10;nP/Rrq02MSDn2BIsL/9Nq2kDEnJMYulaV4D2OgIo5Q8wyw+hQoncDiBV1cbUntzanzCcX4PJew/6&#10;nIG07KJhiWcan80h6pij3fs0jRlr3OgS0nEbzHkYS9hFCbRXi3nmNQ9H6N5T3syqyydl1kgUcRwx&#10;oea6uiDt+F1pBS6O77T043kKxqrZS/q03PM7ljQLNL2VvHcqhfNiMZapldgwGDLo7xoTavuDAB/Q&#10;raTe8mJUlUhC6mUEOhhF4enc+4NW30O1BBLLzzvi+j89+lKVgjGTwexMZg2LdckDzFqd/wLH6rX7&#10;3knh/Hhq2hDRPBzuWO51l8JHYpC2DnCJSASxrXIlrk0xtdWj1X1f6HGmXVvENvcamD3Ie+akYMy+&#10;FP35yCnX8L+rh/oN/y/BrperZF8j7pXmELM0SW0shfND2pLtsjBft5zz0H/FIjliJ/GxT+QPJiAp&#10;YWbV6uMHOB53OicoVGUbdUJ5fRdf87MqrpS2ZPohBWM2U++PsHQ/p/qMv33i2t9x7GtxzF3yfiN+&#10;v5vCOfKH6N8Ci4T5ieVe/WNzOaY5O+IzZxnvvwSZVbuP3cupiOYKB0DId/H3J22ZcE4tM7RlUZ9W&#10;T1WadhCF7uYHcWxMt8PS+q7KUhiUTjMxQXxPUjhH6nSGa2C6+wNIZqq0x9Qvv13sx3SiLi1mtdVH&#10;uf5tVANO5/7vDPWe0HUT+KuWUW9b9Gu5NExAsQnQqx1/hOMXDfdI4r4oxv+5Jj32pXCe/E/fRNAY&#10;0VOPj6H+7pPYSdzmo3elMr4EmNUOH3G6I8a2Ov0U5m6EA0gtVR71DKdEIs2ZxsdvyQMTAPf8Wu14&#10;S1ot/LWle72BOedMlvdwS5Lv+zT+rk6on20+S8RfGGcrm4yq0seuZTgph2Wn3p+RVWZ6+xu7aK9l&#10;j4HpwyylB0rJ2FWDUOt9lk2XPepYYDh2zRR5FO1VFvF5W8UzbRfH/zEtEXFuoUHF8D7epzH0Toz9&#10;bfDxRzxAppUtZlXr4w/4twqHknA/5uLvF2j3S8sXXZVvLPW4Oq+/nHKzEEspm1IZ55pNvoQBPyDT&#10;ynbscI1ovoZjhV4KC93iKzHqETJnWhLX5tZJ7b39ZXjOyYT7Xe0zx4do9pANZjXDJ8XWjkJ+fYSy&#10;dLlkZIZ+PbTcr9tnnSny+C4TfTmrEWotdD7zILXshXX8XWHb9JpRLKS5MTCwowV+nlua+1UrNg8W&#10;i+M12C09qudatEihKoR0cwH6v8MnYw/NHjLKrF4UUimJSX8XerJqg4TyD5ytc6bJDRcWqT+5kgYX&#10;HXejQPTpZ4OrTU5LtnoPTMGVZD4FQ1gAqTENBrFVMGXYCHuzK3BQV2YMuyBRTYGpnvRTqAuzj38L&#10;9AzdHptKZFopZVbzPXLFPUt6qQGdwh0olpXC+ph2zVty91DoTkYME1AyqjkpGuclerx2SB/HICFd&#10;xHPVp3CONIa4VqYp+9OwjFxic4wWu43WvI0JPFu7h5HpDQYFTB+zuu0hWa0sQB8+0tr9Ujv/mf7V&#10;FQxrqTh2QsTcWpzCsZZK96aMzRNlJ/cjlq0VHtfqkuMsce4bLYXZRTC4OYZlc08Bn6/Ng2mNkmml&#10;n1k9iNty3aMfUi91XTt3WHd2hkGlYnJ90JM81HeqUjrm/3glUU1xv9daTFsuYzk4Ty1TNcX6XZO0&#10;ht24+1p9P2theJ4W+BnbPAykybRSoLO64RFpoaWAfZHZYp7g2CyR2kruNC3ymFTLMzL2dRmdM9eh&#10;G7yD5fZF/L2GclmLgvokQJ0zset7Hffq2YF6C/yMLR62Wjeo0yoeszrv8SVpLkKfpnTDSCyh6i3X&#10;LzD0vYVvt6jzqlYPI4PNgkFxzXpbEllxzWgxI2642aU9Vh5UxBdhUp1Pm9ir9aM2wPUDYmt/+l6+&#10;4aLOLRld4jOh+5peqgtfyibt3lkWFUGihqR5qksuMV58YV5CJdK/25aBzUXs2/0gDAvPoL7AX2oO&#10;wrk0uOaUyVyq0H4fNNm7CRuy+9pyb0Bc85XuIwmTiSGbtXwBJa0RD+PSas6EZF/AgIeCvaXIfevw&#10;287W7JiWW46/dPPg2078wzctJbnSkynCq+aw/VRzhr5uka5naW3VIK3b3WLY0kGnNUE3nsIP/A4P&#10;04UVKemjaw+z13KuTyQdrTacP53ljDoZnE93hWQu59NccY00bziiLfU245qz2v0nU/isXiYPv3A2&#10;xD/gWz2MQldmoP//mrLLaNfoCt/P+eYTfSdXDPOpVbtmplymC5OFHvz+M4g/aAaYVi9nRLxSyzOL&#10;ZNWZ8r6/LXYP/whw/dE0hxAusXl1Tss4vRB/l/jouio0vVXOFt8sQ7SUizPUUjlPqlaP9ffWlPdd&#10;Znr+KuA9eu6/Cs6CxN7PWvg5vieOPRLZp/s83G++0DZ7KjP03N0ekUsZbjnCwM72iMG+I8X9rhNS&#10;1ViYzQDDsrCOM6Gg764axqOTWpagZnGNTMqxN6PPud0jqOWbnAnhB7TSoMyU8awqMzDxq0Le02TQ&#10;q1RxNhTtHTbB73BcSF0nS2UJ5RFP6xJjaYUfzD0ekUKrS+xZlxoSdeay6K9XwvOxEaFmHoll4NtZ&#10;XrLjo2qLXDrAtx58ILsswfbHkwprnBKCaNFCk+zkbEjlu1okrN/VknFBRp+lwUPtsoFv238AV5b7&#10;LgY2Gv7hbEj9e5or4tS75ceMPke7RUBw6XAV37R94GZ4+D59yxEiUixx3ZVJRzL4DNs8fHNn8y2b&#10;B23QI8kp3QeI1C/rM97/41nd5CrGYHV7bLOSwxNE8jTY4OEo3cMR+m+g5ltcBp6lxUeQIMqEFlst&#10;tPi4mJFQsiKKbuLoEETB6XGDRziaynIfnI8tgzPIqUMQRaNLWxinLeU8KLMtfoIjYaIhpinNO0GU&#10;CG26LmJXLXHn5pfroAxbuPgHIepYj3tmcpoRxDRd1MO+6qKMghqyjlUW+jxfdktDVz9lGYz+EHXM&#10;ZLA7gnhJC+/AiHUEmatzceSPdOmx7JeG2BV8YDFSqw1Rz7DMpEwQZcqsfrAwldcS+ua5NBwp611D&#10;50EPWQa3M0QdMgPxHE5boowZlomW7nqpSpzja4I61yNXgcl153g5DK7t4feErEftYoxwyhJlzrBc&#10;KWgZokcsUqsUJL4wBoEUqco6Arbxa1QhI4sDW23xDJ8Ia80ucvktsZxfGOY4QZQozX2l63i1TEB3&#10;AtbTIOKC5a3Gydrg9cRhIIowLC+zzxjOVSBa5CPt+CIwuQlOYyKDdHPF47weg36fU34Tv/vk8k8L&#10;wz0Voh8byiaBBTj0hCUgX2XIum7i3tUeS8Vh7fhEyYuwRKkyrGWYuz8bzilp6UPDXK8Ux3Yq9Ymr&#10;LM83nZwl4N+Dkgur7DzQbouvYEvIeqq9onGKVOMyBrfKLTcesi3adhFpoB2ZbXq9dm6BvtoQ167T&#10;rt0P04dG2zUBVzePo5gjZWHAWy2K9t151KUSAHRCtD0hzqkEDk+1e37D8faAbSwWaefrSTJECmjo&#10;PUvG8CUy47T4oLvlmqQB/D2GXAnzIvTlF8vSsK1UBvtQXIHBIO5OaKGEl2kv70/tnqe67gov9xb0&#10;XfeUSK1l+qV9F5EmOnpXz6Yklos5nK/UpR6R7PU9/HaT+p6J0I8ZFtus46UwyCss0tWmPOparLZi&#10;9V1GnL+ssiurIPqQ7l4RfZGPzvSFmCWWlDmSCJFCeloi5ycSmKj5uxnHXGayD//3WSSua7qeN2Q/&#10;bJ4qK7M+wOcND3U7H18kvIi7+L9K2JK45RODS8JOJAt44sOs3Ewonwq/RKNCnyBSQlNKbzWJFYGb&#10;A/OA4brT2jx/qJ13P843I+jVLllShFVmdWA74zI2Ey+pSTuu1/3Q5p4gfA9VcXcbF4m6HgVNKU8Q&#10;MdJJFZZpdSHumStXF9q5Ty1099BwbQ4Mb04e/V4VNXhBFqSrM3nW5boaHDUcf1/UvR3HftLa/AbH&#10;b6Is078CkNByuv0WQRSIVuox/3YFzbspPuLj+N0uNotkOQYGV2WoQy4pa/Lo91BJSFkYvFh2ElyF&#10;uFcWZOE3ddlwjyrv+7ShpKulJB+iSDRTIRjOsSA7eUKn9cTiTzjHwuhcQ+rPNOv1vjz6bLMA6Mza&#10;4J+JYxfBuWejuH+hz5dmzINh5Tza+Ii7gkSKaOeomLdPsJn0DmygWiAVHbZkC8+B6bVb6p4pN5a0&#10;ci3P/h7KtJTlsbZti8CsVNllufaWXKPjpT3SdhR/9JGuqkguREpoqEPMyzDlXogVkO55cj3Pvtqk&#10;rI6sDHZc0tU/Fnce90W2atfOE2t5tS6XxnI5uVtokK62k0yIFNJSl0fqLSWBnYO7TVcYh2bU/52o&#10;60qEfh6KS19d6AFui9sK1t0ZtIRT3qddtxR/x2QWXi12VqNBumLEUiLtdFUDptSKD3KLyQtDeIKM&#10;hqh7He75K0L/bFLWyrQPrInTDsVUd5Nh3f5ESluu/RSO79XuHTH4GCqzi26SBJFRRuaaRBzTjoWO&#10;FQcmWB+xL8czZf2OL8CLpO0yxBdBFmXZftOUpVaYLSzS9FxPOO2JDDOsBRb7qptRFOl59sVmd9mS&#10;1sH7Pi6r9gBtVRgseZ9Kx1Dt+jlSwhKS2GZOeyLDDKvXZEMFyUvRxdkC9ueGgQdsT+PA1VoSS3Qn&#10;3O5qQ5uHLQxO6rUmKF0RJcCw7mBeLzCck0bVewvUny2WeFkz0jZwPcXsqNgJVMWNLvquds1D/F2O&#10;az7llCcyzrBeiVhiOH9CXDOzAP2xCS69aRu4s3HEu4rYh3cNfTgozv+Lv2PcGSRKgFnN8wuFpMVv&#10;f6tA/TIF67yapoFrS5OyzaDbmsQuyDwRouZHTnki4wxrp5jjFzyuU7ZWrQXql23zbUVaBs7EUS8V&#10;uU8fGvp0UvxfyylPZJxhyQxUF32ufavAfTubyjDKSC7xOI2prGEwago3M8rpTmScWVXoH+OU9e9j&#10;Sw6H2Wns2ESaJBiDq9BlTnki4wxrgTanl6Ssf9WWPIZbit2xU1nIoOH6SYn+neOUJzLOsPryyS1Y&#10;4D7uTpV/oZuLzKJcW5XSAdwF156POOWJjDOsC0FjvRWxjystm3FvFqtD3YbO3OB0IojEac+1d9qb&#10;T2jjAvfzqoFH9BSrM6YQyL9wOhEEAR6xPRU2WR7LwRV8TQRBgE8stiwLmwvdka2GTpznKyIIQuMV&#10;JpusbYXuxKmid4IgiCwwrN6kYuQF7UA1jMD0Tizm6yEIQuMXzQZe8aJgERxE7OhX4l7x1RAEYeEZ&#10;pt3CDYVqvJ+7gwRBhOAZOww840ChGh81NN7F10IQhIVndFhc+CqTbrjFsh5t4GshCMLCN2YURe9t&#10;CYE6zFdCEIQP7xgqdAh1t9FBQ6Pf83UQBOHDO7YZeMffSTf6ILMpqQmCKCbDajfwjseJ6bGciudb&#10;Gqzm6yAIwod/VELRXphQ6tRfEQQRkYcMFSx6g1PxHkNjO/gaCIIIyEO+L1jATzexBO2vCIKIwEM6&#10;ChJDDwHDTOFkaH9FEERQPjKjIHzEDXvM6KIEQSS0UuuIu5FtRfMFIgiilBiWyRf527gb2VNwK1WC&#10;IJJiGkvjEDicOurzuGeTgZcMxP2ApvjtK4s02BeYuZkgItGQS79jMdTz1E3qGvKetsTjvFuyO88u&#10;wkCrjLezOO0IIi8aWi5oeKZ27guvlRM23/oQIn0u6mgM2f4MU1boOB/QZOH+oEiD/RHan8upRxB5&#10;0VCNoOPt4vg8cfy+U26ijLjSmFOeiPPXnFKH/5fn0YfxxBJTOBV1piXhhNPuPbQ/j1OPIPKmo5mg&#10;o4fiWJ0lw42pvIt73Nh4V/Jofzgxm05LhpwDEet0RcuTIe+RKYPIsAgiGg2uAy0tEMdUcuRlTmnV&#10;iquof0fGsHL+/9wpU3m0bYpA2hvXg+2O2/8HImUu5D1jZFgEEYnuPtN+uym4bhmWawtCLi/7QvbD&#10;5Je8J66HPBVnAHltDV0b8J6vtfbrOf0IIhTd/aszFqx0XlG+O/+vdcph/N/klIVOmYNlZA2yZtXg&#10;t6v3ehhWr+xc+4GBp5yJ60FvxJnhGQ+s6mkKcP1Cre17nH4EEZje3LAu10E7Swzn3Z3BvRoTcxXs&#10;+0PotNwyGKJPrYb7R+J6YJPvz4yIdY4FjensXPNca/stTkOCCERnFRrtnEWewFrtuqMag5sKyaxC&#10;7fLZfJPjeOAGU7aLEPf/ZDn+B+r62ud+Pc31Zk5DgghFw0MeTGYSS7px7PhJcwPXnGEBNruWwn7r&#10;bSje3bLRKedw7Wge/RqP3bbTXfrlK7opGw7LOZUN9rLH/Xr8+OWcfgSRFx2/Z0nP51XugJkt9am7&#10;Ks8+3Y7de8Zig3U2wH0/e0ljQo814nO/Wy5yyhFELIyr19VjOeWYaz/l7hA65S6Y2YRmHOoq1Ffj&#10;f1dhXxdzX87EbotlcVQc9LlHN0CrtVx3XxquieNfiXt/4zQjiFgYhKt4vxnguippNoRdQ0WPriqn&#10;Jqb+HDDwli1RKzWFNP3V554B7fp2jyVjTjpPaszqI04zgoiNYU2ZBASc64KUdc9wzk2e/K5ughDV&#10;FtK5/5fYQ65bYtds87lnnibu3cFx12lyM5wm6yGWTjsya8xqEacYQcTKsJQOq0Yc+xKK91doVZO2&#10;psT/lzVe4Oq49kE5X43r6oNk0rLE2BuI+pAmo9FNAe/9XK5NfRR80nRhHDsUN7HOvoA1tGsX8hZs&#10;OFpgzFbFqUgQgeixS5ofQIDQ6bBVu6dRueqIY65e+5EPPV8M0B+TuulUURVjwmAtyfIEysOvOS0J&#10;wkqL1YYIDRexVJwAI3It2D+EJKVWPjmT7kssI000eSQEA40vbaBl63FViPsbDSLkCBjZFQ8mdA9c&#10;PKwB2++cmgRhpce7FubjGpj+pdFSJc6NyN+Ge7fnkxzVkidiJOoDjkR1y3GuP2Hz/zNYsauyV1tH&#10;z4TuyzVi2wmJSrcZaeWUJAhPWvzBFQS0Y/MM9LfeIAl1W+pT9zSCRt8K2JeWJBiWyRp1fsg6Ztoi&#10;LIDjP4VtyH2tnZs+9VboERMJgvCkGcWc6jQ6koLJV5al5IR2fK+4Z24efTEFBh2P+oC5qAxL6LLW&#10;GI6fk9IXpCfZ1iNOM4KIlWnl4PC8QO7mwYew2nLPHdxXhd9H/cyW8mRYuTgeLhfEEDQAZz9nOP62&#10;7gSNXUC5VHzIaUYQseqxdL2yq2I5DH/BRYiQslytYLACGsL//xP3/hihH9UFYVgR6jprOLYA9e43&#10;nPs36PKQIIjAdHgBEtMJDx2yKlcM98YWDibtDKvJcEztIl633LM3n3g7BEFY6XC1pGNIU9csDOsr&#10;KXBo5+pi6Et6GZaPWHjT45rvRPsbOeUIIhLNLdRjuYtz72q2k1XaSiiXT0jkkmFYaMMVS//1uWZr&#10;FB0aQRDTtDQLdLTL45oaGZAPSSkU/T2NsS+ZZFgTAQ3NlK/hv5x2BJE3vdWF1UFB6Z6z2WOVG8Pq&#10;C3Htz7bY1IRxvBbD8K+mgG12Yidpe5APUQmM8ZdwD7uL8CuzMtDnqZAMq0m3gC9bhpVHn1wbkLEU&#10;ToJWOGj/6IaQTUmfuoVz+V9Bkn7E0Ga9Nme+LAOm9UcYP7oU9Hc8j9Rcz+PerU+CYT2Lww4rgQG/&#10;HFtq6/j61KRtE7cHuGc5nE3nJdSnWs0fc2eBxkKOw7IivhN3U2cNwiQdgcFkdUJtfYjnHkF47wvw&#10;l/0ihQyrJY97bvqFS87j3ei85UXUSkfisHRPaNCPpHAinFaKSRmY0HCdq/jcpY2rGx9sTgJ9krs+&#10;nQVccuTySWMeoO5ZWOY2imNVSIywHmqDw1iiTYLQ9PBF6yP2YTkicW5HW/d0tzJItO5m0dslIkW2&#10;xlyfydJ9tGQZVkpfqgr7+o84thSM7BiisZ6DZfEBzbblXlSpEdvS/XJyCefzXNCMvhH7UCXa25eQ&#10;1HRLLHUfIjPMQZHU87SMlQanXN0vdlGe7Vci1ttfYFb9+N0lEv4+T6NklTJamZ+E8/PVOJOolsFL&#10;2IcxOqwdV75YJ6UeyQ0DLcb1sxjafyX+toFhVRRgDN4S7f2MdFADkPQmsVRaHLENGdLkHXH8mG1J&#10;Lt6NW67FNNYHYSdYi2PvizbWkCK8l6VJMKwzUeJhleFLUCGlD2jHVcqyfu34T+KLXB1D+59peeUq&#10;BcN6IiSE9+LSm0Gy+ARL3EFLnLMpMKoDCJNdE7HND02SkojpNKXvZoFx5kzvIQaC+wTHepWuEFEQ&#10;1C5tN+bGQZSd5R4OyRIPK3IAv1Oxp+IpD4Z1EcTpMosekZijH1/kLmz/j5kksgjtXxbLyyYcOymS&#10;Zg5r+py+GNpchF2yQZQRwTTWIgdlRczj3GVyERHj/NDnnjik2QrhCOy6kP0uJOmn4kN0H8z6hFaO&#10;JbXZkhFaMUUcHYpa6UC+Md3LaODdidvupiQz6EnOgaAVIxvAl3lMu25tDP34VNR3Hcxp0iDpXAFj&#10;6UlipxW7cW5bFwo02WsNH4xHkKjWi9BFHbpEFLCtRty7EYzpCEIDT8H+6iTMWXrRXgfyDbTj/wpS&#10;iXFcTTHdD0StdHfYrDlluA6/A8YwKXbH/qctVfplVApYDj+Pi7DhH/YIpReMcT8ITEk8Jwqkwxrz&#10;U7iDoDug82mKyLBqsEP4hUgdNx1twF2C4p73gvqkor57mknIBJhVn2GXsh7P0g3JWoZwuc98A8Yx&#10;NmXN2RO10m/D5iXkkvD1cDnCsHC/OLYLE7spYptzUM8RS1TXE3EuO336UiuT4DplHbb2lR3UiCVO&#10;/88RGNYySIzDgjk/0k1EtFDAGwO00Yh21qi6ROzzffggDCPSwWGEC16P/ujOwqcpab02vqa8hN8n&#10;IbYxzEtAhoVQHp0WhlWBr/6H8mudR5tfehn0CYY1aDlfDf+yOh/bsSVYdn6H59kLaeIwJMr7GjN6&#10;BLONo4LI/4DC+Qv8vw/3Hw6Tsk0yLMuH4bIPM90YYbx/EvWswzG1kdEFaXeRuOZuUsaqGaeVRDI/&#10;dxoqPcvh9mVYd6DnOI0lyx9yjY4lhMxSMhlWygjQlyYsUy6ijVto8yiWSqasRFM4X2sh+N+gt1G6&#10;m33Qha3DEk+ZDtxLeJzXK6W2hWGdMNxTExPDqsHyUC05r2DcJjF2nZo+8XNShnEcz8S+oefaXMVu&#10;K1HaL0HaPP2kJBZBSGdB1E/BzKS1+z8BiaUOxqirsVzZCHun/dh5Gjcwouc4fhLSzF/Qc/Xjr2Jk&#10;agfrvTyf/6wt3VrMTrOfSFMNcXxA7JIqie85QnFLg9bNEdtX7+0y3oO+/FQxz0e5FLSOoSmF4Mqo&#10;lTYYKp3gcL82Tu1aGm/dDmuvWB4cFUsJaU/UEaCdHktkyClIUEc0y+t3ChWpQVsGvS/0RhthiT6F&#10;3cuWGNr6XSw7P4MOS8+6NI6PQ6dYgqtzn0Zsv0Uk8e3EMvmgQUdHEyD7GJoycs2Oo+IXhopncMBf&#10;EsBGzb1m3KQvEkvFcamEFdFUnwf9EkOXtBPLs/VgFBUh+u1KBAtjHosazWD0Aoj5ISS2MW3XbFHE&#10;9g4rQ0Mw8X58FJTLzmnLfbEl3BU2WAeEZP0cOqwfyiFKRYSxqzXxlbgqv0H3nNfGZBBfd+nsukww&#10;JhvD2i/8zZTl80vH5xj6VGVaduH4agRAlNv+g3HFbsKO2pTQlW2WOSM1pu7qfz6M2J5iTH8a3os1&#10;xIspUW+EPixXltnQ4am6l+Kj0okP2u/CqPYzLhGnQzElo2qyWLtvKPMBf19YMx9Wyy7BmI5o1+/X&#10;dg9PCGV7LFEcIW0ovclB6KseiaXTv8LqXTpcL4xpTHogbdRqxzdqESlmRmynxpShGOeU0epBH4Y1&#10;ELEPdZgDn+Cdn/PJPiPLSTKsNz4wjMuZuCo3GY/2cNBfLsV6tGP7LAzroCQU7BLKZdK8GPrzrrY0&#10;7cLXvkpbxuoMa1EMbS+DvqxCO94smObPMY17ly36hGBYAz4M62CI9ubi/Z2AhDqpuTrt17boF4Cp&#10;Vhkk3ao3CHcstsRuNCoq3xq7CX3pvgglSR3Vjv8rlyKam0gOxodxKKMfem2MaEHTpuIKNQ29zRj0&#10;VvvAKGtFLK7PYxzjvbYlhGBYvxnOVUpJL4/n+wHLu7W6sa/NLoywjucOA0/pjatyky3WeQ77K1/g&#10;Co1gjmmEotxwdiGkjHLl6RPB36YQXrkuQl8Om7b7xfn2OCMWaHXP0XRkI3ju9TG2USVsoPo8GNZG&#10;JVGKc4ulr2XMz64Y1hQpIpT6Iv6gCpZAWw847NPjsxzSxWmxXDgozq+W3uggqm+Eu0eLFrHyKb7k&#10;y/Poy3dehAOreNXOuwmMRaMW4XQ0zhDJov93LMatyhh3OX6/DcPZk0L6fKnTS4hhPSVFBBovk0lD&#10;c5wNPE7EZqJ0XsB72th8Z9G5rLPc/7a26zgFaeWbkP1YI79YMHvYKeJUPc9HjxOyD7MMZgzzYmKG&#10;970is0Lxf9kglR1MUvEt3vFDUoPvWM0w8JJncTdyPnar1NJ7EYeFMnaeRmhK8nrb4/4K7D7VROhD&#10;tWBKo1AUHxaRG/qws7UuzoQChn4s0iSaH2Oo8zSMc+fmcW+FZti7NubnXWPzYSReG6s2Ay+5Gncj&#10;ewyNdHP4XxmjZWBM6yxLmScFCu+idqzmFHk82uMy1ITt2vYou2yCqVxM4FlXFyoiRgnQiSmgwkDc&#10;jWzjTmGwL7nHuYUF6kOTVxryAo/Hekh8q5Ma15BS1r4kEnEI27D1KRn3udicmJVCGuk38JJv427E&#10;FH/5RooG4fobRFqZeGWZPOf2lPRjpvJbTek4XTLwko64G6m1+BQ2xNzOjz7nO7HDsAaOtXOFweRm&#10;sgeCH4jpsC3vpLBvMwrBR7w4Y1fMbdzVjS6181c8XB6ecLoSZFjTdmqVKexbR8FWahbF+46Y21Ah&#10;bhst50d9/LR6OGWJMmZW1WmOWeeGQDbQbH9SjW2JPY/Y62384JXi3JAS/I7KjKK2rTltiTJmWM2g&#10;i60p7d9QwYQMi8X747jjVZsy+opzMqJnvXauLkmDSILIAMNSfpZzteOzQtazEBm862LsW6VYrsrS&#10;kuSAPEhawy/SfT+ynL9vcy2BYWS8Zv4EkR2GNWqIc6/C+zQFrGOORt/vxdS3dovAU5nkgAzGkZrH&#10;jV/u5R7hBmZD3V9bzrtuLJMeDO0+MrN0choTZcKslP7qpmHFMql91K94SV2am1gujjDbFlvOv5Me&#10;lFj0WGK3b57HNSrtd7XhXIXNQhaJRHMM90GUGcNScebXiGMqP+I1cUxtbN33qGuWRuOTMfRvqODe&#10;MmJQZHkR1o4CbiyvDKThmiqvbDKIkpBT0QAQllZfI1PCIsqFYQ3rQoBwyv/IIAjkfOrTHfon840W&#10;C/urZwbesbhQ6+TI9lgiX56XQ/BGLz0ZxNtJTRmvImnO5DQmyohhPdJ2z98SoZvnGCQs30i3Wrbs&#10;vFOkWeyvJgpiK2bxBfolxP2N2DGoF/GfFkAMrdSunYv4SlPYBazVl4haVAC3/MHpS5QZs5rjYZs4&#10;pTEsGYvKlHD2U+33PUTEHQWz259H/3YUzRdZi++kyu2QYqtXuYeEmB/6XDcJZvXcFIeKIMqIYSn7&#10;xQGDwlzS1TXBxNTxWlHPXmkDqUyFYujf1aIlssFuRF7rUYPhp/4lGIVCvl+LXxSmPMduZi2nMlEm&#10;DGtUuuMgHPQdDxppEXkGRnFPja6igYnRrYh9a7bovWcUcoBMqb+2BbjvifT9w85BC74Kt7RrR7T4&#10;4Cr07kfI0HIa+e6uW9Kz59LiQU8QCdJirWQ84vg+kX8yp6WVq0QYIhmW+2vdIBu0tS5i/3oNdDlU&#10;6EHamk9iCgzMI13RLhIE9CLJ4l21xJN6LTCl5z76sVYo9J+KlFfVnNpEiTIstTG1Uzs+LphTDeLd&#10;b5WMTRMKcgaj00ndoySP/p3NR7iJe5DetISJaPO5r9Xj3E9aXUcM17wbJhQtdjmU/cdSTm+iBBnW&#10;iMGcocaU7g15An4Xv5drNCeZWVPUZB0QRF4kmnAiRGfOR9ktNDzYWJBQMW74GZUySxwbQiYaL+td&#10;uusQpcas6kw2VWLFctGgkmnWji0VjOuiOP61LQhBiP5tTzx+e4jOdMcR28YiMg753PMaUxMpoO4j&#10;6cI8TmmixBnWj6ZwMkKhLs0ZlLH2b1DIP1SMTuzef6pJbu1avXNBZ40B+3c1NSGgPJaFq0LWo1un&#10;78TfHzzu2WzKvadlG1ZKxmsIQTOHU5woMYalTHo+M6hX6vH/HBEwQJab4nq1ulmgCQWNsJc8KnTC&#10;gXwL3axalh3KN4s5YKeiBuQSX4npARO2JF6+hictx6ssiRpzcaVmJ4gUMKvNJlsqDx2XLD8bVizT&#10;frvQ/T4VOuPQ/n/OdbsN954p9qB9bDG5rw1RR61BJ7U0bHooxPC56GOjVcepTpQIw3pis1bXrnN3&#10;CS+ALk/ryzlh3nBPHPsGK5X1Gv38GbBv1RahYUuxB63BkhV6S8h6Pje45fyj67Ig3lbg/5nIB3cz&#10;oEHpWk5zokSYlfQ2qYhYlxIOftKksm78vwQ+iUtC1GkSZJ6lIlu8RfS7FEO9LpdepB27I6zZbYzp&#10;Fix06zm1iRJlWP+DYr0yhrpcRXqfJpHlomxaWTbS+tMyeG028/+I9bYYjtncdUYQ0bCC05kgQtHZ&#10;EYNqJW/JDa44ps24FWl6aJNN1u4861puM2/QFPQv9V6UpAgiEu26urBPxG93R3As5hXX1VSlHXNt&#10;KwydfJCPg6O2q3FFO9eotUFbK4KIRrvKpGEhfk8G9SQx1FVryfvQm7aHtnW0O4+6JMPaZThfLWK+&#10;53TjNoIgQtGbtFtUUR8+zLOuLXEJLoV48O/zjZOl1SO9yxd5XPeFuO4tTj2CyItuTdnUF+RZ19XM&#10;REzxULZ9ELKepiAGcbj2qzRnuiWIjElYr9hjhaynM4nNt6Qf/lAcsW9gmjAW8Np9ulc6QRCBaW08&#10;Dkt0597jBto/nvaHt5k4tOVRV1OIa3/n1COI0DRWKWwXo9hdtVpWVyuzMAhnMsdpCaJ8mVZFDHUc&#10;iiNfabEGYENcUhZBEKmnd5t09XGWxMwRSlkEURYMyyRdjabKUDTAQ3xMKYsgyla62pLFhzmfung4&#10;BEHESeNDpsAHmZKuxMPY7DI6+aoJIvPMapWFvj/I8kOZpKzbmeTABEEouq6EJFUa0lUAKWsTXztB&#10;ZJauN5WcdCUe7oxlF2E2Xz1BZI6eZ1isAIZLYuXksdbdzddPEJmj518s9LyqlB5y0BLjuYVTgCAy&#10;Q8ctlhwOh0rtQRsM+QdLR4wkiPJgWGcs8a7eLMWH7aECniAyS782l7veUn1g21boBBXwBJH6FdK4&#10;JVZ7dSk/eLvFlH8PpwVBpJZufy1bI3CLsyQt4AkinfTaYREyjpfLAMy3JKwYDZPiniCIxGm11mJz&#10;5e4UNpfTQHxgkbL6OU0IIjV02m+h0w3lOBhDJWveTxDZp0+bwfeZch2Q2RbbrJFU5jEjiPJaCl61&#10;2FzNL+eBsQX6G+S0IYii0eWAhS63cHDeeONvGpQSRGro0WYgeopeKf+Jn6MWX8MVnEIEUTBabLX4&#10;CrpLwQaO0H8D1WXh6uMcKIIoCA3awsZkJwNOgQfsgGWw/qYoShCJ09+ghf4OcHTsS8PblkH7liNE&#10;EInR3jYL3Y3QmNt74FZa3ACykfaaILJHc20eNNfOEfIfwB4PfRajOhBEfLTW4KG36uUIBR9Im0vA&#10;cEmHsyCIwtFYtSUgXw76ZOqNQwxmJew+qIQniGRozGb/OES9Vf7i6qhlUHdwhAgib9raTrVLMgPb&#10;avE3dMtWjhBBhKapbgs9uQajbRyh6ANsi1L6gkH/CCI0LT1jAM3kB3qrZZCf0dyBIALRUJvF7YY7&#10;ggkN+A7LYL+gzyFB5M2sfuEIJTfwtrAXD5iUlSCMNNPioQem+ULCg++aOxz3cCNo5igRxDS9vOlh&#10;GDpEm8bCvATX5/C85SWMlnVERIL4j07me/jmXmJU38K+jBk+TIuSFlHukpUXs2LIpiIxrRsey0Pq&#10;tIhypIsWj2XgDTKr9Iq9D7h7SJQZPbR5KNipLskA03pBOy2ijJjVYzKr7DCtGx7GpbTiJUp5/rd7&#10;MKsbZFbpfGleinhX0urhKBElOO+7PZgVFewZZlqM8kCU2nzf7jHXyawy8hJrPWJpqXhaNJgjsjzH&#10;qz3iWSmjUNpZZeiFVnq48ajIpYz7Q2Rxbjd4RApV7jb8IGf05e7weLFusLIOjhKRofnc5rEj/tKR&#10;mb6B2X/JWz2ygjCFGJGVedzrM48ZIqaEXnY7DEltL/sUl4hESufuDI8kpypSaBdHqvRefCuWgV5L&#10;RIaIJdI2Z2/7zFl6c5TwBJjtlLMeE8A1Mv2YI0WkYK5u8FkVDHFVUB4TodIj76Eqg0x1RBRpftYG&#10;mJ8HOD/Lb2J0eQTkz0EUX8WRIgo4J1c55aoPs+rlTmD5TpCVHqE4VOnn14xIgVTlztN2jhYni7sL&#10;c8hnsozSgZpIaP51BPhocglIvDZxejycSFXZQ0UnEdN8cy3Wf/WxrXrATSDCaxLN90hyoYobIG0T&#10;R4uIMM82+JjYKNtAOi8TgSbUxz5bysofkWGYiTDzqsXHD1BJVd1UrBNhJ5efzZay29rNZSLhM5dm&#10;wM/PT+VwhglUiKiTbVMAaWsU1/GrSMi5U4l54adUdxnZBo4YEdfEmx9gJ1EFTVvFESNgU3UpwJw5&#10;TqmKSGoSdkCaygUQ7Vs5YmU5R1p9AkiqcpWmMkQhJmQ1TCAeBPx60qG6fBjVIR8zBaVU38Yge0Sh&#10;J2gDFO45Mi4yqgCMKofr5nPUiKxM2CHGLiqZ996JD1GQ9z5M3SaRtgm8IqCSVTlWdzNRQObecS12&#10;/W4EfM/ufPiAu8dE2r+85wNO6AdYVtIANd3vtBnv6QEZFVGqk7w9hMSVA5PbQifX1Ly/ang8nA24&#10;7FP2eFvIqIgsT/yOAO4Yuq9iP3UeRXtfK+GUPB7inQ3TcJgoNUJoC6GcV+UGXDq4w5jsu1mMLMpX&#10;Q7wbtfu7kiNIlLo+ZHsIfYgqZ2G/s5ijGNt72Bpyyaf0jtv5HohyI5haGKCeD8m41C7jDoR55k5j&#10;sPGegeX5jpC6RWmZ3svxJkhM/28SsTuAN7+pvIAO5Vso+mlB/ca043E7pNJTPvH7vaJx9OP9UD9F&#10;EBqRNWBn6lQexCU9/4chSXSWi0QgJKjvYaA7EWEMh2Enx7BBBBGQAN8E0ZyPQHhyOXMA9a3IeiRL&#10;MKc27Mz1Y4xexDBGrk7rTc4+gojOvLZCcngWAwNTyuOz2MLfgrC9bWmRyKDja4UB5hYouodDmhv4&#10;LaWHsGRkeBeCSIiQq0HE/TESrykF+ggYxCCY2jZINF2I9dSCOGHz/Yxd0Wd1bQvu70J922C6cQD2&#10;ajfQ/osEnmsCz7OBynOCKA4Da4EEcigPU4lSL64+728shRdTcU4Q6WNgzWBg/di+f1FGDOoGnrsH&#10;jJw7pgSRMQZWK7b390BB/TjjjOkZlOQDMOfo4I4eQZQ2I5sPs4etsAE7BQklTRLZCPRae2C02UUF&#10;OUEQOjNrgPlDJxTj27HUOgUGchvMZDzEjtwo7hnB7uQQFO17YDvVDYa0ktISQRAEQRAEQRAEQRAE&#10;QRAEQRAEQRAEQRAEkSH8H6geSZlLTZbIAAAAAElFTkSuQmCCUEsDBAoAAAAAAIdO4kAAAAAAAAAA&#10;AAAAAAAGAAAAX3JlbHMvUEsDBBQAAAAIAIdO4kCKFGY80QAAAJQBAAALAAAAX3JlbHMvLnJlbHOl&#10;kMFqwzAMhu+DvYPRfXGawxijTi+j0GvpHsDYimMaW0Yy2fr28w6DZfS2o36h7xP//vCZFrUiS6Rs&#10;YNf1oDA78jEHA++X49MLKKk2e7tQRgM3FDiMjw/7My62tiOZYxHVKFkMzLWWV63FzZisdFQwt81E&#10;nGxtIwddrLvagHro+2fNvxkwbpjq5A3wyQ+gLrfSzH/YKTomoal2jpKmaYruHlUHtmWO7sg24Ru5&#10;RrMcsBrwLBoHalnXfgR9X7/7p97TRz7jutV+h4zrj1dvuhy/AFBLAwQKAAAAAACHTuJAAAAAAAAA&#10;AAAAAAAACgAAAGRycy9fcmVscy9QSwMEFAAAAAgAh07iQC5s8AC/AAAApQEAABkAAABkcnMvX3Jl&#10;bHMvZTJvRG9jLnhtbC5yZWxzvZDBisIwEIbvC/sOYe7btD0sspj2IoJXcR9gSKZpsJmEJIq+vYFl&#10;QUHw5nFm+L//Y9bjxS/iTCm7wAq6pgVBrINxbBX8HrZfKxC5IBtcApOCK2UYh8+P9Z4WLDWUZxez&#10;qBTOCuZS4o+UWc/kMTchEtfLFJLHUsdkZUR9REuyb9tvme4ZMDwwxc4oSDvTgzhcY21+zQ7T5DRt&#10;gj554vKkQjpfuysQk6WiwJNx+Lfsm8gW5HOH7j0O3b+DfHjucANQSwMEFAAAAAgAh07iQHnnugQE&#10;AQAAEwIAABMAAABbQ29udGVudF9UeXBlc10ueG1slZHBTsMwDIbvSLxDlCtqU3ZACK3dgY4jIDQe&#10;IErcNqJxojiU7e1Juk2CiSHtGNvf7y/JcrW1I5sgkHFY89uy4gxQOW2wr/n75qm454yiRC1Hh1Dz&#10;HRBfNddXy83OA7FEI9V8iNE/CEFqACupdB4wdToXrIzpGHrhpfqQPYhFVd0J5TACxiLmDN4sW+jk&#10;5xjZepvKexOPPWeP+7m8qubGZj7XxZ9EgJFOEOn9aJSM6W5iQn3iVRycykTOMzQYTzdJ/MyG3Pnt&#10;9HPBgXtJjxmMBvYqQ3yWNpkLHUho94UBpvL/kGxpqXBdZxSUbaA2YW8wHa3OpcPCtU5dGr6eqWO2&#10;mL+0+QZQSwECFAAUAAAACACHTuJAeee6BAQBAAATAgAAEwAAAAAAAAABACAAAACtYwAAW0NvbnRl&#10;bnRfVHlwZXNdLnhtbFBLAQIUAAoAAAAAAIdO4kAAAAAAAAAAAAAAAAAGAAAAAAAAAAAAEAAAAHFh&#10;AABfcmVscy9QSwECFAAUAAAACACHTuJAihRmPNEAAACUAQAACwAAAAAAAAABACAAAACVYQAAX3Jl&#10;bHMvLnJlbHNQSwECFAAKAAAAAACHTuJAAAAAAAAAAAAAAAAABAAAAAAAAAAAABAAAAAAAAAAZHJz&#10;L1BLAQIUAAoAAAAAAIdO4kAAAAAAAAAAAAAAAAAKAAAAAAAAAAAAEAAAAI9iAABkcnMvX3JlbHMv&#10;UEsBAhQAFAAAAAgAh07iQC5s8AC/AAAApQEAABkAAAAAAAAAAQAgAAAAt2IAAGRycy9fcmVscy9l&#10;Mm9Eb2MueG1sLnJlbHNQSwECFAAUAAAACACHTuJAZyifXNoAAAALAQAADwAAAAAAAAABACAAAAAi&#10;AAAAZHJzL2Rvd25yZXYueG1sUEsBAhQAFAAAAAgAh07iQDF14+o1AwAAiwgAAA4AAAAAAAAAAQAg&#10;AAAAKQEAAGRycy9lMm9Eb2MueG1sUEsBAhQACgAAAAAAh07iQAAAAAAAAAAAAAAAAAoAAAAAAAAA&#10;AAAQAAAAigQAAGRycy9tZWRpYS9QSwECFAAUAAAACACHTuJAP3L0EDspAAA2KQAAFAAAAAAAAAAB&#10;ACAAAACyBAAAZHJzL21lZGlhL2ltYWdlMS5wbmdQSwECFAAUAAAACACHTuJAmShvoCAzAAAbMwAA&#10;FAAAAAAAAAABACAAAAAfLgAAZHJzL21lZGlhL2ltYWdlMi5wbmdQSwUGAAAAAAsACwCUAgAA4mQA&#10;AAAA&#10;">
                       <o:lock v:ext="edit" aspectratio="f"/>
                       <v:shape id="图片 59" o:spid="_x0000_s1026" o:spt="75" alt="图片1" type="#_x0000_t75" style="position:absolute;left:4057;top:93343;height:627;width:1468;" filled="f" o:preferrelative="t" stroked="f" coordsize="21600,21600" o:gfxdata="UEsDBAoAAAAAAIdO4kAAAAAAAAAAAAAAAAAEAAAAZHJzL1BLAwQUAAAACACHTuJAgoOi/bwAAADb&#10;AAAADwAAAGRycy9kb3ducmV2LnhtbEWPQWsCMRSE7wX/Q3iFXoomrlDq1igiiApeuvXg8bF53Szd&#10;vCxJXPXfN4WCx2FmvmEWq5vrxEAhtp41TCcKBHHtTcuNhtPXdvwOIiZkg51n0nCnCKvl6GmBpfFX&#10;/qShSo3IEI4larAp9aWUsbbkME58T5y9bx8cpixDI03Aa4a7ThZKvUmHLecFiz1tLNU/1cVpcK/3&#10;IxV0OK1n1XwXzkruz3bQ+uV5qj5AJLqlR/i/vTcaigL+vuQfIJe/UEsDBBQAAAAIAIdO4kAzLwWe&#10;OwAAADkAAAAQAAAAZHJzL3NoYXBleG1sLnhtbLOxr8jNUShLLSrOzM+zVTLUM1BSSM1Lzk/JzEu3&#10;VQoNcdO1UFIoLknMS0nMyc9LtVWqTC1Wsrfj5QIAUEsDBAoAAAAAAIdO4kAAAAAAAAAAAAAAAAAG&#10;AAAAX3JlbHMvUEsDBBQAAAAIAIdO4kDVXCYozAAAAI8BAAALAAAAX3JlbHMvLnJlbHOlkLFqAzEM&#10;hvdA38Fo7/mSoZQQX7ZC1pBCV2Hr7kzOlrHMNXn7uJRCL2TLoEG/0PcJ7faXMKmZsniOBtZNC4qi&#10;ZefjYODz9PH6DkoKRocTRzJwJYF997LaHWnCUpdk9ElUpUQxMJaStlqLHSmgNJwo1knPOWCpbR50&#10;QnvGgfSmbd90/s+AbsFUB2cgH9wG1OmaqvmOHbzNLNyXxnLQ3PfePqJqGTHRV5gqBvNAxYDL8pvW&#10;05paoB+b10+aHX/HI81L8U+Yaf7z6sUbuxtQSwMEFAAAAAgAh07iQFrjEWb3AAAA4gEAABMAAABb&#10;Q29udGVudF9UeXBlc10ueG1slZFNT8QgEIbvJv4HMlfTUj0YY0r3YPWoRtcfMIFpS7YFwmDd/ffS&#10;/bgY18QjzLzP+wTq1XYaxUyRrXcKrssKBDntjXW9go/1U3EHghM6g6N3pGBHDKvm8qJe7wKxyGnH&#10;CoaUwr2UrAeakEsfyOVJ5+OEKR9jLwPqDfYkb6rqVmrvErlUpIUBTd1Sh59jEo/bfH0wiTQyiIfD&#10;4tKlAEMYrcaUTeXszI+W4thQ5uR+hwcb+CprgPy1YZmcLzjmXvLTRGtIvGJMzzhlDWkiS+O/XKS5&#10;/BuyWE5c+K6zmso2cptjbzSfrM7RecBAGf1f/PuSO8Hl/oeab1BLAQIUABQAAAAIAIdO4kBa4xFm&#10;9wAAAOIBAAATAAAAAAAAAAEAIAAAAI0CAABbQ29udGVudF9UeXBlc10ueG1sUEsBAhQACgAAAAAA&#10;h07iQAAAAAAAAAAAAAAAAAYAAAAAAAAAAAAQAAAAdAEAAF9yZWxzL1BLAQIUABQAAAAIAIdO4kDV&#10;XCYozAAAAI8BAAALAAAAAAAAAAEAIAAAAJgBAABfcmVscy8ucmVsc1BLAQIUAAoAAAAAAIdO4kAA&#10;AAAAAAAAAAAAAAAEAAAAAAAAAAAAEAAAAAAAAABkcnMvUEsBAhQAFAAAAAgAh07iQIKDov28AAAA&#10;2wAAAA8AAAAAAAAAAQAgAAAAIgAAAGRycy9kb3ducmV2LnhtbFBLAQIUABQAAAAIAIdO4kAzLwWe&#10;OwAAADkAAAAQAAAAAAAAAAEAIAAAAAsBAABkcnMvc2hhcGV4bWwueG1sUEsFBgAAAAAGAAYAWwEA&#10;ALUDAAAAAA==&#10;">
                         <v:fill on="f" focussize="0,0"/>
                         <v:stroke on="f"/>
-                        <v:imagedata r:id="rId8" cropleft="5154f" croptop="7731f" cropright="3488f" cropbottom="12500f" grayscale="t" bilevel="t" o:title=""/>
+                        <v:imagedata r:id="rId9" cropleft="5154f" croptop="7731f" cropright="3488f" cropbottom="12500f" grayscale="t" bilevel="t" o:title=""/>
                         <o:lock v:ext="edit" aspectratio="t"/>
                       </v:shape>
                       <v:shape id="图片 23" o:spid="_x0000_s1026" o:spt="75" type="#_x0000_t75" style="position:absolute;left:3722;top:92738;height:2273;width:2273;" filled="f" o:preferrelative="t" stroked="f" coordsize="21600,21600" o:gfxdata="UEsDBAoAAAAAAIdO4kAAAAAAAAAAAAAAAAAEAAAAZHJzL1BLAwQUAAAACACHTuJAYYsrcb0AAADc&#10;AAAADwAAAGRycy9kb3ducmV2LnhtbEVPTWvCQBC9C/0PyxR60900YEt0lVJokR6EapB6G7JjEs3O&#10;huyapP/eLRS8zeN9znI92kb01PnasYZkpkAQF87UXGrI9x/TVxA+IBtsHJOGX/KwXj1MlpgZN/A3&#10;9btQihjCPkMNVQhtJqUvKrLoZ64ljtzJdRZDhF0pTYdDDLeNfFZqLi3WHBsqbOm9ouKyu1oN57d9&#10;feR0e/jZfl03w2eeh0N60frpMVELEIHGcBf/uzcmzlcv8PdMvECublBLAwQUAAAACACHTuJAMy8F&#10;njsAAAA5AAAAEAAAAGRycy9zaGFwZXhtbC54bWyzsa/IzVEoSy0qzszPs1Uy1DNQUkjNS85PycxL&#10;t1UKDXHTtVBSKC5JzEtJzMnPS7VVqkwtVrK34+UCAFBLAwQKAAAAAACHTuJAAAAAAAAAAAAAAAAA&#10;BgAAAF9yZWxzL1BLAwQUAAAACACHTuJA1VwmKMwAAACPAQAACwAAAF9yZWxzLy5yZWxzpZCxagMx&#10;DIb3QN/BaO/5kqGUEF+2QtaQQldh6+5MzpaxzDV5+7iUQi9ky6BBv9D3Ce32lzCpmbJ4jgbWTQuK&#10;omXn42Dg8/Tx+g5KCkaHE0cycCWBffey2h1pwlKXZPRJVKVEMTCWkrZaix0poDScKNZJzzlgqW0e&#10;dEJ7xoH0pm3fdP7PgG7BVAdnIB/cBtTpmqr5jh28zSzcl8Zy0Nz33j6iahkx0VeYKgbzQMWAy/Kb&#10;1tOaWqAfm9dPmh1/xyPNS/FPmGn+8+rFG7sbUEsDBBQAAAAIAIdO4kBa4xFm9wAAAOIBAAATAAAA&#10;W0NvbnRlbnRfVHlwZXNdLnhtbJWRTU/EIBCG7yb+BzJX01I9GGNK92D1qEbXHzCBaUu2BcJg3f33&#10;0v24GNfEI8y8z/sE6tV2GsVMka13Cq7LCgQ57Y11vYKP9VNxB4ITOoOjd6RgRwyr5vKiXu8Cschp&#10;xwqGlMK9lKwHmpBLH8jlSefjhCkfYy8D6g32JG+q6lZq7xK5VKSFAU3dUoefYxKP23x9MIk0MoiH&#10;w+LSpQBDGK3GlE3l7MyPluLYUObkfocHG/gqa4D8tWGZnC845l7y00RrSLxiTM84ZQ1pIkvjv1yk&#10;ufwbslhOXPius5rKNnKbY280n6zO0XnAQBn9X/z7kjvB5f6Hmm9QSwECFAAUAAAACACHTuJAWuMR&#10;ZvcAAADiAQAAEwAAAAAAAAABACAAAACOAgAAW0NvbnRlbnRfVHlwZXNdLnhtbFBLAQIUAAoAAAAA&#10;AIdO4kAAAAAAAAAAAAAAAAAGAAAAAAAAAAAAEAAAAHUBAABfcmVscy9QSwECFAAUAAAACACHTuJA&#10;1VwmKMwAAACPAQAACwAAAAAAAAABACAAAACZAQAAX3JlbHMvLnJlbHNQSwECFAAKAAAAAACHTuJA&#10;AAAAAAAAAAAAAAAABAAAAAAAAAAAABAAAAAAAAAAZHJzL1BLAQIUABQAAAAIAIdO4kBhiytxvQAA&#10;ANwAAAAPAAAAAAAAAAEAIAAAACIAAABkcnMvZG93bnJldi54bWxQSwECFAAUAAAACACHTuJAMy8F&#10;njsAAAA5AAAAEAAAAAAAAAABACAAAAAMAQAAZHJzL3NoYXBleG1sLnhtbFBLBQYAAAAABgAGAFsB&#10;AAC2AwAAAAA=&#10;">
                         <v:fill on="f" focussize="0,0"/>
                         <v:stroke on="f"/>
-                        <v:imagedata r:id="rId6" o:title=""/>
+                        <v:imagedata r:id="rId7" o:title=""/>
                         <o:lock v:ext="edit" aspectratio="t"/>
                       </v:shape>
                     </v:group>
@@ -4134,7 +4281,7 @@
               <mc:AlternateContent>
                 <mc:Choice Requires="wpg">
                   <w:drawing>
-                    <wp:anchor distT="0" distB="0" distL="114300" distR="114300" simplePos="0" relativeHeight="251660288" behindDoc="0" locked="0" layoutInCell="1" allowOverlap="1">
+                    <wp:anchor distT="0" distB="0" distL="114300" distR="114300" simplePos="0" relativeHeight="251659264" behindDoc="0" locked="0" layoutInCell="1" allowOverlap="1">
                       <wp:simplePos x="0" y="0"/>
                       <wp:positionH relativeFrom="column">
                         <wp:posOffset>-521335</wp:posOffset>
@@ -4145,7 +4292,7 @@
                       <wp:extent cx="1443355" cy="1443355"/>
                       <wp:effectExtent l="0" t="0" r="4445" b="4445"/>
                       <wp:wrapNone/>
-                      <wp:docPr id="13" name="组合 13"/>
+                      <wp:docPr id="7" name="组合 7"/>
                       <wp:cNvGraphicFramePr/>
                       <a:graphic xmlns:a="http://schemas.openxmlformats.org/drawingml/2006/main">
                         <a:graphicData uri="http://schemas.microsoft.com/office/word/2010/wordprocessingGroup">
@@ -4167,7 +4314,7 @@
                                 </pic:cNvPicPr>
                               </pic:nvPicPr>
                               <pic:blipFill>
-                                <a:blip r:embed="rId9">
+                                <a:blip r:embed="rId10">
                                   <a:clrChange>
                                     <a:clrFrom>
                                       <a:srgbClr val="FFFFFF">
@@ -4202,13 +4349,13 @@
                             </pic:pic>
                             <pic:pic xmlns:pic="http://schemas.openxmlformats.org/drawingml/2006/picture">
                               <pic:nvPicPr>
-                                <pic:cNvPr id="33" name="图片 25"/>
+                                <pic:cNvPr id="10" name="图片 25"/>
                                 <pic:cNvPicPr>
                                   <a:picLocks noChangeAspect="1" noChangeArrowheads="1"/>
                                 </pic:cNvPicPr>
                               </pic:nvPicPr>
                               <pic:blipFill>
-                                <a:blip r:embed="rId6">
+                                <a:blip r:embed="rId7">
                                   <a:extLst>
                                     <a:ext uri="{28A0092B-C50C-407E-A947-70E740481C1C}">
                                       <a14:useLocalDpi xmlns:a14="http://schemas.microsoft.com/office/drawing/2010/main" val="0"/>
@@ -4242,18 +4389,18 @@
                 </mc:Choice>
                 <mc:Fallback>
                   <w:pict>
-                    <v:group id="_x0000_s1026" o:spid="_x0000_s1026" o:spt="203" style="position:absolute;left:0pt;margin-left:-41.05pt;margin-top:-37.2pt;height:113.65pt;width:113.65pt;z-index:251660288;mso-width-relative:page;mso-height-relative:page;" coordorigin="3513,94449" coordsize="2273,2273" o:gfxdata="UEsDBAoAAAAAAIdO4kAAAAAAAAAAAAAAAAAEAAAAZHJzL1BLAwQUAAAACACHTuJAQF5teNsAAAAL&#10;AQAADwAAAGRycy9kb3ducmV2LnhtbE2PwUrDQBCG74LvsIzgrd1sTLTGbIoU9VQKtoJ42ybTJDQ7&#10;G7LbpH17pye9/cN8/PNNvjzbTow4+NaRBjWPQCCVrmqp1vC1e58tQPhgqDKdI9RwQQ/L4vYmN1nl&#10;JvrEcRtqwSXkM6OhCaHPpPRlg9b4ueuReHdwgzWBx6GW1WAmLredjKPoUVrTEl9oTI+rBsvj9mQ1&#10;fExmen1Qb+P6eFhdfnbp5nutUOv7OxW9gAh4Dn8wXPVZHQp22rsTVV50GmaLWDHK4SlJQFyJJI1B&#10;7Dmk8TPIIpf/fyh+AVBLAwQUAAAACACHTuJAo8g4bkwDAAAtCQAADgAAAGRycy9lMm9Eb2MueG1s&#10;zVbbbtNAEH1H4h9Wfk99id00VpOqJE1UqUAE5Rlt1uuLsL2rXSdphXhDAt5451OQ+Juqv8HM2k7T&#10;tJQWikSkJnubmTNnzux2/+CsyMmSK52JcmC5O45FeMlElJXJwHpzOunsWURXtIxoLko+sM65tg6G&#10;T5/sr2TIPZGKPOKKgJNShys5sNKqkqFta5byguodIXkJm7FQBa1gqhI7UnQF3ovc9hxn114JFUkl&#10;GNcaVsf1ptV4VPdxKOI4Y3ws2KLgZVV7VTynFaSk00xqa2jQxjFn1cs41rwi+cCCTCvzDUFgPMdv&#10;e7hPw0RRmWasgUDvA2Erp4JmJQRduxrTipKFym64KjKmhBZxtcNEYdeJGEYgC9fZ4maqxEKaXJJw&#10;lcg16VCoLdb/2C17sZwpkkWghK5FSlpAxS+/f7z4+pnAArCzkkkIh6ZKvpYz1Swk9QwTPotVgb+Q&#10;CjkzvJ6veeVnFWGw6Pp+txsEFmGw104M8yyF8qBdN8D4sN33fb9fl4WlR40Dz+vBLlqbEZjabWQb&#10;Aa7xyIyF8NcwBaMbTP1en2BVLRQH3tFbuZxlbKbqyQZbLiiopuvi24/LL5+I17dIxDUDcR0/n771&#10;gl3MAl2gVe2DIrgTwd5pUopRSsuEH2oJIgVa8LR9/biZXgMwzzM5yfIcGcfx43YNUSEv5hzEoI4j&#10;1+iZ5arGiRFhMlHClFurZD7KFVlSaKyJ+ZjzNJcprVddBz8mLRo2503hNtzA8FSg6wf5o+FGmF9E&#10;QLcgEgjQ4ocZUmaiVYpXLMVhDGy+ggog+wCj3TDUX7GNddGgf7TYUrzvOXBjonIDJ/Bq5bbC7/ca&#10;0Qe9FmZrLZWuplwUBAdAOECoCVye6AZMewSDlgLLDiBpmJdkhdG8wBisdwB+XjYaqrGaJAB6LUMY&#10;/Pu+6K5vkbYtgge2wVVnKCVWKaeR/g+7wzPcQ52hWlgUrLi57997e4eO0/eedUaBM+r4Tu+oc9j3&#10;e52ec9TzHX/PHbmjD2jt+uFCc7gNaD6WWVMaWL1xZd16uTcPUP1smOen7rpWZwDIKLqFuKl+xRrF&#10;bwj+ETrhtjscecEn4I4bHC7Fv+iFa81xVwuYhwJeUcNK8+LjM705h/HmfznDn1BLAwQKAAAAAACH&#10;TuJAAAAAAAAAAAAAAAAACgAAAGRycy9tZWRpYS9QSwMEFAAAAAgAh07iQEFbQGQYCgAAEwoAABQA&#10;AABkcnMvbWVkaWEvaW1hZ2UxLnBuZwETCuz1iVBORw0KGgoAAAANSUhEUgAAAEEAAAAmCAYAAACb&#10;BvanAAAAAXNSR0IArs4c6QAAAARnQU1BAACxjwv8YQUAAAAJcEhZcwAADsMAAA7DAcdvqGQAAAmo&#10;SURBVGhD7ZkFqJRbEMevHVjYgd3dhZjYoljY3S0iKHZggl3YYmBhYmF3d3did7fO4zc4H3v37t27&#10;u3f1PeENHHa/syfm/GfmP3O+DZH/RQIC4efPn9r+LbH9g6XDX+0JP378CAoQfoHAhmxsmwfLEr4K&#10;+3379k327dsnjRo1kgkTJsj3799//Rq4+AwCCnz9+lUWL14sI0aMkJs3bwbNEhGJAc5+O3bskFSp&#10;UkmSJElk7ty5QdnfLxCwwpQpU6RgwYKSO3duOXHixB8DAQCeP38u+fLlk0yZMsmuXbvUKPRHVvwO&#10;BzZ++vSp1KpVS+bNm+eA4ApGsIExEAYOHKhesHfvXg0D6/ekgz/iNwi0L1++SLNmzWT16tVOHw2F&#10;TLlgCuvduHFDAZg6daruY3vhnYTIsWPHAt7XLxAQNnr//r3Ur19fzp075yj0+fNnOXLkiPTt21f7&#10;gyms3blzZylSpIi8fv06FAiHDx+WNGnSyIwZM34vCCxujc3Pnj0rderUkU+fPikgmzdvlsaNG0up&#10;UqVkzpw58ubNm18zIye2H5ZOnTq19OvXT7p06SI7d+6U27dvy7Zt25SfChQoIPfu3fszIID8+fPn&#10;pWvXrnLw4EHZtGmTlC1bVkly1KhR8vjxY0fxyArr4AFkoaJFi0rHjh0VjFatWkm9evXUM7Jnzy6J&#10;EyfWlMmeQQfBDm7t/v37mhly5MihLl+uXDll6jFjxsijR4+ccf4oY3PcG2vAAdOmTdNaAC/A7W1t&#10;jAEf0T9+/HgnS/BbIBIhCLj7ypUrJX/+/BI9enSJGTOmZM6cWQYPHixXrlxxNrfmjzCeA7x8+VIP&#10;Rrt+/boMGzZMD8/3mjVrSrx48eTAgQO6F2OOHz8u6dKlk/79+2tI0v9bQEBYGJenMEmUKJHUqFFD&#10;Zs6cqfGHMpHZGGH+9OnTlfAAFK9q0qSJEizgHDp0SDNCihQplPgYTx8Gadu2rXz48EGzAxz08ePH&#10;X6v6LxF6AukQIly4cKG0aNFCCxaUofEbPAAor169cuZEJDbu1KlTkjZtWsmWLZsS7ZAhQ5T93759&#10;K3fu3JFixYpJ7969tR6hLpk1a5bkypVLRo8eLQ8ePJCTJ0/q7xAjAAYqPhMjGSB58uTqijxfvXpV&#10;evTooaSYIUMGqVSpUihu8Cb8DoDNmzeXKFGiSLJkyfSg9FGIVaxYUQoXLix58+ZVgFkXbyEMhw4d&#10;Kn369NFnAGzYsKES5rt37yLcNzzxCQSsTtyWLFlSNm7cqM979uxRF92wYYO24sWLq2X4zZsyBhLE&#10;lzJlSnX3LVu2OOHFvSRq1KgSN25cWbVqlbo81o4dO7byUaxYsRS4OHHi6OEJA+ZFtK838dkTUJLU&#10;OHLkSP1uh6HhmqQx0pmN9yQoyty7d+9K6dKl9WBcyOwQHJisAwjVqlXT0OjQoYPEiBFDiXDQoEEK&#10;Gh5BreDKS9YCEZ9BoC1dulTKlCmjytqGKLFs2TJp2rSpMnV4wniU3r9/v8YwByG+cX8DlWyAd5D6&#10;uJwRHmPHjtVSGe6BPBMmTKjZygCFGGmmYyDiFwjEJ24PUaIEcch1llsdWcRdCZtnDQAYC8GSAqkw&#10;IUHWom3dulW9Y9y4cY6VrTGfuoECCYAwCERKBcm6jAlUfALBhI3YGC6AqSEnYpO09uLFC1UUsUMj&#10;dphr164pAGSBZ8+e6XwIkDrExlN1lihRQitFOzzz8QKsT7aAKzJmzKiV6vDhw2X37t1OrWB7+it+&#10;eQJW69Wrlx6cuKV+mDx5srqjKYHSjHv48KFcunRJcz7hgvtnzZpVbt26pWNnz54tVatWdYgN18dD&#10;yDisQ//atWulSpUqmj0IA/aEey5evKjj2cvaHwMBa5K2ODxhsX79erXShQsX9KATJ06Uli1bqjWx&#10;Vvr06TXGYXUOAMujLG3+/PmaBq2+YB2KoDVr1ugzn/Hjx1f+oKDiXQIpmoywYsUKJeh27dpJmzZt&#10;ZMCAAXLmzBldNxDxGQSqMlIgylOY9OzZU5kcC5OviVU8JCQkRGMd9718+bLW9rA7ICxfvtwBAStj&#10;VQOBixlrQH48UxuQIvkkPHinCCjcXfikNiEcqU/wMOZCsoFIGBBQgIagLN9JYxw2QYIEag0qPCzU&#10;vn17JUbcnk/u9VR2WJTKktKXZwAglqkNDIQFCxY4noAQHsQ5FzUbYw0gcubMqYflqg5QpE+4gD0w&#10;DJ4XVBDYGPckFfIdJm7QoIEWRSjAAfEMi0UshmWo+rhiEzJPnjzRtagwKbIAzlIrcxYtWqSWBASe&#10;u3XrJp06ddKUyBhrEF/t2rXV+lyZbT6N/ak52A+D8ByIhAGBxXFlYv706dPOhqBuCpiCuCk8kCVL&#10;FmV7rMLheNFh2QLFcGUOaPNoHIirOFZmHiQJ23fv3j3UOO4QFFZ4U4UKFbRiNTDRiQIO7oGv6AtE&#10;woAAK5cvX14tZ6+ybHFTjD7SZOvWrTU8SJEGEhblBQgHYxzlNuGxZMmSUPOpNQgfLlF4Fl5Bycw1&#10;2nUc61avXl3q1q2roHGt5jZLqU3dQNYgRACbOYGIx3CAiSE7rOkKggnPKJEnTx5NX7zgYBzFFPM4&#10;MM80LE59wOsw5tHohx+w4Pbt27X4KVSokL41IivYHowj1UJ6hBWAwk8YCTDIOoQaIcFYW59ma9h3&#10;b+IRBA7Ia6t169Y5i7sL/cQ9BIel4Q1uhVjL9bpNvc+LEbvvm2K4NMUSL2eoNbgNcjg4x8Yxf9Kk&#10;SVK5cmUtqnhmHldpiBZwAIMsAy9RwTLG9rAWkXjkBFwQtybWKUk9LUQfY+EFXoAmTZpUa35ul/Sb&#10;wnCL+/8TNpf8DhBwCMTL/YMiyMahBxmEdxmMB0he7RECfHJxw2CkSfrgFYxCQWakbft6E4+ewGTY&#10;H/ckLRkQ1mycNSpGbpC4rm3MJ65O1uA313k2BpLjahwtWjQdR1iY8DsAQ4qkWQgYj8DrKNLgHMbY&#10;OIoouAKO4k0UgALI0aNHtcI0T/QkYUAwYXHKX6zMixNeb2MlDmC3tvDElKME5v8JlPQkXIexIimQ&#10;lzau5MYnzxAoL1nJApTsrvHvLuxDgYbnQNrcNfAyiBo+CU+8gsBmIAhrQ2KUvVR6lMielDDhNywF&#10;2dn7Ak9CPy7PWA7sDgK/24Gtufa5i+s41sKIXNYAx9N4E68gWMPy/M3FX2/cC+zvN3ehz5Tk4mSl&#10;rKexiK3v3kw89bs/u0p441z7PUm4ILgKCxj63ixBPxagCuRiw7tAb5v/V8RnEFybNxCoBwCAlAd7&#10;/w3iEwi+CsAQOpAQXBIeWP8tEfkH4OxmzOo9TkoAAAAASUVORK5CYIJQSwMEFAAAAAgAh07iQJko&#10;b6AgMwAAGzMAABQAAABkcnMvbWVkaWEvaW1hZ2UyLnBuZwEbM+TMiVBORw0KGgoAAAANSUhEUgAA&#10;ASwAAAEsCAYAAAB5fY51AAAy4klEQVR42u1dDWgVR9cuIYQQQlCSoJKKIkGCiASMaKmlFoKEEiRI&#10;RUsrVSollFCkBGppS1qkWFqxpZaKBAkiJaBiRUWFUOQlFBFFRUVFkSAhBAmoqGjQwP12/Z5Jj+PM&#10;/tzdvXf33ueBIbn7MzM7O+fsmTPn5403CIIgCIIgCIIgCIIgCIIgCIIgCIIgCIIgCIIgCIKIHbk3&#10;3mhwygqndDplk1O+d0q/U0455YxTbjtlxCnjTskFKC+cMop7rqKOIacccMoe1L/FKV1OWemU2XwL&#10;BEFIpjQfDGmrU3aDGd0Ac8mlpIyAublMrRcMrZlvjyBKlzHVOmWVU7aB8M875XGKmFI+5RkktQGn&#10;fOuUDlcq5NsmiGxKTpvAnC6BuHNlUq5i6drtlBanVHJGEES6GFQz9D+DTpkoI+YUpLiS5CGMz2LO&#10;FoIoPIOqhi5nDxTZSRD6BPRHZ8EIf8WSchPaXgWl/HyU2gB9Vte24f4u1OfW+wsU8EqhP57gc7nt&#10;fODXZ4Ig8mdSbzqlB4rxuJZ4D6DPGoTifQOY0IwU6d5a0a9u6KuGY5QiX2CnspeKfIKIh0l1Q8qJ&#10;unN3A4yppxTMBlymCua6CYzsUgwM7BLG+03OPoIIRogNkCiOR2BSj8HkfsGyq6FMxm4GzDS+x9Iy&#10;iiR2BsyQO48EYSC2VthCPc5zaXMWhOpu71dzRF+OaaVT2mH2MJTnB+AZdh1XcESJcieoWixBzudB&#10;SLehCO+iFBBaAtsB84d8TCZ606LjI4hCEU4zvvoPQhLMeeyotXIUY3sP2yCdht2s2O7aeXEUiVIm&#10;kDbYBL0IqSx3Jak2jmCi72YxmFBYycvVNa7kCBKlRAyroMQNYyvk6k1WpfBZXF3bnADXNTnlulPO&#10;OWVpxt7XSugTw9iCDWOzhJb1RGYZVXtIRnUJFtm1KX2eWtHXKaec8Li2Rnu2gxl8f66x68chl4yj&#10;2F0k4yIyM9E7QyjSH+Br3pKRZzug9X+xx7XyurGMv9NmvKcHIT4+H5BxEWme1CtCfI1vY4ewIWPP&#10;OE97jgrLdXXadY0l8o7Vzu6NMIyL1EGkTa8TVJk+lOUvr9PvKvEs9z2uW609d18JvvcuuEq9CKjj&#10;WkVqIYo5YRuwTHgRcDeprUSee1IF1/O4ZkQyNvwd4Afr5XV0/SEKOkGr4ZM3UU6MSjz/QzzbLcv5&#10;evH8d3HsHn6fpaT9Ug/WS/0WUYhJ2REwpMuZUrWdEsznuuX8PjEOreL4cxx7XspGl2BcQwEt5ztJ&#10;VUQSk3B+wK/n7VKfhIJhX7FInznTkhG+fSWt19KetxPzwY9x/e3OL1IZEdfE2xRg+Vc29jfOM97B&#10;M1/Gdv8C5XCNUC/WnUHn2Ext3FxpbV4Jj1Ul5sVIgAgb3E0kIk222djd8fPm310OaamwQ9gMC/ac&#10;gfE0it8/edTTYrj/n1IxfbA88wyE+3kcQJVAaYsIPcE+DiBVDYfVxTjXz3LKMqd87pSPUj4Gri3V&#10;WqdcFHorvbjuK7tceywhRdzR6lkIQhyHwv5r113HUt8deAhUlui8agng/eAq5beQComguqq/A/j6&#10;bQlLVM71+w11VaZ4LNzdvpNgNGPujp/W9wvi2j6lUMfvpVgyTmr3HBb31IAZ6mPyCEvspSU8zzYE&#10;+CCeYigbwmsSdQcQ2fujLP+ce5+IuiYzOEb3dYbl/F2uGA1+y2W0uyN4yynv25gzlpqNafGhLNQO&#10;Juz4fvWZb+PUbREm/cJgAKV6ZwxtrZWSRMbGSXfLuSCcnP/Rrq02MSDn2BIsL/9Nq2kDEnJMYula&#10;V4D2OgIo5Q8wyw+hQoncDiBV1cbUntzanzCcX4PJew/6nIG07KJhiWcan80h6pij3fs0jRlr3OgS&#10;0nEbzHkYS9hFCbRXi3nmNQ9H6N5T3syqyydl1kgUcRwxoea6uiDt+F1pBS6O77T043kKxqrZS/q0&#10;3PM7ljQLNL2VvHcqhfNiMZapldgwGDLo7xoTavuDAB/QraTe8mJUlUhC6mUEOhhF4enc+4NW30O1&#10;BBLLzzvi+j89+lKVgjGTwexMZg2LdckDzFqd/wLH6rX73knh/Hhq2hDRPBzuWO51l8JHYpC2DnCJ&#10;SASxrXIlrk0xtdWj1X1f6HGmXVvENvcamD3Ie+akYMy+FP35yCnX8L+rh/oN/y/BrperZF8j7pXm&#10;ELM0SW0shfND2pLtsjBft5zz0H/FIjliJ/GxT+QPJiApYWbV6uMHOB53OicoVGUbdUJ5fRdf87Mq&#10;rpS2ZPohBWM2U++PsHQ/p/qMv33i2t9x7GtxzF3yfiN+v5vCOfKH6N8Ci4T5ieVe/WNzOaY5O+Iz&#10;ZxnvvwSZVbuP3cupiOYKB0DId/H3J22ZcE4tM7RlUZ9WT1WadhCF7uYHcWxMt8PS+q7KUhiUTjMx&#10;QXxPUjhH6nSGa2C6+wNIZqq0x9Qvv13sx3SiLi1mtdVHuf5tVANO5/7vDPWe0HUT+KuWUW9b9Gu5&#10;NExAsQnQqx1/hOMXDfdI4r4oxv+5Jj32pXCe/E/fRNAY0VOPj6H+7pPYSdzmo3elMr4EmNUOH3G6&#10;I8a2Ov0U5m6EA0gtVR71DKdEIs2ZxsdvyQMTAPf8Wu14S1ot/LWle72BOedMlvdwS5Lv+zT+rk6o&#10;n20+S8RfGGcrm4yq0seuZTgph2Wn3p+RVWZ6+xu7aK9lj4HpwyylB0rJ2FWDUOt9lk2XPepYYDh2&#10;zRR5FO1VFvF5W8UzbRfH/zEtEXFuoUHF8D7epzH0Toz9bfDxRzxAppUtZlXr4w/4twqHknA/5uLv&#10;F2j3S8sXXZVvLPW4Oq+/nHKzEEspm1IZ55pNvoQBPyDTynbscI1ovoZjhV4KC93iKzHqETJnWhLX&#10;5tZJ7b39ZXjOyYT7Xe0zx4do9pANZjXDJ8XWjkJ+fYSydLlkZIZ+PbTcr9tnnSny+C4TfTmrEWot&#10;dD7zILXshXX8XWHb9JpRLKS5MTCwowV+nlua+1UrNg8Wi+M12C09qudatEihKoR0cwH6v8MnYw/N&#10;HjLKrF4UUimJSX8XerJqg4TyD5ytc6bJDRcWqT+5kgYXHXejQPTpZ4OrTU5LtnoPTMGVZD4FQ1gA&#10;qTENBrFVMGXYCHuzK3BQV2YMuyBRTYGpnvRTqAuzj38L9AzdHptKZFopZVbzPXLFPUt6qQGdwh0o&#10;lpXC+ph2zVty91DoTkYME1AyqjkpGuclerx2SB/HICFdxHPVp3CONIa4VqYp+9OwjFxic4wWu43W&#10;vI0JPFu7h5HpDQYFTB+zuu0hWa0sQB8+0tr9Ujv/mf7VFQxrqTh2QsTcWpzCsZZK96aMzRNlJ/cj&#10;lq0VHtfqkuMsce4bLYXZRTC4OYZlc08Bn6/Ng2mNkmmln1k9iNty3aMfUi91XTt3WHd2hkGlYnJ9&#10;0JM81HeqUjrm/3glUU1xv9daTFsuYzk4Ty1TNcX6XZO0ht24+1p9P2theJ4W+BnbPAykybRSoLO6&#10;4RFpoaWAfZHZYp7g2CyR2kruNC3ymFTLMzL2dRmdM9ehG7yD5fZF/L2GclmLgvokQJ0zset7Hffq&#10;2YF6C/yMLR62Wjeo0yoeszrv8SVpLkKfpnTDSCyh6i3XLzD0vYVvt6jzqlYPI4PNgkFxzXpbEllx&#10;zWgxI2642aU9Vh5UxBdhUp1Pm9ir9aM2wPUDYmt/+l6+4aLOLRld4jOh+5peqgtfyibt3lkWFUGi&#10;hqR5qksuMV58YV5CJdK/25aBzUXs2/0gDAvPoL7AX2oOwrk0uOaUyVyq0H4fNNm7CRuy+9pyb0Bc&#10;85XuIwmTiSGbtXwBJa0RD+PSas6EZF/AgIeCvaXIfevw287W7JiWW46/dPPg2078wzctJbnSkynC&#10;q+aw/VRzhr5uka5naW3VIK3b3WLY0kGnNUE3nsIP/A4P04UVKemjaw+z13KuTyQdrTacP53ljDoZ&#10;nE93hWQu59NccY00bziiLfU245qz2v0nU/isXiYPv3A2xD/gWz2MQldmoP//mrLLaNfoCt/P+eYT&#10;fSdXDPOpVbtmplymC5OFHvz+M4g/aAaYVi9nRLxSyzOLZNWZ8r6/LXYP/whw/dE0hxAusXl1Tss4&#10;vRB/l/jouio0vVXOFt8sQ7SUizPUUjlPqlaP9ffWlPddZnr+KuA9eu6/Cs6CxN7PWvg5vieOPRLZ&#10;p/s83G++0DZ7KjP03N0ekUsZbjnCwM72iMG+I8X9rhNS1ViYzQDDsrCOM6Gg764axqOTWpagZnGN&#10;TMqxN6PPud0jqOWbnAnhB7TSoMyU8awqMzDxq0Le02TQq1RxNhTtHTbB73BcSF0nS2UJ5RFP6xJj&#10;aYUfzD0ekUKrS+xZlxoSdeay6K9XwvOxEaFmHoll4NtZXrLjo2qLXDrAtx58ILsswfbHkwprnBKC&#10;aNFCk+zkbEjlu1okrN/VknFBRp+lwUPtsoFv238AV5b7LgY2Gv7hbEj9e5or4tS75ceMPke7RUBw&#10;6XAV37R94GZ4+D59yxEiUixx3ZVJRzL4DNs8fHNn8y2bB23QI8kp3QeI1C/rM97/41nd5CrGYHV7&#10;bLOSwxNE8jTY4OEo3cMR+m+g5ltcBp6lxUeQIMqEFlsttPi4mJFQsiKKbuLoEETB6XGDRziaynIf&#10;nI8tgzPIqUMQRaNLWxinLeU8KLMtfoIjYaIhpinNO0GUCG26LmJXLXHn5pfroAxbuPgHIepYj3tm&#10;cpoRxDRd1MO+6qKMghqyjlUW+jxfdktDVz9lGYz+EHXMZLA7gnhJC+/AiHUEmatzceSPdOmx7JeG&#10;2BV8YDFSqw1Rz7DMpEwQZcqsfrAwldcS+ua5NBwp611D50EPWQa3M0QdMgPxHE5boowZlomW7nqp&#10;Spzja4I61yNXgcl153g5DK7t4feErEftYoxwyhJlzrBcKWgZokcsUqsUJL4wBoEUqco6Arbxa1Qh&#10;I4sDW23xDJ8Ia80ucvktsZxfGOY4QZQozX2l63i1TEB3AtbTIOKC5a3Gydrg9cRhIIowLC+zzxjO&#10;VSBa5CPt+CIwuQlOYyKDdHPF47weg36fU34Tv/vk8k8Lwz0Voh8byiaBBTj0hCUgX2XIum7i3tUe&#10;S8Vh7fhEyYuwRKkyrGWYuz8bzilp6UPDXK8Ux3Yq9YmrLM83nZwl4N+Dkgur7DzQbouvYEvIeqq9&#10;onGKVOMyBrfKLTcesi3adhFpoB2ZbXq9dm6BvtoQ167Trt0P04dG2zUBVzePo5gjZWHAWy2K9t15&#10;1KUSAHRCtD0hzqkEDk+1e37D8faAbSwWaefrSTJECmjoPUvG8CUy47T4oLvlmqQB/D2GXAnzIvTl&#10;F8vSsK1UBvtQXIHBIO5OaKGEl2kv70/tnqe67gov9xb0XfeUSK1l+qV9F5EmOnpXz6Yklos5nK/U&#10;pR6R7PU9/HaT+p6J0I8ZFtus46UwyCss0tWmPOparLZi9V1GnL+ssiurIPqQ7l4RfZGPzvSFmCWW&#10;lDmSCJFCeloi5ycSmKj5uxnHXGayD//3WSSua7qeN2Q/bJ4qK7M+wOcND3U7H18kvIi7+L9K2JK4&#10;5RODS8JOJAt44sOs3Ewonwq/RKNCnyBSQlNKbzWJFYGbA/OA4brT2jx/qJ13P843I+jVLllShFVm&#10;dWA74zI2Ey+pSTuu1/3Q5p4gfA9VcXcbF4m6HgVNKU8QMdJJFZZpdSHumStXF9q5Ty1099BwbQ4M&#10;b04e/V4VNXhBFqSrM3nW5boaHDUcf1/UvR3HftLa/AbHb6Is078CkNByuv0WQRSIVuox/3YFzbsp&#10;PuLj+N0uNotkOQYGV2WoQy4pa/Lo91BJSFkYvFh2ElyFuFcWZOE3ddlwjyrv+7ShpKulJB+iSDRT&#10;IRjOsSA7eUKn9cTiTzjHwuhcQ+rPNOv1vjz6bLMA6Mza4J+JYxfBuWejuH+hz5dmzINh5Tza+Ii7&#10;gkSKaOeomLdPsJn0DmygWiAVHbZkC8+B6bVb6p4pN5a0ci3P/h7KtJTlsbZti8CsVNllufaWXKPj&#10;pT3SdhR/9JGuqkguREpoqEPMyzDlXogVkO55cj3PvtqkrI6sDHZc0tU/Fnce90W2atfOE2t5tS6X&#10;xnI5uVtokK62k0yIFNJSl0fqLSWBnYO7TVcYh2bU/52o60qEfh6KS19d6AFui9sK1t0ZtIRT3qdd&#10;txR/x2QWXi12VqNBumLEUiLtdFUDptSKD3KLyQtDeIKMhqh7He75K0L/bFLWyrQPrInTDsVUd5Nh&#10;3f5ESluu/RSO79XuHTH4GCqzi26SBJFRRuaaRBzTjoWOFQcmWB+xL8czZf2OL8CLpO0yxBdBFmXZ&#10;ftOUpVaYLSzS9FxPOO2JDDOsBRb7qptRFOl59sVmd9mS1sH7Pi6r9gBtVRgseZ9Kx1Dt+jlSwhKS&#10;2GZOeyLDDKvXZEMFyUvRxdkC9ueGgQdsT+PA1VoSS3Qn3O5qQ5uHLQxO6rUmKF0RJcCw7mBeLzCc&#10;k0bVewvUny2WeFkz0jZwPcXsqNgJVMWNLvquds1D/F2Oaz7llCcyzrBeiVhiOH9CXDOzAP2xCS69&#10;aRu4s3HEu4rYh3cNfTgozv+Lv2PcGSRKgFnN8wuFpMVvf6tA/TIF67yapoFrS5OyzaDbmsQuyDwR&#10;ouZHTnki4wxrp5jjFzyuU7ZWrQXql23zbUVaBs7EUS8VuU8fGvp0UvxfyylPZJxhyQxUF32ufavA&#10;fTubyjDKSC7xOI2prGEwago3M8rpTmScWVXoH+OU9e9jSw6H2Wns2ESaJBiDq9BlTnki4wxrgTan&#10;l6Ssf9WWPIZbit2xU1nIoOH6SYn+neOUJzLOsPryyS1Y4D7uTpV/oZuLzKJcW5XSAdwF156POOWJ&#10;jDOsC0FjvRWxjystm3FvFqtD3YbO3OB0IojEac+1d9qbT2jjAvfzqoFH9BSrM6YQyL9wOhEEAR6x&#10;PRU2WR7LwRV8TQRBgE8stiwLmwvdka2GTpznKyIIQuMVJpusbYXuxKmid4IgiCwwrN6kYuQF7UA1&#10;jMD0Tizm6yEIQuMXzQZe8aJgERxE7OhX4l7x1RAEYeEZpt3CDYVqvJ+7gwRBhOAZOww840ChGh81&#10;NN7F10IQhIVndFhc+CqTbrjFsh5t4GshCMLCN2YURe9tCYE6zFdCEIQP7xgqdAh1t9FBQ6Pf83UQ&#10;BOHDO7YZeMffSTf6ILMpqQmCKCbDajfwjseJ6bGciudbGqzm6yAIwod/VELRXphQ6tRfEQQRkYcM&#10;FSx6g1PxHkNjO/gaCIIIyEO+L1jATzexBO2vCIKIwEM6ChJDDwHDTOFkaH9FEERQPjKjIHzEDXvM&#10;6KIEQSS0UuuIu5FtRfMFIgiilBiWyRf527gb2VNwK1WCIJJiGkvjEDicOurzuGeTgZcMxP2Apvjt&#10;K4s02BeYuZkgItGQS79jMdTz1E3qGvKetsTjvFuyO88uwkCrjLezOO0IIi8aWi5oeKZ27guvlRM2&#10;3/oQIn0u6mgM2f4MU1boOB/QZOH+oEiD/RHan8upRxB50VCNoOPt4vg8cfy+U26ijLjSmFOeiPPX&#10;nFKH/5fn0YfxxBJTOBV1piXhhNPuPbQ/j1OPIPKmo5mgo4fiWJ0lw42pvIt73Nh4V/Jofzgxm05L&#10;hpwDEet0RcuTIe+RKYPIsAgiGg2uAy0tEMdUcuRlTmnViquof0fGsHL+/9wpU3m0bYpA2hvXg+2O&#10;2/8HImUu5D1jZFgEEYnuPtN+uym4bhmWawtCLi/7QvbD5Je8J66HPBVnAHltDV0b8J6vtfbrOf0I&#10;IhTd/aszFqx0XlG+O/+vdcph/N/klIVOmYNlZA2yZtXgt6v3ehhWr+xc+4GBp5yJ60FvxJnhGQ+s&#10;6mkKcP1Cre17nH4EEZje3LAu10E7Swzn3Z3BvRoTcxXs+0PotNwyGKJPrYb7R+J6YJPvz4yIdY4F&#10;jensXPNca/stTkOCCERnFRrtnEWewFrtuqMag5sKyaxC7fLZfJPjeOAGU7aLEPf/ZDn+B+r62ud+&#10;Pc31Zk5DgghFw0MeTGYSS7px7PhJcwPXnGEBNruWwn7rbSje3bLRKedw7Wge/RqP3bbTXfrlK7op&#10;Gw7LOZUN9rLH/Xr8+OWcfgSRFx2/Z0nP51XugJkt9am7Ks8+3Y7de8Zig3U2wH0/e0ljQo814nO/&#10;Wy5yyhFELIyr19VjOeWYaz/l7hA65S6Y2YRmHOoq1Ffjf1dhXxdzX87EbotlcVQc9LlHN0CrtVx3&#10;XxquieNfiXt/4zQjiFgYhKt4vxnguippNoRdQ0WPriqnJqb+HDDwli1RKzWFNP3V554B7fp2jyVj&#10;TjpPaszqI04zgoiNYU2ZBASc64KUdc9wzk2e/K5ughDVFtK5/5fYQ65bYtds87lnnibu3cFx12ly&#10;M5wm6yGWTjsya8xqEacYQcTKsJQOq0Yc+xKK91doVZO2psT/lzVe4Oq49kE5X43r6oNk0rLE2BuI&#10;+pAmo9FNAe/9XK5NfRR80nRhHDsUN7HOvoA1tGsX8hZsOFpgzFbFqUgQgeixS5ofQIDQ6bBVu6dR&#10;ueqIY65e+5EPPV8M0B+TuulUURVjwmAtyfIEysOvOS0JwkqL1YYIDRexVJwAI3It2D+EJKVWPjmT&#10;7kssI000eSQEA40vbaBl63FViPsbDSLkCBjZFQ8mdA9cPKwB2++cmgRhpce7FubjGpj+pdFSJc6N&#10;yN+Ge7fnkxzVkidiJOoDjkR1y3GuP2Hz/zNYsauyV1tHz4TuyzVi2wmJSrcZaeWUJAhPWvzBFQS0&#10;Y/MM9LfeIAl1W+pT9zSCRt8K2JeWJBiWyRp1fsg6ZtoiLIDjP4VtyH2tnZs+9VboERMJgvCkGcWc&#10;6jQ6koLJV5al5IR2fK+4Z24efTEFBh2P+oC5qAxL6LLWGI6fk9IXpCfZ1iNOM4KIlWnl4PC8QO7m&#10;wYew2nLPHdxXhd9H/cyW8mRYuTgeLhfEEDQAZz9nOP627gSNXUC5VHzIaUYQseqxdL2yq2I5DH/B&#10;RYiQslytYLACGsL//xP3/hihH9UFYVgR6jprOLYA9e43nPs36PKQIIjAdHgBEtMJDx2yKlcM98YW&#10;DibtDKvJcEztIl633LM3n3g7BEFY6XC1pGNIU9csDOsrKXBo5+pi6Et6GZaPWHjT45rvRPsbOeUI&#10;IhLNLdRjuYtz72q2k1XaSiiXT0jkkmFYaMMVS//1uWZrFB0aQRDTtDQLdLTL45oaGZAPSSkU/T2N&#10;sS+ZZFgTAQ3NlK/hv5x2BJE3vdWF1UFB6Z6z2WOVG8PqC3Htz7bY1IRxvBbD8K+mgG12Yidpe5AP&#10;UQmM8ZdwD7uL8CuzMtDnqZAMq0m3gC9bhpVHn1wbkLEUToJWOGj/6IaQTUmfuoVz+V9Bkn7E0Ga9&#10;Nme+LAOm9UcYP7oU9Hc8j9Rcz+PerU+CYT2Lww4rgQG/HFtq6/j61KRtE7cHuGc5nE3nJdSnWs0f&#10;c2eBxkKOw7IivhN3U2cNwiQdgcFkdUJtfYjnHkF47wvwl/0ihQyrJY97bvqFS87j3ei85UXUSkfi&#10;sHRPaNCPpHAinFaKSRmY0HCdq/jcpY2rGx9sTgJ9krs+nQVccuTySWMeoO5ZWOY2imNVSIywHmqD&#10;w1iiTYLQ9PBF6yP2YTkicW5HW/d0tzJItO5m0dslIkW2xlyfydJ9tGQZVkpfqgr7+o84thSM7Bii&#10;sZ6DZfEBzbblXlSpEdvS/XJyCefzXNCMvhH7UCXa25eQ1HRLLHUfIjPMQZHU87SMlQanXN0vdlGe&#10;7Vci1ttfYFb9+N0lEv4+T6NklTJamZ+E8/PVOJOolsFL2IcxOqwdV75YJ6UeyQ0DLcb1sxjafyX+&#10;toFhVRRgDN4S7f2MdFADkPQmsVRaHLENGdLkHXH8mG1JLt6NW67FNNYHYSdYi2PvizbWkCK8l6VJ&#10;MKwzUeJhleFLUCGlD2jHVcqyfu34T+KLXB1D+59peeUqBcN6IiSE9+LSm0Gy+ARL3EFLnLMpMKoD&#10;CJNdE7HND02SkojpNKXvZoFx5kzvIQaC+wTHepWuEFEQ1C5tN+bGQZSd5R4OyRIPK3IAv1Oxp+Ip&#10;D4Z1EcTpMosekZijH1/kLmz/j5kksgjtXxbLyyYcOymSZg5r+py+GNpchF2yQZQRwTTWIgdlRczj&#10;3GVyERHj/NDnnjik2QrhCOy6kP0uJOmn4kN0H8z6hFaOJbXZkhFaMUUcHYpa6UC+Md3LaODdidvu&#10;piQz6EnOgaAVIxvAl3lMu25tDP34VNR3Hcxp0iDpXAFj6UlipxW7cW5bFwo02WsNH4xHkKjWi9BF&#10;HbpEFLCtRty7EYzpCEIDT8H+6iTMWXrRXgfyDbTj/wpSiXFcTTHdD0StdHfYrDlluA6/A8YwKXbH&#10;/qctVfplVApYDj+Pi7DhH/YIpReMcT8ITEk8JwqkwxrzU7iDoDug82mKyLBqsEP4hUgdNx1twF2C&#10;4p73gvqkor57mknIBJhVn2GXsh7P0g3JWoZwuc98A8YxNmXN2RO10m/D5iXkkvD1cDnCsHC/OLYL&#10;E7spYptzUM8RS1TXE3EuO336UiuT4DplHbb2lR3UiCVO/88RGNYySIzDgjk/0k1EtFDAGwO00Yh2&#10;1qi6ROzzffggDCPSwWGEC16P/ujOwqcpab02vqa8hN8nIbYxzEtAhoVQHp0WhlWBr/6H8mudR5tf&#10;ehn0CYY1aDlfDf+yOh/bsSVYdn6H59kLaeIwJMr7GjN6BLONo4LI/4DC+Qv8vw/3Hw6Tsk0yLMuH&#10;4bIPM90YYbx/EvWswzG1kdEFaXeRuOZuUsaqGaeVRDI/dxoqPcvh9mVYd6DnOI0lyx9yjY4lhMxS&#10;MhlWygjQlyYsUy6ijVto8yiWSqasRFM4X2sh+N+gt1G6m33Qha3DEk+ZDtxLeJzXK6W2hWGdMNxT&#10;ExPDqsHyUC05r2DcJjF2nZo+8XNShnEcz8S+oefaXMVuK1HaL0HaPP2kJBZBSGdB1E/BzKS1+z8B&#10;iaUOxqirsVzZCHun/dh5Gjcwouc4fhLSzF/Qc/Xjr2JkagfrvTyf/6wt3VrMTrOfSFMNcXxA7JIq&#10;ie85QnFLg9bNEdtX7+0y3oO+/FQxz0e5FLSOoSmF4MqolTYYKp3gcL82Tu1aGm/dDmuvWB4cFUsJ&#10;aU/UEaCdHktkyClIUEc0y+t3ChWpQVsGvS/0RhthiT6F3cuWGNr6XSw7P4MOS8+6NI6PQ6dYgqtz&#10;n0Zsv0Uk8e3EMvmgQUdHEyD7GJoycs2Oo+IXhopncMBfEsBGzb1m3KQvEkvFcamEFdFUnwf9EkOX&#10;tBPLs/VgFBUh+u1KBAtjHosazWD0Aoj5ISS2MW3XbFHE9g4rQ0Mw8X58FJTLzmnLfbEl3BU2WAeE&#10;ZP0cOqwfyiFKRYSxqzXxlbgqv0H3nNfGZBBfd+nsukwwJhvD2i/8zZTl80vH5xj6VGVaduH4agRA&#10;lNv+g3HFbsKO2pTQlW2WOSM1pu7qfz6M2J5iTH8a3os1xIspUW+EPixXltnQ4am6l+Kj0okP2u/C&#10;qPYzLhGnQzElo2qyWLtvKPMBf19YMx9Wyy7BmI5o1+/Xdg9PCGV7LFEcIW0ovclB6KseiaXTv8Lq&#10;XTpcL4xpTHogbdRqxzdqESlmRmynxpShGOeU0epBH4Y1ELEPdZgDn+Cdn/PJPiPLSTKsNz4wjMuZ&#10;uCo3GY/2cNBfLsV6tGP7LAzroCQU7BLKZdK8GPrzrrY07cLXvkpbxuoMa1EMbS+DvqxCO94smObP&#10;MY17ly36hGBYAz4M62CI9ubi/Z2AhDqpuTrt17boF4CpVhkk3ao3CHcstsRuNCoq3xq7CX3pvggl&#10;SR3Vjv8rlyKam0gOxodxKKMfem2MaEHTpuIKNQ29zRj0VvvAKGtFLK7PYxzjvbYlhGBYvxnOVUpJ&#10;L4/n+wHLu7W6sa/NLoywjucOA0/pjatyky3WeQ77K1/gCo1gjmmEotxwdiGkjHLl6RPB36YQXrku&#10;Ql8Om7b7xfn2OCMWaHXP0XRkI3ju9TG2USVsoPo8GNZGJVGKc4ulr2XMz64Y1hQpIpT6Iv6gCpZA&#10;Ww847NPjsxzSxWmxXDgozq+W3uggqm+Eu0eLFrHyKb7ky/Poy3dehAOreNXOuwmMRaMW4XQ0zhDJ&#10;ov93LMatyhh3OX6/DcPZk0L6fKnTS4hhPSVFBBovk0lDc5wNPE7EZqJ0XsB72th8Z9G5rLPc/7a2&#10;6zgFaeWbkP1YI79YMHvYKeJUPc9HjxOyD7MMZgzzYmKG970is0Lxf9kglR1MUvEt3vFDUoPvWM0w&#10;8JJncTdyPnar1NJ7EYeFMnaeRmhK8nrb4/4K7D7VROhDtWBKo1AUHxaRG/qws7UuzoQChn4s0iSa&#10;H2Oo8zSMc+fmcW+FZti7NubnXWPzYSReG6s2Ay+5GncjewyNdHP4XxmjZWBM6yxLmScFCu+idqzm&#10;FHk82uMy1ITt2vYou2yCqVxM4FlXFyoiRgnQiSmgwkDcjWzjTmGwL7nHuYUF6kOTVxryAo/Hekh8&#10;q5Ma15BS1r4kEnEI27D1KRn3udicmJVCGuk38JJv427EFH/5RooG4fobRFqZeGWZPOf2lPRjpvJb&#10;Tek4XTLwko64G6m1+BQ2xNzOjz7nO7HDsAaOtXOFweRmsgeCH4jpsC3vpLBvMwrBR7w4Y1fMbdzV&#10;jS6181c8XB6ecLoSZFjTdmqVKexbR8FWahbF+46Y21Ahbhst50d9/LR6OGWJMmZW1WmOWeeGQDbQ&#10;bH9SjW2JPY/Y62384JXi3JAS/I7KjKK2rTltiTJmWM2gi60p7d9QwYQMi8X747jjVZsy+opzMqJn&#10;vXauLkmDSILIAMNSfpZzteOzQtazEBm862LsW6VYrsrSkuSAPEhawy/SfT+ynL9vcy2BYWS8Zv4E&#10;kR2GNWqIc6/C+zQFrGOORt/vxdS3dovAU5nkgAzGkZrHjV/u5R7hBmZD3V9bzrtuLJMeDO0+MrN0&#10;choTZcKslP7qpmHFMql91K94SV2am1gujjDbFlvOv5MelFj0WGK3b57HNSrtd7XhXIXNQhaJRHMM&#10;90GUGcNScebXiGMqP+I1cUxtbN33qGuWRuOTMfRvqODeMmJQZHkR1o4CbiyvDKThmiqvbDKIkpBT&#10;0QAQllZfI1PCIsqFYQ3rQoBwyv/IIAjkfOrTHfon840WC/urZwbesbhQ6+TI9lgiX56XQ/BGLz0Z&#10;xNtJTRmvImnO5DQmyohhPdJ2z98SoZvnGCQs30i3WrbsvFOkWeyvJgpiK2bxBfolxP2N2DGoF/Gf&#10;FkAMrdSunYv4SlPYBazVl4haVAC3/MHpS5QZs5rjYZs4pTEsGYvKlHD2U+33PUTEHQWz259H/3YU&#10;zRdZi++kyu2QYqtXuYeEmB/6XDcJZvXcFIeKIMqIYSn7xQGDwlzS1TXBxNTxWlHPXmkDqUyFYujf&#10;1aIlssFuRF7rUYPhp/4lGIVCvl+LXxSmPMduZi2nMlEmDGtUuuMgHPQdDxppEXkGRnFPja6igYnR&#10;rYh9a7bovWcUcoBMqb+2BbjvifT9w85BC74Kt7RrR7T44Cr07kfI0HIa+e6uW9Kz59LiQU8QCdJi&#10;rWQ84vg+kX8yp6WVq0QYIhmW+2vdIBu0tS5i/3oNdDlU6EHamk9iCgzMI13RLhIE9CLJ4l21xJN6&#10;LTCl5z76sVYo9J+KlFfVnNpEiTIstTG1Uzs+LphTDeLdb5WMTRMKcgaj00ndoySP/p3NR7iJe5De&#10;tISJaPO5r9Xj3E9aXUcM17wbJhQtdjmU/cdSTm+iBBnWiMGcocaU7g15An4Xv5drNCeZWVPUZB0Q&#10;RF4kmnAiRGfOR9ktNDzYWJBQMW74GZUySxwbQiYaL+tduusQpcas6kw2VWLFctGgkmnWji0VjOui&#10;OP61LQhBiP5tTzx+e4jOdMcR28YiMg753PMaUxMpoO4j6cI8TmmixBnWj6ZwMkKhLs0ZlLH2b1DI&#10;P1SMTuzef6pJbu1avXNBZ40B+3c1NSGgPJaFq0LWo1un78TfHzzu2WzKvadlG1ZKxmsIQTOHU5wo&#10;MYalTHo+M6hX6vH/HBEwQJab4nq1ulmgCQWNsJc8KnTCgXwL3axalh3KN4s5YKeiBuQSX4npARO2&#10;JF6+hictx6ssiRpzcaVmJ4gUMKvNJlsqDx2XLD8bVizTfrvQ/T4VOuPQ/n/OdbsN954p9qB9bDG5&#10;rw1RR61BJ7U0bHooxPC56GOjVcepTpQIw3pis1bXrnN3CS+ALk/ryzlh3nBPHPsGK5X1Gv38GbBv&#10;1RahYUuxB63BkhV6S8h6Pje45fyj67Ig3lbg/5nIB3czoEHpWk5zokSYlfQ2qYhYlxIOftKksm78&#10;vwQ+iUtC1GkSZJ6lIlu8RfS7FEO9LpdepB27I6zZbYzpFix06zm1iRJlWP+DYr0yhrpcRXqfJpHl&#10;omxaWTbS+tMyeG028/+I9bYYjtncdUYQ0bCC05kgQtHZEYNqJW/JDa44ps24FWl6aJNN1u4861pu&#10;M2/QFPQv9V6UpAgiEu26urBPxG93R3As5hXX1VSlHXNtKwydfJCPg6O2q3FFO9eotUFbK4KIRrvK&#10;pGEhfk8G9SQx1FVryfvQm7aHtnW0O4+6JMPaZThfLWK+53TjNoIgQtGbtFtUUR8+zLOuLXEJLoV4&#10;8O/zjZOl1SO9yxd5XPeFuO4tTj2CyItuTdnUF+RZ19XMREzxULZ9ELKepiAGcbj2qzRnuiWIjElY&#10;r9hjhaynM4nNt6Qf/lAcsW9gmjAW8Np9ulc6QRCBaW08Dkt0597jBto/nvaHt5k4tOVRV1OIa3/n&#10;1COI0DRWKWwXo9hdtVpWVyuzMAhnMsdpCaJ8mVZFDHUciiNfabEGYENcUhZBEKmnd5t09XGWxMwR&#10;SlkEURYMyyRdjabKUDTAQ3xMKYsgyla62pLFhzmfung4BEHESeNDpsAHmZKuxMPY7DI6+aoJIvPM&#10;apWFvj/I8kOZpKzbmeTABEEouq6EJFUa0lUAKWsTXztBZJauN5WcdCUe7oxlF2E2Xz1BZI6eZ1is&#10;AIZLYuXksdbdzddPEJmj518s9LyqlB5y0BLjuYVTgCAyQ8ctlhwOh0rtQRsM+QdLR4wkiPJgWGcs&#10;8a7eLMWH7aECniAyS782l7veUn1g21boBBXwBJH6FdK4JVZ7dSk/eLvFlH8PpwVBpJZufy1bI3CL&#10;syQt4AkinfTaYREyjpfLAMy3JKwYDZPiniCIxGm11mJz5e4UNpfTQHxgkbL6OU0IIjV02m+h0w3l&#10;OBhDJWveTxDZp0+bwfeZch2Q2RbbrJFU5jEjiPJaCl612FzNL+eBsQX6G+S0IYii0eWAhS63cHDe&#10;eONvGpQSRGro0WYgeopeKf+Jn6MWX8MVnEIEUTBabLX4CrpLwQaO0H8D1WXh6uMcKIIoCA3awsZk&#10;JwNOgQfsgGWw/qYoShCJ09+ghf4OcHTsS8PblkH7liNEEInR3jYL3Y3QmNt74FZa3ACykfaaILJH&#10;c20eNNfOEfIfwB4PfRajOhBEfLTW4KG36uUIBR9Im0vAcEmHsyCIwtFYtSUgXw76ZOqNQwxmJew+&#10;qIQniGRozGb/OES9Vf7i6qhlUHdwhAgib9raTrVLMgPbavE3dMtWjhBBhKapbgs9uQajbRyh6ANs&#10;i1L6gkH/CCI0LT1jAM3kB3qrZZCf0dyBIALRUJvF7YY7ggkN+A7LYL+gzyFB5M2sfuEIJTfwtrAX&#10;D5iUlSCMNNPioQem+ULCg++aOxz3cCNo5igRxDS9vOlhGDpEm8bCvATX5/C85SWMlnVERIL4j07m&#10;e/jmXmJU38K+jBk+TIuSFlHukpUXs2LIpiIxrRsey0PqtIhypIsWj2XgDTKr9Iq9D7h7SJQZPbR5&#10;KNipLskA03pBOy2ijJjVYzKr7DCtGx7GpbTiJUp5/rd7MKsbZFbpfGleinhX0urhKBElOO+7PZgV&#10;FewZZlqM8kCU2nzf7jHXyawy8hJrPWJpqXhaNJgjsjzHqz3iWSmjUNpZZeiFVnq48ajIpYz7Q2Rx&#10;bjd4RApV7jb8IGf05e7weLFusLIOjhKRofnc5rEj/tKRmb6B2X/JWz2ygjCFGJGVedzrM48ZIqaE&#10;XnY7DEltL/sUl4hESufuDI8kpypSaBdHqvRefCuWgV5LRIaIJdI2Z2/7zFl6c5TwBJjtlLMeE8A1&#10;Mv2YI0WkYK5u8FkVDHFVUB4TodIj76Eqg0x1RBRpftYGmJ8HOD/Lb2J0eQTkz0EUX8WRIgo4J1c5&#10;5aoPs+rlTmD5TpCVHqE4VOnn14xIgVTlztN2jhYni7sLc8hnsozSgZpIaP51BPhocglIvDZxejyc&#10;SFXZQ0UnEdN8cy3Wf/WxrXrATSDCaxLN90hyoYobIG0TR4uIMM82+JjYKNtAOi8TgSbUxz5bysof&#10;kWGYiTDzqsXHD1BJVd1UrBNhJ5efzZay29rNZSLhM5dmwM/PT+VwhglUiKiTbVMAaWsU1/GrSMi5&#10;U4l54adUdxnZBo4YEdfEmx9gJ1EFTVvFESNgU3UpwJw5TqmKSGoSdkCaygUQ7Vs5YmU5R1p9Akiq&#10;cpWmMkQhJmQ1TCAeBPx60qG6fBjVIR8zBaVU38Yge0ShJ2gDFO45Mi4yqgCMKofr5nPUiKxM2CHG&#10;LiqZ996JD1GQ9z5M3SaRtgm8IqCSVTlWdzNRQObecS12/W4EfM/ufPiAu8dE2r+85wNO6AdYVtIA&#10;Nd3vtBnv6QEZFVGqk7w9hMSVA5PbQifX1Ly/ang8nA247FP2eFvIqIgsT/yOAO4Yuq9iP3UeRXtf&#10;K+GUPB7inQ3TcJgoNUJoC6GcV+UGXDq4w5jsu1mMLMpXQ7wbtfu7kiNIlLo+ZHsIfYgqZ2G/s5ij&#10;GNt72Bpyyaf0jtv5HohyI5haGKCeD8m41C7jDoR55k5jsPGegeX5jpC6RWmZ3svxJkhM/28SsTuA&#10;N7+pvIAO5Vso+mlB/ca043E7pNJTPvH7vaJx9OP9UD9FEBqRNWBn6lQexCU9/4chSXSWi0QgJKjv&#10;YaA7EWEMh2Enx7BBBBGQAN8E0ZyPQHhyOXMA9a3IeiRLMKc27Mz1Y4xexDBGrk7rTc4+gojOvLZC&#10;cngWAwNTyuOz2MLfgrC9bWmRyKDja4UB5hYouodDmhv4LaWHsGRkeBeCSIiQq0HE/TESrykF+ggY&#10;xCCY2jZINF2I9dSCOGHz/Yxd0Wd1bQvu70J922C6cQD2ajfQ/osEnmsCz7OBynOCKA4Da4EEcigP&#10;U4lSL64+728shRdTcU4Q6WNgzWBg/di+f1FGDOoGnrsHjJw7pgSRMQZWK7b390BB/TjjjOkZlOQD&#10;MOfo4I4eQZQ2I5sPs4etsAE7BQklTRLZCPRae2C02UUFOUEQOjNrgPlDJxTj27HUOgUGchvMZDzE&#10;jtwo7hnB7uQQFO17YDvVDYa0ktISQRAEQRAEQRAEQRAEQRAEQRAEQRAEQRAEkSH8H6geSZlLTZbI&#10;AAAAAElFTkSuQmCCUEsDBAoAAAAAAIdO4kAAAAAAAAAAAAAAAAAGAAAAX3JlbHMvUEsDBBQAAAAI&#10;AIdO4kCKFGY80QAAAJQBAAALAAAAX3JlbHMvLnJlbHOlkMFqwzAMhu+DvYPRfXGawxijTi+j0Gvp&#10;HsDYimMaW0Yy2fr28w6DZfS2o36h7xP//vCZFrUiS6RsYNf1oDA78jEHA++X49MLKKk2e7tQRgM3&#10;FDiMjw/7My62tiOZYxHVKFkMzLWWV63FzZisdFQwt81EnGxtIwddrLvagHro+2fNvxkwbpjq5A3w&#10;yQ+gLrfSzH/YKTomoal2jpKmaYruHlUHtmWO7sg24Ru5RrMcsBrwLBoHalnXfgR9X7/7p97TRz7j&#10;utV+h4zrj1dvuhy/AFBLAwQKAAAAAACHTuJAAAAAAAAAAAAAAAAACgAAAGRycy9fcmVscy9QSwME&#10;FAAAAAgAh07iQC5s8AC/AAAApQEAABkAAABkcnMvX3JlbHMvZTJvRG9jLnhtbC5yZWxzvZDBisIw&#10;EIbvC/sOYe7btD0sspj2IoJXcR9gSKZpsJmEJIq+vYFlQUHw5nFm+L//Y9bjxS/iTCm7wAq6pgVB&#10;rINxbBX8HrZfKxC5IBtcApOCK2UYh8+P9Z4WLDWUZxezqBTOCuZS4o+UWc/kMTchEtfLFJLHUsdk&#10;ZUR9REuyb9tvme4ZMDwwxc4oSDvTgzhcY21+zQ7T5DRtgj554vKkQjpfuysQk6WiwJNx+Lfsm8gW&#10;5HOH7j0O3b+DfHjucANQSwMEFAAAAAgAh07iQHnnugQEAQAAEwIAABMAAABbQ29udGVudF9UeXBl&#10;c10ueG1slZHBTsMwDIbvSLxDlCtqU3ZACK3dgY4jIDQeIErcNqJxojiU7e1Juk2CiSHtGNvf7y/J&#10;crW1I5sgkHFY89uy4gxQOW2wr/n75qm454yiRC1Hh1DzHRBfNddXy83OA7FEI9V8iNE/CEFqACup&#10;dB4wdToXrIzpGHrhpfqQPYhFVd0J5TACxiLmDN4sW+jk5xjZepvKexOPPWeP+7m8qubGZj7XxZ9E&#10;gJFOEOn9aJSM6W5iQn3iVRycykTOMzQYTzdJ/MyG3Pnt9HPBgXtJjxmMBvYqQ3yWNpkLHUho94UB&#10;pvL/kGxpqXBdZxSUbaA2YW8wHa3OpcPCtU5dGr6eqWO2mL+0+QZQSwECFAAUAAAACACHTuJAeee6&#10;BAQBAAATAgAAEwAAAAAAAAABACAAAACiRAAAW0NvbnRlbnRfVHlwZXNdLnhtbFBLAQIUAAoAAAAA&#10;AIdO4kAAAAAAAAAAAAAAAAAGAAAAAAAAAAAAEAAAAGZCAABfcmVscy9QSwECFAAUAAAACACHTuJA&#10;ihRmPNEAAACUAQAACwAAAAAAAAABACAAAACKQgAAX3JlbHMvLnJlbHNQSwECFAAKAAAAAACHTuJA&#10;AAAAAAAAAAAAAAAABAAAAAAAAAAAABAAAAAAAAAAZHJzL1BLAQIUAAoAAAAAAIdO4kAAAAAAAAAA&#10;AAAAAAAKAAAAAAAAAAAAEAAAAIRDAABkcnMvX3JlbHMvUEsBAhQAFAAAAAgAh07iQC5s8AC/AAAA&#10;pQEAABkAAAAAAAAAAQAgAAAArEMAAGRycy9fcmVscy9lMm9Eb2MueG1sLnJlbHNQSwECFAAUAAAA&#10;CACHTuJAQF5teNsAAAALAQAADwAAAAAAAAABACAAAAAiAAAAZHJzL2Rvd25yZXYueG1sUEsBAhQA&#10;FAAAAAgAh07iQKPIOG5MAwAALQkAAA4AAAAAAAAAAQAgAAAAKgEAAGRycy9lMm9Eb2MueG1sUEsB&#10;AhQACgAAAAAAh07iQAAAAAAAAAAAAAAAAAoAAAAAAAAAAAAQAAAAogQAAGRycy9tZWRpYS9QSwEC&#10;FAAUAAAACACHTuJAQVtAZBgKAAATCgAAFAAAAAAAAAABACAAAADKBAAAZHJzL21lZGlhL2ltYWdl&#10;MS5wbmdQSwECFAAUAAAACACHTuJAmShvoCAzAAAbMwAAFAAAAAAAAAABACAAAAAUDwAAZHJzL21l&#10;ZGlhL2ltYWdlMi5wbmdQSwUGAAAAAAsACwCUAgAA10UAAAAA&#10;">
+                    <v:group id="_x0000_s1026" o:spid="_x0000_s1026" o:spt="203" style="position:absolute;left:0pt;margin-left:-41.05pt;margin-top:-37.2pt;height:113.65pt;width:113.65pt;z-index:251659264;mso-width-relative:page;mso-height-relative:page;" coordorigin="3513,94449" coordsize="2273,2273" o:gfxdata="UEsDBAoAAAAAAIdO4kAAAAAAAAAAAAAAAAAEAAAAZHJzL1BLAwQUAAAACACHTuJAQF5teNsAAAAL&#10;AQAADwAAAGRycy9kb3ducmV2LnhtbE2PwUrDQBCG74LvsIzgrd1sTLTGbIoU9VQKtoJ42ybTJDQ7&#10;G7LbpH17pye9/cN8/PNNvjzbTow4+NaRBjWPQCCVrmqp1vC1e58tQPhgqDKdI9RwQQ/L4vYmN1nl&#10;JvrEcRtqwSXkM6OhCaHPpPRlg9b4ueuReHdwgzWBx6GW1WAmLredjKPoUVrTEl9oTI+rBsvj9mQ1&#10;fExmen1Qb+P6eFhdfnbp5nutUOv7OxW9gAh4Dn8wXPVZHQp22rsTVV50GmaLWDHK4SlJQFyJJI1B&#10;7Dmk8TPIIpf/fyh+AVBLAwQUAAAACACHTuJAefJ9akoDAAArCQAADgAAAGRycy9lMm9Eb2MueG1s&#10;zVbbbtNAEH1H4h9Wfk99qV03VpOqpG1UqUAE5Rlt1+uLsL2rXedSId6QgDfe+RQk/qbqbzCzttM0&#10;KaWFChGpyd5m5syZM7vd21+UBZlxpXNRDSx3y7EIr5iI8yodWG/Ojnu7FtE1rWJaiIoPrAuurf3h&#10;0yd7cxlxT2SiiLki4KTS0VwOrKyuZWTbmmW8pHpLSF7BZiJUSWuYqtSOFZ2D97KwPcfZsedCxVIJ&#10;xrWG1cNm02o9qvs4FEmSM34o2LTkVd14VbygNaSks1xqa2jQJgln9csk0bwmxcCCTGvzDUFgfI7f&#10;9nCPRqmiMstZC4HeB8JaTiXNKwi6dHVIa0qmKt9wVeZMCS2SeouJ0m4SMYxAFq6zxs1Yiak0uaTR&#10;PJVL0qFQa6z/sVv2YjZRJI8HVmiRipZQ8KvvHy+/fiYhcjOXaQRHxkq+lhPVLqTNDNNdJKrEX0iE&#10;LAyrF0tW+aImDBZd39/eDgKLMNjrJoZ3lkFx0G47cLctAtt93/f7TVFYdtQ68LwQdtHajMDU7iLb&#10;CHCJR+Ysgr+WJxht8PR7dYJVPVUcWEdv1WySs4lqJtdcuS7op2Hr8tuPqy+fiNe3SMw1A2mdPB+/&#10;9YIdzAJdoFXjgyK4U8HeaVKJUUarlB9oCRIFWvC0ffO4md4AcF7k8jgvCmQcx4/bM0RFvDznIAV1&#10;ErtGzaxQDU6MCJNjJUy5tUrPR4UiMwptdWw+5jwtZEabVdfBj0mLRu15U7gVNzA8E+j6Qf5otBLm&#10;FxHQLYgEAnT4YYaUmWi14jXLcJgAm6+gAsg+wOg2DPXXbGNdNOgfLdYU73sO3Jeo3MAJvEa5nfD7&#10;YSv6IOxgdtZS6XrMRUlwAIQDhIbA2aluwXRHMGglsOwAkkZFReYYzQuMwXIH4BdVq6EGq0kCoDcy&#10;hME/6IuNtgge2AbXnaGUmGecxvo/7A7PcA91hmphUbDi5rZ/7+0eOE7fe9YbBc6o5zvhUe+g74e9&#10;0DkKfcffdUfu6ANau3401RxuA1ocyrwtDaxuXFm3Xu3t89M8Gubxabqu0xkAMoruIK6qX7FW8SuC&#10;f4ROuO0OR17wCbjjBodL8S964UZz3NUC5qGAN9Sw0r73+EivzmG8+j/O8CdQSwMECgAAAAAAh07i&#10;QAAAAAAAAAAAAAAAAAoAAABkcnMvbWVkaWEvUEsDBBQAAAAIAIdO4kBBW0BkGAoAABMKAAAUAAAA&#10;ZHJzL21lZGlhL2ltYWdlMS5wbmcBEwrs9YlQTkcNChoKAAAADUlIRFIAAABBAAAAJggGAAAAmwb2&#10;pwAAAAFzUkdCAK7OHOkAAAAEZ0FNQQAAsY8L/GEFAAAACXBIWXMAAA7DAAAOwwHHb6hkAAAJqElE&#10;QVRoQ+2ZBaiUWxDHrx1Y2IHd3YWY2KJY2N0tIih2YIJd2GJgYWJhd3d3Yne3zuM3OB979+7du7t3&#10;9T3hDRx2v7Mn5vxn5j9zvg2R/0UCAuHnz5/a/i2x/YOlw1/tCT9+/AgKEH6BwIZsbJsHyxK+Cvt9&#10;+/ZN9u3bJ40aNZIJEybI9+/ff/0auPgMAgp8/fpVFi9eLCNGjJCbN28GzRIRiQHOfjt27JBUqVJJ&#10;kiRJZO7cuUHZ3y8QsMKUKVOkYMGCkjt3bjlx4sQfAwEAnj9/Lvny5ZNMmTLJrl271Cj0R1b8Dgc2&#10;fvr0qdSqVUvmzZvngOAKRrCBMRAGDhyoXrB3714NA+v3pIM/4jcItC9fvkizZs1k9erVTh8NhUy5&#10;YArr3bhxQwGYOnWq7mN74Z2EyLFjxwLe1y8QEDZ6//691K9fX86dO+co9PnzZzly5Ij07dtX+4Mp&#10;rN25c2cpUqSIvH79OhQIhw8fljRp0siMGTN+Lwgsbo3Nz549K3Xq1JFPnz4pIJs3b5bGjRtLqVKl&#10;ZM6cOfLmzZtfMyMnth+WTp06tfTr10+6dOkiO3fulNu3b8u2bduUnwoUKCD37t37MyCA/Pnz56Vr&#10;165y8OBB2bRpk5QtW1ZJctSoUfL48WNH8cgK6+ABZKGiRYtKx44dFYxWrVpJvXr11DOyZ88uiRMn&#10;1pTJnkEHwQ5u7f79+5oZcuTIoS5frlw5ZeoxY8bIo0ePnHH+KGNz3BtrwAHTpk3TWgAvwO1tbYwB&#10;H9E/fvx4J0vwWyASIQi4+8qVKyV//vwSPXp0iRkzpmTOnFkGDx4sV65ccTa35o8wngO8fPlSD0a7&#10;fv26DBs2TA/P95o1a0q8ePHkwIEDuhdjjh8/LunSpZP+/ftrSNL/W0BAWBiXpzBJlCiR1KhRQ2bO&#10;nKnxhzKR2Rhh/vTp05XwABSvatKkiRIs4Bw6dEgzQooUKZT4GE8fBmnbtq18+PBBswMc9PHjx1+r&#10;+i8RegLpECJcuHChtGjRQgsWlKHxGzwAKK9evXLmRCQ27tSpU5I2bVrJli2bEu2QIUOU/d++fSt3&#10;7tyRYsWKSe/evbUeoS6ZNWuW5MqVS0aPHi0PHjyQkydP6u8QIwAGKj4TIxkgefLk6oo8X716VXr0&#10;6KGkmCFDBqlUqVIobvAm/A6AzZs3lyhRokiyZMn0oPRRiFWsWFEKFy4sefPmVYBZF28hDIcOHSp9&#10;+vTRZwBs2LChEua7d+8i3Dc88QkErE7clixZUjZu3KjPe/bsURfdsGGDtuLFi6tl+M2bMgYSxJcy&#10;ZUp19y1btjjhxb0katSoEjduXFm1apW6PNaOHTu28lGsWLEUuDhx4ujhCQPmRbSvN/HZE1CS1Dhy&#10;5Ej9boeh4ZqkMdKZjfckKMrcu3fvSunSpfVgXMjsEByYrAMI1apV09Do0KGDxIgRQ4lw0KBBChoe&#10;Qa3gykvWAhGfQaAtXbpUypQpo8rahiixbNkyadq0qTJ1eMJ4lN6/f7/GMAchvnF/A5VsgHeQ+ric&#10;ER5jx47VUhnugTwTJkyo2coAhRhppmMg4hcIxCduD1GiBHHIdZZbHVnEXQmbZw0AGAvBkgKpMCFB&#10;1qJt3bpVvWPcuHGOla0xn7qBAgmAMAhESgXJuowJVHwCwYSN2BgugKkhJ2KTtPbixQtVFLFDI3aY&#10;a9euKQBkgWfPnul8CJA6xMZTdZYoUUIrRTs88/ECrE+2gCsyZsyolerw4cNl9+7dTq1ge/orfnkC&#10;VuvVq5cenLilfpg8ebK6oymB0ox7+PChXLp0SXM+4YL7Z82aVW7duqVjZ8+eLVWrVnWIDdfHQ8g4&#10;rEP/2rVrpUqVKpo9CAP2hHsuXryo49nL2h8DAWuStjg8YbF+/Xq10oULF/SgEydOlJYtW6o1sVb6&#10;9Ok1xmF1DgDLoyxt/vz5mgatvmAdiqA1a9boM5/x48dX/qCg4l0CKZqMsGLFCiXodu3aSZs2bWTA&#10;gAFy5swZXTcQ8RkEqjJSIMpTmPTs2VOZHAuTr4lVPCQkJERjHfe9fPmy1vawOyAsX77cAQErY1UD&#10;gYsZa0B+PFMbkCL5JDx4pwgo3F34pDYhHKlP8DDmQrKBSBgQUICGoCzfSWMcNkGCBGoNKjws1L59&#10;eyVG3J5P7vVUdliUypLSl2cAIJapDQyEBQsWOJ6AEB7EORc1G2MNIHLmzKmH5aoOUKRPuIA9MAye&#10;F1QQ2Bj3JBXyHSZu0KCBFkUowAHxDItFLIZlqPq4YhMyT5480bWoMCmyAM5SK3MWLVqklgQEnrt1&#10;6yadOnXSlMgYaxBf7dq11fpcmW0+jf2pOdgPg/AciIQBgcVxZWL+9OnTzoagbgqYgrgpPJAlSxZl&#10;e6zC4XjRYdkCxXBlDmjzaByIqzhWZh4kCdt379491DjuEBRWeFOFChW0YjUw0YkCDu6Br+gLRMKA&#10;ACuXL19eLWevsmxxU4w+0mTr1q01PEiRBhIW5QUIB2Mc5TbhsWTJklDzqTUIHy5ReBZeQcnMNdp1&#10;HOtWr15d6tatq6BxreY2S6lN3UDWIEQAmzmBiMdwgIkhO6zpCoIJzyiRJ08eTV+84GAcxRTzODDP&#10;NCxOfcDrMObR6IcfsOD27du1+ClUqJC+NSIr2B6MI9VCeoQVgMJPGAkwyDqEGiHBWFufZmvYd2/i&#10;EQQOyGurdevWOYu7C/3EPQSHpeENboVYy/W6Tb3PixG775tiuDTFEi9nqDW4DXI4OMfGMX/SpElS&#10;uXJlLap4Zh5XaYgWcACDLAMvUcEyxvawFpF45ARcELcm1ilJPS1EH2PhBV6AJk2aVGt+bpf0m8Jw&#10;i/v/EzaX/A4QcAjEy/2DIsjGoQcZhHcZjAdIXu0RAnxyccNgpEn64BWMQkFmpG37ehOPnsBk2B/3&#10;JC0ZENZsnDUqRm6QuK5tzCeuTtbgN9d5NgaS42ocLVo0HUdYmPA7AEOKpFkIGI/A6yjS4BzG2DiK&#10;KLgCjuJNFIACyNGjR7XCNE/0JGFAMGFxyl+szIsTXm9jJQ5gt7bwxJSjBOb/CZT0JFyHsSIpkJc2&#10;ruTGJ88QKC9ZyQKU7K7x7y7sQ4GG50Da3DXwMogaPglPvILAZiAIa0NilL1UepTInpQw4TcsBdnZ&#10;+wJPQj8uz1gO7A4Cv9uBrbn2uYvrONbCiFzWAMfTeBOvIFjD8vzNxV9v3Avs7zd3oc+U5OJkpayn&#10;sYit795MPPW7P7tKeONc+z1JuCC4CgsY+t4sQT8WoArkYsO7QG+b/1fEZxBcmzcQqAcAgJQHe/8N&#10;4hMIvgrAEDqQEFwSHlj/LRH5B+DsZszqPU5KAAAAAElFTkSuQmCCUEsDBBQAAAAIAIdO4kCZKG+g&#10;IDMAABszAAAUAAAAZHJzL21lZGlhL2ltYWdlMi5wbmcBGzPkzIlQTkcNChoKAAAADUlIRFIAAAEs&#10;AAABLAgGAAAAeX2OdQAAMuJJREFUeNrtXQ1oFUfXLiGEEEJQkqCSiiJBgogEjGippRaChBIkSEVL&#10;K1UqJZRQpARqaUtapFhasaWWigQJIiWgYkVFhVDkJRQRRUVFRZEgIQQJqKho0MD9dv2eSY/jzP7c&#10;3b13997ngSG5+zMzOzvn7Jkz5+eNNwiCIAiCIAiCIAiCIAiCIAiCIAiCIAiCIAiCIAiCiB25N95o&#10;cMoKp3Q6ZZNTvndKv1NOOeWMU247ZcQp407JBSgvnDKKe66ijiGnHHDKHtS/xSldTlnplNl8CwRB&#10;SKY0Hwxpq1N2gxndAHPJpaSMgLm5TK0XDK2Zb48gSpcx1TpllVO2gfDPO+VxiphSPuUZJLUBp3zr&#10;lA5XKuTbJohsSk6bwJwugbhzZVKuYuna7ZQWp1RyRhBEuhhUM/Q/g06ZKCPmFKS4kuQhjM9izhaC&#10;KDyDqoYuZw8U2UkQ+gT0R2fBCH/FknIT2l4Fpfx8lNoAfVbXtuH+LtTn1vsLFPBKoT+e4HO57Xzg&#10;12eCIPJnUm86pQeK8biWeA+gzxqE4n0DmNCMFOneWtGvbuirhmOUIl9gp7KXinyCiIdJdUPKibpz&#10;dwOMqacUzAZcpgrmugmM7FIMDOwSxvtNzj6CCEaIDZAojkdgUo/B5H7BsquhTMZuBsw0vsfSMook&#10;dgbMkDuPBGEgtlbYQj3Oc2lzFoTqbu9Xc0RfjmmlU9ph9jCU5wfgGXYdV3BEiXInqFosQc7nQUi3&#10;oQjvohQQWgLbAfOHfEwmetOi4yOIQhFOM776D0ISzHnsqLVyFGN7D9sgnYbdrNju2nlxFIlSJpA2&#10;2AS9CKksdyWpNo5gou9mMZhQWMnL1TWu5AgSpUQMq6DEDWMr5OpNVqXwWVxd25wA1zU55bpTzjll&#10;acbe10roE8PYgg1js4SW9URmGVV7SEZ1CRbZtSl9nlrR1ymnnPC4tkZ7toMZfH+usevHIZeMo9hd&#10;JOMiMjPRO0Mo0h/ga96SkWc7oPV/sce18rqxjL/TZrynByE+Ph+QcRFpntQrQnyNb2OHsCFjzzhP&#10;e44Ky3V12nWNJfKO1c7ujTCMi9RBpE2vE1SZPpTlL6/T7yrxLPc9rlutPXdfCb73LrhKvQio41pF&#10;aiGKOWEbsEx4EXA3qa1EnntSBdfzuGZEMjb8HeAH6+V1dP0hCjpBq+GTN1FOjEo8/0M82y3L+Xrx&#10;/Hdx7B5+n6Wk/VIP1kv9FlGISdkRMKTLmVK1nRLM57rl/D4xDq3i+HMce17KRpdgXEMBLec7SVVE&#10;EpNwfsCv5+1Sn4SCYV+xSJ8505IRvn0lrdfSnrcT88GPcf3tzi9SGRHXxNsUYPlXNvY3zjPewTNf&#10;xnb/AuVwjVAv1p1B59hMbdxcaW1eCY9VJebFSIAIG9xNJCJNttnY3fHz5t9dDmmpsEPYDAv2nIHx&#10;NIrfP3nU02K4/59SMX2wPPMMhPt5HECVQGmLCD3BPg4gVQ2H1cU4189yyjKnfO6Uj1I+Bq4t1Vqn&#10;XBR6K7247iu7XHssIUXc0epZCEIch8L+a9ddx1LfHXgIVJbovGoJ4P3gKuW3kAqJoLqqvwP4+m0J&#10;S1TO9fsNdVWmeCzc3b6TYDRj7o6f1vcL4to+pVDH76VYMk5q9xwW99SAGepj8ghL7KUlPM82BPgg&#10;nmIoG8JrEnUHENn7oyz/nHufiLomMzhG93WG5fxdrhgNfstltLsjeMsp79uYM5aajWnxoSzUDibs&#10;+H71mW/j1G0RJv3CYAClemcMba2VkkTGxkl3y7kgnJz/0a6tNjEg59gSLC//TatpAxJyTGLpWleA&#10;9joCKOUPMMsPoUKJ3A4gVdXG1J7c2p8wnF+DyXsP+pyBtOyiYYlnGp/NIeqYo937NI0Za9zoEtJx&#10;G8x5GEvYRQm0V4t55jUPR+jeU97MqssnZdZIFHEcMaHmurog7fhdaQUuju+09ON5Csaq2Uv6tNzz&#10;O5Y0CzS9lbx3KoXzYjGWqZXYMBgy6O8aE2r7gwAf0K2k3vJiVJVIQuplBDoYReHp3PuDVt9DtQQS&#10;y8874vo/PfpSlYIxk8HsTGYNi3XJA8xanf8Cx+q1+95J4fx4atoQ0Twc7ljudZfCR2KQtg5wiUgE&#10;sa1yJa5NMbXVo9V9X+hxpl1bxDb3Gpg9yHvmpGDMvhT9+cgp1/C/q4f6Df8vwa6Xq2RfI+6V5hCz&#10;NEltLIXzQ9qS7bIwX7ec89B/xSI5YifxsU/kDyYgKWFm1erjBzgedzonKFRlG3VCeX0XX/OzKq6U&#10;tmT6IQVjNlPvj7B0P6f6jL994trfcexrccxd8n4jfr+bwjnyh+jfAouE+YnlXv1jczmmOTviM2cZ&#10;778EmVW7j93LqYjmCgdAyHfx9ydtmXBOLTO0ZVGfVk9VmnYQhe7mB3FsTLfD0vquylIYlE4zMUF8&#10;T1I4R+p0hmtguvsDSGaqtMfUL79d7Md0oi4tZrXVR7n+bVQDTuf+7wz1ntB1E/irllFvW/RruTRM&#10;QLEJ0Ksdf4TjFw33SOK+KMb/uSY99qVwnvxP30TQGNFTj4+h/u6T2Enc5qN3pTK+BJjVDh9xuiPG&#10;tjr9FOZuhANILVUe9QynRCLNmcbHb8kDEwD3/FrteEtaLfy1pXu9gTnnTJb3cEuS7/s0/q5OqJ9t&#10;PkvEXxhnK5uMqtLHrmU4KYdlp96fkVVmevsbu2ivZY+B6cMspQdKydhVg1DrfZZNlz3qWGA4ds0U&#10;eRTtVRbxeVvFM20Xx/8xLRFxbqFBxfA+3qcx9E6M/W3w8Uc8QKaVLWZV6+MP+LcKh5JwP+bi7xdo&#10;90vLF12Vbyz1uDqvv5xysxBLKZtSGeeaTb6EAT8g08p27HCNaL6GY4VeCgvd4isx6hEyZ1oS1+bW&#10;Se29/WV4zsmE+13tM8eHaPaQDWY1wyfF1o5Cfn2EsnS5ZGSGfj203K/bZ50p8vguE305qxFqLXQ+&#10;8yC17IV1/F1h2/SaUSykuTEwsKMFfp5bmvtVKzYPFovjNdgtParnWrRIoSqEdHMB+r/DJ2MPzR4y&#10;yqxeFFIpiUl/F3qyaoOE8g+crXOmyQ0XFqk/uZIGFx13o0D06WeDq01OS7Z6D0zBlWQ+BUNYAKkx&#10;DQaxVTBl2Ah7sytwUFdmDLsgUU2BqZ70U6gLs49/C/QM3R6bSmRaKWVW8z1yxT1LeqkBncIdKJaV&#10;wvqYds1bcvdQ6E5GDBNQMqo5KRrnJXq8dkgfxyAhXcRz1adwjjSGuFamKfvTsIxcYnOMFruN1ryN&#10;CTxbu4eR6Q0GBUwfs7rtIVmtLEAfPtLa/VI7/5n+1RUMa6k4dkLE3FqcwrGWSvemjM0TZSf3I5at&#10;FR7X6pLjLHHuGy2F2UUwuDmGZXNPAZ+vzYNpjZJppZ9ZPYjbct2jH1IvdV07d1h3doZBpWJyfdCT&#10;PNR3qlI65v94JVFNcb/XWkxbLmM5OE8tUzXF+l2TtIbduPtafT9rYXieFvgZ2zwMpMm0UqCzuuER&#10;aaGlgH2R2WKe4NgskdpK7jQt8phUyzMy9nUZnTPXoRu8g+X2Rfy9hnJZi4L6JECdM7Hrex336tmB&#10;egv8jC0etlo3qNMqHrM67/ElaS5Cn6Z0w0gsoeot1y8w9L2Fb7eo86pWDyODzYJBcc16WxJZcc1o&#10;MSNuuNmlPVYeVMQXYVKdT5vYq/WjNsD1A2Jrf/pevuGizi0ZXeIzofuaXqoLX8om7d5ZFhVBooak&#10;eapLLjFefGFeQiXSv9uWgc1F7Nv9IAwLz6C+wF9qDsK5NLjmlMlcqtB+HzTZuwkbsvvacm9AXPOV&#10;7iMJk4khm7V8ASWtEQ/j0mrOhGRfwICHgr2lyH3r8NvO1uyYlluOv3Tz4NtO/MM3LSW50pMpwqvm&#10;sP1Uc4a+bpGuZ2lt1SCt291i2NJBpzVBN57CD/wOD9OFFSnpo2sPs9dyrk8kHa02nD+d5Yw6GZxP&#10;d4VkLufTXHGNNG84oi31NuOas9r9J1P4rF4mD79wNsQ/4Fs9jEJXZqD//5qyy2jX6Arfz/nmE30n&#10;VwzzqVW7ZqZcpguThR78/jOIP2gGmFYvZ0S8Usszi2TVmfK+vy12D/8IcP3RNIcQLrF5dU7LOL0Q&#10;f5f46LoqNL1VzhbfLEO0lIsz1FI5T6pWj/X31pT3XWZ6/irgPXruvwrOgsTez1r4Ob4njj0S2af7&#10;PNxvvtA2eyoz9NzdHpFLGW45wsDO9ojBviPF/a4TUtVYmM0Aw7KwjjOhoO+uGsajk1qWoGZxjUzK&#10;sTejz7ndI6jlm5wJ4Qe00qDMlPGsKjMw8atC3tNk0KtUcTYU7R02we9wXEhdJ0tlCeURT+sSY2mF&#10;H8w9HpFCq0vsWZcaEnXmsuivV8LzsRGhZh6JZeDbWV6y46Nqi1w6wLcefCC7LMH2x5MKa5wSgmjR&#10;QpPs5GxI5btaJKzf1ZJxQUafpcFD7bKBb9t/AFeW+y4GNhr+4WxI/XuaK+LUu+XHjD5Hu0VAcOlw&#10;Fd+0feBmePg+fcsRIlIscd2VSUcy+AzbPHxzZ/Mtmwdt0CPJKd0HiNQv6zPe/+NZ3eQqxmB1e2yz&#10;ksMTRPI02ODhKN3DEfpvoOZbXAaepcVHkCDKhBZbLbT4uJiRULIiim7i6BBEwelxg0c4mspyH5yP&#10;LYMzyKlDEEWjS1sYpy3lPCizLX6CI2GiIaYpzTtBlAhtui5iVy1x5+aX66AMW7j4ByHqWI97ZnKa&#10;EcQ0XdTDvuqijIIaso5VFvo8X3ZLQ1c/ZRmM/hB1zGSwO4J4SQvvwIh1BJmrc3Hkj3TpseyXhtgV&#10;fGAxUqsNUc+wzKRMEGXKrH6wMJXXEvrmuTQcKetdQ+dBD1kGtzNEHTID8RxOW6KMGZaJlu56qUqc&#10;42uCOtcjV4HJded4OQyu7eH3hKxH7WKMcMoSZc6wXCloGaJHLFKrFCS+MAaBFKnKOgK28WtUISOL&#10;A1tt8QyfCGvNLnL5LbGcXxjmOEGUKM19pet4tUxAdwLW0yDiguWtxsna4PXEYSCKMCwvs88YzlUg&#10;WuQj7fgiMLkJTmMig3RzxeO8HoN+n1N+E7/75PJPC8M9FaIfG8omgQU49IQlIF9lyLpu4t7VHkvF&#10;Ye34RMmLsESpMqxlmLs/G84paelDw1yvFMd2KvWJqyzPN52cJeDfg5ILq+w80G6Lr2BLyHqqvaJx&#10;ilTjMga3yi03HrIt2nYRaaAdmW16vXZugb7aENeu067dD9OHRts1AVc3j6OYI2VhwFstivbdedSl&#10;EgB0QrQ9Ic6pBA5PtXt+w/H2gG0sFmnn60kyRApo6D1LxvAlMuO0+KC75ZqkAfw9hlwJ8yL05RfL&#10;0rCtVAb7UFyBwSDuTmihhJdpL+9P7Z6nuu4KL/cW9F33lEitZfqlfReRJjp6V8+mJJaLOZyv1KUe&#10;kez1Pfx2k/qeidCPGRbbrOOlMMgrLNLVpjzqWqy2YvVdRpy/rLIrqyD6kO5eEX2Rj870hZgllpQ5&#10;kgiRQnpaIucnEpio+bsZx1xmsg//91kkrmu6njdkP2yeKiuzPsDnDQ91Ox9fJLyIu/i/StiSuOUT&#10;g0vCTiQLeOLDrNxMKJ8Kv0SjQp8gUkJTSm81iRWBmwPzgOG609o8f6iddz/ONyPo1S5ZUoRVZnVg&#10;O+MyNhMvqUk7rtf90OaeIHwPVXF3GxeJuh4FTSlPEDHSSRWWaXUh7pkrVxfauU8tdPfQcG0ODG9O&#10;Hv1eFTV4QRakqzN51uW6Ghw1HH9f1L0dx37S2vwGx2+iLNO/ApDQcrr9FkEUiFbqMf92Bc27KT7i&#10;4/jdLjaLZDkGBldlqEMuKWvy6PdQSUhZGLxYdhJchbhXFmThN3XZcI8q7/u0oaSrpSQfokg0UyEY&#10;zrEgO3lCp/XE4k84x8LoXEPqzzTr9b48+myzAOjM2uCfiWMXwblno7h/oc+XZsyDYeU82viIu4JE&#10;imjnqJi3T7CZ9A5soFogFR22ZAvPgem1W+qeKTeWtHItz/4eyrSU5bG2bYvArFTZZbn2llyj46U9&#10;0nYUf/SRrqpILkRKaKhDzMsw5V6IFZDueXI9z77apKyOrAx2XNLVPxZ3HvdFtmrXzhNrebUul8Zy&#10;OblbaJCutpNMiBTSUpdH6i0lgZ2Du01XGIdm1P+dqOtKhH4eiktfXegBbovbCtbdGbSEU96nXbcU&#10;f8dkFl4tdlajQbpixFIi7XRVA6bUig9yi8kLQ3iCjIaoex3u+StC/2xS1sq0D6yJ0w7FVHeTYd3+&#10;REpbrv0Uju/V7h0x+Bgqs4tukgSRUUbmmkQc046FjhUHJlgfsS/HM2X9ji/Ai6TtMsQXQRZl2X7T&#10;lKVWmC0s0vRcTzjtiQwzrAUW+6qbURTpefbFZnfZktbB+z4uq/YAbVUYLHmfSsdQ7fo5UsISkthm&#10;Tnsiwwyr12RDBclL0cXZAvbnhoEHbE/jwNVaEkt0J9zuakObhy0MTuq1JihdESXAsO5gXi8wnJNG&#10;1XsL1J8tlnhZM9I2cD3F7KjYCVTFjS76rnbNQ/xdjms+5ZQnMs6wXolYYjh/QlwzswD9sQkuvWkb&#10;uLNxxLuK2Id3DX04KM7/i79j3BkkSoBZzfMLhaTFb3+rQP0yBeu8mqaBa0uTss2g25rELsg8EaLm&#10;R055IuMMa6eY4xc8rlO2Vq0F6pdt821FWgbOxFEvFblPHxr6dFL8X8spT2ScYckMVBd9rn2rwH07&#10;m8owykgu8TiNqaxhMGoKNzPK6U5knFlV6B/jlPXvY0sOh9lp7NhEmiQYg6vQZU55IuMMa4E2p5ek&#10;rH/VljyGW4rdsVNZyKDh+kmJ/p3jlCcyzrD68sktWOA+7k6Vf6Gbi8yiXFuV0gHcBdeejzjliYwz&#10;rAtBY70VsY8rLZtxbxarQ92GztzgdCKIxGnPtXfam09o4wL386qBR/QUqzOmEMi/cDoRBAEesT0V&#10;Nlkey8EVfE0EQYBPLLYsC5sL3ZGthk6c5ysiCELjFSabrG2F7sSponeCIIgsMKzepGLkBe1ANYzA&#10;9E4s5ushCELjF80GXvGiYBEcROzoV+Je8dUQBGHhGabdwg2Faryfu4MEQYTgGTsMPONAoRofNTTe&#10;xddCEISFZ3RYXPgqk264xbIebeBrIQjCwjdmFEXvbQmBOsxXQhCED+8YKnQIdbfRQUOj3/N1EATh&#10;wzu2GXjH30k3+iCzKakJgigmw2o38I7HiemxnIrnWxqs5usgCMKHf1RC0V6YUOrUXxEEEZGHDBUs&#10;eoNT8R5DYzv4GgiCCMhDvi9YwE83sQTtrwiCiMBDOgoSQw8Bw0zhZGh/RRBEUD4yoyB8xA17zOii&#10;BEEktFLriLuRbUXzBSIIopQYlskX+du4G9lTcCtVgiCSYhpL4xA4nDrq87hnk4GXDMT9gKb47SuL&#10;NNgXmLmZICLRkEu/YzHU89RN6hrynrbE47xbsjvPLsJAq4y3szjtCCIvGlouaHimdu4Lr5UTNt/6&#10;ECJ9LupoDNn+DFNW6Dgf0GTh/qBIg/0R2p/LqUcQedFQjaDj7eL4PHH8vlNuooy40phTnojz15xS&#10;h/+X59GH8cQSUzgVdaYl4YTT7j20P49TjyDypqOZoKOH4lidJcONqbyLe9zYeFfyaH84MZtOS4ac&#10;AxHrdEXLkyHvkSmDyLAIIhoNrgMtLRDHVHLkZU5p1YqrqH9HxrBy/v/cKVN5tG2KQNob14Ptjtv/&#10;ByJlLuQ9Y2RYBBGJ7j7TfrspuG4ZlmsLQi4v+0L2w+SXvCeuhzwVZwB5bQ1dG/Cer7X26zn9CCIU&#10;3f2rMxasdF5Rvjv/r3XKYfzf5JSFTpmDZWQNsmbV4Ler93oYVq/sXPuBgaecietBb8SZ4RkPrOpp&#10;CnD9Qq3te5x+BBGY3tywLtdBO0sM592dwb0aE3MV7PtD6LTcMhiiT62G+0fiemCT78+MiHWOBY3p&#10;7FzzXGv7LU5DgghEZxUa7ZxFnsBa7bqjGoObCsmsQu3y2XyT43jgBlO2ixD3/2Q5/gfq+trnfj3N&#10;9WZOQ4IIRcNDHkxmEku6cez4SXMD15xhATa7lsJ+620o3t2y0SnncO1oHv0aj92201365Su6KRsO&#10;yzmVDfayx/16/PjlnH4EkRcdv2dJz+dV7oCZLfWpuyrPPt2O3XvGYoN1NsB9P3tJY0KPNeJzv1su&#10;csoRRCyMq9fVYznlmGs/5e4QOuUumNmEZhzqKtRX439XYV8Xc1/OxG6LZXFUHPS5RzdAq7Vcd18a&#10;ronjX4l7f+M0I4hYGISreL8Z4LoqaTaEXUNFj64qpyam/hww8JYtUSs1hTT91eeeAe36do8lY046&#10;T2rM6iNOM4KIjWFNmQQEnOuClHXPcM5NnvyuboIQ1RbSuf+X2EOuW2LXbPO5Z54m7t3BcddpcjOc&#10;Jushlk47MmvMahGnGEHEyrCUDqtGHPsSivdXaFWTtqbE/5c1XuDquPZBOV+N6+qDZNKyxNgbiPqQ&#10;JqPRTQHv/VyuTX0UfNJ0YRw7FDexzr6ANbRrF/IWbDhaYMxWxalIEIHosUuaH0CA0OmwVbunUbnq&#10;iGOuXvuRDz1fDNAfk7rpVFEVY8JgLcnyBMrDrzktCcJKi9WGCA0XsVScACNyLdg/hCSlVj45k+5L&#10;LCNNNHkkBAONL22gZetxVYj7Gw0i5AgY2RUPJnQPXDysAdvvnJoEYaXHuxbm4xqY/qXRUiXOjcjf&#10;hnu355Mc1ZInYiTqA45Edctxrj9h8/8zWLGrsldbR8+E7ss1YtsJiUq3GWnllCQIT1r8wRUEtGPz&#10;DPS33iAJdVvqU/c0gkbfCtiXliQYlskadX7IOmbaIiyA4z+Fbch9rZ2bPvVW6BETCYLwpBnFnOo0&#10;OpKCyVeWpeSEdnyvuGduHn0xBQYdj/qAuagMS+iy1hiOn5PSF6Qn2dYjTjOCiJVp5eDwvEDu5sGH&#10;sNpyzx3cV4XfR/3MlvJkWLk4Hi4XxBA0AGc/Zzj+tu4EjV1AuVR8yGlGELHqsXS9sqtiOQx/wUWI&#10;kLJcrWCwAhrC//8T9/4YoR/VBWFYEeo6azi2APXuN5z7N+jykCCIwHR4ARLTCQ8dsipXDPfGFg4m&#10;7QyryXBM7SJet9yzN594OwRBWOlwtaRjSFPXLAzrKylwaOfqYuhLehmWj1h40+Oa70T7GznlCCIS&#10;zS3UY7mLc+9qtpNV2kool09I5JJhWGjDFUv/9blmaxQdGkEQ07Q0C3S0y+OaGhmQD0kpFP09jbEv&#10;mWRYEwENzZSv4b+cdgSRN73VhdVBQemes9ljlRvD6gtx7c+22NSEcbwWw/CvpoBtdmInaXuQD1EJ&#10;jPGXcA+7i/ArszLQ56mQDKtJt4AvW4aVR59cG5CxFE6CVjho/+iGkE1Jn7qFc/lfQZJ+xNBmvTZn&#10;viwDpvVHGD+6FPR3PI/UXM/j3q1PgmE9i8MOK4EBvxxbauv4+tSkbRO3B7hnOZxN5yXUp1rNH3Nn&#10;gcZCjsOyIr4Td1NnDcIkHYHBZHVCbX2I5x5BeO8L8Jf9IoUMqyWPe276hUvO493ovOVF1EpH4rB0&#10;T2jQj6RwIpxWikkZmNBwnav43KWNqxsfbE4CfZK7Pp0FXHLk8kljHqDuWVjmNopjVUiMsB5qg8NY&#10;ok2C0PTwResj9mE5InFuR1v3dLcySLTuZtHbJSJFtsZcn8nSfbRkGVZKX6oK+/qPOLYUjOwYorGe&#10;g2XxAc225V5UqRHb0v1ycgnn81zQjL4R+1Al2tuXkNR0Syx1HyIzzEGR1PO0jJUGp1zdL3ZRnu1X&#10;ItbbX2BW/fjdJRL+Pk+jZJUyWpmfhPPz1TiTqJbBS9iHMTqsHVe+WCelHskNAy3G9bMY2n8l/raB&#10;YVUUYAzeEu39jHRQA5D0JrFUWhyxDRnS5B1x/JhtSS7ejVuuxTTWB2EnWItj74s21pAivJelSTCs&#10;M1HiYZXhS1AhpQ9ox1XKsn7t+E/ii1wdQ/ufaXnlKgXDeiIkhPfi0ptBsvgES9xBS5yzKTCqAwiT&#10;XROxzQ9NkpKI6TSl72aBceZM7yEGgvsEx3qVrhBRENQubTfmxkGUneUeDskSDytyAL9TsafiKQ+G&#10;dRHE6TKLHpGYox9f5C5s/4+ZJLII7V8Wy8smHDspkmYOa/qcvhjaXIRdskGUEcE01iIHZUXM49xl&#10;chER4/zQ5544pNkK4QjsupD9LiTpp+JDdB/M+oRWjiW12ZIRWjFFHB2KWulAvjHdy2jg3Ynb7qYk&#10;M+hJzoGgFSMbwJd5TLtubQz9+FTUdx3MadIg6VwBY+lJYqcVu3FuWxcKNNlrDR+MR5Co1ovQRR26&#10;RBSwrUbcuxGM6QhCA0/B/uokzFl60V4H8g204/8KUolxXE0x3Q9ErXR32Kw5ZbgOvwPGMCl2x/6n&#10;LVX6ZVQKWA4/j4uw4R/2CKUXjHE/CExJPCcKpMMa81O4g6A7oPNpisiwarBD+IVIHTcdbcBdguKe&#10;94L6pKK+e5pJyASYVZ9hl7Iez9INyVqGcLnPfAPGMTZlzdkTtdJvw+Yl5JLw9XA5wrBwvzi2CxO7&#10;KWKbc1DPEUtU1xNxLjt9+lIrk+A6ZR229pUd1IglTv/PERjWMkiMw4I5P9JNRLRQwBsDtNGIdtao&#10;ukTs8334IAwj0sFhhAtej/7ozsKnKWm9Nr6mvITfJyG2McxLQIaFUB6dFoZVga/+h/JrnUebX3oZ&#10;9AmGNWg5Xw3/sjof27ElWHZ+h+fZC2niMCTK+xozegSzjaOCyP+AwvkL/L8P9x8Ok7JNMizLh+Gy&#10;DzPdGGG8fxL1rMMxtZHRBWl3kbjmblLGqhmnlUQyP3caKj3L4fZlWHeg5ziNJcsfco2OJYTMUjIZ&#10;VsoI0JcmLFMuoo1baPMolkqmrERTOF9rIfjfoLdRupt90IWtwxJPmQ7cS3ic1yultoVhnTDcUxMT&#10;w6rB8lAtOa9g3CYxdp2aPvFzUoZxHM/EvqHn2lzFbitR2i9B2jz9pCQWQUhnQdRPwcyktfs/AYml&#10;Dsaoq7Fc2Qh7p/3YeRo3MKLnOH4S0sxf0HP1469iZGoH6708n/+sLd1azE6zn0hTDXF8QOySKonv&#10;OUJxS4PWzRHbV+/tMt6DvvxUMc9HuRS0jqEpheDKqJU2GCqd4HC/Nk7tWhpv3Q5rr1geHBVLCWlP&#10;1BGgnR5LZMgpSFBHNMvrdwoVqUFbBr0v9EYbYYk+hd3Llhja+l0sOz+DDkvPujSOj0OnWIKrc59G&#10;bL9FJPHtxDL5oEFHRxMg+xiaMnLNjqPiF4aKZ3DAXxLARs29ZtykLxJLxXGphBXRVJ8H/RJDl7QT&#10;y7P1YBQVIfrtSgQLYx6LGs1g9AKI+SEktjFt12xRxPYOK0NDMPF+fBSUy85py32xJdwVNlgHhGT9&#10;HDqsH8ohSkWEsas18ZW4Kr9B95zXxmQQX3fp7LpMMCYbw9ov/M2U5fNLx+cY+lRlWnbh+GoEQJTb&#10;/oNxxW7CjtqU0JVtljkjNabu6n8+jNieYkx/Gt6LNcSLKVFvhD4sV5bZ0OGpupfio9KJD9rvwqj2&#10;My4Rp0MxJaNqsli7byjzAX9fWDMfVssuwZiOaNfv13YPTwhleyxRHCFtKL3JQeirHoml07/C6l06&#10;XC+MaUx6IG3Uasc3ahEpZkZsp8aUoRjnlNHqQR+GNRCxD3WYA5/gnZ/zyT4jy0kyrDc+MIzLmbgq&#10;NxmP9nDQXy7FerRj+ywM66AkFOwSymXSvBj68662NO3C175KW8bqDGtRDG0vg76sQjveLJjmzzGN&#10;e5ct+oRgWAM+DOtgiPbm4v2dgIQ6qbk67de26BeAqVYZJN2qNwh3LLbEbjQqKt8auwl96b4IJUkd&#10;1Y7/K5cimptIDsaHcSijH3ptjGhB06biCjUNvc0Y9Fb7wChrRSyuz2Mc4722JYRgWL8ZzlVKSS+P&#10;5/sBy7u1urGvzS6MsI7nDgNP6Y2rcpMt1nkO+ytf4AqNYI5phKLccHYhpIxy5ekTwd+mEF65LkJf&#10;Dpu2+8X59jgjFmh1z9F0ZCN47vUxtlElbKD6PBjWRiVRinOLpa9lzM+uGNYUKSKU+iL+oAqWQFsP&#10;OOzT47Mc0sVpsVw4KM6vlt7oIKpvhLtHixax8im+5Mvz6Mt3XoQDq3jVzrsJjEWjFuF0NM4QyaL/&#10;dyzGrcoYdzl+vw3D2ZNC+nyp00uIYT0lRQQaL5NJQ3OcDTxOxGaidF7Ae9rYfGfRuayz3P+2tus4&#10;BWnlm5D9WCO/WDB72CniVD3PR48Tsg+zDGYM82Jihve9IrNC8X/ZIJUdTFLxLd7xQ1KD71jNMPCS&#10;Z3E3cj52q9TSexGHhTJ2nkZoSvJ62+P+Cuw+1UToQ7VgSqNQFB8WkRv6sLO1Ls6EAoZ+LNIkmh9j&#10;qPM0jHPn5nFvhWbYuzbm511j82EkXhurNgMvuRp3I3sMjXRz+F8Zo2VgTOssS5knBQrvonas5hR5&#10;PNrjMtSE7dr2KLtsgqlcTOBZVxcqIkYJ0IkpoMJA3I1s405hsC+5x7mFBepDk1ca8gKPx3pIfKuT&#10;GteQUta+JBJxCNuw9SkZ97nYnJiVQhrpN/CSb+NuxBR/+UaKBuH6G0RamXhlmTzn9pT0Y6byW03p&#10;OF0y8JKOuBuptfgUNsTczo8+5zuxw7AGjrVzhcHkZrIHgh+I6bAt76SwbzMKwUe8OGNXzG3c1Y0u&#10;tfNXPFwennC6EmRY03ZqlSnsW0fBVmoWxfuOmNtQIW4bLedHffy0ejhliTJmVtVpjlnnhkA20Gx/&#10;Uo1tiT2P2Ott/OCV4tyQEvyOyoyitq05bYkyZljNoIutKe3fUMGEDIvF++O441WbMvqKczKiZ712&#10;ri5Jg0iCyADDUn6Wc7Xjs0LWsxAZvOti7FulWK7K0pLkgDxIWsMv0n0/spy/b3MtgWFkvGb+BJEd&#10;hjVqiHOvwvs0Baxjjkbf78XUt3aLwFOZ5IAMxpGax41f7uUe4QZmQ91fW867biyTHgztPjKzdHIa&#10;E2XCrJT+6qZhxTKpfdSveEldmptYLo4w2xZbzr+THpRY9Fhit2+exzUq7Xe14VyFzUIWiURzDPdB&#10;lBnDUnHm14hjKj/iNXFMbWzd96hrlkbjkzH0b6jg3jJiUGR5EdaOAm4srwyk4Zoqr2wyiJKQU9EA&#10;EJZWXyNTwiLKhWEN60KAcMr/yCAI5Hzq0x36J/ONFgv7q2cG3rG4UOvkyPZYIl+el0PwRi89GcTb&#10;SU0ZryJpzuQ0JsqIYT3Sds/fEqGb5xgkLN9It1q27LxTpFnsryYKYitm8QX6JcT9jdgxqBfxnxZA&#10;DK3Urp2L+EpT2AWs1ZeIWlQAt/zB6UuUGbOa42GbOKUxLBmLypRw9lPt9z1ExB0Fs9ufR/92FM0X&#10;WYvvpMrtkGKrV7mHhJgf+lw3CWb13BSHiiDKiGEp+8UBg8Jc0tU1wcTU8VpRz15pA6lMhWLo39Wi&#10;JbLBbkRe61GD4af+JRiFQr5fi18UpjzHbmYtpzJRJgxrVLrjIBz0HQ8aaRF5BkZxT42uooGJ0a2I&#10;fWu26L1nFHKATKm/tgW474n0/cPOQQu+Cre0a0e0+OAq9O5HyNByGvnurlvSs+fS4kFPEAnSYq1k&#10;POL4PpF/MqellatEGCIZlvtr3SAbtLUuYv96DXQ5VOhB2ppPYgoMzCNd0S4SBPQiyeJdtcSTei0w&#10;pec++rFWKPSfipRX1ZzaRIkyLLUxtVM7Pi6YUw3i3W+VjE0TCnIGo9NJ3aMkj/6dzUe4iXuQ3rSE&#10;iWjzua/V49xPWl1HDNe8GyYULXY5lP3HUk5vogQZ1ojBnKHGlO4NeQJ+F7+XazQnmVlT1GQdEERe&#10;JJpwIkRnzkfZLTQ82FiQUDFu+BmVMkscG0ImGi/rXbrrEKXGrOpMNlVixXLRoJJp1o4tFYzrojj+&#10;tS0IQYj+bU88fnuIznTHEdvGIjIO+dzzGlMTKaDuI+nCPE5posQZ1o+mcDJCoS7NGZSx9m9QyD9U&#10;jE7s3n+qSW7tWr1zQWeNAft3NTUhoDyWhatC1qNbp+/E3x887tlsyr2nZRtWSsZrCEEzh1OcKDGG&#10;pUx6PjOoV+rx/xwRMECWm+J6tbpZoAkFjbCXPCp0woF8C92sWpYdyjeLOWCnogbkEl+J6QETtiRe&#10;voYnLcerLIkac3GlZieIFDCrzSZbKg8dlyw/G1Ys03670P0+FTrj0P5/znW7DfeeKfagfWwxua8N&#10;UUetQSe1NGx6KMTwuehjo1XHqU6UCMN6YrNW165zdwkvgC5P68s5Yd5wTxz7BiuV9Rr9/Bmwb9UW&#10;oWFLsQetwZIVekvIej43uOX8o+uyIN5W4P+ZyAd3M6BB6VpOc6JEmJX0NqmIWJcSDn7SpLJu/L8E&#10;PolLQtRpEmSepSJbvEX0uxRDvS6XXqQduyOs2W2M6RYsdOs5tYkSZVj/g2K9Moa6XEV6nyaR5aJs&#10;Wlk20vrTMnhtNvP/iPW2GI7Z3HVGENGwgtOZIELR2RGDaiVvyQ2uOKbNuBVpemiTTdbuPOtabjNv&#10;0BT0L/VelKQIIhLturqwT8Rvd0dwLOYV19VUpR1zbSsMnXyQj4OjtqtxRTvXqLVBWyuCiEa7yqRh&#10;IX5PBvUkMdRVa8n70Ju2h7Z1tDuPuiTD2mU4Xy1ivud04zaCIELRm7RbVFEfPsyzri1xCS6FePDv&#10;842TpdUjvcsXeVz3hbjuLU49gsiLbk3Z1BfkWdfVzERM8VC2fRCynqYgBnG49qs0Z7oliIxJWK/Y&#10;Y4WspzOJzbekH/5QHLFvYJowFvDafbpXOkEQgWltPA5LdOfe4wbaP572h7eZOLTlUVdTiGt/59Qj&#10;iNA0VilsF6PYXbVaVlcrszAIZzLHaQmifJlWRQx1HIojX2mxBmBDXFIWQRCpp3ebdPVxlsTMEUpZ&#10;BFEWDMskXY2mylA0wEN8TCmLIMpWutqSxYc5n7p4OARBxEnjQ6bAB5mSrsTD2OwyOvmqCSLzzGqV&#10;hb4/yPJDmaSs25nkwARBKLquhCRVGtJVAClrE187QWSWrjeVnHQlHu6MZRdhNl89QWSOnmdYrACG&#10;S2Ll5LHW3c3XTxCZo+dfLPS8qpQectAS47mFU4AgMkPHLZYcDodK7UEbDPkHS0eMJIjyYFhnLPGu&#10;3izFh+2hAp4gMku/Npe73lJ9YNtW6AQV8ASR+hXSuCVWe3UpP3i7xZR/D6cFQaSWbn8tWyNwi7Mk&#10;LeAJIp302mERMo6XywDMtySsGA2T4p4giMRptdZic+XuFDaX00B8YJGy+jlNCCI1dNpvodMN5TgY&#10;QyVr3k8Q2adPm8H3mXIdkNkW26yRVOYxI4jyWgpetdhczS/ngbEF+hvktCGIotHlgIUut3Bw3njj&#10;bxqUEkRq6NFmIHqKXin/iZ+jFl/DFZxCBFEwWmy1+Aq6S8EGjtB/A9Vl4erjHCiCKAgN2sLGZCcD&#10;ToEH7IBlsP6mKEoQidPfoIX+DnB07EvD25ZB+5YjRBCJ0d42C92N0Jjbe+BWWtwAspH2miCyR3Nt&#10;HjTXzhHyH8AeD30WozoQRHy01uCht+rlCAUfSJtLwHBJh7MgiMLRWLUlIF8O+mTqjUMMZiXsPqiE&#10;J4hkaMxm/zhEvVX+4uqoZVB3cIQIIm/a2k61SzID22rxN3TLVo4QQYSmqW4LPbkGo20coegDbItS&#10;+oJB/wgiNC09YwDN5Ad6q2WQn9HcgSAC0VCbxe2GO4IJDfgOy2C/oM8hQeTNrH7hCCU38LawFw+Y&#10;lJUgjDTT4qEHpvlCwoPvmjsc93AjaOYoEcQ0vbzpYRg6RJvGwrwE1+fwvOUljJZ1RESC+I9O5nv4&#10;5l5iVN/CvowZPkyLkhZR7pKVF7NiyKYiMa0bHstD6rSIcqSLFo9l4A0yq/SKvQ+4e0iUGT20eSjY&#10;qS7JANN6QTstooyY1WMyq+wwrRsexqW04iVKef63ezCrG2RW6XxpXop4V9Lq4SgRJTjvuz2YFRXs&#10;GWZajPJAlNp83+4x18msMvISaz1iaal4WjSYI7I8x6s94lkpo1DaWWXohVZ6uPGoyKWM+0NkcW43&#10;eEQKVe42/CBn9OXu8HixbrCyDo4SkaH53OaxI/7SkZm+gdl/yVs9soIwhRiRlXnc6zOPGSKmhF52&#10;OwxJbS/7FJeIRErn7gyPJKcqUmgXR6r0XnwrloFeS0SGiCXSNmdv+8xZenOU8ASY7ZSzHhPANTL9&#10;mCNFpGCubvBZFQxxVVAeE6HSI++hKoNMdUQUaX7WBpifBzg/y29idHkE5M9BFF/FkSIKOCdXOeWq&#10;D7Pq5U5g+U6QlR6hOFTp59eMSIFU5c7Tdo4WJ4u7C3PIZ7KM0oGaSGj+dQT4aHIJSLw2cXo8nEhV&#10;2UNFJxHTfHMt1n/1sa16wE0gwmsSzfdIcqGKGyBtE0eLiDDPNviY2CjbQDovE4Em1Mc+W8rKH5Fh&#10;mIkw86rFxw9QSVXdVKwTYSeXn82WstvazWUi4TOXZsDPz0/lcIYJVIiok21TAGlrFNfxq0jIuVOJ&#10;eeGnVHcZ2QaOGBHXxJsfYCdRBU1bxREjYFN1KcCcOU6pikhqEnZAmsoFEO1bOWJlOUdafQJIqnKV&#10;pjJEISZkNUwgHgT8etKhunwY1SEfMwWlVN/GIHtEoSdoAxTuOTIuMqoAjCqH6+Zz1IisTNghxi4q&#10;mffeiQ9RkPc+TN0mkbYJvCKgklU5VnczUUDm3nEtdv1uBHzP7nz4gLvHRNq/vOcDTugHWFbSADXd&#10;77QZ7+kBGRVRqpO8PYTElQOT20In19S8v2p4PJwNuOxT9nhbyKiILE/8jgDuGLqvYj91HkV7Xyvh&#10;lDwe4p0N03CYKDVCaAuhnFflBlw6uMOY7LtZjCzKV0O8G7X7u5IjSJS6PmR7CH2IKmdhv7OYoxjb&#10;e9gacsmn9I7b+R6IciOYWhigng/JuNQu4w6EeeZOY7DxnoHl+Y6QukVpmd7L8SZITP9vErE7gDe/&#10;qbyADuVbKPppQf3GtONxO6TSUz7x+72icfTj/VA/RRAakTVgZ+pUHsQlPf+HIUl0lotEICSo72Gg&#10;OxFhDIdhJ8ewQQQRkADfBNGcj0B4cjlzAPWtyHokSzCnNuzM9WOMXsQwRq5O603OPoKIzry2QnJ4&#10;FgMDU8rjs9jC34KwvW1pkcig42uFAeYWKLqHQ5ob+C2lh7BkZHgXgkiIkKtBxP0xEq8pBfoIGMQg&#10;mNo2SDRdiPXUgjhh8/2MXdFndW0L7u9CfdtgunEA9mo30P6LBJ5rAs+zgcpzgigOA2uBBHIoD1OJ&#10;Ui+uPu9vLIUXU3FOEOljYM1gYP3Yvn9RRgzqBp67B4ycO6YEkTEGViu29/dAQf0444zpGZTkAzDn&#10;6OCOHkGUNiObD7OHrbABOwUJJU0S2Qj0WntgtNlFBTlBEDoza4D5QycU49ux1DoFBnIbzGQ8xI7c&#10;KO4Zwe7kEBTte2A71Q2GtJLSEkEQBEEQBEEQBEEQBEEQBEEQBEEQBEEQBJEh/B+oHkmZS02WyAAA&#10;AABJRU5ErkJgglBLAwQKAAAAAACHTuJAAAAAAAAAAAAAAAAABgAAAF9yZWxzL1BLAwQUAAAACACH&#10;TuJAihRmPNEAAACUAQAACwAAAF9yZWxzLy5yZWxzpZDBasMwDIbvg72D0X1xmsMYo04vo9Br6R7A&#10;2IpjGltGMtn69vMOg2X0tqN+oe8T//7wmRa1IkukbGDX9aAwO/IxBwPvl+PTCyipNnu7UEYDNxQ4&#10;jI8P+zMutrYjmWMR1ShZDMy1lletxc2YrHRUMLfNRJxsbSMHXay72oB66Ptnzb8ZMG6Y6uQN8MkP&#10;oC630sx/2Ck6JqGpdo6SpmmK7h5VB7Zlju7INuEbuUazHLAa8CwaB2pZ134EfV+/+6fe00c+47rV&#10;foeM649Xb7ocvwBQSwMECgAAAAAAh07iQAAAAAAAAAAAAAAAAAoAAABkcnMvX3JlbHMvUEsDBBQA&#10;AAAIAIdO4kAubPAAvwAAAKUBAAAZAAAAZHJzL19yZWxzL2Uyb0RvYy54bWwucmVsc72QwYrCMBCG&#10;7wv7DmHu27Q9LLKY9iKCV3EfYEimabCZhCSKvr2BZUFB8OZxZvi//2PW48Uv4kwpu8AKuqYFQayD&#10;cWwV/B62XysQuSAbXAKTgitlGIfPj/WeFiw1lGcXs6gUzgrmUuKPlFnP5DE3IRLXyxSSx1LHZGVE&#10;fURLsm/bb5nuGTA8MMXOKEg704M4XGNtfs0O0+Q0bYI+eeLypEI6X7srEJOlosCTcfi37JvIFuRz&#10;h+49Dt2/g3x47nADUEsDBBQAAAAIAIdO4kB557oEBAEAABMCAAATAAAAW0NvbnRlbnRfVHlwZXNd&#10;LnhtbJWRwU7DMAyG70i8Q5QralN2QAit3YGOIyA0HiBK3DaicaI4lO3tSbpNgokh7Rjb3+8vyXK1&#10;tSObIJBxWPPbsuIMUDltsK/5++apuOeMokQtR4dQ8x0QXzXXV8vNzgOxRCPVfIjRPwhBagArqXQe&#10;MHU6F6yM6Rh64aX6kD2IRVXdCeUwAsYi5gzeLFvo5OcY2XqbynsTjz1nj/u5vKrmxmY+18WfRICR&#10;ThDp/WiUjOluYkJ94lUcnMpEzjM0GE83SfzMhtz57fRzwYF7SY8ZjAb2KkN8ljaZCx1IaPeFAaby&#10;/5BsaalwXWcUlG2gNmFvMB2tzqXDwrVOXRq+nqljtpi/tPkGUEsBAhQAFAAAAAgAh07iQHnnugQE&#10;AQAAEwIAABMAAAAAAAAAAQAgAAAAoEQAAFtDb250ZW50X1R5cGVzXS54bWxQSwECFAAKAAAAAACH&#10;TuJAAAAAAAAAAAAAAAAABgAAAAAAAAAAABAAAABkQgAAX3JlbHMvUEsBAhQAFAAAAAgAh07iQIoU&#10;ZjzRAAAAlAEAAAsAAAAAAAAAAQAgAAAAiEIAAF9yZWxzLy5yZWxzUEsBAhQACgAAAAAAh07iQAAA&#10;AAAAAAAAAAAAAAQAAAAAAAAAAAAQAAAAAAAAAGRycy9QSwECFAAKAAAAAACHTuJAAAAAAAAAAAAA&#10;AAAACgAAAAAAAAAAABAAAACCQwAAZHJzL19yZWxzL1BLAQIUABQAAAAIAIdO4kAubPAAvwAAAKUB&#10;AAAZAAAAAAAAAAEAIAAAAKpDAABkcnMvX3JlbHMvZTJvRG9jLnhtbC5yZWxzUEsBAhQAFAAAAAgA&#10;h07iQEBebXjbAAAACwEAAA8AAAAAAAAAAQAgAAAAIgAAAGRycy9kb3ducmV2LnhtbFBLAQIUABQA&#10;AAAIAIdO4kB58n1qSgMAACsJAAAOAAAAAAAAAAEAIAAAACoBAABkcnMvZTJvRG9jLnhtbFBLAQIU&#10;AAoAAAAAAIdO4kAAAAAAAAAAAAAAAAAKAAAAAAAAAAAAEAAAAKAEAABkcnMvbWVkaWEvUEsBAhQA&#10;FAAAAAgAh07iQEFbQGQYCgAAEwoAABQAAAAAAAAAAQAgAAAAyAQAAGRycy9tZWRpYS9pbWFnZTEu&#10;cG5nUEsBAhQAFAAAAAgAh07iQJkob6AgMwAAGzMAABQAAAAAAAAAAQAgAAAAEg8AAGRycy9tZWRp&#10;YS9pbWFnZTIucG5nUEsFBgAAAAALAAsAlAIAANVFAAAAAA==&#10;">
                       <o:lock v:ext="edit" aspectratio="f"/>
                       <v:shape id="图片 29" o:spid="_x0000_s1026" o:spt="75" alt="IMG_256" type="#_x0000_t75" style="position:absolute;left:4208;top:95052;height:570;width:975;" filled="f" o:preferrelative="t" stroked="f" coordsize="21600,21600" o:gfxdata="UEsDBAoAAAAAAIdO4kAAAAAAAAAAAAAAAAAEAAAAZHJzL1BLAwQUAAAACACHTuJAuk9u6rwAAADc&#10;AAAADwAAAGRycy9kb3ducmV2LnhtbEVPTUsDMRC9C/6HMII3m0RBZdu0oCBoD4LbCj0Om+nu0s1k&#10;SeJu+++dg+BhYB7vY96sNucwqIlS7iM7sAsDiriJvufWwX73dvcMKhdkj0NkcnChDJv19dUKKx9n&#10;/qKpLq2SEM4VOuhKGSutc9NRwLyII7Fwx5gCFoGp1T7hLOFh0PfGPOqAPcuFDkd67ag51T/BQa7N&#10;k93uvi8fL/TwuT2k1so4d3tjzRJUoXP5F/+5373Ut1JfnpEN9PoXUEsDBBQAAAAIAIdO4kAzLwWe&#10;OwAAADkAAAAQAAAAZHJzL3NoYXBleG1sLnhtbLOxr8jNUShLLSrOzM+zVTLUM1BSSM1Lzk/JzEu3&#10;VQoNcdO1UFIoLknMS0nMyc9LtVWqTC1Wsrfj5QIAUEsDBAoAAAAAAIdO4kAAAAAAAAAAAAAAAAAG&#10;AAAAX3JlbHMvUEsDBBQAAAAIAIdO4kDVXCYozAAAAI8BAAALAAAAX3JlbHMvLnJlbHOlkLFqAzEM&#10;hvdA38Fo7/mSoZQQX7ZC1pBCV2Hr7kzOlrHMNXn7uJRCL2TLoEG/0PcJ7faXMKmZsniOBtZNC4qi&#10;ZefjYODz9PH6DkoKRocTRzJwJYF997LaHWnCUpdk9ElUpUQxMJaStlqLHSmgNJwo1knPOWCpbR50&#10;QnvGgfSmbd90/s+AbsFUB2cgH9wG1OmaqvmOHbzNLNyXxnLQ3PfePqJqGTHRV5gqBvNAxYDL8pvW&#10;05paoB+b10+aHX/HI81L8U+Yaf7z6sUbuxtQSwMEFAAAAAgAh07iQFrjEWb3AAAA4gEAABMAAABb&#10;Q29udGVudF9UeXBlc10ueG1slZFNT8QgEIbvJv4HMlfTUj0YY0r3YPWoRtcfMIFpS7YFwmDd/ffS&#10;/bgY18QjzLzP+wTq1XYaxUyRrXcKrssKBDntjXW9go/1U3EHghM6g6N3pGBHDKvm8qJe7wKxyGnH&#10;CoaUwr2UrAeakEsfyOVJ5+OEKR9jLwPqDfYkb6rqVmrvErlUpIUBTd1Sh59jEo/bfH0wiTQyiIfD&#10;4tKlAEMYrcaUTeXszI+W4thQ5uR+hwcb+CprgPy1YZmcLzjmXvLTRGtIvGJMzzhlDWkiS+O/XKS5&#10;/BuyWE5c+K6zmso2cptjbzSfrM7RecBAGf1f/PuSO8Hl/oeab1BLAQIUABQAAAAIAIdO4kBa4xFm&#10;9wAAAOIBAAATAAAAAAAAAAEAIAAAAI0CAABbQ29udGVudF9UeXBlc10ueG1sUEsBAhQACgAAAAAA&#10;h07iQAAAAAAAAAAAAAAAAAYAAAAAAAAAAAAQAAAAdAEAAF9yZWxzL1BLAQIUABQAAAAIAIdO4kDV&#10;XCYozAAAAI8BAAALAAAAAAAAAAEAIAAAAJgBAABfcmVscy8ucmVsc1BLAQIUAAoAAAAAAIdO4kAA&#10;AAAAAAAAAAAAAAAEAAAAAAAAAAAAEAAAAAAAAABkcnMvUEsBAhQAFAAAAAgAh07iQLpPbuq8AAAA&#10;3AAAAA8AAAAAAAAAAQAgAAAAIgAAAGRycy9kb3ducmV2LnhtbFBLAQIUABQAAAAIAIdO4kAzLwWe&#10;OwAAADkAAAAQAAAAAAAAAAEAIAAAAAsBAABkcnMvc2hhcGV4bWwueG1sUEsFBgAAAAAGAAYAWwEA&#10;ALUDAAAAAA==&#10;">
                         <v:fill on="f" focussize="0,0"/>
                         <v:stroke on="f"/>
-                        <v:imagedata r:id="rId9" chromakey="#FFFFFF" o:title=""/>
+                        <v:imagedata r:id="rId10" chromakey="#FFFFFF" o:title=""/>
                         <o:lock v:ext="edit" aspectratio="t"/>
                       </v:shape>
-                      <v:shape id="图片 25" o:spid="_x0000_s1026" o:spt="75" type="#_x0000_t75" style="position:absolute;left:3513;top:94449;height:2273;width:2273;" filled="f" o:preferrelative="t" stroked="f" coordsize="21600,21600" o:gfxdata="UEsDBAoAAAAAAIdO4kAAAAAAAAAAAAAAAAAEAAAAZHJzL1BLAwQUAAAACACHTuJAKuibl70AAADb&#10;AAAADwAAAGRycy9kb3ducmV2LnhtbEWPQYvCMBSE74L/ITxhb5q6hWWpxiKCi+xBWC2it0fzbGub&#10;l9JEq//eCMIeh5n5hpmnd9OIG3WusqxgOolAEOdWV1woyPbr8TcI55E1NpZJwYMcpIvhYI6Jtj3/&#10;0W3nCxEg7BJUUHrfJlK6vCSDbmJb4uCdbWfQB9kVUnfYB7hp5GcUfUmDFYeFEltalZTXu6tRcFnu&#10;qxPH28Nx+3vd9D9Z5g9xrdTHaBrNQHi6+//wu73RCuIYXl/CD5CLJ1BLAwQUAAAACACHTuJAMy8F&#10;njsAAAA5AAAAEAAAAGRycy9zaGFwZXhtbC54bWyzsa/IzVEoSy0qzszPs1Uy1DNQUkjNS85PycxL&#10;t1UKDXHTtVBSKC5JzEtJzMnPS7VVqkwtVrK34+UCAFBLAwQKAAAAAACHTuJAAAAAAAAAAAAAAAAA&#10;BgAAAF9yZWxzL1BLAwQUAAAACACHTuJA1VwmKMwAAACPAQAACwAAAF9yZWxzLy5yZWxzpZCxagMx&#10;DIb3QN/BaO/5kqGUEF+2QtaQQldh6+5MzpaxzDV5+7iUQi9ky6BBv9D3Ce32lzCpmbJ4jgbWTQuK&#10;omXn42Dg8/Tx+g5KCkaHE0cycCWBffey2h1pwlKXZPRJVKVEMTCWkrZaix0poDScKNZJzzlgqW0e&#10;dEJ7xoH0pm3fdP7PgG7BVAdnIB/cBtTpmqr5jh28zSzcl8Zy0Nz33j6iahkx0VeYKgbzQMWAy/Kb&#10;1tOaWqAfm9dPmh1/xyPNS/FPmGn+8+rFG7sbUEsDBBQAAAAIAIdO4kBa4xFm9wAAAOIBAAATAAAA&#10;W0NvbnRlbnRfVHlwZXNdLnhtbJWRTU/EIBCG7yb+BzJX01I9GGNK92D1qEbXHzCBaUu2BcJg3f33&#10;0v24GNfEI8y8z/sE6tV2GsVMka13Cq7LCgQ57Y11vYKP9VNxB4ITOoOjd6RgRwyr5vKiXu8Cschp&#10;xwqGlMK9lKwHmpBLH8jlSefjhCkfYy8D6g32JG+q6lZq7xK5VKSFAU3dUoefYxKP23x9MIk0MoiH&#10;w+LSpQBDGK3GlE3l7MyPluLYUObkfocHG/gqa4D8tWGZnC845l7y00RrSLxiTM84ZQ1pIkvjv1yk&#10;ufwbslhOXPius5rKNnKbY280n6zO0XnAQBn9X/z7kjvB5f6Hmm9QSwECFAAUAAAACACHTuJAWuMR&#10;ZvcAAADiAQAAEwAAAAAAAAABACAAAACOAgAAW0NvbnRlbnRfVHlwZXNdLnhtbFBLAQIUAAoAAAAA&#10;AIdO4kAAAAAAAAAAAAAAAAAGAAAAAAAAAAAAEAAAAHUBAABfcmVscy9QSwECFAAUAAAACACHTuJA&#10;1VwmKMwAAACPAQAACwAAAAAAAAABACAAAACZAQAAX3JlbHMvLnJlbHNQSwECFAAKAAAAAACHTuJA&#10;AAAAAAAAAAAAAAAABAAAAAAAAAAAABAAAAAAAAAAZHJzL1BLAQIUABQAAAAIAIdO4kAq6JuXvQAA&#10;ANsAAAAPAAAAAAAAAAEAIAAAACIAAABkcnMvZG93bnJldi54bWxQSwECFAAUAAAACACHTuJAMy8F&#10;njsAAAA5AAAAEAAAAAAAAAABACAAAAAMAQAAZHJzL3NoYXBleG1sLnhtbFBLBQYAAAAABgAGAFsB&#10;AAC2AwAAAAA=&#10;">
+                      <v:shape id="图片 25" o:spid="_x0000_s1026" o:spt="75" type="#_x0000_t75" style="position:absolute;left:3513;top:94449;height:2273;width:2273;" filled="f" o:preferrelative="t" stroked="f" coordsize="21600,21600" o:gfxdata="UEsDBAoAAAAAAIdO4kAAAAAAAAAAAAAAAAAEAAAAZHJzL1BLAwQUAAAACACHTuJAkY9ZgL0AAADb&#10;AAAADwAAAGRycy9kb3ducmV2LnhtbEWPQYvCQAyF7wv+hyGCt3WqgixdRxFhF/EgqEXcW+jEttrJ&#10;lM5o9d+bg7C3hPfy3pfZ4uFqdac2VJ4NjIYJKOLc24oLA9nh5/MLVIjIFmvPZOBJARbz3scMU+s7&#10;3tF9HwslIRxSNFDG2KRah7wkh2HoG2LRzr51GGVtC21b7CTc1XqcJFPtsGJpKLGhVUn5dX9zBi7L&#10;Q/XHk+3xtN3c1t1vlsXj5GrMoD9KvkFFesR/8/t6bQVf6OUXGUDPX1BLAwQUAAAACACHTuJAMy8F&#10;njsAAAA5AAAAEAAAAGRycy9zaGFwZXhtbC54bWyzsa/IzVEoSy0qzszPs1Uy1DNQUkjNS85PycxL&#10;t1UKDXHTtVBSKC5JzEtJzMnPS7VVqkwtVrK34+UCAFBLAwQKAAAAAACHTuJAAAAAAAAAAAAAAAAA&#10;BgAAAF9yZWxzL1BLAwQUAAAACACHTuJA1VwmKMwAAACPAQAACwAAAF9yZWxzLy5yZWxzpZCxagMx&#10;DIb3QN/BaO/5kqGUEF+2QtaQQldh6+5MzpaxzDV5+7iUQi9ky6BBv9D3Ce32lzCpmbJ4jgbWTQuK&#10;omXn42Dg8/Tx+g5KCkaHE0cycCWBffey2h1pwlKXZPRJVKVEMTCWkrZaix0poDScKNZJzzlgqW0e&#10;dEJ7xoH0pm3fdP7PgG7BVAdnIB/cBtTpmqr5jh28zSzcl8Zy0Nz33j6iahkx0VeYKgbzQMWAy/Kb&#10;1tOaWqAfm9dPmh1/xyPNS/FPmGn+8+rFG7sbUEsDBBQAAAAIAIdO4kBa4xFm9wAAAOIBAAATAAAA&#10;W0NvbnRlbnRfVHlwZXNdLnhtbJWRTU/EIBCG7yb+BzJX01I9GGNK92D1qEbXHzCBaUu2BcJg3f33&#10;0v24GNfEI8y8z/sE6tV2GsVMka13Cq7LCgQ57Y11vYKP9VNxB4ITOoOjd6RgRwyr5vKiXu8Cschp&#10;xwqGlMK9lKwHmpBLH8jlSefjhCkfYy8D6g32JG+q6lZq7xK5VKSFAU3dUoefYxKP23x9MIk0MoiH&#10;w+LSpQBDGK3GlE3l7MyPluLYUObkfocHG/gqa4D8tWGZnC845l7y00RrSLxiTM84ZQ1pIkvjv1yk&#10;ufwbslhOXPius5rKNnKbY280n6zO0XnAQBn9X/z7kjvB5f6Hmm9QSwECFAAUAAAACACHTuJAWuMR&#10;ZvcAAADiAQAAEwAAAAAAAAABACAAAACOAgAAW0NvbnRlbnRfVHlwZXNdLnhtbFBLAQIUAAoAAAAA&#10;AIdO4kAAAAAAAAAAAAAAAAAGAAAAAAAAAAAAEAAAAHUBAABfcmVscy9QSwECFAAUAAAACACHTuJA&#10;1VwmKMwAAACPAQAACwAAAAAAAAABACAAAACZAQAAX3JlbHMvLnJlbHNQSwECFAAKAAAAAACHTuJA&#10;AAAAAAAAAAAAAAAABAAAAAAAAAAAABAAAAAAAAAAZHJzL1BLAQIUABQAAAAIAIdO4kCRj1mAvQAA&#10;ANsAAAAPAAAAAAAAAAEAIAAAACIAAABkcnMvZG93bnJldi54bWxQSwECFAAUAAAACACHTuJAMy8F&#10;njsAAAA5AAAAEAAAAAAAAAABACAAAAAMAQAAZHJzL3NoYXBleG1sLnhtbFBLBQYAAAAABgAGAFsB&#10;AAC2AwAAAAA=&#10;">
                         <v:fill on="f" focussize="0,0"/>
                         <v:stroke on="f"/>
-                        <v:imagedata r:id="rId6" o:title=""/>
+                        <v:imagedata r:id="rId7" o:title=""/>
                         <o:lock v:ext="edit" aspectratio="t"/>
                       </v:shape>
                     </v:group>
@@ -5049,141 +5196,6 @@
                 <w:szCs w:val="24"/>
               </w:rPr>
             </w:pPr>
-            <w:r>
-              <w:rPr>
-                <w:sz w:val="24"/>
-              </w:rPr>
-              <mc:AlternateContent>
-                <mc:Choice Requires="wpg">
-                  <w:drawing>
-                    <wp:anchor distT="0" distB="0" distL="114300" distR="114300" simplePos="0" relativeHeight="251662336" behindDoc="0" locked="0" layoutInCell="1" allowOverlap="1">
-                      <wp:simplePos x="0" y="0"/>
-                      <wp:positionH relativeFrom="column">
-                        <wp:posOffset>-563245</wp:posOffset>
-                      </wp:positionH>
-                      <wp:positionV relativeFrom="paragraph">
-                        <wp:posOffset>-597535</wp:posOffset>
-                      </wp:positionV>
-                      <wp:extent cx="1443355" cy="1443355"/>
-                      <wp:effectExtent l="0" t="0" r="4445" b="4445"/>
-                      <wp:wrapNone/>
-                      <wp:docPr id="15" name="组合 15"/>
-                      <wp:cNvGraphicFramePr/>
-                      <a:graphic xmlns:a="http://schemas.openxmlformats.org/drawingml/2006/main">
-                        <a:graphicData uri="http://schemas.microsoft.com/office/word/2010/wordprocessingGroup">
-                          <wpg:wgp>
-                            <wpg:cNvGrpSpPr/>
-                            <wpg:grpSpPr>
-                              <a:xfrm>
-                                <a:off x="0" y="0"/>
-                                <a:ext cx="1443355" cy="1443355"/>
-                                <a:chOff x="3447" y="97780"/>
-                                <a:chExt cx="2273" cy="2273"/>
-                              </a:xfrm>
-                            </wpg:grpSpPr>
-                            <pic:pic xmlns:pic="http://schemas.openxmlformats.org/drawingml/2006/picture">
-                              <pic:nvPicPr>
-                                <pic:cNvPr id="50" name="图片 1" descr="IMG_256"/>
-                                <pic:cNvPicPr>
-                                  <a:picLocks noChangeAspect="1"/>
-                                </pic:cNvPicPr>
-                              </pic:nvPicPr>
-                              <pic:blipFill>
-                                <a:blip r:embed="rId10">
-                                  <a:clrChange>
-                                    <a:clrFrom>
-                                      <a:srgbClr val="AAA9A5">
-                                        <a:alpha val="100000"/>
-                                      </a:srgbClr>
-                                    </a:clrFrom>
-                                    <a:clrTo>
-                                      <a:srgbClr val="AAA9A5">
-                                        <a:alpha val="100000"/>
-                                        <a:alpha val="0"/>
-                                      </a:srgbClr>
-                                    </a:clrTo>
-                                  </a:clrChange>
-                                </a:blip>
-                                <a:srcRect l="27431" t="30452" r="31962" b="18126"/>
-                                <a:stretch>
-                                  <a:fillRect/>
-                                </a:stretch>
-                              </pic:blipFill>
-                              <pic:spPr>
-                                <a:xfrm>
-                                  <a:off x="4190" y="98395"/>
-                                  <a:ext cx="781" cy="989"/>
-                                </a:xfrm>
-                                <a:prstGeom prst="rect">
-                                  <a:avLst/>
-                                </a:prstGeom>
-                                <a:noFill/>
-                                <a:ln w="9525">
-                                  <a:noFill/>
-                                </a:ln>
-                              </pic:spPr>
-                            </pic:pic>
-                            <pic:pic xmlns:pic="http://schemas.openxmlformats.org/drawingml/2006/picture">
-                              <pic:nvPicPr>
-                                <pic:cNvPr id="11" name="图片 25"/>
-                                <pic:cNvPicPr>
-                                  <a:picLocks noChangeAspect="1" noChangeArrowheads="1"/>
-                                </pic:cNvPicPr>
-                              </pic:nvPicPr>
-                              <pic:blipFill>
-                                <a:blip r:embed="rId6">
-                                  <a:extLst>
-                                    <a:ext uri="{28A0092B-C50C-407E-A947-70E740481C1C}">
-                                      <a14:useLocalDpi xmlns:a14="http://schemas.microsoft.com/office/drawing/2010/main" val="0"/>
-                                    </a:ext>
-                                  </a:extLst>
-                                </a:blip>
-                                <a:srcRect/>
-                                <a:stretch>
-                                  <a:fillRect/>
-                                </a:stretch>
-                              </pic:blipFill>
-                              <pic:spPr>
-                                <a:xfrm>
-                                  <a:off x="3447" y="97780"/>
-                                  <a:ext cx="2273" cy="2273"/>
-                                </a:xfrm>
-                                <a:prstGeom prst="rect">
-                                  <a:avLst/>
-                                </a:prstGeom>
-                                <a:noFill/>
-                                <a:ln>
-                                  <a:noFill/>
-                                </a:ln>
-                              </pic:spPr>
-                            </pic:pic>
-                          </wpg:wgp>
-                        </a:graphicData>
-                      </a:graphic>
-                    </wp:anchor>
-                  </w:drawing>
-                </mc:Choice>
-                <mc:Fallback>
-                  <w:pict>
-                    <v:group id="_x0000_s1026" o:spid="_x0000_s1026" o:spt="203" style="position:absolute;left:0pt;margin-left:-44.35pt;margin-top:-47.05pt;height:113.65pt;width:113.65pt;z-index:251662336;mso-width-relative:page;mso-height-relative:page;" coordorigin="3447,97780" coordsize="2273,2273" o:gfxdata="UEsDBAoAAAAAAIdO4kAAAAAAAAAAAAAAAAAEAAAAZHJzL1BLAwQUAAAACACHTuJAIO+jF9oAAAAL&#10;AQAADwAAAGRycy9kb3ducmV2LnhtbE2PwUrDQBCG74LvsIzgrd1sozXGbIoU9VQKtoJ4mybTJDQ7&#10;G7LbpH17Nye9/cN8/PNNtrqYVgzUu8ayBjWPQBAXtmy40vC1f58lIJxHLrG1TBqu5GCV395kmJZ2&#10;5E8adr4SoYRdihpq77tUSlfUZNDNbUccdkfbG/Rh7CtZ9jiGctPKRRQtpcGGw4UaO1rXVJx2Z6Ph&#10;Y8TxNVZvw+Z0XF9/9o/b740ire/vVPQCwtPF/8Ew6Qd1yIPTwZ65dKLVMEuSp4CG8PygQExEnCxB&#10;HKYQL0Dmmfz/Q/4LUEsDBBQAAAAIAIdO4kCMi1PgdQMAAF8JAAAOAAAAZHJzL2Uyb0RvYy54bWzN&#10;Vttu20YQfS/Qf1jwXeZFlCkSlgNVviBA2hht+lysl8sLSnIXu5TkIOhbgTZvfe+nFOjfBPmNnllS&#10;smSnbtqmQA1Y2tvMnDlnZldnz+7ahm2ksbXqFl54EnhMdkLldVcuvG9fXU3mHrM973LeqE4uvNfS&#10;es/OP//sbKszGalKNbk0DE46m231wqv6Xme+b0UlW25PlJYdNgtlWt5jako/N3wL723jR0Fw6m+V&#10;ybVRQlqL1Yth0xs9mo9xqIqiFvJCiXUru37wamTDe6Rkq1pb79yhLQop+pdFYWXPmoWHTHv3iSAY&#10;39Knf37Gs9JwXdVihMA/BsKDnFpedwi6d3XBe87Wpn7kqq2FUVYV/YlQrT8k4hhBFmHwgJtro9ba&#10;5VJm21LvSYdQD1j/x27FV5sbw+oclTDzWMdbKP7+tx/f/fIzwwLY2eoyw6Fro7/RN2ZcKIcZJXxX&#10;mJa+kQq7c7y+3vMq73omsBjG8XQ6g3+Bvd3EMS8qyEN20zhOPIbtNEnmoyyiuhwdRFEyHazdCKb+&#10;LrJPAPd4dC0y/I9MYfSIqb+uT1j1ayPBO3nrNje1uDHD5J6tGQpoYOvdr7+/f/sTCz2WSytQWs+/&#10;vP4ump0SeeSAbAYPnKC9UOJ7yzq1qnhXyqXVKFGQQqf94+NuehT+tqn1Vd00xDeNP23PMJPJ9lai&#10;FMzzPHTVLBoz4KSImFwZ5cS2prxdNYZtONpquVymy5k7zxtd8WE1DOjPpcWz8byT7cANhq8Uuf5b&#10;/nh2EOZPIpBblAgC7PBjRpQN0cTXYJ2uhCiJp1AOCkyDeBZ5DPpNw/QUI1wP4TyMnI5A2BvZi4rM&#10;CyhA9qTYwYaT614h0tKiY8jiQY/EYYrqoVqfT1PXZDzbtUoyBxxqk3SejuTtrLWx/bVULaMBRAKE&#10;gfTNCzuC2R2hoJ2iUgFInjUd28LjLBpU2u8AftONdTdgdUkA+lC6GPz3nRQi4aNOAkqgPu6FJ1vn&#10;vpuMUdtK8tz+DzsqcmJBZ6hFopDi7oV4E82XQZBGX0xWs2A1iYPkcrJM42SSBJdJHMTzcBWufiDr&#10;MM7WVuIG4c2FrkdpsProkvvgczA+WcND4x6soVN3LQRArqJ3EB93jCumT9kJH7r1iRd6NJ6481EN&#10;/6IXjprjqRZwTwveXcfK+BuBHvbDOcaHv4vO/wBQSwMECgAAAAAAh07iQAAAAAAAAAAAAAAAAAoA&#10;AABkcnMvbWVkaWEvUEsDBBQAAAAIAIdO4kCXG+XuEg4AAA0OAAAVAAAAZHJzL21lZGlhL2ltYWdl&#10;MS5qcGVnAQ0O8vH/2P/gABBKRklGAAEBAQDcANwAAP/bAEMACAYGBwYFCAcHBwkJCAoMFA0MCwsM&#10;GRITDxQdGh8eHRocHCAkLicgIiwjHBwoNyksMDE0NDQfJzk9ODI8LjM0Mv/bAEMBCQkJDAsMGA0N&#10;GDIhHCEyMjIyMjIyMjIyMjIyMjIyMjIyMjIyMjIyMjIyMjIyMjIyMjIyMjIyMjIyMjIyMjIyMv/A&#10;ABEIASYBJgMBIgACEQEDEQH/xAAfAAABBQEBAQEBAQAAAAAAAAAAAQIDBAUGBwgJCgv/xAC1EAAC&#10;AQMDAgQDBQUEBAAAAX0BAgMABBEFEiExQQYTUWEHInEUMoGRoQgjQrHBFVLR8CQzYnKCCQoWFxgZ&#10;GiUmJygpKjQ1Njc4OTpDREVGR0hJSlNUVVZXWFlaY2RlZmdoaWpzdHV2d3h5eoOEhYaHiImKkpOU&#10;lZaXmJmaoqOkpaanqKmqsrO0tba3uLm6wsPExcbHyMnK0tPU1dbX2Nna4eLj5OXm5+jp6vHy8/T1&#10;9vf4+fr/xAAfAQADAQEBAQEBAQEBAAAAAAAAAQIDBAUGBwgJCgv/xAC1EQACAQIEBAMEBwUEBAAB&#10;AncAAQIDEQQFITEGEkFRB2FxEyIygQgUQpGhscEJIzNS8BVictEKFiQ04SXxFxgZGiYnKCkqNTY3&#10;ODk6Q0RFRkdISUpTVFVWV1hZWmNkZWZnaGlqc3R1dnd4eXqCg4SFhoeIiYqSk5SVlpeYmZqio6Sl&#10;pqeoqaqys7S1tre4ubrCw8TFxsfIycrS09TV1tfY2dri4+Tl5ufo6ery8/T19vf4+fr/2gAMAwEA&#10;AhEDEQA/AOzpaSjNSMWlpKKAAUtJmjNABS0lGaAHUU3NLQAtFJRQAtFJRQA6jNJRQAuaKSigBaKS&#10;jNAC0ZpKWgAoozRnigBaWm9qWgBaM0maKAFFKTSUUALmikpaAFozTc0UAOopM0ZoAXNFJRQBXopM&#10;0tAC0UlJQA6ikzRQAtFJmjNAC5pc02igB2aM0lFAC5pabRmgB2aKSigBaKSigB1JRRQAUtJmigBa&#10;KKSgBaWm0tAC0UmaM0ALS0lFAC0UmaM0ALmlpKTNADqKTNBOaAHZoptFAFelzTaWgBc0U2loAWik&#10;zRQA6kpDRQA6jNJmkoAdRSZozQAtLTaKAHUZptLQAuaKSigBaM0maWgBaKSjNAC5ozSUZoAXvS03&#10;NKDQAtFJS5oAWikzRQAtFJmigBQaXNNzS5oAXNANJRQA7NFNooAr0U0GloAXNFIKKAFzS5ptFADs&#10;0U3NLmgBc0ZpM0UAOozTaKAFzS5ptFADs0uabmigB1FJRQAtLSUUALRmkzRQA7NJmjNJmgBaBRRQ&#10;AtFJRQA6jNNpc0ALRmkozQAtLTc0tAC5ozSUUALmikooArZpc02igB1GaQGigBc0tNooAdRSUmaA&#10;HZozSUUALmjNJRQAtFJRmgB1GabmloAdmim0tAC0tNozQA6ikzRmgBaWm0ZoAcPSikzRmgBc0UlF&#10;AC0tNpc0ALmim5pc4oAXNFJSZoAfSUgNFADhRSZooAr0lJS5oAWjNNzRmgB1FJmjNAC5opKAaAFo&#10;pKWgBaWm0UAOpKSloAWjNNooAfRmm0uaAFzSim0uaAFozTc0ZoAdmikpO9ADqBnNJmlzQA6kzSZo&#10;oAWikooAXNLmm0UAOzRSUUALmlzTc0d6AFNFJmigCuKKKWgAooooAWikooAKKKKAFopKWgBc0lFF&#10;ABmlzSUUALmikooAXNKDSUUALnFQS3tvDnfKox6motRjnls3W3bbIRwa5m28KT3D+Zf3TuT/AAg4&#10;FMDUu/FVhbEqr+Y3otZNz4s1AL5sVhIYs45XrV2403TtBtftBhBwcFiMmtmza2vbRJo1UowyKBFi&#10;0maa1jkddrMoJX0qeoGniidY2dVJ6Cps0hi0tNo70ALnmlzSUUALmlzTaUUAGaKKSgB2aKbThQAd&#10;aWm0tAC0UlFAEFFFFACiikpaACiiigApaSlzQAlFLRQAx3CKWPQVjT+Jba3kKOCCK2yoYYPSqMuk&#10;2spJeJTn2oAqw+JbCXA80A/WtSG4jnXdG4Ye1Ytx4XsZlOIwp9RxWFZy3Gh+IY7BpC0MudoJ6UwO&#10;8opFOQDS5pALRRSZoAWobi4jtYWllYKi9TUua53xo23w7NhiDkUwG6ldx61oF4YlOxVO0+uKxvBW&#10;sSRqbSbPlZwjeh9K6HS4Ix4YiRF4aD8+K5nwtarNpuooxClJCVb0IFAix4guZJ/GWn20TsApUkA+&#10;+T+ld0v3RXnfhPdqfiWe8uWDPEmFz69P5D9a9EFADqBSUtIYvWigDFIaAFozSUUALmjvRRQAtFJR&#10;QAtFJRQAtFANFAENFJRQAUtJS0AFFFGKAFpKKKAFzRRRQAUUUlAAa4fUx9p8a2qL/wAs8k/lXayy&#10;rFGzucKBkmuL0Qf2h4purwcog2A/qaYHbIMKB7U6kFU9UkuY7RjajMnagC28iIMswUe5rIv/ABNY&#10;WSn96HYdhWK2l61qbA3Fz5SHqF61o2PhKytyHlXzZB/E/NACaR4im1O88v7K6xEZDkYFQ+O2I0HA&#10;7yCukit4oQAiAY9BXLeP5AujRp3aQUCNzSE/4kdsv/TED9K86jvp7GXUNPt0JluJdi4+tdqurxaP&#10;4ct3nIEoiUBO+cVwWmapFF4h/tC5XcMs2Pc0wOn/ALDn0PTLe8tebmIbpgP4x1NdXpWpRanZJPGw&#10;ORyPQ1ysup6vrqGGztjDA3Bd+Mit3w3on9jWRRnLu53Me34UgNzNKKQCikMXNFFJQAveijNFABRR&#10;QKAFoozRQAUUGigAooooAhpaKKACiiigAoooxQAUUtFABSUtJmgApaSigDF8TziDRZm3YJHFYPgG&#10;aL7NKhYeYWJNR+OL5pz9jhyQoy+KytCtpbXSzqML4ZSdw+hpiPURS4zWLouvW+pwqA48zHIraFAw&#10;xiloopAQ3N1DaxGSZwqj1rg9c8QHV5RaWVuZSDwQM112raQmqoqSMwUdgcU/T9Gs9PiCQxKvvjrT&#10;A4mHwrqeqMsmoTFEHRByar+G9GjfxVPBIoeK3z155zgf1r03AAwK5Pw8mzxPq3HVh/M0XEdXHCka&#10;gIoAqSkpaQwoopaAEopaSgBaKKKAFxSUvaigBKXNFFABRRRQAUUUUARUUlLQAUUUUAGaM0UmaAFo&#10;oooAWkopaAErO1fU49NsnlZgGx8orRNcp4g0G71i7UCbZCOoxTA499ajeG5Zk3TSnqfTtT9CsdR1&#10;W1a3hk8u2zgk/wBBXT3fhiz07Q5tkY3heWPJP41J4EQLo+ccl2/nQIm0PwpFpVx5/mOz4xya6gVj&#10;61qZslihi5nlYBQPStS33eSu7rjmgZLRRRSATFLRRQAHpXL6OAnijU1PUkGuoPSuYsPk8YXo9VBo&#10;A6jFFFFABS0lL1oAKKKKACiiigApaSjGaAFoxRRmgANFFFACA0UuKKAIaKKM0ALRSUUALSYoNGaA&#10;FopKKAFooooAKMUUUAZ2uAHSLj/drkvDGt2mm6TIsr/OrEhfWtHxnf3cVsLa2idvM4JVc1zGieEL&#10;2+mV7tWhgzkqTy3+FMR0OgpNrmqvqtwD5SkrED/Ou0HTFV7O0is7dIYlCqowABVigYtFFApAFAoo&#10;oAXtXMQceNJx6xZ/lXTVzIOPGzY7xf4UAdOKWkooAKWkooAWikpRQAUUUUALSUUd6AFooooADRRR&#10;QAoopKKAIMc0UUtABRRRQAUUZooAKKKKACloooAKKTNLQBG8EchBZATT1RVGAABS5ooAWikzRQA7&#10;iikxRQAUtJRQAtc06hfGin1hrpO1c3KM+M4zn/ljQB0oopB0paAFooozQAYpaTNGaAFopKKAF60t&#10;JmjNAC0UlL2oAKKTNFAC5opKKAIKWkozQA6ikzRSAWikozQAtFJmigBaKTNLQAAUUUZoAWikzRmm&#10;AtFJmgGgBaKSlzQAZoozRQAVzlypXxhA396Oujrn9QOzxLZt6qRQB0ANLmkHSloAXOaKSjNAC0Um&#10;aM0AOo70lFAC0UlGaAFpabmjNADqKbmjvQAtFFFAEFFIKKQxaXNNpaBC0UmaAaAFopM0ZpgLS0ma&#10;KAClpKKAFopKKAFoAwKSloAWjNJRQAtFNpaAFrB1gY1fT2HUuRW7VS4sUuLqGd+sRytAFwdKM0na&#10;igB1FJmigBc0UlFAC5pabS0ALRSUUAKKWm5ozQAtLSUlACmikooAgzS5pKKBi0ZpKKAFpc03NLmg&#10;QUtJmigBQaWkzRQAtFJRQAvNFJmjNAC0tNzRmgB1FNzRQA7NGabmloAWikooAXNLTc0ZoAcKOc0l&#10;GaAFpabRmgBaWm0ZoAdRSA0ZoAWjNNpaAFzRmkzRQAtFJmigCHNFJmikMXNLmm0tAC0lGaM0xBS0&#10;lFAC0UlGaAFopM0ZoAXNLTc0ZoAWlpM0ZFAC0UmaM0ALS5puaM0AOopM0ZoAWikpKAHZozTaWgB2&#10;aSkzS0ALRmkooAUGlzSdKOtAC0UlGaAFpO9FGaAFzRSA0UAQ0ZpM0Uhi0ZpKWgBaTNJRQApozSUZ&#10;oAXNGaQUtAgyc0tJRmgBc0UlFMBaOlGaM0AGaM0UdKAClzTaWgBaM0lFAC0vWm5pc0ALSUmaWgBc&#10;0ZpKKAFzRmm0tADs0ZptGaAHZozSZxRmgYtLTaM80AOzRTc0UAQ4pRRRSAWkzRRQAZooooAWkooo&#10;AWiiigQUUUUAGcUZoooAM0UUUDFzRRRTEFIaKKAFzRRRQAZooooGFKaKKACiiigA6UuaKKACkooo&#10;AKKKKBBmloooAM0UUUAf/9lQSwMEFAAAAAgAh07iQJkob6AgMwAAGzMAABQAAABkcnMvbWVkaWEv&#10;aW1hZ2UyLnBuZwEbM+TMiVBORw0KGgoAAAANSUhEUgAAASwAAAEsCAYAAAB5fY51AAAy4klEQVR4&#10;2u1dDWgVR9cuIYQQQlCSoJKKIkGCiASMaKmlFoKEEiRIRUsrVSollFCkBGppS1qkWFqxpZaKBAki&#10;JaBiRUWFUOQlFBFFRUVFkSAhBAmoqGjQwP12/Z5Jj+PM/tzdvXf33ueBIbn7MzM7O+fsmTPn5403&#10;CIIgCIIgCIIgCIIgCIIgCIIgCIIgCIIgCIIgCIKIHbk33mhwygqndDplk1O+d0q/U0455YxTbjtl&#10;xCnjTskFKC+cMop7rqKOIacccMoe1L/FKV1OWemU2XwLBEFIpjQfDGmrU3aDGd0Ac8mlpIyAublM&#10;rRcMrZlvjyBKlzHVOmWVU7aB8M875XGKmFI+5RkktQGnfOuUDlcq5NsmiGxKTpvAnC6BuHNlUq5i&#10;6drtlBanVHJGEES6GFQz9D+DTpkoI+YUpLiS5CGMz2LOFoIoPIOqhi5nDxTZSRD6BPRHZ8EIf8WS&#10;chPaXgWl/HyU2gB9Vte24f4u1OfW+wsU8EqhP57gc7ntfODXZ4Ig8mdSbzqlB4rxuJZ4D6DPGoTi&#10;fQOY0IwU6d5a0a9u6KuGY5QiX2CnspeKfIKIh0l1Q8qJunN3A4yppxTMBlymCua6CYzsUgwM7BLG&#10;+03OPoIIRogNkCiOR2BSj8HkfsGyq6FMxm4GzDS+x9IyiiR2BsyQO48EYSC2VthCPc5zaXMWhOpu&#10;71dzRF+OaaVT2mH2MJTnB+AZdh1XcESJcieoWixBzudBSLehCO+iFBBaAtsB84d8TCZ606LjI4hC&#10;EU4zvvoPQhLMeeyotXIUY3sP2yCdht2s2O7aeXEUiVImkDbYBL0IqSx3Jak2jmCi72YxmFBYycvV&#10;Na7kCBKlRAyroMQNYyvk6k1WpfBZXF3bnADXNTnlulPOOWVpxt7XSugTw9iCDWOzhJb1RGYZVXtI&#10;RnUJFtm1KX2eWtHXKaec8Li2Rnu2gxl8f66x68chl4yj2F0k4yIyM9E7QyjSH+Br3pKRZzug9X+x&#10;x7XyurGMv9NmvKcHIT4+H5BxEWme1CtCfI1vY4ewIWPPOE97jgrLdXXadY0l8o7Vzu6NMIyL1EGk&#10;Ta8TVJk+lOUvr9PvKvEs9z2uW609d18JvvcuuEq9CKjjWkVqIYo5YRuwTHgRcDeprUSee1IF1/O4&#10;ZkQyNvwd4Afr5XV0/SEKOkGr4ZM3UU6MSjz/QzzbLcv5evH8d3HsHn6fpaT9Ug/WS/0WUYhJ2REw&#10;pMuZUrWdEsznuuX8PjEOreL4cxx7XspGl2BcQwEt5ztJVUQSk3B+wK/n7VKfhIJhX7FInznTkhG+&#10;fSWt19KetxPzwY9x/e3OL1IZEdfE2xRg+Vc29jfOM97BM1/Gdv8C5XCNUC/WnUHn2Ext3FxpbV4J&#10;j1Ul5sVIgAgb3E0kIk222djd8fPm310OaamwQ9gMC/acgfE0it8/edTTYrj/n1IxfbA88wyE+3kc&#10;QJVAaYsIPcE+DiBVDYfVxTjXz3LKMqd87pSPUj4Gri3VWqdcFHorvbjuK7tceywhRdzR6lkIQhyH&#10;wv5r113HUt8deAhUlui8agng/eAq5beQComguqq/A/j6bQlLVM71+w11VaZ4LNzdvpNgNGPujp/W&#10;9wvi2j6lUMfvpVgyTmr3HBb31IAZ6mPyCEvspSU8zzYE+CCeYigbwmsSdQcQ2fujLP+ce5+IuiYz&#10;OEb3dYbl/F2uGA1+y2W0uyN4yynv25gzlpqNafGhLNQOJuz4fvWZb+PUbREm/cJgAKV6ZwxtrZWS&#10;RMbGSXfLuSCcnP/Rrq02MSDn2BIsL/9Nq2kDEnJMYulaV4D2OgIo5Q8wyw+hQoncDiBV1cbUntza&#10;nzCcX4PJew/6nIG07KJhiWcan80h6pij3fs0jRlr3OgS0nEbzHkYS9hFCbRXi3nmNQ9H6N5T3syq&#10;yydl1kgUcRwxoea6uiDt+F1pBS6O77T043kKxqrZS/q03PM7ljQLNL2VvHcqhfNiMZapldgwGDLo&#10;7xoTavuDAB/QraTe8mJUlUhC6mUEOhhF4enc+4NW30O1BBLLzzvi+j89+lKVgjGTwexMZg2LdckD&#10;zFqd/wLH6rX73knh/Hhq2hDRPBzuWO51l8JHYpC2DnCJSASxrXIlrk0xtdWj1X1f6HGmXVvENvca&#10;mD3Ie+akYMy+FP35yCnX8L+rh/oN/y/BrperZF8j7pXmELM0SW0shfND2pLtsjBft5zz0H/FIjli&#10;J/GxT+QPJiApYWbV6uMHOB53OicoVGUbdUJ5fRdf87MqrpS2ZPohBWM2U++PsHQ/p/qMv33i2t9x&#10;7GtxzF3yfiN+v5vCOfKH6N8Ci4T5ieVe/WNzOaY5O+IzZxnvvwSZVbuP3cupiOYKB0DId/H3J22Z&#10;cE4tM7RlUZ9WT1WadhCF7uYHcWxMt8PS+q7KUhiUTjMxQXxPUjhH6nSGa2C6+wNIZqq0x9Qvv13s&#10;x3SiLi1mtdVHuf5tVANO5/7vDPWe0HUT+KuWUW9b9Gu5NExAsQnQqx1/hOMXDfdI4r4oxv+5Jj32&#10;pXCe/E/fRNAY0VOPj6H+7pPYSdzmo3elMr4EmNUOH3G6I8a2Ov0U5m6EA0gtVR71DKdEIs2Zxsdv&#10;yQMTAPf8Wu14S1ot/LWle72BOedMlvdwS5Lv+zT+rk6on20+S8RfGGcrm4yq0seuZTgph2Wn3p+R&#10;VWZ6+xu7aK9lj4HpwyylB0rJ2FWDUOt9lk2XPepYYDh2zRR5FO1VFvF5W8UzbRfH/zEtEXFuoUHF&#10;8D7epzH0Toz9bfDxRzxAppUtZlXr4w/4twqHknA/5uLvF2j3S8sXXZVvLPW4Oq+/nHKzEEspm1IZ&#10;55pNvoQBPyDTynbscI1ovoZjhV4KC93iKzHqETJnWhLX5tZJ7b39ZXjOyYT7Xe0zx4do9pANZjXD&#10;J8XWjkJ+fYSydLlkZIZ+PbTcr9tnnSny+C4TfTmrEWotdD7zILXshXX8XWHb9JpRLKS5MTCwowV+&#10;nlua+1UrNg8Wi+M12C09qudatEihKoR0cwH6v8MnYw/NHjLKrF4UUimJSX8XerJqg4TyD5ytc6bJ&#10;DRcWqT+5kgYXHXejQPTpZ4OrTU5LtnoPTMGVZD4FQ1gAqTENBrFVMGXYCHuzK3BQV2YMuyBRTYGp&#10;nvRTqAuzj38L9AzdHptKZFopZVbzPXLFPUt6qQGdwh0olpXC+ph2zVty91DoTkYME1AyqjkpGucl&#10;erx2SB/HICFdxHPVp3CONIa4VqYp+9OwjFxic4wWu43WvI0JPFu7h5HpDQYFTB+zuu0hWa0sQB8+&#10;0tr9Ujv/mf7VFQxrqTh2QsTcWpzCsZZK96aMzRNlJ/cjlq0VHtfqkuMsce4bLYXZRTC4OYZlc08B&#10;n6/Ng2mNkmmln1k9iNty3aMfUi91XTt3WHd2hkGlYnJ90JM81HeqUjrm/3glUU1xv9daTFsuYzk4&#10;Ty1TNcX6XZO0ht24+1p9P2theJ4W+BnbPAykybRSoLO64RFpoaWAfZHZYp7g2CyR2kruNC3ymFTL&#10;MzL2dRmdM9ehG7yD5fZF/L2GclmLgvokQJ0zset7Hffq2YF6C/yMLR62Wjeo0yoeszrv8SVpLkKf&#10;pnTDSCyh6i3XLzD0vYVvt6jzqlYPI4PNgkFxzXpbEllxzWgxI2642aU9Vh5UxBdhUp1Pm9ir9aM2&#10;wPUDYmt/+l6+4aLOLRld4jOh+5peqgtfyibt3lkWFUGihqR5qksuMV58YV5CJdK/25aBzUXs2/0g&#10;DAvPoL7AX2oOwrk0uOaUyVyq0H4fNNm7CRuy+9pyb0Bc85XuIwmTiSGbtXwBJa0RD+PSas6EZF/A&#10;gIeCvaXIfevw287W7JiWW46/dPPg2078wzctJbnSkynCq+aw/VRzhr5uka5naW3VIK3b3WLY0kGn&#10;NUE3nsIP/A4P04UVKemjaw+z13KuTyQdrTacP53ljDoZnE93hWQu59NccY00bziiLfU245qz2v0n&#10;U/isXiYPv3A2xD/gWz2MQldmoP//mrLLaNfoCt/P+eYTfSdXDPOpVbtmplymC5OFHvz+M4g/aAaY&#10;Vi9nRLxSyzOLZNWZ8r6/LXYP/whw/dE0hxAusXl1Tss4vRB/l/jouio0vVXOFt8sQ7SUizPUUjlP&#10;qlaP9ffWlPddZnr+KuA9eu6/Cs6CxN7PWvg5vieOPRLZp/s83G++0DZ7KjP03N0ekUsZbjnCwM72&#10;iMG+I8X9rhNS1ViYzQDDsrCOM6Gg764axqOTWpagZnGNTMqxN6PPud0jqOWbnAnhB7TSoMyU8awq&#10;MzDxq0Le02TQq1RxNhTtHTbB73BcSF0nS2UJ5RFP6xJjaYUfzD0ekUKrS+xZlxoSdeay6K9XwvOx&#10;EaFmHoll4NtZXrLjo2qLXDrAtx58ILsswfbHkwprnBKCaNFCk+zkbEjlu1okrN/VknFBRp+lwUPt&#10;soFv238AV5b7LgY2Gv7hbEj9e5or4tS75ceMPke7RUBw6XAV37R94GZ4+D59yxEiUixx3ZVJRzL4&#10;DNs8fHNn8y2bB23QI8kp3QeI1C/rM97/41nd5CrGYHV7bLOSwxNE8jTY4OEo3cMR+m+g5ltcBp6l&#10;xUeQIMqEFlsttPi4mJFQsiKKbuLoEETB6XGDRziaynIfnI8tgzPIqUMQRaNLWxinLeU8KLMtfoIj&#10;YaIhpinNO0GUCG26LmJXLXHn5pfroAxbuPgHIepYj3tmcpoRxDRd1MO+6qKMghqyjlUW+jxfdktD&#10;Vz9lGYz+EHXMZLA7gnhJC+/AiHUEmatzceSPdOmx7JeG2BV8YDFSqw1Rz7DMpEwQZcqsfrAwldcS&#10;+ua5NBwp611D50EPWQa3M0QdMgPxHE5boowZlomW7nqpSpzja4I61yNXgcl153g5DK7t4feErEft&#10;YoxwyhJlzrBcKWgZokcsUqsUJL4wBoEUqco6Arbxa1QhI4sDW23xDJ8Ia80ucvktsZxfGOY4QZQo&#10;zX2l63i1TEB3AtbTIOKC5a3Gydrg9cRhIIowLC+zzxjOVSBa5CPt+CIwuQlOYyKDdHPF47weg36f&#10;U34Tv/vk8k8Lwz0Voh8byiaBBTj0hCUgX2XIum7i3tUeS8Vh7fhEyYuwRKkyrGWYuz8bzilp6UPD&#10;XK8Ux3Yq9YmrLM83nZwl4N+Dkgur7DzQbouvYEvIeqq9onGKVOMyBrfKLTcesi3adhFpoB2ZbXq9&#10;dm6BvtoQ167Trt0P04dG2zUBVzePo5gjZWHAWy2K9t151KUSAHRCtD0hzqkEDk+1e37D8faAbSwW&#10;aefrSTJECmjoPUvG8CUy47T4oLvlmqQB/D2GXAnzIvTlF8vSsK1UBvtQXIHBIO5OaKGEl2kv70/t&#10;nqe67gov9xb0XfeUSK1l+qV9F5EmOnpXz6Yklos5nK/UpR6R7PU9/HaT+p6J0I8ZFtus46UwyCss&#10;0tWmPOparLZi9V1GnL+ssiurIPqQ7l4RfZGPzvSFmCWWlDmSCJFCeloi5ycSmKj5uxnHXGayD//3&#10;WSSua7qeN2Q/bJ4qK7M+wOcND3U7H18kvIi7+L9K2JK45RODS8JOJAt44sOs3Ewonwq/RKNCnyBS&#10;QlNKbzWJFYGbA/OA4brT2jx/qJ13P843I+jVLllShFVmdWA74zI2Ey+pSTuu1/3Q5p4gfA9VcXcb&#10;F4m6HgVNKU8QMdJJFZZpdSHumStXF9q5Ty1099BwbQ4Mb04e/V4VNXhBFqSrM3nW5boaHDUcf1/U&#10;vR3HftLa/AbHb6Is078CkNByuv0WQRSIVuox/3YFzbspPuLj+N0uNotkOQYGV2WoQy4pa/Lo91BJ&#10;SFkYvFh2ElyFuFcWZOE3ddlwjyrv+7ShpKulJB+iSDRTIRjOsSA7eUKn9cTiTzjHwuhcQ+rPNOv1&#10;vjz6bLMA6Mza4J+JYxfBuWejuH+hz5dmzINh5Tza+Ii7gkSKaOeomLdPsJn0DmygWiAVHbZkC8+B&#10;6bVb6p4pN5a0ci3P/h7KtJTlsbZti8CsVNllufaWXKPjpT3SdhR/9JGuqkguREpoqEPMyzDlXogV&#10;kO55cj3PvtqkrI6sDHZc0tU/Fnce90W2atfOE2t5tS6XxnI5uVtokK62k0yIFNJSl0fqLSWBnYO7&#10;TVcYh2bU/52o60qEfh6KS19d6AFui9sK1t0ZtIRT3qddtxR/x2QWXi12VqNBumLEUiLtdFUDptSK&#10;D3KLyQtDeIKMhqh7He75K0L/bFLWyrQPrInTDsVUd5Nh3f5ESluu/RSO79XuHTH4GCqzi26SBJFR&#10;RuaaRBzTjoWOFQcmWB+xL8czZf2OL8CLpO0yxBdBFmXZftOUpVaYLSzS9FxPOO2JDDOsBRb7qptR&#10;FOl59sVmd9mS1sH7Pi6r9gBtVRgseZ9Kx1Dt+jlSwhKS2GZOeyLDDKvXZEMFyUvRxdkC9ueGgQds&#10;T+PA1VoSS3Qn3O5qQ5uHLQxO6rUmKF0RJcCw7mBeLzCck0bVewvUny2WeFkz0jZwPcXsqNgJVMWN&#10;Lvquds1D/F2Oaz7llCcyzrBeiVhiOH9CXDOzAP2xCS69aRu4s3HEu4rYh3cNfTgozv+Lv2PcGSRK&#10;gFnN8wuFpMVvf6tA/TIF67yapoFrS5OyzaDbmsQuyDwRouZHTnki4wxrp5jjFzyuU7ZWrQXql23z&#10;bUVaBs7EUS8VuU8fGvp0UvxfyylPZJxhyQxUF32ufavAfTubyjDKSC7xOI2prGEwago3M8rpTmSc&#10;WVXoH+OU9e9jSw6H2Wns2ESaJBiDq9BlTnki4wxrgTanl6Ssf9WWPIZbit2xU1nIoOH6SYn+neOU&#10;JzLOsPryyS1Y4D7uTpV/oZuLzKJcW5XSAdwF156POOWJjDOsC0FjvRWxjystm3FvFqtD3YbO3OB0&#10;IojEac+1d9qbT2jjAvfzqoFH9BSrM6YQyL9wOhEEAR6xPRU2WR7LwRV8TQRBgE8stiwLmwvdka2G&#10;TpznKyIIQuMVJpusbYXuxKmid4IgiCwwrN6kYuQF7UA1jMD0Tizm6yEIQuMXzQZe8aJgERxE7OhX&#10;4l7x1RAEYeEZpt3CDYVqvJ+7gwRBhOAZOww840ChGh81NN7F10IQhIVndFhc+CqTbrjFsh5t4Gsh&#10;CMLCN2YURe9tCYE6zFdCEIQP7xgqdAh1t9FBQ6Pf83UQBOHDO7YZeMffSTf6ILMpqQmCKCbDajfw&#10;jseJ6bGciudbGqzm6yAIwod/VELRXphQ6tRfEQQRkYcMFSx6g1PxHkNjO/gaCIIIyEO+L1jATzex&#10;BO2vCIKIwEM6ChJDDwHDTOFkaH9FEERQPjKjIHzEDXvM6KIEQSS0UuuIu5FtRfMFIgiilBiWyRf5&#10;27gb2VNwK1WCIJJiGkvjEDicOurzuGeTgZcMxP2ApvjtK4s02BeYuZkgItGQS79jMdTz1E3qGvKe&#10;tsTjvFuyO88uwkCrjLezOO0IIi8aWi5oeKZ27guvlRM23/oQIn0u6mgM2f4MU1boOB/QZOH+oEiD&#10;/RHan8upRxB50VCNoOPt4vg8cfy+U26ijLjSmFOeiPPXnFKH/5fn0YfxxBJTOBV1piXhhNPuPbQ/&#10;j1OPIPKmo5mgo4fiWJ0lw42pvIt73Nh4V/Jofzgxm05LhpwDEet0RcuTIe+RKYPIsAgiGg2uAy0t&#10;EMdUcuRlTmnViquof0fGsHL+/9wpU3m0bYpA2hvXg+2O2/8HImUu5D1jZFgEEYnuPtN+uym4bhmW&#10;awtCLi/7QvbD5Je8J66HPBVnAHltDV0b8J6vtfbrOf0IIhTd/aszFqx0XlG+O/+vdcph/N/klIVO&#10;mYNlZA2yZtXgt6v3ehhWr+xc+4GBp5yJ60FvxJnhGQ+s6mkKcP1Cre17nH4EEZje3LAu10E7Swzn&#10;3Z3BvRoTcxXs+0PotNwyGKJPrYb7R+J6YJPvz4yIdY4FjensXPNca/stTkOCCERnFRrtnEWewFrt&#10;uqMag5sKyaxC7fLZfJPjeOAGU7aLEPf/ZDn+B+r62ud+Pc31Zk5DgghFw0MeTGYSS7px7PhJcwPX&#10;nGEBNruWwn7rbSje3bLRKedw7Wge/RqP3bbTXfrlK7opGw7LOZUN9rLH/Xr8+OWcfgSRFx2/Z0nP&#10;51XugJkt9am7Ks8+3Y7de8Zig3U2wH0/e0ljQo814nO/Wy5yyhFELIyr19VjOeWYaz/l7hA65S6Y&#10;2YRmHOoq1Ffjf1dhXxdzX87EbotlcVQc9LlHN0CrtVx3XxquieNfiXt/4zQjiFgYhKt4vxnguipp&#10;NoRdQ0WPriqnJqb+HDDwli1RKzWFNP3V554B7fp2jyVjTjpPaszqI04zgoiNYU2ZBASc64KUdc9w&#10;zk2e/K5ughDVFtK5/5fYQ65bYtds87lnnibu3cFx12lyM5wm6yGWTjsya8xqEacYQcTKsJQOq0Yc&#10;+xKK91doVZO2psT/lzVe4Oq49kE5X43r6oNk0rLE2BuI+pAmo9FNAe/9XK5NfRR80nRhHDsUN7HO&#10;voA1tGsX8hZsOFpgzFbFqUgQgeixS5ofQIDQ6bBVu6dRueqIY65e+5EPPV8M0B+TuulUURVjwmAt&#10;yfIEysOvOS0JwkqL1YYIDRexVJwAI3It2D+EJKVWPjmT7kssI000eSQEA40vbaBl63FViPsbDSLk&#10;CBjZFQ8mdA9cPKwB2++cmgRhpce7FubjGpj+pdFSJc6NyN+Ge7fnkxzVkidiJOoDjkR1y3GuP2Hz&#10;/zNYsauyV1tHz4TuyzVi2wmJSrcZaeWUJAhPWvzBFQS0Y/MM9LfeIAl1W+pT9zSCRt8K2JeWJBiW&#10;yRp1fsg6ZtoiLIDjP4VtyH2tnZs+9VboERMJgvCkGcWc6jQ6koLJV5al5IR2fK+4Z24efTEFBh2P&#10;+oC5qAxL6LLWGI6fk9IXpCfZ1iNOM4KIlWnl4PC8QO7mwYew2nLPHdxXhd9H/cyW8mRYuTgeLhfE&#10;EDQAZz9nOP627gSNXUC5VHzIaUYQseqxdL2yq2I5DH/BRYiQslytYLACGsL//xP3/hihH9UFYVgR&#10;6jprOLYA9e43nPs36PKQIIjAdHgBEtMJDx2yKlcM98YWDibtDKvJcEztIl633LM3n3g7BEFY6XC1&#10;pGNIU9csDOsrKXBo5+pi6Et6GZaPWHjT45rvRPsbOeUIIhLNLdRjuYtz72q2k1XaSiiXT0jkkmFY&#10;aMMVS//1uWZrFB0aQRDTtDQLdLTL45oaGZAPSSkU/T2NsS+ZZFgTAQ3NlK/hv5x2BJE3vdWF1UFB&#10;6Z6z2WOVG8PqC3Htz7bY1IRxvBbD8K+mgG12Yidpe5APUQmM8ZdwD7uL8CuzMtDnqZAMq0m3gC9b&#10;hpVHn1wbkLEUToJWOGj/6IaQTUmfuoVz+V9Bkn7E0Ga9Nme+LAOm9UcYP7oU9Hc8j9Rcz+PerU+C&#10;YT2Lww4rgQG/HFtq6/j61KRtE7cHuGc5nE3nJdSnWs0fc2eBxkKOw7IivhN3U2cNwiQdgcFkdUJt&#10;fYjnHkF47wvwl/0ihQyrJY97bvqFS87j3ei85UXUSkfisHRPaNCPpHAinFaKSRmY0HCdq/jcpY2r&#10;Gx9sTgJ9krs+nQVccuTySWMeoO5ZWOY2imNVSIywHmqDw1iiTYLQ9PBF6yP2YTkicW5HW/d0tzJI&#10;tO5m0dslIkW2xlyfydJ9tGQZVkpfqgr7+o84thSM7BiisZ6DZfEBzbblXlSpEdvS/XJyCefzXNCM&#10;vhH7UCXa25eQ1HRLLHUfIjPMQZHU87SMlQanXN0vdlGe7Vci1ttfYFb9+N0lEv4+T6NklTJamZ+E&#10;8/PVOJOolsFL2IcxOqwdV75YJ6UeyQ0DLcb1sxjafyX+toFhVRRgDN4S7f2MdFADkPQmsVRaHLEN&#10;GdLkHXH8mG1JLt6NW67FNNYHYSdYi2PvizbWkCK8l6VJMKwzUeJhleFLUCGlD2jHVcqyfu34T+KL&#10;XB1D+59peeUqBcN6IiSE9+LSm0Gy+ARL3EFLnLMpMKoDCJNdE7HND02SkojpNKXvZoFx5kzvIQaC&#10;+wTHepWuEFEQ1C5tN+bGQZSd5R4OyRIPK3IAv1Oxp+IpD4Z1EcTpMosekZijH1/kLmz/j5kksgjt&#10;XxbLyyYcOymSZg5r+py+GNpchF2yQZQRwTTWIgdlRczj3GVyERHj/NDnnjik2QrhCOy6kP0uJOmn&#10;4kN0H8z6hFaOJbXZkhFaMUUcHYpa6UC+Md3LaODdidvupiQz6EnOgaAVIxvAl3lMu25tDP34VNR3&#10;Hcxp0iDpXAFj6UlipxW7cW5bFwo02WsNH4xHkKjWi9BFHbpEFLCtRty7EYzpCEIDT8H+6iTMWXrR&#10;XgfyDbTj/wpSiXFcTTHdD0StdHfYrDlluA6/A8YwKXbH/qctVfplVApYDj+Pi7DhH/YIpReMcT8I&#10;TEk8JwqkwxrzU7iDoDug82mKyLBqsEP4hUgdNx1twF2C4p73gvqkor57mknIBJhVn2GXsh7P0g3J&#10;WoZwuc98A8YxNmXN2RO10m/D5iXkkvD1cDnCsHC/OLYLE7spYptzUM8RS1TXE3EuO336UiuT4Dpl&#10;Hbb2lR3UiCVO/88RGNYySIzDgjk/0k1EtFDAGwO00Yh21qi6ROzzffggDCPSwWGEC16P/ujOwqcp&#10;ab02vqa8hN8nIbYxzEtAhoVQHp0WhlWBr/6H8mudR5tfehn0CYY1aDlfDf+yOh/bsSVYdn6H59kL&#10;aeIwJMr7GjN6BLONo4LI/4DC+Qv8vw/3Hw6Tsk0yLMuH4bIPM90YYbx/EvWswzG1kdEFaXeRuOZu&#10;UsaqGaeVRDI/dxoqPcvh9mVYd6DnOI0lyx9yjY4lhMxSMhlWygjQlyYsUy6ijVto8yiWSqasRFM4&#10;X2sh+N+gt1G6m33Qha3DEk+ZDtxLeJzXK6W2hWGdMNxTExPDqsHyUC05r2DcJjF2nZo+8XNShnEc&#10;z8S+oefaXMVuK1HaL0HaPP2kJBZBSGdB1E/BzKS1+z8BiaUOxqirsVzZCHun/dh5Gjcwouc4fhLS&#10;zF/Qc/Xjr2JkagfrvTyf/6wt3VrMTrOfSFMNcXxA7JIqie85QnFLg9bNEdtX7+0y3oO+/FQxz0e5&#10;FLSOoSmF4MqolTYYKp3gcL82Tu1aGm/dDmuvWB4cFUsJaU/UEaCdHktkyClIUEc0y+t3ChWpQVsG&#10;vS/0RhthiT6F3cuWGNr6XSw7P4MOS8+6NI6PQ6dYgqtzn0Zsv0Uk8e3EMvmgQUdHEyD7GJoycs2O&#10;o+IXhopncMBfEsBGzb1m3KQvEkvFcamEFdFUnwf9EkOXtBPLs/VgFBUh+u1KBAtjHosazWD0Aoj5&#10;ISS2MW3XbFHE9g4rQ0Mw8X58FJTLzmnLfbEl3BU2WAeEZP0cOqwfyiFKRYSxqzXxlbgqv0H3nNfG&#10;ZBBfd+nsukwwJhvD2i/8zZTl80vH5xj6VGVaduH4agRAlNv+g3HFbsKO2pTQlW2WOSM1pu7qfz6M&#10;2J5iTH8a3os1xIspUW+EPixXltnQ4am6l+Kj0okP2u/CqPYzLhGnQzElo2qyWLtvKPMBf19YMx9W&#10;yy7BmI5o1+/Xdg9PCGV7LFEcIW0ovclB6KseiaXTv8LqXTpcL4xpTHogbdRqxzdqESlmRmynxpSh&#10;GOeU0epBH4Y1ELEPdZgDn+Cdn/PJPiPLSTKsNz4wjMuZuCo3GY/2cNBfLsV6tGP7LAzroCQU7BLK&#10;ZdK8GPrzrrY07cLXvkpbxuoMa1EMbS+DvqxCO94smObPMY17ly36hGBYAz4M62CI9ubi/Z2AhDqp&#10;uTrt17boF4CpVhkk3ao3CHcstsRuNCoq3xq7CX3pvgglSR3Vjv8rlyKam0gOxodxKKMfem2MaEHT&#10;puIKNQ29zRj0VvvAKGtFLK7PYxzjvbYlhGBYvxnOVUpJL4/n+wHLu7W6sa/NLoywjucOA0/pjaty&#10;ky3WeQ77K1/gCo1gjmmEotxwdiGkjHLl6RPB36YQXrkuQl8Om7b7xfn2OCMWaHXP0XRkI3ju9TG2&#10;USVsoPo8GNZGJVGKc4ulr2XMz64Y1hQpIpT6Iv6gCpZAWw847NPjsxzSxWmxXDgozq+W3uggqm+E&#10;u0eLFrHyKb7ky/Poy3dehAOreNXOuwmMRaMW4XQ0zhDJov93LMatyhh3OX6/DcPZk0L6fKnTS4hh&#10;PSVFBBovk0lDc5wNPE7EZqJ0XsB72th8Z9G5rLPc/7a26zgFaeWbkP1YI79YMHvYKeJUPc9HjxOy&#10;D7MMZgzzYmKG970is0Lxf9kglR1MUvEt3vFDUoPvWM0w8JJncTdyPnar1NJ7EYeFMnaeRmhK8nrb&#10;4/4K7D7VROhDtWBKo1AUHxaRG/qws7UuzoQChn4s0iSaH2Oo8zSMc+fmcW+FZti7NubnXWPzYSRe&#10;G6s2Ay+5GncjewyNdHP4XxmjZWBM6yxLmScFCu+idqzmFHk82uMy1ITt2vYou2yCqVxM4FlXFyoi&#10;RgnQiSmgwkDcjWzjTmGwL7nHuYUF6kOTVxryAo/Hekh8q5Ma15BS1r4kEnEI27D1KRn3udicmJVC&#10;Guk38JJv427EFH/5RooG4fobRFqZeGWZPOf2lPRjpvJbTek4XTLwko64G6m1+BQ2xNzOjz7nO7HD&#10;sAaOtXOFweRmsgeCH4jpsC3vpLBvMwrBR7w4Y1fMbdzVjS6181c8XB6ecLoSZFjTdmqVKexbR8FW&#10;ahbF+46Y21Ahbhst50d9/LR6OGWJMmZW1WmOWeeGQDbQbH9SjW2JPY/Y62384JXi3JAS/I7KjKK2&#10;rTltiTJmWM2gi60p7d9QwYQMi8X747jjVZsy+opzMqJnvXauLkmDSILIAMNSfpZzteOzQtazEBm8&#10;62LsW6VYrsrSkuSAPEhawy/SfT+ynL9vcy2BYWS8Zv4EkR2GNWqIc6/C+zQFrGOORt/vxdS3dovA&#10;U5nkgAzGkZrHjV/u5R7hBmZD3V9bzrtuLJMeDO0+MrN0choTZcKslP7qpmHFMql91K94SV2am1gu&#10;jjDbFlvOv5MelFj0WGK3b57HNSrtd7XhXIXNQhaJRHMM90GUGcNScebXiGMqP+I1cUxtbN33qGuW&#10;RuOTMfRvqODeMmJQZHkR1o4CbiyvDKThmiqvbDKIkpBT0QAQllZfI1PCIsqFYQ3rQoBwyv/IIAjk&#10;fOrTHfon840WC/urZwbesbhQ6+TI9lgiX56XQ/BGLz0ZxNtJTRmvImnO5DQmyohhPdJ2z98SoZvn&#10;GCQs30i3WrbsvFOkWeyvJgpiK2bxBfolxP2N2DGoF/GfFkAMrdSunYv4SlPYBazVl4haVAC3/MHp&#10;S5QZs5rjYZs4pTEsGYvKlHD2U+33PUTEHQWz259H/3YUzRdZi++kyu2QYqtXuYeEmB/6XDcJZvXc&#10;FIeKIMqIYSn7xQGDwlzS1TXBxNTxWlHPXmkDqUyFYujf1aIlssFuRF7rUYPhp/4lGIVCvl+LXxSm&#10;PMduZi2nMlEmDGtUuuMgHPQdDxppEXkGRnFPja6igYnRrYh9a7bovWcUcoBMqb+2BbjvifT9w85B&#10;C74Kt7RrR7T44Cr07kfI0HIa+e6uW9Kz59LiQU8QCdJirWQ84vg+kX8yp6WVq0QYIhmW+2vdIBu0&#10;tS5i/3oNdDlU6EHamk9iCgzMI13RLhIE9CLJ4l21xJN6LTCl5z76sVYo9J+KlFfVnNpEiTIstTG1&#10;Uzs+LphTDeLdb5WMTRMKcgaj00ndoySP/p3NR7iJe5DetISJaPO5r9Xj3E9aXUcM17wbJhQtdjmU&#10;/cdSTm+iBBnWiMGcocaU7g15An4Xv5drNCeZWVPUZB0QRF4kmnAiRGfOR9ktNDzYWJBQMW74GZUy&#10;SxwbQiYaL+tduusQpcas6kw2VWLFctGgkmnWji0VjOuiOP61LQhBiP5tTzx+e4jOdMcR28YiMg75&#10;3PMaUxMpoO4j6cI8TmmixBnWj6ZwMkKhLs0ZlLH2b1DIP1SMTuzef6pJbu1avXNBZ40B+3c1NSGg&#10;PJaFq0LWo1un78TfHzzu2WzKvadlG1ZKxmsIQTOHU5woMYalTHo+M6hX6vH/HBEwQJab4nq1ulmg&#10;CQWNsJc8KnTCgXwL3axalh3KN4s5YKeiBuQSX4npARO2JF6+hictx6ssiRpzcaVmJ4gUMKvNJlsq&#10;Dx2XLD8bVizTfrvQ/T4VOuPQ/n/OdbsN954p9qB9bDG5rw1RR61BJ7U0bHooxPC56GOjVcepTpQI&#10;w3pis1bXrnN3CS+ALk/ryzlh3nBPHPsGK5X1Gv38GbBv1RahYUuxB63BkhV6S8h6Pje45fyj67Ig&#10;3lbg/5nIB3czoEHpWk5zokSYlfQ2qYhYlxIOftKksm78vwQ+iUtC1GkSZJ6lIlu8RfS7FEO9Lpde&#10;pB27I6zZbYzpFix06zm1iRJlWP+DYr0yhrpcRXqfJpHlomxaWTbS+tMyeG028/+I9bYYjtncdUYQ&#10;0bCC05kgQtHZEYNqJW/JDa44ps24FWl6aJNN1u4861puM2/QFPQv9V6UpAgiEu26urBPxG93R3As&#10;5hXX1VSlHXNtKwydfJCPg6O2q3FFO9eotUFbK4KIRrvKpGEhfk8G9SQx1FVryfvQm7aHtnW0O4+6&#10;JMPaZThfLWK+53TjNoIgQtGbtFtUUR8+zLOuLXEJLoV48O/zjZOl1SO9yxd5XPeFuO4tTj2CyItu&#10;TdnUF+RZ19XMREzxULZ9ELKepiAGcbj2qzRnuiWIjElYr9hjhaynM4nNt6Qf/lAcsW9gmjAW8Np9&#10;ulc6QRCBaW08Dkt0597jBto/nvaHt5k4tOVRV1OIa3/n1COI0DRWKWwXo9hdtVpWVyuzMAhnMsdp&#10;CaJ8mVZFDHUciiNfabEGYENcUhZBEKmnd5t09XGWxMwRSlkEURYMyyRdjabKUDTAQ3xMKYsgyla6&#10;2pLFhzmfung4BEHESeNDpsAHmZKuxMPY7DI6+aoJIvPMapWFvj/I8kOZpKzbmeTABEEouq6EJFUa&#10;0lUAKWsTXztBZJauN5WcdCUe7oxlF2E2Xz1BZI6eZ1isAIZLYuXksdbdzddPEJmj518s9LyqlB5y&#10;0BLjuYVTgCAyQ8ctlhwOh0rtQRsM+QdLR4wkiPJgWGcs8a7eLMWH7aECniAyS782l7veUn1g21bo&#10;BBXwBJH6FdK4JVZ7dSk/eLvFlH8PpwVBpJZufy1bI3CLsyQt4AkinfTaYREyjpfLAMy3JKwYDZPi&#10;niCIxGm11mJz5e4UNpfTQHxgkbL6OU0IIjV02m+h0w3lOBhDJWveTxDZp0+bwfeZch2Q2RbbrJFU&#10;5jEjiPJaCl612FzNL+eBsQX6G+S0IYii0eWAhS63cHDeeONvGpQSRGro0WYgeopeKf+Jn6MWX8MV&#10;nEIEUTBabLX4CrpLwQaO0H8D1WXh6uMcKIIoCA3awsZkJwNOgQfsgGWw/qYoShCJ09+ghf4OcHTs&#10;S8PblkH7liNEEInR3jYL3Y3QmNt74FZa3ACykfaaILJHc20eNNfOEfIfwB4PfRajOhBEfLTW4KG3&#10;6uUIBR9Im0vAcEmHsyCIwtFYtSUgXw76ZOqNQwxmJew+qIQniGRozGb/OES9Vf7i6qhlUHdwhAgi&#10;b9raTrVLMgPbavE3dMtWjhBBhKapbgs9uQajbRyh6ANsi1L6gkH/CCI0LT1jAM3kB3qrZZCf0dyB&#10;IALRUJvF7YY7ggkN+A7LYL+gzyFB5M2sfuEIJTfwtrAXD5iUlSCMNNPioQem+ULCg++aOxz3cCNo&#10;5igRxDS9vOlhGDpEm8bCvATX5/C85SWMlnVERIL4j07me/jmXmJU38K+jBk+TIuSFlHukpUXs2LI&#10;piIxrRsey0PqtIhypIsWj2XgDTKr9Iq9D7h7SJQZPbR5KNipLskA03pBOy2ijJjVYzKr7DCtGx7G&#10;pbTiJUp5/rd7MKsbZFbpfGleinhX0urhKBElOO+7PZgVFewZZlqM8kCU2nzf7jHXyawy8hJrPWJp&#10;qXhaNJgjsjzHqz3iWSmjUNpZZeiFVnq48ajIpYz7Q2Rxbjd4RApV7jb8IGf05e7weLFusLIOjhKR&#10;ofnc5rEj/tKRmb6B2X/JWz2ygjCFGJGVedzrM48ZIqaEXnY7DEltL/sUl4hESufuDI8kpypSaBdH&#10;qvRefCuWgV5LRIaIJdI2Z2/7zFl6c5TwBJjtlLMeE8A1Mv2YI0WkYK5u8FkVDHFVUB4TodIj76Eq&#10;g0x1RBRpftYGmJ8HOD/Lb2J0eQTkz0EUX8WRIgo4J1c55aoPs+rlTmD5TpCVHqE4VOnn14xIgVTl&#10;ztN2jhYni7sLc8hnsozSgZpIaP51BPhocglIvDZxejycSFXZQ0UnEdN8cy3Wf/WxrXrATSDCaxLN&#10;90hyoYobIG0TR4uIMM82+JjYKNtAOi8TgSbUxz5bysofkWGYiTDzqsXHD1BJVd1UrBNhJ5efzZay&#10;29rNZSLhM5dmwM/PT+VwhglUiKiTbVMAaWsU1/GrSMi5U4l54adUdxnZBo4YEdfEmx9gJ1EFTVvF&#10;ESNgU3UpwJw5TqmKSGoSdkCaygUQ7Vs5YmU5R1p9AkiqcpWmMkQhJmQ1TCAeBPx60qG6fBjVIR8z&#10;BaVU38Yge0ShJ2gDFO45Mi4yqgCMKofr5nPUiKxM2CHGLiqZ996JD1GQ9z5M3SaRtgm8IqCSVTlW&#10;dzNRQObecS12/W4EfM/ufPiAu8dE2r+85wNO6AdYVtIANd3vtBnv6QEZFVGqk7w9hMSVA5PbQifX&#10;1Ly/ang8nA247FP2eFvIqIgsT/yOAO4Yuq9iP3UeRXtfK+GUPB7inQ3TcJgoNUJoC6GcV+UGXDq4&#10;w5jsu1mMLMpXQ7wbtfu7kiNIlLo+ZHsIfYgqZ2G/s5ijGNt72Bpyyaf0jtv5HohyI5haGKCeD8m4&#10;1C7jDoR55k5jsPGegeX5jpC6RWmZ3svxJkhM/28SsTuAN7+pvIAO5Vso+mlB/ca043E7pNJTPvH7&#10;vaJx9OP9UD9FEBqRNWBn6lQexCU9/4chSXSWi0QgJKjvYaA7EWEMh2Enx7BBBBGQAN8E0ZyPQHhy&#10;OXMA9a3IeiRLMKc27Mz1Y4xexDBGrk7rTc4+gojOvLZCcngWAwNTyuOz2MLfgrC9bWmRyKDja4UB&#10;5hYouodDmhv4LaWHsGRkeBeCSIiQq0HE/TESrykF+ggYxCCY2jZINF2I9dSCOGHz/Yxd0Wd1bQvu&#10;70J922C6cQD2ajfQ/osEnmsCz7OBynOCKA4Da4EEcigPU4lSL64+728shRdTcU4Q6WNgzWBg/di+&#10;f1FGDOoGnrsHjJw7pgSRMQZWK7b390BB/TjjjOkZlOQDMOfo4I4eQZQ2I5sPs4etsAE7BQklTRLZ&#10;CPRae2C02UUFOUEQOjNrgPlDJxTj27HUOgUGchvMZDzEjtwo7hnB7uQQFO17YDvVDYa0ktISQRAE&#10;QRAEQRAEQRAEQRAEQRAEQRAEQRAEkSH8H6geSZlLTZbIAAAAAElFTkSuQmCCUEsDBAoAAAAAAIdO&#10;4kAAAAAAAAAAAAAAAAAGAAAAX3JlbHMvUEsDBBQAAAAIAIdO4kCKFGY80QAAAJQBAAALAAAAX3Jl&#10;bHMvLnJlbHOlkMFqwzAMhu+DvYPRfXGawxijTi+j0GvpHsDYimMaW0Yy2fr28w6DZfS2o36h7xP/&#10;/vCZFrUiS6RsYNf1oDA78jEHA++X49MLKKk2e7tQRgM3FDiMjw/7My62tiOZYxHVKFkMzLWWV63F&#10;zZisdFQwt81EnGxtIwddrLvagHro+2fNvxkwbpjq5A3wyQ+gLrfSzH/YKTomoal2jpKmaYruHlUH&#10;tmWO7sg24Ru5RrMcsBrwLBoHalnXfgR9X7/7p97TRz7jutV+h4zrj1dvuhy/AFBLAwQKAAAAAACH&#10;TuJAAAAAAAAAAAAAAAAACgAAAGRycy9fcmVscy9QSwMEFAAAAAgAh07iQCvZ2PHCAAAApgEAABkA&#10;AABkcnMvX3JlbHMvZTJvRG9jLnhtbC5yZWxzvZDBigIxDIbvC75Dyd3pzBxkWex4kQWviz5AaDOd&#10;6jQtbXfRt7foZQXBm8ck/N//kfXm7GfxRym7wAq6pgVBrINxbBUc9t/LTxC5IBucA5OCC2XYDIuP&#10;9Q/NWGooTy5mUSmcFUylxC8ps57IY25CJK6XMSSPpY7Jyoj6hJZk37Yrmf4zYHhgip1RkHamB7G/&#10;xNr8mh3G0WnaBv3ricuTCul87a5ATJaKAk/G4X3ZN5EtyOcO3XscuuYY6SYhH747XAFQSwMEFAAA&#10;AAgAh07iQGacFBwaAQAAegIAABMAAABbQ29udGVudF9UeXBlc10ueG1slZLLTsMwEEX3SPyD5S1K&#10;HLpACDXpghQkFlCh8gGWPUlc4oc8JrR/j522ElRpJZaemXPvPDxfbHVPBvCorCnpbV5QAkZYqUxb&#10;0o/1U3ZPCQZuJO+tgZLuAOmiur6ar3cOkETaYEm7ENwDYyg60Bxz68DETGO95iE+fcscF5+8BTYr&#10;ijsmrAlgQhaSBq3mNTT8qw9kuY3hfScbBy0lj/vC5FVSpZPAmGCTzMvqeRLJN66l04gz0y4pPk14&#10;6PHEhTvXK8FDXCEbjDwZPzuMnkdyrMFOObyJ+znjkDJ/J/9tcODe4s28kkBW3IdXruN+mPTIpP02&#10;Hob8skjqUmNmm0YJyGuPdcTeYTh2dU4dZra24r/iy5E6arPx51Q/UEsBAhQAFAAAAAgAh07iQGac&#10;FBwaAQAAegIAABMAAAAAAAAAAQAgAAAAyEgAAFtDb250ZW50X1R5cGVzXS54bWxQSwECFAAKAAAA&#10;AACHTuJAAAAAAAAAAAAAAAAABgAAAAAAAAAAABAAAACJRgAAX3JlbHMvUEsBAhQAFAAAAAgAh07i&#10;QIoUZjzRAAAAlAEAAAsAAAAAAAAAAQAgAAAArUYAAF9yZWxzLy5yZWxzUEsBAhQACgAAAAAAh07i&#10;QAAAAAAAAAAAAAAAAAQAAAAAAAAAAAAQAAAAAAAAAGRycy9QSwECFAAKAAAAAACHTuJAAAAAAAAA&#10;AAAAAAAACgAAAAAAAAAAABAAAACnRwAAZHJzL19yZWxzL1BLAQIUABQAAAAIAIdO4kAr2djxwgAA&#10;AKYBAAAZAAAAAAAAAAEAIAAAAM9HAABkcnMvX3JlbHMvZTJvRG9jLnhtbC5yZWxzUEsBAhQAFAAA&#10;AAgAh07iQCDvoxfaAAAACwEAAA8AAAAAAAAAAQAgAAAAIgAAAGRycy9kb3ducmV2LnhtbFBLAQIU&#10;ABQAAAAIAIdO4kCMi1PgdQMAAF8JAAAOAAAAAAAAAAEAIAAAACkBAABkcnMvZTJvRG9jLnhtbFBL&#10;AQIUAAoAAAAAAIdO4kAAAAAAAAAAAAAAAAAKAAAAAAAAAAAAEAAAAMoEAABkcnMvbWVkaWEvUEsB&#10;AhQAFAAAAAgAh07iQJcb5e4SDgAADQ4AABUAAAAAAAAAAQAgAAAA8gQAAGRycy9tZWRpYS9pbWFn&#10;ZTEuanBlZ1BLAQIUABQAAAAIAIdO4kCZKG+gIDMAABszAAAUAAAAAAAAAAEAIAAAADcTAABkcnMv&#10;bWVkaWEvaW1hZ2UyLnBuZ1BLBQYAAAAACwALAJUCAAATSgAAAAA=&#10;">
-                      <o:lock v:ext="edit" aspectratio="f"/>
-                      <v:shape id="图片 1" o:spid="_x0000_s1026" o:spt="75" alt="IMG_256" type="#_x0000_t75" style="position:absolute;left:4190;top:98395;height:989;width:781;" filled="f" o:preferrelative="t" stroked="f" coordsize="21600,21600" o:gfxdata="UEsDBAoAAAAAAIdO4kAAAAAAAAAAAAAAAAAEAAAAZHJzL1BLAwQUAAAACACHTuJAmlbk+boAAADb&#10;AAAADwAAAGRycy9kb3ducmV2LnhtbEVPu27CMBTdK/EP1kViKzZULRAwDKC2dOQh5kt8SQLxdWQb&#10;SPl6PFTqeHTes0Vra3EjHyrHGgZ9BYI4d6biQsN+9/k6BhEissHaMWn4pQCLeedlhplxd97QbRsL&#10;kUI4ZKihjLHJpAx5SRZD3zXEiTs5bzEm6AtpPN5TuK3lUKkPabHi1FBiQ8uS8sv2ajUM2/Po7fBd&#10;/BxXX84f1g81OVcXrXvdgZqCiNTGf/Gfe200vKf16Uv6AXL+BFBLAwQUAAAACACHTuJAMy8FnjsA&#10;AAA5AAAAEAAAAGRycy9zaGFwZXhtbC54bWyzsa/IzVEoSy0qzszPs1Uy1DNQUkjNS85PycxLt1UK&#10;DXHTtVBSKC5JzEtJzMnPS7VVqkwtVrK34+UCAFBLAwQKAAAAAACHTuJAAAAAAAAAAAAAAAAABgAA&#10;AF9yZWxzL1BLAwQUAAAACACHTuJA1VwmKMwAAACPAQAACwAAAF9yZWxzLy5yZWxzpZCxagMxDIb3&#10;QN/BaO/5kqGUEF+2QtaQQldh6+5MzpaxzDV5+7iUQi9ky6BBv9D3Ce32lzCpmbJ4jgbWTQuKomXn&#10;42Dg8/Tx+g5KCkaHE0cycCWBffey2h1pwlKXZPRJVKVEMTCWkrZaix0poDScKNZJzzlgqW0edEJ7&#10;xoH0pm3fdP7PgG7BVAdnIB/cBtTpmqr5jh28zSzcl8Zy0Nz33j6iahkx0VeYKgbzQMWAy/Kb1tOa&#10;WqAfm9dPmh1/xyPNS/FPmGn+8+rFG7sbUEsDBBQAAAAIAIdO4kBa4xFm9wAAAOIBAAATAAAAW0Nv&#10;bnRlbnRfVHlwZXNdLnhtbJWRTU/EIBCG7yb+BzJX01I9GGNK92D1qEbXHzCBaUu2BcJg3f330v24&#10;GNfEI8y8z/sE6tV2GsVMka13Cq7LCgQ57Y11vYKP9VNxB4ITOoOjd6RgRwyr5vKiXu8CschpxwqG&#10;lMK9lKwHmpBLH8jlSefjhCkfYy8D6g32JG+q6lZq7xK5VKSFAU3dUoefYxKP23x9MIk0MoiHw+LS&#10;pQBDGK3GlE3l7MyPluLYUObkfocHG/gqa4D8tWGZnC845l7y00RrSLxiTM84ZQ1pIkvjv1ykufwb&#10;slhOXPius5rKNnKbY280n6zO0XnAQBn9X/z7kjvB5f6Hmm9QSwECFAAUAAAACACHTuJAWuMRZvcA&#10;AADiAQAAEwAAAAAAAAABACAAAACLAgAAW0NvbnRlbnRfVHlwZXNdLnhtbFBLAQIUAAoAAAAAAIdO&#10;4kAAAAAAAAAAAAAAAAAGAAAAAAAAAAAAEAAAAHIBAABfcmVscy9QSwECFAAUAAAACACHTuJA1Vwm&#10;KMwAAACPAQAACwAAAAAAAAABACAAAACWAQAAX3JlbHMvLnJlbHNQSwECFAAKAAAAAACHTuJAAAAA&#10;AAAAAAAAAAAABAAAAAAAAAAAABAAAAAAAAAAZHJzL1BLAQIUABQAAAAIAIdO4kCaVuT5ugAAANsA&#10;AAAPAAAAAAAAAAEAIAAAACIAAABkcnMvZG93bnJldi54bWxQSwECFAAUAAAACACHTuJAMy8FnjsA&#10;AAA5AAAAEAAAAAAAAAABACAAAAAJAQAAZHJzL3NoYXBleG1sLnhtbFBLBQYAAAAABgAGAFsBAACz&#10;AwAAAAA=&#10;">
-                        <v:fill on="f" focussize="0,0"/>
-                        <v:stroke on="f"/>
-                        <v:imagedata r:id="rId10" cropleft="17977f" croptop="19957f" cropright="20947f" cropbottom="11879f" chromakey="#AAA9A5" o:title=""/>
-                        <o:lock v:ext="edit" aspectratio="t"/>
-                      </v:shape>
-                      <v:shape id="图片 25" o:spid="_x0000_s1026" o:spt="75" type="#_x0000_t75" style="position:absolute;left:3447;top:97780;height:2273;width:2273;" filled="f" o:preferrelative="t" stroked="f" coordsize="21600,21600" o:gfxdata="UEsDBAoAAAAAAIdO4kAAAAAAAAAAAAAAAAAEAAAAZHJzL1BLAwQUAAAACACHTuJA/sP8G7wAAADb&#10;AAAADwAAAGRycy9kb3ducmV2LnhtbEVPTWvCQBC9F/wPywje6iYKUtJspAhK8CCoQdrbkJ0mqdnZ&#10;kN0Y/fduodDbPN7npOu7acWNetdYVhDPIxDEpdUNVwqK8/b1DYTzyBpby6TgQQ7W2eQlxUTbkY90&#10;O/lKhBB2CSqove8SKV1Zk0E3tx1x4L5tb9AH2FdS9ziGcNPKRRStpMGGQ0ONHW1qKq+nwSj4+Tg3&#10;X7w8XD4P+yEfd0XhL8urUrNpHL2D8HT3/+I/d67D/Bh+fwkHyOwJUEsDBBQAAAAIAIdO4kAzLwWe&#10;OwAAADkAAAAQAAAAZHJzL3NoYXBleG1sLnhtbLOxr8jNUShLLSrOzM+zVTLUM1BSSM1Lzk/JzEu3&#10;VQoNcdO1UFIoLknMS0nMyc9LtVWqTC1Wsrfj5QIAUEsDBAoAAAAAAIdO4kAAAAAAAAAAAAAAAAAG&#10;AAAAX3JlbHMvUEsDBBQAAAAIAIdO4kDVXCYozAAAAI8BAAALAAAAX3JlbHMvLnJlbHOlkLFqAzEM&#10;hvdA38Fo7/mSoZQQX7ZC1pBCV2Hr7kzOlrHMNXn7uJRCL2TLoEG/0PcJ7faXMKmZsniOBtZNC4qi&#10;ZefjYODz9PH6DkoKRocTRzJwJYF997LaHWnCUpdk9ElUpUQxMJaStlqLHSmgNJwo1knPOWCpbR50&#10;QnvGgfSmbd90/s+AbsFUB2cgH9wG1OmaqvmOHbzNLNyXxnLQ3PfePqJqGTHRV5gqBvNAxYDL8pvW&#10;05paoB+b10+aHX/HI81L8U+Yaf7z6sUbuxtQSwMEFAAAAAgAh07iQFrjEWb3AAAA4gEAABMAAABb&#10;Q29udGVudF9UeXBlc10ueG1slZFNT8QgEIbvJv4HMlfTUj0YY0r3YPWoRtcfMIFpS7YFwmDd/ffS&#10;/bgY18QjzLzP+wTq1XYaxUyRrXcKrssKBDntjXW9go/1U3EHghM6g6N3pGBHDKvm8qJe7wKxyGnH&#10;CoaUwr2UrAeakEsfyOVJ5+OEKR9jLwPqDfYkb6rqVmrvErlUpIUBTd1Sh59jEo/bfH0wiTQyiIfD&#10;4tKlAEMYrcaUTeXszI+W4thQ5uR+hwcb+CprgPy1YZmcLzjmXvLTRGtIvGJMzzhlDWkiS+O/XKS5&#10;/BuyWE5c+K6zmso2cptjbzSfrM7RecBAGf1f/PuSO8Hl/oeab1BLAQIUABQAAAAIAIdO4kBa4xFm&#10;9wAAAOIBAAATAAAAAAAAAAEAIAAAAI0CAABbQ29udGVudF9UeXBlc10ueG1sUEsBAhQACgAAAAAA&#10;h07iQAAAAAAAAAAAAAAAAAYAAAAAAAAAAAAQAAAAdAEAAF9yZWxzL1BLAQIUABQAAAAIAIdO4kDV&#10;XCYozAAAAI8BAAALAAAAAAAAAAEAIAAAAJgBAABfcmVscy8ucmVsc1BLAQIUAAoAAAAAAIdO4kAA&#10;AAAAAAAAAAAAAAAEAAAAAAAAAAAAEAAAAAAAAABkcnMvUEsBAhQAFAAAAAgAh07iQP7D/Bu8AAAA&#10;2wAAAA8AAAAAAAAAAQAgAAAAIgAAAGRycy9kb3ducmV2LnhtbFBLAQIUABQAAAAIAIdO4kAzLwWe&#10;OwAAADkAAAAQAAAAAAAAAAEAIAAAAAsBAABkcnMvc2hhcGV4bWwueG1sUEsFBgAAAAAGAAYAWwEA&#10;ALUDAAAAAA==&#10;">
-                        <v:fill on="f" focussize="0,0"/>
-                        <v:stroke on="f"/>
-                        <v:imagedata r:id="rId6" o:title=""/>
-                        <o:lock v:ext="edit" aspectratio="t"/>
-                      </v:shape>
-                    </v:group>
-                  </w:pict>
-                </mc:Fallback>
-              </mc:AlternateContent>
-            </w:r>
           </w:p>
         </w:tc>
         <w:tc>
@@ -5467,6 +5479,8 @@
           <w:numId w:val="0"/>
         </w:numPr>
         <w:rPr>
+          <w:rFonts w:ascii="Times New Roman" w:hAnsi="Times New Roman" w:eastAsia="等线"/>
+          <w:sz w:val="22"/>
           <w:lang w:eastAsia="zh-CN"/>
         </w:rPr>
       </w:pPr>
@@ -5479,30 +5493,19 @@
         </w:rPr>
         <w:t>检测合作单位：天津诺禾医学检验所</w:t>
       </w:r>
-    </w:p>
-    <w:bookmarkEnd w:id="11"/>
-    <w:bookmarkEnd w:id="12"/>
-    <w:bookmarkEnd w:id="27"/>
-    <w:bookmarkEnd w:id="28"/>
-    <w:bookmarkEnd w:id="29"/>
-    <w:bookmarkEnd w:id="30"/>
-    <w:bookmarkEnd w:id="31"/>
-    <w:bookmarkEnd w:id="32"/>
-    <w:bookmarkEnd w:id="33"/>
-    <w:bookmarkEnd w:id="34"/>
-    <w:bookmarkEnd w:id="35"/>
-    <w:bookmarkEnd w:id="36"/>
-    <w:bookmarkEnd w:id="37"/>
-    <w:p>
-      <w:pPr>
-        <w:pStyle w:val="13"/>
-        <w:widowControl/>
-        <w:rPr>
-          <w:rFonts w:ascii="Times New Roman" w:hAnsi="Times New Roman" w:eastAsia="等线"/>
-          <w:sz w:val="22"/>
-          <w:lang w:eastAsia="zh-CN"/>
-        </w:rPr>
-      </w:pPr>
+      <w:bookmarkEnd w:id="11"/>
+      <w:bookmarkEnd w:id="12"/>
+      <w:bookmarkEnd w:id="27"/>
+      <w:bookmarkEnd w:id="28"/>
+      <w:bookmarkEnd w:id="29"/>
+      <w:bookmarkEnd w:id="30"/>
+      <w:bookmarkEnd w:id="31"/>
+      <w:bookmarkEnd w:id="32"/>
+      <w:bookmarkEnd w:id="33"/>
+      <w:bookmarkEnd w:id="34"/>
+      <w:bookmarkEnd w:id="35"/>
+      <w:bookmarkEnd w:id="36"/>
+      <w:bookmarkEnd w:id="37"/>
       <w:bookmarkStart w:id="38" w:name="_GoBack"/>
       <w:bookmarkEnd w:id="38"/>
     </w:p>
@@ -7886,9 +7889,7 @@
 
 <file path=customXml/item1.xml><?xml version="1.0" encoding="utf-8"?>
 <s:customData xmlns="http://www.wps.cn/officeDocument/2013/wpsCustomData" xmlns:s="http://www.wps.cn/officeDocument/2013/wpsCustomData">
-  <customSectProps>
-    <customSectPr/>
-  </customSectProps>
+  <customSectProps/>
   <customShpExts>
     <customShpInfo spid="_x0000_s1026" textRotate="1"/>
   </customShpExts>

--- a/WebContent/docx/肺癌68基因检测报告-单样本-简版-苏州市立医院.docx
+++ b/WebContent/docx/肺癌68基因检测报告-单样本-简版-苏州市立医院.docx
@@ -896,15 +896,15 @@
           </w14:shadow>
         </w:rPr>
       </w:pPr>
-      <w:bookmarkStart w:id="2" w:name="_Toc17451"/>
-      <w:bookmarkStart w:id="3" w:name="_Toc19594"/>
-      <w:bookmarkStart w:id="4" w:name="_Toc18062_WPSOffice_Level1"/>
+      <w:bookmarkStart w:id="2" w:name="_Toc19594"/>
+      <w:bookmarkStart w:id="3" w:name="_Toc18062_WPSOffice_Level1"/>
+      <w:bookmarkStart w:id="4" w:name="_Toc7021_WPSOffice_Level1"/>
       <w:bookmarkStart w:id="5" w:name="_Toc26003"/>
-      <w:bookmarkStart w:id="6" w:name="_Toc7021_WPSOffice_Level1"/>
-      <w:bookmarkStart w:id="7" w:name="_Toc15852"/>
+      <w:bookmarkStart w:id="6" w:name="_Toc15852"/>
+      <w:bookmarkStart w:id="7" w:name="_Toc11015_WPSOffice_Level1"/>
       <w:bookmarkStart w:id="8" w:name="_Toc10518"/>
-      <w:bookmarkStart w:id="9" w:name="_Toc11465"/>
-      <w:bookmarkStart w:id="10" w:name="_Toc11015_WPSOffice_Level1"/>
+      <w:bookmarkStart w:id="9" w:name="_Toc17451"/>
+      <w:bookmarkStart w:id="10" w:name="_Toc11465"/>
       <w:bookmarkStart w:id="11" w:name="_Toc3823"/>
       <w:r>
         <w:rPr>
@@ -1216,10 +1216,10 @@
           </w14:shadow>
         </w:rPr>
       </w:pPr>
-      <w:bookmarkStart w:id="13" w:name="_Toc18058"/>
+      <w:bookmarkStart w:id="13" w:name="_Toc4088"/>
       <w:bookmarkStart w:id="14" w:name="_Toc3871"/>
       <w:bookmarkStart w:id="15" w:name="_Toc6221_WPSOffice_Level1"/>
-      <w:bookmarkStart w:id="16" w:name="_Toc4088"/>
+      <w:bookmarkStart w:id="16" w:name="_Toc18058"/>
       <w:bookmarkStart w:id="17" w:name="_Toc25920"/>
       <w:bookmarkStart w:id="18" w:name="_Toc23369_WPSOffice_Level1"/>
       <w:bookmarkStart w:id="19" w:name="_Toc1410"/>
@@ -1279,11 +1279,11 @@
           <w:lang w:eastAsia="zh-CN"/>
         </w:rPr>
       </w:pPr>
-      <w:bookmarkStart w:id="22" w:name="_Toc149832728"/>
-      <w:bookmarkStart w:id="23" w:name="_Toc5915"/>
-      <w:bookmarkStart w:id="24" w:name="_Toc27165"/>
-      <w:bookmarkStart w:id="25" w:name="_Toc11674"/>
-      <w:bookmarkStart w:id="26" w:name="_Toc149826003"/>
+      <w:bookmarkStart w:id="22" w:name="_Toc11674"/>
+      <w:bookmarkStart w:id="23" w:name="_Toc149832728"/>
+      <w:bookmarkStart w:id="24" w:name="_Toc149826003"/>
+      <w:bookmarkStart w:id="25" w:name="_Toc5915"/>
+      <w:bookmarkStart w:id="26" w:name="_Toc27165"/>
       <w:r>
         <w:rPr>
           <w:rFonts w:hint="eastAsia"/>
@@ -2482,13 +2482,13 @@
           <w:szCs w:val="18"/>
         </w:rPr>
       </w:pPr>
-      <w:bookmarkStart w:id="27" w:name="_Toc19184"/>
+      <w:bookmarkStart w:id="27" w:name="_Toc22132"/>
       <w:bookmarkStart w:id="28" w:name="_Toc19898_WPSOffice_Level1"/>
-      <w:bookmarkStart w:id="29" w:name="_Toc14062"/>
-      <w:bookmarkStart w:id="30" w:name="_Toc22132"/>
-      <w:bookmarkStart w:id="31" w:name="_Toc2781"/>
-      <w:bookmarkStart w:id="32" w:name="_Toc20136_WPSOffice_Level1"/>
-      <w:bookmarkStart w:id="33" w:name="_Toc12381"/>
+      <w:bookmarkStart w:id="29" w:name="_Toc19184"/>
+      <w:bookmarkStart w:id="30" w:name="_Toc14062"/>
+      <w:bookmarkStart w:id="31" w:name="_Toc12381"/>
+      <w:bookmarkStart w:id="32" w:name="_Toc2781"/>
+      <w:bookmarkStart w:id="33" w:name="_Toc20136_WPSOffice_Level1"/>
       <w:r>
         <w:rPr>
           <w:rFonts w:hint="eastAsia" w:ascii="微软雅黑" w:hAnsi="微软雅黑" w:eastAsia="微软雅黑" w:cs="微软雅黑"/>
@@ -2577,65 +2577,25 @@
     </w:p>
     <w:p>
       <w:pPr>
-        <w:numPr>
-          <w:ilvl w:val="0"/>
-          <w:numId w:val="0"/>
-        </w:numPr>
         <w:rPr>
           <w:rFonts w:hint="eastAsia" w:ascii="Times New Roman" w:hAnsi="Times New Roman" w:eastAsia="微软雅黑" w:cs="Times New Roman"/>
-          <w:sz w:val="18"/>
-          <w:szCs w:val="18"/>
-          <w:lang w:eastAsia="zh-CN"/>
-        </w:rPr>
-      </w:pPr>
-      <w:bookmarkStart w:id="34" w:name="_Toc12253"/>
+          <w:sz w:val="24"/>
+          <w:szCs w:val="24"/>
+          <w:lang w:eastAsia="zh-CN"/>
+        </w:rPr>
+      </w:pPr>
+      <w:bookmarkStart w:id="34" w:name="_Toc31425"/>
       <w:bookmarkStart w:id="35" w:name="_Toc149832729"/>
-      <w:bookmarkStart w:id="36" w:name="_Toc31425"/>
+      <w:bookmarkStart w:id="36" w:name="_Toc12253"/>
       <w:bookmarkStart w:id="37" w:name="_Toc5941"/>
       <w:r>
         <w:rPr>
           <w:rFonts w:hint="eastAsia" w:ascii="Times New Roman" w:hAnsi="Times New Roman" w:eastAsia="微软雅黑" w:cs="Times New Roman"/>
-          <w:sz w:val="18"/>
-          <w:szCs w:val="18"/>
-          <w:lang w:eastAsia="zh-CN"/>
-        </w:rPr>
-        <w:t xml:space="preserve">{% if testedby == </w:t>
-      </w:r>
-      <w:r>
-        <w:rPr>
-          <w:rFonts w:ascii="Times New Roman" w:hAnsi="Times New Roman" w:eastAsia="微软雅黑" w:cs="Times New Roman"/>
-          <w:sz w:val="18"/>
-          <w:szCs w:val="18"/>
-          <w:lang w:eastAsia="zh-CN"/>
-        </w:rPr>
-        <w:t>“</w:t>
-      </w:r>
-      <w:r>
-        <w:rPr>
-          <w:rFonts w:hint="eastAsia" w:ascii="Times New Roman" w:hAnsi="Times New Roman" w:eastAsia="微软雅黑" w:cs="Times New Roman"/>
-          <w:sz w:val="18"/>
-          <w:szCs w:val="18"/>
-          <w:lang w:eastAsia="zh-CN"/>
-        </w:rPr>
-        <w:t>1</w:t>
-      </w:r>
-      <w:r>
-        <w:rPr>
-          <w:rFonts w:ascii="Times New Roman" w:hAnsi="Times New Roman" w:eastAsia="微软雅黑" w:cs="Times New Roman"/>
-          <w:sz w:val="18"/>
-          <w:szCs w:val="18"/>
-          <w:lang w:eastAsia="zh-CN"/>
-        </w:rPr>
-        <w:t>”</w:t>
-      </w:r>
-      <w:r>
-        <w:rPr>
-          <w:rFonts w:hint="eastAsia" w:ascii="Times New Roman" w:hAnsi="Times New Roman" w:eastAsia="微软雅黑" w:cs="Times New Roman"/>
-          <w:sz w:val="18"/>
-          <w:szCs w:val="18"/>
-          <w:lang w:eastAsia="zh-CN"/>
-        </w:rPr>
-        <w:t xml:space="preserve"> %}</w:t>
+          <w:sz w:val="24"/>
+          <w:szCs w:val="24"/>
+          <w:lang w:eastAsia="zh-CN"/>
+        </w:rPr>
+        <w:t>{% if testedby == “1” %}</w:t>
       </w:r>
     </w:p>
     <w:p>
@@ -2733,23 +2693,23 @@
             </w:pPr>
             <w:r>
               <w:rPr>
-                <w:sz w:val="22"/>
+                <w:sz w:val="18"/>
               </w:rPr>
               <mc:AlternateContent>
                 <mc:Choice Requires="wpg">
                   <w:drawing>
-                    <wp:anchor distT="0" distB="0" distL="114300" distR="114300" simplePos="0" relativeHeight="251661312" behindDoc="0" locked="0" layoutInCell="1" allowOverlap="1">
+                    <wp:anchor distT="0" distB="0" distL="114300" distR="114300" simplePos="0" relativeHeight="251663360" behindDoc="0" locked="0" layoutInCell="1" allowOverlap="1">
                       <wp:simplePos x="0" y="0"/>
                       <wp:positionH relativeFrom="column">
-                        <wp:posOffset>-149860</wp:posOffset>
+                        <wp:posOffset>-366395</wp:posOffset>
                       </wp:positionH>
                       <wp:positionV relativeFrom="paragraph">
-                        <wp:posOffset>-505460</wp:posOffset>
+                        <wp:posOffset>-487680</wp:posOffset>
                       </wp:positionV>
-                      <wp:extent cx="1442720" cy="1442720"/>
-                      <wp:effectExtent l="0" t="0" r="5080" b="5080"/>
+                      <wp:extent cx="1442085" cy="1442085"/>
+                      <wp:effectExtent l="0" t="0" r="5715" b="5715"/>
                       <wp:wrapNone/>
-                      <wp:docPr id="2" name="组合 2"/>
+                      <wp:docPr id="8" name="组合 8"/>
                       <wp:cNvGraphicFramePr/>
                       <a:graphic xmlns:a="http://schemas.openxmlformats.org/drawingml/2006/main">
                         <a:graphicData uri="http://schemas.microsoft.com/office/word/2010/wordprocessingGroup">
@@ -2758,44 +2718,20 @@
                             <wpg:grpSpPr>
                               <a:xfrm>
                                 <a:off x="0" y="0"/>
-                                <a:ext cx="1442720" cy="1442720"/>
-                                <a:chOff x="20702" y="14472"/>
-                                <a:chExt cx="2272" cy="2272"/>
+                                <a:ext cx="1442085" cy="1442085"/>
+                                <a:chOff x="3757" y="89141"/>
+                                <a:chExt cx="2271" cy="2271"/>
                               </a:xfrm>
                             </wpg:grpSpPr>
                             <pic:pic xmlns:pic="http://schemas.openxmlformats.org/drawingml/2006/picture">
                               <pic:nvPicPr>
-                                <pic:cNvPr id="3" name="图片 15" descr="c9514d16fd70679bf0495aeebb03c72d_compress"/>
-                                <pic:cNvPicPr>
-                                  <a:picLocks noChangeAspect="1"/>
-                                </pic:cNvPicPr>
-                              </pic:nvPicPr>
-                              <pic:blipFill>
-                                <a:blip r:embed="rId6"/>
-                                <a:srcRect l="21003" t="56913" r="27176" b="26386"/>
-                                <a:stretch>
-                                  <a:fillRect/>
-                                </a:stretch>
-                              </pic:blipFill>
-                              <pic:spPr>
-                                <a:xfrm>
-                                  <a:off x="21019" y="15216"/>
-                                  <a:ext cx="1550" cy="475"/>
-                                </a:xfrm>
-                                <a:prstGeom prst="rect">
-                                  <a:avLst/>
-                                </a:prstGeom>
-                              </pic:spPr>
-                            </pic:pic>
-                            <pic:pic xmlns:pic="http://schemas.openxmlformats.org/drawingml/2006/picture">
-                              <pic:nvPicPr>
-                                <pic:cNvPr id="18" name="图片 25"/>
+                                <pic:cNvPr id="18" name="图片 8"/>
                                 <pic:cNvPicPr>
                                   <a:picLocks noChangeAspect="1" noChangeArrowheads="1"/>
                                 </pic:cNvPicPr>
                               </pic:nvPicPr>
                               <pic:blipFill>
-                                <a:blip r:embed="rId7">
+                                <a:blip r:embed="rId6">
                                   <a:extLst>
                                     <a:ext uri="{28A0092B-C50C-407E-A947-70E740481C1C}">
                                       <a14:useLocalDpi xmlns:a14="http://schemas.microsoft.com/office/drawing/2010/main" val="0"/>
@@ -2809,8 +2745,8 @@
                               </pic:blipFill>
                               <pic:spPr>
                                 <a:xfrm>
-                                  <a:off x="20702" y="14472"/>
-                                  <a:ext cx="2273" cy="2273"/>
+                                  <a:off x="3757" y="89141"/>
+                                  <a:ext cx="2271" cy="2271"/>
                                 </a:xfrm>
                                 <a:prstGeom prst="rect">
                                   <a:avLst/>
@@ -2821,6 +2757,44 @@
                                 </a:ln>
                               </pic:spPr>
                             </pic:pic>
+                            <pic:pic xmlns:pic="http://schemas.openxmlformats.org/drawingml/2006/picture">
+                              <pic:nvPicPr>
+                                <pic:cNvPr id="30" name="图片 30" descr="微信图片_20220215110121"/>
+                                <pic:cNvPicPr>
+                                  <a:picLocks noChangeAspect="1"/>
+                                </pic:cNvPicPr>
+                              </pic:nvPicPr>
+                              <pic:blipFill>
+                                <a:blip r:embed="rId7">
+                                  <a:clrChange>
+                                    <a:clrFrom>
+                                      <a:srgbClr val="A09D98">
+                                        <a:alpha val="100000"/>
+                                      </a:srgbClr>
+                                    </a:clrFrom>
+                                    <a:clrTo>
+                                      <a:srgbClr val="A09D98">
+                                        <a:alpha val="100000"/>
+                                        <a:alpha val="0"/>
+                                      </a:srgbClr>
+                                    </a:clrTo>
+                                  </a:clrChange>
+                                  <a:biLevel thresh="50000"/>
+                                </a:blip>
+                                <a:stretch>
+                                  <a:fillRect/>
+                                </a:stretch>
+                              </pic:blipFill>
+                              <pic:spPr>
+                                <a:xfrm>
+                                  <a:off x="4304" y="89723"/>
+                                  <a:ext cx="1234" cy="715"/>
+                                </a:xfrm>
+                                <a:prstGeom prst="rect">
+                                  <a:avLst/>
+                                </a:prstGeom>
+                              </pic:spPr>
+                            </pic:pic>
                           </wpg:wgp>
                         </a:graphicData>
                       </a:graphic>
@@ -2829,18 +2803,18 @@
                 </mc:Choice>
                 <mc:Fallback>
                   <w:pict>
-                    <v:group id="_x0000_s1026" o:spid="_x0000_s1026" o:spt="203" style="position:absolute;left:0pt;margin-left:-11.8pt;margin-top:-39.8pt;height:113.6pt;width:113.6pt;z-index:251661312;mso-width-relative:page;mso-height-relative:page;" coordorigin="20702,14472" coordsize="2272,2272" o:gfxdata="UEsDBAoAAAAAAIdO4kAAAAAAAAAAAAAAAAAEAAAAZHJzL1BLAwQUAAAACACHTuJANa6ewdoAAAAL&#10;AQAADwAAAGRycy9kb3ducmV2LnhtbE2PQU/CQBCF7yb+h82YeIPdFi1YuyWGqCdCIpgYbkM7tA3d&#10;3aa7tPDvHU56ezPvy5s32fJiWjFQ7xtnNURTBYJs4crGVhq+dx+TBQgf0JbYOksaruRhmd/fZZiW&#10;brRfNGxDJTjE+hQ11CF0qZS+qMmgn7qOLHtH1xsMPPaVLHscOdy0MlYqkQYbyxdq7GhVU3Hano2G&#10;zxHHt1n0PqxPx9V1v3ve/Kwj0vrxIVKvIAJdwh8Mt/pcHXLudHBnW3rRapjEs4RRFvMXFkzE6rY5&#10;MPo0T0Dmmfz/Q/4LUEsDBBQAAAAIAIdO4kBFUpnRQwMAAIIIAAAOAAAAZHJzL2Uyb0RvYy54bWzN&#10;Vs1u00AQviPxDivfU6+3dtxYTauStBVSBRE/Z7RZr2ML27vadX4qxA0JuHHnUZB4m6qvwczaSdq0&#10;ggoViUOS2V3P7DfffDPO4fGqKslCGluoeugFe9QjshYqLerZ0Hv75qx34BHb8Drlparl0LuU1js+&#10;evrkcKkTyVSuylQaAkFqmyz10MubRie+b0UuK273lJY1HGbKVLyBpZn5qeFLiF6VPqO07y+VSbVR&#10;QloLu+P20OsimocEVFlWCDlWYl7JummjGlnyBlKyeaGtd+TQZpkUzcsss7Ih5dCDTBv3DZeAPcVv&#10;/+iQJzPDdV6IDgJ/CISdnCpe1HDpJtSYN5zMTXEnVFUIo6zKmj2hKr9NxDECWQR0h5tzo+ba5TJL&#10;ljO9IR0KtcP6X4cVLxYTQ4p06DGP1LyCgl//+HT17QthyM1SzxJ45Nzo13piuo1Zu8J0V5mp8BcS&#10;ISvH6uWGVblqiIDNIAxZzIBwAWfrheNd5FAc9GM0pnB/ex67m3ki8tMuAgP/1t1Z4Ouvr/YR4QaQ&#10;LkQCn44osO4Q9Wd5glczNxJox2j1YlKIiWkXW7L212Rdff95/fUzCSKPpNIKUJYYREGYBv0sjWk/&#10;HkwzGg4iLuV0SvdFzNJ3UHhtQPzIL16BUds7OIK/UOK9JbUa5byeyROrQcPAGz7t337cLW8BnJaF&#10;PivKEkuC9uM2FTGJrKYStGKepw4QT6wRrwAgthcLKAVeAGzUHwRgARksDuK+azXW3z/oYxLg0xjZ&#10;iBzNDMCif1vSzYHLbJsMpm1Bf+ixozi4NBi0yolY0F2wUV4UdbIL48gRuPXXxjbnUlUEDcgIQEDJ&#10;ecIXF7aDs36kI75F4KABoLZ2YPx7sQUwkdvW7NTGXDK3xfBb7WzlZIxa5pKn9j+UFHMFgOJBBbAU&#10;WEY3Qz+wgxNKB+xZbxTRUS+k8WnvZBDGvZiexiEND4JRMPqI3kGYzK2EFuLlWBddaWD3zhy4d2B2&#10;Q70dxW6kkwV3L45WnwDIjZ41RJhCKFLE2vXB4+v7vsmIxOBkhWkIbYZj1VktyHWDrNX7IIHzpFY4&#10;OBz+ssaMNhuQJe444e/2gBu/8GpytHSvUXz33VyDffOvw9EvUEsDBAoAAAAAAIdO4kAAAAAAAAAA&#10;AAAAAAAKAAAAZHJzL21lZGlhL1BLAwQUAAAACACHTuJAfrqwLwdbAAACWwAAFAAAAGRycy9tZWRp&#10;YS9pbWFnZTEucG5nAQJb/aSJUE5HDQoaCgAAAA1JSERSAAAByQAAAbMIBgAAAESG7NYAAAAJcEhZ&#10;cwAAIdUAACHVAQSctJ0AACAASURBVHic7N15dFV3Yif43++ub9/f074vLALEIiPACwJjbOw2ZZcL&#10;OltXOt19ytPJ9El39WSSzOnpB5k5053JSSqTTE3HlVRScXW5EpEq23jBGGMJGwMChNgkEJt26ek9&#10;vX25+/3NH17aVWWXqcQb9vdzDn+gc3Tf/V298/ve304IAAAAAAAAAAAAAAAAAAAAAAAAAAAAAAAA&#10;AAAAAAAAAAAAAAAAAAAAAAAAAAAAAAAAAAAAAAAAAAAAAAAAAAAAAAAAAAAAAAAAAAAAAAAAAAAA&#10;AAAAAAAAAAAAAAAAAAAAAAAAAAAAAAAAAAAAAAAAAAAAAAAAAAAAAAAAAAAAAAAAAAAAAAAAAAAA&#10;AAAAAAAAAAAAAAAAAAAAAAAAAAAAAAAAAAAAAAAAAAAAAAAAAAAAAAAAAAAAAAAAAAAAAAAAAAAA&#10;AAAAAAAAAAAAAAAAAAAAAAAAAAAAAAAAAAAAAAAAAAAAAAAAAAAAAAAAAAAAAAAAAAAAAAAAAAAA&#10;AAAAAAAAAAAAAAAAAAAAAAAAAAAAAAAAAAAAAAAAAAAAAAAAAAAAAAAAAAAAAAAAAAAAAAAAAAAA&#10;AAAAAAAAAAAAAAAAAAAAAAAAAAAAAAAAAAAAAAAAAAAAAAAAAAAAAAAAAAAAAAAAAAAAAAAAAAAA&#10;AAAAAAAAAAAAAAAAAAAAAAAAAAAAAAAAAAAAAAAAAAAAAAAAAAAAAAAAAAAAAAAAAAAAAAAAAAAA&#10;AAAAAAAAAAAAAAAAAAAAAAAAAAAAAAAAAAAAAAAAAAAAAAAAAAAAAAAAAAAAAAAAAAAAAAAAAAAA&#10;AAAAAAAAAAAAAAAAAAAAAAAAAAAAAAAAAAAAAAAAAAAAAAAAAAAAAAAAAAAAAAAAAAAAAAAAAAAA&#10;AAAAAAAAAAAAAAAAAAAAAAAAAAAAAAAAAAAAAAAAAAAAAAAAAAAAAAAAAAAAAAAAAAAAAAAAAAAA&#10;AAAAAAAAAAAAAAAAAAAAAAAAAAAAAAAAAAAAAAAAAAAAAAAAAAAAAAAAAAAAAAAAAAAAAAAAAAAA&#10;AAAAAAAAAAAAAAAAAAAAAAAAAAAAAAAAAAAAAAAAAAAAAAAAAAAAAAAAAAAAAAAAAAAAAAAAAAAA&#10;AAAAAAAAAAAAAAAAAAAAAAAAAAAAAAAAAAAAAAAAAAAAAAAAAAAAAAAAAAAAAAAAAAAAAAAAAAAA&#10;AAAAAAAAAAAAAAAAAAAAAAAAAAAAAAAAAAAAAAAAAAAAAAAAAAAAAAAAAAAAAAAAAAAAAAAAAAAA&#10;AAAAAAAAAAAAAAAAAAAAAAAAAAAAAAAAAAAAAAAAAAAAAAAAAAAAAAAAAAAAAAAAAAAAAAAAAAAA&#10;AAAAAAAAAAAAAAAAAAAAAAB8rtDP+gYAAD7KwMCA4PUWJSXByVLUwVUWK/Tq+DhXKpVIU1eDGY22&#10;6alUStm7d6/1Wd8rfLEgJAHgc40xRo+8+KP2K6Pj6y5duNhTrlSC5XJFWkjMc4qi2nW1tZmdO3eO&#10;9XSve81dWzvb09NjfNb3DF8c/Gd9A/DlwRijhBDu2LFj7LO+F7hj0Ec3bHAeefPNew6/8spjV65e&#10;3To7M1udzWYIJVzeITtIqViqvnjx4vKF5KIv4g+Uf/c//ael73znO/ZnfePwxYCWJNwuGo/H6f79&#10;+xkh5BcKuXg8znW3tgYVRQmJMnWYJpfUhNn8b/zGfvUTulf4gmCMcYMvvBD66+//7b8ZPn3m103T&#10;iLYvW3ayr6/v2PLO5VcJxyJvvPFG39Gjr2/VFDW3tW/rXz+x+7FnMqaZQ9crfByEz/oG4PONMUa/&#10;9a1vORya5nB7vdy3v/1tLZlMqvv37zdv9xptHo/z0tj5LadOnr5P1dS6VV0rXlrR0XWSETJBf8HA&#10;/awxxujgvn28Eg7zpL39vZ8vLi7S5ubmt/8zOUmibretZrOs2Nn5M+XzXrtGbwWD1OPxUKfTSeVU&#10;imrRMiOk2ezr67MopXfUM/lEHThALVnmJUGQKCUS4Ti9s7PzwsaNPcMLiSXXxYvnu0ZHx5bZtu2i&#10;HDVSyWRI0/XwylWrioQQhCT8kyEk4UPF43Hu6W//l2BxPnXf5dmZNZZpypFY5FxLa/MZQsg0uY2A&#10;6+/v5xdHR/2Drw/2nL98eZsgcKHUUjIvy+Livnh8mvwCYftZi8fj3LNPPx3Mx2INuq40czfGOU4Q&#10;TI6jpmGYwvj5YclkpkAIIS7VUxIFviTPT1c4i9o2bzOO46ipWkJC4kQ9tySXUwmnqVseVVccbILq&#10;oZB58+VUavLs2bPpYrHIUqkU27Nnj/1lDs3BaJSamQxHKWWcKNoCxzlu3ry19b/80R+3L8wtuDVV&#10;rTFNQ3a7nJdXdnUdf3TXI4Ouqqpk14EDd8z3Cj7fEJLwoRpdLvf5y9faDr348q7FZGqLJInGqtWr&#10;lOpY7BpjjFD60b312WyW4x0OhyhKNaLA15rMctmENvCiHKqtrb2juvu7uvzy4ZdeXXv8jeNbykpl&#10;JeWpwHGCQSg1GLE5xpho27ZIbEJ5ka+IglASeF4hlHtnfMymlkV4y7JExpjEWUwmxHbbFnPwAm8E&#10;/P7J6traGYfkSBOekKDXp+fn5uZ+/OMfXzK/RN2HjDE6OjoqGkbKpeS0SNnSV7q93iafzyekMxnp&#10;xq1bHZZl+0VJmm1ubh5paGxc6F67eqqrY/lZVzQ6sWnTpsJnXQb44kBIwocqk4o/mUh0prPZdcy2&#10;WkXJORuLRs1wKGSS2whIQggJBoM0k8/zgsiLjDHBYjbhRYE4JOcnfPcfPz0hiAIntHEcXaHpWoNh&#10;WYLNmCUIvMlxPKOEEEYJpYRwzLCJbRNCCGOEEUoIYRylxCaMcIQSQijjKWUcpVTgBF7VValYLDbO&#10;zM6KsiTJlFKnzZh6ZfzaG0888bX/p6e1tUIIUT7L8n8SGGN0cHCQ9xaLEhcIuKkoul979lnntVvj&#10;nunJ6UgimWy9dWvinrJSWUEo5zJNi3m87qVVq1ef7t248XD7ypVnooaRTAqCtVQqmXs3bcKEHfhY&#10;ISThQ1FOEG2Oc1OByJZFeSoJWiAWmeFFd/52m4CqqoomMbyqqnls25Z4ytluhyMfCAbK734MIYTE&#10;43HaNTZGR1eupO+2MDs751nq/xtjew8csMnnYOxSqq4u73zgnue7lq88dm3qhlPTdd4jSZbL5Td5&#10;p5NJokg8HonwPE9LJZ1TCmlaMQyO4x2MGAbhZY45eAfjeZ5JbtG2bYuZik0ZIa7pqalIOpOqL5XK&#10;3bOzcxtKleJyVdECC4sLUdNUxCWH445qdd8Oxhg/dOiQu5LNBhfUYu3E6VM9V69cWTszM1ObzWY8&#10;lUpFtG3GibLkcHjcHss0KSdwWmNL04knvva1ZxtaWs4Ui8Vcz65d6FqFTwxCEj6Ukzpt2SkZgigz&#10;ohmMI9S2rQ/u8WOMUbJvHz3Q1fX+ypzXslkfIbTaME0vpZwgCEIlHKlKB0KhcpgQsf+pp1yC05ZL&#10;muDWamp8zbruUypFD8eYcH3Er3Db70k8s2NHoqazM7dt27bPtDJ8p7tzMR6Pp74SreWu1dbSzvl5&#10;NkiIbRFCFMsirfWtlBBCwoSQ6KhOyUN9hJBBQgbfvkbfPmLv20fI7/7u/84opYQxRg4cOCBuWr/e&#10;pfN8MJWYIz/84d+1XR2/ahHGjKpYVTYYqckvLCx8odb+DQwMOF76+79vPzow0Ds8fLanWCgEKkql&#10;2rZtt8vpKsmyPFNVVX2zrbV1qrWjw6po6t1HX3/93oW5eQ/PcQsep3OyWCx+5t8J+OJDSMKHorJs&#10;+FzeisMpG8VyyTYZE8ulcthkzPPyn/2ZtOB2S4Kg+3iF+p9+6tv+vMPhTZ56y5HL5cR8tsDlywVe&#10;11V/uaR2Ts3M1nO8IDhcTiEQCNRduza+aWpyum52bt6hahWnZZieSkUN6obhZ7btoZSIHM9XfL7A&#10;9IqOttGNufUnnnrqqcUnn3zyMw+L/fv3MxKPkw01NWLZ45H7AgFZt8pOzhQcvCBwNm8alsEpfG+v&#10;WijPm5a13vT1+QxCiEnpNkYIYfv37yeEkHfHdfWBgQHbo2elK8mUuLCwEFA1jThkx/U169aeD/t8&#10;2d2/8itfqDCQZZkuVipSJpsOVirlqNvtMuobGyaaG5syy1Ysn21sqJ+IBCPj0VZrIpUKcC8++w+u&#10;crm0nuM42ef2FiVRLN3X14euVfjEISS/ZPr79/CJxL2CoihSnbNCyzIx5+eJTgix9729BpLsi8dp&#10;HyHcBKfzTo/blmXZZJQwi1lum9jL8vnU9Fxecc3OTwcSiWRLJp1uKRaLzcVCsUZV1YBpmg7Ltpht&#10;M8IIkXme89vM9hKOcmaxJL9y+PA9NmHrmM0MwhhPCOEZYxwlhKeUchzHcZZtE0qIncnlcrqmtMZq&#10;qqY3rYrlCCGfeUgePHjQubBwK3Lm2LGqdDodNnQ9rGpKuFxWQpZliJIoFl1uV8opu3KCU6pIoqD6&#10;PO5yMBLKHn766fkTN28q+/fvf6+CH4jHBV5RgmdGrqz7wTM/3JxcXOxklKkrV608vv2+bYNCIFAk&#10;n4Pu5ng8zu3p6hLUVodQLHo5p6JwLq+XV01TlmSZN60yr+k6LRR0ahhFSoiDiJbF3MGg5uL5yoYd&#10;O4qUUpsQQrZs2aIODAyMfeWRR0v3bb3nVDAcStdXNWR9olguORxWMpm0ZvN5c0vHXmtgYMBhGCZn&#10;W4zjeWpVV1cr1HKq+/bt+4yfCHwZICS/HGg8HqddhAipURIqGrdql9KlhnnLcngD/sW6uqpJYgqV&#10;7/7Vn5i67mBRO8cN52yPtrjYubS01KXqpl/geN4yzciJk0MPH3/z+F2Kopctw+At25aJzWSOUpHj&#10;eVMUpbI/EFh0upxLHOV007ar8oX8+kq5TAjHVQSRT8mSnOQ5vkx5TqeMGZTjCKGUcIRSSgnhOI4Q&#10;yjFKmOmQHbPL2lrPtzR3TJNo9FOduNLf3887slk5EgyyWUKsvXv3GvF4nFaSydZD//DCw2eHhzea&#10;phkjhErEtkWbMY4QQighJsfztixJlFHCmaZJeJ5XGhsbx/bu+epfdHV1XSeElN79DDEgx94YeHPj&#10;8y8e/NX5hYWNPM+rdbU1Z3bufPCtUL18ra9vl/5plvuDMMa4wwcOBMZKperi0EKVyPNORqgrvZSO&#10;zM3PNi0tZSKlUtFXURRHpVwWNF2nlFIiiqJeV1tzc+vW+08WBeE1xlj+nSUtbNu2berLL7881ep0&#10;zisej3FXX5/xboi+85n07NmzYiWZ9OqK4jdUzW2ohsjzPOfxfIYPA75UEJJfUPF4nAuHw6JlpZ2S&#10;5Ha4eOLNqHbNmaHhnqETQysWEokqURLEcCica29rW7QZ07PpNNE0jZYqFVqplB2aYYZN22q0bCtK&#10;CeFNzWIZNeOkhPIu2ZFzeX0zTqec8XmD5epYTKuprdZi0apKJBotBvz+os3Z0o3rN9c/99zzy8ql&#10;ojccCF27b+vWw2u619ygPF8UKDUJsy2O4xghAuH5d76Qwtu7JfIcbxGByxGLS+YUJf1pLoE4ePCg&#10;a258vHXk4sh2taLIa9auud7f/1dvjI7OFCqalg+FQ1dj0ahYLBa9kizrkiSWff6AXhWJEJ/fL0uy&#10;XD01OdV9ZfxKt2VZYqVcSZTK5euaahmEEIsxRg8cOCAGOa7+9cETWw4+99w/SyaTd1GOaE2NTSf2&#10;/NLeg93dK0a2bnus9GmV+ed57cAB78jlc1uPvPrqhvmFRAshzMEYJzDC3JquB3TDlClHLEHgy5QI&#10;OUnic4IglnhBqBjMWmiavlUI1dX9TJfxww8/rBFCtJ/+eX9/P39xaLAmPZ9aMTR0Zt3lSxfv01U1&#10;ZJmWlZxP+Mqa5t3X1ZXZ/6mUHr7MEJJfPPRv/iYuF1JCw/mht1omp6bDhWLJy4gdLBVLTUtLqU2a&#10;qrdQjnPahkUWk0tmJp3RTMM0TNPUGGUqJVyFEKIKkshzAu9njEm2bWuyy5HoaO84u2r16sv1tfXX&#10;wr7AuOWwFr0VWlR8Pn1+fp51dXWx0dFRtkZVuRvhcPXs7Gx9Pp8jHOU0t887vmz5ymc9wcj16enp&#10;MiGE7Nu37yO6ESmh9NPvakzfvCkdPnKk4dTJE18hhNRdGR+/vPOBHXTT5ntOe8rlVPiBhwYe2Lr9&#10;IuU4ngmCEhLFfN7hMKo9xF8p0+UjF893DQ+f9WqqLsqynF+/bv31Bx7aebatqXXRGY0arx044JNN&#10;s2nw1KktR46+dn86m91AOS7VtXL5mb1f23O0tan12H07H01/2uX+MIqZFScmp2KJxGJtuVSKyk6H&#10;LUiiKYpisbahYSkajSjRqlg+Eq1KxWLRhUgomPR4vHlRECqWSRVPyJFNJArKh22McPapp0SzrS1k&#10;WVY0nU8Hxi6fdz//d6NtC3Pzd6XTmY2aodczxpymYZQSyaSsFovyYDT6hZvxC58/CMkvmHg8LiYm&#10;tdrjx4/tHho6/VhFM6oppTKhNk8p4SihPOV4gzCi24xZlmWaNs8pPq83G4lEE9FodMrv8836/P6k&#10;2+303JyeWHP27NmdpmnyHW0dZ3bv3v2nsbrQjaAqKguEGMn5eeu3PmA/1754nFMqlfDi4mKtpmpu&#10;h8OhVsWii0TU571eb+XdMbl3J7B83lQt45Wu6a5UJpOeuDVxs35qamrzwYMvhFVN+05v75Y3PMXi&#10;UkGW5zo7O1nf4KBN3xnP/ZM/+IPYiVMn7h8bG1vh9Xoqj+5+9Efr13Ufr6qqm+O9tuKzZLOUyUQT&#10;mWTHsYFjO0+dGtpeKhWjTqfz1qa7tzy3Z88TbzYGYzd+fOKEsm337s98HPJdrUKwcO999xxd1tp6&#10;iVDe6Qv6y4LDoUoiXw7XREsul9MMUK+pq6otxmJmuTxu53JuO18qsWg0at97b5/9/q7Ud5196imR&#10;bNjgWpicjF15642eixcubpmamlqZzWb8mqYLlmmJoiSFBIEXeIknhmHo4XCwIDgcxT5M3IFPAULy&#10;CyZAiOvc6Pjac2dH1lcqWjMvSB6bWZQjpCII4qLH473ldMlzAi8uSaKcC/j9uaaG5mz7svZCKBAp&#10;OyWuTEWxInCclillW+aXEhHTMHVKKefyurNOyZX4+td/K/NRW6VdCof5UnKhIZfLtjPCZF7g08FQ&#10;qFjrCFfuhJ1jdu36dzpX+u6t5tbG//7KoUNk6OTprYlEYtlrR478siSKrvu33vVc0HTmtm3b9hNl&#10;uXrlyqJaVg5v7Nl4dNv995fqG2OZkilkRFHUnabpncsmVx89OrBz+MyZjclUqpYwQusa6t/s276t&#10;/66e3ivhRjHZveXBz92mAV179xqpgYHZluXdi1WCQCv5vJWRJMvr9VobNmww/zFb5zHGuBOvv954&#10;5vDhuwePvb59emq6TVHVkGVb1OvxTtTVN4w01NfN8YK07dzZsz25fC7kdnvmWxpb5onTmfsyb9cH&#10;nx6E5BeM6fEY9XWNc2vXrz86MzV1jTHKB8NBu6Y6ptbV1mfq6uoWJFlO80TPG0ws84yVZU0rzxOi&#10;/+Z//O33NtdmjNFv/eH/EbFN2yKEEJ6nplN0aDzH3VaFGNA0YSZbqE6nM/WMMY4ymvc6XLmyLN8R&#10;SxkopSwej+d6OzrO7XzgAbehGeq58+d3LC2lV7/++mA+FIxM9HR3nyOE5N7/e9/o68sn3e5REgpp&#10;TqfTUhTFJZmF5bMTE8uuXB1rO3P2TNvU5ORqTdOlQDBwqXdj7+gjux456YhEhs6dO1d+4lf3fy5b&#10;R5QQRrZtUwkhH9vJLTcOHRJPDQ+tePGFlx+ZX5jfSBjJNzU1nu/q6rq0vmfDrc7mtluabdvP/PAH&#10;G1VVJZqmF7rXrh3p3bhhui+VUsjnYMYvfPEhJL9gfud3fqccj8eHdz3++Hk5neZJLSHlsp8JgmCv&#10;TqetQdu29/3u77F3dpX7iUrm/V2flFL2x3/wB0KlVHLbliVwAq8R27ZMw/jIiikej3N6MCgXr4xG&#10;NE2LcBzHgn7/bGtTy7ymabfdimSM0X379lFCCBkbG6O/+Zu/SScnJwW3rsuE53nd4TAlSVL37Nlj&#10;fBKtine6hIvPf/e7b/Tt2K6VKuXo1Svjm5dSqe5z584+FAj5jNeef/5aRtPKHkKcVBTd85bi5mzm&#10;qKQWpKtTc9L1W9eCly5cundmdmaLoqhttm2TaCQyce/Wvjce2L7jpfr6+gtvnjuX2v+v//XnMhw/&#10;SalAgEsmFl35Qt5lmEZ6/br1p77+9X95sLO+/mTJ4VB1PR87/vJA7+WLl5ot2/bJsjy3YvnKoVBV&#10;1RzduvW2nxdjjDt06JBICCG7SiWT3gE9GfD5gZD8AnrnGKsPbbHd5jAgNWzNqShKiNm2aFu2Ztrm&#10;bU2UCIfDIikUQqViMWqapp8XeL2lte1SdXX1VXdV1Yfe1zszPrlyuSzqui4/+/3vy8sbGwXLtrmm&#10;WIxeGRkRNUXxjScSMUVVHQG/vxCpqpo68K1vJcgnt68p2/2v/lXppWeeudW9qvvEjevXO1Vdaxs6&#10;febRQrnke2D7A8dVo3Irncw2LaVTrel0uimbzcaKxVK4WMw7S6WyYFuWmxd4SRSEQiQWnf7aE098&#10;f0NP7xG+XM5mNE19/5rJn4Myxsi+fftoV1cXjb4zaeVOPlpr8+bNWn5x6rTL49FmZufam1qaRmrD&#10;4eFld99dGRo65B4+dmHLK68c/vWldGoFpbzg9wfSNVVV47zbnSEf0IpkjHGjo6OCqqqCR1V5xTD4&#10;mWJROPD003KumA7oOiE/iHnzhw8fzu7cuVP5oDFSgJ+GkIQPxBgj/+fv/75DU5WAzSyRctRwuxwK&#10;5/n5FUs8Huc8hPjSxeKKqanJNk3TPf6Ab6mxsXFWdjiSo6OjP1G5Mca473znOzwhRDzw3e86DEoD&#10;Wi7XcmtycsUr18c7EouJYKlUEjRV4xRNFXVVd5iW6bItm3e7XdP33bv1jYcf2f4yIWT2k3oWlFL2&#10;6vM/VP2hQJbned00NIdu6A1XRsd23rx+Y41pWgXD0LyWxTy2ZTotm1HKEcUhy4mqaGza4/UsBcPh&#10;pVAgsNTdvW5hdXf32M6vfGX+dirpeDzO9fX1cSFdl4+/9JJ07/r1EjMMdz4155CJZA0OPrc4MDCg&#10;EkLMwcFB+zYD93OBUmpfv359IdrQUbIV5ZKDkOzqe+4pDL/wgvPMlct9B198YXsikajneV5mjJVq&#10;aqsTkVBorlgslt9/nXg8zv3Lvj7pwuuvh1PlfEtiMdk6OzNbc+PGtaqJyalAOp12aZrmsgmzI9Ho&#10;/IMP7HxBkswRQkjiMyo63EEQkvChTEuTDMtycZTjREms+AOBAsd9eMXe39/PK8lkWyqd7h0cfL1v&#10;/Or4CkHgSTgUTtY31CzZTqfS1dUl9Pf3O4mqhrRiseYP//N/rr95/bp/enbWpZTLzlK57C2Vy3XF&#10;cqlJN/Uay7J5nuMYx3EeRoiLMiJSjjM5xpKCJM3U1dbmvW7nJ74LT9l2VArF/AzPCdOGWa7lLFsy&#10;DZ1oqipwAs9EXkwG/J4Jj9dTqK2rz69evTrb1ta24PN750VOyvKynBNsu1AkpJJXVXNwcJDr7+8X&#10;amVZLjssp0MT3ITnPRVN8yhq2VPKFrwzc9OeievXHf/3669J+UJe1kxLoKYt6Lbu1DRDEgTBiobD&#10;Sy6Xx5Adkr5s+bLswWeeuaAKwtTevXs/d5N/PkhHR8e76ySX3v3ZwMCAHQ5G8o995StTV8avRs8M&#10;nY7kC8VsfX39bCgaLQ4ODtoX3norli0WlyUWZqIXL4z6vvlf/y93NpsNlEvlOtM0qyzbdjLKmGlZ&#10;NrFt3rJsJ6GkQjiqE4HXeYWiyxVuC0ISPtC+fft40ySiZZoy5TjqdMglv9+bCYvBD+wujcfj3Nzo&#10;qPf42aGNIyMXfq2Qz61lhAQkUcr6/f5sOBxxCbrePjc9LY9fvxpemF1ompmZWZFOL61SVTVgWzbP&#10;CDMoIRrhOIMXBKO2pvZmU0tLlhd4feLmzVAymQowwsRgIFResWLZtXVr1x5vb2kf9NW0f+LrCQOB&#10;QOmuDavHeY5/Y352rlxRFKfT4cxUV1dNRqtikwGfN+f1hTIOnk97vN6c7dFN0+SkgNPtMhXiqlQq&#10;vnyxGEotLXGpXIq+mcrRSqHAK5rmMSw9oOt6WKkoMVVVI4qihMuVSkRVVL+mqZJtWyYj1KSUGDwv&#10;mDzlTJ7nmW1b4uzcbMC2WdA0Tf769WtTuXz+qa89/rVsPB7X7qRW5ftt27ZNvdzff7LY3qSOXbka&#10;KBZL3W63K9vZsSzr9XqrmyOR2PefeWbF9WvXti8mEk1lpeS0LMt0Od26wylbMX9Mj4TDMzW1dbdq&#10;62oXZUnWM9msR3LI+br62uueYGwiUSrhzEm4LQhJ+CC0y+8Xz2RSHl3TvaIg8MFQqByJxnLE+sBj&#10;QGhzc7NUWlioTqcyy4uFwgpCiI8QwlOeY5IkiqdODj149drVx2dmZxuKxaJoGibPCKOSJJmBQGCh&#10;qqpqMhgK3vK4vZNOlzgfidXlWpqbdZfLZVqmyWbn5sSJyesup8vFr1yxXImGqsuGIBQFUSz89DKM&#10;T8K2bdus/v7+pb77qg5Q0X6ZMYmXbNvkZFkzDeO9lqwkCLbAcUwzZOfUrVvtb9483jM/N7d8cTHZ&#10;kMmkg0qlIqiaRk3LYpZlvn0GJaM8IbbIGCOUcIxy1JYk0fR4vOnGxsbZutqa6/5QcM4pSxmH6Cxy&#10;PJ93OhyWy+Opu3Dx/ONnh8/2qRWlPpcrRLKZbKiiaa6unzyN5Y7CGKMHDx6UC+PXm27evLHWYrY7&#10;FAqrjDHfgQMHfnX43Lm2VHKp1rJNwef1p1csXzG0YuWqk63Nzbfqa2rKnpDLpsRhyoKgUds2LNNk&#10;oixzqiRZxWJRGxwc1O/UFwj49CEk4WfE43GatixvuVQKK5oSskxT0lQtsphINYa8TgdjrHBg717O&#10;c++9QonnhC2E6AAAIABJREFUxawg8LJpOojf77377s28IIv6+NWrtqqqtmWazpGR8x1DQ0NNlmVT&#10;nucMt9s7Fm2IXmlqapxYvaqr0NjcVHDJ7pzJWE72cfls1ijPz8+r/9Nv//Z7mxS8ezjvtWvX6Pz8&#10;vPVb/+HXf2YDg9v17gQhQgjZs2eP/SETX2h/fz9HCOEJIbzD4aByLkdVwyiLNXKFL3ECIcSjGOWg&#10;XtJjieRC5+JCom5mbi44NTMlLC4mhUq5HNY0rc627AAjhBN4XuF5fkmSpCWP15dwu5wJr8djut1u&#10;yef38yLPL4Uj4XxVrEYNhgN6KBgoO1y+glMQsjbHFYmuq16e14ter14sFiU1m/WcGzkbqJQqLl3X&#10;UiuWLT++a+cDl2MeT7p31647NgQGDxxwDxx5ZffZs+cey+Wzq3hKvUvppc4f/vAHQVVVTdtmyZbm&#10;tjc3buw9v359dzoajSYCPt9cZ7GYozg6Cz5mCEn4IJxlGIHZmdlIuaR4LZuJCwuLVeNXry5rb+mo&#10;/95f/IVT2LE1NJ9Kt0zPzvpv3ZqSs+mUWCqWA5lCrr1ULpumaSUpR0qMsRxjpBgOhwuNDQ3Z5StW&#10;JtpaWy6Fo9VXiCxPOxwOde/evR95qPI7QfZPrgAPP/20+7m//9tqNVtszxZL9L8/9ecL/X/yJ9f2&#10;fvObCiHvBajDZavNilJsLpUrnvmFBTmVSglqpcKVSgpXLheooqqipukeTVX9+Xw+ViiW2g1dq7KZ&#10;LVPKqYIkcqIg+Jxut7OurnZmWeeyy3W1ddci4VDC7/cnPd7AotvrzeazqWVvvXmyraKUpZaWponV&#10;3Rsuuy5enOv7n3/boh8yg/P4Sy/5K+n0sud+/A/bzw6fW1aqlM262toLX93zxEsrW9pH73r44eIH&#10;/e6dgDFGT7z6qssfCK4yTGOVZdlBWZZtTdWEsmnazc0tFx7Yvn2kp7d3mLhcl7e9vXYT4BODkIT3&#10;o4wx8r3vfU/Izk36ioWCjzFb5HmeI4z4VVXryOYy91y4fEG7MnqpbW5u7u5ysRI0DJNZtqWIkqi5&#10;3V5SX1+/EItVzdfX107V1NYtVlXFlIA3MCdL0rQhSbO6risOt9v4tHfeYYzR7/3pn0bfPHNq0/CZ&#10;M7+sa4a0vmfD0M6HHv7+wN/8zfS23/gN9Tvf+Y5gllKRQy+/tnNqauoRQ9cjpmE5TNPkbNsmNrMt&#10;y7Zswphl27ZhWcwWBYHKskxC1VXp+sbGdFV11aLH5fadOHWyo1gsRoOB4Llt9933Dx1NrcdvZbO6&#10;x+OxTdPkDaNUc+Tw0bsPv/rK/YZhcD09PY729rbFclfX7E+HHGOMvvrqq65Xnnsuev3q1c4jRw7v&#10;Gh27skM3NEdVLDb2+OOPv7qmq+2tyXw5vfFTCkjGGHfy5ElZ0jS36CSOpYwiq2qBVxSL8bpuyG53&#10;2RmNZt89GLm/v5+vr6+Xormc3fH2xuaEkLfHsx988EE5LEnu46+95js/PFyTSCS8lOM0SskSpTTR&#10;1t56s6en98xda9cedFZVLRJCVBy4DJ8GhOSXFCOEHtizh8vu2MFpmsY1yzKfEnL8M//tvwoCH3II&#10;Eu/mBUGghNq2zQjhme/WxGT31PTf1hfyecPSDY7jOepyuecbGqNjsWh0pLa2fmrFypWFYDCo8xLR&#10;qMVLE9MTXa+/dvRhZtvlZSuWv9m0bOXs4uLiZzImdODAAa6kad6FhUTdYirVZFt2dHR01Nnc2rTo&#10;7O450t/fP+FXVXE0ZVRdv36jNZlMtsiSJDmdzoog8HlJdmbcTvei5JRSPo93MRSMzHi83kwg5FOq&#10;YrV6bVONFnT6NSYRPrGQuu/kyZP+cqlcPTsz4y1rGkeCtyp7H3jSYIzRI0cO1px582LvqdMn12ua&#10;VuMP+G+1dbSPOR3e2Ufeblm/p7+/nz906JA7vzi3fnBg4JGhodM9mXSmWuD4yoply1/ftn3Hkc2b&#10;N5/VJVdm795Pbnz23S5vRVF4nueFlw8c8OaLmZbpqdme2dnZ5VNTU3W5XM6ra5rlDwRmenp6hu7Z&#10;cs+zjJGl4eGzQiWZDFw9N9SQb2gtnz179taGYpHdqK/n87Oz3vlbt9rfHL+y6czwuXXXr1+rKxaL&#10;MdnhKLW2tA5t69v+47U9qyd8rmDBlUplut4+UuuObCnDnQcheYfo79/Dj46uFGMxIlhJwvExYmua&#10;3xImJmx51Sp7eHiY1NTUsK6uLkYIIaOjo5QQQhYWFuiOmho6SgjX5fdT1bI4SxDEv+J5j2mUo+XE&#10;VExVtMgZRfOX1bJf13VvoVB0JRKJ6K2JiWWaproJpdS0KF/I5x2EEI/T4bwYq6u7uKxz+c0NPWsX&#10;6+pqFwgR53lFyWYFQXMHg/bo6Cht83hCIyMjq46/eXyZZVmu2ZmZylcD4bPNzc0K+Ri3N7tde/fu&#10;tZ/5y79MbundfK5cKTVNT09vSWfSTQeff/GJ6em5qi2beweibcsuNvGdqQd3PXhocT4x3tDQwDU1&#10;NSqiLJfcTk/J5ZGLboejJFCpZBGSk0yzong8htPptAYHB+19+/axl156KTA/O+vMZjNByzStaDQ2&#10;EQkFkrduOWzGGH3ppZcCU9fG1zz/3HOPZ5bSraIozN999z2vb9+xbZQ6PFnyvnHYt956y1NKJBrf&#10;PHJk65tvHNsyPTOzxrRM0e/1jdxz791Hdz748Gg0FLp538MPL5FPqAXJGKOTg4PyycOH6xdmJ1ec&#10;PTey7PrV8Ui+UHAX8oVgRSnXmrrpIxxnybK4FAqHx+vqGsaaW5rGnFGiUErYpVNmaHx2au3o2NVQ&#10;OBTJ2kWf88VUouXKwEDj8Lnhhtm5mZp0JlPDbMb5/f7pVV1dRzffvWVi9YpV0+5qeXTDhh0FSilj&#10;jHGDg4Pu/v5+smfPnvJPh+XAwIAQjUY5QggZGxuz7oR9guHz7Y6dAfdl8od/+L96SZHUTs/Oto1e&#10;vRq0TZN3e7xWdXWVVlfboFZXxTRZchm8xOmM53TOMk1DJ4SJhGOGKRPbdhVLZddSMumcnp7mF5Mp&#10;R7Fc8imlUlVFqVTruhGzTNNv28xLOCIbhmlbtiWJouw3TNPPcZTjOL4QDARm1nR3X9ywYf1gbazm&#10;DO/337p586ZGCPmZRezvdG36z10c2fHioVf+t1wu1xSNRE/88i/v/XbXXZtPj46O5va/c3IGebty&#10;/4kdZcjoKJ+trRWCPO/QHcwlWJKL4zjb0vWKIYr5d8Yyf+EKMB6Pc11dDYHFm6m1I5dG+k6eOrU5&#10;vZRpdjjkfEtL89A999732uo1Xde9Yd+SVCaKoessIEnGpWzW/MY3vmERQhh9e0+/Dwsk+uMfPx0d&#10;OHTsd59//tnHKeXZY7t3//HDj37lkJROLxihUOj8xXPr+//uwIMzM9MPSZI0v2H9+jf+xa/82ish&#10;v3+077HH8qMHDogJWQ4aptk4fOZM88Cxgfa52dntqqZX8RxZ6ujsHHvooYde7bpr2bFslpQ+7iBg&#10;8Th3o7dXTHGc2xlwhucm5qPDFy7UjF6+0DY5MdWdzmQ6bNuSeIHPOWQ5HQlHinV19eX2jvalppbm&#10;yZamxktel2+ySEiur6/POnnypOPW6PnuF1889JgoCP7qqurSzRvX1cVUqiO9lK6pKIpTlIRibXVt&#10;sndT7/imTb3D9Q1VIwpxJvr6+uzBwUGpks02aqVSvUFMMZ/NFkP+cL5t+XJ9cWEhOHHjhqdcqciF&#10;YlFIJ5NCYmmJsyyL+Fwus6q2wWhvbVKaOzomiSwnH3zwwfJHPwGA/wEheQf4T7/z79rOnx7ePjxy&#10;fm9ZUdooR0RKBUsUBMXtdhfdbm9Bdshlp9NREiWpKApSmXHMMnVdKiuqX1PUWC6biZTLJa9hWIww&#10;mzHCbEqoSQi1OJ4joigSh8NhRkKRXCAYWOR5Sqemppsy2ewKwpjX7fZM7Xjg/sG7797yA5GTr1mJ&#10;RME9Nmbs6e//oNmhlDFGDv35n0vDyfnNz//ouf9lcmpqg9frmXno4Yefva938xHJwyd0jbNNyWQu&#10;4iKWbXO8IAiqmudTS2lRLelSPpNxJdPpiKKWq0sVpYZYluXxehaWr1g2Xl/fMit4vZmvf/3rv3Cl&#10;xxij3/ve92TJsqrGb4z3DBw9+tjNmzfXmKbhikZjs93da49uuXvzyfraxmtOw8icuHlT27dv321t&#10;/xaPx7k17e1Vz7/wbPzVw69+xeP1KHv/+d5vbb93+1FeZpW3jg/19h848Mvz8wvrfF5vYtvWrU89&#10;8dhXj0mSlNMdJidbTml6cjJ09frVFSPnRnZMTk2uZBazRVmya2tqx7f1bTu6cvXq04Hq6kTftm3a&#10;xzVBJx6Pc49u2OCoSJK/lMu5bkxM+JKpVN1SOtV9dezKurm52Y6yUuFFQdKi0XC2o6NzvK215Wx7&#10;x/KLNdXVMy5JMsQIZwlCzCSEGIQQIqbTksLznonJydrBNwbvO3P69K/qmlpjGKbFCC3IsqTGYlWL&#10;tXW148tXLD/btXrlxerG9llFUfS+vj6dUmoPDAwIxVSq9sXnn/+l0dHR3YapO7rXrHljxwMPXDs3&#10;MuK7MnpldWIxUacoFaeqapJt27bA8wbH8ZYoSRJjhJcdjsLmTb0/3vXoo6+XdH0crUv4RSAk7wC/&#10;9x9+s/3UG2/tuDx29Z+bttFpU85B3/7bMWYRi1FmUkJMixKTUs6gb88CZYQQajMmEsIEnnCmJEtZ&#10;r9c7HfAHph1Ox3QgEJhyOz25cCikRaojrCpcZbucTkMSRaNQyrpPnx6+69Spk49kstl1lFLW0dEx&#10;/OBDD/23hvbGi1LJymtuNxPFjB1QfIwQQnLOAnUUXbToKFFZdlIfJ0uzc4W1zz//3G9cuHj+HsaI&#10;o6G+YbqlpfWa2+PJMWLrgiCYtmkTVVNc6aV0eCm95C4WipKmabyu69S0TYHZtkQJdTFKREKoGfD5&#10;Umu6u49v3bb1qDMYPfnkk0/+o3bceeqpp8RgUAzMXJvvOHnyzb4LFy/15fO5Tl4Qi83NzWNb7733&#10;1OpV3W8E/f5p0+EoC4JgDQ0NGR8xnkr7//qvIwcPvfB7R187+lVJlr1dXStO3b/9gbcUVS3/6EcH&#10;/tlScmkFJ3DJR3c98sNdjzw6KEhSOpVM1k7cuLZp5MKFrmvj4/W5fN5NCKGxWPTmXes3HO7qXj3V&#10;3Nqc8kqeJeL15j7uSStHjhzxjw4NrT5z9vQTkxOTbelcxqdrhoMw5jJNk3O5nbmGxqbjd61fd663&#10;p/dWdUtLwSWK+aJtFzZv3qy++wLx7jZ6sm1XjV+5snJ07PLWoaHT3YnFhWbLtCIcx2myJF/p7l47&#10;2Lup58La7g2LoZi/oBX1vF9Riu+f0EMIIcePH/dOXL189w+//8OvT05OPEg5XqypqVmghOXSmQyn&#10;KArv9XiTPr//puxwFGVZTsTC4ZTT4zFURekcv3ZtXSadXe5yOScfeXjXsz1bt/5w586dFYxpwu3C&#10;mOQdIOaTMzvu33525eoVajqTi1YqFalYqQhqpSIWCiVe1Q3CmG0Rwr3dquMI4wjHZKdsOZ1O2+Vw&#10;WTXV1WpjQ30+Vl2V8rn9S4TjlohcWSIkWPnGN75hvq8LkcbjcVpLiKNnU4/ucEiugcGBhvRSumlq&#10;amLZ2KULu0WeWyGJQkldnJUqFUUsFvJCoVQUSoUSXywXKbMYxxjhVEMVdNWI5fOFDo7n3ZZtu6fn&#10;Zjum52YijBHFsiyL2TZjjBCOp5RyPGWMmYSxoiyKSdnpmAi73blAKMTJslw9OzuzKZvNduZLpbrr&#10;N27M3nVXj6+2tfMf/aL35JNPGoyxpRdeeKEcikaLzS3Ni6dOnd56/dq1u65fG++ZmZmuj4ReWS3L&#10;0pLX60+1tbVObNl8z0lCyNzPuSyLejxKZ0fnyLkzw+2ZbLb3/MiFNZOT02HbshVVUzo9Xq+xZcvm&#10;Qve67oYjRw5/dXR0VFpKLcWUSqVT07Www+EotLW2nlqzevX1np6N4y2trecThUJ699f26v/Ysn4U&#10;K5vlj7/1lnds7FKDblh1lBKT52nS5/NP19c3zG3e1Du7vqd3LOTzTW7o60v/dMgwxujw8Gs+WpZq&#10;p2ZnO48dG+gaOj3Ulc/nV6uqUm9ZVralpfXIXb13XVm9as3Vjo7WK26dzHQ/+GCF/LzWcKXiPT88&#10;sjGxmOi0bNspCQJbWJj32radbmpqPtu1cuVU78aNU3VNTQsCx1UEmeQkzipKQsBKZ7NXRi6eX3zp&#10;0CFpZma66fS54d6u1asvDQ4OjhJCSp/Us4QvFoTkHeCb+7+V7e/fM+J7s/qSuWYjJ+fzvE6IwMuy&#10;WGQlQdBFynmISSmxHbrMVE2jHCG27nRaXkWxNL/fEgTBlmXZnp+fZyU9a78zHsgIIeTJJ598/8ex&#10;/fv3s3g8rjY45GIsGslzHDU4SkRNUeuOv3Vi19DQUK9l27phGk7bsmVCiWRbNmczYnGU6IwQnVmM&#10;McoYoRwn8LyL4wXRpoxxhFODofCUz+ctcoQKlm27GWOywyFXYpHYTCAcSvp8vvn62urJsC90SaR0&#10;0RUIOOaTC939B/4hls3lWyljZjAYWooEI5no6Og/aZbsO5V9hTF2+cD3vpeKRKtmjx0bzFy8cLHL&#10;0I2qufn5ByihHKFsiue4V+7Zuv3SR140GlVXrVl5+jHl8ehbbx2Pzc3PL9M0bQ2zLZ0wUhQEfnr0&#10;8uXSmaEzd2maWm+app8QIlLK8ZIkpZevWDHyxNcefyZU23Rp165dxU+j1aPJsvHwIzsX6+trTxmm&#10;eS0SixWaGhsn6murxkXeMetdWMhv2L37Z84SHRgYcDiJEjnw9NO154eHm8eujnUmFpPrsoVcK2Es&#10;xvGcz2bEilXXXv2lX/u1H9y1uXt4w4a+dw/t/rnlunD4sPvU2IWGy6OXN2iaVi+IYtnvD9zweDzT&#10;XStXjmzfseO12ra2G2vXri28e6333x9jLG0QYk7NzFTPL8w3jF0dW/3asYEdTzz2SHpgYGASS0jg&#10;diAk7wxs794DFiHkvbGU/3HWokh0Qt57L/6P+37/vUriIyaYfBTu2th4ywsvvbh9KZWOUI6jlBDR&#10;0LWorlOR2XaZctQWeIFQjlZEh1jx+fyZWCyadHvcKZ4XyjzHa6IsO5PJVPvVK1fvMkzT1VBff/lX&#10;v/4v/t+6+toZQ7MjS6nFprm5uajD6Sw0N9YPezyBWdG2C3xY173D83rfvn3Ws08/LZbKZUc2k3Ey&#10;26YupzO7qmvVZUc0eqPvm9+0bvfsr5+HUspYPJ78flv78a8G3aP3b9/ZevPWje4LF85vLubzwdra&#10;+qs7djxw2BeJzH/kxQYHia+7O71+3Yax2bm5M3ML8zG1olRRjhqd7Z2phoaGdC6f07OZTCS9ZEmW&#10;ZToty+Zs27R1nRUckjznk9zzn1ZAEkLI7t27S6MHDlxes3fVTd2yeKcs20ldN0LhsP7CCy9Y+/fv&#10;t8lPvkwRQghxEiXyyiuv9w28Pvj44uJCl64bMuGI5vZ6i7V1dQulYolatp3s2bj+fEttw8V3AvK2&#10;XmxKglU9Mz23fjGx2K5pmquhof7Krocefqpnw4YzQa93TkylKl1r137ochBKKTv3xhtLtQ11F9wu&#10;133FQnHlqVMndrY3N53t7t2yRH7qwGyAD4KQvEN92Jv4/o8hMN5hG6aRdbpc1yVJqKOEkxiz/ZRy&#10;anNL85H21o7BYCiQdDqdpuRwWkGv1wqEfYYoyKokCipHiGFy1FYUvWlwYNB55crVVbzA6e0dHVPV&#10;VbHi7PRs48jI+ftOnxpamc1mvR6vd2LXQzsXN961aWrvv/2371Ve/V1dfFlVo2eGTm9LJVOthJBS&#10;bW3d6Lru7luOmzdzH2eI0LfHGsv9/f1qrKmY7+xsmLzv7ntPanpFdnk9BQ8Rp3bt3v1zJwr19/dL&#10;hixHpmcm7zv43MFtly5dXG/Ylsfr9Zba2zvKVVVV7mvXx5clEglerahuSqlbFkXKmG0Zup6rq69/&#10;s2dDz0FvgyP1aY6bvfNZ+jv/bp8lGZqmVRS1Ytk2yVdXV08tX7nycO+WXmlsdGzDq0eOOGuqqk9s&#10;WLt+0FdTk7vdgGSM0Vef/1FkIbG4TFNVL6E009jUNLqqq+s09XpvrbvNnXZuJBL5lZ1tV1rb2qaS&#10;qaV2XTOCjFK3F3Uf3CZ8UeAD7d+/3/7LP/3Tmcb6xtdvTt1UTp04Zc4tLKwTRdFcvmz5rW0PbH/L&#10;5JxTbrfbIISQ6OgoVUyBX3S6qOR22+lslrndqtPQzZp0Jh3UVdUhu5xCNpdreOov/nLXzZs3wqVy&#10;aQ1lpJZynFEs5BOLqZSma9pPdoEpSvX1q6NrL12+1GtYZkwSpYnW1rZjAa93eu83v/mJjNG9M/ux&#10;SAgpxuPxt8+pTCyR/fv32+TXfu0Df2cgHheKGzYEuHK58/XXDm9+5dVX78mks6sIZVU8z/O2bSuj&#10;o5fES5cuUss0lxxOZ6axsYEZhrkylUy6GCPTq1evfvPxr37tlWXrWkb6+h6rfBJl+7g5Lau0c/sD&#10;Yy0tLT8uFSu+zs62RKyqduTMmVP3DZ856/J7vOOPP/bY8dXLV13s3bxZ++grvofOzM0FU4sLjaZp&#10;CvV19Rc2b9ryZqy1da6np+e219ju3btXP3HilXQoHFrgea6gKGV5KZf2CrIs/yOKC19CCEn4UP/m&#10;3//75Pf/6I9KpKU1Mz01E11cTHXoqiElU2nOrFg0a2QpIUT0c5x7saU2QCzBw+u6I51LCZMTk3R2&#10;et47PTezdnJmapXN06CqadylS5eWWZYVsGyrIIjSouyQE1WxWLZr+Ypzvet7RgW/P//u5w8MDAgX&#10;TpxYeeTVo/dn07lWjhCtrbVldFNv7zHi938qB+Z+1M5AL//Zn8lGJBIYT8w0XPrRj1qHz4/cvbiw&#10;8JBlWzWEMQezGTMMU9Urakr8/9u7r+C4rvxM4Of27Zwz0I0MEAABkAgEmBPALAZZweCO1mNvjce7&#10;qvWsteWt8lb5qYnaB++Wt2aqJtgjj0eSbXk805ggkhJJiKK6GSGQAInUIInERuxuNDqH2+nesw+i&#10;ZuVRoAIlUprvV4UXFLrr3ouu/k78H6nYZyspjbWsb55qa21ZvT0xYTh/4YJcJpMWjhw64tqzZ88v&#10;lUVFs1+lubKWd/cd3qWUTpLeXuau3a68MempPfX661tisah9/74Dp7Z2bB7ctHfvyqfpGff398v8&#10;Cz5TPJGwFfhCoaqqeqShtvYKIeRTNx6kKZY3Gc0RtVqdiEQiKi6Z0WXySeWnfR/4/YSQhI/EEEJf&#10;1Gpz8hQbtJqL/BKJNJLP5S0iIlIKDGMwqVTpeMinnJieXzPvW9oQj0Yq4/G4Lbiyqk+kkqJ8Ps8S&#10;hmqoSFRECJUQSiJSiXSmvKbsor3UfstmL75nK7KmzUZbTm4wcGKxOH78+PE8Ie8GZNDrNd8YHNy0&#10;uDC/k1JBajDo39m5Y/ulYrN5obu7+5EXtnY4HKKkXmF/88zrOwf6rz0TiUSrCSEmEcvqCaEsT2mG&#10;CnzcYDDOt7W1vdbWuuFCU2Njnuez1lOnX287/9aFNo1aNf/cN795cffOzj5tKBRc9yEB6XQ6WYvF&#10;IpHE45K8VmAVCpkgCMn84iLJPSZ7/ijDMHR8fFw6ceNGZd/r5/7bwsLC2rX19XfWtzW/nWbZ+U8T&#10;kE6nk80nEuZF/0JZIpkyyeTycFlF6ZxJrfY1tbcXKKUMIYTp7e1lqqurRaZEgvUSIpZIJAwhhOTz&#10;eSqTyfhsNpvv7OzkBwbOUrVanZbL5RxDCMOl0youQ2Xk/jaqL+aRwNcFQhI+lsFgEPzZUE6t0mQo&#10;ITlKCBsKrzZduXRJ4p33qryzXl08HjMKlJpEDKNgRCIZQwjPisWrcrk8IZaKmTSXtQqUD9fW1V5+&#10;8tiTvRUV1ZNEmg2IxYZ4d3f3BxZeUEqZf/nxj42zs9NHbwxe78zl8ka5Qr68c9euC43rWy9aamri&#10;j8M+t6amJvH5k79uvfDWhe5cLruBEbE6QqmokC/wDEOCRpNxoH3Dhre2b9+2VFVWNc3IZNmludnt&#10;r5081eKZGNeUl5VdPLD/4M1tre0Ti6GQ/3cDj1LK9Pf2ylNyuWV6bHjT3Tt3G+bn54ukMhnX2rx+&#10;uKWpud/pdC4eP/7FbQ35NMKLs+vefPPcMwPX39lktRbfOXTw4Jv169rmt23b9qkaNG1tbeJ7E6Pl&#10;qyvhigzHSc1G83RlZWVQxnF5t9vNKhQKpYjjlKUWizqxsmy+PbdUvrC8WJ5MpBSUoYxOp00X2WzL&#10;xcUl4wMDA159QUt1Wk1YKpVGCcMwyWTKVMhm1ZTS9xa3AXwkhCQ8kChJhFQmTYWCQChhRJFIzDBx&#10;e6Jmbs5bzHFZViqVrOg06v7KykrOVmzP67RazmK1RtUape4tl2v90M2bdpVavbRp06ahckux++69&#10;e7GPG8b8zT//s9Hn87X85rVTT4RD4QaGYWL1a9ee37Z185XphQXvH//Znz0Ww5HVkQg1GQ0Jg9E4&#10;E14NpSlDChazOWkxm7n6tXWhlpbW4bLSiutSiURYjUbXXDz3RrPb7a7VaLT5b/7HP7nVurntukWu&#10;vbf5fatYB198URK1WLSsSmp75e++XzrwzkDx2Ni4PRyNbMxlc/U8z5vz+Xx6ZPiW5vhz31jatLMr&#10;QD7tYpuHbHBwUCJEImUn3zjdeXN4uIsKNNfavP5G/do1A1KpNPFp3os6HCJPMKiKRaI18XisNMNx&#10;spL16yQqpWbdeY9HOjIyIguHQqo0x6nSXEqZzWZ12UzOkk6lDDmBFygRKCMSCaxYzJWVlxY/941v&#10;XGnduO2u3mgI6rTaEMuyZDUcNIejUd0X9Tzg6wUhCR/L4/HQMp2OFgoFSonAMIRQlVIebWpqnCkq&#10;Lr7HikSxNbU1I5UNVZflclOqUCjwhBCi5nnZaizWGY/G6qhAeY1a7bOaipYkZnOm58///EN7gQ6H&#10;Q1TrH3gqAAAanElEQVRbW6sORYLr33r7rYP+gL+VEMLaSuyePbt2vyY3Wu/0vPA/HouAJISQjuef&#10;LzidzhsN9U3zyWzSrJSqEnKzMmRmNSkxIXxOLFZSljfdnpoudr319tapmZnajR0bvfv2H+xbYzKN&#10;JjQaIZ9KKS69ebL07ZMnleFIRHxuakp1z33B7vP5WxcXF9bF44kyQRC0MqnMwrKsmhBCOC7Da7Q6&#10;icViYR/1MxgfH5fGAgHbjRvv7D33Zt/OeCyqbG1tu7Z3z753TLHM0rqDHQ+shnTt2jUFn0pZvPNT&#10;iv81OSdP/vxfzaHVUGsoHC4jIkY+OTll++EPf7gvl83uymQy97t+VCAMw4tEIt5sNqXr6uv9RpMx&#10;LFer8gtLCxrPhKc0EomVReNJeyKRmDToNCtGsykokUiEeDRmjMXCanLiBIZb4YEQkvCxTpw4QX/w&#10;gx8UlApVnmXZgiAIlBGJVhqb6i7brUXjgkieVInFybzqTOL+Xk7icDhEZTqdfHZmZs3C/EITI1Cx&#10;TqUNaVTyRD6/Knc6f8TKI2IhYzAU7s9BUkop89JLL6kCczPtfX3nn5q4feeJPJ83aTTaoT17Ot+q&#10;qaubvjM19bhVSaEejyfR1NTEGeTli6FQSKitzfGJsRSrKCqSLizOtV29fOXQzMyMym4vvf5n3/r2&#10;qbqmNZyEyOJ+ISJLeEO6pUVv6907U+0Li/ONoWBIF1gJSAv5vIQSRiaVSXJlZWVprVqbWg0FNZFI&#10;VJFKpeI2W/HAM88+415TVjW898AB7lHdvNPpZCNeb+nld67uPXv23LPxeNzQ0tLa/wdHjv1rY3X1&#10;2NodOx7Yw3W5XGLv2FjFxStXnhu/fbspkUgYC3xBmuEyJZQQAyuW8nmeZrLZfMRWbJ8vKS+9qdPo&#10;AwqlLKZSKOJyjSZXZLUWLGZzQSGXFwRBoPMLC5INLe1qEcNk6soqIxqNJpXOZsNqhSosEYvzuXxe&#10;kUlzcnKiiSEPbccUfF0hJOFjMQxDv/vd7+alUmlGxIozBZ6nmWyO5dK5nLggWjz+nf/8geDabDJJ&#10;ZvN588Tt2+XJVNIml8nZstJSJcuKO25dHd3oGR9Xy+TyaHPzes9vXn7Z9fS3vhV96aWX1HG/v/bk&#10;a6eOTE5P7ykUCmalXLm4c+cO9+aOzS6dzRbq+fa3v/QzKB/k/rBxjhCSczgconJzk20utdLhfuWl&#10;5tHh4TKpVCwcOXy0f9u2HYNSkSg1P7+8ZejmYJ3H4zEvLS0rU6lUUT6fsxV4XsWyooBKrRq1Wq13&#10;KirK0zt27FTwhUJNX1/f9tXVkDibyU7X1tZePPrEkbe3tnXc2nb9eoR55plH8kyoyyV2ZRP1F952&#10;d/X1nTsaCARLKysrrz9x5PCvSu32ibU7dnyiYdbOTrfwv90ks+xbWs2k0ys6vZ5KpVLNSiAgSaVS&#10;uaJi2+0DBw44G+rrZ2xWa0ShVPpyLJuUrq5m2o8dyzIM84GFS++dexkMBumx7m6BYRjicrkSrEQc&#10;YUSiFM/zEi6Xk/b2Epa8r0AHwIdBSMIDqVSqgkKp5OQyWZohhGQznCGdSphyPC/63b+llDL/9g//&#10;oIn5/bWLi/OlYhGrJgzDD9y4XnOt/2oJl0oXU0K1Eol4PhmPy80W7Y0z3/8+t5rLVQzdGjo0Mzvb&#10;yXFpm1wmX9rQ0d63b+/+t8V6/dThw4cfi8UpH8b18styUqQ1L88Hq//ln37eMjg41JrKcJJ1TU2R&#10;p596asFeWhK/fXei/vqNG5WesfFdoVCoVuB5KSXMskqpXC4psd+sqalJd2zYMFtaUTWoUyrv8ISw&#10;wyM3t5w8ebp52bdszmdzyxs62i/+yR/98a/1KtXo9iNHYg++si9GX1+fypVMrnG53t7/1oW3960G&#10;Q3Vms2n42T989vza1vbr27dv/8Q9fobpEa5cuRLa1N5+NRaLTUkUirIbQ0Prz7zxRkUsHs831NUN&#10;tG/Zcvbo0aOzn/w9GUreLfL/W5rJyaxBp4urVKpELBaVx6JRrcFgUDgcjsKjOAAcvjoQkvBABoNB&#10;WGJJimXFcRHD0Gw2VzS/tFhWVF2qoA5HkunpoU6nU5RKpSS9r/ydPs7l6yanJ7fH48kKwjBsIZdj&#10;Evl8KRWEBKWUk4olSVtxyVJzS0vUWmSXxRmmwnXmws7Lly53Z7PZErlMtrRp0yb3kUOHf0bl8onH&#10;ZfXmhznz6qvagJApv3by7MZrly8fXlr2bagoL08d/w/HX7VYLRMjoyO2f/vFz5+d8841JpJJPRWE&#10;rFqtjtfV1800r292r2uqvyo1KJbK1fYCl0wKYqVSkiHE4Bm7teb06dNPLSwubC/k8+m21tbzzzz7&#10;9FmZyTS079ixRzbEOjLSp1q8G6s9c/7s01evXNsXTybseoN+5vChw79saa6/uH379g8chPwg23fs&#10;SLpdrlG5WMwqxOL1iUSiIZvJCEajcaGhqWnIIpd/7gbBrMEg6BMRTi6TJfxc1hLwB8yiXFx/orMz&#10;hZCEj4OQhAfq7u4WvGNjYZ1eu+jziQocx9lnp7z1bS0bS39WVJT76U9/WuATAU02lrYPjIzvHhwc&#10;POBf9lVzHGchlOYpw6yaDYb+oqLiQavZPF1XX5+sqatLm7XafCSRqDh/vu+Q++KlfbzA26QS6eKW&#10;rZvO7dtz4FeGEunk8ePfeuT7IT+Ky+USTw8Pb/jFL3/x7G3PxOaCIFSIJWJNmkvnTp4+/c1IJJzI&#10;cBmlQAWzIFCRRqOe39jRcWbXzp0319Y3ehmWDRGlMtrZ2ZklhDBDp0/L58Ph5kuXLx68eu3q5uWl&#10;5XLCkOCGDRvOPvfcH50zlpbePXz4MEcewWITSinj9XplY/39HadfP3V0cGhoXzqVVtqKbTcOHzn6&#10;s02bNw/mJYqVT1p27v0YQijp6ipQQvif/eM/Kue83ipKKWsrts+VlJSMGnO5zz0X3d3dTV/6+7/P&#10;S6XSDF/Iyf0rPks8lTG7lSRAfqfXCfB+CEl4IIZhyPf/5m/SGrU6RinlBZ43hMPhxkBg+RnCUL9/&#10;eUk+MjZeMu/1mqPxWB0VSC2lVM6ybNhgMIxs2771zS2bto4Zdbo5QkiYiERsgebWTM5MbT/9xusd&#10;k5NTrYRSjVavv7lz+3Z3Z9det0Ekuv3k8ecfWY/pk5icnGRmp6Y0s9OzJblCoUQkYTWZfE686PeJ&#10;xWJxrZhhqYgVZcpKyhfbN3YMNTQ09FfXVF3XSpRzvnQ63t3dLRBCiNvtluUSQdvNobHdF93u3TPT&#10;0y2pZFIrkUlv7tq56+0jh4/2F1VXz3R1dT2ShUtTU2dkb585U+wZG9v95pt9nbOzM+sEgefr6uvO&#10;Pf30H5yvry2/npMqwp+nUhCllBl2u3V33nijNLQSKBUxomxzU9Oy3moNrDl48BONJLw3F6nRaJj2&#10;9vZ/d2LJiRMnSNvaNWmlShVhRCyJhiOGVDRl1VvI3c96zfD7ASEJn4yIl1BeUBBCRIRhpIlkovxX&#10;v/r1UYaQdIpLq/h8wUoJEb1bTICREkISZpP5xlNPPXWyds2a19XFxeHu7m6h93vfky/GYk0XLl3q&#10;GhsbPhSNxeukYkmsvLJ84OiRJy6sa6i/5E/lvf/phRc+TZ3PR8JgMAh1DQ2+9o0d1+/evRtPcSlL&#10;rlCw8jxvE4lEWjEjkhCGETiOS07dvRPK53KcQGmF2WyyK2Ty/Ou//HmeEUTM4tKS+p3+q9XDI6NH&#10;opFwJSVMen1L89UDew+calq37prMaAw+ilJ14+Pj0ojPV3r1wt0qt8vdODExcTgSilglEkl4167d&#10;1w/uO3CmYt26W+3tHRzDfL7ebW9vr6iiSGcIBAO2ZCqpl8nEvoqKshWtVst91PAtdTpZT2mpLria&#10;sI7dGbGc+J9/reDzBUEskYaXRkamKKXJ91574sQJevncuaTVYvUrFIpcmuO0sUS0qCKVknye64av&#10;P4QkPBCllPz1f/+OcW5+vqTAF6QSsYTJ5/LKfL5gp5TGWJEoK5MrViwWSyKVSimCwVWF3qDz7urc&#10;+cvK8vJz6uLiyHvVZP7xu99V9A9e3zh088aGbCZnlMtkwbUNDZeefurJM0VW+yDR6CIvfPvxnYN8&#10;v+PHj/NOp3P08N7909v2blewAmtdWFpquzl0c++c17smy3HafC4vpNNpaSi0umvizp09b711QS6T&#10;yRilQpFTyuVJSgmNxqLKVCqtZwhRyxTy1V07dw49cfDwv6qLdXfUaku0r6/vS50ze/HFFyWb6upU&#10;3slx27WLV49evHSx0x8I1Aq8kK2sqhw6dOCJ8+tbWi7WKhTB2o6Oh9KYsVgsDJ8rqPPZrD6TyUhM&#10;ZlPYYjVFotGoQAghlFLR2bNnJdVarTRHqTghEkl+5fWq/VeurB0autVx985EcygSNUgl0kzX7t2j&#10;GsuWV71u7wwh5LfD9TKlKKE16hZVKmU6GUtoQqshK20Q4TsQPhY+IPBgDEOEP/8vWblKmZRLZZls&#10;LseJWTak1Wpu2ex2d1Vl9XRjQ0NmwbcoHb81qqyuriQtrS3+tfVNs96VlfDzx4//9kteG4slt+7Y&#10;dL62pvaOIOTNWr2ellWUBRQi2VJGJuP8fj/jdDrZx6Qm6QPdX1SUo5TGzp49G66vqvPVVtff8AeW&#10;1Nl0TlLI50k6nWZ8/uU1CwsL7bFYdAsvFEoTibgyFovyQkEoZLMZhhIiZhgRSxlivXnzVkc8mRS2&#10;bt78jt1eNtza2joz7nSmgxaLQAghnZ2dlPT2kl5CSLfHQ0+QBxdi/6ScTierlZGK0+fPbbt189b+&#10;2dnZJi6d0rEi8eqWLRudTx19st9eUjK9LRYLMYcPP7T/kSUYFN1jeFM8EbcWCnlWo1EnlQoF12K1&#10;suPj41K3+4wxG4mWX7g93riyErTPTt+zT03PFKeSSblKpVioX7vWtcNcFPWvBBqXfL7igRtDu4Wt&#10;Yjo4ODjV3tFeYBiGDA66EjqlelmuUMRi4YgqFo/piAghCR8PHxB4oBMOB1OlltOntbpMOpX25/K5&#10;2yqNetRstlxTafTDGnPGF4moClaNRr6hqVnCMoygikbTx7/znTz5nUUmx3t6cg6Hw9va3BxOZjKV&#10;i8uLHTeuD9XyhBC1SpHU6rUhrYSZe/UnP5mTJhKh7r/8y8zjUKf1Qe5fY5YQsnL/hxDy7jxZb2+v&#10;yKgSB+bnF6Xn3zy/YWx0XMRlOCaXy2cJobcNJpPXoNenorG4LRaLVPoDAXNgJbBrdHikUqaQbdbr&#10;9UtWkyVlsliyliJrZvR6f0Yml8eVcqn/N9XV08eamuI9PT0fer7oZ8BevdJf0nemryWw4l8vFkvy&#10;Rdaiq1u3bb2279Bel4WRL3QcPPjQj/EKWiyi6MykPpVKGRnCSGRyqc0X9O0e8YxUT09Py0LBsH5l&#10;ZcWUSnLGAl9IKhWKmEqtnWxs7Ijs3LlzqnH9+gmmUIinEtzMufN9LRcvuSs846PHdu7aczfVFxqa&#10;qp5aEYvFSaPZsGTSGf2xUKQuFovbUtm4dnBwcLWj48GVgeD3E0ISPpbD4RAVyeW6q1ev2UZHR60C&#10;z+fKS0vHN+/Yfl5lZq/96Z/+1+T7QuwTfdH09PQUnD/6UW5oYEBy/uLb7fFEop2nvIllWU4mk/uM&#10;er2nqqxidO26xrn0T360/LOf/GRVz3HRwy+8kCNfoTJiTqeTvXrqlFIuKpTcvOmpHOgfMIx5xphE&#10;IuFVKVTRtQ1rA5s2bb7a0tw6IpbJooGl+ZobQzfbpiYnG5f9y5ZEOqWOpxIbV1ZWt0+RKTEjEgkS&#10;iSQrkUhScrk8WF2zZvTQ/j2nNBHFFCHkoeybrK6upqElb6G2rjao0WqGKiqqFvbu2dNvKC3tPzQw&#10;kGS+oO0SRqORvT2cMKdSKQulguTe7L2iH//4x1sikfBmQRAEuVSV0+v1mXXrm6INaxs8dfW1I2Zz&#10;8ZQolQoFCeE27dghMAxDKaXBHCkENFr1E5cuXmr9+c9fLVu3fr12355DwxajfbFYXRI2GkxLS/Kl&#10;uunpqfJ7k3NlJUbbCiEk8kXcF3z1ISTh4zC1JpP63vJ825hnbN+yz7ebUkJyBWGypaNDVijo+c/c&#10;y3O7OVtd3XJra8stz8RtYzgSUQg8L0slEqXJWLx4YW5h1/DYaKa6unqkYW3D1ZqKqoF//tu/XfyT&#10;v/qr1EO+x4fG4XCImpqaxDKZTMbzUSnl4mr30O2KdwZvPXP7zsS6ZCopLy4qXurc3XWufeOGgapy&#10;W0gr0SXDhGQXFhaEktq1c1VllddC8bhmcWHBEk/FS1b8gcq5eW/d6upqNZfOFHEZTptOp7ThcMiY&#10;zWREtqKiO2UVpUHykEKyo6Mj73K5htbVNk6E43GpxWjME62W27ptW4b5ghooTqeTDS8uaubn5stX&#10;Q6FShULB19ev9XPp1EJ1VVWkprpqzF5eNWmzlvjK7fa0hJAMJ5Nlt27dmvvdijsMw/Aul2thf1fX&#10;L2x2++2+M2d2XHS7nwn4V2qPPHn0Wm1V1WJtTW3s7uSdnN8fsM7Oe9fVNTbOE4QkfASEJHwU5qc/&#10;/T/qhaVgreuiu3txcXlHocCLDUbDxI6dO67VlFWOaA2Gz7xo43hvL/+ywxGseeLYuR27dw/HIhF9&#10;MpWS+JeWpYEVvzm0GqldXFrqujV8q+v27du1Leuba3fv23Pa6XQOP07FBRwOh+iY3c4u22wScSaj&#10;Wo1EqidmpjZ6JibKFxbmLAHfiiYnFBRms9mzcePGW/v3752uLK+5l2XvrR44/Nzv9ozzhJA0pTTa&#10;39u7kjaK7zFZ2XCOi+kiMU7rCyxr783OakKhkDyXy/EGozFcW98wKVabVx/mPXV1dWXI+xa8fNEs&#10;FovCN3u3avLO3cpsJqsxm03Rw4cOvVlWXnZNJGZjGoUuJM3n4xPBILepq+uB86BdXV0FSmlYyrK3&#10;TDrdqtt9efrmyPDmV3768h+2b2jNyuQKq1qt1sXiUWkgEKhIRKP6L+M+4asJIQn/DqWU6f3e9+SR&#10;Qso+P72y/qLbvd0z7tld4HmlwWQaP3Dw4MktW7dfnfP5lno+5+Kab/X0ZAghXkKIl1LKkBMnmFea&#10;jVKS3qMPR1cbrvRfM1y72t+ZTCVb7kzdVVbVVEyairXTDocj+jhUSRl88UXJvE6x5vqSf93Ea/0m&#10;7717mrm5OVMikSjmBcpLJZKkvbRkecOGtkDHxo6xYovNEysUQnuPHfvY53Z/Qz53/yf03u9dLpd4&#10;97oWaYLnpVFCSBnL5mYzmezBgwe/EoucPooxl6PLOcpTRihIJJJ8Pp/nViMhr626bmzfvn2f6ezQ&#10;+6+Julyu5De+0b1S11jPvHH69K43zpzZwDCMTqlSGggl+dWVYGk6k9JSSpmvwtw3fPkQkvBbDodD&#10;/OP/e8IYXInVjnsm2ofHx/esrIY2UULERpNpeP++/Wfa29pfq/L5lv+0p+eh7tu7/wVFCSEZSmng&#10;5Zd/wK9ZU3d13OOpyHDpLZlMpioSiVUoGLm+k8TiPYQ86pBkhpaXJedfu17pmRjvisVjJUqlSlJs&#10;LYpu2rx5trGpccSkN00ordZFtd+fSRoshYPPPPO5wuz+XskCIeShL5x5lJpjsUy4vHy+tKR0+O6d&#10;KVOWy2ULeT4qFkc++3D+ffd7lUGhUDiXiiZS+Tyv8XrnOuKJhJxhiGR1NVji9/lMbvcrMvIl9p7h&#10;qwMhCe9hKvV69dkLb26+dq3/+XgyWUtEjF7EiHitWu3p3LX71Prm1jeWIxH/8w85ID9wIQxDX331&#10;1azJYl5Sq9XhEMsKuWxOurC4aAyvho0hk2mJPPpSYnSZkExVVdEta1GRTyuXM/by8mxxqYVTyXWc&#10;lBAu7/dnnujuzqGH8vGY48d5l8u12tm57dcWc9FluVzObGhqnnO7Rx5KY4BhGIFSGlXIZBdVOnXg&#10;8qVLfzxxZ2JbKpUqjcZi1unZe7aWLa06Smnus5TVg683hCQQQghxOBxMLB2Uzc8tmqKJZAVDGYOI&#10;YRYqq8oH9u/bf7mxqXnQ6/Mt9fT0fCnzgcG5OdXgwDubfMu+GkIJwws8x6W5EJejkY3p0GMxvNjT&#10;0yO4XK7VYDAYU6vVQjKZLBx/d0/o/w/FF154dBf4FdLV1VWgTqev+dvfDgZv3RJtffrp7L6HeAzY&#10;/fCLulyucb1e/6pGp1vyjI12+fy+ouXFRVU0kNS63e4QefQjFPCYQUgCIYSQnp4e+j2HI9vW0XqP&#10;EZPXBYEqy8vK57Zuax9SSXUer88X/jLnAblkshBaDYcIJSOEkJmS0hL/gYMHrtt1umDnX/wFT3oe&#10;j9Ny3zcECp8T8+4c9xfaAOrq6kqOO51DhiefTNVUVvomp+6WVVWvGTdotelgMIgeP3wA86gvAB4f&#10;lFLmlRMnZBFClFKZjFEUsblCQZ95/vnnC+RL3p/ocDjExWq10R8JWAWByiwGdUCmt4eff/75R3IK&#10;Bny9OJ1OdqPFIglwnFRIJvNbu7uzGGqFD4OQhA+g9N3TixiGIeQRBpLT6WRTHo9EpdMxnlgs3/MF&#10;z4XC7yWGoNEFAAAAAAAAAAAAAAAAAAAAAAAAAAAAAAAAAAAAAAAAAAAAAAAAAAAAAAAAAAAAAAAA&#10;AAAAAAAAAAAAAAAAAAAAAAAAAAAAAAAAAAAAAAAAAAAAAAAAAAAAAAAAAAAAAAAAAAAAAAAAAAAA&#10;AAAAAAAAAAAAAAAAAAAAAAAAAAAAAAAAAAAAAAAAAAAAAAAAAAAAAAAAAAAAAAAAAAAAAAAAAAAA&#10;AAAAAAAAAAAAAAAAAAAAAAAAAAAAAAAAAAAAAAAAAAAAAAAAAAAAAAAAAAAAAAAAAAAAAAAAAAAA&#10;AAAAAAAAAAAAAAAAAAAAAAAAAAAAAAAAAAAAAAAAAAAAAAAAAAAAAAAAAAAAAAAAAAAAAAAAAAAA&#10;AAAAAAAAAAAAAAAAAAAAAAAAAAAAAAAAAAAAAAAAAAAAAAAAAAAAAAAAAAAAAAAAAAAAAAAAAAAA&#10;AAAAAAAAAAAAAAAAAAAAAAAAAAAAAAAAAAAAAAAAAAAAAAAAAAAAAAAAAAAAAAAAAAAAAAAAAAAA&#10;AAAAAAAAAAAAAAAAAAAAAAAAAAAAAAAAAAAAAAAAAAAAAABfM/8P0JRRPhDRnAEAAAAASUVORK5C&#10;YIJQSwMEFAAAAAgAh07iQJkob6AgMwAAGzMAABQAAABkcnMvbWVkaWEvaW1hZ2UyLnBuZwEbM+TM&#10;iVBORw0KGgoAAAANSUhEUgAAASwAAAEsCAYAAAB5fY51AAAy4klEQVR42u1dDWgVR9cuIYQQQlCS&#10;oJKKIkGCiASMaKmlFoKEEiRIRUsrVSollFCkBGppS1qkWFqxpZaKBAkiJaBiRUWFUOQlFBFFRUVF&#10;kSAhBAmoqGjQwP12/Z5Jj+PM/tzdvXf33ueBIbn7MzM7O+fsmTPn5403CIIgCIIgCIIgCIIgCIIg&#10;CIIgCIIgCIIgCIIgCIKIHbk33mhwygqndDplk1O+d0q/U0455YxTbjtlxCnjTskFKC+cMop7rqKO&#10;IacccMoe1L/FKV1OWemU2XwLBEFIpjQfDGmrU3aDGd0Ac8mlpIyAublMrRcMrZlvjyBKlzHVOmWV&#10;U7aB8M875XGKmFI+5RkktQGnfOuUDlcq5NsmiGxKTpvAnC6BuHNlUq5i6drtlBanVHJGEES6GFQz&#10;9D+DTpkoI+YUpLiS5CGMz2LOFoIoPIOqhi5nDxTZSRD6BPRHZ8EIf8WSchPaXgWl/HyU2gB9Vte2&#10;4f4u1OfW+wsU8EqhP57gc7ntfODXZ4Ig8mdSbzqlB4rxuJZ4D6DPGoTifQOY0IwU6d5a0a9u6KuG&#10;Y5QiX2CnspeKfIKIh0l1Q8qJunN3A4yppxTMBlymCua6CYzsUgwM7BLG+03OPoIIRogNkCiOR2BS&#10;j8HkfsGyq6FMxm4GzDS+x9IyiiR2BsyQO48EYSC2VthCPc5zaXMWhOpu71dzRF+OaaVT2mH2MJTn&#10;B+AZdh1XcESJcieoWixBzudBSLehCO+iFBBaAtsB84d8TCZ606LjI4hCEU4zvvoPQhLMeeyotXIU&#10;Y3sP2yCdht2s2O7aeXEUiVImkDbYBL0IqSx3Jak2jmCi72YxmFBYycvVNa7kCBKlRAyroMQNYyvk&#10;6k1WpfBZXF3bnADXNTnlulPOOWVpxt7XSugTw9iCDWOzhJb1RGYZVXtIRnUJFtm1KX2eWtHXKaec&#10;8Li2Rnu2gxl8f66x68chl4yj2F0k4yIyM9E7QyjSH+Br3pKRZzug9X+xx7XyurGMv9NmvKcHIT4+&#10;H5BxEWme1CtCfI1vY4ewIWPPOE97jgrLdXXadY0l8o7Vzu6NMIyL1EGkTa8TVJk+lOUvr9PvKvEs&#10;9z2uW609d18JvvcuuEq9CKjjWkVqIYo5YRuwTHgRcDeprUSee1IF1/O4ZkQyNvwd4Afr5XV0/SEK&#10;OkGr4ZM3UU6MSjz/QzzbLcv5evH8d3HsHn6fpaT9Ug/WS/0WUYhJ2REwpMuZUrWdEsznuuX8PjEO&#10;reL4cxx7XspGl2BcQwEt5ztJVUQSk3B+wK/n7VKfhIJhX7FInznTkhG+fSWt19KetxPzwY9x/e3O&#10;L1IZEdfE2xRg+Vc29jfOM97BM1/Gdv8C5XCNUC/WnUHn2Ext3FxpbV4Jj1Ul5sVIgAgb3E0kIk22&#10;2djd8fPm310OaamwQ9gMC/acgfE0it8/edTTYrj/n1IxfbA88wyE+3kcQJVAaYsIPcE+DiBVDYfV&#10;xTjXz3LKMqd87pSPUj4Gri3VWqdcFHorvbjuK7tceywhRdzR6lkIQhyHwv5r113HUt8deAhUlui8&#10;agng/eAq5beQComguqq/A/j6bQlLVM71+w11VaZ4LNzdvpNgNGPujp/W9wvi2j6lUMfvpVgyTmr3&#10;HBb31IAZ6mPyCEvspSU8zzYE+CCeYigbwmsSdQcQ2fujLP+ce5+IuiYzOEb3dYbl/F2uGA1+y2W0&#10;uyN4yynv25gzlpqNafGhLNQOJuz4fvWZb+PUbREm/cJgAKV6ZwxtrZWSRMbGSXfLuSCcnP/Rrq02&#10;MSDn2BIsL/9Nq2kDEnJMYulaV4D2OgIo5Q8wyw+hQoncDiBV1cbUntzanzCcX4PJew/6nIG07KJh&#10;iWcan80h6pij3fs0jRlr3OgS0nEbzHkYS9hFCbRXi3nmNQ9H6N5T3syqyydl1kgUcRwxoea6uiDt&#10;+F1pBS6O77T043kKxqrZS/q03PM7ljQLNL2VvHcqhfNiMZapldgwGDLo7xoTavuDAB/QraTe8mJU&#10;lUhC6mUEOhhF4enc+4NW30O1BBLLzzvi+j89+lKVgjGTwexMZg2LdckDzFqd/wLH6rX73knh/Hhq&#10;2hDRPBzuWO51l8JHYpC2DnCJSASxrXIlrk0xtdWj1X1f6HGmXVvENvcamD3Ie+akYMy+FP35yCnX&#10;8L+rh/oN/y/BrperZF8j7pXmELM0SW0shfND2pLtsjBft5zz0H/FIjliJ/GxT+QPJiApYWbV6uMH&#10;OB53OicoVGUbdUJ5fRdf87MqrpS2ZPohBWM2U++PsHQ/p/qMv33i2t9x7GtxzF3yfiN+v5vCOfKH&#10;6N8Ci4T5ieVe/WNzOaY5O+IzZxnvvwSZVbuP3cupiOYKB0DId/H3J22ZcE4tM7RlUZ9WT1WadhCF&#10;7uYHcWxMt8PS+q7KUhiUTjMxQXxPUjhH6nSGa2C6+wNIZqq0x9Qvv13sx3SiLi1mtdVHuf5tVANO&#10;5/7vDPWe0HUT+KuWUW9b9Gu5NExAsQnQqx1/hOMXDfdI4r4oxv+5Jj32pXCe/E/fRNAY0VOPj6H+&#10;7pPYSdzmo3elMr4EmNUOH3G6I8a2Ov0U5m6EA0gtVR71DKdEIs2ZxsdvyQMTAPf8Wu14S1ot/LWl&#10;e72BOedMlvdwS5Lv+zT+rk6on20+S8RfGGcrm4yq0seuZTgph2Wn3p+RVWZ6+xu7aK9lj4Hpwyyl&#10;B0rJ2FWDUOt9lk2XPepYYDh2zRR5FO1VFvF5W8UzbRfH/zEtEXFuoUHF8D7epzH0Toz9bfDxRzxA&#10;ppUtZlXr4w/4twqHknA/5uLvF2j3S8sXXZVvLPW4Oq+/nHKzEEspm1IZ55pNvoQBPyDTynbscI1o&#10;voZjhV4KC93iKzHqETJnWhLX5tZJ7b39ZXjOyYT7Xe0zx4do9pANZjXDJ8XWjkJ+fYSydLlkZIZ+&#10;PbTcr9tnnSny+C4TfTmrEWotdD7zILXshXX8XWHb9JpRLKS5MTCwowV+nlua+1UrNg8Wi+M12C09&#10;qudatEihKoR0cwH6v8MnYw/NHjLKrF4UUimJSX8XerJqg4TyD5ytc6bJDRcWqT+5kgYXHXejQPTp&#10;Z4OrTU5LtnoPTMGVZD4FQ1gAqTENBrFVMGXYCHuzK3BQV2YMuyBRTYGpnvRTqAuzj38L9AzdHptK&#10;ZFopZVbzPXLFPUt6qQGdwh0olpXC+ph2zVty91DoTkYME1AyqjkpGuclerx2SB/HICFdxHPVp3CO&#10;NIa4VqYp+9OwjFxic4wWu43WvI0JPFu7h5HpDQYFTB+zuu0hWa0sQB8+0tr9Ujv/mf7VFQxrqTh2&#10;QsTcWpzCsZZK96aMzRNlJ/cjlq0VHtfqkuMsce4bLYXZRTC4OYZlc08Bn6/Ng2mNkmmln1k9iNty&#10;3aMfUi91XTt3WHd2hkGlYnJ90JM81HeqUjrm/3glUU1xv9daTFsuYzk4Ty1TNcX6XZO0ht24+1p9&#10;P2theJ4W+BnbPAykybRSoLO64RFpoaWAfZHZYp7g2CyR2kruNC3ymFTLMzL2dRmdM9ehG7yD5fZF&#10;/L2GclmLgvokQJ0zset7Hffq2YF6C/yMLR62Wjeo0yoeszrv8SVpLkKfpnTDSCyh6i3XLzD0vYVv&#10;t6jzqlYPI4PNgkFxzXpbEllxzWgxI2642aU9Vh5UxBdhUp1Pm9ir9aM2wPUDYmt/+l6+4aLOLRld&#10;4jOh+5peqgtfyibt3lkWFUGihqR5qksuMV58YV5CJdK/25aBzUXs2/0gDAvPoL7AX2oOwrk0uOaU&#10;yVyq0H4fNNm7CRuy+9pyb0Bc85XuIwmTiSGbtXwBJa0RD+PSas6EZF/AgIeCvaXIfevw287W7JiW&#10;W46/dPPg2078wzctJbnSkynCq+aw/VRzhr5uka5naW3VIK3b3WLY0kGnNUE3nsIP/A4P04UVKemj&#10;aw+z13KuTyQdrTacP53ljDoZnE93hWQu59NccY00bziiLfU245qz2v0nU/isXiYPv3A2xD/gWz2M&#10;QldmoP//mrLLaNfoCt/P+eYTfSdXDPOpVbtmplymC5OFHvz+M4g/aAaYVi9nRLxSyzOLZNWZ8r6/&#10;LXYP/whw/dE0hxAusXl1Tss4vRB/l/jouio0vVXOFt8sQ7SUizPUUjlPqlaP9ffWlPddZnr+KuA9&#10;eu6/Cs6CxN7PWvg5vieOPRLZp/s83G++0DZ7KjP03N0ekUsZbjnCwM72iMG+I8X9rhNS1ViYzQDD&#10;srCOM6Gg764axqOTWpagZnGNTMqxN6PPud0jqOWbnAnhB7TSoMyU8awqMzDxq0Le02TQq1RxNhTt&#10;HTbB73BcSF0nS2UJ5RFP6xJjaYUfzD0ekUKrS+xZlxoSdeay6K9XwvOxEaFmHoll4NtZXrLjo2qL&#10;XDrAtx58ILsswfbHkwprnBKCaNFCk+zkbEjlu1okrN/VknFBRp+lwUPtsoFv238AV5b7LgY2Gv7h&#10;bEj9e5or4tS75ceMPke7RUBw6XAV37R94GZ4+D59yxEiUixx3ZVJRzL4DNs8fHNn8y2bB23QI8kp&#10;3QeI1C/rM97/41nd5CrGYHV7bLOSwxNE8jTY4OEo3cMR+m+g5ltcBp6lxUeQIMqEFlsttPi4mJFQ&#10;siKKbuLoEETB6XGDRziaynIfnI8tgzPIqUMQRaNLWxinLeU8KLMtfoIjYaIhpinNO0GUCG26LmJX&#10;LXHn5pfroAxbuPgHIepYj3tmcpoRxDRd1MO+6qKMghqyjlUW+jxfdktDVz9lGYz+EHXMZLA7gnhJ&#10;C+/AiHUEmatzceSPdOmx7JeG2BV8YDFSqw1Rz7DMpEwQZcqsfrAwldcS+ua5NBwp611D50EPWQa3&#10;M0QdMgPxHE5boowZlomW7nqpSpzja4I61yNXgcl153g5DK7t4feErEftYoxwyhJlzrBcKWgZokcs&#10;UqsUJL4wBoEUqco6Arbxa1QhI4sDW23xDJ8Ia80ucvktsZxfGOY4QZQozX2l63i1TEB3AtbTIOKC&#10;5a3Gydrg9cRhIIowLC+zzxjOVSBa5CPt+CIwuQlOYyKDdHPF47weg36fU34Tv/vk8k8Lwz0Voh8b&#10;yiaBBTj0hCUgX2XIum7i3tUeS8Vh7fhEyYuwRKkyrGWYuz8bzilp6UPDXK8Ux3Yq9YmrLM83nZwl&#10;4N+Dkgur7DzQbouvYEvIeqq9onGKVOMyBrfKLTcesi3adhFpoB2ZbXq9dm6BvtoQ167Trt0P04dG&#10;2zUBVzePo5gjZWHAWy2K9t151KUSAHRCtD0hzqkEDk+1e37D8faAbSwWaefrSTJECmjoPUvG8CUy&#10;47T4oLvlmqQB/D2GXAnzIvTlF8vSsK1UBvtQXIHBIO5OaKGEl2kv70/tnqe67gov9xb0XfeUSK1l&#10;+qV9F5EmOnpXz6Yklos5nK/UpR6R7PU9/HaT+p6J0I8ZFtus46UwyCss0tWmPOparLZi9V1GnL+s&#10;siurIPqQ7l4RfZGPzvSFmCWWlDmSCJFCeloi5ycSmKj5uxnHXGayD//3WSSua7qeN2Q/bJ4qK7M+&#10;wOcND3U7H18kvIi7+L9K2JK45RODS8JOJAt44sOs3Ewonwq/RKNCnyBSQlNKbzWJFYGbA/OA4brT&#10;2jx/qJ13P843I+jVLllShFVmdWA74zI2Ey+pSTuu1/3Q5p4gfA9VcXcbF4m6HgVNKU8QMdJJFZZp&#10;dSHumStXF9q5Ty1099BwbQ4Mb04e/V4VNXhBFqSrM3nW5boaHDUcf1/UvR3HftLa/AbHb6Is078C&#10;kNByuv0WQRSIVuox/3YFzbspPuLj+N0uNotkOQYGV2WoQy4pa/Lo91BJSFkYvFh2ElyFuFcWZOE3&#10;ddlwjyrv+7ShpKulJB+iSDRTIRjOsSA7eUKn9cTiTzjHwuhcQ+rPNOv1vjz6bLMA6Mza4J+JYxfB&#10;uWejuH+hz5dmzINh5Tza+Ii7gkSKaOeomLdPsJn0DmygWiAVHbZkC8+B6bVb6p4pN5a0ci3P/h7K&#10;tJTlsbZti8CsVNllufaWXKPjpT3SdhR/9JGuqkguREpoqEPMyzDlXogVkO55cj3PvtqkrI6sDHZc&#10;0tU/Fnce90W2atfOE2t5tS6XxnI5uVtokK62k0yIFNJSl0fqLSWBnYO7TVcYh2bU/52o60qEfh6K&#10;S19d6AFui9sK1t0ZtIRT3qddtxR/x2QWXi12VqNBumLEUiLtdFUDptSKD3KLyQtDeIKMhqh7He75&#10;K0L/bFLWyrQPrInTDsVUd5Nh3f5ESluu/RSO79XuHTH4GCqzi26SBJFRRuaaRBzTjoWOFQcmWB+x&#10;L8czZf2OL8CLpO0yxBdBFmXZftOUpVaYLSzS9FxPOO2JDDOsBRb7qptRFOl59sVmd9mS1sH7Pi6r&#10;9gBtVRgseZ9Kx1Dt+jlSwhKS2GZOeyLDDKvXZEMFyUvRxdkC9ueGgQdsT+PA1VoSS3Qn3O5qQ5uH&#10;LQxO6rUmKF0RJcCw7mBeLzCck0bVewvUny2WeFkz0jZwPcXsqNgJVMWNLvquds1D/F2Oaz7llCcy&#10;zrBeiVhiOH9CXDOzAP2xCS69aRu4s3HEu4rYh3cNfTgozv+Lv2PcGSRKgFnN8wuFpMVvf6tA/TIF&#10;67yapoFrS5OyzaDbmsQuyDwRouZHTnki4wxrp5jjFzyuU7ZWrQXql23zbUVaBs7EUS8VuU8fGvp0&#10;UvxfyylPZJxhyQxUF32ufavAfTubyjDKSC7xOI2prGEwago3M8rpTmScWVXoH+OU9e9jSw6H2Wns&#10;2ESaJBiDq9BlTnki4wxrgTanl6Ssf9WWPIZbit2xU1nIoOH6SYn+neOUJzLOsPryyS1Y4D7uTpV/&#10;oZuLzKJcW5XSAdwF156POOWJjDOsC0FjvRWxjystm3FvFqtD3YbO3OB0IojEac+1d9qbT2jjAvfz&#10;qoFH9BSrM6YQyL9wOhEEAR6xPRU2WR7LwRV8TQRBgE8stiwLmwvdka2GTpznKyIIQuMVJpusbYXu&#10;xKmid4IgiCwwrN6kYuQF7UA1jMD0Tizm6yEIQuMXzQZe8aJgERxE7OhX4l7x1RAEYeEZpt3CDYVq&#10;vJ+7gwRBhOAZOww840ChGh81NN7F10IQhIVndFhc+CqTbrjFsh5t4GshCMLCN2YURe9tCYE6zFdC&#10;EIQP7xgqdAh1t9FBQ6Pf83UQBOHDO7YZeMffSTf6ILMpqQmCKCbDajfwjseJ6bGciudbGqzm6yAI&#10;wod/VELRXphQ6tRfEQQRkYcMFSx6g1PxHkNjO/gaCIIIyEO+L1jATzexBO2vCIKIwEM6ChJDDwHD&#10;TOFkaH9FEERQPjKjIHzEDXvM6KIEQSS0UuuIu5FtRfMFIgiilBiWyRf527gb2VNwK1WCIJJiGkvj&#10;EDicOurzuGeTgZcMxP2ApvjtK4s02BeYuZkgItGQS79jMdTz1E3qGvKetsTjvFuyO88uwkCrjLez&#10;OO0IIi8aWi5oeKZ27guvlRM23/oQIn0u6mgM2f4MU1boOB/QZOH+oEiD/RHan8upRxB50VCNoOPt&#10;4vg8cfy+U26ijLjSmFOeiPPXnFKH/5fn0YfxxBJTOBV1piXhhNPuPbQ/j1OPIPKmo5mgo4fiWJ0l&#10;w42pvIt73Nh4V/Jofzgxm05LhpwDEet0RcuTIe+RKYPIsAgiGg2uAy0tEMdUcuRlTmnViquof0fG&#10;sHL+/9wpU3m0bYpA2hvXg+2O2/8HImUu5D1jZFgEEYnuPtN+uym4bhmWawtCLi/7QvbD5Je8J66H&#10;PBVnAHltDV0b8J6vtfbrOf0IIhTd/aszFqx0XlG+O/+vdcph/N/klIVOmYNlZA2yZtXgt6v3ehhW&#10;r+xc+4GBp5yJ60FvxJnhGQ+s6mkKcP1Cre17nH4EEZje3LAu10E7Swzn3Z3BvRoTcxXs+0PotNwy&#10;GKJPrYb7R+J6YJPvz4yIdY4FjensXPNca/stTkOCCERnFRrtnEWewFrtuqMag5sKyaxC7fLZfJPj&#10;eOAGU7aLEPf/ZDn+B+r62ud+Pc31Zk5DgghFw0MeTGYSS7px7PhJcwPXnGEBNruWwn7rbSje3bLR&#10;Kedw7Wge/RqP3bbTXfrlK7opGw7LOZUN9rLH/Xr8+OWcfgSRFx2/Z0nP51XugJkt9am7Ks8+3Y7d&#10;e8Zig3U2wH0/e0ljQo814nO/Wy5yyhFELIyr19VjOeWYaz/l7hA65S6Y2YRmHOoq1Ffjf1dhXxdz&#10;X87EbotlcVQc9LlHN0CrtVx3XxquieNfiXt/4zQjiFgYhKt4vxnguippNoRdQ0WPriqnJqb+HDDw&#10;li1RKzWFNP3V554B7fp2jyVjTjpPaszqI04zgoiNYU2ZBASc64KUdc9wzk2e/K5ughDVFtK5/5fY&#10;Q65bYtds87lnnibu3cFx12lyM5wm6yGWTjsya8xqEacYQcTKsJQOq0Yc+xKK91doVZO2psT/lzVe&#10;4Oq49kE5X43r6oNk0rLE2BuI+pAmo9FNAe/9XK5NfRR80nRhHDsUN7HOvoA1tGsX8hZsOFpgzFbF&#10;qUgQgeixS5ofQIDQ6bBVu6dRueqIY65e+5EPPV8M0B+TuulUURVjwmAtyfIEysOvOS0JwkqL1YYI&#10;DRexVJwAI3It2D+EJKVWPjmT7kssI000eSQEA40vbaBl63FViPsbDSLkCBjZFQ8mdA9cPKwB2++c&#10;mgRhpce7FubjGpj+pdFSJc6NyN+Ge7fnkxzVkidiJOoDjkR1y3GuP2Hz/zNYsauyV1tHz4TuyzVi&#10;2wmJSrcZaeWUJAhPWvzBFQS0Y/MM9LfeIAl1W+pT9zSCRt8K2JeWJBiWyRp1fsg6ZtoiLIDjP4Vt&#10;yH2tnZs+9VboERMJgvCkGcWc6jQ6koLJV5al5IR2fK+4Z24efTEFBh2P+oC5qAxL6LLWGI6fk9IX&#10;pCfZ1iNOM4KIlWnl4PC8QO7mwYew2nLPHdxXhd9H/cyW8mRYuTgeLhfEEDQAZz9nOP627gSNXUC5&#10;VHzIaUYQseqxdL2yq2I5DH/BRYiQslytYLACGsL//xP3/hihH9UFYVgR6jprOLYA9e43nPs36PKQ&#10;IIjAdHgBEtMJDx2yKlcM98YWDibtDKvJcEztIl633LM3n3g7BEFY6XC1pGNIU9csDOsrKXBo5+pi&#10;6Et6GZaPWHjT45rvRPsbOeUIIhLNLdRjuYtz72q2k1XaSiiXT0jkkmFYaMMVS//1uWZrFB0aQRDT&#10;tDQLdLTL45oaGZAPSSkU/T2NsS+ZZFgTAQ3NlK/hv5x2BJE3vdWF1UFB6Z6z2WOVG8PqC3Htz7bY&#10;1IRxvBbD8K+mgG12Yidpe5APUQmM8ZdwD7uL8CuzMtDnqZAMq0m3gC9bhpVHn1wbkLEUToJWOGj/&#10;6IaQTUmfuoVz+V9Bkn7E0Ga9Nme+LAOm9UcYP7oU9Hc8j9Rcz+PerU+CYT2Lww4rgQG/HFtq6/j6&#10;1KRtE7cHuGc5nE3nJdSnWs0fc2eBxkKOw7IivhN3U2cNwiQdgcFkdUJtfYjnHkF47wvwl/0ihQyr&#10;JY97bvqFS87j3ei85UXUSkfisHRPaNCPpHAinFaKSRmY0HCdq/jcpY2rGx9sTgJ9krs+nQVccuTy&#10;SWMeoO5ZWOY2imNVSIywHmqDw1iiTYLQ9PBF6yP2YTkicW5HW/d0tzJItO5m0dslIkW2xlyfydJ9&#10;tGQZVkpfqgr7+o84thSM7BiisZ6DZfEBzbblXlSpEdvS/XJyCefzXNCMvhH7UCXa25eQ1HRLLHUf&#10;IjPMQZHU87SMlQanXN0vdlGe7Vci1ttfYFb9+N0lEv4+T6NklTJamZ+E8/PVOJOolsFL2IcxOqwd&#10;V75YJ6UeyQ0DLcb1sxjafyX+toFhVRRgDN4S7f2MdFADkPQmsVRaHLENGdLkHXH8mG1JLt6NW67F&#10;NNYHYSdYi2PvizbWkCK8l6VJMKwzUeJhleFLUCGlD2jHVcqyfu34T+KLXB1D+59peeUqBcN6IiSE&#10;9+LSm0Gy+ARL3EFLnLMpMKoDCJNdE7HND02SkojpNKXvZoFx5kzvIQaC+wTHepWuEFEQ1C5tN+bG&#10;QZSd5R4OyRIPK3IAv1Oxp+IpD4Z1EcTpMosekZijH1/kLmz/j5kksgjtXxbLyyYcOymSZg5r+py+&#10;GNpchF2yQZQRwTTWIgdlRczj3GVyERHj/NDnnjik2QrhCOy6kP0uJOmn4kN0H8z6hFaOJbXZkhFa&#10;MUUcHYpa6UC+Md3LaODdidvupiQz6EnOgaAVIxvAl3lMu25tDP34VNR3Hcxp0iDpXAFj6UlipxW7&#10;cW5bFwo02WsNH4xHkKjWi9BFHbpEFLCtRty7EYzpCEIDT8H+6iTMWXrRXgfyDbTj/wpSiXFcTTHd&#10;D0StdHfYrDlluA6/A8YwKXbH/qctVfplVApYDj+Pi7DhH/YIpReMcT8ITEk8JwqkwxrzU7iDoDug&#10;82mKyLBqsEP4hUgdNx1twF2C4p73gvqkor57mknIBJhVn2GXsh7P0g3JWoZwuc98A8YxNmXN2RO1&#10;0m/D5iXkkvD1cDnCsHC/OLYLE7spYptzUM8RS1TXE3EuO336UiuT4DplHbb2lR3UiCVO/88RGNYy&#10;SIzDgjk/0k1EtFDAGwO00Yh21qi6ROzzffggDCPSwWGEC16P/ujOwqcpab02vqa8hN8nIbYxzEtA&#10;hoVQHp0WhlWBr/6H8mudR5tfehn0CYY1aDlfDf+yOh/bsSVYdn6H59kLaeIwJMr7GjN6BLONo4LI&#10;/4DC+Qv8vw/3Hw6Tsk0yLMuH4bIPM90YYbx/EvWswzG1kdEFaXeRuOZuUsaqGaeVRDI/dxoqPcvh&#10;9mVYd6DnOI0lyx9yjY4lhMxSMhlWygjQlyYsUy6ijVto8yiWSqasRFM4X2sh+N+gt1G6m33Qha3D&#10;Ek+ZDtxLeJzXK6W2hWGdMNxTExPDqsHyUC05r2DcJjF2nZo+8XNShnEcz8S+oefaXMVuK1HaL0Ha&#10;PP2kJBZBSGdB1E/BzKS1+z8BiaUOxqirsVzZCHun/dh5Gjcwouc4fhLSzF/Qc/Xjr2JkagfrvTyf&#10;/6wt3VrMTrOfSFMNcXxA7JIqie85QnFLg9bNEdtX7+0y3oO+/FQxz0e5FLSOoSmF4MqolTYYKp3g&#10;cL82Tu1aGm/dDmuvWB4cFUsJaU/UEaCdHktkyClIUEc0y+t3ChWpQVsGvS/0RhthiT6F3cuWGNr6&#10;XSw7P4MOS8+6NI6PQ6dYgqtzn0Zsv0Uk8e3EMvmgQUdHEyD7GJoycs2Oo+IXhopncMBfEsBGzb1m&#10;3KQvEkvFcamEFdFUnwf9EkOXtBPLs/VgFBUh+u1KBAtjHosazWD0Aoj5ISS2MW3XbFHE9g4rQ0Mw&#10;8X58FJTLzmnLfbEl3BU2WAeEZP0cOqwfyiFKRYSxqzXxlbgqv0H3nNfGZBBfd+nsukwwJhvD2i/8&#10;zZTl80vH5xj6VGVaduH4agRAlNv+g3HFbsKO2pTQlW2WOSM1pu7qfz6M2J5iTH8a3os1xIspUW+E&#10;PixXltnQ4am6l+Kj0okP2u/CqPYzLhGnQzElo2qyWLtvKPMBf19YMx9Wyy7BmI5o1+/Xdg9PCGV7&#10;LFEcIW0ovclB6KseiaXTv8LqXTpcL4xpTHogbdRqxzdqESlmRmynxpShGOeU0epBH4Y1ELEPdZgD&#10;n+Cdn/PJPiPLSTKsNz4wjMuZuCo3GY/2cNBfLsV6tGP7LAzroCQU7BLKZdK8GPrzrrY07cLXvkpb&#10;xuoMa1EMbS+DvqxCO94smObPMY17ly36hGBYAz4M62CI9ubi/Z2AhDqpuTrt17boF4CpVhkk3ao3&#10;CHcstsRuNCoq3xq7CX3pvgglSR3Vjv8rlyKam0gOxodxKKMfem2MaEHTpuIKNQ29zRj0VvvAKGtF&#10;LK7PYxzjvbYlhGBYvxnOVUpJL4/n+wHLu7W6sa/NLoywjucOA0/pjatyky3WeQ77K1/gCo1gjmmE&#10;otxwdiGkjHLl6RPB36YQXrkuQl8Om7b7xfn2OCMWaHXP0XRkI3ju9TG2USVsoPo8GNZGJVGKc4ul&#10;r2XMz64Y1hQpIpT6Iv6gCpZAWw847NPjsxzSxWmxXDgozq+W3uggqm+Eu0eLFrHyKb7ky/Poy3de&#10;hAOreNXOuwmMRaMW4XQ0zhDJov93LMatyhh3OX6/DcPZk0L6fKnTS4hhPSVFBBovk0lDc5wNPE7E&#10;ZqJ0XsB72th8Z9G5rLPc/7a26zgFaeWbkP1YI79YMHvYKeJUPc9HjxOyD7MMZgzzYmKG970is0Lx&#10;f9kglR1MUvEt3vFDUoPvWM0w8JJncTdyPnar1NJ7EYeFMnaeRmhK8nrb4/4K7D7VROhDtWBKo1AU&#10;HxaRG/qws7UuzoQChn4s0iSaH2Oo8zSMc+fmcW+FZti7NubnXWPzYSReG6s2Ay+5GncjewyNdHP4&#10;XxmjZWBM6yxLmScFCu+idqzmFHk82uMy1ITt2vYou2yCqVxM4FlXFyoiRgnQiSmgwkDcjWzjTmGw&#10;L7nHuYUF6kOTVxryAo/Hekh8q5Ma15BS1r4kEnEI27D1KRn3udicmJVCGuk38JJv427EFH/5RooG&#10;4fobRFqZeGWZPOf2lPRjpvJbTek4XTLwko64G6m1+BQ2xNzOjz7nO7HDsAaOtXOFweRmsgeCH4jp&#10;sC3vpLBvMwrBR7w4Y1fMbdzVjS6181c8XB6ecLoSZFjTdmqVKexbR8FWahbF+46Y21Ahbhst50d9&#10;/LR6OGWJMmZW1WmOWeeGQDbQbH9SjW2JPY/Y62384JXi3JAS/I7KjKK2rTltiTJmWM2gi60p7d9Q&#10;wYQMi8X747jjVZsy+opzMqJnvXauLkmDSILIAMNSfpZzteOzQtazEBm862LsW6VYrsrSkuSAPEha&#10;wy/SfT+ynL9vcy2BYWS8Zv4EkR2GNWqIc6/C+zQFrGOORt/vxdS3dovAU5nkgAzGkZrHjV/u5R7h&#10;BmZD3V9bzrtuLJMeDO0+MrN0choTZcKslP7qpmHFMql91K94SV2am1gujjDbFlvOv5MelFj0WGK3&#10;b57HNSrtd7XhXIXNQhaJRHMM90GUGcNScebXiGMqP+I1cUxtbN33qGuWRuOTMfRvqODeMmJQZHkR&#10;1o4CbiyvDKThmiqvbDKIkpBT0QAQllZfI1PCIsqFYQ3rQoBwyv/IIAjkfOrTHfon840WC/urZwbe&#10;sbhQ6+TI9lgiX56XQ/BGLz0ZxNtJTRmvImnO5DQmyohhPdJ2z98SoZvnGCQs30i3WrbsvFOkWeyv&#10;JgpiK2bxBfolxP2N2DGoF/GfFkAMrdSunYv4SlPYBazVl4haVAC3/MHpS5QZs5rjYZs4pTEsGYvK&#10;lHD2U+33PUTEHQWz259H/3YUzRdZi++kyu2QYqtXuYeEmB/6XDcJZvXcFIeKIMqIYSn7xQGDwlzS&#10;1TXBxNTxWlHPXmkDqUyFYujf1aIlssFuRF7rUYPhp/4lGIVCvl+LXxSmPMduZi2nMlEmDGtUuuMg&#10;HPQdDxppEXkGRnFPja6igYnRrYh9a7bovWcUcoBMqb+2BbjvifT9w85BC74Kt7RrR7T44Cr07kfI&#10;0HIa+e6uW9Kz59LiQU8QCdJirWQ84vg+kX8yp6WVq0QYIhmW+2vdIBu0tS5i/3oNdDlU6EHamk9i&#10;CgzMI13RLhIE9CLJ4l21xJN6LTCl5z76sVYo9J+KlFfVnNpEiTIstTG1Uzs+LphTDeLdb5WMTRMK&#10;cgaj00ndoySP/p3NR7iJe5DetISJaPO5r9Xj3E9aXUcM17wbJhQtdjmU/cdSTm+iBBnWiMGcocaU&#10;7g15An4Xv5drNCeZWVPUZB0QRF4kmnAiRGfOR9ktNDzYWJBQMW74GZUySxwbQiYaL+tduusQpcas&#10;6kw2VWLFctGgkmnWji0VjOuiOP61LQhBiP5tTzx+e4jOdMcR28YiMg753PMaUxMpoO4j6cI8Tmmi&#10;xBnWj6ZwMkKhLs0ZlLH2b1DIP1SMTuzef6pJbu1avXNBZ40B+3c1NSGgPJaFq0LWo1un78TfHzzu&#10;2WzKvadlG1ZKxmsIQTOHU5woMYalTHo+M6hX6vH/HBEwQJab4nq1ulmgCQWNsJc8KnTCgXwL3axa&#10;lh3KN4s5YKeiBuQSX4npARO2JF6+hictx6ssiRpzcaVmJ4gUMKvNJlsqDx2XLD8bVizTfrvQ/T4V&#10;OuPQ/n/OdbsN954p9qB9bDG5rw1RR61BJ7U0bHooxPC56GOjVcepTpQIw3pis1bXrnN3CS+ALk/r&#10;yzlh3nBPHPsGK5X1Gv38GbBv1RahYUuxB63BkhV6S8h6Pje45fyj67Ig3lbg/5nIB3czoEHpWk5z&#10;okSYlfQ2qYhYlxIOftKksm78vwQ+iUtC1GkSZJ6lIlu8RfS7FEO9LpdepB27I6zZbYzpFix06zm1&#10;iRJlWP+DYr0yhrpcRXqfJpHlomxaWTbS+tMyeG028/+I9bYYjtncdUYQ0bCC05kgQtHZEYNqJW/J&#10;Da44ps24FWl6aJNN1u4861puM2/QFPQv9V6UpAgiEu26urBPxG93R3As5hXX1VSlHXNtKwydfJCP&#10;g6O2q3FFO9eotUFbK4KIRrvKpGEhfk8G9SQx1FVryfvQm7aHtnW0O4+6JMPaZThfLWK+53TjNoIg&#10;QtGbtFtUUR8+zLOuLXEJLoV48O/zjZOl1SO9yxd5XPeFuO4tTj2CyItuTdnUF+RZ19XMREzxULZ9&#10;ELKepiAGcbj2qzRnuiWIjElYr9hjhaynM4nNt6Qf/lAcsW9gmjAW8Np9ulc6QRCBaW08Dkt0597j&#10;Bto/nvaHt5k4tOVRV1OIa3/n1COI0DRWKWwXo9hdtVpWVyuzMAhnMsdpCaJ8mVZFDHUciiNfabEG&#10;YENcUhZBEKmnd5t09XGWxMwRSlkEURYMyyRdjabKUDTAQ3xMKYsgyla62pLFhzmfung4BEHESeND&#10;psAHmZKuxMPY7DI6+aoJIvPMapWFvj/I8kOZpKzbmeTABEEouq6EJFUa0lUAKWsTXztBZJauN5Wc&#10;dCUe7oxlF2E2Xz1BZI6eZ1isAIZLYuXksdbdzddPEJmj518s9LyqlB5y0BLjuYVTgCAyQ8ctlhwO&#10;h0rtQRsM+QdLR4wkiPJgWGcs8a7eLMWH7aECniAyS782l7veUn1g21boBBXwBJH6FdK4JVZ7dSk/&#10;eLvFlH8PpwVBpJZufy1bI3CLsyQt4AkinfTaYREyjpfLAMy3JKwYDZPiniCIxGm11mJz5e4UNpfT&#10;QHxgkbL6OU0IIjV02m+h0w3lOBhDJWveTxDZp0+bwfeZch2Q2RbbrJFU5jEjiPJaCl612FzNL+eB&#10;sQX6G+S0IYii0eWAhS63cHDeeONvGpQSRGro0WYgeopeKf+Jn6MWX8MVnEIEUTBabLX4CrpLwQaO&#10;0H8D1WXh6uMcKIIoCA3awsZkJwNOgQfsgGWw/qYoShCJ09+ghf4OcHTsS8PblkH7liNEEInR3jYL&#10;3Y3QmNt74FZa3ACykfaaILJHc20eNNfOEfIfwB4PfRajOhBEfLTW4KG36uUIBR9Im0vAcEmHsyCI&#10;wtFYtSUgXw76ZOqNQwxmJew+qIQniGRozGb/OES9Vf7i6qhlUHdwhAgib9raTrVLMgPbavE3dMtW&#10;jhBBhKapbgs9uQajbRyh6ANsi1L6gkH/CCI0LT1jAM3kB3qrZZCf0dyBIALRUJvF7YY7ggkN+A7L&#10;YL+gzyFB5M2sfuEIJTfwtrAXD5iUlSCMNNPioQem+ULCg++aOxz3cCNo5igRxDS9vOlhGDpEm8bC&#10;vATX5/C85SWMlnVERIL4j07me/jmXmJU38K+jBk+TIuSFlHukpUXs2LIpiIxrRsey0PqtIhypIsW&#10;j2XgDTKr9Iq9D7h7SJQZPbR5KNipLskA03pBOy2ijJjVYzKr7DCtGx7GpbTiJUp5/rd7MKsbZFbp&#10;fGleinhX0urhKBElOO+7PZgVFewZZlqM8kCU2nzf7jHXyawy8hJrPWJpqXhaNJgjsjzHqz3iWSmj&#10;UNpZZeiFVnq48ajIpYz7Q2Rxbjd4RApV7jb8IGf05e7weLFusLIOjhKRofnc5rEj/tKRmb6B2X/J&#10;Wz2ygjCFGJGVedzrM48ZIqaEXnY7DEltL/sUl4hESufuDI8kpypSaBdHqvRefCuWgV5LRIaIJdI2&#10;Z2/7zFl6c5TwBJjtlLMeE8A1Mv2YI0WkYK5u8FkVDHFVUB4TodIj76Eqg0x1RBRpftYGmJ8HOD/L&#10;b2J0eQTkz0EUX8WRIgo4J1c55aoPs+rlTmD5TpCVHqE4VOnn14xIgVTlztN2jhYni7sLc8hnsozS&#10;gZpIaP51BPhocglIvDZxejycSFXZQ0UnEdN8cy3Wf/WxrXrATSDCaxLN90hyoYobIG0TR4uIMM82&#10;+JjYKNtAOi8TgSbUxz5bysofkWGYiTDzqsXHD1BJVd1UrBNhJ5efzZay29rNZSLhM5dmwM/PT+Vw&#10;hglUiKiTbVMAaWsU1/GrSMi5U4l54adUdxnZBo4YEdfEmx9gJ1EFTVvFESNgU3UpwJw5TqmKSGoS&#10;dkCaygUQ7Vs5YmU5R1p9AkiqcpWmMkQhJmQ1TCAeBPx60qG6fBjVIR8zBaVU38Yge0ShJ2gDFO45&#10;Mi4yqgCMKofr5nPUiKxM2CHGLiqZ996JD1GQ9z5M3SaRtgm8IqCSVTlWdzNRQObecS12/W4EfM/u&#10;fPiAu8dE2r+85wNO6AdYVtIANd3vtBnv6QEZFVGqk7w9hMSVA5PbQifX1Ly/ang8nA247FP2eFvI&#10;qIgsT/yOAO4Yuq9iP3UeRXtfK+GUPB7inQ3TcJgoNUJoC6GcV+UGXDq4w5jsu1mMLMpXQ7wbtfu7&#10;kiNIlLo+ZHsIfYgqZ2G/s5ijGNt72Bpyyaf0jtv5HohyI5haGKCeD8m41C7jDoR55k5jsPGegeX5&#10;jpC6RWmZ3svxJkhM/28SsTuAN7+pvIAO5Vso+mlB/ca043E7pNJTPvH7vaJx9OP9UD9FEBqRNWBn&#10;6lQexCU9/4chSXSWi0QgJKjvYaA7EWEMh2Enx7BBBBGQAN8E0ZyPQHhyOXMA9a3IeiRLMKc27Mz1&#10;Y4xexDBGrk7rTc4+gojOvLZCcngWAwNTyuOz2MLfgrC9bWmRyKDja4UB5hYouodDmhv4LaWHsGRk&#10;eBeCSIiQq0HE/TESrykF+ggYxCCY2jZINF2I9dSCOGHz/Yxd0Wd1bQvu70J922C6cQD2ajfQ/osE&#10;nmsCz7OBynOCKA4Da4EEcigPU4lSL64+728shRdTcU4Q6WNgzWBg/di+f1FGDOoGnrsHjJw7pgSR&#10;MQZWK7b390BB/TjjjOkZlOQDMOfo4I4eQZQ2I5sPs4etsAE7BQklTRLZCPRae2C02UUFOUEQOjNr&#10;gPlDJxTj27HUOgUGchvMZDzEjtwo7hnB7uQQFO17YDvVDYa0ktISQRAEQRAEQRAEQRAEQRAEQRAE&#10;QRAEQRAEkSH8H6geSZlLTZbIAAAAAElFTkSuQmCCUEsDBAoAAAAAAIdO4kAAAAAAAAAAAAAAAAAG&#10;AAAAX3JlbHMvUEsDBBQAAAAIAIdO4kCKFGY80QAAAJQBAAALAAAAX3JlbHMvLnJlbHOlkMFqwzAM&#10;hu+DvYPRfXGawxijTi+j0GvpHsDYimMaW0Yy2fr28w6DZfS2o36h7xP//vCZFrUiS6RsYNf1oDA7&#10;8jEHA++X49MLKKk2e7tQRgM3FDiMjw/7My62tiOZYxHVKFkMzLWWV63FzZisdFQwt81EnGxtIwdd&#10;rLvagHro+2fNvxkwbpjq5A3wyQ+gLrfSzH/YKTomoal2jpKmaYruHlUHtmWO7sg24Ru5RrMcsBrw&#10;LBoHalnXfgR9X7/7p97TRz7jutV+h4zrj1dvuhy/AFBLAwQKAAAAAACHTuJAAAAAAAAAAAAAAAAA&#10;CgAAAGRycy9fcmVscy9QSwMEFAAAAAgAh07iQC5s8AC/AAAApQEAABkAAABkcnMvX3JlbHMvZTJv&#10;RG9jLnhtbC5yZWxzvZDBisIwEIbvC/sOYe7btD0sspj2IoJXcR9gSKZpsJmEJIq+vYFlQUHw5nFm&#10;+L//Y9bjxS/iTCm7wAq6pgVBrINxbBX8HrZfKxC5IBtcApOCK2UYh8+P9Z4WLDWUZxezqBTOCuZS&#10;4o+UWc/kMTchEtfLFJLHUsdkZUR9REuyb9tvme4ZMDwwxc4oSDvTgzhcY21+zQ7T5DRtgj554vKk&#10;QjpfuysQk6WiwJNx+Lfsm8gW5HOH7j0O3b+DfHjucANQSwMEFAAAAAgAh07iQHnnugQEAQAAEwIA&#10;ABMAAABbQ29udGVudF9UeXBlc10ueG1slZHBTsMwDIbvSLxDlCtqU3ZACK3dgY4jIDQeIErcNqJx&#10;ojiU7e1Juk2CiSHtGNvf7y/JcrW1I5sgkHFY89uy4gxQOW2wr/n75qm454yiRC1Hh1DzHRBfNddX&#10;y83OA7FEI9V8iNE/CEFqACupdB4wdToXrIzpGHrhpfqQPYhFVd0J5TACxiLmDN4sW+jk5xjZepvK&#10;exOPPWeP+7m8qubGZj7XxZ9EgJFOEOn9aJSM6W5iQn3iVRycykTOMzQYTzdJ/MyG3Pnt9HPBgXtJ&#10;jxmMBvYqQ3yWNpkLHUho94UBpvL/kGxpqXBdZxSUbaA2YW8wHa3OpcPCtU5dGr6eqWO2mL+0+QZQ&#10;SwECFAAUAAAACACHTuJAeee6BAQBAAATAgAAEwAAAAAAAAABACAAAACHlQAAW0NvbnRlbnRfVHlw&#10;ZXNdLnhtbFBLAQIUAAoAAAAAAIdO4kAAAAAAAAAAAAAAAAAGAAAAAAAAAAAAEAAAAEuTAABfcmVs&#10;cy9QSwECFAAUAAAACACHTuJAihRmPNEAAACUAQAACwAAAAAAAAABACAAAABvkwAAX3JlbHMvLnJl&#10;bHNQSwECFAAKAAAAAACHTuJAAAAAAAAAAAAAAAAABAAAAAAAAAAAABAAAAAAAAAAZHJzL1BLAQIU&#10;AAoAAAAAAIdO4kAAAAAAAAAAAAAAAAAKAAAAAAAAAAAAEAAAAGmUAABkcnMvX3JlbHMvUEsBAhQA&#10;FAAAAAgAh07iQC5s8AC/AAAApQEAABkAAAAAAAAAAQAgAAAAkZQAAGRycy9fcmVscy9lMm9Eb2Mu&#10;eG1sLnJlbHNQSwECFAAUAAAACACHTuJANa6ewdoAAAALAQAADwAAAAAAAAABACAAAAAiAAAAZHJz&#10;L2Rvd25yZXYueG1sUEsBAhQAFAAAAAgAh07iQEVSmdFDAwAAgggAAA4AAAAAAAAAAQAgAAAAKQEA&#10;AGRycy9lMm9Eb2MueG1sUEsBAhQACgAAAAAAh07iQAAAAAAAAAAAAAAAAAoAAAAAAAAAAAAQAAAA&#10;mAQAAGRycy9tZWRpYS9QSwECFAAUAAAACACHTuJAfrqwLwdbAAACWwAAFAAAAAAAAAABACAAAADA&#10;BAAAZHJzL21lZGlhL2ltYWdlMS5wbmdQSwECFAAUAAAACACHTuJAmShvoCAzAAAbMwAAFAAAAAAA&#10;AAABACAAAAD5XwAAZHJzL21lZGlhL2ltYWdlMi5wbmdQSwUGAAAAAAsACwCUAgAAvJYAAAAA&#10;">
+                    <v:group id="_x0000_s1026" o:spid="_x0000_s1026" o:spt="203" style="position:absolute;left:0pt;margin-left:-28.85pt;margin-top:-38.4pt;height:113.55pt;width:113.55pt;z-index:251663360;mso-width-relative:page;mso-height-relative:page;" coordorigin="3757,89141" coordsize="2271,2271" o:gfxdata="UEsDBAoAAAAAAIdO4kAAAAAAAAAAAAAAAAAEAAAAZHJzL1BLAwQUAAAACACHTuJARxpMCNsAAAAL&#10;AQAADwAAAGRycy9kb3ducmV2LnhtbE2PQUvDQBCF74L/YRnBW7sbaxKN2RQp6qkUbAXxtk2mSWh2&#10;NmS3SfvvnZ709h7z8ea9fHm2nRhx8K0jDdFcgUAqXdVSreFr9z57AuGDocp0jlDDBT0si9ub3GSV&#10;m+gTx22oBYeQz4yGJoQ+k9KXDVrj565H4tvBDdYEtkMtq8FMHG47+aBUIq1piT80psdVg+Vxe7Ia&#10;PiYzvS6it3F9PKwuP7t4872OUOv7u0i9gAh4Dn8wXOtzdSi4096dqPKi0zCL05RRFmnCG65E8vwI&#10;Ys8iVguQRS7/byh+AVBLAwQUAAAACACHTuJAM24GP3EDAAAtCQAADgAAAGRycy9lMm9Eb2MueG1s&#10;xVbNbhs3EL4H6DsQe5d3uVp1pYXlwJVso4DRGG1yDigu9wfdXRIkJTkIeivQ5JZ7TnmBvkAB92Vq&#10;5DUyQ+7Klu2kbpGihi0Ph+Rw5pvvI3X49LJtyEZoU8tuHtCDKCCi4zKvu3IevHh+OpoGxFjW5ayR&#10;nZgHr4QJnh598+RwqzIRy0o2udAEgnQm26p5UFmrsjA0vBItMwdSiQ4mC6lbZmGoyzDXbAvR2yaM&#10;o+jbcCt1rrTkwhjwLv1k0EfUjwkoi6LmYin5uhWd9VG1aJiFkkxVKxMcuWyLQnD7rCiMsKSZB1Cp&#10;dZ9wCNgr/AyPDllWaqaqmvcpsMekcKemltUdHLoLtWSWkbWu74Vqa66lkYU94LINfSEOEaiCRnew&#10;OdNyrVwtZbYt1Q50aNQd1P91WP7D5kKTOp8H0PaOtdDwj3/8ev3uDZkiNltVZrDkTKuf1IXuHaUf&#10;YbmXhW7xPxRCLh2qr3aoiktLODhpksTRdBIQDnPDwOHOK2gO7hunkzQgMD2d0YT6pvDqpA8Qxyn1&#10;u50FW8Ph5BAT3OWjap7BX48TWPdw+nt2wi671gJQx2jd5qLmF9oPbrCiO7Cu3199fPubBws34Bq/&#10;g2Eq55L/bEgnFxXrSnFsFBASQACoB5fWclsJlht0Y2n7UdxwL4tVU6vTumkQdrS/rnCIzkS7EsAH&#10;/X1OHaWhj+fG4nHYUUfq1/H0OIpm8XejxSRajJIoPRkdz5J0lEYnaRIlU7qgi19wN02ytREAA2uW&#10;qh4URpN7nXmQwb3KvDacxsiGOSV7EkBCjgxDisALhARzNZr/CGA7nhmrheUVugtArvfD4t2Eg/kG&#10;WeyBAcLjjjsUf4iqiAsy/QtEBTZoY8+EbAkaAC8k5+BlG0DXlzMswWM7iU126TfdngPyRo9L2Sfp&#10;TMjZ0xSM/14BY7hA/XXRKwAduTAc7tbrq9//+vOD97+Moxh+6YTSiMaO4fsE/6JMEJb95W74f+kh&#10;dg3jjfZyxq7A4FRLdwcaXa4WjfYMPY5my9nUN7hRFfNeGuGPkzky1K13BL4VBsznEkP/o3gsYzfH&#10;fOYEDAvkgQNu8l/V52IjGmIrLUw1Dya3EtxJ6SvKJxlHSX/Tp/HY3/SDfGg8hjl8JVI66UEa1DdI&#10;41HqeVAa7qmAV9Rh0L/4+EzfHoN9+1vO0SdQSwMECgAAAAAAh07iQAAAAAAAAAAAAAAAAAoAAABk&#10;cnMvbWVkaWEvUEsDBBQAAAAIAIdO4kBh1QadTwsAAEoLAAAVAAAAZHJzL21lZGlhL2ltYWdlMi5q&#10;cGVnAUoLtfT/2P/gABBKRklGAAEBAQDcANwAAP/bAEMACAYGBwYFCAcHBwkJCAoMFA0MCwsMGRIT&#10;DxQdGh8eHRocHCAkLicgIiwjHBwoNyksMDE0NDQfJzk9ODI8LjM0Mv/bAEMBCQkJDAsMGA0NGDIh&#10;HCEyMjIyMjIyMjIyMjIyMjIyMjIyMjIyMjIyMjIyMjIyMjIyMjIyMjIyMjIyMjIyMjIyMv/AABEI&#10;AG0AvQMBIgACEQEDEQH/xAAfAAABBQEBAQEBAQAAAAAAAAAAAQIDBAUGBwgJCgv/xAC1EAACAQMD&#10;AgQDBQUEBAAAAX0BAgMABBEFEiExQQYTUWEHInEUMoGRoQgjQrHBFVLR8CQzYnKCCQoWFxgZGiUm&#10;JygpKjQ1Njc4OTpDREVGR0hJSlNUVVZXWFlaY2RlZmdoaWpzdHV2d3h5eoOEhYaHiImKkpOUlZaX&#10;mJmaoqOkpaanqKmqsrO0tba3uLm6wsPExcbHyMnK0tPU1dbX2Nna4eLj5OXm5+jp6vHy8/T19vf4&#10;+fr/xAAfAQADAQEBAQEBAQEBAAAAAAAAAQIDBAUGBwgJCgv/xAC1EQACAQIEBAMEBwUEBAABAncA&#10;AQIDEQQFITEGEkFRB2FxEyIygQgUQpGhscEJIzNS8BVictEKFiQ04SXxFxgZGiYnKCkqNTY3ODk6&#10;Q0RFRkdISUpTVFVWV1hZWmNkZWZnaGlqc3R1dnd4eXqCg4SFhoeIiYqSk5SVlpeYmZqio6Slpqeo&#10;qaqys7S1tre4ubrCw8TFxsfIycrS09TV1tfY2dri4+Tl5ufo6ery8/T19vf4+fr/2gAMAwEAAhED&#10;EQA/AOgoooqCgpjusYJYgAckntQxI6Vzvi24mi0WYRkgtwT7UgN2K7t5l3QypIucZU5qUMCM1yHh&#10;QRadoKyXEix7yWJY4FdBaajZ3Z229zFIfRXBpgaFFNWnUwClFJSigBaKKKQC0ZpKKYC5opKTigB1&#10;FJRQAtFJRQAuaM0lFAAelNFOPSm0AOoooqQGkVx3jW5LxW+nxgF55Bn6Cuwc4BJ6Vw1r/wATvxjJ&#10;P1htflXHTNMBlloEmq3hF4HWzgASOPOA2O9R+J9DttGtI7+wzbzRuPunrXdrGsSYAA+lcX4nnfWd&#10;YtNGg5AcNIfSgDqtHuJLrTLeeT7zoCa0Kr2sS28KRIAAoAFWN1MApRSbqSgB+aM0yloAdmjNNooA&#10;UnikoooAN1KDWXrGqxaTYSXEnYYUeprE8I61qOrvcS3O3yQfkwuMe1AHYUZqMMaM0APyKXNR0tAD&#10;iaSkooAcelNoJprNgE+lSBm69eiw0qeXODtwv1NZng+z+z6X57D55mLk1zfi3xEt7fJYx8wRSfOw&#10;7n0rsJNQtdM0dZ3YLGqAgevHSmAeINaXStPZ1GZ2+WNeuTWd4V0mWJZNRvcm7nOST1A9K5cPq/iL&#10;UzeQx7I1PyM/3UHrWl4Wm1CTxFLGbyS4t4gQ5PQmgDv0U0/FJHyalwKYEeKMVLjimkDNADaKftHa&#10;jZQAysXxJfXOnacbq3YAxkEgjO4elbuyud8Z4Hh64+goA0dMvft+nw3W3b5ig4q4elZXh2N49BtA&#10;5wRGOKtahex2FlLcSMAEGfrQBx/jK4+03EWnxnfLIRhR/DXSaDpq6bp8cP8AFgbvc1zXhuBr/VJd&#10;VvcbpD+6BNddcXsVmo3tlm4VB1P0oAu9KM1z9p4pil1QWFxbyW8zfc3/AMVdCOlACiigUYoAKKMU&#10;UAFZHiG/FhpUrA/vHG1APU1rE4rz7xhqJub/AOzRNlYeMDu5pAcwdOkk064vmYny5AM+pJ5rs4dA&#10;OuQWNzPO/krGMxdqZqOl/YPBDRY+fAd/qa1tAlmPhWGSBA8oj+VfU0AUvEd/Hpdium2SgTyjaoX+&#10;EetN0O70fQbJYpLyLz25kIOeazovC19qN7Jf6w7RICWKg84/oKwL54S7iwjWOMny40C7mf1OaYHr&#10;dleQXkAmt5FkQ9xVkNXKeEGSxs106ZWjuQN5V++fSuoLALkmgCXdxXH3usX1x4tgsLSUpEmPMHWt&#10;TVPE+naYCkk6tLj7i8muC0q71WfWLq80+ASPITlmHC5OaAPWAQq8mgOp71w5sPFl1gy6ikIPZf8A&#10;9VNk0nxPZxtKmrB8DJBoA7yub8Wqbi1gsVGWuJVGPbvUHhHXrvVop47zBkhOA6jANdIUjch2UFh0&#10;JHSgBkES29skQxhVArjNbuX17UvsEDbbSA5mkzxmtTxHqjsf7LsDuuZR8xB4QeprEtfCerRo1v8A&#10;bUW2kbMmByaAMjUbtodTtrmFJDZQELGy8Bsda6rRImuEbWdQb94wJjDdEWtqOxs7axWB0QRRrzkc&#10;cd65LWdYbVpzpumusdsOJZycKB7UAVbAya/4yN2mTBbtwfYdK9IXkVz/AIf06x0y1EdrNHK7cs4Y&#10;Emt9DQA+ikzQWAoAWkpC4HU0tAFa/nW0sJpyfuITXA+FNPOs6tJqE3+qRy3PdjXa69p82qaXJawS&#10;CNm6k+lO0XSo9J06O2TqBlm9TQBW8Txb/D94o/555qp4Kct4eh56Ej9a2NVTfplwCMjy2/lXB6J4&#10;kg0bQZEchpt52JSA6bxdqUdjosybwJZRsUA81zvhzRrawt01XUZACBlFY8LXL32o3Gr3iySFnmdu&#10;F7D2FdLBo0IEcmu6gM4+WHfgAU0BdhvZdc8RQTWaFbS2JzIR96pNS1i+1bUH03ScqE4km9PpV+PV&#10;NEtrQwW11BGAvAU1V8IPaJaS+XKhlaRi/PNAGVqui2+j6Xlibi7mYLvbrmtXwZbm3guFYDIfBx9K&#10;drEZv/ENlaqAUjBkbNLo8ws9avbN8KzN5i+4oA6kDiuZ8V66LW3NjbHddTDaAvan634mSzH2SyHn&#10;Xj8BV521DoHh1o5P7Q1E+ZdvzzztoA0PC+k/2XpaBv8AWv8AM/1qTxLqVxpmmGa3C53BSW/h962B&#10;gDArN12AXWj3MRAOYzQBzc0cOn6XHKLkNPeSKXnY846n8K2P+Eo0uOLbHM07jgKikk1xfhxTq12l&#10;hd/PDBGwUema1Bpeq+Gp2lsEF1aMclGGWFAEfiW/1G5td0oNtbOcJCD87/WjRPBgntBNqDuoYZWN&#10;TjApj6rFrWv6epgdfLJ3xsOAa3fEd/PZRW8FswiadtnmnoooAw9W0PStMRnttSe3uVGVUvnmk0zx&#10;zepALZ7Z7qZeAy9x70y6h0jTDmbdf6g3OCd3NaHhPR54ppb65iEZk+6mOgoAQ674nvGJtdPEa/7Y&#10;/wAaR7vxlIMfZ40PsBXaKm3pinDg5NAHnF/e+LAscM6uFLg5RevtxXoNmJTax+acSbRu+tTlVbtT&#10;sUATUUUUAVb5d1pKD0KmvOfCvh+x1Oa5kugzeW5AXOBXpU43RsvqK4fwh/o+t6nat/ez+tIDK8RW&#10;8Vh4gtksoVXamFVR36Ct6x8HwTRrPqLvPOwy248CrOqeGpr7XLfUI51VYyCykeh7V0iIFXApoDn/&#10;APhDtGY/8euP+BGud8QeD5LN1udJjkKdGjU8j3FeiYpCuaAPO/DEOrQ6uGuYJvLZcF5VPA+tdRqu&#10;gW+rFXZnimUYEkZwa3Ni+gzQFAoAxdJ8N2Wl/Oi75T1kfk1tAAU6igBKZIiuhRhlWGCKkooAx9O8&#10;O2Wl3Ms1spBk9TnFaxXIxinUUAV1s4FnMohTzP72OaLmyt7uIxTxLIh6hhViigDLttB06xffBaxo&#10;/rjJrQUe1SYzTcUAFGKXFLigBAKWiigB1GaKKAGtzXCaVHLb+PLxdjBXBPTjHFd23WogiBy20bj3&#10;xzQBJS0lLQAUUUUAFFFFABRRRQAUUUUAFFFFABRRRQAUUUUAKKKBRQAUUUUAf//ZUEsDBBQAAAAI&#10;AIdO4kCZKG+gIDMAABszAAAUAAAAZHJzL21lZGlhL2ltYWdlMS5wbmcBGzPkzIlQTkcNChoKAAAA&#10;DUlIRFIAAAEsAAABLAgGAAAAeX2OdQAAMuJJREFUeNrtXQ1oFUfXLiGEEEJQkqCSiiJBgogEjGip&#10;pRaChBIkSEVLK1UqJZRQpARqaUtapFhasaWWigQJIiWgYkVFhVDkJRQRRUVFRZEgIQQJqKho0MD9&#10;dv2eSY/jzP7c3b13997ngSG5+zMzOzvn7Jkz5+eNNwiCIAiCIAiCIAiCIAiCIAiCIAiCIAiCIAiC&#10;IAiCiB25N95ocMoKp3Q6ZZNTvndKv1NOOeWMU247ZcQp407JBSgvnDKKe66ijiGnHHDKHtS/xSld&#10;TlnplNl8CwRBSKY0Hwxpq1N2gxndAHPJpaSMgLm5TK0XDK2Zb48gSpcx1TpllVO2gfDPO+VxiphS&#10;PuUZJLUBp3zrlA5XKuTbJohsSk6bwJwugbhzZVKuYuna7ZQWp1RyRhBEuhhUM/Q/g06ZKCPmFKS4&#10;kuQhjM9izhaCKDyDqoYuZw8U2UkQ+gT0R2fBCH/FknIT2l4Fpfx8lNoAfVbXtuH+LtTn1vsLFPBK&#10;oT+e4HO57Xzg12eCIPJnUm86pQeK8biWeA+gzxqE4n0DmNCMFOneWtGvbuirhmOUIl9gp7KXinyC&#10;iIdJdUPKibpzdwOMqacUzAZcpgrmugmM7FIMDOwSxvtNzj6CCEaIDZAojkdgUo/B5H7BsquhTMZu&#10;Bsw0vsfSMookdgbMkDuPBGEgtlbYQj3Oc2lzFoTqbu9Xc0RfjmmlU9ph9jCU5wfgGXYdV3BEiXIn&#10;qFosQc7nQUi3oQjvohQQWgLbAfOHfEwmetOi4yOIQhFOM776D0ISzHnsqLVyFGN7D9sgnYbdrNju&#10;2nlxFIlSJpA22AS9CKksdyWpNo5gou9mMZhQWMnL1TWu5AgSpUQMq6DEDWMr5OpNVqXwWVxd25wA&#10;1zU55bpTzjllacbe10roE8PYgg1js4SW9URmGVV7SEZ1CRbZtSl9nlrR1ymnnPC4tkZ7toMZfH+u&#10;sevHIZeMo9hdJOMiMjPRO0Mo0h/ga96SkWc7oPV/sce18rqxjL/TZrynByE+Ph+QcRFpntQrQnyN&#10;b2OHsCFjzzhPe44Ky3V12nWNJfKO1c7ujTCMi9RBpE2vE1SZPpTlL6/T7yrxLPc9rlutPXdfCb73&#10;LrhKvQio41pFaiGKOWEbsEx4EXA3qa1EnntSBdfzuGZEMjb8HeAH6+V1dP0hCjpBq+GTN1FOjEo8&#10;/0M82y3L+Xrx/Hdx7B5+n6Wk/VIP1kv9FlGISdkRMKTLmVK1nRLM57rl/D4xDq3i+HMce17KRpdg&#10;XEMBLec7SVVEEpNwfsCv5+1Sn4SCYV+xSJ8505IRvn0lrdfSnrcT88GPcf3tzi9SGRHXxNsUYPlX&#10;NvY3zjPewTNfxnb/AuVwjVAv1p1B59hMbdxcaW1eCY9VJebFSIAIG9xNJCJNttnY3fHz5t9dDmmp&#10;sEPYDAv2nIHxNIrfP3nU02K4/59SMX2wPPMMhPt5HECVQGmLCD3BPg4gVQ2H1cU4189yyjKnfO6U&#10;j1I+Bq4t1VqnXBR6K7247iu7XHssIUXc0epZCEIch8L+a9ddx1LfHXgIVJbovGoJ4P3gKuW3kAqJ&#10;oLqqvwP4+m0JS1TO9fsNdVWmeCzc3b6TYDRj7o6f1vcL4to+pVDH76VYMk5q9xwW99SAGepj8ghL&#10;7KUlPM82BPggnmIoG8JrEnUHENn7oyz/nHufiLomMzhG93WG5fxdrhgNfstltLsjeMsp79uYM5aa&#10;jWnxoSzUDibs+H71mW/j1G0RJv3CYAClemcMba2VkkTGxkl3y7kgnJz/0a6tNjEg59gSLC//Tatp&#10;AxJyTGLpWleA9joCKOUPMMsPoUKJ3A4gVdXG1J7c2p8wnF+DyXsP+pyBtOyiYYlnGp/NIeqYo937&#10;NI0Za9zoEtJxG8x5GEvYRQm0V4t55jUPR+jeU97MqssnZdZIFHEcMaHmurog7fhdaQUuju+09ON5&#10;Csaq2Uv6tNzzO5Y0CzS9lbx3KoXzYjGWqZXYMBgy6O8aE2r7gwAf0K2k3vJiVJVIQuplBDoYReHp&#10;3PuDVt9DtQQSy8874vo/PfpSlYIxk8HsTGYNi3XJA8xanf8Cx+q1+95J4fx4atoQ0Twc7ljudZfC&#10;R2KQtg5wiUgEsa1yJa5NMbXVo9V9X+hxpl1bxDb3Gpg9yHvmpGDMvhT9+cgp1/C/q4f6Df8vwa6X&#10;q2RfI+6V5hCzNEltLIXzQ9qS7bIwX7ec89B/xSI5YifxsU/kDyYgKWFm1erjBzgedzonKFRlG3VC&#10;eX0XX/OzKq6UtmT6IQVjNlPvj7B0P6f6jL994trfcexrccxd8n4jfr+bwjnyh+jfAouE+YnlXv1j&#10;czmmOTviM2cZ778EmVW7j93LqYjmCgdAyHfx9ydtmXBOLTO0ZVGfVk9VmnYQhe7mB3FsTLfD0vqu&#10;ylIYlE4zMUF8T1I4R+p0hmtguvsDSGaqtMfUL79d7Md0oi4tZrXVR7n+bVQDTuf+7wz1ntB1E/ir&#10;llFvW/RruTRMQLEJ0Ksdf4TjFw33SOK+KMb/uSY99qVwnvxP30TQGNFTj4+h/u6T2Enc5qN3pTK+&#10;BJjVDh9xuiPGtjr9FOZuhANILVUe9QynRCLNmcbHb8kDEwD3/FrteEtaLfy1pXu9gTnnTJb3cEuS&#10;7/s0/q5OqJ9tPkvEXxhnK5uMqtLHrmU4KYdlp96fkVVmevsbu2ivZY+B6cMspQdKydhVg1DrfZZN&#10;lz3qWGA4ds0UeRTtVRbxeVvFM20Xx/8xLRFxbqFBxfA+3qcx9E6M/W3w8Uc8QKaVLWZV6+MP+LcK&#10;h5JwP+bi7xdo90vLF12Vbyz1uDqvv5xysxBLKZtSGeeaTb6EAT8g08p27HCNaL6GY4VeCgvd4isx&#10;6hEyZ1oS1+bWSe29/WV4zsmE+13tM8eHaPaQDWY1wyfF1o5Cfn2EsnS5ZGSGfj203K/bZ50p8vgu&#10;E305qxFqLXQ+8yC17IV1/F1h2/SaUSykuTEwsKMFfp5bmvtVKzYPFovjNdgtParnWrRIoSqEdHMB&#10;+r/DJ2MPzR4yyqxeFFIpiUl/F3qyaoOE8g+crXOmyQ0XFqk/uZIGFx13o0D06WeDq01OS7Z6D0zB&#10;lWQ+BUNYAKkxDQaxVTBl2Ah7sytwUFdmDLsgUU2BqZ70U6gLs49/C/QM3R6bSmRaKWVW8z1yxT1L&#10;eqkBncIdKJaVwvqYds1bcvdQ6E5GDBNQMqo5KRrnJXq8dkgfxyAhXcRz1adwjjSGuFamKfvTsIxc&#10;YnOMFruN1ryNCTxbu4eR6Q0GBUwfs7rtIVmtLEAfPtLa/VI7/5n+1RUMa6k4dkLE3FqcwrGWSvem&#10;jM0TZSf3I5atFR7X6pLjLHHuGy2F2UUwuDmGZXNPAZ+vzYNpjZJppZ9ZPYjbct2jH1IvdV07d1h3&#10;doZBpWJyfdCTPNR3qlI65v94JVFNcb/XWkxbLmM5OE8tUzXF+l2TtIbduPtafT9rYXieFvgZ2zwM&#10;pMm0UqCzuuERaaGlgH2R2WKe4NgskdpK7jQt8phUyzMy9nUZnTPXoRu8g+X2Rfy9hnJZi4L6JECd&#10;M7Hrex336tmBegv8jC0etlo3qNMqHrM67/ElaS5Cn6Z0w0gsoeot1y8w9L2Fb7eo86pWDyODzYJB&#10;cc16WxJZcc1oMSNuuNmlPVYeVMQXYVKdT5vYq/WjNsD1A2Jrf/pevuGizi0ZXeIzofuaXqoLX8om&#10;7d5ZFhVBooakeapLLjFefGFeQiXSv9uWgc1F7Nv9IAwLz6C+wF9qDsK5NLjmlMlcqtB+HzTZuwkb&#10;svvacm9AXPOV7iMJk4khm7V8ASWtEQ/j0mrOhGRfwICHgr2lyH3r8NvO1uyYlluOv3Tz4NtO/MM3&#10;LSW50pMpwqvmsP1Uc4a+bpGuZ2lt1SCt291i2NJBpzVBN57CD/wOD9OFFSnpo2sPs9dyrk8kHa02&#10;nD+d5Yw6GZxPd4VkLufTXHGNNG84oi31NuOas9r9J1P4rF4mD79wNsQ/4Fs9jEJXZqD//5qyy2jX&#10;6Arfz/nmE30nVwzzqVW7ZqZcpguThR78/jOIP2gGmFYvZ0S8Usszi2TVmfK+vy12D/8IcP3RNIcQ&#10;LrF5dU7LOL0Qf5f46LoqNL1VzhbfLEO0lIsz1FI5T6pWj/X31pT3XWZ6/irgPXruvwrOgsTez1r4&#10;Ob4njj0S2af7PNxvvtA2eyoz9NzdHpFLGW45wsDO9ojBviPF/a4TUtVYmM0Aw7KwjjOhoO+uGsaj&#10;k1qWoGZxjUzKsTejz7ndI6jlm5wJ4Qe00qDMlPGsKjMw8atC3tNk0KtUcTYU7R02we9wXEhdJ0tl&#10;CeURT+sSY2mFH8w9HpFCq0vsWZcaEnXmsuivV8LzsRGhZh6JZeDbWV6y46Nqi1w6wLcefCC7LMH2&#10;x5MKa5wSgmjRQpPs5GxI5btaJKzf1ZJxQUafpcFD7bKBb9t/AFeW+y4GNhr+4WxI/XuaK+LUu+XH&#10;jD5Hu0VAcOlwFd+0feBmePg+fcsRIlIscd2VSUcy+AzbPHxzZ/Mtmwdt0CPJKd0HiNQv6zPe/+NZ&#10;3eQqxmB1e2yzksMTRPI02ODhKN3DEfpvoOZbXAaepcVHkCDKhBZbLbT4uJiRULIiim7i6BBEwelx&#10;g0c4mspyH5yPLYMzyKlDEEWjS1sYpy3lPCizLX6CI2GiIaYpzTtBlAhtui5iVy1x5+aX66AMW7j4&#10;ByHqWI97ZnKaEcQ0XdTDvuqijIIaso5VFvo8X3ZLQ1c/ZRmM/hB1zGSwO4J4SQvvwIh1BJmrc3Hk&#10;j3TpseyXhtgVfGAxUqsNUc+wzKRMEGXKrH6wMJXXEvrmuTQcKetdQ+dBD1kGtzNEHTID8RxOW6KM&#10;GZaJlu56qUqc42uCOtcjV4HJded4OQyu7eH3hKxH7WKMcMoSZc6wXCloGaJHLFKrFCS+MAaBFKnK&#10;OgK28WtUISOLA1tt8QyfCGvNLnL5LbGcXxjmOEGUKM19pet4tUxAdwLW0yDiguWtxsna4PXEYSCK&#10;MCwvs88YzlUgWuQj7fgiMLkJTmMig3RzxeO8HoN+n1N+E7/75PJPC8M9FaIfG8omgQU49IQlIF9l&#10;yLpu4t7VHkvFYe34RMmLsESpMqxlmLs/G84paelDw1yvFMd2KvWJqyzPN52cJeDfg5ILq+w80G6L&#10;r2BLyHqqvaJxilTjMga3yi03HrIt2nYRaaAdmW16vXZugb7aENeu067dD9OHRts1AVc3j6OYI2Vh&#10;wFstivbdedSlEgB0QrQ9Ic6pBA5PtXt+w/H2gG0sFmnn60kyRApo6D1LxvAlMuO0+KC75ZqkAfw9&#10;hlwJ8yL05RfL0rCtVAb7UFyBwSDuTmihhJdpL+9P7Z6nuu4KL/cW9F33lEitZfqlfReRJjp6V8+m&#10;JJaLOZyv1KUekez1Pfx2k/qeidCPGRbbrOOlMMgrLNLVpjzqWqy2YvVdRpy/rLIrqyD6kO5eEX2R&#10;j870hZgllpQ5kgiRQnpaIucnEpio+bsZx1xmsg//91kkrmu6njdkP2yeKiuzPsDnDQ91Ox9fJLyI&#10;u/i/StiSuOUTg0vCTiQLeOLDrNxMKJ8Kv0SjQp8gUkJTSm81iRWBmwPzgOG609o8f6iddz/ONyPo&#10;1S5ZUoRVZnVgO+MyNhMvqUk7rtf90OaeIHwPVXF3GxeJuh4FTSlPEDHSSRWWaXUh7pkrVxfauU8t&#10;dPfQcG0ODG9OHv1eFTV4QRakqzN51uW6Ghw1HH9f1L0dx37S2vwGx2+iLNO/ApDQcrr9FkEUiFbq&#10;Mf92Bc27KT7i4/jdLjaLZDkGBldlqEMuKWvy6PdQSUhZGLxYdhJchbhXFmThN3XZcI8q7/u0oaSr&#10;pSQfokg0UyEYzrEgO3lCp/XE4k84x8LoXEPqzzTr9b48+myzAOjM2uCfiWMXwblno7h/oc+XZsyD&#10;YeU82viIu4JEimjnqJi3T7CZ9A5soFogFR22ZAvPgem1W+qeKTeWtHItz/4eyrSU5bG2bYvArFTZ&#10;Zbn2llyj46U90nYUf/SRrqpILkRKaKhDzMsw5V6IFZDueXI9z77apKyOrAx2XNLVPxZ3HvdFtmrX&#10;zhNrebUul8ZyOblbaJCutpNMiBTSUpdH6i0lgZ2Du01XGIdm1P+dqOtKhH4eiktfXegBbovbCtbd&#10;GbSEU96nXbcUf8dkFl4tdlajQbpixFIi7XRVA6bUig9yi8kLQ3iCjIaoex3u+StC/2xS1sq0D6yJ&#10;0w7FVHeTYd3+REpbrv0Uju/V7h0x+Bgqs4tukgSRUUbmmkQc046FjhUHJlgfsS/HM2X9ji/Ai6Tt&#10;MsQXQRZl2X7TlKVWmC0s0vRcTzjtiQwzrAUW+6qbURTpefbFZnfZktbB+z4uq/YAbVUYLHmfSsdQ&#10;7fo5UsISkthmTnsiwwyr12RDBclL0cXZAvbnhoEHbE/jwNVaEkt0J9zuakObhy0MTuq1JihdESXA&#10;sO5gXi8wnJNG1XsL1J8tlnhZM9I2cD3F7KjYCVTFjS76rnbNQ/xdjms+5ZQnMs6wXolYYjh/Qlwz&#10;swD9sQkuvWkbuLNxxLuK2Id3DX04KM7/i79j3BkkSoBZzfMLhaTFb3+rQP0yBeu8mqaBa0uTss2g&#10;25rELsg8EaLmR055IuMMa6eY4xc8rlO2Vq0F6pdt821FWgbOxFEvFblPHxr6dFL8X8spT2ScYckM&#10;VBd9rn2rwH07m8owykgu8TiNqaxhMGoKNzPK6U5knFlV6B/jlPXvY0sOh9lp7NhEmiQYg6vQZU55&#10;IuMMa4E2p5ekrH/VljyGW4rdsVNZyKDh+kmJ/p3jlCcyzrD68sktWOA+7k6Vf6Gbi8yiXFuV0gHc&#10;BdeejzjliYwzrAtBY70VsY8rLZtxbxarQ92GztzgdCKIxGnPtXfam09o4wL386qBR/QUqzOmEMi/&#10;cDoRBAEesT0VNlkey8EVfE0EQYBPLLYsC5sL3ZGthk6c5ysiCELjFSabrG2F7sSponeCIIgsMKze&#10;pGLkBe1ANYzA9E4s5ushCELjF80GXvGiYBEcROzoV+Je8dUQBGHhGabdwg2Faryfu4MEQYTgGTsM&#10;PONAoRofNTTexddCEISFZ3RYXPgqk264xbIebeBrIQjCwjdmFEXvbQmBOsxXQhCED+8YKnQIdbfR&#10;QUOj3/N1EAThwzu2GXjH30k3+iCzKakJgigmw2o38I7HiemxnIrnWxqs5usgCMKHf1RC0V6YUOrU&#10;XxEEEZGHDBUseoNT8R5DYzv4GgiCCMhDvi9YwE83sQTtrwiCiMBDOgoSQw8Bw0zhZGh/RRBEUD4y&#10;oyB8xA17zOiiBEEktFLriLuRbUXzBSIIopQYlskX+du4G9lTcCtVgiCSYhpL4xA4nDrq87hnk4GX&#10;DMT9gKb47SuLNNgXmLmZICLRkEu/YzHU89RN6hrynrbE47xbsjvPLsJAq4y3szjtCCIvGlouaHim&#10;du4Lr5UTNt/6ECJ9LupoDNn+DFNW6Dgf0GTh/qBIg/0R2p/LqUcQedFQjaDj7eL4PHH8vlNuooy4&#10;0phTnojz15xSh/+X59GH8cQSUzgVdaYl4YTT7j20P49TjyDypqOZoKOH4lidJcONqbyLe9zYeFfy&#10;aH84MZtOS4acAxHrdEXLkyHvkSmDyLAIIhoNrgMtLRDHVHLkZU5p1YqrqH9HxrBy/v/cKVN5tG2K&#10;QNob14Ptjtv/ByJlLuQ9Y2RYBBGJ7j7TfrspuG4ZlmsLQi4v+0L2w+SXvCeuhzwVZwB5bQ1dG/Ce&#10;r7X26zn9CCIU3f2rMxasdF5Rvjv/r3XKYfzf5JSFTpmDZWQNsmbV4Ler93oYVq/sXPuBgaecietB&#10;b8SZ4RkPrOppCnD9Qq3te5x+BBGY3tywLtdBO0sM592dwb0aE3MV7PtD6LTcMhiiT62G+0fiemCT&#10;78+MiHWOBY3p7FzzXGv7LU5DgghEZxUa7ZxFnsBa7bqjGoObCsmsQu3y2XyT43jgBlO2ixD3/2Q5&#10;/gfq+trnfj3N9WZOQ4IIRcNDHkxmEku6cez4SXMD15xhATa7lsJ+620o3t2y0SnncO1oHv0aj922&#10;01365Su6KRsOyzmVDfayx/16/PjlnH4EkRcdv2dJz+dV7oCZLfWpuyrPPt2O3XvGYoN1NsB9P3tJ&#10;Y0KPNeJzv1sucsoRRCyMq9fVYznlmGs/5e4QOuUumNmEZhzqKtRX439XYV8Xc1/OxG6LZXFUHPS5&#10;RzdAq7Vcd18aronjX4l7f+M0I4hYGISreL8Z4LoqaTaEXUNFj64qpyam/hww8JYtUSs1hTT91eee&#10;Ae36do8lY046T2rM6iNOM4KIjWFNmQQEnOuClHXPcM5NnvyuboIQ1RbSuf+X2EOuW2LXbPO5Z54m&#10;7t3BcddpcjOcJushlk47MmvMahGnGEHEyrCUDqtGHPsSivdXaFWTtqbE/5c1XuDquPZBOV+N6+qD&#10;ZNKyxNgbiPqQJqPRTQHv/VyuTX0UfNJ0YRw7FDexzr6ANbRrF/IWbDhaYMxWxalIEIHosUuaH0CA&#10;0OmwVbunUbnqiGOuXvuRDz1fDNAfk7rpVFEVY8JgLcnyBMrDrzktCcJKi9WGCA0XsVScACNyLdg/&#10;hCSlVj45k+5LLCNNNHkkBAONL22gZetxVYj7Gw0i5AgY2RUPJnQPXDysAdvvnJoEYaXHuxbm4xqY&#10;/qXRUiXOjcjfhnu355Mc1ZInYiTqA45Edctxrj9h8/8zWLGrsldbR8+E7ss1YtsJiUq3GWnllCQI&#10;T1r8wRUEtGPzDPS33iAJdVvqU/c0gkbfCtiXliQYlskadX7IOmbaIiyA4z+Fbch9rZ2bPvVW6BET&#10;CYLwpBnFnOo0OpKCyVeWpeSEdnyvuGduHn0xBQYdj/qAuagMS+iy1hiOn5PSF6Qn2dYjTjOCiJVp&#10;5eDwvEDu5sGHsNpyzx3cV4XfR/3MlvJkWLk4Hi4XxBA0AGc/Zzj+tu4EjV1AuVR8yGlGELHqsXS9&#10;sqtiOQx/wUWIkLJcrWCwAhrC//8T9/4YoR/VBWFYEeo6azi2APXuN5z7N+jykCCIwHR4ARLTCQ8d&#10;sipXDPfGFg4m7QyryXBM7SJet9yzN594OwRBWOlwtaRjSFPXLAzrKylwaOfqYuhLehmWj1h40+Oa&#10;70T7GznlCCISzS3UY7mLc+9qtpNV2kool09I5JJhWGjDFUv/9blmaxQdGkEQ07Q0C3S0y+OaGhmQ&#10;D0kpFP09jbEvmWRYEwENzZSv4b+cdgSRN73VhdVBQemes9ljlRvD6gtx7c+22NSEcbwWw/CvpoBt&#10;dmInaXuQD1EJjPGXcA+7i/ArszLQ56mQDKtJt4AvW4aVR59cG5CxFE6CVjho/+iGkE1Jn7qFc/lf&#10;QZJ+xNBmvTZnviwDpvVHGD+6FPR3PI/UXM/j3q1PgmE9i8MOK4EBvxxbauv4+tSkbRO3B7hnOZxN&#10;5yXUp1rNH3NngcZCjsOyIr4Td1NnDcIkHYHBZHVCbX2I5x5BeO8L8Jf9IoUMqyWPe276hUvO493o&#10;vOVF1EpH4rB0T2jQj6RwIpxWikkZmNBwnav43KWNqxsfbE4CfZK7Pp0FXHLk8kljHqDuWVjmNopj&#10;VUiMsB5qg8NYok2C0PTwResj9mE5InFuR1v3dLcySLTuZtHbJSJFtsZcn8nSfbRkGVZKX6oK+/qP&#10;OLYUjOwYorGeg2XxAc225V5UqRHb0v1ycgnn81zQjL4R+1Al2tuXkNR0Syx1HyIzzEGR1PO0jJUG&#10;p1zdL3ZRnu1XItbbX2BW/fjdJRL+Pk+jZJUyWpmfhPPz1TiTqJbBS9iHMTqsHVe+WCelHskNAy3G&#10;9bMY2n8l/raBYVUUYAzeEu39jHRQA5D0JrFUWhyxDRnS5B1x/JhtSS7ejVuuxTTWB2EnWItj74s2&#10;1pAivJelSTCsM1HiYZXhS1AhpQ9ox1XKsn7t+E/ii1wdQ/ufaXnlKgXDeiIkhPfi0ptBsvgES9xB&#10;S5yzKTCqAwiTXROxzQ9NkpKI6TSl72aBceZM7yEGgvsEx3qVrhBRENQubTfmxkGUneUeDskSDyty&#10;AL9TsafiKQ+GdRHE6TKLHpGYox9f5C5s/4+ZJLII7V8Wy8smHDspkmYOa/qcvhjaXIRdskGUEcE0&#10;1iIHZUXM49xlchER4/zQ5544pNkK4QjsupD9LiTpp+JDdB/M+oRWjiW12ZIRWjFFHB2KWulAvjHd&#10;y2jg3Ynb7qYkM+hJzoGgFSMbwJd5TLtubQz9+FTUdx3MadIg6VwBY+lJYqcVu3FuWxcKNNlrDR+M&#10;R5Co1ovQRR26RBSwrUbcuxGM6QhCA0/B/uokzFl60V4H8g204/8KUolxXE0x3Q9ErXR32Kw5ZbgO&#10;vwPGMCl2x/6nLVX6ZVQKWA4/j4uw4R/2CKUXjHE/CExJPCcKpMMa81O4g6A7oPNpisiwarBD+IVI&#10;HTcdbcBdguKe94L6pKK+e5pJyASYVZ9hl7Iez9INyVqGcLnPfAPGMTZlzdkTtdJvw+Yl5JLw9XA5&#10;wrBwvzi2CxO7KWKbc1DPEUtU1xNxLjt9+lIrk+A6ZR229pUd1IglTv/PERjWMkiMw4I5P9JNRLRQ&#10;wBsDtNGIdtaoukTs8334IAwj0sFhhAtej/7ozsKnKWm9Nr6mvITfJyG2McxLQIaFUB6dFoZVga/+&#10;h/JrnUebX3oZ9AmGNWg5Xw3/sjof27ElWHZ+h+fZC2niMCTK+xozegSzjaOCyP+AwvkL/L8P9x8O&#10;k7JNMizLh+GyDzPdGGG8fxL1rMMxtZHRBWl3kbjmblLGqhmnlUQyP3caKj3L4fZlWHeg5ziNJcsf&#10;co2OJYTMUjIZVsoI0JcmLFMuoo1baPMolkqmrERTOF9rIfjfoLdRupt90IWtwxJPmQ7cS3ic1yul&#10;toVhnTDcUxMTw6rB8lAtOa9g3CYxdp2aPvFzUoZxHM/EvqHn2lzFbitR2i9B2jz9pCQWQUhnQdRP&#10;wcyktfs/AYmlDsaoq7Fc2Qh7p/3YeRo3MKLnOH4S0sxf0HP1469iZGoH6708n/+sLd1azE6zn0hT&#10;DXF8QOySKonvOUJxS4PWzRHbV+/tMt6DvvxUMc9HuRS0jqEpheDKqJU2GCqd4HC/Nk7tWhpv3Q5r&#10;r1geHBVLCWlP1BGgnR5LZMgpSFBHNMvrdwoVqUFbBr0v9EYbYYk+hd3Llhja+l0sOz+DDkvPujSO&#10;j0OnWIKrc59GbL9FJPHtxDL5oEFHRxMg+xiaMnLNjqPiF4aKZ3DAXxLARs29ZtykLxJLxXGphBXR&#10;VJ8H/RJDl7QTy7P1YBQVIfrtSgQLYx6LGs1g9AKI+SEktjFt12xRxPYOK0NDMPF+fBSUy85py32x&#10;JdwVNlgHhGT9HDqsH8ohSkWEsas18ZW4Kr9B95zXxmQQX3fp7LpMMCYbw9ov/M2U5fNLx+cY+lRl&#10;Wnbh+GoEQJTb/oNxxW7CjtqU0JVtljkjNabu6n8+jNieYkx/Gt6LNcSLKVFvhD4sV5bZ0OGpupfi&#10;o9KJD9rvwqj2My4Rp0MxJaNqsli7byjzAX9fWDMfVssuwZiOaNfv13YPTwhleyxRHCFtKL3JQeir&#10;Homl07/C6l06XC+MaUx6IG3Uasc3ahEpZkZsp8aUoRjnlNHqQR+GNRCxD3WYA5/gnZ/zyT4jy0ky&#10;rDc+MIzLmbgqNxmP9nDQXy7FerRj+ywM66AkFOwSymXSvBj68662NO3C175KW8bqDGtRDG0vg76s&#10;QjveLJjmzzGNe5ct+oRgWAM+DOtgiPbm4v2dgIQ6qbk67de26BeAqVYZJN2qNwh3LLbEbjQqKt8a&#10;uwl96b4IJUkd1Y7/K5cimptIDsaHcSijH3ptjGhB06biCjUNvc0Y9Fb7wChrRSyuz2Mc4722JYRg&#10;WL8ZzlVKSS+P5/sBy7u1urGvzS6MsI7nDgNP6Y2rcpMt1nkO+ytf4AqNYI5phKLccHYhpIxy5ekT&#10;wd+mEF65LkJfDpu2+8X59jgjFmh1z9F0ZCN47vUxtlElbKD6PBjWRiVRinOLpa9lzM+uGNYUKSKU&#10;+iL+oAqWQFsPOOzT47Mc0sVpsVw4KM6vlt7oIKpvhLtHixax8im+5Mvz6Mt3XoQDq3jVzrsJjEWj&#10;FuF0NM4QyaL/dyzGrcoYdzl+vw3D2ZNC+nyp00uIYT0lRQQaL5NJQ3OcDTxOxGaidF7Ae9rYfGfR&#10;uayz3P+2tus4BWnlm5D9WCO/WDB72CniVD3PR48Tsg+zDGYM82Jihve9IrNC8X/ZIJUdTFLxLd7x&#10;Q1KD71jNMPCSZ3E3cj52q9TSexGHhTJ2nkZoSvJ62+P+Cuw+1UToQ7VgSqNQFB8WkRv6sLO1Ls6E&#10;AoZ+LNIkmh9jqPM0jHPn5nFvhWbYuzbm511j82EkXhurNgMvuRp3I3sMjXRz+F8Zo2VgTOssS5kn&#10;BQrvonas5hR5PNrjMtSE7dr2KLtsgqlcTOBZVxcqIkYJ0IkpoMJA3I1s405hsC+5x7mFBepDk1ca&#10;8gKPx3pIfKuTGteQUta+JBJxCNuw9SkZ97nYnJiVQhrpN/CSb+NuxBR/+UaKBuH6G0RamXhlmTzn&#10;9pT0Y6byW03pOF0y8JKOuBuptfgUNsTczo8+5zuxw7AGjrVzhcHkZrIHgh+I6bAt76SwbzMKwUe8&#10;OGNXzG3c1Y0utfNXPFwennC6EmRY03ZqlSnsW0fBVmoWxfuOmNtQIW4bLedHffy0ejhliTJmVtVp&#10;jlnnhkA20Gx/Uo1tiT2P2Ott/OCV4tyQEvyOyoyitq05bYkyZljNoIutKe3fUMGEDIvF++O441Wb&#10;MvqKczKiZ712ri5Jg0iCyADDUn6Wc7Xjs0LWsxAZvOti7FulWK7K0pLkgDxIWsMv0n0/spy/b3Mt&#10;gWFkvGb+BJEdhjVqiHOvwvs0Baxjjkbf78XUt3aLwFOZ5IAMxpGax41f7uUe4QZmQ91fW867biyT&#10;HgztPjKzdHIaE2XCrJT+6qZhxTKpfdSveEldmptYLo4w2xZbzr+THpRY9Fhit2+exzUq7Xe14VyF&#10;zUIWiURzDPdBlBnDUnHm14hjKj/iNXFMbWzd96hrlkbjkzH0b6jg3jJiUGR5EdaOAm4srwyk4Zoq&#10;r2wyiJKQU9EAEJZWXyNTwiLKhWEN60KAcMr/yCAI5Hzq0x36J/ONFgv7q2cG3rG4UOvkyPZYIl+e&#10;l0PwRi89GcTbSU0ZryJpzuQ0JsqIYT3Sds/fEqGb5xgkLN9It1q27LxTpFnsryYKYitm8QX6JcT9&#10;jdgxqBfxnxZADK3Urp2L+EpT2AWs1ZeIWlQAt/zB6UuUGbOa42GbOKUxLBmLypRw9lPt9z1ExB0F&#10;s9ufR/92FM0XWYvvpMrtkGKrV7mHhJgf+lw3CWb13BSHiiDKiGEp+8UBg8Jc0tU1wcTU8VpRz15p&#10;A6lMhWLo39WiJbLBbkRe61GD4af+JRiFQr5fi18UpjzHbmYtpzJRJgxrVLrjIBz0HQ8aaRF5BkZx&#10;T42uooGJ0a2IfWu26L1nFHKATKm/tgW474n0/cPOQQu+Cre0a0e0+OAq9O5HyNByGvnurlvSs+fS&#10;4kFPEAnSYq1kPOL4PpF/MqellatEGCIZlvtr3SAbtLUuYv96DXQ5VOhB2ppPYgoMzCNd0S4SBPQi&#10;yeJdtcSTei0wpec++rFWKPSfipRX1ZzaRIkyLLUxtVM7Pi6YUw3i3W+VjE0TCnIGo9NJ3aMkj/6d&#10;zUe4iXuQ3rSEiWjzua/V49xPWl1HDNe8GyYULXY5lP3HUk5vogQZ1ojBnKHGlO4NeQJ+F7+XazQn&#10;mVlT1GQdEEReJJpwIkRnzkfZLTQ82FiQUDFu+BmVMkscG0ImGi/rXbrrEKXGrOpMNlVixXLRoJJp&#10;1o4tFYzrojj+tS0IQYj+bU88fnuIznTHEdvGIjIO+dzzGlMTKaDuI+nCPE5posQZ1o+mcDJCoS7N&#10;GZSx9m9QyD9UjE7s3n+qSW7tWr1zQWeNAft3NTUhoDyWhatC1qNbp+/E3x887tlsyr2nZRtWSsZr&#10;CEEzh1OcKDGGpUx6PjOoV+rx/xwRMECWm+J6tbpZoAkFjbCXPCp0woF8C92sWpYdyjeLOWCnogbk&#10;El+J6QETtiRevoYnLcerLIkac3GlZieIFDCrzSZbKg8dlyw/G1Ys03670P0+FTrj0P5/znW7Dfee&#10;KfagfWwxua8NUUetQSe1NGx6KMTwuehjo1XHqU6UCMN6YrNW165zdwkvgC5P68s5Yd5wTxz7BiuV&#10;9Rr9/Bmwb9UWoWFLsQetwZIVekvIej43uOX8o+uyIN5W4P+ZyAd3M6BB6VpOc6JEmJX0NqmIWJcS&#10;Dn7SpLJu/L8EPolLQtRpEmSepSJbvEX0uxRDvS6XXqQduyOs2W2M6RYsdOs5tYkSZVj/g2K9Moa6&#10;XEV6nyaR5aJsWlk20vrTMnhtNvP/iPW2GI7Z3HVGENGwgtOZIELR2RGDaiVvyQ2uOKbNuBVpemiT&#10;TdbuPOtabjNv0BT0L/VelKQIIhLturqwT8Rvd0dwLOYV19VUpR1zbSsMnXyQj4OjtqtxRTvXqLVB&#10;WyuCiEa7yqRhIX5PBvUkMdRVa8n70Ju2h7Z1tDuPuiTD2mU4Xy1ivud04zaCIELRm7RbVFEfPsyz&#10;ri1xCS6FePDv842TpdUjvcsXeVz3hbjuLU49gsiLbk3Z1BfkWdfVzERM8VC2fRCynqYgBnG49qs0&#10;Z7oliIxJWK/YY4WspzOJzbekH/5QHLFvYJowFvDafbpXOkEQgWltPA5LdOfe4wbaP572h7eZOLTl&#10;UVdTiGt/59QjiNA0VilsF6PYXbVaVlcrszAIZzLHaQmifJlWRQx1HIojX2mxBmBDXFIWQRCpp3eb&#10;dPVxlsTMEUpZBFEWDMskXY2mylA0wEN8TCmLIMpWutqSxYc5n7p4OARBxEnjQ6bAB5mSrsTD2Owy&#10;OvmqCSLzzGqVhb4/yPJDmaSs25nkwARBKLquhCRVGtJVAClrE187QWSWrjeVnHQlHu6MZRdhNl89&#10;QWSOnmdYrACGS2Ll5LHW3c3XTxCZo+dfLPS8qpQectAS47mFU4AgMkPHLZYcDodK7UEbDPkHS0eM&#10;JIjyYFhnLPGu3izFh+2hAp4gMku/Npe73lJ9YNtW6AQV8ASR+hXSuCVWe3UpP3i7xZR/D6cFQaSW&#10;bn8tWyNwi7MkLeAJIp302mERMo6XywDMtySsGA2T4p4giMRptdZic+XuFDaX00B8YJGy+jlNCCI1&#10;dNpvodMN5TgYQyVr3k8Q2adPm8H3mXIdkNkW26yRVOYxI4jyWgpetdhczS/ngbEF+hvktCGIotHl&#10;gIUut3Bw3njjbxqUEkRq6NFmIHqKXin/iZ+jFl/DFZxCBFEwWmy1+Aq6S8EGjtB/A9Vl4erjHCiC&#10;KAgN2sLGZCcDToEH7IBlsP6mKEoQidPfoIX+DnB07EvD25ZB+5YjRBCJ0d42C92N0Jjbe+BWWtwA&#10;spH2miCyR3NtHjTXzhHyH8AeD30WozoQRHy01uCht+rlCAUfSJtLwHBJh7MgiMLRWLUlIF8O+mTq&#10;jUMMZiXsPqiEJ4hkaMxm/zhEvVX+4uqoZVB3cIQIIm/a2k61SzID22rxN3TLVo4QQYSmqW4LPbkG&#10;o20coegDbItS+oJB/wgiNC09YwDN5Ad6q2WQn9HcgSAC0VCbxe2GO4IJDfgOy2C/oM8hQeTNrH7h&#10;CCU38LawFw+YlJUgjDTT4qEHpvlCwoPvmjsc93AjaOYoEcQ0vbzpYRg6RJvGwrwE1+fwvOUljJZ1&#10;RESC+I9O5nv45l5iVN/CvowZPkyLkhZR7pKVF7NiyKYiMa0bHstD6rSIcqSLFo9l4A0yq/SKvQ+4&#10;e0iUGT20eSjYqS7JANN6QTstooyY1WMyq+wwrRsexqW04iVKef63ezCrG2RW6XxpXop4V9Lq4SgR&#10;JTjvuz2YFRXsGWZajPJAlNp83+4x18msMvISaz1iaal4WjSYI7I8x6s94lkpo1DaWWXohVZ6uPGo&#10;yKWM+0NkcW43eEQKVe42/CBn9OXu8HixbrCyDo4SkaH53OaxI/7SkZm+gdl/yVs9soIwhRiRlXnc&#10;6zOPGSKmhF52OwxJbS/7FJeIRErn7gyPJKcqUmgXR6r0XnwrloFeS0SGiCXSNmdv+8xZenOU8ASY&#10;7ZSzHhPANTL9mCNFpGCubvBZFQxxVVAeE6HSI++hKoNMdUQUaX7WBpifBzg/y29idHkE5M9BFF/F&#10;kSIKOCdXOeWqD7Pq5U5g+U6QlR6hOFTp59eMSIFU5c7Tdo4WJ4u7C3PIZ7KM0oGaSGj+dQT4aHIJ&#10;SLw2cXo8nEhV2UNFJxHTfHMt1n/1sa16wE0gwmsSzfdIcqGKGyBtE0eLiDDPNviY2CjbQDovE4Em&#10;1Mc+W8rKH5FhmIkw86rFxw9QSVXdVKwTYSeXn82WstvazWUi4TOXZsDPz0/lcIYJVIiok21TAGlr&#10;FNfxq0jIuVOJeeGnVHcZ2QaOGBHXxJsfYCdRBU1bxREjYFN1KcCcOU6pikhqEnZAmsoFEO1bOWJl&#10;OUdafQJIqnKVpjJEISZkNUwgHgT8etKhunwY1SEfMwWlVN/GIHtEoSdoAxTuOTIuMqoAjCqH6+Zz&#10;1IisTNghxi4qmffeiQ9RkPc+TN0mkbYJvCKgklU5VnczUUDm3nEtdv1uBHzP7nz4gLvHRNq/vOcD&#10;TugHWFbSADXd77QZ7+kBGRVRqpO8PYTElQOT20In19S8v2p4PJwNuOxT9nhbyKiILE/8jgDuGLqv&#10;Yj91HkV7XyvhlDwe4p0N03CYKDVCaAuhnFflBlw6uMOY7LtZjCzKV0O8G7X7u5IjSJS6PmR7CH2I&#10;Kmdhv7OYoxjbe9gacsmn9I7b+R6IciOYWhigng/JuNQu4w6EeeZOY7DxnoHl+Y6QukVpmd7L8SZI&#10;TP9vErE7gDe/qbyADuVbKPppQf3GtONxO6TSUz7x+72icfTj/VA/RRAakTVgZ+pUHsQlPf+HIUl0&#10;lotEICSo72GgOxFhDIdhJ8ewQQQRkADfBNGcj0B4cjlzAPWtyHokSzCnNuzM9WOMXsQwRq5O603O&#10;PoKIzry2QnJ4FgMDU8rjs9jC34KwvW1pkcig42uFAeYWKLqHQ5ob+C2lh7BkZHgXgkiIkKtBxP0x&#10;Eq8pBfoIGMQgmNo2SDRdiPXUgjhh8/2MXdFndW0L7u9CfdtgunEA9mo30P6LBJ5rAs+zgcpzgigO&#10;A2uBBHIoD1OJUi+uPu9vLIUXU3FOEOljYM1gYP3Yvn9RRgzqBp67B4ycO6YEkTEGViu29/dAQf04&#10;44zpGZTkAzDn6OCOHkGUNiObD7OHrbABOwUJJU0S2Qj0WntgtNlFBTlBEDoza4D5QycU49ux1DoF&#10;BnIbzGQ8xI7cKO4Zwe7kEBTte2A71Q2GtJLSEkEQBEEQBEEQBEEQBEEQBEEQBEEQBEEQBJEh/B+o&#10;HkmZS02WyAAAAABJRU5ErkJgglBLAwQKAAAAAACHTuJAAAAAAAAAAAAAAAAABgAAAF9yZWxzL1BL&#10;AwQUAAAACACHTuJAihRmPNEAAACUAQAACwAAAF9yZWxzLy5yZWxzpZDBasMwDIbvg72D0X1xmsMY&#10;o04vo9Br6R7A2IpjGltGMtn69vMOg2X0tqN+oe8T//7wmRa1IkukbGDX9aAwO/IxBwPvl+PTCyip&#10;Nnu7UEYDNxQ4jI8P+zMutrYjmWMR1ShZDMy1lletxc2YrHRUMLfNRJxsbSMHXay72oB66Ptnzb8Z&#10;MG6Y6uQN8MkPoC630sx/2Ck6JqGpdo6SpmmK7h5VB7Zlju7INuEbuUazHLAa8CwaB2pZ134EfV+/&#10;+6fe00c+47rVfoeM649Xb7ocvwBQSwMECgAAAAAAh07iQAAAAAAAAAAAAAAAAAoAAABkcnMvX3Jl&#10;bHMvUEsDBBQAAAAIAIdO4kCMmn+7wgAAAKYBAAAZAAAAZHJzL19yZWxzL2Uyb0RvYy54bWwucmVs&#10;c72QwYoCMQyG7wu+Q8nd6cwcZFnseJEFr4s+QGgzneo0LW130be36GUFwZvHJPzf/5H15uxn8Ucp&#10;u8AKuqYFQayDcWwVHPbfy08QuSAbnAOTggtl2AyLj/UPzVhqKE8uZlEpnBVMpcQvKbOeyGNuQiSu&#10;lzEkj6WOycqI+oSWZN+2K5n+M2B4YIqdUZB2pgexv8Ta/JodxtFp2gb964nLkwrpfO2uQEyWigJP&#10;xuF92TfHSBbkc4nuPRJdE/nmIB++O1wBUEsDBBQAAAAIAIdO4kCzXXw3GQEAAHoCAAATAAAAW0Nv&#10;bnRlbnRfVHlwZXNdLnhtbJWSTU7DMBCF90jcwfIWJQ5dIISSdEEKEguoUDmAZU8Sl/hHHhPa2+Ok&#10;rQRVUomlPfO9N2/sfLnTHenBo7KmoLdpRgkYYaUyTUE/Nk/JPSUYuJG8swYKugeky/L6Kt/sHSCJ&#10;tMGCtiG4B8ZQtKA5ptaBiZXaes1DPPqGOS4+eQNskWV3TFgTwIQkDBq0zCuo+VcXyGoXrw+TONNQ&#10;8njoG6wKqvTAD/dsktg6mEbGwjTzsn6edEm3bs7GQ4dnDHeuU4KHuELWG3kWPzlGTyM59mCrHN7E&#10;/cwEGSp/o/82OHJv8c28kkDW3IdXruOCmPTIpP02Hvr0ssgwpcbE1rUSkFYeq4i9Q3+aak4dFray&#10;4r/iq5E6abPx55Q/UEsBAhQAFAAAAAgAh07iQLNdfDcZAQAAegIAABMAAAAAAAAAAQAgAAAAAkYA&#10;AFtDb250ZW50X1R5cGVzXS54bWxQSwECFAAKAAAAAACHTuJAAAAAAAAAAAAAAAAABgAAAAAAAAAA&#10;ABAAAADDQwAAX3JlbHMvUEsBAhQAFAAAAAgAh07iQIoUZjzRAAAAlAEAAAsAAAAAAAAAAQAgAAAA&#10;50MAAF9yZWxzLy5yZWxzUEsBAhQACgAAAAAAh07iQAAAAAAAAAAAAAAAAAQAAAAAAAAAAAAQAAAA&#10;AAAAAGRycy9QSwECFAAKAAAAAACHTuJAAAAAAAAAAAAAAAAACgAAAAAAAAAAABAAAADhRAAAZHJz&#10;L19yZWxzL1BLAQIUABQAAAAIAIdO4kCMmn+7wgAAAKYBAAAZAAAAAAAAAAEAIAAAAAlFAABkcnMv&#10;X3JlbHMvZTJvRG9jLnhtbC5yZWxzUEsBAhQAFAAAAAgAh07iQEcaTAjbAAAACwEAAA8AAAAAAAAA&#10;AQAgAAAAIgAAAGRycy9kb3ducmV2LnhtbFBLAQIUABQAAAAIAIdO4kAzbgY/cQMAAC0JAAAOAAAA&#10;AAAAAAEAIAAAACoBAABkcnMvZTJvRG9jLnhtbFBLAQIUAAoAAAAAAIdO4kAAAAAAAAAAAAAAAAAK&#10;AAAAAAAAAAAAEAAAAMcEAABkcnMvbWVkaWEvUEsBAhQAFAAAAAgAh07iQJkob6AgMwAAGzMAABQA&#10;AAAAAAAAAQAgAAAAcRAAAGRycy9tZWRpYS9pbWFnZTEucG5nUEsBAhQAFAAAAAgAh07iQGHVBp1P&#10;CwAASgsAABUAAAAAAAAAAQAgAAAA7wQAAGRycy9tZWRpYS9pbWFnZTIuanBlZ1BLBQYAAAAACwAL&#10;AJUCAABMRwAAAAA=&#10;">
                       <o:lock v:ext="edit" aspectratio="f"/>
-                      <v:shape id="图片 15" o:spid="_x0000_s1026" o:spt="75" alt="c9514d16fd70679bf0495aeebb03c72d_compress" type="#_x0000_t75" style="position:absolute;left:21019;top:15216;height:475;width:1550;" filled="f" o:preferrelative="t" stroked="f" coordsize="21600,21600" o:gfxdata="UEsDBAoAAAAAAIdO4kAAAAAAAAAAAAAAAAAEAAAAZHJzL1BLAwQUAAAACACHTuJAukpuhrwAAADa&#10;AAAADwAAAGRycy9kb3ducmV2LnhtbEWPT4vCMBTE7wt+h/AEb2uioiy1qQdB2WUR8Q8L3h7Nsy02&#10;L6WJ2v32RhA8DjPzGyZddLYWN2p95VjDaKhAEOfOVFxoOB5Wn18gfEA2WDsmDf/kYZH1PlJMjLvz&#10;jm77UIgIYZ+ghjKEJpHS5yVZ9EPXEEfv7FqLIcq2kKbFe4TbWo6VmkmLFceFEhtalpRf9ler4W/z&#10;W1ynx+7yo9akDttpo9zypPWgP1JzEIG68A6/2t9GwwSeV+INkNkDUEsDBBQAAAAIAIdO4kAzLwWe&#10;OwAAADkAAAAQAAAAZHJzL3NoYXBleG1sLnhtbLOxr8jNUShLLSrOzM+zVTLUM1BSSM1Lzk/JzEu3&#10;VQoNcdO1UFIoLknMS0nMyc9LtVWqTC1Wsrfj5QIAUEsDBAoAAAAAAIdO4kAAAAAAAAAAAAAAAAAG&#10;AAAAX3JlbHMvUEsDBBQAAAAIAIdO4kDVXCYozAAAAI8BAAALAAAAX3JlbHMvLnJlbHOlkLFqAzEM&#10;hvdA38Fo7/mSoZQQX7ZC1pBCV2Hr7kzOlrHMNXn7uJRCL2TLoEG/0PcJ7faXMKmZsniOBtZNC4qi&#10;ZefjYODz9PH6DkoKRocTRzJwJYF997LaHWnCUpdk9ElUpUQxMJaStlqLHSmgNJwo1knPOWCpbR50&#10;QnvGgfSmbd90/s+AbsFUB2cgH9wG1OmaqvmOHbzNLNyXxnLQ3PfePqJqGTHRV5gqBvNAxYDL8pvW&#10;05paoB+b10+aHX/HI81L8U+Yaf7z6sUbuxtQSwMEFAAAAAgAh07iQFrjEWb3AAAA4gEAABMAAABb&#10;Q29udGVudF9UeXBlc10ueG1slZFNT8QgEIbvJv4HMlfTUj0YY0r3YPWoRtcfMIFpS7YFwmDd/ffS&#10;/bgY18QjzLzP+wTq1XYaxUyRrXcKrssKBDntjXW9go/1U3EHghM6g6N3pGBHDKvm8qJe7wKxyGnH&#10;CoaUwr2UrAeakEsfyOVJ5+OEKR9jLwPqDfYkb6rqVmrvErlUpIUBTd1Sh59jEo/bfH0wiTQyiIfD&#10;4tKlAEMYrcaUTeXszI+W4thQ5uR+hwcb+CprgPy1YZmcLzjmXvLTRGtIvGJMzzhlDWkiS+O/XKS5&#10;/BuyWE5c+K6zmso2cptjbzSfrM7RecBAGf1f/PuSO8Hl/oeab1BLAQIUABQAAAAIAIdO4kBa4xFm&#10;9wAAAOIBAAATAAAAAAAAAAEAIAAAAI0CAABbQ29udGVudF9UeXBlc10ueG1sUEsBAhQACgAAAAAA&#10;h07iQAAAAAAAAAAAAAAAAAYAAAAAAAAAAAAQAAAAdAEAAF9yZWxzL1BLAQIUABQAAAAIAIdO4kDV&#10;XCYozAAAAI8BAAALAAAAAAAAAAEAIAAAAJgBAABfcmVscy8ucmVsc1BLAQIUAAoAAAAAAIdO4kAA&#10;AAAAAAAAAAAAAAAEAAAAAAAAAAAAEAAAAAAAAABkcnMvUEsBAhQAFAAAAAgAh07iQLpKboa8AAAA&#10;2gAAAA8AAAAAAAAAAQAgAAAAIgAAAGRycy9kb3ducmV2LnhtbFBLAQIUABQAAAAIAIdO4kAzLwWe&#10;OwAAADkAAAAQAAAAAAAAAAEAIAAAAAsBAABkcnMvc2hhcGV4bWwueG1sUEsFBgAAAAAGAAYAWwEA&#10;ALUDAAAAAA==&#10;">
+                      <v:shape id="图片 8" o:spid="_x0000_s1026" o:spt="75" type="#_x0000_t75" style="position:absolute;left:3757;top:89141;height:2271;width:2271;" filled="f" o:preferrelative="t" stroked="f" coordsize="21600,21600" o:gfxdata="UEsDBAoAAAAAAIdO4kAAAAAAAAAAAAAAAAAEAAAAZHJzL1BLAwQUAAAACACHTuJAb/lVhr0AAADb&#10;AAAADwAAAGRycy9kb3ducmV2LnhtbEWPQYvCQAyF7wv+hyGCt3WqgixdRxFhF/EgqEXcW+jEttrJ&#10;lM5o9d+bg7C3hPfy3pfZ4uFqdac2VJ4NjIYJKOLc24oLA9nh5/MLVIjIFmvPZOBJARbz3scMU+s7&#10;3tF9HwslIRxSNFDG2KRah7wkh2HoG2LRzr51GGVtC21b7CTc1XqcJFPtsGJpKLGhVUn5dX9zBi7L&#10;Q/XHk+3xtN3c1t1vlsXj5GrMoD9KvkFFesR/8/t6bQVfYOUXGUDPX1BLAwQUAAAACACHTuJAMy8F&#10;njsAAAA5AAAAEAAAAGRycy9zaGFwZXhtbC54bWyzsa/IzVEoSy0qzszPs1Uy1DNQUkjNS85PycxL&#10;t1UKDXHTtVBSKC5JzEtJzMnPS7VVqkwtVrK34+UCAFBLAwQKAAAAAACHTuJAAAAAAAAAAAAAAAAA&#10;BgAAAF9yZWxzL1BLAwQUAAAACACHTuJA1VwmKMwAAACPAQAACwAAAF9yZWxzLy5yZWxzpZCxagMx&#10;DIb3QN/BaO/5kqGUEF+2QtaQQldh6+5MzpaxzDV5+7iUQi9ky6BBv9D3Ce32lzCpmbJ4jgbWTQuK&#10;omXn42Dg8/Tx+g5KCkaHE0cycCWBffey2h1pwlKXZPRJVKVEMTCWkrZaix0poDScKNZJzzlgqW0e&#10;dEJ7xoH0pm3fdP7PgG7BVAdnIB/cBtTpmqr5jh28zSzcl8Zy0Nz33j6iahkx0VeYKgbzQMWAy/Kb&#10;1tOaWqAfm9dPmh1/xyPNS/FPmGn+8+rFG7sbUEsDBBQAAAAIAIdO4kBa4xFm9wAAAOIBAAATAAAA&#10;W0NvbnRlbnRfVHlwZXNdLnhtbJWRTU/EIBCG7yb+BzJX01I9GGNK92D1qEbXHzCBaUu2BcJg3f33&#10;0v24GNfEI8y8z/sE6tV2GsVMka13Cq7LCgQ57Y11vYKP9VNxB4ITOoOjd6RgRwyr5vKiXu8Cschp&#10;xwqGlMK9lKwHmpBLH8jlSefjhCkfYy8D6g32JG+q6lZq7xK5VKSFAU3dUoefYxKP23x9MIk0MoiH&#10;w+LSpQBDGK3GlE3l7MyPluLYUObkfocHG/gqa4D8tWGZnC845l7y00RrSLxiTM84ZQ1pIkvjv1yk&#10;ufwbslhOXPius5rKNnKbY280n6zO0XnAQBn9X/z7kjvB5f6Hmm9QSwECFAAUAAAACACHTuJAWuMR&#10;ZvcAAADiAQAAEwAAAAAAAAABACAAAACOAgAAW0NvbnRlbnRfVHlwZXNdLnhtbFBLAQIUAAoAAAAA&#10;AIdO4kAAAAAAAAAAAAAAAAAGAAAAAAAAAAAAEAAAAHUBAABfcmVscy9QSwECFAAUAAAACACHTuJA&#10;1VwmKMwAAACPAQAACwAAAAAAAAABACAAAACZAQAAX3JlbHMvLnJlbHNQSwECFAAKAAAAAACHTuJA&#10;AAAAAAAAAAAAAAAABAAAAAAAAAAAABAAAAAAAAAAZHJzL1BLAQIUABQAAAAIAIdO4kBv+VWGvQAA&#10;ANsAAAAPAAAAAAAAAAEAIAAAACIAAABkcnMvZG93bnJldi54bWxQSwECFAAUAAAACACHTuJAMy8F&#10;njsAAAA5AAAAEAAAAAAAAAABACAAAAAMAQAAZHJzL3NoYXBleG1sLnhtbFBLBQYAAAAABgAGAFsB&#10;AAC2AwAAAAA=&#10;">
                         <v:fill on="f" focussize="0,0"/>
                         <v:stroke on="f"/>
-                        <v:imagedata r:id="rId6" cropleft="13765f" croptop="37299f" cropright="17810f" cropbottom="17292f" o:title=""/>
+                        <v:imagedata r:id="rId6" o:title=""/>
                         <o:lock v:ext="edit" aspectratio="t"/>
                       </v:shape>
-                      <v:shape id="图片 25" o:spid="_x0000_s1026" o:spt="75" type="#_x0000_t75" style="position:absolute;left:20702;top:14472;height:2273;width:2273;" filled="f" o:preferrelative="t" stroked="f" coordsize="21600,21600" o:gfxdata="UEsDBAoAAAAAAIdO4kAAAAAAAAAAAAAAAAAEAAAAZHJzL1BLAwQUAAAACACHTuJAb/lVhr0AAADb&#10;AAAADwAAAGRycy9kb3ducmV2LnhtbEWPQYvCQAyF7wv+hyGCt3WqgixdRxFhF/EgqEXcW+jEttrJ&#10;lM5o9d+bg7C3hPfy3pfZ4uFqdac2VJ4NjIYJKOLc24oLA9nh5/MLVIjIFmvPZOBJARbz3scMU+s7&#10;3tF9HwslIRxSNFDG2KRah7wkh2HoG2LRzr51GGVtC21b7CTc1XqcJFPtsGJpKLGhVUn5dX9zBi7L&#10;Q/XHk+3xtN3c1t1vlsXj5GrMoD9KvkFFesR/8/t6bQVfYOUXGUDPX1BLAwQUAAAACACHTuJAMy8F&#10;njsAAAA5AAAAEAAAAGRycy9zaGFwZXhtbC54bWyzsa/IzVEoSy0qzszPs1Uy1DNQUkjNS85PycxL&#10;t1UKDXHTtVBSKC5JzEtJzMnPS7VVqkwtVrK34+UCAFBLAwQKAAAAAACHTuJAAAAAAAAAAAAAAAAA&#10;BgAAAF9yZWxzL1BLAwQUAAAACACHTuJA1VwmKMwAAACPAQAACwAAAF9yZWxzLy5yZWxzpZCxagMx&#10;DIb3QN/BaO/5kqGUEF+2QtaQQldh6+5MzpaxzDV5+7iUQi9ky6BBv9D3Ce32lzCpmbJ4jgbWTQuK&#10;omXn42Dg8/Tx+g5KCkaHE0cycCWBffey2h1pwlKXZPRJVKVEMTCWkrZaix0poDScKNZJzzlgqW0e&#10;dEJ7xoH0pm3fdP7PgG7BVAdnIB/cBtTpmqr5jh28zSzcl8Zy0Nz33j6iahkx0VeYKgbzQMWAy/Kb&#10;1tOaWqAfm9dPmh1/xyPNS/FPmGn+8+rFG7sbUEsDBBQAAAAIAIdO4kBa4xFm9wAAAOIBAAATAAAA&#10;W0NvbnRlbnRfVHlwZXNdLnhtbJWRTU/EIBCG7yb+BzJX01I9GGNK92D1qEbXHzCBaUu2BcJg3f33&#10;0v24GNfEI8y8z/sE6tV2GsVMka13Cq7LCgQ57Y11vYKP9VNxB4ITOoOjd6RgRwyr5vKiXu8Cschp&#10;xwqGlMK9lKwHmpBLH8jlSefjhCkfYy8D6g32JG+q6lZq7xK5VKSFAU3dUoefYxKP23x9MIk0MoiH&#10;w+LSpQBDGK3GlE3l7MyPluLYUObkfocHG/gqa4D8tWGZnC845l7y00RrSLxiTM84ZQ1pIkvjv1yk&#10;ufwbslhOXPius5rKNnKbY280n6zO0XnAQBn9X/z7kjvB5f6Hmm9QSwECFAAUAAAACACHTuJAWuMR&#10;ZvcAAADiAQAAEwAAAAAAAAABACAAAACOAgAAW0NvbnRlbnRfVHlwZXNdLnhtbFBLAQIUAAoAAAAA&#10;AIdO4kAAAAAAAAAAAAAAAAAGAAAAAAAAAAAAEAAAAHUBAABfcmVscy9QSwECFAAUAAAACACHTuJA&#10;1VwmKMwAAACPAQAACwAAAAAAAAABACAAAACZAQAAX3JlbHMvLnJlbHNQSwECFAAKAAAAAACHTuJA&#10;AAAAAAAAAAAAAAAABAAAAAAAAAAAABAAAAAAAAAAZHJzL1BLAQIUABQAAAAIAIdO4kBv+VWGvQAA&#10;ANsAAAAPAAAAAAAAAAEAIAAAACIAAABkcnMvZG93bnJldi54bWxQSwECFAAUAAAACACHTuJAMy8F&#10;njsAAAA5AAAAEAAAAAAAAAABACAAAAAMAQAAZHJzL3NoYXBleG1sLnhtbFBLBQYAAAAABgAGAFsB&#10;AAC2AwAAAAA=&#10;">
+                      <v:shape id="_x0000_s1026" o:spid="_x0000_s1026" o:spt="75" alt="微信图片_20220215110121" type="#_x0000_t75" style="position:absolute;left:4304;top:89723;height:715;width:1234;" filled="f" o:preferrelative="t" stroked="f" coordsize="21600,21600" o:gfxdata="UEsDBAoAAAAAAIdO4kAAAAAAAAAAAAAAAAAEAAAAZHJzL1BLAwQUAAAACACHTuJAq1fCZLoAAADb&#10;AAAADwAAAGRycy9kb3ducmV2LnhtbEVPTYvCMBC9C/6HMII3TVSQ2jV6EAT3IqutB29DM9t2t5mU&#10;Jqtdf705CB4f73u97W0jbtT52rGG2VSBIC6cqbnUkGf7SQLCB2SDjWPS8E8etpvhYI2pcXc+0e0c&#10;ShFD2KeooQqhTaX0RUUW/dS1xJH7dp3FEGFXStPhPYbbRs6VWkqLNceGClvaVVT8nv+shmLxyC89&#10;JsfPH1y58qqy5MtmWo9HM/UBIlAf3uKX+2A0LOL6+CX+ALl5AlBLAwQUAAAACACHTuJAMy8FnjsA&#10;AAA5AAAAEAAAAGRycy9zaGFwZXhtbC54bWyzsa/IzVEoSy0qzszPs1Uy1DNQUkjNS85PycxLt1UK&#10;DXHTtVBSKC5JzEtJzMnPS7VVqkwtVrK34+UCAFBLAwQKAAAAAACHTuJAAAAAAAAAAAAAAAAABgAA&#10;AF9yZWxzL1BLAwQUAAAACACHTuJA1VwmKMwAAACPAQAACwAAAF9yZWxzLy5yZWxzpZCxagMxDIb3&#10;QN/BaO/5kqGUEF+2QtaQQldh6+5MzpaxzDV5+7iUQi9ky6BBv9D3Ce32lzCpmbJ4jgbWTQuKomXn&#10;42Dg8/Tx+g5KCkaHE0cycCWBffey2h1pwlKXZPRJVKVEMTCWkrZaix0poDScKNZJzzlgqW0edEJ7&#10;xoH0pm3fdP7PgG7BVAdnIB/cBtTpmqr5jh28zSzcl8Zy0Nz33j6iahkx0VeYKgbzQMWAy/Kb1tOa&#10;WqAfm9dPmh1/xyPNS/FPmGn+8+rFG7sbUEsDBBQAAAAIAIdO4kBa4xFm9wAAAOIBAAATAAAAW0Nv&#10;bnRlbnRfVHlwZXNdLnhtbJWRTU/EIBCG7yb+BzJX01I9GGNK92D1qEbXHzCBaUu2BcJg3f330v24&#10;GNfEI8y8z/sE6tV2GsVMka13Cq7LCgQ57Y11vYKP9VNxB4ITOoOjd6RgRwyr5vKiXu8CschpxwqG&#10;lMK9lKwHmpBLH8jlSefjhCkfYy8D6g32JG+q6lZq7xK5VKSFAU3dUoefYxKP23x9MIk0MoiHw+LS&#10;pQBDGK3GlE3l7MyPluLYUObkfocHG/gqa4D8tWGZnC845l7y00RrSLxiTM84ZQ1pIkvjv1ykufwb&#10;slhOXPius5rKNnKbY280n6zO0XnAQBn9X/z7kjvB5f6Hmm9QSwECFAAUAAAACACHTuJAWuMRZvcA&#10;AADiAQAAEwAAAAAAAAABACAAAACLAgAAW0NvbnRlbnRfVHlwZXNdLnhtbFBLAQIUAAoAAAAAAIdO&#10;4kAAAAAAAAAAAAAAAAAGAAAAAAAAAAAAEAAAAHIBAABfcmVscy9QSwECFAAUAAAACACHTuJA1Vwm&#10;KMwAAACPAQAACwAAAAAAAAABACAAAACWAQAAX3JlbHMvLnJlbHNQSwECFAAKAAAAAACHTuJAAAAA&#10;AAAAAAAAAAAABAAAAAAAAAAAABAAAAAAAAAAZHJzL1BLAQIUABQAAAAIAIdO4kCrV8JkugAAANsA&#10;AAAPAAAAAAAAAAEAIAAAACIAAABkcnMvZG93bnJldi54bWxQSwECFAAUAAAACACHTuJAMy8FnjsA&#10;AAA5AAAAEAAAAAAAAAABACAAAAAJAQAAZHJzL3NoYXBleG1sLnhtbFBLBQYAAAAABgAGAFsBAACz&#10;AwAAAAA=&#10;">
                         <v:fill on="f" focussize="0,0"/>
                         <v:stroke on="f"/>
-                        <v:imagedata r:id="rId7" o:title=""/>
+                        <v:imagedata r:id="rId7" grayscale="t" bilevel="t" chromakey="#A09D98" o:title=""/>
                         <o:lock v:ext="edit" aspectratio="t"/>
                       </v:shape>
                     </v:group>
@@ -3094,7 +3068,7 @@
     <w:p>
       <w:pPr>
         <w:rPr>
-          <w:rFonts w:hint="eastAsia" w:ascii="Times New Roman" w:hAnsi="Times New Roman" w:eastAsia="微软雅黑" w:cs="Times New Roman"/>
+          <w:rFonts w:ascii="Times New Roman" w:hAnsi="Times New Roman" w:eastAsia="微软雅黑" w:cs="Times New Roman"/>
           <w:sz w:val="24"/>
           <w:szCs w:val="24"/>
           <w:lang w:eastAsia="zh-CN"/>
@@ -3149,9 +3123,7 @@
     <w:p>
       <w:pPr>
         <w:rPr>
-          <w:rFonts w:hint="eastAsia" w:ascii="Times New Roman" w:hAnsi="Times New Roman" w:eastAsia="微软雅黑" w:cs="Times New Roman"/>
           <w:sz w:val="24"/>
-          <w:szCs w:val="24"/>
           <w:lang w:eastAsia="zh-CN"/>
         </w:rPr>
       </w:pPr>
@@ -3159,9 +3131,7 @@
     <w:p>
       <w:pPr>
         <w:rPr>
-          <w:rFonts w:hint="eastAsia" w:ascii="Times New Roman" w:hAnsi="Times New Roman" w:eastAsia="微软雅黑" w:cs="Times New Roman"/>
           <w:sz w:val="24"/>
-          <w:szCs w:val="24"/>
           <w:lang w:eastAsia="zh-CN"/>
         </w:rPr>
       </w:pPr>
@@ -3245,123 +3215,6 @@
                 <w:szCs w:val="24"/>
               </w:rPr>
             </w:pPr>
-            <w:r>
-              <w:rPr>
-                <w:sz w:val="22"/>
-              </w:rPr>
-              <mc:AlternateContent>
-                <mc:Choice Requires="wpg">
-                  <w:drawing>
-                    <wp:anchor distT="0" distB="0" distL="114300" distR="114300" simplePos="0" relativeHeight="251662336" behindDoc="0" locked="0" layoutInCell="1" allowOverlap="1">
-                      <wp:simplePos x="0" y="0"/>
-                      <wp:positionH relativeFrom="column">
-                        <wp:posOffset>-181610</wp:posOffset>
-                      </wp:positionH>
-                      <wp:positionV relativeFrom="paragraph">
-                        <wp:posOffset>-455295</wp:posOffset>
-                      </wp:positionV>
-                      <wp:extent cx="1442720" cy="1442720"/>
-                      <wp:effectExtent l="0" t="0" r="5080" b="5080"/>
-                      <wp:wrapNone/>
-                      <wp:docPr id="4" name="组合 4"/>
-                      <wp:cNvGraphicFramePr/>
-                      <a:graphic xmlns:a="http://schemas.openxmlformats.org/drawingml/2006/main">
-                        <a:graphicData uri="http://schemas.microsoft.com/office/word/2010/wordprocessingGroup">
-                          <wpg:wgp>
-                            <wpg:cNvGrpSpPr/>
-                            <wpg:grpSpPr>
-                              <a:xfrm>
-                                <a:off x="0" y="0"/>
-                                <a:ext cx="1442720" cy="1442720"/>
-                                <a:chOff x="14555" y="19046"/>
-                                <a:chExt cx="2272" cy="2272"/>
-                              </a:xfrm>
-                            </wpg:grpSpPr>
-                            <pic:pic xmlns:pic="http://schemas.openxmlformats.org/drawingml/2006/picture">
-                              <pic:nvPicPr>
-                                <pic:cNvPr id="19" name="图片 1" descr="24f613a0-66be-430b-9e80-270d3393fac5"/>
-                                <pic:cNvPicPr>
-                                  <a:picLocks noChangeAspect="1"/>
-                                </pic:cNvPicPr>
-                              </pic:nvPicPr>
-                              <pic:blipFill>
-                                <a:blip r:embed="rId8"/>
-                                <a:srcRect l="43292" t="26660" r="21693" b="24394"/>
-                                <a:stretch>
-                                  <a:fillRect/>
-                                </a:stretch>
-                              </pic:blipFill>
-                              <pic:spPr>
-                                <a:xfrm rot="16200000">
-                                  <a:off x="15453" y="19290"/>
-                                  <a:ext cx="506" cy="1327"/>
-                                </a:xfrm>
-                                <a:prstGeom prst="rect">
-                                  <a:avLst/>
-                                </a:prstGeom>
-                              </pic:spPr>
-                            </pic:pic>
-                            <pic:pic xmlns:pic="http://schemas.openxmlformats.org/drawingml/2006/picture">
-                              <pic:nvPicPr>
-                                <pic:cNvPr id="31" name="图片 25"/>
-                                <pic:cNvPicPr>
-                                  <a:picLocks noChangeAspect="1" noChangeArrowheads="1"/>
-                                </pic:cNvPicPr>
-                              </pic:nvPicPr>
-                              <pic:blipFill>
-                                <a:blip r:embed="rId7">
-                                  <a:extLst>
-                                    <a:ext uri="{28A0092B-C50C-407E-A947-70E740481C1C}">
-                                      <a14:useLocalDpi xmlns:a14="http://schemas.microsoft.com/office/drawing/2010/main" val="0"/>
-                                    </a:ext>
-                                  </a:extLst>
-                                </a:blip>
-                                <a:srcRect/>
-                                <a:stretch>
-                                  <a:fillRect/>
-                                </a:stretch>
-                              </pic:blipFill>
-                              <pic:spPr>
-                                <a:xfrm>
-                                  <a:off x="14555" y="19046"/>
-                                  <a:ext cx="2273" cy="2273"/>
-                                </a:xfrm>
-                                <a:prstGeom prst="rect">
-                                  <a:avLst/>
-                                </a:prstGeom>
-                                <a:noFill/>
-                                <a:ln>
-                                  <a:noFill/>
-                                </a:ln>
-                              </pic:spPr>
-                            </pic:pic>
-                          </wpg:wgp>
-                        </a:graphicData>
-                      </a:graphic>
-                    </wp:anchor>
-                  </w:drawing>
-                </mc:Choice>
-                <mc:Fallback>
-                  <w:pict>
-                    <v:group id="_x0000_s1026" o:spid="_x0000_s1026" o:spt="203" style="position:absolute;left:0pt;margin-left:-14.3pt;margin-top:-35.85pt;height:113.6pt;width:113.6pt;z-index:251662336;mso-width-relative:page;mso-height-relative:page;" coordorigin="14555,19046" coordsize="2272,2272" o:gfxdata="UEsDBAoAAAAAAIdO4kAAAAAAAAAAAAAAAAAEAAAAZHJzL1BLAwQUAAAACACHTuJAthAGWtoAAAAL&#10;AQAADwAAAGRycy9kb3ducmV2LnhtbE2PzWrDMBCE74W+g9hCb4nsFOfHsRxKaHsKhSaF0tvG2tgm&#10;lmQsxU7evutTc5vdGWa/zTZX04ieOl87qyCeRiDIFk7XtlTwfXifLEH4gFZj4ywpuJGHTf74kGGq&#10;3WC/qN+HUnCJ9SkqqEJoUyl9UZFBP3UtWfZOrjMYeOxKqTscuNw0chZFc2mwtnyhwpa2FRXn/cUo&#10;+BhweH2J3/rd+bS9/R6Sz59dTEo9P8XRGkSga/gPw4jP6JAz09FdrPaiUTCZLeccZbGIFyDGxGrc&#10;HFkkSQIyz+T9D/kfUEsDBBQAAAAIAIdO4kCQrpO4TQMAAIwIAAAOAAAAZHJzL2Uyb0RvYy54bWzN&#10;Vstq20AU3Rf6D4P2ikYPy5aIHVI7CYXSmj4+YDwaPaikETOynVC6K7Tddd9PKfRvQn6j944kJ3EC&#10;TUsKNVie59W555y548Oj86okG6F0Ieup5R5Qi4iay6Sos6n17u2pPbGIblmdsFLWYmpdCG0dzZ4+&#10;Odw2sfBkLstEKAJBah1vm6mVt20TO47muaiYPpCNqGEylapiLXRV5iSKbSF6VToepaGzlSpplORC&#10;axhddJNWH1E9JKBM04KLheTrStRtF1WJkrWQks6LRlszgzZNBW9fpakWLSmnFmTamie8BNorfDqz&#10;QxZnijV5wXsI7CEQ9nKqWFHDS3ehFqxlZK2KO6GqgiupZdoecFk5XSKGEcjCpXvcnCm5bkwuWbzN&#10;mh3pINQe638dlr/cLBUpkqkVWKRmFQh+9ePT5bcvJEButk0Ww5Iz1bxplqofyLoepnueqgp/IRFy&#10;bli92LEqzlvCYdANAm/sAeEc5oaO4Z3nIA7uc4PRaGQRnI9oEHaq8Pykj+DB/m67acFeZ3i1gwh3&#10;gJqCx/DtiYLWHaJ+b0/Y1a6VANoxWr1ZFnypus41WW40sHX5/efV18/EtUgiNAdneUEauj6jdhiu&#10;hB34dGVHYkJtb0wT34/8lPERJojRMWAXniHuF5K/16SW85zVmTjWDdgXKMHVzu3lpnsL26osmtOi&#10;LFENbD/ueSIqFtVKgE3U88QAYrFW/DUAxJMV+F4ECgFYLwxDkBp5cMPIN6fMC/zIuAn2tEq0PEeQ&#10;KYDF/Z2auwmT2XUymLYG6w1mI0oiJSFUEviASDvvuaNgBO8zHvKi/mQPHhzRsPef740Nn4OBgHil&#10;2zMhK4INSBAwmbhs80L36IYlvQ4dIIMU8HVSQuPf284Hm3WHtLed96dWunaXUnKbC5bo/9BhnhEA&#10;xAMFUGKU0VTTD97kmNLIe2bPR3RuB3R8Yh9Hwdge05NxQIOJO3fnH3G3G8RrLeBEsXLRFL00MHqn&#10;ItxbOvvy3hVlU9zJhpkrpLMrADJFaIAI9Qg9i1j7YwHrHsHuGKSvrffWSCQGayzURfA+FljT6kAO&#10;xXlw74MMzuJaYh0x+MsaAewGIEscMcbfPwOmEMMlZWjpL1S8BW/2oX3zT8TsF1BLAwQKAAAAAACH&#10;TuJAAAAAAAAAAAAAAAAACgAAAGRycy9tZWRpYS9QSwMEFAAAAAgAh07iQJkob6AgMwAAGzMAABQA&#10;AABkcnMvbWVkaWEvaW1hZ2UyLnBuZwEbM+TMiVBORw0KGgoAAAANSUhEUgAAASwAAAEsCAYAAAB5&#10;fY51AAAy4klEQVR42u1dDWgVR9cuIYQQQlCSoJKKIkGCiASMaKmlFoKEEiRIRUsrVSollFCkBGpp&#10;S1qkWFqxpZaKBAkiJaBiRUWFUOQlFBFFRUVFkSAhBAmoqGjQwP12/Z5Jj+PM/tzdvXf33ueBIbn7&#10;MzM7O+fsmTPn5403CIIgCIIgCIIgCIIgCIIgCIIgCIIgCIIgCIIgCIKIHbk33mhwygqndDplk1O+&#10;d0q/U0455YxTbjtlxCnjTskFKC+cMop7rqKOIacccMoe1L/FKV1OWemU2XwLBEFIpjQfDGmrU3aD&#10;Gd0Ac8mlpIyAublMrRcMrZlvjyBKlzHVOmWVU7aB8M875XGKmFI+5RkktQGnfOuUDlcq5NsmiGxK&#10;TpvAnC6BuHNlUq5i6drtlBanVHJGEES6GFQz9D+DTpkoI+YUpLiS5CGMz2LOFoIoPIOqhi5nDxTZ&#10;SRD6BPRHZ8EIf8WSchPaXgWl/HyU2gB9Vte24f4u1OfW+wsU8EqhP57gc7ntfODXZ4Ig8mdSbzql&#10;B4rxuJZ4D6DPGoTifQOY0IwU6d5a0a9u6KuGY5QiX2CnspeKfIKIh0l1Q8qJunN3A4yppxTMBlym&#10;Cua6CYzsUgwM7BLG+03OPoIIRogNkCiOR2BSj8HkfsGyq6FMxm4GzDS+x9IyiiR2BsyQO48EYSC2&#10;VthCPc5zaXMWhOpu71dzRF+OaaVT2mH2MJTnB+AZdh1XcESJcieoWixBzudBSLehCO+iFBBaAtsB&#10;84d8TCZ606LjI4hCEU4zvvoPQhLMeeyotXIUY3sP2yCdht2s2O7aeXEUiVImkDbYBL0IqSx3Jak2&#10;jmCi72YxmFBYycvVNa7kCBKlRAyroMQNYyvk6k1WpfBZXF3bnADXNTnlulPOOWVpxt7XSugTw9iC&#10;DWOzhJb1RGYZVXtIRnUJFtm1KX2eWtHXKaec8Li2Rnu2gxl8f66x68chl4yj2F0k4yIyM9E7QyjS&#10;H+Br3pKRZzug9X+xx7XyurGMv9NmvKcHIT4+H5BxEWme1CtCfI1vY4ewIWPPOE97jgrLdXXadY0l&#10;8o7Vzu6NMIyL1EGkTa8TVJk+lOUvr9PvKvEs9z2uW609d18JvvcuuEq9CKjjWkVqIYo5YRuwTHgR&#10;cDeprUSee1IF1/O4ZkQyNvwd4Afr5XV0/SEKOkGr4ZM3UU6MSjz/QzzbLcv5evH8d3HsHn6fpaT9&#10;Ug/WS/0WUYhJ2REwpMuZUrWdEsznuuX8PjEOreL4cxx7XspGl2BcQwEt5ztJVUQSk3B+wK/n7VKf&#10;hIJhX7FInznTkhG+fSWt19KetxPzwY9x/e3OL1IZEdfE2xRg+Vc29jfOM97BM1/Gdv8C5XCNUC/W&#10;nUHn2Ext3FxpbV4Jj1Ul5sVIgAgb3E0kIk222djd8fPm310OaamwQ9gMC/acgfE0it8/edTTYrj/&#10;n1IxfbA88wyE+3kcQJVAaYsIPcE+DiBVDYfVxTjXz3LKMqd87pSPUj4Gri3VWqdcFHorvbjuK7tc&#10;eywhRdzR6lkIQhyHwv5r113HUt8deAhUlui8agng/eAq5beQComguqq/A/j6bQlLVM71+w11VaZ4&#10;LNzdvpNgNGPujp/W9wvi2j6lUMfvpVgyTmr3HBb31IAZ6mPyCEvspSU8zzYE+CCeYigbwmsSdQcQ&#10;2fujLP+ce5+IuiYzOEb3dYbl/F2uGA1+y2W0uyN4yynv25gzlpqNafGhLNQOJuz4fvWZb+PUbREm&#10;/cJgAKV6ZwxtrZWSRMbGSXfLuSCcnP/Rrq02MSDn2BIsL/9Nq2kDEnJMYulaV4D2OgIo5Q8wyw+h&#10;QoncDiBV1cbUntzanzCcX4PJew/6nIG07KJhiWcan80h6pij3fs0jRlr3OgS0nEbzHkYS9hFCbRX&#10;i3nmNQ9H6N5T3syqyydl1kgUcRwxoea6uiDt+F1pBS6O77T043kKxqrZS/q03PM7ljQLNL2VvHcq&#10;hfNiMZapldgwGDLo7xoTavuDAB/QraTe8mJUlUhC6mUEOhhF4enc+4NW30O1BBLLzzvi+j89+lKV&#10;gjGTwexMZg2LdckDzFqd/wLH6rX73knh/Hhq2hDRPBzuWO51l8JHYpC2DnCJSASxrXIlrk0xtdWj&#10;1X1f6HGmXVvENvcamD3Ie+akYMy+FP35yCnX8L+rh/oN/y/BrperZF8j7pXmELM0SW0shfND2pLt&#10;sjBft5zz0H/FIjliJ/GxT+QPJiApYWbV6uMHOB53OicoVGUbdUJ5fRdf87MqrpS2ZPohBWM2U++P&#10;sHQ/p/qMv33i2t9x7GtxzF3yfiN+v5vCOfKH6N8Ci4T5ieVe/WNzOaY5O+IzZxnvvwSZVbuP3cup&#10;iOYKB0DId/H3J22ZcE4tM7RlUZ9WT1WadhCF7uYHcWxMt8PS+q7KUhiUTjMxQXxPUjhH6nSGa2C6&#10;+wNIZqq0x9Qvv13sx3SiLi1mtdVHuf5tVANO5/7vDPWe0HUT+KuWUW9b9Gu5NExAsQnQqx1/hOMX&#10;DfdI4r4oxv+5Jj32pXCe/E/fRNAY0VOPj6H+7pPYSdzmo3elMr4EmNUOH3G6I8a2Ov0U5m6EA0gt&#10;VR71DKdEIs2ZxsdvyQMTAPf8Wu14S1ot/LWle72BOedMlvdwS5Lv+zT+rk6on20+S8RfGGcrm4yq&#10;0seuZTgph2Wn3p+RVWZ6+xu7aK9lj4HpwyylB0rJ2FWDUOt9lk2XPepYYDh2zRR5FO1VFvF5W8Uz&#10;bRfH/zEtEXFuoUHF8D7epzH0Toz9bfDxRzxAppUtZlXr4w/4twqHknA/5uLvF2j3S8sXXZVvLPW4&#10;Oq+/nHKzEEspm1IZ55pNvoQBPyDTynbscI1ovoZjhV4KC93iKzHqETJnWhLX5tZJ7b39ZXjOyYT7&#10;Xe0zx4do9pANZjXDJ8XWjkJ+fYSydLlkZIZ+PbTcr9tnnSny+C4TfTmrEWotdD7zILXshXX8XWHb&#10;9JpRLKS5MTCwowV+nlua+1UrNg8Wi+M12C09qudatEihKoR0cwH6v8MnYw/NHjLKrF4UUimJSX8X&#10;erJqg4TyD5ytc6bJDRcWqT+5kgYXHXejQPTpZ4OrTU5LtnoPTMGVZD4FQ1gAqTENBrFVMGXYCHuz&#10;K3BQV2YMuyBRTYGpnvRTqAuzj38L9AzdHptKZFopZVbzPXLFPUt6qQGdwh0olpXC+ph2zVty91Do&#10;TkYME1AyqjkpGuclerx2SB/HICFdxHPVp3CONIa4VqYp+9OwjFxic4wWu43WvI0JPFu7h5HpDQYF&#10;TB+zuu0hWa0sQB8+0tr9Ujv/mf7VFQxrqTh2QsTcWpzCsZZK96aMzRNlJ/cjlq0VHtfqkuMsce4b&#10;LYXZRTC4OYZlc08Bn6/Ng2mNkmmln1k9iNty3aMfUi91XTt3WHd2hkGlYnJ90JM81HeqUjrm/3gl&#10;UU1xv9daTFsuYzk4Ty1TNcX6XZO0ht24+1p9P2theJ4W+BnbPAykybRSoLO64RFpoaWAfZHZYp7g&#10;2CyR2kruNC3ymFTLMzL2dRmdM9ehG7yD5fZF/L2GclmLgvokQJ0zset7Hffq2YF6C/yMLR62Wjeo&#10;0yoeszrv8SVpLkKfpnTDSCyh6i3XLzD0vYVvt6jzqlYPI4PNgkFxzXpbEllxzWgxI2642aU9Vh5U&#10;xBdhUp1Pm9ir9aM2wPUDYmt/+l6+4aLOLRld4jOh+5peqgtfyibt3lkWFUGihqR5qksuMV58YV5C&#10;JdK/25aBzUXs2/0gDAvPoL7AX2oOwrk0uOaUyVyq0H4fNNm7CRuy+9pyb0Bc85XuIwmTiSGbtXwB&#10;Ja0RD+PSas6EZF/AgIeCvaXIfevw287W7JiWW46/dPPg2078wzctJbnSkynCq+aw/VRzhr5uka5n&#10;aW3VIK3b3WLY0kGnNUE3nsIP/A4P04UVKemjaw+z13KuTyQdrTacP53ljDoZnE93hWQu59NccY00&#10;bziiLfU245qz2v0nU/isXiYPv3A2xD/gWz2MQldmoP//mrLLaNfoCt/P+eYTfSdXDPOpVbtmplym&#10;C5OFHvz+M4g/aAaYVi9nRLxSyzOLZNWZ8r6/LXYP/whw/dE0hxAusXl1Tss4vRB/l/jouio0vVXO&#10;Ft8sQ7SUizPUUjlPqlaP9ffWlPddZnr+KuA9eu6/Cs6CxN7PWvg5vieOPRLZp/s83G++0DZ7KjP0&#10;3N0ekUsZbjnCwM72iMG+I8X9rhNS1ViYzQDDsrCOM6Gg764axqOTWpagZnGNTMqxN6PPud0jqOWb&#10;nAnhB7TSoMyU8awqMzDxq0Le02TQq1RxNhTtHTbB73BcSF0nS2UJ5RFP6xJjaYUfzD0ekUKrS+xZ&#10;lxoSdeay6K9XwvOxEaFmHoll4NtZXrLjo2qLXDrAtx58ILsswfbHkwprnBKCaNFCk+zkbEjlu1ok&#10;rN/VknFBRp+lwUPtsoFv238AV5b7LgY2Gv7hbEj9e5or4tS75ceMPke7RUBw6XAV37R94GZ4+D59&#10;yxEiUixx3ZVJRzL4DNs8fHNn8y2bB23QI8kp3QeI1C/rM97/41nd5CrGYHV7bLOSwxNE8jTY4OEo&#10;3cMR+m+g5ltcBp6lxUeQIMqEFlsttPi4mJFQsiKKbuLoEETB6XGDRziaynIfnI8tgzPIqUMQRaNL&#10;WxinLeU8KLMtfoIjYaIhpinNO0GUCG26LmJXLXHn5pfroAxbuPgHIepYj3tmcpoRxDRd1MO+6qKM&#10;ghqyjlUW+jxfdktDVz9lGYz+EHXMZLA7gnhJC+/AiHUEmatzceSPdOmx7JeG2BV8YDFSqw1Rz7DM&#10;pEwQZcqsfrAwldcS+ua5NBwp611D50EPWQa3M0QdMgPxHE5boowZlomW7nqpSpzja4I61yNXgcl1&#10;53g5DK7t4feErEftYoxwyhJlzrBcKWgZokcsUqsUJL4wBoEUqco6Arbxa1QhI4sDW23xDJ8Ia80u&#10;cvktsZxfGOY4QZQozX2l63i1TEB3AtbTIOKC5a3Gydrg9cRhIIowLC+zzxjOVSBa5CPt+CIwuQlO&#10;YyKDdHPF47weg36fU34Tv/vk8k8Lwz0Voh8byiaBBTj0hCUgX2XIum7i3tUeS8Vh7fhEyYuwRKky&#10;rGWYuz8bzilp6UPDXK8Ux3Yq9YmrLM83nZwl4N+Dkgur7DzQbouvYEvIeqq9onGKVOMyBrfKLTce&#10;si3adhFpoB2ZbXq9dm6BvtoQ167Trt0P04dG2zUBVzePo5gjZWHAWy2K9t151KUSAHRCtD0hzqkE&#10;Dk+1e37D8faAbSwWaefrSTJECmjoPUvG8CUy47T4oLvlmqQB/D2GXAnzIvTlF8vSsK1UBvtQXIHB&#10;IO5OaKGEl2kv70/tnqe67gov9xb0XfeUSK1l+qV9F5EmOnpXz6Yklos5nK/UpR6R7PU9/HaT+p6J&#10;0I8ZFtus46UwyCss0tWmPOparLZi9V1GnL+ssiurIPqQ7l4RfZGPzvSFmCWWlDmSCJFCeloi5ycS&#10;mKj5uxnHXGayD//3WSSua7qeN2Q/bJ4qK7M+wOcND3U7H18kvIi7+L9K2JK45RODS8JOJAt44sOs&#10;3Ewonwq/RKNCnyBSQlNKbzWJFYGbA/OA4brT2jx/qJ13P843I+jVLllShFVmdWA74zI2Ey+pSTuu&#10;1/3Q5p4gfA9VcXcbF4m6HgVNKU8QMdJJFZZpdSHumStXF9q5Ty1099BwbQ4Mb04e/V4VNXhBFqSr&#10;M3nW5boaHDUcf1/UvR3HftLa/AbHb6Is078CkNByuv0WQRSIVuox/3YFzbspPuLj+N0uNotkOQYG&#10;V2WoQy4pa/Lo91BJSFkYvFh2ElyFuFcWZOE3ddlwjyrv+7ShpKulJB+iSDRTIRjOsSA7eUKn9cTi&#10;TzjHwuhcQ+rPNOv1vjz6bLMA6Mza4J+JYxfBuWejuH+hz5dmzINh5Tza+Ii7gkSKaOeomLdPsJn0&#10;DmygWiAVHbZkC8+B6bVb6p4pN5a0ci3P/h7KtJTlsbZti8CsVNllufaWXKPjpT3SdhR/9JGuqkgu&#10;REpoqEPMyzDlXogVkO55cj3PvtqkrI6sDHZc0tU/Fnce90W2atfOE2t5tS6XxnI5uVtokK62k0yI&#10;FNJSl0fqLSWBnYO7TVcYh2bU/52o60qEfh6KS19d6AFui9sK1t0ZtIRT3qddtxR/x2QWXi12VqNB&#10;umLEUiLtdFUDptSKD3KLyQtDeIKMhqh7He75K0L/bFLWyrQPrInTDsVUd5Nh3f5ESluu/RSO79Xu&#10;HTH4GCqzi26SBJFRRuaaRBzTjoWOFQcmWB+xL8czZf2OL8CLpO0yxBdBFmXZftOUpVaYLSzS9FxP&#10;OO2JDDOsBRb7qptRFOl59sVmd9mS1sH7Pi6r9gBtVRgseZ9Kx1Dt+jlSwhKS2GZOeyLDDKvXZEMF&#10;yUvRxdkC9ueGgQdsT+PA1VoSS3Qn3O5qQ5uHLQxO6rUmKF0RJcCw7mBeLzCck0bVewvUny2WeFkz&#10;0jZwPcXsqNgJVMWNLvquds1D/F2Oaz7llCcyzrBeiVhiOH9CXDOzAP2xCS69aRu4s3HEu4rYh3cN&#10;fTgozv+Lv2PcGSRKgFnN8wuFpMVvf6tA/TIF67yapoFrS5OyzaDbmsQuyDwRouZHTnki4wxrp5jj&#10;FzyuU7ZWrQXql23zbUVaBs7EUS8VuU8fGvp0UvxfyylPZJxhyQxUF32ufavAfTubyjDKSC7xOI2p&#10;rGEwago3M8rpTmScWVXoH+OU9e9jSw6H2Wns2ESaJBiDq9BlTnki4wxrgTanl6Ssf9WWPIZbit2x&#10;U1nIoOH6SYn+neOUJzLOsPryyS1Y4D7uTpV/oZuLzKJcW5XSAdwF156POOWJjDOsC0FjvRWxjyst&#10;m3FvFqtD3YbO3OB0IojEac+1d9qbT2jjAvfzqoFH9BSrM6YQyL9wOhEEAR6xPRU2WR7LwRV8TQRB&#10;gE8stiwLmwvdka2GTpznKyIIQuMVJpusbYXuxKmid4IgiCwwrN6kYuQF7UA1jMD0Tizm6yEIQuMX&#10;zQZe8aJgERxE7OhX4l7x1RAEYeEZpt3CDYVqvJ+7gwRBhOAZOww840ChGh81NN7F10IQhIVndFhc&#10;+CqTbrjFsh5t4GshCMLCN2YURe9tCYE6zFdCEIQP7xgqdAh1t9FBQ6Pf83UQBOHDO7YZeMffSTf6&#10;ILMpqQmCKCbDajfwjseJ6bGciudbGqzm6yAIwod/VELRXphQ6tRfEQQRkYcMFSx6g1PxHkNjO/ga&#10;CIIIyEO+L1jATzexBO2vCIKIwEM6ChJDDwHDTOFkaH9FEERQPjKjIHzEDXvM6KIEQSS0UuuIu5Ft&#10;RfMFIgiilBiWyRf527gb2VNwK1WCIJJiGkvjEDicOurzuGeTgZcMxP2ApvjtK4s02BeYuZkgItGQ&#10;S79jMdTz1E3qGvKetsTjvFuyO88uwkCrjLezOO0IIi8aWi5oeKZ27guvlRM23/oQIn0u6mgM2f4M&#10;U1boOB/QZOH+oEiD/RHan8upRxB50VCNoOPt4vg8cfy+U26ijLjSmFOeiPPXnFKH/5fn0YfxxBJT&#10;OBV1piXhhNPuPbQ/j1OPIPKmo5mgo4fiWJ0lw42pvIt73Nh4V/Jofzgxm05LhpwDEet0RcuTIe+R&#10;KYPIsAgiGg2uAy0tEMdUcuRlTmnViquof0fGsHL+/9wpU3m0bYpA2hvXg+2O2/8HImUu5D1jZFgE&#10;EYnuPtN+uym4bhmWawtCLi/7QvbD5Je8J66HPBVnAHltDV0b8J6vtfbrOf0IIhTd/aszFqx0XlG+&#10;O/+vdcph/N/klIVOmYNlZA2yZtXgt6v3ehhWr+xc+4GBp5yJ60FvxJnhGQ+s6mkKcP1Cre17nH4E&#10;EZje3LAu10E7Swzn3Z3BvRoTcxXs+0PotNwyGKJPrYb7R+J6YJPvz4yIdY4FjensXPNca/stTkOC&#10;CERnFRrtnEWewFrtuqMag5sKyaxC7fLZfJPjeOAGU7aLEPf/ZDn+B+r62ud+Pc31Zk5DgghFw0Me&#10;TGYSS7px7PhJcwPXnGEBNruWwn7rbSje3bLRKedw7Wge/RqP3bbTXfrlK7opGw7LOZUN9rLH/Xr8&#10;+OWcfgSRFx2/Z0nP51XugJkt9am7Ks8+3Y7de8Zig3U2wH0/e0ljQo814nO/Wy5yyhFELIyr19Vj&#10;OeWYaz/l7hA65S6Y2YRmHOoq1Ffjf1dhXxdzX87EbotlcVQc9LlHN0CrtVx3XxquieNfiXt/4zQj&#10;iFgYhKt4vxnguippNoRdQ0WPriqnJqb+HDDwli1RKzWFNP3V554B7fp2jyVjTjpPaszqI04zgoiN&#10;YU2ZBASc64KUdc9wzk2e/K5ughDVFtK5/5fYQ65bYtds87lnnibu3cFx12lyM5wm6yGWTjsya8xq&#10;EacYQcTKsJQOq0Yc+xKK91doVZO2psT/lzVe4Oq49kE5X43r6oNk0rLE2BuI+pAmo9FNAe/9XK5N&#10;fRR80nRhHDsUN7HOvoA1tGsX8hZsOFpgzFbFqUgQgeixS5ofQIDQ6bBVu6dRueqIY65e+5EPPV8M&#10;0B+TuulUURVjwmAtyfIEysOvOS0JwkqL1YYIDRexVJwAI3It2D+EJKVWPjmT7kssI000eSQEA40v&#10;baBl63FViPsbDSLkCBjZFQ8mdA9cPKwB2++cmgRhpce7FubjGpj+pdFSJc6NyN+Ge7fnkxzVkidi&#10;JOoDjkR1y3GuP2Hz/zNYsauyV1tHz4TuyzVi2wmJSrcZaeWUJAhPWvzBFQS0Y/MM9LfeIAl1W+pT&#10;9zSCRt8K2JeWJBiWyRp1fsg6ZtoiLIDjP4VtyH2tnZs+9VboERMJgvCkGcWc6jQ6koLJV5al5IR2&#10;fK+4Z24efTEFBh2P+oC5qAxL6LLWGI6fk9IXpCfZ1iNOM4KIlWnl4PC8QO7mwYew2nLPHdxXhd9H&#10;/cyW8mRYuTgeLhfEEDQAZz9nOP627gSNXUC5VHzIaUYQseqxdL2yq2I5DH/BRYiQslytYLACGsL/&#10;/xP3/hihH9UFYVgR6jprOLYA9e43nPs36PKQIIjAdHgBEtMJDx2yKlcM98YWDibtDKvJcEztIl63&#10;3LM3n3g7BEFY6XC1pGNIU9csDOsrKXBo5+pi6Et6GZaPWHjT45rvRPsbOeUIIhLNLdRjuYtz72q2&#10;k1XaSiiXT0jkkmFYaMMVS//1uWZrFB0aQRDTtDQLdLTL45oaGZAPSSkU/T2NsS+ZZFgTAQ3NlK/h&#10;v5x2BJE3vdWF1UFB6Z6z2WOVG8PqC3Htz7bY1IRxvBbD8K+mgG12Yidpe5APUQmM8ZdwD7uL8Cuz&#10;MtDnqZAMq0m3gC9bhpVHn1wbkLEUToJWOGj/6IaQTUmfuoVz+V9Bkn7E0Ga9Nme+LAOm9UcYP7oU&#10;9Hc8j9Rcz+PerU+CYT2Lww4rgQG/HFtq6/j61KRtE7cHuGc5nE3nJdSnWs0fc2eBxkKOw7IivhN3&#10;U2cNwiQdgcFkdUJtfYjnHkF47wvwl/0ihQyrJY97bvqFS87j3ei85UXUSkfisHRPaNCPpHAinFaK&#10;SRmY0HCdq/jcpY2rGx9sTgJ9krs+nQVccuTySWMeoO5ZWOY2imNVSIywHmqDw1iiTYLQ9PBF6yP2&#10;YTkicW5HW/d0tzJItO5m0dslIkW2xlyfydJ9tGQZVkpfqgr7+o84thSM7BiisZ6DZfEBzbblXlSp&#10;EdvS/XJyCefzXNCMvhH7UCXa25eQ1HRLLHUfIjPMQZHU87SMlQanXN0vdlGe7Vci1ttfYFb9+N0l&#10;Ev4+T6NklTJamZ+E8/PVOJOolsFL2IcxOqwdV75YJ6UeyQ0DLcb1sxjafyX+toFhVRRgDN4S7f2M&#10;dFADkPQmsVRaHLENGdLkHXH8mG1JLt6NW67FNNYHYSdYi2PvizbWkCK8l6VJMKwzUeJhleFLUCGl&#10;D2jHVcqyfu34T+KLXB1D+59peeUqBcN6IiSE9+LSm0Gy+ARL3EFLnLMpMKoDCJNdE7HND02Skojp&#10;NKXvZoFx5kzvIQaC+wTHepWuEFEQ1C5tN+bGQZSd5R4OyRIPK3IAv1Oxp+IpD4Z1EcTpMosekZij&#10;H1/kLmz/j5kksgjtXxbLyyYcOymSZg5r+py+GNpchF2yQZQRwTTWIgdlRczj3GVyERHj/NDnnjik&#10;2QrhCOy6kP0uJOmn4kN0H8z6hFaOJbXZkhFaMUUcHYpa6UC+Md3LaODdidvupiQz6EnOgaAVIxvA&#10;l3lMu25tDP34VNR3Hcxp0iDpXAFj6UlipxW7cW5bFwo02WsNH4xHkKjWi9BFHbpEFLCtRty7EYzp&#10;CEIDT8H+6iTMWXrRXgfyDbTj/wpSiXFcTTHdD0StdHfYrDlluA6/A8YwKXbH/qctVfplVApYDj+P&#10;i7DhH/YIpReMcT8ITEk8JwqkwxrzU7iDoDug82mKyLBqsEP4hUgdNx1twF2C4p73gvqkor57mknI&#10;BJhVn2GXsh7P0g3JWoZwuc98A8YxNmXN2RO10m/D5iXkkvD1cDnCsHC/OLYLE7spYptzUM8RS1TX&#10;E3EuO336UiuT4DplHbb2lR3UiCVO/88RGNYySIzDgjk/0k1EtFDAGwO00Yh21qi6ROzzffggDCPS&#10;wWGEC16P/ujOwqcpab02vqa8hN8nIbYxzEtAhoVQHp0WhlWBr/6H8mudR5tfehn0CYY1aDlfDf+y&#10;Oh/bsSVYdn6H59kLaeIwJMr7GjN6BLONo4LI/4DC+Qv8vw/3Hw6Tsk0yLMuH4bIPM90YYbx/EvWs&#10;wzG1kdEFaXeRuOZuUsaqGaeVRDI/dxoqPcvh9mVYd6DnOI0lyx9yjY4lhMxSMhlWygjQlyYsUy6i&#10;jVto8yiWSqasRFM4X2sh+N+gt1G6m33Qha3DEk+ZDtxLeJzXK6W2hWGdMNxTExPDqsHyUC05r2Dc&#10;JjF2nZo+8XNShnEcz8S+oefaXMVuK1HaL0HaPP2kJBZBSGdB1E/BzKS1+z8BiaUOxqirsVzZCHun&#10;/dh5Gjcwouc4fhLSzF/Qc/Xjr2JkagfrvTyf/6wt3VrMTrOfSFMNcXxA7JIqie85QnFLg9bNEdtX&#10;7+0y3oO+/FQxz0e5FLSOoSmF4MqolTYYKp3gcL82Tu1aGm/dDmuvWB4cFUsJaU/UEaCdHktkyClI&#10;UEc0y+t3ChWpQVsGvS/0RhthiT6F3cuWGNr6XSw7P4MOS8+6NI6PQ6dYgqtzn0Zsv0Uk8e3EMvmg&#10;QUdHEyD7GJoycs2Oo+IXhopncMBfEsBGzb1m3KQvEkvFcamEFdFUnwf9EkOXtBPLs/VgFBUh+u1K&#10;BAtjHosazWD0Aoj5ISS2MW3XbFHE9g4rQ0Mw8X58FJTLzmnLfbEl3BU2WAeEZP0cOqwfyiFKRYSx&#10;qzXxlbgqv0H3nNfGZBBfd+nsukwwJhvD2i/8zZTl80vH5xj6VGVaduH4agRAlNv+g3HFbsKO2pTQ&#10;lW2WOSM1pu7qfz6M2J5iTH8a3os1xIspUW+EPixXltnQ4am6l+Kj0okP2u/CqPYzLhGnQzElo2qy&#10;WLtvKPMBf19YMx9Wyy7BmI5o1+/Xdg9PCGV7LFEcIW0ovclB6KseiaXTv8LqXTpcL4xpTHogbdRq&#10;xzdqESlmRmynxpShGOeU0epBH4Y1ELEPdZgDn+Cdn/PJPiPLSTKsNz4wjMuZuCo3GY/2cNBfLsV6&#10;tGP7LAzroCQU7BLKZdK8GPrzrrY07cLXvkpbxuoMa1EMbS+DvqxCO94smObPMY17ly36hGBYAz4M&#10;62CI9ubi/Z2AhDqpuTrt17boF4CpVhkk3ao3CHcstsRuNCoq3xq7CX3pvgglSR3Vjv8rlyKam0gO&#10;xodxKKMfem2MaEHTpuIKNQ29zRj0VvvAKGtFLK7PYxzjvbYlhGBYvxnOVUpJL4/n+wHLu7W6sa/N&#10;LoywjucOA0/pjatyky3WeQ77K1/gCo1gjmmEotxwdiGkjHLl6RPB36YQXrkuQl8Om7b7xfn2OCMW&#10;aHXP0XRkI3ju9TG2USVsoPo8GNZGJVGKc4ulr2XMz64Y1hQpIpT6Iv6gCpZAWw847NPjsxzSxWmx&#10;XDgozq+W3uggqm+Eu0eLFrHyKb7ky/Poy3dehAOreNXOuwmMRaMW4XQ0zhDJov93LMatyhh3OX6/&#10;DcPZk0L6fKnTS4hhPSVFBBovk0lDc5wNPE7EZqJ0XsB72th8Z9G5rLPc/7a26zgFaeWbkP1YI79Y&#10;MHvYKeJUPc9HjxOyD7MMZgzzYmKG970is0Lxf9kglR1MUvEt3vFDUoPvWM0w8JJncTdyPnar1NJ7&#10;EYeFMnaeRmhK8nrb4/4K7D7VROhDtWBKo1AUHxaRG/qws7UuzoQChn4s0iSaH2Oo8zSMc+fmcW+F&#10;Zti7NubnXWPzYSReG6s2Ay+5GncjewyNdHP4XxmjZWBM6yxLmScFCu+idqzmFHk82uMy1ITt2vYo&#10;u2yCqVxM4FlXFyoiRgnQiSmgwkDcjWzjTmGwL7nHuYUF6kOTVxryAo/Hekh8q5Ma15BS1r4kEnEI&#10;27D1KRn3udicmJVCGuk38JJv427EFH/5RooG4fobRFqZeGWZPOf2lPRjpvJbTek4XTLwko64G6m1&#10;+BQ2xNzOjz7nO7HDsAaOtXOFweRmsgeCH4jpsC3vpLBvMwrBR7w4Y1fMbdzVjS6181c8XB6ecLoS&#10;ZFjTdmqVKexbR8FWahbF+46Y21Ahbhst50d9/LR6OGWJMmZW1WmOWeeGQDbQbH9SjW2JPY/Y6238&#10;4JXi3JAS/I7KjKK2rTltiTJmWM2gi60p7d9QwYQMi8X747jjVZsy+opzMqJnvXauLkmDSILIAMNS&#10;fpZzteOzQtazEBm862LsW6VYrsrSkuSAPEhawy/SfT+ynL9vcy2BYWS8Zv4EkR2GNWqIc6/C+zQF&#10;rGOORt/vxdS3dovAU5nkgAzGkZrHjV/u5R7hBmZD3V9bzrtuLJMeDO0+MrN0choTZcKslP7qpmHF&#10;Mql91K94SV2am1gujjDbFlvOv5MelFj0WGK3b57HNSrtd7XhXIXNQhaJRHMM90GUGcNScebXiGMq&#10;P+I1cUxtbN33qGuWRuOTMfRvqODeMmJQZHkR1o4CbiyvDKThmiqvbDKIkpBT0QAQllZfI1PCIsqF&#10;YQ3rQoBwyv/IIAjkfOrTHfon840WC/urZwbesbhQ6+TI9lgiX56XQ/BGLz0ZxNtJTRmvImnO5DQm&#10;yohhPdJ2z98SoZvnGCQs30i3WrbsvFOkWeyvJgpiK2bxBfolxP2N2DGoF/GfFkAMrdSunYv4SlPY&#10;BazVl4haVAC3/MHpS5QZs5rjYZs4pTEsGYvKlHD2U+33PUTEHQWz259H/3YUzRdZi++kyu2QYqtX&#10;uYeEmB/6XDcJZvXcFIeKIMqIYSn7xQGDwlzS1TXBxNTxWlHPXmkDqUyFYujf1aIlssFuRF7rUYPh&#10;p/4lGIVCvl+LXxSmPMduZi2nMlEmDGtUuuMgHPQdDxppEXkGRnFPja6igYnRrYh9a7bovWcUcoBM&#10;qb+2BbjvifT9w85BC74Kt7RrR7T44Cr07kfI0HIa+e6uW9Kz59LiQU8QCdJirWQ84vg+kX8yp6WV&#10;q0QYIhmW+2vdIBu0tS5i/3oNdDlU6EHamk9iCgzMI13RLhIE9CLJ4l21xJN6LTCl5z76sVYo9J+K&#10;lFfVnNpEiTIstTG1Uzs+LphTDeLdb5WMTRMKcgaj00ndoySP/p3NR7iJe5DetISJaPO5r9Xj3E9a&#10;XUcM17wbJhQtdjmU/cdSTm+iBBnWiMGcocaU7g15An4Xv5drNCeZWVPUZB0QRF4kmnAiRGfOR9kt&#10;NDzYWJBQMW74GZUySxwbQiYaL+tduusQpcas6kw2VWLFctGgkmnWji0VjOuiOP61LQhBiP5tTzx+&#10;e4jOdMcR28YiMg753PMaUxMpoO4j6cI8TmmixBnWj6ZwMkKhLs0ZlLH2b1DIP1SMTuzef6pJbu1a&#10;vXNBZ40B+3c1NSGgPJaFq0LWo1un78TfHzzu2WzKvadlG1ZKxmsIQTOHU5woMYalTHo+M6hX6vH/&#10;HBEwQJab4nq1ulmgCQWNsJc8KnTCgXwL3axalh3KN4s5YKeiBuQSX4npARO2JF6+hictx6ssiRpz&#10;caVmJ4gUMKvNJlsqDx2XLD8bVizTfrvQ/T4VOuPQ/n/OdbsN954p9qB9bDG5rw1RR61BJ7U0bHoo&#10;xPC56GOjVcepTpQIw3pis1bXrnN3CS+ALk/ryzlh3nBPHPsGK5X1Gv38GbBv1RahYUuxB63BkhV6&#10;S8h6Pje45fyj67Ig3lbg/5nIB3czoEHpWk5zokSYlfQ2qYhYlxIOftKksm78vwQ+iUtC1GkSZJ6l&#10;Ilu8RfS7FEO9LpdepB27I6zZbYzpFix06zm1iRJlWP+DYr0yhrpcRXqfJpHlomxaWTbS+tMyeG02&#10;8/+I9bYYjtncdUYQ0bCC05kgQtHZEYNqJW/JDa44ps24FWl6aJNN1u4861puM2/QFPQv9V6UpAgi&#10;Eu26urBPxG93R3As5hXX1VSlHXNtKwydfJCPg6O2q3FFO9eotUFbK4KIRrvKpGEhfk8G9SQx1FVr&#10;yfvQm7aHtnW0O4+6JMPaZThfLWK+53TjNoIgQtGbtFtUUR8+zLOuLXEJLoV48O/zjZOl1SO9yxd5&#10;XPeFuO4tTj2CyItuTdnUF+RZ19XMREzxULZ9ELKepiAGcbj2qzRnuiWIjElYr9hjhaynM4nNt6Qf&#10;/lAcsW9gmjAW8Np9ulc6QRCBaW08Dkt0597jBto/nvaHt5k4tOVRV1OIa3/n1COI0DRWKWwXo9hd&#10;tVpWVyuzMAhnMsdpCaJ8mVZFDHUciiNfabEGYENcUhZBEKmnd5t09XGWxMwRSlkEURYMyyRdjabK&#10;UDTAQ3xMKYsgyla62pLFhzmfung4BEHESeNDpsAHmZKuxMPY7DI6+aoJIvPMapWFvj/I8kOZpKzb&#10;meTABEEouq6EJFUa0lUAKWsTXztBZJauN5WcdCUe7oxlF2E2Xz1BZI6eZ1isAIZLYuXksdbdzddP&#10;EJmj518s9LyqlB5y0BLjuYVTgCAyQ8ctlhwOh0rtQRsM+QdLR4wkiPJgWGcs8a7eLMWH7aECniAy&#10;S782l7veUn1g21boBBXwBJH6FdK4JVZ7dSk/eLvFlH8PpwVBpJZufy1bI3CLsyQt4AkinfTaYREy&#10;jpfLAMy3JKwYDZPiniCIxGm11mJz5e4UNpfTQHxgkbL6OU0IIjV02m+h0w3lOBhDJWveTxDZp0+b&#10;wfeZch2Q2RbbrJFU5jEjiPJaCl612FzNL+eBsQX6G+S0IYii0eWAhS63cHDeeONvGpQSRGro0WYg&#10;eopeKf+Jn6MWX8MVnEIEUTBabLX4CrpLwQaO0H8D1WXh6uMcKIIoCA3awsZkJwNOgQfsgGWw/qYo&#10;ShCJ09+ghf4OcHTsS8PblkH7liNEEInR3jYL3Y3QmNt74FZa3ACykfaaILJHc20eNNfOEfIfwB4P&#10;fRajOhBEfLTW4KG36uUIBR9Im0vAcEmHsyCIwtFYtSUgXw76ZOqNQwxmJew+qIQniGRozGb/OES9&#10;Vf7i6qhlUHdwhAgib9raTrVLMgPbavE3dMtWjhBBhKapbgs9uQajbRyh6ANsi1L6gkH/CCI0LT1j&#10;AM3kB3qrZZCf0dyBIALRUJvF7YY7ggkN+A7LYL+gzyFB5M2sfuEIJTfwtrAXD5iUlSCMNNPioQem&#10;+ULCg++aOxz3cCNo5igRxDS9vOlhGDpEm8bCvATX5/C85SWMlnVERIL4j07me/jmXmJU38K+jBk+&#10;TIuSFlHukpUXs2LIpiIxrRsey0PqtIhypIsWj2XgDTKr9Iq9D7h7SJQZPbR5KNipLskA03pBOy2i&#10;jJjVYzKr7DCtGx7GpbTiJUp5/rd7MKsbZFbpfGleinhX0urhKBElOO+7PZgVFewZZlqM8kCU2nzf&#10;7jHXyawy8hJrPWJpqXhaNJgjsjzHqz3iWSmjUNpZZeiFVnq48ajIpYz7Q2Rxbjd4RApV7jb8IGf0&#10;5e7weLFusLIOjhKRofnc5rEj/tKRmb6B2X/JWz2ygjCFGJGVedzrM48ZIqaEXnY7DEltL/sUl4hE&#10;SufuDI8kpypSaBdHqvRefCuWgV5LRIaIJdI2Z2/7zFl6c5TwBJjtlLMeE8A1Mv2YI0WkYK5u8FkV&#10;DHFVUB4TodIj76Eqg0x1RBRpftYGmJ8HOD/Lb2J0eQTkz0EUX8WRIgo4J1c55aoPs+rlTmD5TpCV&#10;HqE4VOnn14xIgVTlztN2jhYni7sLc8hnsozSgZpIaP51BPhocglIvDZxejycSFXZQ0UnEdN8cy3W&#10;f/WxrXrATSDCaxLN90hyoYobIG0TR4uIMM82+JjYKNtAOi8TgSbUxz5bysofkWGYiTDzqsXHD1BJ&#10;Vd1UrBNhJ5efzZay29rNZSLhM5dmwM/PT+VwhglUiKiTbVMAaWsU1/GrSMi5U4l54adUdxnZBo4Y&#10;EdfEmx9gJ1EFTVvFESNgU3UpwJw5TqmKSGoSdkCaygUQ7Vs5YmU5R1p9AkiqcpWmMkQhJmQ1TCAe&#10;BPx60qG6fBjVIR8zBaVU38Yge0ShJ2gDFO45Mi4yqgCMKofr5nPUiKxM2CHGLiqZ996JD1GQ9z5M&#10;3SaRtgm8IqCSVTlWdzNRQObecS12/W4EfM/ufPiAu8dE2r+85wNO6AdYVtIANd3vtBnv6QEZFVGq&#10;k7w9hMSVA5PbQifX1Ly/ang8nA247FP2eFvIqIgsT/yOAO4Yuq9iP3UeRXtfK+GUPB7inQ3TcJgo&#10;NUJoC6GcV+UGXDq4w5jsu1mMLMpXQ7wbtfu7kiNIlLo+ZHsIfYgqZ2G/s5ijGNt72Bpyyaf0jtv5&#10;HohyI5haGKCeD8m41C7jDoR55k5jsPGegeX5jpC6RWmZ3svxJkhM/28SsTuAN7+pvIAO5Vso+mlB&#10;/ca043E7pNJTPvH7vaJx9OP9UD9FEBqRNWBn6lQexCU9/4chSXSWi0QgJKjvYaA7EWEMh2Enx7BB&#10;BBGQAN8E0ZyPQHhyOXMA9a3IeiRLMKc27Mz1Y4xexDBGrk7rTc4+gojOvLZCcngWAwNTyuOz2MLf&#10;grC9bWmRyKDja4UB5hYouodDmhv4LaWHsGRkeBeCSIiQq0HE/TESrykF+ggYxCCY2jZINF2I9dSC&#10;OGHz/Yxd0Wd1bQvu70J922C6cQD2ajfQ/osEnmsCz7OBynOCKA4Da4EEcigPU4lSL64+728shRdT&#10;cU4Q6WNgzWBg/di+f1FGDOoGnrsHjJw7pgSRMQZWK7b390BB/TjjjOkZlOQDMOfo4I4eQZQ2I5sP&#10;s4etsAE7BQklTRLZCPRae2C02UUFOUEQOjNrgPlDJxTj27HUOgUGchvMZDzEjtwo7hnB7uQQFO17&#10;YDvVDYa0ktISQRAEQRAEQRAEQRAEQRAEQRAEQRAEQRAEkSH8H6geSZlLTZbIAAAAAElFTkSuQmCC&#10;UEsDBBQAAAAIAIdO4kCjtwNtrkMAAKlDAAAUAAAAZHJzL21lZGlhL2ltYWdlMS5wbmcBqUNWvIlQ&#10;TkcNChoKAAAADUlIRFIAAADdAAABnggGAAAAEH8EbAAAAAlwSFlzAAAh1QAAIdUBBJy0nQAAIABJ&#10;REFUeJzs3Xd0VVXaP/Bn733O7S2994SeECB0xAREimVUBMWCOljHsf9eHR3HhBmdd5RRVBTFjoAl&#10;CCoIUr2hhXYpgRtaIKGE9H7raXv//gB9HQcVLIRL9mct1nKp59znHvLNPmefXQA4juM4juM4juM4&#10;juM4juM4juM4juM4juM4juM4juM4juM4juM4juM4juM4juM4juM4juM4juM4juM4juM4juM4juM4&#10;juM4juM4juM4juM4juM4juM4juM4juM4juM4juM4juM4juM4juM4juM4juM4juM4juM4juM4juM4&#10;juM4juM4juM4juM4juM4juM4juM4juM4juM4juM4juM4juM4juM4juM4juM4juM4juM4juM4juM4&#10;juM4juM4juM4juM4juM4juM4juM4juM4juM4juM4juM4juM4juM4juM4juM4juM4juM4juM4juM4&#10;juM4juM4juM4juM4juM4juM4juM4juM4juM4juM4juM4juM4juM4juM4juM4juM47rxDxcXFpLOL&#10;4H453NkFcOfGVVbWjyJ086ZNm1I6uxbulxE6uwDu7B05csR+1133TDp5snbCnXdOaweAY51dE3fu&#10;eEsXQhYUF2ceqjhyHRHE1O07d/Uqdrt1nV0Td+546ELI0aoTRoRQuLfDY9q1c8dYv8ud1Nk1ceeO&#10;hy6EJCfHy6JAAggY9nm8fT777JNbqqqqDJ1dF3dueOhCyNCBAxtFUTxMgTKEIGzHDtf1Hy9alN7Z&#10;dXHnhocuhFx++eUn4hKi11GqShgDMGBJe3fsyuevEEILD10IQQipl10+zgkYahhiIIjYXLa3bEiv&#10;Xr3snV0bd/Z46ELMhMsv3x8bF7sOY6wJgoC9Xs+g1atXp3Z2XdzZ46ELMYcPH27p3z/PqWmal1IK&#10;mqYl79i1a3RFRYW+s2vjzg4PXYiZPHmylpacvMNkNB1kjFEA0G/eUnqNc9OmzM6ujTs7PHQhaNKk&#10;SVV9srOLBUFsxxiD1+vP/vCDD6aUlpYaO7s27ufx0IWgrKws6a5p05aEhYdtByBUJ+hNlRVV1y1f&#10;vmooYwx1dn3cT+OhC1Hjx48/OmTI0MWqorQjhDFCKH3Jki9v2rRpU1xn18b9NB66EIUQ0oYPGbLK&#10;FmYvQwLSiEjEuvrGCbNmvVlQWnqC32ZewHjoQlj37t1revbq9Zmmql6CMYgiidy8ufT2qqqtiZ1d&#10;G/fjeOhCWF5ennLFVVeVCKJ4QNM0hjEiQUnqu3btyn782e7CxUMX4gZdfvnx7OycjVRVFQwIIWCO&#10;Q4cODKiuruYDoS9QPHQhrm9srK9Hj27rAKAVIwSiKJDGxsa8qqoqR2fXxp0ZD91FYMSQgp3h4WEH&#10;ACEqCALq6PD0Ll68uGdhYSH/+70A8b+Ui0BGxpimhKTk5QxYUKfTMYRQ2PYt22696qqrrJ1RD2MM&#10;b9myxeZ0Ovkt7hnw0F0E+vRBytVXTlhPKdtHKWV6vV44drTq0rfffj+/M1q7EydOxC756qtHd+/e&#10;Pc7pdPJ1eH6Ah+7iwIYMGXIoL2/AR7IsN+t1OiCYJHzzzeobe/ToEXs+C3Fu2ZL4wEMPTJ03f96U&#10;WbNfv2rZsmV8IPYP8NBdJPr169f28MMPfmo2GbcpsqIajUaho8Mz5qOPPr3UxZh4vurY4nTGbdiw&#10;8RaCcQZBuJ9Op7Ocr88OFTx0FxFN0xqHDB0yNygFmyhlIAiCfc/ePXcdXbQo6XzdZsbGxrbpDYZG&#10;TdNoRES4JS0tLeZ8fG4o4aG7iBQUFKgP3PHAuvi4uGWUarLBYMCBYDB35iuzpk2YMCHsfNTQvXv3&#10;6iFDBr3PGGuqrauLOF5dPQQA+It6LnT93EgTxhiaOXPmqNTUtLL0jCwpOSVDiYlLct//8KN/XL58&#10;+Xl5vtq0aVNK3uCBi1LT04J9+ma/19zcbDsfnxsqeM9SCGCMoQMHDoQHg1qPLdu3h+/cs0cFRmRA&#10;mh9UtZ0Q0qQoSmteXp6KEGJOp3PbJZeOXLpu/UaLzqhLljS526qVK6b075+7BwBcv3e9dru9Fhja&#10;Qxm9ur2tbcAnn3wyxOl0flNQUKD+3p8dCnjoLmDFxcWkz6BB0S+88opty8bNOSeOH7u1ubmpp9Fk&#10;CgiC2GEyG+sNOn2VTq/bpWjagasnTfKmpaXBjh07yKjRo7cerqwcUltbl6gTRaGtrW3wB+/PneJy&#10;uSry8vLaf8+69+3bpyHEvJIkMU2jPV57Y/bN8z6YuxUAftfPDRU8dBcwm80W/diDDz62a8euwUxT&#10;IxiFOIyRUQoENbvDIbVIgW4+r28IIHQFpdQDDJQtm0oJY4ABMR1jkCQQQjDGgBAyuffunbjgk09K&#10;3G63s7GxUc3Pz5cQQuy3rnvy5MnaqMsu66DqUYVRZmisbxj09ddfhwMPHQDw0F2wnE6nYfpzz00s&#10;d5dfiwmOQ4QIBAMFAEAICQwA6fUGWa83UoKRjQhirCxLekmSiKIooKoqMMYIYwwpioIYYwgQxC/8&#10;bNFjHp/v+oH98yqxyfQhAFQBfPesiEpKSnB+fj5FCNFfU39u//717j17vBiBERMcCYT0/vazujoe&#10;uguUHB5OamvqemmUpjAAhBlIRBC2GQyGGp1O1DRKW4P+QECSpAAAIFGn6+b1eoYijGMIISLGGE4P&#10;CUN6vR4QQqCqqqCq6ojPFi4aumDBguMCEXVpmd2qRL0I6ZndUVJSPB48eCBuaWlR3G53tV6v35GV&#10;ldUEAOfcGvbN7X10scnUJEtyJAMwf7n4i5FOp7OkoKDA+9tfrdDCQ3eB0rW0aPEJcU2NjQ0KY0wH&#10;CMljx451Dh06+KuIiAh/dHR0dUdHh+z1ell1dTXRmUy5VceONVYfP9Gr5mS1SVIUg9/rE5uamqMo&#10;ozbdKViv1yOj0ShQSlOppv2ZMir5/QFgmoYPHNiP9u7dA++9975kMZvLTBbrRxOnTCl75i9/OdK3&#10;b1/fudTfu1vvYyaLqUbTaHdVpfrauvqRx48fjweAQ7/TJQsZPHQXqJKSErlvTs7Offv216iqmowQ&#10;0h85ciTmtttubUhPT29KSkoKwvdaoIqKip0NDf4jYNSMjXV1Zm97e5zKWMSbs98Yd+LEiVxFVuIk&#10;WY4gGBNRFJEgCBgTYkYAJkIIqBgDAgpWqxVUVWWKooyoPVnb88Sx6rLhw4Y9DQB7z6X+AQMGeOJi&#10;4iqlwLGRqioJkiRnrHY6ezHGKn6P58hQwl+OX6CmT59Or5w0aXPfnOyPzRZLW5gjTDh85PDYRx99&#10;7Fmn05laWFj4H+/rsrKypOHD+zYM79//mN1oPJSbnb21Z0a/tQ//+ZGXhg4d8lBkdOSzAHBcUVVV&#10;kiTm8/lAkSQkSzKWAgGsBCVMKcVerxerKiUMkEkQ9bFEFEwt9W3+c60fIUSTk5O3B4OyRKkGlGq2&#10;qiNVWeXl5edtSNqFiofuAjZ68OCGO6ZNWxRms31NKQ3qdfqUEyeqr3z++Rl/Gjx4cN8fO66goEDt&#10;06ePd/Dgns033nid+7NPPtmw4IMPvnjk4UdftFotCzSNdmCEgSCMLCYTslttSCcKiDGGEEJI0TRV&#10;VlQvMLZ5+PARC2677cbGX1J///6DDjOmKYxRQAhIa2urvaOjo8tvdsJDdwFDCDFC6Z7rr7t2PiC2&#10;jTEIiqLoqK2tnVpYOP3m9evX9z/bHXtyc3NPZqYmvfXMM8+8ZrPZNsiKHFAUhbW3t4PX6wVGGWia&#10;xiRJCgaD0vbMzIwljzz6yNzXX535SVZWVse51F1VVWX429//NmDevPe7axolBGNgDDRKmbetre1X&#10;9Ypy3HnhdDoNTzzxxB+Sk1N2paSkSYmJyWpERFRL//55nyxbtiyFMXbWvzxdLpf41DPPjI5PSt4Q&#10;FRXTFBMTp0RHx6qRkdGqPczRGhEVuf2uP//56v3790e4XC7TL6n3ueeei4mOjf231WbbEB+f6E1L&#10;SVciIqJOXHvttVfyBZO4kLFhw4awG2+88a6kpKTKlJQ0OTk5VQ0Pj2wcMmTYv9evXx93Lj/MbneD&#10;ZeZrr/Xv0ydndlhYRI3d7mi22ewN6ZmZ8/7+z38OPnLkyK/aequ4uFj3+uuvZ+bnj74hLi5hR1RU&#10;zMns7L5z5syZE/lrznux4L91QsiWLVsSX3rppevWr19/nyjqMwVBwD6fryo3N3fxE08888ro0cNO&#10;nu25GGN469at/T7/fEnv7du3EQDE7n/ozxXhNtvW32qM5M6dO6MOHjw8QpL81oyM7gdHjBiyrav3&#10;XHIhaP369VHXXXfd03Fx8TtSU9Ol5ORULTIy+mR+fv4Tq1evzua7snLcbw85nU7H5Mk3PpKQkFSW&#10;np7pT0lJVyKjoltycnNmLCguznX9yttDjuN+gDGGXC5X5C233DI5JSWtLCMjy5ORmanExsfVpaSl&#10;bXz0fx6d5Ha7LbzT4sLER6SEoNPPRU0u18FvsrI+88ybN/f2YFAeb7XaIvx+n2X+/I8e9AfktBsm&#10;3v4eADTDLxg7yf1++G/CEOd0OoWamprRL74488qmpsbxRCTJlFLqD8oH0lLSF/71ySdXSpJv1+TJ&#10;k7XOrpXjLhqMMbxy5cq0q676w4z4hPgdqelpgfSsbnJcQlJjTu6Al5csWdKbMcbvajjut1RcXEy2&#10;bt0aMXXq1BsSExPL0tLTPVndeyjxSSmN/QcOfn3OnPd7ON1uvhwex/3W3G53+NNPP315RkbG6tTU&#10;VG96RqYSk5BYnZSaseKhRx+d6na7dZ1dY1fHbzkuMn369GkpLS3dEBkbqXtj1htur9c3WYdJjCwF&#10;wj759FM9QsRQVla24Fznx3Ec9zMYY+iLL77oNXbs2Bfj4+O3JyYmBhMTk4Px8Unbb7vtjzfv3Lkz&#10;hb9S4LjfWHFxMXG5XPZ77rlnWkpKiislJa0tMTE5EBsbX3XJJfkPL1m5sofb7Q4H3ot9XvGL3QW4&#10;3e7wefPm9Viy5KsnO9rbhyCEzJKi1BktppNjx4xdMPn66z5ubW318tcKHPcbcjqdho8//viSIUOG&#10;PxIfn1geF5fgi4qJ9UfGxG67pGD088Wff57b2TVy3EVp27ZtsU888dRDKSlp74SHR9ZERsX4w6Oi&#10;T+TmDSpyuVx8zCbH/R4YY8Jnn32Wfu21178bGRlVYrM7jkdGxa5bsOCz9M6urSvgrwy6IISQ6nQ6&#10;j//jH0V/nT9/vmXvXve97e3t0TabXurs2roCHrquAzmdTgIAkJ+fzxBCKgDUMcZwWVnZW4wxU1tb&#10;W3Mn18hxF4/Fy5Z1GzVq1BPxiYnP3HDDDXe6XPviOrsmjruoXX3ttTeazeZ6u93hdTjC90ycOPne&#10;TZtcGfwF+fnHby+7BuT3eCIxxjpBEIyUsu5r167+q9/viXr88cffAICmzi6wK+HrXnYNbPTo0Zus&#10;VusRxkAzGAwCQjimtHTL7W+99e41FRUV52WHVu4UvohNF/HKK694JUnyut170wkRooxGE6KUWo8e&#10;rYqIjY059sc//vHYwoUL+Qzz84C3dF1Enz59vJMnT14ydOjQYkkK1lqtFpqRkU5VVR3w7rvv32Qy&#10;mbp1do0cdzFCK1euTMrPH/1+RERUTXZ2X0+3bj3kyMjoxssuu/yvLpeLLwbLcb81xhhZvHhxz27d&#10;en4YGRHVkZXVXUlISFIiI6Mrb5469Y9uPrv8d8dvL7sYhJCWnJx8+M4775hjNpl3SpKkWi0WZDQa&#10;E5Yt//reWW++eQ1fsPb3xUPXBeXl5SkDBw7ccc99970rK+oWXyCgmK02YtDr+y5etHhq5cmT45Yv&#10;5z2avxceui6qoKAgOHTooIXX3zjpQ0lVXH4pELDabAQARr726qx7t2z/aNiBAwesnV3nxYi/HO/C&#10;CgoKghs3bvwMMK779KOP/6EpSi+dTqcP+P35c956J4wYDIV1dXVbYmNjz2k9FZfLZaIGg80EIPfu&#10;3buVbxryn3jourgRI0Z4Vq9eXVpz/Pi/vnGWPGUwGHrp9XqToih9X3v51SJVkma5XK7P8/LylLM5&#10;n8vlEjeUbivYsWv7ZLPJdOTWKVNmAoDnd/4aHBd6tu7fH/HEU3+7JTw6dkVMQqKSkpGpRcXFB6Lj&#10;E1a9PmdOwdlsPMkYQ//7wgvjbBGRS0WjuUE0mnYPu6TgivNRP8eFJLfbrZs4efJtjqjow8npGXJ6&#10;t+5adEKiHJec/MG7784tcDqdhp86fsuWLbb0rO5vmm1hktUeoRkttqZLR4259XzVHyp4Rwr3nT59&#10;+sgTr7lmRXafPkt8ft/hYDAYNOh0hKra9f947h9Pbt26s/+ePXvCfux4j8cT6fV5cwnGAsEYzGZL&#10;63V/uHLL+fwOoYCHjvsPgiA0Pf/csy+OufzyvxJC9gYlySfqdIagIg9+adZLs95+94OrysrKzGc6&#10;9ujRWj2l1I4QQowx0Ot0/ri4OD4x9gd4Rwr3H04vw3eytLR03cgRI4KzZr12eWNj450Wi8Usy3Lv&#10;efPn3cOYqjqdzuIfbpNMCEaAEEYIAaUUGAC0trbyZf1+gIeOO6Nhw4a1MMZWRkVFaY8++uj1fq/X&#10;aLM7BE2lAxct/mKq1xeEjQcOLB3Ro8d3PZOCQJmIMcWiCDJTgKqa2Kwo/GfsB/jt5UWMMYYOHjwY&#10;OWfOnP59+/YdNDQ/P9PpdJ51CBBCVGPshM1q2SEFpWBbWxsiCBNVVvOXfPHlXz55882B35+LZ7fb&#10;qSAIsigKgBACSZZ0UmMjf8H+A/y30EWIMYbKy8vNO3bssM6ePXvs519+ca+qqnah+vgah8PxNwBo&#10;+7FjCwsL8dixY/UWi8WgGo2CEAhI//zHs+/dOvX2foFAIImKFBhjoqzI3RZ/tujBq8aPrwCAEwAA&#10;CRkJAYxJK6WMCaIIAX/AJMs0CQCOnp9vHhp46EITcrlcgsFgQAAAer0eAQBUVFTA+PHj6bZt22yb&#10;Nm+asmTJV5e63XvTAaAHxljQG4zRgUDgjHc3jDGhvLwcH285bi9zl40+eLBizOFDFVH1DXVCfUOj&#10;WaVqOALMVFVBjDEEjAlSMGjzer3fnS/GHtNosprLm5uaRwiigDWq2Xbs2jUCADacj4sSKnjoQgxj&#10;DO3evTtzZ9nOq5saW+yKoiCNaSjg88Hu3XvYM0XPaI2NzSavzzMSI9wbGOiBAUEId/To2WsvJCUF&#10;fnjOddu2JT0/Y8Y1S5d+GVVx6LAlGAzmUEZzEEI2QIgiAI1gJFAGlAIlDAEgAfun3DRlfVZeVofT&#10;6RTy8/Nh4cKFcnpqanNDfQPTizoAxvTHqqrSGWMEAGhRUREqKir6jyFhXXGIGA9diJn1zqyEt197&#10;e2LV0aP3I4QjMEIYAABhBBhhptPpNFEUkdViFYPBIFKoyjSVtVLG1vfs2XPNsO+Fzu1262qbm7sX&#10;PvnkqF07dzygaVoCIQRjgjEGjCmlFBirtFise8MjIgRJUXrX1dVnEYwRMKbkjx7dqlfNA1IyHKYT&#10;NTV48PCR2tGTJ9M3b9kKGqMg6gQsqVJGfX3T+HZvu3bDzTfjQ0eOUKNJRxWZEkKAHaqsVCVVrf5s&#10;wYKD06dPp513Zc8fHroQs3nd5j7Hjp+4BQGK+TYeRqORncoHA5PJJDDGWDAY9Pl9/iYGKNi9e49D&#10;w4eNeMHhMO8CONVaHjhwIHzpiqVJH74//55jR6uuBoSiBEEgCCFgjAEhBGVnZ6sDBw3cnNu/71vV&#10;J6qFZctX3dXQ0JgBAERRVfMrM1+5GRNMWtvaohRZJqqiQECSrBrVcDAYBMAIWlpbB48aO+ZVRZKQ&#10;JMkUExS02Ww46A8YKKPMaDIHHeFhXz/zl7/8HQDaO/fqnh98zcMQM2PWrLTXZ858qbGxYRTG2Pzt&#10;i2gAAIQQIIRUo9HYFhMbu8Fud7w3YuTImj9ce61f8/tPDBs2LAAA4HQ6Le/MnffnlcuWXhGUghmA&#10;UBQ+/X7t++cSRZESQmoVRT2OEMMMC4nAIEHTNAQAlBASwBgRjIkIAIARQpQxxBhDp2sBSillABpG&#10;iCUlJjZERkVVHzt+PMnT0REVCAaRFAwyYOz45WMvv+3zhQs3d9JlPa946EKM0+k0dPg6hv7liadG&#10;HT927A69QR+bnZ2t1tTU4KamJvzSSy/tGzJk6NygLO/wieKO779H+1be0KH93G73mxjhHEKICADI&#10;bDKpFrOREkIETDBSFZUJgiDb7XaNUYaPHT8mqhrDDACrqooAQNPpdCoAiAghwBgDIQSJoogQQiDL&#10;MgAAyLLMTgeZ2Ww2Hya4XZEVByHE1N7ejmRZBspo+Y0Tb7zp3XffdJ/Pa9lZeOhClNPpzHx9zpzb&#10;li9fPshkMuWZjEaLz+fHqqLsn3rL7bNuu+3+4gED0jvO1FFx8823Zy9ftXyGpmkjKKV6jDE1WyxB&#10;oJoiKwoAA4owkkRBYAxAVFVVUBTFQYiAAQAURQFRFDeLolhOKUsKD3P4PT6f5PN6uyuKkqWqqoEQ&#10;QtDp500AYABAAUDGBGOMsAinf/Y0VfVmZGa+P//zxdNzUlJaz9f160z8mS5ElZSUVD764IP/TExI&#10;yP9s0eKH2zo8uVGRkeEtLa3dPin+5O6UlOSjsjxoBwC0/PDYRx7584GUzJT3Zs9+AyuKYktOTlbS&#10;09NlgolstVmCgiBIer3B7/V6DIqiWHQ6g37lyhXDCCEGSilWZNk3dNjQDx94/PHPNq9dl5PVPaPZ&#10;bLV61judEyoOHhrX1t4edqiiIj4YCCQLgkBkWWYpycl1GVmZldXV1fHHjh5LlWUZa5qmmkzGPbff&#10;ftui7OTkH313yHEXlLKyMvPM117r3ysnZ0FYVHRb75xcOTYuyRuXmLz9f/7y14kul0s803EHDhyw&#10;Trr11rQrJ07M2rPnYHpVVVXqpk2bUlZv2JC8ct26pI0bN8Y7nVsSN+3cmfJR8eJxkbFxJ/rk9vOn&#10;ZmbJ8ckpO5atXp3NGEOlpaXG4uJiHWOMbNiwIczldidXVBzPuHbipEcdEZFtETGxWlhktHTLbXd8&#10;tO/QoZE33XbbHEdktGS2OzSTzV4/7qqrpv3YAGqOu2AtX75c/8GCBQMSUtM+CY+KCeT0HaA4wiJ9&#10;4ZExawv/+c9eP3P4zz5iPPevf42PiouvTcnIlMOiopXktLS5W7ZU2H7qmDVrNnRLTEnb7oiM0uwR&#10;kUpiWtq2GTNnzoxNSNxpstkVg8Xqj0lMnLdg0aKUc/qyFwE+9vIiMGHCBOm2m27aee/dd81HGO2u&#10;b6jX9HqDQZGVQZ8Xfzb5Z1qSn305XVdfn0EwNmOMiaZpUt7AgeVffz3f+1PHxMaGHY2KjtpNKVUB&#10;APu8vswZL8y4xuPz9aCUBvQ6/dK7pk2bFx8efvJcvy/HnW8/2jK5XC7TLVNvf8gWEXEwLjFZCQuP&#10;1swWh/vNN9/7udbuR1VVVRlyBgx4PSElVe7Wq7dmcYSdfOixx8aezbE33fbHabaw8DZrWLhmC4/Q&#10;LI4w1WC1tSWkpC2dMXNm/umRKl0O70gJIRUVFba6ujqHw+FgmqZRQRDa+/Tp812Lk5eXF3A6nQs2&#10;bNqQ0Nbafr8qqwbGWPySJUsGAcC+X/KZx48fj2prbeuh1+txMBgEnV7XlJebu+dsjh04aEDp6pUr&#10;Gn1+n4Wden9HLRbL7kceeejvf7jiij0IoS45146HLkQwxoR77rnz2sWLv7zFbDaj7Nxcz5Bhwz6b&#10;8eGHXxT06iUbDAak1+tRe3u7//rrr1875423bgaAWE3TzKWlG9MZYxghdM7DrL5ctixB07RMvV6P&#10;2ts6ACPSaLPZfvLW8lu9cnObrTbbHo/X4wCEjACoZcQlI97NHzGiPCsrq8vub85DFyJWrVqlX/L5&#10;0lEBv3+EJEl4XUlJcO0334RRyvLCHGFabm4u69mrBzKZzMjn9TswQSbKABhjWNE0Ac7i2e2HnE6n&#10;8Pa7H+RgQsJ1OgOossIyMzI3Z2RknFVgdLLccdOUG+Z89Mkna5oamhIwQs15Q4d+k5eX5z/nC3AR&#10;4aELEaWlpUySlRpE2Uki4mSKsUXAZLimaUPaO9ph3fp1bGPpRmAUABBQDEgHABQAebO6dav+JaP5&#10;U1NThdqT1TlIpXomq4ARUfv1G+BauHCh+vNHn1rMFgBWMcbIqlWr4gkh/ssuu6zLr5nCey9DxPTp&#10;0/2zXp/1er8B/RczCvsAoMNsNlOz2SyIoigSQnTAQIcx0mGEdACoFSFUabfbtk29+WbXL/nM8vJq&#10;Y2tra5YoiigYDAIAC+j1Qt25zgZACGmlpaUnR48e/V8v6rsiHroQotPpame+8srMCVdOeCgmJmat&#10;z+etUVXVbzQaGSEEGGOIUooMBoOSm5uzatDAwc/cNvX2x0aOHPaLxjTW1lbFNjQ0pOt0OkwpBSKQ&#10;xoSEzF80E2D69Om0K86dOxN+exlCTq/UVetyudpVJP77o/nz4j755OOxbe3tN9qsVotOp4NAIIDy&#10;8vLg0Ucfq4oKi93Y2tqtPi8PndXt4LcYY7ikBPC6ddMHAkAEAgzBoMQcYRG7Ro++rPH3+XZdBw9d&#10;CDrdEbGlsLAQv/b6rLo333yzdevWbXkIYLAgisb169eTLVu3Zt9xyx1jr7tu8grGWO25tDJxcXF5&#10;hIgDMCZjbVa7SVU1UBTVFxkesYUQX8fv+NU47sJXWFiIS0tLjU8XFl6X2aPXl0aLbYfFEdZsdYR7&#10;7I7IiiHDLrnr448/y/u5YVvfN2XKlNvCwiIORERE+ZKT0rQwR5QaGR63+4UXZg3/Pb8Lx4WUlWVl&#10;5kXLlyfedOutE7r36r3EZLNXmqy2Fr3RfDwhMXXTfff9efyRI0fsjLGfHWu5bNmylF69ehVHRcU0&#10;RkXFKFZrWPsll4x+fuNGvl8dx/2X1atX29etW9fvqquuujI2Pv5jo8nSojdY2owm66YJV1/zpMvl&#10;ivy54LlcLnHmzJn9u3Xr8ZLV6qiJiYpdWlj4XO7ZBJb7efyZ7iIzZsyYdgDNUKGHAAAgAElEQVTY&#10;5XQ69wfkgP/jjz52LVu+alCH1zNm9epVlvr6euuzz/3vUsbYlh97zsvLy1MYY7sGDBgAhw4droyM&#10;DK+02+0HeO8jx/085HQ6hXc+mD86N2/QR3qzZZ9gMDb26J09a+3atQlncwLGGOYtHMedI7fbrVu6&#10;dGnChKuvedJgsR7Sm61VV1x1zTSXyxV3Nps9chz3CzDG8MadO+Mn3XTTrWa7Y4febHEVXHb5S4sW&#10;rYjjLdn5xZ/puojTMwxqysrKVsYnJATnz/3wmg0bN45tb23VoqIiXwKA2s6ukeMuWk6nU3j7/Q8n&#10;JKalFeuM5v2jx417cNvevUmdXRfHXdRcLpf4/IuvDolPSflab7bsvu7GG2+vqqr6yT3FOY77lZxO&#10;p+HFV14Zlpia+rU1PKL4jTfeSO3smroC/kzXhRUUFARdLtduu93+7Pz588XtVVVdfq4bx503/NUB&#10;x3Ecx3Ecx3Ecx3Ecx3Ecx3Ecx3Ecx3Ecx3Ecx3Ecx3EcADDGUHFxcZfchRXgLDZ557jfUkVFhX6z&#10;y5WtE4TY1KSMysGD+x34JZtVctzFDAFjp/6c4b8xxnBxcbFuy5YtNpdrX9zu3bsTit1u3Y+d65uN&#10;G7vHp6R8rDebj2b17PWC0+m0/J7FX4j4JNYuijGGd+zYQQAAPB4PAQBBFEUUCARwWFgYeAhBVk1j&#10;Ho8HOXbvBq/Xi4wuF21oaGBer5d6PB6kWq14xozZRkFgEe5Dh3Lq6uqG+bxe/eD+/V9mjO3/4eK0&#10;xcXF4vP/+/zEtta2URjhsKam5oFHamoiAOCstlO+WPDQXSAYY6ioqAgVFRWdcRVlhBDAmbcwRowx&#10;+LHVl08vr4dKSkqw1WpFHo+HyLJMSkpK0to8nmyDXmS1tfXJR6qOJMiSpgsGAqSxoQEopVQQBUoB&#10;wNvRgTw+Hz5SUYH8/gBjjGqCIKiAMEIEiYIgWAkW4v0BX1owKJHVa9bUEkJmwA/C1NraKhw+cjib&#10;MRYOCGGTyaiPjozscpNneeg6mdPpFEAHfYoXFfccOmKEuGLVKkQEhIJBBeRAgCmU0srKCu32abfT&#10;AwcO0JqaepDlANU0DUADBISgiOhoFBsbqyGEVIQQUxlD3/ZSxMfHYyxigVEmqBojAkI6JCABGGT5&#10;/IEcnSAwhlASMBanqZoOE4wxxgCAGCFEI4QAIQQRjLFOJ2BRtDBgQDEhKkOn8o4JFhRZEaSgRDRV&#10;9WGGzthXYDQakVEQbQJDiAEDo8EAdofj/F3sCwQPXSdijKE3P/gg8cN33pm6f/++axkwIzA49RNP&#10;KVDGKMJIFbCg6I0GVSCEaprGBCzIAhEBARCNURAFQnSiThJFIYgI0TRNFTBgplENUU0TNEpFoiOC&#10;DsAACERGGUYImcLDDHqMMRBCEDrVlCLGGDrdOjJBIECIAKqmQjAQBEVWQNM0AACGENJpFEBRVcQY&#10;o5qq+mVJag6PiKh4/InHF95///2+H37fXr16Mb0gKghONdkBf8DU3NQknteLfgHgoetEJSUl5M2X&#10;Xx51uKryOoQgmiBMEMYIYww6kwn0Oh1zOBya2WzWJElC7e3tLChJfgAIIACKABgBzFSqCZRREWGs&#10;04si1QgRKKWgyRpjjAmUMgygYkaZlQHoKaWIalSkjOLTt6YAAEAp/e6fGWNI0zRgjDFKKaOUKgih&#10;IGNMxghrRCCgMUCMMmy12aW0tLT9Fqt12ejLRq3pkZFRCWe4FY6IiKCiTtfGGAMAQEG/P2Lzpk28&#10;I4U7f0pKSmhMTMzhqqNHK1SqMkCgJwgJlFJRliRBU1WkKAprbGxkwWBQVTW1zm5zODHAYY1pqqox&#10;iRDiMxmMBAlI0KiKfQFqoppmYowhQCgICBODTqBYELDX4xkqKVKmTqdnfr8vSdU0PWMMIYT0GGPE&#10;GNMAgcQoA0opYoxRQKBiQH6TxbLbZDKXIEorsE4nmU0mSEhIQIMHD8aXjRmn2WzmNpmxE4GWlrqC&#10;goIzbrecmpqqOhxh5QBACcaYMTC2N7WZzvNl73Q8dJ1o+vTp1Ol07ispKZmz6PPP42U5KBJCiNFo&#10;FKKiYgS73Yp0Oh2KjIxmycnJWlRURHNkTNxuUJRaSZI0WZYVURSDflFEqKODmM1mIgiCQZIkPSEE&#10;IYNBFjQNE0KooiiotrGxfM2KFfFBJQgHDxyMamvr0BlNhujGhsYbFUUJI4S0ZWZkzLdYbO2CgFlc&#10;XAIbNChPS0tJCzgiI4/oCdmt1+tr8vLyFACA8j17UFFREXIOHwJFp245f3IrraKiIkowOooQ0jDG&#10;AmNU39DSYD0dfL4NF3f+FBYW4tNbUuHi4mLCGCNz5swR58yZI7rdbl1xcbHO5XKJp0dx/OIBDaef&#10;1777DJfLJb7//vu59jDHYb3RoNkc9mOz3559SUVFhd7tdutcLpfocrlExhgpLCw8Yy8jYwyvXLnS&#10;fLabkFxzzTWjHbYwT7gjgjockcErrr560o+d+2LFW7oLwPTp0+n06dN/+K+13/pzTrcm329RtOLi&#10;Yq8oCF4JIVBUNWzl8tWD77vzvs0IoTPeIn7fiRMnjE8WFcXt3rEjfuHChSfnL1qkDOzTh3k8Hqmy&#10;srJ18uTJ//UdzDpzECGkAQAgoIgqtEsFjgthhawQl5aWGp1Op+HXbHXldrstg4cN/dBkMcsWm1VJ&#10;SklZvHv37p/dMJIxhu66777L7BGRa0w2+3aL1f6NzeFY3Tsn++u77r77+bnFxclut1vndrt1jLHv&#10;xllOmTJlaLgjsjHcEUHtNkdw/Pjx13S1rbp4SxeiLll7SZ9Ply28pqqqCvtU34cAUPlLzrNw4UJ/&#10;elr62v3l+yZQRsM6OtoHLF2+dILb7Z7bp08f+SeOi1n21fJpsiwPF0VRNOj0KkaM1dfVseLiTzM/&#10;+fTTsLS0lIYhQ4YoY8eMPbB3796Spqam5nnzPrZqTBMYY0Ap9ZvN9jb+PMdd8P79739Hpmdm/tPq&#10;sJ8wW2w1o8eMu+XXjNp/5c1XshKSE7+x2m2K1W5Tk1KTV82dO3foT7VAt9199+UGi7XBYLFq1rBw&#10;ryMy8mR4ZLQvIjJaioyJlqJion0R0ZHNYRHhNRHRUStTU1MfzM7NnZSVlfWC2WL1myw2LSYhcddK&#10;p7PHL607VPGWLvSgnTt39mpsrJ/KKIrVNE1rbGzq2a9fPwF+4XPg6BGjjy3vs/zLbVu35yKE7C0t&#10;rcPeeuedqVlZWQcBoOVMxzTW1/enlFpOv1OvnTjx+o1HDh9O3VO2x6RIMiaERBKBRIg60aSq6vCW&#10;jo7slrY2H9OoAxASVE3r0OsNJSZBqP8V1yIk8dCFGKfTSV566aW+gHA4A4Z1OkMgr3+/nfPnz1d+&#10;6Tn79OkjFxcXLyvbvWeiLMvDREEw7ttXfsXc+fPXulyuL799RfB9CLDldG8oM5vNhx78031/V1WV&#10;VFc3kDnvvalrbWoZfezE8et9fn+spml6YAwQA0IZCzLGpMjwiN0T/zDxnREjRrT/uisSenjoQkxi&#10;YiIJyHI3ypDAAAAByDqTuXn69Om/ak5av379TvTq1XP5jh07+4miaFIUJWbJ0mXTLh0xaj9jbN8P&#10;n7taGhrsQBnGAmFZ3bJacnJyjn/bK3lqBkN5u8/XvGfDhg3mXbt2kYMHDyKvN8AwxnjylMls7Lhx&#10;jYmxsYe74lw6HroQU1lZaa+rq+um1+uxFJQAEAQi7Pbgrz1vVlaWNGPGjHVle/beRCntJYqi6PF0&#10;DH3+3/+aFh4TNr+wsHD394MdCAQsmGDMTo0TkxYuXPjduU4H6fjpP9/59hkRIcT+9dxzv7bkkMXf&#10;kYSYA4cPZLa2tGaaTCaEAJhOp2tJS8v4TeajDR8+/GCP7j3WKorSQghhgiBYKyuP3HnvPffdkjto&#10;UI7T6TQAnJoZEQxKZlEUESGEGQ3Gswo9QuhnR610BTx0IaS0tNS4zrkhXxCFSL1ezxgAECKeiIqK&#10;PWNnx88pKyszl5WVRR8+fDja5XKZqodWt0+74455YeHhm4PBoEcghImiaGpuarz1sYceKdywYUPv&#10;w4cPR5vN5mS/3xchCiLS6XSK3qCrmzRpUpcP09nit5ehggFa9vSyfjt2uiY6HBFiIChRTaUoIjKy&#10;0mYTzzl0zqoqw3svvzxxzZo1V4WFhUF+fv7HNxpu/Mp4qfHI4/L/e/HVmbOCjY2N4wHAhBGENTXV&#10;j3j11VkzNm3a4ouPj4VAINCLahoQIjSmpKRsLS8vF5xOJ/2xwc7c/+lSIwFCmdPpFP5WWHjP3r17&#10;/jerWw/U1Nisr6utpz27dX9uV9n2Z+HMs8rPaM2aNTFr16698r333rspEAgMAAAVY7wxLjFx+6Uj&#10;RwavvvLKVrPNHD7r1Vl9nc6SUbIsxyKEGDCkMsrY6QHLOkopTUhI/OKhhx7ctre83J6ZlXUsN7v3&#10;RwUFBb/6GfNixlu6EKHX60XEoA8GogeNSX6PD2NAUveePVp2lW0/Y+AKCwtxfn4+tlqtSJZlQVVV&#10;i6qqyS+//HL/0tLSaYqiZmOMj1BKKzVNo8ePH83+cG6Vd9GihbXh4eFHMRaqDAaDT5ZlhVJKMGCC&#10;MQZKqaBpGsKYaJGR4eqzzz470ev1ZDMGO++//76vAaD2PF+ekMJDFyLq6+v1J0+e7E4IIYqi6Cil&#10;CCGQw8Md/3Vr6XK5xObm5th58z41bdo0Q6fTAWGMmRFCyXV1deOrqqqGUUpjNQ21XHrpyLljx074&#10;uq2tTQQAUBSfCqJo6mhr63lw/8Eekhz0KLJ88NjxY6S91YNUVWWMUYQQMTKmxezd674SY6xjDARV&#10;VQ2iKNqBh+4n8dCFiLq6OnNbW1ssY4BkSSaUUmCMaTEx8WpxcTH5/oj+srL96S/MfP7pmpM1KaBp&#10;OgBACBBhDIwYQxRjYNI02p7dO2fhQw89tsThMAaDwWBQ07QAAICqqsRqtR7XNLITgBn1eqwBABw7&#10;dgxWrFhB3W43ohT1bmxseLKpqak7ACBCSEvP7j3XZGVl1XTOFQodPHQhoqOjw6ZpmhljAoFAAJ2a&#10;2Q1mj6fjRp3ZfIAx5kYIMafTaSn8xz+uqampHc0AHBhhxigNMkYpYyBoDAjGeGffvrnznnvuX9v3&#10;7duXvWnTxgn5+fllffoMXCBJjR2tra04LCzMLwjQ4vF42cmTjWzSpElswIABcN111zEAgO3bt7dv&#10;3ryl5t//frFHa2urduWVV6woLHzm87179/7X2ijcf+KhCxGtra1xlFKDXm8Axhg6taAQNsx+/fWC&#10;+fM/rNp+992btuzdW/rNqlX2ffv2j6WaFk1VlTJE1hsNur0YE8XhcJCI8DA0umD03iv/cOWibdu2&#10;6V9++bXHWlqarv3qqy+zHQ4bCYuMbM/rNwBdNnZcsGe3jDIAOHimeXGFhYVts2fPaZWkoM9gMCqb&#10;Nm0SH374sX733PMnPwDsP/9XKHTw0IWIgwcPJlJK9RhjCAQCQCllhBBGCLH5/P5ps1599dIDB8pf&#10;S01PF2VF7sEoRQSTwJSbp8wdMnDgFxhjxWw2o8TERKiurtaGDBki33HHHb1aW1tyNE3TESL0bfe0&#10;Z7Z7OrSjRyvZ0q+XtSUlJH3aLTP963WlpUGrw9HSr2fP6m+Heo0YMUJrbGw+VF9fbzl8uMLQ0NBY&#10;sH37tpEeT8dbe/bseSUnJ6e1s6/ZhYqHLkQghCwIIUIIAU1TgDGmUqoFEMImjLBFU2mvVatWPxMW&#10;HqFRjUYwABD1Om92377uadOmec50zpycnNbS0q3u2tqTdkqpHjBYAJgeAQIp4LdXVlbcdfjwoUml&#10;27b5Bw0asiojJWnOmjVbPTqdiAG8MHXqLXPNZvP7zzwzvX9jY9MrhJCoQ4cO3Tp79pwyl8u1Mi8v&#10;z3+eL1NI4KELEaIoEkIIAADCCIMgiPVh4dEr6mpqRwGCCEKICQFK6mhtY6cW/WHAAGhza6v0Y+cc&#10;M2ZMc8+eOS9+9dWSDzdtWh9eU183yef1jmQABoyQSCmNAoDI5sYG7etlS+wEkx4LFnwc7Ns3l/bo&#10;0b0lN7ffuoSEHmuGDh1U4XJtq2VMiNY0LfGrZcseTO2WoTLGvuLDvv4bD12I0Ov1sk6nZzqdDhiV&#10;AQDofXffs/ZY9fGyb775xnbiRHUO1VgBFpANTm/sQRnzan7/j075OT0zfCdjDJWXl5sPV1W1b9i4&#10;fptz7Vp95ZHKDFmWRyGEwwABxhgnY4zjfH4f3byllG53bW175523U8LDw3qPHTveOHz4CLvT6QRB&#10;EEgg4B/41pw5t/Xp1q0cfuGM9osZD12I8Pv9dQhB0GQymVWFQjAoWaoqDzdOvGHioqlTb0KlpduG&#10;rF37jWfb9q1RrR3tVgYQnhwftz0nJ+eMt5bfd7o18jLGVtotlm+mTLoBHzl2pN/m0q2a0+mMqDpS&#10;STRNy5WpHHO6tWVEMOhNFtNlsiJf+sUXn1MAZKSUAgMAQRCMDXX1Y1+ZPfsrp9N5nA8N+088dCFi&#10;1KhRe3fu3NWIMQ4HAKQqqrHqxPHo/Px8ihCibrd7a69e3fZ1dNxEnBs3xtWerOs5fMglWyZNmtTw&#10;Y+csLCzEV111FTm9aw+Ul5cLZrPZYjKZ9OnJ6f7YmNilE6+f1FFVVUVffunFpw8ePBhNKcUAgAKB&#10;AAYAwBjrCBaYQAQkCALIigKAEFDGjEeOVF7Z3OzZ4nK52mVZbhs2bFjg/FytCxsPXYgYO3Zs84IF&#10;Hx9uamrsDggQA0YYQ/aFC0+Nnz19q9gMALB8+fJ27HCc0EtSx7eTRJcvX65Xo6NJdkQEPXr0KHg8&#10;HtzU1GR2uVxRjLEwVVVBA4g4ceL4yAMH9vfxtHeYWjs8BkWWZVVRtLb2tp6YCAghxL5bO4Ux0ChD&#10;GlWRxhiYREGxWK1I1VSBIUBNDY0j/+fJx94aPnz48b45OR8sWbKktGfPnpokSayxsZGWlJTQXzv5&#10;NhTx0IUIjLEkiuQ4AKOiIJzaZESl1qiokv8atD5hwgQJAL7rQCktLQ3/cMHHN2zctCkNgCJFUain&#10;tR0CAZ+VMWZjjJkoUCoQwUgIyQSE4hFCAmACCGGgmgaUIdFotpwaeyZJWFEUygBOz2HVQNG0ABbI&#10;fkWjKXq9Lkan02GDwRChaXTwqlWruy9f/rXJYrZc3rNXDzpsyLDgwCGDKq+49todgwcPPny63i6D&#10;hy5E+Hw+ajJZ6gkhDOkEAEAgqZLZarX+7EyRux96qMexiiN3YIy6I4wxQkjDlFGMsZ4QIhBCgAhE&#10;BYQoY0yklBJKKaiUMUIAMQDQNE1TVVWljCFNVU8CY25EsIoASaIgsMSkpMC48RN2u917+m/btv0K&#10;URAiDQYDFgRBsNvt4Rqll2uqOmr7dheUbt4SRIAqRAH3Ts/IcBYXF68+0wv4ixUPXYhobGykgoDb&#10;EMJMEAkgBAgBMhoMhp8MHWMMdc/OTgrKQYQRbieCEMkoZUCplzJahxFSCCEUI6wAYpgxlg4AdgAA&#10;lQIwxiAuLq6tb9++xwBARgiZTEZDySXDLv0wPjnO7GuXjgWI4pOCQYQDAW9YePSG1uZW3cGKQ4OC&#10;wWCyKIp6QRCQ0WgUAoGARikVEICZMRouSVpuVeXRhM2bN68DgC7zvMdDFyIaGxsZAPEjhAGAgSAS&#10;wAgbfu44hBBbsWLF6vfmzauuq60dc+TwkVsBITk9I3N7VlbGmoSEhCOYEJ/DZJIopWHvvvfu305U&#10;V48CAHJ6Jx8wGk07H3nk4RmqpjU11NWlB4KKByFqXPTZ4qsGDRn0qdC//8l7BwzQEEJ0+fLlh7K6&#10;P/7M6uUrB33+xeKnKaU9ZVnGkiyz5KSkyobGBiwFpVTGwIwRwjm9c/b26NGjS/Vu8tCFEEFAlFIV&#10;RFEPAhFQe3tbmF6v/9nby3HjxrU4nc4dgsnkffbv/7h0u8uVfeL4sf5ZGRk4t2//j1MSYg/a7XZP&#10;dXu19culSzfW1denUY2GMwZ2xphw9FhV2upVq2zh9t4bNm78pHbn7r35re1t0xjQfq6drogZM2f+&#10;raioqAbgu+fJo06Xy3v0WGXM9m2upwVRiFQUhcTGxB4dN3b8xx999NH4jrb2q80Wy+G77rpzw403&#10;Xq/ec889v/v1u1DwNVJCiKIohDEAQghgQpBKNZsgCGc1+7+goCDYUldXuWvHzg5Flh0tLS3dFi1e&#10;NOaBB++/+aapt981+6237iWS7rLHHnlk29NP/+3doumFH9ht1ioAAKrRxC+//HJYv35R7Kmnnmp6&#10;/MnHq+PiY1upqkUcO3Zs3GMPPHBvr+x+Y75duAgAoCAvr+neO+/8yma3rlRVTUEI4b373FED8vo1&#10;PPXEX+abzObX9Dr921arcX9XG7XCQxciJk2aBJRSIggCIISAAQPGmL629uxCBwBgs9kUhLGXUsoQ&#10;QgQAIvw+/zUN9XV/efvtt6fffPOU+15/80273WEtGzR4aKnJoG8AYIAxFk7W1nYrKSnBeXl5SqTd&#10;XvrAAw+84QgL30U1Lby6+uTD9z/wp/v2VVRkf38p9vLy8mP9+vWbD4zWMsaQp70je+bMV8aPHn3p&#10;7qefevyfTz31P3OvvPJKPjCauzAVFxeT8VeM/2N2dk6wf/88Gh0Tr/btN/DrEydOGM/2HIwxNGzk&#10;yKeNVludyWZXzXaHZguP0OwRkaotLFw12yw+k9V81B5m3xeXEL/PER7WarLZNYPFqnTr3fvj99//&#10;v5Zs+fLl+j9MmnSTxRFeZw0LV62OsPbs3P7vrygtDf/+ZzqduxypmVnvWsPCvWa7QzbbHVv/9eKL&#10;fX/LaxNqeEsXIiZNmsQIIRKllMmyDFTTQFXkn/z7KywsxHNcLrH49FZVCCH28GOPfZKYmPiOqqoe&#10;xhjTNA00TUNEEJhO1OkEIkRSypI8Xm+KqqpGxCillPqze2dvTE2F7zo8JkyYIN39pz99ExsXu0rT&#10;NBUQMlcerRo94+9/v95ZVfVdOEtKvui4deqt7+j1+u1U0zooZQGsaV169gHvSAkRRUVFoBf1iqZp&#10;jDENGGOgadqP7Y6K9uzZY6pvbs+r3n9wYODQocYVpaVLxw0b1lK+c2fl7Fdf+fTxp56Syt3l9xBB&#10;iMEYY0Yp6tWrZ1tUZPRnmzdv1ktSMJ1SBoxpYDQay/9w3TXrSkpKKGMMFQEgKCoCE0DTrTdPXfj6&#10;7FmDg8FgJmIs1rXddcNXr722HgAOAJza8NLlcpXpReOr8xfMTYyNj2/s16/fjw5N6wp46EJEUVER&#10;mzhxIlVVFTAmwBgDVVWDJ06c+L//iTG0srQ06t8vv9xn8aJFsdU1NWOam1sKCMY1w4cNbXW73SsW&#10;Llyotra27nv2hRcaZ7/8SuyaNWsGI4SyFVUV9pXv89z7p4LFt0y9Sfa1+/qZLCarXqe3Gay2vQ67&#10;3dAtq+egDZs324fJso6NuBQ3NDejQMBvtFqtwWAwyDDGhGpa/7379sUzxg5+20GSl5fnZ4x90S0j&#10;BQMAjBkzpsu8CD8THroQUVRUhCilmDEKjCFACLGI8MiGqKgoCgBQXFxsFL/4IuaNuXNHbNm27U9S&#10;MJiIEHboMDYqihxTV1Mzze/311599dVexhjr6Oggt99+2+KsjHRPcXFxVkd7uxUEUTywf390TU3N&#10;EUpplaaq6ZIcjJFkeZimaMMUTYmqralLa29vsymyIkiyRACQHwHEMEYZAFBAyKczGORTW2j9n9MB&#10;7NJh+xYPXYgoKiqCa665RoBTc+WAUkrDHWHV7e3ttLCwEDc0tOR+9NGHfzp48GB/SmkKY0wHiGEE&#10;gERB0NXX1V3y17/+dY4kSWpTUxMLBAJUkiRGCHEApXpBEBhDKGL9hvVPIIQ8wJgOMLICAzNCCGOM&#10;EUZI1Cg1MMYEjWro1It6kCmlsqqqjYyCFBsfu2Lk0KGHv/r88y71GuBc8NCFiJKSEiwIgp0Qgtip&#10;H2eGBdLk8XiYw+GwzZz54u3NzY1jEELhGGNiMBjAaDRSTdMoADBCiOXo0aO9T7dATBAERgjRCCEI&#10;Y4wFUWSSIouCKGYBgEop1VRNo4gxCggBwRgAIxVR6lEpJZqqYcpwEAE6pNPpvzGYLEf79x8g/elP&#10;fz4SH2lv7sRLdcHjoQsdQkdHR4bRaMSSJDNZlpkcCLTl5+fT4uJi1N7eZgNAZgDMRFGnIISpJMkU&#10;Y0IJIRRjQiilgizLSFXVUwvyAcWnp+pIiqoGFar6ISh1AML1lNFqhHGryWCQdTo9CASDwWhWjEa9&#10;ZjCYhKTEeBQdFScNyOt/JDOtxwZZbj9ZUFCgrljyeWdfpwseD13oEKqqqrqbzeZTe7wBpkjAnqKi&#10;Ipg2bZo3GFSWrFq1wub3+y2MASWYUEIEjQEwjDAlhBBB0OlEImJBFCggzGwWC8QnxFMiiKper2sj&#10;Ol2T2WSptVgtB/5/e/fyGlcZxnH8ed8zZ26ZmSSEpJcErClF67QlaboKBVMokYILoSVYxUV2Ioh/&#10;gbT0X1BE8PIHpLax4MKF1Vaz6GIovcRLaFJFajsTEpvbXM6ZOe/rolVcmaRSTt7m+9nN7gcPvzPD&#10;O+c8J5lN3erK5coHDx4MRUR+E5Ed9boVEdm3b5+IiNy5c0cymUw0PDwYbbe7Sv4PSueIer2ulVI5&#10;Y4xEUSSep4xEqnr27FmrlGpOTU19NTr66lS5/Kvn+3m7a1en+L5vRURSqZTVWqt6ve49/iyJROKf&#10;h0cbjYYopSJrbStIpZotzwu6RRrHjh2LZBMvJsHGUDpH+L6vfN/3m82mCsNQrIg1yjT//oY5evTo&#10;qoisuw8F8eOOFEfMz8/rdDqttdYSRZESEdFab7tVB88CSueI9vZ28X1fpdNpq5QSY401xlA6B1E6&#10;R7S1tdkgCJSIqGQyaT3tmUKhfVs9/PmsoHQOqdVqnjFGksmkeF7CdHR0UDoHUTpHzM3N6Wq1mlRK&#10;SRiGYqw1XV1d/Lx0EKVzRKPRUCJGPzq9bIo1kero6Ig7Fp4ApXNET94o4gwAAANDSURBVE/aZjLp&#10;1qNFXkZZsd7c73PMz0EMzRG+32WU8kJrjXieFhMZvbqy4sedC5tH6RyRy+Ws1l7g+76kUkmxIoml&#10;hdWdZ86cYYaOYWCOqNVqRmu9+qh0KdFKPM+T50dGRpihYxiYI3p7e6N8Pl8OgsBEUSTGRHplZXlP&#10;X1+fF3c2bA6lc0ezs7Nzpl6vt6xV4nkJ3WwGfWtraxveBoatgdI5YmhoqNXf3387CJpLSinr+76a&#10;nZ3bf+XKVFFENrz7EvGjdI5QStnDhw//opSajqLIppIpFYbh7otffvHKtWvX8nHnw8ZROocUi8Vy&#10;Lpe7HkWtZjqTFhHJTd/+cfSbq1df+vdmZWxtlM4hw8PDjWJx/61arb7WaDSsUkoajeDA5OTky+fP&#10;n+c/O0dQOrfYQ4cO3bDWLlSrVbHWKmtNykR2d3d3N7N0BINyzMDAQKVQyD94/BIQUUqphOdlN/LK&#10;LGwNlM4xi4uLa61W9IOIXVZaWytWwjDkaQOHUDrHjI+PBydfH5vMZHNTrVZrwRgTGhvNLy0tUTzg&#10;aZmenk6+f+5c8cDg4Gc9u3tvvnbq1AlOL93BoBxVKpX8ysOHL2qRLl+p28ePH2erMgAAAAAAAAAA&#10;AAAAAAAAAAAAAAAAAAAAAAAAAAAAAAAAAAAAAAAAAAAAAAAAAAAAAAAAwCZMTEx4IqLizoGNY1gO&#10;u3TpUn5mdna0f+/ee3v6+q4fOXKkGXcmrC8RdwA8uVszMz0fffDhe7m23E/vvvP2qoj8LCI27lz4&#10;bzruAHhi6kGlsqtarb7wx/17Jz/+9PPxUqmUiTsU1kfpHDUxPe0vLSyMaK3zWnudlUr5xNeXLx+I&#10;OxfWR+kc1bp7t/Ddt1eGRMT3PE8HQdB38cKF3rhzYX2UzlHVSsULw+BPE0XL1tq60up+NptdFQ7H&#10;tjxK56j29vaFN95845MdO3d+XygUbg4ODFx46/TpG8JBypbHVdFhpVIpWy4/fK6pwlQ2l1tcrlTu&#10;j42NRXHnArYDLp4AAAAAAAAAAAAAAAAAAAAAAAAAAAAAAAAAAAAAAAAAAAAAAAAAAAAAAAAAAAAA&#10;AAAAAAAAAAAAAAAAAAAAAAAAAAAAAAAAgKfhL7KYpDxoVXUJAAAAAElFTkSuQmCCUEsDBAoAAAAA&#10;AIdO4kAAAAAAAAAAAAAAAAAGAAAAX3JlbHMvUEsDBBQAAAAIAIdO4kCKFGY80QAAAJQBAAALAAAA&#10;X3JlbHMvLnJlbHOlkMFqwzAMhu+DvYPRfXGawxijTi+j0GvpHsDYimMaW0Yy2fr28w6DZfS2o36h&#10;7xP//vCZFrUiS6RsYNf1oDA78jEHA++X49MLKKk2e7tQRgM3FDiMjw/7My62tiOZYxHVKFkMzLWW&#10;V63FzZisdFQwt81EnGxtIwddrLvagHro+2fNvxkwbpjq5A3wyQ+gLrfSzH/YKTomoal2jpKmaYru&#10;HlUHtmWO7sg24Ru5RrMcsBrwLBoHalnXfgR9X7/7p97TRz7jutV+h4zrj1dvuhy/AFBLAwQKAAAA&#10;AACHTuJAAAAAAAAAAAAAAAAACgAAAGRycy9fcmVscy9QSwMEFAAAAAgAh07iQC5s8AC/AAAApQEA&#10;ABkAAABkcnMvX3JlbHMvZTJvRG9jLnhtbC5yZWxzvZDBisIwEIbvC/sOYe7btD0sspj2IoJXcR9g&#10;SKZpsJmEJIq+vYFlQUHw5nFm+L//Y9bjxS/iTCm7wAq6pgVBrINxbBX8HrZfKxC5IBtcApOCK2UY&#10;h8+P9Z4WLDWUZxezqBTOCuZS4o+UWc/kMTchEtfLFJLHUsdkZUR9REuyb9tvme4ZMDwwxc4oSDvT&#10;gzhcY21+zQ7T5DRtgj554vKkQjpfuysQk6WiwJNx+Lfsm8gW5HOH7j0O3b+DfHjucANQSwMEFAAA&#10;AAgAh07iQHnnugQEAQAAEwIAABMAAABbQ29udGVudF9UeXBlc10ueG1slZHBTsMwDIbvSLxDlCtq&#10;U3ZACK3dgY4jIDQeIErcNqJxojiU7e1Juk2CiSHtGNvf7y/JcrW1I5sgkHFY89uy4gxQOW2wr/n7&#10;5qm454yiRC1Hh1DzHRBfNddXy83OA7FEI9V8iNE/CEFqACupdB4wdToXrIzpGHrhpfqQPYhFVd0J&#10;5TACxiLmDN4sW+jk5xjZepvKexOPPWeP+7m8qubGZj7XxZ9EgJFOEOn9aJSM6W5iQn3iVRycykTO&#10;MzQYTzdJ/MyG3Pnt9HPBgXtJjxmMBvYqQ3yWNpkLHUho94UBpvL/kGxpqXBdZxSUbaA2YW8wHa3O&#10;pcPCtU5dGr6eqWO2mL+0+QZQSwECFAAUAAAACACHTuJAeee6BAQBAAATAgAAEwAAAAAAAAABACAA&#10;AAA4fgAAW0NvbnRlbnRfVHlwZXNdLnhtbFBLAQIUAAoAAAAAAIdO4kAAAAAAAAAAAAAAAAAGAAAA&#10;AAAAAAAAEAAAAPx7AABfcmVscy9QSwECFAAUAAAACACHTuJAihRmPNEAAACUAQAACwAAAAAAAAAB&#10;ACAAAAAgfAAAX3JlbHMvLnJlbHNQSwECFAAKAAAAAACHTuJAAAAAAAAAAAAAAAAABAAAAAAAAAAA&#10;ABAAAAAAAAAAZHJzL1BLAQIUAAoAAAAAAIdO4kAAAAAAAAAAAAAAAAAKAAAAAAAAAAAAEAAAABp9&#10;AABkcnMvX3JlbHMvUEsBAhQAFAAAAAgAh07iQC5s8AC/AAAApQEAABkAAAAAAAAAAQAgAAAAQn0A&#10;AGRycy9fcmVscy9lMm9Eb2MueG1sLnJlbHNQSwECFAAUAAAACACHTuJAthAGWtoAAAALAQAADwAA&#10;AAAAAAABACAAAAAiAAAAZHJzL2Rvd25yZXYueG1sUEsBAhQAFAAAAAgAh07iQJCuk7hNAwAAjAgA&#10;AA4AAAAAAAAAAQAgAAAAKQEAAGRycy9lMm9Eb2MueG1sUEsBAhQACgAAAAAAh07iQAAAAAAAAAAA&#10;AAAAAAoAAAAAAAAAAAAQAAAAogQAAGRycy9tZWRpYS9QSwECFAAUAAAACACHTuJAo7cDba5DAACp&#10;QwAAFAAAAAAAAAABACAAAAAcOAAAZHJzL21lZGlhL2ltYWdlMS5wbmdQSwECFAAUAAAACACHTuJA&#10;mShvoCAzAAAbMwAAFAAAAAAAAAABACAAAADKBAAAZHJzL21lZGlhL2ltYWdlMi5wbmdQSwUGAAAA&#10;AAsACwCUAgAAbX8AAAAA&#10;">
-                      <o:lock v:ext="edit" aspectratio="f"/>
-                      <v:shape id="图片 1" o:spid="_x0000_s1026" o:spt="75" alt="24f613a0-66be-430b-9e80-270d3393fac5" type="#_x0000_t75" style="position:absolute;left:15453;top:19290;height:1327;width:506;rotation:-5898240f;" filled="f" o:preferrelative="t" stroked="f" coordsize="21600,21600" o:gfxdata="UEsDBAoAAAAAAIdO4kAAAAAAAAAAAAAAAAAEAAAAZHJzL1BLAwQUAAAACACHTuJAvL5VV7sAAADb&#10;AAAADwAAAGRycy9kb3ducmV2LnhtbEVPS2vCQBC+C/6HZQQvUjexRdrUNQfxdaxpm16H7JiEZmfD&#10;7qrpv+8WhN7m43vOKh9MJ67kfGtZQTpPQBBXVrdcK/h43z08g/ABWWNnmRT8kId8PR6tMNP2xie6&#10;FqEWMYR9hgqaEPpMSl81ZNDPbU8cubN1BkOErpba4S2Gm04ukmQpDbYcGxrsadNQ9V1cjILPZfl1&#10;eBpOxdm97Wn7yKU5zkqlppM0eQURaAj/4rv7qOP8F/j7JR4g179QSwMEFAAAAAgAh07iQDMvBZ47&#10;AAAAOQAAABAAAABkcnMvc2hhcGV4bWwueG1ss7GvyM1RKEstKs7Mz7NVMtQzUFJIzUvOT8nMS7dV&#10;Cg1x07VQUiguScxLSczJz0u1VapMLVayt+PlAgBQSwMECgAAAAAAh07iQAAAAAAAAAAAAAAAAAYA&#10;AABfcmVscy9QSwMEFAAAAAgAh07iQNVcJijMAAAAjwEAAAsAAABfcmVscy8ucmVsc6WQsWoDMQyG&#10;90DfwWjv+ZKhlBBftkLWkEJXYevuTM6Wscw1efu4lEIvZMugQb/Q9wnt9pcwqZmyeI4G1k0LiqJl&#10;5+Ng4PP08foOSgpGhxNHMnAlgX33stodacJSl2T0SVSlRDEwlpK2WosdKaA0nCjWSc85YKltHnRC&#10;e8aB9KZt33T+z4BuwVQHZyAf3AbU6Zqq+Y4dvM0s3JfGctDc994+omoZMdFXmCoG80DFgMvym9bT&#10;mlqgH5vXT5odf8cjzUvxT5hp/vPqxRu7G1BLAwQUAAAACACHTuJAWuMRZvcAAADiAQAAEwAAAFtD&#10;b250ZW50X1R5cGVzXS54bWyVkU1PxCAQhu8m/gcyV9NSPRhjSvdg9ahG1x8wgWlLtgXCYN3999L9&#10;uBjXxCPMvM/7BOrVdhrFTJGtdwquywoEOe2Ndb2Cj/VTcQeCEzqDo3ekYEcMq+byol7vArHIaccK&#10;hpTCvZSsB5qQSx/I5Unn44QpH2MvA+oN9iRvqupWau8SuVSkhQFN3VKHn2MSj9t8fTCJNDKIh8Pi&#10;0qUAQxitxpRN5ezMj5bi2FDm5H6HBxv4KmuA/LVhmZwvOOZe8tNEa0i8YkzPOGUNaSJL479cpLn8&#10;G7JYTlz4rrOayjZym2NvNJ+sztF5wEAZ/V/8+5I7weX+h5pvUEsBAhQAFAAAAAgAh07iQFrjEWb3&#10;AAAA4gEAABMAAAAAAAAAAQAgAAAAjAIAAFtDb250ZW50X1R5cGVzXS54bWxQSwECFAAKAAAAAACH&#10;TuJAAAAAAAAAAAAAAAAABgAAAAAAAAAAABAAAABzAQAAX3JlbHMvUEsBAhQAFAAAAAgAh07iQNVc&#10;JijMAAAAjwEAAAsAAAAAAAAAAQAgAAAAlwEAAF9yZWxzLy5yZWxzUEsBAhQACgAAAAAAh07iQAAA&#10;AAAAAAAAAAAAAAQAAAAAAAAAAAAQAAAAAAAAAGRycy9QSwECFAAUAAAACACHTuJAvL5VV7sAAADb&#10;AAAADwAAAAAAAAABACAAAAAiAAAAZHJzL2Rvd25yZXYueG1sUEsBAhQAFAAAAAgAh07iQDMvBZ47&#10;AAAAOQAAABAAAAAAAAAAAQAgAAAACgEAAGRycy9zaGFwZXhtbC54bWxQSwUGAAAAAAYABgBbAQAA&#10;tAMAAAAA&#10;">
-                        <v:fill on="f" focussize="0,0"/>
-                        <v:stroke on="f"/>
-                        <v:imagedata r:id="rId8" cropleft="28372f" croptop="17472f" cropright="14217f" cropbottom="15987f" o:title=""/>
-                        <o:lock v:ext="edit" aspectratio="t"/>
-                      </v:shape>
-                      <v:shape id="图片 25" o:spid="_x0000_s1026" o:spt="75" type="#_x0000_t75" style="position:absolute;left:14555;top:19046;height:2273;width:2273;" filled="f" o:preferrelative="t" stroked="f" coordsize="21600,21600" o:gfxdata="UEsDBAoAAAAAAIdO4kAAAAAAAAAAAAAAAAAEAAAAZHJzL1BLAwQUAAAACACHTuJAtXage70AAADb&#10;AAAADwAAAGRycy9kb3ducmV2LnhtbEWPQYvCMBSE7wv7H8Jb8LamtSDSNYosrIgHQS1Fb4/mbVtt&#10;XkoTrf57Iwgeh5n5hpnOb6YRV+pcbVlBPIxAEBdW11wqyPZ/3xMQziNrbCyTgjs5mM8+P6aYatvz&#10;lq47X4oAYZeigsr7NpXSFRUZdEPbEgfv33YGfZBdKXWHfYCbRo6iaCwN1hwWKmzpt6LivLsYBafF&#10;vj5ysskPm/Vl1S+zzOfJWanBVxz9gPB08+/wq73SCpIYnl/CD5CzB1BLAwQUAAAACACHTuJAMy8F&#10;njsAAAA5AAAAEAAAAGRycy9zaGFwZXhtbC54bWyzsa/IzVEoSy0qzszPs1Uy1DNQUkjNS85PycxL&#10;t1UKDXHTtVBSKC5JzEtJzMnPS7VVqkwtVrK34+UCAFBLAwQKAAAAAACHTuJAAAAAAAAAAAAAAAAA&#10;BgAAAF9yZWxzL1BLAwQUAAAACACHTuJA1VwmKMwAAACPAQAACwAAAF9yZWxzLy5yZWxzpZCxagMx&#10;DIb3QN/BaO/5kqGUEF+2QtaQQldh6+5MzpaxzDV5+7iUQi9ky6BBv9D3Ce32lzCpmbJ4jgbWTQuK&#10;omXn42Dg8/Tx+g5KCkaHE0cycCWBffey2h1pwlKXZPRJVKVEMTCWkrZaix0poDScKNZJzzlgqW0e&#10;dEJ7xoH0pm3fdP7PgG7BVAdnIB/cBtTpmqr5jh28zSzcl8Zy0Nz33j6iahkx0VeYKgbzQMWAy/Kb&#10;1tOaWqAfm9dPmh1/xyPNS/FPmGn+8+rFG7sbUEsDBBQAAAAIAIdO4kBa4xFm9wAAAOIBAAATAAAA&#10;W0NvbnRlbnRfVHlwZXNdLnhtbJWRTU/EIBCG7yb+BzJX01I9GGNK92D1qEbXHzCBaUu2BcJg3f33&#10;0v24GNfEI8y8z/sE6tV2GsVMka13Cq7LCgQ57Y11vYKP9VNxB4ITOoOjd6RgRwyr5vKiXu8Cschp&#10;xwqGlMK9lKwHmpBLH8jlSefjhCkfYy8D6g32JG+q6lZq7xK5VKSFAU3dUoefYxKP23x9MIk0MoiH&#10;w+LSpQBDGK3GlE3l7MyPluLYUObkfocHG/gqa4D8tWGZnC845l7y00RrSLxiTM84ZQ1pIkvjv1yk&#10;ufwbslhOXPius5rKNnKbY280n6zO0XnAQBn9X/z7kjvB5f6Hmm9QSwECFAAUAAAACACHTuJAWuMR&#10;ZvcAAADiAQAAEwAAAAAAAAABACAAAACOAgAAW0NvbnRlbnRfVHlwZXNdLnhtbFBLAQIUAAoAAAAA&#10;AIdO4kAAAAAAAAAAAAAAAAAGAAAAAAAAAAAAEAAAAHUBAABfcmVscy9QSwECFAAUAAAACACHTuJA&#10;1VwmKMwAAACPAQAACwAAAAAAAAABACAAAACZAQAAX3JlbHMvLnJlbHNQSwECFAAKAAAAAACHTuJA&#10;AAAAAAAAAAAAAAAABAAAAAAAAAAAABAAAAAAAAAAZHJzL1BLAQIUABQAAAAIAIdO4kC1dqB7vQAA&#10;ANsAAAAPAAAAAAAAAAEAIAAAACIAAABkcnMvZG93bnJldi54bWxQSwECFAAUAAAACACHTuJAMy8F&#10;njsAAAA5AAAAEAAAAAAAAAABACAAAAAMAQAAZHJzL3NoYXBleG1sLnhtbFBLBQYAAAAABgAGAFsB&#10;AAC2AwAAAAA=&#10;">
-                        <v:fill on="f" focussize="0,0"/>
-                        <v:stroke on="f"/>
-                        <v:imagedata r:id="rId7" o:title=""/>
-                        <o:lock v:ext="edit" aspectratio="t"/>
-                      </v:shape>
-                    </v:group>
-                  </w:pict>
-                </mc:Fallback>
-              </mc:AlternateContent>
-            </w:r>
           </w:p>
         </w:tc>
         <w:tc>
@@ -3764,7 +3617,7 @@
               <mc:AlternateContent>
                 <mc:Choice Requires="wpg">
                   <w:drawing>
-                    <wp:anchor distT="0" distB="0" distL="114300" distR="114300" simplePos="0" relativeHeight="251660288" behindDoc="0" locked="0" layoutInCell="1" allowOverlap="1">
+                    <wp:anchor distT="0" distB="0" distL="114300" distR="114300" simplePos="0" relativeHeight="251661312" behindDoc="0" locked="0" layoutInCell="1" allowOverlap="1">
                       <wp:simplePos x="0" y="0"/>
                       <wp:positionH relativeFrom="column">
                         <wp:posOffset>-388620</wp:posOffset>
@@ -3775,7 +3628,7 @@
                       <wp:extent cx="1443355" cy="1475740"/>
                       <wp:effectExtent l="0" t="0" r="4445" b="2540"/>
                       <wp:wrapNone/>
-                      <wp:docPr id="6" name="组合 6"/>
+                      <wp:docPr id="14" name="组合 14"/>
                       <wp:cNvGraphicFramePr/>
                       <a:graphic xmlns:a="http://schemas.openxmlformats.org/drawingml/2006/main">
                         <a:graphicData uri="http://schemas.microsoft.com/office/word/2010/wordprocessingGroup">
@@ -3797,7 +3650,7 @@
                                 </pic:cNvPicPr>
                               </pic:nvPicPr>
                               <pic:blipFill>
-                                <a:blip r:embed="rId9">
+                                <a:blip r:embed="rId8">
                                   <a:biLevel thresh="50000"/>
                                 </a:blip>
                                 <a:srcRect l="7865" t="11797" r="5322" b="19074"/>
@@ -3824,7 +3677,7 @@
                                 </pic:cNvPicPr>
                               </pic:nvPicPr>
                               <pic:blipFill>
-                                <a:blip r:embed="rId7">
+                                <a:blip r:embed="rId6">
                                   <a:extLst>
                                     <a:ext uri="{28A0092B-C50C-407E-A947-70E740481C1C}">
                                       <a14:useLocalDpi xmlns:a14="http://schemas.microsoft.com/office/drawing/2010/main" val="0"/>
@@ -3858,18 +3711,18 @@
                 </mc:Choice>
                 <mc:Fallback>
                   <w:pict>
-                    <v:group id="_x0000_s1026" o:spid="_x0000_s1026" o:spt="203" style="position:absolute;left:0pt;margin-left:-30.6pt;margin-top:-36.45pt;height:116.2pt;width:113.65pt;z-index:251660288;mso-width-relative:page;mso-height-relative:page;" coordorigin="3722,92738" coordsize="2273,2273" o:gfxdata="UEsDBAoAAAAAAIdO4kAAAAAAAAAAAAAAAAAEAAAAZHJzL1BLAwQUAAAACACHTuJAZyifXNoAAAAL&#10;AQAADwAAAGRycy9kb3ducmV2LnhtbE2PwUrDQBCG74LvsIzgrd1sJNHGbIoU9VQEW6H0Nk2mSWh2&#10;NmS3Sfv2bk96+4f5+OebfHkxnRhpcK1lDWoegSAubdVyreFn+zF7AeE8coWdZdJwJQfL4v4ux6yy&#10;E3/TuPG1CCXsMtTQeN9nUrqyIYNubnvisDvawaAP41DLasAplJtOxlGUSoMthwsN9rRqqDxtzkbD&#10;54TT25N6H9en4+q63yZfu7UirR8fVPQKwtPF/8Fw0w/qUASngz1z5USnYZaqOKAhPMcLEDciTRWI&#10;QwjJIgFZ5PL/D8UvUEsDBBQAAAAIAIdO4kAxdePqNQMAAIsIAAAOAAAAZHJzL2Uyb0RvYy54bWzN&#10;Vt1q2zAUvh/sHYTuU//EiRPTtHTpD4Oylf08gCrLsZltCUlJOsbuBtvudr9HGextSl9j50hO0qal&#10;K6WDBeLo9+j7vvPpOLv7F01NFkKbSrYTGu2ElIiWy7xqZxP6/t1xb0SJsazNWS1bMaEfhaH7e8+f&#10;7S5VJmJZyjoXmkCQ1mRLNaGltSoLAsNL0TCzI5VoYbKQumEWunoW5JotIXpTB3EYDoOl1LnSkgtj&#10;YPTQT9Iuon5IQFkUFReHks8b0VofVYuaWaBkykoZuufQFoXg9nVRGGFJPaHA1LonHALtc3wGe7ss&#10;m2mmyop3ENhDIGxxaljVwqHrUIfMMjLX1a1QTcW1NLKwO1w2gSfiFAEWUbilzYmWc+W4zLLlTK1F&#10;h0Rtqf7osPzV4kyTKp/QISUtayDhV7++XP74RoaozVLNMlhyotVbdaa7gZnvId2LQjf4C0TIhVP1&#10;41pVcWEJh8EoSfr9wYASDnNRkg7SpNOdl5Ac3NdP45gSmB7HaX/kk8LLoy5ADIN+t2sBimB1coAA&#10;13hUxTP4djpB65ZOf3cn7LJzLUB1jNYuzip+pn1noxWi9WJd/vx99f0rGYwpyYXh4Cw/EiEJjICb&#10;fAiG2E4l/2BIK6cla2fiwChwKKiCq4Oby133xvnndaWOq7pGwbH9tFeG6Ew05wKcoF/mkTPzeXUq&#10;FqImttTClBM6COHjoHoACMRo/gY44P1KR0PIMtKJ0nFKCYgx6KNUcNOicZgmPrHGamF5iZsLYIO7&#10;fUrXE476hi3qYsB+uGPLcEk4gIPQOP1+0vfxN74bQilD0w3jtEO92q60sSdCNgQbwBgwOMZscWo6&#10;NKsleGorUfdVjjwWBxKg+TRD49/bLgqB7A3fxY7zTePc67ON9bSWy1Kw3PyH9otdMiCRkA3UH1Pq&#10;qumneHQQhuP4RW86CKe9JEyPegfjJO2l4RGUlWQUTaPpZ9wdJdncCLhurD5UVZcbGL1VEu4snV15&#10;90XZFXeyYO4V4q0KgFwVWkGEgoR+RazdhYB10H5Cq99VI1EXLLH3VEhwwyO9zrK6RRIb8/sRZ/zt&#10;O+AKMbyjnCrd+xRfgtf70L7+H2LvD1BLAwQKAAAAAACHTuJAAAAAAAAAAAAAAAAACgAAAGRycy9t&#10;ZWRpYS9QSwMEFAAAAAgAh07iQD9y9BA7KQAANikAABQAAABkcnMvbWVkaWEvaW1hZ2UxLnBuZwE2&#10;KcnWiVBORw0KGgoAAAANSUhEUgAAAN4AAAB3CAYAAABsdP6RAAAACXBIWXMAAB2HAAAdhwGP5fFl&#10;AAAgAElEQVR4nO19eXhV1b32uxOSAAkEwqwgc5iCglgVEBClTnDRovVyKxa0KmpVvKBCNQoV/GzB&#10;Cg5Q0d4CCiK2DBISQIYgIGAQkkAgAxCiEIYAIYEMJzlJ3u+P31runcPJPJwD3e/z7CfD2XvttfdZ&#10;v3lYgA0bNmzYsGHDhg0bNmzYsGHDhg0bNmzYsGHDhg0bNmzYsGHDhg0bNmzYsGHDhg0bNmzYsGHD&#10;hg0bNmzYsGHDhg0bNmzYsGHDhg0PwfD0BLwZJP0BXA+gCMAZwzCcHp6SDRvXNkg2IjkcwPrOnTsv&#10;IXmDp+dkw8Y1DZKNT506dS+ATQDyAPxIsoeHp2XDxrUNkt0BrIcQXQmAuLNnz95E0lbNbdQKfOzF&#10;5BY+AFoDaKj+LmrdunW+YRj04JxsXEPw8fQEvBh0+d0mOhu1hquW8Ej61qG0diUyWyuwUato4OkJ&#10;VAYkG0Pc+lr1a5CWltb0+uuvzyd5EcDPhmEU1PZtrX8UFBTYxGej1uC1hKeIrR2ARhkZGT3atGkz&#10;AUAH9bEBwA/i+Dian58/l+Se2iA+kj4AAtX4wDWmYpL0gzCxxgAKAJysA6ZloyJ4g3OFpA/JZiS7&#10;kuxJMiwlJeXhhg0bRgGIB3AMpoexAEA6gCPqfzkAImrL3U8yZNWqVS8B+FndrwQSTuheG+N7EiT9&#10;SPbr3LnzVwDiIO9tqEoUsFGf8CThqYXQheSAiIiISQC2AUgAcBjAcQD5EOJKAnAAQoTRixYtmkTy&#10;PgDfAsgFcOjYsWN313QBkQxwOp0jAOyCELiV8EJrMrY3gGSrUaNGzQBwGkAx5N1GkOzm0Yn9B8Ij&#10;qibJBhA1spthGC8B6AqgGcSFbwA4ByATwCUAP5P8CCLlAEnfOgcgl2SBYRh/B4CCgoIAAL41mJMv&#10;gFA/P79JAG6EqWoC145zJSsiImKdYRgDAQwBEIDStrON+oInJB7J1hMmTJgLYD9EYpWon8kAti9a&#10;tGgayVtI9iHZjWSAmzF8SIYBOAjg4IkTJ4Yp+6W6c2q5evXqSQB+ginp9LHvWpB4wC9axkgAKRCp&#10;F0eynzeYHP9R8BDhXdekSZMvIKrjQYgauZbkCEVoLZSTo7wxNKGcABBLsl8N5uPvcDjuBbAHQBZk&#10;USZBmEExgH0Oh+OaIDwAINkXwA8AnACS9u/ffz/JhpbPtQnQxR3Ts1EL8BDh+ZHsTLK3Onopx0ql&#10;VB6SDc+dOzcKwI8QQvmmJs4Pkh0BrIOotj+QfIDkvRCmUIRrxMbTINlhxowZ/4S8u0MZGRlDlKoN&#10;kg1JDoW8j3Uk77SdL7UPj9h4qrzmeHWuVYzihlatWj0LoBeAYyQ/hHghqzNeAIDOADoCyJs0adIO&#10;CMG1gaiZ1yRIlkCkeVGrVq1y1f9aFBQUDGjYsOFUAAMBOLp06fJwamrqEZg2tteBZCDM7+uUYRiF&#10;Hp5SxbjadHuSTbdt2/YEhHBzAaxUEqs6Y/mp0p/NAM5COPzNJFsvWLDgGXWPYniRjafm3JFkKMke&#10;6vcq2bZKLf8BQCGApOTk5MdJ3vrBBx+8CSAW4k0uAZCcmZk5qrKaSH2DZAOS1x0/fnws5Dv891UT&#10;9rkKCa8b5CU7ACSSHFYdVYikP8nbAWwFcAHiVh+s/t985cqVz0OkaDG8RNUkaZDsCkDH4Q4AWFEV&#10;xkOycWJi4gSYTCUXQCqARAjzKYTp7Irwhud2hXKsBZMcNG3atA8g4ScHgHiSN3p4epWC12auuIOy&#10;Q0IgoQh/yCI5W03Vok3//v1fAHALgHSSHwP40TCMQpKNfX19i3FlorSnEZSQkDAAQH8AOvbmhIQF&#10;KouQXr16/Q+AtpAwSSMAnVzOIYAj2dnZn6CaKnxdQa2B67///vtf33HHHeMB9AEQDMk79jl//rw/&#10;ScPbK0muKsIDEPLee+/dD6AlRB06CSG+KkFJ+WZxcXFhkHeQBuC4JXWKvr6+Wt3yJrTr27fvU5DU&#10;Oa2pVHqBqUXbEsB1KJ9Y8x588MH9TZs2PWgYhqPas61FqLk3B9Dpo48++s1LL730CMQ2t67h4pYt&#10;Wxa4Izply7eDxCwdANI92srjalE1lbdtBIAYANkAIkneVg37JoBkn5iYmOcgIYP1Fy9eHO7qTv/5&#10;55+HADgEU9X0qO2g1KvBELWqGNXIqiHZ6q233poFM3PFNV6pj9Tk5OSHKPmyHoN65pYkezmdzmEf&#10;ffTR/4N4sjMgkt46ZyeA7SR7uhnHX9nykZDMqH+T7FRfz+EWVwPhkWyUlZX1awAbAFwEsIfkXdW0&#10;7XoDWA2J1UUrd7m7AH0vSIDfWwiv+dtvvz0TYocVwyScShGeckTcDmAvREtwQBawA6UXcD6ATcp5&#10;YyhG1ZFku6oyuZpA3ffGL7/8chqA7yA2qCa4PEiurk6+KAFw5v33359Jso2bsToBWGM5fx893cqD&#10;FQSqPQ315d8IacWQC+CnpUuXTiHZshpjNVEesCMAjiYnJ49Vrmh35/aAcFdvIbyOAHZCiMZKeBV6&#10;XBXR9R4/fvwCSCpeCYBTa9asWQpJGtALsgDAnpMnT44k2Vg5MIYDWPH000/PIdm+zh6w9Hz9SN4J&#10;6XlzFqWlmwPAdyT/W81dO4MOKufYFWmD6rvcZxljr8edRlcB4TWJiop6EaaHcT8lxalK86YZdN8O&#10;8WJ+U5430A3heeyLUsynByS+aFUR8wGsJ9m5jOv8KYkKQ1588cUFkCyfAojWkA5gC8nXIYyoAEDC&#10;mjVrnifZimRoZGTkSwB2Q4h1fV1KCSXhulHSBO8GsAVmWCMPkk54EMCmtLS035BsP2/evHcgUrAE&#10;si6u8Giqce+GqJg24VUWSk3YCOF0ORD9vEO5F105RkMLB70I4LucnJxfl6eqehnhNUpISLgXwFGY&#10;i6cYQHJcXNy4smwxkp2DgoKWQhbsOchCPvr0009/Mnfu3I8h6vYRyHs9+cUXX0wl2Z5k+4kTJ85T&#10;nzsApG3duvV5kiF1+IzdAPxbzVWn62nbbS/JUST7UmKXQSSDdu3a9QeUZsjuCK8bgAiUVks9Hx7y&#10;ZsKjtHfoD4lZOQDsVDZZpW0NJS3CIIb1RQAxsbGxj5EMruA6rZ54XNUkGbJw4cJXIU4RvXjyBg4c&#10;uKYsKaTUtcGQd6dV0zPTp0+fQbLP3r17/wCJ3xVD3u12JW0CU1NT/wsSI9RqXCzrOJFaOUWs6qCW&#10;6HvnzZv3uqvtRrLxjh07fg9JateE19fNuGGQnGCvSnr39nBC82XLlv0aQAsAZ6KiolYAOFBFN3DT&#10;+Pj4WwH0BJD5/ffff9avX78NkLzMqwX+KSkpoShdvnPu9ddf3wSRZKVAKbvq+9BDD/0BgLbLigCk&#10;zJgxYw2AgAkTJoyGlGEVAUjZuXPn5xD1M2z06NHPAugCc32UAHDUcWzMStTFkDzSOJKzIN7li64X&#10;+Pj4lDsfkgFZWVldIdX23gVvlXjKPrkXktp0EWKT9ansfBXH756amvpbAN9D7LrVlITsCjm3l0m8&#10;LhBbSzsZHAC2udq6+pmdTufwUaNGLQFwCiI1TgHYvmLFiin5+flDpk+f/p76Xx6AfYsXL36NZCeS&#10;t44aNepzAOdh2pJOADvq+vkpGTkrIbbY7rlz505Xz+c23kgycOvWrU+itKrZ1+WcDhDzIhMi3XPU&#10;ufEkb1LakL+yLfuSvFH91L+HlnX/2nhgryM89UK6QTyZORCP1YjybDI3Y7Tv3bv35xA39EWII8Ft&#10;6KCM672J8LrCVJeKAfy8atWq/3W1uShex5UwJYQDQMrs2bPfIdmfZNi4ceMWQpwseQB+PH78+P9Q&#10;QgV9O3TosBLCoIpgqmUZ4eHhfyHZuo6fMUAt9DBK+49WdOOhtJwftGHDhqfVs7i18RThRUBS3x6H&#10;+AryAKStXbv2ZZL9L1++fBeAtZD3Gw8Jt8RBbM0aVb2UCy8lvKZbtmx5CsLNciCSqksVrvcnOQwS&#10;bM4HsF25yBtVYQxvIrzukEWhbbU4SqGwYTknICcn526I90+flz5//vwZiqPr3NR4CGGlrV279iW1&#10;wNt/9tlnr0OkoNUWKgLwg9PpHFgeEXgCJIOioqKeg2QvufVqkgw4c+ZMGM0az99D+vc4IGp1EsRh&#10;la3+3jtx4sQNEOZTAiApJyen2nWeFT2ANxJeZ0j/FQeAhKpIO8U5h0NUjAsAvouLi3u0ImeKm3Fc&#10;Cc8jxjhJ//Pnz4+AeB9LIA6PHbRkaJAMpHhtt0C8dw4I01qjVKoAkj2mTp06F6JG5kM0gJtI3rB+&#10;/frnUdqZoo9z06dP/wvJdvX2wJUEySaqKVU6yg8nGOoIRWnvZjGE4A4D2BoVFfUcyVuPHj06EaKW&#10;OiG1mb3q6gG8ivBoeiEPw/RA9a7ktQH5+fnDICrFBUjs6Q6K+7lKHjlFeDpzxSNeMPUuOk6YMGE+&#10;xNlQAuDitGnT5iu1EiSDEhMTx0CqLHIhRLUvMjJysiKshiSvnz59+jswuX3S2rVrXyR549y5c/8E&#10;UauszZ2sduStFGeNV4Fk8FdffWX19Ma6sfECSXbPyMjoR/JBmCmAJQAuDx06dKUyP3qRbE6yk1LF&#10;MwGcnTVr1rsk29bVA3gb4TXZs2fPExAVwgHhzBUGbtUi7QUgCqozGasYenAZT0u8IsiXGladcWoC&#10;kk337t37OMRO1XZX2qZNm54g2dQyzy2Qd5UHIPrgwYOPUnIcfUg2TEtLux8i0ZwALk6YMOFjkjd/&#10;/PHHUyGqqWveYwmAlAMHDjxGMqh+n7pyINn8448//jPMNLLdJPtYPg9KSEh4GEA05BmtLSJLINUX&#10;92lNimSDkydP3g1TFT+g7OK6UbG9kPC6wqy3O7Zx48ZnSDarxHVNjhw58hhEZ9e1ZG4zOio5j24Q&#10;dbcAQHJ8fPwvX1J9gGZS+A6UzqdMVK0aGqjzesN0vCQrtTzQMk5b5cW8AOH2iVlZWXdTimGjcaV6&#10;WQKgqEOHDjEkB3ibbadBssWcOXP+AgmnnJ0yZcpfSbZVDLip0+m8G+LNzoGo3YkAzsB83sMkb7KM&#10;13LWrFnvwsyE2ce6bHvoTYSnbJERkJeUC2AVJVOhTDVRXdOJ5D0Qzq9VzME1IRSS7cPDwz+HxPuO&#10;bd++fSzrKVufpnNoI0pnXOicxBst53YFsArAgZCQkJV0ybpXtuAOiFRw9unTZ39RUdHoRYsWTUXp&#10;pr3Wozg4ODhl9+7dz509e3YQpR+OV/VdIdli3rx570IIL4nkGEpuaY89e/Y8CXnmiwB2REZGPpuV&#10;lTVCMaAzUAyMlgZZ6j1ugxBmISSBvlNdPoDXVCcoDrMOohIcpVSXl6kqKu7Wt1GjRish6sR5ABuU&#10;XVejTHqKJ3EHROIdj4yMfIJkk5qMWcV7r0Vp1UgfB6xqL818zFDFgIJIXkflwVXnWrNXMkeOHLkL&#10;4oYvBFDSoEEDd8TnUOekQBhgpb3K9QEXiZcLIIrkYxAHygkIw4xWayGYpH9eXt5gmN7hRJK3qLEM&#10;ZR/GQiWQqxaTVXLIVQVeYzQrBhAEKfJsCOHQGRVkqQRGR0cPyc/PH6CuO0RyDoCYyma3UOJ610H2&#10;SyiAuQFKAzUfXwA++fn5AaiH3ZVIBqWnp98EIBTui1VLbRmmqu+Pq2v9i4qKhvj5+T169uzZxST3&#10;XbhwIVA9i2awwZGRkbdAnsto0KABgoODceHCBdf76P3fAWEA3tbmr8H58+dDII2HGwEYZhhGGCTL&#10;yQfALpLhAPbpDgUkMyHfMQD4paamtlYMOnDnzp0DId0NACBzwoQJ0QAu19XkvUbNBBBw4MCBDpCX&#10;CKD8ympK4Wq/u+66ayzkhem4TGplW0Eo9em2nj17vmsYxmLDMGYBuMFyil6shmEYPqjjjtJKSt3W&#10;vn375wC0goQQ0mFW2RdCVOmymEprPz+/VwDcnpqa2gpAo7i4OM3INAxYCLGoqMgd0VmRD8mHzFNz&#10;9FOqZ29KsLsr67n3pjKPWn3++ed9YK4XA+a+GrvPnTs3F0BsOWvBJzMzMxjCYDoPGTLkMUg7DAeE&#10;kV0wDKPOOhB4E+H5//zzzy0hHEw34Sl2d6Li7LcZhjED0m49NTIy8m8k/4xKtqFTX14XwzBeT05O&#10;HgnpYxIK84ssdXpAQID2Kmr1rqNS725gLbjbSTbKyMgYahjG6wBug/SBmbpkyZK5ELuEAE7v2rVr&#10;KcSF7g5+kPYGxg033JAJwD8hIaFbGc9UGRRCvIV/A3BaEdgAwzDeNwzjK8MwvjYMYzbMXZzqCyFL&#10;lix54PTp051httpPJTklLi7uyYyMjMktW7aMdtO2gpbD98KFC0EAmnz33Xe/grR39AOQRum/U7e9&#10;ZrzFxiPZJDIy8gmI2zd70qRJy+im/IdmrG4ThDjTVq9ePUnZNZVmJCSbrV27VgdgiyHer2+0J4sS&#10;moiFuJaPb9my5XEq17qywf4FsZ2+djfPqoBShXELxDmUp55rHcnuJPv7+PhoGy2uoKCgzLCGssPi&#10;IB65viTbv/rqq3MgxaRltXlw61yBxLK25OTkjKB4WHVd2zaUtj3j6KYqoC5ACY+EnDlz5kH1nNYw&#10;iH7mMjcspYRefoB8p6c+/fTTcKfTeUeHDh2+Vc9Ub5u4eJPEK2rfvr1Wo3yPHTvWFEBjlk6L8gEQ&#10;2qhRo6kABql/xz700EObAJypomrQYvTo0WMgKl0xxFv4AUxOZ+WOJf7+/kUw1d+GALoDCAMQdvr0&#10;6c41dOY0mzFjxhgAfSG21ImTJ08uhqRwOUpKSvRzFfv7+7vdy45kw0uXLnVXczPUUdSsWbNMyEKz&#10;Ih/mbkylhoEQfdLkyZO/IPlGYGDg9+qzQYZh/AkijRu6XFPnHb2UtA3bvHnz79q2bTsNUm1iDXUY&#10;EJOguIIqCv1ufDds2NBm3rx5t5w4caIb1Hu/ePHiZxDnTN3CiySeQYlJaUl2JDo6+llK/35/xXG7&#10;R0ZG/i/kxTgBxKmC1irbGDTzH0sAnA0PD59FS80XzfowJ4DUb7/9doL2aqrPoiH2wBmV4VDlJGL1&#10;zE0oLdNjIKqdlryhlntV2PtFSbv1MHuEhpL0u3DhwkCIpzgNkiJVBPHoTYN4grXEyAVw+Iknnlhy&#10;4cKF+ygFsX7qvQ+FbInmzsu6n3WUXKDu30pJ/vvU86VDGEYGTObxS81gBeP1gLznYojXfALJ38Lc&#10;azGirPdb6/AWwgPEoxcbG/s7SBA8H0DyI4888ll2dva96enpD95+++3LIQuoAMDZd955ZxarmdKj&#10;1AlNeAdVInADy+e6At0J4KdVq1b9kSqQT7LF4sWLX4Pp+IgjOZxVq54wSIbs2bPncUgvlVyYKuYg&#10;mhkVmvD0Hg5XLAyaHbETIeGGOy3XNyTZa/PmzY+NHTv2awjxXYYstsvq+XPat2+/zul0DlMEF6Cu&#10;DaBZua/npxdpnRGeYrTdz58/f/ff/va3v0KIJRXmfonxb7/99p8pFQcpah6JZ8+efUgxarfah/pO&#10;96J0O4kk9XsiyXuq8h3WCF5GeLocaBXkZTghtsYRiO13GaU3VAxjNTMrXAgvli75oOrzrRCpdvIf&#10;//jHVKoGS8qO6AezL0geJH44pLLSl2SThISEsRCbowCyqDdS4k4BlvN0t7MiSAsEd4TXEfLOLgOI&#10;oUteqSby7du3j8OV25DlA9is5u5nuaaRsun05p/5ALaSHIfSkvKKHMmaQj3PWsj3fh6mLZcHYEt6&#10;evpDJG/YunXraJiEd27q1KlRAJaz7B40mpm6Su1CSF7qFa0B6wreZONB6eY/k3wPZuFnM8jGlZ0h&#10;sTYDwDmSETk5OQTQhpIMW1MG4np9bnh4uOaGvpcuXWoMZVMYhlEMIDUmJuZTCAcFgDsMw3gFZsW3&#10;WygiCAJwc1hY2NMQr2wR5It/GxKDLFDnas+bL0wHULHLeP6QdxMK+T6t4QdtFwcDCBkyZEiu5TMn&#10;xDu6PScnZw6AvTr2qcYcaBjGNACD1bgHd+zYsTQ1NTUNZixMM0G33ucaQD9TV0ioqBiiVm4jOfO6&#10;667bCODk8OHDT8EMrTT717/+NRiykU15ez242n8lAI5FRUX9G+KEqh94k8TTUKrTrQ0aNCjLrsiD&#10;cLq948eP/ywmJmZcYWHhzZQMjgqJkOIduwlS7awTbHu5nNPmzTffnAPhuDpTvZ3lc4OSJTIcZg3c&#10;IZJlbgmt7tsiPj5+LKRXZC6EmDaRHOiqIpEM2rhxo25HeGHmzJnvudqSNJv55ABIdjqdVjXTn2Sv&#10;iIiIFyA2aQpEchUASPj6668nU6r6A1zG7AJJNtchnZSkpKTHKDVtPSHVDCUAzih1v1aLZJXEWwNR&#10;nRMbN268UW2e0tn6bpWk1XOxSmC3kstF1dTHmQ8++GA6yQ71SgveSHgAQEnzeRpmMxvdgPUiTNVD&#10;q6LHISUf6w8dOjSOUsFcXqpZYFRU1GMQezEzPDx8AV16RroQXsb06dPn0E1dGs0uaPkQVW81Je/P&#10;3X2bbd68+Q+QfpD5EGKJIHm7O2Il2WbBggXvQOJ4p7/88suX6ZIwrhZZrHpHCVYGQrNzl27rp9Wq&#10;gwsXLnyVEoP0cRkv6KeffnoUYmdrKbuG4uAwlKqry2viKd28K9uOI0CN0608W4rm/ol91OF270Sa&#10;OwK7OnsqS3i5w4YN+6YmJkt14TUpY1aQDDx+/PjQLl26PAZJAcrs2rXrgVdeeWVPampqyJw5c26B&#10;pHM1hGQb6Jy6Tn369OkCsYXCIYTlDo1PnTrVExJYzuvSpYt2GJSCw/FL/NW3uLi4Cdy/rwuxsbFL&#10;+vfv3x0SSO4GoBvJSwAyDcMoVkygFYA+I0aMeByAzorfRwlO7ysjxS34+eefHwzZMyCjXbt253Fl&#10;aAAQ9Um7ya3wh2TiXKc+cwI4tnjx4i/Gjx//L8j+Ab+EYNQ8B3Ts2PF5iMpcAOna/QGEAfqdOnWq&#10;teU9FAG4XJkwjhq7v2EYbwDIJzkZUvp1Baq4f6JVdXRCvLqV3U/j3Icffrgcsm9GbavL5cPbJB5N&#10;x8V3ECl3/qmnnlpAaXXQilL6EUoyLCEh4RGIxy0BZjlQEYDkY8eOjWHZ/SZD1fgFABKTk5NHKG4c&#10;nJeX10E5FlrNnDlzOsytq753VUfVWAbJToGBgV/BdAbEqPDErxSHHzRmzJhPIDVx2lHxw44dO37P&#10;chJxKQ4fXQV/7NSpU0NZ2vOq9wQ4pMZdT0sys0XiJUPUzO0RERHPkrzelcOrsQaq96mD+Fvy8/Pv&#10;punlbDl//nz9TvIg22e7le5uxh4wYcKE/4MU9MayFpKulcQ7AFOCpe3cufNZuqkhpNnu0CohD9BT&#10;rdy9ifCUDXTD+++//2dI1nkOZHOSAXSTlkVpM96FZA+HwzEasgCLAGS2atXqn67qo+U6q6dwn1JN&#10;g9etWzcOwLL09PTRJNsuWrToeZiZLWW6zSkt0julp6f/F2ThZkPUw8MwG7TqQHYugOjdu3c/RilW&#10;La/kyUp4ybyywlpXMeiGUINZ2jPpT7JLVlbWLUePHh1EKbFq5k41VAQUCZPoInmlhzUUZtv0RJLl&#10;NgVW12hGuk69g8uQaofry7uuMigoKHC18VJSUlIe5pU2qy/Jfr/5zW+WwKzk1/ZgtWs2awKvUTUV&#10;B26/Zs2a0ZMnT34YkkmwjeRfARw0DOMKFcswjDxIjl6DgICAdsHBwcXZ2dkAkLl9+/bNkJdc5i3V&#10;UVxQUFAcEBDQID09vQ2Agddff30QyaMhISG6ANV6/hVQc0sjeS4nJ6cgKChoEoDeEM+cP0TNK4Rk&#10;xRwi+T6E8C9VoVdlqfuTDCgqKuoKUW0NNfZPVpVVJQinkjweHBzsU5Y6pd59C0gvzYYAjjgcDr1f&#10;4C8e1qKiohYQtdcXoo2cLi8hXRF4++XLl98HUa8bQlTXeRB7vaZwVa+Dly9fPuCtt97S2oxWcXu8&#10;/PLLf1i9evWvATRxud4z8AaJpzhzmOp0dRAiMbZQPH3lGeEGxQlz65gxY/4J0e9zICpQmaqMUsF0&#10;DC6eUvfXLCkpaTRELdtLckBUVNSTMNvH7aOltUA5YweQ7LF///7HITGwBHVs3bt37+NKTa5s4yar&#10;xEvU91fP3QciRXIBHD948GCZrdwruIcPpcvYGxAVUku7bi7ntVi4cOHrEEnugMT0yox7qXHbrVix&#10;4hWI5M8FsCczM/N+1tLWzkoDsO6JUAjpiN1dfe5H8vaJEyd+CrEnrW0LdZ6pZ+oMPU14NDfkWAnJ&#10;TbwMYKfT6aywgpxkky1btjwNs9r4Eszq8/K8mi0++eSTcMhC057FbpQQw48AYrOzs+/75ptvJsHs&#10;YlUpwrM8U5BSg3uqoxslPazS71vdT6eLHVaECJLBP/zww1OQpIIcSLZLuZX65dyj+ZYtW56FLOBL&#10;aqwrGJ5azNEQSZJaUUsOy7gHobKQVq1a9VJ511Rj7q6qZhFEonZX6mUvmPtluBKdxwnPo0F0kk0S&#10;ExN/BzMWdmLZsmWvsHyngw/JkKysrHsg6Vb56toDyu4oN3uEZMNjx449AFm4uk9lmFroPwA4tHHj&#10;xvHvvvvunyDMQEu8em145I7w1LPfCOlLkwez2W+FGTMUm7gbVTxMSYSBkIqDXMgzut13UC1i3fwp&#10;jtJpuawqAD9KC4/vIdLx7LRp095X96619cYrwwmXxo4d+yUlTNJxwYIF4RAJrcNROShNgB6z8TxK&#10;eIor/QpmWtJlCMe9sax5UTkylKTbBTPIqxvfVvgiaXYki1HXRSkVMBQSk4sn+VuS4yEhCU8RXm+U&#10;Jrw+JIOVJNHzquzGlIHK+bMeklbVk2RnS9nQ6bJyX0n6Zmdn3wZzm7B9LDtZ25/kbTC/0zxIKtwt&#10;rOU2gW4I7/zs2bMXkhy+bNmyVyBOLSeA/B49esRNnDgxGiL9SiCSezPJG8oYvm7hKcJTttBNs2bN&#10;+itMFbMsNUdn8XdzOp1Dn3nmmY8gL1XnOCZBPGWDylMxXcZs9dZbb00HsOLcuXN3qnYrLtQAAAjc&#10;SURBVPkEr1u37jmITZIMM1lbB2brpe7MMkcr4R1UxNIVsjOuA2ZTnnJd+iQbnzx5ciRM7eBAXFzc&#10;qL17906EeIILIdrCzXS/sWOLpUuXToHZcnGjOwZnYWgbIASXA+DbU6dO3ccqdPGuLNwQXkFISMiJ&#10;Hj16xKu56kSLi+Hh4SvffPPNFRBveTGAo5s3b57Ieuqj427y9W7j0Yw/RUBsqGyIsX6nK+Goc3vv&#10;3LnzKcgXmgB5eYUw2/iNYBVbEChp24bSIEjHqQwlgXVDHFd7oF4JTxW9xgJwdujQ4Udlx4VBsi+K&#10;AZycO3fuG6xg3zqa+1DovMo9NMtsHBBijGIZBb1Kum2FMLqTUVFRz7gzBUg23bZt29Mw7eJDlIz/&#10;Wic6dT/tXCl2c7gmQZ9VRwGAS6NHj/5SMbJS9Z71JYg8FU5obRjG/wIYBtlCKXXnzp1fAoizJOoG&#10;AmjtcDg6NmrU6CUA/SBZKgEQPT0DwqXfhbi9K5utAOCXROezLv8jycuQMEQxvCfcYpw4ccI/Kyur&#10;za5du3pBXP9OACkvv/zyepQfNgEkybk5JLQB9bMNJKPFD0BaSkrKF5Dgf1nXB6tzL99///0xsGxz&#10;phZrE4fDcfOdd945Ts0vD2JDpxqG4VpwW1twDfFYhUgRxMt9CRLGaAHJVCoAcGj27Nl6FyHNeH1T&#10;U1ObG7IIsiDv14BZke9r+fsSgPPuQlyVn3k9SzwlaXSCcpE69l+6dGkwJVG1O8kbY2JixkHshESI&#10;yqI3mjgIIHr58uUvKY5Vq/VTJNu+9tprsyGL0DX51lOqZhGAIyRfhNi1+QCOR0REvFCRtFPjtPnj&#10;H/9obWqbA9MjqrWGMjM4WHoP8cMs3bHZn2TP6OjoiTAbyOpi3HLDQTUBSZ+8vLxBkPVhlXAOAMeb&#10;Nm26Y+nSpVMyMzMHb9++fdygQYO+gZgPB0hOmzx58gySYyFS/xDEvNA75B5W/zsEID4sLGw3RAs6&#10;BGDHM8888xLJ5jV9gPomvBZ///vfp0F0cK0WHCD55NChQ/8P4s5PgBQ+5kEWWRqArUuXLp2ijPTu&#10;JEPqQi2g2fI8CaXd1D+wkuGEWpyL9iRaiUVXNFR6v0CKQ+o2mMnNeqHqNLNSGSpurrcS3iE1Lz3u&#10;AACrIbmcDgDnX3jhhQ+VvVhnRaUkm69Zs+YVmGptMUQSbTl58uRv1btpQSkEDlu/fv3zJP8EWVvH&#10;IOvPta17WUcRzE1OIimpgDXThuqT8BR3HAJJO7JukpENWejWvdkKIAQXHRUV9QJlk8IW7oz/Ophn&#10;H5TeFjh35MiRvzRCqi9QAtR6H3Z96LzRqla8d4dZxVAMUaV+zMnJua8i25ild05KUfduTPKm8PDw&#10;2Si9vdchxRzr7HuidGS7DxL60U6m9KFDh64gOZQqkUCtt1/NnDnzL5D36Lq3+nn1v8PqSCzjOAwg&#10;7p577llCiRHXvJ1hPRNeZ0idlQ4BuOMuDgjBfbd169YnKTu5BNeX0avmGQqX8pEHHnigzHKfOpxH&#10;F8j70gWwxQDSFy5c+BpVNXwVxuoOU20tBpDx8ssv/5XkdZW4Vldu68LX9SQfhuSJ6iRyXScZwVrI&#10;wyxnLpp5fwfRhhwAEubPnz+dEuf0V06Spk6nczAkgH4OpUvJMgD8+Oqrr75XWFh4u1pjFR09KMnl&#10;NepQbn2Q+iQ8XQ9VBLVzDURFOQhp1xYHYGNcXNw49bBN61sVVvPUhKeZg86IqNR2YbU4D10xsA7C&#10;nY9BauOqXD9G8ViuhMn0DigbrEKVSTHMryDqvw5EH4WEgAohlex6B9Vys4aqC0qBc2hubu4DENv/&#10;srpv9P79+x+n9IppSgnSD4iMjPwjxObUFSsX1Zy/nz179ltKFW5bHxpUWQ9Un4TXEcAyiKG6+8UX&#10;X/x09erVzxQWFt6mFlOY4iweITjLPLtAQhc6hqdTxjyxVZc/ydvuuuuuD5OSkh5VXL06XdX8Kd3C&#10;oiEq/TeVleCUGGfv2NjY8ZD0PB2WcAA4pALvA9Wir/Wu0iQbHT169CFIVXwSxJZLWbBgwZ8plStt&#10;SIYeOXLkEUiIKg7C0HWcN27ixIkLExMTH6b03mztMYLTqGfC86N0YO5BcZC0owTGvar3C8ngHTt2&#10;PAkpxtRSzyOEp+bTQC2uRjX5vhTx3dqnT5+ZFAdBVbuiBSoJHAVx1Gxbv379RIo3uk4WsiL6gSjd&#10;WCpu+fLl05VW1OHw4cP/DZGC1nZ/WvWNUt3T2rKWkrNrBZ6ULN4KmonbUTC/7HX04D7otQVKOCek&#10;MipmGdf7UZIOdOJ3cF2sIYo3MjQ7O3tkv379VkOkXAmAtKysrDe+/vrrST/99NOjU6dO/RDiqdQl&#10;XPmQsEAcxAPptq2Gx2ETnnuQDIqPj/89RGVJPHfu3GjWUQaGjdIgGaAS4KMgRKT7f1obXR1Vh27/&#10;VwCpSVyv2v+FsYLeLh6FTXjuQXPD+jUAVtBTWez/YVCq5SBI9YVVbSzr0GGnbZs2bXpO2cDeo1KW&#10;BZvwyoZFrepYF546G6VBs3P1Fly5E641mJ0JkXoHAGyKiYnRXvB6DTvVCDbh2fAWUGKKH6N0XxSd&#10;5HwG4tHcM2XKlHnp6en3KA9lqKe94NXCVTdhG9csLCEPnaObBJUf+fnnn79x8eLFoUqytb3aNRCD&#10;pFGFhjs2bNQplDOkfWFhYSOn0+kbGBjohNm4+FKNKgK8CbbEs2Gj/nF1GKI2bFxjsAnPhg0PwCY8&#10;GzY8AJvwbNjwAGzCs2HDA7AJz4YND8AmPBs2PACb8GzY8ABswrNhwwOwCc+GDQ/AJjwbNjwAm/Bs&#10;2PAAbMKzYcMDsAnPhg0PwCY8GzY8AJvwbNjwAGzCs2HDA7AJz4YND8AmPBs2PACb8GzY8ABswrNh&#10;wwOwCc+GDQ/AJjwbNjwAm/Bs2LBhw8Z/Bv7jukirztkGRNr7Amjg8tNHHfo8uPlZqVuV83dFv5f1&#10;szq/V2ZuZaE210d1x3J9Lrr87vp3Rb+7G9Pd79WB4eb3X+Zpb5Vgw4aH8f8B1NHuI9v/Ab4AAAAA&#10;SUVORK5CYIJQSwMEFAAAAAgAh07iQJkob6AgMwAAGzMAABQAAABkcnMvbWVkaWEvaW1hZ2UyLnBu&#10;ZwEbM+TMiVBORw0KGgoAAAANSUhEUgAAASwAAAEsCAYAAAB5fY51AAAy4klEQVR42u1dDWgVR9cu&#10;IYQQQlCSoJKKIkGCiASMaKmlFoKEEiRIRUsrVSollFCkBGppS1qkWFqxpZaKBAkiJaBiRUWFUOQl&#10;FBFFRUVFkSAhBAmoqGjQwP12/Z5Jj+PM/tzdvXf33ueBIbn7MzM7O+fsmTPn5403CIIgCIIgCIIg&#10;CIIgCIIgCIIgCIIgCIIgCIIgCIKIHbk33mhwygqndDplk1O+d0q/U0455YxTbjtlxCnjTskFKC+c&#10;Mop7rqKOIacccMoe1L/FKV1OWemU2XwLBEFIpjQfDGmrU3aDGd0Ac8mlpIyAublMrRcMrZlvjyBK&#10;lzHVOmWVU7aB8M875XGKmFI+5RkktQGnfOuUDlcq5NsmiGxKTpvAnC6BuHNlUq5i6drtlBanVHJG&#10;EES6GFQz9D+DTpkoI+YUpLiS5CGMz2LOFoIoPIOqhi5nDxTZSRD6BPRHZ8EIf8WSchPaXgWl/HyU&#10;2gB9Vte24f4u1OfW+wsU8EqhP57gc7ntfODXZ4Ig8mdSbzqlB4rxuJZ4D6DPGoTifQOY0IwU6d5a&#10;0a9u6KuGY5QiX2CnspeKfIKIh0l1Q8qJunN3A4yppxTMBlymCua6CYzsUgwM7BLG+03OPoIIRogN&#10;kCiOR2BSj8HkfsGyq6FMxm4GzDS+x9IyiiR2BsyQO48EYSC2VthCPc5zaXMWhOpu71dzRF+OaaVT&#10;2mH2MJTnB+AZdh1XcESJcieoWixBzudBSLehCO+iFBBaAtsB84d8TCZ606LjI4hCEU4zvvoPQhLM&#10;eeyotXIUY3sP2yCdht2s2O7aeXEUiVImkDbYBL0IqSx3Jak2jmCi72YxmFBYycvVNa7kCBKlRAyr&#10;oMQNYyvk6k1WpfBZXF3bnADXNTnlulPOOWVpxt7XSugTw9iCDWOzhJb1RGYZVXtIRnUJFtm1KX2e&#10;WtHXKaec8Li2Rnu2gxl8f66x68chl4yj2F0k4yIyM9E7QyjSH+Br3pKRZzug9X+xx7XyurGMv9Nm&#10;vKcHIT4+H5BxEWme1CtCfI1vY4ewIWPPOE97jgrLdXXadY0l8o7Vzu6NMIyL1EGkTa8TVJk+lOUv&#10;r9PvKvEs9z2uW609d18JvvcuuEq9CKjjWkVqIYo5YRuwTHgRcDeprUSee1IF1/O4ZkQyNvwd4Afr&#10;5XV0/SEKOkGr4ZM3UU6MSjz/QzzbLcv5evH8d3HsHn6fpaT9Ug/WS/0WUYhJ2REwpMuZUrWdEszn&#10;uuX8PjEOreL4cxx7XspGl2BcQwEt5ztJVUQSk3B+wK/n7VKfhIJhX7FInznTkhG+fSWt19KetxPz&#10;wY9x/e3OL1IZEdfE2xRg+Vc29jfOM97BM1/Gdv8C5XCNUC/WnUHn2Ext3FxpbV4Jj1Ul5sVIgAgb&#10;3E0kIk222djd8fPm310OaamwQ9gMC/acgfE0it8/edTTYrj/n1IxfbA88wyE+3kcQJVAaYsIPcE+&#10;DiBVDYfVxTjXz3LKMqd87pSPUj4Gri3VWqdcFHorvbjuK7tceywhRdzR6lkIQhyHwv5r113HUt8d&#10;eAhUlui8agng/eAq5beQComguqq/A/j6bQlLVM71+w11VaZ4LNzdvpNgNGPujp/W9wvi2j6lUMfv&#10;pVgyTmr3HBb31IAZ6mPyCEvspSU8zzYE+CCeYigbwmsSdQcQ2fujLP+ce5+IuiYzOEb3dYbl/F2u&#10;GA1+y2W0uyN4yynv25gzlpqNafGhLNQOJuz4fvWZb+PUbREm/cJgAKV6ZwxtrZWSRMbGSXfLuSCc&#10;nP/Rrq02MSDn2BIsL/9Nq2kDEnJMYulaV4D2OgIo5Q8wyw+hQoncDiBV1cbUntzanzCcX4PJew/6&#10;nIG07KJhiWcan80h6pij3fs0jRlr3OgS0nEbzHkYS9hFCbRXi3nmNQ9H6N5T3syqyydl1kgUcRwx&#10;oea6uiDt+F1pBS6O77T043kKxqrZS/q03PM7ljQLNL2VvHcqhfNiMZapldgwGDLo7xoTavuDAB/Q&#10;raTe8mJUlUhC6mUEOhhF4enc+4NW30O1BBLLzzvi+j89+lKVgjGTwexMZg2LdckDzFqd/wLH6rX7&#10;3knh/Hhq2hDRPBzuWO51l8JHYpC2DnCJSASxrXIlrk0xtdWj1X1f6HGmXVvENvcamD3Ie+akYMy+&#10;FP35yCnX8L+rh/oN/y/BrperZF8j7pXmELM0SW0shfND2pLtsjBft5zz0H/FIjliJ/GxT+QPJiAp&#10;YWbV6uMHOB53OicoVGUbdUJ5fRdf87MqrpS2ZPohBWM2U++PsHQ/p/qMv33i2t9x7GtxzF3yfiN+&#10;v5vCOfKH6N8Ci4T5ieVe/WNzOaY5O+IzZxnvvwSZVbuP3cupiOYKB0DId/H3J22ZcE4tM7RlUZ9W&#10;T1WadhCF7uYHcWxMt8PS+q7KUhiUTjMxQXxPUjhH6nSGa2C6+wNIZqq0x9Qvv13sx3SiLi1mtdVH&#10;uf5tVANO5/7vDPWe0HUT+KuWUW9b9Gu5NExAsQnQqx1/hOMXDfdI4r4oxv+5Jj32pXCe/E/fRNAY&#10;0VOPj6H+7pPYSdzmo3elMr4EmNUOH3G6I8a2Ov0U5m6EA0gtVR71DKdEIs2ZxsdvyQMTAPf8Wu14&#10;S1ot/LWle72BOedMlvdwS5Lv+zT+rk6on20+S8RfGGcrm4yq0seuZTgph2Wn3p+RVWZ6+xu7aK9l&#10;j4HpwyylB0rJ2FWDUOt9lk2XPepYYDh2zRR5FO1VFvF5W8UzbRfH/zEtEXFuoUHF8D7epzH0Toz9&#10;bfDxRzxAppUtZlXr4w/4twqHknA/5uLvF2j3S8sXXZVvLPW4Oq+/nHKzEEspm1IZ55pNvoQBPyDT&#10;ynbscI1ovoZjhV4KC93iKzHqETJnWhLX5tZJ7b39ZXjOyYT7Xe0zx4do9pANZjXDJ8XWjkJ+fYSy&#10;dLlkZIZ+PbTcr9tnnSny+C4TfTmrEWotdD7zILXshXX8XWHb9JpRLKS5MTCwowV+nlua+1UrNg8W&#10;i+M12C09qudatEihKoR0cwH6v8MnYw/NHjLKrF4UUimJSX8XerJqg4TyD5ytc6bJDRcWqT+5kgYX&#10;HXejQPTpZ4OrTU5LtnoPTMGVZD4FQ1gAqTENBrFVMGXYCHuzK3BQV2YMuyBRTYGpnvRTqAuzj38L&#10;9AzdHptKZFopZVbzPXLFPUt6qQGdwh0olpXC+ph2zVty91DoTkYME1AyqjkpGuclerx2SB/HICFd&#10;xHPVp3CONIa4VqYp+9OwjFxic4wWu43WvI0JPFu7h5HpDQYFTB+zuu0hWa0sQB8+0tr9Ujv/mf7V&#10;FQxrqTh2QsTcWpzCsZZK96aMzRNlJ/cjlq0VHtfqkuMsce4bLYXZRTC4OYZlc08Bn6/Ng2mNkmml&#10;n1k9iNty3aMfUi91XTt3WHd2hkGlYnJ90JM81HeqUjrm/3glUU1xv9daTFsuYzk4Ty1TNcX6XZO0&#10;ht24+1p9P2theJ4W+BnbPAykybRSoLO64RFpoaWAfZHZYp7g2CyR2kruNC3ymFTLMzL2dRmdM9eh&#10;G7yD5fZF/L2GclmLgvokQJ0zset7Hffq2YF6C/yMLR62Wjeo0yoeszrv8SVpLkKfpnTDSCyh6i3X&#10;LzD0vYVvt6jzqlYPI4PNgkFxzXpbEllxzWgxI2642aU9Vh5UxBdhUp1Pm9ir9aM2wPUDYmt/+l6+&#10;4aLOLRld4jOh+5peqgtfyibt3lkWFUGihqR5qksuMV58YV5CJdK/25aBzUXs2/0gDAvPoL7AX2oO&#10;wrk0uOaUyVyq0H4fNNm7CRuy+9pyb0Bc85XuIwmTiSGbtXwBJa0RD+PSas6EZF/AgIeCvaXIfevw&#10;287W7JiWW46/dPPg2078wzctJbnSkynCq+aw/VRzhr5uka5naW3VIK3b3WLY0kGnNUE3nsIP/A4P&#10;04UVKemjaw+z13KuTyQdrTacP53ljDoZnE93hWQu59NccY00bziiLfU245qz2v0nU/isXiYPv3A2&#10;xD/gWz2MQldmoP//mrLLaNfoCt/P+eYTfSdXDPOpVbtmplymC5OFHvz+M4g/aAaYVi9nRLxSyzOL&#10;ZNWZ8r6/LXYP/whw/dE0hxAusXl1Tss4vRB/l/jouio0vVXOFt8sQ7SUizPUUjlPqlaP9ffWlPdd&#10;Znr+KuA9eu6/Cs6CxN7PWvg5vieOPRLZp/s83G++0DZ7KjP03N0ekUsZbjnCwM72iMG+I8X9rhNS&#10;1ViYzQDDsrCOM6Gg764axqOTWpagZnGNTMqxN6PPud0jqOWbnAnhB7TSoMyU8awqMzDxq0Le02TQ&#10;q1RxNhTtHTbB73BcSF0nS2UJ5RFP6xJjaYUfzD0ekUKrS+xZlxoSdeay6K9XwvOxEaFmHoll4NtZ&#10;XrLjo2qLXDrAtx58ILsswfbHkwprnBKCaNFCk+zkbEjlu1okrN/VknFBRp+lwUPtsoFv238AV5b7&#10;LgY2Gv7hbEj9e5or4tS75ceMPke7RUBw6XAV37R94GZ4+D59yxEiUixx3ZVJRzL4DNs8fHNn8y2b&#10;B23QI8kp3QeI1C/rM97/41nd5CrGYHV7bLOSwxNE8jTY4OEo3cMR+m+g5ltcBp6lxUeQIMqEFlst&#10;tPi4mJFQsiKKbuLoEETB6XGDRziaynIfnI8tgzPIqUMQRaNLWxinLeU8KLMtfoIjYaIhpinNO0GU&#10;CG26LmJXLXHn5pfroAxbuPgHIepYj3tmcpoRxDRd1MO+6qKMghqyjlUW+jxfdktDVz9lGYz+EHXM&#10;ZLA7gnhJC+/AiHUEmatzceSPdOmx7JeG2BV8YDFSqw1Rz7DMpEwQZcqsfrAwldcS+ua5NBwp611D&#10;50EPWQa3M0QdMgPxHE5boowZlomW7nqpSpzja4I61yNXgcl153g5DK7t4feErEftYoxwyhJlzrBc&#10;KWgZokcsUqsUJL4wBoEUqco6Arbxa1QhI4sDW23xDJ8Ia80ucvktsZxfGOY4QZQozX2l63i1TEB3&#10;AtbTIOKC5a3Gydrg9cRhIIowLC+zzxjOVSBa5CPt+CIwuQlOYyKDdHPF47weg36fU34Tv/vk8k8L&#10;wz0Voh8byiaBBTj0hCUgX2XIum7i3tUeS8Vh7fhEyYuwRKkyrGWYuz8bzilp6UPDXK8Ux3Yq9Ymr&#10;LM83nZwl4N+Dkgur7DzQbouvYEvIeqq9onGKVOMyBrfKLTcesi3adhFpoB2ZbXq9dm6BvtoQ167T&#10;rt0P04dG2zUBVzePo5gjZWHAWy2K9t151KUSAHRCtD0hzqkEDk+1e37D8faAbSwWaefrSTJECmjo&#10;PUvG8CUy47T4oLvlmqQB/D2GXAnzIvTlF8vSsK1UBvtQXIHBIO5OaKGEl2kv70/tnqe67gov9xb0&#10;XfeUSK1l+qV9F5EmOnpXz6Yklos5nK/UpR6R7PU9/HaT+p6J0I8ZFtus46UwyCss0tWmPOparLZi&#10;9V1GnL+ssiurIPqQ7l4RfZGPzvSFmCWWlDmSCJFCeloi5ycSmKj5uxnHXGayD//3WSSua7qeN2Q/&#10;bJ4qK7M+wOcND3U7H18kvIi7+L9K2JK45RODS8JOJAt44sOs3Ewonwq/RKNCnyBSQlNKbzWJFYGb&#10;A/OA4brT2jx/qJ13P843I+jVLllShFVmdWA74zI2Ey+pSTuu1/3Q5p4gfA9VcXcbF4m6HgVNKU8Q&#10;MdJJFZZpdSHumStXF9q5Ty1099BwbQ4Mb04e/V4VNXhBFqSrM3nW5boaHDUcf1/UvR3HftLa/AbH&#10;b6Is078CkNByuv0WQRSIVuox/3YFzbspPuLj+N0uNotkOQYGV2WoQy4pa/Lo91BJSFkYvFh2ElyF&#10;uFcWZOE3ddlwjyrv+7ShpKulJB+iSDRTIRjOsSA7eUKn9cTiTzjHwuhcQ+rPNOv1vjz6bLMA6Mza&#10;4J+JYxfBuWejuH+hz5dmzINh5Tza+Ii7gkSKaOeomLdPsJn0DmygWiAVHbZkC8+B6bVb6p4pN5a0&#10;ci3P/h7KtJTlsbZti8CsVNllufaWXKPjpT3SdhR/9JGuqkguREpoqEPMyzDlXogVkO55cj3Pvtqk&#10;rI6sDHZc0tU/Fnce90W2atfOE2t5tS6XxnI5uVtokK62k0yIFNJSl0fqLSWBnYO7TVcYh2bU/52o&#10;60qEfh6KS19d6AFui9sK1t0ZtIRT3qddtxR/x2QWXi12VqNBumLEUiLtdFUDptSKD3KLyQtDeIKM&#10;hqh7He75K0L/bFLWyrQPrInTDsVUd5Nh3f5ESluu/RSO79XuHTH4GCqzi26SBJFRRuaaRBzTjoWO&#10;FQcmWB+xL8czZf2OL8CLpO0yxBdBFmXZftOUpVaYLSzS9FxPOO2JDDOsBRb7qptRFOl59sVmd9mS&#10;1sH7Pi6r9gBtVRgseZ9Kx1Dt+jlSwhKS2GZOeyLDDKvXZEMFyUvRxdkC9ueGgQdsT+PA1VoSS3Qn&#10;3O5qQ5uHLQxO6rUmKF0RJcCw7mBeLzCck0bVewvUny2WeFkz0jZwPcXsqNgJVMWNLvquds1D/F2O&#10;az7llCcyzrBeiVhiOH9CXDOzAP2xCS69aRu4s3HEu4rYh3cNfTgozv+Lv2PcGSRKgFnN8wuFpMVv&#10;f6tA/TIF67yapoFrS5OyzaDbmsQuyDwRouZHTnki4wxrp5jjFzyuU7ZWrQXql23zbUVaBs7EUS8V&#10;uU8fGvp0UvxfyylPZJxhyQxUF32ufavAfTubyjDKSC7xOI2prGEwago3M8rpTmScWVXoH+OU9e9j&#10;Sw6H2Wns2ESaJBiDq9BlTnki4wxrgTanl6Ssf9WWPIZbit2xU1nIoOH6SYn+neOUJzLOsPryyS1Y&#10;4D7uTpV/oZuLzKJcW5XSAdwF156POOWJjDOsC0FjvRWxjystm3FvFqtD3YbO3OB0IojEac+1d9qb&#10;T2jjAvfzqoFH9BSrM6YQyL9wOhEEAR6xPRU2WR7LwRV8TQRBgE8stiwLmwvdka2GTpznKyIIQuMV&#10;JpusbYXuxKmid4IgiCwwrN6kYuQF7UA1jMD0Tizm6yEIQuMXzQZe8aJgERxE7OhX4l7x1RAEYeEZ&#10;pt3CDYVqvJ+7gwRBhOAZOww840ChGh81NN7F10IQhIVndFhc+CqTbrjFsh5t4GshCMLCN2YURe9t&#10;CYE6zFdCEIQP7xgqdAh1t9FBQ6Pf83UQBOHDO7YZeMffSTf6ILMpqQmCKCbDajfwjseJ6bGciudb&#10;Gqzm6yAIwod/VELRXphQ6tRfEQQRkYcMFSx6g1PxHkNjO/gaCIIIyEO+L1jATzexBO2vCIKIwEM6&#10;ChJDDwHDTOFkaH9FEERQPjKjIHzEDXvM6KIEQSS0UuuIu5FtRfMFIgiilBiWyRf527gb2VNwK1WC&#10;IJJiGkvjEDicOurzuGeTgZcMxP2ApvjtK4s02BeYuZkgItGQS79jMdTz1E3qGvKetsTjvFuyO88u&#10;wkCrjLezOO0IIi8aWi5oeKZ27guvlRM23/oQIn0u6mgM2f4MU1boOB/QZOH+oEiD/RHan8upRxB5&#10;0VCNoOPt4vg8cfy+U26ijLjSmFOeiPPXnFKH/5fn0YfxxBJTOBV1piXhhNPuPbQ/j1OPIPKmo5mg&#10;o4fiWJ0lw42pvIt73Nh4V/Jofzgxm05LhpwDEet0RcuTIe+RKYPIsAgiGg2uAy0tEMdUcuRlTmnV&#10;iquof0fGsHL+/9wpU3m0bYpA2hvXg+2O2/8HImUu5D1jZFgEEYnuPtN+uym4bhmWawtCLi/7QvbD&#10;5Je8J66HPBVnAHltDV0b8J6vtfbrOf0IIhTd/aszFqx0XlG+O/+vdcph/N/klIVOmYNlZA2yZtXg&#10;t6v3ehhWr+xc+4GBp5yJ60FvxJnhGQ+s6mkKcP1Cre17nH4EEZje3LAu10E7Swzn3Z3BvRoTcxXs&#10;+0PotNwyGKJPrYb7R+J6YJPvz4yIdY4FjensXPNca/stTkOCCERnFRrtnEWewFrtuqMag5sKyaxC&#10;7fLZfJPjeOAGU7aLEPf/ZDn+B+r62ud+Pc31Zk5DgghFw0MeTGYSS7px7PhJcwPXnGEBNruWwn7r&#10;bSje3bLRKedw7Wge/RqP3bbTXfrlK7opGw7LOZUN9rLH/Xr8+OWcfgSRFx2/Z0nP51XugJkt9am7&#10;Ks8+3Y7de8Zig3U2wH0/e0ljQo814nO/Wy5yyhFELIyr19VjOeWYaz/l7hA65S6Y2YRmHOoq1Ffj&#10;f1dhXxdzX87EbotlcVQc9LlHN0CrtVx3XxquieNfiXt/4zQjiFgYhKt4vxnguippNoRdQ0WPriqn&#10;Jqb+HDDwli1RKzWFNP3V554B7fp2jyVjTjpPaszqI04zgoiNYU2ZBASc64KUdc9wzk2e/K5ughDV&#10;FtK5/5fYQ65bYtds87lnnibu3cFx12lyM5wm6yGWTjsya8xqEacYQcTKsJQOq0Yc+xKK91doVZO2&#10;psT/lzVe4Oq49kE5X43r6oNk0rLE2BuI+pAmo9FNAe/9XK5NfRR80nRhHDsUN7HOvoA1tGsX8hZs&#10;OFpgzFbFqUgQgeixS5ofQIDQ6bBVu6dRueqIY65e+5EPPV8M0B+TuulUURVjwmAtyfIEysOvOS0J&#10;wkqL1YYIDRexVJwAI3It2D+EJKVWPjmT7kssI000eSQEA40vbaBl63FViPsbDSLkCBjZFQ8mdA9c&#10;PKwB2++cmgRhpce7FubjGpj+pdFSJc6NyN+Ge7fnkxzVkidiJOoDjkR1y3GuP2Hz/zNYsauyV1tH&#10;z4TuyzVi2wmJSrcZaeWUJAhPWvzBFQS0Y/MM9LfeIAl1W+pT9zSCRt8K2JeWJBiWyRp1fsg6Ztoi&#10;LIDjP4VtyH2tnZs+9VboERMJgvCkGcWc6jQ6koLJV5al5IR2fK+4Z24efTEFBh2P+oC5qAxL6LLW&#10;GI6fk9IXpCfZ1iNOM4KIlWnl4PC8QO7mwYew2nLPHdxXhd9H/cyW8mRYuTgeLhfEEDQAZz9nOP62&#10;7gSNXUC5VHzIaUYQseqxdL2yq2I5DH/BRYiQslytYLACGsL//xP3/hihH9UFYVgR6jprOLYA9e43&#10;nPs36PKQIIjAdHgBEtMJDx2yKlcM98YWDibtDKvJcEztIl633LM3n3g7BEFY6XC1pGNIU9csDOsr&#10;KXBo5+pi6Et6GZaPWHjT45rvRPsbOeUIIhLNLdRjuYtz72q2k1XaSiiXT0jkkmFYaMMVS//1uWZr&#10;FB0aQRDTtDQLdLTL45oaGZAPSSkU/T2NsS+ZZFgTAQ3NlK/hv5x2BJE3vdWF1UFB6Z6z2WOVG8Pq&#10;C3Htz7bY1IRxvBbD8K+mgG12Yidpe5APUQmM8ZdwD7uL8CuzMtDnqZAMq0m3gC9bhpVHn1wbkLEU&#10;ToJWOGj/6IaQTUmfuoVz+V9Bkn7E0Ga9Nme+LAOm9UcYP7oU9Hc8j9Rcz+PerU+CYT2Lww4rgQG/&#10;HFtq6/j61KRtE7cHuGc5nE3nJdSnWs0fc2eBxkKOw7IivhN3U2cNwiQdgcFkdUJtfYjnHkF47wvw&#10;l/0ihQyrJY97bvqFS87j3ei85UXUSkfisHRPaNCPpHAinFaKSRmY0HCdq/jcpY2rGx9sTgJ9krs+&#10;nQVccuTySWMeoO5ZWOY2imNVSIywHmqDw1iiTYLQ9PBF6yP2YTkicW5HW/d0tzJItO5m0dslIkW2&#10;xlyfydJ9tGQZVkpfqgr7+o84thSM7BiisZ6DZfEBzbblXlSpEdvS/XJyCefzXNCMvhH7UCXa25eQ&#10;1HRLLHUfIjPMQZHU87SMlQanXN0vdlGe7Vci1ttfYFb9+N0lEv4+T6NklTJamZ+E8/PVOJOolsFL&#10;2IcxOqwdV75YJ6UeyQ0DLcb1sxjafyX+toFhVRRgDN4S7f2MdFADkPQmsVRaHLENGdLkHXH8mG1J&#10;Lt6NW67FNNYHYSdYi2PvizbWkCK8l6VJMKwzUeJhleFLUCGlD2jHVcqyfu34T+KLXB1D+59peeUq&#10;BcN6IiSE9+LSm0Gy+ARL3EFLnLMpMKoDCJNdE7HND02SkojpNKXvZoFx5kzvIQaC+wTHepWuEFEQ&#10;1C5tN+bGQZSd5R4OyRIPK3IAv1Oxp+IpD4Z1EcTpMosekZijH1/kLmz/j5kksgjtXxbLyyYcOymS&#10;Zg5r+py+GNpchF2yQZQRwTTWIgdlRczj3GVyERHj/NDnnjik2QrhCOy6kP0uJOmn4kN0H8z6hFaO&#10;JbXZkhFaMUUcHYpa6UC+Md3LaODdidvupiQz6EnOgaAVIxvAl3lMu25tDP34VNR3Hcxp0iDpXAFj&#10;6UlipxW7cW5bFwo02WsNH4xHkKjWi9BFHbpEFLCtRty7EYzpCEIDT8H+6iTMWXrRXgfyDbTj/wpS&#10;iXFcTTHdD0StdHfYrDlluA6/A8YwKXbH/qctVfplVApYDj+Pi7DhH/YIpReMcT8ITEk8Jwqkwxrz&#10;U7iDoDug82mKyLBqsEP4hUgdNx1twF2C4p73gvqkor57mknIBJhVn2GXsh7P0g3JWoZwuc98A8Yx&#10;NmXN2RO10m/D5iXkkvD1cDnCsHC/OLYLE7spYptzUM8RS1TXE3EuO336UiuT4DplHbb2lR3UiCVO&#10;/88RGNYySIzDgjk/0k1EtFDAGwO00Yh21qi6ROzzffggDCPSwWGEC16P/ujOwqcpab02vqa8hN8n&#10;IbYxzEtAhoVQHp0WhlWBr/6H8mudR5tfehn0CYY1aDlfDf+yOh/bsSVYdn6H59kLaeIwJMr7GjN6&#10;BLONo4LI/4DC+Qv8vw/3Hw6Tsk0yLMuH4bIPM90YYbx/EvWswzG1kdEFaXeRuOZuUsaqGaeVRDI/&#10;dxoqPcvh9mVYd6DnOI0lyx9yjY4lhMxSMhlWygjQlyYsUy6ijVto8yiWSqasRFM4X2sh+N+gt1G6&#10;m33Qha3DEk+ZDtxLeJzXK6W2hWGdMNxTExPDqsHyUC05r2DcJjF2nZo+8XNShnEcz8S+oefaXMVu&#10;K1HaL0HaPP2kJBZBSGdB1E/BzKS1+z8BiaUOxqirsVzZCHun/dh5Gjcwouc4fhLSzF/Qc/Xjr2Jk&#10;agfrvTyf/6wt3VrMTrOfSFMNcXxA7JIqie85QnFLg9bNEdtX7+0y3oO+/FQxz0e5FLSOoSmF4Mqo&#10;lTYYKp3gcL82Tu1aGm/dDmuvWB4cFUsJaU/UEaCdHktkyClIUEc0y+t3ChWpQVsGvS/0RhthiT6F&#10;3cuWGNr6XSw7P4MOS8+6NI6PQ6dYgqtzn0Zsv0Uk8e3EMvmgQUdHEyD7GJoycs2Oo+IXhopncMBf&#10;EsBGzb1m3KQvEkvFcamEFdFUnwf9EkOXtBPLs/VgFBUh+u1KBAtjHosazWD0Aoj5ISS2MW3XbFHE&#10;9g4rQ0Mw8X58FJTLzmnLfbEl3BU2WAeEZP0cOqwfyiFKRYSxqzXxlbgqv0H3nNfGZBBfd+nsukww&#10;JhvD2i/8zZTl80vH5xj6VGVaduH4agRAlNv+g3HFbsKO2pTQlW2WOSM1pu7qfz6M2J5iTH8a3os1&#10;xIspUW+EPixXltnQ4am6l+Kj0okP2u/CqPYzLhGnQzElo2qyWLtvKPMBf19YMx9Wyy7BmI5o1+/X&#10;dg9PCGV7LFEcIW0ovclB6KseiaXTv8LqXTpcL4xpTHogbdRqxzdqESlmRmynxpShGOeU0epBH4Y1&#10;ELEPdZgDn+Cdn/PJPiPLSTKsNz4wjMuZuCo3GY/2cNBfLsV6tGP7LAzroCQU7BLKZdK8GPrzrrY0&#10;7cLXvkpbxuoMa1EMbS+DvqxCO94smObPMY17ly36hGBYAz4M62CI9ubi/Z2AhDqpuTrt17boF4Cp&#10;Vhkk3ao3CHcstsRuNCoq3xq7CX3pvgglSR3Vjv8rlyKam0gOxodxKKMfem2MaEHTpuIKNQ29zRj0&#10;VvvAKGtFLK7PYxzjvbYlhGBYvxnOVUpJL4/n+wHLu7W6sa/NLoywjucOA0/pjatyky3WeQ77K1/g&#10;Co1gjmmEotxwdiGkjHLl6RPB36YQXrkuQl8Om7b7xfn2OCMWaHXP0XRkI3ju9TG2USVsoPo8GNZG&#10;JVGKc4ulr2XMz64Y1hQpIpT6Iv6gCpZAWw847NPjsxzSxWmxXDgozq+W3uggqm+Eu0eLFrHyKb7k&#10;y/Poy3dehAOreNXOuwmMRaMW4XQ0zhDJov93LMatyhh3OX6/DcPZk0L6fKnTS4hhPSVFBBovk0lD&#10;c5wNPE7EZqJ0XsB72th8Z9G5rLPc/7a26zgFaeWbkP1YI79YMHvYKeJUPc9HjxOyD7MMZgzzYmKG&#10;970is0Lxf9kglR1MUvEt3vFDUoPvWM0w8JJncTdyPnar1NJ7EYeFMnaeRmhK8nrb4/4K7D7VROhD&#10;tWBKo1AUHxaRG/qws7UuzoQChn4s0iSaH2Oo8zSMc+fmcW+FZti7NubnXWPzYSReG6s2Ay+5Gncj&#10;ewyNdHP4XxmjZWBM6yxLmScFCu+idqzmFHk82uMy1ITt2vYou2yCqVxM4FlXFyoiRgnQiSmgwkDc&#10;jWzjTmGwL7nHuYUF6kOTVxryAo/Hekh8q5Ma15BS1r4kEnEI27D1KRn3udicmJVCGuk38JJv427E&#10;FH/5RooG4fobRFqZeGWZPOf2lPRjpvJbTek4XTLwko64G6m1+BQ2xNzOjz7nO7HDsAaOtXOFweRm&#10;sgeCH4jpsC3vpLBvMwrBR7w4Y1fMbdzVjS6181c8XB6ecLoSZFjTdmqVKexbR8FWahbF+46Y21Ah&#10;bhst50d9/LR6OGWJMmZW1WmOWeeGQDbQbH9SjW2JPY/Y62384JXi3JAS/I7KjKK2rTltiTJmWM2g&#10;i60p7d9QwYQMi8X747jjVZsy+opzMqJnvXauLkmDSILIAMNSfpZzteOzQtazEBm862LsW6VYrsrS&#10;kuSAPEhawy/SfT+ynL9vcy2BYWS8Zv4EkR2GNWqIc6/C+zQFrGOORt/vxdS3dovAU5nkgAzGkZrH&#10;jV/u5R7hBmZD3V9bzrtuLJMeDO0+MrN0choTZcKslP7qpmHFMql91K94SV2am1gujjDbFlvOv5Me&#10;lFj0WGK3b57HNSrtd7XhXIXNQhaJRHMM90GUGcNScebXiGMqP+I1cUxtbN33qGuWRuOTMfRvqODe&#10;MmJQZHkR1o4CbiyvDKThmiqvbDKIkpBT0QAQllZfI1PCIsqFYQ3rQoBwyv/IIAjkfOrTHfon840W&#10;C/urZwbesbhQ6+TI9lgiX56XQ/BGLz0ZxNtJTRmvImnO5DQmyohhPdJ2z98SoZvnGCQs30i3Wrbs&#10;vFOkWeyvJgpiK2bxBfolxP2N2DGoF/GfFkAMrdSunYv4SlPYBazVl4haVAC3/MHpS5QZs5rjYZs4&#10;pTEsGYvKlHD2U+33PUTEHQWz259H/3YUzRdZi++kyu2QYqtXuYeEmB/6XDcJZvXcFIeKIMqIYSn7&#10;xQGDwlzS1TXBxNTxWlHPXmkDqUyFYujf1aIlssFuRF7rUYPhp/4lGIVCvl+LXxSmPMduZi2nMlEm&#10;DGtUuuMgHPQdDxppEXkGRnFPja6igYnRrYh9a7bovWcUcoBMqb+2BbjvifT9w85BC74Kt7RrR7T4&#10;4Cr07kfI0HIa+e6uW9Kz59LiQU8QCdJirWQ84vg+kX8yp6WVq0QYIhmW+2vdIBu0tS5i/3oNdDlU&#10;6EHamk9iCgzMI13RLhIE9CLJ4l21xJN6LTCl5z76sVYo9J+KlFfVnNpEiTIstTG1Uzs+LphTDeLd&#10;b5WMTRMKcgaj00ndoySP/p3NR7iJe5DetISJaPO5r9Xj3E9aXUcM17wbJhQtdjmU/cdSTm+iBBnW&#10;iMGcocaU7g15An4Xv5drNCeZWVPUZB0QRF4kmnAiRGfOR9ktNDzYWJBQMW74GZUySxwbQiYaL+td&#10;uusQpcas6kw2VWLFctGgkmnWji0VjOuiOP61LQhBiP5tTzx+e4jOdMcR28YiMg753PMaUxMpoO4j&#10;6cI8TmmixBnWj6ZwMkKhLs0ZlLH2b1DIP1SMTuzef6pJbu1avXNBZ40B+3c1NSGgPJaFq0LWo1un&#10;78TfHzzu2WzKvadlG1ZKxmsIQTOHU5woMYalTHo+M6hX6vH/HBEwQJab4nq1ulmgCQWNsJc8KnTC&#10;gXwL3axalh3KN4s5YKeiBuQSX4npARO2JF6+hictx6ssiRpzcaVmJ4gUMKvNJlsqDx2XLD8bVizT&#10;frvQ/T4VOuPQ/n/OdbsN954p9qB9bDG5rw1RR61BJ7U0bHooxPC56GOjVcepTpQIw3pis1bXrnN3&#10;CS+ALk/ryzlh3nBPHPsGK5X1Gv38GbBv1RahYUuxB63BkhV6S8h6Pje45fyj67Ig3lbg/5nIB3cz&#10;oEHpWk5zokSYlfQ2qYhYlxIOftKksm78vwQ+iUtC1GkSZJ6lIlu8RfS7FEO9LpdepB27I6zZbYzp&#10;Fix06zm1iRJlWP+DYr0yhrpcRXqfJpHlomxaWTbS+tMyeG028/+I9bYYjtncdUYQ0bCC05kgQtHZ&#10;EYNqJW/JDa44ps24FWl6aJNN1u4861puM2/QFPQv9V6UpAgiEu26urBPxG93R3As5hXX1VSlHXNt&#10;KwydfJCPg6O2q3FFO9eotUFbK4KIRrvKpGEhfk8G9SQx1FVryfvQm7aHtnW0O4+6JMPaZThfLWK+&#10;53TjNoIgQtGbtFtUUR8+zLOuLXEJLoV48O/zjZOl1SO9yxd5XPeFuO4tTj2CyItuTdnUF+RZ19XM&#10;REzxULZ9ELKepiAGcbj2qzRnuiWIjElYr9hjhaynM4nNt6Qf/lAcsW9gmjAW8Np9ulc6QRCBaW08&#10;Dkt0597jBto/nvaHt5k4tOVRV1OIa3/n1COI0DRWKWwXo9hdtVpWVyuzMAhnMsdpCaJ8mVZFDHUc&#10;iiNfabEGYENcUhZBEKmnd5t09XGWxMwRSlkEURYMyyRdjabKUDTAQ3xMKYsgyla62pLFhzmfung4&#10;BEHESeNDpsAHmZKuxMPY7DI6+aoJIvPMapWFvj/I8kOZpKzbmeTABEEouq6EJFUa0lUAKWsTXztB&#10;ZJauN5WcdCUe7oxlF2E2Xz1BZI6eZ1isAIZLYuXksdbdzddPEJmj518s9LyqlB5y0BLjuYVTgCAy&#10;Q8ctlhwOh0rtQRsM+QdLR4wkiPJgWGcs8a7eLMWH7aECniAyS782l7veUn1g21boBBXwBJH6FdK4&#10;JVZ7dSk/eLvFlH8PpwVBpJZufy1bI3CLsyQt4AkinfTaYREyjpfLAMy3JKwYDZPiniCIxGm11mJz&#10;5e4UNpfTQHxgkbL6OU0IIjV02m+h0w3lOBhDJWveTxDZp0+bwfeZch2Q2RbbrJFU5jEjiPJaCl61&#10;2FzNL+eBsQX6G+S0IYii0eWAhS63cHDeeONvGpQSRGro0WYgeopeKf+Jn6MWX8MVnEIEUTBabLX4&#10;CrpLwQaO0H8D1WXh6uMcKIIoCA3awsZkJwNOgQfsgGWw/qYoShCJ09+ghf4OcHTsS8PblkH7liNE&#10;EInR3jYL3Y3QmNt74FZa3ACykfaaILJHc20eNNfOEfIfwB4PfRajOhBEfLTW4KG36uUIBR9Im0vA&#10;cEmHsyCIwtFYtSUgXw76ZOqNQwxmJew+qIQniGRozGb/OES9Vf7i6qhlUHdwhAgib9raTrVLMgPb&#10;avE3dMtWjhBBhKapbgs9uQajbRyh6ANsi1L6gkH/CCI0LT1jAM3kB3qrZZCf0dyBIALRUJvF7YY7&#10;ggkN+A7LYL+gzyFB5M2sfuEIJTfwtrAXD5iUlSCMNNPioQem+ULCg++aOxz3cCNo5igRxDS9vOlh&#10;GDpEm8bCvATX5/C85SWMlnVERIL4j07me/jmXmJU38K+jBk+TIuSFlHukpUXs2LIpiIxrRsey0Pq&#10;tIhypIsWj2XgDTKr9Iq9D7h7SJQZPbR5KNipLskA03pBOy2ijJjVYzKr7DCtGx7GpbTiJUp5/rd7&#10;MKsbZFbpfGleinhX0urhKBElOO+7PZgVFewZZlqM8kCU2nzf7jHXyawy8hJrPWJpqXhaNJgjsjzH&#10;qz3iWSmjUNpZZeiFVnq48ajIpYz7Q2Rxbjd4RApV7jb8IGf05e7weLFusLIOjhKRofnc5rEj/tKR&#10;mb6B2X/JWz2ygjCFGJGVedzrM48ZIqaEXnY7DEltL/sUl4hESufuDI8kpypSaBdHqvRefCuWgV5L&#10;RIaIJdI2Z2/7zFl6c5TwBJjtlLMeE8A1Mv2YI0WkYK5u8FkVDHFVUB4TodIj76Eqg0x1RBRpftYG&#10;mJ8HOD/Lb2J0eQTkz0EUX8WRIgo4J1c55aoPs+rlTmD5TpCVHqE4VOnn14xIgVTlztN2jhYni7sL&#10;c8hnsozSgZpIaP51BPhocglIvDZxejycSFXZQ0UnEdN8cy3Wf/WxrXrATSDCaxLN90hyoYobIG0T&#10;R4uIMM82+JjYKNtAOi8TgSbUxz5bysofkWGYiTDzqsXHD1BJVd1UrBNhJ5efzZay29rNZSLhM5dm&#10;wM/PT+VwhglUiKiTbVMAaWsU1/GrSMi5U4l54adUdxnZBo4YEdfEmx9gJ1EFTVvFESNgU3UpwJw5&#10;TqmKSGoSdkCaygUQ7Vs5YmU5R1p9AkiqcpWmMkQhJmQ1TCAeBPx60qG6fBjVIR8zBaVU38Yge0Sh&#10;J2gDFO45Mi4yqgCMKofr5nPUiKxM2CHGLiqZ996JD1GQ9z5M3SaRtgm8IqCSVTlWdzNRQObecS12&#10;/W4EfM/ufPiAu8dE2r+85wNO6AdYVtIANd3vtBnv6QEZFVGqk7w9hMSVA5PbQifX1Ly/ang8nA24&#10;7FP2eFvIqIgsT/yOAO4Yuq9iP3UeRXtfK+GUPB7inQ3TcJgoNUJoC6GcV+UGXDq4w5jsu1mMLMpX&#10;Q7wbtfu7kiNIlLo+ZHsIfYgqZ2G/s5ijGNt72Bpyyaf0jtv5HohyI5haGKCeD8m41C7jDoR55k5j&#10;sPGegeX5jpC6RWmZ3svxJkhM/28SsTuAN7+pvIAO5Vso+mlB/ca043E7pNJTPvH7vaJx9OP9UD9F&#10;EBqRNWBn6lQexCU9/4chSXSWi0QgJKjvYaA7EWEMh2Enx7BBBBGQAN8E0ZyPQHhyOXMA9a3IeiRL&#10;MKc27Mz1Y4xexDBGrk7rTc4+gojOvLZCcngWAwNTyuOz2MLfgrC9bWmRyKDja4UB5hYouodDmhv4&#10;LaWHsGRkeBeCSIiQq0HE/TESrykF+ggYxCCY2jZINF2I9dSCOGHz/Yxd0Wd1bQvu70J922C6cQD2&#10;ajfQ/osEnmsCz7OBynOCKA4Da4EEcigPU4lSL64+728shRdTcU4Q6WNgzWBg/di+f1FGDOoGnrsH&#10;jJw7pgSRMQZWK7b390BB/TjjjOkZlOQDMOfo4I4eQZQ2I5sPs4etsAE7BQklTRLZCPRae2C02UUF&#10;OUEQOjNrgPlDJxTj27HUOgUGchvMZDzEjtwo7hnB7uQQFO17YDvVDYa0ktISQRAEQRAEQRAEQRAE&#10;QRAEQRAEQRAEQRAEkSH8H6geSZlLTZbIAAAAAElFTkSuQmCCUEsDBAoAAAAAAIdO4kAAAAAAAAAA&#10;AAAAAAAGAAAAX3JlbHMvUEsDBBQAAAAIAIdO4kCKFGY80QAAAJQBAAALAAAAX3JlbHMvLnJlbHOl&#10;kMFqwzAMhu+DvYPRfXGawxijTi+j0GvpHsDYimMaW0Yy2fr28w6DZfS2o36h7xP//vCZFrUiS6Rs&#10;YNf1oDA78jEHA++X49MLKKk2e7tQRgM3FDiMjw/7My62tiOZYxHVKFkMzLWWV63FzZisdFQwt81E&#10;nGxtIwddrLvagHro+2fNvxkwbpjq5A3wyQ+gLrfSzH/YKTomoal2jpKmaYruHlUHtmWO7sg24Ru5&#10;RrMcsBrwLBoHalnXfgR9X7/7p97TRz7jutV+h4zrj1dvuhy/AFBLAwQKAAAAAACHTuJAAAAAAAAA&#10;AAAAAAAACgAAAGRycy9fcmVscy9QSwMEFAAAAAgAh07iQC5s8AC/AAAApQEAABkAAABkcnMvX3Jl&#10;bHMvZTJvRG9jLnhtbC5yZWxzvZDBisIwEIbvC/sOYe7btD0sspj2IoJXcR9gSKZpsJmEJIq+vYFl&#10;QUHw5nFm+L//Y9bjxS/iTCm7wAq6pgVBrINxbBX8HrZfKxC5IBtcApOCK2UYh8+P9Z4WLDWUZxez&#10;qBTOCuZS4o+UWc/kMTchEtfLFJLHUsdkZUR9REuyb9tvme4ZMDwwxc4oSDvTgzhcY21+zQ7T5DRt&#10;gj554vKkQjpfuysQk6WiwJNx+Lfsm8gW5HOH7j0O3b+DfHjucANQSwMEFAAAAAgAh07iQHnnugQE&#10;AQAAEwIAABMAAABbQ29udGVudF9UeXBlc10ueG1slZHBTsMwDIbvSLxDlCtqU3ZACK3dgY4jIDQe&#10;IErcNqJxojiU7e1Juk2CiSHtGNvf7y/JcrW1I5sgkHFY89uy4gxQOW2wr/n75qm454yiRC1Hh1Dz&#10;HRBfNddXy83OA7FEI9V8iNE/CEFqACupdB4wdToXrIzpGHrhpfqQPYhFVd0J5TACxiLmDN4sW+jk&#10;5xjZepvKexOPPWeP+7m8qubGZj7XxZ9EgJFOEOn9aJSM6W5iQn3iVRycykTOMzQYTzdJ/MyG3Pnt&#10;9HPBgXtJjxmMBvYqQ3yWNpkLHUho94UBpvL/kGxpqXBdZxSUbaA2YW8wHa3OpcPCtU5dGr6eqWO2&#10;mL+0+QZQSwECFAAUAAAACACHTuJAeee6BAQBAAATAgAAEwAAAAAAAAABACAAAACtYwAAW0NvbnRl&#10;bnRfVHlwZXNdLnhtbFBLAQIUAAoAAAAAAIdO4kAAAAAAAAAAAAAAAAAGAAAAAAAAAAAAEAAAAHFh&#10;AABfcmVscy9QSwECFAAUAAAACACHTuJAihRmPNEAAACUAQAACwAAAAAAAAABACAAAACVYQAAX3Jl&#10;bHMvLnJlbHNQSwECFAAKAAAAAACHTuJAAAAAAAAAAAAAAAAABAAAAAAAAAAAABAAAAAAAAAAZHJz&#10;L1BLAQIUAAoAAAAAAIdO4kAAAAAAAAAAAAAAAAAKAAAAAAAAAAAAEAAAAI9iAABkcnMvX3JlbHMv&#10;UEsBAhQAFAAAAAgAh07iQC5s8AC/AAAApQEAABkAAAAAAAAAAQAgAAAAt2IAAGRycy9fcmVscy9l&#10;Mm9Eb2MueG1sLnJlbHNQSwECFAAUAAAACACHTuJAZyifXNoAAAALAQAADwAAAAAAAAABACAAAAAi&#10;AAAAZHJzL2Rvd25yZXYueG1sUEsBAhQAFAAAAAgAh07iQDF14+o1AwAAiwgAAA4AAAAAAAAAAQAg&#10;AAAAKQEAAGRycy9lMm9Eb2MueG1sUEsBAhQACgAAAAAAh07iQAAAAAAAAAAAAAAAAAoAAAAAAAAA&#10;AAAQAAAAigQAAGRycy9tZWRpYS9QSwECFAAUAAAACACHTuJAP3L0EDspAAA2KQAAFAAAAAAAAAAB&#10;ACAAAACyBAAAZHJzL21lZGlhL2ltYWdlMS5wbmdQSwECFAAUAAAACACHTuJAmShvoCAzAAAbMwAA&#10;FAAAAAAAAAABACAAAAAfLgAAZHJzL21lZGlhL2ltYWdlMi5wbmdQSwUGAAAAAAsACwCUAgAA4mQA&#10;AAAA&#10;">
+                    <v:group id="_x0000_s1026" o:spid="_x0000_s1026" o:spt="203" style="position:absolute;left:0pt;margin-left:-30.6pt;margin-top:-36.45pt;height:116.2pt;width:113.65pt;z-index:251661312;mso-width-relative:page;mso-height-relative:page;" coordorigin="3722,92738" coordsize="2273,2273" o:gfxdata="UEsDBAoAAAAAAIdO4kAAAAAAAAAAAAAAAAAEAAAAZHJzL1BLAwQUAAAACACHTuJAZyifXNoAAAAL&#10;AQAADwAAAGRycy9kb3ducmV2LnhtbE2PwUrDQBCG74LvsIzgrd1sJNHGbIoU9VQEW6H0Nk2mSWh2&#10;NmS3Sfv2bk96+4f5+OebfHkxnRhpcK1lDWoegSAubdVyreFn+zF7AeE8coWdZdJwJQfL4v4ux6yy&#10;E3/TuPG1CCXsMtTQeN9nUrqyIYNubnvisDvawaAP41DLasAplJtOxlGUSoMthwsN9rRqqDxtzkbD&#10;54TT25N6H9en4+q63yZfu7UirR8fVPQKwtPF/8Fw0w/qUASngz1z5USnYZaqOKAhPMcLEDciTRWI&#10;QwjJIgFZ5PL/D8UvUEsDBBQAAAAIAIdO4kA0CyRRNgMAAI0IAAAOAAAAZHJzL2Uyb0RvYy54bWzN&#10;VttqGzEQfS/0H8S+O3vx2msvcULqXCiE1vTyAYpWe6G7KyHJl1L6Vmj71vd+SqF/E/IbnZHWduKE&#10;NIQUarCjlTSjc84czWb/cNXUZMGVrkQ78cK9wCO8ZSKr2mLivX932ht5RBvaZrQWLZ94H7n2Dg+e&#10;P9tfypRHohR1xhWBJK1Ol3LilcbI1Pc1K3lD9Z6QvIXFXKiGGnhUhZ8puoTsTe1HQTD0l0JlUgnG&#10;tYbZY7fodRnVQxKKPK8YPxZs3vDWuKyK19QAJV1WUnsHFm2ec2Ze57nmhtQTD5ga+wuHwPgCf/2D&#10;fZoWisqyYh0E+hAIO5waWrVw6CbVMTWUzFV1K1VTMSW0yM0eE43viFhFgEUY7GhzpsRcWi5Fuizk&#10;RnQo1I7qj07LXi1milQZOCH2SEsbqPjVry+XP74RmAB1lrJIYdOZkm/lTHUThXtCwqtcNfgXqJCV&#10;1fXjRle+MoTBZBjH/f5g4BEGa2GcDJK4U56VUB6M6ydR5BFYHkdJf+TKwsqTLkEEky7ajgCFvz7Z&#10;R4AbPLJiKXw7pWB0S6m/+xOizFxx0B2ztYtZxWbKPWzVQrROrcufv6++fyWDsUcyrhl4y82ESAIz&#10;YJBLQRHbuWAfNGnFtKRtwY+0BI+CKrjbv7ndPt44/6Ku5GlV1yg4jp/20hCV8uaCgxfUyyy0dr6o&#10;zvmC18SUiuty4g0C+FioDgAC0Yq9AQ54w5LREKqMdMJknHgExBj0USq4a+E4SKyjIMIobliJwTmw&#10;wWhX0s2Cpb5li7posB9G7BguDgZwEBqn34/7zjhb3w2hmaHphlHSoV6HS6XNGRcNwQEwBgyWMV2c&#10;6w7Negue2grUfV0jh8WCBGiuzDD497YLAyB7w3eR5XzTOPf6bGs9pcSy5DTT/6H9IlsMKCRUA/XH&#10;ktp++ikaHQXBOHrRmw6CaS8OkpPe0ThOeklwAm0lHoXTcPoZo8M4nWsO143Wx7LqagOzt1rCnc2z&#10;a/CuLdv2ThbUvkScVQGQ7UJriNCQ0K+ItbsQsO9prX5Xj0RdsMXe0yHBDY/0Ok3rFklsze9mrPF3&#10;74BtxPCWsqp0b1R8DV5/hvH1/yIO/gBQSwMECgAAAAAAh07iQAAAAAAAAAAAAAAAAAoAAABkcnMv&#10;bWVkaWEvUEsDBBQAAAAIAIdO4kA/cvQQOykAADYpAAAUAAAAZHJzL21lZGlhL2ltYWdlMS5wbmcB&#10;NinJ1olQTkcNChoKAAAADUlIRFIAAADeAAAAdwgGAAAAbHT+kQAAAAlwSFlzAAAdhwAAHYcBj+Xx&#10;ZQAAIABJREFUeJztfXl4VdW99rsTkgAJBMKsIHOYgoJYFRAQpU5w0aL1cisWtCpqVbygQjUKFfxs&#10;wQoOUNHeAgoitgwSEkCGICBgEJJAIAMQohCGACGBDCc5Sd7vj99a7p3DyTycA93v8+wnw9l77bX3&#10;Wb95WIANGzZs2LBhw4YNGzZs2LBhw4YNGzZs2LBhw4YNGzZs2LBhw4YNGzZs2LBhw4YNGzZs2LBh&#10;w4YNGzZs2LBhw4YNGzZs2LBhw4YND8Hw9AS8GST9AVwPoAjAGcMwnB6ekg0b1zZINiI5HMD6zp07&#10;LyF5g6fnZMPGNQ2SjU+dOnUvgE0A8gD8SLKHh6dlw8a1DZLdAayHEF0JgLizZ8/eRNJWzW3UCnzs&#10;xeQWPgBaA2io/i5q3bp1vmEY9OCcbFxD8PH0BLwYdPndJjobtYarlvBI+tahtHYlMlsrsFGraODp&#10;CVQGJBtD3Ppa9WuQlpbW9Prrr88neRHAz4ZhFNT2ba1/FBQU2MRno9bgtYSniK0dgEYZGRk92rRp&#10;MwFAB/WxAcAP4vg4mp+fP5fkntogPpI+AALV+MA1pmKS9IMwscYACgCcrAOmZaMieINzhaQPyWYk&#10;u5LsSTIsJSXl4YYNG0YBiAdwDKaHsQBAOoAj6n85ACJqy91PMmTVqlUvAfhZ3a8EEk7oXhvjexIk&#10;/Uj269y581cA4iDvbahKFLBRn/Ak4amF0IXkgIiIiEkAtgFIAHAYwHEA+RDiSgJwAEKE0YsWLZpE&#10;8j4A3wLIBXDo2LFjd9d0AZEMcDqdIwDsghC4lfBCazK2N4Bkq1GjRs0AcBpAMeTdRpDs5tGJ/QfC&#10;I6omyQYQNbKbYRgvAegKoBnEhW8AOAcgE8AlAD+T/Agi5QBJ3zoHIJdkgWEYfweAgoKCAAC+NZiT&#10;L4BQPz+/SQBuhKlqAteOcyUrIiJinWEYAwEMARCA0razjfqCJyQeydYTJkyYC2A/RGKVqJ/JALYv&#10;WrRoGslbSPYh2Y1kgJsxfEiGATgI4OCJEyeGKfulunNquXr16kkAfoIp6fSx71qQeMAvWsZIACkQ&#10;qRdHsp83mBz/UfAQ4V3XpEmTLyCq40GIGrmW5AhFaC2Uk6O8MTShnAAQS7JfDebj73A47gWwB0AW&#10;ZFEmQZhBMYB9DofjmiA8ACDZF8APAJwAkvbv338/yYaWz7UJ0MUd07NRC/AQ4fmR7Eyytzp6KcdK&#10;pVQekg3PnTs3CsCPEEL5pibOD5IdAayDqLY/kHyA5L0QplCEa8TG0yDZYcaMGf+EvLtDGRkZQ5Sq&#10;DZINSQ6FvI91JO+0nS+1D4/YeKq85nh1rlWM4oZWrVo9C6AXgGMkP4R4IaszXgCAzgA6AsibNGnS&#10;DgjBtYGomdckSJZApHlRq1atctX/WhQUFAxo2LDhVAADATi6dOnycGpq6hGYNrbXgWQgzO/rlGEY&#10;hR6eUsW42nR7kk23bdv2BIRwcwGsVBKrOmP5qdKfzQDOQjj8zSRbL1iw4Bl1j2J4kY2n5tyRZCjJ&#10;Hur3Ktm2Si3/AUAhgKTk5OTHSd76wQcfvAkgFuJNLgGQnJmZOaqymkh9g2QDktcdP358LOQ7/PdV&#10;E/a5CgmvG+QlOwAkkhxWHVWIpD/J2wFsBXAB4lYfrP7ffOXKlc9DpGgxvETVJGmQ7ApAx+EOAFhR&#10;FcZDsnFiYuIEmEwlF0AqgEQI8ymE6eyK8IbndoVyrAWTHDRt2rQPIOEnB4B4kjd6eHqVgtdmrriD&#10;skNCIKEIf8giOVtN1aJN//79XwBwC4B0kh8D+NEwjEKSjX19fYtxZaK0pxGUkJAwAEB/ADr25oSE&#10;BSqLkF69ev0PgLaQMEkjAJ1cziGAI9nZ2Z+gmip8XUGtgeu///77X99xxx3jAfQBEAzJO/Y5f/68&#10;P0nD2ytJrirCAxDy3nvv3Q+gJUQdOgkhvipBSflmcXFxYZB3kAbguCV1ir6+vlrd8ia069u371OQ&#10;1DmtqVR6galF2xLAdSifWPMefPDB/U2bNj1oGIaj2rOtRai5NwfQ6aOPPvrNSy+99AjENreu4eKW&#10;LVsWuCM6Zcu3g8QsHQDSPdrK42pRNZW3bQSAGADZACJJ3lYN+yaAZJ+YmJjnICGD9RcvXhzu6k7/&#10;+eefhwA4BFPV9KjtoNSrwRC1qhjVyKoh2eqtt96aBTNzxTVeqY/U5OTkhyj5sh6DeuaWJHs5nc5h&#10;H3300f+DeLIzIJLeOmcngO0ke7oZx1/Z8pGQzKh/k+xUX8/hFlcD4ZFslJWV9WsAGwBcBLCH5F3V&#10;tO16A1gNidVFK3e5uwB9L0iA31sIr/nbb789E2KHFcMknEoRnnJE3A5gL0RLcEAWsAOlF3A+gE3K&#10;eWMoRtWRZLuqMrmaQN33xi+//HIagO8gNqgmuDxIrq5OvigBcOb999+fSbKNm7E6AVhjOX8fPd3K&#10;gxUEqj0N9eXfCGnFkAvgp6VLl04h2bIaYzVRHrAjAI4mJyePVa5od+f2gHBXbyG8jgB2QojGSngV&#10;elwV0fUeP378AkgqXgmAU2vWrFkKSRrQC7IAwJ6TJ0+OJNlYOTCGA1jx9NNPzyHZvs4esPR8/Uje&#10;Cel5cxalpZsDwHck/1vNXTuDDirn2BVpg+q73GcZY6/HnUZXAeE1iYqKehGmh3E/JcWpSvOmGXTf&#10;DvFiflOeN9AN4Xnsi1LMpwckvmhVEfMBrCfZuYzr/CmJCkNefPHFBZAsnwKI1pAOYAvJ1yGMqABA&#10;wpo1a54n2YpkaGRk5EsAdkOIdX1dSgkl4bpR0gTvBrAFZlgjD5JOeBDAprS0tN+QbD9v3rx3IFKw&#10;BLIurvBoqnHvhqiYNuFVFkpN2AjhdDkQ/bxDuRddOUZDCwe9COC7nJycX5enqnoZ4TVKSEi4F8BR&#10;mIunGEByXFzcuLJsMZKdg4KClkIW7DnIQj769NNPfzJ37tyPIer2Ech7PfnFF19MJdmeZPuJEyfO&#10;U587AKRt3br1eZIhdfiM3QD8W81Vp+tp220vyVEk+1Jil0Ekg3bt2vUHlGbI7givG4AIlFZLPR8e&#10;8mbCo7R36A+JWTkA7FQ2WaVtDSUtwiCG9UUAMbGxsY+RDK7gOq2eeFzVJBmycOHCVyFOEb148gYO&#10;HLimLCmk1LXBkHenVdMz06dPn0Gyz969e/8Aid8VQ97tdiVtAlNTU/8LEiPUalws6ziRWjlFrOqg&#10;luh7582b97qr7Uay8Y4dO34PSWrXhNfXzbhhkJxgr0p69/ZwQvNly5b9GkALAGeioqJWADhQRTdw&#10;0/j4+FsB9ASQ+f3333/Wr1+/DZC8zKsF/ikpKaEoXb5z7vXXX98EkWSlQCm76vvQQw/9AYC2y4oA&#10;pMyYMWMNgIAJEyaMhpRhFQFI2blz5+cQ9TNs9OjRzwLoAnN9lABw1HFszErUxZA80jiSsyDe5Yuu&#10;F/j4+JQ7H5IBWVlZXSHV9t4Fb5V4yj65F5LadBFik/Wp7HwVx++empr6WwDfQ+y61ZSE7Ao5t5dJ&#10;vC4QW0s7GRwAtrnauvqZnU7n8FGjRi0BcAoiNU4B2L5ixYop+fn5Q6ZPn/6e+l8egH2LFy9+jWQn&#10;kreOGjXqcwDnYdqSTgA76vr5KRk5KyG22O65c+dOV8/nNt5IMnDr1q1PorSq2dflnA4Q8yITIt1z&#10;1LnxJG9S2pC/si37krxR/dS/h5Z1/9p4YK8jPPVCukE8mTkQj9WI8mwyN2O079279+cQN/RFiCPB&#10;beigjOu9ifC6wlSXigH8vGrVqv91tbkoXseVMCWEA0DK7Nmz3yHZn2TYuHHjFkKcLHkAfjx+/Pj/&#10;UEIFfTt06LASwqCKYKplGeHh4X8h2bqOnzFALfQwSvuPVnTjobScH7Rhw4an1bO4tfEU4UVAUt8e&#10;h/gK8gCkrV279mWS/S9fvnwXgLWQ9xsPCbfEQWzNGlW9lAsvJbymW7ZseQrCzXIgkqpLFa73JzkM&#10;EmzOB7BducgbVWEMbyK87pBFoW21OEqhsGE5JyAnJ+duiPdPn5c+f/78GYqj69zUeAhhpa1du/Yl&#10;tcDbf/bZZ69DpKDVFioC8IPT6RxYHhF4AiSDoqKinoNkL7n1apIMOHPmTBjNGs/fQ/r3OCBqdRLE&#10;YZWt/t47ceLEDRDmUwIgKScnp9p1nhU9gDcSXmdI/xUHgISqSDvFOYdDVIwLAL6Li4t7tCJniptx&#10;XAnPI8Y4Sf/z58+PgHgfSyAOjx20ZGiQDKR4bbdAvHcOCNNao1SqAJI9pk6dOheiRuZDNICbSN6w&#10;fv3651HamaKPc9OnT/8LyXb19sCVBMkmqilVOsoPJxjqCEVp72YxhOAOA9gaFRX1HMlbjx49OhGi&#10;ljohtZm96uoBvIrwaHohD8P0QPWu5LUB+fn5wyAqxQVI7OkOivu5Sh45RXg6c8UjXjD1LjpOmDBh&#10;PsTZUALg4rRp0+YrtRIkgxITE8dAqixyIUS1LzIycrIirIYkr58+ffo7MLl90tq1a18keePcuXP/&#10;BFGrrM2drHbkrRRnjVeBZPBXX31l9fTGurHxAkl2z8jI6EfyQZgpgCUALg8dOnSlMj96kWxOspNS&#10;xTMBnJ01a9a7JNvW1QN4G+E12bNnzxMQFcIB4cwVBm7VIu0FIAqqMxmrGHpwGU9LvCLIlxpWnXFq&#10;ApJN9+7d+zjETtV2V9qmTZueINnUMs8tkHeVByD64MGDj1JyHH1INkxLS7sfItGcAC5OmDDhY5I3&#10;f/zxx1Mhqqlr3mMJgJQDBw48RjKofp+6ciDZ/OOPP/4zzDSy3ST7WD4PSkhIeBhANOQZrS0iSyDV&#10;F/dpTYpkg5MnT94NUxU/oOziulGxvZDwusKstzu2cePGZ0g2q8R1TY4cOfIYRGfXtWRuMzoqOY9u&#10;EHW3AEByfHz8L19SfYBmUvgOlM6nTFStGhqo83rDdLwkK7U80DJOW+XFvADh9olZWVl3U4pho3Gl&#10;elkCoKhDhw4xJAd4m22nQbLFnDlz/gIJp5ydMmXKX0m2VQy4qdPpvBvizc6BqN2JAM7AfN7DJG+y&#10;jNdy1qxZ78LMhNnHumx76E2Ep2yREZCXlAtgFSVToUw1UV3TieQ9EM6vVczBNSEUku3Dw8M/h8T7&#10;jm3fvn0s6ylbn6ZzaCNKZ1zonMQbLed2BbAKwIGQkJCVdMm6V7bgDohUcPbp02d/UVHR6EWLFk1F&#10;6aa91qM4ODg4Zffu3c+dPXt2EKUfjlf1XSHZYt68ee9CCC+J5BhKbmmPPXv2PAl55osAdkRGRj6b&#10;lZU1QjGgM1AMjJYGWeo9boMQZiEkgb5TXT6A11QnKA6zDqISHKVUl5epKiru1rdRo0YrIerEeQAb&#10;lF1Xo0x6iidxB0TiHY+MjHyCZJOajFnFe69FadVIHwesai/NfMxQxYCCSF5H5cFV51qzVzJHjhy5&#10;C+KGLwRQ0qBBA3fE51DnpEAYYKW9yvUBF4mXCyCK5GMQB8oJCMOMVmshmKR/Xl7eYJje4USSt6ix&#10;DGUfxkIlkKsWk1VyyFUFXmM0KwYQBCnybAjh0BkVZKkERkdHD8nPzx+grjtEcg6AmMpmt1DietdB&#10;9ksogLkBSgM1H18APvn5+QGoh92VSAalp6ffBCAU7otVS20Zpqrvj6tr/YuKiob4+fk9evbs2cUk&#10;9124cCFQPYtmsMGRkZG3QJ7LaNCgAYKDg3HhwgXX++j93wFhAN7W5q/B+fPnQyCNhxsBGGYYRhgk&#10;y8kHwC6S4QD26Q4FJDMh3zEA+KWmprZWDDpw586dAyHdDQAgc8KECdEALtfV5L1GzQQQcODAgQ6Q&#10;lwig/MpqSuFqv7vuumss5IXpuExqZVtBKPXptp49e75rGMZiwzBmAbjBcoperIZhGD6o447SSkrd&#10;1r59++cAtIKEENJhVtkXQlTpsphKaz8/v1cA3J6amtoKQKO4uDjNyDQMWAixqKjIHdFZkQ/Jh8xT&#10;c/RTqmdvSrC7K+u596Yyj1p9/vnnfWCuFwPmvhq7z507NxdAbDlrwSczMzMYwmA6Dxky5DFIOwwH&#10;hJFdMAyjzjoQeBPh+f/8888tIRxMN+Epdnei4uy3GYYxA9JuPTUyMvJvJP+MSrahU19eF8MwXk9O&#10;Th4J6WMSCvOLLHV6QECA9ipq9a6jUu9uYC2420k2ysjIGGoYxusAboP0gZm6ZMmSuRC7hABO79q1&#10;aynEhe4OfpD2BsYNN9yQCcA/ISGhWxnPVBkUQryFfwNwWhHYAMMw3jcM4yvDML42DGM2zF2c6gsh&#10;S5YseeD06dOdYbbaTyU5JS4u7smMjIzJLVu2jHbTtoKWw/fChQtBAJp89913v4K0d/QDkEbpv1O3&#10;vWa8xcYj2SQyMvIJiNs3e9KkScvopvyHZqxuE4Q401avXj1J2TWVZiQkm61du1YHYIsh3q9vtCeL&#10;EpqIhbiWj2/ZsuVxKte6ssH+BbGdvnY3z6qAUoVxC8Q5lKeeax3J7iT7+/j4aBstrqCgoMywhrLD&#10;4iAeub4k27/66qtzIMWkZbV5cOtcgcSytuTk5IygeFh1Xds2lLY94+imKqAuQAmPhJw5c+ZB9ZzW&#10;MIh+5jI3LKWEXn6AfKenPv3003Cn03lHhw4dvlXPVG+buHiTxCtq3769VqN8jx071hRAY5ZOi/IB&#10;ENqoUaOpAAapf8c+9NBDmwCcqaJq0GL06NFjICpdMcRb+AFMTmfljiX+/v5FMNXfhgC6AwgDEHb6&#10;9OnONXTmNJsxY8YYAH0httSJkydPLoakcDlKSkr0cxX7+/u73cuOZMNLly51V3Mz1FHUrFmzTMhC&#10;syIf5m5MpYaBEH3S5MmTvyD5RmBg4Pfqs0GGYfwJIo0bulxT5x29lLQN27x58+/atm07DVJtYg11&#10;GBCToLiCKgr9bnw3bNjQZt68ebecOHGiG9R7v3jx4mcQ50zdwosknkGJSWlJdiQ6OvpZSv9+f8Vx&#10;u0dGRv4v5MU4AcSpgtYq2xg08x9LAJwNDw+fRUvNF836MCeA1G+//XaC9mqqz6Ih9sAZleFQ5SRi&#10;9cxNKC3TYyCqnZa8oZZ7Vdj7RUm79TB7hIaS9Ltw4cJAiKc4DZIiVQTx6E2DeIK1xMgFcPiJJ55Y&#10;cuHChfsoBbF+6r0PhWyJ5s7Lup91lFyg7t9KSf771POlQxhGBkzm8UvNYAXj9YC852KI13wCyd/C&#10;3Gsxoqz3W+vwFsIDxKMXGxv7O0gQPB9A8iOPPPJZdnb2venp6Q/efvvtyyELqADA2XfeeWcWq5nS&#10;o9QJTXgHVSJwA8vnugLdCeCnVatW/ZEqkE+yxeLFi1+D6fiIIzmcVaueMEiG7Nmz53FIL5VcmCrm&#10;IJoZFZrw9B4OVywMmh2xEyHhhjst1zck2Wvz5s2PjR079msI8V2GLLbL6vlz2rdvv87pdA5TBBeg&#10;rg2gWbmv56cXaZ0RnmK03c+fP3/33/72t79CiCUV5n6J8W+//fafKRUHKWoeiWfPnn1IMWq32of6&#10;TveidDuJJPV7Isl7qvId1gheRni6HGgV5GU4IbbGEYjtdxmlN1QMYzUzK1wIL5Yu+aDq860QqXby&#10;H//4x1SqBkvKjugHsy9IHiR+OKSy0pdkk4SEhLEQm6MAsqg3UuJOAZbzdLezIkgLBHeE1xHyzi4D&#10;iKFLXqkm8u3bt4/DlduQ5QPYrObuZ7mmkbLp9Oaf+QC2khyH0pLyihzJmkI9z1rI934epi2XB2BL&#10;enr6QyRv2Lp162iYhHdu6tSpUQCWs+weNJqZukrtQkhe6hWtAesK3mTjQenmP5N8D2bhZzPIxpWd&#10;IbE2A8A5khE5OTkE0IaSDFtTBuJ6fW54eLjmhr6XLl1qDGVTGIZRDCA1JibmUwgHBYA7DMN4BWbF&#10;t1soIggCcHNYWNjTEK9sEeSLfxsSgyxQ52rPmy9MB1Cxy3j+kHcTCvk+reEHbRcHAwgZMmRIruUz&#10;J8Q7uj0nJ2cOgL069qnGHGgYxjQAg9W4B3fs2LE0NTU1DWYsTDNBt97nGkA/U1dIqKgYolZuIznz&#10;uuuu2wjg5PDhw0/BDK00+9e//jUYspFNeXs9uNp/JQCORUVF/RvihKofeJPE01Cq060NGjQoy67I&#10;g3C6vePHj/8sJiZmXGFh4c2UDI4KiZDiHbsJUu2sE2x7uZzT5s0335wD4bg6U72d5XODkiUyHGYN&#10;3CGSZW4Jre7bIj4+fiykV2QuhJg2kRzoqiKRDNq4caNuR3hh5syZ77nakjSb+eQASHY6nVY1059k&#10;r4iIiBcgNmkKRHIVAEj4+uuvJ1Oq+gNcxuwCSTbXIZ2UpKSkxyg1bT0h1QwlAM4odb9Wi2SVxFsD&#10;UZ0TGzduvFFtntLZ+m6VpNVzsUpgt5LLRdXUx5kPPvhgOskO9UoL3kh4AEBJ83kaZjMb3YD1IkzV&#10;Q6uixyElH+sPHTo0jlLBXF6qWWBUVNRjEHsxMzw8fAFdeka6EF7G9OnT59BNXRrNLmj5EFVvNSXv&#10;z919m23evPkPkH6Q+RBiiSB5uztiJdlmwYIF70DieKe//PLLl+mSMK4WWax6RwlWBkKzc5du66fV&#10;qoMLFy58lRKD9HEZL+inn356FGJnaym7huLgMJSqq8tr4indvCvbjiNAjdOtPFuK5v6JfdThdu9E&#10;mjsCuzp7Kkt4ucOGDfumJiZLdeE1KWNWkAw8fvz40C5dujwGSQHK7Nq164FXXnllT2pqasicOXNu&#10;gaRzNYRkG+icuk59+vTpArGFwiGE5Q6NT5061RMSWM7r0qWLdhiUgsPxS/zVt7i4uAncv68LsbGx&#10;S/r3798dEkjuBqAbyUsAMg3DKFZMoBWAPiNGjHgcgM6K30cJTu8rI8Ut+Pnnnx8M2TMgo127dudx&#10;ZWgAEPVJu8mt8Idk4lynPnMCOLZ48eIvxo8f/y/I/gG/hGDUPAd07NjxeYjKXADp2v0BhAH6nTp1&#10;qrXlPRQBuFyZMI4au79hGG8AyCc5GVL6dQWquH+iVXV0Qry6ld1P49yHH364HLJvRm2ry+XD2yQe&#10;TcfFdxApd/6pp55aQGl10IpS+hFKMiwhIeERiMctAWY5UBGA5GPHjo1h2f0mQ9X4BQASk5OTRyhu&#10;HJyXl9dBORZazZw5czrMrau+d1VH1VgGyU6BgYFfwXQGxKjwxK8Uhx80ZsyYTyA1cdpR8cOOHTt+&#10;z3IScSkOH10Ff+zUqVNDWdrzqvcEOKTGXU9LMrNF4iVD1MztERERz5K83pXDq7EGqvepg/hb8vPz&#10;76bp5Ww5f/58/U7yINtnu5XubsYeMGHChP+DFPTGshaSrpXEOwBTgqXt3LnzWbqpIaTZ7tAqIQ/Q&#10;U63cvYnwlA10w/vvv/9nSNZ5DmRzkgF0k5ZFaTPehWQPh8MxGrIAiwBktmrV6p+u6qPlOquncJ9S&#10;TYPXrVs3DsCy9PT00STbLlq06HmYmS1lus0pLdI7paen/xdk4WZD1MPDMBu06kB2LoDo3bt3P0Yp&#10;Vi2v5MlKeMm8ssJaVzHohlCDWdoz6U+yS1ZW1i1Hjx4dRCmxauZONVQEFAmT6CJ5pYc1FGbb9ESS&#10;5TYFVtdoRrpOvYPLkGqH68u7rjIoKChwtfFSUlJSHuaVNqsvyX6/+c1vlsCs5Nf2YLVrNmsCr1E1&#10;FQduv2bNmtGTJ09+GJJJsI3kXwEcNAzjChXLMIw8SI5eg4CAgHbBwcHF2dnZAJC5ffv2zZCXXOYt&#10;1VFcUFBQHBAQ0CA9Pb0NgIHXX399EMmjISEhugDVev4VUHNLI3kuJyenICgoaBKA3hDPnD9EzSuE&#10;ZMUcIvk+hPAvVaFXZan7kwwoKirqClFtDTX2T1aVVSUIp5I8Hhwc7FOWOqXefQtIL82GAI44HA69&#10;X+AvHtaioqIWELXXF6KNnC4vIV0RePvly5ffB1GvG0JU13kQe72mcFWvg5cvXz7grbfe0tqMVnF7&#10;vPzyy39YvXr1rwE0cbneM/AGiac4c5jqdHUQIjG2UDx95RnhBsUJc+uYMWP+CdHvcyAqUJmqjFLB&#10;dAwunlL31ywpKWk0RC3bS3JAVFTUkzDbx+2jpbVAOWMHkOyxf//+xyExsAR1bN27d+/jSk2ubOMm&#10;q8RL1PdXz90HIkVyARw/ePBgma3cK7iHD6XL2BsQFVJLu24u57VYuHDh6xBJ7oDE9MqMe6lx261Y&#10;seIViOTPBbAnMzPzftbS1s5KA7DuiVAI6YjdXX3uR/L2iRMnfgqxJ61tC3WeqWfqDD1NeDQ35FgJ&#10;yU28DGCn0+mssIKcZJMtW7Y8DbPa+BLM6vPyvJotPvnkk3DIQtOexW6UEMOPAGKzs7Pv++abbybB&#10;7GJVKcKzPFOQUoN7qqMbJT2s0u9b3U+nix1WhAiSwT/88MNTkKSCHEi2S7mV+uXco/mWLVuehSzg&#10;S2qsKxieWszREEmSWlFLDsu4B6GykFatWvVSeddUY+6uqmYRRKJ2V+plL5j7ZbgSnccJz6NBdJJN&#10;EhMTfwczFnZi2bJlr7B8p4MPyZCsrKx7IOlW+eraA8ruKDd7hGTDY8eOPQBZuLpPZZha6D8AOLRx&#10;48bx77777p8gzEBLvHpteOSO8NSz3wjpS5MHs9lvhRkzFJu4G1U8TEmEgZCKg1zIM7rdd1AtYt38&#10;KY7SabmsKgA/SguP7yHS8ey0adPeV/eutfXGK8MJl8aOHfslJUzSccGCBeEQCa3DUTkoTYAes/E8&#10;SniKK/0KZlrSZQjHvbGseVE5MpSk2wUzyKsb31b4Iml2JItR10UpFTAUEpOLJ/lbkuMhIQlPEV5v&#10;lCa8PiSDlSTR86rsxpSByvmzHpJW1ZNkZ0vZ0Omycl9J+mZnZ98Gc5uwfSw7Wduf5G0wv9M8SCrc&#10;LazlNoFuCO/87NmzF5IcvmzZslcgTi0ngPwePXrETZw4MRoi/UogknszyRvKGL5u4SnCU7bQTbNm&#10;zforTBWzLDVHZ/F3czqdQ5955pmPIC9V5zgmQTxlg8pTMV3GbPXWW29NB7Di3Llzd6p2Ky7UAAAI&#10;3ElEQVT5BK9bt+45iE2SDDNZWwdm66XuzDJHK+EdVMTSFbIzrgNmU55yXfokG588eXIkTO3gQFxc&#10;3Ki9e/dOhHiCCyHaws10v7Fji6VLl06B2XJxozsGZ2FoGyAElwPg21OnTt3HKnTxrizcEF5BSEjI&#10;iR49esSruepEi4vh4eEr33zzzRUQb3kxgKObN2+eyHrqo+Nu8vVu49GMP0VAbKhsiLF+pyvhqHN7&#10;79y58ynIF5oAeXmFMNv4jWAVWxAoaduG0iBIx6kMJYF1QxxXe6BeCU8VvcYCcHbo0OFHZceFQbIv&#10;igGcnDt37husYN86mvtQ6LzKPTTLbBwQYoxiGQW9SrpthTC6k1FRUc+4MwVINt22bdvTMO3iQ5SM&#10;/1onOnU/7VwpdnO4JkGfVUcBgEujR4/+UjGyUvWe9SWIPBVOaG0Yxv8CGAbZQil1586dXwKIsyTq&#10;BgJo7XA4OjZq1OglAP0gWSoBED09A8Kl34W4vSubrQDgl0Tnsy7/I8nLkDBEMbwn3GKcOHHCPysr&#10;q82uXbt6QVz/TgApL7/88nqUHzYBJMm5OSS0AfWzDSSjxQ9AWkpKyheQ4H9Z1wercy/ff//9MbBs&#10;c6YWaxOHw3HznXfeOU7NLw9iQ6cahuFacFtbcA3xWIVIEcTLfQkSxmgByVQqAHBo9uzZehchzXh9&#10;U1NTmxuyCLIg79eAWZHva/n7EoDz7kJclZ95PUs8JWl0gnKROvZfunRpMCVRtTvJG2NiYsZB7IRE&#10;iMqiN5o4CCB6+fLlLymOVav1UyTbvvbaa7Mhi9A1+dZTqmYRgCMkX4TYtfkAjkdERLxQkbRT47T5&#10;4x//aG1qmwPTI6q1hjIzOFh6D/HDLN2x2Z9kz+jo6IkwG8jqYtxyw0E1AUmfvLy8QZD1YZVwDgDH&#10;mzZtumPp0qVTMjMzB2/fvn3coEGDvoGYDwdITps8efIMkmMhUv8QxLzQO+QeVv87BCA+LCxsN0QL&#10;OgRgxzPPPPMSyeY1fYD6JrwWf//736dBdHCtFhwg+eTQoUP/D+LOT4AUPuZBFlkagK1Lly6dooz0&#10;7iRD6kItoNnyPAml3dQ/sJLhhFqci/YkWolFVzRUer9AikPqNpjJzXqh6jSzUhkqbq63Et4hNS89&#10;7gAAqyG5nA4A51944YUPlb1YZ0WlJJuvWbPmFZhqbTFEEm05efLkb9W7aUEpBA5bv3798yT/BFlb&#10;xyDrz7Wte1lHEcxNTiIpqYA104bqk/AUdxwCSTuybpKRDVno1r3ZCiAEFx0VFfUCZZPCFu6M/zqY&#10;Zx+U3hY4d+TIkb80QqovUALUeh92fei80apWvHeHWcVQDFGlfszJybmvItuYpXdOSlH3bkzypvDw&#10;8Nkovb3XIcUc6+x7onRkuw8S+tFOpvShQ4euIDmUKpFArbdfzZw58y+Q9+i6t/p59b/D6kgs4zgM&#10;IO6ee+5ZQokR17ydYT0TXmdInZUOAbjjLg4IwX23devWJyk7uQTXl9Gr5hkKl/KRBx54oMxynzqc&#10;RxfI+9IFsMUA0hcuXPgaVTV8FcbqDlNtLQaQ8fLLL/+V5HWVuFZXbuvC1/UkH4bkieokcl0nGcFa&#10;yMMsZy6aeX8H0YYcABLmz58/nRLn9FdOkqZOp3MwJIB+DqVLyTIA/Pjqq6++V1hYeLtaYxUdPSjJ&#10;5TXqUG59kPokPF0PVQS1cw1ERTkIadcWB2BjXFzcOPWwTetbFVbz1ISnmYPOiKjUdmG1OA9dMbAO&#10;wp2PQWrjqlw/RvFYroTJ9A4oG6xClUkxzK8g6r8ORB+FhIAKIZXsegfVcrOGqgtKgXNobm7uAxDb&#10;/7K6b/T+/fsfp/SKaUoJ0g+IjIz8I8Tm1BUrF9Wcv589e/ZbShVuWx8aVFkPVJ+E1xHAMoihuvvF&#10;F1/8dPXq1c8UFhbephZTmOIsHiE4yzy7QEIXOoanU8Y8sVWXP8nb7rrrrg+TkpIeVVy9Ol3V/Cnd&#10;wqIhKv03lZXglBhn79jY2PGQ9DwdlnAAOKQC7wPVoq/1rtIkGx09evQhSFV8EsSWS1mwYMGfKZUr&#10;bUiGHjly5BFIiCoOwtB1nDdu4sSJCxMTEx+m9N5s7TGC06hnwvOjdGDuQXGQtKMExr2q9wvJ4B07&#10;djwJKcbUUs8jhKfm00AtrkY1+b4U8d3ap0+fmRQHQVW7ogUqCRwFcdRsW79+/USKN7pOFrIi+oEo&#10;3Vgqbvny5dOVVtTh8OHD/w2RgtZ2f1r1jVLd09qylpKzawWelCzeCpqJ21Ewv+x19OA+6LUFSjgn&#10;pDIqZhnX+1GSDnTid3BdrCGKNzI0Ozt7ZL9+/VZDpFwJgLSsrKw3vv7660k//fTTo1OnTv0Q4qnU&#10;JVz5kLBAHMQD6bathsdhE557kAyKj4//PURlSTx37txo1lEGho3SIBmgEuCjIESk+39aG10dVYdu&#10;/1cAqUlcr9r/hbGC3i4ehU147kFzw/o1AFbQU1ns/2FQquUgSPWFVW0s69Bhp22bNm16TtnA3qNS&#10;lgWb8MqGRa3qWBeeOhulQbNz9RZcuROuNZidCZF6BwBsiomJ0V7weg071Qg24dnwFlBiih+jdF8U&#10;neR8BuLR3DNlypR56enp9ygPZainveDVwlU3YRvXLCwhD52jmwSVH/n555+/cfHixaFKsrW92jUQ&#10;g6RRhYY7NmzUKZQzpH1hYWEjp9PpGxgY6ITZuPhSjSoCvAm2xLNho/5xdRiiNmxcY7AJz4YND8Am&#10;PBs2PACb8GzY8ABswrNhwwOwCc+GDQ/AJjwbNjwAm/Bs2PAAbMKzYcMDsAnPhg0PwCY8GzY8AJvw&#10;bNjwAGzCs2HDA7AJz4YND8AmPBs2PACb8GzY8ABswrNhwwOwCc+GDQ/AJjwbNjwAm/Bs2PAAbMKz&#10;YcMDsAnPhg0PwCY8GzY8AJvwbNiwYcPGfwb+47pIq87ZBkTa+wJo4PLTRx36PLj5WalblfN3Rb+X&#10;9bM6v1dmbmWhNtdHdcdyfS66/O76d0W/uxvT3e/VgeHm91/maW+VYMOGh/H/AdTR7iPb/wG+AAAA&#10;AElFTkSuQmCCUEsDBBQAAAAIAIdO4kCZKG+gIDMAABszAAAUAAAAZHJzL21lZGlhL2ltYWdlMi5w&#10;bmcBGzPkzIlQTkcNChoKAAAADUlIRFIAAAEsAAABLAgGAAAAeX2OdQAAMuJJREFUeNrtXQ1oFUfX&#10;LiGEEEJQkqCSiiJBgogEjGippRaChBIkSEVLK1UqJZRQpARqaUtapFhasaWWigQJIiWgYkVFhVDk&#10;JRQRRUVFRZEgIQQJqKho0MD9dv2eSY/jzP7c3b13997ngSG5+zMzOzvn7Jkz5+eNNwiCIAiCIAiC&#10;IAiCIAiCIAiCIAiCIAiCIAiCIAiCiB25N95ocMoKp3Q6ZZNTvndKv1NOOeWMU247ZcQp407JBSgv&#10;nDKKe66ijiGnHHDKHtS/xSldTlnplNl8CwRBSKY0Hwxpq1N2gxndAHPJpaSMgLm5TK0XDK2Zb48g&#10;Spcx1TpllVO2gfDPO+VxiphSPuUZJLUBp3zrlA5XKuTbJohsSk6bwJwugbhzZVKuYuna7ZQWp1Ry&#10;RhBEuhhUM/Q/g06ZKCPmFKS4kuQhjM9izhaCKDyDqoYuZw8U2UkQ+gT0R2fBCH/FknIT2l4Fpfx8&#10;lNoAfVbXtuH+LtTn1vsLFPBKoT+e4HO57Xzg12eCIPJnUm86pQeK8biWeA+gzxqE4n0DmNCMFOne&#10;WtGvbuirhmOUIl9gp7KXinyCiIdJdUPKibpzdwOMqacUzAZcpgrmugmM7FIMDOwSxvtNzj6CCEaI&#10;DZAojkdgUo/B5H7BsquhTMZuBsw0vsfSMookdgbMkDuPBGEgtlbYQj3Oc2lzFoTqbu9Xc0Rfjmml&#10;U9ph9jCU5wfgGXYdV3BEiXInqFosQc7nQUi3oQjvohQQWgLbAfOHfEwmetOi4yOIQhFOM776D0IS&#10;zHnsqLVyFGN7D9sgnYbdrNju2nlxFIlSJpA22AS9CKksdyWpNo5gou9mMZhQWMnL1TWu5AgSpUQM&#10;q6DEDWMr5OpNVqXwWVxd25wA1zU55bpTzjllacbe10roE8PYgg1js4SW9URmGVV7SEZ1CRbZtSl9&#10;nlrR1ymnnPC4tkZ7toMZfH+usevHIZeMo9hdJOMiMjPRO0Mo0h/ga96SkWc7oPV/sce18rqxjL/T&#10;ZrynByE+Ph+QcRFpntQrQnyNb2OHsCFjzzhPe44Ky3V12nWNJfKO1c7ujTCMi9RBpE2vE1SZPpTl&#10;L6/T7yrxLPc9rlutPXdfCb73LrhKvQio41pFaiGKOWEbsEx4EXA3qa1EnntSBdfzuGZEMjb8HeAH&#10;6+V1dP0hCjpBq+GTN1FOjEo8/0M82y3L+Xrx/Hdx7B5+n6Wk/VIP1kv9FlGISdkRMKTLmVK1nRLM&#10;57rl/D4xDq3i+HMce17KRpdgXEMBLec7SVVEEpNwfsCv5+1Sn4SCYV+xSJ8505IRvn0lrdfSnrcT&#10;88GPcf3tzi9SGRHXxNsUYPlXNvY3zjPewTNfxnb/AuVwjVAv1p1B59hMbdxcaW1eCY9VJebFSIAI&#10;G9xNJCJNttnY3fHz5t9dDmmpsEPYDAv2nIHxNIrfP3nU02K4/59SMX2wPPMMhPt5HECVQGmLCD3B&#10;Pg4gVQ2H1cU4189yyjKnfO6Uj1I+Bq4t1VqnXBR6K7247iu7XHssIUXc0epZCEIch8L+a9ddx1Lf&#10;HXgIVJbovGoJ4P3gKuW3kAqJoLqqvwP4+m0JS1TO9fsNdVWmeCzc3b6TYDRj7o6f1vcL4to+pVDH&#10;76VYMk5q9xwW99SAGepj8ghL7KUlPM82BPggnmIoG8JrEnUHENn7oyz/nHufiLomMzhG93WG5fxd&#10;rhgNfstltLsjeMsp79uYM5aajWnxoSzUDibs+H71mW/j1G0RJv3CYAClemcMba2VkkTGxkl3y7kg&#10;nJz/0a6tNjEg59gSLC//TatpAxJyTGLpWleA9joCKOUPMMsPoUKJ3A4gVdXG1J7c2p8wnF+DyXsP&#10;+pyBtOyiYYlnGp/NIeqYo937NI0Za9zoEtJxG8x5GEvYRQm0V4t55jUPR+jeU97MqssnZdZIFHEc&#10;MaHmurog7fhdaQUuju+09ON5Csaq2Uv6tNzzO5Y0CzS9lbx3KoXzYjGWqZXYMBgy6O8aE2r7gwAf&#10;0K2k3vJiVJVIQuplBDoYReHp3PuDVt9DtQQSy8874vo/PfpSlYIxk8HsTGYNi3XJA8xanf8Cx+q1&#10;+95J4fx4atoQ0Twc7ljudZfCR2KQtg5wiUgEsa1yJa5NMbXVo9V9X+hxpl1bxDb3Gpg9yHvmpGDM&#10;vhT9+cgp1/C/q4f6Df8vwa6Xq2RfI+6V5hCzNEltLIXzQ9qS7bIwX7ec89B/xSI5YifxsU/kDyYg&#10;KWFm1erjBzgedzonKFRlG3VCeX0XX/OzKq6UtmT6IQVjNlPvj7B0P6f6jL994trfcexrccxd8n4j&#10;fr+bwjnyh+jfAouE+YnlXv1jczmmOTviM2cZ778EmVW7j93LqYjmCgdAyHfx9ydtmXBOLTO0ZVGf&#10;Vk9VmnYQhe7mB3FsTLfD0vquylIYlE4zMUF8T1I4R+p0hmtguvsDSGaqtMfUL79d7Md0oi4tZrXV&#10;R7n+bVQDTuf+7wz1ntB1E/irllFvW/RruTRMQLEJ0Ksdf4TjFw33SOK+KMb/uSY99qVwnvxP30TQ&#10;GNFTj4+h/u6T2Enc5qN3pTK+BJjVDh9xuiPGtjr9FOZuhANILVUe9QynRCLNmcbHb8kDEwD3/Frt&#10;eEtaLfy1pXu9gTnnTJb3cEuS7/s0/q5OqJ9tPkvEXxhnK5uMqtLHrmU4KYdlp96fkVVmevsbu2iv&#10;ZY+B6cMspQdKydhVg1DrfZZNlz3qWGA4ds0UeRTtVRbxeVvFM20Xx/8xLRFxbqFBxfA+3qcx9E6M&#10;/W3w8Uc8QKaVLWZV6+MP+LcKh5JwP+bi7xdo90vLF12Vbyz1uDqvv5xysxBLKZtSGeeaTb6EAT8g&#10;08p27HCNaL6GY4VeCgvd4isx6hEyZ1oS1+bWSe29/WV4zsmE+13tM8eHaPaQDWY1wyfF1o5Cfn2E&#10;snS5ZGSGfj203K/bZ50p8vguE305qxFqLXQ+8yC17IV1/F1h2/SaUSykuTEwsKMFfp5bmvtVKzYP&#10;FovjNdgtParnWrRIoSqEdHMB+r/DJ2MPzR4yyqxeFFIpiUl/F3qyaoOE8g+crXOmyQ0XFqk/uZIG&#10;Fx13o0D06WeDq01OS7Z6D0zBlWQ+BUNYAKkxDQaxVTBl2Ah7sytwUFdmDLsgUU2BqZ70U6gLs49/&#10;C/QM3R6bSmRaKWVW8z1yxT1LeqkBncIdKJaVwvqYds1bcvdQ6E5GDBNQMqo5KRrnJXq8dkgfxyAh&#10;XcRz1adwjjSGuFamKfvTsIxcYnOMFruN1ryNCTxbu4eR6Q0GBUwfs7rtIVmtLEAfPtLa/VI7/5n+&#10;1RUMa6k4dkLE3FqcwrGWSvemjM0TZSf3I5atFR7X6pLjLHHuGy2F2UUwuDmGZXNPAZ+vzYNpjZJp&#10;pZ9ZPYjbct2jH1IvdV07d1h3doZBpWJyfdCTPNR3qlI65v94JVFNcb/XWkxbLmM5OE8tUzXF+l2T&#10;tIbduPtafT9rYXieFvgZ2zwMpMm0UqCzuuERaaGlgH2R2WKe4NgskdpK7jQt8phUyzMy9nUZnTPX&#10;oRu8g+X2Rfy9hnJZi4L6JECdM7Hrex336tmBegv8jC0etlo3qNMqHrM67/ElaS5Cn6Z0w0gsoeot&#10;1y8w9L2Fb7eo86pWDyODzYJBcc16WxJZcc1oMSNuuNmlPVYeVMQXYVKdT5vYq/WjNsD1A2Jrf/pe&#10;vuGizi0ZXeIzofuaXqoLX8om7d5ZFhVBooakeapLLjFefGFeQiXSv9uWgc1F7Nv9IAwLz6C+wF9q&#10;DsK5NLjmlMlcqtB+HzTZuwkbsvvacm9AXPOV7iMJk4khm7V8ASWtEQ/j0mrOhGRfwICHgr2lyH3r&#10;8NvO1uyYlluOv3Tz4NtO/MM3LSW50pMpwqvmsP1Uc4a+bpGuZ2lt1SCt291i2NJBpzVBN57CD/wO&#10;D9OFFSnpo2sPs9dyrk8kHa02nD+d5Yw6GZxPd4VkLufTXHGNNG84oi31NuOas9r9J1P4rF4mD79w&#10;NsQ/4Fs9jEJXZqD//5qyy2jX6Arfz/nmE30nVwzzqVW7ZqZcpguThR78/jOIP2gGmFYvZ0S8Ussz&#10;i2TVmfK+vy12D/8IcP3RNIcQLrF5dU7LOL0Qf5f46LoqNL1VzhbfLEO0lIsz1FI5T6pWj/X31pT3&#10;XWZ6/irgPXruvwrOgsTez1r4Ob4njj0S2af7PNxvvtA2eyoz9NzdHpFLGW45wsDO9ojBviPF/a4T&#10;UtVYmM0Aw7KwjjOhoO+uGsajk1qWoGZxjUzKsTejz7ndI6jlm5wJ4Qe00qDMlPGsKjMw8atC3tNk&#10;0KtUcTYU7R02we9wXEhdJ0tlCeURT+sSY2mFH8w9HpFCq0vsWZcaEnXmsuivV8LzsRGhZh6JZeDb&#10;WV6y46Nqi1w6wLcefCC7LMH2x5MKa5wSgmjRQpPs5GxI5btaJKzf1ZJxQUafpcFD7bKBb9t/AFeW&#10;+y4GNhr+4WxI/XuaK+LUu+XHjD5Hu0VAcOlwFd+0feBmePg+fcsRIlIscd2VSUcy+AzbPHxzZ/Mt&#10;mwdt0CPJKd0HiNQv6zPe/+NZ3eQqxmB1e2yzksMTRPI02ODhKN3DEfpvoOZbXAaepcVHkCDKhBZb&#10;LbT4uJiRULIiim7i6BBEwelxg0c4mspyH5yPLYMzyKlDEEWjS1sYpy3lPCizLX6CI2GiIaYpzTtB&#10;lAhtui5iVy1x5+aX66AMW7j4ByHqWI97ZnKaEcQ0XdTDvuqijIIaso5VFvo8X3ZLQ1c/ZRmM/hB1&#10;zGSwO4J4SQvvwIh1BJmrc3Hkj3TpseyXhtgVfGAxUqsNUc+wzKRMEGXKrH6wMJXXEvrmuTQcKetd&#10;Q+dBD1kGtzNEHTID8RxOW6KMGZaJlu56qUqc42uCOtcjV4HJded4OQyu7eH3hKxH7WKMcMoSZc6w&#10;XCloGaJHLFKrFCS+MAaBFKnKOgK28WtUISOLA1tt8QyfCGvNLnL5LbGcXxjmOEGUKM19pet4tUxA&#10;dwLW0yDiguWtxsna4PXEYSCKMCwvs88YzlUgWuQj7fgiMLkJTmMig3RzxeO8HoN+n1N+E7/75PJP&#10;C8M9FaIfG8omgQU49IQlIF9lyLpu4t7VHkvFYe34RMmLsESpMqxlmLs/G84paelDw1yvFMd2KvWJ&#10;qyzPN52cJeDfg5ILq+w80G6Lr2BLyHqqvaJxilTjMga3yi03HrIt2nYRaaAdmW16vXZugb7aENeu&#10;067dD9OHRts1AVc3j6OYI2VhwFstivbdedSlEgB0QrQ9Ic6pBA5PtXt+w/H2gG0sFmnn60kyRApo&#10;6D1LxvAlMuO0+KC75ZqkAfw9hlwJ8yL05RfL0rCtVAb7UFyBwSDuTmihhJdpL+9P7Z6nuu4KL/cW&#10;9F33lEitZfqlfReRJjp6V8+mJJaLOZyv1KUekez1Pfx2k/qeidCPGRbbrOOlMMgrLNLVpjzqWqy2&#10;YvVdRpy/rLIrqyD6kO5eEX2Rj870hZgllpQ5kgiRQnpaIucnEpio+bsZx1xmsg//91kkrmu6njdk&#10;P2yeKiuzPsDnDQ91Ox9fJLyIu/i/StiSuOUTg0vCTiQLeOLDrNxMKJ8Kv0SjQp8gUkJTSm81iRWB&#10;mwPzgOG609o8f6iddz/ONyPo1S5ZUoRVZnVgO+MyNhMvqUk7rtf90OaeIHwPVXF3GxeJuh4FTSlP&#10;EDHSSRWWaXUh7pkrVxfauU8tdPfQcG0ODG9OHv1eFTV4QRakqzN51uW6Ghw1HH9f1L0dx37S2vwG&#10;x2+iLNO/ApDQcrr9FkEUiFbqMf92Bc27KT7i4/jdLjaLZDkGBldlqEMuKWvy6PdQSUhZGLxYdhJc&#10;hbhXFmThN3XZcI8q7/u0oaSrpSQfokg0UyEYzrEgO3lCp/XE4k84x8LoXEPqzzTr9b48+myzAOjM&#10;2uCfiWMXwblno7h/oc+XZsyDYeU82viIu4JEimjnqJi3T7CZ9A5soFogFR22ZAvPgem1W+qeKTeW&#10;tHItz/4eyrSU5bG2bYvArFTZZbn2llyj46U90nYUf/SRrqpILkRKaKhDzMsw5V6IFZDueXI9z77a&#10;pKyOrAx2XNLVPxZ3HvdFtmrXzhNrebUul8ZyOblbaJCutpNMiBTSUpdH6i0lgZ2Du01XGIdm1P+d&#10;qOtKhH4eiktfXegBbovbCtbdGbSEU96nXbcUf8dkFl4tdlajQbpixFIi7XRVA6bUig9yi8kLQ3iC&#10;jIaoex3u+StC/2xS1sq0D6yJ0w7FVHeTYd3+REpbrv0Uju/V7h0x+Bgqs4tukgSRUUbmmkQc046F&#10;jhUHJlgfsS/HM2X9ji/Ai6TtMsQXQRZl2X7TlKVWmC0s0vRcTzjtiQwzrAUW+6qbURTpefbFZnfZ&#10;ktbB+z4uq/YAbVUYLHmfSsdQ7fo5UsISkthmTnsiwwyr12RDBclL0cXZAvbnhoEHbE/jwNVaEkt0&#10;J9zuakObhy0MTuq1JihdESXAsO5gXi8wnJNG1XsL1J8tlnhZM9I2cD3F7KjYCVTFjS76rnbNQ/xd&#10;jms+5ZQnMs6wXolYYjh/QlwzswD9sQkuvWkbuLNxxLuK2Id3DX04KM7/i79j3BkkSoBZzfMLhaTF&#10;b3+rQP0yBeu8mqaBa0uTss2g25rELsg8EaLmR055IuMMa6eY4xc8rlO2Vq0F6pdt821FWgbOxFEv&#10;FblPHxr6dFL8X8spT2ScYckMVBd9rn2rwH07m8owykgu8TiNqaxhMGoKNzPK6U5knFlV6B/jlPXv&#10;Y0sOh9lp7NhEmiQYg6vQZU55IuMMa4E2p5ekrH/VljyGW4rdsVNZyKDh+kmJ/p3jlCcyzrD68skt&#10;WOA+7k6Vf6Gbi8yiXFuV0gHcBdeejzjliYwzrAtBY70VsY8rLZtxbxarQ92GztzgdCKIxGnPtXfa&#10;m09o4wL386qBR/QUqzOmEMi/cDoRBAEesT0VNlkey8EVfE0EQYBPLLYsC5sL3ZGthk6c5ysiCELj&#10;FSabrG2F7sSponeCIIgsMKzepGLkBe1ANYzA9E4s5ushCELjF80GXvGiYBEcROzoV+Je8dUQBGHh&#10;Gabdwg2Faryfu4MEQYTgGTsMPONAoRofNTTexddCEISFZ3RYXPgqk264xbIebeBrIQjCwjdmFEXv&#10;bQmBOsxXQhCED+8YKnQIdbfRQUOj3/N1EAThwzu2GXjH30k3+iCzKakJgigmw2o38I7HiemxnIrn&#10;Wxqs5usgCMKHf1RC0V6YUOrUXxEEEZGHDBUseoNT8R5DYzv4GgiCCMhDvi9YwE83sQTtrwiCiMBD&#10;OgoSQw8Bw0zhZGh/RRBEUD4yoyB8xA17zOiiBEEktFLriLuRbUXzBSIIopQYlskX+du4G9lTcCtV&#10;giCSYhpL4xA4nDrq87hnk4GXDMT9gKb47SuLNNgXmLmZICLRkEu/YzHU89RN6hrynrbE47xbsjvP&#10;LsJAq4y3szjtCCIvGlouaHimdu4Lr5UTNt/6ECJ9LupoDNn+DFNW6Dgf0GTh/qBIg/0R2p/LqUcQ&#10;edFQjaDj7eL4PHH8vlNuooy40phTnojz15xSh/+X59GH8cQSUzgVdaYl4YTT7j20P49TjyDypqOZ&#10;oKOH4lidJcONqbyLe9zYeFfyaH84MZtOS4acAxHrdEXLkyHvkSmDyLAIIhoNrgMtLRDHVHLkZU5p&#10;1YqrqH9HxrBy/v/cKVN5tG2KQNob14Ptjtv/ByJlLuQ9Y2RYBBGJ7j7TfrspuG4ZlmsLQi4v+0L2&#10;w+SXvCeuhzwVZwB5bQ1dG/Cer7X26zn9CCIU3f2rMxasdF5Rvjv/r3XKYfzf5JSFTpmDZWQNsmbV&#10;4Ler93oYVq/sXPuBgaecietBb8SZ4RkPrOppCnD9Qq3te5x+BBGY3tywLtdBO0sM592dwb0aE3MV&#10;7PtD6LTcMhiiT62G+0fiemCT78+MiHWOBY3p7FzzXGv7LU5DgghEZxUa7ZxFnsBa7bqjGoObCsms&#10;Qu3y2XyT43jgBlO2ixD3/2Q5/gfq+trnfj3N9WZOQ4IIRcNDHkxmEku6cez4SXMD15xhATa7lsJ+&#10;620o3t2y0SnncO1oHv0aj92201365Su6KRsOyzmVDfayx/16/PjlnH4EkRcdv2dJz+dV7oCZLfWp&#10;uyrPPt2O3XvGYoN1NsB9P3tJY0KPNeJzv1sucsoRRCyMq9fVYznlmGs/5e4QOuUumNmEZhzqKtRX&#10;439XYV8Xc1/OxG6LZXFUHPS5RzdAq7Vcd18aronjX4l7f+M0I4hYGISreL8Z4LoqaTaEXUNFj64q&#10;pyam/hww8JYtUSs1hTT91eeeAe36do8lY046T2rM6iNOM4KIjWFNmQQEnOuClHXPcM5NnvyuboIQ&#10;1RbSuf+X2EOuW2LXbPO5Z54m7t3BcddpcjOcJushlk47MmvMahGnGEHEyrCUDqtGHPsSivdXaFWT&#10;tqbE/5c1XuDquPZBOV+N6+qDZNKyxNgbiPqQJqPRTQHv/VyuTX0UfNJ0YRw7FDexzr6ANbRrF/IW&#10;bDhaYMxWxalIEIHosUuaH0CA0OmwVbunUbnqiGOuXvuRDz1fDNAfk7rpVFEVY8JgLcnyBMrDrzkt&#10;CcJKi9WGCA0XsVScACNyLdg/hCSlVj45k+5LLCNNNHkkBAONL22gZetxVYj7Gw0i5AgY2RUPJnQP&#10;XDysAdvvnJoEYaXHuxbm4xqY/qXRUiXOjcjfhnu355Mc1ZInYiTqA45Edctxrj9h8/8zWLGrsldb&#10;R8+E7ss1YtsJiUq3GWnllCQIT1r8wRUEtGPzDPS33iAJdVvqU/c0gkbfCtiXliQYlskadX7IOmba&#10;IiyA4z+Fbch9rZ2bPvVW6BETCYLwpBnFnOo0OpKCyVeWpeSEdnyvuGduHn0xBQYdj/qAuagMS+iy&#10;1hiOn5PSF6Qn2dYjTjOCiJVp5eDwvEDu5sGHsNpyzx3cV4XfR/3MlvJkWLk4Hi4XxBA0AGc/Zzj+&#10;tu4EjV1AuVR8yGlGELHqsXS9sqtiOQx/wUWIkLJcrWCwAhrC//8T9/4YoR/VBWFYEeo6azi2APXu&#10;N5z7N+jykCCIwHR4ARLTCQ8dsipXDPfGFg4m7QyryXBM7SJet9yzN594OwRBWOlwtaRjSFPXLAzr&#10;KylwaOfqYuhLehmWj1h40+Oa70T7GznlCCISzS3UY7mLc+9qtpNV2kool09I5JJhWGjDFUv/9blm&#10;axQdGkEQ07Q0C3S0y+OaGhmQD0kpFP09jbEvmWRYEwENzZSv4b+cdgSRN73VhdVBQemes9ljlRvD&#10;6gtx7c+22NSEcbwWw/CvpoBtdmInaXuQD1EJjPGXcA+7i/ArszLQ56mQDKtJt4AvW4aVR59cG5Cx&#10;FE6CVjho/+iGkE1Jn7qFc/lfQZJ+xNBmvTZnviwDpvVHGD+6FPR3PI/UXM/j3q1PgmE9i8MOK4EB&#10;vxxbauv4+tSkbRO3B7hnOZxN5yXUp1rNH3NngcZCjsOyIr4Td1NnDcIkHYHBZHVCbX2I5x5BeO8L&#10;8Jf9IoUMqyWPe276hUvO493ovOVF1EpH4rB0T2jQj6RwIpxWikkZmNBwnav43KWNqxsfbE4CfZK7&#10;Pp0FXHLk8kljHqDuWVjmNopjVUiMsB5qg8NYok2C0PTwResj9mE5InFuR1v3dLcySLTuZtHbJSJF&#10;tsZcn8nSfbRkGVZKX6oK+/qPOLYUjOwYorGeg2XxAc225V5UqRHb0v1ycgnn81zQjL4R+1Al2tuX&#10;kNR0Syx1HyIzzEGR1PO0jJUGp1zdL3ZRnu1XItbbX2BW/fjdJRL+Pk+jZJUyWpmfhPPz1TiTqJbB&#10;S9iHMTqsHVe+WCelHskNAy3G9bMY2n8l/raBYVUUYAzeEu39jHRQA5D0JrFUWhyxDRnS5B1x/Jht&#10;SS7ejVuuxTTWB2EnWItj74s21pAivJelSTCsM1HiYZXhS1AhpQ9ox1XKsn7t+E/ii1wdQ/ufaXnl&#10;KgXDeiIkhPfi0ptBsvgES9xBS5yzKTCqAwiTXROxzQ9NkpKI6TSl72aBceZM7yEGgvsEx3qVrhBR&#10;ENQubTfmxkGUneUeDskSDytyAL9TsafiKQ+GdRHE6TKLHpGYox9f5C5s/4+ZJLII7V8Wy8smHDsp&#10;kmYOa/qcvhjaXIRdskGUEcE01iIHZUXM49xlchER4/zQ5544pNkK4QjsupD9LiTpp+JDdB/M+oRW&#10;jiW12ZIRWjFFHB2KWulAvjHdy2jg3Ynb7qYkM+hJzoGgFSMbwJd5TLtubQz9+FTUdx3MadIg6VwB&#10;Y+lJYqcVu3FuWxcKNNlrDR+MR5Co1ovQRR26RBSwrUbcuxGM6QhCA0/B/uokzFl60V4H8g204/8K&#10;UolxXE0x3Q9ErXR32Kw5ZbgOvwPGMCl2x/6nLVX6ZVQKWA4/j4uw4R/2CKUXjHE/CExJPCcKpMMa&#10;81O4g6A7oPNpisiwarBD+IVIHTcdbcBdguKe94L6pKK+e5pJyASYVZ9hl7Iez9INyVqGcLnPfAPG&#10;MTZlzdkTtdJvw+Yl5JLw9XA5wrBwvzi2CxO7KWKbc1DPEUtU1xNxLjt9+lIrk+A6ZR229pUd1Igl&#10;Tv/PERjWMkiMw4I5P9JNRLRQwBsDtNGIdtaoukTs8334IAwj0sFhhAtej/7ozsKnKWm9Nr6mvITf&#10;JyG2McxLQIaFUB6dFoZVga/+h/JrnUebX3oZ9AmGNWg5Xw3/sjof27ElWHZ+h+fZC2niMCTK+xoz&#10;egSzjaOCyP+AwvkL/L8P9x8Ok7JNMizLh+GyDzPdGGG8fxL1rMMxtZHRBWl3kbjmblLGqhmnlUQy&#10;P3caKj3L4fZlWHeg5ziNJcsfco2OJYTMUjIZVsoI0JcmLFMuoo1baPMolkqmrERTOF9rIfjfoLdR&#10;upt90IWtwxJPmQ7cS3ic1yultoVhnTDcUxMTw6rB8lAtOa9g3CYxdp2aPvFzUoZxHM/EvqHn2lzF&#10;bitR2i9B2jz9pCQWQUhnQdRPwcyktfs/AYmlDsaoq7Fc2Qh7p/3YeRo3MKLnOH4S0sxf0HP1469i&#10;ZGoH6708n/+sLd1azE6zn0hTDXF8QOySKonvOUJxS4PWzRHbV+/tMt6DvvxUMc9HuRS0jqEpheDK&#10;qJU2GCqd4HC/Nk7tWhpv3Q5rr1geHBVLCWlP1BGgnR5LZMgpSFBHNMvrdwoVqUFbBr0v9EYbYYk+&#10;hd3Llhja+l0sOz+DDkvPujSOj0OnWIKrc59GbL9FJPHtxDL5oEFHRxMg+xiaMnLNjqPiF4aKZ3DA&#10;XxLARs29ZtykLxJLxXGphBXRVJ8H/RJDl7QTy7P1YBQVIfrtSgQLYx6LGs1g9AKI+SEktjFt12xR&#10;xPYOK0NDMPF+fBSUy85py32xJdwVNlgHhGT9HDqsH8ohSkWEsas18ZW4Kr9B95zXxmQQX3fp7LpM&#10;MCYbw9ov/M2U5fNLx+cY+lRlWnbh+GoEQJTb/oNxxW7CjtqU0JVtljkjNabu6n8+jNieYkx/Gt6L&#10;NcSLKVFvhD4sV5bZ0OGpupfio9KJD9rvwqj2My4Rp0MxJaNqsli7byjzAX9fWDMfVssuwZiOaNfv&#10;13YPTwhleyxRHCFtKL3JQeirHoml07/C6l06XC+MaUx6IG3Uasc3ahEpZkZsp8aUoRjnlNHqQR+G&#10;NRCxD3WYA5/gnZ/zyT4jy0kyrDc+MIzLmbgqNxmP9nDQXy7FerRj+ywM66AkFOwSymXSvBj68662&#10;NO3C175KW8bqDGtRDG0vg76sQjveLJjmzzGNe5ct+oRgWAM+DOtgiPbm4v2dgIQ6qbk67de26BeA&#10;qVYZJN2qNwh3LLbEbjQqKt8auwl96b4IJUkd1Y7/K5cimptIDsaHcSijH3ptjGhB06biCjUNvc0Y&#10;9Fb7wChrRSyuz2Mc4722JYRgWL8ZzlVKSS+P5/sBy7u1urGvzS6MsI7nDgNP6Y2rcpMt1nkO+ytf&#10;4AqNYI5phKLccHYhpIxy5ekTwd+mEF65LkJfDpu2+8X59jgjFmh1z9F0ZCN47vUxtlElbKD6PBjW&#10;RiVRinOLpa9lzM+uGNYUKSKU+iL+oAqWQFsPOOzT47Mc0sVpsVw4KM6vlt7oIKpvhLtHixax8im+&#10;5Mvz6Mt3XoQDq3jVzrsJjEWjFuF0NM4QyaL/dyzGrcoYdzl+vw3D2ZNC+nyp00uIYT0lRQQaL5NJ&#10;Q3OcDTxOxGaidF7Ae9rYfGfRuayz3P+2tus4BWnlm5D9WCO/WDB72CniVD3PR48Tsg+zDGYM82Ji&#10;hve9IrNC8X/ZIJUdTFLxLd7xQ1KD71jNMPCSZ3E3cj52q9TSexGHhTJ2nkZoSvJ62+P+Cuw+1UTo&#10;Q7VgSqNQFB8WkRv6sLO1Ls6EAoZ+LNIkmh9jqPM0jHPn5nFvhWbYuzbm511j82EkXhurNgMvuRp3&#10;I3sMjXRz+F8Zo2VgTOssS5knBQrvonas5hR5PNrjMtSE7dr2KLtsgqlcTOBZVxcqIkYJ0IkpoMJA&#10;3I1s405hsC+5x7mFBepDk1ca8gKPx3pIfKuTGteQUta+JBJxCNuw9SkZ97nYnJiVQhrpN/CSb+Nu&#10;xBR/+UaKBuH6G0RamXhlmTzn9pT0Y6byW03pOF0y8JKOuBuptfgUNsTczo8+5zuxw7AGjrVzhcHk&#10;ZrIHgh+I6bAt76SwbzMKwUe8OGNXzG3c1Y0utfNXPFwennC6EmRY03ZqlSnsW0fBVmoWxfuOmNtQ&#10;IW4bLedHffy0ejhliTJmVtVpjlnnhkA20Gx/Uo1tiT2P2Ott/OCV4tyQEvyOyoyitq05bYkyZljN&#10;oIutKe3fUMGEDIvF++O441WbMvqKczKiZ712ri5Jg0iCyADDUn6Wc7Xjs0LWsxAZvOti7FulWK7K&#10;0pLkgDxIWsMv0n0/spy/b3MtgWFkvGb+BJEdhjVqiHOvwvs0Baxjjkbf78XUt3aLwFOZ5IAMxpGa&#10;x41f7uUe4QZmQ91fW867biyTHgztPjKzdHIaE2XCrJT+6qZhxTKpfdSveEldmptYLo4w2xZbzr+T&#10;HpRY9Fhit2+exzUq7Xe14VyFzUIWiURzDPdBlBnDUnHm14hjKj/iNXFMbWzd96hrlkbjkzH0b6jg&#10;3jJiUGR5EdaOAm4srwyk4Zoqr2wyiJKQU9EAEJZWXyNTwiLKhWEN60KAcMr/yCAI5Hzq0x36J/ON&#10;Fgv7q2cG3rG4UOvkyPZYIl+el0PwRi89GcTbSU0ZryJpzuQ0JsqIYT3Sds/fEqGb5xgkLN9It1q2&#10;7LxTpFnsryYKYitm8QX6JcT9jdgxqBfxnxZADK3Urp2L+EpT2AWs1ZeIWlQAt/zB6UuUGbOa42Gb&#10;OKUxLBmLypRw9lPt9z1ExB0Fs9ufR/92FM0XWYvvpMrtkGKrV7mHhJgf+lw3CWb13BSHiiDKiGEp&#10;+8UBg8Jc0tU1wcTU8VpRz15pA6lMhWLo39WiJbLBbkRe61GD4af+JRiFQr5fi18UpjzHbmYtpzJR&#10;JgxrVLrjIBz0HQ8aaRF5BkZxT42uooGJ0a2IfWu26L1nFHKATKm/tgW474n0/cPOQQu+Cre0a0e0&#10;+OAq9O5HyNByGvnurlvSs+fS4kFPEAnSYq1kPOL4PpF/MqellatEGCIZlvtr3SAbtLUuYv96DXQ5&#10;VOhB2ppPYgoMzCNd0S4SBPQiyeJdtcSTei0wpec++rFWKPSfipRX1ZzaRIkyLLUxtVM7Pi6YUw3i&#10;3W+VjE0TCnIGo9NJ3aMkj/6dzUe4iXuQ3rSEiWjzua/V49xPWl1HDNe8GyYULXY5lP3HUk5vogQZ&#10;1ojBnKHGlO4NeQJ+F7+XazQnmVlT1GQdEEReJJpwIkRnzkfZLTQ82FiQUDFu+BmVMkscG0ImGi/r&#10;XbrrEKXGrOpMNlVixXLRoJJp1o4tFYzrojj+tS0IQYj+bU88fnuIznTHEdvGIjIO+dzzGlMTKaDu&#10;I+nCPE5posQZ1o+mcDJCoS7NGZSx9m9QyD9UjE7s3n+qSW7tWr1zQWeNAft3NTUhoDyWhatC1qNb&#10;p+/E3x887tlsyr2nZRtWSsZrCEEzh1OcKDGGpUx6PjOoV+rx/xwRMECWm+J6tbpZoAkFjbCXPCp0&#10;woF8C92sWpYdyjeLOWCnogbkEl+J6QETtiRevoYnLcerLIkac3GlZieIFDCrzSZbKg8dlyw/G1Ys&#10;03670P0+FTrj0P5/znW7DfeeKfagfWwxua8NUUetQSe1NGx6KMTwuehjo1XHqU6UCMN6YrNW165z&#10;dwkvgC5P68s5Yd5wTxz7BiuV9Rr9/Bmwb9UWoWFLsQetwZIVekvIej43uOX8o+uyIN5W4P+ZyAd3&#10;M6BB6VpOc6JEmJX0NqmIWJcSDn7SpLJu/L8EPolLQtRpEmSepSJbvEX0uxRDvS6XXqQduyOs2W2M&#10;6RYsdOs5tYkSZVj/g2K9Moa6XEV6nyaR5aJsWlk20vrTMnhtNvP/iPW2GI7Z3HVGENGwgtOZIELR&#10;2RGDaiVvyQ2uOKbNuBVpemiTTdbuPOtabjNv0BT0L/VelKQIIhLturqwT8Rvd0dwLOYV19VUpR1z&#10;bSsMnXyQj4OjtqtxRTvXqLVBWyuCiEa7yqRhIX5PBvUkMdRVa8n70Ju2h7Z1tDuPuiTD2mU4Xy1i&#10;vud04zaCIELRm7RbVFEfPsyzri1xCS6FePDv842TpdUjvcsXeVz3hbjuLU49gsiLbk3Z1BfkWdfV&#10;zERM8VC2fRCynqYgBnG49qs0Z7oliIxJWK/YY4WspzOJzbekH/5QHLFvYJowFvDafbpXOkEQgWlt&#10;PA5LdOfe4wbaP572h7eZOLTlUVdTiGt/59QjiNA0VilsF6PYXbVaVlcrszAIZzLHaQmifJlWRQx1&#10;HIojX2mxBmBDXFIWQRCpp3ebdPVxlsTMEUpZBFEWDMskXY2mylA0wEN8TCmLIMpWutqSxYc5n7p4&#10;OARBxEnjQ6bAB5mSrsTD2OwyOvmqCSLzzGqVhb4/yPJDmaSs25nkwARBKLquhCRVGtJVAClrE187&#10;QWSWrjeVnHQlHu6MZRdhNl89QWSOnmdYrACGS2Ll5LHW3c3XTxCZo+dfLPS8qpQectAS47mFU4Ag&#10;MkPHLZYcDodK7UEbDPkHS0eMJIjyYFhnLPGu3izFh+2hAp4gMku/Npe73lJ9YNtW6AQV8ASR+hXS&#10;uCVWe3UpP3i7xZR/D6cFQaSWbn8tWyNwi7MkLeAJIp302mERMo6XywDMtySsGA2T4p4giMRptdZi&#10;c+XuFDaX00B8YJGy+jlNCCI1dNpvodMN5TgYQyVr3k8Q2adPm8H3mXIdkNkW26yRVOYxI4jyWgpe&#10;tdhczS/ngbEF+hvktCGIotHlgIUut3Bw3njjbxqUEkRq6NFmIHqKXin/iZ+jFl/DFZxCBFEwWmy1&#10;+Aq6S8EGjtB/A9Vl4erjHCiCKAgN2sLGZCcDToEH7IBlsP6mKEoQidPfoIX+DnB07EvD25ZB+5Yj&#10;RBCJ0d42C92N0Jjbe+BWWtwAspH2miCyR3NtHjTXzhHyH8AeD30WozoQRHy01uCht+rlCAUfSJtL&#10;wHBJh7MgiMLRWLUlIF8O+mTqjUMMZiXsPqiEJ4hkaMxm/zhEvVX+4uqoZVB3cIQIIm/a2k61SzID&#10;22rxN3TLVo4QQYSmqW4LPbkGo20coegDbItS+oJB/wgiNC09YwDN5Ad6q2WQn9HcgSAC0VCbxe2G&#10;O4IJDfgOy2C/oM8hQeTNrH7hCCU38LawFw+YlJUgjDTT4qEHpvlCwoPvmjsc93AjaOYoEcQ0vbzp&#10;YRg6RJvGwrwE1+fwvOUljJZ1RESC+I9O5nv45l5iVN/CvowZPkyLkhZR7pKVF7NiyKYiMa0bHstD&#10;6rSIcqSLFo9l4A0yq/SKvQ+4e0iUGT20eSjYqS7JANN6QTstooyY1WMyq+wwrRsexqW04iVKef63&#10;ezCrG2RW6XxpXop4V9Lq4SgRJTjvuz2YFRXsGWZajPJAlNp83+4x18msMvISaz1iaal4WjSYI7I8&#10;x6s94lkpo1DaWWXohVZ6uPGoyKWM+0NkcW43eEQKVe42/CBn9OXu8HixbrCyDo4SkaH53OaxI/7S&#10;kZm+gdl/yVs9soIwhRiRlXnc6zOPGSKmhF52OwxJbS/7FJeIRErn7gyPJKcqUmgXR6r0XnwrloFe&#10;S0SGiCXSNmdv+8xZenOU8ASY7ZSzHhPANTL9mCNFpGCubvBZFQxxVVAeE6HSI++hKoNMdUQUaX7W&#10;BpifBzg/y29idHkE5M9BFF/FkSIKOCdXOeWqD7Pq5U5g+U6QlR6hOFTp59eMSIFU5c7Tdo4WJ4u7&#10;C3PIZ7KM0oGaSGj+dQT4aHIJSLw2cXo8nEhV2UNFJxHTfHMt1n/1sa16wE0gwmsSzfdIcqGKGyBt&#10;E0eLiDDPNviY2CjbQDovE4Em1Mc+W8rKH5FhmIkw86rFxw9QSVXdVKwTYSeXn82WstvazWUi4TOX&#10;ZsDPz0/lcIYJVIiok21TAGlrFNfxq0jIuVOJeeGnVHcZ2QaOGBHXxJsfYCdRBU1bxREjYFN1KcCc&#10;OU6pikhqEnZAmsoFEO1bOWJlOUdafQJIqnKVpjJEISZkNUwgHgT8etKhunwY1SEfMwWlVN/GIHtE&#10;oSdoAxTuOTIuMqoAjCqH6+Zz1IisTNghxi4qmffeiQ9RkPc+TN0mkbYJvCKgklU5VnczUUDm3nEt&#10;dv1uBHzP7nz4gLvHRNq/vOcDTugHWFbSADXd77QZ7+kBGRVRqpO8PYTElQOT20In19S8v2p4PJwN&#10;uOxT9nhbyKiILE/8jgDuGLqvYj91HkV7XyvhlDwe4p0N03CYKDVCaAuhnFflBlw6uMOY7LtZjCzK&#10;V0O8G7X7u5IjSJS6PmR7CH2IKmdhv7OYoxjbe9gacsmn9I7b+R6IciOYWhigng/JuNQu4w6EeeZO&#10;Y7DxnoHl+Y6QukVpmd7L8SZITP9vErE7gDe/qbyADuVbKPppQf3GtONxO6TSUz7x+72icfTj/VA/&#10;RRAakTVgZ+pUHsQlPf+HIUl0lotEICSo72GgOxFhDIdhJ8ewQQQRkADfBNGcj0B4cjlzAPWtyHok&#10;SzCnNuzM9WOMXsQwRq5O603OPoKIzry2QnJ4FgMDU8rjs9jC34KwvW1pkcig42uFAeYWKLqHQ5ob&#10;+C2lh7BkZHgXgkiIkKtBxP0xEq8pBfoIGMQgmNo2SDRdiPXUgjhh8/2MXdFndW0L7u9CfdtgunEA&#10;9mo30P6LBJ5rAs+zgcpzgigOA2uBBHIoD1OJUi+uPu9vLIUXU3FOEOljYM1gYP3Yvn9RRgzqBp67&#10;B4ycO6YEkTEGViu29/dAQf0444zpGZTkAzDn6OCOHkGUNiObD7OHrbABOwUJJU0S2Qj0WntgtNlF&#10;BTlBEDoza4D5QycU49ux1DoFBnIbzGQ8xI7cKO4Zwe7kEBTte2A71Q2GtJLSEkEQBEEQBEEQBEEQ&#10;BEEQBEEQBEEQBEEQBJEh/B+oHkmZS02WyAAAAABJRU5ErkJgglBLAwQKAAAAAACHTuJAAAAAAAAA&#10;AAAAAAAABgAAAF9yZWxzL1BLAwQUAAAACACHTuJAihRmPNEAAACUAQAACwAAAF9yZWxzLy5yZWxz&#10;pZDBasMwDIbvg72D0X1xmsMYo04vo9Br6R7A2IpjGltGMtn69vMOg2X0tqN+oe8T//7wmRa1Ikuk&#10;bGDX9aAwO/IxBwPvl+PTCyipNnu7UEYDNxQ4jI8P+zMutrYjmWMR1ShZDMy1lletxc2YrHRUMLfN&#10;RJxsbSMHXay72oB66Ptnzb8ZMG6Y6uQN8MkPoC630sx/2Ck6JqGpdo6SpmmK7h5VB7Zlju7INuEb&#10;uUazHLAa8CwaB2pZ134EfV+/+6fe00c+47rVfoeM649Xb7ocvwBQSwMECgAAAAAAh07iQAAAAAAA&#10;AAAAAAAAAAoAAABkcnMvX3JlbHMvUEsDBBQAAAAIAIdO4kAubPAAvwAAAKUBAAAZAAAAZHJzL19y&#10;ZWxzL2Uyb0RvYy54bWwucmVsc72QwYrCMBCG7wv7DmHu27Q9LLKY9iKCV3EfYEimabCZhCSKvr2B&#10;ZUFB8OZxZvi//2PW48Uv4kwpu8AKuqYFQayDcWwV/B62XysQuSAbXAKTgitlGIfPj/WeFiw1lGcX&#10;s6gUzgrmUuKPlFnP5DE3IRLXyxSSx1LHZGVEfURLsm/bb5nuGTA8MMXOKEg704M4XGNtfs0O0+Q0&#10;bYI+eeLypEI6X7srEJOlosCTcfi37JvIFuRzh+49Dt2/g3x47nADUEsDBBQAAAAIAIdO4kB557oE&#10;BAEAABMCAAATAAAAW0NvbnRlbnRfVHlwZXNdLnhtbJWRwU7DMAyG70i8Q5QralN2QAit3YGOIyA0&#10;HiBK3DaicaI4lO3tSbpNgokh7Rjb3+8vyXK1tSObIJBxWPPbsuIMUDltsK/5++apuOeMokQtR4dQ&#10;8x0QXzXXV8vNzgOxRCPVfIjRPwhBagArqXQeMHU6F6yM6Rh64aX6kD2IRVXdCeUwAsYi5gzeLFvo&#10;5OcY2XqbynsTjz1nj/u5vKrmxmY+18WfRICRThDp/WiUjOluYkJ94lUcnMpEzjM0GE83SfzMhtz5&#10;7fRzwYF7SY8ZjAb2KkN8ljaZCx1IaPeFAaby/5BsaalwXWcUlG2gNmFvMB2tzqXDwrVOXRq+nqlj&#10;tpi/tPkGUEsBAhQAFAAAAAgAh07iQHnnugQEAQAAEwIAABMAAAAAAAAAAQAgAAAArmMAAFtDb250&#10;ZW50X1R5cGVzXS54bWxQSwECFAAKAAAAAACHTuJAAAAAAAAAAAAAAAAABgAAAAAAAAAAABAAAABy&#10;YQAAX3JlbHMvUEsBAhQAFAAAAAgAh07iQIoUZjzRAAAAlAEAAAsAAAAAAAAAAQAgAAAAlmEAAF9y&#10;ZWxzLy5yZWxzUEsBAhQACgAAAAAAh07iQAAAAAAAAAAAAAAAAAQAAAAAAAAAAAAQAAAAAAAAAGRy&#10;cy9QSwECFAAKAAAAAACHTuJAAAAAAAAAAAAAAAAACgAAAAAAAAAAABAAAACQYgAAZHJzL19yZWxz&#10;L1BLAQIUABQAAAAIAIdO4kAubPAAvwAAAKUBAAAZAAAAAAAAAAEAIAAAALhiAABkcnMvX3JlbHMv&#10;ZTJvRG9jLnhtbC5yZWxzUEsBAhQAFAAAAAgAh07iQGcon1zaAAAACwEAAA8AAAAAAAAAAQAgAAAA&#10;IgAAAGRycy9kb3ducmV2LnhtbFBLAQIUABQAAAAIAIdO4kA0CyRRNgMAAI0IAAAOAAAAAAAAAAEA&#10;IAAAACkBAABkcnMvZTJvRG9jLnhtbFBLAQIUAAoAAAAAAIdO4kAAAAAAAAAAAAAAAAAKAAAAAAAA&#10;AAAAEAAAAIsEAABkcnMvbWVkaWEvUEsBAhQAFAAAAAgAh07iQD9y9BA7KQAANikAABQAAAAAAAAA&#10;AQAgAAAAswQAAGRycy9tZWRpYS9pbWFnZTEucG5nUEsBAhQAFAAAAAgAh07iQJkob6AgMwAAGzMA&#10;ABQAAAAAAAAAAQAgAAAAIC4AAGRycy9tZWRpYS9pbWFnZTIucG5nUEsFBgAAAAALAAsAlAIAAONk&#10;AAAAAA==&#10;">
                       <o:lock v:ext="edit" aspectratio="f"/>
                       <v:shape id="图片 59" o:spid="_x0000_s1026" o:spt="75" alt="图片1" type="#_x0000_t75" style="position:absolute;left:4057;top:93343;height:627;width:1468;" filled="f" o:preferrelative="t" stroked="f" coordsize="21600,21600" o:gfxdata="UEsDBAoAAAAAAIdO4kAAAAAAAAAAAAAAAAAEAAAAZHJzL1BLAwQUAAAACACHTuJAgoOi/bwAAADb&#10;AAAADwAAAGRycy9kb3ducmV2LnhtbEWPQWsCMRSE7wX/Q3iFXoomrlDq1igiiApeuvXg8bF53Szd&#10;vCxJXPXfN4WCx2FmvmEWq5vrxEAhtp41TCcKBHHtTcuNhtPXdvwOIiZkg51n0nCnCKvl6GmBpfFX&#10;/qShSo3IEI4larAp9aWUsbbkME58T5y9bx8cpixDI03Aa4a7ThZKvUmHLecFiz1tLNU/1cVpcK/3&#10;IxV0OK1n1XwXzkruz3bQ+uV5qj5AJLqlR/i/vTcaigL+vuQfIJe/UEsDBBQAAAAIAIdO4kAzLwWe&#10;OwAAADkAAAAQAAAAZHJzL3NoYXBleG1sLnhtbLOxr8jNUShLLSrOzM+zVTLUM1BSSM1Lzk/JzEu3&#10;VQoNcdO1UFIoLknMS0nMyc9LtVWqTC1Wsrfj5QIAUEsDBAoAAAAAAIdO4kAAAAAAAAAAAAAAAAAG&#10;AAAAX3JlbHMvUEsDBBQAAAAIAIdO4kDVXCYozAAAAI8BAAALAAAAX3JlbHMvLnJlbHOlkLFqAzEM&#10;hvdA38Fo7/mSoZQQX7ZC1pBCV2Hr7kzOlrHMNXn7uJRCL2TLoEG/0PcJ7faXMKmZsniOBtZNC4qi&#10;ZefjYODz9PH6DkoKRocTRzJwJYF997LaHWnCUpdk9ElUpUQxMJaStlqLHSmgNJwo1knPOWCpbR50&#10;QnvGgfSmbd90/s+AbsFUB2cgH9wG1OmaqvmOHbzNLNyXxnLQ3PfePqJqGTHRV5gqBvNAxYDL8pvW&#10;05paoB+b10+aHX/HI81L8U+Yaf7z6sUbuxtQSwMEFAAAAAgAh07iQFrjEWb3AAAA4gEAABMAAABb&#10;Q29udGVudF9UeXBlc10ueG1slZFNT8QgEIbvJv4HMlfTUj0YY0r3YPWoRtcfMIFpS7YFwmDd/ffS&#10;/bgY18QjzLzP+wTq1XYaxUyRrXcKrssKBDntjXW9go/1U3EHghM6g6N3pGBHDKvm8qJe7wKxyGnH&#10;CoaUwr2UrAeakEsfyOVJ5+OEKR9jLwPqDfYkb6rqVmrvErlUpIUBTd1Sh59jEo/bfH0wiTQyiIfD&#10;4tKlAEMYrcaUTeXszI+W4thQ5uR+hwcb+CprgPy1YZmcLzjmXvLTRGtIvGJMzzhlDWkiS+O/XKS5&#10;/BuyWE5c+K6zmso2cptjbzSfrM7RecBAGf1f/PuSO8Hl/oeab1BLAQIUABQAAAAIAIdO4kBa4xFm&#10;9wAAAOIBAAATAAAAAAAAAAEAIAAAAI0CAABbQ29udGVudF9UeXBlc10ueG1sUEsBAhQACgAAAAAA&#10;h07iQAAAAAAAAAAAAAAAAAYAAAAAAAAAAAAQAAAAdAEAAF9yZWxzL1BLAQIUABQAAAAIAIdO4kDV&#10;XCYozAAAAI8BAAALAAAAAAAAAAEAIAAAAJgBAABfcmVscy8ucmVsc1BLAQIUAAoAAAAAAIdO4kAA&#10;AAAAAAAAAAAAAAAEAAAAAAAAAAAAEAAAAAAAAABkcnMvUEsBAhQAFAAAAAgAh07iQIKDov28AAAA&#10;2wAAAA8AAAAAAAAAAQAgAAAAIgAAAGRycy9kb3ducmV2LnhtbFBLAQIUABQAAAAIAIdO4kAzLwWe&#10;OwAAADkAAAAQAAAAAAAAAAEAIAAAAAsBAABkcnMvc2hhcGV4bWwueG1sUEsFBgAAAAAGAAYAWwEA&#10;ALUDAAAAAA==&#10;">
                         <v:fill on="f" focussize="0,0"/>
                         <v:stroke on="f"/>
-                        <v:imagedata r:id="rId9" cropleft="5154f" croptop="7731f" cropright="3488f" cropbottom="12500f" grayscale="t" bilevel="t" o:title=""/>
+                        <v:imagedata r:id="rId8" cropleft="5154f" croptop="7731f" cropright="3488f" cropbottom="12500f" grayscale="t" bilevel="t" o:title=""/>
                         <o:lock v:ext="edit" aspectratio="t"/>
                       </v:shape>
                       <v:shape id="图片 23" o:spid="_x0000_s1026" o:spt="75" type="#_x0000_t75" style="position:absolute;left:3722;top:92738;height:2273;width:2273;" filled="f" o:preferrelative="t" stroked="f" coordsize="21600,21600" o:gfxdata="UEsDBAoAAAAAAIdO4kAAAAAAAAAAAAAAAAAEAAAAZHJzL1BLAwQUAAAACACHTuJAYYsrcb0AAADc&#10;AAAADwAAAGRycy9kb3ducmV2LnhtbEVPTWvCQBC9C/0PyxR60900YEt0lVJokR6EapB6G7JjEs3O&#10;huyapP/eLRS8zeN9znI92kb01PnasYZkpkAQF87UXGrI9x/TVxA+IBtsHJOGX/KwXj1MlpgZN/A3&#10;9btQihjCPkMNVQhtJqUvKrLoZ64ljtzJdRZDhF0pTYdDDLeNfFZqLi3WHBsqbOm9ouKyu1oN57d9&#10;feR0e/jZfl03w2eeh0N60frpMVELEIHGcBf/uzcmzlcv8PdMvECublBLAwQUAAAACACHTuJAMy8F&#10;njsAAAA5AAAAEAAAAGRycy9zaGFwZXhtbC54bWyzsa/IzVEoSy0qzszPs1Uy1DNQUkjNS85PycxL&#10;t1UKDXHTtVBSKC5JzEtJzMnPS7VVqkwtVrK34+UCAFBLAwQKAAAAAACHTuJAAAAAAAAAAAAAAAAA&#10;BgAAAF9yZWxzL1BLAwQUAAAACACHTuJA1VwmKMwAAACPAQAACwAAAF9yZWxzLy5yZWxzpZCxagMx&#10;DIb3QN/BaO/5kqGUEF+2QtaQQldh6+5MzpaxzDV5+7iUQi9ky6BBv9D3Ce32lzCpmbJ4jgbWTQuK&#10;omXn42Dg8/Tx+g5KCkaHE0cycCWBffey2h1pwlKXZPRJVKVEMTCWkrZaix0poDScKNZJzzlgqW0e&#10;dEJ7xoH0pm3fdP7PgG7BVAdnIB/cBtTpmqr5jh28zSzcl8Zy0Nz33j6iahkx0VeYKgbzQMWAy/Kb&#10;1tOaWqAfm9dPmh1/xyPNS/FPmGn+8+rFG7sbUEsDBBQAAAAIAIdO4kBa4xFm9wAAAOIBAAATAAAA&#10;W0NvbnRlbnRfVHlwZXNdLnhtbJWRTU/EIBCG7yb+BzJX01I9GGNK92D1qEbXHzCBaUu2BcJg3f33&#10;0v24GNfEI8y8z/sE6tV2GsVMka13Cq7LCgQ57Y11vYKP9VNxB4ITOoOjd6RgRwyr5vKiXu8Cschp&#10;xwqGlMK9lKwHmpBLH8jlSefjhCkfYy8D6g32JG+q6lZq7xK5VKSFAU3dUoefYxKP23x9MIk0MoiH&#10;w+LSpQBDGK3GlE3l7MyPluLYUObkfocHG/gqa4D8tWGZnC845l7y00RrSLxiTM84ZQ1pIkvjv1yk&#10;ufwbslhOXPius5rKNnKbY280n6zO0XnAQBn9X/z7kjvB5f6Hmm9QSwECFAAUAAAACACHTuJAWuMR&#10;ZvcAAADiAQAAEwAAAAAAAAABACAAAACOAgAAW0NvbnRlbnRfVHlwZXNdLnhtbFBLAQIUAAoAAAAA&#10;AIdO4kAAAAAAAAAAAAAAAAAGAAAAAAAAAAAAEAAAAHUBAABfcmVscy9QSwECFAAUAAAACACHTuJA&#10;1VwmKMwAAACPAQAACwAAAAAAAAABACAAAACZAQAAX3JlbHMvLnJlbHNQSwECFAAKAAAAAACHTuJA&#10;AAAAAAAAAAAAAAAABAAAAAAAAAAAABAAAAAAAAAAZHJzL1BLAQIUABQAAAAIAIdO4kBhiytxvQAA&#10;ANwAAAAPAAAAAAAAAAEAIAAAACIAAABkcnMvZG93bnJldi54bWxQSwECFAAUAAAACACHTuJAMy8F&#10;njsAAAA5AAAAEAAAAAAAAAABACAAAAAMAQAAZHJzL3NoYXBleG1sLnhtbFBLBQYAAAAABgAGAFsB&#10;AAC2AwAAAAA=&#10;">
                         <v:fill on="f" focussize="0,0"/>
                         <v:stroke on="f"/>
-                        <v:imagedata r:id="rId7" o:title=""/>
+                        <v:imagedata r:id="rId6" o:title=""/>
                         <o:lock v:ext="edit" aspectratio="t"/>
                       </v:shape>
                     </v:group>
@@ -4281,7 +4134,7 @@
               <mc:AlternateContent>
                 <mc:Choice Requires="wpg">
                   <w:drawing>
-                    <wp:anchor distT="0" distB="0" distL="114300" distR="114300" simplePos="0" relativeHeight="251659264" behindDoc="0" locked="0" layoutInCell="1" allowOverlap="1">
+                    <wp:anchor distT="0" distB="0" distL="114300" distR="114300" simplePos="0" relativeHeight="251660288" behindDoc="0" locked="0" layoutInCell="1" allowOverlap="1">
                       <wp:simplePos x="0" y="0"/>
                       <wp:positionH relativeFrom="column">
                         <wp:posOffset>-521335</wp:posOffset>
@@ -4292,7 +4145,7 @@
                       <wp:extent cx="1443355" cy="1443355"/>
                       <wp:effectExtent l="0" t="0" r="4445" b="4445"/>
                       <wp:wrapNone/>
-                      <wp:docPr id="7" name="组合 7"/>
+                      <wp:docPr id="13" name="组合 13"/>
                       <wp:cNvGraphicFramePr/>
                       <a:graphic xmlns:a="http://schemas.openxmlformats.org/drawingml/2006/main">
                         <a:graphicData uri="http://schemas.microsoft.com/office/word/2010/wordprocessingGroup">
@@ -4314,7 +4167,7 @@
                                 </pic:cNvPicPr>
                               </pic:nvPicPr>
                               <pic:blipFill>
-                                <a:blip r:embed="rId10">
+                                <a:blip r:embed="rId9">
                                   <a:clrChange>
                                     <a:clrFrom>
                                       <a:srgbClr val="FFFFFF">
@@ -4349,13 +4202,13 @@
                             </pic:pic>
                             <pic:pic xmlns:pic="http://schemas.openxmlformats.org/drawingml/2006/picture">
                               <pic:nvPicPr>
-                                <pic:cNvPr id="10" name="图片 25"/>
+                                <pic:cNvPr id="33" name="图片 25"/>
                                 <pic:cNvPicPr>
                                   <a:picLocks noChangeAspect="1" noChangeArrowheads="1"/>
                                 </pic:cNvPicPr>
                               </pic:nvPicPr>
                               <pic:blipFill>
-                                <a:blip r:embed="rId7">
+                                <a:blip r:embed="rId6">
                                   <a:extLst>
                                     <a:ext uri="{28A0092B-C50C-407E-A947-70E740481C1C}">
                                       <a14:useLocalDpi xmlns:a14="http://schemas.microsoft.com/office/drawing/2010/main" val="0"/>
@@ -4389,18 +4242,18 @@
                 </mc:Choice>
                 <mc:Fallback>
                   <w:pict>
-                    <v:group id="_x0000_s1026" o:spid="_x0000_s1026" o:spt="203" style="position:absolute;left:0pt;margin-left:-41.05pt;margin-top:-37.2pt;height:113.65pt;width:113.65pt;z-index:251659264;mso-width-relative:page;mso-height-relative:page;" coordorigin="3513,94449" coordsize="2273,2273" o:gfxdata="UEsDBAoAAAAAAIdO4kAAAAAAAAAAAAAAAAAEAAAAZHJzL1BLAwQUAAAACACHTuJAQF5teNsAAAAL&#10;AQAADwAAAGRycy9kb3ducmV2LnhtbE2PwUrDQBCG74LvsIzgrd1sTLTGbIoU9VQKtoJ42ybTJDQ7&#10;G7LbpH17pye9/cN8/PNNvjzbTow4+NaRBjWPQCCVrmqp1vC1e58tQPhgqDKdI9RwQQ/L4vYmN1nl&#10;JvrEcRtqwSXkM6OhCaHPpPRlg9b4ueuReHdwgzWBx6GW1WAmLredjKPoUVrTEl9oTI+rBsvj9mQ1&#10;fExmen1Qb+P6eFhdfnbp5nutUOv7OxW9gAh4Dn8wXPVZHQp22rsTVV50GmaLWDHK4SlJQFyJJI1B&#10;7Dmk8TPIIpf/fyh+AVBLAwQUAAAACACHTuJAefJ9akoDAAArCQAADgAAAGRycy9lMm9Eb2MueG1s&#10;zVbbbtNAEH1H4h9Wfk99qV03VpOqpG1UqUAE5Rlt1+uLsL2rXedSId6QgDfe+RQk/qbqbzCzttM0&#10;KaWFChGpyd5m5syZM7vd21+UBZlxpXNRDSx3y7EIr5iI8yodWG/Ojnu7FtE1rWJaiIoPrAuurf3h&#10;0yd7cxlxT2SiiLki4KTS0VwOrKyuZWTbmmW8pHpLSF7BZiJUSWuYqtSOFZ2D97KwPcfZsedCxVIJ&#10;xrWG1cNm02o9qvs4FEmSM34o2LTkVd14VbygNaSks1xqa2jQJgln9csk0bwmxcCCTGvzDUFgfI7f&#10;9nCPRqmiMstZC4HeB8JaTiXNKwi6dHVIa0qmKt9wVeZMCS2SeouJ0m4SMYxAFq6zxs1Yiak0uaTR&#10;PJVL0qFQa6z/sVv2YjZRJI8HVmiRipZQ8KvvHy+/fiYhcjOXaQRHxkq+lhPVLqTNDNNdJKrEX0iE&#10;LAyrF0tW+aImDBZd39/eDgKLMNjrJoZ3lkFx0G47cLctAtt93/f7TVFYdtQ68LwQdtHajMDU7iLb&#10;CHCJR+Ysgr+WJxht8PR7dYJVPVUcWEdv1WySs4lqJtdcuS7op2Hr8tuPqy+fiNe3SMw1A2mdPB+/&#10;9YIdzAJdoFXjgyK4U8HeaVKJUUarlB9oCRIFWvC0ffO4md4AcF7k8jgvCmQcx4/bM0RFvDznIAV1&#10;ErtGzaxQDU6MCJNjJUy5tUrPR4UiMwptdWw+5jwtZEabVdfBj0mLRu15U7gVNzA8E+j6Qf5otBLm&#10;FxHQLYgEAnT4YYaUmWi14jXLcJgAm6+gAsg+wOg2DPXXbGNdNOgfLdYU73sO3Jeo3MAJvEa5nfD7&#10;YSv6IOxgdtZS6XrMRUlwAIQDhIbA2aluwXRHMGglsOwAkkZFReYYzQuMwXIH4BdVq6EGq0kCoDcy&#10;hME/6IuNtgge2AbXnaGUmGecxvo/7A7PcA91hmphUbDi5rZ/7+0eOE7fe9YbBc6o5zvhUe+g74e9&#10;0DkKfcffdUfu6ANau3401RxuA1ocyrwtDaxuXFm3Xu3t89M8Gubxabqu0xkAMoruIK6qX7FW8SuC&#10;f4ROuO0OR17wCbjjBodL8S964UZz3NUC5qGAN9Sw0r73+EivzmG8+j/O8CdQSwMECgAAAAAAh07i&#10;QAAAAAAAAAAAAAAAAAoAAABkcnMvbWVkaWEvUEsDBBQAAAAIAIdO4kBBW0BkGAoAABMKAAAUAAAA&#10;ZHJzL21lZGlhL2ltYWdlMS5wbmcBEwrs9YlQTkcNChoKAAAADUlIRFIAAABBAAAAJggGAAAAmwb2&#10;pwAAAAFzUkdCAK7OHOkAAAAEZ0FNQQAAsY8L/GEFAAAACXBIWXMAAA7DAAAOwwHHb6hkAAAJqElE&#10;QVRoQ+2ZBaiUWxDHrx1Y2IHd3YWY2KJY2N0tIih2YIJd2GJgYWJhd3d3Yne3zuM3OB979+7du7t3&#10;9T3hDRx2v7Mn5vxn5j9zvg2R/0UCAuHnz5/a/i2x/YOlw1/tCT9+/AgKEH6BwIZsbJsHyxK+Cvt9&#10;+/ZN9u3bJ40aNZIJEybI9+/ff/0auPgMAgp8/fpVFi9eLCNGjJCbN28GzRIRiQHOfjt27JBUqVJJ&#10;kiRJZO7cuUHZ3y8QsMKUKVOkYMGCkjt3bjlx4sQfAwEAnj9/Lvny5ZNMmTLJrl271Cj0R1b8Dgc2&#10;fvr0qdSqVUvmzZvngOAKRrCBMRAGDhyoXrB3714NA+v3pIM/4jcItC9fvkizZs1k9erVTh8NhUy5&#10;YArr3bhxQwGYOnWq7mN74Z2EyLFjxwLe1y8QEDZ6//691K9fX86dO+co9PnzZzly5Ij07dtX+4Mp&#10;rN25c2cpUqSIvH79OhQIhw8fljRp0siMGTN+Lwgsbo3Nz549K3Xq1JFPnz4pIJs3b5bGjRtLqVKl&#10;ZM6cOfLmzZtfMyMnth+WTp06tfTr10+6dOkiO3fulNu3b8u2bduUnwoUKCD37t37MyCA/Pnz56Vr&#10;165y8OBB2bRpk5QtW1ZJctSoUfL48WNH8cgK6+ABZKGiRYtKx44dFYxWrVpJvXr11DOyZ88uiRMn&#10;1pTJnkEHwQ5u7f79+5oZcuTIoS5frlw5ZeoxY8bIo0ePnHH+KGNz3BtrwAHTpk3TWgAvwO1tbYwB&#10;H9E/fvx4J0vwWyASIQi4+8qVKyV//vwSPXp0iRkzpmTOnFkGDx4sV65ccTa35o8wngO8fPlSD0a7&#10;fv26DBs2TA/P95o1a0q8ePHkwIEDuhdjjh8/LunSpZP+/ftrSNL/W0BAWBiXpzBJlCiR1KhRQ2bO&#10;nKnxhzKR2Rhh/vTp05XwABSvatKkiRIs4Bw6dEgzQooUKZT4GE8fBmnbtq18+PBBswMc9PHjx1+r&#10;+i8RegLpECJcuHChtGjRQgsWlKHxGzwAKK9evXLmRCQ27tSpU5I2bVrJli2bEu2QIUOU/d++fSt3&#10;7tyRYsWKSe/evbUeoS6ZNWuW5MqVS0aPHi0PHjyQkydP6u8QIwAGKj4TIxkgefLk6oo8X716VXr0&#10;6KGkmCFDBqlUqVIobvAm/A6AzZs3lyhRokiyZMn0oPRRiFWsWFEKFy4sefPmVYBZF28hDIcOHSp9&#10;+vTRZwBs2LChEua7d+8i3Dc88QkErE7clixZUjZu3KjPe/bsURfdsGGDtuLFi6tl+M2bMgYSxJcy&#10;ZUp19y1btjjhxb0katSoEjduXFm1apW6PNaOHTu28lGsWLEUuDhx4ujhCQPmRbSvN/HZE1CS1Dhy&#10;5Ej9boeh4ZqkMdKZjfckKMrcu3fvSunSpfVgXMjsEByYrAMI1apV09Do0KGDxIgRQ4lw0KBBChoe&#10;Qa3gykvWAhGfQaAtXbpUypQpo8rahiixbNkyadq0qTJ1eMJ4lN6/f7/GMAchvnF/A5VsgHeQ+ric&#10;ER5jx47VUhnugTwTJkyo2coAhRhppmMg4hcIxCduD1GiBHHIdZZbHVnEXQmbZw0AGAvBkgKpMCFB&#10;1qJt3bpVvWPcuHGOla0xn7qBAgmAMAhESgXJuowJVHwCwYSN2BgugKkhJ2KTtPbixQtVFLFDI3aY&#10;a9euKQBkgWfPnul8CJA6xMZTdZYoUUIrRTs88/ECrE+2gCsyZsyolerw4cNl9+7dTq1ge/orfnkC&#10;VuvVq5cenLilfpg8ebK6oymB0ox7+PChXLp0SXM+4YL7Z82aVW7duqVjZ8+eLVWrVnWIDdfHQ8g4&#10;rEP/2rVrpUqVKpo9CAP2hHsuXryo49nL2h8DAWuStjg8YbF+/Xq10oULF/SgEydOlJYtW6o1sVb6&#10;9Ok1xmF1DgDLoyxt/vz5mgatvmAdiqA1a9boM5/x48dX/qCg4l0CKZqMsGLFCiXodu3aSZs2bWTA&#10;gAFy5swZXTcQ8RkEqjJSIMpTmPTs2VOZHAuTr4lVPCQkJERjHfe9fPmy1vawOyAsX77cAQErY1UD&#10;gYsZa0B+PFMbkCL5JDx4pwgo3F34pDYhHKlP8DDmQrKBSBgQUICGoCzfSWMcNkGCBGoNKjws1L59&#10;eyVG3J5P7vVUdliUypLSl2cAIJapDQyEBQsWOJ6AEB7EORc1G2MNIHLmzKmH5aoOUKRPuIA9MAye&#10;F1QQ2Bj3JBXyHSZu0KCBFkUowAHxDItFLIZlqPq4YhMyT5480bWoMCmyAM5SK3MWLVqklgQEnrt1&#10;6yadOnXSlMgYaxBf7dq11fpcmW0+jf2pOdgPg/AciIQBgcVxZWL+9OnTzoagbgqYgrgpPJAlSxZl&#10;e6zC4XjRYdkCxXBlDmjzaByIqzhWZh4kCdt379491DjuEBRWeFOFChW0YjUw0YkCDu6Br+gLRMKA&#10;ACuXL19eLWevsmxxU4w+0mTr1q01PEiRBhIW5QUIB2Mc5TbhsWTJklDzqTUIHy5ReBZeQcnMNdp1&#10;HOtWr15d6tatq6BxreY2S6lN3UDWIEQAmzmBiMdwgIkhO6zpCoIJzyiRJ08eTV+84GAcxRTzODDP&#10;NCxOfcDrMObR6IcfsOD27du1+ClUqJC+NSIr2B6MI9VCeoQVgMJPGAkwyDqEGiHBWFufZmvYd2/i&#10;EQQOyGurdevWOYu7C/3EPQSHpeENboVYy/W6Tb3PixG775tiuDTFEi9nqDW4DXI4OMfGMX/SpElS&#10;uXJlLap4Zh5XaYgWcACDLAMvUcEyxvawFpF45ARcELcm1ilJPS1EH2PhBV6AJk2aVGt+bpf0m8Jw&#10;i/v/EzaX/A4QcAjEy/2DIsjGoQcZhHcZjAdIXu0RAnxyccNgpEn64BWMQkFmpG37ehOPnsBk2B/3&#10;JC0ZENZsnDUqRm6QuK5tzCeuTtbgN9d5NgaS42ocLVo0HUdYmPA7AEOKpFkIGI/A6yjS4BzG2DiK&#10;KLgCjuJNFIACyNGjR7XCNE/0JGFAMGFxyl+szIsTXm9jJQ5gt7bwxJSjBOb/CZT0JFyHsSIpkJc2&#10;ruTGJ88QKC9ZyQKU7K7x7y7sQ4GG50Da3DXwMogaPglPvILAZiAIa0NilL1UepTInpQw4TcsBdnZ&#10;+wJPQj8uz1gO7A4Cv9uBrbn2uYvrONbCiFzWAMfTeBOvIFjD8vzNxV9v3Avs7zd3oc+U5OJkpayn&#10;sYit795MPPW7P7tKeONc+z1JuCC4CgsY+t4sQT8WoArkYsO7QG+b/1fEZxBcmzcQqAcAgJQHe/8N&#10;4hMIvgrAEDqQEFwSHlj/LRH5B+DsZszqPU5KAAAAAElFTkSuQmCCUEsDBBQAAAAIAIdO4kCZKG+g&#10;IDMAABszAAAUAAAAZHJzL21lZGlhL2ltYWdlMi5wbmcBGzPkzIlQTkcNChoKAAAADUlIRFIAAAEs&#10;AAABLAgGAAAAeX2OdQAAMuJJREFUeNrtXQ1oFUfXLiGEEEJQkqCSiiJBgogEjGippRaChBIkSEVL&#10;K1UqJZRQpARqaUtapFhasaWWigQJIiWgYkVFhVDkJRQRRUVFRZEgIQQJqKho0MD9dv2eSY/jzP7c&#10;3b13997ngSG5+zMzOzvn7Jkz5+eNNwiCIAiCIAiCIAiCIAiCIAiCIAiCIAiCIAiCIAiCiB25N95o&#10;cMoKp3Q6ZZNTvndKv1NOOeWMU247ZcQp407JBSgvnDKKe66ijiGnHHDKHtS/xSldTlnplNl8CwRB&#10;SKY0Hwxpq1N2gxndAHPJpaSMgLm5TK0XDK2Zb48gSpcx1TpllVO2gfDPO+VxiphSPuUZJLUBp3zr&#10;lA5XKuTbJohsSk6bwJwugbhzZVKuYuna7ZQWp1RyRhBEuhhUM/Q/g06ZKCPmFKS4kuQhjM9izhaC&#10;KDyDqoYuZw8U2UkQ+gT0R2fBCH/FknIT2l4Fpfx8lNoAfVbXtuH+LtTn1vsLFPBKoT+e4HO57Xzg&#10;12eCIPJnUm86pQeK8biWeA+gzxqE4n0DmNCMFOneWtGvbuirhmOUIl9gp7KXinyCiIdJdUPKibpz&#10;dwOMqacUzAZcpgrmugmM7FIMDOwSxvtNzj6CCEaIDZAojkdgUo/B5H7BsquhTMZuBsw0vsfSMook&#10;dgbMkDuPBGEgtlbYQj3Oc2lzFoTqbu9Xc0RfjmmlU9ph9jCU5wfgGXYdV3BEiXInqFosQc7nQUi3&#10;oQjvohQQWgLbAfOHfEwmetOi4yOIQhFOM776D0ISzHnsqLVyFGN7D9sgnYbdrNju2nlxFIlSJpA2&#10;2AS9CKksdyWpNo5gou9mMZhQWMnL1TWu5AgSpUQMq6DEDWMr5OpNVqXwWVxd25wA1zU55bpTzjll&#10;acbe10roE8PYgg1js4SW9URmGVV7SEZ1CRbZtSl9nlrR1ymnnPC4tkZ7toMZfH+usevHIZeMo9hd&#10;JOMiMjPRO0Mo0h/ga96SkWc7oPV/sce18rqxjL/TZrynByE+Ph+QcRFpntQrQnyNb2OHsCFjzzhP&#10;e44Ky3V12nWNJfKO1c7ujTCMi9RBpE2vE1SZPpTlL6/T7yrxLPc9rlutPXdfCb73LrhKvQio41pF&#10;aiGKOWEbsEx4EXA3qa1EnntSBdfzuGZEMjb8HeAH6+V1dP0hCjpBq+GTN1FOjEo8/0M82y3L+Xrx&#10;/Hdx7B5+n6Wk/VIP1kv9FlGISdkRMKTLmVK1nRLM57rl/D4xDq3i+HMce17KRpdgXEMBLec7SVVE&#10;EpNwfsCv5+1Sn4SCYV+xSJ8505IRvn0lrdfSnrcT88GPcf3tzi9SGRHXxNsUYPlXNvY3zjPewTNf&#10;xnb/AuVwjVAv1p1B59hMbdxcaW1eCY9VJebFSIAIG9xNJCJNttnY3fHz5t9dDmmpsEPYDAv2nIHx&#10;NIrfP3nU02K4/59SMX2wPPMMhPt5HECVQGmLCD3BPg4gVQ2H1cU4189yyjKnfO6Uj1I+Bq4t1Vqn&#10;XBR6K7247iu7XHssIUXc0epZCEIch8L+a9ddx1LfHXgIVJbovGoJ4P3gKuW3kAqJoLqqvwP4+m0J&#10;S1TO9fsNdVWmeCzc3b6TYDRj7o6f1vcL4to+pVDH76VYMk5q9xwW99SAGepj8ghL7KUlPM82BPgg&#10;nmIoG8JrEnUHENn7oyz/nHufiLomMzhG93WG5fxdrhgNfstltLsjeMsp79uYM5aajWnxoSzUDibs&#10;+H71mW/j1G0RJv3CYAClemcMba2VkkTGxkl3y7kgnJz/0a6tNjEg59gSLC//TatpAxJyTGLpWleA&#10;9joCKOUPMMsPoUKJ3A4gVdXG1J7c2p8wnF+DyXsP+pyBtOyiYYlnGp/NIeqYo937NI0Za9zoEtJx&#10;G8x5GEvYRQm0V4t55jUPR+jeU97MqssnZdZIFHEcMaHmurog7fhdaQUuju+09ON5Csaq2Uv6tNzz&#10;O5Y0CzS9lbx3KoXzYjGWqZXYMBgy6O8aE2r7gwAf0K2k3vJiVJVIQuplBDoYReHp3PuDVt9DtQQS&#10;y8874vo/PfpSlYIxk8HsTGYNi3XJA8xanf8Cx+q1+95J4fx4atoQ0Twc7ljudZfCR2KQtg5wiUgE&#10;sa1yJa5NMbXVo9V9X+hxpl1bxDb3Gpg9yHvmpGDMvhT9+cgp1/C/q4f6Df8vwa6Xq2RfI+6V5hCz&#10;NEltLIXzQ9qS7bIwX7ec89B/xSI5YifxsU/kDyYgKWFm1erjBzgedzonKFRlG3VCeX0XX/OzKq6U&#10;tmT6IQVjNlPvj7B0P6f6jL994trfcexrccxd8n4jfr+bwjnyh+jfAouE+YnlXv1jczmmOTviM2cZ&#10;778EmVW7j93LqYjmCgdAyHfx9ydtmXBOLTO0ZVGfVk9VmnYQhe7mB3FsTLfD0vquylIYlE4zMUF8&#10;T1I4R+p0hmtguvsDSGaqtMfUL79d7Md0oi4tZrXVR7n+bVQDTuf+7wz1ntB1E/irllFvW/RruTRM&#10;QLEJ0Ksdf4TjFw33SOK+KMb/uSY99qVwnvxP30TQGNFTj4+h/u6T2Enc5qN3pTK+BJjVDh9xuiPG&#10;tjr9FOZuhANILVUe9QynRCLNmcbHb8kDEwD3/FrteEtaLfy1pXu9gTnnTJb3cEuS7/s0/q5OqJ9t&#10;PkvEXxhnK5uMqtLHrmU4KYdlp96fkVVmevsbu2ivZY+B6cMspQdKydhVg1DrfZZNlz3qWGA4ds0U&#10;eRTtVRbxeVvFM20Xx/8xLRFxbqFBxfA+3qcx9E6M/W3w8Uc8QKaVLWZV6+MP+LcKh5JwP+bi7xdo&#10;90vLF12Vbyz1uDqvv5xysxBLKZtSGeeaTb6EAT8g08p27HCNaL6GY4VeCgvd4isx6hEyZ1oS1+bW&#10;Se29/WV4zsmE+13tM8eHaPaQDWY1wyfF1o5Cfn2EsnS5ZGSGfj203K/bZ50p8vguE305qxFqLXQ+&#10;8yC17IV1/F1h2/SaUSykuTEwsKMFfp5bmvtVKzYPFovjNdgtParnWrRIoSqEdHMB+r/DJ2MPzR4y&#10;yqxeFFIpiUl/F3qyaoOE8g+crXOmyQ0XFqk/uZIGFx13o0D06WeDq01OS7Z6D0zBlWQ+BUNYAKkx&#10;DQaxVTBl2Ah7sytwUFdmDLsgUU2BqZ70U6gLs49/C/QM3R6bSmRaKWVW8z1yxT1LeqkBncIdKJaV&#10;wvqYds1bcvdQ6E5GDBNQMqo5KRrnJXq8dkgfxyAhXcRz1adwjjSGuFamKfvTsIxcYnOMFruN1ryN&#10;CTxbu4eR6Q0GBUwfs7rtIVmtLEAfPtLa/VI7/5n+1RUMa6k4dkLE3FqcwrGWSvemjM0TZSf3I5at&#10;FR7X6pLjLHHuGy2F2UUwuDmGZXNPAZ+vzYNpjZJppZ9ZPYjbct2jH1IvdV07d1h3doZBpWJyfdCT&#10;PNR3qlI65v94JVFNcb/XWkxbLmM5OE8tUzXF+l2TtIbduPtafT9rYXieFvgZ2zwMpMm0UqCzuuER&#10;aaGlgH2R2WKe4NgskdpK7jQt8phUyzMy9nUZnTPXoRu8g+X2Rfy9hnJZi4L6JECdM7Hrex336tmB&#10;egv8jC0etlo3qNMqHrM67/ElaS5Cn6Z0w0gsoeot1y8w9L2Fb7eo86pWDyODzYJBcc16WxJZcc1o&#10;MSNuuNmlPVYeVMQXYVKdT5vYq/WjNsD1A2Jrf/pevuGizi0ZXeIzofuaXqoLX8om7d5ZFhVBooak&#10;eapLLjFefGFeQiXSv9uWgc1F7Nv9IAwLz6C+wF9qDsK5NLjmlMlcqtB+HzTZuwkbsvvacm9AXPOV&#10;7iMJk4khm7V8ASWtEQ/j0mrOhGRfwICHgr2lyH3r8NvO1uyYlluOv3Tz4NtO/MM3LSW50pMpwqvm&#10;sP1Uc4a+bpGuZ2lt1SCt291i2NJBpzVBN57CD/wOD9OFFSnpo2sPs9dyrk8kHa02nD+d5Yw6GZxP&#10;d4VkLufTXHGNNG84oi31NuOas9r9J1P4rF4mD79wNsQ/4Fs9jEJXZqD//5qyy2jX6Arfz/nmE30n&#10;VwzzqVW7ZqZcpguThR78/jOIP2gGmFYvZ0S8Usszi2TVmfK+vy12D/8IcP3RNIcQLrF5dU7LOL0Q&#10;f5f46LoqNL1VzhbfLEO0lIsz1FI5T6pWj/X31pT3XWZ6/irgPXruvwrOgsTez1r4Ob4njj0S2af7&#10;PNxvvtA2eyoz9NzdHpFLGW45wsDO9ojBviPF/a4TUtVYmM0Aw7KwjjOhoO+uGsajk1qWoGZxjUzK&#10;sTejz7ndI6jlm5wJ4Qe00qDMlPGsKjMw8atC3tNk0KtUcTYU7R02we9wXEhdJ0tlCeURT+sSY2mF&#10;H8w9HpFCq0vsWZcaEnXmsuivV8LzsRGhZh6JZeDbWV6y46Nqi1w6wLcefCC7LMH2x5MKa5wSgmjR&#10;QpPs5GxI5btaJKzf1ZJxQUafpcFD7bKBb9t/AFeW+y4GNhr+4WxI/XuaK+LUu+XHjD5Hu0VAcOlw&#10;Fd+0feBmePg+fcsRIlIscd2VSUcy+AzbPHxzZ/Mtmwdt0CPJKd0HiNQv6zPe/+NZ3eQqxmB1e2yz&#10;ksMTRPI02ODhKN3DEfpvoOZbXAaepcVHkCDKhBZbLbT4uJiRULIiim7i6BBEwelxg0c4mspyH5yP&#10;LYMzyKlDEEWjS1sYpy3lPCizLX6CI2GiIaYpzTtBlAhtui5iVy1x5+aX66AMW7j4ByHqWI97ZnKa&#10;EcQ0XdTDvuqijIIaso5VFvo8X3ZLQ1c/ZRmM/hB1zGSwO4J4SQvvwIh1BJmrc3Hkj3TpseyXhtgV&#10;fGAxUqsNUc+wzKRMEGXKrH6wMJXXEvrmuTQcKetdQ+dBD1kGtzNEHTID8RxOW6KMGZaJlu56qUqc&#10;42uCOtcjV4HJded4OQyu7eH3hKxH7WKMcMoSZc6wXCloGaJHLFKrFCS+MAaBFKnKOgK28WtUISOL&#10;A1tt8QyfCGvNLnL5LbGcXxjmOEGUKM19pet4tUxAdwLW0yDiguWtxsna4PXEYSCKMCwvs88YzlUg&#10;WuQj7fgiMLkJTmMig3RzxeO8HoN+n1N+E7/75PJPC8M9FaIfG8omgQU49IQlIF9lyLpu4t7VHkvF&#10;Ye34RMmLsESpMqxlmLs/G84paelDw1yvFMd2KvWJqyzPN52cJeDfg5ILq+w80G6Lr2BLyHqqvaJx&#10;ilTjMga3yi03HrIt2nYRaaAdmW16vXZugb7aENeu067dD9OHRts1AVc3j6OYI2VhwFstivbdedSl&#10;EgB0QrQ9Ic6pBA5PtXt+w/H2gG0sFmnn60kyRApo6D1LxvAlMuO0+KC75ZqkAfw9hlwJ8yL05RfL&#10;0rCtVAb7UFyBwSDuTmihhJdpL+9P7Z6nuu4KL/cW9F33lEitZfqlfReRJjp6V8+mJJaLOZyv1KUe&#10;kez1Pfx2k/qeidCPGRbbrOOlMMgrLNLVpjzqWqy2YvVdRpy/rLIrqyD6kO5eEX2Rj870hZgllpQ5&#10;kgiRQnpaIucnEpio+bsZx1xmsg//91kkrmu6njdkP2yeKiuzPsDnDQ91Ox9fJLyIu/i/StiSuOUT&#10;g0vCTiQLeOLDrNxMKJ8Kv0SjQp8gUkJTSm81iRWBmwPzgOG609o8f6iddz/ONyPo1S5ZUoRVZnVg&#10;O+MyNhMvqUk7rtf90OaeIHwPVXF3GxeJuh4FTSlPEDHSSRWWaXUh7pkrVxfauU8tdPfQcG0ODG9O&#10;Hv1eFTV4QRakqzN51uW6Ghw1HH9f1L0dx37S2vwGx2+iLNO/ApDQcrr9FkEUiFbqMf92Bc27KT7i&#10;4/jdLjaLZDkGBldlqEMuKWvy6PdQSUhZGLxYdhJchbhXFmThN3XZcI8q7/u0oaSrpSQfokg0UyEY&#10;zrEgO3lCp/XE4k84x8LoXEPqzzTr9b48+myzAOjM2uCfiWMXwblno7h/oc+XZsyDYeU82viIu4JE&#10;imjnqJi3T7CZ9A5soFogFR22ZAvPgem1W+qeKTeWtHItz/4eyrSU5bG2bYvArFTZZbn2llyj46U9&#10;0nYUf/SRrqpILkRKaKhDzMsw5V6IFZDueXI9z77apKyOrAx2XNLVPxZ3HvdFtmrXzhNrebUul8Zy&#10;OblbaJCutpNMiBTSUpdH6i0lgZ2Du01XGIdm1P+dqOtKhH4eiktfXegBbovbCtbdGbSEU96nXbcU&#10;f8dkFl4tdlajQbpixFIi7XRVA6bUig9yi8kLQ3iCjIaoex3u+StC/2xS1sq0D6yJ0w7FVHeTYd3+&#10;REpbrv0Uju/V7h0x+Bgqs4tukgSRUUbmmkQc046FjhUHJlgfsS/HM2X9ji/Ai6TtMsQXQRZl2X7T&#10;lKVWmC0s0vRcTzjtiQwzrAUW+6qbURTpefbFZnfZktbB+z4uq/YAbVUYLHmfSsdQ7fo5UsISkthm&#10;Tnsiwwyr12RDBclL0cXZAvbnhoEHbE/jwNVaEkt0J9zuakObhy0MTuq1JihdESXAsO5gXi8wnJNG&#10;1XsL1J8tlnhZM9I2cD3F7KjYCVTFjS76rnbNQ/xdjms+5ZQnMs6wXolYYjh/QlwzswD9sQkuvWkb&#10;uLNxxLuK2Id3DX04KM7/i79j3BkkSoBZzfMLhaTFb3+rQP0yBeu8mqaBa0uTss2g25rELsg8EaLm&#10;R055IuMMa6eY4xc8rlO2Vq0F6pdt821FWgbOxFEvFblPHxr6dFL8X8spT2ScYckMVBd9rn2rwH07&#10;m8owykgu8TiNqaxhMGoKNzPK6U5knFlV6B/jlPXvY0sOh9lp7NhEmiQYg6vQZU55IuMMa4E2p5ek&#10;rH/VljyGW4rdsVNZyKDh+kmJ/p3jlCcyzrD68sktWOA+7k6Vf6Gbi8yiXFuV0gHcBdeejzjliYwz&#10;rAtBY70VsY8rLZtxbxarQ92GztzgdCKIxGnPtXfam09o4wL386qBR/QUqzOmEMi/cDoRBAEesT0V&#10;Nlkey8EVfE0EQYBPLLYsC5sL3ZGthk6c5ysiCELjFSabrG2F7sSponeCIIgsMKzepGLkBe1ANYzA&#10;9E4s5ushCELjF80GXvGiYBEcROzoV+Je8dUQBGHhGabdwg2Faryfu4MEQYTgGTsMPONAoRofNTTe&#10;xddCEISFZ3RYXPgqk264xbIebeBrIQjCwjdmFEXvbQmBOsxXQhCED+8YKnQIdbfRQUOj3/N1EATh&#10;wzu2GXjH30k3+iCzKakJgigmw2o38I7HiemxnIrnWxqs5usgCMKHf1RC0V6YUOrUXxEEEZGHDBUs&#10;eoNT8R5DYzv4GgiCCMhDvi9YwE83sQTtrwiCiMBDOgoSQw8Bw0zhZGh/RRBEUD4yoyB8xA17zOii&#10;BEEktFLriLuRbUXzBSIIopQYlskX+du4G9lTcCtVgiCSYhpL4xA4nDrq87hnk4GXDMT9gKb47SuL&#10;NNgXmLmZICLRkEu/YzHU89RN6hrynrbE47xbsjvPLsJAq4y3szjtCCIvGlouaHimdu4Lr5UTNt/6&#10;ECJ9LupoDNn+DFNW6Dgf0GTh/qBIg/0R2p/LqUcQedFQjaDj7eL4PHH8vlNuooy40phTnojz15xS&#10;h/+X59GH8cQSUzgVdaYl4YTT7j20P49TjyDypqOZoKOH4lidJcONqbyLe9zYeFfyaH84MZtOS4ac&#10;AxHrdEXLkyHvkSmDyLAIIhoNrgMtLRDHVHLkZU5p1YqrqH9HxrBy/v/cKVN5tG2KQNob14Ptjtv/&#10;ByJlLuQ9Y2RYBBGJ7j7TfrspuG4ZlmsLQi4v+0L2w+SXvCeuhzwVZwB5bQ1dG/Cer7X26zn9CCIU&#10;3f2rMxasdF5Rvjv/r3XKYfzf5JSFTpmDZWQNsmbV4Ler93oYVq/sXPuBgaecietBb8SZ4RkPrOpp&#10;CnD9Qq3te5x+BBGY3tywLtdBO0sM592dwb0aE3MV7PtD6LTcMhiiT62G+0fiemCT78+MiHWOBY3p&#10;7FzzXGv7LU5DgghEZxUa7ZxFnsBa7bqjGoObCsmsQu3y2XyT43jgBlO2ixD3/2Q5/gfq+trnfj3N&#10;9WZOQ4IIRcNDHkxmEku6cez4SXMD15xhATa7lsJ+620o3t2y0SnncO1oHv0aj92201365Su6KRsO&#10;yzmVDfayx/16/PjlnH4EkRcdv2dJz+dV7oCZLfWpuyrPPt2O3XvGYoN1NsB9P3tJY0KPNeJzv1su&#10;csoRRCyMq9fVYznlmGs/5e4QOuUumNmEZhzqKtRX439XYV8Xc1/OxG6LZXFUHPS5RzdAq7Vcd18a&#10;ronjX4l7f+M0I4hYGISreL8Z4LoqaTaEXUNFj64qpyam/hww8JYtUSs1hTT91eeeAe36do8lY046&#10;T2rM6iNOM4KIjWFNmQQEnOuClHXPcM5NnvyuboIQ1RbSuf+X2EOuW2LXbPO5Z54m7t3BcddpcjOc&#10;Jushlk47MmvMahGnGEHEyrCUDqtGHPsSivdXaFWTtqbE/5c1XuDquPZBOV+N6+qDZNKyxNgbiPqQ&#10;JqPRTQHv/VyuTX0UfNJ0YRw7FDexzr6ANbRrF/IWbDhaYMxWxalIEIHosUuaH0CA0OmwVbunUbnq&#10;iGOuXvuRDz1fDNAfk7rpVFEVY8JgLcnyBMrDrzktCcJKi9WGCA0XsVScACNyLdg/hCSlVj45k+5L&#10;LCNNNHkkBAONL22gZetxVYj7Gw0i5AgY2RUPJnQPXDysAdvvnJoEYaXHuxbm4xqY/qXRUiXOjcjf&#10;hnu355Mc1ZInYiTqA45Edctxrj9h8/8zWLGrsldbR8+E7ss1YtsJiUq3GWnllCQIT1r8wRUEtGPz&#10;DPS33iAJdVvqU/c0gkbfCtiXliQYlskadX7IOmbaIiyA4z+Fbch9rZ2bPvVW6BETCYLwpBnFnOo0&#10;OpKCyVeWpeSEdnyvuGduHn0xBQYdj/qAuagMS+iy1hiOn5PSF6Qn2dYjTjOCiJVp5eDwvEDu5sGH&#10;sNpyzx3cV4XfR/3MlvJkWLk4Hi4XxBA0AGc/Zzj+tu4EjV1AuVR8yGlGELHqsXS9sqtiOQx/wUWI&#10;kLJcrWCwAhrC//8T9/4YoR/VBWFYEeo6azi2APXuN5z7N+jykCCIwHR4ARLTCQ8dsipXDPfGFg4m&#10;7QyryXBM7SJet9yzN594OwRBWOlwtaRjSFPXLAzrKylwaOfqYuhLehmWj1h40+Oa70T7GznlCCIS&#10;zS3UY7mLc+9qtpNV2kool09I5JJhWGjDFUv/9blmaxQdGkEQ07Q0C3S0y+OaGhmQD0kpFP09jbEv&#10;mWRYEwENzZSv4b+cdgSRN73VhdVBQemes9ljlRvD6gtx7c+22NSEcbwWw/CvpoBtdmInaXuQD1EJ&#10;jPGXcA+7i/ArszLQ56mQDKtJt4AvW4aVR59cG5CxFE6CVjho/+iGkE1Jn7qFc/lfQZJ+xNBmvTZn&#10;viwDpvVHGD+6FPR3PI/UXM/j3q1PgmE9i8MOK4EBvxxbauv4+tSkbRO3B7hnOZxN5yXUp1rNH3Nn&#10;gcZCjsOyIr4Td1NnDcIkHYHBZHVCbX2I5x5BeO8L8Jf9IoUMqyWPe276hUvO493ovOVF1EpH4rB0&#10;T2jQj6RwIpxWikkZmNBwnav43KWNqxsfbE4CfZK7Pp0FXHLk8kljHqDuWVjmNopjVUiMsB5qg8NY&#10;ok2C0PTwResj9mE5InFuR1v3dLcySLTuZtHbJSJFtsZcn8nSfbRkGVZKX6oK+/qPOLYUjOwYorGe&#10;g2XxAc225V5UqRHb0v1ycgnn81zQjL4R+1Al2tuXkNR0Syx1HyIzzEGR1PO0jJUGp1zdL3ZRnu1X&#10;ItbbX2BW/fjdJRL+Pk+jZJUyWpmfhPPz1TiTqJbBS9iHMTqsHVe+WCelHskNAy3G9bMY2n8l/raB&#10;YVUUYAzeEu39jHRQA5D0JrFUWhyxDRnS5B1x/JhtSS7ejVuuxTTWB2EnWItj74s21pAivJelSTCs&#10;M1HiYZXhS1AhpQ9ox1XKsn7t+E/ii1wdQ/ufaXnlKgXDeiIkhPfi0ptBsvgES9xBS5yzKTCqAwiT&#10;XROxzQ9NkpKI6TSl72aBceZM7yEGgvsEx3qVrhBRENQubTfmxkGUneUeDskSDytyAL9TsafiKQ+G&#10;dRHE6TKLHpGYox9f5C5s/4+ZJLII7V8Wy8smHDspkmYOa/qcvhjaXIRdskGUEcE01iIHZUXM49xl&#10;chER4/zQ5544pNkK4QjsupD9LiTpp+JDdB/M+oRWjiW12ZIRWjFFHB2KWulAvjHdy2jg3Ynb7qYk&#10;M+hJzoGgFSMbwJd5TLtubQz9+FTUdx3MadIg6VwBY+lJYqcVu3FuWxcKNNlrDR+MR5Co1ovQRR26&#10;RBSwrUbcuxGM6QhCA0/B/uokzFl60V4H8g204/8KUolxXE0x3Q9ErXR32Kw5ZbgOvwPGMCl2x/6n&#10;LVX6ZVQKWA4/j4uw4R/2CKUXjHE/CExJPCcKpMMa81O4g6A7oPNpisiwarBD+IVIHTcdbcBdguKe&#10;94L6pKK+e5pJyASYVZ9hl7Iez9INyVqGcLnPfAPGMTZlzdkTtdJvw+Yl5JLw9XA5wrBwvzi2CxO7&#10;KWKbc1DPEUtU1xNxLjt9+lIrk+A6ZR229pUd1IglTv/PERjWMkiMw4I5P9JNRLRQwBsDtNGIdtao&#10;ukTs8334IAwj0sFhhAtej/7ozsKnKWm9Nr6mvITfJyG2McxLQIaFUB6dFoZVga/+h/JrnUebX3oZ&#10;9AmGNWg5Xw3/sjof27ElWHZ+h+fZC2niMCTK+xozegSzjaOCyP+AwvkL/L8P9x8Ok7JNMizLh+Gy&#10;DzPdGGG8fxL1rMMxtZHRBWl3kbjmblLGqhmnlUQyP3caKj3L4fZlWHeg5ziNJcsfco2OJYTMUjIZ&#10;VsoI0JcmLFMuoo1baPMolkqmrERTOF9rIfjfoLdRupt90IWtwxJPmQ7cS3ic1yultoVhnTDcUxMT&#10;w6rB8lAtOa9g3CYxdp2aPvFzUoZxHM/EvqHn2lzFbitR2i9B2jz9pCQWQUhnQdRPwcyktfs/AYml&#10;Dsaoq7Fc2Qh7p/3YeRo3MKLnOH4S0sxf0HP1469iZGoH6708n/+sLd1azE6zn0hTDXF8QOySKonv&#10;OUJxS4PWzRHbV+/tMt6DvvxUMc9HuRS0jqEpheDKqJU2GCqd4HC/Nk7tWhpv3Q5rr1geHBVLCWlP&#10;1BGgnR5LZMgpSFBHNMvrdwoVqUFbBr0v9EYbYYk+hd3Llhja+l0sOz+DDkvPujSOj0OnWIKrc59G&#10;bL9FJPHtxDL5oEFHRxMg+xiaMnLNjqPiF4aKZ3DAXxLARs29ZtykLxJLxXGphBXRVJ8H/RJDl7QT&#10;y7P1YBQVIfrtSgQLYx6LGs1g9AKI+SEktjFt12xRxPYOK0NDMPF+fBSUy85py32xJdwVNlgHhGT9&#10;HDqsH8ohSkWEsas18ZW4Kr9B95zXxmQQX3fp7LpMMCYbw9ov/M2U5fNLx+cY+lRlWnbh+GoEQJTb&#10;/oNxxW7CjtqU0JVtljkjNabu6n8+jNieYkx/Gt6LNcSLKVFvhD4sV5bZ0OGpupfio9KJD9rvwqj2&#10;My4Rp0MxJaNqsli7byjzAX9fWDMfVssuwZiOaNfv13YPTwhleyxRHCFtKL3JQeirHoml07/C6l06&#10;XC+MaUx6IG3Uasc3ahEpZkZsp8aUoRjnlNHqQR+GNRCxD3WYA5/gnZ/zyT4jy0kyrDc+MIzLmbgq&#10;NxmP9nDQXy7FerRj+ywM66AkFOwSymXSvBj68662NO3C175KW8bqDGtRDG0vg76sQjveLJjmzzGN&#10;e5ct+oRgWAM+DOtgiPbm4v2dgIQ6qbk67de26BeAqVYZJN2qNwh3LLbEbjQqKt8auwl96b4IJUkd&#10;1Y7/K5cimptIDsaHcSijH3ptjGhB06biCjUNvc0Y9Fb7wChrRSyuz2Mc4722JYRgWL8ZzlVKSS+P&#10;5/sBy7u1urGvzS6MsI7nDgNP6Y2rcpMt1nkO+ytf4AqNYI5phKLccHYhpIxy5ekTwd+mEF65LkJf&#10;Dpu2+8X59jgjFmh1z9F0ZCN47vUxtlElbKD6PBjWRiVRinOLpa9lzM+uGNYUKSKU+iL+oAqWQFsP&#10;OOzT47Mc0sVpsVw4KM6vlt7oIKpvhLtHixax8im+5Mvz6Mt3XoQDq3jVzrsJjEWjFuF0NM4QyaL/&#10;dyzGrcoYdzl+vw3D2ZNC+nyp00uIYT0lRQQaL5NJQ3OcDTxOxGaidF7Ae9rYfGfRuayz3P+2tus4&#10;BWnlm5D9WCO/WDB72CniVD3PR48Tsg+zDGYM82Jihve9IrNC8X/ZIJUdTFLxLd7xQ1KD71jNMPCS&#10;Z3E3cj52q9TSexGHhTJ2nkZoSvJ62+P+Cuw+1UToQ7VgSqNQFB8WkRv6sLO1Ls6EAoZ+LNIkmh9j&#10;qPM0jHPn5nFvhWbYuzbm511j82EkXhurNgMvuRp3I3sMjXRz+F8Zo2VgTOssS5knBQrvonas5hR5&#10;PNrjMtSE7dr2KLtsgqlcTOBZVxcqIkYJ0IkpoMJA3I1s405hsC+5x7mFBepDk1ca8gKPx3pIfKuT&#10;GteQUta+JBJxCNuw9SkZ97nYnJiVQhrpN/CSb+NuxBR/+UaKBuH6G0RamXhlmTzn9pT0Y6byW03p&#10;OF0y8JKOuBuptfgUNsTczo8+5zuxw7AGjrVzhcHkZrIHgh+I6bAt76SwbzMKwUe8OGNXzG3c1Y0u&#10;tfNXPFwennC6EmRY03ZqlSnsW0fBVmoWxfuOmNtQIW4bLedHffy0ejhliTJmVtVpjlnnhkA20Gx/&#10;Uo1tiT2P2Ott/OCV4tyQEvyOyoyitq05bYkyZljNoIutKe3fUMGEDIvF++O441WbMvqKczKiZ712&#10;ri5Jg0iCyADDUn6Wc7Xjs0LWsxAZvOti7FulWK7K0pLkgDxIWsMv0n0/spy/b3MtgWFkvGb+BJEd&#10;hjVqiHOvwvs0Baxjjkbf78XUt3aLwFOZ5IAMxpGax41f7uUe4QZmQ91fW867biyTHgztPjKzdHIa&#10;E2XCrJT+6qZhxTKpfdSveEldmptYLo4w2xZbzr+THpRY9Fhit2+exzUq7Xe14VyFzUIWiURzDPdB&#10;lBnDUnHm14hjKj/iNXFMbWzd96hrlkbjkzH0b6jg3jJiUGR5EdaOAm4srwyk4Zoqr2wyiJKQU9EA&#10;EJZWXyNTwiLKhWEN60KAcMr/yCAI5Hzq0x36J/ONFgv7q2cG3rG4UOvkyPZYIl+el0PwRi89GcTb&#10;SU0ZryJpzuQ0JsqIYT3Sds/fEqGb5xgkLN9It1q27LxTpFnsryYKYitm8QX6JcT9jdgxqBfxnxZA&#10;DK3Urp2L+EpT2AWs1ZeIWlQAt/zB6UuUGbOa42GbOKUxLBmLypRw9lPt9z1ExB0Fs9ufR/92FM0X&#10;WYvvpMrtkGKrV7mHhJgf+lw3CWb13BSHiiDKiGEp+8UBg8Jc0tU1wcTU8VpRz15pA6lMhWLo39Wi&#10;JbLBbkRe61GD4af+JRiFQr5fi18UpjzHbmYtpzJRJgxrVLrjIBz0HQ8aaRF5BkZxT42uooGJ0a2I&#10;fWu26L1nFHKATKm/tgW474n0/cPOQQu+Cre0a0e0+OAq9O5HyNByGvnurlvSs+fS4kFPEAnSYq1k&#10;POL4PpF/MqellatEGCIZlvtr3SAbtLUuYv96DXQ5VOhB2ppPYgoMzCNd0S4SBPQiyeJdtcSTei0w&#10;pec++rFWKPSfipRX1ZzaRIkyLLUxtVM7Pi6YUw3i3W+VjE0TCnIGo9NJ3aMkj/6dzUe4iXuQ3rSE&#10;iWjzua/V49xPWl1HDNe8GyYULXY5lP3HUk5vogQZ1ojBnKHGlO4NeQJ+F7+XazQnmVlT1GQdEERe&#10;JJpwIkRnzkfZLTQ82FiQUDFu+BmVMkscG0ImGi/rXbrrEKXGrOpMNlVixXLRoJJp1o4tFYzrojj+&#10;tS0IQYj+bU88fnuIznTHEdvGIjIO+dzzGlMTKaDuI+nCPE5posQZ1o+mcDJCoS7NGZSx9m9QyD9U&#10;jE7s3n+qSW7tWr1zQWeNAft3NTUhoDyWhatC1qNbp+/E3x887tlsyr2nZRtWSsZrCEEzh1OcKDGG&#10;pUx6PjOoV+rx/xwRMECWm+J6tbpZoAkFjbCXPCp0woF8C92sWpYdyjeLOWCnogbkEl+J6QETtiRe&#10;voYnLcerLIkac3GlZieIFDCrzSZbKg8dlyw/G1Ys03670P0+FTrj0P5/znW7DfeeKfagfWwxua8N&#10;UUetQSe1NGx6KMTwuehjo1XHqU6UCMN6YrNW165zdwkvgC5P68s5Yd5wTxz7BiuV9Rr9/Bmwb9UW&#10;oWFLsQetwZIVekvIej43uOX8o+uyIN5W4P+ZyAd3M6BB6VpOc6JEmJX0NqmIWJcSDn7SpLJu/L8E&#10;PolLQtRpEmSepSJbvEX0uxRDvS6XXqQduyOs2W2M6RYsdOs5tYkSZVj/g2K9Moa6XEV6nyaR5aJs&#10;Wlk20vrTMnhtNvP/iPW2GI7Z3HVGENGwgtOZIELR2RGDaiVvyQ2uOKbNuBVpemiTTdbuPOtabjNv&#10;0BT0L/VelKQIIhLturqwT8Rvd0dwLOYV19VUpR1zbSsMnXyQj4OjtqtxRTvXqLVBWyuCiEa7yqRh&#10;IX5PBvUkMdRVa8n70Ju2h7Z1tDuPuiTD2mU4Xy1ivud04zaCIELRm7RbVFEfPsyzri1xCS6FePDv&#10;842TpdUjvcsXeVz3hbjuLU49gsiLbk3Z1BfkWdfVzERM8VC2fRCynqYgBnG49qs0Z7oliIxJWK/Y&#10;Y4WspzOJzbekH/5QHLFvYJowFvDafbpXOkEQgWltPA5LdOfe4wbaP572h7eZOLTlUVdTiGt/59Qj&#10;iNA0VilsF6PYXbVaVlcrszAIZzLHaQmifJlWRQx1HIojX2mxBmBDXFIWQRCpp3ebdPVxlsTMEUpZ&#10;BFEWDMskXY2mylA0wEN8TCmLIMpWutqSxYc5n7p4OARBxEnjQ6bAB5mSrsTD2OwyOvmqCSLzzGqV&#10;hb4/yPJDmaSs25nkwARBKLquhCRVGtJVAClrE187QWSWrjeVnHQlHu6MZRdhNl89QWSOnmdYrACG&#10;S2Ll5LHW3c3XTxCZo+dfLPS8qpQectAS47mFU4AgMkPHLZYcDodK7UEbDPkHS0eMJIjyYFhnLPGu&#10;3izFh+2hAp4gMku/Npe73lJ9YNtW6AQV8ASR+hXSuCVWe3UpP3i7xZR/D6cFQaSWbn8tWyNwi7Mk&#10;LeAJIp302mERMo6XywDMtySsGA2T4p4giMRptdZic+XuFDaX00B8YJGy+jlNCCI1dNpvodMN5TgY&#10;QyVr3k8Q2adPm8H3mXIdkNkW26yRVOYxI4jyWgpetdhczS/ngbEF+hvktCGIotHlgIUut3Bw3njj&#10;bxqUEkRq6NFmIHqKXin/iZ+jFl/DFZxCBFEwWmy1+Aq6S8EGjtB/A9Vl4erjHCiCKAgN2sLGZCcD&#10;ToEH7IBlsP6mKEoQidPfoIX+DnB07EvD25ZB+5YjRBCJ0d42C92N0Jjbe+BWWtwAspH2miCyR3Nt&#10;HjTXzhHyH8AeD30WozoQRHy01uCht+rlCAUfSJtLwHBJh7MgiMLRWLUlIF8O+mTqjUMMZiXsPqiE&#10;J4hkaMxm/zhEvVX+4uqoZVB3cIQIIm/a2k61SzID22rxN3TLVo4QQYSmqW4LPbkGo20coegDbItS&#10;+oJB/wgiNC09YwDN5Ad6q2WQn9HcgSAC0VCbxe2GO4IJDfgOy2C/oM8hQeTNrH7hCCU38LawFw+Y&#10;lJUgjDTT4qEHpvlCwoPvmjsc93AjaOYoEcQ0vbzpYRg6RJvGwrwE1+fwvOUljJZ1RESC+I9O5nv4&#10;5l5iVN/CvowZPkyLkhZR7pKVF7NiyKYiMa0bHstD6rSIcqSLFo9l4A0yq/SKvQ+4e0iUGT20eSjY&#10;qS7JANN6QTstooyY1WMyq+wwrRsexqW04iVKef63ezCrG2RW6XxpXop4V9Lq4SgRJTjvuz2YFRXs&#10;GWZajPJAlNp83+4x18msMvISaz1iaal4WjSYI7I8x6s94lkpo1DaWWXohVZ6uPGoyKWM+0NkcW43&#10;eEQKVe42/CBn9OXu8HixbrCyDo4SkaH53OaxI/7SkZm+gdl/yVs9soIwhRiRlXnc6zOPGSKmhF52&#10;OwxJbS/7FJeIRErn7gyPJKcqUmgXR6r0XnwrloFeS0SGiCXSNmdv+8xZenOU8ASY7ZSzHhPANTL9&#10;mCNFpGCubvBZFQxxVVAeE6HSI++hKoNMdUQUaX7WBpifBzg/y29idHkE5M9BFF/FkSIKOCdXOeWq&#10;D7Pq5U5g+U6QlR6hOFTp59eMSIFU5c7Tdo4WJ4u7C3PIZ7KM0oGaSGj+dQT4aHIJSLw2cXo8nEhV&#10;2UNFJxHTfHMt1n/1sa16wE0gwmsSzfdIcqGKGyBtE0eLiDDPNviY2CjbQDovE4Em1Mc+W8rKH5Fh&#10;mIkw86rFxw9QSVXdVKwTYSeXn82WstvazWUi4TOXZsDPz0/lcIYJVIiok21TAGlrFNfxq0jIuVOJ&#10;eeGnVHcZ2QaOGBHXxJsfYCdRBU1bxREjYFN1KcCcOU6pikhqEnZAmsoFEO1bOWJlOUdafQJIqnKV&#10;pjJEISZkNUwgHgT8etKhunwY1SEfMwWlVN/GIHtEoSdoAxTuOTIuMqoAjCqH6+Zz1IisTNghxi4q&#10;mffeiQ9RkPc+TN0mkbYJvCKgklU5VnczUUDm3nEtdv1uBHzP7nz4gLvHRNq/vOcDTugHWFbSADXd&#10;77QZ7+kBGRVRqpO8PYTElQOT20In19S8v2p4PJwNuOxT9nhbyKiILE/8jgDuGLqvYj91HkV7Xyvh&#10;lDwe4p0N03CYKDVCaAuhnFflBlw6uMOY7LtZjCzKV0O8G7X7u5IjSJS6PmR7CH2IKmdhv7OYoxjb&#10;e9gacsmn9I7b+R6IciOYWhigng/JuNQu4w6EeeZOY7DxnoHl+Y6QukVpmd7L8SZITP9vErE7gDe/&#10;qbyADuVbKPppQf3GtONxO6TSUz7x+72icfTj/VA/RRAakTVgZ+pUHsQlPf+HIUl0lotEICSo72Gg&#10;OxFhDIdhJ8ewQQQRkADfBNGcj0B4cjlzAPWtyHokSzCnNuzM9WOMXsQwRq5O603OPoKIzry2QnJ4&#10;FgMDU8rjs9jC34KwvW1pkcig42uFAeYWKLqHQ5ob+C2lh7BkZHgXgkiIkKtBxP0xEq8pBfoIGMQg&#10;mNo2SDRdiPXUgjhh8/2MXdFndW0L7u9CfdtgunEA9mo30P6LBJ5rAs+zgcpzgigOA2uBBHIoD1OJ&#10;Ui+uPu9vLIUXU3FOEOljYM1gYP3Yvn9RRgzqBp67B4ycO6YEkTEGViu29/dAQf0444zpGZTkAzDn&#10;6OCOHkGUNiObD7OHrbABOwUJJU0S2Qj0WntgtNlFBTlBEDoza4D5QycU49ux1DoFBnIbzGQ8xI7c&#10;KO4Zwe7kEBTte2A71Q2GtJLSEkEQBEEQBEEQBEEQBEEQBEEQBEEQBEEQBJEh/B+oHkmZS02WyAAA&#10;AABJRU5ErkJgglBLAwQKAAAAAACHTuJAAAAAAAAAAAAAAAAABgAAAF9yZWxzL1BLAwQUAAAACACH&#10;TuJAihRmPNEAAACUAQAACwAAAF9yZWxzLy5yZWxzpZDBasMwDIbvg72D0X1xmsMYo04vo9Br6R7A&#10;2IpjGltGMtn69vMOg2X0tqN+oe8T//7wmRa1IkukbGDX9aAwO/IxBwPvl+PTCyipNnu7UEYDNxQ4&#10;jI8P+zMutrYjmWMR1ShZDMy1lletxc2YrHRUMLfNRJxsbSMHXay72oB66Ptnzb8ZMG6Y6uQN8MkP&#10;oC630sx/2Ck6JqGpdo6SpmmK7h5VB7Zlju7INuEbuUazHLAa8CwaB2pZ134EfV+/+6fe00c+47rV&#10;foeM649Xb7ocvwBQSwMECgAAAAAAh07iQAAAAAAAAAAAAAAAAAoAAABkcnMvX3JlbHMvUEsDBBQA&#10;AAAIAIdO4kAubPAAvwAAAKUBAAAZAAAAZHJzL19yZWxzL2Uyb0RvYy54bWwucmVsc72QwYrCMBCG&#10;7wv7DmHu27Q9LLKY9iKCV3EfYEimabCZhCSKvr2BZUFB8OZxZvi//2PW48Uv4kwpu8AKuqYFQayD&#10;cWwV/B62XysQuSAbXAKTgitlGIfPj/WeFiw1lGcXs6gUzgrmUuKPlFnP5DE3IRLXyxSSx1LHZGVE&#10;fURLsm/bb5nuGTA8MMXOKEg704M4XGNtfs0O0+Q0bYI+eeLypEI6X7srEJOlosCTcfi37JvIFuRz&#10;h+49Dt2/g3x47nADUEsDBBQAAAAIAIdO4kB557oEBAEAABMCAAATAAAAW0NvbnRlbnRfVHlwZXNd&#10;LnhtbJWRwU7DMAyG70i8Q5QralN2QAit3YGOIyA0HiBK3DaicaI4lO3tSbpNgokh7Rjb3+8vyXK1&#10;tSObIJBxWPPbsuIMUDltsK/5++apuOeMokQtR4dQ8x0QXzXXV8vNzgOxRCPVfIjRPwhBagArqXQe&#10;MHU6F6yM6Rh64aX6kD2IRVXdCeUwAsYi5gzeLFvo5OcY2XqbynsTjz1nj/u5vKrmxmY+18WfRICR&#10;ThDp/WiUjOluYkJ94lUcnMpEzjM0GE83SfzMhtz57fRzwYF7SY8ZjAb2KkN8ljaZCx1IaPeFAaby&#10;/5BsaalwXWcUlG2gNmFvMB2tzqXDwrVOXRq+nqljtpi/tPkGUEsBAhQAFAAAAAgAh07iQHnnugQE&#10;AQAAEwIAABMAAAAAAAAAAQAgAAAAoEQAAFtDb250ZW50X1R5cGVzXS54bWxQSwECFAAKAAAAAACH&#10;TuJAAAAAAAAAAAAAAAAABgAAAAAAAAAAABAAAABkQgAAX3JlbHMvUEsBAhQAFAAAAAgAh07iQIoU&#10;ZjzRAAAAlAEAAAsAAAAAAAAAAQAgAAAAiEIAAF9yZWxzLy5yZWxzUEsBAhQACgAAAAAAh07iQAAA&#10;AAAAAAAAAAAAAAQAAAAAAAAAAAAQAAAAAAAAAGRycy9QSwECFAAKAAAAAACHTuJAAAAAAAAAAAAA&#10;AAAACgAAAAAAAAAAABAAAACCQwAAZHJzL19yZWxzL1BLAQIUABQAAAAIAIdO4kAubPAAvwAAAKUB&#10;AAAZAAAAAAAAAAEAIAAAAKpDAABkcnMvX3JlbHMvZTJvRG9jLnhtbC5yZWxzUEsBAhQAFAAAAAgA&#10;h07iQEBebXjbAAAACwEAAA8AAAAAAAAAAQAgAAAAIgAAAGRycy9kb3ducmV2LnhtbFBLAQIUABQA&#10;AAAIAIdO4kB58n1qSgMAACsJAAAOAAAAAAAAAAEAIAAAACoBAABkcnMvZTJvRG9jLnhtbFBLAQIU&#10;AAoAAAAAAIdO4kAAAAAAAAAAAAAAAAAKAAAAAAAAAAAAEAAAAKAEAABkcnMvbWVkaWEvUEsBAhQA&#10;FAAAAAgAh07iQEFbQGQYCgAAEwoAABQAAAAAAAAAAQAgAAAAyAQAAGRycy9tZWRpYS9pbWFnZTEu&#10;cG5nUEsBAhQAFAAAAAgAh07iQJkob6AgMwAAGzMAABQAAAAAAAAAAQAgAAAAEg8AAGRycy9tZWRp&#10;YS9pbWFnZTIucG5nUEsFBgAAAAALAAsAlAIAANVFAAAAAA==&#10;">
+                    <v:group id="_x0000_s1026" o:spid="_x0000_s1026" o:spt="203" style="position:absolute;left:0pt;margin-left:-41.05pt;margin-top:-37.2pt;height:113.65pt;width:113.65pt;z-index:251660288;mso-width-relative:page;mso-height-relative:page;" coordorigin="3513,94449" coordsize="2273,2273" o:gfxdata="UEsDBAoAAAAAAIdO4kAAAAAAAAAAAAAAAAAEAAAAZHJzL1BLAwQUAAAACACHTuJAQF5teNsAAAAL&#10;AQAADwAAAGRycy9kb3ducmV2LnhtbE2PwUrDQBCG74LvsIzgrd1sTLTGbIoU9VQKtoJ42ybTJDQ7&#10;G7LbpH17pye9/cN8/PNNvjzbTow4+NaRBjWPQCCVrmqp1vC1e58tQPhgqDKdI9RwQQ/L4vYmN1nl&#10;JvrEcRtqwSXkM6OhCaHPpPRlg9b4ueuReHdwgzWBx6GW1WAmLredjKPoUVrTEl9oTI+rBsvj9mQ1&#10;fExmen1Qb+P6eFhdfnbp5nutUOv7OxW9gAh4Dn8wXPVZHQp22rsTVV50GmaLWDHK4SlJQFyJJI1B&#10;7Dmk8TPIIpf/fyh+AVBLAwQUAAAACACHTuJAo8g4bkwDAAAtCQAADgAAAGRycy9lMm9Eb2MueG1s&#10;zVbbbtNAEH1H4h9Wfk99id00VpOqJE1UqUAE5Rlt1uuLsL2rXSdphXhDAt5451OQ+Juqv8HM2k7T&#10;tJQWikSkJnubmTNnzux2/+CsyMmSK52JcmC5O45FeMlElJXJwHpzOunsWURXtIxoLko+sM65tg6G&#10;T5/sr2TIPZGKPOKKgJNShys5sNKqkqFta5byguodIXkJm7FQBa1gqhI7UnQF3ovc9hxn114JFUkl&#10;GNcaVsf1ptV4VPdxKOI4Y3ws2KLgZVV7VTynFaSk00xqa2jQxjFn1cs41rwi+cCCTCvzDUFgPMdv&#10;e7hPw0RRmWasgUDvA2Erp4JmJQRduxrTipKFym64KjKmhBZxtcNEYdeJGEYgC9fZ4maqxEKaXJJw&#10;lcg16VCoLdb/2C17sZwpkkWghK5FSlpAxS+/f7z4+pnAArCzkkkIh6ZKvpYz1Swk9QwTPotVgb+Q&#10;CjkzvJ6veeVnFWGw6Pp+txsEFmGw104M8yyF8qBdN8D4sN33fb9fl4WlR40Dz+vBLlqbEZjabWQb&#10;Aa7xyIyF8NcwBaMbTP1en2BVLRQH3tFbuZxlbKbqyQZbLiiopuvi24/LL5+I17dIxDUDcR0/n771&#10;gl3MAl2gVe2DIrgTwd5pUopRSsuEH2oJIgVa8LR9/biZXgMwzzM5yfIcGcfx43YNUSEv5hzEoI4j&#10;1+iZ5arGiRFhMlHClFurZD7KFVlSaKyJ+ZjzNJcprVddBz8mLRo2503hNtzA8FSg6wf5o+FGmF9E&#10;QLcgEgjQ4ocZUmaiVYpXLMVhDGy+ggog+wCj3TDUX7GNddGgf7TYUrzvOXBjonIDJ/Bq5bbC7/ca&#10;0Qe9FmZrLZWuplwUBAdAOECoCVye6AZMewSDlgLLDiBpmJdkhdG8wBisdwB+XjYaqrGaJAB6LUMY&#10;/Pu+6K5vkbYtgge2wVVnKCVWKaeR/g+7wzPcQ52hWlgUrLi57997e4eO0/eedUaBM+r4Tu+oc9j3&#10;e52ec9TzHX/PHbmjD2jt+uFCc7gNaD6WWVMaWL1xZd16uTcPUP1smOen7rpWZwDIKLqFuKl+xRrF&#10;bwj+ETrhtjscecEn4I4bHC7Fv+iFa81xVwuYhwJeUcNK8+LjM705h/HmfznDn1BLAwQKAAAAAACH&#10;TuJAAAAAAAAAAAAAAAAACgAAAGRycy9tZWRpYS9QSwMEFAAAAAgAh07iQEFbQGQYCgAAEwoAABQA&#10;AABkcnMvbWVkaWEvaW1hZ2UxLnBuZwETCuz1iVBORw0KGgoAAAANSUhEUgAAAEEAAAAmCAYAAACb&#10;BvanAAAAAXNSR0IArs4c6QAAAARnQU1BAACxjwv8YQUAAAAJcEhZcwAADsMAAA7DAcdvqGQAAAmo&#10;SURBVGhD7ZkFqJRbEMevHVjYgd3dhZjYoljY3S0iKHZggl3YYmBhYmF3d3did7fO4zc4H3v37t27&#10;u3f1PeENHHa/syfm/GfmP3O+DZH/RQIC4efPn9r+LbH9g6XDX+0JP378CAoQfoHAhmxsmwfLEr4K&#10;+3379k327dsnjRo1kgkTJsj3799//Rq4+AwCCnz9+lUWL14sI0aMkJs3bwbNEhGJAc5+O3bskFSp&#10;UkmSJElk7ty5QdnfLxCwwpQpU6RgwYKSO3duOXHixB8DAQCeP38u+fLlk0yZMsmuXbvUKPRHVvwO&#10;BzZ++vSp1KpVS+bNm+eA4ApGsIExEAYOHKhesHfvXg0D6/ekgz/iNwi0L1++SLNmzWT16tVOHw2F&#10;TLlgCuvduHFDAZg6daruY3vhnYTIsWPHAt7XLxAQNnr//r3Ur19fzp075yj0+fNnOXLkiPTt21f7&#10;gyms3blzZylSpIi8fv06FAiHDx+WNGnSyIwZM34vCCxujc3Pnj0rderUkU+fPikgmzdvlsaNG0up&#10;UqVkzpw58ubNm18zIye2H5ZOnTq19OvXT7p06SI7d+6U27dvy7Zt25SfChQoIPfu3fszIID8+fPn&#10;pWvXrnLw4EHZtGmTlC1bVkly1KhR8vjxY0fxyArr4AFkoaJFi0rHjh0VjFatWkm9evXUM7Jnzy6J&#10;EyfWlMmeQQfBDm7t/v37mhly5MihLl+uXDll6jFjxsijR4+ccf4oY3PcG2vAAdOmTdNaAC/A7W1t&#10;jAEf0T9+/HgnS/BbIBIhCLj7ypUrJX/+/BI9enSJGTOmZM6cWQYPHixXrlxxNrfmjzCeA7x8+VIP&#10;Rrt+/boMGzZMD8/3mjVrSrx48eTAgQO6F2OOHz8u6dKlk/79+2tI0v9bQEBYGJenMEmUKJHUqFFD&#10;Zs6cqfGHMpHZGGH+9OnTlfAAFK9q0qSJEizgHDp0SDNCihQplPgYTx8Gadu2rXz48EGzAxz08ePH&#10;X6v6LxF6AukQIly4cKG0aNFCCxaUofEbPAAor169cuZEJDbu1KlTkjZtWsmWLZsS7ZAhQ5T93759&#10;K3fu3JFixYpJ7969tR6hLpk1a5bkypVLRo8eLQ8ePJCTJ0/q7xAjAAYqPhMjGSB58uTqijxfvXpV&#10;evTooaSYIUMGqVSpUihu8Cb8DoDNmzeXKFGiSLJkyfSg9FGIVaxYUQoXLix58+ZVgFkXbyEMhw4d&#10;Kn369NFnAGzYsKES5rt37yLcNzzxCQSsTtyWLFlSNm7cqM979uxRF92wYYO24sWLq2X4zZsyBhLE&#10;lzJlSnX3LVu2OOHFvSRq1KgSN25cWbVqlbo81o4dO7byUaxYsRS4OHHi6OEJA+ZFtK838dkTUJLU&#10;OHLkSP1uh6HhmqQx0pmN9yQoyty7d+9K6dKl9WBcyOwQHJisAwjVqlXT0OjQoYPEiBFDiXDQoEEK&#10;Gh5BreDKS9YCEZ9BoC1dulTKlCmjytqGKLFs2TJp2rSpMnV4wniU3r9/v8YwByG+cX8DlWyAd5D6&#10;uJwRHmPHjtVSGe6BPBMmTKjZygCFGGmmYyDiFwjEJ24PUaIEcch1llsdWcRdCZtnDQAYC8GSAqkw&#10;IUHWom3dulW9Y9y4cY6VrTGfuoECCYAwCERKBcm6jAlUfALBhI3YGC6AqSEnYpO09uLFC1UUsUMj&#10;dphr164pAGSBZ8+e6XwIkDrExlN1lihRQitFOzzz8QKsT7aAKzJmzKiV6vDhw2X37t1OrWB7+it+&#10;eQJW69Wrlx6cuKV+mDx5srqjKYHSjHv48KFcunRJcz7hgvtnzZpVbt26pWNnz54tVatWdYgN18dD&#10;yDisQ//atWulSpUqmj0IA/aEey5evKjj2cvaHwMBa5K2ODxhsX79erXShQsX9KATJ06Uli1bqjWx&#10;Vvr06TXGYXUOAMujLG3+/PmaBq2+YB2KoDVr1ugzn/Hjx1f+oKDiXQIpmoywYsUKJeh27dpJmzZt&#10;ZMCAAXLmzBldNxDxGQSqMlIgylOY9OzZU5kcC5OviVU8JCQkRGMd9718+bLW9rA7ICxfvtwBAStj&#10;VQOBixlrQH48UxuQIvkkPHinCCjcXfikNiEcqU/wMOZCsoFIGBBQgIagLN9JYxw2QYIEag0qPCzU&#10;vn17JUbcnk/u9VR2WJTKktKXZwAglqkNDIQFCxY4noAQHsQ5FzUbYw0gcubMqYflqg5QpE+4gD0w&#10;DJ4XVBDYGPckFfIdJm7QoIEWRSjAAfEMi0UshmWo+rhiEzJPnjzRtagwKbIAzlIrcxYtWqSWBASe&#10;u3XrJp06ddKUyBhrEF/t2rXV+lyZbT6N/ak52A+D8ByIhAGBxXFlYv706dPOhqBuCpiCuCk8kCVL&#10;FmV7rMLheNFh2QLFcGUOaPNoHIirOFZmHiQJ23fv3j3UOO4QFFZ4U4UKFbRiNTDRiQIO7oGv6AtE&#10;woAAK5cvX14tZ6+ybHFTjD7SZOvWrTU8SJEGEhblBQgHYxzlNuGxZMmSUPOpNQgfLlF4Fl5Bycw1&#10;2nUc61avXl3q1q2roHGt5jZLqU3dQNYgRACbOYGIx3CAiSE7rOkKggnPKJEnTx5NX7zgYBzFFPM4&#10;MM80LE59wOsw5tHohx+w4Pbt27X4KVSokL41IivYHowj1UJ6hBWAwk8YCTDIOoQaIcFYW59ma9h3&#10;b+IRBA7Ia6t169Y5i7sL/cQ9BIel4Q1uhVjL9bpNvc+LEbvvm2K4NMUSL2eoNbgNcjg4x8Yxf9Kk&#10;SVK5cmUtqnhmHldpiBZwAIMsAy9RwTLG9rAWkXjkBFwQtybWKUk9LUQfY+EFXoAmTZpUa35ul/Sb&#10;wnCL+/8TNpf8DhBwCMTL/YMiyMahBxmEdxmMB0he7RECfHJxw2CkSfrgFYxCQWakbft6E4+ewGTY&#10;H/ckLRkQ1mycNSpGbpC4rm3MJ65O1uA313k2BpLjahwtWjQdR1iY8DsAQ4qkWQgYj8DrKNLgHMbY&#10;OIoouAKO4k0UgALI0aNHtcI0T/QkYUAwYXHKX6zMixNeb2MlDmC3tvDElKME5v8JlPQkXIexIimQ&#10;lzau5MYnzxAoL1nJApTsrvHvLuxDgYbnQNrcNfAyiBo+CU+8gsBmIAhrQ2KUvVR6lMielDDhNywF&#10;2dn7Ak9CPy7PWA7sDgK/24Gtufa5i+s41sKIXNYAx9N4E68gWMPy/M3FX2/cC+zvN3ehz5Tk4mSl&#10;rKexiK3v3kw89bs/u0p441z7PUm4ILgKCxj63ixBPxagCuRiw7tAb5v/V8RnEFybNxCoBwCAlAd7&#10;/w3iEwi+CsAQOpAQXBIeWP8tEfkH4OxmzOo9TkoAAAAASUVORK5CYIJQSwMEFAAAAAgAh07iQJko&#10;b6AgMwAAGzMAABQAAABkcnMvbWVkaWEvaW1hZ2UyLnBuZwEbM+TMiVBORw0KGgoAAAANSUhEUgAA&#10;ASwAAAEsCAYAAAB5fY51AAAy4klEQVR42u1dDWgVR9cuIYQQQlCSoJKKIkGCiASMaKmlFoKEEiRI&#10;RUsrVSollFCkBGppS1qkWFqxpZaKBAkiJaBiRUWFUOQlFBFFRUVFkSAhBAmoqGjQwP12/Z5Jj+PM&#10;/tzdvXf33ueBIbn7MzM7O+fsmTPn5403CIIgCIIgCIIgCIIgCIIgCIIgCIIgCIIgCIIgCIKIHbk3&#10;3mhwygqndDplk1O+d0q/U0455YxTbjtlxCnjTskFKC+cMop7rqKOIacccMoe1L/FKV1OWemU2XwL&#10;BEFIpjQfDGmrU3aDGd0Ac8mlpIyAublMrRcMrZlvjyBKlzHVOmWVU7aB8M875XGKmFI+5RkktQGn&#10;fOuUDlcq5NsmiGxKTpvAnC6BuHNlUq5i6drtlBanVHJGEES6GFQz9D+DTpkoI+YUpLiS5CGMz2LO&#10;FoIoPIOqhi5nDxTZSRD6BPRHZ8EIf8WSchPaXgWl/HyU2gB9Vte24f4u1OfW+wsU8EqhP57gc7nt&#10;fODXZ4Ig8mdSbzqlB4rxuJZ4D6DPGoTifQOY0IwU6d5a0a9u6KuGY5QiX2CnspeKfIKIh0l1Q8qJ&#10;unN3A4yppxTMBlymCua6CYzsUgwM7BLG+03OPoIIRogNkCiOR2BSj8HkfsGyq6FMxm4GzDS+x9Iy&#10;iiR2BsyQO48EYSC2VthCPc5zaXMWhOpu71dzRF+OaaVT2mH2MJTnB+AZdh1XcESJcieoWixBzudB&#10;SLehCO+iFBBaAtsB84d8TCZ606LjI4hCEU4zvvoPQhLMeeyotXIUY3sP2yCdht2s2O7aeXEUiVIm&#10;kDbYBL0IqSx3Jak2jmCi72YxmFBYycvVNa7kCBKlRAyroMQNYyvk6k1WpfBZXF3bnADXNTnlulPO&#10;OWVpxt7XSugTw9iCDWOzhJb1RGYZVXtIRnUJFtm1KX2eWtHXKaec8Li2Rnu2gxl8f66x68chl4yj&#10;2F0k4yIyM9E7QyjSH+Br3pKRZzug9X+xx7XyurGMv9NmvKcHIT4+H5BxEWme1CtCfI1vY4ewIWPP&#10;OE97jgrLdXXadY0l8o7Vzu6NMIyL1EGkTa8TVJk+lOUvr9PvKvEs9z2uW609d18JvvcuuEq9CKjj&#10;WkVqIYo5YRuwTHgRcDeprUSee1IF1/O4ZkQyNvwd4Afr5XV0/SEKOkGr4ZM3UU6MSjz/QzzbLcv5&#10;evH8d3HsHn6fpaT9Ug/WS/0WUYhJ2REwpMuZUrWdEsznuuX8PjEOreL4cxx7XspGl2BcQwEt5ztJ&#10;VUQSk3B+wK/n7VKfhIJhX7FInznTkhG+fSWt19KetxPzwY9x/e3OL1IZEdfE2xRg+Vc29jfOM97B&#10;M1/Gdv8C5XCNUC/WnUHn2Ext3FxpbV4Jj1Ul5sVIgAgb3E0kIk222djd8fPm310OaamwQ9gMC/ac&#10;gfE0it8/edTTYrj/n1IxfbA88wyE+3kcQJVAaYsIPcE+DiBVDYfVxTjXz3LKMqd87pSPUj4Gri3V&#10;WqdcFHorvbjuK7tceywhRdzR6lkIQhyHwv5r113HUt8deAhUlui8agng/eAq5beQComguqq/A/j6&#10;bQlLVM71+w11VaZ4LNzdvpNgNGPujp/W9wvi2j6lUMfvpVgyTmr3HBb31IAZ6mPyCEvspSU8zzYE&#10;+CCeYigbwmsSdQcQ2fujLP+ce5+IuiYzOEb3dYbl/F2uGA1+y2W0uyN4yynv25gzlpqNafGhLNQO&#10;Juz4fvWZb+PUbREm/cJgAKV6ZwxtrZWSRMbGSXfLuSCcnP/Rrq02MSDn2BIsL/9Nq2kDEnJMYula&#10;V4D2OgIo5Q8wyw+hQoncDiBV1cbUntzanzCcX4PJew/6nIG07KJhiWcan80h6pij3fs0jRlr3OgS&#10;0nEbzHkYS9hFCbRXi3nmNQ9H6N5T3syqyydl1kgUcRwxoea6uiDt+F1pBS6O77T043kKxqrZS/q0&#10;3PM7ljQLNL2VvHcqhfNiMZapldgwGDLo7xoTavuDAB/QraTe8mJUlUhC6mUEOhhF4enc+4NW30O1&#10;BBLLzzvi+j89+lKVgjGTwexMZg2LdckDzFqd/wLH6rX73knh/Hhq2hDRPBzuWO51l8JHYpC2DnCJ&#10;SASxrXIlrk0xtdWj1X1f6HGmXVvENvcamD3Ie+akYMy+FP35yCnX8L+rh/oN/y/BrperZF8j7pXm&#10;ELM0SW0shfND2pLtsjBft5zz0H/FIjliJ/GxT+QPJiApYWbV6uMHOB53OicoVGUbdUJ5fRdf87Mq&#10;rpS2ZPohBWM2U++PsHQ/p/qMv33i2t9x7GtxzF3yfiN+v5vCOfKH6N8Ci4T5ieVe/WNzOaY5O+Iz&#10;ZxnvvwSZVbuP3cupiOYKB0DId/H3J22ZcE4tM7RlUZ9WT1WadhCF7uYHcWxMt8PS+q7KUhiUTjMx&#10;QXxPUjhH6nSGa2C6+wNIZqq0x9Qvv13sx3SiLi1mtdVHuf5tVANO5/7vDPWe0HUT+KuWUW9b9Gu5&#10;NExAsQnQqx1/hOMXDfdI4r4oxv+5Jj32pXCe/E/fRNAY0VOPj6H+7pPYSdzmo3elMr4EmNUOH3G6&#10;I8a2Ov0U5m6EA0gtVR71DKdEIs2ZxsdvyQMTAPf8Wu14S1ot/LWle72BOedMlvdwS5Lv+zT+rk6o&#10;n20+S8RfGGcrm4yq0seuZTgph2Wn3p+RVWZ6+xu7aK9lj4HpwyylB0rJ2FWDUOt9lk2XPepYYDh2&#10;zRR5FO1VFvF5W8UzbRfH/zEtEXFuoUHF8D7epzH0Toz9bfDxRzxAppUtZlXr4w/4twqHknA/5uLv&#10;F2j3S8sXXZVvLPW4Oq+/nHKzEEspm1IZ55pNvoQBPyDTynbscI1ovoZjhV4KC93iKzHqETJnWhLX&#10;5tZJ7b39ZXjOyYT7Xe0zx4do9pANZjXDJ8XWjkJ+fYSydLlkZIZ+PbTcr9tnnSny+C4TfTmrEWot&#10;dD7zILXshXX8XWHb9JpRLKS5MTCwowV+nlua+1UrNg8Wi+M12C09qudatEihKoR0cwH6v8MnYw/N&#10;HjLKrF4UUimJSX8XerJqg4TyD5ytc6bJDRcWqT+5kgYXHXejQPTpZ4OrTU5LtnoPTMGVZD4FQ1gA&#10;qTENBrFVMGXYCHuzK3BQV2YMuyBRTYGpnvRTqAuzj38L9AzdHptKZFopZVbzPXLFPUt6qQGdwh0o&#10;lpXC+ph2zVty91DoTkYME1AyqjkpGuclerx2SB/HICFdxHPVp3CONIa4VqYp+9OwjFxic4wWu43W&#10;vI0JPFu7h5HpDQYFTB+zuu0hWa0sQB8+0tr9Ujv/mf7VFQxrqTh2QsTcWpzCsZZK96aMzRNlJ/cj&#10;lq0VHtfqkuMsce4bLYXZRTC4OYZlc08Bn6/Ng2mNkmmln1k9iNty3aMfUi91XTt3WHd2hkGlYnJ9&#10;0JM81HeqUjrm/3glUU1xv9daTFsuYzk4Ty1TNcX6XZO0ht24+1p9P2theJ4W+BnbPAykybRSoLO6&#10;4RFpoaWAfZHZYp7g2CyR2kruNC3ymFTLMzL2dRmdM9ehG7yD5fZF/L2GclmLgvokQJ0zset7Hffq&#10;2YF6C/yMLR62Wjeo0yoeszrv8SVpLkKfpnTDSCyh6i3XLzD0vYVvt6jzqlYPI4PNgkFxzXpbEllx&#10;zWgxI2642aU9Vh5UxBdhUp1Pm9ir9aM2wPUDYmt/+l6+4aLOLRld4jOh+5peqgtfyibt3lkWFUGi&#10;hqR5qksuMV58YV5CJdK/25aBzUXs2/0gDAvPoL7AX2oOwrk0uOaUyVyq0H4fNNm7CRuy+9pyb0Bc&#10;85XuIwmTiSGbtXwBJa0RD+PSas6EZF/AgIeCvaXIfevw287W7JiWW46/dPPg2078wzctJbnSkynC&#10;q+aw/VRzhr5uka5naW3VIK3b3WLY0kGnNUE3nsIP/A4P04UVKemjaw+z13KuTyQdrTacP53ljDoZ&#10;nE93hWQu59NccY00bziiLfU245qz2v0nU/isXiYPv3A2xD/gWz2MQldmoP//mrLLaNfoCt/P+eYT&#10;fSdXDPOpVbtmplymC5OFHvz+M4g/aAaYVi9nRLxSyzOLZNWZ8r6/LXYP/whw/dE0hxAusXl1Tss4&#10;vRB/l/jouio0vVXOFt8sQ7SUizPUUjlPqlaP9ffWlPddZnr+KuA9eu6/Cs6CxN7PWvg5vieOPRLZ&#10;p/s83G++0DZ7KjP03N0ekUsZbjnCwM72iMG+I8X9rhNS1ViYzQDDsrCOM6Gg764axqOTWpagZnGN&#10;TMqxN6PPud0jqOWbnAnhB7TSoMyU8awqMzDxq0Le02TQq1RxNhTtHTbB73BcSF0nS2UJ5RFP6xJj&#10;aYUfzD0ekUKrS+xZlxoSdeay6K9XwvOxEaFmHoll4NtZXrLjo2qLXDrAtx58ILsswfbHkwprnBKC&#10;aNFCk+zkbEjlu1okrN/VknFBRp+lwUPtsoFv238AV5b7LgY2Gv7hbEj9e5or4tS75ceMPke7RUBw&#10;6XAV37R94GZ4+D59yxEiUixx3ZVJRzL4DNs8fHNn8y2bB23QI8kp3QeI1C/rM97/41nd5CrGYHV7&#10;bLOSwxNE8jTY4OEo3cMR+m+g5ltcBp6lxUeQIMqEFlsttPi4mJFQsiKKbuLoEETB6XGDRziaynIf&#10;nI8tgzPIqUMQRaNLWxinLeU8KLMtfoIjYaIhpinNO0GUCG26LmJXLXHn5pfroAxbuPgHIepYj3tm&#10;cpoRxDRd1MO+6qKMghqyjlUW+jxfdktDVz9lGYz+EHXMZLA7gnhJC+/AiHUEmatzceSPdOmx7JeG&#10;2BV8YDFSqw1Rz7DMpEwQZcqsfrAwldcS+ua5NBwp611D50EPWQa3M0QdMgPxHE5boowZlomW7nqp&#10;Spzja4I61yNXgcl153g5DK7t4feErEftYoxwyhJlzrBcKWgZokcsUqsUJL4wBoEUqco6Arbxa1Qh&#10;I4sDW23xDJ8Ia80ucvktsZxfGOY4QZQozX2l63i1TEB3AtbTIOKC5a3Gydrg9cRhIIowLC+zzxjO&#10;VSBa5CPt+CIwuQlOYyKDdHPF47weg36fU34Tv/vk8k8Lwz0Voh8byiaBBTj0hCUgX2XIum7i3tUe&#10;S8Vh7fhEyYuwRKkyrGWYuz8bzilp6UPDXK8Ux3Yq9YmrLM83nZwl4N+Dkgur7DzQbouvYEvIeqq9&#10;onGKVOMyBrfKLTcesi3adhFpoB2ZbXq9dm6BvtoQ167Trt0P04dG2zUBVzePo5gjZWHAWy2K9t15&#10;1KUSAHRCtD0hzqkEDk+1e37D8faAbSwWaefrSTJECmjoPUvG8CUy47T4oLvlmqQB/D2GXAnzIvTl&#10;F8vSsK1UBvtQXIHBIO5OaKGEl2kv70/tnqe67gov9xb0XfeUSK1l+qV9F5EmOnpXz6Yklos5nK/U&#10;pR6R7PU9/HaT+p6J0I8ZFtus46UwyCss0tWmPOparLZi9V1GnL+ssiurIPqQ7l4RfZGPzvSFmCWW&#10;lDmSCJFCeloi5ycSmKj5uxnHXGayD//3WSSua7qeN2Q/bJ4qK7M+wOcND3U7H18kvIi7+L9K2JK4&#10;5RODS8JOJAt44sOs3Ewonwq/RKNCnyBSQlNKbzWJFYGbA/OA4brT2jx/qJ13P843I+jVLllShFVm&#10;dWA74zI2Ey+pSTuu1/3Q5p4gfA9VcXcbF4m6HgVNKU8QMdJJFZZpdSHumStXF9q5Ty1099BwbQ4M&#10;b04e/V4VNXhBFqSrM3nW5boaHDUcf1/UvR3HftLa/AbHb6Is078CkNByuv0WQRSIVuox/3YFzbsp&#10;PuLj+N0uNotkOQYGV2WoQy4pa/Lo91BJSFkYvFh2ElyFuFcWZOE3ddlwjyrv+7ShpKulJB+iSDRT&#10;IRjOsSA7eUKn9cTiTzjHwuhcQ+rPNOv1vjz6bLMA6Mza4J+JYxfBuWejuH+hz5dmzINh5Tza+Ii7&#10;gkSKaOeomLdPsJn0DmygWiAVHbZkC8+B6bVb6p4pN5a0ci3P/h7KtJTlsbZti8CsVNllufaWXKPj&#10;pT3SdhR/9JGuqkguREpoqEPMyzDlXogVkO55cj3PvtqkrI6sDHZc0tU/Fnce90W2atfOE2t5tS6X&#10;xnI5uVtokK62k0yIFNJSl0fqLSWBnYO7TVcYh2bU/52o60qEfh6KS19d6AFui9sK1t0ZtIRT3qdd&#10;txR/x2QWXi12VqNBumLEUiLtdFUDptSKD3KLyQtDeIKMhqh7He75K0L/bFLWyrQPrInTDsVUd5Nh&#10;3f5ESluu/RSO79XuHTH4GCqzi26SBJFRRuaaRBzTjoWOFQcmWB+xL8czZf2OL8CLpO0yxBdBFmXZ&#10;ftOUpVaYLSzS9FxPOO2JDDOsBRb7qptRFOl59sVmd9mS1sH7Pi6r9gBtVRgseZ9Kx1Dt+jlSwhKS&#10;2GZOeyLDDKvXZEMFyUvRxdkC9ueGgQdsT+PA1VoSS3Qn3O5qQ5uHLQxO6rUmKF0RJcCw7mBeLzCc&#10;k0bVewvUny2WeFkz0jZwPcXsqNgJVMWNLvquds1D/F2Oaz7llCcyzrBeiVhiOH9CXDOzAP2xCS69&#10;aRu4s3HEu4rYh3cNfTgozv+Lv2PcGSRKgFnN8wuFpMVvf6tA/TIF67yapoFrS5OyzaDbmsQuyDwR&#10;ouZHTnki4wxrp5jjFzyuU7ZWrQXql23zbUVaBs7EUS8VuU8fGvp0UvxfyylPZJxhyQxUF32ufavA&#10;fTubyjDKSC7xOI2prGEwago3M8rpTmScWVXoH+OU9e9jSw6H2Wns2ESaJBiDq9BlTnki4wxrgTan&#10;l6Ssf9WWPIZbit2xU1nIoOH6SYn+neOUJzLOsPryyS1Y4D7uTpV/oZuLzKJcW5XSAdwF156POOWJ&#10;jDOsC0FjvRWxjystm3FvFqtD3YbO3OB0IojEac+1d9qbT2jjAvfzqoFH9BSrM6YQyL9wOhEEAR6x&#10;PRU2WR7LwRV8TQRBgE8stiwLmwvdka2GTpznKyIIQuMVJpusbYXuxKmid4IgiCwwrN6kYuQF7UA1&#10;jMD0Tizm6yEIQuMXzQZe8aJgERxE7OhX4l7x1RAEYeEZpt3CDYVqvJ+7gwRBhOAZOww840ChGh81&#10;NN7F10IQhIVndFhc+CqTbrjFsh5t4GshCMLCN2YURe9tCYE6zFdCEIQP7xgqdAh1t9FBQ6Pf83UQ&#10;BOHDO7YZeMffSTf6ILMpqQmCKCbDajfwjseJ6bGciudbGqzm6yAIwod/VELRXphQ6tRfEQQRkYcM&#10;FSx6g1PxHkNjO/gaCIIIyEO+L1jATzexBO2vCIKIwEM6ChJDDwHDTOFkaH9FEERQPjKjIHzEDXvM&#10;6KIEQSS0UuuIu5FtRfMFIgiilBiWyRf527gb2VNwK1WCIJJiGkvjEDicOurzuGeTgZcMxP2Apvjt&#10;K4s02BeYuZkgItGQS79jMdTz1E3qGvKetsTjvFuyO88uwkCrjLezOO0IIi8aWi5oeKZ27guvlRM2&#10;3/oQIn0u6mgM2f4MU1boOB/QZOH+oEiD/RHan8upRxB50VCNoOPt4vg8cfy+U26ijLjSmFOeiPPX&#10;nFKH/5fn0YfxxBJTOBV1piXhhNPuPbQ/j1OPIPKmo5mgo4fiWJ0lw42pvIt73Nh4V/Jofzgxm05L&#10;hpwDEet0RcuTIe+RKYPIsAgiGg2uAy0tEMdUcuRlTmnViquof0fGsHL+/9wpU3m0bYpA2hvXg+2O&#10;2/8HImUu5D1jZFgEEYnuPtN+uym4bhmWawtCLi/7QvbD5Je8J66HPBVnAHltDV0b8J6vtfbrOf0I&#10;IhTd/aszFqx0XlG+O/+vdcph/N/klIVOmYNlZA2yZtXgt6v3ehhWr+xc+4GBp5yJ60FvxJnhGQ+s&#10;6mkKcP1Cre17nH4EEZje3LAu10E7Swzn3Z3BvRoTcxXs+0PotNwyGKJPrYb7R+J6YJPvz4yIdY4F&#10;jensXPNca/stTkOCCERnFRrtnEWewFrtuqMag5sKyaxC7fLZfJPjeOAGU7aLEPf/ZDn+B+r62ud+&#10;Pc31Zk5DgghFw0MeTGYSS7px7PhJcwPXnGEBNruWwn7rbSje3bLRKedw7Wge/RqP3bbTXfrlK7op&#10;Gw7LOZUN9rLH/Xr8+OWcfgSRFx2/Z0nP51XugJkt9am7Ks8+3Y7de8Zig3U2wH0/e0ljQo814nO/&#10;Wy5yyhFELIyr19VjOeWYaz/l7hA65S6Y2YRmHOoq1Ffjf1dhXxdzX87EbotlcVQc9LlHN0CrtVx3&#10;XxquieNfiXt/4zQjiFgYhKt4vxnguippNoRdQ0WPriqnJqb+HDDwli1RKzWFNP3V554B7fp2jyVj&#10;TjpPaszqI04zgoiNYU2ZBASc64KUdc9wzk2e/K5ughDVFtK5/5fYQ65bYtds87lnnibu3cFx12ly&#10;M5wm6yGWTjsya8xqEacYQcTKsJQOq0Yc+xKK91doVZO2psT/lzVe4Oq49kE5X43r6oNk0rLE2BuI&#10;+pAmo9FNAe/9XK5NfRR80nRhHDsUN7HOvoA1tGsX8hZsOFpgzFbFqUgQgeixS5ofQIDQ6bBVu6dR&#10;ueqIY65e+5EPPV8M0B+TuulUURVjwmAtyfIEysOvOS0JwkqL1YYIDRexVJwAI3It2D+EJKVWPjmT&#10;7kssI000eSQEA40vbaBl63FViPsbDSLkCBjZFQ8mdA9cPKwB2++cmgRhpce7FubjGpj+pdFSJc6N&#10;yN+Ge7fnkxzVkidiJOoDjkR1y3GuP2Hz/zNYsauyV1tHz4TuyzVi2wmJSrcZaeWUJAhPWvzBFQS0&#10;Y/MM9LfeIAl1W+pT9zSCRt8K2JeWJBiWyRp1fsg6ZtoiLIDjP4VtyH2tnZs+9VboERMJgvCkGcWc&#10;6jQ6koLJV5al5IR2fK+4Z24efTEFBh2P+oC5qAxL6LLWGI6fk9IXpCfZ1iNOM4KIlWnl4PC8QO7m&#10;wYew2nLPHdxXhd9H/cyW8mRYuTgeLhfEEDQAZz9nOP627gSNXUC5VHzIaUYQseqxdL2yq2I5DH/B&#10;RYiQslytYLACGsL//xP3/hihH9UFYVgR6jprOLYA9e43nPs36PKQIIjAdHgBEtMJDx2yKlcM98YW&#10;DibtDKvJcEztIl633LM3n3g7BEFY6XC1pGNIU9csDOsrKXBo5+pi6Et6GZaPWHjT45rvRPsbOeUI&#10;IhLNLdRjuYtz72q2k1XaSiiXT0jkkmFYaMMVS//1uWZrFB0aQRDTtDQLdLTL45oaGZAPSSkU/T2N&#10;sS+ZZFgTAQ3NlK/hv5x2BJE3vdWF1UFB6Z6z2WOVG8PqC3Htz7bY1IRxvBbD8K+mgG12Yidpe5AP&#10;UQmM8ZdwD7uL8CuzMtDnqZAMq0m3gC9bhpVHn1wbkLEUToJWOGj/6IaQTUmfuoVz+V9Bkn7E0Ga9&#10;Nme+LAOm9UcYP7oU9Hc8j9Rcz+PerU+CYT2Lww4rgQG/HFtq6/j61KRtE7cHuGc5nE3nJdSnWs0f&#10;c2eBxkKOw7IivhN3U2cNwiQdgcFkdUJtfYjnHkF47wvwl/0ihQyrJY97bvqFS87j3ei85UXUSkfi&#10;sHRPaNCPpHAinFaKSRmY0HCdq/jcpY2rGx9sTgJ9krs+nQVccuTySWMeoO5ZWOY2imNVSIywHmqD&#10;w1iiTYLQ9PBF6yP2YTkicW5HW/d0tzJItO5m0dslIkW2xlyfydJ9tGQZVkpfqgr7+o84thSM7Bii&#10;sZ6DZfEBzbblXlSpEdvS/XJyCefzXNCMvhH7UCXa25eQ1HRLLHUfIjPMQZHU87SMlQanXN0vdlGe&#10;7Vci1ttfYFb9+N0lEv4+T6NklTJamZ+E8/PVOJOolsFL2IcxOqwdV75YJ6UeyQ0DLcb1sxjafyX+&#10;toFhVRRgDN4S7f2MdFADkPQmsVRaHLENGdLkHXH8mG1JLt6NW67FNNYHYSdYi2PvizbWkCK8l6VJ&#10;MKwzUeJhleFLUCGlD2jHVcqyfu34T+KLXB1D+59peeUqBcN6IiSE9+LSm0Gy+ARL3EFLnLMpMKoD&#10;CJNdE7HND02SkojpNKXvZoFx5kzvIQaC+wTHepWuEFEQ1C5tN+bGQZSd5R4OyRIPK3IAv1Oxp+Ip&#10;D4Z1EcTpMosekZijH1/kLmz/j5kksgjtXxbLyyYcOymSZg5r+py+GNpchF2yQZQRwTTWIgdlRczj&#10;3GVyERHj/NDnnjik2QrhCOy6kP0uJOmn4kN0H8z6hFaOJbXZkhFaMUUcHYpa6UC+Md3LaODdidvu&#10;piQz6EnOgaAVIxvAl3lMu25tDP34VNR3Hcxp0iDpXAFj6UlipxW7cW5bFwo02WsNH4xHkKjWi9BF&#10;HbpEFLCtRty7EYzpCEIDT8H+6iTMWXrRXgfyDbTj/wpSiXFcTTHdD0StdHfYrDlluA6/A8YwKXbH&#10;/qctVfplVApYDj+Pi7DhH/YIpReMcT8ITEk8JwqkwxrzU7iDoDug82mKyLBqsEP4hUgdNx1twF2C&#10;4p73gvqkor57mknIBJhVn2GXsh7P0g3JWoZwuc98A8YxNmXN2RO10m/D5iXkkvD1cDnCsHC/OLYL&#10;E7spYptzUM8RS1TXE3EuO336UiuT4DplHbb2lR3UiCVO/88RGNYySIzDgjk/0k1EtFDAGwO00Yh2&#10;1qi6ROzzffggDCPSwWGEC16P/ujOwqcpab02vqa8hN8nIbYxzEtAhoVQHp0WhlWBr/6H8mudR5tf&#10;ehn0CYY1aDlfDf+yOh/bsSVYdn6H59kLaeIwJMr7GjN6BLONo4LI/4DC+Qv8vw/3Hw6Tsk0yLMuH&#10;4bIPM90YYbx/EvWswzG1kdEFaXeRuOZuUsaqGaeVRDI/dxoqPcvh9mVYd6DnOI0lyx9yjY4lhMxS&#10;MhlWygjQlyYsUy6ijVto8yiWSqasRFM4X2sh+N+gt1G6m33Qha3DEk+ZDtxLeJzXK6W2hWGdMNxT&#10;ExPDqsHyUC05r2DcJjF2nZo+8XNShnEcz8S+oefaXMVuK1HaL0HaPP2kJBZBSGdB1E/BzKS1+z8B&#10;iaUOxqirsVzZCHun/dh5Gjcwouc4fhLSzF/Qc/Xjr2JkagfrvTyf/6wt3VrMTrOfSFMNcXxA7JIq&#10;ie85QnFLg9bNEdtX7+0y3oO+/FQxz0e5FLSOoSmF4MqolTYYKp3gcL82Tu1aGm/dDmuvWB4cFUsJ&#10;aU/UEaCdHktkyClIUEc0y+t3ChWpQVsGvS/0RhthiT6F3cuWGNr6XSw7P4MOS8+6NI6PQ6dYgqtz&#10;n0Zsv0Uk8e3EMvmgQUdHEyD7GJoycs2Oo+IXhopncMBfEsBGzb1m3KQvEkvFcamEFdFUnwf9EkOX&#10;tBPLs/VgFBUh+u1KBAtjHosazWD0Aoj5ISS2MW3XbFHE9g4rQ0Mw8X58FJTLzmnLfbEl3BU2WAeE&#10;ZP0cOqwfyiFKRYSxqzXxlbgqv0H3nNfGZBBfd+nsukwwJhvD2i/8zZTl80vH5xj6VGVaduH4agRA&#10;lNv+g3HFbsKO2pTQlW2WOSM1pu7qfz6M2J5iTH8a3os1xIspUW+EPixXltnQ4am6l+Kj0okP2u/C&#10;qPYzLhGnQzElo2qyWLtvKPMBf19YMx9Wyy7BmI5o1+/Xdg9PCGV7LFEcIW0ovclB6KseiaXTv8Lq&#10;XTpcL4xpTHogbdRqxzdqESlmRmynxpShGOeU0epBH4Y1ELEPdZgDn+Cdn/PJPiPLSTKsNz4wjMuZ&#10;uCo3GY/2cNBfLsV6tGP7LAzroCQU7BLKZdK8GPrzrrY07cLXvkpbxuoMa1EMbS+DvqxCO94smObP&#10;MY17ly36hGBYAz4M62CI9ubi/Z2AhDqpuTrt17boF4CpVhkk3ao3CHcstsRuNCoq3xq7CX3pvggl&#10;SR3Vjv8rlyKam0gOxodxKKMfem2MaEHTpuIKNQ29zRj0VvvAKGtFLK7PYxzjvbYlhGBYvxnOVUpJ&#10;L4/n+wHLu7W6sa/NLoywjucOA0/pjatyky3WeQ77K1/gCo1gjmmEotxwdiGkjHLl6RPB36YQXrku&#10;Ql8Om7b7xfn2OCMWaHXP0XRkI3ju9TG2USVsoPo8GNZGJVGKc4ulr2XMz64Y1hQpIpT6Iv6gCpZA&#10;Ww847NPjsxzSxWmxXDgozq+W3uggqm+Eu0eLFrHyKb7ky/Poy3dehAOreNXOuwmMRaMW4XQ0zhDJ&#10;ov93LMatyhh3OX6/DcPZk0L6fKnTS4hhPSVFBBovk0lDc5wNPE7EZqJ0XsB72th8Z9G5rLPc/7a2&#10;6zgFaeWbkP1YI79YMHvYKeJUPc9HjxOyD7MMZgzzYmKG970is0Lxf9kglR1MUvEt3vFDUoPvWM0w&#10;8JJncTdyPnar1NJ7EYeFMnaeRmhK8nrb4/4K7D7VROhDtWBKo1AUHxaRG/qws7UuzoQChn4s0iSa&#10;H2Oo8zSMc+fmcW+FZti7NubnXWPzYSReG6s2Ay+5GncjewyNdHP4XxmjZWBM6yxLmScFCu+idqzm&#10;FHk82uMy1ITt2vYou2yCqVxM4FlXFyoiRgnQiSmgwkDcjWzjTmGwL7nHuYUF6kOTVxryAo/Hekh8&#10;q5Ma15BS1r4kEnEI27D1KRn3udicmJVCGuk38JJv427EFH/5RooG4fobRFqZeGWZPOf2lPRjpvJb&#10;Tek4XTLwko64G6m1+BQ2xNzOjz7nO7HDsAaOtXOFweRmsgeCH4jpsC3vpLBvMwrBR7w4Y1fMbdzV&#10;jS6181c8XB6ecLoSZFjTdmqVKexbR8FWahbF+46Y21Ahbhst50d9/LR6OGWJMmZW1WmOWeeGQDbQ&#10;bH9SjW2JPY/Y62384JXi3JAS/I7KjKK2rTltiTJmWM2gi60p7d9QwYQMi8X747jjVZsy+opzMqJn&#10;vXauLkmDSILIAMNSfpZzteOzQtazEBm862LsW6VYrsrSkuSAPEhawy/SfT+ynL9vcy2BYWS8Zv4E&#10;kR2GNWqIc6/C+zQFrGOORt/vxdS3dovAU5nkgAzGkZrHjV/u5R7hBmZD3V9bzrtuLJMeDO0+MrN0&#10;choTZcKslP7qpmHFMql91K94SV2am1gujjDbFlvOv5MelFj0WGK3b57HNSrtd7XhXIXNQhaJRHMM&#10;90GUGcNScebXiGMqP+I1cUxtbN33qGuWRuOTMfRvqODeMmJQZHkR1o4CbiyvDKThmiqvbDKIkpBT&#10;0QAQllZfI1PCIsqFYQ3rQoBwyv/IIAjkfOrTHfon840WC/urZwbesbhQ6+TI9lgiX56XQ/BGLz0Z&#10;xNtJTRmvImnO5DQmyohhPdJ2z98SoZvnGCQs30i3WrbsvFOkWeyvJgpiK2bxBfolxP2N2DGoF/Gf&#10;FkAMrdSunYv4SlPYBazVl4haVAC3/MHpS5QZs5rjYZs4pTEsGYvKlHD2U+33PUTEHQWz259H/3YU&#10;zRdZi++kyu2QYqtXuYeEmB/6XDcJZvXcFIeKIMqIYSn7xQGDwlzS1TXBxNTxWlHPXmkDqUyFYujf&#10;1aIlssFuRF7rUYPhp/4lGIVCvl+LXxSmPMduZi2nMlEmDGtUuuMgHPQdDxppEXkGRnFPja6igYnR&#10;rYh9a7bovWcUcoBMqb+2BbjvifT9w85BC74Kt7RrR7T44Cr07kfI0HIa+e6uW9Kz59LiQU8QCdJi&#10;rWQ84vg+kX8yp6WVq0QYIhmW+2vdIBu0tS5i/3oNdDlU6EHamk9iCgzMI13RLhIE9CLJ4l21xJN6&#10;LTCl5z76sVYo9J+KlFfVnNpEiTIstTG1Uzs+LphTDeLdb5WMTRMKcgaj00ndoySP/p3NR7iJe5De&#10;tISJaPO5r9Xj3E9aXUcM17wbJhQtdjmU/cdSTm+iBBnWiMGcocaU7g15An4Xv5drNCeZWVPUZB0Q&#10;RF4kmnAiRGfOR9ktNDzYWJBQMW74GZUySxwbQiYaL+tduusQpcas6kw2VWLFctGgkmnWji0VjOui&#10;OP61LQhBiP5tTzx+e4jOdMcR28YiMg753PMaUxMpoO4j6cI8TmmixBnWj6ZwMkKhLs0ZlLH2b1DI&#10;P1SMTuzef6pJbu1avXNBZ40B+3c1NSGgPJaFq0LWo1un78TfHzzu2WzKvadlG1ZKxmsIQTOHU5wo&#10;MYalTHo+M6hX6vH/HBEwQJab4nq1ulmgCQWNsJc8KnTCgXwL3axalh3KN4s5YKeiBuQSX4npARO2&#10;JF6+hictx6ssiRpzcaVmJ4gUMKvNJlsqDx2XLD8bVizTfrvQ/T4VOuPQ/n/OdbsN954p9qB9bDG5&#10;rw1RR61BJ7U0bHooxPC56GOjVcepTpQIw3pis1bXrnN3CS+ALk/ryzlh3nBPHPsGK5X1Gv38GbBv&#10;1RahYUuxB63BkhV6S8h6Pje45fyj67Ig3lbg/5nIB3czoEHpWk5zokSYlfQ2qYhYlxIOftKksm78&#10;vwQ+iUtC1GkSZJ6lIlu8RfS7FEO9LpdepB27I6zZbYzpFix06zm1iRJlWP+DYr0yhrpcRXqfJpHl&#10;omxaWTbS+tMyeG028/+I9bYYjtncdUYQ0bCC05kgQtHZEYNqJW/JDa44ps24FWl6aJNN1u4861pu&#10;M2/QFPQv9V6UpAgiEu26urBPxG93R3As5hXX1VSlHXNtKwydfJCPg6O2q3FFO9eotUFbK4KIRrvK&#10;pGEhfk8G9SQx1FVryfvQm7aHtnW0O4+6JMPaZThfLWK+53TjNoIgQtGbtFtUUR8+zLOuLXEJLoV4&#10;8O/zjZOl1SO9yxd5XPeFuO4tTj2CyItuTdnUF+RZ19XMREzxULZ9ELKepiAGcbj2qzRnuiWIjElY&#10;r9hjhaynM4nNt6Qf/lAcsW9gmjAW8Np9ulc6QRCBaW08Dkt0597jBto/nvaHt5k4tOVRV1OIa3/n&#10;1COI0DRWKWwXo9hdtVpWVyuzMAhnMsdpCaJ8mVZFDHUciiNfabEGYENcUhZBEKmnd5t09XGWxMwR&#10;SlkEURYMyyRdjabKUDTAQ3xMKYsgyla62pLFhzmfung4BEHESeNDpsAHmZKuxMPY7DI6+aoJIvPM&#10;apWFvj/I8kOZpKzbmeTABEEouq6EJFUa0lUAKWsTXztBZJauN5WcdCUe7oxlF2E2Xz1BZI6eZ1is&#10;AIZLYuXksdbdzddPEJmj518s9LyqlB5y0BLjuYVTgCAyQ8ctlhwOh0rtQRsM+QdLR4wkiPJgWGcs&#10;8a7eLMWH7aECniAyS782l7veUn1g21boBBXwBJH6FdK4JVZ7dSk/eLvFlH8PpwVBpJZufy1bI3CL&#10;syQt4AkinfTaYREyjpfLAMy3JKwYDZPiniCIxGm11mJz5e4UNpfTQHxgkbL6OU0IIjV02m+h0w3l&#10;OBhDJWveTxDZp0+bwfeZch2Q2RbbrJFU5jEjiPJaCl612FzNL+eBsQX6G+S0IYii0eWAhS63cHDe&#10;eONvGpQSRGro0WYgeopeKf+Jn6MWX8MVnEIEUTBabLX4CrpLwQaO0H8D1WXh6uMcKIIoCA3awsZk&#10;JwNOgQfsgGWw/qYoShCJ09+ghf4OcHTsS8PblkH7liNEEInR3jYL3Y3QmNt74FZa3ACykfaaILJH&#10;c20eNNfOEfIfwB4PfRajOhBEfLTW4KG36uUIBR9Im0vAcEmHsyCIwtFYtSUgXw76ZOqNQwxmJew+&#10;qIQniGRozGb/OES9Vf7i6qhlUHdwhAgib9raTrVLMgPbavE3dMtWjhBBhKapbgs9uQajbRyh6ANs&#10;i1L6gkH/CCI0LT1jAM3kB3qrZZCf0dyBIALRUJvF7YY7ggkN+A7LYL+gzyFB5M2sfuEIJTfwtrAX&#10;D5iUlSCMNNPioQem+ULCg++aOxz3cCNo5igRxDS9vOlhGDpEm8bCvATX5/C85SWMlnVERIL4j07m&#10;e/jmXmJU38K+jBk+TIuSFlHukpUXs2LIpiIxrRsey0PqtIhypIsWj2XgDTKr9Iq9D7h7SJQZPbR5&#10;KNipLskA03pBOy2ijJjVYzKr7DCtGx7GpbTiJUp5/rd7MKsbZFbpfGleinhX0urhKBElOO+7PZgV&#10;FewZZlqM8kCU2nzf7jHXyawy8hJrPWJpqXhaNJgjsjzHqz3iWSmjUNpZZeiFVnq48ajIpYz7Q2Rx&#10;bjd4RApV7jb8IGf05e7weLFusLIOjhKRofnc5rEj/tKRmb6B2X/JWz2ygjCFGJGVedzrM48ZIqaE&#10;XnY7DEltL/sUl4hESufuDI8kpypSaBdHqvRefCuWgV5LRIaIJdI2Z2/7zFl6c5TwBJjtlLMeE8A1&#10;Mv2YI0WkYK5u8FkVDHFVUB4TodIj76Eqg0x1RBRpftYGmJ8HOD/Lb2J0eQTkz0EUX8WRIgo4J1c5&#10;5aoPs+rlTmD5TpCVHqE4VOnn14xIgVTlztN2jhYni7sLc8hnsozSgZpIaP51BPhocglIvDZxejyc&#10;SFXZQ0UnEdN8cy3Wf/WxrXrATSDCaxLN90hyoYobIG0TR4uIMM82+JjYKNtAOi8TgSbUxz5bysof&#10;kWGYiTDzqsXHD1BJVd1UrBNhJ5efzZay29rNZSLhM5dmwM/PT+VwhglUiKiTbVMAaWsU1/GrSMi5&#10;U4l54adUdxnZBo4YEdfEmx9gJ1EFTVvFESNgU3UpwJw5TqmKSGoSdkCaygUQ7Vs5YmU5R1p9Akiq&#10;cpWmMkQhJmQ1TCAeBPx60qG6fBjVIR8zBaVU38Yge0ShJ2gDFO45Mi4yqgCMKofr5nPUiKxM2CHG&#10;LiqZ996JD1GQ9z5M3SaRtgm8IqCSVTlWdzNRQObecS12/W4EfM/ufPiAu8dE2r+85wNO6AdYVtIA&#10;Nd3vtBnv6QEZFVGqk7w9hMSVA5PbQifX1Ly/ang8nA247FP2eFvIqIgsT/yOAO4Yuq9iP3UeRXtf&#10;K+GUPB7inQ3TcJgoNUJoC6GcV+UGXDq4w5jsu1mMLMpXQ7wbtfu7kiNIlLo+ZHsIfYgqZ2G/s5ij&#10;GNt72Bpyyaf0jtv5HohyI5haGKCeD8m41C7jDoR55k5jsPGegeX5jpC6RWmZ3svxJkhM/28SsTuA&#10;N7+pvIAO5Vso+mlB/ca043E7pNJTPvH7vaJx9OP9UD9FEBqRNWBn6lQexCU9/4chSXSWi0QgJKjv&#10;YaA7EWEMh2Enx7BBBBGQAN8E0ZyPQHhyOXMA9a3IeiRLMKc27Mz1Y4xexDBGrk7rTc4+gojOvLZC&#10;cngWAwNTyuOz2MLfgrC9bWmRyKDja4UB5hYouodDmhv4LaWHsGRkeBeCSIiQq0HE/TESrykF+ggY&#10;xCCY2jZINF2I9dSCOGHz/Yxd0Wd1bQvu70J922C6cQD2ajfQ/osEnmsCz7OBynOCKA4Da4EEcigP&#10;U4lSL64+728shRdTcU4Q6WNgzWBg/di+f1FGDOoGnrsHjJw7pgSRMQZWK7b390BB/TjjjOkZlOQD&#10;MOfo4I4eQZQ2I5sPs4etsAE7BQklTRLZCPRae2C02UUFOUEQOjNrgPlDJxTj27HUOgUGchvMZDzE&#10;jtwo7hnB7uQQFO17YDvVDYa0ktISQRAEQRAEQRAEQRAEQRAEQRAEQRAEQRAEkSH8H6geSZlLTZbI&#10;AAAAAElFTkSuQmCCUEsDBAoAAAAAAIdO4kAAAAAAAAAAAAAAAAAGAAAAX3JlbHMvUEsDBBQAAAAI&#10;AIdO4kCKFGY80QAAAJQBAAALAAAAX3JlbHMvLnJlbHOlkMFqwzAMhu+DvYPRfXGawxijTi+j0Gvp&#10;HsDYimMaW0Yy2fr28w6DZfS2o36h7xP//vCZFrUiS6RsYNf1oDA78jEHA++X49MLKKk2e7tQRgM3&#10;FDiMjw/7My62tiOZYxHVKFkMzLWWV63FzZisdFQwt81EnGxtIwddrLvagHro+2fNvxkwbpjq5A3w&#10;yQ+gLrfSzH/YKTomoal2jpKmaYruHlUHtmWO7sg24Ru5RrMcsBrwLBoHalnXfgR9X7/7p97TRz7j&#10;utV+h4zrj1dvuhy/AFBLAwQKAAAAAACHTuJAAAAAAAAAAAAAAAAACgAAAGRycy9fcmVscy9QSwME&#10;FAAAAAgAh07iQC5s8AC/AAAApQEAABkAAABkcnMvX3JlbHMvZTJvRG9jLnhtbC5yZWxzvZDBisIw&#10;EIbvC/sOYe7btD0sspj2IoJXcR9gSKZpsJmEJIq+vYFlQUHw5nFm+L//Y9bjxS/iTCm7wAq6pgVB&#10;rINxbBX8HrZfKxC5IBtcApOCK2UYh8+P9Z4WLDWUZxezqBTOCuZS4o+UWc/kMTchEtfLFJLHUsdk&#10;ZUR9REuyb9tvme4ZMDwwxc4oSDvTgzhcY21+zQ7T5DRtgj554vKkQjpfuysQk6WiwJNx+Lfsm8gW&#10;5HOH7j0O3b+DfHjucANQSwMEFAAAAAgAh07iQHnnugQEAQAAEwIAABMAAABbQ29udGVudF9UeXBl&#10;c10ueG1slZHBTsMwDIbvSLxDlCtqU3ZACK3dgY4jIDQeIErcNqJxojiU7e1Juk2CiSHtGNvf7y/J&#10;crW1I5sgkHFY89uy4gxQOW2wr/n75qm454yiRC1Hh1DzHRBfNddXy83OA7FEI9V8iNE/CEFqACup&#10;dB4wdToXrIzpGHrhpfqQPYhFVd0J5TACxiLmDN4sW+jk5xjZepvKexOPPWeP+7m8qubGZj7XxZ9E&#10;gJFOEOn9aJSM6W5iQn3iVRycykTOMzQYTzdJ/MyG3Pnt9HPBgXtJjxmMBvYqQ3yWNpkLHUho94UB&#10;pvL/kGxpqXBdZxSUbaA2YW8wHa3OpcPCtU5dGr6eqWO2mL+0+QZQSwECFAAUAAAACACHTuJAeee6&#10;BAQBAAATAgAAEwAAAAAAAAABACAAAACiRAAAW0NvbnRlbnRfVHlwZXNdLnhtbFBLAQIUAAoAAAAA&#10;AIdO4kAAAAAAAAAAAAAAAAAGAAAAAAAAAAAAEAAAAGZCAABfcmVscy9QSwECFAAUAAAACACHTuJA&#10;ihRmPNEAAACUAQAACwAAAAAAAAABACAAAACKQgAAX3JlbHMvLnJlbHNQSwECFAAKAAAAAACHTuJA&#10;AAAAAAAAAAAAAAAABAAAAAAAAAAAABAAAAAAAAAAZHJzL1BLAQIUAAoAAAAAAIdO4kAAAAAAAAAA&#10;AAAAAAAKAAAAAAAAAAAAEAAAAIRDAABkcnMvX3JlbHMvUEsBAhQAFAAAAAgAh07iQC5s8AC/AAAA&#10;pQEAABkAAAAAAAAAAQAgAAAArEMAAGRycy9fcmVscy9lMm9Eb2MueG1sLnJlbHNQSwECFAAUAAAA&#10;CACHTuJAQF5teNsAAAALAQAADwAAAAAAAAABACAAAAAiAAAAZHJzL2Rvd25yZXYueG1sUEsBAhQA&#10;FAAAAAgAh07iQKPIOG5MAwAALQkAAA4AAAAAAAAAAQAgAAAAKgEAAGRycy9lMm9Eb2MueG1sUEsB&#10;AhQACgAAAAAAh07iQAAAAAAAAAAAAAAAAAoAAAAAAAAAAAAQAAAAogQAAGRycy9tZWRpYS9QSwEC&#10;FAAUAAAACACHTuJAQVtAZBgKAAATCgAAFAAAAAAAAAABACAAAADKBAAAZHJzL21lZGlhL2ltYWdl&#10;MS5wbmdQSwECFAAUAAAACACHTuJAmShvoCAzAAAbMwAAFAAAAAAAAAABACAAAAAUDwAAZHJzL21l&#10;ZGlhL2ltYWdlMi5wbmdQSwUGAAAAAAsACwCUAgAA10UAAAAA&#10;">
                       <o:lock v:ext="edit" aspectratio="f"/>
                       <v:shape id="图片 29" o:spid="_x0000_s1026" o:spt="75" alt="IMG_256" type="#_x0000_t75" style="position:absolute;left:4208;top:95052;height:570;width:975;" filled="f" o:preferrelative="t" stroked="f" coordsize="21600,21600" o:gfxdata="UEsDBAoAAAAAAIdO4kAAAAAAAAAAAAAAAAAEAAAAZHJzL1BLAwQUAAAACACHTuJAuk9u6rwAAADc&#10;AAAADwAAAGRycy9kb3ducmV2LnhtbEVPTUsDMRC9C/6HMII3m0RBZdu0oCBoD4LbCj0Om+nu0s1k&#10;SeJu+++dg+BhYB7vY96sNucwqIlS7iM7sAsDiriJvufWwX73dvcMKhdkj0NkcnChDJv19dUKKx9n&#10;/qKpLq2SEM4VOuhKGSutc9NRwLyII7Fwx5gCFoGp1T7hLOFh0PfGPOqAPcuFDkd67ag51T/BQa7N&#10;k93uvi8fL/TwuT2k1so4d3tjzRJUoXP5F/+5373Ut1JfnpEN9PoXUEsDBBQAAAAIAIdO4kAzLwWe&#10;OwAAADkAAAAQAAAAZHJzL3NoYXBleG1sLnhtbLOxr8jNUShLLSrOzM+zVTLUM1BSSM1Lzk/JzEu3&#10;VQoNcdO1UFIoLknMS0nMyc9LtVWqTC1Wsrfj5QIAUEsDBAoAAAAAAIdO4kAAAAAAAAAAAAAAAAAG&#10;AAAAX3JlbHMvUEsDBBQAAAAIAIdO4kDVXCYozAAAAI8BAAALAAAAX3JlbHMvLnJlbHOlkLFqAzEM&#10;hvdA38Fo7/mSoZQQX7ZC1pBCV2Hr7kzOlrHMNXn7uJRCL2TLoEG/0PcJ7faXMKmZsniOBtZNC4qi&#10;ZefjYODz9PH6DkoKRocTRzJwJYF997LaHWnCUpdk9ElUpUQxMJaStlqLHSmgNJwo1knPOWCpbR50&#10;QnvGgfSmbd90/s+AbsFUB2cgH9wG1OmaqvmOHbzNLNyXxnLQ3PfePqJqGTHRV5gqBvNAxYDL8pvW&#10;05paoB+b10+aHX/HI81L8U+Yaf7z6sUbuxtQSwMEFAAAAAgAh07iQFrjEWb3AAAA4gEAABMAAABb&#10;Q29udGVudF9UeXBlc10ueG1slZFNT8QgEIbvJv4HMlfTUj0YY0r3YPWoRtcfMIFpS7YFwmDd/ffS&#10;/bgY18QjzLzP+wTq1XYaxUyRrXcKrssKBDntjXW9go/1U3EHghM6g6N3pGBHDKvm8qJe7wKxyGnH&#10;CoaUwr2UrAeakEsfyOVJ5+OEKR9jLwPqDfYkb6rqVmrvErlUpIUBTd1Sh59jEo/bfH0wiTQyiIfD&#10;4tKlAEMYrcaUTeXszI+W4thQ5uR+hwcb+CprgPy1YZmcLzjmXvLTRGtIvGJMzzhlDWkiS+O/XKS5&#10;/BuyWE5c+K6zmso2cptjbzSfrM7RecBAGf1f/PuSO8Hl/oeab1BLAQIUABQAAAAIAIdO4kBa4xFm&#10;9wAAAOIBAAATAAAAAAAAAAEAIAAAAI0CAABbQ29udGVudF9UeXBlc10ueG1sUEsBAhQACgAAAAAA&#10;h07iQAAAAAAAAAAAAAAAAAYAAAAAAAAAAAAQAAAAdAEAAF9yZWxzL1BLAQIUABQAAAAIAIdO4kDV&#10;XCYozAAAAI8BAAALAAAAAAAAAAEAIAAAAJgBAABfcmVscy8ucmVsc1BLAQIUAAoAAAAAAIdO4kAA&#10;AAAAAAAAAAAAAAAEAAAAAAAAAAAAEAAAAAAAAABkcnMvUEsBAhQAFAAAAAgAh07iQLpPbuq8AAAA&#10;3AAAAA8AAAAAAAAAAQAgAAAAIgAAAGRycy9kb3ducmV2LnhtbFBLAQIUABQAAAAIAIdO4kAzLwWe&#10;OwAAADkAAAAQAAAAAAAAAAEAIAAAAAsBAABkcnMvc2hhcGV4bWwueG1sUEsFBgAAAAAGAAYAWwEA&#10;ALUDAAAAAA==&#10;">
                         <v:fill on="f" focussize="0,0"/>
                         <v:stroke on="f"/>
-                        <v:imagedata r:id="rId10" chromakey="#FFFFFF" o:title=""/>
+                        <v:imagedata r:id="rId9" chromakey="#FFFFFF" o:title=""/>
                         <o:lock v:ext="edit" aspectratio="t"/>
                       </v:shape>
-                      <v:shape id="图片 25" o:spid="_x0000_s1026" o:spt="75" type="#_x0000_t75" style="position:absolute;left:3513;top:94449;height:2273;width:2273;" filled="f" o:preferrelative="t" stroked="f" coordsize="21600,21600" o:gfxdata="UEsDBAoAAAAAAIdO4kAAAAAAAAAAAAAAAAAEAAAAZHJzL1BLAwQUAAAACACHTuJAkY9ZgL0AAADb&#10;AAAADwAAAGRycy9kb3ducmV2LnhtbEWPQYvCQAyF7wv+hyGCt3WqgixdRxFhF/EgqEXcW+jEttrJ&#10;lM5o9d+bg7C3hPfy3pfZ4uFqdac2VJ4NjIYJKOLc24oLA9nh5/MLVIjIFmvPZOBJARbz3scMU+s7&#10;3tF9HwslIRxSNFDG2KRah7wkh2HoG2LRzr51GGVtC21b7CTc1XqcJFPtsGJpKLGhVUn5dX9zBi7L&#10;Q/XHk+3xtN3c1t1vlsXj5GrMoD9KvkFFesR/8/t6bQVf6OUXGUDPX1BLAwQUAAAACACHTuJAMy8F&#10;njsAAAA5AAAAEAAAAGRycy9zaGFwZXhtbC54bWyzsa/IzVEoSy0qzszPs1Uy1DNQUkjNS85PycxL&#10;t1UKDXHTtVBSKC5JzEtJzMnPS7VVqkwtVrK34+UCAFBLAwQKAAAAAACHTuJAAAAAAAAAAAAAAAAA&#10;BgAAAF9yZWxzL1BLAwQUAAAACACHTuJA1VwmKMwAAACPAQAACwAAAF9yZWxzLy5yZWxzpZCxagMx&#10;DIb3QN/BaO/5kqGUEF+2QtaQQldh6+5MzpaxzDV5+7iUQi9ky6BBv9D3Ce32lzCpmbJ4jgbWTQuK&#10;omXn42Dg8/Tx+g5KCkaHE0cycCWBffey2h1pwlKXZPRJVKVEMTCWkrZaix0poDScKNZJzzlgqW0e&#10;dEJ7xoH0pm3fdP7PgG7BVAdnIB/cBtTpmqr5jh28zSzcl8Zy0Nz33j6iahkx0VeYKgbzQMWAy/Kb&#10;1tOaWqAfm9dPmh1/xyPNS/FPmGn+8+rFG7sbUEsDBBQAAAAIAIdO4kBa4xFm9wAAAOIBAAATAAAA&#10;W0NvbnRlbnRfVHlwZXNdLnhtbJWRTU/EIBCG7yb+BzJX01I9GGNK92D1qEbXHzCBaUu2BcJg3f33&#10;0v24GNfEI8y8z/sE6tV2GsVMka13Cq7LCgQ57Y11vYKP9VNxB4ITOoOjd6RgRwyr5vKiXu8Cschp&#10;xwqGlMK9lKwHmpBLH8jlSefjhCkfYy8D6g32JG+q6lZq7xK5VKSFAU3dUoefYxKP23x9MIk0MoiH&#10;w+LSpQBDGK3GlE3l7MyPluLYUObkfocHG/gqa4D8tWGZnC845l7y00RrSLxiTM84ZQ1pIkvjv1yk&#10;ufwbslhOXPius5rKNnKbY280n6zO0XnAQBn9X/z7kjvB5f6Hmm9QSwECFAAUAAAACACHTuJAWuMR&#10;ZvcAAADiAQAAEwAAAAAAAAABACAAAACOAgAAW0NvbnRlbnRfVHlwZXNdLnhtbFBLAQIUAAoAAAAA&#10;AIdO4kAAAAAAAAAAAAAAAAAGAAAAAAAAAAAAEAAAAHUBAABfcmVscy9QSwECFAAUAAAACACHTuJA&#10;1VwmKMwAAACPAQAACwAAAAAAAAABACAAAACZAQAAX3JlbHMvLnJlbHNQSwECFAAKAAAAAACHTuJA&#10;AAAAAAAAAAAAAAAABAAAAAAAAAAAABAAAAAAAAAAZHJzL1BLAQIUABQAAAAIAIdO4kCRj1mAvQAA&#10;ANsAAAAPAAAAAAAAAAEAIAAAACIAAABkcnMvZG93bnJldi54bWxQSwECFAAUAAAACACHTuJAMy8F&#10;njsAAAA5AAAAEAAAAAAAAAABACAAAAAMAQAAZHJzL3NoYXBleG1sLnhtbFBLBQYAAAAABgAGAFsB&#10;AAC2AwAAAAA=&#10;">
+                      <v:shape id="图片 25" o:spid="_x0000_s1026" o:spt="75" type="#_x0000_t75" style="position:absolute;left:3513;top:94449;height:2273;width:2273;" filled="f" o:preferrelative="t" stroked="f" coordsize="21600,21600" o:gfxdata="UEsDBAoAAAAAAIdO4kAAAAAAAAAAAAAAAAAEAAAAZHJzL1BLAwQUAAAACACHTuJAKuibl70AAADb&#10;AAAADwAAAGRycy9kb3ducmV2LnhtbEWPQYvCMBSE74L/ITxhb5q6hWWpxiKCi+xBWC2it0fzbGub&#10;l9JEq//eCMIeh5n5hpmnd9OIG3WusqxgOolAEOdWV1woyPbr8TcI55E1NpZJwYMcpIvhYI6Jtj3/&#10;0W3nCxEg7BJUUHrfJlK6vCSDbmJb4uCdbWfQB9kVUnfYB7hp5GcUfUmDFYeFEltalZTXu6tRcFnu&#10;qxPH28Nx+3vd9D9Z5g9xrdTHaBrNQHi6+//wu73RCuIYXl/CD5CLJ1BLAwQUAAAACACHTuJAMy8F&#10;njsAAAA5AAAAEAAAAGRycy9zaGFwZXhtbC54bWyzsa/IzVEoSy0qzszPs1Uy1DNQUkjNS85PycxL&#10;t1UKDXHTtVBSKC5JzEtJzMnPS7VVqkwtVrK34+UCAFBLAwQKAAAAAACHTuJAAAAAAAAAAAAAAAAA&#10;BgAAAF9yZWxzL1BLAwQUAAAACACHTuJA1VwmKMwAAACPAQAACwAAAF9yZWxzLy5yZWxzpZCxagMx&#10;DIb3QN/BaO/5kqGUEF+2QtaQQldh6+5MzpaxzDV5+7iUQi9ky6BBv9D3Ce32lzCpmbJ4jgbWTQuK&#10;omXn42Dg8/Tx+g5KCkaHE0cycCWBffey2h1pwlKXZPRJVKVEMTCWkrZaix0poDScKNZJzzlgqW0e&#10;dEJ7xoH0pm3fdP7PgG7BVAdnIB/cBtTpmqr5jh28zSzcl8Zy0Nz33j6iahkx0VeYKgbzQMWAy/Kb&#10;1tOaWqAfm9dPmh1/xyPNS/FPmGn+8+rFG7sbUEsDBBQAAAAIAIdO4kBa4xFm9wAAAOIBAAATAAAA&#10;W0NvbnRlbnRfVHlwZXNdLnhtbJWRTU/EIBCG7yb+BzJX01I9GGNK92D1qEbXHzCBaUu2BcJg3f33&#10;0v24GNfEI8y8z/sE6tV2GsVMka13Cq7LCgQ57Y11vYKP9VNxB4ITOoOjd6RgRwyr5vKiXu8Cschp&#10;xwqGlMK9lKwHmpBLH8jlSefjhCkfYy8D6g32JG+q6lZq7xK5VKSFAU3dUoefYxKP23x9MIk0MoiH&#10;w+LSpQBDGK3GlE3l7MyPluLYUObkfocHG/gqa4D8tWGZnC845l7y00RrSLxiTM84ZQ1pIkvjv1yk&#10;ufwbslhOXPius5rKNnKbY280n6zO0XnAQBn9X/z7kjvB5f6Hmm9QSwECFAAUAAAACACHTuJAWuMR&#10;ZvcAAADiAQAAEwAAAAAAAAABACAAAACOAgAAW0NvbnRlbnRfVHlwZXNdLnhtbFBLAQIUAAoAAAAA&#10;AIdO4kAAAAAAAAAAAAAAAAAGAAAAAAAAAAAAEAAAAHUBAABfcmVscy9QSwECFAAUAAAACACHTuJA&#10;1VwmKMwAAACPAQAACwAAAAAAAAABACAAAACZAQAAX3JlbHMvLnJlbHNQSwECFAAKAAAAAACHTuJA&#10;AAAAAAAAAAAAAAAABAAAAAAAAAAAABAAAAAAAAAAZHJzL1BLAQIUABQAAAAIAIdO4kAq6JuXvQAA&#10;ANsAAAAPAAAAAAAAAAEAIAAAACIAAABkcnMvZG93bnJldi54bWxQSwECFAAUAAAACACHTuJAMy8F&#10;njsAAAA5AAAAEAAAAAAAAAABACAAAAAMAQAAZHJzL3NoYXBleG1sLnhtbFBLBQYAAAAABgAGAFsB&#10;AAC2AwAAAAA=&#10;">
                         <v:fill on="f" focussize="0,0"/>
                         <v:stroke on="f"/>
-                        <v:imagedata r:id="rId7" o:title=""/>
+                        <v:imagedata r:id="rId6" o:title=""/>
                         <o:lock v:ext="edit" aspectratio="t"/>
                       </v:shape>
                     </v:group>
@@ -5196,6 +5049,141 @@
                 <w:szCs w:val="24"/>
               </w:rPr>
             </w:pPr>
+            <w:r>
+              <w:rPr>
+                <w:sz w:val="24"/>
+              </w:rPr>
+              <mc:AlternateContent>
+                <mc:Choice Requires="wpg">
+                  <w:drawing>
+                    <wp:anchor distT="0" distB="0" distL="114300" distR="114300" simplePos="0" relativeHeight="251662336" behindDoc="0" locked="0" layoutInCell="1" allowOverlap="1">
+                      <wp:simplePos x="0" y="0"/>
+                      <wp:positionH relativeFrom="column">
+                        <wp:posOffset>-563245</wp:posOffset>
+                      </wp:positionH>
+                      <wp:positionV relativeFrom="paragraph">
+                        <wp:posOffset>-597535</wp:posOffset>
+                      </wp:positionV>
+                      <wp:extent cx="1443355" cy="1443355"/>
+                      <wp:effectExtent l="0" t="0" r="4445" b="4445"/>
+                      <wp:wrapNone/>
+                      <wp:docPr id="15" name="组合 15"/>
+                      <wp:cNvGraphicFramePr/>
+                      <a:graphic xmlns:a="http://schemas.openxmlformats.org/drawingml/2006/main">
+                        <a:graphicData uri="http://schemas.microsoft.com/office/word/2010/wordprocessingGroup">
+                          <wpg:wgp>
+                            <wpg:cNvGrpSpPr/>
+                            <wpg:grpSpPr>
+                              <a:xfrm>
+                                <a:off x="0" y="0"/>
+                                <a:ext cx="1443355" cy="1443355"/>
+                                <a:chOff x="3447" y="97780"/>
+                                <a:chExt cx="2273" cy="2273"/>
+                              </a:xfrm>
+                            </wpg:grpSpPr>
+                            <pic:pic xmlns:pic="http://schemas.openxmlformats.org/drawingml/2006/picture">
+                              <pic:nvPicPr>
+                                <pic:cNvPr id="50" name="图片 1" descr="IMG_256"/>
+                                <pic:cNvPicPr>
+                                  <a:picLocks noChangeAspect="1"/>
+                                </pic:cNvPicPr>
+                              </pic:nvPicPr>
+                              <pic:blipFill>
+                                <a:blip r:embed="rId10">
+                                  <a:clrChange>
+                                    <a:clrFrom>
+                                      <a:srgbClr val="AAA9A5">
+                                        <a:alpha val="100000"/>
+                                      </a:srgbClr>
+                                    </a:clrFrom>
+                                    <a:clrTo>
+                                      <a:srgbClr val="AAA9A5">
+                                        <a:alpha val="100000"/>
+                                        <a:alpha val="0"/>
+                                      </a:srgbClr>
+                                    </a:clrTo>
+                                  </a:clrChange>
+                                </a:blip>
+                                <a:srcRect l="27431" t="30452" r="31962" b="18126"/>
+                                <a:stretch>
+                                  <a:fillRect/>
+                                </a:stretch>
+                              </pic:blipFill>
+                              <pic:spPr>
+                                <a:xfrm>
+                                  <a:off x="4190" y="98395"/>
+                                  <a:ext cx="781" cy="989"/>
+                                </a:xfrm>
+                                <a:prstGeom prst="rect">
+                                  <a:avLst/>
+                                </a:prstGeom>
+                                <a:noFill/>
+                                <a:ln w="9525">
+                                  <a:noFill/>
+                                </a:ln>
+                              </pic:spPr>
+                            </pic:pic>
+                            <pic:pic xmlns:pic="http://schemas.openxmlformats.org/drawingml/2006/picture">
+                              <pic:nvPicPr>
+                                <pic:cNvPr id="11" name="图片 25"/>
+                                <pic:cNvPicPr>
+                                  <a:picLocks noChangeAspect="1" noChangeArrowheads="1"/>
+                                </pic:cNvPicPr>
+                              </pic:nvPicPr>
+                              <pic:blipFill>
+                                <a:blip r:embed="rId6">
+                                  <a:extLst>
+                                    <a:ext uri="{28A0092B-C50C-407E-A947-70E740481C1C}">
+                                      <a14:useLocalDpi xmlns:a14="http://schemas.microsoft.com/office/drawing/2010/main" val="0"/>
+                                    </a:ext>
+                                  </a:extLst>
+                                </a:blip>
+                                <a:srcRect/>
+                                <a:stretch>
+                                  <a:fillRect/>
+                                </a:stretch>
+                              </pic:blipFill>
+                              <pic:spPr>
+                                <a:xfrm>
+                                  <a:off x="3447" y="97780"/>
+                                  <a:ext cx="2273" cy="2273"/>
+                                </a:xfrm>
+                                <a:prstGeom prst="rect">
+                                  <a:avLst/>
+                                </a:prstGeom>
+                                <a:noFill/>
+                                <a:ln>
+                                  <a:noFill/>
+                                </a:ln>
+                              </pic:spPr>
+                            </pic:pic>
+                          </wpg:wgp>
+                        </a:graphicData>
+                      </a:graphic>
+                    </wp:anchor>
+                  </w:drawing>
+                </mc:Choice>
+                <mc:Fallback>
+                  <w:pict>
+                    <v:group id="_x0000_s1026" o:spid="_x0000_s1026" o:spt="203" style="position:absolute;left:0pt;margin-left:-44.35pt;margin-top:-47.05pt;height:113.65pt;width:113.65pt;z-index:251662336;mso-width-relative:page;mso-height-relative:page;" coordorigin="3447,97780" coordsize="2273,2273" o:gfxdata="UEsDBAoAAAAAAIdO4kAAAAAAAAAAAAAAAAAEAAAAZHJzL1BLAwQUAAAACACHTuJAIO+jF9oAAAAL&#10;AQAADwAAAGRycy9kb3ducmV2LnhtbE2PwUrDQBCG74LvsIzgrd1sozXGbIoU9VQKtoJ4mybTJDQ7&#10;G7LbpH17Nye9/cN8/PNNtrqYVgzUu8ayBjWPQBAXtmy40vC1f58lIJxHLrG1TBqu5GCV395kmJZ2&#10;5E8adr4SoYRdihpq77tUSlfUZNDNbUccdkfbG/Rh7CtZ9jiGctPKRRQtpcGGw4UaO1rXVJx2Z6Ph&#10;Y8TxNVZvw+Z0XF9/9o/b740ire/vVPQCwtPF/8Ew6Qd1yIPTwZ65dKLVMEuSp4CG8PygQExEnCxB&#10;HKYQL0Dmmfz/Q/4LUEsDBBQAAAAIAIdO4kCMi1PgdQMAAF8JAAAOAAAAZHJzL2Uyb0RvYy54bWzN&#10;Vttu20YQfS/Qf1jwXeZFlCkSlgNVviBA2hht+lysl8sLSnIXu5TkIOhbgTZvfe+nFOjfBPmNnllS&#10;smSnbtqmQA1Y2tvMnDlnZldnz+7ahm2ksbXqFl54EnhMdkLldVcuvG9fXU3mHrM973LeqE4uvNfS&#10;es/OP//sbKszGalKNbk0DE46m231wqv6Xme+b0UlW25PlJYdNgtlWt5jako/N3wL723jR0Fw6m+V&#10;ybVRQlqL1Yth0xs9mo9xqIqiFvJCiXUru37wamTDe6Rkq1pb79yhLQop+pdFYWXPmoWHTHv3iSAY&#10;39Knf37Gs9JwXdVihMA/BsKDnFpedwi6d3XBe87Wpn7kqq2FUVYV/YlQrT8k4hhBFmHwgJtro9ba&#10;5VJm21LvSYdQD1j/x27FV5sbw+oclTDzWMdbKP7+tx/f/fIzwwLY2eoyw6Fro7/RN2ZcKIcZJXxX&#10;mJa+kQq7c7y+3vMq73omsBjG8XQ6g3+Bvd3EMS8qyEN20zhOPIbtNEnmoyyiuhwdRFEyHazdCKb+&#10;LrJPAPd4dC0y/I9MYfSIqb+uT1j1ayPBO3nrNje1uDHD5J6tGQpoYOvdr7+/f/sTCz2WSytQWs+/&#10;vP4ump0SeeSAbAYPnKC9UOJ7yzq1qnhXyqXVKFGQQqf94+NuehT+tqn1Vd00xDeNP23PMJPJ9lai&#10;FMzzPHTVLBoz4KSImFwZ5cS2prxdNYZtONpquVymy5k7zxtd8WE1DOjPpcWz8byT7cANhq8Uuf5b&#10;/nh2EOZPIpBblAgC7PBjRpQN0cTXYJ2uhCiJp1AOCkyDeBZ5DPpNw/QUI1wP4TyMnI5A2BvZi4rM&#10;CyhA9qTYwYaT614h0tKiY8jiQY/EYYrqoVqfT1PXZDzbtUoyBxxqk3SejuTtrLWx/bVULaMBRAKE&#10;gfTNCzuC2R2hoJ2iUgFInjUd28LjLBpU2u8AftONdTdgdUkA+lC6GPz3nRQi4aNOAkqgPu6FJ1vn&#10;vpuMUdtK8tz+DzsqcmJBZ6hFopDi7oV4E82XQZBGX0xWs2A1iYPkcrJM42SSBJdJHMTzcBWufiDr&#10;MM7WVuIG4c2FrkdpsProkvvgczA+WcND4x6soVN3LQRArqJ3EB93jCumT9kJH7r1iRd6NJ6481EN&#10;/6IXjprjqRZwTwveXcfK+BuBHvbDOcaHv4vO/wBQSwMECgAAAAAAh07iQAAAAAAAAAAAAAAAAAoA&#10;AABkcnMvbWVkaWEvUEsDBBQAAAAIAIdO4kCXG+XuEg4AAA0OAAAVAAAAZHJzL21lZGlhL2ltYWdl&#10;MS5qcGVnAQ0O8vH/2P/gABBKRklGAAEBAQDcANwAAP/bAEMACAYGBwYFCAcHBwkJCAoMFA0MCwsM&#10;GRITDxQdGh8eHRocHCAkLicgIiwjHBwoNyksMDE0NDQfJzk9ODI8LjM0Mv/bAEMBCQkJDAsMGA0N&#10;GDIhHCEyMjIyMjIyMjIyMjIyMjIyMjIyMjIyMjIyMjIyMjIyMjIyMjIyMjIyMjIyMjIyMjIyMv/A&#10;ABEIASYBJgMBIgACEQEDEQH/xAAfAAABBQEBAQEBAQAAAAAAAAAAAQIDBAUGBwgJCgv/xAC1EAAC&#10;AQMDAgQDBQUEBAAAAX0BAgMABBEFEiExQQYTUWEHInEUMoGRoQgjQrHBFVLR8CQzYnKCCQoWFxgZ&#10;GiUmJygpKjQ1Njc4OTpDREVGR0hJSlNUVVZXWFlaY2RlZmdoaWpzdHV2d3h5eoOEhYaHiImKkpOU&#10;lZaXmJmaoqOkpaanqKmqsrO0tba3uLm6wsPExcbHyMnK0tPU1dbX2Nna4eLj5OXm5+jp6vHy8/T1&#10;9vf4+fr/xAAfAQADAQEBAQEBAQEBAAAAAAAAAQIDBAUGBwgJCgv/xAC1EQACAQIEBAMEBwUEBAAB&#10;AncAAQIDEQQFITEGEkFRB2FxEyIygQgUQpGhscEJIzNS8BVictEKFiQ04SXxFxgZGiYnKCkqNTY3&#10;ODk6Q0RFRkdISUpTVFVWV1hZWmNkZWZnaGlqc3R1dnd4eXqCg4SFhoeIiYqSk5SVlpeYmZqio6Sl&#10;pqeoqaqys7S1tre4ubrCw8TFxsfIycrS09TV1tfY2dri4+Tl5ufo6ery8/T19vf4+fr/2gAMAwEA&#10;AhEDEQA/AOzpaSjNSMWlpKKAAUtJmjNABS0lGaAHUU3NLQAtFJRQAtFJRQA6jNJRQAuaKSigBaKS&#10;jNAC0ZpKWgAoozRnigBaWm9qWgBaM0maKAFFKTSUUALmikpaAFozTc0UAOopM0ZoAXNFJRQBXopM&#10;0tAC0UlJQA6ikzRQAtFJmjNAC5pc02igB2aM0lFAC5pabRmgB2aKSigBaKSigB1JRRQAUtJmigBa&#10;KKSgBaWm0tAC0UmaM0ALS0lFAC0UmaM0ALmlpKTNADqKTNBOaAHZoptFAFelzTaWgBc0U2loAWik&#10;zRQA6kpDRQA6jNJmkoAdRSZozQAtLTaKAHUZptLQAuaKSigBaM0maWgBaKSjNAC5ozSUZoAXvS03&#10;NKDQAtFJS5oAWikzRQAtFJmigBQaXNNzS5oAXNANJRQA7NFNooAr0U0GloAXNFIKKAFzS5ptFADs&#10;0U3NLmgBc0ZpM0UAOozTaKAFzS5ptFADs0uabmigB1FJRQAtLSUUALRmkzRQA7NJmjNJmgBaBRRQ&#10;AtFJRQA6jNNpc0ALRmkozQAtLTc0tAC5ozSUUALmikooArZpc02igB1GaQGigBc0tNooAdRSUmaA&#10;HZozSUUALmjNJRQAtFJRmgB1GabmloAdmim0tAC0tNozQA6ikzRmgBaWm0ZoAcPSikzRmgBc0UlF&#10;AC0tNpc0ALmim5pc4oAXNFJSZoAfSUgNFADhRSZooAr0lJS5oAWjNNzRmgB1FJmjNAC5opKAaAFo&#10;pKWgBaWm0UAOpKSloAWjNNooAfRmm0uaAFzSim0uaAFozTc0ZoAdmikpO9ADqBnNJmlzQA6kzSZo&#10;oAWikooAXNLmm0UAOzRSUUALmlzTc0d6AFNFJmigCuKKKWgAooooAWikooAKKKKAFopKWgBc0lFF&#10;ABmlzSUUALmikooAXNKDSUUALnFQS3tvDnfKox6motRjnls3W3bbIRwa5m28KT3D+Zf3TuT/AAg4&#10;FMDUu/FVhbEqr+Y3otZNz4s1AL5sVhIYs45XrV2403TtBtftBhBwcFiMmtmza2vbRJo1UowyKBFi&#10;0maa1jkddrMoJX0qeoGniidY2dVJ6Cps0hi0tNo70ALnmlzSUUALmlzTaUUAGaKKSgB2aKbThQAd&#10;aWm0tAC0UlFAEFFFFACiikpaACiiigApaSlzQAlFLRQAx3CKWPQVjT+Jba3kKOCCK2yoYYPSqMuk&#10;2spJeJTn2oAqw+JbCXA80A/WtSG4jnXdG4Ye1Ytx4XsZlOIwp9RxWFZy3Gh+IY7BpC0MudoJ6UwO&#10;8opFOQDS5pALRRSZoAWobi4jtYWllYKi9TUua53xo23w7NhiDkUwG6ldx61oF4YlOxVO0+uKxvBW&#10;sSRqbSbPlZwjeh9K6HS4Ix4YiRF4aD8+K5nwtarNpuooxClJCVb0IFAix4guZJ/GWn20TsApUkA+&#10;+T+ld0v3RXnfhPdqfiWe8uWDPEmFz69P5D9a9EFADqBSUtIYvWigDFIaAFozSUUALmjvRRQAtFJR&#10;QAtFJRQAtFANFAENFJRQAUtJS0AFFFGKAFpKKKAFzRRRQAUUUlAAa4fUx9p8a2qL/wAs8k/lXayy&#10;rFGzucKBkmuL0Qf2h4purwcog2A/qaYHbIMKB7U6kFU9UkuY7RjajMnagC28iIMswUe5rIv/ABNY&#10;WSn96HYdhWK2l61qbA3Fz5SHqF61o2PhKytyHlXzZB/E/NACaR4im1O88v7K6xEZDkYFQ+O2I0HA&#10;7yCukit4oQAiAY9BXLeP5AujRp3aQUCNzSE/4kdsv/TED9K86jvp7GXUNPt0JluJdi4+tdqurxaP&#10;4ct3nIEoiUBO+cVwWmapFF4h/tC5XcMs2Pc0wOn/ALDn0PTLe8tebmIbpgP4x1NdXpWpRanZJPGw&#10;ORyPQ1ysup6vrqGGztjDA3Bd+Mit3w3on9jWRRnLu53Me34UgNzNKKQCikMXNFFJQAveijNFABRR&#10;QKAFoozRQAUUGigAooooAhpaKKACiiigAoooxQAUUtFABSUtJmgApaSigDF8TziDRZm3YJHFYPgG&#10;aL7NKhYeYWJNR+OL5pz9jhyQoy+KytCtpbXSzqML4ZSdw+hpiPURS4zWLouvW+pwqA48zHIraFAw&#10;xiloopAQ3N1DaxGSZwqj1rg9c8QHV5RaWVuZSDwQM112raQmqoqSMwUdgcU/T9Gs9PiCQxKvvjrT&#10;A4mHwrqeqMsmoTFEHRByar+G9GjfxVPBIoeK3z155zgf1r03AAwK5Pw8mzxPq3HVh/M0XEdXHCka&#10;gIoAqSkpaQwoopaAEopaSgBaKKKAFxSUvaigBKXNFFABRRRQAUUUUARUUlLQAUUUUAGaM0UmaAFo&#10;oooAWkopaAErO1fU49NsnlZgGx8orRNcp4g0G71i7UCbZCOoxTA499ajeG5Zk3TSnqfTtT9CsdR1&#10;W1a3hk8u2zgk/wBBXT3fhiz07Q5tkY3heWPJP41J4EQLo+ccl2/nQIm0PwpFpVx5/mOz4xya6gVj&#10;61qZslihi5nlYBQPStS33eSu7rjmgZLRRRSATFLRRQAHpXL6OAnijU1PUkGuoPSuYsPk8YXo9VBo&#10;A6jFFFFABS0lL1oAKKKKACiiigApaSjGaAFoxRRmgANFFFACA0UuKKAIaKKM0ALRSUUALSYoNGaA&#10;FopKKAFooooAKMUUUAZ2uAHSLj/drkvDGt2mm6TIsr/OrEhfWtHxnf3cVsLa2idvM4JVc1zGieEL&#10;2+mV7tWhgzkqTy3+FMR0OgpNrmqvqtwD5SkrED/Ou0HTFV7O0is7dIYlCqowABVigYtFFApAFAoo&#10;oAXtXMQceNJx6xZ/lXTVzIOPGzY7xf4UAdOKWkooAKWkooAWikpRQAUUUUALSUUd6AFooooADRRR&#10;QAoopKKAIMc0UUtABRRRQAUUZooAKKKKACloooAKKTNLQBG8EchBZATT1RVGAABS5ooAWikzRQA7&#10;iikxRQAUtJRQAtc06hfGin1hrpO1c3KM+M4zn/ljQB0oopB0paAFooozQAYpaTNGaAFopKKAF60t&#10;JmjNAC0UlL2oAKKTNFAC5opKKAIKWkozQA6ikzRSAWikozQAtFJmigBaKTNLQAAUUUZoAWikzRmm&#10;AtFJmgGgBaKSlzQAZoozRQAVzlypXxhA396Oujrn9QOzxLZt6qRQB0ANLmkHSloAXOaKSjNAC0Um&#10;aM0AOo70lFAC0UlGaAFpabmjNADqKbmjvQAtFFFAEFFIKKQxaXNNpaBC0UmaAaAFopM0ZpgLS0ma&#10;KAClpKKAFopKKAFoAwKSloAWjNJRQAtFNpaAFrB1gY1fT2HUuRW7VS4sUuLqGd+sRytAFwdKM0na&#10;igB1FJmigBc0UlFAC5pabS0ALRSUUAKKWm5ozQAtLSUlACmikooAgzS5pKKBi0ZpKKAFpc03NLmg&#10;QUtJmigBQaWkzRQAtFJRQAvNFJmjNAC0tNzRmgB1FNzRQA7NGabmloAWikooAXNLTc0ZoAcKOc0l&#10;GaAFpabRmgBaWm0ZoAdRSA0ZoAWjNNpaAFzRmkzRQAtFJmigCHNFJmikMXNLmm0tAC0lGaM0xBS0&#10;lFAC0UlGaAFopM0ZoAXNLTc0ZoAWlpM0ZFAC0UmaM0ALS5puaM0AOopM0ZoAWikpKAHZozTaWgB2&#10;aSkzS0ALRmkooAUGlzSdKOtAC0UlGaAFpO9FGaAFzRSA0UAQ0ZpM0Uhi0ZpKWgBaTNJRQApozSUZ&#10;oAXNGaQUtAgyc0tJRmgBc0UlFMBaOlGaM0AGaM0UdKAClzTaWgBaM0lFAC0vWm5pc0ALSUmaWgBc&#10;0ZpKKAFzRmm0tADs0ZptGaAHZozSZxRmgYtLTaM80AOzRTc0UAQ4pRRRSAWkzRRQAZooooAWkooo&#10;AWiiigQUUUUAGcUZoooAM0UUUDFzRRRTEFIaKKAFzRRRQAZooooGFKaKKACiiigA6UuaKKACkooo&#10;AKKKKBBmloooAM0UUUAf/9lQSwMEFAAAAAgAh07iQJkob6AgMwAAGzMAABQAAABkcnMvbWVkaWEv&#10;aW1hZ2UyLnBuZwEbM+TMiVBORw0KGgoAAAANSUhEUgAAASwAAAEsCAYAAAB5fY51AAAy4klEQVR4&#10;2u1dDWgVR9cuIYQQQlCSoJKKIkGCiASMaKmlFoKEEiRIRUsrVSollFCkBGppS1qkWFqxpZaKBAki&#10;JaBiRUWFUOQlFBFFRUVFkSAhBAmoqGjQwP12/Z5Jj+PM/tzdvXf33ueBIbn7MzM7O+fsmTPn5403&#10;CIIgCIIgCIIgCIIgCIIgCIIgCIIgCIIgCIIgCIKIHbk33mhwygqndDplk1O+d0q/U0455YxTbjtl&#10;xCnjTskFKC+cMop7rqKOIacccMoe1L/FKV1OWemU2XwLBEFIpjQfDGmrU3aDGd0Ac8mlpIyAublM&#10;rRcMrZlvjyBKlzHVOmWVU7aB8M875XGKmFI+5RkktQGnfOuUDlcq5NsmiGxKTpvAnC6BuHNlUq5i&#10;6drtlBanVHJGEES6GFQz9D+DTpkoI+YUpLiS5CGMz2LOFoIoPIOqhi5nDxTZSRD6BPRHZ8EIf8WS&#10;chPaXgWl/HyU2gB9Vte24f4u1OfW+wsU8EqhP57gc7ntfODXZ4Ig8mdSbzqlB4rxuJZ4D6DPGoTi&#10;fQOY0IwU6d5a0a9u6KuGY5QiX2CnspeKfIKIh0l1Q8qJunN3A4yppxTMBlymCua6CYzsUgwM7BLG&#10;+03OPoIIRogNkCiOR2BSj8HkfsGyq6FMxm4GzDS+x9IyiiR2BsyQO48EYSC2VthCPc5zaXMWhOpu&#10;71dzRF+OaaVT2mH2MJTnB+AZdh1XcESJcieoWixBzudBSLehCO+iFBBaAtsB84d8TCZ606LjI4hC&#10;EU4zvvoPQhLMeeyotXIUY3sP2yCdht2s2O7aeXEUiVImkDbYBL0IqSx3Jak2jmCi72YxmFBYycvV&#10;Na7kCBKlRAyroMQNYyvk6k1WpfBZXF3bnADXNTnlulPOOWVpxt7XSugTw9iCDWOzhJb1RGYZVXtI&#10;RnUJFtm1KX2eWtHXKaec8Li2Rnu2gxl8f66x68chl4yj2F0k4yIyM9E7QyjSH+Br3pKRZzug9X+x&#10;x7XyurGMv9NmvKcHIT4+H5BxEWme1CtCfI1vY4ewIWPPOE97jgrLdXXadY0l8o7Vzu6NMIyL1EGk&#10;Ta8TVJk+lOUvr9PvKvEs9z2uW609d18JvvcuuEq9CKjjWkVqIYo5YRuwTHgRcDeprUSee1IF1/O4&#10;ZkQyNvwd4Afr5XV0/SEKOkGr4ZM3UU6MSjz/QzzbLcv5evH8d3HsHn6fpaT9Ug/WS/0WUYhJ2REw&#10;pMuZUrWdEsznuuX8PjEOreL4cxx7XspGl2BcQwEt5ztJVUQSk3B+wK/n7VKfhIJhX7FInznTkhG+&#10;fSWt19KetxPzwY9x/e3OL1IZEdfE2xRg+Vc29jfOM97BM1/Gdv8C5XCNUC/WnUHn2Ext3FxpbV4J&#10;j1Ul5sVIgAgb3E0kIk222djd8fPm310OaamwQ9gMC/acgfE0it8/edTTYrj/n1IxfbA88wyE+3kc&#10;QJVAaYsIPcE+DiBVDYfVxTjXz3LKMqd87pSPUj4Gri3VWqdcFHorvbjuK7tceywhRdzR6lkIQhyH&#10;wv5r113HUt8deAhUlui8agng/eAq5beQComguqq/A/j6bQlLVM71+w11VaZ4LNzdvpNgNGPujp/W&#10;9wvi2j6lUMfvpVgyTmr3HBb31IAZ6mPyCEvspSU8zzYE+CCeYigbwmsSdQcQ2fujLP+ce5+IuiYz&#10;OEb3dYbl/F2uGA1+y2W0uyN4yynv25gzlpqNafGhLNQOJuz4fvWZb+PUbREm/cJgAKV6ZwxtrZWS&#10;RMbGSXfLuSCcnP/Rrq02MSDn2BIsL/9Nq2kDEnJMYulaV4D2OgIo5Q8wyw+hQoncDiBV1cbUntza&#10;nzCcX4PJew/6nIG07KJhiWcan80h6pij3fs0jRlr3OgS0nEbzHkYS9hFCbRXi3nmNQ9H6N5T3syq&#10;yydl1kgUcRwxoea6uiDt+F1pBS6O77T043kKxqrZS/q03PM7ljQLNL2VvHcqhfNiMZapldgwGDLo&#10;7xoTavuDAB/QraTe8mJUlUhC6mUEOhhF4enc+4NW30O1BBLLzzvi+j89+lKVgjGTwexMZg2LdckD&#10;zFqd/wLH6rX73knh/Hhq2hDRPBzuWO51l8JHYpC2DnCJSASxrXIlrk0xtdWj1X1f6HGmXVvENvca&#10;mD3Ie+akYMy+FP35yCnX8L+rh/oN/y/BrperZF8j7pXmELM0SW0shfND2pLtsjBft5zz0H/FIjli&#10;J/GxT+QPJiApYWbV6uMHOB53OicoVGUbdUJ5fRdf87MqrpS2ZPohBWM2U++PsHQ/p/qMv33i2t9x&#10;7GtxzF3yfiN+v5vCOfKH6N8Ci4T5ieVe/WNzOaY5O+IzZxnvvwSZVbuP3cupiOYKB0DId/H3J22Z&#10;cE4tM7RlUZ9WT1WadhCF7uYHcWxMt8PS+q7KUhiUTjMxQXxPUjhH6nSGa2C6+wNIZqq0x9Qvv13s&#10;x3SiLi1mtdVHuf5tVANO5/7vDPWe0HUT+KuWUW9b9Gu5NExAsQnQqx1/hOMXDfdI4r4oxv+5Jj32&#10;pXCe/E/fRNAY0VOPj6H+7pPYSdzmo3elMr4EmNUOH3G6I8a2Ov0U5m6EA0gtVR71DKdEIs2Zxsdv&#10;yQMTAPf8Wu14S1ot/LWle72BOedMlvdwS5Lv+zT+rk6on20+S8RfGGcrm4yq0seuZTgph2Wn3p+R&#10;VWZ6+xu7aK9lj4HpwyylB0rJ2FWDUOt9lk2XPepYYDh2zRR5FO1VFvF5W8UzbRfH/zEtEXFuoUHF&#10;8D7epzH0Toz9bfDxRzxAppUtZlXr4w/4twqHknA/5uLvF2j3S8sXXZVvLPW4Oq+/nHKzEEspm1IZ&#10;55pNvoQBPyDTynbscI1ovoZjhV4KC93iKzHqETJnWhLX5tZJ7b39ZXjOyYT7Xe0zx4do9pANZjXD&#10;J8XWjkJ+fYSydLlkZIZ+PbTcr9tnnSny+C4TfTmrEWotdD7zILXshXX8XWHb9JpRLKS5MTCwowV+&#10;nlua+1UrNg8Wi+M12C09qudatEihKoR0cwH6v8MnYw/NHjLKrF4UUimJSX8XerJqg4TyD5ytc6bJ&#10;DRcWqT+5kgYXHXejQPTpZ4OrTU5LtnoPTMGVZD4FQ1gAqTENBrFVMGXYCHuzK3BQV2YMuyBRTYGp&#10;nvRTqAuzj38L9AzdHptKZFopZVbzPXLFPUt6qQGdwh0olpXC+ph2zVty91DoTkYME1AyqjkpGucl&#10;erx2SB/HICFdxHPVp3CONIa4VqYp+9OwjFxic4wWu43WvI0JPFu7h5HpDQYFTB+zuu0hWa0sQB8+&#10;0tr9Ujv/mf7VFQxrqTh2QsTcWpzCsZZK96aMzRNlJ/cjlq0VHtfqkuMsce4bLYXZRTC4OYZlc08B&#10;n6/Ng2mNkmmln1k9iNty3aMfUi91XTt3WHd2hkGlYnJ90JM81HeqUjrm/3glUU1xv9daTFsuYzk4&#10;Ty1TNcX6XZO0ht24+1p9P2theJ4W+BnbPAykybRSoLO64RFpoaWAfZHZYp7g2CyR2kruNC3ymFTL&#10;MzL2dRmdM9ehG7yD5fZF/L2GclmLgvokQJ0zset7Hffq2YF6C/yMLR62Wjeo0yoeszrv8SVpLkKf&#10;pnTDSCyh6i3XLzD0vYVvt6jzqlYPI4PNgkFxzXpbEllxzWgxI2642aU9Vh5UxBdhUp1Pm9ir9aM2&#10;wPUDYmt/+l6+4aLOLRld4jOh+5peqgtfyibt3lkWFUGihqR5qksuMV58YV5CJdK/25aBzUXs2/0g&#10;DAvPoL7AX2oOwrk0uOaUyVyq0H4fNNm7CRuy+9pyb0Bc85XuIwmTiSGbtXwBJa0RD+PSas6EZF/A&#10;gIeCvaXIfevw287W7JiWW46/dPPg2078wzctJbnSkynCq+aw/VRzhr5uka5naW3VIK3b3WLY0kGn&#10;NUE3nsIP/A4P04UVKemjaw+z13KuTyQdrTacP53ljDoZnE93hWQu59NccY00bziiLfU245qz2v0n&#10;U/isXiYPv3A2xD/gWz2MQldmoP//mrLLaNfoCt/P+eYTfSdXDPOpVbtmplymC5OFHvz+M4g/aAaY&#10;Vi9nRLxSyzOLZNWZ8r6/LXYP/whw/dE0hxAusXl1Tss4vRB/l/jouio0vVXOFt8sQ7SUizPUUjlP&#10;qlaP9ffWlPddZnr+KuA9eu6/Cs6CxN7PWvg5vieOPRLZp/s83G++0DZ7KjP03N0ekUsZbjnCwM72&#10;iMG+I8X9rhNS1ViYzQDDsrCOM6Gg764axqOTWpagZnGNTMqxN6PPud0jqOWbnAnhB7TSoMyU8awq&#10;MzDxq0Le02TQq1RxNhTtHTbB73BcSF0nS2UJ5RFP6xJjaYUfzD0ekUKrS+xZlxoSdeay6K9XwvOx&#10;EaFmHoll4NtZXrLjo2qLXDrAtx58ILsswfbHkwprnBKCaNFCk+zkbEjlu1okrN/VknFBRp+lwUPt&#10;soFv238AV5b7LgY2Gv7hbEj9e5or4tS75ceMPke7RUBw6XAV37R94GZ4+D59yxEiUixx3ZVJRzL4&#10;DNs8fHNn8y2bB23QI8kp3QeI1C/rM97/41nd5CrGYHV7bLOSwxNE8jTY4OEo3cMR+m+g5ltcBp6l&#10;xUeQIMqEFlsttPi4mJFQsiKKbuLoEETB6XGDRziaynIfnI8tgzPIqUMQRaNLWxinLeU8KLMtfoIj&#10;YaIhpinNO0GUCG26LmJXLXHn5pfroAxbuPgHIepYj3tmcpoRxDRd1MO+6qKMghqyjlUW+jxfdktD&#10;Vz9lGYz+EHXMZLA7gnhJC+/AiHUEmatzceSPdOmx7JeG2BV8YDFSqw1Rz7DMpEwQZcqsfrAwldcS&#10;+ua5NBwp611D50EPWQa3M0QdMgPxHE5boowZlomW7nqpSpzja4I61yNXgcl153g5DK7t4feErEft&#10;YoxwyhJlzrBcKWgZokcsUqsUJL4wBoEUqco6Arbxa1QhI4sDW23xDJ8Ia80ucvktsZxfGOY4QZQo&#10;zX2l63i1TEB3AtbTIOKC5a3Gydrg9cRhIIowLC+zzxjOVSBa5CPt+CIwuQlOYyKDdHPF47weg36f&#10;U34Tv/vk8k8Lwz0Voh8byiaBBTj0hCUgX2XIum7i3tUeS8Vh7fhEyYuwRKkyrGWYuz8bzilp6UPD&#10;XK8Ux3Yq9YmrLM83nZwl4N+Dkgur7DzQbouvYEvIeqq9onGKVOMyBrfKLTcesi3adhFpoB2ZbXq9&#10;dm6BvtoQ167Trt0P04dG2zUBVzePo5gjZWHAWy2K9t151KUSAHRCtD0hzqkEDk+1e37D8faAbSwW&#10;aefrSTJECmjoPUvG8CUy47T4oLvlmqQB/D2GXAnzIvTlF8vSsK1UBvtQXIHBIO5OaKGEl2kv70/t&#10;nqe67gov9xb0XfeUSK1l+qV9F5EmOnpXz6Yklos5nK/UpR6R7PU9/HaT+p6J0I8ZFtus46UwyCss&#10;0tWmPOparLZi9V1GnL+ssiurIPqQ7l4RfZGPzvSFmCWWlDmSCJFCeloi5ycSmKj5uxnHXGayD//3&#10;WSSua7qeN2Q/bJ4qK7M+wOcND3U7H18kvIi7+L9K2JK45RODS8JOJAt44sOs3Ewonwq/RKNCnyBS&#10;QlNKbzWJFYGbA/OA4brT2jx/qJ13P843I+jVLllShFVmdWA74zI2Ey+pSTuu1/3Q5p4gfA9VcXcb&#10;F4m6HgVNKU8QMdJJFZZpdSHumStXF9q5Ty1099BwbQ4Mb04e/V4VNXhBFqSrM3nW5boaHDUcf1/U&#10;vR3HftLa/AbHb6Is078CkNByuv0WQRSIVuox/3YFzbspPuLj+N0uNotkOQYGV2WoQy4pa/Lo91BJ&#10;SFkYvFh2ElyFuFcWZOE3ddlwjyrv+7ShpKulJB+iSDRTIRjOsSA7eUKn9cTiTzjHwuhcQ+rPNOv1&#10;vjz6bLMA6Mza4J+JYxfBuWejuH+hz5dmzINh5Tza+Ii7gkSKaOeomLdPsJn0DmygWiAVHbZkC8+B&#10;6bVb6p4pN5a0ci3P/h7KtJTlsbZti8CsVNllufaWXKPjpT3SdhR/9JGuqkguREpoqEPMyzDlXogV&#10;kO55cj3PvtqkrI6sDHZc0tU/Fnce90W2atfOE2t5tS6XxnI5uVtokK62k0yIFNJSl0fqLSWBnYO7&#10;TVcYh2bU/52o60qEfh6KS19d6AFui9sK1t0ZtIRT3qddtxR/x2QWXi12VqNBumLEUiLtdFUDptSK&#10;D3KLyQtDeIKMhqh7He75K0L/bFLWyrQPrInTDsVUd5Nh3f5ESluu/RSO79XuHTH4GCqzi26SBJFR&#10;RuaaRBzTjoWOFQcmWB+xL8czZf2OL8CLpO0yxBdBFmXZftOUpVaYLSzS9FxPOO2JDDOsBRb7qptR&#10;FOl59sVmd9mS1sH7Pi6r9gBtVRgseZ9Kx1Dt+jlSwhKS2GZOeyLDDKvXZEMFyUvRxdkC9ueGgQds&#10;T+PA1VoSS3Qn3O5qQ5uHLQxO6rUmKF0RJcCw7mBeLzCck0bVewvUny2WeFkz0jZwPcXsqNgJVMWN&#10;Lvquds1D/F2Oaz7llCcyzrBeiVhiOH9CXDOzAP2xCS69aRu4s3HEu4rYh3cNfTgozv+Lv2PcGSRK&#10;gFnN8wuFpMVvf6tA/TIF67yapoFrS5OyzaDbmsQuyDwRouZHTnki4wxrp5jjFzyuU7ZWrQXql23z&#10;bUVaBs7EUS8VuU8fGvp0UvxfyylPZJxhyQxUF32ufavAfTubyjDKSC7xOI2prGEwago3M8rpTmSc&#10;WVXoH+OU9e9jSw6H2Wns2ESaJBiDq9BlTnki4wxrgTanl6Ssf9WWPIZbit2xU1nIoOH6SYn+neOU&#10;JzLOsPryyS1Y4D7uTpV/oZuLzKJcW5XSAdwF156POOWJjDOsC0FjvRWxjystm3FvFqtD3YbO3OB0&#10;IojEac+1d9qbT2jjAvfzqoFH9BSrM6YQyL9wOhEEAR6xPRU2WR7LwRV8TQRBgE8stiwLmwvdka2G&#10;TpznKyIIQuMVJpusbYXuxKmid4IgiCwwrN6kYuQF7UA1jMD0Tizm6yEIQuMXzQZe8aJgERxE7OhX&#10;4l7x1RAEYeEZpt3CDYVqvJ+7gwRBhOAZOww840ChGh81NN7F10IQhIVndFhc+CqTbrjFsh5t4Gsh&#10;CMLCN2YURe9tCYE6zFdCEIQP7xgqdAh1t9FBQ6Pf83UQBOHDO7YZeMffSTf6ILMpqQmCKCbDajfw&#10;jseJ6bGciudbGqzm6yAIwod/VELRXphQ6tRfEQQRkYcMFSx6g1PxHkNjO/gaCIIIyEO+L1jATzex&#10;BO2vCIKIwEM6ChJDDwHDTOFkaH9FEERQPjKjIHzEDXvM6KIEQSS0UuuIu5FtRfMFIgiilBiWyRf5&#10;27gb2VNwK1WCIJJiGkvjEDicOurzuGeTgZcMxP2ApvjtK4s02BeYuZkgItGQS79jMdTz1E3qGvKe&#10;tsTjvFuyO88uwkCrjLezOO0IIi8aWi5oeKZ27guvlRM23/oQIn0u6mgM2f4MU1boOB/QZOH+oEiD&#10;/RHan8upRxB50VCNoOPt4vg8cfy+U26ijLjSmFOeiPPXnFKH/5fn0YfxxBJTOBV1piXhhNPuPbQ/&#10;j1OPIPKmo5mgo4fiWJ0lw42pvIt73Nh4V/Jofzgxm05LhpwDEet0RcuTIe+RKYPIsAgiGg2uAy0t&#10;EMdUcuRlTmnViquof0fGsHL+/9wpU3m0bYpA2hvXg+2O2/8HImUu5D1jZFgEEYnuPtN+uym4bhmW&#10;awtCLi/7QvbD5Je8J66HPBVnAHltDV0b8J6vtfbrOf0IIhTd/aszFqx0XlG+O/+vdcph/N/klIVO&#10;mYNlZA2yZtXgt6v3ehhWr+xc+4GBp5yJ60FvxJnhGQ+s6mkKcP1Cre17nH4EEZje3LAu10E7Swzn&#10;3Z3BvRoTcxXs+0PotNwyGKJPrYb7R+J6YJPvz4yIdY4FjensXPNca/stTkOCCERnFRrtnEWewFrt&#10;uqMag5sKyaxC7fLZfJPjeOAGU7aLEPf/ZDn+B+r62ud+Pc31Zk5DgghFw0MeTGYSS7px7PhJcwPX&#10;nGEBNruWwn7rbSje3bLRKedw7Wge/RqP3bbTXfrlK7opGw7LOZUN9rLH/Xr8+OWcfgSRFx2/Z0nP&#10;51XugJkt9am7Ks8+3Y7de8Zig3U2wH0/e0ljQo814nO/Wy5yyhFELIyr19VjOeWYaz/l7hA65S6Y&#10;2YRmHOoq1Ffjf1dhXxdzX87EbotlcVQc9LlHN0CrtVx3XxquieNfiXt/4zQjiFgYhKt4vxnguipp&#10;NoRdQ0WPriqnJqb+HDDwli1RKzWFNP3V554B7fp2jyVjTjpPaszqI04zgoiNYU2ZBASc64KUdc9w&#10;zk2e/K5ughDVFtK5/5fYQ65bYtds87lnnibu3cFx12lyM5wm6yGWTjsya8xqEacYQcTKsJQOq0Yc&#10;+xKK91doVZO2psT/lzVe4Oq49kE5X43r6oNk0rLE2BuI+pAmo9FNAe/9XK5NfRR80nRhHDsUN7HO&#10;voA1tGsX8hZsOFpgzFbFqUgQgeixS5ofQIDQ6bBVu6dRueqIY65e+5EPPV8M0B+TuulUURVjwmAt&#10;yfIEysOvOS0JwkqL1YYIDRexVJwAI3It2D+EJKVWPjmT7kssI000eSQEA40vbaBl63FViPsbDSLk&#10;CBjZFQ8mdA9cPKwB2++cmgRhpce7FubjGpj+pdFSJc6NyN+Ge7fnkxzVkidiJOoDjkR1y3GuP2Hz&#10;/zNYsauyV1tHz4TuyzVi2wmJSrcZaeWUJAhPWvzBFQS0Y/MM9LfeIAl1W+pT9zSCRt8K2JeWJBiW&#10;yRp1fsg6ZtoiLIDjP4VtyH2tnZs+9VboERMJgvCkGcWc6jQ6koLJV5al5IR2fK+4Z24efTEFBh2P&#10;+oC5qAxL6LLWGI6fk9IXpCfZ1iNOM4KIlWnl4PC8QO7mwYew2nLPHdxXhd9H/cyW8mRYuTgeLhfE&#10;EDQAZz9nOP627gSNXUC5VHzIaUYQseqxdL2yq2I5DH/BRYiQslytYLACGsL//xP3/hihH9UFYVgR&#10;6jprOLYA9e43nPs36PKQIIjAdHgBEtMJDx2yKlcM98YWDibtDKvJcEztIl633LM3n3g7BEFY6XC1&#10;pGNIU9csDOsrKXBo5+pi6Et6GZaPWHjT45rvRPsbOeUIIhLNLdRjuYtz72q2k1XaSiiXT0jkkmFY&#10;aMMVS//1uWZrFB0aQRDTtDQLdLTL45oaGZAPSSkU/T2NsS+ZZFgTAQ3NlK/hv5x2BJE3vdWF1UFB&#10;6Z6z2WOVG8PqC3Htz7bY1IRxvBbD8K+mgG12Yidpe5APUQmM8ZdwD7uL8CuzMtDnqZAMq0m3gC9b&#10;hpVHn1wbkLEUToJWOGj/6IaQTUmfuoVz+V9Bkn7E0Ga9Nme+LAOm9UcYP7oU9Hc8j9Rcz+PerU+C&#10;YT2Lww4rgQG/HFtq6/j61KRtE7cHuGc5nE3nJdSnWs0fc2eBxkKOw7IivhN3U2cNwiQdgcFkdUJt&#10;fYjnHkF47wvwl/0ihQyrJY97bvqFS87j3ei85UXUSkfisHRPaNCPpHAinFaKSRmY0HCdq/jcpY2r&#10;Gx9sTgJ9krs+nQVccuTySWMeoO5ZWOY2imNVSIywHmqDw1iiTYLQ9PBF6yP2YTkicW5HW/d0tzJI&#10;tO5m0dslIkW2xlyfydJ9tGQZVkpfqgr7+o84thSM7BiisZ6DZfEBzbblXlSpEdvS/XJyCefzXNCM&#10;vhH7UCXa25eQ1HRLLHUfIjPMQZHU87SMlQanXN0vdlGe7Vci1ttfYFb9+N0lEv4+T6NklTJamZ+E&#10;8/PVOJOolsFL2IcxOqwdV75YJ6UeyQ0DLcb1sxjafyX+toFhVRRgDN4S7f2MdFADkPQmsVRaHLEN&#10;GdLkHXH8mG1JLt6NW67FNNYHYSdYi2PvizbWkCK8l6VJMKwzUeJhleFLUCGlD2jHVcqyfu34T+KL&#10;XB1D+59peeUqBcN6IiSE9+LSm0Gy+ARL3EFLnLMpMKoDCJNdE7HND02SkojpNKXvZoFx5kzvIQaC&#10;+wTHepWuEFEQ1C5tN+bGQZSd5R4OyRIPK3IAv1Oxp+IpD4Z1EcTpMosekZijH1/kLmz/j5kksgjt&#10;XxbLyyYcOymSZg5r+py+GNpchF2yQZQRwTTWIgdlRczj3GVyERHj/NDnnjik2QrhCOy6kP0uJOmn&#10;4kN0H8z6hFaOJbXZkhFaMUUcHYpa6UC+Md3LaODdidvupiQz6EnOgaAVIxvAl3lMu25tDP34VNR3&#10;Hcxp0iDpXAFj6UlipxW7cW5bFwo02WsNH4xHkKjWi9BFHbpEFLCtRty7EYzpCEIDT8H+6iTMWXrR&#10;XgfyDbTj/wpSiXFcTTHdD0StdHfYrDlluA6/A8YwKXbH/qctVfplVApYDj+Pi7DhH/YIpReMcT8I&#10;TEk8JwqkwxrzU7iDoDug82mKyLBqsEP4hUgdNx1twF2C4p73gvqkor57mknIBJhVn2GXsh7P0g3J&#10;WoZwuc98A8YxNmXN2RO10m/D5iXkkvD1cDnCsHC/OLYLE7spYptzUM8RS1TXE3EuO336UiuT4Dpl&#10;Hbb2lR3UiCVO/88RGNYySIzDgjk/0k1EtFDAGwO00Yh21qi6ROzzffggDCPSwWGEC16P/ujOwqcp&#10;ab02vqa8hN8nIbYxzEtAhoVQHp0WhlWBr/6H8mudR5tfehn0CYY1aDlfDf+yOh/bsSVYdn6H59kL&#10;aeIwJMr7GjN6BLONo4LI/4DC+Qv8vw/3Hw6Tsk0yLMuH4bIPM90YYbx/EvWswzG1kdEFaXeRuOZu&#10;UsaqGaeVRDI/dxoqPcvh9mVYd6DnOI0lyx9yjY4lhMxSMhlWygjQlyYsUy6ijVto8yiWSqasRFM4&#10;X2sh+N+gt1G6m33Qha3DEk+ZDtxLeJzXK6W2hWGdMNxTExPDqsHyUC05r2DcJjF2nZo+8XNShnEc&#10;z8S+oefaXMVuK1HaL0HaPP2kJBZBSGdB1E/BzKS1+z8BiaUOxqirsVzZCHun/dh5Gjcwouc4fhLS&#10;zF/Qc/Xjr2JkagfrvTyf/6wt3VrMTrOfSFMNcXxA7JIqie85QnFLg9bNEdtX7+0y3oO+/FQxz0e5&#10;FLSOoSmF4MqolTYYKp3gcL82Tu1aGm/dDmuvWB4cFUsJaU/UEaCdHktkyClIUEc0y+t3ChWpQVsG&#10;vS/0RhthiT6F3cuWGNr6XSw7P4MOS8+6NI6PQ6dYgqtzn0Zsv0Uk8e3EMvmgQUdHEyD7GJoycs2O&#10;o+IXhopncMBfEsBGzb1m3KQvEkvFcamEFdFUnwf9EkOXtBPLs/VgFBUh+u1KBAtjHosazWD0Aoj5&#10;ISS2MW3XbFHE9g4rQ0Mw8X58FJTLzmnLfbEl3BU2WAeEZP0cOqwfyiFKRYSxqzXxlbgqv0H3nNfG&#10;ZBBfd+nsukwwJhvD2i/8zZTl80vH5xj6VGVaduH4agRAlNv+g3HFbsKO2pTQlW2WOSM1pu7qfz6M&#10;2J5iTH8a3os1xIspUW+EPixXltnQ4am6l+Kj0okP2u/CqPYzLhGnQzElo2qyWLtvKPMBf19YMx9W&#10;yy7BmI5o1+/Xdg9PCGV7LFEcIW0ovclB6KseiaXTv8LqXTpcL4xpTHogbdRqxzdqESlmRmynxpSh&#10;GOeU0epBH4Y1ELEPdZgDn+Cdn/PJPiPLSTKsNz4wjMuZuCo3GY/2cNBfLsV6tGP7LAzroCQU7BLK&#10;ZdK8GPrzrrY07cLXvkpbxuoMa1EMbS+DvqxCO94smObPMY17ly36hGBYAz4M62CI9ubi/Z2AhDqp&#10;uTrt17boF4CpVhkk3ao3CHcstsRuNCoq3xq7CX3pvgglSR3Vjv8rlyKam0gOxodxKKMfem2MaEHT&#10;puIKNQ29zRj0VvvAKGtFLK7PYxzjvbYlhGBYvxnOVUpJL4/n+wHLu7W6sa/NLoywjucOA0/pjaty&#10;ky3WeQ77K1/gCo1gjmmEotxwdiGkjHLl6RPB36YQXrkuQl8Om7b7xfn2OCMWaHXP0XRkI3ju9TG2&#10;USVsoPo8GNZGJVGKc4ulr2XMz64Y1hQpIpT6Iv6gCpZAWw847NPjsxzSxWmxXDgozq+W3uggqm+E&#10;u0eLFrHyKb7ky/Poy3dehAOreNXOuwmMRaMW4XQ0zhDJov93LMatyhh3OX6/DcPZk0L6fKnTS4hh&#10;PSVFBBovk0lDc5wNPE7EZqJ0XsB72th8Z9G5rLPc/7a26zgFaeWbkP1YI79YMHvYKeJUPc9HjxOy&#10;D7MMZgzzYmKG970is0Lxf9kglR1MUvEt3vFDUoPvWM0w8JJncTdyPnar1NJ7EYeFMnaeRmhK8nrb&#10;4/4K7D7VROhDtWBKo1AUHxaRG/qws7UuzoQChn4s0iSaH2Oo8zSMc+fmcW+FZti7NubnXWPzYSRe&#10;G6s2Ay+5GncjewyNdHP4XxmjZWBM6yxLmScFCu+idqzmFHk82uMy1ITt2vYou2yCqVxM4FlXFyoi&#10;RgnQiSmgwkDcjWzjTmGwL7nHuYUF6kOTVxryAo/Hekh8q5Ma15BS1r4kEnEI27D1KRn3udicmJVC&#10;Guk38JJv427EFH/5RooG4fobRFqZeGWZPOf2lPRjpvJbTek4XTLwko64G6m1+BQ2xNzOjz7nO7HD&#10;sAaOtXOFweRmsgeCH4jpsC3vpLBvMwrBR7w4Y1fMbdzVjS6181c8XB6ecLoSZFjTdmqVKexbR8FW&#10;ahbF+46Y21Ahbhst50d9/LR6OGWJMmZW1WmOWeeGQDbQbH9SjW2JPY/Y62384JXi3JAS/I7KjKK2&#10;rTltiTJmWM2gi60p7d9QwYQMi8X747jjVZsy+opzMqJnvXauLkmDSILIAMNSfpZzteOzQtazEBm8&#10;62LsW6VYrsrSkuSAPEhawy/SfT+ynL9vcy2BYWS8Zv4EkR2GNWqIc6/C+zQFrGOORt/vxdS3dovA&#10;U5nkgAzGkZrHjV/u5R7hBmZD3V9bzrtuLJMeDO0+MrN0choTZcKslP7qpmHFMql91K94SV2am1gu&#10;jjDbFlvOv5MelFj0WGK3b57HNSrtd7XhXIXNQhaJRHMM90GUGcNScebXiGMqP+I1cUxtbN33qGuW&#10;RuOTMfRvqODeMmJQZHkR1o4CbiyvDKThmiqvbDKIkpBT0QAQllZfI1PCIsqFYQ3rQoBwyv/IIAjk&#10;fOrTHfon840WC/urZwbesbhQ6+TI9lgiX56XQ/BGLz0ZxNtJTRmvImnO5DQmyohhPdJ2z98SoZvn&#10;GCQs30i3WrbsvFOkWeyvJgpiK2bxBfolxP2N2DGoF/GfFkAMrdSunYv4SlPYBazVl4haVAC3/MHp&#10;S5QZs5rjYZs4pTEsGYvKlHD2U+33PUTEHQWz259H/3YUzRdZi++kyu2QYqtXuYeEmB/6XDcJZvXc&#10;FIeKIMqIYSn7xQGDwlzS1TXBxNTxWlHPXmkDqUyFYujf1aIlssFuRF7rUYPhp/4lGIVCvl+LXxSm&#10;PMduZi2nMlEmDGtUuuMgHPQdDxppEXkGRnFPja6igYnRrYh9a7bovWcUcoBMqb+2BbjvifT9w85B&#10;C74Kt7RrR7T44Cr07kfI0HIa+e6uW9Kz59LiQU8QCdJirWQ84vg+kX8yp6WVq0QYIhmW+2vdIBu0&#10;tS5i/3oNdDlU6EHamk9iCgzMI13RLhIE9CLJ4l21xJN6LTCl5z76sVYo9J+KlFfVnNpEiTIstTG1&#10;Uzs+LphTDeLdb5WMTRMKcgaj00ndoySP/p3NR7iJe5DetISJaPO5r9Xj3E9aXUcM17wbJhQtdjmU&#10;/cdSTm+iBBnWiMGcocaU7g15An4Xv5drNCeZWVPUZB0QRF4kmnAiRGfOR9ktNDzYWJBQMW74GZUy&#10;SxwbQiYaL+tduusQpcas6kw2VWLFctGgkmnWji0VjOuiOP61LQhBiP5tTzx+e4jOdMcR28YiMg75&#10;3PMaUxMpoO4j6cI8TmmixBnWj6ZwMkKhLs0ZlLH2b1DIP1SMTuzef6pJbu1avXNBZ40B+3c1NSGg&#10;PJaFq0LWo1un78TfHzzu2WzKvadlG1ZKxmsIQTOHU5woMYalTHo+M6hX6vH/HBEwQJab4nq1ulmg&#10;CQWNsJc8KnTCgXwL3axalh3KN4s5YKeiBuQSX4npARO2JF6+hictx6ssiRpzcaVmJ4gUMKvNJlsq&#10;Dx2XLD8bVizTfrvQ/T4VOuPQ/n/OdbsN954p9qB9bDG5rw1RR61BJ7U0bHooxPC56GOjVcepTpQI&#10;w3pis1bXrnN3CS+ALk/ryzlh3nBPHPsGK5X1Gv38GbBv1RahYUuxB63BkhV6S8h6Pje45fyj67Ig&#10;3lbg/5nIB3czoEHpWk5zokSYlfQ2qYhYlxIOftKksm78vwQ+iUtC1GkSZJ6lIlu8RfS7FEO9Lpde&#10;pB27I6zZbYzpFix06zm1iRJlWP+DYr0yhrpcRXqfJpHlomxaWTbS+tMyeG028/+I9bYYjtncdUYQ&#10;0bCC05kgQtHZEYNqJW/JDa44ps24FWl6aJNN1u4861puM2/QFPQv9V6UpAgiEu26urBPxG93R3As&#10;5hXX1VSlHXNtKwydfJCPg6O2q3FFO9eotUFbK4KIRrvKpGEhfk8G9SQx1FVryfvQm7aHtnW0O4+6&#10;JMPaZThfLWK+53TjNoIgQtGbtFtUUR8+zLOuLXEJLoV48O/zjZOl1SO9yxd5XPeFuO4tTj2CyItu&#10;TdnUF+RZ19XMREzxULZ9ELKepiAGcbj2qzRnuiWIjElYr9hjhaynM4nNt6Qf/lAcsW9gmjAW8Np9&#10;ulc6QRCBaW08Dkt0597jBto/nvaHt5k4tOVRV1OIa3/n1COI0DRWKWwXo9hdtVpWVyuzMAhnMsdp&#10;CaJ8mVZFDHUciiNfabEGYENcUhZBEKmnd5t09XGWxMwRSlkEURYMyyRdjabKUDTAQ3xMKYsgyla6&#10;2pLFhzmfung4BEHESeNDpsAHmZKuxMPY7DI6+aoJIvPMapWFvj/I8kOZpKzbmeTABEEouq6EJFUa&#10;0lUAKWsTXztBZJauN5WcdCUe7oxlF2E2Xz1BZI6eZ1isAIZLYuXksdbdzddPEJmj518s9LyqlB5y&#10;0BLjuYVTgCAyQ8ctlhwOh0rtQRsM+QdLR4wkiPJgWGcs8a7eLMWH7aECniAyS782l7veUn1g21bo&#10;BBXwBJH6FdK4JVZ7dSk/eLvFlH8PpwVBpJZufy1bI3CLsyQt4AkinfTaYREyjpfLAMy3JKwYDZPi&#10;niCIxGm11mJz5e4UNpfTQHxgkbL6OU0IIjV02m+h0w3lOBhDJWveTxDZp0+bwfeZch2Q2RbbrJFU&#10;5jEjiPJaCl612FzNL+eBsQX6G+S0IYii0eWAhS63cHDeeONvGpQSRGro0WYgeopeKf+Jn6MWX8MV&#10;nEIEUTBabLX4CrpLwQaO0H8D1WXh6uMcKIIoCA3awsZkJwNOgQfsgGWw/qYoShCJ09+ghf4OcHTs&#10;S8PblkH7liNEEInR3jYL3Y3QmNt74FZa3ACykfaaILJHc20eNNfOEfIfwB4PfRajOhBEfLTW4KG3&#10;6uUIBR9Im0vAcEmHsyCIwtFYtSUgXw76ZOqNQwxmJew+qIQniGRozGb/OES9Vf7i6qhlUHdwhAgi&#10;b9raTrVLMgPbavE3dMtWjhBBhKapbgs9uQajbRyh6ANsi1L6gkH/CCI0LT1jAM3kB3qrZZCf0dyB&#10;IALRUJvF7YY7ggkN+A7LYL+gzyFB5M2sfuEIJTfwtrAXD5iUlSCMNNPioQem+ULCg++aOxz3cCNo&#10;5igRxDS9vOlhGDpEm8bCvATX5/C85SWMlnVERIL4j07me/jmXmJU38K+jBk+TIuSFlHukpUXs2LI&#10;piIxrRsey0PqtIhypIsWj2XgDTKr9Iq9D7h7SJQZPbR5KNipLskA03pBOy2ijJjVYzKr7DCtGx7G&#10;pbTiJUp5/rd7MKsbZFbpfGleinhX0urhKBElOO+7PZgVFewZZlqM8kCU2nzf7jHXyawy8hJrPWJp&#10;qXhaNJgjsjzHqz3iWSmjUNpZZeiFVnq48ajIpYz7Q2Rxbjd4RApV7jb8IGf05e7weLFusLIOjhKR&#10;ofnc5rEj/tKRmb6B2X/JWz2ygjCFGJGVedzrM48ZIqaEXnY7DEltL/sUl4hESufuDI8kpypSaBdH&#10;qvRefCuWgV5LRIaIJdI2Z2/7zFl6c5TwBJjtlLMeE8A1Mv2YI0WkYK5u8FkVDHFVUB4TodIj76Eq&#10;g0x1RBRpftYGmJ8HOD/Lb2J0eQTkz0EUX8WRIgo4J1c55aoPs+rlTmD5TpCVHqE4VOnn14xIgVTl&#10;ztN2jhYni7sLc8hnsozSgZpIaP51BPhocglIvDZxejycSFXZQ0UnEdN8cy3Wf/WxrXrATSDCaxLN&#10;90hyoYobIG0TR4uIMM82+JjYKNtAOi8TgSbUxz5bysofkWGYiTDzqsXHD1BJVd1UrBNhJ5efzZay&#10;29rNZSLhM5dmwM/PT+VwhglUiKiTbVMAaWsU1/GrSMi5U4l54adUdxnZBo4YEdfEmx9gJ1EFTVvF&#10;ESNgU3UpwJw5TqmKSGoSdkCaygUQ7Vs5YmU5R1p9AkiqcpWmMkQhJmQ1TCAeBPx60qG6fBjVIR8z&#10;BaVU38Yge0ShJ2gDFO45Mi4yqgCMKofr5nPUiKxM2CHGLiqZ996JD1GQ9z5M3SaRtgm8IqCSVTlW&#10;dzNRQObecS12/W4EfM/ufPiAu8dE2r+85wNO6AdYVtIANd3vtBnv6QEZFVGqk7w9hMSVA5PbQifX&#10;1Ly/ang8nA247FP2eFvIqIgsT/yOAO4Yuq9iP3UeRXtfK+GUPB7inQ3TcJgoNUJoC6GcV+UGXDq4&#10;w5jsu1mMLMpXQ7wbtfu7kiNIlLo+ZHsIfYgqZ2G/s5ijGNt72Bpyyaf0jtv5HohyI5haGKCeD8m4&#10;1C7jDoR55k5jsPGegeX5jpC6RWmZ3svxJkhM/28SsTuAN7+pvIAO5Vso+mlB/ca043E7pNJTPvH7&#10;vaJx9OP9UD9FEBqRNWBn6lQexCU9/4chSXSWi0QgJKjvYaA7EWEMh2Enx7BBBBGQAN8E0ZyPQHhy&#10;OXMA9a3IeiRLMKc27Mz1Y4xexDBGrk7rTc4+gojOvLZCcngWAwNTyuOz2MLfgrC9bWmRyKDja4UB&#10;5hYouodDmhv4LaWHsGRkeBeCSIiQq0HE/TESrykF+ggYxCCY2jZINF2I9dSCOGHz/Yxd0Wd1bQvu&#10;70J922C6cQD2ajfQ/osEnmsCz7OBynOCKA4Da4EEcigPU4lSL64+728shRdTcU4Q6WNgzWBg/di+&#10;f1FGDOoGnrsHjJw7pgSRMQZWK7b390BB/TjjjOkZlOQDMOfo4I4eQZQ2I5sPs4etsAE7BQklTRLZ&#10;CPRae2C02UUFOUEQOjNrgPlDJxTj27HUOgUGchvMZDzEjtwo7hnB7uQQFO17YDvVDYa0ktISQRAE&#10;QRAEQRAEQRAEQRAEQRAEQRAEQRAEkSH8H6geSZlLTZbIAAAAAElFTkSuQmCCUEsDBAoAAAAAAIdO&#10;4kAAAAAAAAAAAAAAAAAGAAAAX3JlbHMvUEsDBBQAAAAIAIdO4kCKFGY80QAAAJQBAAALAAAAX3Jl&#10;bHMvLnJlbHOlkMFqwzAMhu+DvYPRfXGawxijTi+j0GvpHsDYimMaW0Yy2fr28w6DZfS2o36h7xP/&#10;/vCZFrUiS6RsYNf1oDA78jEHA++X49MLKKk2e7tQRgM3FDiMjw/7My62tiOZYxHVKFkMzLWWV63F&#10;zZisdFQwt81EnGxtIwddrLvagHro+2fNvxkwbpjq5A3wyQ+gLrfSzH/YKTomoal2jpKmaYruHlUH&#10;tmWO7sg24Ru5RrMcsBrwLBoHalnXfgR9X7/7p97TRz7jutV+h4zrj1dvuhy/AFBLAwQKAAAAAACH&#10;TuJAAAAAAAAAAAAAAAAACgAAAGRycy9fcmVscy9QSwMEFAAAAAgAh07iQCvZ2PHCAAAApgEAABkA&#10;AABkcnMvX3JlbHMvZTJvRG9jLnhtbC5yZWxzvZDBigIxDIbvC75Dyd3pzBxkWex4kQWviz5AaDOd&#10;6jQtbXfRt7foZQXBm8ck/N//kfXm7GfxRym7wAq6pgVBrINxbBUc9t/LTxC5IBucA5OCC2XYDIuP&#10;9Q/NWGooTy5mUSmcFUylxC8ps57IY25CJK6XMSSPpY7Jyoj6hJZk37Yrmf4zYHhgip1RkHamB7G/&#10;xNr8mh3G0WnaBv3ricuTCul87a5ATJaKAk/G4X3ZN5EtyOcO3XscuuYY6SYhH747XAFQSwMEFAAA&#10;AAgAh07iQGacFBwaAQAAegIAABMAAABbQ29udGVudF9UeXBlc10ueG1slZLLTsMwEEX3SPyD5S1K&#10;HLpACDXpghQkFlCh8gGWPUlc4oc8JrR/j522ElRpJZaemXPvPDxfbHVPBvCorCnpbV5QAkZYqUxb&#10;0o/1U3ZPCQZuJO+tgZLuAOmiur6ar3cOkETaYEm7ENwDYyg60Bxz68DETGO95iE+fcscF5+8BTYr&#10;ijsmrAlgQhaSBq3mNTT8qw9kuY3hfScbBy0lj/vC5FVSpZPAmGCTzMvqeRLJN66l04gz0y4pPk14&#10;6PHEhTvXK8FDXCEbjDwZPzuMnkdyrMFOObyJ+znjkDJ/J/9tcODe4s28kkBW3IdXruN+mPTIpP02&#10;Hob8skjqUmNmm0YJyGuPdcTeYTh2dU4dZra24r/iy5E6arPx51Q/UEsBAhQAFAAAAAgAh07iQGac&#10;FBwaAQAAegIAABMAAAAAAAAAAQAgAAAAyEgAAFtDb250ZW50X1R5cGVzXS54bWxQSwECFAAKAAAA&#10;AACHTuJAAAAAAAAAAAAAAAAABgAAAAAAAAAAABAAAACJRgAAX3JlbHMvUEsBAhQAFAAAAAgAh07i&#10;QIoUZjzRAAAAlAEAAAsAAAAAAAAAAQAgAAAArUYAAF9yZWxzLy5yZWxzUEsBAhQACgAAAAAAh07i&#10;QAAAAAAAAAAAAAAAAAQAAAAAAAAAAAAQAAAAAAAAAGRycy9QSwECFAAKAAAAAACHTuJAAAAAAAAA&#10;AAAAAAAACgAAAAAAAAAAABAAAACnRwAAZHJzL19yZWxzL1BLAQIUABQAAAAIAIdO4kAr2djxwgAA&#10;AKYBAAAZAAAAAAAAAAEAIAAAAM9HAABkcnMvX3JlbHMvZTJvRG9jLnhtbC5yZWxzUEsBAhQAFAAA&#10;AAgAh07iQCDvoxfaAAAACwEAAA8AAAAAAAAAAQAgAAAAIgAAAGRycy9kb3ducmV2LnhtbFBLAQIU&#10;ABQAAAAIAIdO4kCMi1PgdQMAAF8JAAAOAAAAAAAAAAEAIAAAACkBAABkcnMvZTJvRG9jLnhtbFBL&#10;AQIUAAoAAAAAAIdO4kAAAAAAAAAAAAAAAAAKAAAAAAAAAAAAEAAAAMoEAABkcnMvbWVkaWEvUEsB&#10;AhQAFAAAAAgAh07iQJcb5e4SDgAADQ4AABUAAAAAAAAAAQAgAAAA8gQAAGRycy9tZWRpYS9pbWFn&#10;ZTEuanBlZ1BLAQIUABQAAAAIAIdO4kCZKG+gIDMAABszAAAUAAAAAAAAAAEAIAAAADcTAABkcnMv&#10;bWVkaWEvaW1hZ2UyLnBuZ1BLBQYAAAAACwALAJUCAAATSgAAAAA=&#10;">
+                      <o:lock v:ext="edit" aspectratio="f"/>
+                      <v:shape id="图片 1" o:spid="_x0000_s1026" o:spt="75" alt="IMG_256" type="#_x0000_t75" style="position:absolute;left:4190;top:98395;height:989;width:781;" filled="f" o:preferrelative="t" stroked="f" coordsize="21600,21600" o:gfxdata="UEsDBAoAAAAAAIdO4kAAAAAAAAAAAAAAAAAEAAAAZHJzL1BLAwQUAAAACACHTuJAmlbk+boAAADb&#10;AAAADwAAAGRycy9kb3ducmV2LnhtbEVPu27CMBTdK/EP1kViKzZULRAwDKC2dOQh5kt8SQLxdWQb&#10;SPl6PFTqeHTes0Vra3EjHyrHGgZ9BYI4d6biQsN+9/k6BhEissHaMWn4pQCLeedlhplxd97QbRsL&#10;kUI4ZKihjLHJpAx5SRZD3zXEiTs5bzEm6AtpPN5TuK3lUKkPabHi1FBiQ8uS8sv2ajUM2/Po7fBd&#10;/BxXX84f1g81OVcXrXvdgZqCiNTGf/Gfe200vKf16Uv6AXL+BFBLAwQUAAAACACHTuJAMy8FnjsA&#10;AAA5AAAAEAAAAGRycy9zaGFwZXhtbC54bWyzsa/IzVEoSy0qzszPs1Uy1DNQUkjNS85PycxLt1UK&#10;DXHTtVBSKC5JzEtJzMnPS7VVqkwtVrK34+UCAFBLAwQKAAAAAACHTuJAAAAAAAAAAAAAAAAABgAA&#10;AF9yZWxzL1BLAwQUAAAACACHTuJA1VwmKMwAAACPAQAACwAAAF9yZWxzLy5yZWxzpZCxagMxDIb3&#10;QN/BaO/5kqGUEF+2QtaQQldh6+5MzpaxzDV5+7iUQi9ky6BBv9D3Ce32lzCpmbJ4jgbWTQuKomXn&#10;42Dg8/Tx+g5KCkaHE0cycCWBffey2h1pwlKXZPRJVKVEMTCWkrZaix0poDScKNZJzzlgqW0edEJ7&#10;xoH0pm3fdP7PgG7BVAdnIB/cBtTpmqr5jh28zSzcl8Zy0Nz33j6iahkx0VeYKgbzQMWAy/Kb1tOa&#10;WqAfm9dPmh1/xyPNS/FPmGn+8+rFG7sbUEsDBBQAAAAIAIdO4kBa4xFm9wAAAOIBAAATAAAAW0Nv&#10;bnRlbnRfVHlwZXNdLnhtbJWRTU/EIBCG7yb+BzJX01I9GGNK92D1qEbXHzCBaUu2BcJg3f330v24&#10;GNfEI8y8z/sE6tV2GsVMka13Cq7LCgQ57Y11vYKP9VNxB4ITOoOjd6RgRwyr5vKiXu8CschpxwqG&#10;lMK9lKwHmpBLH8jlSefjhCkfYy8D6g32JG+q6lZq7xK5VKSFAU3dUoefYxKP23x9MIk0MoiHw+LS&#10;pQBDGK3GlE3l7MyPluLYUObkfocHG/gqa4D8tWGZnC845l7y00RrSLxiTM84ZQ1pIkvjv1ykufwb&#10;slhOXPius5rKNnKbY280n6zO0XnAQBn9X/z7kjvB5f6Hmm9QSwECFAAUAAAACACHTuJAWuMRZvcA&#10;AADiAQAAEwAAAAAAAAABACAAAACLAgAAW0NvbnRlbnRfVHlwZXNdLnhtbFBLAQIUAAoAAAAAAIdO&#10;4kAAAAAAAAAAAAAAAAAGAAAAAAAAAAAAEAAAAHIBAABfcmVscy9QSwECFAAUAAAACACHTuJA1Vwm&#10;KMwAAACPAQAACwAAAAAAAAABACAAAACWAQAAX3JlbHMvLnJlbHNQSwECFAAKAAAAAACHTuJAAAAA&#10;AAAAAAAAAAAABAAAAAAAAAAAABAAAAAAAAAAZHJzL1BLAQIUABQAAAAIAIdO4kCaVuT5ugAAANsA&#10;AAAPAAAAAAAAAAEAIAAAACIAAABkcnMvZG93bnJldi54bWxQSwECFAAUAAAACACHTuJAMy8FnjsA&#10;AAA5AAAAEAAAAAAAAAABACAAAAAJAQAAZHJzL3NoYXBleG1sLnhtbFBLBQYAAAAABgAGAFsBAACz&#10;AwAAAAA=&#10;">
+                        <v:fill on="f" focussize="0,0"/>
+                        <v:stroke on="f"/>
+                        <v:imagedata r:id="rId10" cropleft="17977f" croptop="19957f" cropright="20947f" cropbottom="11879f" chromakey="#AAA9A5" o:title=""/>
+                        <o:lock v:ext="edit" aspectratio="t"/>
+                      </v:shape>
+                      <v:shape id="图片 25" o:spid="_x0000_s1026" o:spt="75" type="#_x0000_t75" style="position:absolute;left:3447;top:97780;height:2273;width:2273;" filled="f" o:preferrelative="t" stroked="f" coordsize="21600,21600" o:gfxdata="UEsDBAoAAAAAAIdO4kAAAAAAAAAAAAAAAAAEAAAAZHJzL1BLAwQUAAAACACHTuJA/sP8G7wAAADb&#10;AAAADwAAAGRycy9kb3ducmV2LnhtbEVPTWvCQBC9F/wPywje6iYKUtJspAhK8CCoQdrbkJ0mqdnZ&#10;kN0Y/fduodDbPN7npOu7acWNetdYVhDPIxDEpdUNVwqK8/b1DYTzyBpby6TgQQ7W2eQlxUTbkY90&#10;O/lKhBB2CSqove8SKV1Zk0E3tx1x4L5tb9AH2FdS9ziGcNPKRRStpMGGQ0ONHW1qKq+nwSj4+Tg3&#10;X7w8XD4P+yEfd0XhL8urUrNpHL2D8HT3/+I/d67D/Bh+fwkHyOwJUEsDBBQAAAAIAIdO4kAzLwWe&#10;OwAAADkAAAAQAAAAZHJzL3NoYXBleG1sLnhtbLOxr8jNUShLLSrOzM+zVTLUM1BSSM1Lzk/JzEu3&#10;VQoNcdO1UFIoLknMS0nMyc9LtVWqTC1Wsrfj5QIAUEsDBAoAAAAAAIdO4kAAAAAAAAAAAAAAAAAG&#10;AAAAX3JlbHMvUEsDBBQAAAAIAIdO4kDVXCYozAAAAI8BAAALAAAAX3JlbHMvLnJlbHOlkLFqAzEM&#10;hvdA38Fo7/mSoZQQX7ZC1pBCV2Hr7kzOlrHMNXn7uJRCL2TLoEG/0PcJ7faXMKmZsniOBtZNC4qi&#10;ZefjYODz9PH6DkoKRocTRzJwJYF997LaHWnCUpdk9ElUpUQxMJaStlqLHSmgNJwo1knPOWCpbR50&#10;QnvGgfSmbd90/s+AbsFUB2cgH9wG1OmaqvmOHbzNLNyXxnLQ3PfePqJqGTHRV5gqBvNAxYDL8pvW&#10;05paoB+b10+aHX/HI81L8U+Yaf7z6sUbuxtQSwMEFAAAAAgAh07iQFrjEWb3AAAA4gEAABMAAABb&#10;Q29udGVudF9UeXBlc10ueG1slZFNT8QgEIbvJv4HMlfTUj0YY0r3YPWoRtcfMIFpS7YFwmDd/ffS&#10;/bgY18QjzLzP+wTq1XYaxUyRrXcKrssKBDntjXW9go/1U3EHghM6g6N3pGBHDKvm8qJe7wKxyGnH&#10;CoaUwr2UrAeakEsfyOVJ5+OEKR9jLwPqDfYkb6rqVmrvErlUpIUBTd1Sh59jEo/bfH0wiTQyiIfD&#10;4tKlAEMYrcaUTeXszI+W4thQ5uR+hwcb+CprgPy1YZmcLzjmXvLTRGtIvGJMzzhlDWkiS+O/XKS5&#10;/BuyWE5c+K6zmso2cptjbzSfrM7RecBAGf1f/PuSO8Hl/oeab1BLAQIUABQAAAAIAIdO4kBa4xFm&#10;9wAAAOIBAAATAAAAAAAAAAEAIAAAAI0CAABbQ29udGVudF9UeXBlc10ueG1sUEsBAhQACgAAAAAA&#10;h07iQAAAAAAAAAAAAAAAAAYAAAAAAAAAAAAQAAAAdAEAAF9yZWxzL1BLAQIUABQAAAAIAIdO4kDV&#10;XCYozAAAAI8BAAALAAAAAAAAAAEAIAAAAJgBAABfcmVscy8ucmVsc1BLAQIUAAoAAAAAAIdO4kAA&#10;AAAAAAAAAAAAAAAEAAAAAAAAAAAAEAAAAAAAAABkcnMvUEsBAhQAFAAAAAgAh07iQP7D/Bu8AAAA&#10;2wAAAA8AAAAAAAAAAQAgAAAAIgAAAGRycy9kb3ducmV2LnhtbFBLAQIUABQAAAAIAIdO4kAzLwWe&#10;OwAAADkAAAAQAAAAAAAAAAEAIAAAAAsBAABkcnMvc2hhcGV4bWwueG1sUEsFBgAAAAAGAAYAWwEA&#10;ALUDAAAAAA==&#10;">
+                        <v:fill on="f" focussize="0,0"/>
+                        <v:stroke on="f"/>
+                        <v:imagedata r:id="rId6" o:title=""/>
+                        <o:lock v:ext="edit" aspectratio="t"/>
+                      </v:shape>
+                    </v:group>
+                  </w:pict>
+                </mc:Fallback>
+              </mc:AlternateContent>
+            </w:r>
           </w:p>
         </w:tc>
         <w:tc>
@@ -5479,8 +5467,6 @@
           <w:numId w:val="0"/>
         </w:numPr>
         <w:rPr>
-          <w:rFonts w:ascii="Times New Roman" w:hAnsi="Times New Roman" w:eastAsia="等线"/>
-          <w:sz w:val="22"/>
           <w:lang w:eastAsia="zh-CN"/>
         </w:rPr>
       </w:pPr>
@@ -5493,19 +5479,30 @@
         </w:rPr>
         <w:t>检测合作单位：天津诺禾医学检验所</w:t>
       </w:r>
-      <w:bookmarkEnd w:id="11"/>
-      <w:bookmarkEnd w:id="12"/>
-      <w:bookmarkEnd w:id="27"/>
-      <w:bookmarkEnd w:id="28"/>
-      <w:bookmarkEnd w:id="29"/>
-      <w:bookmarkEnd w:id="30"/>
-      <w:bookmarkEnd w:id="31"/>
-      <w:bookmarkEnd w:id="32"/>
-      <w:bookmarkEnd w:id="33"/>
-      <w:bookmarkEnd w:id="34"/>
-      <w:bookmarkEnd w:id="35"/>
-      <w:bookmarkEnd w:id="36"/>
-      <w:bookmarkEnd w:id="37"/>
+    </w:p>
+    <w:bookmarkEnd w:id="11"/>
+    <w:bookmarkEnd w:id="12"/>
+    <w:bookmarkEnd w:id="27"/>
+    <w:bookmarkEnd w:id="28"/>
+    <w:bookmarkEnd w:id="29"/>
+    <w:bookmarkEnd w:id="30"/>
+    <w:bookmarkEnd w:id="31"/>
+    <w:bookmarkEnd w:id="32"/>
+    <w:bookmarkEnd w:id="33"/>
+    <w:bookmarkEnd w:id="34"/>
+    <w:bookmarkEnd w:id="35"/>
+    <w:bookmarkEnd w:id="36"/>
+    <w:bookmarkEnd w:id="37"/>
+    <w:p>
+      <w:pPr>
+        <w:pStyle w:val="13"/>
+        <w:widowControl/>
+        <w:rPr>
+          <w:rFonts w:ascii="Times New Roman" w:hAnsi="Times New Roman" w:eastAsia="等线"/>
+          <w:sz w:val="22"/>
+          <w:lang w:eastAsia="zh-CN"/>
+        </w:rPr>
+      </w:pPr>
       <w:bookmarkStart w:id="38" w:name="_GoBack"/>
       <w:bookmarkEnd w:id="38"/>
     </w:p>
@@ -7889,7 +7886,9 @@
 
 <file path=customXml/item1.xml><?xml version="1.0" encoding="utf-8"?>
 <s:customData xmlns="http://www.wps.cn/officeDocument/2013/wpsCustomData" xmlns:s="http://www.wps.cn/officeDocument/2013/wpsCustomData">
-  <customSectProps/>
+  <customSectProps>
+    <customSectPr/>
+  </customSectProps>
   <customShpExts>
     <customShpInfo spid="_x0000_s1026" textRotate="1"/>
   </customShpExts>

--- a/WebContent/docx/肺癌68基因检测报告-单样本-简版-苏州市立医院.docx
+++ b/WebContent/docx/肺癌68基因检测报告-单样本-简版-苏州市立医院.docx
@@ -896,15 +896,15 @@
           </w14:shadow>
         </w:rPr>
       </w:pPr>
-      <w:bookmarkStart w:id="2" w:name="_Toc17451"/>
-      <w:bookmarkStart w:id="3" w:name="_Toc19594"/>
-      <w:bookmarkStart w:id="4" w:name="_Toc18062_WPSOffice_Level1"/>
-      <w:bookmarkStart w:id="5" w:name="_Toc26003"/>
-      <w:bookmarkStart w:id="6" w:name="_Toc7021_WPSOffice_Level1"/>
-      <w:bookmarkStart w:id="7" w:name="_Toc15852"/>
-      <w:bookmarkStart w:id="8" w:name="_Toc10518"/>
-      <w:bookmarkStart w:id="9" w:name="_Toc11465"/>
-      <w:bookmarkStart w:id="10" w:name="_Toc11015_WPSOffice_Level1"/>
+      <w:bookmarkStart w:id="2" w:name="_Toc18062_WPSOffice_Level1"/>
+      <w:bookmarkStart w:id="3" w:name="_Toc26003"/>
+      <w:bookmarkStart w:id="4" w:name="_Toc15852"/>
+      <w:bookmarkStart w:id="5" w:name="_Toc7021_WPSOffice_Level1"/>
+      <w:bookmarkStart w:id="6" w:name="_Toc17451"/>
+      <w:bookmarkStart w:id="7" w:name="_Toc19594"/>
+      <w:bookmarkStart w:id="8" w:name="_Toc11015_WPSOffice_Level1"/>
+      <w:bookmarkStart w:id="9" w:name="_Toc10518"/>
+      <w:bookmarkStart w:id="10" w:name="_Toc11465"/>
       <w:bookmarkStart w:id="11" w:name="_Toc3823"/>
       <w:r>
         <w:rPr>
@@ -1217,14 +1217,14 @@
         </w:rPr>
       </w:pPr>
       <w:bookmarkStart w:id="13" w:name="_Toc18058"/>
-      <w:bookmarkStart w:id="14" w:name="_Toc3871"/>
+      <w:bookmarkStart w:id="14" w:name="_Toc4088"/>
       <w:bookmarkStart w:id="15" w:name="_Toc6221_WPSOffice_Level1"/>
-      <w:bookmarkStart w:id="16" w:name="_Toc4088"/>
+      <w:bookmarkStart w:id="16" w:name="_Toc3871"/>
       <w:bookmarkStart w:id="17" w:name="_Toc25920"/>
-      <w:bookmarkStart w:id="18" w:name="_Toc23369_WPSOffice_Level1"/>
-      <w:bookmarkStart w:id="19" w:name="_Toc1410"/>
-      <w:bookmarkStart w:id="20" w:name="_Toc18320"/>
-      <w:bookmarkStart w:id="21" w:name="_Toc21694"/>
+      <w:bookmarkStart w:id="18" w:name="_Toc1410"/>
+      <w:bookmarkStart w:id="19" w:name="_Toc23369_WPSOffice_Level1"/>
+      <w:bookmarkStart w:id="20" w:name="_Toc21694"/>
+      <w:bookmarkStart w:id="21" w:name="_Toc18320"/>
       <w:r>
         <w:rPr>
           <w:rStyle w:val="38"/>
@@ -2482,13 +2482,13 @@
           <w:szCs w:val="18"/>
         </w:rPr>
       </w:pPr>
-      <w:bookmarkStart w:id="27" w:name="_Toc19184"/>
-      <w:bookmarkStart w:id="28" w:name="_Toc19898_WPSOffice_Level1"/>
-      <w:bookmarkStart w:id="29" w:name="_Toc14062"/>
+      <w:bookmarkStart w:id="27" w:name="_Toc14062"/>
+      <w:bookmarkStart w:id="28" w:name="_Toc20136_WPSOffice_Level1"/>
+      <w:bookmarkStart w:id="29" w:name="_Toc12381"/>
       <w:bookmarkStart w:id="30" w:name="_Toc22132"/>
       <w:bookmarkStart w:id="31" w:name="_Toc2781"/>
-      <w:bookmarkStart w:id="32" w:name="_Toc20136_WPSOffice_Level1"/>
-      <w:bookmarkStart w:id="33" w:name="_Toc12381"/>
+      <w:bookmarkStart w:id="32" w:name="_Toc19898_WPSOffice_Level1"/>
+      <w:bookmarkStart w:id="33" w:name="_Toc19184"/>
       <w:r>
         <w:rPr>
           <w:rFonts w:hint="eastAsia" w:ascii="微软雅黑" w:hAnsi="微软雅黑" w:eastAsia="微软雅黑" w:cs="微软雅黑"/>
@@ -2589,9 +2589,9 @@
         </w:rPr>
       </w:pPr>
       <w:bookmarkStart w:id="34" w:name="_Toc12253"/>
-      <w:bookmarkStart w:id="35" w:name="_Toc149832729"/>
-      <w:bookmarkStart w:id="36" w:name="_Toc31425"/>
-      <w:bookmarkStart w:id="37" w:name="_Toc5941"/>
+      <w:bookmarkStart w:id="35" w:name="_Toc5941"/>
+      <w:bookmarkStart w:id="36" w:name="_Toc149832729"/>
+      <w:bookmarkStart w:id="37" w:name="_Toc31425"/>
       <w:r>
         <w:rPr>
           <w:rFonts w:hint="eastAsia" w:ascii="Times New Roman" w:hAnsi="Times New Roman" w:eastAsia="微软雅黑" w:cs="Times New Roman"/>
@@ -2741,46 +2741,60 @@
                     <wp:anchor distT="0" distB="0" distL="114300" distR="114300" simplePos="0" relativeHeight="251661312" behindDoc="0" locked="0" layoutInCell="1" allowOverlap="1">
                       <wp:simplePos x="0" y="0"/>
                       <wp:positionH relativeFrom="column">
-                        <wp:posOffset>-149860</wp:posOffset>
+                        <wp:posOffset>-319405</wp:posOffset>
                       </wp:positionH>
                       <wp:positionV relativeFrom="paragraph">
-                        <wp:posOffset>-505460</wp:posOffset>
+                        <wp:posOffset>-553085</wp:posOffset>
                       </wp:positionV>
-                      <wp:extent cx="1442720" cy="1442720"/>
-                      <wp:effectExtent l="0" t="0" r="5080" b="5080"/>
+                      <wp:extent cx="1443355" cy="1443355"/>
+                      <wp:effectExtent l="0" t="0" r="0" b="0"/>
                       <wp:wrapNone/>
-                      <wp:docPr id="2" name="组合 2"/>
+                      <wp:docPr id="41" name="组合 6"/>
                       <wp:cNvGraphicFramePr/>
                       <a:graphic xmlns:a="http://schemas.openxmlformats.org/drawingml/2006/main">
                         <a:graphicData uri="http://schemas.microsoft.com/office/word/2010/wordprocessingGroup">
                           <wpg:wgp>
                             <wpg:cNvGrpSpPr/>
                             <wpg:grpSpPr>
-                              <a:xfrm>
+                              <a:xfrm rot="0">
                                 <a:off x="0" y="0"/>
-                                <a:ext cx="1442720" cy="1442720"/>
-                                <a:chOff x="20702" y="14472"/>
-                                <a:chExt cx="2272" cy="2272"/>
+                                <a:ext cx="1443355" cy="1443355"/>
+                                <a:chOff x="18706" y="18782"/>
+                                <a:chExt cx="2273" cy="2273"/>
                               </a:xfrm>
                             </wpg:grpSpPr>
                             <pic:pic xmlns:pic="http://schemas.openxmlformats.org/drawingml/2006/picture">
                               <pic:nvPicPr>
-                                <pic:cNvPr id="3" name="图片 15" descr="c9514d16fd70679bf0495aeebb03c72d_compress"/>
+                                <pic:cNvPr id="35" name="图片 6" descr="蔡冬雪"/>
                                 <pic:cNvPicPr>
                                   <a:picLocks noChangeAspect="1"/>
                                 </pic:cNvPicPr>
                               </pic:nvPicPr>
                               <pic:blipFill>
-                                <a:blip r:embed="rId6"/>
-                                <a:srcRect l="21003" t="56913" r="27176" b="26386"/>
+                                <a:blip r:embed="rId6">
+                                  <a:clrChange>
+                                    <a:clrFrom>
+                                      <a:srgbClr val="FFFFFF">
+                                        <a:alpha val="100000"/>
+                                      </a:srgbClr>
+                                    </a:clrFrom>
+                                    <a:clrTo>
+                                      <a:srgbClr val="FFFFFF">
+                                        <a:alpha val="100000"/>
+                                        <a:alpha val="0"/>
+                                      </a:srgbClr>
+                                    </a:clrTo>
+                                  </a:clrChange>
+                                </a:blip>
+                                <a:srcRect l="18656" t="33322" r="18897" b="26699"/>
                                 <a:stretch>
                                   <a:fillRect/>
                                 </a:stretch>
                               </pic:blipFill>
                               <pic:spPr>
                                 <a:xfrm>
-                                  <a:off x="21019" y="15216"/>
-                                  <a:ext cx="1550" cy="475"/>
+                                  <a:off x="19199" y="19551"/>
+                                  <a:ext cx="1261" cy="566"/>
                                 </a:xfrm>
                                 <a:prstGeom prst="rect">
                                   <a:avLst/>
@@ -2789,7 +2803,7 @@
                             </pic:pic>
                             <pic:pic xmlns:pic="http://schemas.openxmlformats.org/drawingml/2006/picture">
                               <pic:nvPicPr>
-                                <pic:cNvPr id="18" name="图片 25"/>
+                                <pic:cNvPr id="36" name="图片 25"/>
                                 <pic:cNvPicPr>
                                   <a:picLocks noChangeAspect="1" noChangeArrowheads="1"/>
                                 </pic:cNvPicPr>
@@ -2809,7 +2823,7 @@
                               </pic:blipFill>
                               <pic:spPr>
                                 <a:xfrm>
-                                  <a:off x="20702" y="14472"/>
+                                  <a:off x="18706" y="18782"/>
                                   <a:ext cx="2273" cy="2273"/>
                                 </a:xfrm>
                                 <a:prstGeom prst="rect">
@@ -2829,15 +2843,15 @@
                 </mc:Choice>
                 <mc:Fallback>
                   <w:pict>
-                    <v:group id="_x0000_s1026" o:spid="_x0000_s1026" o:spt="203" style="position:absolute;left:0pt;margin-left:-11.8pt;margin-top:-39.8pt;height:113.6pt;width:113.6pt;z-index:251661312;mso-width-relative:page;mso-height-relative:page;" coordorigin="20702,14472" coordsize="2272,2272" o:gfxdata="UEsDBAoAAAAAAIdO4kAAAAAAAAAAAAAAAAAEAAAAZHJzL1BLAwQUAAAACACHTuJANa6ewdoAAAAL&#10;AQAADwAAAGRycy9kb3ducmV2LnhtbE2PQU/CQBCF7yb+h82YeIPdFi1YuyWGqCdCIpgYbkM7tA3d&#10;3aa7tPDvHU56ezPvy5s32fJiWjFQ7xtnNURTBYJs4crGVhq+dx+TBQgf0JbYOksaruRhmd/fZZiW&#10;brRfNGxDJTjE+hQ11CF0qZS+qMmgn7qOLHtH1xsMPPaVLHscOdy0MlYqkQYbyxdq7GhVU3Hano2G&#10;zxHHt1n0PqxPx9V1v3ve/Kwj0vrxIVKvIAJdwh8Mt/pcHXLudHBnW3rRapjEs4RRFvMXFkzE6rY5&#10;MPo0T0Dmmfz/Q/4LUEsDBBQAAAAIAIdO4kBFUpnRQwMAAIIIAAAOAAAAZHJzL2Uyb0RvYy54bWzN&#10;Vs1u00AQviPxDivfU6+3dtxYTauStBVSBRE/Z7RZr2ML27vadX4qxA0JuHHnUZB4m6qvwczaSdq0&#10;ggoViUOS2V3P7DfffDPO4fGqKslCGluoeugFe9QjshYqLerZ0Hv75qx34BHb8Drlparl0LuU1js+&#10;evrkcKkTyVSuylQaAkFqmyz10MubRie+b0UuK273lJY1HGbKVLyBpZn5qeFLiF6VPqO07y+VSbVR&#10;QloLu+P20OsimocEVFlWCDlWYl7JummjGlnyBlKyeaGtd+TQZpkUzcsss7Ih5dCDTBv3DZeAPcVv&#10;/+iQJzPDdV6IDgJ/CISdnCpe1HDpJtSYN5zMTXEnVFUIo6zKmj2hKr9NxDECWQR0h5tzo+ba5TJL&#10;ljO9IR0KtcP6X4cVLxYTQ4p06DGP1LyCgl//+HT17QthyM1SzxJ45Nzo13piuo1Zu8J0V5mp8BcS&#10;ISvH6uWGVblqiIDNIAxZzIBwAWfrheNd5FAc9GM0pnB/ex67m3ki8tMuAgP/1t1Z4Ouvr/YR4QaQ&#10;LkQCn44osO4Q9Wd5glczNxJox2j1YlKIiWkXW7L212Rdff95/fUzCSKPpNIKUJYYREGYBv0sjWk/&#10;HkwzGg4iLuV0SvdFzNJ3UHhtQPzIL16BUds7OIK/UOK9JbUa5byeyROrQcPAGz7t337cLW8BnJaF&#10;PivKEkuC9uM2FTGJrKYStGKepw4QT6wRrwAgthcLKAVeAGzUHwRgARksDuK+azXW3z/oYxLg0xjZ&#10;iBzNDMCif1vSzYHLbJsMpm1Bf+ixozi4NBi0yolY0F2wUV4UdbIL48gRuPXXxjbnUlUEDcgIQEDJ&#10;ecIXF7aDs36kI75F4KABoLZ2YPx7sQUwkdvW7NTGXDK3xfBb7WzlZIxa5pKn9j+UFHMFgOJBBbAU&#10;WEY3Qz+wgxNKB+xZbxTRUS+k8WnvZBDGvZiexiEND4JRMPqI3kGYzK2EFuLlWBddaWD3zhy4d2B2&#10;Q70dxW6kkwV3L45WnwDIjZ41RJhCKFLE2vXB4+v7vsmIxOBkhWkIbYZj1VktyHWDrNX7IIHzpFY4&#10;OBz+ssaMNhuQJe444e/2gBu/8GpytHSvUXz33VyDffOvw9EvUEsDBAoAAAAAAIdO4kAAAAAAAAAA&#10;AAAAAAAKAAAAZHJzL21lZGlhL1BLAwQUAAAACACHTuJAfrqwLwdbAAACWwAAFAAAAGRycy9tZWRp&#10;YS9pbWFnZTEucG5nAQJb/aSJUE5HDQoaCgAAAA1JSERSAAAByQAAAbMIBgAAAESG7NYAAAAJcEhZ&#10;cwAAIdUAACHVAQSctJ0AACAASURBVHic7N15dFV3Yif43++ub9/f074vLALEIiPACwJjbOw2ZZcL&#10;OltXOt19ytPJ9El39WSSzOnpB5k5053JSSqTTE3HlVRScXW5EpEq23jBGGMJGwMChNgkEJt26ek9&#10;vX25+/3NH17aVWWXqcQb9vdzDn+gc3Tf/V298/ve304IAAAAAAAAAAAAAAAAAAAAAAAAAAAAAAAA&#10;AAAAAAAAAAAAAAAAAAAAAAAAAAAAAAAAAAAAAAAAAAAAAAAAAAAAAAAAAAAAAAAAAAAAAAAAAAAA&#10;AAAAAAAAAAAAAAAAAAAAAAAAAAAAAAAAAAAAAAAAAAAAAAAAAAAAAAAAAAAAAAAAAAAAAAAAAAAA&#10;AAAAAAAAAAAAAAAAAAAAAAAAAAAAAAAAAAAAAAAAAAAAAAAAAAAAAAAAAAAAAAAAAAAAAAAAAAAA&#10;AAAAAAAAAAAAAAAAAAAAAAAAAAAAAAAAAAAAAAAAAAAAAAAAAAAAAAAAAAAAAAAAAAAAAAAAAAAA&#10;AAAAAAAAAAAAAAAAAAAAAAAAAAAAAAAAAAAAAAAAAAAAAAAAAAAAAAAAAAAAAAAAAAAAAAAAAAAA&#10;AAAAAAAAAAAAAAAAAAAAAAAAAAAAAAAAAAAAAAAAAAAAAAAAAAAAAAAAAAAAAAAAAAAAAAAAAAAA&#10;AAAAAAAAAAAAAAAAAAAAAAAAAAAAAAAAAAAAAAAAAAAAAAAAAAAAAAAAAAAAAAAAAAAAAAAAAAAA&#10;AAAAAAAAAAAAAAAAAAAAAAAAAAAAAAAAAAAAAAAAAAAAAAAAAAAAAAAAAAAAAAAAAAAAAAAAAAAA&#10;AAAAAAAAAAAAAAAAAAAAAAAAAAAAAAAAAAAAAAAAAAAAAAAAAAAAAAAAAAAAAAAAAAAAAAAAAAAA&#10;AAAAAAAAAAAAAAAAAAAAAAAAAAAAAAAAAAAAAAAAAAAAAAAAAAAAAAAAAAAAAAAAAAAAAAAAAAAA&#10;AAAAAAAAAAAAAAAAAAAAAAAAAAAAAAAAAAAAAAAAAAAAAAAAAAAAAAAAAAAAAAAAAAAAAAAAAAAA&#10;AAAAAAAAAAAAAAAAAAAAAAAAAAAAAAAAAAAAAAAAAAAAAAAAAAAAAAAAAAAAAAAAAAAAAAAAAAAA&#10;AAAAAAAAAAAAAAAAAAAAAAAAAAAAAAAAAAAAAAAAAAAAAAAAAAAAAAAAAAAAAAAAAAAAAAAAAAAA&#10;AAAAAAAAAAAAAAAAAAAAAAAAAAAAAAAAAAAAAAAAAAAAAAAAAAAAAAAAAAAAAAAAAAAAAAAAAAAA&#10;AAAAAAAAAAAAAAAAAAAAAAAAAAAAAAAAAAAAAAAAAAAAAAAAAAAAAAAAAAAAAAAAAAAAAAAAAAAA&#10;AAAAAAAAAAAAAAAAAAAAAAB8rtDP+gYAAD7KwMCA4PUWJSXByVLUwVUWK/Tq+DhXKpVIU1eDGY22&#10;6alUStm7d6/1Wd8rfLEgJAHgc40xRo+8+KP2K6Pj6y5duNhTrlSC5XJFWkjMc4qi2nW1tZmdO3eO&#10;9XSve81dWzvb09NjfNb3DF8c/Gd9A/DlwRijhBDu2LFj7LO+F7hj0Ec3bHAeefPNew6/8spjV65e&#10;3To7M1udzWYIJVzeITtIqViqvnjx4vKF5KIv4g+Uf/c//ael73znO/ZnfePwxYCWJNwuGo/H6f79&#10;+xkh5BcKuXg8znW3tgYVRQmJMnWYJpfUhNn8b/zGfvUTulf4gmCMcYMvvBD66+//7b8ZPn3m103T&#10;iLYvW3ayr6/v2PLO5VcJxyJvvPFG39Gjr2/VFDW3tW/rXz+x+7FnMqaZQ9crfByEz/oG4PONMUa/&#10;9a1vORya5nB7vdy3v/1tLZlMqvv37zdv9xptHo/z0tj5LadOnr5P1dS6VV0rXlrR0XWSETJBf8HA&#10;/awxxujgvn28Eg7zpL39vZ8vLi7S5ubmt/8zOUmibretZrOs2Nn5M+XzXrtGbwWD1OPxUKfTSeVU&#10;imrRMiOk2ezr67MopXfUM/lEHThALVnmJUGQKCUS4Ti9s7PzwsaNPcMLiSXXxYvnu0ZHx5bZtu2i&#10;HDVSyWRI0/XwylWrioQQhCT8kyEk4UPF43Hu6W//l2BxPnXf5dmZNZZpypFY5FxLa/MZQsg0uY2A&#10;6+/v5xdHR/2Drw/2nL98eZsgcKHUUjIvy+Livnh8mvwCYftZi8fj3LNPPx3Mx2INuq40czfGOU4Q&#10;TI6jpmGYwvj5YclkpkAIIS7VUxIFviTPT1c4i9o2bzOO46ipWkJC4kQ9tySXUwmnqVseVVccbILq&#10;oZB58+VUavLs2bPpYrHIUqkU27Nnj/1lDs3BaJSamQxHKWWcKNoCxzlu3ry19b/80R+3L8wtuDVV&#10;rTFNQ3a7nJdXdnUdf3TXI4Ouqqpk14EDd8z3Cj7fEJLwoRpdLvf5y9faDr348q7FZGqLJInGqtWr&#10;lOpY7BpjjFD60b312WyW4x0OhyhKNaLA15rMctmENvCiHKqtrb2juvu7uvzy4ZdeXXv8jeNbykpl&#10;JeWpwHGCQSg1GLE5xpho27ZIbEJ5ka+IglASeF4hlHtnfMymlkV4y7JExpjEWUwmxHbbFnPwAm8E&#10;/P7J6traGYfkSBOekKDXp+fn5uZ+/OMfXzK/RN2HjDE6OjoqGkbKpeS0SNnSV7q93iafzyekMxnp&#10;xq1bHZZl+0VJmm1ubh5paGxc6F67eqqrY/lZVzQ6sWnTpsJnXQb44kBIwocqk4o/mUh0prPZdcy2&#10;WkXJORuLRs1wKGSS2whIQggJBoM0k8/zgsiLjDHBYjbhRYE4JOcnfPcfPz0hiAIntHEcXaHpWoNh&#10;WYLNmCUIvMlxPKOEEEYJpYRwzLCJbRNCCGOEEUoIYRylxCaMcIQSQijjKWUcpVTgBF7VValYLDbO&#10;zM6KsiTJlFKnzZh6ZfzaG0888bX/p6e1tUIIUT7L8n8SGGN0cHCQ9xaLEhcIuKkoul979lnntVvj&#10;nunJ6UgimWy9dWvinrJSWUEo5zJNi3m87qVVq1ef7t248XD7ypVnooaRTAqCtVQqmXs3bcKEHfhY&#10;ISThQ1FOEG2Oc1OByJZFeSoJWiAWmeFFd/52m4CqqoomMbyqqnls25Z4ytluhyMfCAbK734MIYTE&#10;43HaNTZGR1eupO+2MDs751nq/xtjew8csMnnYOxSqq4u73zgnue7lq88dm3qhlPTdd4jSZbL5Td5&#10;p5NJokg8HonwPE9LJZ1TCmlaMQyO4x2MGAbhZY45eAfjeZ5JbtG2bYuZik0ZIa7pqalIOpOqL5XK&#10;3bOzcxtKleJyVdECC4sLUdNUxCWH445qdd8Oxhg/dOiQu5LNBhfUYu3E6VM9V69cWTszM1ObzWY8&#10;lUpFtG3GibLkcHjcHss0KSdwWmNL04knvva1ZxtaWs4Ui8Vcz65d6FqFTwxCEj6Ukzpt2SkZgigz&#10;ohmMI9S2rQ/u8WOMUbJvHz3Q1fX+ypzXslkfIbTaME0vpZwgCEIlHKlKB0KhcpgQsf+pp1yC05ZL&#10;muDWamp8zbruUypFD8eYcH3Er3Db70k8s2NHoqazM7dt27bPtDJ8p7tzMR6Pp74SreWu1dbSzvl5&#10;NkiIbRFCFMsirfWtlBBCwoSQ6KhOyUN9hJBBQgbfvkbfPmLv20fI7/7u/84opYQxRg4cOCBuWr/e&#10;pfN8MJWYIz/84d+1XR2/ahHGjKpYVTYYqckvLCx8odb+DQwMOF76+79vPzow0Ds8fLanWCgEKkql&#10;2rZtt8vpKsmyPFNVVX2zrbV1qrWjw6po6t1HX3/93oW5eQ/PcQsep3OyWCx+5t8J+OJDSMKHorJs&#10;+FzeisMpG8VyyTYZE8ulcthkzPPyn/2ZtOB2S4Kg+3iF+p9+6tv+vMPhTZ56y5HL5cR8tsDlywVe&#10;11V/uaR2Ts3M1nO8IDhcTiEQCNRduza+aWpyum52bt6hahWnZZieSkUN6obhZ7btoZSIHM9XfL7A&#10;9IqOttGNufUnnnrqqcUnn3zyMw+L/fv3MxKPkw01NWLZ45H7AgFZt8pOzhQcvCBwNm8alsEpfG+v&#10;WijPm5a13vT1+QxCiEnpNkYIYfv37yeEkHfHdfWBgQHbo2elK8mUuLCwEFA1jThkx/U169aeD/t8&#10;2d2/8itfqDCQZZkuVipSJpsOVirlqNvtMuobGyaaG5syy1Ysn21sqJ+IBCPj0VZrIpUKcC8++w+u&#10;crm0nuM42ef2FiVRLN3X14euVfjEISS/ZPr79/CJxL2CoihSnbNCyzIx5+eJTgix9729BpLsi8dp&#10;HyHcBKfzTo/blmXZZJQwi1lum9jL8vnU9Fxecc3OTwcSiWRLJp1uKRaLzcVCsUZV1YBpmg7Ltpht&#10;M8IIkXme89vM9hKOcmaxJL9y+PA9NmHrmM0MwhhPCOEZYxwlhKeUchzHcZZtE0qIncnlcrqmtMZq&#10;qqY3rYrlCCGfeUgePHjQubBwK3Lm2LGqdDodNnQ9rGpKuFxWQpZliJIoFl1uV8opu3KCU6pIoqD6&#10;PO5yMBLKHn766fkTN28q+/fvf6+CH4jHBV5RgmdGrqz7wTM/3JxcXOxklKkrV608vv2+bYNCIFAk&#10;n4Pu5ng8zu3p6hLUVodQLHo5p6JwLq+XV01TlmSZN60yr+k6LRR0ahhFSoiDiJbF3MGg5uL5yoYd&#10;O4qUUpsQQrZs2aIODAyMfeWRR0v3bb3nVDAcStdXNWR9olguORxWMpm0ZvN5c0vHXmtgYMBhGCZn&#10;W4zjeWpVV1cr1HKq+/bt+4yfCHwZICS/HGg8HqddhAipURIqGrdql9KlhnnLcngD/sW6uqpJYgqV&#10;7/7Vn5i67mBRO8cN52yPtrjYubS01KXqpl/geN4yzciJk0MPH3/z+F2Kopctw+At25aJzWSOUpHj&#10;eVMUpbI/EFh0upxLHOV007ar8oX8+kq5TAjHVQSRT8mSnOQ5vkx5TqeMGZTjCKGUcIRSSgnhOI4Q&#10;yjFKmOmQHbPL2lrPtzR3TJNo9FOduNLf3887slk5EgyyWUKsvXv3GvF4nFaSydZD//DCw2eHhzea&#10;phkjhErEtkWbMY4QQighJsfztixJlFHCmaZJeJ5XGhsbx/bu+epfdHV1XSeElN79DDEgx94YeHPj&#10;8y8e/NX5hYWNPM+rdbU1Z3bufPCtUL18ra9vl/5plvuDMMa4wwcOBMZKperi0EKVyPNORqgrvZSO&#10;zM3PNi0tZSKlUtFXURRHpVwWNF2nlFIiiqJeV1tzc+vW+08WBeE1xlj+nSUtbNu2berLL7881ep0&#10;zisej3FXX5/xboi+85n07NmzYiWZ9OqK4jdUzW2ohsjzPOfxfIYPA75UEJJfUPF4nAuHw6JlpZ2S&#10;5Ha4eOLNqHbNmaHhnqETQysWEokqURLEcCica29rW7QZ07PpNNE0jZYqFVqplB2aYYZN22q0bCtK&#10;CeFNzWIZNeOkhPIu2ZFzeX0zTqec8XmD5epYTKuprdZi0apKJBotBvz+os3Z0o3rN9c/99zzy8ql&#10;ojccCF27b+vWw2u619ygPF8UKDUJsy2O4xghAuH5d76Qwtu7JfIcbxGByxGLS+YUJf1pLoE4ePCg&#10;a258vHXk4sh2taLIa9auud7f/1dvjI7OFCqalg+FQ1dj0ahYLBa9kizrkiSWff6AXhWJEJ/fL0uy&#10;XD01OdV9ZfxKt2VZYqVcSZTK5euaahmEEIsxRg8cOCAGOa7+9cETWw4+99w/SyaTd1GOaE2NTSf2&#10;/NLeg93dK0a2bnus9GmV+ed57cAB78jlc1uPvPrqhvmFRAshzMEYJzDC3JquB3TDlClHLEHgy5QI&#10;OUnic4IglnhBqBjMWmiavlUI1dX9TJfxww8/rBFCtJ/+eX9/P39xaLAmPZ9aMTR0Zt3lSxfv01U1&#10;ZJmWlZxP+Mqa5t3X1ZXZ/6mUHr7MEJJfPPRv/iYuF1JCw/mht1omp6bDhWLJy4gdLBVLTUtLqU2a&#10;qrdQjnPahkUWk0tmJp3RTMM0TNPUGGUqJVyFEKIKkshzAu9njEm2bWuyy5HoaO84u2r16sv1tfXX&#10;wr7AuOWwFr0VWlR8Pn1+fp51dXWx0dFRtkZVuRvhcPXs7Gx9Pp8jHOU0t887vmz5ymc9wcj16enp&#10;MiGE7Nu37yO6ESmh9NPvakzfvCkdPnKk4dTJE18hhNRdGR+/vPOBHXTT5ntOe8rlVPiBhwYe2Lr9&#10;IuU4ngmCEhLFfN7hMKo9xF8p0+UjF893DQ+f9WqqLsqynF+/bv31Bx7aebatqXXRGY0arx044JNN&#10;s2nw1KktR46+dn86m91AOS7VtXL5mb1f23O0tan12H07H01/2uX+MIqZFScmp2KJxGJtuVSKyk6H&#10;LUiiKYpisbahYSkajSjRqlg+Eq1KxWLRhUgomPR4vHlRECqWSRVPyJFNJArKh22McPapp0SzrS1k&#10;WVY0nU8Hxi6fdz//d6NtC3Pzd6XTmY2aodczxpymYZQSyaSsFovyYDT6hZvxC58/CMkvmHg8LiYm&#10;tdrjx4/tHho6/VhFM6oppTKhNk8p4SihPOV4gzCi24xZlmWaNs8pPq83G4lEE9FodMrv8836/P6k&#10;2+303JyeWHP27NmdpmnyHW0dZ3bv3v2nsbrQjaAqKguEGMn5eeu3PmA/1754nFMqlfDi4mKtpmpu&#10;h8OhVsWii0TU571eb+XdMbl3J7B83lQt45Wu6a5UJpOeuDVxs35qamrzwYMvhFVN+05v75Y3PMXi&#10;UkGW5zo7O1nf4KBN3xnP/ZM/+IPYiVMn7h8bG1vh9Xoqj+5+9Efr13Ufr6qqm+O9tuKzZLOUyUQT&#10;mWTHsYFjO0+dGtpeKhWjTqfz1qa7tzy3Z88TbzYGYzd+fOKEsm337s98HPJdrUKwcO999xxd1tp6&#10;iVDe6Qv6y4LDoUoiXw7XREsul9MMUK+pq6otxmJmuTxu53JuO18qsWg0at97b5/9/q7Ud5196imR&#10;bNjgWpicjF15642eixcubpmamlqZzWb8mqYLlmmJoiSFBIEXeIknhmHo4XCwIDgcxT5M3IFPAULy&#10;CyZAiOvc6Pjac2dH1lcqWjMvSB6bWZQjpCII4qLH473ldMlzAi8uSaKcC/j9uaaG5mz7svZCKBAp&#10;OyWuTEWxInCclillW+aXEhHTMHVKKefyurNOyZX4+td/K/NRW6VdCof5UnKhIZfLtjPCZF7g08FQ&#10;qFjrCFfuhJ1jdu36dzpX+u6t5tbG//7KoUNk6OTprYlEYtlrR478siSKrvu33vVc0HTmtm3b9hNl&#10;uXrlyqJaVg5v7Nl4dNv995fqG2OZkilkRFHUnabpncsmVx89OrBz+MyZjclUqpYwQusa6t/s276t&#10;/66e3ivhRjHZveXBz92mAV179xqpgYHZluXdi1WCQCv5vJWRJMvr9VobNmww/zFb5zHGuBOvv954&#10;5vDhuwePvb59emq6TVHVkGVb1OvxTtTVN4w01NfN8YK07dzZsz25fC7kdnvmWxpb5onTmfsyb9cH&#10;nx6E5BeM6fEY9XWNc2vXrz86MzV1jTHKB8NBu6Y6ptbV1mfq6uoWJFlO80TPG0ws84yVZU0rzxOi&#10;/+Z//O33NtdmjNFv/eH/EbFN2yKEEJ6nplN0aDzH3VaFGNA0YSZbqE6nM/WMMY4ymvc6XLmyLN8R&#10;SxkopSwej+d6OzrO7XzgAbehGeq58+d3LC2lV7/++mA+FIxM9HR3nyOE5N7/e9/o68sn3e5REgpp&#10;TqfTUhTFJZmF5bMTE8uuXB1rO3P2TNvU5ORqTdOlQDBwqXdj7+gjux456YhEhs6dO1d+4lf3fy5b&#10;R5QQRrZtUwkhH9vJLTcOHRJPDQ+tePGFlx+ZX5jfSBjJNzU1nu/q6rq0vmfDrc7mtluabdvP/PAH&#10;G1VVJZqmF7rXrh3p3bhhui+VUsjnYMYvfPEhJL9gfud3fqccj8eHdz3++Hk5neZJLSHlsp8JgmCv&#10;TqetQdu29/3u77F3dpX7iUrm/V2flFL2x3/wB0KlVHLbliVwAq8R27ZMw/jIiikej3N6MCgXr4xG&#10;NE2LcBzHgn7/bGtTy7ymabfdimSM0X379lFCCBkbG6O/+Zu/SScnJwW3rsuE53nd4TAlSVL37Nlj&#10;fBKtine6hIvPf/e7b/Tt2K6VKuXo1Svjm5dSqe5z584+FAj5jNeef/5aRtPKHkKcVBTd85bi5mzm&#10;qKQWpKtTc9L1W9eCly5cundmdmaLoqhttm2TaCQyce/Wvjce2L7jpfr6+gtvnjuX2v+v//XnMhw/&#10;SalAgEsmFl35Qt5lmEZ6/br1p77+9X95sLO+/mTJ4VB1PR87/vJA7+WLl5ot2/bJsjy3YvnKoVBV&#10;1RzduvW2nxdjjDt06JBICCG7SiWT3gE9GfD5gZD8AnrnGKsPbbHd5jAgNWzNqShKiNm2aFu2Ztrm&#10;bU2UCIfDIikUQqViMWqapp8XeL2lte1SdXX1VXdV1Yfe1zszPrlyuSzqui4/+/3vy8sbGwXLtrmm&#10;WIxeGRkRNUXxjScSMUVVHQG/vxCpqpo68K1vJcgnt68p2/2v/lXppWeeudW9qvvEjevXO1Vdaxs6&#10;febRQrnke2D7A8dVo3Irncw2LaVTrel0uimbzcaKxVK4WMw7S6WyYFuWmxd4SRSEQiQWnf7aE098&#10;f0NP7xG+XM5mNE19/5rJn4Myxsi+fftoV1cXjb4zaeVOPlpr8+bNWn5x6rTL49FmZufam1qaRmrD&#10;4eFld99dGRo65B4+dmHLK68c/vWldGoFpbzg9wfSNVVV47zbnSEf0IpkjHGjo6OCqqqCR1V5xTD4&#10;mWJROPD003KumA7oOiE/iHnzhw8fzu7cuVP5oDFSgJ+GkIQPxBgj/+fv/75DU5WAzSyRctRwuxwK&#10;5/n5FUs8Huc8hPjSxeKKqanJNk3TPf6Ab6mxsXFWdjiSo6OjP1G5Mca473znOzwhRDzw3e86DEoD&#10;Wi7XcmtycsUr18c7EouJYKlUEjRV4xRNFXVVd5iW6bItm3e7XdP33bv1jYcf2f4yIWT2k3oWlFL2&#10;6vM/VP2hQJbned00NIdu6A1XRsd23rx+Y41pWgXD0LyWxTy2ZTotm1HKEcUhy4mqaGza4/UsBcPh&#10;pVAgsNTdvW5hdXf32M6vfGX+dirpeDzO9fX1cSFdl4+/9JJ07/r1EjMMdz4155CJZA0OPrc4MDCg&#10;EkLMwcFB+zYD93OBUmpfv359IdrQUbIV5ZKDkOzqe+4pDL/wgvPMlct9B198YXsikajneV5mjJVq&#10;aqsTkVBorlgslt9/nXg8zv3Lvj7pwuuvh1PlfEtiMdk6OzNbc+PGtaqJyalAOp12aZrmsgmzI9Ho&#10;/IMP7HxBkswRQkjiMyo63EEQkvChTEuTDMtycZTjREms+AOBAsd9eMXe39/PK8lkWyqd7h0cfL1v&#10;/Or4CkHgSTgUTtY31CzZTqfS1dUl9Pf3O4mqhrRiseYP//N/rr95/bp/enbWpZTLzlK57C2Vy3XF&#10;cqlJN/Uay7J5nuMYx3EeRoiLMiJSjjM5xpKCJM3U1dbmvW7nJ74LT9l2VArF/AzPCdOGWa7lLFsy&#10;DZ1oqipwAs9EXkwG/J4Jj9dTqK2rz69evTrb1ta24PN750VOyvKynBNsu1AkpJJXVXNwcJDr7+8X&#10;amVZLjssp0MT3ITnPRVN8yhq2VPKFrwzc9OeievXHf/3669J+UJe1kxLoKYt6Lbu1DRDEgTBiobD&#10;Sy6Xx5Adkr5s+bLswWeeuaAKwtTevXs/d5N/PkhHR8e76ySX3v3ZwMCAHQ5G8o995StTV8avRs8M&#10;nY7kC8VsfX39bCgaLQ4ODtoX3norli0WlyUWZqIXL4z6vvlf/y93NpsNlEvlOtM0qyzbdjLKmGlZ&#10;NrFt3rJsJ6GkQjiqE4HXeYWiyxVuC0ISPtC+fft40ySiZZoy5TjqdMglv9+bCYvBD+wujcfj3Nzo&#10;qPf42aGNIyMXfq2Qz61lhAQkUcr6/f5sOBxxCbrePjc9LY9fvxpemF1ompmZWZFOL61SVTVgWzbP&#10;CDMoIRrhOIMXBKO2pvZmU0tLlhd4feLmzVAymQowwsRgIFResWLZtXVr1x5vb2kf9NW0f+LrCQOB&#10;QOmuDavHeY5/Y352rlxRFKfT4cxUV1dNRqtikwGfN+f1hTIOnk97vN6c7dFN0+SkgNPtMhXiqlQq&#10;vnyxGEotLXGpXIq+mcrRSqHAK5rmMSw9oOt6WKkoMVVVI4qihMuVSkRVVL+mqZJtWyYj1KSUGDwv&#10;mDzlTJ7nmW1b4uzcbMC2WdA0Tf769WtTuXz+qa89/rVsPB7X7qRW5ftt27ZNvdzff7LY3qSOXbka&#10;KBZL3W63K9vZsSzr9XqrmyOR2PefeWbF9WvXti8mEk1lpeS0LMt0Od26wylbMX9Mj4TDMzW1dbdq&#10;62oXZUnWM9msR3LI+br62uueYGwiUSrhzEm4LQhJ+CC0y+8Xz2RSHl3TvaIg8MFQqByJxnLE+sBj&#10;QGhzc7NUWlioTqcyy4uFwgpCiI8QwlOeY5IkiqdODj149drVx2dmZxuKxaJoGibPCKOSJJmBQGCh&#10;qqpqMhgK3vK4vZNOlzgfidXlWpqbdZfLZVqmyWbn5sSJyesup8vFr1yxXImGqsuGIBQFUSz89DKM&#10;T8K2bdus/v7+pb77qg5Q0X6ZMYmXbNvkZFkzDeO9lqwkCLbAcUwzZOfUrVvtb9483jM/N7d8cTHZ&#10;kMmkg0qlIqiaRk3LYpZlvn0GJaM8IbbIGCOUcIxy1JYk0fR4vOnGxsbZutqa6/5QcM4pSxmH6Cxy&#10;PJ93OhyWy+Opu3Dx/ONnh8/2qRWlPpcrRLKZbKiiaa6unzyN5Y7CGKMHDx6UC+PXm27evLHWYrY7&#10;FAqrjDHfgQMHfnX43Lm2VHKp1rJNwef1p1csXzG0YuWqk63Nzbfqa2rKnpDLpsRhyoKgUds2LNNk&#10;oixzqiRZxWJRGxwc1O/UFwj49CEk4WfE43GatixvuVQKK5oSskxT0lQtsphINYa8TgdjrHBg717O&#10;c++9QonnhC2E6AAAIABJREFUxawg8LJpOojf77377s28IIv6+NWrtqqqtmWazpGR8x1DQ0NNlmVT&#10;nucMt9s7Fm2IXmlqapxYvaqr0NjcVHDJ7pzJWE72cfls1ijPz8+r/9Nv//Z7mxS8ezjvtWvX6Pz8&#10;vPVb/+HXf2YDg9v17gQhQgjZs2eP/SETX2h/fz9HCOEJIbzD4aByLkdVwyiLNXKFL3ECIcSjGOWg&#10;XtJjieRC5+JCom5mbi44NTMlLC4mhUq5HNY0rc627AAjhBN4XuF5fkmSpCWP15dwu5wJr8djut1u&#10;yef38yLPL4Uj4XxVrEYNhgN6KBgoO1y+glMQsjbHFYmuq16e14ter14sFiU1m/WcGzkbqJQqLl3X&#10;UiuWLT++a+cDl2MeT7p31647NgQGDxxwDxx5ZffZs+cey+Wzq3hKvUvppc4f/vAHQVVVTdtmyZbm&#10;tjc3buw9v359dzoajSYCPt9cZ7GYozg6Cz5mCEn4IJxlGIHZmdlIuaR4LZuJCwuLVeNXry5rb+mo&#10;/95f/IVT2LE1NJ9Kt0zPzvpv3ZqSs+mUWCqWA5lCrr1ULpumaSUpR0qMsRxjpBgOhwuNDQ3Z5StW&#10;JtpaWy6Fo9VXiCxPOxwOde/evR95qPI7QfZPrgAPP/20+7m//9tqNVtszxZL9L8/9ecL/X/yJ9f2&#10;fvObCiHvBajDZavNilJsLpUrnvmFBTmVSglqpcKVSgpXLheooqqipukeTVX9+Xw+ViiW2g1dq7KZ&#10;LVPKqYIkcqIg+Jxut7OurnZmWeeyy3W1ddci4VDC7/cnPd7AotvrzeazqWVvvXmyraKUpZaWponV&#10;3Rsuuy5enOv7n3/boh8yg/P4Sy/5K+n0sud+/A/bzw6fW1aqlM262toLX93zxEsrW9pH73r44eIH&#10;/e6dgDFGT7z6qssfCK4yTGOVZdlBWZZtTdWEsmnazc0tFx7Yvn2kp7d3mLhcl7e9vXYT4BODkIT3&#10;o4wx8r3vfU/Izk36ioWCjzFb5HmeI4z4VVXryOYy91y4fEG7MnqpbW5u7u5ysRI0DJNZtqWIkqi5&#10;3V5SX1+/EItVzdfX107V1NYtVlXFlIA3MCdL0rQhSbO6risOt9v4tHfeYYzR7/3pn0bfPHNq0/CZ&#10;M7+sa4a0vmfD0M6HHv7+wN/8zfS23/gN9Tvf+Y5gllKRQy+/tnNqauoRQ9cjpmE5TNPkbNsmNrMt&#10;y7Zswphl27ZhWcwWBYHKskxC1VXp+sbGdFV11aLH5fadOHWyo1gsRoOB4Llt9933Dx1NrcdvZbO6&#10;x+OxTdPkDaNUc+Tw0bsPv/rK/YZhcD09PY729rbFclfX7E+HHGOMvvrqq65Xnnsuev3q1c4jRw7v&#10;Gh27skM3NEdVLDb2+OOPv7qmq+2tyXw5vfFTCkjGGHfy5ElZ0jS36CSOpYwiq2qBVxSL8bpuyG53&#10;2RmNZt89GLm/v5+vr6+Xormc3fH2xuaEkLfHsx988EE5LEnu46+95js/PFyTSCS8lOM0SskSpTTR&#10;1t56s6en98xda9cedFZVLRJCVBy4DJ8GhOSXFCOEHtizh8vu2MFpmsY1yzKfEnL8M//tvwoCH3II&#10;Eu/mBUGghNq2zQjhme/WxGT31PTf1hfyecPSDY7jOepyuecbGqNjsWh0pLa2fmrFypWFYDCo8xLR&#10;qMVLE9MTXa+/dvRhZtvlZSuWv9m0bOXs4uLiZzImdODAAa6kad6FhUTdYirVZFt2dHR01Nnc2rTo&#10;7O450t/fP+FXVXE0ZVRdv36jNZlMtsiSJDmdzoog8HlJdmbcTvei5JRSPo93MRSMzHi83kwg5FOq&#10;YrV6bVONFnT6NSYRPrGQuu/kyZP+cqlcPTsz4y1rGkeCtyp7H3jSYIzRI0cO1px582LvqdMn12ua&#10;VuMP+G+1dbSPOR3e2Ufeblm/p7+/nz906JA7vzi3fnBg4JGhodM9mXSmWuD4yoply1/ftn3Hkc2b&#10;N5/VJVdm795Pbnz23S5vRVF4nueFlw8c8OaLmZbpqdme2dnZ5VNTU3W5XM6ra5rlDwRmenp6hu7Z&#10;cs+zjJGl4eGzQiWZDFw9N9SQb2gtnz179taGYpHdqK/n87Oz3vlbt9rfHL+y6czwuXXXr1+rKxaL&#10;MdnhKLW2tA5t69v+47U9qyd8rmDBlUplut4+UuuObCnDnQcheYfo79/Dj46uFGMxIlhJwvExYmua&#10;3xImJmx51Sp7eHiY1NTUsK6uLkYIIaOjo5QQQhYWFuiOmho6SgjX5fdT1bI4SxDEv+J5j2mUo+XE&#10;VExVtMgZRfOX1bJf13VvoVB0JRKJ6K2JiWWaproJpdS0KF/I5x2EEI/T4bwYq6u7uKxz+c0NPWsX&#10;6+pqFwgR53lFyWYFQXMHg/bo6Cht83hCIyMjq46/eXyZZVmu2ZmZylcD4bPNzc0K+Ri3N7tde/fu&#10;tZ/5y79MbundfK5cKTVNT09vSWfSTQeff/GJ6em5qi2beweibcsuNvGdqQd3PXhocT4x3tDQwDU1&#10;NSqiLJfcTk/J5ZGLboejJFCpZBGSk0yzong8htPptAYHB+19+/axl156KTA/O+vMZjNByzStaDQ2&#10;EQkFkrduOWzGGH3ppZcCU9fG1zz/3HOPZ5bSraIozN999z2vb9+xbZQ6PFnyvnHYt956y1NKJBrf&#10;PHJk65tvHNsyPTOzxrRM0e/1jdxz791Hdz748Gg0FLp538MPL5FPqAXJGKOTg4PyycOH6xdmJ1ec&#10;PTey7PrV8Ui+UHAX8oVgRSnXmrrpIxxnybK4FAqHx+vqGsaaW5rGnFGiUErYpVNmaHx2au3o2NVQ&#10;OBTJ2kWf88VUouXKwEDj8Lnhhtm5mZp0JlPDbMb5/f7pVV1dRzffvWVi9YpV0+5qeXTDhh0FSilj&#10;jHGDg4Pu/v5+smfPnvJPh+XAwIAQjUY5QggZGxuz7oR9guHz7Y6dAfdl8od/+L96SZHUTs/Oto1e&#10;vRq0TZN3e7xWdXWVVlfboFZXxTRZchm8xOmM53TOMk1DJ4SJhGOGKRPbdhVLZddSMumcnp7mF5Mp&#10;R7Fc8imlUlVFqVTruhGzTNNv28xLOCIbhmlbtiWJouw3TNPPcZTjOL4QDARm1nR3X9ywYf1gbazm&#10;DO/337p586ZGCPmZRezvdG36z10c2fHioVf+t1wu1xSNRE/88i/v/XbXXZtPj46O5va/c3IGebty&#10;/4kdZcjoKJ+trRWCPO/QHcwlWJKL4zjb0vWKIYr5d8Yyf+EKMB6Pc11dDYHFm6m1I5dG+k6eOrU5&#10;vZRpdjjkfEtL89A999732uo1Xde9Yd+SVCaKoessIEnGpWzW/MY3vmERQhh9e0+/Dwsk+uMfPx0d&#10;OHTsd59//tnHKeXZY7t3//HDj37lkJROLxihUOj8xXPr+//uwIMzM9MPSZI0v2H9+jf+xa/82ish&#10;v3+077HH8qMHDogJWQ4aptk4fOZM88Cxgfa52dntqqZX8RxZ6ujsHHvooYde7bpr2bFslpQ+7iBg&#10;8Th3o7dXTHGc2xlwhucm5qPDFy7UjF6+0DY5MdWdzmQ6bNuSeIHPOWQ5HQlHinV19eX2jvalppbm&#10;yZamxktel2+ySEiur6/POnnypOPW6PnuF1889JgoCP7qqurSzRvX1cVUqiO9lK6pKIpTlIRibXVt&#10;sndT7/imTb3D9Q1VIwpxJvr6+uzBwUGpks02aqVSvUFMMZ/NFkP+cL5t+XJ9cWEhOHHjhqdcqciF&#10;YlFIJ5NCYmmJsyyL+Fwus6q2wWhvbVKaOzomiSwnH3zwwfJHPwGA/wEheQf4T7/z79rOnx7ePjxy&#10;fm9ZUdooR0RKBUsUBMXtdhfdbm9Bdshlp9NREiWpKApSmXHMMnVdKiuqX1PUWC6biZTLJa9hWIww&#10;mzHCbEqoSQi1OJ4joigSh8NhRkKRXCAYWOR5Sqemppsy2ewKwpjX7fZM7Xjg/sG7797yA5GTr1mJ&#10;RME9Nmbs6e//oNmhlDFGDv35n0vDyfnNz//ouf9lcmpqg9frmXno4Yefva938xHJwyd0jbNNyWQu&#10;4iKWbXO8IAiqmudTS2lRLelSPpNxJdPpiKKWq0sVpYZYluXxehaWr1g2Xl/fMit4vZmvf/3rv3Cl&#10;xxij3/ve92TJsqrGb4z3DBw9+tjNmzfXmKbhikZjs93da49uuXvzyfraxmtOw8icuHlT27dv321t&#10;/xaPx7k17e1Vz7/wbPzVw69+xeP1KHv/+d5vbb93+1FeZpW3jg/19h848Mvz8wvrfF5vYtvWrU89&#10;8dhXj0mSlNMdJidbTml6cjJ09frVFSPnRnZMTk2uZBazRVmya2tqx7f1bTu6cvXq04Hq6kTftm3a&#10;xzVBJx6Pc49u2OCoSJK/lMu5bkxM+JKpVN1SOtV9dezKurm52Y6yUuFFQdKi0XC2o6NzvK215Wx7&#10;x/KLNdXVMy5JMsQIZwlCzCSEGIQQIqbTksLznonJydrBNwbvO3P69K/qmlpjGKbFCC3IsqTGYlWL&#10;tXW148tXLD/btXrlxerG9llFUfS+vj6dUmoPDAwIxVSq9sXnn/+l0dHR3YapO7rXrHljxwMPXDs3&#10;MuK7MnpldWIxUacoFaeqapJt27bA8wbH8ZYoSRJjhJcdjsLmTb0/3vXoo6+XdH0crUv4RSAk7wC/&#10;9x9+s/3UG2/tuDx29Z+bttFpU85B3/7bMWYRi1FmUkJMixKTUs6gb88CZYQQajMmEsIEnnCmJEtZ&#10;r9c7HfAHph1Ox3QgEJhyOz25cCikRaojrCpcZbucTkMSRaNQyrpPnx6+69Spk49kstl1lFLW0dEx&#10;/OBDD/23hvbGi1LJymtuNxPFjB1QfIwQQnLOAnUUXbToKFFZdlIfJ0uzc4W1zz//3G9cuHj+HsaI&#10;o6G+YbqlpfWa2+PJMWLrgiCYtmkTVVNc6aV0eCm95C4WipKmabyu69S0TYHZtkQJdTFKREKoGfD5&#10;Umu6u49v3bb1qDMYPfnkk0/+o3bceeqpp8RgUAzMXJvvOHnyzb4LFy/15fO5Tl4Qi83NzWNb7733&#10;1OpV3W8E/f5p0+EoC4JgDQ0NGR8xnkr7//qvIwcPvfB7R187+lVJlr1dXStO3b/9gbcUVS3/6EcH&#10;/tlScmkFJ3DJR3c98sNdjzw6KEhSOpVM1k7cuLZp5MKFrmvj4/W5fN5NCKGxWPTmXes3HO7qXj3V&#10;3Nqc8kqeJeL15j7uSStHjhzxjw4NrT5z9vQTkxOTbelcxqdrhoMw5jJNk3O5nbmGxqbjd61fd663&#10;p/dWdUtLwSWK+aJtFzZv3qy++wLx7jZ6sm1XjV+5snJ07PLWoaHT3YnFhWbLtCIcx2myJF/p7l47&#10;2Lup58La7g2LoZi/oBX1vF9Riu+f0EMIIcePH/dOXL189w+//8OvT05OPEg5XqypqVmghOXSmQyn&#10;KArv9XiTPr//puxwFGVZTsTC4ZTT4zFURekcv3ZtXSadXe5yOScfeXjXsz1bt/5w586dFYxpwu3C&#10;mOQdIOaTMzvu33525eoVajqTi1YqFalYqQhqpSIWCiVe1Q3CmG0Rwr3dquMI4wjHZKdsOZ1O2+Vw&#10;WTXV1WpjQ30+Vl2V8rn9S4TjlohcWSIkWPnGN75hvq8LkcbjcVpLiKNnU4/ucEiugcGBhvRSumlq&#10;amLZ2KULu0WeWyGJQkldnJUqFUUsFvJCoVQUSoUSXywXKbMYxxjhVEMVdNWI5fOFDo7n3ZZtu6fn&#10;Zjum52YijBHFsiyL2TZjjBCOp5RyPGWMmYSxoiyKSdnpmAi73blAKMTJslw9OzuzKZvNduZLpbrr&#10;N27M3nVXj6+2tfMf/aL35JNPGoyxpRdeeKEcikaLzS3Ni6dOnd56/dq1u65fG++ZmZmuj4ReWS3L&#10;0pLX60+1tbVObNl8z0lCyNzPuSyLejxKZ0fnyLkzw+2ZbLb3/MiFNZOT02HbshVVUzo9Xq+xZcvm&#10;Qve67oYjRw5/dXR0VFpKLcWUSqVT07Www+EotLW2nlqzevX1np6N4y2trecThUJ699f26v/Ysn4U&#10;K5vlj7/1lnds7FKDblh1lBKT52nS5/NP19c3zG3e1Du7vqd3LOTzTW7o60v/dMgwxujw8Gs+WpZq&#10;p2ZnO48dG+gaOj3Ulc/nV6uqUm9ZVralpfXIXb13XVm9as3Vjo7WK26dzHQ/+GCF/LzWcKXiPT88&#10;sjGxmOi0bNspCQJbWJj32radbmpqPtu1cuVU78aNU3VNTQsCx1UEmeQkzipKQsBKZ7NXRi6eX3zp&#10;0CFpZma66fS54d6u1asvDQ4OjhJCSp/Us4QvFoTkHeCb+7+V7e/fM+J7s/qSuWYjJ+fzvE6IwMuy&#10;WGQlQdBFynmISSmxHbrMVE2jHCG27nRaXkWxNL/fEgTBlmXZnp+fZyU9a78zHsgIIeTJJ598/8ex&#10;/fv3s3g8rjY45GIsGslzHDU4SkRNUeuOv3Vi19DQUK9l27phGk7bsmVCiWRbNmczYnGU6IwQnVmM&#10;McoYoRwn8LyL4wXRpoxxhFODofCUz+ctcoQKlm27GWOywyFXYpHYTCAcSvp8vvn62urJsC90SaR0&#10;0RUIOOaTC939B/4hls3lWyljZjAYWooEI5no6Og/aZbsO5V9hTF2+cD3vpeKRKtmjx0bzFy8cLHL&#10;0I2qufn5ByihHKFsiue4V+7Zuv3SR140GlVXrVl5+jHl8ehbbx2Pzc3PL9M0bQ2zLZ0wUhQEfnr0&#10;8uXSmaEzd2maWm+app8QIlLK8ZIkpZevWDHyxNcefyZU23Rp165dxU+j1aPJsvHwIzsX6+trTxmm&#10;eS0SixWaGhsn6murxkXeMetdWMhv2L37Z84SHRgYcDiJEjnw9NO154eHm8eujnUmFpPrsoVcK2Es&#10;xvGcz2bEilXXXv2lX/u1H9y1uXt4w4a+dw/t/rnlunD4sPvU2IWGy6OXN2iaVi+IYtnvD9zweDzT&#10;XStXjmzfseO12ra2G2vXri28e6333x9jLG0QYk7NzFTPL8w3jF0dW/3asYEdTzz2SHpgYGASS0jg&#10;diAk7wxs794DFiHkvbGU/3HWokh0Qt57L/6P+37/vUriIyaYfBTu2th4ywsvvbh9KZWOUI6jlBDR&#10;0LWorlOR2XaZctQWeIFQjlZEh1jx+fyZWCyadHvcKZ4XyjzHa6IsO5PJVPvVK1fvMkzT1VBff/lX&#10;v/4v/t+6+toZQ7MjS6nFprm5uajD6Sw0N9YPezyBWdG2C3xY173D83rfvn3Ws08/LZbKZUc2k3Ey&#10;26YupzO7qmvVZUc0eqPvm9+0bvfsr5+HUspYPJ78flv78a8G3aP3b9/ZevPWje4LF85vLubzwdra&#10;+qs7djxw2BeJzH/kxQYHia+7O71+3Yax2bm5M3ML8zG1olRRjhqd7Z2phoaGdC6f07OZTCS9ZEmW&#10;ZToty+Zs27R1nRUckjznk9zzn1ZAEkLI7t27S6MHDlxes3fVTd2yeKcs20ldN0LhsP7CCy9Y+/fv&#10;t8lPvkwRQghxEiXyyiuv9w28Pvj44uJCl64bMuGI5vZ6i7V1dQulYolatp3s2bj+fEttw8V3AvK2&#10;XmxKglU9Mz23fjGx2K5pmquhof7Krocefqpnw4YzQa93TkylKl1r137ochBKKTv3xhtLtQ11F9wu&#10;133FQnHlqVMndrY3N53t7t2yRH7qwGyAD4KQvEN92Jv4/o8hMN5hG6aRdbpc1yVJqKOEkxiz/ZRy&#10;anNL85H21o7BYCiQdDqdpuRwWkGv1wqEfYYoyKokCipHiGFy1FYUvWlwYNB55crVVbzA6e0dHVPV&#10;VbHi7PRs48jI+ftOnxpamc1mvR6vd2LXQzsXN961aWrvv/2371Ve/V1dfFlVo2eGTm9LJVOthJBS&#10;bW3d6Lru7luOmzdzH2eI0LfHGsv9/f1qrKmY7+xsmLzv7ntPanpFdnk9BQ8Rp3bt3v1zJwr19/dL&#10;hixHpmcm7zv43MFtly5dXG/Ylsfr9Zba2zvKVVVV7mvXx5clEglerahuSqlbFkXKmG0Zup6rq69/&#10;s2dDz0FvgyP1aY6bvfNZ+jv/bp8lGZqmVRS1Ytk2yVdXV08tX7nycO+WXmlsdGzDq0eOOGuqqk9s&#10;WLt+0FdTk7vdgGSM0Vef/1FkIbG4TFNVL6E009jUNLqqq+s09XpvrbvNnXZuJBL5lZ1tV1rb2qaS&#10;qaV2XTOCjFK3F3Uf3CZ8UeAD7d+/3/7LP/3Tmcb6xtdvTt1UTp04Zc4tLKwTRdFcvmz5rW0PbH/L&#10;5JxTbrfbIISQ6OgoVUyBX3S6qOR22+lslrndqtPQzZp0Jh3UVdUhu5xCNpdreOov/nLXzZs3wqVy&#10;aQ1lpJZynFEs5BOLqZSma9pPdoEpSvX1q6NrL12+1GtYZkwSpYnW1rZjAa93eu83v/mJjNG9M/ux&#10;SAgpxuPxt8+pTCyR/fv32+TXfu0Df2cgHheKGzYEuHK58/XXDm9+5dVX78mks6sIZVU8z/O2bSuj&#10;o5fES5cuUss0lxxOZ6axsYEZhrkylUy6GCPTq1evfvPxr37tlWXrWkb6+h6rfBJl+7g5Lau0c/sD&#10;Yy0tLT8uFSu+zs62RKyqduTMmVP3DZ856/J7vOOPP/bY8dXLV13s3bxZ++grvofOzM0FU4sLjaZp&#10;CvV19Rc2b9ryZqy1da6np+e219ju3btXP3HilXQoHFrgea6gKGV5KZf2CrIs/yOKC19CCEn4UP/m&#10;3//75Pf/6I9KpKU1Mz01E11cTHXoqiElU2nOrFg0a2QpIUT0c5x7saU2QCzBw+u6I51LCZMTk3R2&#10;et47PTezdnJmapXN06CqadylS5eWWZYVsGyrIIjSouyQE1WxWLZr+Ypzvet7RgW/P//u5w8MDAgX&#10;TpxYeeTVo/dn07lWjhCtrbVldFNv7zHi938qB+Z+1M5AL//Zn8lGJBIYT8w0XPrRj1qHz4/cvbiw&#10;8JBlWzWEMQezGTMMU9Urakr8/9u7r+C4rvxM4Of27Zwz0I0MEAABkAgEmBPALAZZweCO1mNvjce7&#10;qvWsteWt8lb5qYnaB++Wt2aqJtgjj0eSbXk805ggkhJJiKK6GSGQAInUIInERuxuNDqH2+nesw+i&#10;ZuVRoAIlUprvV4UXFLrr3ouu/k78H6nYZyspjbWsb55qa21ZvT0xYTh/4YJcJpMWjhw64tqzZ88v&#10;lUVFs1+lubKWd/cd3qWUTpLeXuau3a68MempPfX661tisah9/74Dp7Z2bB7ctHfvyqfpGff398v8&#10;Cz5TPJGwFfhCoaqqeqShtvYKIeRTNx6kKZY3Gc0RtVqdiEQiKi6Z0WXySeWnfR/4/YSQhI/EEEJf&#10;1Gpz8hQbtJqL/BKJNJLP5S0iIlIKDGMwqVTpeMinnJieXzPvW9oQj0Yq4/G4Lbiyqk+kkqJ8Ps8S&#10;hmqoSFRECJUQSiJSiXSmvKbsor3UfstmL75nK7KmzUZbTm4wcGKxOH78+PE8Ie8GZNDrNd8YHNy0&#10;uDC/k1JBajDo39m5Y/ulYrN5obu7+5EXtnY4HKKkXmF/88zrOwf6rz0TiUSrCSEmEcvqCaEsT2mG&#10;CnzcYDDOt7W1vdbWuuFCU2Njnuez1lOnX287/9aFNo1aNf/cN795cffOzj5tKBRc9yEB6XQ6WYvF&#10;IpHE45K8VmAVCpkgCMn84iLJPSZ7/ijDMHR8fFw6ceNGZd/r5/7bwsLC2rX19XfWtzW/nWbZ+U8T&#10;kE6nk80nEuZF/0JZIpkyyeTycFlF6ZxJrfY1tbcXKKUMIYTp7e1lqqurRaZEgvUSIpZIJAwhhOTz&#10;eSqTyfhsNpvv7OzkBwbOUrVanZbL5RxDCMOl0youQ2Xk/jaqL+aRwNcFQhI+lsFgEPzZUE6t0mQo&#10;ITlKCBsKrzZduXRJ4p33qryzXl08HjMKlJpEDKNgRCIZQwjPisWrcrk8IZaKmTSXtQqUD9fW1V5+&#10;8tiTvRUV1ZNEmg2IxYZ4d3f3BxZeUEqZf/nxj42zs9NHbwxe78zl8ka5Qr68c9euC43rWy9aamri&#10;j8M+t6amJvH5k79uvfDWhe5cLruBEbE6QqmokC/wDEOCRpNxoH3Dhre2b9+2VFVWNc3IZNmludnt&#10;r5081eKZGNeUl5VdPLD/4M1tre0Ti6GQ/3cDj1LK9Pf2ylNyuWV6bHjT3Tt3G+bn54ukMhnX2rx+&#10;uKWpud/pdC4eP/7FbQ35NMKLs+vefPPcMwPX39lktRbfOXTw4Jv169rmt23b9qkaNG1tbeJ7E6Pl&#10;qyvhigzHSc1G83RlZWVQxnF5t9vNKhQKpYjjlKUWizqxsmy+PbdUvrC8WJ5MpBSUoYxOp00X2WzL&#10;xcUl4wMDA159QUt1Wk1YKpVGCcMwyWTKVMhm1ZTS9xa3AXwkhCQ8kChJhFQmTYWCQChhRJFIzDBx&#10;e6Jmbs5bzHFZViqVrOg06v7KykrOVmzP67RazmK1RtUape4tl2v90M2bdpVavbRp06ahckux++69&#10;e7GPG8b8zT//s9Hn87X85rVTT4RD4QaGYWL1a9ee37Z185XphQXvH//Znz0Ww5HVkQg1GQ0Jg9E4&#10;E14NpSlDChazOWkxm7n6tXWhlpbW4bLSiutSiURYjUbXXDz3RrPb7a7VaLT5b/7HP7nVurntukWu&#10;vbf5fatYB198URK1WLSsSmp75e++XzrwzkDx2Ni4PRyNbMxlc/U8z5vz+Xx6ZPiW5vhz31jatLMr&#10;QD7tYpuHbHBwUCJEImUn3zjdeXN4uIsKNNfavP5G/do1A1KpNPFp3os6HCJPMKiKRaI18XisNMNx&#10;spL16yQqpWbdeY9HOjIyIguHQqo0x6nSXEqZzWZ12UzOkk6lDDmBFygRKCMSCaxYzJWVlxY/941v&#10;XGnduO2u3mgI6rTaEMuyZDUcNIejUd0X9Tzg6wUhCR/L4/HQMp2OFgoFSonAMIRQlVIebWpqnCkq&#10;Lr7HikSxNbU1I5UNVZflclOqUCjwhBCi5nnZaizWGY/G6qhAeY1a7bOaipYkZnOm58///EN7gQ6H&#10;Q1TrH3gqAAAanElEQVRbW6sORYLr33r7rYP+gL+VEMLaSuyePbt2vyY3Wu/0vPA/HouAJISQjuef&#10;LzidzhsN9U3zyWzSrJSqEnKzMmRmNSkxIXxOLFZSljfdnpoudr319tapmZnajR0bvfv2H+xbYzKN&#10;JjQaIZ9KKS69ebL07ZMnleFIRHxuakp1z33B7vP5WxcXF9bF44kyQRC0MqnMwrKsmhBCOC7Da7Q6&#10;icViYR/1MxgfH5fGAgHbjRvv7D33Zt/OeCyqbG1tu7Z3z753TLHM0rqDHQ+shnTt2jUFn0pZvPNT&#10;iv81OSdP/vxfzaHVUGsoHC4jIkY+OTll++EPf7gvl83uymQy97t+VCAMw4tEIt5sNqXr6uv9RpMx&#10;LFer8gtLCxrPhKc0EomVReNJeyKRmDToNCtGsykokUiEeDRmjMXCanLiBIZb4YEQkvCxTpw4QX/w&#10;gx8UlApVnmXZgiAIlBGJVhqb6i7brUXjgkieVInFybzqTOL+Xk7icDhEZTqdfHZmZs3C/EITI1Cx&#10;TqUNaVTyRD6/Knc6f8TKI2IhYzAU7s9BUkop89JLL6kCczPtfX3nn5q4feeJPJ83aTTaoT17Ot+q&#10;qaubvjM19bhVSaEejyfR1NTEGeTli6FQSKitzfGJsRSrKCqSLizOtV29fOXQzMyMym4vvf5n3/r2&#10;qbqmNZyEyOJ+ISJLeEO6pUVv6907U+0Li/ONoWBIF1gJSAv5vIQSRiaVSXJlZWVprVqbWg0FNZFI&#10;VJFKpeI2W/HAM88+415TVjW898AB7lHdvNPpZCNeb+nld67uPXv23LPxeNzQ0tLa/wdHjv1rY3X1&#10;2NodOx7Yw3W5XGLv2FjFxStXnhu/fbspkUgYC3xBmuEyJZQQAyuW8nmeZrLZfMRWbJ8vKS+9qdPo&#10;AwqlLKZSKOJyjSZXZLUWLGZzQSGXFwRBoPMLC5INLe1qEcNk6soqIxqNJpXOZsNqhSosEYvzuXxe&#10;kUlzcnKiiSEPbccUfF0hJOFjMQxDv/vd7+alUmlGxIozBZ6nmWyO5dK5nLggWjz+nf/8geDabDJJ&#10;ZvN588Tt2+XJVNIml8nZstJSJcuKO25dHd3oGR9Xy+TyaHPzes9vXn7Z9fS3vhV96aWX1HG/v/bk&#10;a6eOTE5P7ykUCmalXLm4c+cO9+aOzS6dzRbq+fa3v/QzKB/k/rBxjhCSczgconJzk20utdLhfuWl&#10;5tHh4TKpVCwcOXy0f9u2HYNSkSg1P7+8ZejmYJ3H4zEvLS0rU6lUUT6fsxV4XsWyooBKrRq1Wq13&#10;KirK0zt27FTwhUJNX1/f9tXVkDibyU7X1tZePPrEkbe3tnXc2nb9eoR55plH8kyoyyV2ZRP1F952&#10;d/X1nTsaCARLKysrrz9x5PCvSu32ibU7dnyiYdbOTrfwv90ks+xbWs2k0ys6vZ5KpVLNSiAgSaVS&#10;uaJi2+0DBw44G+rrZ2xWa0ShVPpyLJuUrq5m2o8dyzIM84GFS++dexkMBumx7m6BYRjicrkSrEQc&#10;YUSiFM/zEi6Xk/b2Epa8r0AHwIdBSMIDqVSqgkKp5OQyWZohhGQznCGdSphyPC/63b+llDL/9g//&#10;oIn5/bWLi/OlYhGrJgzDD9y4XnOt/2oJl0oXU0K1Eol4PhmPy80W7Y0z3/8+t5rLVQzdGjo0Mzvb&#10;yXFpm1wmX9rQ0d63b+/+t8V6/dThw4cfi8UpH8b18styUqQ1L88Hq//ln37eMjg41JrKcJJ1TU2R&#10;p596asFeWhK/fXei/vqNG5WesfFdoVCoVuB5KSXMskqpXC4psd+sqalJd2zYMFtaUTWoUyrv8ISw&#10;wyM3t5w8ebp52bdszmdzyxs62i/+yR/98a/1KtXo9iNHYg++si9GX1+fypVMrnG53t7/1oW3960G&#10;Q3Vms2n42T989vza1vbr27dv/8Q9fobpEa5cuRLa1N5+NRaLTUkUirIbQ0Prz7zxRkUsHs831NUN&#10;tG/Zcvbo0aOzn/w9GUreLfL/W5rJyaxBp4urVKpELBaVx6JRrcFgUDgcjsKjOAAcvjoQkvBABoNB&#10;WGJJimXFcRHD0Gw2VzS/tFhWVF2qoA5HkunpoU6nU5RKpSS9r/ydPs7l6yanJ7fH48kKwjBsIZdj&#10;Evl8KRWEBKWUk4olSVtxyVJzS0vUWmSXxRmmwnXmws7Lly53Z7PZErlMtrRp0yb3kUOHf0bl8onH&#10;ZfXmhznz6qvagJApv3by7MZrly8fXlr2bagoL08d/w/HX7VYLRMjoyO2f/vFz5+d8841JpJJPRWE&#10;rFqtjtfV1800r292r2uqvyo1KJbK1fYCl0wKYqVSkiHE4Bm7teb06dNPLSwubC/k8+m21tbzzzz7&#10;9FmZyTS079ixRzbEOjLSp1q8G6s9c/7s01evXNsXTybseoN+5vChw79saa6/uH379g8chPwg23fs&#10;SLpdrlG5WMwqxOL1iUSiIZvJCEajcaGhqWnIIpd/7gbBrMEg6BMRTi6TJfxc1hLwB8yiXFx/orMz&#10;hZCEj4OQhAfq7u4WvGNjYZ1eu+jziQocx9lnp7z1bS0bS39WVJT76U9/WuATAU02lrYPjIzvHhwc&#10;POBf9lVzHGchlOYpw6yaDYb+oqLiQavZPF1XX5+sqatLm7XafCSRqDh/vu+Q++KlfbzA26QS6eKW&#10;rZvO7dtz4FeGEunk8ePfeuT7IT+Ky+USTw8Pb/jFL3/x7G3PxOaCIFSIJWJNmkvnTp4+/c1IJJzI&#10;cBmlQAWzIFCRRqOe39jRcWbXzp0319Y3ehmWDRGlMtrZ2ZklhDBDp0/L58Ph5kuXLx68eu3q5uWl&#10;5XLCkOCGDRvOPvfcH50zlpbePXz4MEcewWITSinj9XplY/39HadfP3V0cGhoXzqVVtqKbTcOHzn6&#10;s02bNw/mJYqVT1p27v0YQijp6ipQQvif/eM/Kue83ipKKWsrts+VlJSMGnO5zz0X3d3dTV/6+7/P&#10;S6XSDF/Iyf0rPks8lTG7lSRAfqfXCfB+CEl4IIZhyPf/5m/SGrU6RinlBZ43hMPhxkBg+RnCUL9/&#10;eUk+MjZeMu/1mqPxWB0VSC2lVM6ybNhgMIxs2771zS2bto4Zdbo5QkiYiERsgebWTM5MbT/9xusd&#10;k5NTrYRSjVavv7lz+3Z3Z9det0Ekuv3k8ecfWY/pk5icnGRmp6Y0s9OzJblCoUQkYTWZfE686PeJ&#10;xWJxrZhhqYgVZcpKyhfbN3YMNTQ09FfXVF3XSpRzvnQ63t3dLRBCiNvtluUSQdvNobHdF93u3TPT&#10;0y2pZFIrkUlv7tq56+0jh4/2F1VXz3R1dT2ShUtTU2dkb585U+wZG9v95pt9nbOzM+sEgefr6uvO&#10;Pf30H5yvry2/npMqwp+nUhCllBl2u3V33nijNLQSKBUxomxzU9Oy3moNrDl48BONJLw3F6nRaJj2&#10;9vZ/d2LJiRMnSNvaNWmlShVhRCyJhiOGVDRl1VvI3c96zfD7ASEJn4yIl1BeUBBCRIRhpIlkovxX&#10;v/r1UYaQdIpLq/h8wUoJEb1bTICREkISZpP5xlNPPXWyds2a19XFxeHu7m6h93vfky/GYk0XLl3q&#10;GhsbPhSNxeukYkmsvLJ84OiRJy6sa6i/5E/lvf/phRc+TZ3PR8JgMAh1DQ2+9o0d1+/evRtPcSlL&#10;rlCw8jxvE4lEWjEjkhCGETiOS07dvRPK53KcQGmF2WyyK2Ty/Ou//HmeEUTM4tKS+p3+q9XDI6NH&#10;opFwJSVMen1L89UDew+calq37prMaAw+ilJ14+Pj0ojPV3r1wt0qt8vdODExcTgSilglEkl4167d&#10;1w/uO3CmYt26W+3tHRzDfL7ebW9vr6iiSGcIBAO2ZCqpl8nEvoqKshWtVst91PAtdTpZT2mpLria&#10;sI7dGbGc+J9/reDzBUEskYaXRkamKKXJ91574sQJevncuaTVYvUrFIpcmuO0sUS0qCKVknye64av&#10;P4QkPBCllPz1f/+OcW5+vqTAF6QSsYTJ5/LKfL5gp5TGWJEoK5MrViwWSyKVSimCwVWF3qDz7urc&#10;+cvK8vJz6uLiyHvVZP7xu99V9A9e3zh088aGbCZnlMtkwbUNDZeefurJM0VW+yDR6CIvfPvxnYN8&#10;v+PHj/NOp3P08N7909v2blewAmtdWFpquzl0c++c17smy3HafC4vpNNpaSi0umvizp09b711QS6T&#10;yRilQpFTyuVJSgmNxqLKVCqtZwhRyxTy1V07dw49cfDwv6qLdXfUaku0r6/vS50ze/HFFyWb6upU&#10;3slx27WLV49evHSx0x8I1Aq8kK2sqhw6dOCJ8+tbWi7WKhTB2o6Oh9KYsVgsDJ8rqPPZrD6TyUhM&#10;ZlPYYjVFotGoQAghlFLR2bNnJdVarTRHqTghEkl+5fWq/VeurB0autVx985EcygSNUgl0kzX7t2j&#10;GsuWV71u7wwh5LfD9TKlKKE16hZVKmU6GUtoQqshK20Q4TsQPhY+IPBgDEOEP/8vWblKmZRLZZls&#10;LseJWTak1Wpu2ex2d1Vl9XRjQ0NmwbcoHb81qqyuriQtrS3+tfVNs96VlfDzx4//9kteG4slt+7Y&#10;dL62pvaOIOTNWr2ellWUBRQi2VJGJuP8fj/jdDrZx6Qm6QPdX1SUo5TGzp49G66vqvPVVtff8AeW&#10;1Nl0TlLI50k6nWZ8/uU1CwsL7bFYdAsvFEoTibgyFovyQkEoZLMZhhIiZhgRSxlivXnzVkc8mRS2&#10;bt78jt1eNtza2joz7nSmgxaLQAghnZ2dlPT2kl5CSLfHQ0+QBxdi/6ScTierlZGK0+fPbbt189b+&#10;2dnZJi6d0rEi8eqWLRudTx19st9eUjK9LRYLMYcPP7T/kSUYFN1jeFM8EbcWCnlWo1EnlQoF12K1&#10;suPj41K3+4wxG4mWX7g93riyErTPTt+zT03PFKeSSblKpVioX7vWtcNcFPWvBBqXfL7igRtDu4Wt&#10;Yjo4ODjV3tFeYBiGDA66EjqlelmuUMRi4YgqFo/piAghCR8PHxB4oBMOB1OlltOntbpMOpX25/K5&#10;2yqNetRstlxTafTDGnPGF4moClaNRr6hqVnCMoygikbTx7/znTz5nUUmx3t6cg6Hw9va3BxOZjKV&#10;i8uLHTeuD9XyhBC1SpHU6rUhrYSZe/UnP5mTJhKh7r/8y8zjUKf1Qe5fY5YQsnL/hxDy7jxZb2+v&#10;yKgSB+bnF6Xn3zy/YWx0XMRlOCaXy2cJobcNJpPXoNenorG4LRaLVPoDAXNgJbBrdHikUqaQbdbr&#10;9UtWkyVlsliyliJrZvR6f0Yml8eVcqn/N9XV08eamuI9PT0fer7oZ8BevdJf0nemryWw4l8vFkvy&#10;Rdaiq1u3bb2279Bel4WRL3QcPPjQj/EKWiyi6MykPpVKGRnCSGRyqc0X9O0e8YxUT09Py0LBsH5l&#10;ZcWUSnLGAl9IKhWKmEqtnWxs7Ijs3LlzqnH9+gmmUIinEtzMufN9LRcvuSs846PHdu7aczfVFxqa&#10;qp5aEYvFSaPZsGTSGf2xUKQuFovbUtm4dnBwcLWj48GVgeD3E0ISPpbD4RAVyeW6q1ev2UZHR60C&#10;z+fKS0vHN+/Yfl5lZq/96Z/+1+T7QuwTfdH09PQUnD/6UW5oYEBy/uLb7fFEop2nvIllWU4mk/uM&#10;er2nqqxidO26xrn0T360/LOf/GRVz3HRwy+8kCNfoTJiTqeTvXrqlFIuKpTcvOmpHOgfMIx5xphE&#10;IuFVKVTRtQ1rA5s2bb7a0tw6IpbJooGl+ZobQzfbpiYnG5f9y5ZEOqWOpxIbV1ZWt0+RKTEjEgkS&#10;iSQrkUhScrk8WF2zZvTQ/j2nNBHFFCHkoeybrK6upqElb6G2rjao0WqGKiqqFvbu2dNvKC3tPzQw&#10;kGS+oO0SRqORvT2cMKdSKQulguTe7L2iH//4x1sikfBmQRAEuVSV0+v1mXXrm6INaxs8dfW1I2Zz&#10;8ZQolQoFCeE27dghMAxDKaXBHCkENFr1E5cuXmr9+c9fLVu3fr12355DwxajfbFYXRI2GkxLS/Kl&#10;uunpqfJ7k3NlJUbbCiEk8kXcF3z1ISTh4zC1JpP63vJ825hnbN+yz7ebUkJyBWGypaNDVijo+c/c&#10;y3O7OVtd3XJra8stz8RtYzgSUQg8L0slEqXJWLx4YW5h1/DYaKa6unqkYW3D1ZqKqoF//tu/XfyT&#10;v/qr1EO+x4fG4XCImpqaxDKZTMbzUSnl4mr30O2KdwZvPXP7zsS6ZCopLy4qXurc3XWufeOGgapy&#10;W0gr0SXDhGQXFhaEktq1c1VllddC8bhmcWHBEk/FS1b8gcq5eW/d6upqNZfOFHEZTptOp7ThcMiY&#10;zWREtqKiO2UVpUHykEKyo6Mj73K5htbVNk6E43GpxWjME62W27ptW4b5ghooTqeTDS8uaubn5stX&#10;Q6FShULB19ev9XPp1EJ1VVWkprpqzF5eNWmzlvjK7fa0hJAMJ5Nlt27dmvvdijsMw/Aul2thf1fX&#10;L2x2++2+M2d2XHS7nwn4V2qPPHn0Wm1V1WJtTW3s7uSdnN8fsM7Oe9fVNTbOE4QkfASEJHwU5qc/&#10;/T/qhaVgreuiu3txcXlHocCLDUbDxI6dO67VlFWOaA2Gz7xo43hvL/+ywxGseeLYuR27dw/HIhF9&#10;MpWS+JeWpYEVvzm0GqldXFrqujV8q+v27du1Leuba3fv23Pa6XQOP07FBRwOh+iY3c4u22wScSaj&#10;Wo1EqidmpjZ6JibKFxbmLAHfiiYnFBRms9mzcePGW/v3752uLK+5l2XvrR44/Nzv9ozzhJA0pTTa&#10;39u7kjaK7zFZ2XCOi+kiMU7rCyxr783OakKhkDyXy/EGozFcW98wKVabVx/mPXV1dWXI+xa8fNEs&#10;FovCN3u3avLO3cpsJqsxm03Rw4cOvVlWXnZNJGZjGoUuJM3n4xPBILepq+uB86BdXV0FSmlYyrK3&#10;TDrdqtt9efrmyPDmV3768h+2b2jNyuQKq1qt1sXiUWkgEKhIRKP6L+M+4asJIQn/DqWU6f3e9+SR&#10;Qso+P72y/qLbvd0z7tld4HmlwWQaP3Dw4MktW7dfnfP5lno+5+Kab/X0ZAghXkKIl1LKkBMnmFea&#10;jVKS3qMPR1cbrvRfM1y72t+ZTCVb7kzdVVbVVEyairXTDocj+jhUSRl88UXJvE6x5vqSf93Ea/0m&#10;7717mrm5OVMikSjmBcpLJZKkvbRkecOGtkDHxo6xYovNEysUQnuPHfvY53Z/Qz53/yf03u9dLpd4&#10;97oWaYLnpVFCSBnL5mYzmezBgwe/EoucPooxl6PLOcpTRihIJJJ8Pp/nViMhr626bmzfvn2f6ezQ&#10;+6+Julyu5De+0b1S11jPvHH69K43zpzZwDCMTqlSGggl+dWVYGk6k9JSSpmvwtw3fPkQkvBbDodD&#10;/OP/e8IYXInVjnsm2ofHx/esrIY2UULERpNpeP++/Wfa29pfq/L5lv+0p+eh7tu7/wVFCSEZSmng&#10;5Zd/wK9ZU3d13OOpyHDpLZlMpioSiVUoGLm+k8TiPYQ86pBkhpaXJedfu17pmRjvisVjJUqlSlJs&#10;LYpu2rx5trGpccSkN00ordZFtd+fSRoshYPPPPO5wuz+XskCIeShL5x5lJpjsUy4vHy+tKR0+O6d&#10;KVOWy2ULeT4qFkc++3D+ffd7lUGhUDiXiiZS+Tyv8XrnOuKJhJxhiGR1NVji9/lMbvcrMvIl9p7h&#10;qwMhCe9hKvV69dkLb26+dq3/+XgyWUtEjF7EiHitWu3p3LX71Prm1jeWIxH/8w85ID9wIQxDX331&#10;1azJYl5Sq9XhEMsKuWxOurC4aAyvho0hk2mJPPpSYnSZkExVVdEta1GRTyuXM/by8mxxqYVTyXWc&#10;lBAu7/dnnujuzqGH8vGY48d5l8u12tm57dcWc9FluVzObGhqnnO7Rx5KY4BhGIFSGlXIZBdVOnXg&#10;8qVLfzxxZ2JbKpUqjcZi1unZe7aWLa06Smnus5TVg683hCQQQghxOBxMLB2Uzc8tmqKJZAVDGYOI&#10;YRYqq8oH9u/bf7mxqXnQ6/Mt9fT0fCnzgcG5OdXgwDubfMu+GkIJwws8x6W5EJejkY3p0GMxvNjT&#10;0yO4XK7VYDAYU6vVQjKZLBx/d0/o/w/FF154dBf4FdLV1VWgTqev+dvfDgZv3RJtffrp7L6HeAzY&#10;/fCLulyucb1e/6pGp1vyjI12+fy+ouXFRVU0kNS63e4QefQjFPCYQUgCIYSQnp4e+j2HI9vW0XqP&#10;EZPXBYEqy8vK57Zuax9SSXUer88X/jLnAblkshBaDYcIJSOEkJmS0hL/gYMHrtt1umDnX/wFT3oe&#10;j9Ny3zcECp8T8+4c9xfaAOrq6kqOO51DhiefTNVUVvomp+6WVVWvGTdotelgMIgeP3wA86gvAB4f&#10;lFLmlRMnZBFClFKZjFEUsblCQZ95/vnnC+RL3p/ocDjExWq10R8JWAWByiwGdUCmt4eff/75R3IK&#10;Bny9OJ1OdqPFIglwnFRIJvNbu7uzGGqFD4OQhA+g9N3TixiGIeQRBpLT6WRTHo9EpdMxnlgs3/MF&#10;z4XC7yWGoNEFAAAAAAAAAAAAAAAAAAAAAAAAAAAAAAAAAAAAAAAAAAAAAAAAAAAAAAAAAAAAAAAA&#10;AAAAAAAAAAAAAAAAAAAAAAAAAAAAAAAAAAAAAAAAAAAAAAAAAAAAAAAAAAAAAAAAAAAAAAAAAAAA&#10;AAAAAAAAAAAAAAAAAAAAAAAAAAAAAAAAAAAAAAAAAAAAAAAAAAAAAAAAAAAAAAAAAAAAAAAAAAAA&#10;AAAAAAAAAAAAAAAAAAAAAAAAAAAAAAAAAAAAAAAAAAAAAAAAAAAAAAAAAAAAAAAAAAAAAAAAAAAA&#10;AAAAAAAAAAAAAAAAAAAAAAAAAAAAAAAAAAAAAAAAAAAAAAAAAAAAAAAAAAAAAAAAAAAAAAAAAAAA&#10;AAAAAAAAAAAAAAAAAAAAAAAAAAAAAAAAAAAAAAAAAAAAAAAAAAAAAAAAAAAAAAAAAAAAAAAAAAAA&#10;AAAAAAAAAAAAAAAAAAAAAAAAAAAAAAAAAAAAAAAAAAAAAAAAAAAAAAAAAAAAAAAAAAAAAAAAAAAA&#10;AAAAAAAAAAAAAAAAAAAAAAAAAAAAAAAAAAAAAAAAAAAAAABfM/8P0JRRPhDRnAEAAAAASUVORK5C&#10;YIJQSwMEFAAAAAgAh07iQJkob6AgMwAAGzMAABQAAABkcnMvbWVkaWEvaW1hZ2UyLnBuZwEbM+TM&#10;iVBORw0KGgoAAAANSUhEUgAAASwAAAEsCAYAAAB5fY51AAAy4klEQVR42u1dDWgVR9cuIYQQQlCS&#10;oJKKIkGCiASMaKmlFoKEEiRIRUsrVSollFCkBGppS1qkWFqxpZaKBAkiJaBiRUWFUOQlFBFFRUVF&#10;kSAhBAmoqGjQwP12/Z5Jj+PM/tzdvXf33ueBIbn7MzM7O+fsmTPn5403CIIgCIIgCIIgCIIgCIIg&#10;CIIgCIIgCIIgCIIgCIKIHbk33mhwygqndDplk1O+d0q/U0455YxTbjtlxCnjTskFKC+cMop7rqKO&#10;IacccMoe1L/FKV1OWemU2XwLBEFIpjQfDGmrU3aDGd0Ac8mlpIyAublMrRcMrZlvjyBKlzHVOmWV&#10;U7aB8M875XGKmFI+5RkktQGnfOuUDlcq5NsmiGxKTpvAnC6BuHNlUq5i6drtlBanVHJGEES6GFQz&#10;9D+DTpkoI+YUpLiS5CGMz2LOFoIoPIOqhi5nDxTZSRD6BPRHZ8EIf8WSchPaXgWl/HyU2gB9Vte2&#10;4f4u1OfW+wsU8EqhP57gc7ntfODXZ4Ig8mdSbzqlB4rxuJZ4D6DPGoTifQOY0IwU6d5a0a9u6KuG&#10;Y5QiX2CnspeKfIKIh0l1Q8qJunN3A4yppxTMBlymCua6CYzsUgwM7BLG+03OPoIIRogNkCiOR2BS&#10;j8HkfsGyq6FMxm4GzDS+x9IyiiR2BsyQO48EYSC2VthCPc5zaXMWhOpu71dzRF+OaaVT2mH2MJTn&#10;B+AZdh1XcESJcieoWixBzudBSLehCO+iFBBaAtsB84d8TCZ606LjI4hCEU4zvvoPQhLMeeyotXIU&#10;Y3sP2yCdht2s2O7aeXEUiVImkDbYBL0IqSx3Jak2jmCi72YxmFBYycvVNa7kCBKlRAyroMQNYyvk&#10;6k1WpfBZXF3bnADXNTnlulPOOWVpxt7XSugTw9iCDWOzhJb1RGYZVXtIRnUJFtm1KX2eWtHXKaec&#10;8Li2Rnu2gxl8f66x68chl4yj2F0k4yIyM9E7QyjSH+Br3pKRZzug9X+xx7XyurGMv9NmvKcHIT4+&#10;H5BxEWme1CtCfI1vY4ewIWPPOE97jgrLdXXadY0l8o7Vzu6NMIyL1EGkTa8TVJk+lOUvr9PvKvEs&#10;9z2uW609d18JvvcuuEq9CKjjWkVqIYo5YRuwTHgRcDeprUSee1IF1/O4ZkQyNvwd4Afr5XV0/SEK&#10;OkGr4ZM3UU6MSjz/QzzbLcv5evH8d3HsHn6fpaT9Ug/WS/0WUYhJ2REwpMuZUrWdEsznuuX8PjEO&#10;reL4cxx7XspGl2BcQwEt5ztJVUQSk3B+wK/n7VKfhIJhX7FInznTkhG+fSWt19KetxPzwY9x/e3O&#10;L1IZEdfE2xRg+Vc29jfOM97BM1/Gdv8C5XCNUC/WnUHn2Ext3FxpbV4Jj1Ul5sVIgAgb3E0kIk22&#10;2djd8fPm310OaamwQ9gMC/acgfE0it8/edTTYrj/n1IxfbA88wyE+3kcQJVAaYsIPcE+DiBVDYfV&#10;xTjXz3LKMqd87pSPUj4Gri3VWqdcFHorvbjuK7tceywhRdzR6lkIQhyHwv5r113HUt8deAhUlui8&#10;agng/eAq5beQComguqq/A/j6bQlLVM71+w11VaZ4LNzdvpNgNGPujp/W9wvi2j6lUMfvpVgyTmr3&#10;HBb31IAZ6mPyCEvspSU8zzYE+CCeYigbwmsSdQcQ2fujLP+ce5+IuiYzOEb3dYbl/F2uGA1+y2W0&#10;uyN4yynv25gzlpqNafGhLNQOJuz4fvWZb+PUbREm/cJgAKV6ZwxtrZWSRMbGSXfLuSCcnP/Rrq02&#10;MSDn2BIsL/9Nq2kDEnJMYulaV4D2OgIo5Q8wyw+hQoncDiBV1cbUntzanzCcX4PJew/6nIG07KJh&#10;iWcan80h6pij3fs0jRlr3OgS0nEbzHkYS9hFCbRXi3nmNQ9H6N5T3syqyydl1kgUcRwxoea6uiDt&#10;+F1pBS6O77T043kKxqrZS/q03PM7ljQLNL2VvHcqhfNiMZapldgwGDLo7xoTavuDAB/QraTe8mJU&#10;lUhC6mUEOhhF4enc+4NW30O1BBLLzzvi+j89+lKVgjGTwexMZg2LdckDzFqd/wLH6rX73knh/Hhq&#10;2hDRPBzuWO51l8JHYpC2DnCJSASxrXIlrk0xtdWj1X1f6HGmXVvENvcamD3Ie+akYMy+FP35yCnX&#10;8L+rh/oN/y/BrperZF8j7pXmELM0SW0shfND2pLtsjBft5zz0H/FIjliJ/GxT+QPJiApYWbV6uMH&#10;OB53OicoVGUbdUJ5fRdf87MqrpS2ZPohBWM2U++PsHQ/p/qMv33i2t9x7GtxzF3yfiN+v5vCOfKH&#10;6N8Ci4T5ieVe/WNzOaY5O+IzZxnvvwSZVbuP3cupiOYKB0DId/H3J22ZcE4tM7RlUZ9WT1WadhCF&#10;7uYHcWxMt8PS+q7KUhiUTjMxQXxPUjhH6nSGa2C6+wNIZqq0x9Qvv13sx3SiLi1mtdVHuf5tVANO&#10;5/7vDPWe0HUT+KuWUW9b9Gu5NExAsQnQqx1/hOMXDfdI4r4oxv+5Jj32pXCe/E/fRNAY0VOPj6H+&#10;7pPYSdzmo3elMr4EmNUOH3G6I8a2Ov0U5m6EA0gtVR71DKdEIs2ZxsdvyQMTAPf8Wu14S1ot/LWl&#10;e72BOedMlvdwS5Lv+zT+rk6on20+S8RfGGcrm4yq0seuZTgph2Wn3p+RVWZ6+xu7aK9lj4Hpwyyl&#10;B0rJ2FWDUOt9lk2XPepYYDh2zRR5FO1VFvF5W8UzbRfH/zEtEXFuoUHF8D7epzH0Toz9bfDxRzxA&#10;ppUtZlXr4w/4twqHknA/5uLvF2j3S8sXXZVvLPW4Oq+/nHKzEEspm1IZ55pNvoQBPyDTynbscI1o&#10;voZjhV4KC93iKzHqETJnWhLX5tZJ7b39ZXjOyYT7Xe0zx4do9pANZjXDJ8XWjkJ+fYSydLlkZIZ+&#10;PbTcr9tnnSny+C4TfTmrEWotdD7zILXshXX8XWHb9JpRLKS5MTCwowV+nlua+1UrNg8Wi+M12C09&#10;qudatEihKoR0cwH6v8MnYw/NHjLKrF4UUimJSX8XerJqg4TyD5ytc6bJDRcWqT+5kgYXHXejQPTp&#10;Z4OrTU5LtnoPTMGVZD4FQ1gAqTENBrFVMGXYCHuzK3BQV2YMuyBRTYGpnvRTqAuzj38L9AzdHptK&#10;ZFopZVbzPXLFPUt6qQGdwh0olpXC+ph2zVty91DoTkYME1AyqjkpGuclerx2SB/HICFdxHPVp3CO&#10;NIa4VqYp+9OwjFxic4wWu43WvI0JPFu7h5HpDQYFTB+zuu0hWa0sQB8+0tr9Ujv/mf7VFQxrqTh2&#10;QsTcWpzCsZZK96aMzRNlJ/cjlq0VHtfqkuMsce4bLYXZRTC4OYZlc08Bn6/Ng2mNkmmln1k9iNty&#10;3aMfUi91XTt3WHd2hkGlYnJ90JM81HeqUjrm/3glUU1xv9daTFsuYzk4Ty1TNcX6XZO0ht24+1p9&#10;P2theJ4W+BnbPAykybRSoLO64RFpoaWAfZHZYp7g2CyR2kruNC3ymFTLMzL2dRmdM9ehG7yD5fZF&#10;/L2GclmLgvokQJ0zset7Hffq2YF6C/yMLR62Wjeo0yoeszrv8SVpLkKfpnTDSCyh6i3XLzD0vYVv&#10;t6jzqlYPI4PNgkFxzXpbEllxzWgxI2642aU9Vh5UxBdhUp1Pm9ir9aM2wPUDYmt/+l6+4aLOLRld&#10;4jOh+5peqgtfyibt3lkWFUGihqR5qksuMV58YV5CJdK/25aBzUXs2/0gDAvPoL7AX2oOwrk0uOaU&#10;yVyq0H4fNNm7CRuy+9pyb0Bc85XuIwmTiSGbtXwBJa0RD+PSas6EZF/AgIeCvaXIfevw287W7JiW&#10;W46/dPPg2078wzctJbnSkynCq+aw/VRzhr5uka5naW3VIK3b3WLY0kGnNUE3nsIP/A4P04UVKemj&#10;aw+z13KuTyQdrTacP53ljDoZnE93hWQu59NccY00bziiLfU245qz2v0nU/isXiYPv3A2xD/gWz2M&#10;QldmoP//mrLLaNfoCt/P+eYTfSdXDPOpVbtmplymC5OFHvz+M4g/aAaYVi9nRLxSyzOLZNWZ8r6/&#10;LXYP/whw/dE0hxAusXl1Tss4vRB/l/jouio0vVXOFt8sQ7SUizPUUjlPqlaP9ffWlPddZnr+KuA9&#10;eu6/Cs6CxN7PWvg5vieOPRLZp/s83G++0DZ7KjP03N0ekUsZbjnCwM72iMG+I8X9rhNS1ViYzQDD&#10;srCOM6Gg764axqOTWpagZnGNTMqxN6PPud0jqOWbnAnhB7TSoMyU8awqMzDxq0Le02TQq1RxNhTt&#10;HTbB73BcSF0nS2UJ5RFP6xJjaYUfzD0ekUKrS+xZlxoSdeay6K9XwvOxEaFmHoll4NtZXrLjo2qL&#10;XDrAtx58ILsswfbHkwprnBKCaNFCk+zkbEjlu1okrN/VknFBRp+lwUPtsoFv238AV5b7LgY2Gv7h&#10;bEj9e5or4tS75ceMPke7RUBw6XAV37R94GZ4+D59yxEiUixx3ZVJRzL4DNs8fHNn8y2bB23QI8kp&#10;3QeI1C/rM97/41nd5CrGYHV7bLOSwxNE8jTY4OEo3cMR+m+g5ltcBp6lxUeQIMqEFlsttPi4mJFQ&#10;siKKbuLoEETB6XGDRziaynIfnI8tgzPIqUMQRaNLWxinLeU8KLMtfoIjYaIhpinNO0GUCG26LmJX&#10;LXHn5pfroAxbuPgHIepYj3tmcpoRxDRd1MO+6qKMghqyjlUW+jxfdktDVz9lGYz+EHXMZLA7gnhJ&#10;C+/AiHUEmatzceSPdOmx7JeG2BV8YDFSqw1Rz7DMpEwQZcqsfrAwldcS+ua5NBwp611D50EPWQa3&#10;M0QdMgPxHE5boowZlomW7nqpSpzja4I61yNXgcl153g5DK7t4feErEftYoxwyhJlzrBcKWgZokcs&#10;UqsUJL4wBoEUqco6Arbxa1QhI4sDW23xDJ8Ia80ucvktsZxfGOY4QZQozX2l63i1TEB3AtbTIOKC&#10;5a3Gydrg9cRhIIowLC+zzxjOVSBa5CPt+CIwuQlOYyKDdHPF47weg36fU34Tv/vk8k8Lwz0Voh8b&#10;yiaBBTj0hCUgX2XIum7i3tUeS8Vh7fhEyYuwRKkyrGWYuz8bzilp6UPDXK8Ux3Yq9YmrLM83nZwl&#10;4N+Dkgur7DzQbouvYEvIeqq9onGKVOMyBrfKLTcesi3adhFpoB2ZbXq9dm6BvtoQ167Trt0P04dG&#10;2zUBVzePo5gjZWHAWy2K9t151KUSAHRCtD0hzqkEDk+1e37D8faAbSwWaefrSTJECmjoPUvG8CUy&#10;47T4oLvlmqQB/D2GXAnzIvTlF8vSsK1UBvtQXIHBIO5OaKGEl2kv70/tnqe67gov9xb0XfeUSK1l&#10;+qV9F5EmOnpXz6Yklos5nK/UpR6R7PU9/HaT+p6J0I8ZFtus46UwyCss0tWmPOparLZi9V1GnL+s&#10;siurIPqQ7l4RfZGPzvSFmCWWlDmSCJFCeloi5ycSmKj5uxnHXGayD//3WSSua7qeN2Q/bJ4qK7M+&#10;wOcND3U7H18kvIi7+L9K2JK45RODS8JOJAt44sOs3Ewonwq/RKNCnyBSQlNKbzWJFYGbA/OA4brT&#10;2jx/qJ13P843I+jVLllShFVmdWA74zI2Ey+pSTuu1/3Q5p4gfA9VcXcbF4m6HgVNKU8QMdJJFZZp&#10;dSHumStXF9q5Ty1099BwbQ4Mb04e/V4VNXhBFqSrM3nW5boaHDUcf1/UvR3HftLa/AbHb6Is078C&#10;kNByuv0WQRSIVuox/3YFzbspPuLj+N0uNotkOQYGV2WoQy4pa/Lo91BJSFkYvFh2ElyFuFcWZOE3&#10;ddlwjyrv+7ShpKulJB+iSDRTIRjOsSA7eUKn9cTiTzjHwuhcQ+rPNOv1vjz6bLMA6Mza4J+JYxfB&#10;uWejuH+hz5dmzINh5Tza+Ii7gkSKaOeomLdPsJn0DmygWiAVHbZkC8+B6bVb6p4pN5a0ci3P/h7K&#10;tJTlsbZti8CsVNllufaWXKPjpT3SdhR/9JGuqkguREpoqEPMyzDlXogVkO55cj3PvtqkrI6sDHZc&#10;0tU/Fnce90W2atfOE2t5tS6XxnI5uVtokK62k0yIFNJSl0fqLSWBnYO7TVcYh2bU/52o60qEfh6K&#10;S19d6AFui9sK1t0ZtIRT3qddtxR/x2QWXi12VqNBumLEUiLtdFUDptSKD3KLyQtDeIKMhqh7He75&#10;K0L/bFLWyrQPrInTDsVUd5Nh3f5ESluu/RSO79XuHTH4GCqzi26SBJFRRuaaRBzTjoWOFQcmWB+x&#10;L8czZf2OL8CLpO0yxBdBFmXZftOUpVaYLSzS9FxPOO2JDDOsBRb7qptRFOl59sVmd9mS1sH7Pi6r&#10;9gBtVRgseZ9Kx1Dt+jlSwhKS2GZOeyLDDKvXZEMFyUvRxdkC9ueGgQdsT+PA1VoSS3Qn3O5qQ5uH&#10;LQxO6rUmKF0RJcCw7mBeLzCck0bVewvUny2WeFkz0jZwPcXsqNgJVMWNLvquds1D/F2Oaz7llCcy&#10;zrBeiVhiOH9CXDOzAP2xCS69aRu4s3HEu4rYh3cNfTgozv+Lv2PcGSRKgFnN8wuFpMVvf6tA/TIF&#10;67yapoFrS5OyzaDbmsQuyDwRouZHTnki4wxrp5jjFzyuU7ZWrQXql23zbUVaBs7EUS8VuU8fGvp0&#10;UvxfyylPZJxhyQxUF32ufavAfTubyjDKSC7xOI2prGEwago3M8rpTmScWVXoH+OU9e9jSw6H2Wns&#10;2ESaJBiDq9BlTnki4wxrgTanl6Ssf9WWPIZbit2xU1nIoOH6SYn+neOUJzLOsPryyS1Y4D7uTpV/&#10;oZuLzKJcW5XSAdwF156POOWJjDOsC0FjvRWxjystm3FvFqtD3YbO3OB0IojEac+1d9qbT2jjAvfz&#10;qoFH9BSrM6YQyL9wOhEEAR6xPRU2WR7LwRV8TQRBgE8stiwLmwvdka2GTpznKyIIQuMVJpusbYXu&#10;xKmid4IgiCwwrN6kYuQF7UA1jMD0Tizm6yEIQuMXzQZe8aJgERxE7OhX4l7x1RAEYeEZpt3CDYVq&#10;vJ+7gwRBhOAZOww840ChGh81NN7F10IQhIVndFhc+CqTbrjFsh5t4GshCMLCN2YURe9tCYE6zFdC&#10;EIQP7xgqdAh1t9FBQ6Pf83UQBOHDO7YZeMffSTf6ILMpqQmCKCbDajfwjseJ6bGciudbGqzm6yAI&#10;wod/VELRXphQ6tRfEQQRkYcMFSx6g1PxHkNjO/gaCIIIyEO+L1jATzexBO2vCIKIwEM6ChJDDwHD&#10;TOFkaH9FEERQPjKjIHzEDXvM6KIEQSS0UuuIu5FtRfMFIgiilBiWyRf527gb2VNwK1WCIJJiGkvj&#10;EDicOurzuGeTgZcMxP2ApvjtK4s02BeYuZkgItGQS79jMdTz1E3qGvKetsTjvFuyO88uwkCrjLez&#10;OO0IIi8aWi5oeKZ27guvlRM23/oQIn0u6mgM2f4MU1boOB/QZOH+oEiD/RHan8upRxB50VCNoOPt&#10;4vg8cfy+U26ijLjSmFOeiPPXnFKH/5fn0YfxxBJTOBV1piXhhNPuPbQ/j1OPIPKmo5mgo4fiWJ0l&#10;w42pvIt73Nh4V/Jofzgxm05LhpwDEet0RcuTIe+RKYPIsAgiGg2uAy0tEMdUcuRlTmnViquof0fG&#10;sHL+/9wpU3m0bYpA2hvXg+2O2/8HImUu5D1jZFgEEYnuPtN+uym4bhmWawtCLi/7QvbD5Je8J66H&#10;PBVnAHltDV0b8J6vtfbrOf0IIhTd/aszFqx0XlG+O/+vdcph/N/klIVOmYNlZA2yZtXgt6v3ehhW&#10;r+xc+4GBp5yJ60FvxJnhGQ+s6mkKcP1Cre17nH4EEZje3LAu10E7Swzn3Z3BvRoTcxXs+0PotNwy&#10;GKJPrYb7R+J6YJPvz4yIdY4FjensXPNca/stTkOCCERnFRrtnEWewFrtuqMag5sKyaxC7fLZfJPj&#10;eOAGU7aLEPf/ZDn+B+r62ud+Pc31Zk5DgghFw0MeTGYSS7px7PhJcwPXnGEBNruWwn7rbSje3bLR&#10;Kedw7Wge/RqP3bbTXfrlK7opGw7LOZUN9rLH/Xr8+OWcfgSRFx2/Z0nP51XugJkt9am7Ks8+3Y7d&#10;e8Zig3U2wH0/e0ljQo814nO/Wy5yyhFELIyr19VjOeWYaz/l7hA65S6Y2YRmHOoq1Ffjf1dhXxdz&#10;X87EbotlcVQc9LlHN0CrtVx3XxquieNfiXt/4zQjiFgYhKt4vxnguippNoRdQ0WPriqnJqb+HDDw&#10;li1RKzWFNP3V554B7fp2jyVjTjpPaszqI04zgoiNYU2ZBASc64KUdc9wzk2e/K5ughDVFtK5/5fY&#10;Q65bYtds87lnnibu3cFx12lyM5wm6yGWTjsya8xqEacYQcTKsJQOq0Yc+xKK91doVZO2psT/lzVe&#10;4Oq49kE5X43r6oNk0rLE2BuI+pAmo9FNAe/9XK5NfRR80nRhHDsUN7HOvoA1tGsX8hZsOFpgzFbF&#10;qUgQgeixS5ofQIDQ6bBVu6dRueqIY65e+5EPPV8M0B+TuulUURVjwmAtyfIEysOvOS0JwkqL1YYI&#10;DRexVJwAI3It2D+EJKVWPjmT7kssI000eSQEA40vbaBl63FViPsbDSLkCBjZFQ8mdA9cPKwB2++c&#10;mgRhpce7FubjGpj+pdFSJc6NyN+Ge7fnkxzVkidiJOoDjkR1y3GuP2Hz/zNYsauyV1tHz4TuyzVi&#10;2wmJSrcZaeWUJAhPWvzBFQS0Y/MM9LfeIAl1W+pT9zSCRt8K2JeWJBiWyRp1fsg6ZtoiLIDjP4Vt&#10;yH2tnZs+9VboERMJgvCkGcWc6jQ6koLJV5al5IR2fK+4Z24efTEFBh2P+oC5qAxL6LLWGI6fk9IX&#10;pCfZ1iNOM4KIlWnl4PC8QO7mwYew2nLPHdxXhd9H/cyW8mRYuTgeLhfEEDQAZz9nOP627gSNXUC5&#10;VHzIaUYQseqxdL2yq2I5DH/BRYiQslytYLACGsL//xP3/hihH9UFYVgR6jprOLYA9e43nPs36PKQ&#10;IIjAdHgBEtMJDx2yKlcM98YWDibtDKvJcEztIl633LM3n3g7BEFY6XC1pGNIU9csDOsrKXBo5+pi&#10;6Et6GZaPWHjT45rvRPsbOeUIIhLNLdRjuYtz72q2k1XaSiiXT0jkkmFYaMMVS//1uWZrFB0aQRDT&#10;tDQLdLTL45oaGZAPSSkU/T2NsS+ZZFgTAQ3NlK/hv5x2BJE3vdWF1UFB6Z6z2WOVG8PqC3Htz7bY&#10;1IRxvBbD8K+mgG12Yidpe5APUQmM8ZdwD7uL8CuzMtDnqZAMq0m3gC9bhpVHn1wbkLEUToJWOGj/&#10;6IaQTUmfuoVz+V9Bkn7E0Ga9Nme+LAOm9UcYP7oU9Hc8j9Rcz+PerU+CYT2Lww4rgQG/HFtq6/j6&#10;1KRtE7cHuGc5nE3nJdSnWs0fc2eBxkKOw7IivhN3U2cNwiQdgcFkdUJtfYjnHkF47wvwl/0ihQyr&#10;JY97bvqFS87j3ei85UXUSkfisHRPaNCPpHAinFaKSRmY0HCdq/jcpY2rGx9sTgJ9krs+nQVccuTy&#10;SWMeoO5ZWOY2imNVSIywHmqDw1iiTYLQ9PBF6yP2YTkicW5HW/d0tzJItO5m0dslIkW2xlyfydJ9&#10;tGQZVkpfqgr7+o84thSM7BiisZ6DZfEBzbblXlSpEdvS/XJyCefzXNCMvhH7UCXa25eQ1HRLLHUf&#10;IjPMQZHU87SMlQanXN0vdlGe7Vci1ttfYFb9+N0lEv4+T6NklTJamZ+E8/PVOJOolsFL2IcxOqwd&#10;V75YJ6UeyQ0DLcb1sxjafyX+toFhVRRgDN4S7f2MdFADkPQmsVRaHLENGdLkHXH8mG1JLt6NW67F&#10;NNYHYSdYi2PvizbWkCK8l6VJMKwzUeJhleFLUCGlD2jHVcqyfu34T+KLXB1D+59peeUqBcN6IiSE&#10;9+LSm0Gy+ARL3EFLnLMpMKoDCJNdE7HND02SkojpNKXvZoFx5kzvIQaC+wTHepWuEFEQ1C5tN+bG&#10;QZSd5R4OyRIPK3IAv1Oxp+IpD4Z1EcTpMosekZijH1/kLmz/j5kksgjtXxbLyyYcOymSZg5r+py+&#10;GNpchF2yQZQRwTTWIgdlRczj3GVyERHj/NDnnjik2QrhCOy6kP0uJOmn4kN0H8z6hFaOJbXZkhFa&#10;MUUcHYpa6UC+Md3LaODdidvupiQz6EnOgaAVIxvAl3lMu25tDP34VNR3Hcxp0iDpXAFj6UlipxW7&#10;cW5bFwo02WsNH4xHkKjWi9BFHbpEFLCtRty7EYzpCEIDT8H+6iTMWXrRXgfyDbTj/wpSiXFcTTHd&#10;D0StdHfYrDlluA6/A8YwKXbH/qctVfplVApYDj+Pi7DhH/YIpReMcT8ITEk8JwqkwxrzU7iDoDug&#10;82mKyLBqsEP4hUgdNx1twF2C4p73gvqkor57mknIBJhVn2GXsh7P0g3JWoZwuc98A8YxNmXN2RO1&#10;0m/D5iXkkvD1cDnCsHC/OLYLE7spYptzUM8RS1TXE3EuO336UiuT4DplHbb2lR3UiCVO/88RGNYy&#10;SIzDgjk/0k1EtFDAGwO00Yh21qi6ROzzffggDCPSwWGEC16P/ujOwqcpab02vqa8hN8nIbYxzEtA&#10;hoVQHp0WhlWBr/6H8mudR5tfehn0CYY1aDlfDf+yOh/bsSVYdn6H59kLaeIwJMr7GjN6BLONo4LI&#10;/4DC+Qv8vw/3Hw6Tsk0yLMuH4bIPM90YYbx/EvWswzG1kdEFaXeRuOZuUsaqGaeVRDI/dxoqPcvh&#10;9mVYd6DnOI0lyx9yjY4lhMxSMhlWygjQlyYsUy6ijVto8yiWSqasRFM4X2sh+N+gt1G6m33Qha3D&#10;Ek+ZDtxLeJzXK6W2hWGdMNxTExPDqsHyUC05r2DcJjF2nZo+8XNShnEcz8S+oefaXMVuK1HaL0Ha&#10;PP2kJBZBSGdB1E/BzKS1+z8BiaUOxqirsVzZCHun/dh5Gjcwouc4fhLSzF/Qc/Xjr2JkagfrvTyf&#10;/6wt3VrMTrOfSFMNcXxA7JIqie85QnFLg9bNEdtX7+0y3oO+/FQxz0e5FLSOoSmF4MqolTYYKp3g&#10;cL82Tu1aGm/dDmuvWB4cFUsJaU/UEaCdHktkyClIUEc0y+t3ChWpQVsGvS/0RhthiT6F3cuWGNr6&#10;XSw7P4MOS8+6NI6PQ6dYgqtzn0Zsv0Uk8e3EMvmgQUdHEyD7GJoycs2Oo+IXhopncMBfEsBGzb1m&#10;3KQvEkvFcamEFdFUnwf9EkOXtBPLs/VgFBUh+u1KBAtjHosazWD0Aoj5ISS2MW3XbFHE9g4rQ0Mw&#10;8X58FJTLzmnLfbEl3BU2WAeEZP0cOqwfyiFKRYSxqzXxlbgqv0H3nNfGZBBfd+nsukwwJhvD2i/8&#10;zZTl80vH5xj6VGVaduH4agRAlNv+g3HFbsKO2pTQlW2WOSM1pu7qfz6M2J5iTH8a3os1xIspUW+E&#10;PixXltnQ4am6l+Kj0okP2u/CqPYzLhGnQzElo2qyWLtvKPMBf19YMx9Wyy7BmI5o1+/Xdg9PCGV7&#10;LFEcIW0ovclB6KseiaXTv8LqXTpcL4xpTHogbdRqxzdqESlmRmynxpShGOeU0epBH4Y1ELEPdZgD&#10;n+Cdn/PJPiPLSTKsNz4wjMuZuCo3GY/2cNBfLsV6tGP7LAzroCQU7BLKZdK8GPrzrrY07cLXvkpb&#10;xuoMa1EMbS+DvqxCO94smObPMY17ly36hGBYAz4M62CI9ubi/Z2AhDqpuTrt17boF4CpVhkk3ao3&#10;CHcstsRuNCoq3xq7CX3pvgglSR3Vjv8rlyKam0gOxodxKKMfem2MaEHTpuIKNQ29zRj0VvvAKGtF&#10;LK7PYxzjvbYlhGBYvxnOVUpJL4/n+wHLu7W6sa/NLoywjucOA0/pjatyky3WeQ77K1/gCo1gjmmE&#10;otxwdiGkjHLl6RPB36YQXrkuQl8Om7b7xfn2OCMWaHXP0XRkI3ju9TG2USVsoPo8GNZGJVGKc4ul&#10;r2XMz64Y1hQpIpT6Iv6gCpZAWw847NPjsxzSxWmxXDgozq+W3uggqm+Eu0eLFrHyKb7ky/Poy3de&#10;hAOreNXOuwmMRaMW4XQ0zhDJov93LMatyhh3OX6/DcPZk0L6fKnTS4hhPSVFBBovk0lDc5wNPE7E&#10;ZqJ0XsB72th8Z9G5rLPc/7a26zgFaeWbkP1YI79YMHvYKeJUPc9HjxOyD7MMZgzzYmKG970is0Lx&#10;f9kglR1MUvEt3vFDUoPvWM0w8JJncTdyPnar1NJ7EYeFMnaeRmhK8nrb4/4K7D7VROhDtWBKo1AU&#10;HxaRG/qws7UuzoQChn4s0iSaH2Oo8zSMc+fmcW+FZti7NubnXWPzYSReG6s2Ay+5GncjewyNdHP4&#10;XxmjZWBM6yxLmScFCu+idqzmFHk82uMy1ITt2vYou2yCqVxM4FlXFyoiRgnQiSmgwkDcjWzjTmGw&#10;L7nHuYUF6kOTVxryAo/Hekh8q5Ma15BS1r4kEnEI27D1KRn3udicmJVCGuk38JJv427EFH/5RooG&#10;4fobRFqZeGWZPOf2lPRjpvJbTek4XTLwko64G6m1+BQ2xNzOjz7nO7HDsAaOtXOFweRmsgeCH4jp&#10;sC3vpLBvMwrBR7w4Y1fMbdzVjS6181c8XB6ecLoSZFjTdmqVKexbR8FWahbF+46Y21Ahbhst50d9&#10;/LR6OGWJMmZW1WmOWeeGQDbQbH9SjW2JPY/Y62384JXi3JAS/I7KjKK2rTltiTJmWM2gi60p7d9Q&#10;wYQMi8X747jjVZsy+opzMqJnvXauLkmDSILIAMNSfpZzteOzQtazEBm862LsW6VYrsrSkuSAPEha&#10;wy/SfT+ynL9vcy2BYWS8Zv4EkR2GNWqIc6/C+zQFrGOORt/vxdS3dovAU5nkgAzGkZrHjV/u5R7h&#10;BmZD3V9bzrtuLJMeDO0+MrN0choTZcKslP7qpmHFMql91K94SV2am1gujjDbFlvOv5MelFj0WGK3&#10;b57HNSrtd7XhXIXNQhaJRHMM90GUGcNScebXiGMqP+I1cUxtbN33qGuWRuOTMfRvqODeMmJQZHkR&#10;1o4CbiyvDKThmiqvbDKIkpBT0QAQllZfI1PCIsqFYQ3rQoBwyv/IIAjkfOrTHfon840WC/urZwbe&#10;sbhQ6+TI9lgiX56XQ/BGLz0ZxNtJTRmvImnO5DQmyohhPdJ2z98SoZvnGCQs30i3WrbsvFOkWeyv&#10;JgpiK2bxBfolxP2N2DGoF/GfFkAMrdSunYv4SlPYBazVl4haVAC3/MHpS5QZs5rjYZs4pTEsGYvK&#10;lHD2U+33PUTEHQWz259H/3YUzRdZi++kyu2QYqtXuYeEmB/6XDcJZvXcFIeKIMqIYSn7xQGDwlzS&#10;1TXBxNTxWlHPXmkDqUyFYujf1aIlssFuRF7rUYPhp/4lGIVCvl+LXxSmPMduZi2nMlEmDGtUuuMg&#10;HPQdDxppEXkGRnFPja6igYnRrYh9a7bovWcUcoBMqb+2BbjvifT9w85BC74Kt7RrR7T44Cr07kfI&#10;0HIa+e6uW9Kz59LiQU8QCdJirWQ84vg+kX8yp6WVq0QYIhmW+2vdIBu0tS5i/3oNdDlU6EHamk9i&#10;CgzMI13RLhIE9CLJ4l21xJN6LTCl5z76sVYo9J+KlFfVnNpEiTIstTG1Uzs+LphTDeLdb5WMTRMK&#10;cgaj00ndoySP/p3NR7iJe5DetISJaPO5r9Xj3E9aXUcM17wbJhQtdjmU/cdSTm+iBBnWiMGcocaU&#10;7g15An4Xv5drNCeZWVPUZB0QRF4kmnAiRGfOR9ktNDzYWJBQMW74GZUySxwbQiYaL+tduusQpcas&#10;6kw2VWLFctGgkmnWji0VjOuiOP61LQhBiP5tTzx+e4jOdMcR28YiMg753PMaUxMpoO4j6cI8Tmmi&#10;xBnWj6ZwMkKhLs0ZlLH2b1DIP1SMTuzef6pJbu1avXNBZ40B+3c1NSGgPJaFq0LWo1un78TfHzzu&#10;2WzKvadlG1ZKxmsIQTOHU5woMYalTHo+M6hX6vH/HBEwQJab4nq1ulmgCQWNsJc8KnTCgXwL3axa&#10;lh3KN4s5YKeiBuQSX4npARO2JF6+hictx6ssiRpzcaVmJ4gUMKvNJlsqDx2XLD8bVizTfrvQ/T4V&#10;OuPQ/n/OdbsN954p9qB9bDG5rw1RR61BJ7U0bHooxPC56GOjVcepTpQIw3pis1bXrnN3CS+ALk/r&#10;yzlh3nBPHPsGK5X1Gv38GbBv1RahYUuxB63BkhV6S8h6Pje45fyj67Ig3lbg/5nIB3czoEHpWk5z&#10;okSYlfQ2qYhYlxIOftKksm78vwQ+iUtC1GkSZJ6lIlu8RfS7FEO9LpdepB27I6zZbYzpFix06zm1&#10;iRJlWP+DYr0yhrpcRXqfJpHlomxaWTbS+tMyeG028/+I9bYYjtncdUYQ0bCC05kgQtHZEYNqJW/J&#10;Da44ps24FWl6aJNN1u4861puM2/QFPQv9V6UpAgiEu26urBPxG93R3As5hXX1VSlHXNtKwydfJCP&#10;g6O2q3FFO9eotUFbK4KIRrvKpGEhfk8G9SQx1FVryfvQm7aHtnW0O4+6JMPaZThfLWK+53TjNoIg&#10;QtGbtFtUUR8+zLOuLXEJLoV48O/zjZOl1SO9yxd5XPeFuO4tTj2CyItuTdnUF+RZ19XMREzxULZ9&#10;ELKepiAGcbj2qzRnuiWIjElYr9hjhaynM4nNt6Qf/lAcsW9gmjAW8Np9ulc6QRCBaW08Dkt0597j&#10;Bto/nvaHt5k4tOVRV1OIa3/n1COI0DRWKWwXo9hdtVpWVyuzMAhnMsdpCaJ8mVZFDHUciiNfabEG&#10;YENcUhZBEKmnd5t09XGWxMwRSlkEURYMyyRdjabKUDTAQ3xMKYsgyla62pLFhzmfung4BEHESeND&#10;psAHmZKuxMPY7DI6+aoJIvPMapWFvj/I8kOZpKzbmeTABEEouq6EJFUa0lUAKWsTXztBZJauN5Wc&#10;dCUe7oxlF2E2Xz1BZI6eZ1isAIZLYuXksdbdzddPEJmj518s9LyqlB5y0BLjuYVTgCAyQ8ctlhwO&#10;h0rtQRsM+QdLR4wkiPJgWGcs8a7eLMWH7aECniAyS782l7veUn1g21boBBXwBJH6FdK4JVZ7dSk/&#10;eLvFlH8PpwVBpJZufy1bI3CLsyQt4AkinfTaYREyjpfLAMy3JKwYDZPiniCIxGm11mJz5e4UNpfT&#10;QHxgkbL6OU0IIjV02m+h0w3lOBhDJWveTxDZp0+bwfeZch2Q2RbbrJFU5jEjiPJaCl612FzNL+eB&#10;sQX6G+S0IYii0eWAhS63cHDeeONvGpQSRGro0WYgeopeKf+Jn6MWX8MVnEIEUTBabLX4CrpLwQaO&#10;0H8D1WXh6uMcKIIoCA3awsZkJwNOgQfsgGWw/qYoShCJ09+ghf4OcHTsS8PblkH7liNEEInR3jYL&#10;3Y3QmNt74FZa3ACykfaaILJHc20eNNfOEfIfwB4PfRajOhBEfLTW4KG36uUIBR9Im0vAcEmHsyCI&#10;wtFYtSUgXw76ZOqNQwxmJew+qIQniGRozGb/OES9Vf7i6qhlUHdwhAgib9raTrVLMgPbavE3dMtW&#10;jhBBhKapbgs9uQajbRyh6ANsi1L6gkH/CCI0LT1jAM3kB3qrZZCf0dyBIALRUJvF7YY7ggkN+A7L&#10;YL+gzyFB5M2sfuEIJTfwtrAXD5iUlSCMNNPioQem+ULCg++aOxz3cCNo5igRxDS9vOlhGDpEm8bC&#10;vATX5/C85SWMlnVERIL4j07me/jmXmJU38K+jBk+TIuSFlHukpUXs2LIpiIxrRsey0PqtIhypIsW&#10;j2XgDTKr9Iq9D7h7SJQZPbR5KNipLskA03pBOy2ijJjVYzKr7DCtGx7GpbTiJUp5/rd7MKsbZFbp&#10;fGleinhX0urhKBElOO+7PZgVFewZZlqM8kCU2nzf7jHXyawy8hJrPWJpqXhaNJgjsjzHqz3iWSmj&#10;UNpZZeiFVnq48ajIpYz7Q2Rxbjd4RApV7jb8IGf05e7weLFusLIOjhKRofnc5rEj/tKRmb6B2X/J&#10;Wz2ygjCFGJGVedzrM48ZIqaEXnY7DEltL/sUl4hESufuDI8kpypSaBdHqvRefCuWgV5LRIaIJdI2&#10;Z2/7zFl6c5TwBJjtlLMeE8A1Mv2YI0WkYK5u8FkVDHFVUB4TodIj76Eqg0x1RBRpftYGmJ8HOD/L&#10;b2J0eQTkz0EUX8WRIgo4J1c55aoPs+rlTmD5TpCVHqE4VOnn14xIgVTlztN2jhYni7sLc8hnsozS&#10;gZpIaP51BPhocglIvDZxejycSFXZQ0UnEdN8cy3Wf/WxrXrATSDCaxLN90hyoYobIG0TR4uIMM82&#10;+JjYKNtAOi8TgSbUxz5bysofkWGYiTDzqsXHD1BJVd1UrBNhJ5efzZay29rNZSLhM5dmwM/PT+Vw&#10;hglUiKiTbVMAaWsU1/GrSMi5U4l54adUdxnZBo4YEdfEmx9gJ1EFTVvFESNgU3UpwJw5TqmKSGoS&#10;dkCaygUQ7Vs5YmU5R1p9AkiqcpWmMkQhJmQ1TCAeBPx60qG6fBjVIR8zBaVU38Yge0ShJ2gDFO45&#10;Mi4yqgCMKofr5nPUiKxM2CHGLiqZ996JD1GQ9z5M3SaRtgm8IqCSVTlWdzNRQObecS12/W4EfM/u&#10;fPiAu8dE2r+85wNO6AdYVtIANd3vtBnv6QEZFVGqk7w9hMSVA5PbQifX1Ly/ang8nA247FP2eFvI&#10;qIgsT/yOAO4Yuq9iP3UeRXtfK+GUPB7inQ3TcJgoNUJoC6GcV+UGXDq4w5jsu1mMLMpXQ7wbtfu7&#10;kiNIlLo+ZHsIfYgqZ2G/s5ijGNt72Bpyyaf0jtv5HohyI5haGKCeD8m41C7jDoR55k5jsPGegeX5&#10;jpC6RWmZ3svxJkhM/28SsTuAN7+pvIAO5Vso+mlB/ca043E7pNJTPvH7vaJx9OP9UD9FEBqRNWBn&#10;6lQexCU9/4chSXSWi0QgJKjvYaA7EWEMh2Enx7BBBBGQAN8E0ZyPQHhyOXMA9a3IeiRLMKc27Mz1&#10;Y4xexDBGrk7rTc4+gojOvLZCcngWAwNTyuOz2MLfgrC9bWmRyKDja4UB5hYouodDmhv4LaWHsGRk&#10;eBeCSIiQq0HE/TESrykF+ggYxCCY2jZINF2I9dSCOGHz/Yxd0Wd1bQvu70J922C6cQD2ajfQ/osE&#10;nmsCz7OBynOCKA4Da4EEcigPU4lSL64+728shRdTcU4Q6WNgzWBg/di+f1FGDOoGnrsHjJw7pgSR&#10;MQZWK7b390BB/TjjjOkZlOQDMOfo4I4eQZQ2I5sPs4etsAE7BQklTRLZCPRae2C02UUFOUEQOjNr&#10;gPlDJxTj27HUOgUGchvMZDzEjtwo7hnB7uQQFO17YDvVDYa0ktISQRAEQRAEQRAEQRAEQRAEQRAE&#10;QRAEQRAEkSH8H6geSZlLTZbIAAAAAElFTkSuQmCCUEsDBAoAAAAAAIdO4kAAAAAAAAAAAAAAAAAG&#10;AAAAX3JlbHMvUEsDBBQAAAAIAIdO4kCKFGY80QAAAJQBAAALAAAAX3JlbHMvLnJlbHOlkMFqwzAM&#10;hu+DvYPRfXGawxijTi+j0GvpHsDYimMaW0Yy2fr28w6DZfS2o36h7xP//vCZFrUiS6RsYNf1oDA7&#10;8jEHA++X49MLKKk2e7tQRgM3FDiMjw/7My62tiOZYxHVKFkMzLWWV63FzZisdFQwt81EnGxtIwdd&#10;rLvagHro+2fNvxkwbpjq5A3wyQ+gLrfSzH/YKTomoal2jpKmaYruHlUHtmWO7sg24Ru5RrMcsBrw&#10;LBoHalnXfgR9X7/7p97TRz7jutV+h4zrj1dvuhy/AFBLAwQKAAAAAACHTuJAAAAAAAAAAAAAAAAA&#10;CgAAAGRycy9fcmVscy9QSwMEFAAAAAgAh07iQC5s8AC/AAAApQEAABkAAABkcnMvX3JlbHMvZTJv&#10;RG9jLnhtbC5yZWxzvZDBisIwEIbvC/sOYe7btD0sspj2IoJXcR9gSKZpsJmEJIq+vYFlQUHw5nFm&#10;+L//Y9bjxS/iTCm7wAq6pgVBrINxbBX8HrZfKxC5IBtcApOCK2UYh8+P9Z4WLDWUZxezqBTOCuZS&#10;4o+UWc/kMTchEtfLFJLHUsdkZUR9REuyb9tvme4ZMDwwxc4oSDvTgzhcY21+zQ7T5DRtgj554vKk&#10;QjpfuysQk6WiwJNx+Lfsm8gW5HOH7j0O3b+DfHjucANQSwMEFAAAAAgAh07iQHnnugQEAQAAEwIA&#10;ABMAAABbQ29udGVudF9UeXBlc10ueG1slZHBTsMwDIbvSLxDlCtqU3ZACK3dgY4jIDQeIErcNqJx&#10;ojiU7e1Juk2CiSHtGNvf7y/JcrW1I5sgkHFY89uy4gxQOW2wr/n75qm454yiRC1Hh1DzHRBfNddX&#10;y83OA7FEI9V8iNE/CEFqACupdB4wdToXrIzpGHrhpfqQPYhFVd0J5TACxiLmDN4sW+jk5xjZepvK&#10;exOPPWeP+7m8qubGZj7XxZ9EgJFOEOn9aJSM6W5iQn3iVRycykTOMzQYTzdJ/MyG3Pnt9HPBgXtJ&#10;jxmMBvYqQ3yWNpkLHUho94UBpvL/kGxpqXBdZxSUbaA2YW8wHa3OpcPCtU5dGr6eqWO2mL+0+QZQ&#10;SwECFAAUAAAACACHTuJAeee6BAQBAAATAgAAEwAAAAAAAAABACAAAACHlQAAW0NvbnRlbnRfVHlw&#10;ZXNdLnhtbFBLAQIUAAoAAAAAAIdO4kAAAAAAAAAAAAAAAAAGAAAAAAAAAAAAEAAAAEuTAABfcmVs&#10;cy9QSwECFAAUAAAACACHTuJAihRmPNEAAACUAQAACwAAAAAAAAABACAAAABvkwAAX3JlbHMvLnJl&#10;bHNQSwECFAAKAAAAAACHTuJAAAAAAAAAAAAAAAAABAAAAAAAAAAAABAAAAAAAAAAZHJzL1BLAQIU&#10;AAoAAAAAAIdO4kAAAAAAAAAAAAAAAAAKAAAAAAAAAAAAEAAAAGmUAABkcnMvX3JlbHMvUEsBAhQA&#10;FAAAAAgAh07iQC5s8AC/AAAApQEAABkAAAAAAAAAAQAgAAAAkZQAAGRycy9fcmVscy9lMm9Eb2Mu&#10;eG1sLnJlbHNQSwECFAAUAAAACACHTuJANa6ewdoAAAALAQAADwAAAAAAAAABACAAAAAiAAAAZHJz&#10;L2Rvd25yZXYueG1sUEsBAhQAFAAAAAgAh07iQEVSmdFDAwAAgggAAA4AAAAAAAAAAQAgAAAAKQEA&#10;AGRycy9lMm9Eb2MueG1sUEsBAhQACgAAAAAAh07iQAAAAAAAAAAAAAAAAAoAAAAAAAAAAAAQAAAA&#10;mAQAAGRycy9tZWRpYS9QSwECFAAUAAAACACHTuJAfrqwLwdbAAACWwAAFAAAAAAAAAABACAAAADA&#10;BAAAZHJzL21lZGlhL2ltYWdlMS5wbmdQSwECFAAUAAAACACHTuJAmShvoCAzAAAbMwAAFAAAAAAA&#10;AAABACAAAAD5XwAAZHJzL21lZGlhL2ltYWdlMi5wbmdQSwUGAAAAAAsACwCUAgAAvJYAAAAA&#10;">
+                    <v:group id="组合 6" o:spid="_x0000_s1026" o:spt="203" style="position:absolute;left:0pt;margin-left:-25.15pt;margin-top:-43.55pt;height:113.65pt;width:113.65pt;z-index:251661312;mso-width-relative:page;mso-height-relative:page;" coordorigin="18706,18782" coordsize="2273,2273" o:gfxdata="UEsDBAoAAAAAAIdO4kAAAAAAAAAAAAAAAAAEAAAAZHJzL1BLAwQUAAAACACHTuJAp2H8XtoAAAAL&#10;AQAADwAAAGRycy9kb3ducmV2LnhtbE2PQWvCQBCF74X+h2UKvelutDaSZiNF2p6koBZKb2t2TILZ&#10;2ZBdE/33HU/t7T3m4817+eriWjFgHxpPGpKpAoFUettQpeFr/z5ZggjRkDWtJ9RwxQCr4v4uN5n1&#10;I21x2MVKcAiFzGioY+wyKUNZozNh6jskvh1970xk21fS9mbkcNfKmVLP0pmG+ENtOlzXWJ52Z6fh&#10;YzTj6zx5Gzan4/r6s198fm8S1PrxIVEvICJe4h8Mt/pcHQrudPBnskG0GiYLNWeUxTJNQNyINOV1&#10;BxZPagayyOX/DcUvUEsDBBQAAAAIAIdO4kCXg/U5cwMAAEAJAAAOAAAAZHJzL2Uyb0RvYy54bWzN&#10;VsluE0EQvSPxD625O7N4G4/iRMGJIyQEFoQP6PT0LGJmutU9XiLEDbHcOHDLiSviD5D4myjwF1R1&#10;jx3HCZCgCGEpTvVS1VXv1ev29u6iLMiMK52Lauj4W55DeMVEnFfp0Hl+NG6FDtE1rWJaiIoPnROu&#10;nd2d+/e25zLigchEEXNFIEilo7kcOlldy8h1Nct4SfWWkLyCxUSoktYwVKkbKzqH6GXhBp7Xc+dC&#10;xVIJxrWG2X276DQR1U0CiiTJGd8XbFryqrZRFS9oDSXpLJfa2THZJgln9ZMk0bwmxdCBSmvzDYeA&#10;fYzf7s42jVJFZZazJgV6kxQ2aippXsGhq1D7tKZkqvIrocqcKaFFUm8xUbq2EIMIVOF7G9gcKjGV&#10;ppY0mqdyBToQtYH6X4dlj2cTRfJ46HR8h1S0BMbPv74++/CO9BCcuUwj2HOo5DM5Uc1EakdY7yJR&#10;JVHC4IpjqIgsDLwnK3j5oiYMJv1Op93udh3CYG05MASwDFhCPz/sez2H4HrYDwNLD8sOmghB0G9b&#10;d2OBr2tTAAMzXSUmcxbBX4MYWFcQ+3Ofglc9VRzwx2jVbJKzibKDC9TaUI5F7ez02/n7t4Aaiblm&#10;0GLfP346e/Plx+lnrAJDoJeNQTG5R4K90KQSo4xWKd/TEpoV6sbd7uXtZngpgeMil+O8KBBytO9W&#10;PURFvDzm0BTqYeybvmaFsnniiTAYK1GiqVV6PCoUmVEQ2Nh8zH5ayIzaWd/Djylrtd8QtxYGzCNx&#10;63g0WjvmFydgWGgSOGCZP4wQMnsaewqo4+Xgh70ucAcMtNvtIHAIMOiH4aBvLoqg1xsMbDfqWvGa&#10;ZeieAAPoj4xBacsFQ9cFQ8ilBvGgB8oF/zcy8Qc+hDXtPuh2DfU0Wskl6IEkUSvdntHiqtehfZSu&#10;D7koCRpAEyRhYZ890k06yy1NN9kMTGqQkG1IMP6BQgDVSwoJurcUxIVGlBLzjNNY/4c6CQwBQB4w&#10;gBQjjeYFeBmEe543CB60Rl1v1Op4/YPW3qDTb/W9g37H64T+yB+9Qm+/E001h3uBFvsyb6iB2SuX&#10;17XXffMk2YfEPEhWf0thQEKmT5cpXtUB9PFaG99Ff193nSMw+Bz85jK/ZYPTqBJ4G5r8iwqrWE1A&#10;lThjGn9TA+bNgIfVwNL8CMCXe30M9voPn52fUEsDBAoAAAAAAIdO4kAAAAAAAAAAAAAAAAAKAAAA&#10;ZHJzL21lZGlhL1BLAwQUAAAACACHTuJAlnqt+DEUAAAsFAAAFQAAAGRycy9tZWRpYS9pbWFnZTEu&#10;anBlZwEsFNPr/9j/4AAQSkZJRgABAQEA3ADcAAD/2wBDAAgGBgcGBQgHBwcJCQgKDBQNDAsLDBkS&#10;Ew8UHRofHh0aHBwgJC4nICIsIxwcKDcpLDAxNDQ0Hyc5PTgyPC4zNDL/2wBDAQkJCQwLDBgNDRgy&#10;IRwhMjIyMjIyMjIyMjIyMjIyMjIyMjIyMjIyMjIyMjIyMjIyMjIyMjIyMjIyMjIyMjIyMjL/wAAR&#10;CADYATUDASIAAhEBAxEB/8QAHwAAAQUBAQEBAQEAAAAAAAAAAAECAwQFBgcICQoL/8QAtRAAAgED&#10;AwIEAwUFBAQAAAF9AQIDAAQRBRIhMUEGE1FhByJxFDKBkaEII0KxwRVS0fAkM2JyggkKFhcYGRol&#10;JicoKSo0NTY3ODk6Q0RFRkdISUpTVFVWV1hZWmNkZWZnaGlqc3R1dnd4eXqDhIWGh4iJipKTlJWW&#10;l5iZmqKjpKWmp6ipqrKztLW2t7i5usLDxMXGx8jJytLT1NXW19jZ2uHi4+Tl5ufo6erx8vP09fb3&#10;+Pn6/8QAHwEAAwEBAQEBAQEBAQAAAAAAAAECAwQFBgcICQoL/8QAtREAAgECBAQDBAcFBAQAAQJ3&#10;AAECAxEEBSExBhJBUQdhcRMiMoEIFEKRobHBCSMzUvAVYnLRChYkNOEl8RcYGRomJygpKjU2Nzg5&#10;OkNERUZHSElKU1RVVldYWVpjZGVmZ2hpanN0dXZ3eHl6goOEhYaHiImKkpOUlZaXmJmaoqOkpaan&#10;qKmqsrO0tba3uLm6wsPExcbHyMnK0tPU1dbX2Nna4uPk5ebn6Onq8vP09fb3+Pn6/9oADAMBAAIR&#10;AxEAPwD3+iiigAooooAKKKKACiiigAooooAKKKKACiiigAooooAKKKKACiiigAooooAKKKKACiii&#10;gAooooAKKKKACiiigAooooAKKKKACiiigAooooAKKKKACiiigAooooAKKKKACiiigAooooAKKKKA&#10;CiiigAooooAKKKKACiiigAooooAKKKKACiiigAooooAKKKKACiiigAooooAKKKKACiiigAooooAK&#10;KKKACiiigAooooAKKKKACiiigAooooAKKKKACiiigAooooAKKKKACiiigAooooAKKKKACiiigAoo&#10;ooAKKKKACiiigAooooAKKKKACiiigAooooAKKKKACiiigAooooAKKKKACiiigAooooAKKKKACiii&#10;gAooooAKKKKACiiigAooooAKKKKACiiigAooooAKKKKACiiigAooooAKKKKACiiigAooooAKKKKA&#10;CiiigAorl/H3i4+CfDD6wtibwiVYhEH2DLZ5JweOPStLw3r0PiPw1Y61Chiiu4RLsZgSnqCfY5oA&#10;1qK878M/Faz8VePL3QNOspJbGCIul+vRiv3sjsuTgHv+Ndxfarp+l25uNQvre1hBwZJ5Qi59Mk0A&#10;XKKjt7iG6gSe3mjmhkG5JI2DKw9QR1qSgAooooAKKKKACiiigAooooAKKKKACiiigAoozRQAUUUU&#10;AFFFFABRRRQAUUUUAFFFFABRRRQAUUUUAFFFFABSNnacdaWigD52034t694Bv7/SfFmlXd7ctdPJ&#10;5z3DLhSf+WaspBXrjBAxiukk/aN8MrDG0el6o8h++hVBt/HdzXr1xZ212my5t4pk/uyIGH61RHhj&#10;QBKJRomm+YvAb7ImR+OKAPn34i/GOz8aeGJtGs9JmgieRGaeaUErtOR8qg9cY61n2PxG8b+Gfh9Y&#10;WlvpkVppOwww30tu26TcWPyljtY9egr2z4neCpfFHgaTSdIW2t5knSdFb92hxkHJA44JP4V5X4K8&#10;L6349GhWGqRqvhrw6zxtJv3LdyBycL6jG1c9MA+uKAMzwV8JfGOraKt/Z6omkWGoAEq0siySRjIB&#10;Kr1HJIBPOa6qH9nFppw+peK5ZkzkhLb5j+LOfbtXu6qEUKoAAGAB2paAM3QdEtPDmh2ekWCsttax&#10;7E3HJPck+5JJP1rSoooAKKKKACsHxtqsmh+CdZ1KGQxzW9o7ROMcPjC9fcit6vIfjxrsn9h2PhSw&#10;zJqGrToTEi7j5asCOnPLhfyNAG38GfEGseJPA5vtZuPtEi3TxRSEfMyAD7xHU5JGfavQ6wvB/huD&#10;wl4VsdFgbeLdPnkxje5OWb8STXO6x8XNB8PeKJdC1m2v7J0ZQty8IMTgjO4EEnHbOKAO/opFYOoY&#10;HIPINLQAUUUUAFUtX0/+1dHvNP8AtE1t9piaLzoWw6ZGMg+tXaKAPnifwr8W/D3im1tNM12+1KFm&#10;DrO0zmFUBxiQPwOM/KM/yr6FTdsG4jdjnHrXiGs/F3X7T4qXuk6RpcuradaBomsoI8yO6j5nDKCQ&#10;A314p3/CYfGi6uXNt4PtooicoksWNo9NzSDNAHt9FeS+GPiZ4ji8Z2/hnxvosGm3V6M2skJ4JJO0&#10;H5mBzgjIPXtzXrVABRRRQAUUUUAFFFFABRRRQAUUUUAFFFFABRRRQAUUUUAFeffFf4hzeAdItHsI&#10;rebULqUhEuASoRfvNgEHqVHXvXoNfPPxmjk8RfFvw74ejLSx+XErRL/CZJDvP/fKr+VAHtnhe/1D&#10;WfDFnfavZR2t1dIZHt15CqSdoOe+3bn3z06VrQwRW8SxQxpHGowqIMAD2AryX4oePNb8J+MfDml6&#10;LPAsM6gzW7RBg4LhVB7gdcYIr16gCK4uYLO3e4uZo4YIxueSRgqqPUk8CmWd9aajbrcWVzDcwN0k&#10;hcOp/EcV5j8ePE1npngaTRjKpvtRZAkWfmCKwYv9MqBz1z9a1fgtol1ofw2skvAVmu3a72Hqqvjb&#10;+gB/GgD0GiiigAooooAD0rznw54Gv5PiLq/jDxE/mXKzPDpkYYFY4OgbGTgkZGPcnqa9GooAK+f/&#10;ANoq/iu9R0HQ4FVrsbpiRjcN5CqPxIb8hXuup6jbaRpd1qN5II7a2iaWRj2AGa+f/h7pd18Rfivf&#10;eLNTTNnZSiZUbkCT/llH/wAAABPuPegD6A0y2ls9KtLaeXzpoYUjeT++wUAn8TVuiigAooriPir4&#10;wu/BXgx9RsI0a7lmW3iZxlULAndj2AP40AdvSE4BJ6Vg+CdSn1jwRouoXM4nuJ7ON5ZQMbnx8xxg&#10;c5zXMeP/AIqW3hW/j0LTbJ9T12cDbbpnEe77u7AJJPZR+lAHnXwST+2vip4h1uQsdqSuufWWXP8A&#10;IGvouvmb4E+JdK8P6j4huNav7eySSKLaZmC7iC2QB1J56Cuy8U/H3RV065s/DKXV3qUimO3mMO2N&#10;WJxnBOTxkjjrigCvFu8dftDm4hG/TfDqBDIvQuucfjvJ/BK9vrhvhZ4Lbwb4TSK7AOqXjefePnJ3&#10;HoufYfqTXc0AFFFFABRRRQAUUUUAFFFFABRRRQAUUUUAFFFFABRRRQAVya/D3RU8fP4zJuW1NlwF&#10;aQeWp2bMgYznb74rrK+fLrxtqVn8dNSji1q5OhWkkk1zCZMptig+Zcf7wIA9fegCt4oiPiv9o+wt&#10;Fy8FrcRRE9sQqJHH5kivX/iL4e1fxJ4Uks9D1GWyv0kWVCkrRiTGcoxHODnP1Ary34GadNrfjDXP&#10;Fl9l5VG1X7ebKdz4+gwPo1dF8ePFmr+GtH0uHR7+Szlu5JPMeLAYqoXgHqOT2oA8nhvtR8K+Ok1H&#10;4kaDeaqwj8pftXzAYwAyk/JJgZ46c5619HeFfHnhrxZEqaPqMTTBMm1b5JUA/wBk9h6jIq9aW0Ov&#10;+F7JNZtYLoXNrG88UsYKlioJ4PvXO6H8I/Cvh3xMmvabBcR3Ee4xxGYtHGSMEgHnoT1J60Ad3RRR&#10;QAUUUUAB6V4Pr/xH+KHgy68/W9Bs30/zCBIkZKEZwBvViFP1Fe8V5V8WPiVD4fiPh7ToY7vVrpdr&#10;qyBxCrcA7T95j2X8T6EA4bxr8TZPiLZ2PhvSLK6gkuyoli+Us1xuG1M5/wBWPvFsdhwMGvb/AAZ4&#10;Yt/CPhq10qA75FHmXEp5MsrcsxP16ewFeI6b8C9ej8NQapb332TXA5mjtGcr5akDA3j7sgx16c4r&#10;T8HfGLU9A1WTw74/imSWFhH9raP54z6SAfeX/aH69aAPeqKq6fqNlqtlHe2F1Fc20gyksThlP4ir&#10;VABXPeNvDMXi/wAJX+jSMEeZMxSEfckByp/Mc+xNdDRQB4x8ErjxXpVxe+E9a0ueGxsVeSKeWJlw&#10;xcDYrHhlPzMPx7VrePPgvYeM9ebWo9TmsLuRVWbEfmK+0YBxkYOAB+FeoYrwb4p/Gl7e4ufD/hiU&#10;BlzHc36/eRs4Kx+45G78vWgDxOL7NoOsahb6lpy30tv5kEaO7IiShsb2A5YDB+XI5x9K9V+BfgBd&#10;Uvj4s1WH/RbaT/Q0IAWSQZy2PRe3v9Kx/DNrrV/Zm28H+DhM84xPrGqwrKXOc5G/92g9huPua77S&#10;/gpq+oWmfFPiy9LchLXT32xRgnJAyMc+gUUAezwzwzpuhlSRfVGBFSV85+ArM+GPjvL4d8PX15ca&#10;VErpd+YwIYrHkk4AHD4Gf8a+jKACiiigAopNo3bu9LQAUUUUAFFFFABRRRQAUUUUAFFFFABRRRQB&#10;yvxH1+68M+A9U1SyjZrmOMJGQM7GYhQ5+mc/hXx2LW6ZVvZixMzEruyXlORkj1GSOe5z6Gvua/uL&#10;W0sLi4vXjS1ijZ5Wk+6FAySfbFfPXgOxf4kfF298SXEDf2TYSCSJCMKMcQpj2A3EDuPegD2D4b+F&#10;h4Q8E2OnuuLpx590fWVuSPw4X8K8O+OertqHxNttNkiae2sYY0WGP70jP8xAPqflHHpXcfHXx9d6&#10;BZQeHtLlaG6vYjJPMjYZIs4AU9ixB59B715n8OL5PD/xL0dLee21qS/Cx3BK48mRic7XcZJUYOR1&#10;yQPWgDppPiB8R/C/ifRItdS3t7O+dQmlpHGNsW4LjIBZTzxk9ua9513xBpnhnTf7Q1e5Fva71j8w&#10;qT8zHA6V4sbOPxx+0lOs482x0aMEoQGUmMDg/wDbRj+VdP8AH/UrW0+Hf2OUqbi7uYxCpPPynczD&#10;6AY/4FQB6bYX9pqljDe2NxHcWsy7o5Y2yrD2NWK4z4T2U+n/AAv0GC4jaOQwGTaxBOHdnHT1DA/j&#10;XZ0AFFFc348i1qXwZqA8PPIuqKEeERnDNtcFlH1UEfjQAeNvGFj4L8PTajdMjTkbba3LYM0nYfTu&#10;T2FeXfCvwfqniHxD/wAJ94i2lZHee0jYcyO3HmeyqBhQfY8Y5h0fwN4p+JPitfEHjm2NnpkRKLYP&#10;uRmA/gVeqrnJLE5P06e7W1tDZ2sVtbxrHDEgSNFGAqgYAH4UAMvLy10+1kur24it7eMZeWVwqqPc&#10;npXL654U8I/EbTfPkW2uyy7Yr+0dTImPRx1+hyK1/E/hrT/FmiS6TqQl+zyMGzE+1lYHIIP+Ncv8&#10;NfhzJ4BudZP2/wC0W15MDbxfNmONS2N3YtgjOB2oA86uvAXj74YXD33hC9k1KxLb5IUXJIH9+I8N&#10;9V5+ldD4C+L2v+KfGFpod/oKQKYnFxJGrgo6jIYhvujjGOeTXsuKaEUEkKAT3xQA6iiigArjo/hb&#10;4Mj1uTV/7Dhe7kcyHzHZ03k5LBCduc+1djQelAHjvjv4j67/AMJQPCHgW0M2oxHbcTCNWCHAwq7v&#10;lGM8luB0rktF+N2t6XoniKx8RTifWYAUsnEagiXJVgdoCkKfm/A9ciuk+G+rWGgXnxAvdXkjXVbe&#10;9mnmVyBK8S7jwO4znp6j2rwWy0vU/FfiH7Np8D3F9ezM+xe2Tklj2HPWgD6M+BPhmHT/AAvLr00i&#10;T6lqbkyShtxRAfu59c5J98DtXrNZPhrQrfw14csNHtf9VaxBM/3m6s34kk/jWtQAUUUUAFFFFABR&#10;RRQAUUUUAFFFFABRRRQAUUUUAFFFFAHiPxu8cLNaQeEdGkS6ubyfyrtYWyylWGIsDoSxH4D3r0X4&#10;feEovBvg+z0sYNxjzbpx/FK33vwHQewFVh8M9AHjtvF+Lk6izb9nmARB9u3dgDOfx612VAHJeMfh&#10;x4e8cSW82rQzC4gG1JoJNjbeu08EEZryn4u+GLHwH/wimteH9Oigg0+5wwGfncFXUuepztbmvoOs&#10;/W9D07xFpcum6rarc2kuN0bEjkcggjkH3FAHk3wA0W6e11bxbfSiSbU5Sikr83DEu2fdj2/u16rr&#10;fh3SPEcEUGr6fDeRRP5iLKMhW6ZqfSNIsdC0q30zTbdbezt12xxqScDOTyeTySau0ANRFjRURQqq&#10;MAAYAFOoooAKKKKACiiigDk/iHrfiHw/4ZN/4b0xNQukmUSxsjPtjwcsFUgnnA/HNUvh/wCNNd8X&#10;/aJtR8MTaTaRovlTSOT5r9wAQDj3/Wu5oxQAUUUUAFFFFABRRRQB5542+EGheMr86iZZtPv2wJZr&#10;cAiUdPmU9T7/AM6vfD74b6X4CspPIY3WoTcTXbrgsOygc4H8/wAq7WigAooooAKKKKACiiigAooo&#10;oAKKKKACiiigAooooAKKKKACiiigAooooAKKKKACiiigAooooAKKKKACiiigAooooAKKKKACiiig&#10;AooooAKKKKACiiigAooooAKKKKACiiigAooooAKKKKACiiigAooooAKKKKACiiigAooooAKKKKAC&#10;iiigAooooAKKKKACiiigAooooAKKKKACiiigAooooAKKKKACiiigAooooAKKKKACiiigAooooAKK&#10;KKACiiigAooooAKKKKACiiigAooooAKKKKACiiigAooooAKKKKACiiigAooooAKKKKACiiigAooo&#10;oAKKKKACiiigAooooAKKKKACiiigAooooAKKKKACiiigAooooAKKKKACiiigAooooAKKKKACiiig&#10;AooooAKKKKACiiigAooooAKKKKACiiigAooooAKKKKACiiigAooooA//2VBLAwQUAAAACACHTuJA&#10;mShvoCAzAAAbMwAAFAAAAGRycy9tZWRpYS9pbWFnZTIucG5nARsz5MyJUE5HDQoaCgAAAA1JSERS&#10;AAABLAAAASwIBgAAAHl9jnUAADLiSURBVHja7V0NaBVH1y4hhBBCUJKgkooiQYKIBIxoqaUWgoQS&#10;JEhFSytVKiWUUKQEamlLWqRYWrGllooECSIloGJFRYVQ5CUUEUVFRUWRICEECaioaNDA/Xb9nkmP&#10;48z+3N29d/fe54EhufszMzs75+yZM+fnjTcIgiAIgiAIgiAIgiAIgiAIgiAIgiAIgiAIgiAIgogd&#10;uTfeaHDKCqd0OmWTU753Sr9TTjnljFNuO2XEKeNOyQUoL5wyinuuoo4hpxxwyh7Uv8UpXU5Z6ZTZ&#10;fAsEQUimNB8MaatTdoMZ3QBzyaWkjIC5uUytFwytmW+PIEqXMdU6ZZVTtoHwzzvlcYqYUj7lGSS1&#10;Aad865QOVyrk2yaIbEpOm8CcLoG4c2VSrmLp2u2UFqdUckYQRLoYVDP0P4NOmSgj5hSkuJLkIYzP&#10;Ys4Wgig8g6qGLmcPFNlJEPoE9EdnwQh/xZJyE9peBaX8fJTaAH1W17bh/i7U59b7CxTwSqE/nuBz&#10;ue184NdngiDyZ1JvOqUHivG4lngPoM8ahOJ9A5jQjBTp3lrRr27oq4ZjlCJfYKeyl4p8goiHSXVD&#10;yom6c3cDjKmnFMwGXKYK5roJjOxSDAzsEsb7Tc4+gghGiA2QKI5HYFKPweR+wbKroUzGbgbMNL7H&#10;0jKKJHYGzJA7jwRhILZW2EI9znNpcxaE6m7vV3NEX45ppVPaYfYwlOcH4Bl2HVdwRIlyJ6haLEHO&#10;50FIt6EI76IUEFoC2wHzh3xMJnrTouMjiEIRTjO++g9CEsx57Ki1chRjew/bIJ2G3azY7tp5cRSJ&#10;UiaQNtgEvQipLHclqTaOYKLvZjGYUFjJy9U1ruQIEqVEDKugxA1jK+TqTVal8FlcXducANc1OeW6&#10;U845ZWnG3tdK6BPD2IINY7OElvVEZhlVe0hGdQkW2bUpfZ5a0dcpp5zwuLZGe7aDGXx/rrHrxyGX&#10;jKPYXSTjIjIz0TtDKNIf4GvekpFnO6D1f7HHtfK6sYy/02a8pwchPj4fkHERaZ7UK0J8jW9jh7Ah&#10;Y884T3uOCst1ddp1jSXyjtXO7o0wjIvUQaRNrxNUmT6U5S+v0+8q8Sz3Pa5brT13Xwm+9y64Sr0I&#10;qONaRWohijlhG7BMeBFwN6mtRJ57UgXX87hmRDI2/B3gB+vldXT9IQo6QavhkzdRToxKPP9DPNst&#10;y/l68fx3cewefp+lpP1SD9ZL/RZRiEnZETCky5lStZ0SzOe65fw+MQ6t4vhzHHteykaXYFxDAS3n&#10;O0lVRBKTcH7Ar+ftUp+EgmFfsUifOdOSEb59Ja3X0p63E/PBj3H97c4vUhkR18TbFGD5Vzb2N84z&#10;3sEzX8Z2/wLlcI1QL9adQefYTG3cXGltXgmPVSXmxUiACBvcTSQiTbbZ2N3x8+bfXQ5pqbBD2AwL&#10;9pyB8TSK3z951NNiuP+fUjF9sDzzDIT7eRxAlUBpiwg9wT4OIFUNh9XFONfPcsoyp3zulI9SPgau&#10;LdVap1wUeiu9uO4ru1x7LCFF3NHqWQhCHIfC/mvXXcdS3x14CFSW6LxqCeD94Crlt5AKiaC6qr8D&#10;+PptCUtUzvX7DXVVpngs3N2+k2A0Y+6On9b3C+LaPqVQx++lWDJOavccFvfUgBnqY/IIS+ylJTzP&#10;NgT4IJ5iKBvCaxJ1BxDZ+6Ms/5x7n4i6JjM4Rvd1huX8Xa4YDX7LZbS7I3jLKe/bmDOWmo1p8aEs&#10;1A4m7Ph+9Zlv49RtESb9wmAApXpnDG2tlZJExsZJd8u5IJyc/9GurTYxIOfYEiwv/02raQMSckxi&#10;6VpXgPY6AijlDzDLD6FCidwOIFXVxtSe3NqfMJxfg8l7D/qcgbTsomGJZxqfzSHqmKPd+zSNGWvc&#10;6BLScRvMeRhL2EUJtFeLeeY1D0fo3lPezKrLJ2XWSBRxHDGh5rq6IO34XWkFLo7vtPTjeQrGqtlL&#10;+rTc8zuWNAs0vZW8dyqF82IxlqmV2DAYMujvGhNq+4MAH9CtpN7yYlSVSELqZQQ6GEXh6dz7g1bf&#10;Q7UEEsvPO+L6Pz36UpWCMZPB7ExmDYt1yQPMWp3/AsfqtfveSeH8eGraENE8HO5Y7nWXwkdikLYO&#10;cIlIBLGtciWuTTG11aPVfV/ocaZdW8Q29xqYPch75qRgzL4U/fnIKdfwv6uH+g3/L8Gul6tkXyPu&#10;leYQszRJbSyF80Paku2yMF+3nPPQf8UiOWIn8bFP5A8mIClhZtXq4wc4Hnc6JyhUZRt1Qnl9F1/z&#10;syqulLZk+iEFYzZT74+wdD+n+oy/feLa33Hsa3HMXfJ+I36/m8I58ofo3wKLhPmJ5V79Y3M5pjk7&#10;4jNnGe+/BJlVu4/dy6mI5goHQMh38fcnbZlwTi0ztGVRn1ZPVZp2EIXu5gdxbEy3w9L6rspSGJRO&#10;MzFBfE9SOEfqdIZrYLr7A0hmqrTH1C+/XezHdKIuLWa11Ue5/m1UA07n/u8M9Z7QdRP4q5ZRb1v0&#10;a7k0TECxCdCrHX+E4xcN90jivijG/7kmPfalcJ78T99E0BjRU4+Pof7uk9hJ3Oajd6UyvgSY1Q4f&#10;cbojxrY6/RTmboQDSC1VHvUMp0QizZnGx2/JAxMA9/xa7XhLWi38taV7vYE550yW93BLku/7NP6u&#10;TqifbT5LxF8YZyubjKrSx65lOCmHZafen5FVZnr7G7tor2WPgenDLKUHSsnYVYNQ632WTZc96lhg&#10;OHbNFHkU7VUW8XlbxTNtF8f/MS0RcW6hQcXwPt6nMfROjP1t8PFHPECmlS1mVevjD/i3CoeScD/m&#10;4u8XaPdLyxddlW8s9bg6r7+ccrMQSymbUhnnmk2+hAE/INPKduxwjWi+hmOFXgoL3eIrMeoRMmda&#10;Etfm1kntvf1leM7JhPtd7TPHh2j2kA1mNcMnxdaOQn59hLJ0uWRkhn49tNyv22edKfL4LhN9OasR&#10;ai10PvMgteyFdfxdYdv0mlEspLkxMLCjBX6eW5r7VSs2DxaL4zXYLT2q51q0SKEqhHRzAfq/wydj&#10;D80eMsqsXhRSKYlJfxd6smqDhPIPnK1zpskNFxapP7mSBhcdd6NA9Olng6tNTku2eg9MwZVkPgVD&#10;WACpMQ0GsVUwZdgIe7MrcFBXZgy7IFFNgame9FOoC7OPfwv0DN0em0pkWillVvM9csU9S3qpAZ3C&#10;HSiWlcL6mHbNW3L3UOhORgwTUDKqOSka5yV6vHZIH8cgIV3Ec9WncI40hrhWpin707CMXGJzjBa7&#10;jda8jQk8W7uHkekNBgVMH7O67SFZrSxAHz7S2v1SO/+Z/tUVDGupOHZCxNxanMKxlkr3pozNE2Un&#10;9yOWrRUe1+qS4yxx7hsthdlFMLg5hmVzTwGfr82DaY2SaaWfWT2I23Ldox9SL3VdO3dYd3aGQaVi&#10;cn3QkzzUd6pSOub/eCVRTXG/11pMWy5jOThPLVM1xfpdk7SG3bj7Wn0/a2F4nhb4Gds8DKTJtFKg&#10;s7rhEWmhpYB9kdlinuDYLJHaSu40LfKYVMszMvZ1GZ0z16EbvIPl9kX8vYZyWYuC+iRAnTOx63sd&#10;9+rZgXoL/IwtHrZaN6jTKh6zOu/xJWkuQp+mdMNILKHqLdcvMPS9hW+3qPOqVg8jg82CQXHNelsS&#10;WXHNaDEjbrjZpT1WHlTEF2FSnU+b2Kv1ozbA9QNia3/6Xr7hos4tGV3iM6H7ml6qC1/KJu3eWRYV&#10;QaKGpHmqSy4xXnxhXkIl0r/bloHNRezb/SAMC8+gvsBfag7CuTS45pTJXKrQfh802bsJG7L72nJv&#10;QFzzle4jCZOJIZu1fAElrREP49JqzoRkX8CAh4K9pch96/DbztbsmJZbjr908+DbTvzDNy0ludKT&#10;KcKr5rD9VHOGvm6RrmdpbdUgrdvdYtjSQac1QTeewg/8Dg/ThRUp6aNrD7PXcq5PJB2tNpw/neWM&#10;OhmcT3eFZC7n01xxjTRvOKIt9TbjmrPa/SdT+KxeJg+/cDbEP+BbPYxCV2ag//+assto1+gK38/5&#10;5hN9J1cM86lVu2amXKYLk4Ue/P4ziD9oBphWL2dEvFLLM4tk1Znyvr8tdg//CHD90TSHEC6xeXVO&#10;yzi9EH+X+Oi6KjS9Vc4W3yxDtJSLM9RSOU+qVo/199aU911mev4q4D167r8KzoLE3s9a+Dm+J449&#10;Etmn+zzcb77QNnsqM/Tc3R6RSxluOcLAzvaIwb4jxf2uE1LVWJjNAMOysI4zoaDvrhrGo5NalqBm&#10;cY1MyrE3o8+53SOo5ZucCeEHtNKgzJTxrCozMPGrQt7TZNCrVHE2FO0dNsHvcFxIXSdLZQnlEU/r&#10;EmNphR/MPR6RQqtL7FmXGhJ15rLor1fC87ERoWYeiWXg21lesuOjaotcOsC3HnwguyzB9seTCmuc&#10;EoJo0UKT7ORsSOW7WiSs39WScUFGn6XBQ+2ygW/bfwBXlvsuBjYa/uFsSP17mivi1Lvlx4w+R7tF&#10;QHDpcBXftH3gZnj4Pn3LESJSLHHdlUlHMvgM2zx8c2fzLZsHbdAjySndB4jUL+sz3v/jWd3kKsZg&#10;dXtss5LDE0TyNNjg4SjdwxH6b6DmW1wGnqXFR5AgyoQWWy20+LiYkVCyIopu4ugQRMHpcYNHOJrK&#10;ch+cjy2DM8ipQxBFo0tbGKct5Twosy1+giNhoiGmKc07QZQIbbouYlctcefml+ugDFu4+Ach6liP&#10;e2ZymhHENF3Uw77qooyCGrKOVRb6PF92S0NXP2UZjP4QdcxksDuCeEkL78CIdQSZq3Nx5I906bHs&#10;l4bYFXxgMVKrDVHPsMykTBBlyqx+sDCV1xL65rk0HCnrXUPnQQ9ZBrczRB0yA/EcTluijBmWiZbu&#10;eqlKnONrgjrXI1eByXXneDkMru3h94SsR+1ijHDKEmXOsFwpaBmiRyxSqxQkvjAGgRSpyjoCtvFr&#10;VCEjiwNbbfEMnwhrzS5y+S2xnF8Y5jhBlCjNfaXreLVMQHcC1tMg4oLlrcbJ2uD1xGEgijAsL7PP&#10;GM5VIFrkI+34IjC5CU5jIoN0c8XjvB6Dfp9TfhO/++TyTwvDPRWiHxvKJoEFOPSEJSBfZci6buLe&#10;1R5LxWHt+ETJi7BEqTKsZZi7PxvOKWnpQ8NcrxTHdir1iasszzednCXg34OSC6vsPNBui69gS8h6&#10;qr2icYpU4zIGt8otNx6yLdp2EWmgHZlter12boG+2hDXrtOu3Q/Th0bbNQFXN4+jmCNlYcBbLYr2&#10;3XnUpRIAdEK0PSHOqQQOT7V7fsPx9oBtLBZp5+tJMkQKaOg9S8bwJTLjtPigu+WapAH8PYZcCfMi&#10;9OUXy9KwrVQG+1BcgcEg7k5ooYSXaS/vT+2ep7ruCi/3FvRd95RIrWX6pX0XkSY6elfPpiSWizmc&#10;r9SlHpHs9T38dpP6nonQjxkW26zjpTDIKyzS1aY86lqstmL1XUacv6yyK6sg+pDuXhF9kY/O9IWY&#10;JZaUOZIIkUJ6WiLnJxKYqPm7GcdcZrIP//dZJK5rup43ZD9sniorsz7A5w0PdTsfXyS8iLv4v0rY&#10;krjlE4NLwk4kC3jiw6zcTCifCr9Eo0KfIFJCU0pvNYkVgZsD84DhutPaPH+onXc/zjcj6NUuWVKE&#10;VWZ1YDvjMjYTL6lJO67X/dDmniB8D1VxdxsXiboeBU0pTxAx0kkVlml1Ie6ZK1cX2rlPLXT30HBt&#10;DgxvTh79XhU1eEEWpKszedbluhocNRx/X9S9Hcd+0tr8BsdvoizTvwKQ0HK6/RZBFIhW6jH/dgXN&#10;uyk+4uP43S42i2Q5BgZXZahDLilr8uj3UElIWRi8WHYSXIW4VxZk4Td12XCPKu/7tKGkq6UkH6JI&#10;NFMhGM6xIDt5Qqf1xOJPOMfC6FxD6s806/W+PPpsswDozNrgn4ljF8G5Z6O4f6HPl2bMg2HlPNr4&#10;iLuCRIpo56iYt0+wmfQObKBaIBUdtmQLz4HptVvqnik3lrRyLc/+Hsq0lOWxtm2LwKxU2WW59pZc&#10;o+OlPdJ2FH/0ka6qSC5ESmioQ8zLMOVeiBWQ7nlyPc++2qSsjqwMdlzS1T8Wdx73RbZq184Ta3m1&#10;LpfGcjm5W2iQrraTTIgU0lKXR+otJYGdg7tNVxiHZtT/najrSoR+HopLX13oAW6L2wrW3Rm0hFPe&#10;p123FH/HZBZeLXZWo0G6YsRSIu10VQOm1IoPcovJC0N4goyGqHsd7vkrQv9sUtbKtA+sidMOxVR3&#10;k2Hd/kRKW679FI7v1e4dMfgYKrOLbpIEkVFG5ppEHNOOhY4VByZYH7EvxzNl/Y4vwIuk7TLEF0EW&#10;Zdl+05SlVpgtLNL0XE847YkMM6wFFvuqm1EU6Xn2xWZ32ZLWwfs+Lqv2AG1VGCx5n0rHUO36OVLC&#10;EpLYZk57IsMMq9dkQwXJS9HF2QL254aBB2xP48DVWhJLdCfc7mpDm4ctDE7qtSYoXRElwLDuYF4v&#10;MJyTRtV7C9SfLZZ4WTPSNnA9xeyo2AlUxY0u+q52zUP8XY5rPuWUJzLOsF6JWGI4f0JcM7MA/bEJ&#10;Lr1pG7izccS7itiHdw19OCjO/4u/Y9wZJEqAWc3zC4WkxW9/q0D9MgXrvJqmgWtLk7LNoNuaxC7I&#10;PBGi5kdOeSLjDGunmOMXPK5TtlatBeqXbfNtRVoGzsRRLxW5Tx8a+nRS/F/LKU9knGHJDFQXfa59&#10;q8B9O5vKMMpILvE4jamsYTBqCjczyulOZJxZVegf45T172NLDofZaezYRJokGIOr0GVOeSLjDGuB&#10;NqeXpKx/1ZY8hluK3bFTWcig4fpJif6d45QnMs6w+vLJLVjgPu5OlX+hm4vMolxbldIB3AXXno84&#10;5YmMM6wLQWO9FbGPKy2bcW8Wq0Pdhs7c4HQiiMRpz7V32ptPaOMC9/OqgUf0FKszphDIv3A6EQQB&#10;HrE9FTZZHsvBFXxNBEGATyy2LAubC92RrYZOnOcrIghC4xUmm6xthe7EqaJ3giCILDCs3qRi5AXt&#10;QDWMwPROLObrIQhC4xfNBl7xomARHETs6FfiXvHVEARh4Rmm3cINhWq8n7uDBEGE4Bk7DDzjQKEa&#10;HzU03sXXQhCEhWd0WFz4KpNuuMWyHm3gayEIwsI3ZhRF720JgTrMV0IQhA/vGCp0CHW30UFDo9/z&#10;dRAE4cM7thl4x99JN/ogsympCYIoJsNqN/COx4npsZyK51sarObrIAjCh39UQtFemFDq1F8RBBGR&#10;hwwVLHqDU/EeQ2M7+BoIggjIQ74vWMBPN7EE7a8IgojAQzoKEkMPAcNM4WRof0UQRFA+MqMgfMQN&#10;e8zoogRBJLRS64i7kW1F8wUiCKKUGJbJF/nbuBvZU3ArVYIgkmIaS+MQOJw66vO4Z5OBlwzE/YCm&#10;+O0rizTYF5i5mSAi0ZBLv2Mx1PPUTeoa8p62xOO8W7I7zy7CQKuMt7M47QgiLxpaLmh4pnbuC6+V&#10;Ezbf+hAifS7qaAzZ/gxTVug4H9Bk4f6gSIP9Edqfy6lHEHnRUI2g4+3i+Dxx/L5TbqKMuNKYU56I&#10;89ecUof/l+fRh/HEElM4FXWmJeGE0+49tD+PU48g8qajmaCjh+JYnSXDjam8i3vc2HhX8mh/ODGb&#10;TkuGnAMR63RFy5Mh75Epg8iwCCIaDa4DLS0Qx1Ry5GVOadWKq6h/R8awcv7/3ClTebRtikDaG9eD&#10;7Y7b/wciZS7kPWNkWAQRie4+0367KbhuGZZrC0IuL/tC9sPkl7wnroc8FWcAeW0NXRvwnq+19us5&#10;/QgiFN39qzMWrHReUb47/691ymH83+SUhU6Zg2VkDbJm1eC3q/d6GFav7Fz7gYGnnInrQW/EmeEZ&#10;D6zqaQpw/UKt7XucfgQRmN7csC7XQTtLDOfdncG9GhNzFez7Q+i03DIYok+thvtH4npgk+/PjIh1&#10;jgWN6exc81xr+y1OQ4IIRGcVGu2cRZ7AWu26oxqDmwrJrELt8tl8k+N44AZTtosQ9/9kOf4H6vra&#10;5349zfVmTkOCCEXDQx5MZhJLunHs+ElzA9ecYQE2u5bCfuttKN7dstEp53DtaB79Go/dttNd+uUr&#10;uikbDss5lQ32ssf9evz45Zx+BJEXHb9nSc/nVe6AmS31qbsqzz7djt17xmKDdTbAfT97SWNCjzXi&#10;c79bLnLKEUQsjKvX1WM55ZhrP+XuEDrlLpjZhGYc6irUV+N/V2FfF3NfzsRui2VxVBz0uUc3QKu1&#10;XHdfGq6J41+Je3/jNCOIWBiEq3i/GeC6Kmk2hF1DRY+uKqcmpv4cMPCWLVErNYU0/dXnngHt+naP&#10;JWNOOk9qzOojTjOCiI1hTZkEBJzrgpR1z3DOTZ78rm6CENUW0rn/l9hDrlti12zzuWeeJu7dwXHX&#10;aXIznCbrIZZOOzJrzGoRpxhBxMqwlA6rRhz7Eor3V2hVk7amxP+XNV7g6rj2QTlfjevqg2TSssTY&#10;G4j6kCaj0U0B7/1crk19FHzSdGEcOxQ3sc6+gDW0axfyFmw4WmDMVsWpSBCB6LFLmh9AgNDpsFW7&#10;p1G56ohjrl77kQ89XwzQH5O66VRRFWPCYC3J8gTKw685LQnCSovVhggNF7FUnAAjci3YP4QkpVY+&#10;OZPuSywjTTR5JAQDjS9toGXrcVWI+xsNIuQIGNkVDyZ0D1w8rAHb75yaBGGlx7sW5uMamP6l0VIl&#10;zo3I34Z7t+eTHNWSJ2Ik6gOORHXLca4/YfP/M1ixq7JXW0fPhO7LNWLbCYlKtxlp5ZQkCE9a/MEV&#10;BLRj8wz0t94gCXVb6lP3NIJG3wrYl5YkGJbJGnV+yDpm2iIsgOM/hW3Ifa2dmz71VugREwmC8KQZ&#10;xZzqNDqSgslXlqXkhHZ8r7hnbh59MQUGHY/6gLmoDEvostYYjp+T0hekJ9nWI04zgoiVaeXg8LxA&#10;7ubBh7Dacs8d3FeF30f9zJbyZFi5OB4uF8QQNABnP2c4/rbuBI1dQLlUfMhpRhCx6rF0vbKrYjkM&#10;f8FFiJCyXK1gsAIawv//E/f+GKEf1QVhWBHqOms4tgD17jec+zfo8pAgiMB0eAES0wkPHbIqVwz3&#10;xhYOJu0Mq8lwTO0iXrfcszefeDsEQVjpcLWkY0hT1ywM6yspcGjn6mLoS3oZlo9YeNPjmu9E+xs5&#10;5QgiEs0t1GO5i3PvaraTVdpKKJdPSOSSYVhowxVL//W5ZmsUHRpBENO0NAt0tMvjmhoZkA9JKRT9&#10;PY2xL5lkWBMBDc2Ur+G/nHYEkTe91YXVQUHpnrPZY5Ubw+oLce3PttjUhHG8FsPwr6aAbXZiJ2l7&#10;kA9RCYzxl3APu4vwK7My0OepkAyrSbeAL1uGlUefXBuQsRROglY4aP/ohpBNSZ+6hXP5X0GSfsTQ&#10;Zr02Z74sA6b1Rxg/uhT0dzyP1FzP496tT4JhPYvDDiuBAb8cW2rr+PrUpG0Ttwe4ZzmcTecl1Kda&#10;zR9zZ4HGQo7DsiK+E3dTZw3CJB2BwWR1Qm19iOceQXjvC/CX/SKFDKslj3tu+oVLzuPd6LzlRdRK&#10;R+KwdE9o0I+kcCKcVopJGZjQcJ2r+NyljasbH2xOAn2Suz6dBVxy5PJJYx6g7llY5jaKY1VIjLAe&#10;aoPDWKJNgtD08EXrI/ZhOSJxbkdb93S3Mki07mbR2yUiRbbGXJ/J0n20ZBlWSl+qCvv6jzi2FIzs&#10;GKKxnoNl8QHNtuVeVKkR29L9cnIJ5/Nc0Iy+EftQJdrbl5DUdEssdR8iM8xBkdTztIyVBqdc3S92&#10;UZ7tVyLW219gVv343SUS/j5Po2SVMlqZn4Tz89U4k6iWwUvYhzE6rB1XvlgnpR7JDQMtxvWzGNp/&#10;Jf62gWFVFGAM3hLt/Yx0UAOQ9CaxVFocsQ0Z0uQdcfyYbUku3o1brsU01gdhJ1iLY++LNtaQIryX&#10;pUkwrDNR4mGV4UtQIaUPaMdVyrJ+7fhP4otcHUP7n2l55SoFw3oiJIT34tKbQbL4BEvcQUucsykw&#10;qgMIk10Tsc0PTZKSiOk0pe9mgXHmTO8hBoL7BMd6la4QURDULm035sZBlJ3lHg7JEg8rcgC/U7Gn&#10;4ikPhnURxOkyix6RmKMfX+QubP+PmSSyCO1fFsvLJhw7KZJmDmv6nL4Y2lyEXbJBlBHBNNYiB2VF&#10;zOPcZXIREeP80OeeOKTZCuEI7LqQ/S4k6afiQ3QfzPqEVo4ltdmSEVoxRRwdilrpQL4x3cto4N2J&#10;2+6mJDPoSc6BoBUjG8CXeUy7bm0M/fhU1HcdzGnSIOlcAWPpSWKnFbtxblsXCjTZaw0fjEeQqNaL&#10;0EUdukQUsK1G3LsRjOkIQgNPwf7qJMxZetFeB/INtOP/ClKJcVxNMd0PRK10d9isOWW4Dr8DxjAp&#10;dsf+py1V+mVUClgOP4+LsOEf9gilF4xxPwhMSTwnCqTDGvNTuIOgO6DzaYrIsGqwQ/iFSB03HW3A&#10;XYLinveC+qSivnuaScgEmFWfYZeyHs/SDclahnC5z3wDxjE2Zc3ZE7XSb8PmJeSS8PVwOcKwcL84&#10;tgsTuylim3NQzxFLVNcTcS47ffpSK5PgOmUdtvaVHdSIJU7/zxEY1jJIjMOCOT/STUS0UMAbA7TR&#10;iHbWqLpE7PN9+CAMI9LBYYQLXo/+6M7CpylpvTa+pryE3ychtjHMS0CGhVAenRaGVYGv/ofya51H&#10;m196GfQJhjVoOV8N/7I6H9uxJVh2fofn2Qtp4jAkyvsaM3oEs42jgsj/gML5C/y/D/cfDpOyTTIs&#10;y4fhsg8z3RhhvH8S9azDMbWR0QVpd5G45m5SxqoZp5VEMj93Gio9y+H2ZVh3oOc4jSXLH3KNjiWE&#10;zFIyGVbKCNCXJixTLqKNW2jzKJZKpqxEUzhfayH436C3UbqbfdCFrcMST5kO3Et4nNcrpbaFYZ0w&#10;3FMTE8OqwfJQLTmvYNwmMXadmj7xc1KGcRzPxL6h59pcxW4rUdovQdo8/aQkFkFIZ0HUT8HMpLX7&#10;PwGJpQ7GqKuxXNkIe6f92HkaNzCi5zh+EtLMX9Bz9eOvYmRqB+u9PJ//rC3dWsxOs59IUw1xfEDs&#10;kiqJ7zlCcUuD1s0R21fv7TLeg778VDHPR7kUtI6hKYXgyqiVNhgqneBwvzZO7Voab90Oa69YHhwV&#10;SwlpT9QRoJ0eS2TIKUhQRzTL63cKFalBWwa9L/RGG2GJPoXdy5YY2vpdLDs/gw5Lz7o0jo9Dp1iC&#10;q3OfRmy/RSTx7cQy+aBBR0cTIPsYmjJyzY6j4heGimdwwF8SwEbNvWbcpC8SS8VxqYQV0VSfB/0S&#10;Q5e0E8uz9WAUFSH67UoEC2MeixrNYPQCiPkhJLYxbddsUcT2DitDQzDxfnwUlMvOact9sSXcFTZY&#10;B4Rk/Rw6rB/KIUpFhLGrNfGVuCq/Qfec18ZkEF936ey6TDAmG8PaL/zNlOXzS8fnGPpUZVp24fhq&#10;BECU2/6DccVuwo7alNCVbZY5IzWm7up/PozYnmJMfxreizXEiylRb4Q+LFeW2dDhqbqX4qPSiQ/a&#10;78Ko9jMuEadDMSWjarJYu28o8wF/X1gzH1bLLsGYjmjX79d2D08IZXssURwhbSi9yUHoqx6JpdO/&#10;wupdOlwvjGlMeiBt1GrHN2oRKWZGbKfGlKEY55TR6kEfhjUQsQ91mAOf4J2f88k+I8tJMqw3PjCM&#10;y5m4KjcZj/Zw0F8uxXq0Y/ssDOugJBTsEspl0rwY+vOutjTtwte+SlvG6gxrUQxtL4O+rEI73iyY&#10;5s8xjXuXLfqEYFgDPgzrYIj25uL9nYCEOqm5Ou3XtugXgKlWGSTdqjcIdyy2xG40KirfGrsJfem+&#10;CCVJHdWO/yuXIpqbSA7Gh3Eoox96bYxoQdOm4go1Db3NGPRW+8Aoa0Usrs9jHOO9tiWEYFi/Gc5V&#10;Skkvj+f7Acu7tbqxr80ujLCO5w4DT+mNq3KTLdZ5DvsrX+AKjWCOaYSi3HB2IaSMcuXpE8HfphBe&#10;uS5CXw6btvvF+fY4IxZodc/RdGQjeO71MbZRJWyg+jwY1kYlUYpzi6WvZczPrhjWFCkilPoi/qAK&#10;lkBbDzjs0+OzHNLFabFcOCjOr5be6CCqb4S7R4sWsfIpvuTL8+jLd16EA6t41c67CYxFoxbhdDTO&#10;EMmi/3csxq3KGHc5fr8Nw9mTQvp8qdNLiGE9JUUEGi+TSUNznA08TsRmonRewHva2Hxn0bmss9z/&#10;trbrOAVp5ZuQ/Vgjv1gwe9gp4lQ9z0ePE7IPswxmDPNiYob3vSKzQvF/2SCVHUxS8S3e8UNSg+9Y&#10;zTDwkmdxN3I+dqvU0nsRh4Uydp5GaEryetvj/grsPtVE6EO1YEqjUBQfFpEb+rCztS7OhAKGfizS&#10;JJofY6jzNIxz5+Zxb4Vm2Ls25uddY/NhJF4bqzYDL7kadyN7DI10c/hfGaNlYEzrLEuZJwUK76J2&#10;rOYUeTza4zLUhO3a9ii7bIKpXEzgWVcXKiJGCdCJKaDCQNyNbONOYbAvuce5hQXqQ5NXGvICj8d6&#10;SHyrkxrXkFLWviQScQjbsPUpGfe52JyYlUIa6Tfwkm/jbsQUf/lGigbh+htEWpl4ZZk85/aU9GOm&#10;8ltN6ThdMvCSjrgbqbX4FDbE3M6PPuc7scOwBo61c4XB5GayB4IfiOmwLe+ksG8zCsFHvDhjV8xt&#10;3NWNLrXzVzxcHp5wuhJkWNN2apUp7FtHwVZqFsX7jpjbUCFuGy3nR338tHo4ZYkyZlbVaY5Z54ZA&#10;NtBsf1KNbYk9j9jrbfzgleLckBL8jsqMoratOW2JMmZYzaCLrSnt31DBhAyLxfvjuONVmzL6inMy&#10;ome9dq4uSYNIgsgAw1J+lnO147NC1rMQGbzrYuxbpViuytKS5IA8SFrDL9J9P7Kcv29zLYFhZLxm&#10;/gSRHYY1aohzr8L7NAWsY45G3+/F1Ld2i8BTmeSADMaRmseNX+7lHuEGZkPdX1vOu24skx4M7T4y&#10;s3RyGhNlwqyU/uqmYcUyqX3Ur3hJXZqbWC6OMNsWW86/kx6UWPRYYrdvnsc1Ku13teFchc1CFolE&#10;cwz3QZQZw1Jx5teIYyo/4jVxTG1s3feoa5ZG45Mx9G+o4N4yYlBkeRHWjgJuLK8MpOGaKq9sMoiS&#10;kFPRABCWVl8jU8IiyoVhDetCgHDK/8ggCOR86tMd+ifzjRYL+6tnBt6xuFDr5Mj2WCJfnpdD8EYv&#10;PRnE20lNGa8iac7kNCbKiGE90nbP3xKhm+cYJCzfSLdatuy8U6RZ7K8mCmIrZvEF+iXE/Y3YMagX&#10;8Z8WQAyt1K6di/hKU9gFrNWXiFpUALf8welLlBmzmuNhmzilMSwZi8qUcPZT7fc9RMQdBbPbn0f/&#10;dhTNF1mL76TK7ZBiq1e5h4SYH/pcNwlm9dwUh4ogyohhKfvFAYPCXNLVNcHE1PFaUc9eaQOpTIVi&#10;6N/VoiWywW5EXutRg+Gn/iUYhUK+X4tfFKY8x25mLacyUSYMa1S64yAc9B0PGmkReQZGcU+NrqKB&#10;idGtiH1rtui9ZxRygEypv7YFuO+J9P3DzkELvgq3tGtHtPjgKvTuR8jQchr57q5b0rPn0uJBTxAJ&#10;0mKtZDzi+D6RfzKnpZWrRBgiGZb7a90gG7S1LmL/eg10OVToQdqaT2IKDMwjXdEuEgT0IsniXbXE&#10;k3otMKXnPvqxVij0n4qUV9Wc2kSJMiy1MbVTOz4umFMN4t1vlYxNEwpyBqPTSd2jJI/+nc1HuIl7&#10;kN60hIlo87mv1ePcT1pdRwzXvBsmFC12OZT9x1JOb6IEGdaIwZyhxpTuDXkCfhe/l2s0J5lZU9Rk&#10;HRBEXiSacCJEZ85H2S00PNhYkFAxbvgZlTJLHBtCJhov61266xClxqzqTDZVYsVy0aCSadaOLRWM&#10;66I4/rUtCEGI/m1PPH57iM50xxHbxiIyDvnc8xpTEymg7iPpwjxOaaLEGdaPpnAyQqEuzRmUsfZv&#10;UMg/VIxO7N5/qklu7Vq9c0FnjQH7dzU1IaA8loWrQtajW6fvxN8fPO7ZbMq9p2UbVkrGawhBM4dT&#10;nCgxhqVMej4zqFfq8f8cETBAlpvierW6WaAJBY2wlzwqdMKBfAvdrFqWHco3izlgp6IG5BJfiekB&#10;E7YkXr6GJy3HqyyJGnNxpWYniBQwq80mWyoPHZcsPxtWLNN+u9D9PhU649D+f851uw33nin2oH1s&#10;MbmvDVFHrUEntTRseijE8LnoY6NVx6lOlAjDemKzVteuc3cJL4AuT+vLOWHecE8c+wYrlfUa/fwZ&#10;sG/VFqFhS7EHrcGSFXpLyHo+N7jl/KPrsiDeVuD/mcgHdzOgQelaTnOiRJiV9DapiFiXEg5+0qSy&#10;bvy/BD6JS0LUaRJknqUiW7xF9LsUQ70ul16kHbsjrNltjOkWLHTrObWJEmVY/4NivTKGulxFep8m&#10;keWibFpZNtL60zJ4bTbz/4j1thiO2dx1RhDRsILTmSBC0dkRg2olb8kNrjimzbgVaXpok03W7jzr&#10;Wm4zb9AU9C/1XpSkCCIS7bq6sE/Eb3dHcCzmFdfVVKUdc20rDJ18kI+Do7arcUU716i1QVsrgohG&#10;u8qkYSF+Twb1JDHUVWvJ+9Cbtoe2dbQ7j7okw9plOF8tYr7ndOM2giBC0Zu0W1RRHz7Ms64tcQku&#10;hXjw7/ONk6XVI73LF3lc94W47i1OPYLIi25N2dQX5FnX1cxETPFQtn0Qsp6mIAZxuParNGe6JYiM&#10;SViv2GOFrKczic23pB/+UByxb2CaMBbw2n26VzpBEIFpbTwOS3Tn3uMG2j+e9oe3mTi05VFXU4hr&#10;f+fUI4jQNFYpbBej2F21WlZXK7MwCGcyx2kJonyZVkUMdRyKI19psQZgQ1xSFkEQqad3m3T1cZbE&#10;zBFKWQRRFgzLJF2NpspQNMBDfEwpiyDKVrraksWHOZ+6eDgEQcRJ40OmwAeZkq7Ew9jsMjr5qgki&#10;88xqlYW+P8jyQ5mkrNuZ5MAEQSi6roQkVRrSVQApaxNfO0Fklq43lZx0JR7ujGUXYTZfPUFkjp5n&#10;WKwAhkti5eSx1t3N108QmaPnXyz0vKqUHnLQEuO5hVOAIDJDxy2WHA6HSu1BGwz5B0tHjCSI8mBY&#10;Zyzxrt4sxYftoQKeIDJLvzaXu95SfWDbVugEFfAEkfoV0rglVnt1KT94u8WUfw+nBUGklm5/LVsj&#10;cIuzJC3gCSKd9NphETKOl8sAzLckrBgNk+KeIIjEabXWYnPl7hQ2l9NAfGCRsvo5TQgiNXTab6HT&#10;DeU4GEMla95PENmnT5vB95lyHZDZFtuskVTmMSOI8loKXrXYXM0v54GxBfob5LQhiKLR5YCFLrdw&#10;cN54428alBJEaujRZiB6il4p/4mfoxZfwxWcQgRRMFpstfgKukvBBo7QfwPVZeHq4xwogigIDdrC&#10;xmQnA06BB+yAZbD+pihKEInT36CF/g5wdOxLw9uWQfuWI0QQidHeNgvdjdCY23vgVlrcALKR9pog&#10;skdzbR40184R8h/AHg99FqM6EER8tNbgobfq5QgFH0ibS8BwSYezIIjC0Vi1JSBfDvpk6o1DDGYl&#10;7D6ohCeIZGjMZv84RL1V/uLqqGVQd3CECCJv2tpOtUsyA9tq8Td0y1aOEEGEpqluCz25BqNtHKHo&#10;A2yLUvqCQf8IIjQtPWMAzeQHeqtlkJ/R3IEgAtFQm8XthjuCCQ34Dstgv6DPIUHkzax+4QglN/C2&#10;sBcPmJSVIIw00+KhB6b5QsKD75o7HPdwI2jmKBHENL286WEYOkSbxsK8BNfn8LzlJYyWdUREgviP&#10;TuZ7+OZeYlTfwr6MGT5Mi5IWUe6SlRezYsimIjGtGx7LQ+q0iHKkixaPZeANMqv0ir0PuHtIlBk9&#10;tHko2KkuyQDTekE7LaKMmNVjMqvsMK0bHsaltOIlSnn+t3swqxtkVul8aV6KeFfS6uEoESU477s9&#10;mBUV7BlmWozyQJTafN/uMdfJrDLyEms9YmmpeFo0mCOyPMerPeJZKaNQ2lll6IVWerjxqMiljPtD&#10;ZHFuN3hEClXuNvwgZ/Tl7vB4sW6wsg6OEpGh+dzmsSP+0pGZvoHZf8lbPbKCMIUYkZV53Oszjxki&#10;poRedjsMSW0v+xSXiERK5+4MjySnKlJoF0eq9F58K5aBXktEhogl0jZnb/vMWXpzlPAEmO2Usx4T&#10;wDUy/ZgjRaRgrm7wWRUMcVVQHhOh0iPvoSqDTHVEFGl+1gaYnwc4P8tvYnR5BOTPQRRfxZEiCjgn&#10;Vznlqg+z6uVOYPlOkJUeoThU6efXjEiBVOXO03aOFieLuwtzyGeyjNKBmkho/nUE+GhyCUi8NnF6&#10;PJxIVdlDRScR03xzLdZ/9bGtesBNIMJrEs33SHKhihsgbRNHi4gwzzb4mNgo20A6LxOBJtTHPlvK&#10;yh+RYZiJMPOqxccPUElV3VSsE2Enl5/NlrLb2s1lIuEzl2bAz89P5XCGCVSIqJNtUwBpaxTX8atI&#10;yLlTiXnhp1R3GdkGjhgR18SbH2AnUQVNW8URI2BTdSnAnDlOqYpIahJ2QJrKBRDtWzliZTlHWn0C&#10;SKpylaYyRCEmZDVMIB4E/HrSobp8GNUhHzMFpVTfxiB7RKEnaAMU7jkyLjKqAIwqh+vmc9SIrEzY&#10;IcYuKpn33okPUZD3PkzdJpG2CbwioJJVOVZ3M1FA5t5xLXb9bgR8z+58+IC7x0Tav7znA07oB1hW&#10;0gA13e+0Ge/pARkVUaqTvD2ExJUDk9tCJ9fUvL9qeDycDbjsU/Z4W8ioiCxP/I4A7hi6r2I/dR5F&#10;e18r4ZQ8HuKdDdNwmCg1QmgLoZxX5QZcOrjDmOy7WYwsyldDvBu1+7uSI0iUuj5kewh9iCpnYb+z&#10;mKMY23vYGnLJp/SO2/keiHIjmFoYoJ4PybjULuMOhHnmTmOw8Z6B5fmOkLpFaZney/EmSEz/bxKx&#10;O4A3v6m8gA7lWyj6aUH9xrTjcTuk0lM+8fu9onH04/1QP0UQGpE1YGfqVB7EJT3/hyFJdJaLRCAk&#10;qO9hoDsRYQyHYSfHsEEEEZAA3wTRnI9AeHI5cwD1rch6JEswpzbszPVjjF7EMEauTutNzj6CiM68&#10;tkJyeBYDA1PK47PYwt+CsL1taZHIoONrhQHmFii6h0OaG/gtpYewZGR4F4JIiJCrQcT9MRKvKQX6&#10;CBjEIJjaNkg0XYj11II4YfP9jF3RZ3VtC+7vQn3bYLpxAPZqN9D+iwSeawLPs4HKc4IoDgNrgQRy&#10;KA9TiVIvrj7vbyyFF1NxThDpY2DNYGD92L5/UUYM6gaeuweMnDumBJExBlYrtvf3QEH9OOOM6RmU&#10;5AMw5+jgjh5BlDYjmw+zh62wATsFCSVNEtkI9Fp7YLTZRQU5QRA6M2uA+UMnFOPbsdQ6BQZyG8xk&#10;PMSO3CjuGcHu5BAU7XtgO9UNhrSS0hJBEARBEARBEARBEARBEARBEARBEARBEASRIfwfqB5JmUtN&#10;lsgAAAAASUVORK5CYIJQSwMECgAAAAAAh07iQAAAAAAAAAAAAAAAAAYAAABfcmVscy9QSwMEFAAA&#10;AAgAh07iQIoUZjzRAAAAlAEAAAsAAABfcmVscy8ucmVsc6WQwWrDMAyG74O9g9F9cZrDGKNOL6PQ&#10;a+kewNiKYxpbRjLZ+vbzDoNl9LajfqHvE//+8JkWtSJLpGxg1/WgMDvyMQcD75fj0wsoqTZ7u1BG&#10;AzcUOIyPD/szLra2I5ljEdUoWQzMtZZXrcXNmKx0VDC3zUScbG0jB12su9qAeuj7Z82/GTBumOrk&#10;DfDJD6Aut9LMf9gpOiahqXaOkqZpiu4eVQe2ZY7uyDbhG7lGsxywGvAsGgdqWdd+BH1fv/un3tNH&#10;PuO61X6HjOuPV2+6HL8AUEsDBAoAAAAAAIdO4kAAAAAAAAAAAAAAAAAKAAAAZHJzL19yZWxzL1BL&#10;AwQUAAAACACHTuJAK9nY8cIAAACmAQAAGQAAAGRycy9fcmVscy9lMm9Eb2MueG1sLnJlbHO9kMGK&#10;AjEMhu8LvkPJ3enMHGRZ7HiRBa+LPkBoM53qNC1td9G3t+hlBcGbxyT83/+R9ebsZ/FHKbvACrqm&#10;BUGsg3FsFRz238tPELkgG5wDk4ILZdgMi4/1D81YaihPLmZRKZwVTKXELymznshjbkIkrpcxJI+l&#10;jsnKiPqElmTftiuZ/jNgeGCKnVGQdqYHsb/E2vyaHcbRadoG/euJy5MK6XztrkBMlooCT8bhfdk3&#10;kS3I5w7dexy65hjpJiEfvjtcAVBLAwQUAAAACACHTuJAZpwUHBoBAAB6AgAAEwAAAFtDb250ZW50&#10;X1R5cGVzXS54bWyVkstOwzAQRfdI/IPlLUocukAINemCFCQWUKHyAZY9SVzihzwmtH+PnbYSVGkl&#10;lp6Zc+88PF9sdU8G8KisKeltXlACRlipTFvSj/VTdk8JBm4k762Bku4A6aK6vpqvdw6QRNpgSbsQ&#10;3ANjKDrQHHPrwMRMY73mIT59yxwXn7wFNiuKOyasCWBCFpIGreY1NPyrD2S5jeF9JxsHLSWP+8Lk&#10;VVKlk8CYYJPMy+p5Esk3rqXTiDPTLik+TXjo8cSFO9crwUNcIRuMPBk/O4yeR3KswU45vIn7OeOQ&#10;Mn8n/21w4N7izbySQFbch1eu436Y9Mik/TYehvyySOpSY2abRgnIa491xN5hOHZ1Th1mtrbiv+LL&#10;kTpqs/HnVD9QSwECFAAUAAAACACHTuJAZpwUHBoBAAB6AgAAEwAAAAAAAAABACAAAADlTgAAW0Nv&#10;bnRlbnRfVHlwZXNdLnhtbFBLAQIUAAoAAAAAAIdO4kAAAAAAAAAAAAAAAAAGAAAAAAAAAAAAEAAA&#10;AKZMAABfcmVscy9QSwECFAAUAAAACACHTuJAihRmPNEAAACUAQAACwAAAAAAAAABACAAAADKTAAA&#10;X3JlbHMvLnJlbHNQSwECFAAKAAAAAACHTuJAAAAAAAAAAAAAAAAABAAAAAAAAAAAABAAAAAAAAAA&#10;ZHJzL1BLAQIUAAoAAAAAAIdO4kAAAAAAAAAAAAAAAAAKAAAAAAAAAAAAEAAAAMRNAABkcnMvX3Jl&#10;bHMvUEsBAhQAFAAAAAgAh07iQCvZ2PHCAAAApgEAABkAAAAAAAAAAQAgAAAA7E0AAGRycy9fcmVs&#10;cy9lMm9Eb2MueG1sLnJlbHNQSwECFAAUAAAACACHTuJAp2H8XtoAAAALAQAADwAAAAAAAAABACAA&#10;AAAiAAAAZHJzL2Rvd25yZXYueG1sUEsBAhQAFAAAAAgAh07iQJeD9TlzAwAAQAkAAA4AAAAAAAAA&#10;AQAgAAAAKQEAAGRycy9lMm9Eb2MueG1sUEsBAhQACgAAAAAAh07iQAAAAAAAAAAAAAAAAAoAAAAA&#10;AAAAAAAQAAAAyAQAAGRycy9tZWRpYS9QSwECFAAUAAAACACHTuJAlnqt+DEUAAAsFAAAFQAAAAAA&#10;AAABACAAAADwBAAAZHJzL21lZGlhL2ltYWdlMS5qcGVnUEsBAhQAFAAAAAgAh07iQJkob6AgMwAA&#10;GzMAABQAAAAAAAAAAQAgAAAAVBkAAGRycy9tZWRpYS9pbWFnZTIucG5nUEsFBgAAAAALAAsAlQIA&#10;ADBQAAAAAA==&#10;">
                       <o:lock v:ext="edit" aspectratio="f"/>
-                      <v:shape id="图片 15" o:spid="_x0000_s1026" o:spt="75" alt="c9514d16fd70679bf0495aeebb03c72d_compress" type="#_x0000_t75" style="position:absolute;left:21019;top:15216;height:475;width:1550;" filled="f" o:preferrelative="t" stroked="f" coordsize="21600,21600" o:gfxdata="UEsDBAoAAAAAAIdO4kAAAAAAAAAAAAAAAAAEAAAAZHJzL1BLAwQUAAAACACHTuJAukpuhrwAAADa&#10;AAAADwAAAGRycy9kb3ducmV2LnhtbEWPT4vCMBTE7wt+h/AEb2uioiy1qQdB2WUR8Q8L3h7Nsy02&#10;L6WJ2v32RhA8DjPzGyZddLYWN2p95VjDaKhAEOfOVFxoOB5Wn18gfEA2WDsmDf/kYZH1PlJMjLvz&#10;jm77UIgIYZ+ghjKEJpHS5yVZ9EPXEEfv7FqLIcq2kKbFe4TbWo6VmkmLFceFEhtalpRf9ler4W/z&#10;W1ynx+7yo9akDttpo9zypPWgP1JzEIG68A6/2t9GwwSeV+INkNkDUEsDBBQAAAAIAIdO4kAzLwWe&#10;OwAAADkAAAAQAAAAZHJzL3NoYXBleG1sLnhtbLOxr8jNUShLLSrOzM+zVTLUM1BSSM1Lzk/JzEu3&#10;VQoNcdO1UFIoLknMS0nMyc9LtVWqTC1Wsrfj5QIAUEsDBAoAAAAAAIdO4kAAAAAAAAAAAAAAAAAG&#10;AAAAX3JlbHMvUEsDBBQAAAAIAIdO4kDVXCYozAAAAI8BAAALAAAAX3JlbHMvLnJlbHOlkLFqAzEM&#10;hvdA38Fo7/mSoZQQX7ZC1pBCV2Hr7kzOlrHMNXn7uJRCL2TLoEG/0PcJ7faXMKmZsniOBtZNC4qi&#10;ZefjYODz9PH6DkoKRocTRzJwJYF997LaHWnCUpdk9ElUpUQxMJaStlqLHSmgNJwo1knPOWCpbR50&#10;QnvGgfSmbd90/s+AbsFUB2cgH9wG1OmaqvmOHbzNLNyXxnLQ3PfePqJqGTHRV5gqBvNAxYDL8pvW&#10;05paoB+b10+aHX/HI81L8U+Yaf7z6sUbuxtQSwMEFAAAAAgAh07iQFrjEWb3AAAA4gEAABMAAABb&#10;Q29udGVudF9UeXBlc10ueG1slZFNT8QgEIbvJv4HMlfTUj0YY0r3YPWoRtcfMIFpS7YFwmDd/ffS&#10;/bgY18QjzLzP+wTq1XYaxUyRrXcKrssKBDntjXW9go/1U3EHghM6g6N3pGBHDKvm8qJe7wKxyGnH&#10;CoaUwr2UrAeakEsfyOVJ5+OEKR9jLwPqDfYkb6rqVmrvErlUpIUBTd1Sh59jEo/bfH0wiTQyiIfD&#10;4tKlAEMYrcaUTeXszI+W4thQ5uR+hwcb+CprgPy1YZmcLzjmXvLTRGtIvGJMzzhlDWkiS+O/XKS5&#10;/BuyWE5c+K6zmso2cptjbzSfrM7RecBAGf1f/PuSO8Hl/oeab1BLAQIUABQAAAAIAIdO4kBa4xFm&#10;9wAAAOIBAAATAAAAAAAAAAEAIAAAAI0CAABbQ29udGVudF9UeXBlc10ueG1sUEsBAhQACgAAAAAA&#10;h07iQAAAAAAAAAAAAAAAAAYAAAAAAAAAAAAQAAAAdAEAAF9yZWxzL1BLAQIUABQAAAAIAIdO4kDV&#10;XCYozAAAAI8BAAALAAAAAAAAAAEAIAAAAJgBAABfcmVscy8ucmVsc1BLAQIUAAoAAAAAAIdO4kAA&#10;AAAAAAAAAAAAAAAEAAAAAAAAAAAAEAAAAAAAAABkcnMvUEsBAhQAFAAAAAgAh07iQLpKboa8AAAA&#10;2gAAAA8AAAAAAAAAAQAgAAAAIgAAAGRycy9kb3ducmV2LnhtbFBLAQIUABQAAAAIAIdO4kAzLwWe&#10;OwAAADkAAAAQAAAAAAAAAAEAIAAAAAsBAABkcnMvc2hhcGV4bWwueG1sUEsFBgAAAAAGAAYAWwEA&#10;ALUDAAAAAA==&#10;">
+                      <v:shape id="图片 6" o:spid="_x0000_s1026" o:spt="75" alt="蔡冬雪" type="#_x0000_t75" style="position:absolute;left:19199;top:19551;height:566;width:1261;" filled="f" o:preferrelative="t" stroked="f" coordsize="21600,21600" o:gfxdata="UEsDBAoAAAAAAIdO4kAAAAAAAAAAAAAAAAAEAAAAZHJzL1BLAwQUAAAACACHTuJAECNslL4AAADb&#10;AAAADwAAAGRycy9kb3ducmV2LnhtbEWPQWvCQBSE74X+h+UVvNVNlBabukoriMVLMSl4fWZfk2D2&#10;bdxdE/33rlDocZiZb5j58mJa0ZPzjWUF6TgBQVxa3XCl4KdYP89A+ICssbVMCq7kYbl4fJhjpu3A&#10;O+rzUIkIYZ+hgjqELpPSlzUZ9GPbEUfv1zqDIUpXSe1wiHDTykmSvEqDDceFGjta1VQe87NRMPhj&#10;/1b0qzSfFp8Hch+b0/d2r9ToKU3eQQS6hP/wX/tLK5i+wP1L/AFycQNQSwMEFAAAAAgAh07iQDMv&#10;BZ47AAAAOQAAABAAAABkcnMvc2hhcGV4bWwueG1ss7GvyM1RKEstKs7Mz7NVMtQzUFJIzUvOT8nM&#10;S7dVCg1x07VQUiguScxLSczJz0u1VapMLVayt+PlAgBQSwMECgAAAAAAh07iQAAAAAAAAAAAAAAA&#10;AAYAAABfcmVscy9QSwMEFAAAAAgAh07iQNVcJijMAAAAjwEAAAsAAABfcmVscy8ucmVsc6WQsWoD&#10;MQyG90DfwWjv+ZKhlBBftkLWkEJXYevuTM6Wscw1efu4lEIvZMugQb/Q9wnt9pcwqZmyeI4G1k0L&#10;iqJl5+Ng4PP08foOSgpGhxNHMnAlgX33stodacJSl2T0SVSlRDEwlpK2WosdKaA0nCjWSc85YKlt&#10;HnRCe8aB9KZt33T+z4BuwVQHZyAf3AbU6Zqq+Y4dvM0s3JfGctDc994+omoZMdFXmCoG80DFgMvy&#10;m9bTmlqgH5vXT5odf8cjzUvxT5hp/vPqxRu7G1BLAwQUAAAACACHTuJAWuMRZvcAAADiAQAAEwAA&#10;AFtDb250ZW50X1R5cGVzXS54bWyVkU1PxCAQhu8m/gcyV9NSPRhjSvdg9ahG1x8wgWlLtgXCYN39&#10;99L9uBjXxCPMvM/7BOrVdhrFTJGtdwquywoEOe2Ndb2Cj/VTcQeCEzqDo3ekYEcMq+byol7vArHI&#10;accKhpTCvZSsB5qQSx/I5Unn44QpH2MvA+oN9iRvqupWau8SuVSkhQFN3VKHn2MSj9t8fTCJNDKI&#10;h8Pi0qUAQxitxpRN5ezMj5bi2FDm5H6HBxv4KmuA/LVhmZwvOOZe8tNEa0i8YkzPOGUNaSJL479c&#10;pLn8G7JYTlz4rrOayjZym2NvNJ+sztF5wEAZ/V/8+5I7weX+h5pvUEsBAhQAFAAAAAgAh07iQFrj&#10;EWb3AAAA4gEAABMAAAAAAAAAAQAgAAAAjwIAAFtDb250ZW50X1R5cGVzXS54bWxQSwECFAAKAAAA&#10;AACHTuJAAAAAAAAAAAAAAAAABgAAAAAAAAAAABAAAAB2AQAAX3JlbHMvUEsBAhQAFAAAAAgAh07i&#10;QNVcJijMAAAAjwEAAAsAAAAAAAAAAQAgAAAAmgEAAF9yZWxzLy5yZWxzUEsBAhQACgAAAAAAh07i&#10;QAAAAAAAAAAAAAAAAAQAAAAAAAAAAAAQAAAAAAAAAGRycy9QSwECFAAUAAAACACHTuJAECNslL4A&#10;AADbAAAADwAAAAAAAAABACAAAAAiAAAAZHJzL2Rvd25yZXYueG1sUEsBAhQAFAAAAAgAh07iQDMv&#10;BZ47AAAAOQAAABAAAAAAAAAAAQAgAAAADQEAAGRycy9zaGFwZXhtbC54bWxQSwUGAAAAAAYABgBb&#10;AQAAtwMAAAAA&#10;">
                         <v:fill on="f" focussize="0,0"/>
                         <v:stroke on="f"/>
-                        <v:imagedata r:id="rId6" cropleft="13765f" croptop="37299f" cropright="17810f" cropbottom="17292f" o:title=""/>
+                        <v:imagedata r:id="rId6" cropleft="12226f" croptop="21838f" cropright="12384f" cropbottom="17497f" chromakey="#FFFFFF" o:title=""/>
                         <o:lock v:ext="edit" aspectratio="t"/>
                       </v:shape>
-                      <v:shape id="图片 25" o:spid="_x0000_s1026" o:spt="75" type="#_x0000_t75" style="position:absolute;left:20702;top:14472;height:2273;width:2273;" filled="f" o:preferrelative="t" stroked="f" coordsize="21600,21600" o:gfxdata="UEsDBAoAAAAAAIdO4kAAAAAAAAAAAAAAAAAEAAAAZHJzL1BLAwQUAAAACACHTuJAb/lVhr0AAADb&#10;AAAADwAAAGRycy9kb3ducmV2LnhtbEWPQYvCQAyF7wv+hyGCt3WqgixdRxFhF/EgqEXcW+jEttrJ&#10;lM5o9d+bg7C3hPfy3pfZ4uFqdac2VJ4NjIYJKOLc24oLA9nh5/MLVIjIFmvPZOBJARbz3scMU+s7&#10;3tF9HwslIRxSNFDG2KRah7wkh2HoG2LRzr51GGVtC21b7CTc1XqcJFPtsGJpKLGhVUn5dX9zBi7L&#10;Q/XHk+3xtN3c1t1vlsXj5GrMoD9KvkFFesR/8/t6bQVfYOUXGUDPX1BLAwQUAAAACACHTuJAMy8F&#10;njsAAAA5AAAAEAAAAGRycy9zaGFwZXhtbC54bWyzsa/IzVEoSy0qzszPs1Uy1DNQUkjNS85PycxL&#10;t1UKDXHTtVBSKC5JzEtJzMnPS7VVqkwtVrK34+UCAFBLAwQKAAAAAACHTuJAAAAAAAAAAAAAAAAA&#10;BgAAAF9yZWxzL1BLAwQUAAAACACHTuJA1VwmKMwAAACPAQAACwAAAF9yZWxzLy5yZWxzpZCxagMx&#10;DIb3QN/BaO/5kqGUEF+2QtaQQldh6+5MzpaxzDV5+7iUQi9ky6BBv9D3Ce32lzCpmbJ4jgbWTQuK&#10;omXn42Dg8/Tx+g5KCkaHE0cycCWBffey2h1pwlKXZPRJVKVEMTCWkrZaix0poDScKNZJzzlgqW0e&#10;dEJ7xoH0pm3fdP7PgG7BVAdnIB/cBtTpmqr5jh28zSzcl8Zy0Nz33j6iahkx0VeYKgbzQMWAy/Kb&#10;1tOaWqAfm9dPmh1/xyPNS/FPmGn+8+rFG7sbUEsDBBQAAAAIAIdO4kBa4xFm9wAAAOIBAAATAAAA&#10;W0NvbnRlbnRfVHlwZXNdLnhtbJWRTU/EIBCG7yb+BzJX01I9GGNK92D1qEbXHzCBaUu2BcJg3f33&#10;0v24GNfEI8y8z/sE6tV2GsVMka13Cq7LCgQ57Y11vYKP9VNxB4ITOoOjd6RgRwyr5vKiXu8Cschp&#10;xwqGlMK9lKwHmpBLH8jlSefjhCkfYy8D6g32JG+q6lZq7xK5VKSFAU3dUoefYxKP23x9MIk0MoiH&#10;w+LSpQBDGK3GlE3l7MyPluLYUObkfocHG/gqa4D8tWGZnC845l7y00RrSLxiTM84ZQ1pIkvjv1yk&#10;ufwbslhOXPius5rKNnKbY280n6zO0XnAQBn9X/z7kjvB5f6Hmm9QSwECFAAUAAAACACHTuJAWuMR&#10;ZvcAAADiAQAAEwAAAAAAAAABACAAAACOAgAAW0NvbnRlbnRfVHlwZXNdLnhtbFBLAQIUAAoAAAAA&#10;AIdO4kAAAAAAAAAAAAAAAAAGAAAAAAAAAAAAEAAAAHUBAABfcmVscy9QSwECFAAUAAAACACHTuJA&#10;1VwmKMwAAACPAQAACwAAAAAAAAABACAAAACZAQAAX3JlbHMvLnJlbHNQSwECFAAKAAAAAACHTuJA&#10;AAAAAAAAAAAAAAAABAAAAAAAAAAAABAAAAAAAAAAZHJzL1BLAQIUABQAAAAIAIdO4kBv+VWGvQAA&#10;ANsAAAAPAAAAAAAAAAEAIAAAACIAAABkcnMvZG93bnJldi54bWxQSwECFAAUAAAACACHTuJAMy8F&#10;njsAAAA5AAAAEAAAAAAAAAABACAAAAAMAQAAZHJzL3NoYXBleG1sLnhtbFBLBQYAAAAABgAGAFsB&#10;AAC2AwAAAAA=&#10;">
+                      <v:shape id="图片 25" o:spid="_x0000_s1026" o:spt="75" type="#_x0000_t75" style="position:absolute;left:18706;top:18782;height:2273;width:2273;" filled="f" o:preferrelative="t" stroked="f" coordsize="21600,21600" o:gfxdata="UEsDBAoAAAAAAIdO4kAAAAAAAAAAAAAAAAAEAAAAZHJzL1BLAwQUAAAACACHTuJAOp84D74AAADb&#10;AAAADwAAAGRycy9kb3ducmV2LnhtbEWPQWvCQBSE7wX/w/KE3uomDYSSuooISughoAaxt0f2mUSz&#10;b0N2Nfbfu4VCj8PMfMPMlw/TiTsNrrWsIJ5FIIgrq1uuFZSHzdsHCOeRNXaWScEPOVguJi9zzLQd&#10;eUf3va9FgLDLUEHjfZ9J6aqGDLqZ7YmDd7aDQR/kUEs94BjgppPvUZRKgy2HhQZ7WjdUXfc3o+Cy&#10;OrTfnBTHU/F1y8dtWfpjclXqdRpHnyA8Pfx/+K+dawVJCr9fwg+QiydQSwMEFAAAAAgAh07iQDMv&#10;BZ47AAAAOQAAABAAAABkcnMvc2hhcGV4bWwueG1ss7GvyM1RKEstKs7Mz7NVMtQzUFJIzUvOT8nM&#10;S7dVCg1x07VQUiguScxLSczJz0u1VapMLVayt+PlAgBQSwMECgAAAAAAh07iQAAAAAAAAAAAAAAA&#10;AAYAAABfcmVscy9QSwMEFAAAAAgAh07iQNVcJijMAAAAjwEAAAsAAABfcmVscy8ucmVsc6WQsWoD&#10;MQyG90DfwWjv+ZKhlBBftkLWkEJXYevuTM6Wscw1efu4lEIvZMugQb/Q9wnt9pcwqZmyeI4G1k0L&#10;iqJl5+Ng4PP08foOSgpGhxNHMnAlgX33stodacJSl2T0SVSlRDEwlpK2WosdKaA0nCjWSc85YKlt&#10;HnRCe8aB9KZt33T+z4BuwVQHZyAf3AbU6Zqq+Y4dvM0s3JfGctDc994+omoZMdFXmCoG80DFgMvy&#10;m9bTmlqgH5vXT5odf8cjzUvxT5hp/vPqxRu7G1BLAwQUAAAACACHTuJAWuMRZvcAAADiAQAAEwAA&#10;AFtDb250ZW50X1R5cGVzXS54bWyVkU1PxCAQhu8m/gcyV9NSPRhjSvdg9ahG1x8wgWlLtgXCYN39&#10;99L9uBjXxCPMvM/7BOrVdhrFTJGtdwquywoEOe2Ndb2Cj/VTcQeCEzqDo3ekYEcMq+byol7vArHI&#10;accKhpTCvZSsB5qQSx/I5Unn44QpH2MvA+oN9iRvqupWau8SuVSkhQFN3VKHn2MSj9t8fTCJNDKI&#10;h8Pi0qUAQxitxpRN5ezMj5bi2FDm5H6HBxv4KmuA/LVhmZwvOOZe8tNEa0i8YkzPOGUNaSJL479c&#10;pLn8G7JYTlz4rrOayjZym2NvNJ+sztF5wEAZ/V/8+5I7weX+h5pvUEsBAhQAFAAAAAgAh07iQFrj&#10;EWb3AAAA4gEAABMAAAAAAAAAAQAgAAAAjwIAAFtDb250ZW50X1R5cGVzXS54bWxQSwECFAAKAAAA&#10;AACHTuJAAAAAAAAAAAAAAAAABgAAAAAAAAAAABAAAAB2AQAAX3JlbHMvUEsBAhQAFAAAAAgAh07i&#10;QNVcJijMAAAAjwEAAAsAAAAAAAAAAQAgAAAAmgEAAF9yZWxzLy5yZWxzUEsBAhQACgAAAAAAh07i&#10;QAAAAAAAAAAAAAAAAAQAAAAAAAAAAAAQAAAAAAAAAGRycy9QSwECFAAUAAAACACHTuJAOp84D74A&#10;AADbAAAADwAAAAAAAAABACAAAAAiAAAAZHJzL2Rvd25yZXYueG1sUEsBAhQAFAAAAAgAh07iQDMv&#10;BZ47AAAAOQAAABAAAAAAAAAAAQAgAAAADQEAAGRycy9zaGFwZXhtbC54bWxQSwUGAAAAAAYABgBb&#10;AQAAtwMAAAAA&#10;">
                         <v:fill on="f" focussize="0,0"/>
                         <v:stroke on="f"/>
                         <v:imagedata r:id="rId7" o:title=""/>
@@ -3255,55 +3269,73 @@
                     <wp:anchor distT="0" distB="0" distL="114300" distR="114300" simplePos="0" relativeHeight="251662336" behindDoc="0" locked="0" layoutInCell="1" allowOverlap="1">
                       <wp:simplePos x="0" y="0"/>
                       <wp:positionH relativeFrom="column">
-                        <wp:posOffset>-181610</wp:posOffset>
+                        <wp:posOffset>-98425</wp:posOffset>
                       </wp:positionH>
                       <wp:positionV relativeFrom="paragraph">
-                        <wp:posOffset>-455295</wp:posOffset>
+                        <wp:posOffset>-492760</wp:posOffset>
                       </wp:positionV>
-                      <wp:extent cx="1442720" cy="1442720"/>
-                      <wp:effectExtent l="0" t="0" r="5080" b="5080"/>
+                      <wp:extent cx="1443355" cy="1443355"/>
+                      <wp:effectExtent l="0" t="0" r="0" b="0"/>
                       <wp:wrapNone/>
-                      <wp:docPr id="4" name="组合 4"/>
+                      <wp:docPr id="47" name="组合 23"/>
                       <wp:cNvGraphicFramePr/>
                       <a:graphic xmlns:a="http://schemas.openxmlformats.org/drawingml/2006/main">
                         <a:graphicData uri="http://schemas.microsoft.com/office/word/2010/wordprocessingGroup">
                           <wpg:wgp>
                             <wpg:cNvGrpSpPr/>
                             <wpg:grpSpPr>
-                              <a:xfrm>
+                              <a:xfrm rot="0">
                                 <a:off x="0" y="0"/>
-                                <a:ext cx="1442720" cy="1442720"/>
-                                <a:chOff x="14555" y="19046"/>
-                                <a:chExt cx="2272" cy="2272"/>
+                                <a:ext cx="1443355" cy="1443355"/>
+                                <a:chOff x="18874" y="20594"/>
+                                <a:chExt cx="2273" cy="2273"/>
                               </a:xfrm>
                             </wpg:grpSpPr>
                             <pic:pic xmlns:pic="http://schemas.openxmlformats.org/drawingml/2006/picture">
                               <pic:nvPicPr>
-                                <pic:cNvPr id="19" name="图片 1" descr="24f613a0-66be-430b-9e80-270d3393fac5"/>
+                                <pic:cNvPr id="44" name="图片 1"/>
                                 <pic:cNvPicPr>
                                   <a:picLocks noChangeAspect="1"/>
                                 </pic:cNvPicPr>
                               </pic:nvPicPr>
                               <pic:blipFill>
-                                <a:blip r:embed="rId8"/>
-                                <a:srcRect l="43292" t="26660" r="21693" b="24394"/>
+                                <a:blip r:embed="rId8">
+                                  <a:clrChange>
+                                    <a:clrFrom>
+                                      <a:srgbClr val="FFFFFF">
+                                        <a:alpha val="100000"/>
+                                      </a:srgbClr>
+                                    </a:clrFrom>
+                                    <a:clrTo>
+                                      <a:srgbClr val="FFFFFF">
+                                        <a:alpha val="100000"/>
+                                        <a:alpha val="0"/>
+                                      </a:srgbClr>
+                                    </a:clrTo>
+                                  </a:clrChange>
+                                </a:blip>
+                                <a:srcRect l="10922" t="11667"/>
                                 <a:stretch>
                                   <a:fillRect/>
                                 </a:stretch>
                               </pic:blipFill>
                               <pic:spPr>
-                                <a:xfrm rot="16200000">
-                                  <a:off x="15453" y="19290"/>
-                                  <a:ext cx="506" cy="1327"/>
+                                <a:xfrm>
+                                  <a:off x="19199" y="21203"/>
+                                  <a:ext cx="1672" cy="901"/>
                                 </a:xfrm>
                                 <a:prstGeom prst="rect">
                                   <a:avLst/>
                                 </a:prstGeom>
+                                <a:noFill/>
+                                <a:ln>
+                                  <a:noFill/>
+                                </a:ln>
                               </pic:spPr>
                             </pic:pic>
                             <pic:pic xmlns:pic="http://schemas.openxmlformats.org/drawingml/2006/picture">
                               <pic:nvPicPr>
-                                <pic:cNvPr id="31" name="图片 25"/>
+                                <pic:cNvPr id="45" name="图片 25"/>
                                 <pic:cNvPicPr>
                                   <a:picLocks noChangeAspect="1" noChangeArrowheads="1"/>
                                 </pic:cNvPicPr>
@@ -3323,7 +3355,7 @@
                               </pic:blipFill>
                               <pic:spPr>
                                 <a:xfrm>
-                                  <a:off x="14555" y="19046"/>
+                                  <a:off x="18874" y="20594"/>
                                   <a:ext cx="2273" cy="2273"/>
                                 </a:xfrm>
                                 <a:prstGeom prst="rect">
@@ -3343,15 +3375,15 @@
                 </mc:Choice>
                 <mc:Fallback>
                   <w:pict>
-                    <v:group id="_x0000_s1026" o:spid="_x0000_s1026" o:spt="203" style="position:absolute;left:0pt;margin-left:-14.3pt;margin-top:-35.85pt;height:113.6pt;width:113.6pt;z-index:251662336;mso-width-relative:page;mso-height-relative:page;" coordorigin="14555,19046" coordsize="2272,2272" o:gfxdata="UEsDBAoAAAAAAIdO4kAAAAAAAAAAAAAAAAAEAAAAZHJzL1BLAwQUAAAACACHTuJAthAGWtoAAAAL&#10;AQAADwAAAGRycy9kb3ducmV2LnhtbE2PzWrDMBCE74W+g9hCb4nsFOfHsRxKaHsKhSaF0tvG2tgm&#10;lmQsxU7evutTc5vdGWa/zTZX04ieOl87qyCeRiDIFk7XtlTwfXifLEH4gFZj4ywpuJGHTf74kGGq&#10;3WC/qN+HUnCJ9SkqqEJoUyl9UZFBP3UtWfZOrjMYeOxKqTscuNw0chZFc2mwtnyhwpa2FRXn/cUo&#10;+BhweH2J3/rd+bS9/R6Sz59dTEo9P8XRGkSga/gPw4jP6JAz09FdrPaiUTCZLeccZbGIFyDGxGrc&#10;HFkkSQIyz+T9D/kfUEsDBBQAAAAIAIdO4kCQrpO4TQMAAIwIAAAOAAAAZHJzL2Uyb0RvYy54bWzN&#10;Vstq20AU3Rf6D4P2ikYPy5aIHVI7CYXSmj4+YDwaPaikETOynVC6K7Tddd9PKfRvQn6j944kJ3EC&#10;TUsKNVie59W555y548Oj86okG6F0Ieup5R5Qi4iay6Sos6n17u2pPbGIblmdsFLWYmpdCG0dzZ4+&#10;Odw2sfBkLstEKAJBah1vm6mVt20TO47muaiYPpCNqGEylapiLXRV5iSKbSF6VToepaGzlSpplORC&#10;axhddJNWH1E9JKBM04KLheTrStRtF1WJkrWQks6LRlszgzZNBW9fpakWLSmnFmTamie8BNorfDqz&#10;QxZnijV5wXsI7CEQ9nKqWFHDS3ehFqxlZK2KO6GqgiupZdoecFk5XSKGEcjCpXvcnCm5bkwuWbzN&#10;mh3pINQe638dlr/cLBUpkqkVWKRmFQh+9ePT5bcvJEButk0Ww5Iz1bxplqofyLoepnueqgp/IRFy&#10;bli92LEqzlvCYdANAm/sAeEc5oaO4Z3nIA7uc4PRaGQRnI9oEHaq8Pykj+DB/m67acFeZ3i1gwh3&#10;gJqCx/DtiYLWHaJ+b0/Y1a6VANoxWr1ZFnypus41WW40sHX5/efV18/EtUgiNAdneUEauj6jdhiu&#10;hB34dGVHYkJtb0wT34/8lPERJojRMWAXniHuF5K/16SW85zVmTjWDdgXKMHVzu3lpnsL26osmtOi&#10;LFENbD/ueSIqFtVKgE3U88QAYrFW/DUAxJMV+F4ECgFYLwxDkBp5cMPIN6fMC/zIuAn2tEq0PEeQ&#10;KYDF/Z2auwmT2XUymLYG6w1mI0oiJSFUEviASDvvuaNgBO8zHvKi/mQPHhzRsPef740Nn4OBgHil&#10;2zMhK4INSBAwmbhs80L36IYlvQ4dIIMU8HVSQuPf284Hm3WHtLed96dWunaXUnKbC5bo/9BhnhEA&#10;xAMFUGKU0VTTD97kmNLIe2bPR3RuB3R8Yh9Hwdge05NxQIOJO3fnH3G3G8RrLeBEsXLRFL00MHqn&#10;ItxbOvvy3hVlU9zJhpkrpLMrADJFaIAI9Qg9i1j7YwHrHsHuGKSvrffWSCQGayzURfA+FljT6kAO&#10;xXlw74MMzuJaYh0x+MsaAewGIEscMcbfPwOmEMMlZWjpL1S8BW/2oX3zT8TsF1BLAwQKAAAAAACH&#10;TuJAAAAAAAAAAAAAAAAACgAAAGRycy9tZWRpYS9QSwMEFAAAAAgAh07iQJkob6AgMwAAGzMAABQA&#10;AABkcnMvbWVkaWEvaW1hZ2UyLnBuZwEbM+TMiVBORw0KGgoAAAANSUhEUgAAASwAAAEsCAYAAAB5&#10;fY51AAAy4klEQVR42u1dDWgVR9cuIYQQQlCSoJKKIkGCiASMaKmlFoKEEiRIRUsrVSollFCkBGpp&#10;S1qkWFqxpZaKBAkiJaBiRUWFUOQlFBFFRUVFkSAhBAmoqGjQwP12/Z5Jj+PM/tzdvXf33ueBIbn7&#10;MzM7O+fsmTPn5403CIIgCIIgCIIgCIIgCIIgCIIgCIIgCIIgCIIgCIKIHbk33mhwygqndDplk1O+&#10;d0q/U0455YxTbjtlxCnjTskFKC+cMop7rqKOIacccMoe1L/FKV1OWemU2XwLBEFIpjQfDGmrU3aD&#10;Gd0Ac8mlpIyAublMrRcMrZlvjyBKlzHVOmWVU7aB8M875XGKmFI+5RkktQGnfOuUDlcq5NsmiGxK&#10;TpvAnC6BuHNlUq5i6drtlBanVHJGEES6GFQz9D+DTpkoI+YUpLiS5CGMz2LOFoIoPIOqhi5nDxTZ&#10;SRD6BPRHZ8EIf8WSchPaXgWl/HyU2gB9Vte24f4u1OfW+wsU8EqhP57gc7ntfODXZ4Ig8mdSbzql&#10;B4rxuJZ4D6DPGoTifQOY0IwU6d5a0a9u6KuGY5QiX2CnspeKfIKIh0l1Q8qJunN3A4yppxTMBlym&#10;Cua6CYzsUgwM7BLG+03OPoIIRogNkCiOR2BSj8HkfsGyq6FMxm4GzDS+x9IyiiR2BsyQO48EYSC2&#10;VthCPc5zaXMWhOpu71dzRF+OaaVT2mH2MJTnB+AZdh1XcESJcieoWixBzudBSLehCO+iFBBaAtsB&#10;84d8TCZ606LjI4hCEU4zvvoPQhLMeeyotXIUY3sP2yCdht2s2O7aeXEUiVImkDbYBL0IqSx3Jak2&#10;jmCi72YxmFBYycvVNa7kCBKlRAyroMQNYyvk6k1WpfBZXF3bnADXNTnlulPOOWVpxt7XSugTw9iC&#10;DWOzhJb1RGYZVXtIRnUJFtm1KX2eWtHXKaec8Li2Rnu2gxl8f66x68chl4yj2F0k4yIyM9E7QyjS&#10;H+Br3pKRZzug9X+xx7XyurGMv9NmvKcHIT4+H5BxEWme1CtCfI1vY4ewIWPPOE97jgrLdXXadY0l&#10;8o7Vzu6NMIyL1EGkTa8TVJk+lOUvr9PvKvEs9z2uW609d18JvvcuuEq9CKjjWkVqIYo5YRuwTHgR&#10;cDeprUSee1IF1/O4ZkQyNvwd4Afr5XV0/SEKOkGr4ZM3UU6MSjz/QzzbLcv5evH8d3HsHn6fpaT9&#10;Ug/WS/0WUYhJ2REwpMuZUrWdEsznuuX8PjEOreL4cxx7XspGl2BcQwEt5ztJVUQSk3B+wK/n7VKf&#10;hIJhX7FInznTkhG+fSWt19KetxPzwY9x/e3OL1IZEdfE2xRg+Vc29jfOM97BM1/Gdv8C5XCNUC/W&#10;nUHn2Ext3FxpbV4Jj1Ul5sVIgAgb3E0kIk222djd8fPm310OaamwQ9gMC/acgfE0it8/edTTYrj/&#10;n1IxfbA88wyE+3kcQJVAaYsIPcE+DiBVDYfVxTjXz3LKMqd87pSPUj4Gri3VWqdcFHorvbjuK7tc&#10;eywhRdzR6lkIQhyHwv5r113HUt8deAhUlui8agng/eAq5beQComguqq/A/j6bQlLVM71+w11VaZ4&#10;LNzdvpNgNGPujp/W9wvi2j6lUMfvpVgyTmr3HBb31IAZ6mPyCEvspSU8zzYE+CCeYigbwmsSdQcQ&#10;2fujLP+ce5+IuiYzOEb3dYbl/F2uGA1+y2W0uyN4yynv25gzlpqNafGhLNQOJuz4fvWZb+PUbREm&#10;/cJgAKV6ZwxtrZWSRMbGSXfLuSCcnP/Rrq02MSDn2BIsL/9Nq2kDEnJMYulaV4D2OgIo5Q8wyw+h&#10;QoncDiBV1cbUntzanzCcX4PJew/6nIG07KJhiWcan80h6pij3fs0jRlr3OgS0nEbzHkYS9hFCbRX&#10;i3nmNQ9H6N5T3syqyydl1kgUcRwxoea6uiDt+F1pBS6O77T043kKxqrZS/q03PM7ljQLNL2VvHcq&#10;hfNiMZapldgwGDLo7xoTavuDAB/QraTe8mJUlUhC6mUEOhhF4enc+4NW30O1BBLLzzvi+j89+lKV&#10;gjGTwexMZg2LdckDzFqd/wLH6rX73knh/Hhq2hDRPBzuWO51l8JHYpC2DnCJSASxrXIlrk0xtdWj&#10;1X1f6HGmXVvENvcamD3Ie+akYMy+FP35yCnX8L+rh/oN/y/BrperZF8j7pXmELM0SW0shfND2pLt&#10;sjBft5zz0H/FIjliJ/GxT+QPJiApYWbV6uMHOB53OicoVGUbdUJ5fRdf87MqrpS2ZPohBWM2U++P&#10;sHQ/p/qMv33i2t9x7GtxzF3yfiN+v5vCOfKH6N8Ci4T5ieVe/WNzOaY5O+IzZxnvvwSZVbuP3cup&#10;iOYKB0DId/H3J22ZcE4tM7RlUZ9WT1WadhCF7uYHcWxMt8PS+q7KUhiUTjMxQXxPUjhH6nSGa2C6&#10;+wNIZqq0x9Qvv13sx3SiLi1mtdVHuf5tVANO5/7vDPWe0HUT+KuWUW9b9Gu5NExAsQnQqx1/hOMX&#10;DfdI4r4oxv+5Jj32pXCe/E/fRNAY0VOPj6H+7pPYSdzmo3elMr4EmNUOH3G6I8a2Ov0U5m6EA0gt&#10;VR71DKdEIs2ZxsdvyQMTAPf8Wu14S1ot/LWle72BOedMlvdwS5Lv+zT+rk6on20+S8RfGGcrm4yq&#10;0seuZTgph2Wn3p+RVWZ6+xu7aK9lj4HpwyylB0rJ2FWDUOt9lk2XPepYYDh2zRR5FO1VFvF5W8Uz&#10;bRfH/zEtEXFuoUHF8D7epzH0Toz9bfDxRzxAppUtZlXr4w/4twqHknA/5uLvF2j3S8sXXZVvLPW4&#10;Oq+/nHKzEEspm1IZ55pNvoQBPyDTynbscI1ovoZjhV4KC93iKzHqETJnWhLX5tZJ7b39ZXjOyYT7&#10;Xe0zx4do9pANZjXDJ8XWjkJ+fYSydLlkZIZ+PbTcr9tnnSny+C4TfTmrEWotdD7zILXshXX8XWHb&#10;9JpRLKS5MTCwowV+nlua+1UrNg8Wi+M12C09qudatEihKoR0cwH6v8MnYw/NHjLKrF4UUimJSX8X&#10;erJqg4TyD5ytc6bJDRcWqT+5kgYXHXejQPTpZ4OrTU5LtnoPTMGVZD4FQ1gAqTENBrFVMGXYCHuz&#10;K3BQV2YMuyBRTYGpnvRTqAuzj38L9AzdHptKZFopZVbzPXLFPUt6qQGdwh0olpXC+ph2zVty91Do&#10;TkYME1AyqjkpGuclerx2SB/HICFdxHPVp3CONIa4VqYp+9OwjFxic4wWu43WvI0JPFu7h5HpDQYF&#10;TB+zuu0hWa0sQB8+0tr9Ujv/mf7VFQxrqTh2QsTcWpzCsZZK96aMzRNlJ/cjlq0VHtfqkuMsce4b&#10;LYXZRTC4OYZlc08Bn6/Ng2mNkmmln1k9iNty3aMfUi91XTt3WHd2hkGlYnJ90JM81HeqUjrm/3gl&#10;UU1xv9daTFsuYzk4Ty1TNcX6XZO0ht24+1p9P2theJ4W+BnbPAykybRSoLO64RFpoaWAfZHZYp7g&#10;2CyR2kruNC3ymFTLMzL2dRmdM9ehG7yD5fZF/L2GclmLgvokQJ0zset7Hffq2YF6C/yMLR62Wjeo&#10;0yoeszrv8SVpLkKfpnTDSCyh6i3XLzD0vYVvt6jzqlYPI4PNgkFxzXpbEllxzWgxI2642aU9Vh5U&#10;xBdhUp1Pm9ir9aM2wPUDYmt/+l6+4aLOLRld4jOh+5peqgtfyibt3lkWFUGihqR5qksuMV58YV5C&#10;JdK/25aBzUXs2/0gDAvPoL7AX2oOwrk0uOaUyVyq0H4fNNm7CRuy+9pyb0Bc85XuIwmTiSGbtXwB&#10;Ja0RD+PSas6EZF/AgIeCvaXIfevw287W7JiWW46/dPPg2078wzctJbnSkynCq+aw/VRzhr5uka5n&#10;aW3VIK3b3WLY0kGnNUE3nsIP/A4P04UVKemjaw+z13KuTyQdrTacP53ljDoZnE93hWQu59NccY00&#10;bziiLfU245qz2v0nU/isXiYPv3A2xD/gWz2MQldmoP//mrLLaNfoCt/P+eYTfSdXDPOpVbtmplym&#10;C5OFHvz+M4g/aAaYVi9nRLxSyzOLZNWZ8r6/LXYP/whw/dE0hxAusXl1Tss4vRB/l/jouio0vVXO&#10;Ft8sQ7SUizPUUjlPqlaP9ffWlPddZnr+KuA9eu6/Cs6CxN7PWvg5vieOPRLZp/s83G++0DZ7KjP0&#10;3N0ekUsZbjnCwM72iMG+I8X9rhNS1ViYzQDDsrCOM6Gg764axqOTWpagZnGNTMqxN6PPud0jqOWb&#10;nAnhB7TSoMyU8awqMzDxq0Le02TQq1RxNhTtHTbB73BcSF0nS2UJ5RFP6xJjaYUfzD0ekUKrS+xZ&#10;lxoSdeay6K9XwvOxEaFmHoll4NtZXrLjo2qLXDrAtx58ILsswfbHkwprnBKCaNFCk+zkbEjlu1ok&#10;rN/VknFBRp+lwUPtsoFv238AV5b7LgY2Gv7hbEj9e5or4tS75ceMPke7RUBw6XAV37R94GZ4+D59&#10;yxEiUixx3ZVJRzL4DNs8fHNn8y2bB23QI8kp3QeI1C/rM97/41nd5CrGYHV7bLOSwxNE8jTY4OEo&#10;3cMR+m+g5ltcBp6lxUeQIMqEFlsttPi4mJFQsiKKbuLoEETB6XGDRziaynIfnI8tgzPIqUMQRaNL&#10;WxinLeU8KLMtfoIjYaIhpinNO0GUCG26LmJXLXHn5pfroAxbuPgHIepYj3tmcpoRxDRd1MO+6qKM&#10;ghqyjlUW+jxfdktDVz9lGYz+EHXMZLA7gnhJC+/AiHUEmatzceSPdOmx7JeG2BV8YDFSqw1Rz7DM&#10;pEwQZcqsfrAwldcS+ua5NBwp611D50EPWQa3M0QdMgPxHE5boowZlomW7nqpSpzja4I61yNXgcl1&#10;53g5DK7t4feErEftYoxwyhJlzrBcKWgZokcsUqsUJL4wBoEUqco6Arbxa1QhI4sDW23xDJ8Ia80u&#10;cvktsZxfGOY4QZQozX2l63i1TEB3AtbTIOKC5a3Gydrg9cRhIIowLC+zzxjOVSBa5CPt+CIwuQlO&#10;YyKDdHPF47weg36fU34Tv/vk8k8Lwz0Voh8byiaBBTj0hCUgX2XIum7i3tUeS8Vh7fhEyYuwRKky&#10;rGWYuz8bzilp6UPDXK8Ux3Yq9YmrLM83nZwl4N+Dkgur7DzQbouvYEvIeqq9onGKVOMyBrfKLTce&#10;si3adhFpoB2ZbXq9dm6BvtoQ167Trt0P04dG2zUBVzePo5gjZWHAWy2K9t151KUSAHRCtD0hzqkE&#10;Dk+1e37D8faAbSwWaefrSTJECmjoPUvG8CUy47T4oLvlmqQB/D2GXAnzIvTlF8vSsK1UBvtQXIHB&#10;IO5OaKGEl2kv70/tnqe67gov9xb0XfeUSK1l+qV9F5EmOnpXz6Yklos5nK/UpR6R7PU9/HaT+p6J&#10;0I8ZFtus46UwyCss0tWmPOparLZi9V1GnL+ssiurIPqQ7l4RfZGPzvSFmCWWlDmSCJFCeloi5ycS&#10;mKj5uxnHXGayD//3WSSua7qeN2Q/bJ4qK7M+wOcND3U7H18kvIi7+L9K2JK45RODS8JOJAt44sOs&#10;3Ewonwq/RKNCnyBSQlNKbzWJFYGbA/OA4brT2jx/qJ13P843I+jVLllShFVmdWA74zI2Ey+pSTuu&#10;1/3Q5p4gfA9VcXcbF4m6HgVNKU8QMdJJFZZpdSHumStXF9q5Ty1099BwbQ4Mb04e/V4VNXhBFqSr&#10;M3nW5boaHDUcf1/UvR3HftLa/AbHb6Is078CkNByuv0WQRSIVuox/3YFzbspPuLj+N0uNotkOQYG&#10;V2WoQy4pa/Lo91BJSFkYvFh2ElyFuFcWZOE3ddlwjyrv+7ShpKulJB+iSDRTIRjOsSA7eUKn9cTi&#10;TzjHwuhcQ+rPNOv1vjz6bLMA6Mza4J+JYxfBuWejuH+hz5dmzINh5Tza+Ii7gkSKaOeomLdPsJn0&#10;DmygWiAVHbZkC8+B6bVb6p4pN5a0ci3P/h7KtJTlsbZti8CsVNllufaWXKPjpT3SdhR/9JGuqkgu&#10;REpoqEPMyzDlXogVkO55cj3PvtqkrI6sDHZc0tU/Fnce90W2atfOE2t5tS6XxnI5uVtokK62k0yI&#10;FNJSl0fqLSWBnYO7TVcYh2bU/52o60qEfh6KS19d6AFui9sK1t0ZtIRT3qddtxR/x2QWXi12VqNB&#10;umLEUiLtdFUDptSKD3KLyQtDeIKMhqh7He75K0L/bFLWyrQPrInTDsVUd5Nh3f5ESluu/RSO79Xu&#10;HTH4GCqzi26SBJFRRuaaRBzTjoWOFQcmWB+xL8czZf2OL8CLpO0yxBdBFmXZftOUpVaYLSzS9FxP&#10;OO2JDDOsBRb7qptRFOl59sVmd9mS1sH7Pi6r9gBtVRgseZ9Kx1Dt+jlSwhKS2GZOeyLDDKvXZEMF&#10;yUvRxdkC9ueGgQdsT+PA1VoSS3Qn3O5qQ5uHLQxO6rUmKF0RJcCw7mBeLzCck0bVewvUny2WeFkz&#10;0jZwPcXsqNgJVMWNLvquds1D/F2Oaz7llCcyzrBeiVhiOH9CXDOzAP2xCS69aRu4s3HEu4rYh3cN&#10;fTgozv+Lv2PcGSRKgFnN8wuFpMVvf6tA/TIF67yapoFrS5OyzaDbmsQuyDwRouZHTnki4wxrp5jj&#10;FzyuU7ZWrQXql23zbUVaBs7EUS8VuU8fGvp0UvxfyylPZJxhyQxUF32ufavAfTubyjDKSC7xOI2p&#10;rGEwago3M8rpTmScWVXoH+OU9e9jSw6H2Wns2ESaJBiDq9BlTnki4wxrgTanl6Ssf9WWPIZbit2x&#10;U1nIoOH6SYn+neOUJzLOsPryyS1Y4D7uTpV/oZuLzKJcW5XSAdwF156POOWJjDOsC0FjvRWxjyst&#10;m3FvFqtD3YbO3OB0IojEac+1d9qbT2jjAvfzqoFH9BSrM6YQyL9wOhEEAR6xPRU2WR7LwRV8TQRB&#10;gE8stiwLmwvdka2GTpznKyIIQuMVJpusbYXuxKmid4IgiCwwrN6kYuQF7UA1jMD0Tizm6yEIQuMX&#10;zQZe8aJgERxE7OhX4l7x1RAEYeEZpt3CDYVqvJ+7gwRBhOAZOww840ChGh81NN7F10IQhIVndFhc&#10;+CqTbrjFsh5t4GshCMLCN2YURe9tCYE6zFdCEIQP7xgqdAh1t9FBQ6Pf83UQBOHDO7YZeMffSTf6&#10;ILMpqQmCKCbDajfwjseJ6bGciudbGqzm6yAIwod/VELRXphQ6tRfEQQRkYcMFSx6g1PxHkNjO/ga&#10;CIIIyEO+L1jATzexBO2vCIKIwEM6ChJDDwHDTOFkaH9FEERQPjKjIHzEDXvM6KIEQSS0UuuIu5Ft&#10;RfMFIgiilBiWyRf527gb2VNwK1WCIJJiGkvjEDicOurzuGeTgZcMxP2ApvjtK4s02BeYuZkgItGQ&#10;S79jMdTz1E3qGvKetsTjvFuyO88uwkCrjLezOO0IIi8aWi5oeKZ27guvlRM23/oQIn0u6mgM2f4M&#10;U1boOB/QZOH+oEiD/RHan8upRxB50VCNoOPt4vg8cfy+U26ijLjSmFOeiPPXnFKH/5fn0YfxxBJT&#10;OBV1piXhhNPuPbQ/j1OPIPKmo5mgo4fiWJ0lw42pvIt73Nh4V/Jofzgxm05LhpwDEet0RcuTIe+R&#10;KYPIsAgiGg2uAy0tEMdUcuRlTmnViquof0fGsHL+/9wpU3m0bYpA2hvXg+2O2/8HImUu5D1jZFgE&#10;EYnuPtN+uym4bhmWawtCLi/7QvbD5Je8J66HPBVnAHltDV0b8J6vtfbrOf0IIhTd/aszFqx0XlG+&#10;O/+vdcph/N/klIVOmYNlZA2yZtXgt6v3ehhWr+xc+4GBp5yJ60FvxJnhGQ+s6mkKcP1Cre17nH4E&#10;EZje3LAu10E7Swzn3Z3BvRoTcxXs+0PotNwyGKJPrYb7R+J6YJPvz4yIdY4FjensXPNca/stTkOC&#10;CERnFRrtnEWewFrtuqMag5sKyaxC7fLZfJPjeOAGU7aLEPf/ZDn+B+r62ud+Pc31Zk5DgghFw0Me&#10;TGYSS7px7PhJcwPXnGEBNruWwn7rbSje3bLRKedw7Wge/RqP3bbTXfrlK7opGw7LOZUN9rLH/Xr8&#10;+OWcfgSRFx2/Z0nP51XugJkt9am7Ks8+3Y7de8Zig3U2wH0/e0ljQo814nO/Wy5yyhFELIyr19Vj&#10;OeWYaz/l7hA65S6Y2YRmHOoq1Ffjf1dhXxdzX87EbotlcVQc9LlHN0CrtVx3XxquieNfiXt/4zQj&#10;iFgYhKt4vxnguippNoRdQ0WPriqnJqb+HDDwli1RKzWFNP3V554B7fp2jyVjTjpPaszqI04zgoiN&#10;YU2ZBASc64KUdc9wzk2e/K5ughDVFtK5/5fYQ65bYtds87lnnibu3cFx12lyM5wm6yGWTjsya8xq&#10;EacYQcTKsJQOq0Yc+xKK91doVZO2psT/lzVe4Oq49kE5X43r6oNk0rLE2BuI+pAmo9FNAe/9XK5N&#10;fRR80nRhHDsUN7HOvoA1tGsX8hZsOFpgzFbFqUgQgeixS5ofQIDQ6bBVu6dRueqIY65e+5EPPV8M&#10;0B+TuulUURVjwmAtyfIEysOvOS0JwkqL1YYIDRexVJwAI3It2D+EJKVWPjmT7kssI000eSQEA40v&#10;baBl63FViPsbDSLkCBjZFQ8mdA9cPKwB2++cmgRhpce7FubjGpj+pdFSJc6NyN+Ge7fnkxzVkidi&#10;JOoDjkR1y3GuP2Hz/zNYsauyV1tHz4TuyzVi2wmJSrcZaeWUJAhPWvzBFQS0Y/MM9LfeIAl1W+pT&#10;9zSCRt8K2JeWJBiWyRp1fsg6ZtoiLIDjP4VtyH2tnZs+9VboERMJgvCkGcWc6jQ6koLJV5al5IR2&#10;fK+4Z24efTEFBh2P+oC5qAxL6LLWGI6fk9IXpCfZ1iNOM4KIlWnl4PC8QO7mwYew2nLPHdxXhd9H&#10;/cyW8mRYuTgeLhfEEDQAZz9nOP627gSNXUC5VHzIaUYQseqxdL2yq2I5DH/BRYiQslytYLACGsL/&#10;/xP3/hihH9UFYVgR6jprOLYA9e43nPs36PKQIIjAdHgBEtMJDx2yKlcM98YWDibtDKvJcEztIl63&#10;3LM3n3g7BEFY6XC1pGNIU9csDOsrKXBo5+pi6Et6GZaPWHjT45rvRPsbOeUIIhLNLdRjuYtz72q2&#10;k1XaSiiXT0jkkmFYaMMVS//1uWZrFB0aQRDTtDQLdLTL45oaGZAPSSkU/T2NsS+ZZFgTAQ3NlK/h&#10;v5x2BJE3vdWF1UFB6Z6z2WOVG8PqC3Htz7bY1IRxvBbD8K+mgG12Yidpe5APUQmM8ZdwD7uL8Cuz&#10;MtDnqZAMq0m3gC9bhpVHn1wbkLEUToJWOGj/6IaQTUmfuoVz+V9Bkn7E0Ga9Nme+LAOm9UcYP7oU&#10;9Hc8j9Rcz+PerU+CYT2Lww4rgQG/HFtq6/j61KRtE7cHuGc5nE3nJdSnWs0fc2eBxkKOw7IivhN3&#10;U2cNwiQdgcFkdUJtfYjnHkF47wvwl/0ihQyrJY97bvqFS87j3ei85UXUSkfisHRPaNCPpHAinFaK&#10;SRmY0HCdq/jcpY2rGx9sTgJ9krs+nQVccuTySWMeoO5ZWOY2imNVSIywHmqDw1iiTYLQ9PBF6yP2&#10;YTkicW5HW/d0tzJItO5m0dslIkW2xlyfydJ9tGQZVkpfqgr7+o84thSM7BiisZ6DZfEBzbblXlSp&#10;EdvS/XJyCefzXNCMvhH7UCXa25eQ1HRLLHUfIjPMQZHU87SMlQanXN0vdlGe7Vci1ttfYFb9+N0l&#10;Ev4+T6NklTJamZ+E8/PVOJOolsFL2IcxOqwdV75YJ6UeyQ0DLcb1sxjafyX+toFhVRRgDN4S7f2M&#10;dFADkPQmsVRaHLENGdLkHXH8mG1JLt6NW67FNNYHYSdYi2PvizbWkCK8l6VJMKwzUeJhleFLUCGl&#10;D2jHVcqyfu34T+KLXB1D+59peeUqBcN6IiSE9+LSm0Gy+ARL3EFLnLMpMKoDCJNdE7HND02Skojp&#10;NKXvZoFx5kzvIQaC+wTHepWuEFEQ1C5tN+bGQZSd5R4OyRIPK3IAv1Oxp+IpD4Z1EcTpMosekZij&#10;H1/kLmz/j5kksgjtXxbLyyYcOymSZg5r+py+GNpchF2yQZQRwTTWIgdlRczj3GVyERHj/NDnnjik&#10;2QrhCOy6kP0uJOmn4kN0H8z6hFaOJbXZkhFaMUUcHYpa6UC+Md3LaODdidvupiQz6EnOgaAVIxvA&#10;l3lMu25tDP34VNR3Hcxp0iDpXAFj6UlipxW7cW5bFwo02WsNH4xHkKjWi9BFHbpEFLCtRty7EYzp&#10;CEIDT8H+6iTMWXrRXgfyDbTj/wpSiXFcTTHdD0StdHfYrDlluA6/A8YwKXbH/qctVfplVApYDj+P&#10;i7DhH/YIpReMcT8ITEk8JwqkwxrzU7iDoDug82mKyLBqsEP4hUgdNx1twF2C4p73gvqkor57mknI&#10;BJhVn2GXsh7P0g3JWoZwuc98A8YxNmXN2RO10m/D5iXkkvD1cDnCsHC/OLYLE7spYptzUM8RS1TX&#10;E3EuO336UiuT4DplHbb2lR3UiCVO/88RGNYySIzDgjk/0k1EtFDAGwO00Yh21qi6ROzzffggDCPS&#10;wWGEC16P/ujOwqcpab02vqa8hN8nIbYxzEtAhoVQHp0WhlWBr/6H8mudR5tfehn0CYY1aDlfDf+y&#10;Oh/bsSVYdn6H59kLaeIwJMr7GjN6BLONo4LI/4DC+Qv8vw/3Hw6Tsk0yLMuH4bIPM90YYbx/EvWs&#10;wzG1kdEFaXeRuOZuUsaqGaeVRDI/dxoqPcvh9mVYd6DnOI0lyx9yjY4lhMxSMhlWygjQlyYsUy6i&#10;jVto8yiWSqasRFM4X2sh+N+gt1G6m33Qha3DEk+ZDtxLeJzXK6W2hWGdMNxTExPDqsHyUC05r2Dc&#10;JjF2nZo+8XNShnEcz8S+oefaXMVuK1HaL0HaPP2kJBZBSGdB1E/BzKS1+z8BiaUOxqirsVzZCHun&#10;/dh5Gjcwouc4fhLSzF/Qc/Xjr2JkagfrvTyf/6wt3VrMTrOfSFMNcXxA7JIqie85QnFLg9bNEdtX&#10;7+0y3oO+/FQxz0e5FLSOoSmF4MqolTYYKp3gcL82Tu1aGm/dDmuvWB4cFUsJaU/UEaCdHktkyClI&#10;UEc0y+t3ChWpQVsGvS/0RhthiT6F3cuWGNr6XSw7P4MOS8+6NI6PQ6dYgqtzn0Zsv0Uk8e3EMvmg&#10;QUdHEyD7GJoycs2Oo+IXhopncMBfEsBGzb1m3KQvEkvFcamEFdFUnwf9EkOXtBPLs/VgFBUh+u1K&#10;BAtjHosazWD0Aoj5ISS2MW3XbFHE9g4rQ0Mw8X58FJTLzmnLfbEl3BU2WAeEZP0cOqwfyiFKRYSx&#10;qzXxlbgqv0H3nNfGZBBfd+nsukwwJhvD2i/8zZTl80vH5xj6VGVaduH4agRAlNv+g3HFbsKO2pTQ&#10;lW2WOSM1pu7qfz6M2J5iTH8a3os1xIspUW+EPixXltnQ4am6l+Kj0okP2u/CqPYzLhGnQzElo2qy&#10;WLtvKPMBf19YMx9Wyy7BmI5o1+/Xdg9PCGV7LFEcIW0ovclB6KseiaXTv8LqXTpcL4xpTHogbdRq&#10;xzdqESlmRmynxpShGOeU0epBH4Y1ELEPdZgDn+Cdn/PJPiPLSTKsNz4wjMuZuCo3GY/2cNBfLsV6&#10;tGP7LAzroCQU7BLKZdK8GPrzrrY07cLXvkpbxuoMa1EMbS+DvqxCO94smObPMY17ly36hGBYAz4M&#10;62CI9ubi/Z2AhDqpuTrt17boF4CpVhkk3ao3CHcstsRuNCoq3xq7CX3pvgglSR3Vjv8rlyKam0gO&#10;xodxKKMfem2MaEHTpuIKNQ29zRj0VvvAKGtFLK7PYxzjvbYlhGBYvxnOVUpJL4/n+wHLu7W6sa/N&#10;LoywjucOA0/pjatyky3WeQ77K1/gCo1gjmmEotxwdiGkjHLl6RPB36YQXrkuQl8Om7b7xfn2OCMW&#10;aHXP0XRkI3ju9TG2USVsoPo8GNZGJVGKc4ulr2XMz64Y1hQpIpT6Iv6gCpZAWw847NPjsxzSxWmx&#10;XDgozq+W3uggqm+Eu0eLFrHyKb7ky/Poy3dehAOreNXOuwmMRaMW4XQ0zhDJov93LMatyhh3OX6/&#10;DcPZk0L6fKnTS4hhPSVFBBovk0lDc5wNPE7EZqJ0XsB72th8Z9G5rLPc/7a26zgFaeWbkP1YI79Y&#10;MHvYKeJUPc9HjxOyD7MMZgzzYmKG970is0Lxf9kglR1MUvEt3vFDUoPvWM0w8JJncTdyPnar1NJ7&#10;EYeFMnaeRmhK8nrb4/4K7D7VROhDtWBKo1AUHxaRG/qws7UuzoQChn4s0iSaH2Oo8zSMc+fmcW+F&#10;Zti7NubnXWPzYSReG6s2Ay+5GncjewyNdHP4XxmjZWBM6yxLmScFCu+idqzmFHk82uMy1ITt2vYo&#10;u2yCqVxM4FlXFyoiRgnQiSmgwkDcjWzjTmGwL7nHuYUF6kOTVxryAo/Hekh8q5Ma15BS1r4kEnEI&#10;27D1KRn3udicmJVCGuk38JJv427EFH/5RooG4fobRFqZeGWZPOf2lPRjpvJbTek4XTLwko64G6m1&#10;+BQ2xNzOjz7nO7HDsAaOtXOFweRmsgeCH4jpsC3vpLBvMwrBR7w4Y1fMbdzVjS6181c8XB6ecLoS&#10;ZFjTdmqVKexbR8FWahbF+46Y21Ahbhst50d9/LR6OGWJMmZW1WmOWeeGQDbQbH9SjW2JPY/Y6238&#10;4JXi3JAS/I7KjKK2rTltiTJmWM2gi60p7d9QwYQMi8X747jjVZsy+opzMqJnvXauLkmDSILIAMNS&#10;fpZzteOzQtazEBm862LsW6VYrsrSkuSAPEhawy/SfT+ynL9vcy2BYWS8Zv4EkR2GNWqIc6/C+zQF&#10;rGOORt/vxdS3dovAU5nkgAzGkZrHjV/u5R7hBmZD3V9bzrtuLJMeDO0+MrN0choTZcKslP7qpmHF&#10;Mql91K94SV2am1gujjDbFlvOv5MelFj0WGK3b57HNSrtd7XhXIXNQhaJRHMM90GUGcNScebXiGMq&#10;P+I1cUxtbN33qGuWRuOTMfRvqODeMmJQZHkR1o4CbiyvDKThmiqvbDKIkpBT0QAQllZfI1PCIsqF&#10;YQ3rQoBwyv/IIAjkfOrTHfon840WC/urZwbesbhQ6+TI9lgiX56XQ/BGLz0ZxNtJTRmvImnO5DQm&#10;yohhPdJ2z98SoZvnGCQs30i3WrbsvFOkWeyvJgpiK2bxBfolxP2N2DGoF/GfFkAMrdSunYv4SlPY&#10;BazVl4haVAC3/MHpS5QZs5rjYZs4pTEsGYvKlHD2U+33PUTEHQWz259H/3YUzRdZi++kyu2QYqtX&#10;uYeEmB/6XDcJZvXcFIeKIMqIYSn7xQGDwlzS1TXBxNTxWlHPXmkDqUyFYujf1aIlssFuRF7rUYPh&#10;p/4lGIVCvl+LXxSmPMduZi2nMlEmDGtUuuMgHPQdDxppEXkGRnFPja6igYnRrYh9a7bovWcUcoBM&#10;qb+2BbjvifT9w85BC74Kt7RrR7T44Cr07kfI0HIa+e6uW9Kz59LiQU8QCdJirWQ84vg+kX8yp6WV&#10;q0QYIhmW+2vdIBu0tS5i/3oNdDlU6EHamk9iCgzMI13RLhIE9CLJ4l21xJN6LTCl5z76sVYo9J+K&#10;lFfVnNpEiTIstTG1Uzs+LphTDeLdb5WMTRMKcgaj00ndoySP/p3NR7iJe5DetISJaPO5r9Xj3E9a&#10;XUcM17wbJhQtdjmU/cdSTm+iBBnWiMGcocaU7g15An4Xv5drNCeZWVPUZB0QRF4kmnAiRGfOR9kt&#10;NDzYWJBQMW74GZUySxwbQiYaL+tduusQpcas6kw2VWLFctGgkmnWji0VjOuiOP61LQhBiP5tTzx+&#10;e4jOdMcR28YiMg753PMaUxMpoO4j6cI8TmmixBnWj6ZwMkKhLs0ZlLH2b1DIP1SMTuzef6pJbu1a&#10;vXNBZ40B+3c1NSGgPJaFq0LWo1un78TfHzzu2WzKvadlG1ZKxmsIQTOHU5woMYalTHo+M6hX6vH/&#10;HBEwQJab4nq1ulmgCQWNsJc8KnTCgXwL3axalh3KN4s5YKeiBuQSX4npARO2JF6+hictx6ssiRpz&#10;caVmJ4gUMKvNJlsqDx2XLD8bVizTfrvQ/T4VOuPQ/n/OdbsN954p9qB9bDG5rw1RR61BJ7U0bHoo&#10;xPC56GOjVcepTpQIw3pis1bXrnN3CS+ALk/ryzlh3nBPHPsGK5X1Gv38GbBv1RahYUuxB63BkhV6&#10;S8h6Pje45fyj67Ig3lbg/5nIB3czoEHpWk5zokSYlfQ2qYhYlxIOftKksm78vwQ+iUtC1GkSZJ6l&#10;Ilu8RfS7FEO9LpdepB27I6zZbYzpFix06zm1iRJlWP+DYr0yhrpcRXqfJpHlomxaWTbS+tMyeG02&#10;8/+I9bYYjtncdUYQ0bCC05kgQtHZEYNqJW/JDa44ps24FWl6aJNN1u4861puM2/QFPQv9V6UpAgi&#10;Eu26urBPxG93R3As5hXX1VSlHXNtKwydfJCPg6O2q3FFO9eotUFbK4KIRrvKpGEhfk8G9SQx1FVr&#10;yfvQm7aHtnW0O4+6JMPaZThfLWK+53TjNoIgQtGbtFtUUR8+zLOuLXEJLoV48O/zjZOl1SO9yxd5&#10;XPeFuO4tTj2CyItuTdnUF+RZ19XMREzxULZ9ELKepiAGcbj2qzRnuiWIjElYr9hjhaynM4nNt6Qf&#10;/lAcsW9gmjAW8Np9ulc6QRCBaW08Dkt0597jBto/nvaHt5k4tOVRV1OIa3/n1COI0DRWKWwXo9hd&#10;tVpWVyuzMAhnMsdpCaJ8mVZFDHUciiNfabEGYENcUhZBEKmnd5t09XGWxMwRSlkEURYMyyRdjabK&#10;UDTAQ3xMKYsgyla62pLFhzmfung4BEHESeNDpsAHmZKuxMPY7DI6+aoJIvPMapWFvj/I8kOZpKzb&#10;meTABEEouq6EJFUa0lUAKWsTXztBZJauN5WcdCUe7oxlF2E2Xz1BZI6eZ1isAIZLYuXksdbdzddP&#10;EJmj518s9LyqlB5y0BLjuYVTgCAyQ8ctlhwOh0rtQRsM+QdLR4wkiPJgWGcs8a7eLMWH7aECniAy&#10;S782l7veUn1g21boBBXwBJH6FdK4JVZ7dSk/eLvFlH8PpwVBpJZufy1bI3CLsyQt4AkinfTaYREy&#10;jpfLAMy3JKwYDZPiniCIxGm11mJz5e4UNpfTQHxgkbL6OU0IIjV02m+h0w3lOBhDJWveTxDZp0+b&#10;wfeZch2Q2RbbrJFU5jEjiPJaCl612FzNL+eBsQX6G+S0IYii0eWAhS63cHDeeONvGpQSRGro0WYg&#10;eopeKf+Jn6MWX8MVnEIEUTBabLX4CrpLwQaO0H8D1WXh6uMcKIIoCA3awsZkJwNOgQfsgGWw/qYo&#10;ShCJ09+ghf4OcHTsS8PblkH7liNEEInR3jYL3Y3QmNt74FZa3ACykfaaILJHc20eNNfOEfIfwB4P&#10;fRajOhBEfLTW4KG36uUIBR9Im0vAcEmHsyCIwtFYtSUgXw76ZOqNQwxmJew+qIQniGRozGb/OES9&#10;Vf7i6qhlUHdwhAgib9raTrVLMgPbavE3dMtWjhBBhKapbgs9uQajbRyh6ANsi1L6gkH/CCI0LT1j&#10;AM3kB3qrZZCf0dyBIALRUJvF7YY7ggkN+A7LYL+gzyFB5M2sfuEIJTfwtrAXD5iUlSCMNNPioQem&#10;+ULCg++aOxz3cCNo5igRxDS9vOlhGDpEm8bCvATX5/C85SWMlnVERIL4j07me/jmXmJU38K+jBk+&#10;TIuSFlHukpUXs2LIpiIxrRsey0PqtIhypIsWj2XgDTKr9Iq9D7h7SJQZPbR5KNipLskA03pBOy2i&#10;jJjVYzKr7DCtGx7GpbTiJUp5/rd7MKsbZFbpfGleinhX0urhKBElOO+7PZgVFewZZlqM8kCU2nzf&#10;7jHXyawy8hJrPWJpqXhaNJgjsjzHqz3iWSmjUNpZZeiFVnq48ajIpYz7Q2Rxbjd4RApV7jb8IGf0&#10;5e7weLFusLIOjhKRofnc5rEj/tKRmb6B2X/JWz2ygjCFGJGVedzrM48ZIqaEXnY7DEltL/sUl4hE&#10;SufuDI8kpypSaBdHqvRefCuWgV5LRIaIJdI2Z2/7zFl6c5TwBJjtlLMeE8A1Mv2YI0WkYK5u8FkV&#10;DHFVUB4TodIj76Eqg0x1RBRpftYGmJ8HOD/Lb2J0eQTkz0EUX8WRIgo4J1c55aoPs+rlTmD5TpCV&#10;HqE4VOnn14xIgVTlztN2jhYni7sLc8hnsozSgZpIaP51BPhocglIvDZxejycSFXZQ0UnEdN8cy3W&#10;f/WxrXrATSDCaxLN90hyoYobIG0TR4uIMM82+JjYKNtAOi8TgSbUxz5bysofkWGYiTDzqsXHD1BJ&#10;Vd1UrBNhJ5efzZay29rNZSLhM5dmwM/PT+VwhglUiKiTbVMAaWsU1/GrSMi5U4l54adUdxnZBo4Y&#10;EdfEmx9gJ1EFTVvFESNgU3UpwJw5TqmKSGoSdkCaygUQ7Vs5YmU5R1p9AkiqcpWmMkQhJmQ1TCAe&#10;BPx60qG6fBjVIR8zBaVU38Yge0ShJ2gDFO45Mi4yqgCMKofr5nPUiKxM2CHGLiqZ996JD1GQ9z5M&#10;3SaRtgm8IqCSVTlWdzNRQObecS12/W4EfM/ufPiAu8dE2r+85wNO6AdYVtIANd3vtBnv6QEZFVGq&#10;k7w9hMSVA5PbQifX1Ly/ang8nA247FP2eFvIqIgsT/yOAO4Yuq9iP3UeRXtfK+GUPB7inQ3TcJgo&#10;NUJoC6GcV+UGXDq4w5jsu1mMLMpXQ7wbtfu7kiNIlLo+ZHsIfYgqZ2G/s5ijGNt72Bpyyaf0jtv5&#10;HohyI5haGKCeD8m41C7jDoR55k5jsPGegeX5jpC6RWmZ3svxJkhM/28SsTuAN7+pvIAO5Vso+mlB&#10;/ca043E7pNJTPvH7vaJx9OP9UD9FEBqRNWBn6lQexCU9/4chSXSWi0QgJKjvYaA7EWEMh2Enx7BB&#10;BBGQAN8E0ZyPQHhyOXMA9a3IeiRLMKc27Mz1Y4xexDBGrk7rTc4+gojOvLZCcngWAwNTyuOz2MLf&#10;grC9bWmRyKDja4UB5hYouodDmhv4LaWHsGRkeBeCSIiQq0HE/TESrykF+ggYxCCY2jZINF2I9dSC&#10;OGHz/Yxd0Wd1bQvu70J922C6cQD2ajfQ/osEnmsCz7OBynOCKA4Da4EEcigPU4lSL64+728shRdT&#10;cU4Q6WNgzWBg/di+f1FGDOoGnrsHjJw7pgSRMQZWK7b390BB/TjjjOkZlOQDMOfo4I4eQZQ2I5sP&#10;s4etsAE7BQklTRLZCPRae2C02UUFOUEQOjNrgPlDJxTj27HUOgUGchvMZDzEjtwo7hnB7uQQFO17&#10;YDvVDYa0ktISQRAEQRAEQRAEQRAEQRAEQRAEQRAEQRAEkSH8H6geSZlLTZbIAAAAAElFTkSuQmCC&#10;UEsDBBQAAAAIAIdO4kCjtwNtrkMAAKlDAAAUAAAAZHJzL21lZGlhL2ltYWdlMS5wbmcBqUNWvIlQ&#10;TkcNChoKAAAADUlIRFIAAADdAAABnggGAAAAEH8EbAAAAAlwSFlzAAAh1QAAIdUBBJy0nQAAIABJ&#10;REFUeJzs3Xd0VVXaP/Bn733O7S2994SeECB0xAREimVUBMWCOljHsf9eHR3HhBmdd5RRVBTFjoAl&#10;CCoIUr2hhXYpgRtaIKGE9H7raXv//gB9HQcVLIRL9mct1nKp59znHvLNPmefXQA4juM4juM4juM4&#10;juM4juM4juM4juM4juM4juM4juM4juM4juM4juM4juM4juM4juM4juM4juM4juM4juM4juM4juM4&#10;juM4juM4juM4juM4juM4juM4juM4juM4juM4juM4juM4juM4juM4juM4juM4juM4juM4juM4juM4&#10;juM4juM4juM4juM4juM4juM4juM4juM4juM4juM4juM4juM4juM4juM4juM4juM4juM4juM4juM4&#10;juM4juM4juM4juM4juM4juM4juM4juM4juM4juM4juM4juM4juM4juM4juM4juM4juM4juM4juM4&#10;juM4juM4juM4juM4juM4juM4juM4juM4juM4juM4juM4juM4juM4juM4juM4juM47rxDxcXFpLOL&#10;4H453NkFcOfGVVbWjyJ086ZNm1I6uxbulxE6uwDu7B05csR+1133TDp5snbCnXdOaweAY51dE3fu&#10;eEsXQhYUF2ceqjhyHRHE1O07d/Uqdrt1nV0Td+546ELI0aoTRoRQuLfDY9q1c8dYv8ud1Nk1ceeO&#10;hy6EJCfHy6JAAggY9nm8fT777JNbqqqqDJ1dF3dueOhCyNCBAxtFUTxMgTKEIGzHDtf1Hy9alN7Z&#10;dXHnhocuhFx++eUn4hKi11GqShgDMGBJe3fsyuevEEILD10IQQipl10+zgkYahhiIIjYXLa3bEiv&#10;Xr3snV0bd/Z46ELMhMsv3x8bF7sOY6wJgoC9Xs+g1atXp3Z2XdzZ46ELMYcPH27p3z/PqWmal1IK&#10;mqYl79i1a3RFRYW+s2vjzg4PXYiZPHmylpacvMNkNB1kjFEA0G/eUnqNc9OmzM6ujTs7PHQhaNKk&#10;SVV9srOLBUFsxxiD1+vP/vCDD6aUlpYaO7s27ufx0IWgrKws6a5p05aEhYdtByBUJ+hNlRVV1y1f&#10;vmooYwx1dn3cT+OhC1Hjx48/OmTI0MWqorQjhDFCKH3Jki9v2rRpU1xn18b9NB66EIUQ0oYPGbLK&#10;FmYvQwLSiEjEuvrGCbNmvVlQWnqC32ZewHjoQlj37t1revbq9Zmmql6CMYgiidy8ufT2qqqtiZ1d&#10;G/fjeOhCWF5ennLFVVeVCKJ4QNM0hjEiQUnqu3btyn782e7CxUMX4gZdfvnx7OycjVRVFQwIIWCO&#10;Q4cODKiuruYDoS9QPHQhrm9srK9Hj27rAKAVIwSiKJDGxsa8qqoqR2fXxp0ZD91FYMSQgp3h4WEH&#10;ACEqCALq6PD0Ll68uGdhYSH/+70A8b+Ui0BGxpimhKTk5QxYUKfTMYRQ2PYt22696qqrrJ1RD2MM&#10;b9myxeZ0Ovkt7hnw0F0E+vRBytVXTlhPKdtHKWV6vV44drTq0rfffj+/M1q7EydOxC756qtHd+/e&#10;Pc7pdPJ1eH6Ah+7iwIYMGXIoL2/AR7IsN+t1OiCYJHzzzeobe/ToEXs+C3Fu2ZL4wEMPTJ03f96U&#10;WbNfv2rZsmV8IPYP8NBdJPr169f28MMPfmo2GbcpsqIajUaho8Mz5qOPPr3UxZh4vurY4nTGbdiw&#10;8RaCcQZBuJ9Op7Ocr88OFTx0FxFN0xqHDB0yNygFmyhlIAiCfc/ePXcdXbQo6XzdZsbGxrbpDYZG&#10;TdNoRES4JS0tLeZ8fG4o4aG7iBQUFKgP3PHAuvi4uGWUarLBYMCBYDB35iuzpk2YMCHsfNTQvXv3&#10;6iFDBr3PGGuqrauLOF5dPQQA+It6LnT93EgTxhiaOXPmqNTUtLL0jCwpOSVDiYlLct//8KN/XL58&#10;+Xl5vtq0aVNK3uCBi1LT04J9+ma/19zcbDsfnxsqeM9SCGCMoQMHDoQHg1qPLdu3h+/cs0cFRmRA&#10;mh9UtZ0Q0qQoSmteXp6KEGJOp3PbJZeOXLpu/UaLzqhLljS526qVK6b075+7BwBcv3e9dru9Fhja&#10;Qxm9ur2tbcAnn3wyxOl0flNQUKD+3p8dCnjoLmDFxcWkz6BB0S+88opty8bNOSeOH7u1ubmpp9Fk&#10;CgiC2GEyG+sNOn2VTq/bpWjagasnTfKmpaXBjh07yKjRo7cerqwcUltbl6gTRaGtrW3wB+/PneJy&#10;uSry8vLaf8+69+3bpyHEvJIkMU2jPV57Y/bN8z6YuxUAftfPDRU8dBcwm80W/diDDz62a8euwUxT&#10;IxiFOIyRUQoENbvDIbVIgW4+r28IIHQFpdQDDJQtm0oJY4ABMR1jkCQQQjDGgBAyuffunbjgk09K&#10;3G63s7GxUc3Pz5cQQuy3rnvy5MnaqMsu66DqUYVRZmisbxj09ddfhwMPHQDw0F2wnE6nYfpzz00s&#10;d5dfiwmOQ4QIBAMFAEAICQwA6fUGWa83UoKRjQhirCxLekmSiKIooKoqMMYIYwwpioIYYwgQxC/8&#10;bNFjHp/v+oH98yqxyfQhAFQBfPesiEpKSnB+fj5FCNFfU39u//717j17vBiBERMcCYT0/vazujoe&#10;uguUHB5OamvqemmUpjAAhBlIRBC2GQyGGp1O1DRKW4P+QECSpAAAIFGn6+b1eoYijGMIISLGGE4P&#10;CUN6vR4QQqCqqqCq6ojPFi4aumDBguMCEXVpmd2qRL0I6ZndUVJSPB48eCBuaWlR3G53tV6v35GV&#10;ldUEAOfcGvbN7X10scnUJEtyJAMwf7n4i5FOp7OkoKDA+9tfrdDCQ3eB0rW0aPEJcU2NjQ0KY0wH&#10;CMljx451Dh06+KuIiAh/dHR0dUdHh+z1ell1dTXRmUy5VceONVYfP9Gr5mS1SVIUg9/rE5uamqMo&#10;ozbdKViv1yOj0ShQSlOppv2ZMir5/QFgmoYPHNiP9u7dA++9975kMZvLTBbrRxOnTCl75i9/OdK3&#10;b1/fudTfu1vvYyaLqUbTaHdVpfrauvqRx48fjweAQ7/TJQsZPHQXqJKSErlvTs7Offv216iqmowQ&#10;0h85ciTmtttubUhPT29KSkoKwvdaoIqKip0NDf4jYNSMjXV1Zm97e5zKWMSbs98Yd+LEiVxFVuIk&#10;WY4gGBNRFJEgCBgTYkYAJkIIqBgDAgpWqxVUVWWKooyoPVnb88Sx6rLhw4Y9DQB7z6X+AQMGeOJi&#10;4iqlwLGRqioJkiRnrHY6ezHGKn6P58hQwl+OX6CmT59Or5w0aXPfnOyPzRZLW5gjTDh85PDYRx99&#10;7Fmn05laWFj4H+/rsrKypOHD+zYM79//mN1oPJSbnb21Z0a/tQ//+ZGXhg4d8lBkdOSzAHBcUVVV&#10;kiTm8/lAkSQkSzKWAgGsBCVMKcVerxerKiUMkEkQ9bFEFEwt9W3+c60fIUSTk5O3B4OyRKkGlGq2&#10;qiNVWeXl5edtSNqFiofuAjZ68OCGO6ZNWxRms31NKQ3qdfqUEyeqr3z++Rl/Gjx4cN8fO66goEDt&#10;06ePd/Dgns033nid+7NPPtmw4IMPvnjk4UdftFotCzSNdmCEgSCMLCYTslttSCcKiDGGEEJI0TRV&#10;VlQvMLZ5+PARC2677cbGX1J///6DDjOmKYxRQAhIa2urvaOjo8tvdsJDdwFDCDFC6Z7rr7t2PiC2&#10;jTEIiqLoqK2tnVpYOP3m9evX9z/bHXtyc3NPZqYmvfXMM8+8ZrPZNsiKHFAUhbW3t4PX6wVGGWia&#10;xiRJCgaD0vbMzIwljzz6yNzXX535SVZWVse51F1VVWX429//NmDevPe7axolBGNgDDRKmbetre1X&#10;9Ypy3HnhdDoNTzzxxB+Sk1N2paSkSYmJyWpERFRL//55nyxbtiyFMXbWvzxdLpf41DPPjI5PSt4Q&#10;FRXTFBMTp0RHx6qRkdGqPczRGhEVuf2uP//56v3790e4XC7TL6n3ueeei4mOjf231WbbEB+f6E1L&#10;SVciIqJOXHvttVfyBZO4kLFhw4awG2+88a6kpKTKlJQ0OTk5VQ0Pj2wcMmTYv9evXx93Lj/MbneD&#10;ZeZrr/Xv0ydndlhYRI3d7mi22ewN6ZmZ8/7+z38OPnLkyK/aequ4uFj3+uuvZ+bnj74hLi5hR1RU&#10;zMns7L5z5syZE/lrznux4L91QsiWLVsSX3rppevWr19/nyjqMwVBwD6fryo3N3fxE08888ro0cNO&#10;nu25GGN469at/T7/fEnv7du3EQDE7n/ozxXhNtvW32qM5M6dO6MOHjw8QpL81oyM7gdHjBiyrav3&#10;XHIhaP369VHXXXfd03Fx8TtSU9Ol5ORULTIy+mR+fv4Tq1evzua7snLcbw85nU7H5Mk3PpKQkFSW&#10;np7pT0lJVyKjoltycnNmLCguznX9yttDjuN+gDGGXC5X5C233DI5JSWtLCMjy5ORmanExsfVpaSl&#10;bXz0fx6d5Ha7LbzT4sLER6SEoNPPRU0u18FvsrI+88ybN/f2YFAeb7XaIvx+n2X+/I8e9AfktBsm&#10;3v4eADTDLxg7yf1++G/CEOd0OoWamprRL74488qmpsbxRCTJlFLqD8oH0lLSF/71ySdXSpJv1+TJ&#10;k7XOrpXjLhqMMbxy5cq0q676w4z4hPgdqelpgfSsbnJcQlJjTu6Al5csWdKbMcbvajjut1RcXEy2&#10;bt0aMXXq1BsSExPL0tLTPVndeyjxSSmN/QcOfn3OnPd7ON1uvhwex/3W3G53+NNPP315RkbG6tTU&#10;VG96RqYSk5BYnZSaseKhRx+d6na7dZ1dY1fHbzkuMn369GkpLS3dEBkbqXtj1htur9c3WYdJjCwF&#10;wj759FM9QsRQVla24Fznx3Ec9zMYY+iLL77oNXbs2Bfj4+O3JyYmBhMTk4Px8Unbb7vtjzfv3Lkz&#10;hb9S4LjfWHFxMXG5XPZ77rlnWkpKiislJa0tMTE5EBsbX3XJJfkPL1m5sofb7Q4H3ot9XvGL3QW4&#10;3e7wefPm9Viy5KsnO9rbhyCEzJKi1BktppNjx4xdMPn66z5ubW318tcKHPcbcjqdho8//viSIUOG&#10;PxIfn1geF5fgi4qJ9UfGxG67pGD088Wff57b2TVy3EVp27ZtsU888dRDKSlp74SHR9ZERsX4w6Oi&#10;T+TmDSpyuVx8zCbH/R4YY8Jnn32Wfu21178bGRlVYrM7jkdGxa5bsOCz9M6urSvgrwy6IISQ6nQ6&#10;j//jH0V/nT9/vmXvXve97e3t0TabXurs2roCHrquAzmdTgIAkJ+fzxBCKgDUMcZwWVnZW4wxU1tb&#10;W3Mn18hxF4/Fy5Z1GzVq1BPxiYnP3HDDDXe6XPviOrsmjruoXX3ttTeazeZ6u93hdTjC90ycOPne&#10;TZtcGfwF+fnHby+7BuT3eCIxxjpBEIyUsu5r167+q9/viXr88cffAICmzi6wK+HrXnYNbPTo0Zus&#10;VusRxkAzGAwCQjimtHTL7W+99e41FRUV52WHVu4UvohNF/HKK694JUnyut170wkRooxGE6KUWo8e&#10;rYqIjY059sc//vHYwoUL+Qzz84C3dF1Enz59vJMnT14ydOjQYkkK1lqtFpqRkU5VVR3w7rvv32Qy&#10;mbp1do0cdzFCK1euTMrPH/1+RERUTXZ2X0+3bj3kyMjoxssuu/yvLpeLLwbLcb81xhhZvHhxz27d&#10;en4YGRHVkZXVXUlISFIiI6Mrb5469Y9uPrv8d8dvL7sYhJCWnJx8+M4775hjNpl3SpKkWi0WZDQa&#10;E5Yt//reWW++eQ1fsPb3xUPXBeXl5SkDBw7ccc99970rK+oWXyCgmK02YtDr+y5etHhq5cmT45Yv&#10;5z2avxceui6qoKAgOHTooIXX3zjpQ0lVXH4pELDabAQARr726qx7t2z/aNiBAwesnV3nxYi/HO/C&#10;CgoKghs3bvwMMK779KOP/6EpSi+dTqcP+P35c956J4wYDIV1dXVbYmNjz2k9FZfLZaIGg80EIPfu&#10;3buVbxryn3jourgRI0Z4Vq9eXVpz/Pi/vnGWPGUwGHrp9XqToih9X3v51SJVkma5XK7P8/LylLM5&#10;n8vlEjeUbivYsWv7ZLPJdOTWKVNmAoDnd/4aHBd6tu7fH/HEU3+7JTw6dkVMQqKSkpGpRcXFB6Lj&#10;E1a9PmdOwdlsPMkYQ//7wgvjbBGRS0WjuUE0mnYPu6TgivNRP8eFJLfbrZs4efJtjqjow8npGXJ6&#10;t+5adEKiHJec/MG7784tcDqdhp86fsuWLbb0rO5vmm1hktUeoRkttqZLR4259XzVHyp4Rwr3nT59&#10;+sgTr7lmRXafPkt8ft/hYDAYNOh0hKra9f947h9Pbt26s/+ePXvCfux4j8cT6fV5cwnGAsEYzGZL&#10;63V/uHLL+fwOoYCHjvsPgiA0Pf/csy+OufzyvxJC9gYlySfqdIagIg9+adZLs95+94OrysrKzGc6&#10;9ujRWj2l1I4QQowx0Ot0/ri4OD4x9gd4Rwr3H04vw3eytLR03cgRI4KzZr12eWNj450Wi8Usy3Lv&#10;efPn3cOYqjqdzuIfbpNMCEaAEEYIAaUUGAC0trbyZf1+gIeOO6Nhw4a1MMZWRkVFaY8++uj1fq/X&#10;aLM7BE2lAxct/mKq1xeEjQcOLB3Ro8d3PZOCQJmIMcWiCDJTgKqa2Kwo/GfsB/jt5UWMMYYOHjwY&#10;OWfOnP59+/YdNDQ/P9PpdJ51CBBCVGPshM1q2SEFpWBbWxsiCBNVVvOXfPHlXz55882B35+LZ7fb&#10;qSAIsigKgBACSZZ0UmMjf8H+A/y30EWIMYbKy8vNO3bssM6ePXvs519+ca+qqnah+vgah8PxNwBo&#10;+7FjCwsL8dixY/UWi8WgGo2CEAhI//zHs+/dOvX2foFAIImKFBhjoqzI3RZ/tujBq8aPrwCAEwAA&#10;CRkJAYxJK6WMCaIIAX/AJMs0CQCOnp9vHhp46EITcrlcgsFgQAAAer0eAQBUVFTA+PHj6bZt22yb&#10;Nm+asmTJV5e63XvTAaAHxljQG4zRgUDgjHc3jDGhvLwcH285bi9zl40+eLBizOFDFVH1DXVCfUOj&#10;WaVqOALMVFVBjDEEjAlSMGjzer3fnS/GHtNosprLm5uaRwiigDWq2Xbs2jUCADacj4sSKnjoQgxj&#10;DO3evTtzZ9nOq5saW+yKoiCNaSjg88Hu3XvYM0XPaI2NzSavzzMSI9wbGOiBAUEId/To2WsvJCUF&#10;fnjOddu2JT0/Y8Y1S5d+GVVx6LAlGAzmUEZzEEI2QIgiAI1gJFAGlAIlDAEgAfun3DRlfVZeVofT&#10;6RTy8/Nh4cKFcnpqanNDfQPTizoAxvTHqqrSGWMEAGhRUREqKir6jyFhXXGIGA9diJn1zqyEt197&#10;e2LV0aP3I4QjMEIYAABhBBhhptPpNFEUkdViFYPBIFKoyjSVtVLG1vfs2XPNsO+Fzu1262qbm7sX&#10;PvnkqF07dzygaVoCIQRjgjEGjCmlFBirtFise8MjIgRJUXrX1dVnEYwRMKbkjx7dqlfNA1IyHKYT&#10;NTV48PCR2tGTJ9M3b9kKGqMg6gQsqVJGfX3T+HZvu3bDzTfjQ0eOUKNJRxWZEkKAHaqsVCVVrf5s&#10;wYKD06dPp513Zc8fHroQs3nd5j7Hjp+4BQGK+TYeRqORncoHA5PJJDDGWDAY9Pl9/iYGKNi9e49D&#10;w4eNeMHhMO8CONVaHjhwIHzpiqVJH74//55jR6uuBoSiBEEgCCFgjAEhBGVnZ6sDBw3cnNu/71vV&#10;J6qFZctX3dXQ0JgBAERRVfMrM1+5GRNMWtvaohRZJqqiQECSrBrVcDAYBMAIWlpbB48aO+ZVRZKQ&#10;JMkUExS02Ww46A8YKKPMaDIHHeFhXz/zl7/8HQDaO/fqnh98zcMQM2PWrLTXZ858qbGxYRTG2Pzt&#10;i2gAAIQQIIRUo9HYFhMbu8Fud7w3YuTImj9ce61f8/tPDBs2LAAA4HQ6Le/MnffnlcuWXhGUghmA&#10;UBQ+/X7t++cSRZESQmoVRT2OEMMMC4nAIEHTNAQAlBASwBgRjIkIAIARQpQxxBhDp2sBSillABpG&#10;iCUlJjZERkVVHzt+PMnT0REVCAaRFAwyYOz45WMvv+3zhQs3d9JlPa946EKM0+k0dPg6hv7liadG&#10;HT927A69QR+bnZ2t1tTU4KamJvzSSy/tGzJk6NygLO/wieKO779H+1be0KH93G73mxjhHEKICADI&#10;bDKpFrOREkIETDBSFZUJgiDb7XaNUYaPHT8mqhrDDACrqooAQNPpdCoAiAghwBgDIQSJoogQQiDL&#10;MgAAyLLMTgeZ2Ww2Hya4XZEVByHE1N7ejmRZBspo+Y0Tb7zp3XffdJ/Pa9lZeOhClNPpzHx9zpzb&#10;li9fPshkMuWZjEaLz+fHqqLsn3rL7bNuu+3+4gED0jvO1FFx8823Zy9ftXyGpmkjKKV6jDE1WyxB&#10;oJoiKwoAA4owkkRBYAxAVFVVUBTFQYiAAQAURQFRFDeLolhOKUsKD3P4PT6f5PN6uyuKkqWqqoEQ&#10;QtDp500AYABAAUDGBGOMsAinf/Y0VfVmZGa+P//zxdNzUlJaz9f160z8mS5ElZSUVD764IP/TExI&#10;yP9s0eKH2zo8uVGRkeEtLa3dPin+5O6UlOSjsjxoBwC0/PDYRx7584GUzJT3Zs9+AyuKYktOTlbS&#10;09NlgolstVmCgiBIer3B7/V6DIqiWHQ6g37lyhXDCCEGSilWZNk3dNjQDx94/PHPNq9dl5PVPaPZ&#10;bLV61judEyoOHhrX1t4edqiiIj4YCCQLgkBkWWYpycl1GVmZldXV1fHHjh5LlWUZa5qmmkzGPbff&#10;ftui7OTkH313yHEXlLKyMvPM117r3ysnZ0FYVHRb75xcOTYuyRuXmLz9f/7y14kul0s803EHDhyw&#10;Trr11rQrJ07M2rPnYHpVVVXqpk2bUlZv2JC8ct26pI0bN8Y7nVsSN+3cmfJR8eJxkbFxJ/rk9vOn&#10;ZmbJ8ckpO5atXp3NGEOlpaXG4uJiHWOMbNiwIczldidXVBzPuHbipEcdEZFtETGxWlhktHTLbXd8&#10;tO/QoZE33XbbHEdktGS2OzSTzV4/7qqrpv3YAGqOu2AtX75c/8GCBQMSUtM+CY+KCeT0HaA4wiJ9&#10;4ZExawv/+c9eP3P4zz5iPPevf42PiouvTcnIlMOiopXktLS5W7ZU2H7qmDVrNnRLTEnb7oiM0uwR&#10;kUpiWtq2GTNnzoxNSNxpstkVg8Xqj0lMnLdg0aKUc/qyFwE+9vIiMGHCBOm2m27aee/dd81HGO2u&#10;b6jX9HqDQZGVQZ8Xfzb5Z1qSn305XVdfn0EwNmOMiaZpUt7AgeVffz3f+1PHxMaGHY2KjtpNKVUB&#10;APu8vswZL8y4xuPz9aCUBvQ6/dK7pk2bFx8efvJcvy/HnW8/2jK5XC7TLVNvf8gWEXEwLjFZCQuP&#10;1swWh/vNN9/7udbuR1VVVRlyBgx4PSElVe7Wq7dmcYSdfOixx8aezbE33fbHabaw8DZrWLhmC4/Q&#10;LI4w1WC1tSWkpC2dMXNm/umRKl0O70gJIRUVFba6ujqHw+FgmqZRQRDa+/Tp812Lk5eXF3A6nQs2&#10;bNqQ0Nbafr8qqwbGWPySJUsGAcC+X/KZx48fj2prbeuh1+txMBgEnV7XlJebu+dsjh04aEDp6pUr&#10;Gn1+n4Wden9HLRbL7kceeejvf7jiij0IoS45146HLkQwxoR77rnz2sWLv7zFbDaj7Nxcz5Bhwz6b&#10;8eGHXxT06iUbDAak1+tRe3u7//rrr1875423bgaAWE3TzKWlG9MZYxghdM7DrL5ctixB07RMvV6P&#10;2ts6ACPSaLPZfvLW8lu9cnObrTbbHo/X4wCEjACoZcQlI97NHzGiPCsrq8vub85DFyJWrVqlX/L5&#10;0lEBv3+EJEl4XUlJcO0334RRyvLCHGFabm4u69mrBzKZzMjn9TswQSbKABhjWNE0Ac7i2e2HnE6n&#10;8Pa7H+RgQsJ1OgOossIyMzI3Z2RknFVgdLLccdOUG+Z89Mkna5oamhIwQs15Q4d+k5eX5z/nC3AR&#10;4aELEaWlpUySlRpE2Uki4mSKsUXAZLimaUPaO9ph3fp1bGPpRmAUABBQDEgHABQAebO6dav+JaP5&#10;U1NThdqT1TlIpXomq4ARUfv1G+BauHCh+vNHn1rMFgBWMcbIqlWr4gkh/ssuu6zLr5nCey9DxPTp&#10;0/2zXp/1er8B/RczCvsAoMNsNlOz2SyIoigSQnTAQIcx0mGEdACoFSFUabfbtk29+WbXL/nM8vJq&#10;Y2tra5YoiigYDAIAC+j1Qt25zgZACGmlpaUnR48e/V8v6rsiHroQotPpame+8srMCVdOeCgmJmat&#10;z+etUVXVbzQaGSEEGGOIUooMBoOSm5uzatDAwc/cNvX2x0aOHPaLxjTW1lbFNjQ0pOt0OkwpBSKQ&#10;xoSEzF80E2D69Om0K86dOxN+exlCTq/UVetyudpVJP77o/nz4j755OOxbe3tN9qsVotOp4NAIIDy&#10;8vLg0Ucfq4oKi93Y2tqtPi8PndXt4LcYY7ikBPC6ddMHAkAEAgzBoMQcYRG7Ro++rPH3+XZdBw9d&#10;CDrdEbGlsLAQv/b6rLo333yzdevWbXkIYLAgisb169eTLVu3Zt9xyx1jr7tu8grGWO25tDJxcXF5&#10;hIgDMCZjbVa7SVU1UBTVFxkesYUQX8fv+NU47sJXWFiIS0tLjU8XFl6X2aPXl0aLbYfFEdZsdYR7&#10;7I7IiiHDLrnr448/y/u5YVvfN2XKlNvCwiIORERE+ZKT0rQwR5QaGR63+4UXZg3/Pb8Lx4WUlWVl&#10;5kXLlyfedOutE7r36r3EZLNXmqy2Fr3RfDwhMXXTfff9efyRI0fsjLGfHWu5bNmylF69ehVHRcU0&#10;RkXFKFZrWPsll4x+fuNGvl8dx/2X1atX29etW9fvqquuujI2Pv5jo8nSojdY2owm66YJV1/zpMvl&#10;ivy54LlcLnHmzJn9u3Xr8ZLV6qiJiYpdWlj4XO7ZBJb7efyZ7iIzZsyYdgDNUKGHAAAgAElEQVTY&#10;5XQ69wfkgP/jjz52LVu+alCH1zNm9epVlvr6euuzz/3vUsbYlh97zsvLy1MYY7sGDBgAhw4droyM&#10;DK+02+0HeO8jx/085HQ6hXc+mD86N2/QR3qzZZ9gMDb26J09a+3atQlncwLGGOYtHMedI7fbrVu6&#10;dGnChKuvedJgsR7Sm61VV1x1zTSXyxV3Nps9chz3CzDG8MadO+Mn3XTTrWa7Y4febHEVXHb5S4sW&#10;rYjjLdn5xZ/puojTMwxqysrKVsYnJATnz/3wmg0bN45tb23VoqIiXwKA2s6ukeMuWk6nU3j7/Q8n&#10;JKalFeuM5v2jx417cNvevUmdXRfHXdRcLpf4/IuvDolPSflab7bsvu7GG2+vqqr6yT3FOY77lZxO&#10;p+HFV14Zlpia+rU1PKL4jTfeSO3smroC/kzXhRUUFARdLtduu93+7Pz588XtVVVdfq4bx503/NUB&#10;x3Ecx3Ecx3Ecx3Ecx3Ecx3Ecx3Ecx3Ecx3Ecx3Ecx3EcADDGUHFxcZfchRXgLDZ557jfUkVFhX6z&#10;y5WtE4TY1KSMysGD+x34JZtVctzFDAFjp/6c4b8xxnBxcbFuy5YtNpdrX9zu3bsTit1u3Y+d65uN&#10;G7vHp6R8rDebj2b17PWC0+m0/J7FX4j4JNYuijGGd+zYQQAAPB4PAQBBFEUUCARwWFgYeAhBVk1j&#10;Ho8HOXbvBq/Xi4wuF21oaGBer5d6PB6kWq14xozZRkFgEe5Dh3Lq6uqG+bxe/eD+/V9mjO3/4eK0&#10;xcXF4vP/+/zEtta2URjhsKam5oFHamoiAOCstlO+WPDQXSAYY6ioqAgVFRWdcRVlhBDAmbcwRowx&#10;+LHVl08vr4dKSkqw1WpFHo+HyLJMSkpK0to8nmyDXmS1tfXJR6qOJMiSpgsGAqSxoQEopVQQBUoB&#10;wNvRgTw+Hz5SUYH8/gBjjGqCIKiAMEIEiYIgWAkW4v0BX1owKJHVa9bUEkJmwA/C1NraKhw+cjib&#10;MRYOCGGTyaiPjozscpNneeg6mdPpFEAHfYoXFfccOmKEuGLVKkQEhIJBBeRAgCmU0srKCu32abfT&#10;AwcO0JqaepDlANU0DUADBISgiOhoFBsbqyGEVIQQUxlD3/ZSxMfHYyxigVEmqBojAkI6JCABGGT5&#10;/IEcnSAwhlASMBanqZoOE4wxxgCAGCFEI4QAIQQRjLFOJ2BRtDBgQDEhKkOn8o4JFhRZEaSgRDRV&#10;9WGGzthXYDQakVEQbQJDiAEDo8EAdofj/F3sCwQPXSdijKE3P/gg8cN33pm6f/++axkwIzA49RNP&#10;KVDGKMJIFbCg6I0GVSCEaprGBCzIAhEBARCNURAFQnSiThJFIYgI0TRNFTBgplENUU0TNEpFoiOC&#10;DsAACERGGUYImcLDDHqMMRBCEDrVlCLGGDrdOjJBIECIAKqmQjAQBEVWQNM0AACGENJpFEBRVcQY&#10;o5qq+mVJag6PiKh4/InHF95///2+H37fXr16Mb0gKghONdkBf8DU3NQknteLfgHgoetEJSUl5M2X&#10;Xx51uKryOoQgmiBMEMYIYww6kwn0Oh1zOBya2WzWJElC7e3tLChJfgAIIACKABgBzFSqCZRREWGs&#10;04si1QgRKKWgyRpjjAmUMgygYkaZlQHoKaWIalSkjOLTt6YAAEAp/e6fGWNI0zRgjDFKKaOUKgih&#10;IGNMxghrRCCgMUCMMmy12aW0tLT9Fqt12ejLRq3pkZFRCWe4FY6IiKCiTtfGGAMAQEG/P2Lzpk28&#10;I4U7f0pKSmhMTMzhqqNHK1SqMkCgJwgJlFJRliRBU1WkKAprbGxkwWBQVTW1zm5zODHAYY1pqqox&#10;iRDiMxmMBAlI0KiKfQFqoppmYowhQCgICBODTqBYELDX4xkqKVKmTqdnfr8vSdU0PWMMIYT0GGPE&#10;GNMAgcQoA0opYoxRQKBiQH6TxbLbZDKXIEorsE4nmU0mSEhIQIMHD8aXjRmn2WzmNpmxE4GWlrqC&#10;goIzbrecmpqqOhxh5QBACcaYMTC2N7WZzvNl73Q8dJ1o+vTp1Ol07ispKZmz6PPP42U5KBJCiNFo&#10;FKKiYgS73Yp0Oh2KjIxmycnJWlRURHNkTNxuUJRaSZI0WZYVURSDflFEqKODmM1mIgiCQZIkPSEE&#10;IYNBFjQNE0KooiiotrGxfM2KFfFBJQgHDxyMamvr0BlNhujGhsYbFUUJI4S0ZWZkzLdYbO2CgFlc&#10;XAIbNChPS0tJCzgiI4/oCdmt1+tr8vLyFACA8j17UFFREXIOHwJFp245f3IrraKiIkowOooQ0jDG&#10;AmNU39DSYD0dfL4NF3f+FBYW4tNbUuHi4mLCGCNz5swR58yZI7rdbl1xcbHO5XKJp0dx/OIBDaef&#10;1777DJfLJb7//vu59jDHYb3RoNkc9mOz3559SUVFhd7tdutcLpfocrlExhgpLCw8Yy8jYwyvXLnS&#10;fLabkFxzzTWjHbYwT7gjgjockcErrr560o+d+2LFW7oLwPTp0+n06dN/+K+13/pzTrcm329RtOLi&#10;Yq8oCF4JIVBUNWzl8tWD77vzvs0IoTPeIn7fiRMnjE8WFcXt3rEjfuHChSfnL1qkDOzTh3k8Hqmy&#10;srJ18uTJ//UdzDpzECGkAQAgoIgqtEsFjgthhawQl5aWGp1Op+HXbHXldrstg4cN/dBkMcsWm1VJ&#10;SklZvHv37p/dMJIxhu66777L7BGRa0w2+3aL1f6NzeFY3Tsn++u77r77+bnFxclut1vndrt1jLHv&#10;xllOmTJlaLgjsjHcEUHtNkdw/Pjx13S1rbp4SxeiLll7SZ9Ply28pqqqCvtU34cAUPlLzrNw4UJ/&#10;elr62v3l+yZQRsM6OtoHLF2+dILb7Z7bp08f+SeOi1n21fJpsiwPF0VRNOj0KkaM1dfVseLiTzM/&#10;+fTTsLS0lIYhQ4YoY8eMPbB3796Spqam5nnzPrZqTBMYY0Ap9ZvN9jb+PMdd8P79739Hpmdm/tPq&#10;sJ8wW2w1o8eMu+XXjNp/5c1XshKSE7+x2m2K1W5Tk1KTV82dO3foT7VAt9199+UGi7XBYLFq1rBw&#10;ryMy8mR4ZLQvIjJaioyJlqJion0R0ZHNYRHhNRHRUStTU1MfzM7NnZSVlfWC2WL1myw2LSYhcddK&#10;p7PHL607VPGWLvSgnTt39mpsrJ/KKIrVNE1rbGzq2a9fPwF+4XPg6BGjjy3vs/zLbVu35yKE7C0t&#10;rcPeeuedqVlZWQcBoOVMxzTW1/enlFpOv1OvnTjx+o1HDh9O3VO2x6RIMiaERBKBRIg60aSq6vCW&#10;jo7slrY2H9OoAxASVE3r0OsNJSZBqP8V1yIk8dCFGKfTSV566aW+gHA4A4Z1OkMgr3+/nfPnz1d+&#10;6Tn79OkjFxcXLyvbvWeiLMvDREEw7ttXfsXc+fPXulyuL799RfB9CLDldG8oM5vNhx78031/V1WV&#10;VFc3kDnvvalrbWoZfezE8et9fn+spml6YAwQA0IZCzLGpMjwiN0T/zDxnREjRrT/uisSenjoQkxi&#10;YiIJyHI3ypDAAAAByDqTuXn69Om/ak5av379TvTq1XP5jh07+4miaFIUJWbJ0mXTLh0xaj9jbN8P&#10;n7taGhrsQBnGAmFZ3bJacnJyjn/bK3lqBkN5u8/XvGfDhg3mXbt2kYMHDyKvN8AwxnjylMls7Lhx&#10;jYmxsYe74lw6HroQU1lZaa+rq+um1+uxFJQAEAQi7Pbgrz1vVlaWNGPGjHVle/beRCntJYqi6PF0&#10;DH3+3/+aFh4TNr+wsHD394MdCAQsmGDMTo0TkxYuXPjduU4H6fjpP9/59hkRIcT+9dxzv7bkkMXf&#10;kYSYA4cPZLa2tGaaTCaEAJhOp2tJS8v4TeajDR8+/GCP7j3WKorSQghhgiBYKyuP3HnvPffdkjto&#10;UI7T6TQAnJoZEQxKZlEUESGEGQ3Gswo9QuhnR610BTx0IaS0tNS4zrkhXxCFSL1ezxgAECKeiIqK&#10;PWNnx88pKyszl5WVRR8+fDja5XKZqodWt0+74455YeHhm4PBoEcghImiaGpuarz1sYceKdywYUPv&#10;w4cPR5vN5mS/3xchCiLS6XSK3qCrmzRpUpcP09nit5ehggFa9vSyfjt2uiY6HBFiIChRTaUoIjKy&#10;0mYTzzl0zqoqw3svvzxxzZo1V4WFhUF+fv7HNxpu/Mp4qfHI4/L/e/HVmbOCjY2N4wHAhBGENTXV&#10;j3j11VkzNm3a4ouPj4VAINCLahoQIjSmpKRsLS8vF5xOJ/2xwc7c/+lSIwFCmdPpFP5WWHjP3r17&#10;/jerWw/U1Nisr6utpz27dX9uV9n2Z+HMs8rPaM2aNTFr16698r333rspEAgMAAAVY7wxLjFx+6Uj&#10;RwavvvLKVrPNHD7r1Vl9nc6SUbIsxyKEGDCkMsrY6QHLOkopTUhI/OKhhx7ctre83J6ZlXUsN7v3&#10;RwUFBb/6GfNixlu6EKHX60XEoA8GogeNSX6PD2NAUveePVp2lW0/Y+AKCwtxfn4+tlqtSJZlQVVV&#10;i6qqyS+//HL/0tLSaYqiZmOMj1BKKzVNo8ePH83+cG6Vd9GihbXh4eFHMRaqDAaDT5ZlhVJKMGCC&#10;MQZKqaBpGsKYaJGR4eqzzz470ev1ZDMGO++//76vAaD2PF+ekMJDFyLq6+v1J0+e7E4IIYqi6Cil&#10;CCGQw8Md/3Vr6XK5xObm5th58z41bdo0Q6fTAWGMmRFCyXV1deOrqqqGUUpjNQ21XHrpyLljx074&#10;uq2tTQQAUBSfCqJo6mhr63lw/8Eekhz0KLJ88NjxY6S91YNUVWWMUYQQMTKmxezd674SY6xjDARV&#10;VQ2iKNqBh+4n8dCFiLq6OnNbW1ssY4BkSSaUUmCMaTEx8WpxcTH5/oj+srL96S/MfP7pmpM1KaBp&#10;OgBACBBhDIwYQxRjYNI02p7dO2fhQw89tsThMAaDwWBQ07QAAICqqsRqtR7XNLITgBn1eqwBABw7&#10;dgxWrFhB3W43ohT1bmxseLKpqak7ACBCSEvP7j3XZGVl1XTOFQodPHQhoqOjw6ZpmhljAoFAAJ2a&#10;2Q1mj6fjRp3ZfIAx5kYIMafTaSn8xz+uqampHc0AHBhhxigNMkYpYyBoDAjGeGffvrnznnvuX9v3&#10;7duXvWnTxgn5+fllffoMXCBJjR2tra04LCzMLwjQ4vF42cmTjWzSpElswIABcN111zEAgO3bt7dv&#10;3ryl5t//frFHa2urduWVV6woLHzm87179/7X2ijcf+KhCxGtra1xlFKDXm8Axhg6taAQNsx+/fWC&#10;+fM/rNp+992btuzdW/rNqlX2ffv2j6WaFk1VlTJE1hsNur0YE8XhcJCI8DA0umD03iv/cOWibdu2&#10;6V9++bXHWlqarv3qqy+zHQ4bCYuMbM/rNwBdNnZcsGe3jDIAOHimeXGFhYVts2fPaZWkoM9gMCqb&#10;Nm0SH374sX733PMnPwDsP/9XKHTw0IWIgwcPJlJK9RhjCAQCQCllhBBGCLH5/P5ps1599dIDB8pf&#10;S01PF2VF7sEoRQSTwJSbp8wdMnDgFxhjxWw2o8TERKiurtaGDBki33HHHb1aW1tyNE3TESL0bfe0&#10;Z7Z7OrSjRyvZ0q+XtSUlJH3aLTP963WlpUGrw9HSr2fP6m+Heo0YMUJrbGw+VF9fbzl8uMLQ0NBY&#10;sH37tpEeT8dbe/bseSUnJ6e1s6/ZhYqHLkQghCwIIUIIAU1TgDGmUqoFEMImjLBFU2mvVatWPxMW&#10;HqFRjUYwABD1Om92377uadOmec50zpycnNbS0q3u2tqTdkqpHjBYAJgeAQIp4LdXVlbcdfjwoUml&#10;27b5Bw0asiojJWnOmjVbPTqdiAG8MHXqLXPNZvP7zzwzvX9jY9MrhJCoQ4cO3Tp79pwyl8u1Mi8v&#10;z3+eL1NI4KELEaIoEkIIAADCCIMgiPVh4dEr6mpqRwGCCEKICQFK6mhtY6cW/WHAAGhza6v0Y+cc&#10;M2ZMc8+eOS9+9dWSDzdtWh9eU183yef1jmQABoyQSCmNAoDI5sYG7etlS+wEkx4LFnwc7Ns3l/bo&#10;0b0lN7ffuoSEHmuGDh1U4XJtq2VMiNY0LfGrZcseTO2WoTLGvuLDvv4bD12I0Ov1sk6nZzqdDhiV&#10;AQDofXffs/ZY9fGyb775xnbiRHUO1VgBFpANTm/sQRnzan7/j075OT0zfCdjDJWXl5sPV1W1b9i4&#10;fptz7Vp95ZHKDFmWRyGEwwABxhgnY4zjfH4f3byllG53bW175523U8LDw3qPHTveOHz4CLvT6QRB&#10;EEgg4B/41pw5t/Xp1q0cfuGM9osZD12I8Pv9dQhB0GQymVWFQjAoWaoqDzdOvGHioqlTb0KlpduG&#10;rF37jWfb9q1RrR3tVgYQnhwftz0nJ+eMt5bfd7o18jLGVtotlm+mTLoBHzl2pN/m0q2a0+mMqDpS&#10;STRNy5WpHHO6tWVEMOhNFtNlsiJf+sUXn1MAZKSUAgMAQRCMDXX1Y1+ZPfsrp9N5nA8N+088dCFi&#10;1KhRe3fu3NWIMQ4HAKQqqrHqxPHo/Px8ihCibrd7a69e3fZ1dNxEnBs3xtWerOs5fMglWyZNmtTw&#10;Y+csLCzEV111FTm9aw+Ul5cLZrPZYjKZ9OnJ6f7YmNilE6+f1FFVVUVffunFpw8ePBhNKcUAgAKB&#10;AAYAwBjrCBaYQAQkCALIigKAEFDGjEeOVF7Z3OzZ4nK52mVZbhs2bFjg/FytCxsPXYgYO3Zs84IF&#10;Hx9uamrsDggQA0YYQ/aFC0+Nnz19q9gMALB8+fJ27HCc0EtSx7eTRJcvX65Xo6NJdkQEPXr0KHg8&#10;HtzU1GR2uVxRjLEwVVVBA4g4ceL4yAMH9vfxtHeYWjs8BkWWZVVRtLb2tp6YCAghxL5bO4Ux0ChD&#10;GlWRxhiYREGxWK1I1VSBIUBNDY0j/+fJx94aPnz48b45OR8sWbKktGfPnpokSayxsZGWlJTQXzv5&#10;NhTx0IUIjLEkiuQ4AKOiIJzaZESl1qiokv8atD5hwgQJAL7rQCktLQ3/cMHHN2zctCkNgCJFUain&#10;tR0CAZ+VMWZjjJkoUCoQwUgIyQSE4hFCAmACCGGgmgaUIdFotpwaeyZJWFEUygBOz2HVQNG0ABbI&#10;fkWjKXq9Lkan02GDwRChaXTwqlWruy9f/rXJYrZc3rNXDzpsyLDgwCGDKq+49todgwcPPny63i6D&#10;hy5E+Hw+ajJZ6gkhDOkEAEAgqZLZarX+7EyRux96qMexiiN3YIy6I4wxQkjDlFGMsZ4QIhBCgAhE&#10;BYQoY0yklBJKKaiUMUIAMQDQNE1TVVWljCFNVU8CY25EsIoASaIgsMSkpMC48RN2u917+m/btv0K&#10;URAiDQYDFgRBsNvt4Rqll2uqOmr7dheUbt4SRIAqRAH3Ts/IcBYXF68+0wv4ixUPXYhobGykgoDb&#10;EMJMEAkgBAgBMhoMhp8MHWMMdc/OTgrKQYQRbieCEMkoZUCplzJahxFSCCEUI6wAYpgxlg4AdgAA&#10;lQIwxiAuLq6tb9++xwBARgiZTEZDySXDLv0wPjnO7GuXjgWI4pOCQYQDAW9YePSG1uZW3cGKQ4OC&#10;wWCyKIp6QRCQ0WgUAoGARikVEICZMRouSVpuVeXRhM2bN68DgC7zvMdDFyIaGxsZAPEjhAGAgSAS&#10;wAgbfu44hBBbsWLF6vfmzauuq60dc+TwkVsBITk9I3N7VlbGmoSEhCOYEJ/DZJIopWHvvvfu305U&#10;V48CAHJ6Jx8wGk07H3nk4RmqpjU11NWlB4KKByFqXPTZ4qsGDRn0qdC//8l7BwzQEEJ0+fLlh7K6&#10;P/7M6uUrB33+xeKnKaU9ZVnGkiyz5KSkyobGBiwFpVTGwIwRwjm9c/b26NGjS/Vu8tCFEEFAlFIV&#10;RFEPAhFQe3tbmF6v/9nby3HjxrU4nc4dgsnkffbv/7h0u8uVfeL4sf5ZGRk4t2//j1MSYg/a7XZP&#10;dXu19culSzfW1denUY2GMwZ2xphw9FhV2upVq2zh9t4bNm78pHbn7r35re1t0xjQfq6drogZM2f+&#10;raioqAbgu+fJo06Xy3v0WGXM9m2upwVRiFQUhcTGxB4dN3b8xx999NH4jrb2q80Wy+G77rpzw403&#10;Xq/ec889v/v1u1DwNVJCiKIohDEAQghgQpBKNZsgCGc1+7+goCDYUldXuWvHzg5Flh0tLS3dFi1e&#10;NOaBB++/+aapt981+6237iWS7rLHHnlk29NP/+3doumFH9ht1ioAAKrRxC+//HJYv35R7Kmnnmp6&#10;/MnHq+PiY1upqkUcO3Zs3GMPPHBvr+x+Y75duAgAoCAvr+neO+/8yma3rlRVTUEI4b373FED8vo1&#10;PPXEX+abzObX9Dr921arcX9XG7XCQxciJk2aBJRSIggCIISAAQPGmL629uxCBwBgs9kUhLGXUsoQ&#10;QgQAIvw+/zUN9XV/efvtt6fffPOU+15/80273WEtGzR4aKnJoG8AYIAxFk7W1nYrKSnBeXl5SqTd&#10;XvrAAw+84QgL30U1Lby6+uTD9z/wp/v2VVRkf38p9vLy8mP9+vWbD4zWMsaQp70je+bMV8aPHn3p&#10;7qefevyfTz31P3OvvPJKPjCauzAVFxeT8VeM/2N2dk6wf/88Gh0Tr/btN/DrEydOGM/2HIwxNGzk&#10;yKeNVludyWZXzXaHZguP0OwRkaotLFw12yw+k9V81B5m3xeXEL/PER7WarLZNYPFqnTr3fvj99//&#10;v5Zs+fLl+j9MmnSTxRFeZw0LV62OsPbs3P7vrygtDf/+ZzqduxypmVnvWsPCvWa7QzbbHVv/9eKL&#10;fX/LaxNqeEsXIiZNmsQIIRKllMmyDFTTQFXkn/z7KywsxHNcLrH49FZVCCH28GOPfZKYmPiOqqoe&#10;xhjTNA00TUNEEJhO1OkEIkRSypI8Xm+KqqpGxCillPqze2dvTE2F7zo8JkyYIN39pz99ExsXu0rT&#10;NBUQMlcerRo94+9/v95ZVfVdOEtKvui4deqt7+j1+u1U0zooZQGsaV169gHvSAkRRUVFoBf1iqZp&#10;jDENGGOgadqP7Y6K9uzZY6pvbs+r3n9wYODQocYVpaVLxw0b1lK+c2fl7Fdf+fTxp56Syt3l9xBB&#10;iMEYY0Yp6tWrZ1tUZPRnmzdv1ktSMJ1SBoxpYDQay/9w3TXrSkpKKGMMFQEgKCoCE0DTrTdPXfj6&#10;7FmDg8FgJmIs1rXddcNXr722HgAOAJza8NLlcpXpReOr8xfMTYyNj2/s16/fjw5N6wp46EJEUVER&#10;mzhxIlVVFTAmwBgDVVWDJ06c+L//iTG0srQ06t8vv9xn8aJFsdU1NWOam1sKCMY1w4cNbXW73SsW&#10;Llyotra27nv2hRcaZ7/8SuyaNWsGI4SyFVUV9pXv89z7p4LFt0y9Sfa1+/qZLCarXqe3Gay2vQ67&#10;3dAtq+egDZs324fJso6NuBQ3NDejQMBvtFqtwWAwyDDGhGpa/7379sUzxg5+20GSl5fnZ4x90S0j&#10;BQMAjBkzpsu8CD8THroQUVRUhCilmDEKjCFACLGI8MiGqKgoCgBQXFxsFL/4IuaNuXNHbNm27U9S&#10;MJiIEHboMDYqihxTV1Mzze/311599dVexhjr6Oggt99+2+KsjHRPcXFxVkd7uxUEUTywf390TU3N&#10;EUpplaaq6ZIcjJFkeZimaMMUTYmqralLa29vsymyIkiyRACQHwHEMEYZAFBAyKczGORTW2j9n9MB&#10;7NJh+xYPXYgoKiqCa665RoBTc+WAUkrDHWHV7e3ttLCwEDc0tOR+9NGHfzp48GB/SmkKY0wHiGEE&#10;gERB0NXX1V3y17/+dY4kSWpTUxMLBAJUkiRGCHEApXpBEBhDKGL9hvVPIIQ8wJgOMLICAzNCCGOM&#10;EUZI1Cg1MMYEjWro1It6kCmlsqqqjYyCFBsfu2Lk0KGHv/r88y71GuBc8NCFiJKSEiwIgp0Qgtip&#10;H2eGBdLk8XiYw+GwzZz54u3NzY1jEELhGGNiMBjAaDRSTdMoADBCiOXo0aO9T7dATBAERgjRCCEI&#10;Y4wFUWSSIouCKGYBgEop1VRNo4gxCggBwRgAIxVR6lEpJZqqYcpwEAE6pNPpvzGYLEf79x8g/elP&#10;fz4SH2lv7sRLdcHjoQsdQkdHR4bRaMSSJDNZlpkcCLTl5+fT4uJi1N7eZgNAZgDMRFGnIISpJMkU&#10;Y0IJIRRjQiilgizLSFXVUwvyAcWnp+pIiqoGFar6ISh1AML1lNFqhHGryWCQdTo9CASDwWhWjEa9&#10;ZjCYhKTEeBQdFScNyOt/JDOtxwZZbj9ZUFCgrljyeWdfpwseD13oEKqqqrqbzeZTe7wBpkjAnqKi&#10;Ipg2bZo3GFSWrFq1wub3+y2MASWYUEIEjQEwjDAlhBBB0OlEImJBFCggzGwWC8QnxFMiiKper2sj&#10;Ol2T2WSptVgtB/5/e/fyGlcZxnH8ed8zZ26ZmSSEpJcErClF67QlaboKBVMokYILoSVYxUV2Ioh/&#10;gbT0X1BE8PIHpLax4MKF1Vaz6GIovcRLaFJFajsTEpvbXM6ZOe/rolVcmaRSTt7m+9nN7gcPvzPD&#10;O+c8J5lN3erK5coHDx4MRUR+E5Ed9boVEdm3b5+IiNy5c0cymUw0PDwYbbe7Sv4PSueIer2ulVI5&#10;Y4xEUSSep4xEqnr27FmrlGpOTU19NTr66lS5/Kvn+3m7a1en+L5vRURSqZTVWqt6ve49/iyJROKf&#10;h0cbjYYopSJrbStIpZotzwu6RRrHjh2LZBMvJsHGUDpH+L6vfN/3m82mCsNQrIg1yjT//oY5evTo&#10;qoisuw8F8eOOFEfMz8/rdDqttdYSRZESEdFab7tVB88CSueI9vZ28X1fpdNpq5QSY401xlA6B1E6&#10;R7S1tdkgCJSIqGQyaT3tmUKhfVs9/PmsoHQOqdVqnjFGksmkeF7CdHR0UDoHUTpHzM3N6Wq1mlRK&#10;SRiGYqw1XV1d/Lx0EKVzRKPRUCJGPzq9bIo1kero6Ig7Fp4ApXNET94o4gwAAANDSURBVE/aZjLp&#10;1qNFXkZZsd7c73PMz0EMzRG+32WU8kJrjXieFhMZvbqy4sedC5tH6RyRy+Ws1l7g+76kUkmxIoml&#10;hdWdZ86cYYaOYWCOqNVqRmu9+qh0KdFKPM+T50dGRpihYxiYI3p7e6N8Pl8OgsBEUSTGRHplZXlP&#10;X1+fF3c2bA6lc0ezs7Nzpl6vt6xV4nkJ3WwGfWtraxveBoatgdI5YmhoqNXf3387CJpLSinr+76a&#10;nZ3bf+XKVFFENrz7EvGjdI5QStnDhw//opSajqLIppIpFYbh7otffvHKtWvX8nHnw8ZROocUi8Vy&#10;Lpe7HkWtZjqTFhHJTd/+cfSbq1df+vdmZWxtlM4hw8PDjWJx/61arb7WaDSsUkoajeDA5OTky+fP&#10;n+c/O0dQOrfYQ4cO3bDWLlSrVbHWKmtNykR2d3d3N7N0BINyzMDAQKVQyD94/BIQUUqphOdlN/LK&#10;LGwNlM4xi4uLa61W9IOIXVZaWytWwjDkaQOHUDrHjI+PBydfH5vMZHNTrVZrwRgTGhvNLy0tUTzg&#10;aZmenk6+f+5c8cDg4Gc9u3tvvnbq1AlOL93BoBxVKpX8ysOHL2qRLl+p28ePH2erMgAAAAAAAAAA&#10;AAAAAAAAAAAAAAAAAAAAAAAAAAAAAAAAAAAAAAAAAAAAAAAAAAAAAAAAwCZMTEx4IqLizoGNY1gO&#10;u3TpUn5mdna0f+/ee3v6+q4fOXKkGXcmrC8RdwA8uVszMz0fffDhe7m23E/vvvP2qoj8LCI27lz4&#10;bzruAHhi6kGlsqtarb7wx/17Jz/+9PPxUqmUiTsU1kfpHDUxPe0vLSyMaK3zWnudlUr5xNeXLx+I&#10;OxfWR+kc1bp7t/Ddt1eGRMT3PE8HQdB38cKF3rhzYX2UzlHVSsULw+BPE0XL1tq60up+NptdFQ7H&#10;tjxK56j29vaFN95845MdO3d+XygUbg4ODFx46/TpG8JBypbHVdFhpVIpWy4/fK6pwlQ2l1tcrlTu&#10;j42NRXHnArYDLp4AAAAAAAAAAAAAAAAAAAAAAAAAAAAAAAAAAAAAAAAAAAAAAAAAAAAAAAAAAAAA&#10;AAAAAAAAAAAAAAAAAAAAAAAAAAAAAAAAgKfhL7KYpDxoVXUJAAAAAElFTkSuQmCCUEsDBAoAAAAA&#10;AIdO4kAAAAAAAAAAAAAAAAAGAAAAX3JlbHMvUEsDBBQAAAAIAIdO4kCKFGY80QAAAJQBAAALAAAA&#10;X3JlbHMvLnJlbHOlkMFqwzAMhu+DvYPRfXGawxijTi+j0GvpHsDYimMaW0Yy2fr28w6DZfS2o36h&#10;7xP//vCZFrUiS6RsYNf1oDA78jEHA++X49MLKKk2e7tQRgM3FDiMjw/7My62tiOZYxHVKFkMzLWW&#10;V63FzZisdFQwt81EnGxtIwddrLvagHro+2fNvxkwbpjq5A3wyQ+gLrfSzH/YKTomoal2jpKmaYru&#10;HlUHtmWO7sg24Ru5RrMcsBrwLBoHalnXfgR9X7/7p97TRz7jutV+h4zrj1dvuhy/AFBLAwQKAAAA&#10;AACHTuJAAAAAAAAAAAAAAAAACgAAAGRycy9fcmVscy9QSwMEFAAAAAgAh07iQC5s8AC/AAAApQEA&#10;ABkAAABkcnMvX3JlbHMvZTJvRG9jLnhtbC5yZWxzvZDBisIwEIbvC/sOYe7btD0sspj2IoJXcR9g&#10;SKZpsJmEJIq+vYFlQUHw5nFm+L//Y9bjxS/iTCm7wAq6pgVBrINxbBX8HrZfKxC5IBtcApOCK2UY&#10;h8+P9Z4WLDWUZxezqBTOCuZS4o+UWc/kMTchEtfLFJLHUsdkZUR9REuyb9tvme4ZMDwwxc4oSDvT&#10;gzhcY21+zQ7T5DRtgj554vKkQjpfuysQk6WiwJNx+Lfsm8gW5HOH7j0O3b+DfHjucANQSwMEFAAA&#10;AAgAh07iQHnnugQEAQAAEwIAABMAAABbQ29udGVudF9UeXBlc10ueG1slZHBTsMwDIbvSLxDlCtq&#10;U3ZACK3dgY4jIDQeIErcNqJxojiU7e1Juk2CiSHtGNvf7y/JcrW1I5sgkHFY89uy4gxQOW2wr/n7&#10;5qm454yiRC1Hh1DzHRBfNddXy83OA7FEI9V8iNE/CEFqACupdB4wdToXrIzpGHrhpfqQPYhFVd0J&#10;5TACxiLmDN4sW+jk5xjZepvKexOPPWeP+7m8qubGZj7XxZ9EgJFOEOn9aJSM6W5iQn3iVRycykTO&#10;MzQYTzdJ/MyG3Pnt9HPBgXtJjxmMBvYqQ3yWNpkLHUho94UBpvL/kGxpqXBdZxSUbaA2YW8wHa3O&#10;pcPCtU5dGr6eqWO2mL+0+QZQSwECFAAUAAAACACHTuJAeee6BAQBAAATAgAAEwAAAAAAAAABACAA&#10;AAA4fgAAW0NvbnRlbnRfVHlwZXNdLnhtbFBLAQIUAAoAAAAAAIdO4kAAAAAAAAAAAAAAAAAGAAAA&#10;AAAAAAAAEAAAAPx7AABfcmVscy9QSwECFAAUAAAACACHTuJAihRmPNEAAACUAQAACwAAAAAAAAAB&#10;ACAAAAAgfAAAX3JlbHMvLnJlbHNQSwECFAAKAAAAAACHTuJAAAAAAAAAAAAAAAAABAAAAAAAAAAA&#10;ABAAAAAAAAAAZHJzL1BLAQIUAAoAAAAAAIdO4kAAAAAAAAAAAAAAAAAKAAAAAAAAAAAAEAAAABp9&#10;AABkcnMvX3JlbHMvUEsBAhQAFAAAAAgAh07iQC5s8AC/AAAApQEAABkAAAAAAAAAAQAgAAAAQn0A&#10;AGRycy9fcmVscy9lMm9Eb2MueG1sLnJlbHNQSwECFAAUAAAACACHTuJAthAGWtoAAAALAQAADwAA&#10;AAAAAAABACAAAAAiAAAAZHJzL2Rvd25yZXYueG1sUEsBAhQAFAAAAAgAh07iQJCuk7hNAwAAjAgA&#10;AA4AAAAAAAAAAQAgAAAAKQEAAGRycy9lMm9Eb2MueG1sUEsBAhQACgAAAAAAh07iQAAAAAAAAAAA&#10;AAAAAAoAAAAAAAAAAAAQAAAAogQAAGRycy9tZWRpYS9QSwECFAAUAAAACACHTuJAo7cDba5DAACp&#10;QwAAFAAAAAAAAAABACAAAAAcOAAAZHJzL21lZGlhL2ltYWdlMS5wbmdQSwECFAAUAAAACACHTuJA&#10;mShvoCAzAAAbMwAAFAAAAAAAAAABACAAAADKBAAAZHJzL21lZGlhL2ltYWdlMi5wbmdQSwUGAAAA&#10;AAsACwCUAgAAbX8AAAAA&#10;">
+                    <v:group id="组合 23" o:spid="_x0000_s1026" o:spt="203" style="position:absolute;left:0pt;margin-left:-7.75pt;margin-top:-38.8pt;height:113.65pt;width:113.65pt;z-index:251662336;mso-width-relative:page;mso-height-relative:page;" coordorigin="18874,20594" coordsize="2273,2273" o:gfxdata="UEsDBAoAAAAAAIdO4kAAAAAAAAAAAAAAAAAEAAAAZHJzL1BLAwQUAAAACACHTuJAeoymu9oAAAAL&#10;AQAADwAAAGRycy9kb3ducmV2LnhtbE2PwU7DMAyG70i8Q2QkbluaQVcoTSc0AacJiQ0JcfMar63W&#10;JFWTtdvbY05ws+VPv7+/WJ1tJ0YaQuudBjVPQJCrvGldreFz9zp7ABEiOoOdd6ThQgFW5fVVgbnx&#10;k/ugcRtrwSEu5KihibHPpQxVQxbD3Pfk+Hbwg8XI61BLM+DE4baTiyRZSout4w8N9rRuqDpuT1bD&#10;24TT8516GTfHw/ryvUvfvzaKtL69UckTiEjn+AfDrz6rQ8lOe39yJohOw0ylKaM8ZNkSBBMLpbjM&#10;ntH7xwxkWcj/HcofUEsDBBQAAAAIAIdO4kCLz9CLSgMAAD4JAAAOAAAAZHJzL2Uyb0RvYy54bWzN&#10;VttuEzEQfUfiH6x9T/eSTTZZNalK0lRIFURQPsBxvBexu7bsTdIK8YYEvPHOpyDxN1V/gxl7kyZN&#10;gRZVFZGajm8zZ87MsXN4dFEWZMmVzkU1cPwDzyG8YmKeV+nAeXc+afUcomtazWkhKj5wLrl2jobP&#10;nx2uZMwDkYlizhUBJ5WOV3LgZHUtY9fVLOMl1QdC8goWE6FKWsNQpe5c0RV4Lws38LyuuxJqLpVg&#10;XGuYHdtFp/Go7uNQJEnO+FiwRcmr2npVvKA1pKSzXGpnaNAmCWf16yTRvCbFwIFMa/MNQcCe4bc7&#10;PKRxqqjMctZAoPeBcCunkuYVBN24GtOakoXK91yVOVNCi6Q+YKJ0bSKGEcjC925xc6rEQppc0niV&#10;yg3pUKhbrP+zW/ZqOVUknw+cMHJIRUuo+PWPT1ffvpCgjeysZBrDplMl38qpaiZSO8KELxJVEiUM&#10;sTiGlMiF4fdywy+/qAmDST8M2+1OxyEM1tYDUwGWQZnwnN/rRaFDYD3wOv3Q1odlJ42HIIja9rix&#10;4KxrIYCBSDfAZM5i+GsoA2uPsr83KpyqF4pDAdBbtZzmbKrsYIs2QGtpu/r+8/rrZ+IjZjyAe+wJ&#10;ilDOBHuvSSVGGa1Sfqwl9Cbki7vd3e1muBNuVuRykhcFEoz244qFqJiXMw49oF7OfdPGrFAWJ0aE&#10;wUSJEk2t0tmoUGRJQU8T8zH7aSEzamd9Dz8mrc1+U6YtN2Ceiwf7o/FWmN9EQLfQEhBgjR9GSJmN&#10;xt4A63gX+F4/CMx94PvdbmT7TNeK1yzDrQmwjXuxOpDGesGU5qYaWDcNssATKAT83wjA7/v9vm1k&#10;P/CMlGi8EUI3guCogr5nO+DmvFS6PuWiJGhASQCEpXh5phs46y0YrhLYGACTxkW1MwG4ccZAtiCN&#10;CZhtf4LxBPIAte/II+g8UB83klFKrDJO5/o/lE1gagT1hSJhFbDS5v7/EPSOPWi2F61Rxxu1Qi86&#10;aR33w6gVeSdR6IU9f+SPPuJpP4wXmsM1QYuxzJvSwOzezXXnZd88SPYZMc+RleNaJwDItPIa4r4s&#10;TA9tOv0xJHDXXY7E4Fvwh5scrsun0IB5MOBZNbQ0PwHw3d4eg739s2f4C1BLAwQKAAAAAACHTuJA&#10;AAAAAAAAAAAAAAAACgAAAGRycy9tZWRpYS9QSwMEFAAAAAgAh07iQMiQ9nvxVwAA7FcAABQAAABk&#10;cnMvbWVkaWEvaW1hZ2UxLnBuZwHsVxOoiVBORw0KGgoAAAANSUhEUgAAAR8AAACcCAYAAABGBK+P&#10;AAAACXBIWXMAACHVAAAh1QEEnLSdAAAgAElEQVR4nOydd3RU17Xw9zm3TNHMaNSFhBqSEEKiCtFt&#10;CyN6NWC67cRO4pdiO06cOPGLY3u9ZceJEyfxK45bYicG05tAdNGEEJIoAgmhhnqXRtKMpt57z/7+&#10;0B0+TLDBDhhB5rcWizVaU87cOXef3TeADx8+fPjw4cOHDx8+fPjw4cOHDx8+fPjw4cOHDx8+fPjw&#10;4cOHDx8+fPjw4cOHDx8+fPjw4cOHDx8+fPjw4cOHDx8+fPjw4cOHDx8+fPjw4cOHDx8+fPjw4cOH&#10;Dx8+fPjw4cOHDx8+fPjw4cOHDx8+fPjw4cOHDx8+fPjw4eOOQO72Anz8e4CIwsWLFw2iKMotLS3O&#10;adOmyXd7TT7uLvzdXoCP+x9EpCdPnhzyu9/9bppOp3M8/vjj+YhYQwiR7vbafNw9fJqPjzsKIvJ5&#10;eXkx69atW7l58+a1HMd5HnrooezAwMBTQUFBpf/1X/9VSwhR7vY6fXzz+DQfH3caTV1d3ejdu3fP&#10;tdvtMYqiwNGjR9cEBQWlp6amfgwATQDgEz7/hviEj487BiISAODtdru5tbU1hDEmchxHenp6AvR6&#10;vUYQBAkA8G6v08fdgd7tBfi4r+EtFotJlmUTz/MCY4woisL0en3H+PHjc+bOnVsIAJ67vUgfdwef&#10;5uPjTqL78MMP09etW/ew2+0OYowBY0ymlHaEhIRUrl69uoUQ4tN8/k3xCR8fdxK+paUlsrKyMkFR&#10;FB3HcajValvnzp17eMaMGRfAp/X8W+Mzu3zcMfr6+niPx+MHAFpCCCWEKBqNpmXixImnFi5cWOGL&#10;cv174xM+Pu4IiKjdu3dvfG1tbQIi6hERAKB31KhRFwYPHtwCAL4kw9vEK6+8QhGRqA5+Hz7+vUHE&#10;4EWLFr1oMpkq1WRC2WAwnDp16lQGIop3e333C01NTfqnn3561NKlS8c98sgjo95+++1IROTu9rpu&#10;BZ/Px8edgjocDo0syyKoyayKohBKqQIA7O4u7f4AEUl5eXlUbm7urxwORyql1KnX6/e/9tpr2194&#10;4YWOlStXNo4bN27AZpH7hI+POwVRTYHP/5EQn2lwG3E4HFxbW1twd3d3HCEEJUnSVVRUjDYajUXL&#10;li37HwBou9tr/CJ8wsfHHYMQgpRSoJSCoigAAESSJABfWc9tQxRFj8lk6rDZbG5CiL69vT2usbEx&#10;KiwszG2z2fzu9vq+DJ/D+T4HEcWv62NRNRexvb3dgIgGRNTeij8BEanT6RR1Op3A8zwBACCESIjo&#10;VM0uH7cBQgj6+fl1Tps2bUdkZGSVoigoy7KAiBpKqaDX6we0kPdpPvcxiKh99dVXpwYFBUF3d3eR&#10;2Wx2AoDnVhL7EJFWVFQE7tixY0Rubm6qLMtiUlJS3bx5884iYiMh5IY5OojIlZWVhf7f//3fA+Xl&#10;5WmSJBk5jmODBg2qnjRp0h6z2eyr5bqNxMbG9r7zzjtHMjMzl165cmUEqFolIlJCiKD+PyB9bPe0&#10;8FFP4Wulu+LLmO2nqalJ/5vf/Obh/fv3f8vPz4/V1dWN1el0Fc8+++whAOj7stciIiktLTUfOHBg&#10;0p49e5aVlpZOkGVZ09DQUImIu/38/LIRsR4ApBtcb+J2u8NOnTr1QF1d3WhZlg2UUjkkJKTuN7/5&#10;zd6enp6mgXoz3IsQQtBqtXp4npcopcgYAwCgsixHbd++farb7e4BgNa7vMwbck8KH0QkBQUFgZs2&#10;bUpxOBz+jDGe53nXoEGDqhCxnhDivttrvNt4PB7T1q1bF16+fDmDUsoVFxdPDgwMPLl69erTcBPh&#10;AwBAKdX09vYO6ujoiLNYLJEAoK2oqPB3uVxicHCwrqKiomjcuHGViNhMCPlczg5jjHM6nX6SJGkR&#10;kSqKAogoR0ZG2hISEgZs9OUexmvaIiEEKKVgsVhi9u/fPysuLu4cIrYNxEP5nhQ+Z86c4Tdt2pSy&#10;ZcuWl9vb2xMEQaCU0o7Fixdn6fX6nOLi4m6e55EQQhRFcaamprYDQN9A/AHuFFqtVrFarX4ul0un&#10;KIrW4XD4aTSaqKamphhE7CaEuL7otYQQLCkp6Zo6deqpgoKC4WVlZUMJIXpFUUz19fXj3n777USX&#10;y1X5+9///uOUlJQdANBz7esFQQCe5wERCWMMOI4DnueJ2+3mEZF83d+hpqZGCwBml8ul1ev1vdHR&#10;0b0+LQrAZrM5QkNDG/R6vdXlcgWq11rrdDoDZFkW7vb6voh7UvikpaXBp59+KjLGQtxud5TH4yE8&#10;z4dt3rw5evPmzU/wPK8IgoButxtNJtPlN998c9Po0aPzjx8/blUURfJ4PNLMmTPd15/Y9xuEEIaI&#10;yPM8UkppS0tL6ne+852fvPXWW/8FABe/7LUpKSmyoijdOp2uQRCEVsaYDgB0Ho9H5/F4tADgdjgc&#10;gxwOhx4Re68VKLIsXzWFOY5DQRAUAGA2m434+/t/re/S1NSkz8/PH/Pb3/52TXl5edzTTz+96fHH&#10;H98JAJav9Yb3EZGRkY68vLw/IWLM9u3bFzDGRESEgZ7VcE8KHwBAxpiLEGIhhLgRUSNJkiBJUhAi&#10;BgMAEEKAMYZOpzPk9ddfj/L39+8AAAUR7cOHDz8ny/KB1tbWsrCwMMf9qBExxlCv13dqNBq72+3W&#10;AgDleV7vdDqjnU6nPyJyX1ZbRQhhNTU1nb/4xS+2//CHP7y0a9euaRs2bFjQ1tY2BAAEQRCC//KX&#10;v8y1Wq22NWvW7FHNXQUAQJIkkGWZICIwxghjjHg8HggKCrolZ7cX1ffkV19fb96yZUvqrl27VpWV&#10;lWXabDbZ7XYHKopyr+7f205UVJRFq9VaAYBQSoHjOIQBntJwr/54yqJFi2oURdl18OBBsa2tLYox&#10;pnG73QZJkrSEEEIpBUQERVFMVVVVKYQQWb0hPC0tLUNUM4IsWLCgFBFdpaWleovFotPr9Z60tLS+&#10;e73okTFm/+lPf5r97rvvJp8+fXqaoiiUEIKCIDB1Y96UuLg4FyLWAoD1yJEjETzPPwT92cmoKIpf&#10;TU1N8p49e2aGhIS0JiUldYNqfvE8j/D5JmHkBn+7KY2NjdoDBw6k5efnz29ubk4uLS0dabPZQgCg&#10;XXWs+lBxuVyMEHI1AMAYg4F+qN6TwocQgojY5nA49phMpu7m5uYIQoh/YWHhuPr6+uGMMR2llBFC&#10;OKfTqYP+7ykQQgARNQ0NDUP379/PGGMeg8HgGT9+fGtubm5qXl5eclRUVF1aWtoJuM6Pca8RFRXl&#10;RMTTWVlZVfn5+Q8iouBN9OM4TgAADm4h5K2abrLUnx3IeJ5HWZaBMUYIIUSj0bgBwAnXlUygimry&#10;ASISnU73lb5Db28vd/78+agDBw7MsVqtsYioIYQAz/NOjuNcWq3WJ4GgP6xeVVV17WOgdOCn8N2T&#10;wgcAgBAiI+KV+fPnNwAAZ7fbjT/+8Y8nGwyG0S6Xyw8A5ODg4PBz585N6u7ujqCU8hzHcQBAGWP6&#10;lpaW5OzsbHC73cxgMBzv7OwcfOHChYn19fXBTqfzPHyB8PG2BoX+U3ygh/bdjDE7x3EejuM0siwT&#10;l8sVcuDAgfEAUIuIdbeyfpvNxhFCeOivjiCUUmCMIaXUlp6eXvrMM8+UAoDN+3xFURTGmIdSqqg3&#10;AWGM8QDwlRzOPM8TURQppVRPCNECAGg0GsuQIUOKIiMjyw0Gg+PrXJT7jc2bN5MpU6ZwlFL0+nko&#10;pchxHFJKP2d6ISIFAK6qqoomJCQg9B8ad2Uf37PCBwBANY0UAABEdHzwwQd7Ojs7D/b09BB/f392&#10;5cqVIc8///y8tra2REEQgux2e3xbW1ssAOgQUeNyuUIaGxsHNzc349q1a4/zPG85f/480el0N9zU&#10;iEiPHj0a/f7774/QaDTSj370oyJE7BrAAkgeNGjQ+fj4+Ms1NTVjAIC32WwRubm5M2NiYooAoAFu&#10;ov0govbTTz+NqaysTHS5XP6yLFPSjy0xMbEiIiKiwmaz2Uwmk/caMJ1O15WUlFRss9lSu7q6Rsiy&#10;LPb09Az69a9/PeHpp5+2IqLlZtcMEfn33ntvSFVV1RiHw2GCfl+GbDAY2jIzMw+tXr36fEREhPO2&#10;XKV7nOXLlytNTU1ebRQQkUiSBJTSq9dYPTSFzz77LHHfvn1DAcDP4/Ewk8nUuXjx4kuI2PpNB2Du&#10;aeFzLepmdqv/AACgpKTk8m9/+9sWq9VqdDqdcR988MGK1tbWYI7jdLIse8xmc+2jjz56dNSoURcL&#10;Cgpsc+bMac/IyOAAwH79+yMit3///rjs7Owlx48fX6rVah1xcXEfyrJ8CBE7BmLIlxCiFBQUHJEk&#10;aWJFRcUoQghIksS7XC6Tx+PRwE18MIio3bhxY1JWVtaCwsLCGTabLRL6zTUEAMuyZcvyli1bVmA0&#10;Gnuv+UxWVFTU+uqrr+Y8//zzQ3t7e2MRMbizszNh69atKxYtWlQRGRnZCzfp53P06FFtRUXFxJKS&#10;krmMMSOllOl0uu6YmJjLwcHB1REREbYBLPS/cVRN9OpjRKSSJAmEEK6trU2/ZcuWWJfLFX3mzJnp&#10;eXl5DxFC/BljSlBQUOmkSZP+CgDd8A33WLpvhM+NSE1N9QBAR1NTk/3s2bNhiqJ4Gy4per2+Nyoq&#10;qjo6OvpKbGxsX1xcnAI3EDoA/afwqVOnYnft2rVkz549K5qamlIEQZC2bdvmUhSFiaJ4CAA6vsnv&#10;dqukp6d3bN26tYsxBl4nvBqF+tIbt6amRrtv376hO3bsWHDp0qVpHMcFE0I41WxyDh48uD4+Pr4i&#10;Pj6+8/oTc9y4cRIiWkRR7GaMSYwxkGVZV1tbGynLsv5ma0ZEsmfPnqiGhobUrq6uQYQQTqfTWRIT&#10;E/MzMjK2jh8//hL4WrD+E4QQpkZ5gRACiqIYLRZLck5OjmHLli2zmpqa0np7e6M7OzvDAUDgOE52&#10;u92eK1euJFRXV19ERNc3GWi5r4UPQP8JcPz48bCNGzdOPXPmTBpjzAgArpiYmLKZM2ceGzJkSC3c&#10;3PGq//Of/zw9Pz9/SVtbWxIACJIk8RUVFWm7d+/ukSSpGQCO3cJaSG1trSYoKMjP7XaLLpeLSpIk&#10;azQaW2Rk5J3yX6C6oZg394MQgjzP842NjeaqqireZDI5QkJC7F5NAhHJmTNnArKzs8edPXs2JS4u&#10;rj4qKqpu586dE7q6umJEUWxevnz54aSkpAL44mxpxWg0WrVardXtdocyxjie53mbzebf0dGh/ZLX&#10;wYULF0KysrKWHjt2LAMRtQAghYeHl2dmZm6bMWPGkenTp3f6tJ7PIwgClSRJ8EYBCSGku7s7+v33&#10;3/8eY8zT3d0d4/F4ggkhPCGEMMaILMuc1WoN2bdv31iDwVD685//vAsAvjE/2n0vfBobGzWEkBCb&#10;zRbf29sbwfO8KIqiIygoqG3o0KF1I0eO7L2FjUxaW1uD2tvbQyRJ0nizd0VRdKalpZ0fM2ZM/S0u&#10;x7Bly5b03bt3Z7a3t0cRQkRE7HzyyScPNTY2Hh88eHDXv/p9bwDleV7WaDSy2+32RkHQbDYHvPDC&#10;C4tKS0sTpk2blrdixYrjoDqN1QxnW2pqaiHHcfVTpkyhZWVlY0VRHMEYkxRF6UpOTq5KSEj4Qj9B&#10;c3OzfcWKFfmMseEHDhwIdjqdQZTSQb/61a+WvvDCC1ZEPEMI+dxGR0TS2NgY8ctf/vLJo0ePLuvt&#10;7Y3X6XTE5XK5eJ5viouLq5w+fbplIJq4dxu9Xq8TRVEghKBazkJ6e3sDu7u7zWqWOaWUEnWCiAT9&#10;EUqPv79/7dixY0uSk5Ob4BvWJu9r4YOIJD8/P2znzp1TSktLRwGAgTEGHo9HlmXZoyiKBLfWVc+1&#10;du3afJ7nR584cSJIURQjYwwJIbaUlJTSkJCQhputo7a21v+DDz6YsGfPnpXnz59/sK+vL1Q1Y3o/&#10;++yzQD8/P1dTU9OxO6EBqVFv70OF53mXIAh8Q0NDQkREhJient6phtKvkpqa2ldUVHR59erVbZ99&#10;9tnEw4cPj7BareaQkJArixYtOpicnHyhtLT0C0s0IiIinPPmzas+efJkFSI6EZG4XK6g0tLSzI8+&#10;+khxOp0CIp4DgKuDAxsbG80vvfTSU8eOHVvZ0tISB/2mgSMyMvLCkiVLDg4fPrwWfL2fAREFAPB2&#10;iCQAIL788stLT58+PQIReY7jgPTnoxBV6AAioizLbgBwpKamFi9cuHC/LMs2o9FoeeCBBy48+OCD&#10;tT6H8+2FuFwu89mzZ1OvXLkSDwBaxpg7Ojq6ZuLEicVDhgxpg1sQPoQQt9VqLS4uLr6Yl5c3VVEU&#10;o3ozywAgZWRkfKnZ1tzcrDtx4sTYrVu3rigsLMx0uVyhiqLwqsZFjUajbDab5YiIiNvxna9HQUTi&#10;TTJUURRFAUVRiEajqXzggQfK4+LiPidIVC3EuGXLlnEbN25ccubMmfFms7l39uzZ2StWrNgeGhpa&#10;mZiY+IWbVf0sN6XUSil1AgDKsszJshx+6tSpGQCgqa2tHS3LssRxHCOEcBaLJTA7O/vR7u7ueMYY&#10;z3GcPSoq6uyKFSs+XbVq1YHU1NT2fzdzyxulamxs5CilJCIiQty2bduwqqqqsW6320T6Y+vili1b&#10;ZldUVAxDRM7reL4m2iUDgGPixIknU1NTS0eNGnVu+fLlR9vb2/sCAgJYRESE526UGt3vwgdcLpeg&#10;JqfxlFKCiPbY2NjS2bNn502ePLnxVh1sRqNRRkTZWzkMAMjzvHxtOPOLaGhoMB47diz94MGD0wFg&#10;EKWUcBzHdDpdd2JiYu6qVau2TJkypeh6M+R2QAjBF198ERljhFJKFEXhnE5naFFR0ShJkoI8Hk+N&#10;2+3+3DVARHLx4kVzYWHhhL/+9a+r8/LypnMcx0dHRxc//PDDRzMzMy/fYucAz7Bhw6pHjRpVcurU&#10;qUEAYEJE3mq1Dt63b9/Sffv2zSeEMG9+iloE6cfzPOE4zhEbG3t25syZf3/xxRd3+Pv7/9vVcCEi&#10;ra6uDj569OiIzs7OQZRSked546FDh9KOHz8+xW63BxJCKGOM8Dyv4TiOZ4yBoihAKUWe55mfn19H&#10;XFzcRZPJ1Dxz5sztP/zhD3NNJpON9Df1v6vc18KnqqrKUFpaGtPb2xvKcRzvjfJQShVEvFWTCxCR&#10;X7duXXRbW1skAIiyLAPP86jRaBjHcRT6Vd8bCqGSkhKxsLAwuq2tLZYxZoD+3saKXq+3xMXFnVi7&#10;du0ny5cvPxEYGNh7o9ffDiilMvTXwwEhhOvq6krYvHlzrCAIlpCQkNMcx30uEe306dPG/Pz8cZs3&#10;b16dl5c3g+M4g9lsrg8ODq6llHbBLZo+hBA7IuYLghB9+vTpNEVRTKrDmxBCtIwxrXpye9usIgCA&#10;TqdzBgcHn5s3b97Hf/zjH7fAF0Qh71cQkT9w4EDgj370o8Hh4eFj/vGPf6y4cuXKKEVR9ADAISJP&#10;COG8145SioqigCiKwHHc1YimKIqWYcOGHZw3b9573/72tysYY3Z/f/8Bkxt1Xwsfi8USt2PHjgWV&#10;lZUjZVnWIaLs5+fXazAYLNCfD3RLKnxvb69x586d844fPz7D7Xb7qyn+Lr1e3+52uxn05778kyBD&#10;RO6jjz5Kyc7O/s6xY8fmUUpNhBBZq9W2p6SknFixYsX6ZcuWnQwICLDe3m/+eURRbDabzbU9PT3D&#10;EJGqVc+CmvENiqJcvQ4lJSWGI0eOTNq5c+e3i4uLMxDRqNFoGkeNGnVg6dKlO1JTUytu9dRERDEn&#10;JyeovLw8ABF5b2Y0QH+1uxoOBo7jiFqG4dLpdNUajabziSee+HDVqlUHCCE37T10v4CI4ltvvRX4&#10;+uuvR/f09EzLysqaryhKfFdXVwAiit6WtKpD2evIQ41GgwBAFEWhsix7yytYRERE+fLlyzesWrWq&#10;ODw8fMAJ8Pta+EiSpGtpaQm22+0GRKQ8z/eMHDmy4LHHHjucnp5+0+xeL/7+/qyzs1PvcDiMqqaD&#10;PM83Pfvss59Mmzat6EY3Y01NjXbr1q3xWVlZ38nNzZ1ps9lCCSGo0+k6Ro8efXzp0qVbFi5cWKD2&#10;pLmjfozMzMy8hoaGz/7617++BAA6gP6qf0opAwBZlmVERNLR0eG3Y8eOiVlZWWtLS0snulwuP39/&#10;/4b09PTsJ598cmt6evqFhISEm25iRBQ//vjjwPXr10cWFBRk7N27dx4iBqmmgCsgIKBdEASX1WoN&#10;sNvtgYjIM8YgPDy8Ze3ata+OGjWqecyYMVVDhw69E9G/AYXqW9Pm5uYGfPbZZzEXLlx4sKKiYkpn&#10;Z+fQxsbGSETUazQaopqlAGpZj8Fg6DWZTF0AIFFKaXd3d4QkSSZv+Yua6ewRBMESFhbm/iplLd8U&#10;96XwQUTS3NysKykpCVYUxQ8AKMdxkl6v7wwMDKwcPnx4XWBgoP0r/BjIGEPVbAPGGCCiPS0trSol&#10;JeWfasCampr0BQUFqe+///6qoqKiORaLJYJSSrRabVdcXNzpuXPn7szIyDgdHx/f9U2EjQMCAloD&#10;AwOvAIBMKUVRFL3tNonqdKbl5eWG0tLSMR999NET5eXl0/r6+gJEUewZM2bMiccff3zHjBkzioOD&#10;g2/akA0RaVlZ2aC9e/fOrK+vn9Le3p5aV1cXLwgCms3mRj8/v7oZM2YcMJvNrbm5uRNqamrGezye&#10;YKvVGkgplXU6XVdcXFxbQECAa6DdLLcTNZdKV1xcHHDhwoWEXbt2TWxsbBzd0tKS3NraGqMoih8h&#10;hGOMEa+mQwhRdDqdVafTdQ0dOvTchAkTjut0OosoiuLGjRv/4/Lly+nekLpa/IuyLN+12q2bcV8K&#10;HwDQNjc3p7788svzLBZLrCiKqNVqW5KSkvKmTJlySqfTdcBXGFxnsfT7OlXhQwghHo1G0wP9vo/P&#10;/aiISHbu3Bn7hz/8YUVxcfEjfX19EYQQIghCd3R09Mn58+evX7Ro0cmUlJSO251Niog89P+m0rXv&#10;fenSJQUAnKIo9iqKolczvRml1CmKosTzvP7kyZND33333dWFhYXTKaUhhBBZo9F0Dho0qOSxxx67&#10;TAixfeEHX0Ntba3odDoHlZSUTLp06dJMSmkAIUQKDw+/OGPGjB2KotSsWbPm/JAhQ7pMJlNZW1vb&#10;mdra2gm5ubmzLRZLwObNm7+zdevWtp/+9KebEbFwIOb0NDQ06AYPHixC/x4i3d3dJCAgQAEA161E&#10;jRCRdHd3m4qLi0ds3rx5amtr65jGxsZUm80WiYg6RVE4NcolUUpdrP+kYH5+fpbk5OS8xMTEgri4&#10;uIrFixeXpqWl9QCAYf/+/Yv63xq9ZhkIgvBPhaUDiftO+CCiuG3btuS///3vy86dOzdHUZRwo9HY&#10;MXbs2GNz5szZ+vTTTxeZTKZbNnXUTaDheV4LAJQQgqGhoTUPPvjgTqPReKPQr6avry+msrJyssvl&#10;ClfNva6hQ4eenD179vpf/vKXR0wmU8/tvKmwv+mW8OGHH0bKshwSExNTg4hXs4AfffRR1traWpme&#10;nr6rvLx8bnd3t8nPz687OTk5Z/r06TWHDh0asWHDhsXnz5+fw3FcCCIyrVbbMmLEiPyRI0eeh2sq&#10;1m+yDvHkyZMxGzZsmGC325N4njcyxtxDhgwpnjFjxsa33nprh16v7wYA5fLly0aHw2FsaWkJ6urq&#10;MimKwns8Hv/Lly8vopT2dnZ2ngWA83BNrd5AABHp9773vfHNzc3j3G43FQSBIiIVBMHy3HPPHUHE&#10;6i87VBCR9PT0+GdlZY37+OOPl5SUlGRYrdZIRNRyHEcVRZEYY24A8AQHB1+ZNGnSyZ6eHgvHcWgy&#10;mWzjx48/95//+Z8XoT8TWSL9LU9EAJDV9AbC8zyKojjgNJ3rue+EDwDoW1paUo4dO/YQIg7ieZ5R&#10;SjvGjRt37qmnnrpgMpm6v4oKeuXKFdP69esndHR0DJdlWcsYw5CQkPpXXnllV0lJSee1z0VEfteu&#10;XUMPHjw4RVGUMFmWOY7j7OPHj89bsGDBxmXLlh3/qp9/MxCRq62tFaKiovSbN29OslqtCaqT1gKq&#10;T4sQgpWVldUA8NfCwsLm7u5uk8lk6pk6deoZQRA0mzZtWlhcXPwwISRM9RlYJk6ceHTJkiXb5s6d&#10;Wwz92bA3W4eYm5sbu2XLllkHDhxY2NXVNRQApKSkpAvz58/f+u1vf3tPQUFBe0ZGBldTUxOwa9eu&#10;SYcOHVpeXl4+3uPxBKhTLnjS37rDif2tHwbUDaQeRNpLly6Nv3LlyuMul8vk/btWq62xWCyNANAE&#10;Xx6d0+bk5Izctm3bI0VFRTM9Hs9gxphACGGKonQPHz68NCoqqpJSao2IiKh66aWXjnZ1dXX6+fmh&#10;oijocrlcAOC8bg+hN/J1DQoiunieH7BN8e4r4YOI4unTp6NLSkpSHQ5HuKIoVKPRdKemppYPHTq0&#10;MjAw8Cs5d1W7PHjnzp3TqqqqRqlFkYQx5klOTu4ePny4cu1zt2/fPiQrK2vxoUOH5nV3d4chItFo&#10;NF2ZmZnHlyxZkpuQkHBba5Kampr0R48eja6uro4khJgbGhpG9fX1GePi4grguhaaiYmJ7k2bNpU+&#10;8sgjTXa7nfPz81OGDx/OP/PMM4+dPXs2w263RxFCeFmWmVarbV24cOGJRx555FxYWFjPLfh5+AsX&#10;LkTu2bMn8+DBg4vU5EEuPj7+wvz587cuXrw42+FwNMfGxhrWr18/sqGhIWn//v3TSkpKHnI6nSEA&#10;wKmRLyIIgmvkyJEFUVFRDdCf/TxgUJNFU0aMGKHt7e3tu3LlSrTL5dIzxkCr1UJBQcHoxMTECkS8&#10;8kXaj81m8yspKRmTk5Mz1e12RyKigIiKTqfrjo+PL1y0aNH28ePH51ut1l69Xu+MjY3tjYuLuyVT&#10;ThWOIEkS6PX6ttTU1HPR0dG39bC7ndxXwgcA/D799NPJW7dunS5JUigiIs/zDUuXLs2ZMmXKObiF&#10;kTHXIwgCb7FYAryRLtchncYAACAASURBVDVPhcE1pzIicqWlpSH/+Mc/5ufl5S3v6OgYwhjTAIAU&#10;FxdXExsbe8Xf3/+mN/FXpaWlJfjjjz9eumPHjgWSJAUTQoSUlJSSiRMnDqqqqtIDwOdC+MuXL/cA&#10;QDtAf/5RX1/fEJvNFut2u4MVRREVRQFBEFzR0dENgwcPrg8LC7N+2ZoRkW9ubjYXFRWF79+/f/Km&#10;TZuWtLa2jlUUxQAALenp6Ufnz5+/b/LkyXVVVVX6kydPjn/99dd/UF9fP1JRlCCPx6NXNRyCiKDR&#10;aDyRkZHlK1as+L+QkJAzA+2maWhoMB46dOhBxljdQw89tNnlcq2pr68f5vF4NG63O+gf//jHXKPR&#10;WDt69OgWuMFeQ0ShqqoqtKmpKcbhcARSSjme521hYWFtYWFh5x966KFt8+fPPzphwoTOr+MPvKaE&#10;BkVRrFqyZMn28PDwLy39uZvcV8Knr6+PZ4wZ3G63CQB4QohkMBhsAQEB1uTk5OtV1VvC4/HAte0o&#10;1EjX5zZGVVWV36pVqx6vrq5+VpKkELVrHwJAyw9+8IMPp02bdiw8PNz+yiuv0AULFnA2mw2nTZum&#10;wL9gViAiyc3N5fv6+kJ6e3vjKKVBlFI8e/asqa+vT2hpabEg4qkbOUBRbYr24x//+IelpaVLFUUx&#10;AwBwHOcJCAg4/8Ybb/xfcnJyAfmS8ToAAA0NDaH//d//vfpPf/rTClEUYyilBkmSRG8JhyiKNqPR&#10;aC8vL9c1NTWN+/Wvf/1CU1PTRETUq43lvW/FAEAKCwurfOCBB76TlpZWPG3atG883R8R6ebNm0lI&#10;SAjp6OjA0tJSfO211672nt67d2+H2Wz+i9vtlpcsWSIEBAR0v/feey92d3fHy7IsOJ3OIIfDYejs&#10;7Lyhk9fpdIa//vrrj27ZsmUBz/PBHo/HHhMTc/y55577JDw8PK+0tNQyceLE21HciYjoHjx4cO+4&#10;ceMGlPZ4LfeF8FE1j8jnnnvu0UOHDq202+2RiIhBQUGXX3/99Q3Tp08/CbfoNL0OvqenR6/X6wVB&#10;EIgsy+QaR7G3/QTdv3+/n6IoIW6326woigAAcnh4+OVXXnnljVWrVu339/fvraysNG3YsOHh559/&#10;fmFYWFjH+vXrs241fP1FUEoVrVbbazAYbC6XK4AxxjHGdB6PJ8Dlcpk+/vhjQ1FRkR0A4NChQ3qD&#10;wcAHBgaS999/P/7AgQOrGhoaFhBCAjmOQ57nLampqSdee+21v6Snp58KDQ39Qi0REWltbW30H//4&#10;x0c3bNiwkjE2TFEUjcfjkSiltuDg4Nq1a9ces1qtUd///vf/qiiKqa+vL6CxsXEwIuqxv7UHiqLo&#10;JIT0pqenH37qqae2Dxs2rL6hoaHkLgkeYrFYIjZu3PhkXV3dgxqNhuM4zjlr1qxLL7744gehoaE1&#10;an8oOwDAO++8IxUVFVkYY72KoigajYY6nc5B27ZtWylJkhMRt3sjhIjIV1RUJHzrW9967MiRI0sc&#10;DsdgjuNsCQkJx958881/ZGZm5ppMpu7ly5ffLk1vwEa4ruWeFz6ISM+dOxf23nvvzc/JyVnW0tKS&#10;xBjTcBzn1Ov19SNHjiyPjIz8ymFtROSOHj0a8+mnn87r6uoaK8uyThAEJopij06nswIAFBUVCfv3&#10;74/ZtWvXPIfDMR0ANJRSpJS6TSZTK8/zxWazuRsAoLq6mjQ1NRkvXbo0vKKiwg8ARER0rl69+gJ8&#10;Dd8GIQSrq6t7Zs2aldfc3Jx07NixQAAw8TzPdXZ2hl+8ePHbjY2NM+12+34AoIWFhbMVRdFyHMcs&#10;FktoRUVFqtPpDKOUMkEQ2tPS0o6vXbt248SJE08HBQV9meDhL168GP3hhx8u2LVr1+K2trYEjuM0&#10;iqI4Y2JiyidOnFh/+fJl0+nTp0c3NTUF1dXVRTPGdGoUhnpDwBqNpnvUqFHZS5YsORQREVE9bty4&#10;S7GxsbZJkybdNQdpX1+fWFVVFX3lypXRsiz7KYqCer1++F/+8hfl+9///gdqJMsrIHDmzJkXOjo6&#10;trz99tvRjLEQWZa1ra2t0dXV1bEVFRUmRLQDALl8+fKQN954Y/mRI0cWdHR0RGm12u5Ro0Yde+aZ&#10;ZzZNmTIlX41+DigT85vgnhc+ACDYbLawgoKCsY2NjYmEEK1er+8LDQ29NH/+/EMmk+kKfD3HJW1p&#10;aQkpKChI7ejoiFSzcJ2qE/UAAMjNzc2DDhw4sGDfvn0rGhoahhFCKM/z9piYmOKMjIy9YWFhV7sb&#10;Ukrd48ePr6ipqTl3+vTpzAsXLowYO3ZsDABUfM31wZkzZ/pGjBhRHhsbW5yfnz/O7XYboL+Zfmhu&#10;bu5MRLS3traGM8Y0RUVFUxhjWp7nUdWQBEEQCM/zXcnJyblz587dMmfOnNygoKAvLPVARK68vDzq&#10;/fffn7dt27Zlra2tqYQQP9WE4pxOp769vd3c3t4e2tjYGMkY0xO1eZW3GBf6W3r06fX6Zq1WW/Ds&#10;s89mAYD9bhc6EkKwsbHRI4qinRAiS5IkyLJMPB5P+JEjR0YvW7bM//rnI2JTc3Nz4Z/+9CebLMsh&#10;hBDCGDM2NDSMWbdu3cTvfe97RzUajae+vj7m8OHD47u6uqIFQegbM2bMiZUrV25as2bNCQAYyD3A&#10;7yj3tPBBRD4/P3/Q7t27061W61BCiI4Q4omOji6fNm3atpdeeml3eHh489fNqVGzRQVKKeftAxQb&#10;G1v9gx/84GhWVpZh69at844fP76irq5uBKVUwxhzR0REXJg6deqGRx99NCszM/NqJbY6A6v80qVL&#10;BWVlZeNtNtugoqKicevWratExLKv09Jg+fLlSn5+viUhIeH80KFDz1RUVOjcbneAOhrHjxCiz8/P&#10;n6uGz7XQ3+COEUIo6W86ZY2KijqZmZm5YcaMGScjIyO7b/KRfG9v7+BNmzY90NHRMYIQYkB1JDIA&#10;aJqamoa0tLTEIiIHADzHccTrBCWEIGOMiaLYlpiYmGc2my9ERkaehf4x1gOiR49er7clJycXdnV1&#10;ja2pqfEHAA30N67nJUnibvASxdsjh+d5WVEUzu12m0pLS0cjYtnKlSsvtLW1cZs2bRrj8XgieZ63&#10;p6am5q9atWrjt771rX9rwQNwDwsfRCTZ2dnBhw8fzsjOzl5SW1ubqiZb9SQkJFx64oknjoaHhzf8&#10;C1nEBKB/AN41G4QgItbU1Og++eSTmYWFhd9qbm5OoZRqAMAdGBhYMmnSpM2LFy/OyszMbLxe6LW1&#10;tUlOp9PJGGOdnZ2R+fn5U0aMGHG2ra3tCnzNJll79+7tW7t2bZHD4RAPHz7c2tHRMby1tTXZ4/EE&#10;yrIsIqJerfVRCCEyx3GKoihUq9X2hYeHF2ZmZq5bs2bN8ZSUlFsKyaqCjFP9Noz2Q2RZJpRSUX0O&#10;AABwHAfeFg8AwAghHampqXufffbZ9YsWLbpoNBptA0XwAAAEBARY//KXvxx57LHH0uvq6lIURdHc&#10;5CUsICDAkpiYeKKlpSWkt7fX26dJx3GcxmAwaAoLC6MOHz48yWq1BsbHx5/7/ve/v2nFihXHjUbj&#10;v7XgAbiHhQ8AcJcvX44tLCycXVdXN0ZRFCOlVBo0aFBdVFRUmZ+fX/vtKF8QBAFVFRsAgG9ra4v6&#10;7LPP5p4+fXpNe3t7CiJqRVF0hYSElD344IMbVq9evXvOnDn/pG0hIuns7KSiKAIAMEVRiKIoWsaY&#10;qBarfi1ee+019uqrr3YtW7bs2OzZs8sKCwuTd+/ePb2zszOxvr5+hM1mC0FEMJvNzeHh4ecopaAo&#10;Cvj7+3dNnjx535NPPnls2LBht5oLomg0GsvQoUPPhoeHa9ra2hIsFkukKnyBEEKxv3HZtdXXgIiK&#10;0WhsGTZs2IEXXnhh3ZgxY86ZTKY7Wsn/dVB/ZwfP8w5Kqbf+DRRFAY1G80/aMyEEm5qaGn7/+9+v&#10;f/rppyd1d3eHAvRr5B6PJ3Ljxo3pdXV1ES6Xa5AgCD2PPPLIsSlTpuQbjcabjg76GtxzguyeFT7n&#10;z583dHR0xLe2tsa6XC4T6W+qZB89evSZ6dOnH1dns//LeDwewhjzRg/EkpKStMbGxtiOjo5oRVF0&#10;PM97IiMjy9PT0zfMmTNnR2hoaMP1pzki8qdPnw7q7Owc7PF4IhRFEdSbEm6QmfqVUQVdDyLaBEFo&#10;1Wq1lyVJitizZ8+K9vb2FMYYHxcXVzBlypS/McbQ4/FAQECAOzAwsG3YsGFfxdmphIWF1SxYsGC9&#10;2Ww+eeLEiYxz585NpZQaCSHUarWa2traQu12u4EQ4jVT0Gw2d4wbN+7gmjVrPhw+fHjJrVTG3028&#10;wvNWpn1ERkY6Ll261MzzvBvgav2fvr6+fuL//u//Jrjdbp3T6dRFRUVdTExMLPX3978TY5bQezp6&#10;H99Kk7u7zT0pfI4cOcJv2bIlYffu3Y80NTXFA4BAKWUajaZn0KBBNfHx8Q2DBw/+0hyVm9Hc3Mx7&#10;PB69JEkaRVGoKig4u90ebLPZgjmOA0EQwM/Pr3v48OHZEyZM2Lx69ep/MrUQkebm5kasW7du3q5d&#10;u2ZLkhTb29sbRQgR1JEySnBw8G3ZjKqmZwUAKyLWWCyWlo6OjkBZlmlsbGz7z372s8rrBc2aNWu+&#10;yvsj9IeaaxCxSZblWlEU9wGAEBQUpO/s7EzPyclZWFdXl6LWKgFjzJWUlHTxscce2/74448XE0Kc&#10;r7zyCi0pKfHTaDQ6QRB4SZI4nudlURTliIiIAdEg3tu9QIV8WYGmy+W6Oq4G+jPgxb6+vkF2u32Q&#10;LMtKRETExenTp2fFx8efi4iI+Jf25RdAoL/EAr1pDDzPM1mWB/TM5HtS+MTGxvJutzuso6MjyeFw&#10;mFU/RNeECRNyHn744dyYmBh7W1ubXk0G9HzVzYyIwgcffDB006ZNc5qamoYTQkQAIGqVMLhcLq8f&#10;QxYEoTMwMLDsueeea7j2xlZT3YWGhobgHTt2LNq3b9/K9vb2kRzHadV+ym5CiISIcltb2229PgAA&#10;hBAPIpZf97fbdhoSQjzQP3K5vqOjQ79z585xOTk5MV1dXaE8z6MgCHZJknhFUWh1dXXM9u3bJyxa&#10;tKgUEdvz8vKC33rrrVkFBQXjKaV+TqdToygKRkVFtS5duvQtvMUxzncQ4tV4VL4sy5ucOnVKx/M8&#10;UZ3q3l46nCq8XH5+fh3Dhw+vDgwMvCMtVFpbWzUajQa1Wi16PB5QTXrC8/xdF+Jfxj0nfKqrq/2P&#10;Hz8+9uTJk8utVmsYIYQKgoAcx7mHDBnS7XQ6k/7jP/5jhsvlMut0uoZXX331aE9PT7W/v78L+quA&#10;b8XBSXt7e4Obm5uH2my2EADwNv0DWZavNuIyGo0NmZmZWbNnzz7nvVnUSI9YX18/6Be/+MVCq9U6&#10;rKqqKq25uTkJAPRqnxVXWFjY5RkzZuydNGlSSVhY2B2p3P4mbmCLxWLIysoa/7e//W3FpUuXpjsc&#10;jkCz2Vw3c+bMcw0NDaEXL14ca7VaY3Jzcx954oknghHR6vF4/KuqqkY3NzcnMsY0sixTRCQ2m61H&#10;FEUhJSXlLQCovNNrvx0QQvDcuXMKIhKvmQZw1fzyxMXFVcyePTsnISGhNiUl5Y441/V6vaJ2MSTq&#10;3iSKopCbDYa829xTwgcR6a5du0Zt3LjxW4WFhXMAIFDNrQBENNTV1aXV19ePLSoqGupyuUw8z7dE&#10;REQMNZvNVTqdriMhIaEUES8DwM1G7RJVZeU4jvO+v9cXoHAcJ2s0mo4lS5ZsXLp06ea5c+dWr1ix&#10;ggCAsH///sTi4uLxra2tCQcOHFhgtVqjFEXRcRwncBwHHo/HHR4eXjFr1qxdjz766J65c+fWDKSI&#10;z1ehq6vLdOTIkfHbtm1bmZ+fn4mIQSEhIfVTpkzJ/u53v3vyf/7nfx6glA5HRH+LxZKQnZ0dofbP&#10;5hhjWsaYqPq8GGNM6e3tNZ08eXJGS0vL32GACR+O475wvwiCgJIkUa+Z5hVEPM+7g4KC6keMGHF+&#10;5syZLXfKnDSZTLKiKOAVPl4BpNVq78TH3TbuKeEDAFxeXt64/fv3z2SMBanD+7zaiPHEiROT1LCv&#10;KEkSJYT4vf/++xFut9uj0+m6Jk+efMLtdm+dPXt2ISL23mgzqOYSVf+B2nfYa2YpMTEx1Wlpaac5&#10;jmv+yU9+sk6j0VQ3Nzfz+/fvT7VarcPz8vIm7t+/P9Nms4URQgyKolCA/rAzIcQVHBxcMXPmzK1P&#10;PPHEjoyMjArVfLnnQETjjh070v/2t7+t3bt3byZjzBwQEFD70EMPZT3xxBMHbDabtqmpKdTtdnt9&#10;ZlSSJP9rWnx6Q/We8PDwisTExAs6nc6FiEpoaOiAGz193Vizz+F2u4HjOOY9pFQ8ERERNampqWci&#10;IiIa4c5W6HPQ32sKvBo6IYR4PJ4BXWZxrwkfUFsQCKrQ8Up6QinlJEnSqcP8kOM4hojUbrebCCFg&#10;s9kCc3JyjD09PYIkSTh16lSvALrWT8Pv3r07rKysLKG+vn6Uw+EI8ng8PPT/loCIcmxsbMOMGTMO&#10;uN1u29atW6MURRnEcVxgVlbW/AsXLmRKkmQEAB3P85wkSQj9+S2oKIqk1WprRo4cuf2ZZ57ZkpaW&#10;Vn23s3q/DmrKgCE7O3vMu+++u+rQoUOZjLEArVbbPHLkyJynnnrqWEdHh/F3v/vdkoqKimmMMTPH&#10;cSDLMgF1ggYAMEEQXIGBgXV6vb42LS3tyNNPP709MzOzC/qLTAd0NOxaEJGUl5croigybxoD6W8P&#10;4oqMjCxZs2ZNTmZmZt3tSPu4ESUlJYZ333031WazhVBKQRRFrwAkPofz7QX9/PwaQ0NDa9va2ow8&#10;z3Pq9APvBZcMBkOnXq9v5zjOJcuy0W63RzLGTKpNHFZaWvrgli1bOqOjo1tjY2PtoJ5IiCgcPHgw&#10;Nisra+H27duXejyeOLvd7k8IEb3JcogoFhYWppeXlw+5JrRJCCGcoigGrVZrJITwHo+HyLKMAOAO&#10;DQ2tppT2cBxnS05OznvnnXc2Jicn33OmFiLSM2fOGN98882QwMDApE8++WRxcXHxLEqpv9FobBw+&#10;fPipxx9/vPjcuXPh27dvf7iysnIaIoaqKRBEEAT0eDzAcZzdZDLVG43GuokTJ2a/8cYb+zmO64yN&#10;jbUOhCjXV6Wqqsp44MCBRKvVagQAwvO8d6+goiiS0+n0wFdo2ftVQESusLAw5g9/+MOPGxoaxiiK&#10;wjscDuA4DkVRZJIk+TSf24iSmZmZ29XVFbx58+bVoij6qeaQd5SI9YEHHsidMWPGcT8/v0673R73&#10;5z//eWVtbe0kRAzgOI5zuVwmm80W0NfX97ns1ebmZv8zZ848cPDgwUe6urpGMcZ0XjVWdR4CpZS4&#10;3W5Te3u7yTv6hTFGVBPCe+IBAKAgCE6z2Vzy05/+9N34+PhSt9stm83m7uTk5OZ7TfCoaGpqalIO&#10;HTq0uLOzc2JtbW2c2+32DwoKqktPTz81YsSI9r/97W8Pd3R0JDQ3N0d5PJ4g6G8SRgD6HfUcx9nj&#10;4uIK16xZszEtLe2cVqttio+Pb7tTWsHt5EY+H+xvaxK3fv36p7q7uwerUUwAANlgMHQHBQV16HQ6&#10;J9y5BEBGCCHt7e2hjDHdtW1fJEkCQRB8DufbBSEEN23a1JiZmbndaDTWAoBWzURFQghSSt2jR4+u&#10;mTx5ck1YWJizoqKiur29XbNhw4aAsrKysYioV98KeZ7/3A/DcRy12WzG7u5uE+lv5Xk1wQz75yBd&#10;uw7wJh56BY/3fXU6XZ9Wq+0JCgqqnzlz5sfTp08/kJaW1nqvptIjIr1w4YKuoKAgtKamJqGkpCSt&#10;ra0tNSAggOl0us7U1NRLSUlJ3fv27Uu9fPlymsvlCkF1Xrg3Oc8bFNBqtS1r167dvnDhwv1jxoy5&#10;5WmxdxNv7s4X5PkQh8Phd/78+VS1hxQAgGw0GltSUlKOzJo163BwcHAL3OKIpq+xNjx79iwDgGud&#10;3UD6p+oyX7TrNrN8+XIFERsWLFjQDDeeFMq86jsidk+cOPHyoUOHmhVFGekVFDfK/lQUpS85Ofns&#10;uHHjRubk5IRzHBekTqq4+pxrNKD+D2KMcRznFARBVhRFoygKHxsbW5aampodEBBQOnPmzGNpaWn3&#10;bA0P9jc7N23evHnckSNHHujp6RnV19c3hFLaPWfOnAtVVVVcQ0NDUGdnZ0RJSUm8oijB0K/tyDzP&#10;exRFIWp9GYX+JDjLrFmzSsaMGdMykAWPGnQAgP9fp+bNer4RsixzaoSLabXa3qSkpBOLFy/+bMGC&#10;BUVDhgz50m6Qt4Nr0jyuzchmA72J/D0nfACuXuxbMV1QlmVFURQZEVGt0wJZljmPx8PBNU2XIiIi&#10;nFOnTq0sLi4uzcnJyeA4LtC7CTUaDZPVN+I4TuE4DiVJolqttmvkyJE5Op2uuaamZkpDQ8N4u93O&#10;m0ym3lWrVp198MEH70QNzzcCIpL6+nrzRx99NHH79u0rqqurH3S73aEAIFJK27q6urRWq9VUWVmZ&#10;RCn1UxTFu5fser2+ady4cZc6OjqCqqqqRsqybOQ4DrVarayOgRmQ1wQRid1u1wCAhuM4wnEcIiLj&#10;OM71Bf4owhhDg8Fg7e3tdQCAotVq2+Lj44t/8IMfXDQYDHdc8HxuMarpz3Ec0+v1Az6YcU8Kn6+C&#10;6hhGjuO89S5eAQSlpaVXn0cIwbKyMgkRJdV/5A1bMkTsSUlJORsWFnaF4zgnx3GKy+XiTCZTz9Kl&#10;S3OSk5PbnnrqKUNzc3N6S0tL4rFjx5aS/iryrYjYdq85UhGRXL58OXD37t0Ts7Ozl1dXV09TFCWM&#10;EMKrGbwhubm5kzweD08I0WL/NExXSEhIbXJycnFoaOiFlStXVn3yySdTamtrh6iTKZDn+etrkAYU&#10;HR0dfh999NHo6urqeEQUCSHM39+/KSMjIy8wMPBGBwn6+/t3zJkzZ2dPT89pxphsNBotKSkp5w0G&#10;w1cZSvm1UbPur15WnudBLV4Gh8MxYK81wL+B8OF5ngPV8enN+qSUKnq9XklJScHrnkvVDGVvYSGK&#10;omiNj48/vWjRos/Gjx9/luM4p9vtVlwuF5jNZo3T6Ryck5MzFhHD1LlL2vr6+pEHDx7kQ0NDpaio&#10;qJ0A0HoXvvrXpr6+3nzs2LEJ2dnZS0tLSx/0eDyhlFIe1GgOIUTweDyCGlZGQojbaDTWZmRkZC9e&#10;vHhvUFBQ5ahRo4T33nsvheM4WdUUiSRJVBAEgAGq+XAcRz0eT4Db7fZT/SUevV5f8+STTx7IyMho&#10;uf75hBBWU1PTuHbt2k8JITwiyjzPM7Uh203HDd0OEBG943G8bgXGGGe32wd2hiHc58Kno6NDb7FY&#10;BjmdTrMsyxylVDKZTJ1hYWEtRqPRDp+fQCGcPn06pK+vL4zjOJFSCpIkMZPJ1JqWlrZn7ty5h+x2&#10;e2dGRsZVs+FXv/pV9Llz55adPHlyKiKGAgCvjrc1NjY2jvrzn//85NixYy9j/wC/eyLC1dDQoCss&#10;LByzbt265UVFRRlut3sQAPCKogClFDiOA0mSiOpPkAICAlrDwsJqw8PDT69duzZrypQpFwIDA/vs&#10;dnuooijI8zxotVp0OBxEkiRjZWVl1LBhw0oRccCNdDl8+LD94YcfPtnY2BgriqKkKAofFhZ2NjY2&#10;tpEQcsMSmLi4ONcrr7zS8OqrrwKo++Kb+l7Y30JY05/m1p9jJMsyyLJMGGMcz/O+PJ+7RWNjY/xv&#10;fvObZZcuXRqHiHqe5ztHjx59/KmnnsoeNGhQ7bUCoaysLHj79u2zN2/ePEuj0QQ5nU5gjLl5nrcg&#10;YmN6enrPtc9HRGI2m402my2mt7c3CfqvJeE4jvA8D5IkaW02WzQihjQ3N4vwNZuFfZMgIldSUpL4&#10;8ssvP1VTUzNNkqQgnuc5VRATRASPxwOIKEuS5OI4rnHhwoWbli5duq24uLguIiLCERQU5M2bQo7j&#10;JJfL5UFE5ufnR2w2W/zPf/7zxxwOR/t3v/vd4wDgwf4Rz97Rw+67KZC8wYyKior/MZvNf/N4PKjT&#10;6TxJSUlfOnzgtddeY6+99to3tcyr1NbWip2dnWa1PS7xRhcBwEUp7dFqtQN6z93XwkdRFI3Vag1i&#10;jPlxHEclSUJZlp2DBw+2xsbGfs4hp9frweVyGXp7e4MIISKl1BMdHV2ycuXKv3/ve987DdeM7T1y&#10;5Aj/0ksvDSkoKPhVcXFxular5RAR3G43KIqCapIZAYDAF1988Scvv/yygoj7CCHfiCr+dWhoaNDt&#10;3bt3/M9+9rOf1NbWTnK73QEAQBVFAUmSABGRUooajcat1+sv/uxnP9uYnp6eGx4e3pCSktI1Z86c&#10;6x2cljfeeGP7e++9p9++ffuK7u7uWEQUHA5HiM1mC9q7d6//+vXr8cknn5xRVlb2aExMTGNiYuL/&#10;vvLKK012ux3nzZvnvtkUi6KiIiErK0sAtRTG399fGTNmjPSvTL9QhZ8Nrpl28uabb37dt7ujxMbG&#10;yhaLpU/d114TzJWcnLzjnXfeeVWn0/2TqTiQuK+Fj6p+gqIoBBEVQRBcoihKbvc/a9DqzXXVMczz&#10;PBNF0SGKYltcXNzVqEVJSYlYUlIy9syZM88UFRU95HA4gqjq8dNoNA4AQI/HowMAqtFo+Pr6+sGN&#10;jY2Dm5ub/RDRNdBMDQCAyspK06FDhyb//e9/X1tWVjYJAAK930lNJ/AIguAihDjCw8MrH3300e1z&#10;587dPXLkyPovCpkTQiSr1drh5+fX7XK5iDcBT5blwVu3bv1ebGzsLJ1OhxcvXkwqKytLqaur6+3s&#10;7Iw2GAy9hBC5vLx8a0lJyfHU1NTPTdLA/tlamoiIiIC8vLyJxcXFDyJisOrHqw0JCTnS1dV19ssa&#10;4d9HoLfmTBAEb42jzBhrz8jIqBnI6QwA97HwQUT+xIkTBgDQMsZQp9N1jRgxIn/evHknKaXtcE3K&#10;OyKSK1euiLIsxV19LAAAF4ZJREFUa0B1NqshVunaHxARxX379o367LPPnjh8+PBMAAgghFAAYKIo&#10;2uPi4o4FBQVJZ8+enWqz2YLVnCDTkSNHpmq12rrly5fnDjRfR0dHh3HTpk2Td+7cuTIvLy+DUmqW&#10;ZZmqkUGm0Wg6ExISCidMmHBOFMXuwMDAprlz554dOXLkTZMEjUYjyrKM3jYkAECcTqf/pUuXonQ6&#10;XUNSUlKlIAgGURSHdHV1hefk5MxSo4yunp4eo91uh7KystO9vb2SLMuo1WppQUFBYH5+/riurq5R&#10;ZWVl4woLC0choj+lVDEYDPVut1tjMpl6EfHSF/lp7iNQo9Eo0J9yBowx4HkeOI4bsOkM13JfCh/V&#10;dxHz4YcfTu7t7Q3H/llR3UlJSeeef/75cwBwvQDwy8rKGnn27NkUxpiBUqr4+fm1JiYmXhwyZEgT&#10;qP4ai8WiraurS923b99MRVHMHMdRxhjTaDR9ERERJ9PT0z+KjIwMLCsrG2Kz2QIkSeJEUfTLzc19&#10;qLu7m1qtVvbqq68ehS8Y26wm4xFQi1Hv8GWCkpIS8e233x579OjRlefPn58mSVKIVqulqunIRFG0&#10;xMTEnJ45c+Znzz///P9r706DorryBYCfc+/tS++0LM3WIGCrEZBFXCIkaKIGMahRw4zr6OTNS2oS&#10;K/PMZL5kyqpJvsxMZaZSY+pZmVeOcaLWJLi8SVwymiDgiIogiyCLyKJpdnvf+y7/96FvG1+i0RgJ&#10;DZ5fFd+kvfd28+9zz/0v5wwGgw0Fs3W5B/xWvd18X8pBAZlMZpkzZ07Viy+++PHmzZtb/vjHP+aJ&#10;oojb2tqW8Dyvk25XZRcuXFjkdDrx+fPnn/D7/TxFUSITFHv+/PnCgYGBWaIoahBCobYcnCAItMVi&#10;YUwm06T8XN8FsCzLAQAEAoHb13kitFBFaJIGH4RQhM1mm/WPf/yjVBCENIQQEkWR54JrVO6bf9ge&#10;j0dbX1+/8OLFi/k4OA4moNfre9etW/fvlStX9uBgx0H6k08+SautrZ0tjRemBEEQ5XK5NSkpqX7O&#10;nDl7fv/733/597//ffbUqVMbHQ5HHMdxMYIg0BzHRV+9evVJlUrV/frrrzcDwLdyQACAraqqSjxx&#10;4oT2zTffHAIA81gvmxMTExVnz55d2NLS8rTP50tACNEAIAJAgGVZW2pqat3y5csPvfPOO1Uqleqh&#10;ew8DAJZWNKJCoRh+8cUXq376059e1mg09tHR0Qterze1r68v0+PxKKSxPxTP89FNTU3Fzc3Ni6Qc&#10;FqAoCgMAw/O8AgU3qUNTOQIRERGDOTk5FT//+c+Pb968ueMxWPUgjDG0trb+v8+RVNdFIbLy+fEB&#10;AFNXVxd/5syZWQghPUVRDMMw9uTk5JtpaWkDdrv9W/1zMMaUIAhyAJBLuT4iAPgYhnFMmTIl1HNX&#10;3tLSsvBf//rXswCgpmkaMQzjyszMrCkuLv549erVZ+Pj4929vb0darW6/MCBA0xra2ux2+2OwcE5&#10;WWqn02k8cuRIRnFxsQu+3U9IbjKZ8qurq+emp6c3LF++/CwAjEWz8du8Xq+MoiglCq4eRISQyPO8&#10;PSMjo1Wj0VwvKSmp3rRp01mVSnXrjpIVjIKrs/uu0Ox2OxIE4XaJCs/zAAC8KIre0HWNiYlxT5ky&#10;pc1oNFZGR0d/NTAwkO10OqOkvBm1IAjqUE8lqXQApIDDIYS4qKio/sTExA6VStW2ffv2L0tKSprQ&#10;PVaWkxmWeiShr9+bsDfpgg9CKKK9vT3j4MGDzwiCEIsxFhUKxUhhYeHFNWvWNEdGRn7rg6lQKBDG&#10;+PaAOymzOZQRjQFAdvHixZTe3t4nbDZbAk3TDAoWkY48++yzJ1etWlU5f/58C0IIpaam2ktLS2uV&#10;SqXszTffzHS5XNEymQyLoqjs6enJP3jwoJVlWVi6dOllaf9HRAghm81Geb3eqGvXri386KOPYnNy&#10;ckxpaWk2dMdTtkfN4/Fgg8Ew6nK5rvj9frU06rn/lVdeOcKy7PX8/PxBo9FoDa3AIDjPXFNRUZHA&#10;83xEdnb2yP1ymKRNfPHOUTShhlcIBRP1vvjii5akpCS71WpNOHr06CabzWYcHBw0Wq3WqNBYISnH&#10;CBBCvvj4+BtarfYWQsiZkZHRUFpaWiGKomnevHmjOp3OFU57asS9TcbgQ9tstilfffVVIgDIZTIZ&#10;zzCMNzo6emTu3LlmfI8GXqH8dEEQQlMLQh9gWUdHR/yf//znlXV1dYtEUdRKJQb8lClT+o1GY9eC&#10;BQtG79jbAACwFxQUdOn1+j63223keV4FAIzdbk+sr69fQlGUKAgC98ILL1wGACdCCN+6dUtptVq1&#10;Tqczpq+vz+vz+XQo2KFuzPj9fntGRsZxpVJZKwgCRVEUFkXR9ZOf/KQvJibGfeeqKxR4amtr8955&#10;552Vdrs9+le/+tWXWq22srKycuRuj7cFQRCUSqVDo9HYzGYzzzAMQggxNpst0mQyqZAUWJctW2YH&#10;gKsmk+l6X1/fgCiK+hs3bvxHQ0NDIU3TLMdxlPQ0klcqlQPz5s07kpCQUOdwOBy5ubm3tmzZMvQ4&#10;3GZNNpMx+GBRFGWiKDIsyyKe55EgCIAxBqfTea9vRBFjLIZquhBCoQkAdGdnZ+LLL7+8rq2tbb3D&#10;4TAKgsBKq6me0tLSPbGxsVe+eWuEMRabm5u/ev755//7+PHjumvXrs0XRVGJEGK8Xm9iY2PjUkEQ&#10;RK/X63vttdcaEUKKffv2Fe3evXsFxljPsmyf9Jpj+g2elZUVQAj1Sj9IqtGCffv23e2fy6uqqmb/&#10;6U9/Wn/t2rXiQCCg27Vr11SXy4XfeOONzxFC5m/+QlRUlPvJJ5+ssVgsU/fu3ZsgCEKc2+1OPnjw&#10;YKnX6x0EgEostZGVzteLEGqtrKxkqqqqhiiKSkbB2fMCQgh5vd6AXC53ZWVl3XzrrbfMoRXX9u3b&#10;x+DqEGNtUgUfANC+//77ReXl5cU8z8cjhASZTNa7atWqUwsXLrys0WjuuReAg7OOQOpEJ7IsC6Io&#10;Jr/77rtzu7q61tjtdqMgCBEAwBkMhpZNmza9/9JLL52aOXPmt/7oEEIoJyfH3d/ff1Gn031w9OhR&#10;vqGh4UmKotQ0TcucTmdSS0vLMpqmRZVKBdu2bRt0OBzxJpMpRRRFpbRh+KO71+3K6OioZu/evXPL&#10;y8vXtba2LgkEAokMwzDDw8OpNpstWaPR3LWOCGMsAMCQ2Wy+sXfvXq8oipQoiprh4eFUq9Uah6Tk&#10;wG965plneABoRwiFRv/AoUOHcFlZmYgxhoqKCvTb3/72kZwzMX4mTfABAOXu3bufPHz48Prm5uZC&#10;ANBGRET0b9y48dOtW7cemTZt2j2fgHg8ntA3byg7GaFgToquvr5+ttlsThVFkaUoyj9z5szmsrKy&#10;D1966aVjKSkptu86pqSkJE9XV1eVXC5naZoWLl++XIAQUiOEZDabLamuru5ZnU5HdXd336ytrc0V&#10;RTEytKEa6tA43gBAfuDAgdnHjh1b09DQsMTtdhukJ1KI53l1fX197t69e6/a7XavVqu9Ww6TiION&#10;4gEHe1kjURSp+52f9DrhcRGIMTFpgs/o6Ki2vLy8sL6+vtDv9+sxxqBQKLq3b99ekZub24Yxvuek&#10;SGmzmQIAHAgEEEKI8Xg8+vPnz2c7HI5pPM8rAQAzDOPOyMho2rZt22cpKSkPNGbYaDTe2rBhwykA&#10;4Px+P9XW1rYQANQIIdbj8aR/+umnCSdOnOABgEXByZ+9S5YsadDr9bfzi8bTwMCA+vTp09k1NTUF&#10;NpstWSo9AZ7nrXl5eT1ut3vK7t27V7IsSxUWFl6QNqDvDBoQzj18iPEzKYLP0NCQ6ty5c0afzzed&#10;oiitNMrYnJKS0qHRaAbRd4wtAQB5RUVFytDQUCIAsFIuSUR/f//s/fv3zxJFMQIFH0UHdDrdV1FR&#10;UdcVCsX95n7dJm1Am3/2s59Vd3d3J127dm2Gz+dTURSFGYZhRFHU8DyPpQ1VV1JS0pW33367Ii0t&#10;bVynWwAAHh4eVjY2NqY5HI4ZPp8viud5hmEYged5R3Jy8vnXX3/9s9HRUdV77733zFtvvVX2u9/9&#10;jkYInbtLAAqNHw6mOQefvYd1xTUx9iZ88AEA+ty5c0nvvffeytbW1kKv16umKMr3xBNPXD5w4MDh&#10;adOmdd8nWU+7Z8+enCtXrsykKEoh9USheJ5Xoq/btAZ0Ol1HWVnZJ7/4xS8+jYuL+14Fohhj6O7u&#10;9slksq+ioqK6LRaLThRFlSAItCiKWGpGzykUilGNRtOj0WiGEEJjMdP7gUjlJtr6+vqsjz76aF1V&#10;VdUKj8cTK5fLbWq1egAAOnbu3HmspKTkjNPpZJ1Op/evf/1ryQcffLDSarXioqKic1KO0u3rHsrV&#10;CZVZwB2tSolHbkJc2wkffDo7O5Xd3d3JZrN5OsdxUyiKQnK53BYTE9OXkJBw8wEqyR2/+c1vmpxO&#10;Z+epU6fSGIaRyWQy5PV6KUEQgKZpr1ar7Vq5cuXHa9eu/WzOnDk3HibxLz093b1169ZLCKEpZ86c&#10;8ZjN5ul2uz1eEAS1KIqiSqXqLyoq+vzXv/718ZiYGNN45qpcvXpVdfXq1ZzDhw+vra2tXe7xeJIU&#10;CoU1Nze3Zt26dadmzpzZkp+ff1Ov15v1ej1et27dlxzHaQ4dOlR87NixEp1OZ503b14tkpL9QoMC&#10;Ebo9PHG8Tu1xMSFucSd08AEA+vjx4/GnT59+emRkZBbP8zK1Wj2al5dXs2LFii8jIyNH7vcaGGOf&#10;x+MxJScnd6nV6nlut1sdCAQYAEAsy3rj4uLaCwoKyktLSz9LSEjofdhbIYwxX1lZOfDcc8+dTE1N&#10;7bl582ZuRUXFYovFMkMQBP+CBQtqtm7deqioqKgZY+x5mP/jUXG73bEVFRVLL1y4sMxqtSYplUrH&#10;7Nmzz69evfrIokWLavLz80fuXNX09/cPx8TEXGNZ9qnR0dGUvr4+Y2dnZzsAeBBClFRegRFCoUxl&#10;svIhJmbwKS8vp8vKyliLxSIbGRmJ6+jomGU2mxMBwJeRkXGhtLT04yVLlvwbY/xAafYul8uWnZ1d&#10;09XVlXbu3DmN3++PpWmai42N7VqwYMHRZcuW/W9ZWdkPblEgJeL1A8BwTU1Nu8/nuzI0NGQQBCGw&#10;YsWKzsLCwnaM8bhO6wQAfPbsWXVfX980q9Uao9FonAaD4WJJScmh5cuX/zs7O/vWN1d+iYmJgenT&#10;p1+fP39+fVNT0zPV1dVPRkVF9cbGxroQCgZe6YkXoigKY7L0IdAECz5S1bd8165ds/Lz85+WhgYm&#10;mUymDBTcFDanp6e3L1q0qCUzM/M7H4PfSa/Xu3p7e+sFQZC5XC6qsbHxaa1Wa12wYMHRVatW/XPL&#10;li03HmWRp5QcNwAAQ+jr+/MfpZL9QQiCICqVytGsrKyKqKioDoPBULt+/frLM2bMuOsYIIwxDwCm&#10;vr6+5rq6uvlNTU3zfT4fLwgC/+qrr7ajYBP+UG1Y6HfC4lyJ8TNhgg8AUH/5y1/mNTQ05I6MjMzp&#10;6upahjFW8TzP+v1+eUREhNtoNDZMnz69RalU2r7vvkxqaqpz6dKllwCA0+l0HdHR0da1a9eezc/P&#10;f+hbrfsZy6LRh4UxhkuXLpnz8vJOLV682P3CCy900TRt27Nnj//tt9/+roDhNxgMN3Jycq5YLJbU&#10;9vb2opMnT3J6vf4YxpiVZpuJHMfdvvX60U6KCEsTJvgghGRNTU3PnTx5cl0gENC7XK7QgDqQy+X2&#10;GTNmXFqxYsXh4uLimszMTPv3fXEpG9eKMa7NzMxs53meS09Pt6elpT12NUMURZk3btxYY7fb+alT&#10;p95rZtU38Xl5eSaLxVJ35cqVLKvVurChoaEwMzOzPzs72xy67Qo97RrjUyAmgAkRfACArqqqmtXf&#10;359tNpuNCKHQrChMUZSg0WiGc3JyKtauXVvldDofeva39EfmBIDQXsVjeWswd+5cDn1HbtTdSPlM&#10;nqSkpBupqamdQ0NDs2w2W/TIyMgTPT09wxzHaQRBwFLl/BgdOTGRhH3wAQCms7MzeceOHf/Z0dFR&#10;gDGWS/13EACAIAg+mUw2qFarewwGgzk+Pv4HZwU/rkHnh8IYB1pbW3tee+21L69fv268devWM8eP&#10;H19GUVSA47gYhBAlBSlMrvEjNSGvZVgHHwCQff7559N37tz5X93d3aV+v18vk8kwRVEg1Qa5DQZD&#10;w6ZNmw5u3rz5Qlxc3Lg+oiYQyszM9AYCgUGGYQYoivJ5PB49TdO0TCZDHMeR261HTCoHCo1JvrNX&#10;UihBNmyF9fr34MGD03fv3v1KR0fHSq/Xq8cYY57nEcdxiKIoT3Jy8uVt27bt27Bhw+nMzMxR8m06&#10;/jDGgsFguLlz585/FhQUnI6KihqUy+WB0HRThJCgUqlcERERPCJ7Pz8YAEBERISIUDCHiqZpcaJc&#10;27Bd+dTX18tOnTo1tbm5eb7b7Y6mKIoKdRjEGHv1ev2VNWvWHCwuLj6dnZ09FI5Pjh5Xer3eBQB1&#10;IyMj7IkTJ6j6+vrFPM8n8DxPKxQKy8KFC88XFBS0oe+5r0T8fwCAm5ubqdBnXxoTRSGElFVVVYq7&#10;9QoPJ2EZfAAAv/vuu6mNjY0LfT5fHMaYCvXvZRjGm5iY2FxQUPDRjh07jqempo6QwBOW3Nu3b79A&#10;URT2+XzMpUuXlvI8r2ZZdqCwsLBm8eLFnd/VfpV4IJjneYrneZqmaSSNTGYtFkvWhx9+uEQmk51B&#10;dww/DDdhGXwQQnRbW9vsS5curbh161YiRVEYIQQ8z/sSEhIan3rqqQO7du0qj4yMfKC2FsSPT3pf&#10;HABQExkZKd64ccMmimK0Wq2+ERUV1RcbG/vYpTCMAUAIcQDgpWlaEEWRBgCZyWSad+rUqY1bt25t&#10;QiT4PDgAoP72t78l2Wy22X6/PxYhxGCpu1ZycvKVDRs27PvlL395QqfTWcf7WIn7wxg7h4aGatLS&#10;0jq1Wi3jdrv9DMNYUBj0KproMMbQ0dHhyMnJudTa2jrD4XAkSb2pIkRR1DAME9Z7umEHANgtW7as&#10;mD59epVCoXBRFCVQFCUghFwvv/zyzurq6mSSHTvxhIpJyXv3aPX29spPnDgxNy8v77RCofDL5XKB&#10;oiguMTHxWHV1ddp4H993CbuVD0IIcRzH8DwvFwSBZhiG02q1QzKZzJKenn6lqKhogNxqTTzkPRsb&#10;aWlpPrvd3iOXy22BQCBUOyfSNC0EAoGwDvThGHy4+fPnX3Y4HJ96PB61QqFwp6am/o9Go+lNSUm5&#10;+igLPAliMtBqtZyUcBvqGIAFQcAsy4Z1wA+74CNlwA4AwIH4+PjLWq1WTElJadixY4cdISRu3Lhx&#10;vA+RIMISvmNqqSAIjPSgJmyF5YYUxhgcDkf/q6++Wrl58+bqN954w4qDI3LDOpITxHiR9tMQxjj0&#10;Q/E8H5Z/3wRBTBIAoC4sLNxP07RXekDDGwyG5j/84Q+ba2tro8f7+O6FREaCmPhEo9HYFBcXZ8LB&#10;ybt4YGAgdf/+/c83NTVNlZrwhZ2wPCiCIL4X/86dO8sLCwsvYYx5mUyGAIDlOE7LcVwECtM6LxJ8&#10;CGKCkxrhjbAsaxMEAQRBAJlM5tZqtYMqlcqFwrS6nQQfgpgETCaTgILjpQEAQK/XD61evfpyTk6O&#10;OVxrH0nwIYhJYHR0FFiWdSiVShfLsuB0OtV1dXWJ169fV4ZrVjkJPgQxCZSVlYkJCQnVs2bNOi8I&#10;guhwOOLa29tzh4eHdYjs+RAEMVYwxlBSUlKfk5PTyPM8r9VqTXPmzDmbnJw8TG67CIIYU4ODgz6a&#10;pp0YY49Sqby2fv36L4xG4/B4H9e9hF15BUEQDyc9PZ1PSEjozs3NPRMTE9OSnp4+kJWVFRjv47qX&#10;sLwXJAjioeDKysrInp6eOKVS6Vm/fv0g6RZJEMSPJlyfbhEEQRAEQRAEQRAEQRAEQRAEQRAEQRAE&#10;QRAEQRAEQRAEQRAEQRAEQRAEQRAEQRAEQRAEQRAEQRAEQRAEQRAEQRAEQRAEQRAEQRDE1/4P161a&#10;zJakw7IAAAAASUVORK5CYIJQSwMEFAAAAAgAh07iQJkob6AgMwAAGzMAABQAAABkcnMvbWVkaWEv&#10;aW1hZ2UyLnBuZwEbM+TMiVBORw0KGgoAAAANSUhEUgAAASwAAAEsCAYAAAB5fY51AAAy4klEQVR4&#10;2u1dDWgVR9cuIYQQQlCSoJKKIkGCiASMaKmlFoKEEiRIRUsrVSollFCkBGppS1qkWFqxpZaKBAki&#10;JaBiRUWFUOQlFBFFRUVFkSAhBAmoqGjQwP12/Z5Jj+PM/tzdvXf33ueBIbn7MzM7O+fsmTPn5403&#10;CIIgCIIgCIIgCIIgCIIgCIIgCIIgCIIgCIIgCIKIHbk33mhwygqndDplk1O+d0q/U0455YxTbjtl&#10;xCnjTskFKC+cMop7rqKOIacccMoe1L/FKV1OWemU2XwLBEFIpjQfDGmrU3aDGd0Ac8mlpIyAublM&#10;rRcMrZlvjyBKlzHVOmWVU7aB8M875XGKmFI+5RkktQGnfOuUDlcq5NsmiGxKTpvAnC6BuHNlUq5i&#10;6drtlBanVHJGEES6GFQz9D+DTpkoI+YUpLiS5CGMz2LOFoIoPIOqhi5nDxTZSRD6BPRHZ8EIf8WS&#10;chPaXgWl/HyU2gB9Vte24f4u1OfW+wsU8EqhP57gc7ntfODXZ4Ig8mdSbzqlB4rxuJZ4D6DPGoTi&#10;fQOY0IwU6d5a0a9u6KuGY5QiX2CnspeKfIKIh0l1Q8qJunN3A4yppxTMBlymCua6CYzsUgwM7BLG&#10;+03OPoIIRogNkCiOR2BSj8HkfsGyq6FMxm4GzDS+x9IyiiR2BsyQO48EYSC2VthCPc5zaXMWhOpu&#10;71dzRF+OaaVT2mH2MJTnB+AZdh1XcESJcieoWixBzudBSLehCO+iFBBaAtsB84d8TCZ606LjI4hC&#10;EU4zvvoPQhLMeeyotXIUY3sP2yCdht2s2O7aeXEUiVImkDbYBL0IqSx3Jak2jmCi72YxmFBYycvV&#10;Na7kCBKlRAyroMQNYyvk6k1WpfBZXF3bnADXNTnlulPOOWVpxt7XSugTw9iCDWOzhJb1RGYZVXtI&#10;RnUJFtm1KX2eWtHXKaec8Li2Rnu2gxl8f66x68chl4yj2F0k4yIyM9E7QyjSH+Br3pKRZzug9X+x&#10;x7XyurGMv9NmvKcHIT4+H5BxEWme1CtCfI1vY4ewIWPPOE97jgrLdXXadY0l8o7Vzu6NMIyL1EGk&#10;Ta8TVJk+lOUvr9PvKvEs9z2uW609d18JvvcuuEq9CKjjWkVqIYo5YRuwTHgRcDeprUSee1IF1/O4&#10;ZkQyNvwd4Afr5XV0/SEKOkGr4ZM3UU6MSjz/QzzbLcv5evH8d3HsHn6fpaT9Ug/WS/0WUYhJ2REw&#10;pMuZUrWdEsznuuX8PjEOreL4cxx7XspGl2BcQwEt5ztJVUQSk3B+wK/n7VKfhIJhX7FInznTkhG+&#10;fSWt19KetxPzwY9x/e3OL1IZEdfE2xRg+Vc29jfOM97BM1/Gdv8C5XCNUC/WnUHn2Ext3FxpbV4J&#10;j1Ul5sVIgAgb3E0kIk222djd8fPm310OaamwQ9gMC/acgfE0it8/edTTYrj/n1IxfbA88wyE+3kc&#10;QJVAaYsIPcE+DiBVDYfVxTjXz3LKMqd87pSPUj4Gri3VWqdcFHorvbjuK7tceywhRdzR6lkIQhyH&#10;wv5r113HUt8deAhUlui8agng/eAq5beQComguqq/A/j6bQlLVM71+w11VaZ4LNzdvpNgNGPujp/W&#10;9wvi2j6lUMfvpVgyTmr3HBb31IAZ6mPyCEvspSU8zzYE+CCeYigbwmsSdQcQ2fujLP+ce5+IuiYz&#10;OEb3dYbl/F2uGA1+y2W0uyN4yynv25gzlpqNafGhLNQOJuz4fvWZb+PUbREm/cJgAKV6ZwxtrZWS&#10;RMbGSXfLuSCcnP/Rrq02MSDn2BIsL/9Nq2kDEnJMYulaV4D2OgIo5Q8wyw+hQoncDiBV1cbUntza&#10;nzCcX4PJew/6nIG07KJhiWcan80h6pij3fs0jRlr3OgS0nEbzHkYS9hFCbRXi3nmNQ9H6N5T3syq&#10;yydl1kgUcRwxoea6uiDt+F1pBS6O77T043kKxqrZS/q03PM7ljQLNL2VvHcqhfNiMZapldgwGDLo&#10;7xoTavuDAB/QraTe8mJUlUhC6mUEOhhF4enc+4NW30O1BBLLzzvi+j89+lKVgjGTwexMZg2LdckD&#10;zFqd/wLH6rX73knh/Hhq2hDRPBzuWO51l8JHYpC2DnCJSASxrXIlrk0xtdWj1X1f6HGmXVvENvca&#10;mD3Ie+akYMy+FP35yCnX8L+rh/oN/y/BrperZF8j7pXmELM0SW0shfND2pLtsjBft5zz0H/FIjli&#10;J/GxT+QPJiApYWbV6uMHOB53OicoVGUbdUJ5fRdf87MqrpS2ZPohBWM2U++PsHQ/p/qMv33i2t9x&#10;7GtxzF3yfiN+v5vCOfKH6N8Ci4T5ieVe/WNzOaY5O+IzZxnvvwSZVbuP3cupiOYKB0DId/H3J22Z&#10;cE4tM7RlUZ9WT1WadhCF7uYHcWxMt8PS+q7KUhiUTjMxQXxPUjhH6nSGa2C6+wNIZqq0x9Qvv13s&#10;x3SiLi1mtdVHuf5tVANO5/7vDPWe0HUT+KuWUW9b9Gu5NExAsQnQqx1/hOMXDfdI4r4oxv+5Jj32&#10;pXCe/E/fRNAY0VOPj6H+7pPYSdzmo3elMr4EmNUOH3G6I8a2Ov0U5m6EA0gtVR71DKdEIs2Zxsdv&#10;yQMTAPf8Wu14S1ot/LWle72BOedMlvdwS5Lv+zT+rk6on20+S8RfGGcrm4yq0seuZTgph2Wn3p+R&#10;VWZ6+xu7aK9lj4HpwyylB0rJ2FWDUOt9lk2XPepYYDh2zRR5FO1VFvF5W8UzbRfH/zEtEXFuoUHF&#10;8D7epzH0Toz9bfDxRzxAppUtZlXr4w/4twqHknA/5uLvF2j3S8sXXZVvLPW4Oq+/nHKzEEspm1IZ&#10;55pNvoQBPyDTynbscI1ovoZjhV4KC93iKzHqETJnWhLX5tZJ7b39ZXjOyYT7Xe0zx4do9pANZjXD&#10;J8XWjkJ+fYSydLlkZIZ+PbTcr9tnnSny+C4TfTmrEWotdD7zILXshXX8XWHb9JpRLKS5MTCwowV+&#10;nlua+1UrNg8Wi+M12C09qudatEihKoR0cwH6v8MnYw/NHjLKrF4UUimJSX8XerJqg4TyD5ytc6bJ&#10;DRcWqT+5kgYXHXejQPTpZ4OrTU5LtnoPTMGVZD4FQ1gAqTENBrFVMGXYCHuzK3BQV2YMuyBRTYGp&#10;nvRTqAuzj38L9AzdHptKZFopZVbzPXLFPUt6qQGdwh0olpXC+ph2zVty91DoTkYME1AyqjkpGucl&#10;erx2SB/HICFdxHPVp3CONIa4VqYp+9OwjFxic4wWu43WvI0JPFu7h5HpDQYFTB+zuu0hWa0sQB8+&#10;0tr9Ujv/mf7VFQxrqTh2QsTcWpzCsZZK96aMzRNlJ/cjlq0VHtfqkuMsce4bLYXZRTC4OYZlc08B&#10;n6/Ng2mNkmmln1k9iNty3aMfUi91XTt3WHd2hkGlYnJ90JM81HeqUjrm/3glUU1xv9daTFsuYzk4&#10;Ty1TNcX6XZO0ht24+1p9P2theJ4W+BnbPAykybRSoLO64RFpoaWAfZHZYp7g2CyR2kruNC3ymFTL&#10;MzL2dRmdM9ehG7yD5fZF/L2GclmLgvokQJ0zset7Hffq2YF6C/yMLR62Wjeo0yoeszrv8SVpLkKf&#10;pnTDSCyh6i3XLzD0vYVvt6jzqlYPI4PNgkFxzXpbEllxzWgxI2642aU9Vh5UxBdhUp1Pm9ir9aM2&#10;wPUDYmt/+l6+4aLOLRld4jOh+5peqgtfyibt3lkWFUGihqR5qksuMV58YV5CJdK/25aBzUXs2/0g&#10;DAvPoL7AX2oOwrk0uOaUyVyq0H4fNNm7CRuy+9pyb0Bc85XuIwmTiSGbtXwBJa0RD+PSas6EZF/A&#10;gIeCvaXIfevw287W7JiWW46/dPPg2078wzctJbnSkynCq+aw/VRzhr5uka5naW3VIK3b3WLY0kGn&#10;NUE3nsIP/A4P04UVKemjaw+z13KuTyQdrTacP53ljDoZnE93hWQu59NccY00bziiLfU245qz2v0n&#10;U/isXiYPv3A2xD/gWz2MQldmoP//mrLLaNfoCt/P+eYTfSdXDPOpVbtmplymC5OFHvz+M4g/aAaY&#10;Vi9nRLxSyzOLZNWZ8r6/LXYP/whw/dE0hxAusXl1Tss4vRB/l/jouio0vVXOFt8sQ7SUizPUUjlP&#10;qlaP9ffWlPddZnr+KuA9eu6/Cs6CxN7PWvg5vieOPRLZp/s83G++0DZ7KjP03N0ekUsZbjnCwM72&#10;iMG+I8X9rhNS1ViYzQDDsrCOM6Gg764axqOTWpagZnGNTMqxN6PPud0jqOWbnAnhB7TSoMyU8awq&#10;MzDxq0Le02TQq1RxNhTtHTbB73BcSF0nS2UJ5RFP6xJjaYUfzD0ekUKrS+xZlxoSdeay6K9XwvOx&#10;EaFmHoll4NtZXrLjo2qLXDrAtx58ILsswfbHkwprnBKCaNFCk+zkbEjlu1okrN/VknFBRp+lwUPt&#10;soFv238AV5b7LgY2Gv7hbEj9e5or4tS75ceMPke7RUBw6XAV37R94GZ4+D59yxEiUixx3ZVJRzL4&#10;DNs8fHNn8y2bB23QI8kp3QeI1C/rM97/41nd5CrGYHV7bLOSwxNE8jTY4OEo3cMR+m+g5ltcBp6l&#10;xUeQIMqEFlsttPi4mJFQsiKKbuLoEETB6XGDRziaynIfnI8tgzPIqUMQRaNLWxinLeU8KLMtfoIj&#10;YaIhpinNO0GUCG26LmJXLXHn5pfroAxbuPgHIepYj3tmcpoRxDRd1MO+6qKMghqyjlUW+jxfdktD&#10;Vz9lGYz+EHXMZLA7gnhJC+/AiHUEmatzceSPdOmx7JeG2BV8YDFSqw1Rz7DMpEwQZcqsfrAwldcS&#10;+ua5NBwp611D50EPWQa3M0QdMgPxHE5boowZlomW7nqpSpzja4I61yNXgcl153g5DK7t4feErEft&#10;YoxwyhJlzrBcKWgZokcsUqsUJL4wBoEUqco6Arbxa1QhI4sDW23xDJ8Ia80ucvktsZxfGOY4QZQo&#10;zX2l63i1TEB3AtbTIOKC5a3Gydrg9cRhIIowLC+zzxjOVSBa5CPt+CIwuQlOYyKDdHPF47weg36f&#10;U34Tv/vk8k8Lwz0Voh8byiaBBTj0hCUgX2XIum7i3tUeS8Vh7fhEyYuwRKkyrGWYuz8bzilp6UPD&#10;XK8Ux3Yq9YmrLM83nZwl4N+Dkgur7DzQbouvYEvIeqq9onGKVOMyBrfKLTcesi3adhFpoB2ZbXq9&#10;dm6BvtoQ167Trt0P04dG2zUBVzePo5gjZWHAWy2K9t151KUSAHRCtD0hzqkEDk+1e37D8faAbSwW&#10;aefrSTJECmjoPUvG8CUy47T4oLvlmqQB/D2GXAnzIvTlF8vSsK1UBvtQXIHBIO5OaKGEl2kv70/t&#10;nqe67gov9xb0XfeUSK1l+qV9F5EmOnpXz6Yklos5nK/UpR6R7PU9/HaT+p6J0I8ZFtus46UwyCss&#10;0tWmPOparLZi9V1GnL+ssiurIPqQ7l4RfZGPzvSFmCWWlDmSCJFCeloi5ycSmKj5uxnHXGayD//3&#10;WSSua7qeN2Q/bJ4qK7M+wOcND3U7H18kvIi7+L9K2JK45RODS8JOJAt44sOs3Ewonwq/RKNCnyBS&#10;QlNKbzWJFYGbA/OA4brT2jx/qJ13P843I+jVLllShFVmdWA74zI2Ey+pSTuu1/3Q5p4gfA9VcXcb&#10;F4m6HgVNKU8QMdJJFZZpdSHumStXF9q5Ty1099BwbQ4Mb04e/V4VNXhBFqSrM3nW5boaHDUcf1/U&#10;vR3HftLa/AbHb6Is078CkNByuv0WQRSIVuox/3YFzbspPuLj+N0uNotkOQYGV2WoQy4pa/Lo91BJ&#10;SFkYvFh2ElyFuFcWZOE3ddlwjyrv+7ShpKulJB+iSDRTIRjOsSA7eUKn9cTiTzjHwuhcQ+rPNOv1&#10;vjz6bLMA6Mza4J+JYxfBuWejuH+hz5dmzINh5Tza+Ii7gkSKaOeomLdPsJn0DmygWiAVHbZkC8+B&#10;6bVb6p4pN5a0ci3P/h7KtJTlsbZti8CsVNllufaWXKPjpT3SdhR/9JGuqkguREpoqEPMyzDlXogV&#10;kO55cj3PvtqkrI6sDHZc0tU/Fnce90W2atfOE2t5tS6XxnI5uVtokK62k0yIFNJSl0fqLSWBnYO7&#10;TVcYh2bU/52o60qEfh6KS19d6AFui9sK1t0ZtIRT3qddtxR/x2QWXi12VqNBumLEUiLtdFUDptSK&#10;D3KLyQtDeIKMhqh7He75K0L/bFLWyrQPrInTDsVUd5Nh3f5ESluu/RSO79XuHTH4GCqzi26SBJFR&#10;RuaaRBzTjoWOFQcmWB+xL8czZf2OL8CLpO0yxBdBFmXZftOUpVaYLSzS9FxPOO2JDDOsBRb7qptR&#10;FOl59sVmd9mS1sH7Pi6r9gBtVRgseZ9Kx1Dt+jlSwhKS2GZOeyLDDKvXZEMFyUvRxdkC9ueGgQds&#10;T+PA1VoSS3Qn3O5qQ5uHLQxO6rUmKF0RJcCw7mBeLzCck0bVewvUny2WeFkz0jZwPcXsqNgJVMWN&#10;Lvquds1D/F2Oaz7llCcyzrBeiVhiOH9CXDOzAP2xCS69aRu4s3HEu4rYh3cNfTgozv+Lv2PcGSRK&#10;gFnN8wuFpMVvf6tA/TIF67yapoFrS5OyzaDbmsQuyDwRouZHTnki4wxrp5jjFzyuU7ZWrQXql23z&#10;bUVaBs7EUS8VuU8fGvp0UvxfyylPZJxhyQxUF32ufavAfTubyjDKSC7xOI2prGEwago3M8rpTmSc&#10;WVXoH+OU9e9jSw6H2Wns2ESaJBiDq9BlTnki4wxrgTanl6Ssf9WWPIZbit2xU1nIoOH6SYn+neOU&#10;JzLOsPryyS1Y4D7uTpV/oZuLzKJcW5XSAdwF156POOWJjDOsC0FjvRWxjystm3FvFqtD3YbO3OB0&#10;IojEac+1d9qbT2jjAvfzqoFH9BSrM6YQyL9wOhEEAR6xPRU2WR7LwRV8TQRBgE8stiwLmwvdka2G&#10;TpznKyIIQuMVJpusbYXuxKmid4IgiCwwrN6kYuQF7UA1jMD0Tizm6yEIQuMXzQZe8aJgERxE7OhX&#10;4l7x1RAEYeEZpt3CDYVqvJ+7gwRBhOAZOww840ChGh81NN7F10IQhIVndFhc+CqTbrjFsh5t4Gsh&#10;CMLCN2YURe9tCYE6zFdCEIQP7xgqdAh1t9FBQ6Pf83UQBOHDO7YZeMffSTf6ILMpqQmCKCbDajfw&#10;jseJ6bGciudbGqzm6yAIwod/VELRXphQ6tRfEQQRkYcMFSx6g1PxHkNjO/gaCIIIyEO+L1jATzex&#10;BO2vCIKIwEM6ChJDDwHDTOFkaH9FEERQPjKjIHzEDXvM6KIEQSS0UuuIu5FtRfMFIgiilBiWyRf5&#10;27gb2VNwK1WCIJJiGkvjEDicOurzuGeTgZcMxP2ApvjtK4s02BeYuZkgItGQS79jMdTz1E3qGvKe&#10;tsTjvFuyO88uwkCrjLezOO0IIi8aWi5oeKZ27guvlRM23/oQIn0u6mgM2f4MU1boOB/QZOH+oEiD&#10;/RHan8upRxB50VCNoOPt4vg8cfy+U26ijLjSmFOeiPPXnFKH/5fn0YfxxBJTOBV1piXhhNPuPbQ/&#10;j1OPIPKmo5mgo4fiWJ0lw42pvIt73Nh4V/Jofzgxm05LhpwDEet0RcuTIe+RKYPIsAgiGg2uAy0t&#10;EMdUcuRlTmnViquof0fGsHL+/9wpU3m0bYpA2hvXg+2O2/8HImUu5D1jZFgEEYnuPtN+uym4bhmW&#10;awtCLi/7QvbD5Je8J66HPBVnAHltDV0b8J6vtfbrOf0IIhTd/aszFqx0XlG+O/+vdcph/N/klIVO&#10;mYNlZA2yZtXgt6v3ehhWr+xc+4GBp5yJ60FvxJnhGQ+s6mkKcP1Cre17nH4EEZje3LAu10E7Swzn&#10;3Z3BvRoTcxXs+0PotNwyGKJPrYb7R+J6YJPvz4yIdY4FjensXPNca/stTkOCCERnFRrtnEWewFrt&#10;uqMag5sKyaxC7fLZfJPjeOAGU7aLEPf/ZDn+B+r62ud+Pc31Zk5DgghFw0MeTGYSS7px7PhJcwPX&#10;nGEBNruWwn7rbSje3bLRKedw7Wge/RqP3bbTXfrlK7opGw7LOZUN9rLH/Xr8+OWcfgSRFx2/Z0nP&#10;51XugJkt9am7Ks8+3Y7de8Zig3U2wH0/e0ljQo814nO/Wy5yyhFELIyr19VjOeWYaz/l7hA65S6Y&#10;2YRmHOoq1Ffjf1dhXxdzX87EbotlcVQc9LlHN0CrtVx3XxquieNfiXt/4zQjiFgYhKt4vxnguipp&#10;NoRdQ0WPriqnJqb+HDDwli1RKzWFNP3V554B7fp2jyVjTjpPaszqI04zgoiNYU2ZBASc64KUdc9w&#10;zk2e/K5ughDVFtK5/5fYQ65bYtds87lnnibu3cFx12lyM5wm6yGWTjsya8xqEacYQcTKsJQOq0Yc&#10;+xKK91doVZO2psT/lzVe4Oq49kE5X43r6oNk0rLE2BuI+pAmo9FNAe/9XK5NfRR80nRhHDsUN7HO&#10;voA1tGsX8hZsOFpgzFbFqUgQgeixS5ofQIDQ6bBVu6dRueqIY65e+5EPPV8M0B+TuulUURVjwmAt&#10;yfIEysOvOS0JwkqL1YYIDRexVJwAI3It2D+EJKVWPjmT7kssI000eSQEA40vbaBl63FViPsbDSLk&#10;CBjZFQ8mdA9cPKwB2++cmgRhpce7FubjGpj+pdFSJc6NyN+Ge7fnkxzVkidiJOoDjkR1y3GuP2Hz&#10;/zNYsauyV1tHz4TuyzVi2wmJSrcZaeWUJAhPWvzBFQS0Y/MM9LfeIAl1W+pT9zSCRt8K2JeWJBiW&#10;yRp1fsg6ZtoiLIDjP4VtyH2tnZs+9VboERMJgvCkGcWc6jQ6koLJV5al5IR2fK+4Z24efTEFBh2P&#10;+oC5qAxL6LLWGI6fk9IXpCfZ1iNOM4KIlWnl4PC8QO7mwYew2nLPHdxXhd9H/cyW8mRYuTgeLhfE&#10;EDQAZz9nOP627gSNXUC5VHzIaUYQseqxdL2yq2I5DH/BRYiQslytYLACGsL//xP3/hihH9UFYVgR&#10;6jprOLYA9e43nPs36PKQIIjAdHgBEtMJDx2yKlcM98YWDibtDKvJcEztIl633LM3n3g7BEFY6XC1&#10;pGNIU9csDOsrKXBo5+pi6Et6GZaPWHjT45rvRPsbOeUIIhLNLdRjuYtz72q2k1XaSiiXT0jkkmFY&#10;aMMVS//1uWZrFB0aQRDTtDQLdLTL45oaGZAPSSkU/T2NsS+ZZFgTAQ3NlK/hv5x2BJE3vdWF1UFB&#10;6Z6z2WOVG8PqC3Htz7bY1IRxvBbD8K+mgG12Yidpe5APUQmM8ZdwD7uL8CuzMtDnqZAMq0m3gC9b&#10;hpVHn1wbkLEUToJWOGj/6IaQTUmfuoVz+V9Bkn7E0Ga9Nme+LAOm9UcYP7oU9Hc8j9Rcz+PerU+C&#10;YT2Lww4rgQG/HFtq6/j61KRtE7cHuGc5nE3nJdSnWs0fc2eBxkKOw7IivhN3U2cNwiQdgcFkdUJt&#10;fYjnHkF47wvwl/0ihQyrJY97bvqFS87j3ei85UXUSkfisHRPaNCPpHAinFaKSRmY0HCdq/jcpY2r&#10;Gx9sTgJ9krs+nQVccuTySWMeoO5ZWOY2imNVSIywHmqDw1iiTYLQ9PBF6yP2YTkicW5HW/d0tzJI&#10;tO5m0dslIkW2xlyfydJ9tGQZVkpfqgr7+o84thSM7BiisZ6DZfEBzbblXlSpEdvS/XJyCefzXNCM&#10;vhH7UCXa25eQ1HRLLHUfIjPMQZHU87SMlQanXN0vdlGe7Vci1ttfYFb9+N0lEv4+T6NklTJamZ+E&#10;8/PVOJOolsFL2IcxOqwdV75YJ6UeyQ0DLcb1sxjafyX+toFhVRRgDN4S7f2MdFADkPQmsVRaHLEN&#10;GdLkHXH8mG1JLt6NW67FNNYHYSdYi2PvizbWkCK8l6VJMKwzUeJhleFLUCGlD2jHVcqyfu34T+KL&#10;XB1D+59peeUqBcN6IiSE9+LSm0Gy+ARL3EFLnLMpMKoDCJNdE7HND02SkojpNKXvZoFx5kzvIQaC&#10;+wTHepWuEFEQ1C5tN+bGQZSd5R4OyRIPK3IAv1Oxp+IpD4Z1EcTpMosekZijH1/kLmz/j5kksgjt&#10;XxbLyyYcOymSZg5r+py+GNpchF2yQZQRwTTWIgdlRczj3GVyERHj/NDnnjik2QrhCOy6kP0uJOmn&#10;4kN0H8z6hFaOJbXZkhFaMUUcHYpa6UC+Md3LaODdidvupiQz6EnOgaAVIxvAl3lMu25tDP34VNR3&#10;Hcxp0iDpXAFj6UlipxW7cW5bFwo02WsNH4xHkKjWi9BFHbpEFLCtRty7EYzpCEIDT8H+6iTMWXrR&#10;XgfyDbTj/wpSiXFcTTHdD0StdHfYrDlluA6/A8YwKXbH/qctVfplVApYDj+Pi7DhH/YIpReMcT8I&#10;TEk8JwqkwxrzU7iDoDug82mKyLBqsEP4hUgdNx1twF2C4p73gvqkor57mknIBJhVn2GXsh7P0g3J&#10;WoZwuc98A8YxNmXN2RO10m/D5iXkkvD1cDnCsHC/OLYLE7spYptzUM8RS1TXE3EuO336UiuT4Dpl&#10;Hbb2lR3UiCVO/88RGNYySIzDgjk/0k1EtFDAGwO00Yh21qi6ROzzffggDCPSwWGEC16P/ujOwqcp&#10;ab02vqa8hN8nIbYxzEtAhoVQHp0WhlWBr/6H8mudR5tfehn0CYY1aDlfDf+yOh/bsSVYdn6H59kL&#10;aeIwJMr7GjN6BLONo4LI/4DC+Qv8vw/3Hw6Tsk0yLMuH4bIPM90YYbx/EvWswzG1kdEFaXeRuOZu&#10;UsaqGaeVRDI/dxoqPcvh9mVYd6DnOI0lyx9yjY4lhMxSMhlWygjQlyYsUy6ijVto8yiWSqasRFM4&#10;X2sh+N+gt1G6m33Qha3DEk+ZDtxLeJzXK6W2hWGdMNxTExPDqsHyUC05r2DcJjF2nZo+8XNShnEc&#10;z8S+oefaXMVuK1HaL0HaPP2kJBZBSGdB1E/BzKS1+z8BiaUOxqirsVzZCHun/dh5Gjcwouc4fhLS&#10;zF/Qc/Xjr2JkagfrvTyf/6wt3VrMTrOfSFMNcXxA7JIqie85QnFLg9bNEdtX7+0y3oO+/FQxz0e5&#10;FLSOoSmF4MqolTYYKp3gcL82Tu1aGm/dDmuvWB4cFUsJaU/UEaCdHktkyClIUEc0y+t3ChWpQVsG&#10;vS/0RhthiT6F3cuWGNr6XSw7P4MOS8+6NI6PQ6dYgqtzn0Zsv0Uk8e3EMvmgQUdHEyD7GJoycs2O&#10;o+IXhopncMBfEsBGzb1m3KQvEkvFcamEFdFUnwf9EkOXtBPLs/VgFBUh+u1KBAtjHosazWD0Aoj5&#10;ISS2MW3XbFHE9g4rQ0Mw8X58FJTLzmnLfbEl3BU2WAeEZP0cOqwfyiFKRYSxqzXxlbgqv0H3nNfG&#10;ZBBfd+nsukwwJhvD2i/8zZTl80vH5xj6VGVaduH4agRAlNv+g3HFbsKO2pTQlW2WOSM1pu7qfz6M&#10;2J5iTH8a3os1xIspUW+EPixXltnQ4am6l+Kj0okP2u/CqPYzLhGnQzElo2qyWLtvKPMBf19YMx9W&#10;yy7BmI5o1+/Xdg9PCGV7LFEcIW0ovclB6KseiaXTv8LqXTpcL4xpTHogbdRqxzdqESlmRmynxpSh&#10;GOeU0epBH4Y1ELEPdZgDn+Cdn/PJPiPLSTKsNz4wjMuZuCo3GY/2cNBfLsV6tGP7LAzroCQU7BLK&#10;ZdK8GPrzrrY07cLXvkpbxuoMa1EMbS+DvqxCO94smObPMY17ly36hGBYAz4M62CI9ubi/Z2AhDqp&#10;uTrt17boF4CpVhkk3ao3CHcstsRuNCoq3xq7CX3pvgglSR3Vjv8rlyKam0gOxodxKKMfem2MaEHT&#10;puIKNQ29zRj0VvvAKGtFLK7PYxzjvbYlhGBYvxnOVUpJL4/n+wHLu7W6sa/NLoywjucOA0/pjaty&#10;ky3WeQ77K1/gCo1gjmmEotxwdiGkjHLl6RPB36YQXrkuQl8Om7b7xfn2OCMWaHXP0XRkI3ju9TG2&#10;USVsoPo8GNZGJVGKc4ulr2XMz64Y1hQpIpT6Iv6gCpZAWw847NPjsxzSxWmxXDgozq+W3uggqm+E&#10;u0eLFrHyKb7ky/Poy3dehAOreNXOuwmMRaMW4XQ0zhDJov93LMatyhh3OX6/DcPZk0L6fKnTS4hh&#10;PSVFBBovk0lDc5wNPE7EZqJ0XsB72th8Z9G5rLPc/7a26zgFaeWbkP1YI79YMHvYKeJUPc9HjxOy&#10;D7MMZgzzYmKG970is0Lxf9kglR1MUvEt3vFDUoPvWM0w8JJncTdyPnar1NJ7EYeFMnaeRmhK8nrb&#10;4/4K7D7VROhDtWBKo1AUHxaRG/qws7UuzoQChn4s0iSaH2Oo8zSMc+fmcW+FZti7NubnXWPzYSRe&#10;G6s2Ay+5GncjewyNdHP4XxmjZWBM6yxLmScFCu+idqzmFHk82uMy1ITt2vYou2yCqVxM4FlXFyoi&#10;RgnQiSmgwkDcjWzjTmGwL7nHuYUF6kOTVxryAo/Hekh8q5Ma15BS1r4kEnEI27D1KRn3udicmJVC&#10;Guk38JJv427EFH/5RooG4fobRFqZeGWZPOf2lPRjpvJbTek4XTLwko64G6m1+BQ2xNzOjz7nO7HD&#10;sAaOtXOFweRmsgeCH4jpsC3vpLBvMwrBR7w4Y1fMbdzVjS6181c8XB6ecLoSZFjTdmqVKexbR8FW&#10;ahbF+46Y21Ahbhst50d9/LR6OGWJMmZW1WmOWeeGQDbQbH9SjW2JPY/Y62384JXi3JAS/I7KjKK2&#10;rTltiTJmWM2gi60p7d9QwYQMi8X747jjVZsy+opzMqJnvXauLkmDSILIAMNSfpZzteOzQtazEBm8&#10;62LsW6VYrsrSkuSAPEhawy/SfT+ynL9vcy2BYWS8Zv4EkR2GNWqIc6/C+zQFrGOORt/vxdS3dovA&#10;U5nkgAzGkZrHjV/u5R7hBmZD3V9bzrtuLJMeDO0+MrN0choTZcKslP7qpmHFMql91K94SV2am1gu&#10;jjDbFlvOv5MelFj0WGK3b57HNSrtd7XhXIXNQhaJRHMM90GUGcNScebXiGMqP+I1cUxtbN33qGuW&#10;RuOTMfRvqODeMmJQZHkR1o4CbiyvDKThmiqvbDKIkpBT0QAQllZfI1PCIsqFYQ3rQoBwyv/IIAjk&#10;fOrTHfon840WC/urZwbesbhQ6+TI9lgiX56XQ/BGLz0ZxNtJTRmvImnO5DQmyohhPdJ2z98SoZvn&#10;GCQs30i3WrbsvFOkWeyvJgpiK2bxBfolxP2N2DGoF/GfFkAMrdSunYv4SlPYBazVl4haVAC3/MHp&#10;S5QZs5rjYZs4pTEsGYvKlHD2U+33PUTEHQWz259H/3YUzRdZi++kyu2QYqtXuYeEmB/6XDcJZvXc&#10;FIeKIMqIYSn7xQGDwlzS1TXBxNTxWlHPXmkDqUyFYujf1aIlssFuRF7rUYPhp/4lGIVCvl+LXxSm&#10;PMduZi2nMlEmDGtUuuMgHPQdDxppEXkGRnFPja6igYnRrYh9a7bovWcUcoBMqb+2BbjvifT9w85B&#10;C74Kt7RrR7T44Cr07kfI0HIa+e6uW9Kz59LiQU8QCdJirWQ84vg+kX8yp6WVq0QYIhmW+2vdIBu0&#10;tS5i/3oNdDlU6EHamk9iCgzMI13RLhIE9CLJ4l21xJN6LTCl5z76sVYo9J+KlFfVnNpEiTIstTG1&#10;Uzs+LphTDeLdb5WMTRMKcgaj00ndoySP/p3NR7iJe5DetISJaPO5r9Xj3E9aXUcM17wbJhQtdjmU&#10;/cdSTm+iBBnWiMGcocaU7g15An4Xv5drNCeZWVPUZB0QRF4kmnAiRGfOR9ktNDzYWJBQMW74GZUy&#10;SxwbQiYaL+tduusQpcas6kw2VWLFctGgkmnWji0VjOuiOP61LQhBiP5tTzx+e4jOdMcR28YiMg75&#10;3PMaUxMpoO4j6cI8TmmixBnWj6ZwMkKhLs0ZlLH2b1DIP1SMTuzef6pJbu1avXNBZ40B+3c1NSGg&#10;PJaFq0LWo1un78TfHzzu2WzKvadlG1ZKxmsIQTOHU5woMYalTHo+M6hX6vH/HBEwQJab4nq1ulmg&#10;CQWNsJc8KnTCgXwL3axalh3KN4s5YKeiBuQSX4npARO2JF6+hictx6ssiRpzcaVmJ4gUMKvNJlsq&#10;Dx2XLD8bVizTfrvQ/T4VOuPQ/n/OdbsN954p9qB9bDG5rw1RR61BJ7U0bHooxPC56GOjVcepTpQI&#10;w3pis1bXrnN3CS+ALk/ryzlh3nBPHPsGK5X1Gv38GbBv1RahYUuxB63BkhV6S8h6Pje45fyj67Ig&#10;3lbg/5nIB3czoEHpWk5zokSYlfQ2qYhYlxIOftKksm78vwQ+iUtC1GkSZJ6lIlu8RfS7FEO9Lpde&#10;pB27I6zZbYzpFix06zm1iRJlWP+DYr0yhrpcRXqfJpHlomxaWTbS+tMyeG028/+I9bYYjtncdUYQ&#10;0bCC05kgQtHZEYNqJW/JDa44ps24FWl6aJNN1u4861puM2/QFPQv9V6UpAgiEu26urBPxG93R3As&#10;5hXX1VSlHXNtKwydfJCPg6O2q3FFO9eotUFbK4KIRrvKpGEhfk8G9SQx1FVryfvQm7aHtnW0O4+6&#10;JMPaZThfLWK+53TjNoIgQtGbtFtUUR8+zLOuLXEJLoV48O/zjZOl1SO9yxd5XPeFuO4tTj2CyItu&#10;TdnUF+RZ19XMREzxULZ9ELKepiAGcbj2qzRnuiWIjElYr9hjhaynM4nNt6Qf/lAcsW9gmjAW8Np9&#10;ulc6QRCBaW08Dkt0597jBto/nvaHt5k4tOVRV1OIa3/n1COI0DRWKWwXo9hdtVpWVyuzMAhnMsdp&#10;CaJ8mVZFDHUciiNfabEGYENcUhZBEKmnd5t09XGWxMwRSlkEURYMyyRdjabKUDTAQ3xMKYsgyla6&#10;2pLFhzmfung4BEHESeNDpsAHmZKuxMPY7DI6+aoJIvPMapWFvj/I8kOZpKzbmeTABEEouq6EJFUa&#10;0lUAKWsTXztBZJauN5WcdCUe7oxlF2E2Xz1BZI6eZ1isAIZLYuXksdbdzddPEJmj518s9LyqlB5y&#10;0BLjuYVTgCAyQ8ctlhwOh0rtQRsM+QdLR4wkiPJgWGcs8a7eLMWH7aECniAyS782l7veUn1g21bo&#10;BBXwBJH6FdK4JVZ7dSk/eLvFlH8PpwVBpJZufy1bI3CLsyQt4AkinfTaYREyjpfLAMy3JKwYDZPi&#10;niCIxGm11mJz5e4UNpfTQHxgkbL6OU0IIjV02m+h0w3lOBhDJWveTxDZp0+bwfeZch2Q2RbbrJFU&#10;5jEjiPJaCl612FzNL+eBsQX6G+S0IYii0eWAhS63cHDeeONvGpQSRGro0WYgeopeKf+Jn6MWX8MV&#10;nEIEUTBabLX4CrpLwQaO0H8D1WXh6uMcKIIoCA3awsZkJwNOgQfsgGWw/qYoShCJ09+ghf4OcHTs&#10;S8PblkH7liNEEInR3jYL3Y3QmNt74FZa3ACykfaaILJHc20eNNfOEfIfwB4PfRajOhBEfLTW4KG3&#10;6uUIBR9Im0vAcEmHsyCIwtFYtSUgXw76ZOqNQwxmJew+qIQniGRozGb/OES9Vf7i6qhlUHdwhAgi&#10;b9raTrVLMgPbavE3dMtWjhBBhKapbgs9uQajbRyh6ANsi1L6gkH/CCI0LT1jAM3kB3qrZZCf0dyB&#10;IALRUJvF7YY7ggkN+A7LYL+gzyFB5M2sfuEIJTfwtrAXD5iUlSCMNNPioQem+ULCg++aOxz3cCNo&#10;5igRxDS9vOlhGDpEm8bCvATX5/C85SWMlnVERIL4j07me/jmXmJU38K+jBk+TIuSFlHukpUXs2LI&#10;piIxrRsey0PqtIhypIsWj2XgDTKr9Iq9D7h7SJQZPbR5KNipLskA03pBOy2ijJjVYzKr7DCtGx7G&#10;pbTiJUp5/rd7MKsbZFbpfGleinhX0urhKBElOO+7PZgVFewZZlqM8kCU2nzf7jHXyawy8hJrPWJp&#10;qXhaNJgjsjzHqz3iWSmjUNpZZeiFVnq48ajIpYz7Q2Rxbjd4RApV7jb8IGf05e7weLFusLIOjhKR&#10;ofnc5rEj/tKRmb6B2X/JWz2ygjCFGJGVedzrM48ZIqaEXnY7DEltL/sUl4hESufuDI8kpypSaBdH&#10;qvRefCuWgV5LRIaIJdI2Z2/7zFl6c5TwBJjtlLMeE8A1Mv2YI0WkYK5u8FkVDHFVUB4TodIj76Eq&#10;g0x1RBRpftYGmJ8HOD/Lb2J0eQTkz0EUX8WRIgo4J1c55aoPs+rlTmD5TpCVHqE4VOnn14xIgVTl&#10;ztN2jhYni7sLc8hnsozSgZpIaP51BPhocglIvDZxejycSFXZQ0UnEdN8cy3Wf/WxrXrATSDCaxLN&#10;90hyoYobIG0TR4uIMM82+JjYKNtAOi8TgSbUxz5bysofkWGYiTDzqsXHD1BJVd1UrBNhJ5efzZay&#10;29rNZSLhM5dmwM/PT+VwhglUiKiTbVMAaWsU1/GrSMi5U4l54adUdxnZBo4YEdfEmx9gJ1EFTVvF&#10;ESNgU3UpwJw5TqmKSGoSdkCaygUQ7Vs5YmU5R1p9AkiqcpWmMkQhJmQ1TCAeBPx60qG6fBjVIR8z&#10;BaVU38Yge0ShJ2gDFO45Mi4yqgCMKofr5nPUiKxM2CHGLiqZ996JD1GQ9z5M3SaRtgm8IqCSVTlW&#10;dzNRQObecS12/W4EfM/ufPiAu8dE2r+85wNO6AdYVtIANd3vtBnv6QEZFVGqk7w9hMSVA5PbQifX&#10;1Ly/ang8nA247FP2eFvIqIgsT/yOAO4Yuq9iP3UeRXtfK+GUPB7inQ3TcJgoNUJoC6GcV+UGXDq4&#10;w5jsu1mMLMpXQ7wbtfu7kiNIlLo+ZHsIfYgqZ2G/s5ijGNt72Bpyyaf0jtv5HohyI5haGKCeD8m4&#10;1C7jDoR55k5jsPGegeX5jpC6RWmZ3svxJkhM/28SsTuAN7+pvIAO5Vso+mlB/ca043E7pNJTPvH7&#10;vaJx9OP9UD9FEBqRNWBn6lQexCU9/4chSXSWi0QgJKjvYaA7EWEMh2Enx7BBBBGQAN8E0ZyPQHhy&#10;OXMA9a3IeiRLMKc27Mz1Y4xexDBGrk7rTc4+gojOvLZCcngWAwNTyuOz2MLfgrC9bWmRyKDja4UB&#10;5hYouodDmhv4LaWHsGRkeBeCSIiQq0HE/TESrykF+ggYxCCY2jZINF2I9dSCOGHz/Yxd0Wd1bQvu&#10;70J922C6cQD2ajfQ/osEnmsCz7OBynOCKA4Da4EEcigPU4lSL64+728shRdTcU4Q6WNgzWBg/di+&#10;f1FGDOoGnrsHjJw7pgSRMQZWK7b390BB/TjjjOkZlOQDMOfo4I4eQZQ2I5sPs4etsAE7BQklTRLZ&#10;CPRae2C02UUFOUEQOjNrgPlDJxTj27HUOgUGchvMZDzEjtwo7hnB7uQQFO17YDvVDYa0ktISQRAE&#10;QRAEQRAEQRAEQRAEQRAEQRAEQRAEkSH8H6geSZlLTZbIAAAAAElFTkSuQmCCUEsDBAoAAAAAAIdO&#10;4kAAAAAAAAAAAAAAAAAGAAAAX3JlbHMvUEsDBBQAAAAIAIdO4kCKFGY80QAAAJQBAAALAAAAX3Jl&#10;bHMvLnJlbHOlkMFqwzAMhu+DvYPRfXGawxijTi+j0GvpHsDYimMaW0Yy2fr28w6DZfS2o36h7xP/&#10;/vCZFrUiS6RsYNf1oDA78jEHA++X49MLKKk2e7tQRgM3FDiMjw/7My62tiOZYxHVKFkMzLWWV63F&#10;zZisdFQwt81EnGxtIwddrLvagHro+2fNvxkwbpjq5A3wyQ+gLrfSzH/YKTomoal2jpKmaYruHlUH&#10;tmWO7sg24Ru5RrMcsBrwLBoHalnXfgR9X7/7p97TRz7jutV+h4zrj1dvuhy/AFBLAwQKAAAAAACH&#10;TuJAAAAAAAAAAAAAAAAACgAAAGRycy9fcmVscy9QSwMEFAAAAAgAh07iQC5s8AC/AAAApQEAABkA&#10;AABkcnMvX3JlbHMvZTJvRG9jLnhtbC5yZWxzvZDBisIwEIbvC/sOYe7btD0sspj2IoJXcR9gSKZp&#10;sJmEJIq+vYFlQUHw5nFm+L//Y9bjxS/iTCm7wAq6pgVBrINxbBX8HrZfKxC5IBtcApOCK2UYh8+P&#10;9Z4WLDWUZxezqBTOCuZS4o+UWc/kMTchEtfLFJLHUsdkZUR9REuyb9tvme4ZMDwwxc4oSDvTgzhc&#10;Y21+zQ7T5DRtgj554vKkQjpfuysQk6WiwJNx+Lfsm8gW5HOH7j0O3b+DfHjucANQSwMEFAAAAAgA&#10;h07iQHnnugQEAQAAEwIAABMAAABbQ29udGVudF9UeXBlc10ueG1slZHBTsMwDIbvSLxDlCtqU3ZA&#10;CK3dgY4jIDQeIErcNqJxojiU7e1Juk2CiSHtGNvf7y/JcrW1I5sgkHFY89uy4gxQOW2wr/n75qm4&#10;54yiRC1Hh1DzHRBfNddXy83OA7FEI9V8iNE/CEFqACupdB4wdToXrIzpGHrhpfqQPYhFVd0J5TAC&#10;xiLmDN4sW+jk5xjZepvKexOPPWeP+7m8qubGZj7XxZ9EgJFOEOn9aJSM6W5iQn3iVRycykTOMzQY&#10;TzdJ/MyG3Pnt9HPBgXtJjxmMBvYqQ3yWNpkLHUho94UBpvL/kGxpqXBdZxSUbaA2YW8wHa3OpcPC&#10;tU5dGr6eqWO2mL+0+QZQSwECFAAUAAAACACHTuJAeee6BAQBAAATAgAAEwAAAAAAAAABACAAAAB4&#10;kgAAW0NvbnRlbnRfVHlwZXNdLnhtbFBLAQIUAAoAAAAAAIdO4kAAAAAAAAAAAAAAAAAGAAAAAAAA&#10;AAAAEAAAADyQAABfcmVscy9QSwECFAAUAAAACACHTuJAihRmPNEAAACUAQAACwAAAAAAAAABACAA&#10;AABgkAAAX3JlbHMvLnJlbHNQSwECFAAKAAAAAACHTuJAAAAAAAAAAAAAAAAABAAAAAAAAAAAABAA&#10;AAAAAAAAZHJzL1BLAQIUAAoAAAAAAIdO4kAAAAAAAAAAAAAAAAAKAAAAAAAAAAAAEAAAAFqRAABk&#10;cnMvX3JlbHMvUEsBAhQAFAAAAAgAh07iQC5s8AC/AAAApQEAABkAAAAAAAAAAQAgAAAAgpEAAGRy&#10;cy9fcmVscy9lMm9Eb2MueG1sLnJlbHNQSwECFAAUAAAACACHTuJAeoymu9oAAAALAQAADwAAAAAA&#10;AAABACAAAAAiAAAAZHJzL2Rvd25yZXYueG1sUEsBAhQAFAAAAAgAh07iQIvP0ItKAwAAPgkAAA4A&#10;AAAAAAAAAQAgAAAAKQEAAGRycy9lMm9Eb2MueG1sUEsBAhQACgAAAAAAh07iQAAAAAAAAAAAAAAA&#10;AAoAAAAAAAAAAAAQAAAAnwQAAGRycy9tZWRpYS9QSwECFAAUAAAACACHTuJAyJD2e/FXAADsVwAA&#10;FAAAAAAAAAABACAAAADHBAAAZHJzL21lZGlhL2ltYWdlMS5wbmdQSwECFAAUAAAACACHTuJAmShv&#10;oCAzAAAbMwAAFAAAAAAAAAABACAAAADqXAAAZHJzL21lZGlhL2ltYWdlMi5wbmdQSwUGAAAAAAsA&#10;CwCUAgAArZMAAAAA&#10;">
                       <o:lock v:ext="edit" aspectratio="f"/>
-                      <v:shape id="图片 1" o:spid="_x0000_s1026" o:spt="75" alt="24f613a0-66be-430b-9e80-270d3393fac5" type="#_x0000_t75" style="position:absolute;left:15453;top:19290;height:1327;width:506;rotation:-5898240f;" filled="f" o:preferrelative="t" stroked="f" coordsize="21600,21600" o:gfxdata="UEsDBAoAAAAAAIdO4kAAAAAAAAAAAAAAAAAEAAAAZHJzL1BLAwQUAAAACACHTuJAvL5VV7sAAADb&#10;AAAADwAAAGRycy9kb3ducmV2LnhtbEVPS2vCQBC+C/6HZQQvUjexRdrUNQfxdaxpm16H7JiEZmfD&#10;7qrpv+8WhN7m43vOKh9MJ67kfGtZQTpPQBBXVrdcK/h43z08g/ABWWNnmRT8kId8PR6tMNP2xie6&#10;FqEWMYR9hgqaEPpMSl81ZNDPbU8cubN1BkOErpba4S2Gm04ukmQpDbYcGxrsadNQ9V1cjILPZfl1&#10;eBpOxdm97Wn7yKU5zkqlppM0eQURaAj/4rv7qOP8F/j7JR4g179QSwMEFAAAAAgAh07iQDMvBZ47&#10;AAAAOQAAABAAAABkcnMvc2hhcGV4bWwueG1ss7GvyM1RKEstKs7Mz7NVMtQzUFJIzUvOT8nMS7dV&#10;Cg1x07VQUiguScxLSczJz0u1VapMLVayt+PlAgBQSwMECgAAAAAAh07iQAAAAAAAAAAAAAAAAAYA&#10;AABfcmVscy9QSwMEFAAAAAgAh07iQNVcJijMAAAAjwEAAAsAAABfcmVscy8ucmVsc6WQsWoDMQyG&#10;90DfwWjv+ZKhlBBftkLWkEJXYevuTM6Wscw1efu4lEIvZMugQb/Q9wnt9pcwqZmyeI4G1k0LiqJl&#10;5+Ng4PP08foOSgpGhxNHMnAlgX33stodacJSl2T0SVSlRDEwlpK2WosdKaA0nCjWSc85YKltHnRC&#10;e8aB9KZt33T+z4BuwVQHZyAf3AbU6Zqq+Y4dvM0s3JfGctDc994+omoZMdFXmCoG80DFgMvym9bT&#10;mlqgH5vXT5odf8cjzUvxT5hp/vPqxRu7G1BLAwQUAAAACACHTuJAWuMRZvcAAADiAQAAEwAAAFtD&#10;b250ZW50X1R5cGVzXS54bWyVkU1PxCAQhu8m/gcyV9NSPRhjSvdg9ahG1x8wgWlLtgXCYN3999L9&#10;uBjXxCPMvM/7BOrVdhrFTJGtdwquywoEOe2Ndb2Cj/VTcQeCEzqDo3ekYEcMq+byol7vArHIaccK&#10;hpTCvZSsB5qQSx/I5Unn44QpH2MvA+oN9iRvqupWau8SuVSkhQFN3VKHn2MSj9t8fTCJNDKIh8Pi&#10;0qUAQxitxpRN5ezMj5bi2FDm5H6HBxv4KmuA/LVhmZwvOOZe8tNEa0i8YkzPOGUNaSJL479cpLn8&#10;G7JYTlz4rrOayjZym2NvNJ+sztF5wEAZ/V/8+5I7weX+h5pvUEsBAhQAFAAAAAgAh07iQFrjEWb3&#10;AAAA4gEAABMAAAAAAAAAAQAgAAAAjAIAAFtDb250ZW50X1R5cGVzXS54bWxQSwECFAAKAAAAAACH&#10;TuJAAAAAAAAAAAAAAAAABgAAAAAAAAAAABAAAABzAQAAX3JlbHMvUEsBAhQAFAAAAAgAh07iQNVc&#10;JijMAAAAjwEAAAsAAAAAAAAAAQAgAAAAlwEAAF9yZWxzLy5yZWxzUEsBAhQACgAAAAAAh07iQAAA&#10;AAAAAAAAAAAAAAQAAAAAAAAAAAAQAAAAAAAAAGRycy9QSwECFAAUAAAACACHTuJAvL5VV7sAAADb&#10;AAAADwAAAAAAAAABACAAAAAiAAAAZHJzL2Rvd25yZXYueG1sUEsBAhQAFAAAAAgAh07iQDMvBZ47&#10;AAAAOQAAABAAAAAAAAAAAQAgAAAACgEAAGRycy9zaGFwZXhtbC54bWxQSwUGAAAAAAYABgBbAQAA&#10;tAMAAAAA&#10;">
+                      <v:shape id="图片 1" o:spid="_x0000_s1026" o:spt="75" type="#_x0000_t75" style="position:absolute;left:19199;top:21203;height:901;width:1672;" filled="f" o:preferrelative="t" stroked="f" coordsize="21600,21600" o:gfxdata="UEsDBAoAAAAAAIdO4kAAAAAAAAAAAAAAAAAEAAAAZHJzL1BLAwQUAAAACACHTuJAyXlM9bgAAADb&#10;AAAADwAAAGRycy9kb3ducmV2LnhtbEWPwQrCMBBE74L/EFbwpqkiUqvRg6CoN2s/YGnWtthsShOt&#10;+vVGEDwOM/OGWW2ephYPal1lWcFkHIEgzq2uuFCQXXajGITzyBpry6TgRQ42635vhYm2HZ/pkfpC&#10;BAi7BBWU3jeJlC4vyaAb24Y4eFfbGvRBtoXULXYBbmo5jaK5NFhxWCixoW1J+S29GwXv1z0+Ho7d&#10;2cXvxT6tatecslyp4WASLUF4evp/+Nc+aAWzGXy/hB8g1x9QSwMEFAAAAAgAh07iQDMvBZ47AAAA&#10;OQAAABAAAABkcnMvc2hhcGV4bWwueG1ss7GvyM1RKEstKs7Mz7NVMtQzUFJIzUvOT8nMS7dVCg1x&#10;07VQUiguScxLSczJz0u1VapMLVayt+PlAgBQSwMECgAAAAAAh07iQAAAAAAAAAAAAAAAAAYAAABf&#10;cmVscy9QSwMEFAAAAAgAh07iQNVcJijMAAAAjwEAAAsAAABfcmVscy8ucmVsc6WQsWoDMQyG90Df&#10;wWjv+ZKhlBBftkLWkEJXYevuTM6Wscw1efu4lEIvZMugQb/Q9wnt9pcwqZmyeI4G1k0LiqJl5+Ng&#10;4PP08foOSgpGhxNHMnAlgX33stodacJSl2T0SVSlRDEwlpK2WosdKaA0nCjWSc85YKltHnRCe8aB&#10;9KZt33T+z4BuwVQHZyAf3AbU6Zqq+Y4dvM0s3JfGctDc994+omoZMdFXmCoG80DFgMvym9bTmlqg&#10;H5vXT5odf8cjzUvxT5hp/vPqxRu7G1BLAwQUAAAACACHTuJAWuMRZvcAAADiAQAAEwAAAFtDb250&#10;ZW50X1R5cGVzXS54bWyVkU1PxCAQhu8m/gcyV9NSPRhjSvdg9ahG1x8wgWlLtgXCYN3999L9uBjX&#10;xCPMvM/7BOrVdhrFTJGtdwquywoEOe2Ndb2Cj/VTcQeCEzqDo3ekYEcMq+byol7vArHIaccKhpTC&#10;vZSsB5qQSx/I5Unn44QpH2MvA+oN9iRvqupWau8SuVSkhQFN3VKHn2MSj9t8fTCJNDKIh8Pi0qUA&#10;QxitxpRN5ezMj5bi2FDm5H6HBxv4KmuA/LVhmZwvOOZe8tNEa0i8YkzPOGUNaSJL479cpLn8G7JY&#10;Tlz4rrOayjZym2NvNJ+sztF5wEAZ/V/8+5I7weX+h5pvUEsBAhQAFAAAAAgAh07iQFrjEWb3AAAA&#10;4gEAABMAAAAAAAAAAQAgAAAAiQIAAFtDb250ZW50X1R5cGVzXS54bWxQSwECFAAKAAAAAACHTuJA&#10;AAAAAAAAAAAAAAAABgAAAAAAAAAAABAAAABwAQAAX3JlbHMvUEsBAhQAFAAAAAgAh07iQNVcJijM&#10;AAAAjwEAAAsAAAAAAAAAAQAgAAAAlAEAAF9yZWxzLy5yZWxzUEsBAhQACgAAAAAAh07iQAAAAAAA&#10;AAAAAAAAAAQAAAAAAAAAAAAQAAAAAAAAAGRycy9QSwECFAAUAAAACACHTuJAyXlM9bgAAADbAAAA&#10;DwAAAAAAAAABACAAAAAiAAAAZHJzL2Rvd25yZXYueG1sUEsBAhQAFAAAAAgAh07iQDMvBZ47AAAA&#10;OQAAABAAAAAAAAAAAQAgAAAABwEAAGRycy9zaGFwZXhtbC54bWxQSwUGAAAAAAYABgBbAQAAsQMA&#10;AAAA&#10;">
                         <v:fill on="f" focussize="0,0"/>
                         <v:stroke on="f"/>
-                        <v:imagedata r:id="rId8" cropleft="28372f" croptop="17472f" cropright="14217f" cropbottom="15987f" o:title=""/>
+                        <v:imagedata r:id="rId8" cropleft="7158f" croptop="7646f" chromakey="#FFFFFF" o:title=""/>
                         <o:lock v:ext="edit" aspectratio="t"/>
                       </v:shape>
-                      <v:shape id="图片 25" o:spid="_x0000_s1026" o:spt="75" type="#_x0000_t75" style="position:absolute;left:14555;top:19046;height:2273;width:2273;" filled="f" o:preferrelative="t" stroked="f" coordsize="21600,21600" o:gfxdata="UEsDBAoAAAAAAIdO4kAAAAAAAAAAAAAAAAAEAAAAZHJzL1BLAwQUAAAACACHTuJAtXage70AAADb&#10;AAAADwAAAGRycy9kb3ducmV2LnhtbEWPQYvCMBSE7wv7H8Jb8LamtSDSNYosrIgHQS1Fb4/mbVtt&#10;XkoTrf57Iwgeh5n5hpnOb6YRV+pcbVlBPIxAEBdW11wqyPZ/3xMQziNrbCyTgjs5mM8+P6aYatvz&#10;lq47X4oAYZeigsr7NpXSFRUZdEPbEgfv33YGfZBdKXWHfYCbRo6iaCwN1hwWKmzpt6LivLsYBafF&#10;vj5ysskPm/Vl1S+zzOfJWanBVxz9gPB08+/wq73SCpIYnl/CD5CzB1BLAwQUAAAACACHTuJAMy8F&#10;njsAAAA5AAAAEAAAAGRycy9zaGFwZXhtbC54bWyzsa/IzVEoSy0qzszPs1Uy1DNQUkjNS85PycxL&#10;t1UKDXHTtVBSKC5JzEtJzMnPS7VVqkwtVrK34+UCAFBLAwQKAAAAAACHTuJAAAAAAAAAAAAAAAAA&#10;BgAAAF9yZWxzL1BLAwQUAAAACACHTuJA1VwmKMwAAACPAQAACwAAAF9yZWxzLy5yZWxzpZCxagMx&#10;DIb3QN/BaO/5kqGUEF+2QtaQQldh6+5MzpaxzDV5+7iUQi9ky6BBv9D3Ce32lzCpmbJ4jgbWTQuK&#10;omXn42Dg8/Tx+g5KCkaHE0cycCWBffey2h1pwlKXZPRJVKVEMTCWkrZaix0poDScKNZJzzlgqW0e&#10;dEJ7xoH0pm3fdP7PgG7BVAdnIB/cBtTpmqr5jh28zSzcl8Zy0Nz33j6iahkx0VeYKgbzQMWAy/Kb&#10;1tOaWqAfm9dPmh1/xyPNS/FPmGn+8+rFG7sbUEsDBBQAAAAIAIdO4kBa4xFm9wAAAOIBAAATAAAA&#10;W0NvbnRlbnRfVHlwZXNdLnhtbJWRTU/EIBCG7yb+BzJX01I9GGNK92D1qEbXHzCBaUu2BcJg3f33&#10;0v24GNfEI8y8z/sE6tV2GsVMka13Cq7LCgQ57Y11vYKP9VNxB4ITOoOjd6RgRwyr5vKiXu8Cschp&#10;xwqGlMK9lKwHmpBLH8jlSefjhCkfYy8D6g32JG+q6lZq7xK5VKSFAU3dUoefYxKP23x9MIk0MoiH&#10;w+LSpQBDGK3GlE3l7MyPluLYUObkfocHG/gqa4D8tWGZnC845l7y00RrSLxiTM84ZQ1pIkvjv1yk&#10;ufwbslhOXPius5rKNnKbY280n6zO0XnAQBn9X/z7kjvB5f6Hmm9QSwECFAAUAAAACACHTuJAWuMR&#10;ZvcAAADiAQAAEwAAAAAAAAABACAAAACOAgAAW0NvbnRlbnRfVHlwZXNdLnhtbFBLAQIUAAoAAAAA&#10;AIdO4kAAAAAAAAAAAAAAAAAGAAAAAAAAAAAAEAAAAHUBAABfcmVscy9QSwECFAAUAAAACACHTuJA&#10;1VwmKMwAAACPAQAACwAAAAAAAAABACAAAACZAQAAX3JlbHMvLnJlbHNQSwECFAAKAAAAAACHTuJA&#10;AAAAAAAAAAAAAAAABAAAAAAAAAAAABAAAAAAAAAAZHJzL1BLAQIUABQAAAAIAIdO4kC1dqB7vQAA&#10;ANsAAAAPAAAAAAAAAAEAIAAAACIAAABkcnMvZG93bnJldi54bWxQSwECFAAUAAAACACHTuJAMy8F&#10;njsAAAA5AAAAEAAAAAAAAAABACAAAAAMAQAAZHJzL3NoYXBleG1sLnhtbFBLBQYAAAAABgAGAFsB&#10;AAC2AwAAAAA=&#10;">
+                      <v:shape id="图片 25" o:spid="_x0000_s1026" o:spt="75" type="#_x0000_t75" style="position:absolute;left:18874;top:20594;height:2273;width:2273;" filled="f" o:preferrelative="t" stroked="f" coordsize="21600,21600" o:gfxdata="UEsDBAoAAAAAAIdO4kAAAAAAAAAAAAAAAAAEAAAAZHJzL1BLAwQUAAAACACHTuJAkkvVBb4AAADb&#10;AAAADwAAAGRycy9kb3ducmV2LnhtbEWPT4vCMBTE7wt+h/AEb2vqn12kGkUERTwIa4vo7dE822rz&#10;Uppo9dubhYU9DjPzG2a2eJpKPKhxpWUFg34EgjizuuRcQZqsPycgnEfWWFkmBS9ysJh3PmYYa9vy&#10;Dz0OPhcBwi5GBYX3dSylywoy6Pq2Jg7exTYGfZBNLnWDbYCbSg6j6FsaLDksFFjTqqDsdrgbBddl&#10;Up55tD+e9rv7tt2kqT+Obkr1uoNoCsLT0/+H/9pbrWD8Bb9fwg+Q8zdQSwMEFAAAAAgAh07iQDMv&#10;BZ47AAAAOQAAABAAAABkcnMvc2hhcGV4bWwueG1ss7GvyM1RKEstKs7Mz7NVMtQzUFJIzUvOT8nM&#10;S7dVCg1x07VQUiguScxLSczJz0u1VapMLVayt+PlAgBQSwMECgAAAAAAh07iQAAAAAAAAAAAAAAA&#10;AAYAAABfcmVscy9QSwMEFAAAAAgAh07iQNVcJijMAAAAjwEAAAsAAABfcmVscy8ucmVsc6WQsWoD&#10;MQyG90DfwWjv+ZKhlBBftkLWkEJXYevuTM6Wscw1efu4lEIvZMugQb/Q9wnt9pcwqZmyeI4G1k0L&#10;iqJl5+Ng4PP08foOSgpGhxNHMnAlgX33stodacJSl2T0SVSlRDEwlpK2WosdKaA0nCjWSc85YKlt&#10;HnRCe8aB9KZt33T+z4BuwVQHZyAf3AbU6Zqq+Y4dvM0s3JfGctDc994+omoZMdFXmCoG80DFgMvy&#10;m9bTmlqgH5vXT5odf8cjzUvxT5hp/vPqxRu7G1BLAwQUAAAACACHTuJAWuMRZvcAAADiAQAAEwAA&#10;AFtDb250ZW50X1R5cGVzXS54bWyVkU1PxCAQhu8m/gcyV9NSPRhjSvdg9ahG1x8wgWlLtgXCYN39&#10;99L9uBjXxCPMvM/7BOrVdhrFTJGtdwquywoEOe2Ndb2Cj/VTcQeCEzqDo3ekYEcMq+byol7vArHI&#10;accKhpTCvZSsB5qQSx/I5Unn44QpH2MvA+oN9iRvqupWau8SuVSkhQFN3VKHn2MSj9t8fTCJNDKI&#10;h8Pi0qUAQxitxpRN5ezMj5bi2FDm5H6HBxv4KmuA/LVhmZwvOOZe8tNEa0i8YkzPOGUNaSJL479c&#10;pLn8G7JYTlz4rrOayjZym2NvNJ+sztF5wEAZ/V/8+5I7weX+h5pvUEsBAhQAFAAAAAgAh07iQFrj&#10;EWb3AAAA4gEAABMAAAAAAAAAAQAgAAAAjwIAAFtDb250ZW50X1R5cGVzXS54bWxQSwECFAAKAAAA&#10;AACHTuJAAAAAAAAAAAAAAAAABgAAAAAAAAAAABAAAAB2AQAAX3JlbHMvUEsBAhQAFAAAAAgAh07i&#10;QNVcJijMAAAAjwEAAAsAAAAAAAAAAQAgAAAAmgEAAF9yZWxzLy5yZWxzUEsBAhQACgAAAAAAh07i&#10;QAAAAAAAAAAAAAAAAAQAAAAAAAAAAAAQAAAAAAAAAGRycy9QSwECFAAUAAAACACHTuJAkkvVBb4A&#10;AADbAAAADwAAAAAAAAABACAAAAAiAAAAZHJzL2Rvd25yZXYueG1sUEsBAhQAFAAAAAgAh07iQDMv&#10;BZ47AAAAOQAAABAAAAAAAAAAAQAgAAAADQEAAGRycy9zaGFwZXhtbC54bWxQSwUGAAAAAAYABgBb&#10;AQAAtwMAAAAA&#10;">
                         <v:fill on="f" focussize="0,0"/>
                         <v:stroke on="f"/>
                         <v:imagedata r:id="rId7" o:title=""/>
@@ -3362,1840 +3394,6 @@
                 </mc:Fallback>
               </mc:AlternateContent>
             </w:r>
-          </w:p>
-        </w:tc>
-        <w:tc>
-          <w:tcPr>
-            <w:tcW w:w="1373" w:type="dxa"/>
-            <w:vAlign w:val="center"/>
-          </w:tcPr>
-          <w:p>
-            <w:pPr>
-              <w:pStyle w:val="20"/>
-              <w:spacing w:before="13"/>
-              <w:jc w:val="both"/>
-              <w:rPr>
-                <w:rFonts w:ascii="Times New Roman" w:hAnsi="Times New Roman" w:cs="Times New Roman"/>
-                <w:b/>
-                <w:sz w:val="24"/>
-                <w:szCs w:val="24"/>
-              </w:rPr>
-            </w:pPr>
-            <w:r>
-              <w:rPr>
-                <w:rFonts w:hint="eastAsia" w:ascii="Times New Roman" w:hAnsi="Times New Roman" w:cs="Times New Roman"/>
-                <w:b/>
-                <w:sz w:val="24"/>
-                <w:szCs w:val="24"/>
-                <w:lang w:val="en-US" w:eastAsia="zh-CN"/>
-              </w:rPr>
-              <w:t>报告医生</w:t>
-            </w:r>
-            <w:r>
-              <w:rPr>
-                <w:rFonts w:ascii="Times New Roman" w:hAnsi="Times New Roman" w:cs="Times New Roman"/>
-                <w:b/>
-                <w:sz w:val="24"/>
-                <w:szCs w:val="24"/>
-                <w:lang w:eastAsia="zh-CN"/>
-              </w:rPr>
-              <w:t>：</w:t>
-            </w:r>
-          </w:p>
-        </w:tc>
-        <w:tc>
-          <w:tcPr>
-            <w:tcW w:w="1640" w:type="dxa"/>
-            <w:vAlign w:val="center"/>
-          </w:tcPr>
-          <w:p>
-            <w:pPr>
-              <w:pStyle w:val="20"/>
-              <w:spacing w:before="13"/>
-              <w:ind w:right="15"/>
-              <w:jc w:val="both"/>
-              <w:rPr>
-                <w:rFonts w:ascii="Times New Roman" w:hAnsi="Times New Roman" w:cs="Times New Roman"/>
-                <w:b/>
-                <w:sz w:val="24"/>
-                <w:szCs w:val="24"/>
-              </w:rPr>
-            </w:pPr>
-          </w:p>
-        </w:tc>
-        <w:tc>
-          <w:tcPr>
-            <w:tcW w:w="2475" w:type="dxa"/>
-            <w:vAlign w:val="center"/>
-          </w:tcPr>
-          <w:p>
-            <w:pPr>
-              <w:pStyle w:val="20"/>
-              <w:spacing w:before="13"/>
-              <w:ind w:right="15"/>
-              <w:jc w:val="both"/>
-              <w:rPr>
-                <w:rFonts w:hint="eastAsia" w:ascii="Times New Roman" w:hAnsi="Times New Roman" w:eastAsia="宋体" w:cs="Times New Roman"/>
-                <w:b/>
-                <w:sz w:val="24"/>
-                <w:szCs w:val="24"/>
-                <w:lang w:val="en-US" w:eastAsia="zh-CN"/>
-              </w:rPr>
-            </w:pPr>
-            <w:r>
-              <w:rPr>
-                <w:rFonts w:hint="eastAsia" w:ascii="Times New Roman" w:hAnsi="Times New Roman" w:cs="Times New Roman"/>
-                <w:b/>
-                <w:sz w:val="24"/>
-                <w:szCs w:val="24"/>
-                <w:lang w:val="en-US" w:eastAsia="zh-CN"/>
-              </w:rPr>
-              <w:t>审核医生：</w:t>
-            </w:r>
-          </w:p>
-        </w:tc>
-      </w:tr>
-      <w:tr>
-        <w:tblPrEx>
-          <w:tblCellMar>
-            <w:top w:w="0" w:type="dxa"/>
-            <w:left w:w="0" w:type="dxa"/>
-            <w:bottom w:w="0" w:type="dxa"/>
-            <w:right w:w="0" w:type="dxa"/>
-          </w:tblCellMar>
-        </w:tblPrEx>
-        <w:trPr>
-          <w:trHeight w:val="457" w:hRule="exact"/>
-          <w:jc w:val="right"/>
-        </w:trPr>
-        <w:tc>
-          <w:tcPr>
-            <w:tcW w:w="1272" w:type="dxa"/>
-            <w:vAlign w:val="center"/>
-          </w:tcPr>
-          <w:p>
-            <w:pPr>
-              <w:pStyle w:val="20"/>
-              <w:spacing w:line="341" w:lineRule="exact"/>
-              <w:ind w:left="13" w:right="165"/>
-              <w:jc w:val="both"/>
-              <w:rPr>
-                <w:rFonts w:ascii="Times New Roman" w:hAnsi="Times New Roman" w:cs="Times New Roman"/>
-                <w:b/>
-                <w:sz w:val="24"/>
-                <w:szCs w:val="24"/>
-              </w:rPr>
-            </w:pPr>
-            <w:r>
-              <w:rPr>
-                <w:rFonts w:ascii="Times New Roman" w:hAnsi="Times New Roman" w:cs="Times New Roman"/>
-                <w:b/>
-                <w:sz w:val="24"/>
-                <w:szCs w:val="24"/>
-              </w:rPr>
-              <w:t>日</w:t>
-            </w:r>
-            <w:r>
-              <w:rPr>
-                <w:rFonts w:ascii="Times New Roman" w:hAnsi="Times New Roman" w:cs="Times New Roman"/>
-                <w:b/>
-                <w:sz w:val="24"/>
-                <w:szCs w:val="24"/>
-                <w:lang w:eastAsia="zh-CN"/>
-              </w:rPr>
-              <w:t xml:space="preserve">  </w:t>
-            </w:r>
-            <w:r>
-              <w:rPr>
-                <w:rFonts w:ascii="Times New Roman" w:hAnsi="Times New Roman" w:cs="Times New Roman"/>
-                <w:b/>
-                <w:sz w:val="24"/>
-                <w:szCs w:val="24"/>
-              </w:rPr>
-              <w:t>期：</w:t>
-            </w:r>
-          </w:p>
-        </w:tc>
-        <w:tc>
-          <w:tcPr>
-            <w:tcW w:w="2306" w:type="dxa"/>
-            <w:vAlign w:val="center"/>
-          </w:tcPr>
-          <w:p>
-            <w:pPr>
-              <w:pStyle w:val="20"/>
-              <w:spacing w:line="363" w:lineRule="exact"/>
-              <w:jc w:val="both"/>
-              <w:rPr>
-                <w:rFonts w:ascii="Times New Roman" w:hAnsi="Times New Roman" w:cs="Times New Roman"/>
-                <w:sz w:val="24"/>
-                <w:szCs w:val="24"/>
-              </w:rPr>
-            </w:pPr>
-            <w:r>
-              <w:rPr>
-                <w:rFonts w:ascii="Times New Roman" w:hAnsi="Times New Roman" w:cs="Times New Roman"/>
-                <w:kern w:val="2"/>
-                <w:sz w:val="24"/>
-                <w:szCs w:val="24"/>
-                <w:lang w:eastAsia="zh-CN"/>
-              </w:rPr>
-              <w:t>{{ reportdate }}</w:t>
-            </w:r>
-          </w:p>
-        </w:tc>
-        <w:tc>
-          <w:tcPr>
-            <w:tcW w:w="1373" w:type="dxa"/>
-            <w:vAlign w:val="center"/>
-          </w:tcPr>
-          <w:p>
-            <w:pPr>
-              <w:pStyle w:val="20"/>
-              <w:spacing w:line="341" w:lineRule="exact"/>
-              <w:jc w:val="both"/>
-              <w:rPr>
-                <w:rFonts w:ascii="Times New Roman" w:hAnsi="Times New Roman" w:cs="Times New Roman"/>
-                <w:b/>
-                <w:sz w:val="24"/>
-                <w:szCs w:val="24"/>
-              </w:rPr>
-            </w:pPr>
-          </w:p>
-        </w:tc>
-        <w:tc>
-          <w:tcPr>
-            <w:tcW w:w="1640" w:type="dxa"/>
-            <w:vAlign w:val="center"/>
-          </w:tcPr>
-          <w:p>
-            <w:pPr>
-              <w:pStyle w:val="20"/>
-              <w:spacing w:line="363" w:lineRule="exact"/>
-              <w:ind w:right="15"/>
-              <w:jc w:val="both"/>
-              <w:rPr>
-                <w:rFonts w:ascii="Times New Roman" w:hAnsi="Times New Roman" w:cs="Times New Roman"/>
-                <w:sz w:val="24"/>
-                <w:szCs w:val="24"/>
-              </w:rPr>
-            </w:pPr>
-          </w:p>
-        </w:tc>
-        <w:tc>
-          <w:tcPr>
-            <w:tcW w:w="2475" w:type="dxa"/>
-            <w:vAlign w:val="center"/>
-          </w:tcPr>
-          <w:p>
-            <w:pPr>
-              <w:pStyle w:val="20"/>
-              <w:spacing w:line="363" w:lineRule="exact"/>
-              <w:ind w:right="15"/>
-              <w:jc w:val="both"/>
-              <w:rPr>
-                <w:rFonts w:ascii="Times New Roman" w:hAnsi="Times New Roman" w:cs="Times New Roman"/>
-                <w:kern w:val="2"/>
-                <w:sz w:val="24"/>
-                <w:szCs w:val="24"/>
-                <w:lang w:eastAsia="zh-CN"/>
-              </w:rPr>
-            </w:pPr>
-          </w:p>
-        </w:tc>
-      </w:tr>
-    </w:tbl>
-    <w:p>
-      <w:pPr>
-        <w:rPr>
-          <w:rFonts w:ascii="Times New Roman" w:hAnsi="Times New Roman" w:eastAsia="微软雅黑" w:cs="Times New Roman"/>
-          <w:sz w:val="24"/>
-          <w:szCs w:val="24"/>
-          <w:lang w:eastAsia="zh-CN"/>
-        </w:rPr>
-      </w:pPr>
-      <w:r>
-        <w:rPr>
-          <w:rFonts w:hint="eastAsia" w:ascii="Times New Roman" w:hAnsi="Times New Roman" w:eastAsia="微软雅黑" w:cs="Times New Roman"/>
-          <w:sz w:val="24"/>
-          <w:szCs w:val="24"/>
-          <w:lang w:eastAsia="zh-CN"/>
-        </w:rPr>
-        <w:t xml:space="preserve">{% endif %}{% if testedby == </w:t>
-      </w:r>
-      <w:r>
-        <w:rPr>
-          <w:rFonts w:ascii="Times New Roman" w:hAnsi="Times New Roman" w:eastAsia="微软雅黑" w:cs="Times New Roman"/>
-          <w:sz w:val="24"/>
-          <w:szCs w:val="24"/>
-          <w:lang w:eastAsia="zh-CN"/>
-        </w:rPr>
-        <w:t>“</w:t>
-      </w:r>
-      <w:r>
-        <w:rPr>
-          <w:rFonts w:hint="eastAsia" w:ascii="Times New Roman" w:hAnsi="Times New Roman" w:eastAsia="微软雅黑" w:cs="Times New Roman"/>
-          <w:sz w:val="24"/>
-          <w:szCs w:val="24"/>
-          <w:lang w:eastAsia="zh-CN"/>
-        </w:rPr>
-        <w:t>3</w:t>
-      </w:r>
-      <w:r>
-        <w:rPr>
-          <w:rFonts w:ascii="Times New Roman" w:hAnsi="Times New Roman" w:eastAsia="微软雅黑" w:cs="Times New Roman"/>
-          <w:sz w:val="24"/>
-          <w:szCs w:val="24"/>
-          <w:lang w:eastAsia="zh-CN"/>
-        </w:rPr>
-        <w:t>”</w:t>
-      </w:r>
-      <w:r>
-        <w:rPr>
-          <w:rFonts w:hint="eastAsia" w:ascii="Times New Roman" w:hAnsi="Times New Roman" w:eastAsia="微软雅黑" w:cs="Times New Roman"/>
-          <w:sz w:val="24"/>
-          <w:szCs w:val="24"/>
-          <w:lang w:eastAsia="zh-CN"/>
-        </w:rPr>
-        <w:t xml:space="preserve"> %}</w:t>
-      </w:r>
-    </w:p>
-    <w:p>
-      <w:pPr>
-        <w:rPr>
-          <w:rFonts w:ascii="Times New Roman" w:hAnsi="Times New Roman" w:eastAsia="微软雅黑" w:cs="Times New Roman"/>
-          <w:sz w:val="24"/>
-          <w:szCs w:val="24"/>
-          <w:lang w:eastAsia="zh-CN"/>
-        </w:rPr>
-      </w:pPr>
-    </w:p>
-    <w:p>
-      <w:pPr>
-        <w:rPr>
-          <w:sz w:val="24"/>
-          <w:lang w:eastAsia="zh-CN"/>
-        </w:rPr>
-      </w:pPr>
-    </w:p>
-    <w:tbl>
-      <w:tblPr>
-        <w:tblStyle w:val="35"/>
-        <w:tblW w:w="9066" w:type="dxa"/>
-        <w:jc w:val="right"/>
-        <w:tblLayout w:type="fixed"/>
-        <w:tblCellMar>
-          <w:top w:w="0" w:type="dxa"/>
-          <w:left w:w="0" w:type="dxa"/>
-          <w:bottom w:w="0" w:type="dxa"/>
-          <w:right w:w="0" w:type="dxa"/>
-        </w:tblCellMar>
-      </w:tblPr>
-      <w:tblGrid>
-        <w:gridCol w:w="1272"/>
-        <w:gridCol w:w="2306"/>
-        <w:gridCol w:w="1373"/>
-        <w:gridCol w:w="1640"/>
-        <w:gridCol w:w="2475"/>
-      </w:tblGrid>
-      <w:tr>
-        <w:tblPrEx>
-          <w:tblCellMar>
-            <w:top w:w="0" w:type="dxa"/>
-            <w:left w:w="0" w:type="dxa"/>
-            <w:bottom w:w="0" w:type="dxa"/>
-            <w:right w:w="0" w:type="dxa"/>
-          </w:tblCellMar>
-        </w:tblPrEx>
-        <w:trPr>
-          <w:trHeight w:val="441" w:hRule="exact"/>
-          <w:jc w:val="right"/>
-        </w:trPr>
-        <w:tc>
-          <w:tcPr>
-            <w:tcW w:w="1272" w:type="dxa"/>
-            <w:vAlign w:val="center"/>
-          </w:tcPr>
-          <w:p>
-            <w:pPr>
-              <w:pStyle w:val="20"/>
-              <w:spacing w:before="13"/>
-              <w:ind w:left="13" w:right="95"/>
-              <w:jc w:val="both"/>
-              <w:rPr>
-                <w:rFonts w:ascii="Times New Roman" w:hAnsi="Times New Roman" w:cs="Times New Roman"/>
-                <w:b/>
-                <w:sz w:val="24"/>
-                <w:szCs w:val="24"/>
-              </w:rPr>
-            </w:pPr>
-            <w:r>
-              <w:rPr>
-                <w:rFonts w:ascii="Times New Roman" w:hAnsi="Times New Roman" w:cs="Times New Roman"/>
-                <w:b/>
-                <w:sz w:val="24"/>
-                <w:szCs w:val="24"/>
-              </w:rPr>
-              <w:t>检测人：</w:t>
-            </w:r>
-          </w:p>
-        </w:tc>
-        <w:tc>
-          <w:tcPr>
-            <w:tcW w:w="2306" w:type="dxa"/>
-            <w:vAlign w:val="center"/>
-          </w:tcPr>
-          <w:p>
-            <w:pPr>
-              <w:pStyle w:val="20"/>
-              <w:spacing w:before="13"/>
-              <w:jc w:val="both"/>
-              <w:rPr>
-                <w:rFonts w:ascii="Times New Roman" w:hAnsi="Times New Roman" w:cs="Times New Roman"/>
-                <w:b/>
-                <w:sz w:val="24"/>
-                <w:szCs w:val="24"/>
-              </w:rPr>
-            </w:pPr>
-            <w:r>
-              <w:rPr>
-                <w:sz w:val="24"/>
-              </w:rPr>
-              <mc:AlternateContent>
-                <mc:Choice Requires="wpg">
-                  <w:drawing>
-                    <wp:anchor distT="0" distB="0" distL="114300" distR="114300" simplePos="0" relativeHeight="251660288" behindDoc="0" locked="0" layoutInCell="1" allowOverlap="1">
-                      <wp:simplePos x="0" y="0"/>
-                      <wp:positionH relativeFrom="column">
-                        <wp:posOffset>-388620</wp:posOffset>
-                      </wp:positionH>
-                      <wp:positionV relativeFrom="paragraph">
-                        <wp:posOffset>-462915</wp:posOffset>
-                      </wp:positionV>
-                      <wp:extent cx="1443355" cy="1475740"/>
-                      <wp:effectExtent l="0" t="0" r="4445" b="2540"/>
-                      <wp:wrapNone/>
-                      <wp:docPr id="6" name="组合 6"/>
-                      <wp:cNvGraphicFramePr/>
-                      <a:graphic xmlns:a="http://schemas.openxmlformats.org/drawingml/2006/main">
-                        <a:graphicData uri="http://schemas.microsoft.com/office/word/2010/wordprocessingGroup">
-                          <wpg:wgp>
-                            <wpg:cNvGrpSpPr/>
-                            <wpg:grpSpPr>
-                              <a:xfrm>
-                                <a:off x="0" y="0"/>
-                                <a:ext cx="1443355" cy="1475740"/>
-                                <a:chOff x="3722" y="92738"/>
-                                <a:chExt cx="2273" cy="2273"/>
-                              </a:xfrm>
-                            </wpg:grpSpPr>
-                            <pic:pic xmlns:pic="http://schemas.openxmlformats.org/drawingml/2006/picture">
-                              <pic:nvPicPr>
-                                <pic:cNvPr id="22" name="图片 59" descr="图片1"/>
-                                <pic:cNvPicPr>
-                                  <a:picLocks noChangeAspect="1"/>
-                                </pic:cNvPicPr>
-                              </pic:nvPicPr>
-                              <pic:blipFill>
-                                <a:blip r:embed="rId9">
-                                  <a:biLevel thresh="50000"/>
-                                </a:blip>
-                                <a:srcRect l="7865" t="11797" r="5322" b="19074"/>
-                                <a:stretch>
-                                  <a:fillRect/>
-                                </a:stretch>
-                              </pic:blipFill>
-                              <pic:spPr>
-                                <a:xfrm>
-                                  <a:off x="4057" y="93343"/>
-                                  <a:ext cx="1468" cy="627"/>
-                                </a:xfrm>
-                                <a:prstGeom prst="rect">
-                                  <a:avLst/>
-                                </a:prstGeom>
-                                <a:noFill/>
-                              </pic:spPr>
-                            </pic:pic>
-                            <pic:pic xmlns:pic="http://schemas.openxmlformats.org/drawingml/2006/picture">
-                              <pic:nvPicPr>
-                                <pic:cNvPr id="107" name="图片 23"/>
-                                <pic:cNvPicPr>
-                                  <a:picLocks noChangeAspect="1" noChangeArrowheads="1"/>
-                                </pic:cNvPicPr>
-                              </pic:nvPicPr>
-                              <pic:blipFill>
-                                <a:blip r:embed="rId7">
-                                  <a:extLst>
-                                    <a:ext uri="{28A0092B-C50C-407E-A947-70E740481C1C}">
-                                      <a14:useLocalDpi xmlns:a14="http://schemas.microsoft.com/office/drawing/2010/main" val="0"/>
-                                    </a:ext>
-                                  </a:extLst>
-                                </a:blip>
-                                <a:srcRect/>
-                                <a:stretch>
-                                  <a:fillRect/>
-                                </a:stretch>
-                              </pic:blipFill>
-                              <pic:spPr>
-                                <a:xfrm>
-                                  <a:off x="3722" y="92738"/>
-                                  <a:ext cx="2273" cy="2273"/>
-                                </a:xfrm>
-                                <a:prstGeom prst="rect">
-                                  <a:avLst/>
-                                </a:prstGeom>
-                                <a:noFill/>
-                                <a:ln>
-                                  <a:noFill/>
-                                </a:ln>
-                              </pic:spPr>
-                            </pic:pic>
-                          </wpg:wgp>
-                        </a:graphicData>
-                      </a:graphic>
-                    </wp:anchor>
-                  </w:drawing>
-                </mc:Choice>
-                <mc:Fallback>
-                  <w:pict>
-                    <v:group id="_x0000_s1026" o:spid="_x0000_s1026" o:spt="203" style="position:absolute;left:0pt;margin-left:-30.6pt;margin-top:-36.45pt;height:116.2pt;width:113.65pt;z-index:251660288;mso-width-relative:page;mso-height-relative:page;" coordorigin="3722,92738" coordsize="2273,2273" o:gfxdata="UEsDBAoAAAAAAIdO4kAAAAAAAAAAAAAAAAAEAAAAZHJzL1BLAwQUAAAACACHTuJAZyifXNoAAAAL&#10;AQAADwAAAGRycy9kb3ducmV2LnhtbE2PwUrDQBCG74LvsIzgrd1sJNHGbIoU9VQEW6H0Nk2mSWh2&#10;NmS3Sfv2bk96+4f5+OebfHkxnRhpcK1lDWoegSAubdVyreFn+zF7AeE8coWdZdJwJQfL4v4ux6yy&#10;E3/TuPG1CCXsMtTQeN9nUrqyIYNubnvisDvawaAP41DLasAplJtOxlGUSoMthwsN9rRqqDxtzkbD&#10;54TT25N6H9en4+q63yZfu7UirR8fVPQKwtPF/8Fw0w/qUASngz1z5USnYZaqOKAhPMcLEDciTRWI&#10;QwjJIgFZ5PL/D8UvUEsDBBQAAAAIAIdO4kAxdePqNQMAAIsIAAAOAAAAZHJzL2Uyb0RvYy54bWzN&#10;Vt1q2zAUvh/sHYTuU//EiRPTtHTpD4Oylf08gCrLsZltCUlJOsbuBtvudr9HGextSl9j50hO0qal&#10;K6WDBeLo9+j7vvPpOLv7F01NFkKbSrYTGu2ElIiWy7xqZxP6/t1xb0SJsazNWS1bMaEfhaH7e8+f&#10;7S5VJmJZyjoXmkCQ1mRLNaGltSoLAsNL0TCzI5VoYbKQumEWunoW5JotIXpTB3EYDoOl1LnSkgtj&#10;YPTQT9Iuon5IQFkUFReHks8b0VofVYuaWaBkykoZuufQFoXg9nVRGGFJPaHA1LonHALtc3wGe7ss&#10;m2mmyop3ENhDIGxxaljVwqHrUIfMMjLX1a1QTcW1NLKwO1w2gSfiFAEWUbilzYmWc+W4zLLlTK1F&#10;h0Rtqf7osPzV4kyTKp/QISUtayDhV7++XP74RoaozVLNMlhyotVbdaa7gZnvId2LQjf4C0TIhVP1&#10;41pVcWEJh8EoSfr9wYASDnNRkg7SpNOdl5Ac3NdP45gSmB7HaX/kk8LLoy5ADIN+t2sBimB1coAA&#10;13hUxTP4djpB65ZOf3cn7LJzLUB1jNYuzip+pn1noxWi9WJd/vx99f0rGYwpyYXh4Cw/EiEJjICb&#10;fAiG2E4l/2BIK6cla2fiwChwKKiCq4Oby133xvnndaWOq7pGwbH9tFeG6Ew05wKcoF/mkTPzeXUq&#10;FqImttTClBM6COHjoHoACMRo/gY44P1KR0PIMtKJ0nFKCYgx6KNUcNOicZgmPrHGamF5iZsLYIO7&#10;fUrXE476hi3qYsB+uGPLcEk4gIPQOP1+0vfxN74bQilD0w3jtEO92q60sSdCNgQbwBgwOMZscWo6&#10;NKsleGorUfdVjjwWBxKg+TRD49/bLgqB7A3fxY7zTePc67ON9bSWy1Kw3PyH9otdMiCRkA3UH1Pq&#10;qumneHQQhuP4RW86CKe9JEyPegfjJO2l4RGUlWQUTaPpZ9wdJdncCLhurD5UVZcbGL1VEu4snV15&#10;90XZFXeyYO4V4q0KgFwVWkGEgoR+RazdhYB10H5Cq99VI1EXLLH3VEhwwyO9zrK6RRIb8/sRZ/zt&#10;O+AKMbyjnCrd+xRfgtf70L7+H2LvD1BLAwQKAAAAAACHTuJAAAAAAAAAAAAAAAAACgAAAGRycy9t&#10;ZWRpYS9QSwMEFAAAAAgAh07iQD9y9BA7KQAANikAABQAAABkcnMvbWVkaWEvaW1hZ2UxLnBuZwE2&#10;KcnWiVBORw0KGgoAAAANSUhEUgAAAN4AAAB3CAYAAABsdP6RAAAACXBIWXMAAB2HAAAdhwGP5fFl&#10;AAAgAElEQVR4nO19eXhV1b32uxOSAAkEwqwgc5iCglgVEBClTnDRovVyKxa0KmpVvKBCNQoV/GzB&#10;Cg5Q0d4CCiK2DBISQIYgIGAQkkAgAxCiEIYAIYEMJzlJ3u+P31runcPJPJwD3e/z7CfD2XvttfdZ&#10;v3lYgA0bNmzYsGHDhg0bNmzYsGHDhg0bNmzYsGHDhg0bNmzYsGHDhg0bNmzYsGHDhg0bNmzYsGHD&#10;hg0bNmzYsGHDhg0bNmzYsGHDhg0PwfD0BLwZJP0BXA+gCMAZwzCcHp6SDRvXNkg2IjkcwPrOnTsv&#10;IXmDp+dkw8Y1DZKNT506dS+ATQDyAPxIsoeHp2XDxrUNkt0BrIcQXQmAuLNnz95E0lbNbdQKfOzF&#10;5BY+AFoDaKj+LmrdunW+YRj04JxsXEPw8fQEvBh0+d0mOhu1hquW8Ej61qG0diUyWyuwUato4OkJ&#10;VAYkG0Pc+lr1a5CWltb0+uuvzyd5EcDPhmEU1PZtrX8UFBTYxGej1uC1hKeIrR2ARhkZGT3atGkz&#10;AUAH9bEBwA/i+Dian58/l+Se2iA+kj4AAtX4wDWmYpL0gzCxxgAKAJysA6ZloyJ4g3OFpA/JZiS7&#10;kuxJMiwlJeXhhg0bRgGIB3AMpoexAEA6gCPqfzkAImrL3U8yZNWqVS8B+FndrwQSTuheG+N7EiT9&#10;SPbr3LnzVwDiIO9tqEoUsFGf8CThqYXQheSAiIiISQC2AUgAcBjAcQD5EOJKAnAAQoTRixYtmkTy&#10;PgDfAsgFcOjYsWN313QBkQxwOp0jAOyCELiV8EJrMrY3gGSrUaNGzQBwGkAx5N1GkOzm0Yn9B8Ij&#10;qibJBhA1spthGC8B6AqgGcSFbwA4ByATwCUAP5P8CCLlAEnfOgcgl2SBYRh/B4CCgoIAAL41mJMv&#10;gFA/P79JAG6EqWoC145zJSsiImKdYRgDAQwBEIDStrON+oInJB7J1hMmTJgLYD9EYpWon8kAti9a&#10;tGgayVtI9iHZjWSAmzF8SIYBOAjg4IkTJ4Yp+6W6c2q5evXqSQB+ginp9LHvWpB4wC9axkgAKRCp&#10;F0eynzeYHP9R8BDhXdekSZMvIKrjQYgauZbkCEVoLZSTo7wxNKGcABBLsl8N5uPvcDjuBbAHQBZk&#10;USZBmEExgH0Oh+OaIDwAINkXwA8AnACS9u/ffz/JhpbPtQnQxR3Ts1EL8BDh+ZHsTLK3Onopx0ql&#10;VB6SDc+dOzcKwI8QQvmmJs4Pkh0BrIOotj+QfIDkvRCmUIRrxMbTINlhxowZ/4S8u0MZGRlDlKoN&#10;kg1JDoW8j3Uk77SdL7UPj9h4qrzmeHWuVYzihlatWj0LoBeAYyQ/hHghqzNeAIDOADoCyJs0adIO&#10;CMG1gaiZ1yRIlkCkeVGrVq1y1f9aFBQUDGjYsOFUAAMBOLp06fJwamrqEZg2tteBZCDM7+uUYRiF&#10;Hp5SxbjadHuSTbdt2/YEhHBzAaxUEqs6Y/mp0p/NAM5COPzNJFsvWLDgGXWPYniRjafm3JFkKMke&#10;6vcq2bZKLf8BQCGApOTk5MdJ3vrBBx+8CSAW4k0uAZCcmZk5qrKaSH2DZAOS1x0/fnws5Dv891UT&#10;9rkKCa8b5CU7ACSSHFYdVYikP8nbAWwFcAHiVh+s/t985cqVz0OkaDG8RNUkaZDsCkDH4Q4AWFEV&#10;xkOycWJi4gSYTCUXQCqARAjzKYTp7Irwhud2hXKsBZMcNG3atA8g4ScHgHiSN3p4epWC12auuIOy&#10;Q0IgoQh/yCI5W03Vok3//v1fAHALgHSSHwP40TCMQpKNfX19i3FlorSnEZSQkDAAQH8AOvbmhIQF&#10;KouQXr16/Q+AtpAwSSMAnVzOIYAj2dnZn6CaKnxdQa2B67///vtf33HHHeMB9AEQDMk79jl//rw/&#10;ScPbK0muKsIDEPLee+/dD6AlRB06CSG+KkFJ+WZxcXFhkHeQBuC4JXWKvr6+Wt3yJrTr27fvU5DU&#10;Oa2pVHqBqUXbEsB1KJ9Y8x588MH9TZs2PWgYhqPas61FqLk3B9Dpo48++s1LL730CMQ2t67h4pYt&#10;Wxa4Izply7eDxCwdANI92srjalE1lbdtBIAYANkAIkneVg37JoBkn5iYmOcgIYP1Fy9eHO7qTv/5&#10;55+HADgEU9X0qO2g1KvBELWqGNXIqiHZ6q233poFM3PFNV6pj9Tk5OSHKPmyHoN65pYkezmdzmEf&#10;ffTR/4N4sjMgkt46ZyeA7SR7uhnHX9nykZDMqH+T7FRfz+EWVwPhkWyUlZX1awAbAFwEsIfkXdW0&#10;7XoDWA2J1UUrd7m7AH0vSIDfWwiv+dtvvz0TYocVwyScShGeckTcDmAvREtwQBawA6UXcD6ATcp5&#10;YyhG1ZFku6oyuZpA3ffGL7/8chqA7yA2qCa4PEiurk6+KAFw5v33359Jso2bsToBWGM5fx893cqD&#10;FQSqPQ315d8IacWQC+CnpUuXTiHZshpjNVEesCMAjiYnJ49Vrmh35/aAcFdvIbyOAHZCiMZKeBV6&#10;XBXR9R4/fvwCSCpeCYBTa9asWQpJGtALsgDAnpMnT44k2Vg5MIYDWPH000/PIdm+zh6w9Hz9SN4J&#10;6XlzFqWlmwPAdyT/W81dO4MOKufYFWmD6rvcZxljr8edRlcB4TWJiop6EaaHcT8lxalK86YZdN8O&#10;8WJ+U5430A3heeyLUsynByS+aFUR8wGsJ9m5jOv8KYkKQ1588cUFkCyfAojWkA5gC8nXIYyoAEDC&#10;mjVrnifZimRoZGTkSwB2Q4h1fV1KCSXhulHSBO8GsAVmWCMPkk54EMCmtLS035BsP2/evHcgUrAE&#10;si6u8Giqce+GqJg24VUWSk3YCOF0ORD9vEO5F105RkMLB70I4LucnJxfl6eqehnhNUpISLgXwFGY&#10;i6cYQHJcXNy4smwxkp2DgoKWQhbsOchCPvr0009/Mnfu3I8h6vYRyHs9+cUXX0wl2Z5k+4kTJ85T&#10;nzsApG3duvV5kiF1+IzdAPxbzVWn62nbbS/JUST7UmKXQSSDdu3a9QeUZsjuCK8bgAiUVks9Hx7y&#10;ZsKjtHfoD4lZOQDsVDZZpW0NJS3CIIb1RQAxsbGxj5EMruA6rZ54XNUkGbJw4cJXIU4RvXjyBg4c&#10;uKYsKaTUtcGQd6dV0zPTp0+fQbLP3r17/wCJ3xVD3u12JW0CU1NT/wsSI9RqXCzrOJFaOUWs6qCW&#10;6HvnzZv3uqvtRrLxjh07fg9JateE19fNuGGQnGCvSnr39nBC82XLlv0aQAsAZ6KiolYAOFBFN3DT&#10;+Pj4WwH0BJD5/ffff9avX78NkLzMqwX+KSkpoShdvnPu9ddf3wSRZKVAKbvq+9BDD/0BgLbLigCk&#10;zJgxYw2AgAkTJoyGlGEVAUjZuXPn5xD1M2z06NHPAugCc32UAHDUcWzMStTFkDzSOJKzIN7li64X&#10;+Pj4lDsfkgFZWVldIdX23gVvlXjKPrkXktp0EWKT9ansfBXH756amvpbAN9D7LrVlITsCjm3l0m8&#10;LhBbSzsZHAC2udq6+pmdTufwUaNGLQFwCiI1TgHYvmLFiin5+flDpk+f/p76Xx6AfYsXL36NZCeS&#10;t44aNepzAOdh2pJOADvq+vkpGTkrIbbY7rlz505Xz+c23kgycOvWrU+itKrZ1+WcDhDzIhMi3XPU&#10;ufEkb1LakL+yLfuSvFH91L+HlnX/2nhgryM89UK6QTyZORCP1YjybDI3Y7Tv3bv35xA39EWII8Ft&#10;6KCM672J8LrCVJeKAfy8atWq/3W1uShex5UwJYQDQMrs2bPfIdmfZNi4ceMWQpwseQB+PH78+P9Q&#10;QgV9O3TosBLCoIpgqmUZ4eHhfyHZuo6fMUAt9DBK+49WdOOhtJwftGHDhqfVs7i18RThRUBS3x6H&#10;+AryAKStXbv2ZZL9L1++fBeAtZD3Gw8Jt8RBbM0aVb2UCy8lvKZbtmx5CsLNciCSqksVrvcnOQwS&#10;bM4HsF25yBtVYQxvIrzukEWhbbU4SqGwYTknICcn526I90+flz5//vwZiqPr3NR4CGGlrV279iW1&#10;wNt/9tlnr0OkoNUWKgLwg9PpHFgeEXgCJIOioqKeg2QvufVqkgw4c+ZMGM0az99D+vc4IGp1EsRh&#10;la3+3jtx4sQNEOZTAiApJyen2nWeFT2ANxJeZ0j/FQeAhKpIO8U5h0NUjAsAvouLi3u0ImeKm3Fc&#10;Cc8jxjhJ//Pnz4+AeB9LIA6PHbRkaJAMpHhtt0C8dw4I01qjVKoAkj2mTp06F6JG5kM0gJtI3rB+&#10;/frnUdqZoo9z06dP/wvJdvX2wJUEySaqKVU6yg8nGOoIRWnvZjGE4A4D2BoVFfUcyVuPHj06EaKW&#10;OiG1mb3q6gG8ivBoeiEPw/RA9a7ktQH5+fnDICrFBUjs6Q6K+7lKHjlFeDpzxSNeMPUuOk6YMGE+&#10;xNlQAuDitGnT5iu1EiSDEhMTx0CqLHIhRLUvMjJysiKshiSvnz59+jswuX3S2rVrXyR549y5c/8E&#10;UauszZ2sduStFGeNV4Fk8FdffWX19Ma6sfECSXbPyMjoR/JBmCmAJQAuDx06dKUyP3qRbE6yk1LF&#10;MwGcnTVr1rsk29bVA3gb4TXZs2fPExAVwgHhzBUGbtUi7QUgCqozGasYenAZT0u8IsiXGladcWoC&#10;kk337t37OMRO1XZX2qZNm54g2dQyzy2Qd5UHIPrgwYOPUnIcfUg2TEtLux8i0ZwALk6YMOFjkjd/&#10;/PHHUyGqqWveYwmAlAMHDjxGMqh+n7pyINn8448//jPMNLLdJPtYPg9KSEh4GEA05BmtLSJLINUX&#10;92lNimSDkydP3g1TFT+g7OK6UbG9kPC6wqy3O7Zx48ZnSDarxHVNjhw58hhEZ9e1ZG4zOio5j24Q&#10;dbcAQHJ8fPwvX1J9gGZS+A6UzqdMVK0aGqjzesN0vCQrtTzQMk5b5cW8AOH2iVlZWXdTimGjcaV6&#10;WQKgqEOHDjEkB3ibbadBssWcOXP+AgmnnJ0yZcpfSbZVDLip0+m8G+LNzoGo3YkAzsB83sMkb7KM&#10;13LWrFnvwsyE2ce6bHvoTYSnbJERkJeUC2AVJVOhTDVRXdOJ5D0Qzq9VzME1IRSS7cPDwz+HxPuO&#10;bd++fSzrKVufpnNoI0pnXOicxBst53YFsArAgZCQkJV0ybpXtuAOiFRw9unTZ39RUdHoRYsWTUXp&#10;pr3Wozg4ODhl9+7dz509e3YQpR+OV/VdIdli3rx570IIL4nkGEpuaY89e/Y8CXnmiwB2REZGPpuV&#10;lTVCMaAzUAyMlgZZ6j1ugxBmISSBvlNdPoDXVCcoDrMOohIcpVSXl6kqKu7Wt1GjRish6sR5ABuU&#10;XVejTHqKJ3EHROIdj4yMfIJkk5qMWcV7r0Vp1UgfB6xqL818zFDFgIJIXkflwVXnWrNXMkeOHLkL&#10;4oYvBFDSoEEDd8TnUOekQBhgpb3K9QEXiZcLIIrkYxAHygkIw4xWayGYpH9eXt5gmN7hRJK3qLEM&#10;ZR/GQiWQqxaTVXLIVQVeYzQrBhAEKfJsCOHQGRVkqQRGR0cPyc/PH6CuO0RyDoCYyma3UOJ610H2&#10;SyiAuQFKAzUfXwA++fn5AaiH3ZVIBqWnp98EIBTui1VLbRmmqu+Pq2v9i4qKhvj5+T169uzZxST3&#10;XbhwIVA9i2awwZGRkbdAnsto0KABgoODceHCBdf76P3fAWEA3tbmr8H58+dDII2HGwEYZhhGGCTL&#10;yQfALpLhAPbpDgUkMyHfMQD4paamtlYMOnDnzp0DId0NACBzwoQJ0QAu19XkvUbNBBBw4MCBDpCX&#10;CKD8ympK4Wq/u+66ayzkhem4TGplW0Eo9em2nj17vmsYxmLDMGYBuMFyil6shmEYPqjjjtJKSt3W&#10;vn375wC0goQQ0mFW2RdCVOmymEprPz+/VwDcnpqa2gpAo7i4OM3INAxYCLGoqMgd0VmRD8mHzFNz&#10;9FOqZ29KsLsr67n3pjKPWn3++ed9YK4XA+a+GrvPnTs3F0BsOWvBJzMzMxjCYDoPGTLkMUg7DAeE&#10;kV0wDKPOOhB4E+H5//zzzy0hHEw34Sl2d6Li7LcZhjED0m49NTIy8m8k/4xKtqFTX14XwzBeT05O&#10;HgnpYxIK84ssdXpAQID2Kmr1rqNS725gLbjbSTbKyMgYahjG6wBug/SBmbpkyZK5ELuEAE7v2rVr&#10;KcSF7g5+kPYGxg033JAJwD8hIaFbGc9UGRRCvIV/A3BaEdgAwzDeNwzjK8MwvjYMYzbMXZzqCyFL&#10;lix54PTp051httpPJTklLi7uyYyMjMktW7aMdtO2gpbD98KFC0EAmnz33Xe/grR39AOQRum/U7e9&#10;ZrzFxiPZJDIy8gmI2zd70qRJy+im/IdmrG4ThDjTVq9ePUnZNZVmJCSbrV27VgdgiyHer2+0J4sS&#10;moiFuJaPb9my5XEq17qywf4FsZ2+djfPqoBShXELxDmUp55rHcnuJPv7+PhoGy2uoKCgzLCGssPi&#10;IB65viTbv/rqq3MgxaRltXlw61yBxLK25OTkjKB4WHVd2zaUtj3j6KYqoC5ACY+EnDlz5kH1nNYw&#10;iH7mMjcspYRefoB8p6c+/fTTcKfTeUeHDh2+Vc9Ub5u4eJPEK2rfvr1Wo3yPHTvWFEBjlk6L8gEQ&#10;2qhRo6kABql/xz700EObAJypomrQYvTo0WMgKl0xxFv4AUxOZ+WOJf7+/kUw1d+GALoDCAMQdvr0&#10;6c41dOY0mzFjxhgAfSG21ImTJ08uhqRwOUpKSvRzFfv7+7vdy45kw0uXLnVXczPUUdSsWbNMyEKz&#10;Ih/mbkylhoEQfdLkyZO/IPlGYGDg9+qzQYZh/AkijRu6XFPnHb2UtA3bvHnz79q2bTsNUm1iDXUY&#10;EJOguIIqCv1ufDds2NBm3rx5t5w4caIb1Hu/ePHiZxDnTN3CiySeQYlJaUl2JDo6+llK/35/xXG7&#10;R0ZG/i/kxTgBxKmC1irbGDTzH0sAnA0PD59FS80XzfowJ4DUb7/9doL2aqrPoiH2wBmV4VDlJGL1&#10;zE0oLdNjIKqdlryhlntV2PtFSbv1MHuEhpL0u3DhwkCIpzgNkiJVBPHoTYN4grXEyAVw+Iknnlhy&#10;4cKF+ygFsX7qvQ+FbInmzsu6n3WUXKDu30pJ/vvU86VDGEYGTObxS81gBeP1gLznYojXfALJ38Lc&#10;azGirPdb6/AWwgPEoxcbG/s7SBA8H0DyI4888ll2dva96enpD95+++3LIQuoAMDZd955ZxarmdKj&#10;1AlNeAdVInADy+e6At0J4KdVq1b9kSqQT7LF4sWLX4Pp+IgjOZxVq54wSIbs2bPncUgvlVyYKuYg&#10;mhkVmvD0Hg5XLAyaHbETIeGGOy3XNyTZa/PmzY+NHTv2awjxXYYstsvq+XPat2+/zul0DlMEF6Cu&#10;DaBZua/npxdpnRGeYrTdz58/f/ff/va3v0KIJRXmfonxb7/99p8pFQcpah6JZ8+efUgxarfah/pO&#10;96J0O4kk9XsiyXuq8h3WCF5GeLocaBXkZTghtsYRiO13GaU3VAxjNTMrXAgvli75oOrzrRCpdvIf&#10;//jHVKoGS8qO6AezL0geJH44pLLSl2SThISEsRCbowCyqDdS4k4BlvN0t7MiSAsEd4TXEfLOLgOI&#10;oUteqSby7du3j8OV25DlA9is5u5nuaaRsun05p/5ALaSHIfSkvKKHMmaQj3PWsj3fh6mLZcHYEt6&#10;evpDJG/YunXraJiEd27q1KlRAJaz7B40mpm6Su1CSF7qFa0B6wreZONB6eY/k3wPZuFnM8jGlZ0h&#10;sTYDwDmSETk5OQTQhpIMW1MG4np9bnh4uOaGvpcuXWoMZVMYhlEMIDUmJuZTCAcFgDsMw3gFZsW3&#10;WygiCAJwc1hY2NMQr2wR5It/GxKDLFDnas+bL0wHULHLeP6QdxMK+T6t4QdtFwcDCBkyZEiu5TMn&#10;xDu6PScnZw6AvTr2qcYcaBjGNACD1bgHd+zYsTQ1NTUNZixMM0G33ucaQD9TV0ioqBiiVm4jOfO6&#10;667bCODk8OHDT8EMrTT717/+NRiykU15ez242n8lAI5FRUX9G+KEqh94k8TTUKrTrQ0aNCjLrsiD&#10;cLq948eP/ywmJmZcYWHhzZQMjgqJkOIduwlS7awTbHu5nNPmzTffnAPhuDpTvZ3lc4OSJTIcZg3c&#10;IZJlbgmt7tsiPj5+LKRXZC6EmDaRHOiqIpEM2rhxo25HeGHmzJnvudqSNJv55ABIdjqdVjXTn2Sv&#10;iIiIFyA2aQpEchUASPj6668nU6r6A1zG7AJJNtchnZSkpKTHKDVtPSHVDCUAzih1v1aLZJXEWwNR&#10;nRMbN268UW2e0tn6bpWk1XOxSmC3kstF1dTHmQ8++GA6yQ71SgveSHgAQEnzeRpmMxvdgPUiTNVD&#10;q6LHISUf6w8dOjSOUsFcXqpZYFRU1GMQezEzPDx8AV16RroQXsb06dPn0E1dGs0uaPkQVW81Je/P&#10;3X2bbd68+Q+QfpD5EGKJIHm7O2Il2WbBggXvQOJ4p7/88suX6ZIwrhZZrHpHCVYGQrNzl27rp9Wq&#10;gwsXLnyVEoP0cRkv6KeffnoUYmdrKbuG4uAwlKqry2viKd28K9uOI0CN0608W4rm/ol91OF270Sa&#10;OwK7OnsqS3i5w4YN+6YmJkt14TUpY1aQDDx+/PjQLl26PAZJAcrs2rXrgVdeeWVPampqyJw5c26B&#10;pHM1hGQb6Jy6Tn369OkCsYXCIYTlDo1PnTrVExJYzuvSpYt2GJSCw/FL/NW3uLi4Cdy/rwuxsbFL&#10;+vfv3x0SSO4GoBvJSwAyDcMoVkygFYA+I0aMeByAzorfRwlO7ysjxS34+eefHwzZMyCjXbt253Fl&#10;aAAQ9Um7ya3wh2TiXKc+cwI4tnjx4i/Gjx//L8j+Ab+EYNQ8B3Ts2PF5iMpcAOna/QGEAfqdOnWq&#10;teU9FAG4XJkwjhq7v2EYbwDIJzkZUvp1Baq4f6JVdXRCvLqV3U/j3Icffrgcsm9GbavL5cPbJB5N&#10;x8V3ECl3/qmnnlpAaXXQilL6EUoyLCEh4RGIxy0BZjlQEYDkY8eOjWHZ/SZD1fgFABKTk5NHKG4c&#10;nJeX10E5FlrNnDlzOsytq753VUfVWAbJToGBgV/BdAbEqPDErxSHHzRmzJhPIDVx2lHxw44dO37P&#10;chJxKQ4fXQV/7NSpU0NZ2vOq9wQ4pMZdT0sys0XiJUPUzO0RERHPkrzelcOrsQaq96mD+Fvy8/Pv&#10;punlbDl//nz9TvIg22e7le5uxh4wYcKE/4MU9MayFpKulcQ7AFOCpe3cufNZuqkhpNnu0CohD9BT&#10;rdy9ifCUDXTD+++//2dI1nkOZHOSAXSTlkVpM96FZA+HwzEasgCLAGS2atXqn67qo+U6q6dwn1JN&#10;g9etWzcOwLL09PTRJNsuWrToeZiZLWW6zSkt0julp6f/F2ThZkPUw8MwG7TqQHYugOjdu3c/RilW&#10;La/kyUp4ybyywlpXMeiGUINZ2jPpT7JLVlbWLUePHh1EKbFq5k41VAQUCZPoInmlhzUUZtv0RJLl&#10;NgVW12hGuk69g8uQaofry7uuMigoKHC18VJSUlIe5pU2qy/Jfr/5zW+WwKzk1/ZgtWs2awKvUTUV&#10;B26/Zs2a0ZMnT34YkkmwjeRfARw0DOMKFcswjDxIjl6DgICAdsHBwcXZ2dkAkLl9+/bNkJdc5i3V&#10;UVxQUFAcEBDQID09vQ2Agddff30QyaMhISG6ANV6/hVQc0sjeS4nJ6cgKChoEoDeEM+cP0TNK4Rk&#10;xRwi+T6E8C9VoVdlqfuTDCgqKuoKUW0NNfZPVpVVJQinkjweHBzsU5Y6pd59C0gvzYYAjjgcDr1f&#10;4C8e1qKiohYQtdcXoo2cLi8hXRF4++XLl98HUa8bQlTXeRB7vaZwVa+Dly9fPuCtt97S2oxWcXu8&#10;/PLLf1i9evWvATRxud4z8AaJpzhzmOp0dRAiMbZQPH3lGeEGxQlz65gxY/4J0e9zICpQmaqMUsF0&#10;DC6eUvfXLCkpaTRELdtLckBUVNSTMNvH7aOltUA5YweQ7LF///7HITGwBHVs3bt37+NKTa5s4yar&#10;xEvU91fP3QciRXIBHD948GCZrdwruIcPpcvYGxAVUku7bi7ntVi4cOHrEEnugMT0yox7qXHbrVix&#10;4hWI5M8FsCczM/N+1tLWzkoDsO6JUAjpiN1dfe5H8vaJEyd+CrEnrW0LdZ6pZ+oMPU14NDfkWAnJ&#10;TbwMYKfT6aywgpxkky1btjwNs9r4Eszq8/K8mi0++eSTcMhC057FbpQQw48AYrOzs+/75ptvJsHs&#10;YlUpwrM8U5BSg3uqoxslPazS71vdT6eLHVaECJLBP/zww1OQpIIcSLZLuZX65dyj+ZYtW56FLOBL&#10;aqwrGJ5azNEQSZJaUUsOy7gHobKQVq1a9VJ511Rj7q6qZhFEonZX6mUvmPtluBKdxwnPo0F0kk0S&#10;ExN/BzMWdmLZsmWvsHyngw/JkKysrHsg6Vb56toDyu4oN3uEZMNjx449AFm4uk9lmFroPwA4tHHj&#10;xvHvvvvunyDMQEu8em145I7w1LPfCOlLkwez2W+FGTMUm7gbVTxMSYSBkIqDXMgzut13UC1i3fwp&#10;jtJpuawqAD9KC4/vIdLx7LRp095X96619cYrwwmXxo4d+yUlTNJxwYIF4RAJrcNROShNgB6z8TxK&#10;eIor/QpmWtJlCMe9sax5UTkylKTbBTPIqxvfVvgiaXYki1HXRSkVMBQSk4sn+VuS4yEhCU8RXm+U&#10;Jrw+JIOVJNHzquzGlIHK+bMeklbVk2RnS9nQ6bJyX0n6Zmdn3wZzm7B9LDtZ25/kbTC/0zxIKtwt&#10;rOU2gW4I7/zs2bMXkhy+bNmyVyBOLSeA/B49esRNnDgxGiL9SiCSezPJG8oYvm7hKcJTttBNs2bN&#10;+itMFbMsNUdn8XdzOp1Dn3nmmY8gL1XnOCZBPGWDylMxXcZs9dZbb00HsOLcuXN3qnYrLtQAAAjc&#10;SURBVPkEr1u37jmITZIMM1lbB2brpe7MMkcr4R1UxNIVsjOuA2ZTnnJd+iQbnzx5ciRM7eBAXFzc&#10;qL17906EeIILIdrCzXS/sWOLpUuXToHZcnGjOwZnYWgbIASXA+DbU6dO3ccqdPGuLNwQXkFISMiJ&#10;Hj16xKu56kSLi+Hh4SvffPPNFRBveTGAo5s3b57Ieuqj427y9W7j0Yw/RUBsqGyIsX6nK+Goc3vv&#10;3LnzKcgXmgB5eYUw2/iNYBVbEChp24bSIEjHqQwlgXVDHFd7oF4JTxW9xgJwdujQ4Udlx4VBsi+K&#10;AZycO3fuG6xg3zqa+1DovMo9NMtsHBBijGIZBb1Kum2FMLqTUVFRz7gzBUg23bZt29Mw7eJDlIz/&#10;Wic6dT/tXCl2c7gmQZ9VRwGAS6NHj/5SMbJS9Z71JYg8FU5obRjG/wIYBtlCKXXnzp1fAoizJOoG&#10;AmjtcDg6NmrU6CUA/SBZKgEQPT0DwqXfhbi9K5utAOCXROezLv8jycuQMEQxvCfcYpw4ccI/Kyur&#10;za5du3pBXP9OACkvv/zyepQfNgEkybk5JLQB9bMNJKPFD0BaSkrKF5Dgf1nXB6tzL99///0xsGxz&#10;phZrE4fDcfOdd945Ts0vD2JDpxqG4VpwW1twDfFYhUgRxMt9CRLGaAHJVCoAcGj27Nl6FyHNeH1T&#10;U1ObG7IIsiDv14BZke9r+fsSgPPuQlyVn3k9SzwlaXSCcpE69l+6dGkwJVG1O8kbY2JixkHshESI&#10;yqI3mjgIIHr58uUvKY5Vq/VTJNu+9tprsyGL0DX51lOqZhGAIyRfhNi1+QCOR0REvFCRtFPjtPnj&#10;H/9obWqbA9MjqrWGMjM4WHoP8cMs3bHZn2TP6OjoiTAbyOpi3HLDQTUBSZ+8vLxBkPVhlXAOAMeb&#10;Nm26Y+nSpVMyMzMHb9++fdygQYO+gZgPB0hOmzx58gySYyFS/xDEvNA75B5W/zsEID4sLGw3RAs6&#10;BGDHM8888xLJ5jV9gPomvBZ///vfp0F0cK0WHCD55NChQ/8P4s5PgBQ+5kEWWRqArUuXLp2ijPTu&#10;JEPqQi2g2fI8CaXd1D+wkuGEWpyL9iRaiUVXNFR6v0CKQ+o2mMnNeqHqNLNSGSpurrcS3iE1Lz3u&#10;AACrIbmcDgDnX3jhhQ+VvVhnRaUkm69Zs+YVmGptMUQSbTl58uRv1btpQSkEDlu/fv3zJP8EWVvH&#10;IOvPta17WUcRzE1OIimpgDXThuqT8BR3HAJJO7JukpENWejWvdkKIAQXHRUV9QJlk8IW7oz/Ophn&#10;H5TeFjh35MiRvzRCqi9QAtR6H3Z96LzRqla8d4dZxVAMUaV+zMnJua8i25ild05KUfduTPKm8PDw&#10;2Si9vdchxRzr7HuidGS7DxL60U6m9KFDh64gOZQqkUCtt1/NnDnzL5D36Lq3+nn1v8PqSCzjOAwg&#10;7p577llCiRHXvJ1hPRNeZ0idlQ4BuOMuDgjBfbd169YnKTu5BNeX0avmGQqX8pEHHnigzHKfOpxH&#10;F8j70gWwxQDSFy5c+BpVNXwVxuoOU20tBpDx8ssv/5XkdZW4Vldu68LX9SQfhuSJ6iRyXScZwVrI&#10;wyxnLpp5fwfRhhwAEubPnz+dEuf0V06Spk6nczAkgH4OpUvJMgD8+Oqrr75XWFh4u1pjFR09KMnl&#10;NepQbn2Q+iQ8XQ9VBLVzDURFOQhp1xYHYGNcXNw49bBN61sVVvPUhKeZg86IqNR2YbU4D10xsA7C&#10;nY9BauOqXD9G8ViuhMn0DigbrEKVSTHMryDqvw5EH4WEgAohlex6B9Vys4aqC0qBc2hubu4DENv/&#10;srpv9P79+x+n9IppSgnSD4iMjPwjxObUFSsX1Zy/nz179ltKFW5bHxpUWQ9Un4TXEcAyiKG6+8UX&#10;X/x09erVzxQWFt6mFlOY4iweITjLPLtAQhc6hqdTxjyxVZc/ydvuuuuuD5OSkh5VXL06XdX8Kd3C&#10;oiEq/TeVleCUGGfv2NjY8ZD0PB2WcAA4pALvA9Wir/Wu0iQbHT169CFIVXwSxJZLWbBgwZ8plStt&#10;SIYeOXLkEUiIKg7C0HWcN27ixIkLExMTH6b03mztMYLTqGfC86N0YO5BcZC0owTGvar3C8ngHTt2&#10;PAkpxtRSzyOEp+bTQC2uRjX5vhTx3dqnT5+ZFAdBVbuiBSoJHAVx1Gxbv379RIo3uk4WsiL6gSjd&#10;WCpu+fLl05VW1OHw4cP/DZGC1nZ/WvWNUt3T2rKWkrNrBZ6ULN4KmonbUTC/7HX04D7otQVKOCek&#10;MipmGdf7UZIOdOJ3cF2sIYo3MjQ7O3tkv379VkOkXAmAtKysrDe+/vrrST/99NOjU6dO/RDiqdQl&#10;XPmQsEAcxAPptq2Gx2ETnnuQDIqPj/89RGVJPHfu3GjWUQaGjdIgGaAS4KMgRKT7f1obXR1Vh27/&#10;VwCpSVyv2v+FsYLeLh6FTXjuQXPD+jUAVtBTWez/YVCq5SBI9YVVbSzr0GGnbZs2bXpO2cDeo1KW&#10;BZvwyoZFrepYF546G6VBs3P1Fly5E641mJ0JkXoHAGyKiYnRXvB6DTvVCDbh2fAWUGKKH6N0XxSd&#10;5HwG4tHcM2XKlHnp6en3KA9lqKe94NXCVTdhG9csLCEPnaObBJUf+fnnn79x8eLFoUqytb3aNRCD&#10;pFGFhjs2bNQplDOkfWFhYSOn0+kbGBjohNm4+FKNKgK8CbbEs2Gj/nF1GKI2bFxjsAnPhg0PwCY8&#10;GzY8AJvwbNjwAGzCs2HDA7AJz4YND8AmPBs2PACb8GzY8ABswrNhwwOwCc+GDQ/AJjwbNjwAm/Bs&#10;2PAAbMKzYcMDsAnPhg0PwCY8GzY8AJvwbNjwAGzCs2HDA7AJz4YND8AmPBs2PACb8GzY8ABswrNh&#10;wwOwCc+GDQ/AJjwbNjwAm/Bs2LBhw8Z/Bv7jukirztkGRNr7Amjg8tNHHfo8uPlZqVuV83dFv5f1&#10;szq/V2ZuZaE210d1x3J9Lrr87vp3Rb+7G9Pd79WB4eb3X+Zpb5Vgw4aH8f8B1NHuI9v/Ab4AAAAA&#10;SUVORK5CYIJQSwMEFAAAAAgAh07iQJkob6AgMwAAGzMAABQAAABkcnMvbWVkaWEvaW1hZ2UyLnBu&#10;ZwEbM+TMiVBORw0KGgoAAAANSUhEUgAAASwAAAEsCAYAAAB5fY51AAAy4klEQVR42u1dDWgVR9cu&#10;IYQQQlCSoJKKIkGCiASMaKmlFoKEEiRIRUsrVSollFCkBGppS1qkWFqxpZaKBAkiJaBiRUWFUOQl&#10;FBFFRUVFkSAhBAmoqGjQwP12/Z5Jj+PM/tzdvXf33ueBIbn7MzM7O+fsmTPn5403CIIgCIIgCIIg&#10;CIIgCIIgCIIgCIIgCIIgCIIgCIKIHbk33mhwygqndDplk1O+d0q/U0455YxTbjtlxCnjTskFKC+c&#10;Mop7rqKOIacccMoe1L/FKV1OWemU2XwLBEFIpjQfDGmrU3aDGd0Ac8mlpIyAublMrRcMrZlvjyBK&#10;lzHVOmWVU7aB8M875XGKmFI+5RkktQGnfOuUDlcq5NsmiGxKTpvAnC6BuHNlUq5i6drtlBanVHJG&#10;EES6GFQz9D+DTpkoI+YUpLiS5CGMz2LOFoIoPIOqhi5nDxTZSRD6BPRHZ8EIf8WSchPaXgWl/HyU&#10;2gB9Vte24f4u1OfW+wsU8EqhP57gc7ntfODXZ4Ig8mdSbzqlB4rxuJZ4D6DPGoTifQOY0IwU6d5a&#10;0a9u6KuGY5QiX2CnspeKfIKIh0l1Q8qJunN3A4yppxTMBlymCua6CYzsUgwM7BLG+03OPoIIRogN&#10;kCiOR2BSj8HkfsGyq6FMxm4GzDS+x9IyiiR2BsyQO48EYSC2VthCPc5zaXMWhOpu71dzRF+OaaVT&#10;2mH2MJTnB+AZdh1XcESJcieoWixBzudBSLehCO+iFBBaAtsB84d8TCZ606LjI4hCEU4zvvoPQhLM&#10;eeyotXIUY3sP2yCdht2s2O7aeXEUiVImkDbYBL0IqSx3Jak2jmCi72YxmFBYycvVNa7kCBKlRAyr&#10;oMQNYyvk6k1WpfBZXF3bnADXNTnlulPOOWVpxt7XSugTw9iCDWOzhJb1RGYZVXtIRnUJFtm1KX2e&#10;WtHXKaec8Li2Rnu2gxl8f66x68chl4yj2F0k4yIyM9E7QyjSH+Br3pKRZzug9X+xx7XyurGMv9Nm&#10;vKcHIT4+H5BxEWme1CtCfI1vY4ewIWPPOE97jgrLdXXadY0l8o7Vzu6NMIyL1EGkTa8TVJk+lOUv&#10;r9PvKvEs9z2uW609d18JvvcuuEq9CKjjWkVqIYo5YRuwTHgRcDeprUSee1IF1/O4ZkQyNvwd4Afr&#10;5XV0/SEKOkGr4ZM3UU6MSjz/QzzbLcv5evH8d3HsHn6fpaT9Ug/WS/0WUYhJ2REwpMuZUrWdEszn&#10;uuX8PjEOreL4cxx7XspGl2BcQwEt5ztJVUQSk3B+wK/n7VKfhIJhX7FInznTkhG+fSWt19KetxPz&#10;wY9x/e3OL1IZEdfE2xRg+Vc29jfOM97BM1/Gdv8C5XCNUC/WnUHn2Ext3FxpbV4Jj1Ul5sVIgAgb&#10;3E0kIk222djd8fPm310OaamwQ9gMC/acgfE0it8/edTTYrj/n1IxfbA88wyE+3kcQJVAaYsIPcE+&#10;DiBVDYfVxTjXz3LKMqd87pSPUj4Gri3VWqdcFHorvbjuK7tceywhRdzR6lkIQhyHwv5r113HUt8d&#10;eAhUlui8agng/eAq5beQComguqq/A/j6bQlLVM71+w11VaZ4LNzdvpNgNGPujp/W9wvi2j6lUMfv&#10;pVgyTmr3HBb31IAZ6mPyCEvspSU8zzYE+CCeYigbwmsSdQcQ2fujLP+ce5+IuiYzOEb3dYbl/F2u&#10;GA1+y2W0uyN4yynv25gzlpqNafGhLNQOJuz4fvWZb+PUbREm/cJgAKV6ZwxtrZWSRMbGSXfLuSCc&#10;nP/Rrq02MSDn2BIsL/9Nq2kDEnJMYulaV4D2OgIo5Q8wyw+hQoncDiBV1cbUntzanzCcX4PJew/6&#10;nIG07KJhiWcan80h6pij3fs0jRlr3OgS0nEbzHkYS9hFCbRXi3nmNQ9H6N5T3syqyydl1kgUcRwx&#10;oea6uiDt+F1pBS6O77T043kKxqrZS/q03PM7ljQLNL2VvHcqhfNiMZapldgwGDLo7xoTavuDAB/Q&#10;raTe8mJUlUhC6mUEOhhF4enc+4NW30O1BBLLzzvi+j89+lKVgjGTwexMZg2LdckDzFqd/wLH6rX7&#10;3knh/Hhq2hDRPBzuWO51l8JHYpC2DnCJSASxrXIlrk0xtdWj1X1f6HGmXVvENvcamD3Ie+akYMy+&#10;FP35yCnX8L+rh/oN/y/BrperZF8j7pXmELM0SW0shfND2pLtsjBft5zz0H/FIjliJ/GxT+QPJiAp&#10;YWbV6uMHOB53OicoVGUbdUJ5fRdf87MqrpS2ZPohBWM2U++PsHQ/p/qMv33i2t9x7GtxzF3yfiN+&#10;v5vCOfKH6N8Ci4T5ieVe/WNzOaY5O+IzZxnvvwSZVbuP3cupiOYKB0DId/H3J22ZcE4tM7RlUZ9W&#10;T1WadhCF7uYHcWxMt8PS+q7KUhiUTjMxQXxPUjhH6nSGa2C6+wNIZqq0x9Qvv13sx3SiLi1mtdVH&#10;uf5tVANO5/7vDPWe0HUT+KuWUW9b9Gu5NExAsQnQqx1/hOMXDfdI4r4oxv+5Jj32pXCe/E/fRNAY&#10;0VOPj6H+7pPYSdzmo3elMr4EmNUOH3G6I8a2Ov0U5m6EA0gtVR71DKdEIs2ZxsdvyQMTAPf8Wu14&#10;S1ot/LWle72BOedMlvdwS5Lv+zT+rk6on20+S8RfGGcrm4yq0seuZTgph2Wn3p+RVWZ6+xu7aK9l&#10;j4HpwyylB0rJ2FWDUOt9lk2XPepYYDh2zRR5FO1VFvF5W8UzbRfH/zEtEXFuoUHF8D7epzH0Toz9&#10;bfDxRzxAppUtZlXr4w/4twqHknA/5uLvF2j3S8sXXZVvLPW4Oq+/nHKzEEspm1IZ55pNvoQBPyDT&#10;ynbscI1ovoZjhV4KC93iKzHqETJnWhLX5tZJ7b39ZXjOyYT7Xe0zx4do9pANZjXDJ8XWjkJ+fYSy&#10;dLlkZIZ+PbTcr9tnnSny+C4TfTmrEWotdD7zILXshXX8XWHb9JpRLKS5MTCwowV+nlua+1UrNg8W&#10;i+M12C09qudatEihKoR0cwH6v8MnYw/NHjLKrF4UUimJSX8XerJqg4TyD5ytc6bJDRcWqT+5kgYX&#10;HXejQPTpZ4OrTU5LtnoPTMGVZD4FQ1gAqTENBrFVMGXYCHuzK3BQV2YMuyBRTYGpnvRTqAuzj38L&#10;9AzdHptKZFopZVbzPXLFPUt6qQGdwh0olpXC+ph2zVty91DoTkYME1AyqjkpGuclerx2SB/HICFd&#10;xHPVp3CONIa4VqYp+9OwjFxic4wWu43WvI0JPFu7h5HpDQYFTB+zuu0hWa0sQB8+0tr9Ujv/mf7V&#10;FQxrqTh2QsTcWpzCsZZK96aMzRNlJ/cjlq0VHtfqkuMsce4bLYXZRTC4OYZlc08Bn6/Ng2mNkmml&#10;n1k9iNty3aMfUi91XTt3WHd2hkGlYnJ90JM81HeqUjrm/3glUU1xv9daTFsuYzk4Ty1TNcX6XZO0&#10;ht24+1p9P2theJ4W+BnbPAykybRSoLO64RFpoaWAfZHZYp7g2CyR2kruNC3ymFTLMzL2dRmdM9eh&#10;G7yD5fZF/L2GclmLgvokQJ0zset7Hffq2YF6C/yMLR62Wjeo0yoeszrv8SVpLkKfpnTDSCyh6i3X&#10;LzD0vYVvt6jzqlYPI4PNgkFxzXpbEllxzWgxI2642aU9Vh5UxBdhUp1Pm9ir9aM2wPUDYmt/+l6+&#10;4aLOLRld4jOh+5peqgtfyibt3lkWFUGihqR5qksuMV58YV5CJdK/25aBzUXs2/0gDAvPoL7AX2oO&#10;wrk0uOaUyVyq0H4fNNm7CRuy+9pyb0Bc85XuIwmTiSGbtXwBJa0RD+PSas6EZF/AgIeCvaXIfevw&#10;287W7JiWW46/dPPg2078wzctJbnSkynCq+aw/VRzhr5uka5naW3VIK3b3WLY0kGnNUE3nsIP/A4P&#10;04UVKemjaw+z13KuTyQdrTacP53ljDoZnE93hWQu59NccY00bziiLfU245qz2v0nU/isXiYPv3A2&#10;xD/gWz2MQldmoP//mrLLaNfoCt/P+eYTfSdXDPOpVbtmplymC5OFHvz+M4g/aAaYVi9nRLxSyzOL&#10;ZNWZ8r6/LXYP/whw/dE0hxAusXl1Tss4vRB/l/jouio0vVXOFt8sQ7SUizPUUjlPqlaP9ffWlPdd&#10;Znr+KuA9eu6/Cs6CxN7PWvg5vieOPRLZp/s83G++0DZ7KjP03N0ekUsZbjnCwM72iMG+I8X9rhNS&#10;1ViYzQDDsrCOM6Gg764axqOTWpagZnGNTMqxN6PPud0jqOWbnAnhB7TSoMyU8awqMzDxq0Le02TQ&#10;q1RxNhTtHTbB73BcSF0nS2UJ5RFP6xJjaYUfzD0ekUKrS+xZlxoSdeay6K9XwvOxEaFmHoll4NtZ&#10;XrLjo2qLXDrAtx58ILsswfbHkwprnBKCaNFCk+zkbEjlu1okrN/VknFBRp+lwUPtsoFv238AV5b7&#10;LgY2Gv7hbEj9e5or4tS75ceMPke7RUBw6XAV37R94GZ4+D59yxEiUixx3ZVJRzL4DNs8fHNn8y2b&#10;B23QI8kp3QeI1C/rM97/41nd5CrGYHV7bLOSwxNE8jTY4OEo3cMR+m+g5ltcBp6lxUeQIMqEFlst&#10;tPi4mJFQsiKKbuLoEETB6XGDRziaynIfnI8tgzPIqUMQRaNLWxinLeU8KLMtfoIjYaIhpinNO0GU&#10;CG26LmJXLXHn5pfroAxbuPgHIepYj3tmcpoRxDRd1MO+6qKMghqyjlUW+jxfdktDVz9lGYz+EHXM&#10;ZLA7gnhJC+/AiHUEmatzceSPdOmx7JeG2BV8YDFSqw1Rz7DMpEwQZcqsfrAwldcS+ua5NBwp611D&#10;50EPWQa3M0QdMgPxHE5boowZlomW7nqpSpzja4I61yNXgcl153g5DK7t4feErEftYoxwyhJlzrBc&#10;KWgZokcsUqsUJL4wBoEUqco6Arbxa1QhI4sDW23xDJ8Ia80ucvktsZxfGOY4QZQozX2l63i1TEB3&#10;AtbTIOKC5a3Gydrg9cRhIIowLC+zzxjOVSBa5CPt+CIwuQlOYyKDdHPF47weg36fU34Tv/vk8k8L&#10;wz0Voh8byiaBBTj0hCUgX2XIum7i3tUeS8Vh7fhEyYuwRKkyrGWYuz8bzilp6UPDXK8Ux3Yq9Ymr&#10;LM83nZwl4N+Dkgur7DzQbouvYEvIeqq9onGKVOMyBrfKLTcesi3adhFpoB2ZbXq9dm6BvtoQ167T&#10;rt0P04dG2zUBVzePo5gjZWHAWy2K9t151KUSAHRCtD0hzqkEDk+1e37D8faAbSwWaefrSTJECmjo&#10;PUvG8CUy47T4oLvlmqQB/D2GXAnzIvTlF8vSsK1UBvtQXIHBIO5OaKGEl2kv70/tnqe67gov9xb0&#10;XfeUSK1l+qV9F5EmOnpXz6Yklos5nK/UpR6R7PU9/HaT+p6J0I8ZFtus46UwyCss0tWmPOparLZi&#10;9V1GnL+ssiurIPqQ7l4RfZGPzvSFmCWWlDmSCJFCeloi5ycSmKj5uxnHXGayD//3WSSua7qeN2Q/&#10;bJ4qK7M+wOcND3U7H18kvIi7+L9K2JK45RODS8JOJAt44sOs3Ewonwq/RKNCnyBSQlNKbzWJFYGb&#10;A/OA4brT2jx/qJ13P843I+jVLllShFVmdWA74zI2Ey+pSTuu1/3Q5p4gfA9VcXcbF4m6HgVNKU8Q&#10;MdJJFZZpdSHumStXF9q5Ty1099BwbQ4Mb04e/V4VNXhBFqSrM3nW5boaHDUcf1/UvR3HftLa/AbH&#10;b6Is078CkNByuv0WQRSIVuox/3YFzbspPuLj+N0uNotkOQYGV2WoQy4pa/Lo91BJSFkYvFh2ElyF&#10;uFcWZOE3ddlwjyrv+7ShpKulJB+iSDRTIRjOsSA7eUKn9cTiTzjHwuhcQ+rPNOv1vjz6bLMA6Mza&#10;4J+JYxfBuWejuH+hz5dmzINh5Tza+Ii7gkSKaOeomLdPsJn0DmygWiAVHbZkC8+B6bVb6p4pN5a0&#10;ci3P/h7KtJTlsbZti8CsVNllufaWXKPjpT3SdhR/9JGuqkguREpoqEPMyzDlXogVkO55cj3Pvtqk&#10;rI6sDHZc0tU/Fnce90W2atfOE2t5tS6XxnI5uVtokK62k0yIFNJSl0fqLSWBnYO7TVcYh2bU/52o&#10;60qEfh6KS19d6AFui9sK1t0ZtIRT3qddtxR/x2QWXi12VqNBumLEUiLtdFUDptSKD3KLyQtDeIKM&#10;hqh7He75K0L/bFLWyrQPrInTDsVUd5Nh3f5ESluu/RSO79XuHTH4GCqzi26SBJFRRuaaRBzTjoWO&#10;FQcmWB+xL8czZf2OL8CLpO0yxBdBFmXZftOUpVaYLSzS9FxPOO2JDDOsBRb7qptRFOl59sVmd9mS&#10;1sH7Pi6r9gBtVRgseZ9Kx1Dt+jlSwhKS2GZOeyLDDKvXZEMFyUvRxdkC9ueGgQdsT+PA1VoSS3Qn&#10;3O5qQ5uHLQxO6rUmKF0RJcCw7mBeLzCck0bVewvUny2WeFkz0jZwPcXsqNgJVMWNLvquds1D/F2O&#10;az7llCcyzrBeiVhiOH9CXDOzAP2xCS69aRu4s3HEu4rYh3cNfTgozv+Lv2PcGSRKgFnN8wuFpMVv&#10;f6tA/TIF67yapoFrS5OyzaDbmsQuyDwRouZHTnki4wxrp5jjFzyuU7ZWrQXql23zbUVaBs7EUS8V&#10;uU8fGvp0UvxfyylPZJxhyQxUF32ufavAfTubyjDKSC7xOI2prGEwago3M8rpTmScWVXoH+OU9e9j&#10;Sw6H2Wns2ESaJBiDq9BlTnki4wxrgTanl6Ssf9WWPIZbit2xU1nIoOH6SYn+neOUJzLOsPryyS1Y&#10;4D7uTpV/oZuLzKJcW5XSAdwF156POOWJjDOsC0FjvRWxjystm3FvFqtD3YbO3OB0IojEac+1d9qb&#10;T2jjAvfzqoFH9BSrM6YQyL9wOhEEAR6xPRU2WR7LwRV8TQRBgE8stiwLmwvdka2GTpznKyIIQuMV&#10;JpusbYXuxKmid4IgiCwwrN6kYuQF7UA1jMD0Tizm6yEIQuMXzQZe8aJgERxE7OhX4l7x1RAEYeEZ&#10;pt3CDYVqvJ+7gwRBhOAZOww840ChGh81NN7F10IQhIVndFhc+CqTbrjFsh5t4GshCMLCN2YURe9t&#10;CYE6zFdCEIQP7xgqdAh1t9FBQ6Pf83UQBOHDO7YZeMffSTf6ILMpqQmCKCbDajfwjseJ6bGciudb&#10;Gqzm6yAIwod/VELRXphQ6tRfEQQRkYcMFSx6g1PxHkNjO/gaCIIIyEO+L1jATzexBO2vCIKIwEM6&#10;ChJDDwHDTOFkaH9FEERQPjKjIHzEDXvM6KIEQSS0UuuIu5FtRfMFIgiilBiWyRf527gb2VNwK1WC&#10;IJJiGkvjEDicOurzuGeTgZcMxP2ApvjtK4s02BeYuZkgItGQS79jMdTz1E3qGvKetsTjvFuyO88u&#10;wkCrjLezOO0IIi8aWi5oeKZ27guvlRM23/oQIn0u6mgM2f4MU1boOB/QZOH+oEiD/RHan8upRxB5&#10;0VCNoOPt4vg8cfy+U26ijLjSmFOeiPPXnFKH/5fn0YfxxBJTOBV1piXhhNPuPbQ/j1OPIPKmo5mg&#10;o4fiWJ0lw42pvIt73Nh4V/Jofzgxm05LhpwDEet0RcuTIe+RKYPIsAgiGg2uAy0tEMdUcuRlTmnV&#10;iquof0fGsHL+/9wpU3m0bYpA2hvXg+2O2/8HImUu5D1jZFgEEYnuPtN+uym4bhmWawtCLi/7QvbD&#10;5Je8J66HPBVnAHltDV0b8J6vtfbrOf0IIhTd/aszFqx0XlG+O/+vdcph/N/klIVOmYNlZA2yZtXg&#10;t6v3ehhWr+xc+4GBp5yJ60FvxJnhGQ+s6mkKcP1Cre17nH4EEZje3LAu10E7Swzn3Z3BvRoTcxXs&#10;+0PotNwyGKJPrYb7R+J6YJPvz4yIdY4FjensXPNca/stTkOCCERnFRrtnEWewFrtuqMag5sKyaxC&#10;7fLZfJPjeOAGU7aLEPf/ZDn+B+r62ud+Pc31Zk5DgghFw0MeTGYSS7px7PhJcwPXnGEBNruWwn7r&#10;bSje3bLRKedw7Wge/RqP3bbTXfrlK7opGw7LOZUN9rLH/Xr8+OWcfgSRFx2/Z0nP51XugJkt9am7&#10;Ks8+3Y7de8Zig3U2wH0/e0ljQo814nO/Wy5yyhFELIyr19VjOeWYaz/l7hA65S6Y2YRmHOoq1Ffj&#10;f1dhXxdzX87EbotlcVQc9LlHN0CrtVx3XxquieNfiXt/4zQjiFgYhKt4vxnguippNoRdQ0WPriqn&#10;Jqb+HDDwli1RKzWFNP3V554B7fp2jyVjTjpPaszqI04zgoiNYU2ZBASc64KUdc9wzk2e/K5ughDV&#10;FtK5/5fYQ65bYtds87lnnibu3cFx12lyM5wm6yGWTjsya8xqEacYQcTKsJQOq0Yc+xKK91doVZO2&#10;psT/lzVe4Oq49kE5X43r6oNk0rLE2BuI+pAmo9FNAe/9XK5NfRR80nRhHDsUN7HOvoA1tGsX8hZs&#10;OFpgzFbFqUgQgeixS5ofQIDQ6bBVu6dRueqIY65e+5EPPV8M0B+TuulUURVjwmAtyfIEysOvOS0J&#10;wkqL1YYIDRexVJwAI3It2D+EJKVWPjmT7kssI000eSQEA40vbaBl63FViPsbDSLkCBjZFQ8mdA9c&#10;PKwB2++cmgRhpce7FubjGpj+pdFSJc6NyN+Ge7fnkxzVkidiJOoDjkR1y3GuP2Hz/zNYsauyV1tH&#10;z4TuyzVi2wmJSrcZaeWUJAhPWvzBFQS0Y/MM9LfeIAl1W+pT9zSCRt8K2JeWJBiWyRp1fsg6Ztoi&#10;LIDjP4VtyH2tnZs+9VboERMJgvCkGcWc6jQ6koLJV5al5IR2fK+4Z24efTEFBh2P+oC5qAxL6LLW&#10;GI6fk9IXpCfZ1iNOM4KIlWnl4PC8QO7mwYew2nLPHdxXhd9H/cyW8mRYuTgeLhfEEDQAZz9nOP62&#10;7gSNXUC5VHzIaUYQseqxdL2yq2I5DH/BRYiQslytYLACGsL//xP3/hihH9UFYVgR6jprOLYA9e43&#10;nPs36PKQIIjAdHgBEtMJDx2yKlcM98YWDibtDKvJcEztIl633LM3n3g7BEFY6XC1pGNIU9csDOsr&#10;KXBo5+pi6Et6GZaPWHjT45rvRPsbOeUIIhLNLdRjuYtz72q2k1XaSiiXT0jkkmFYaMMVS//1uWZr&#10;FB0aQRDTtDQLdLTL45oaGZAPSSkU/T2NsS+ZZFgTAQ3NlK/hv5x2BJE3vdWF1UFB6Z6z2WOVG8Pq&#10;C3Htz7bY1IRxvBbD8K+mgG12Yidpe5APUQmM8ZdwD7uL8CuzMtDnqZAMq0m3gC9bhpVHn1wbkLEU&#10;ToJWOGj/6IaQTUmfuoVz+V9Bkn7E0Ga9Nme+LAOm9UcYP7oU9Hc8j9Rcz+PerU+CYT2Lww4rgQG/&#10;HFtq6/j61KRtE7cHuGc5nE3nJdSnWs0fc2eBxkKOw7IivhN3U2cNwiQdgcFkdUJtfYjnHkF47wvw&#10;l/0ihQyrJY97bvqFS87j3ei85UXUSkfisHRPaNCPpHAinFaKSRmY0HCdq/jcpY2rGx9sTgJ9krs+&#10;nQVccuTySWMeoO5ZWOY2imNVSIywHmqDw1iiTYLQ9PBF6yP2YTkicW5HW/d0tzJItO5m0dslIkW2&#10;xlyfydJ9tGQZVkpfqgr7+o84thSM7BiisZ6DZfEBzbblXlSpEdvS/XJyCefzXNCMvhH7UCXa25eQ&#10;1HRLLHUfIjPMQZHU87SMlQanXN0vdlGe7Vci1ttfYFb9+N0lEv4+T6NklTJamZ+E8/PVOJOolsFL&#10;2IcxOqwdV75YJ6UeyQ0DLcb1sxjafyX+toFhVRRgDN4S7f2MdFADkPQmsVRaHLENGdLkHXH8mG1J&#10;Lt6NW67FNNYHYSdYi2PvizbWkCK8l6VJMKwzUeJhleFLUCGlD2jHVcqyfu34T+KLXB1D+59peeUq&#10;BcN6IiSE9+LSm0Gy+ARL3EFLnLMpMKoDCJNdE7HND02SkojpNKXvZoFx5kzvIQaC+wTHepWuEFEQ&#10;1C5tN+bGQZSd5R4OyRIPK3IAv1Oxp+IpD4Z1EcTpMosekZijH1/kLmz/j5kksgjtXxbLyyYcOymS&#10;Zg5r+py+GNpchF2yQZQRwTTWIgdlRczj3GVyERHj/NDnnjik2QrhCOy6kP0uJOmn4kN0H8z6hFaO&#10;JbXZkhFaMUUcHYpa6UC+Md3LaODdidvupiQz6EnOgaAVIxvAl3lMu25tDP34VNR3Hcxp0iDpXAFj&#10;6UlipxW7cW5bFwo02WsNH4xHkKjWi9BFHbpEFLCtRty7EYzpCEIDT8H+6iTMWXrRXgfyDbTj/wpS&#10;iXFcTTHdD0StdHfYrDlluA6/A8YwKXbH/qctVfplVApYDj+Pi7DhH/YIpReMcT8ITEk8Jwqkwxrz&#10;U7iDoDug82mKyLBqsEP4hUgdNx1twF2C4p73gvqkor57mknIBJhVn2GXsh7P0g3JWoZwuc98A8Yx&#10;NmXN2RO10m/D5iXkkvD1cDnCsHC/OLYLE7spYptzUM8RS1TXE3EuO336UiuT4DplHbb2lR3UiCVO&#10;/88RGNYySIzDgjk/0k1EtFDAGwO00Yh21qi6ROzzffggDCPSwWGEC16P/ujOwqcpab02vqa8hN8n&#10;IbYxzEtAhoVQHp0WhlWBr/6H8mudR5tfehn0CYY1aDlfDf+yOh/bsSVYdn6H59kLaeIwJMr7GjN6&#10;BLONo4LI/4DC+Qv8vw/3Hw6Tsk0yLMuH4bIPM90YYbx/EvWswzG1kdEFaXeRuOZuUsaqGaeVRDI/&#10;dxoqPcvh9mVYd6DnOI0lyx9yjY4lhMxSMhlWygjQlyYsUy6ijVto8yiWSqasRFM4X2sh+N+gt1G6&#10;m33Qha3DEk+ZDtxLeJzXK6W2hWGdMNxTExPDqsHyUC05r2DcJjF2nZo+8XNShnEcz8S+oefaXMVu&#10;K1HaL0HaPP2kJBZBSGdB1E/BzKS1+z8BiaUOxqirsVzZCHun/dh5Gjcwouc4fhLSzF/Qc/Xjr2Jk&#10;agfrvTyf/6wt3VrMTrOfSFMNcXxA7JIqie85QnFLg9bNEdtX7+0y3oO+/FQxz0e5FLSOoSmF4Mqo&#10;lTYYKp3gcL82Tu1aGm/dDmuvWB4cFUsJaU/UEaCdHktkyClIUEc0y+t3ChWpQVsGvS/0RhthiT6F&#10;3cuWGNr6XSw7P4MOS8+6NI6PQ6dYgqtzn0Zsv0Uk8e3EMvmgQUdHEyD7GJoycs2Oo+IXhopncMBf&#10;EsBGzb1m3KQvEkvFcamEFdFUnwf9EkOXtBPLs/VgFBUh+u1KBAtjHosazWD0Aoj5ISS2MW3XbFHE&#10;9g4rQ0Mw8X58FJTLzmnLfbEl3BU2WAeEZP0cOqwfyiFKRYSxqzXxlbgqv0H3nNfGZBBfd+nsukww&#10;JhvD2i/8zZTl80vH5xj6VGVaduH4agRAlNv+g3HFbsKO2pTQlW2WOSM1pu7qfz6M2J5iTH8a3os1&#10;xIspUW+EPixXltnQ4am6l+Kj0okP2u/CqPYzLhGnQzElo2qyWLtvKPMBf19YMx9Wyy7BmI5o1+/X&#10;dg9PCGV7LFEcIW0ovclB6KseiaXTv8LqXTpcL4xpTHogbdRqxzdqESlmRmynxpShGOeU0epBH4Y1&#10;ELEPdZgDn+Cdn/PJPiPLSTKsNz4wjMuZuCo3GY/2cNBfLsV6tGP7LAzroCQU7BLKZdK8GPrzrrY0&#10;7cLXvkpbxuoMa1EMbS+DvqxCO94smObPMY17ly36hGBYAz4M62CI9ubi/Z2AhDqpuTrt17boF4Cp&#10;Vhkk3ao3CHcstsRuNCoq3xq7CX3pvgglSR3Vjv8rlyKam0gOxodxKKMfem2MaEHTpuIKNQ29zRj0&#10;VvvAKGtFLK7PYxzjvbYlhGBYvxnOVUpJL4/n+wHLu7W6sa/NLoywjucOA0/pjatyky3WeQ77K1/g&#10;Co1gjmmEotxwdiGkjHLl6RPB36YQXrkuQl8Om7b7xfn2OCMWaHXP0XRkI3ju9TG2USVsoPo8GNZG&#10;JVGKc4ulr2XMz64Y1hQpIpT6Iv6gCpZAWw847NPjsxzSxWmxXDgozq+W3uggqm+Eu0eLFrHyKb7k&#10;y/Poy3dehAOreNXOuwmMRaMW4XQ0zhDJov93LMatyhh3OX6/DcPZk0L6fKnTS4hhPSVFBBovk0lD&#10;c5wNPE7EZqJ0XsB72th8Z9G5rLPc/7a26zgFaeWbkP1YI79YMHvYKeJUPc9HjxOyD7MMZgzzYmKG&#10;970is0Lxf9kglR1MUvEt3vFDUoPvWM0w8JJncTdyPnar1NJ7EYeFMnaeRmhK8nrb4/4K7D7VROhD&#10;tWBKo1AUHxaRG/qws7UuzoQChn4s0iSaH2Oo8zSMc+fmcW+FZti7NubnXWPzYSReG6s2Ay+5Gncj&#10;ewyNdHP4XxmjZWBM6yxLmScFCu+idqzmFHk82uMy1ITt2vYou2yCqVxM4FlXFyoiRgnQiSmgwkDc&#10;jWzjTmGwL7nHuYUF6kOTVxryAo/Hekh8q5Ma15BS1r4kEnEI27D1KRn3udicmJVCGuk38JJv427E&#10;FH/5RooG4fobRFqZeGWZPOf2lPRjpvJbTek4XTLwko64G6m1+BQ2xNzOjz7nO7HDsAaOtXOFweRm&#10;sgeCH4jpsC3vpLBvMwrBR7w4Y1fMbdzVjS6181c8XB6ecLoSZFjTdmqVKexbR8FWahbF+46Y21Ah&#10;bhst50d9/LR6OGWJMmZW1WmOWeeGQDbQbH9SjW2JPY/Y62384JXi3JAS/I7KjKK2rTltiTJmWM2g&#10;i60p7d9QwYQMi8X747jjVZsy+opzMqJnvXauLkmDSILIAMNSfpZzteOzQtazEBm862LsW6VYrsrS&#10;kuSAPEhawy/SfT+ynL9vcy2BYWS8Zv4EkR2GNWqIc6/C+zQFrGOORt/vxdS3dovAU5nkgAzGkZrH&#10;jV/u5R7hBmZD3V9bzrtuLJMeDO0+MrN0choTZcKslP7qpmHFMql91K94SV2am1gujjDbFlvOv5Me&#10;lFj0WGK3b57HNSrtd7XhXIXNQhaJRHMM90GUGcNScebXiGMqP+I1cUxtbN33qGuWRuOTMfRvqODe&#10;MmJQZHkR1o4CbiyvDKThmiqvbDKIkpBT0QAQllZfI1PCIsqFYQ3rQoBwyv/IIAjkfOrTHfon840W&#10;C/urZwbesbhQ6+TI9lgiX56XQ/BGLz0ZxNtJTRmvImnO5DQmyohhPdJ2z98SoZvnGCQs30i3Wrbs&#10;vFOkWeyvJgpiK2bxBfolxP2N2DGoF/GfFkAMrdSunYv4SlPYBazVl4haVAC3/MHpS5QZs5rjYZs4&#10;pTEsGYvKlHD2U+33PUTEHQWz259H/3YUzRdZi++kyu2QYqtXuYeEmB/6XDcJZvXcFIeKIMqIYSn7&#10;xQGDwlzS1TXBxNTxWlHPXmkDqUyFYujf1aIlssFuRF7rUYPhp/4lGIVCvl+LXxSmPMduZi2nMlEm&#10;DGtUuuMgHPQdDxppEXkGRnFPja6igYnRrYh9a7bovWcUcoBMqb+2BbjvifT9w85BC74Kt7RrR7T4&#10;4Cr07kfI0HIa+e6uW9Kz59LiQU8QCdJirWQ84vg+kX8yp6WVq0QYIhmW+2vdIBu0tS5i/3oNdDlU&#10;6EHamk9iCgzMI13RLhIE9CLJ4l21xJN6LTCl5z76sVYo9J+KlFfVnNpEiTIstTG1Uzs+LphTDeLd&#10;b5WMTRMKcgaj00ndoySP/p3NR7iJe5DetISJaPO5r9Xj3E9aXUcM17wbJhQtdjmU/cdSTm+iBBnW&#10;iMGcocaU7g15An4Xv5drNCeZWVPUZB0QRF4kmnAiRGfOR9ktNDzYWJBQMW74GZUySxwbQiYaL+td&#10;uusQpcas6kw2VWLFctGgkmnWji0VjOuiOP61LQhBiP5tTzx+e4jOdMcR28YiMg753PMaUxMpoO4j&#10;6cI8TmmixBnWj6ZwMkKhLs0ZlLH2b1DIP1SMTuzef6pJbu1avXNBZ40B+3c1NSGgPJaFq0LWo1un&#10;78TfHzzu2WzKvadlG1ZKxmsIQTOHU5woMYalTHo+M6hX6vH/HBEwQJab4nq1ulmgCQWNsJc8KnTC&#10;gXwL3axalh3KN4s5YKeiBuQSX4npARO2JF6+hictx6ssiRpzcaVmJ4gUMKvNJlsqDx2XLD8bVizT&#10;frvQ/T4VOuPQ/n/OdbsN954p9qB9bDG5rw1RR61BJ7U0bHooxPC56GOjVcepTpQIw3pis1bXrnN3&#10;CS+ALk/ryzlh3nBPHPsGK5X1Gv38GbBv1RahYUuxB63BkhV6S8h6Pje45fyj67Ig3lbg/5nIB3cz&#10;oEHpWk5zokSYlfQ2qYhYlxIOftKksm78vwQ+iUtC1GkSZJ6lIlu8RfS7FEO9LpdepB27I6zZbYzp&#10;Fix06zm1iRJlWP+DYr0yhrpcRXqfJpHlomxaWTbS+tMyeG028/+I9bYYjtncdUYQ0bCC05kgQtHZ&#10;EYNqJW/JDa44ps24FWl6aJNN1u4861puM2/QFPQv9V6UpAgiEu26urBPxG93R3As5hXX1VSlHXNt&#10;KwydfJCPg6O2q3FFO9eotUFbK4KIRrvKpGEhfk8G9SQx1FVryfvQm7aHtnW0O4+6JMPaZThfLWK+&#10;53TjNoIgQtGbtFtUUR8+zLOuLXEJLoV48O/zjZOl1SO9yxd5XPeFuO4tTj2CyItuTdnUF+RZ19XM&#10;REzxULZ9ELKepiAGcbj2qzRnuiWIjElYr9hjhaynM4nNt6Qf/lAcsW9gmjAW8Np9ulc6QRCBaW08&#10;Dkt0597jBto/nvaHt5k4tOVRV1OIa3/n1COI0DRWKWwXo9hdtVpWVyuzMAhnMsdpCaJ8mVZFDHUc&#10;iiNfabEGYENcUhZBEKmnd5t09XGWxMwRSlkEURYMyyRdjabKUDTAQ3xMKYsgyla62pLFhzmfung4&#10;BEHESeNDpsAHmZKuxMPY7DI6+aoJIvPMapWFvj/I8kOZpKzbmeTABEEouq6EJFUa0lUAKWsTXztB&#10;ZJauN5WcdCUe7oxlF2E2Xz1BZI6eZ1isAIZLYuXksdbdzddPEJmj518s9LyqlB5y0BLjuYVTgCAy&#10;Q8ctlhwOh0rtQRsM+QdLR4wkiPJgWGcs8a7eLMWH7aECniAyS782l7veUn1g21boBBXwBJH6FdK4&#10;JVZ7dSk/eLvFlH8PpwVBpJZufy1bI3CLsyQt4AkinfTaYREyjpfLAMy3JKwYDZPiniCIxGm11mJz&#10;5e4UNpfTQHxgkbL6OU0IIjV02m+h0w3lOBhDJWveTxDZp0+bwfeZch2Q2RbbrJFU5jEjiPJaCl61&#10;2FzNL+eBsQX6G+S0IYii0eWAhS63cHDeeONvGpQSRGro0WYgeopeKf+Jn6MWX8MVnEIEUTBabLX4&#10;CrpLwQaO0H8D1WXh6uMcKIIoCA3awsZkJwNOgQfsgGWw/qYoShCJ09+ghf4OcHTsS8PblkH7liNE&#10;EInR3jYL3Y3QmNt74FZa3ACykfaaILJHc20eNNfOEfIfwB4PfRajOhBEfLTW4KG36uUIBR9Im0vA&#10;cEmHsyCIwtFYtSUgXw76ZOqNQwxmJew+qIQniGRozGb/OES9Vf7i6qhlUHdwhAgib9raTrVLMgPb&#10;avE3dMtWjhBBhKapbgs9uQajbRyh6ANsi1L6gkH/CCI0LT1jAM3kB3qrZZCf0dyBIALRUJvF7YY7&#10;ggkN+A7LYL+gzyFB5M2sfuEIJTfwtrAXD5iUlSCMNNPioQem+ULCg++aOxz3cCNo5igRxDS9vOlh&#10;GDpEm8bCvATX5/C85SWMlnVERIL4j07me/jmXmJU38K+jBk+TIuSFlHukpUXs2LIpiIxrRsey0Pq&#10;tIhypIsWj2XgDTKr9Iq9D7h7SJQZPbR5KNipLskA03pBOy2ijJjVYzKr7DCtGx7GpbTiJUp5/rd7&#10;MKsbZFbpfGleinhX0urhKBElOO+7PZgVFewZZlqM8kCU2nzf7jHXyawy8hJrPWJpqXhaNJgjsjzH&#10;qz3iWSmjUNpZZeiFVnq48ajIpYz7Q2Rxbjd4RApV7jb8IGf05e7weLFusLIOjhKRofnc5rEj/tKR&#10;mb6B2X/JWz2ygjCFGJGVedzrM48ZIqaEXnY7DEltL/sUl4hESufuDI8kpypSaBdHqvRefCuWgV5L&#10;RIaIJdI2Z2/7zFl6c5TwBJjtlLMeE8A1Mv2YI0WkYK5u8FkVDHFVUB4TodIj76Eqg0x1RBRpftYG&#10;mJ8HOD/Lb2J0eQTkz0EUX8WRIgo4J1c55aoPs+rlTmD5TpCVHqE4VOnn14xIgVTlztN2jhYni7sL&#10;c8hnsozSgZpIaP51BPhocglIvDZxejycSFXZQ0UnEdN8cy3Wf/WxrXrATSDCaxLN90hyoYobIG0T&#10;R4uIMM82+JjYKNtAOi8TgSbUxz5bysofkWGYiTDzqsXHD1BJVd1UrBNhJ5efzZay29rNZSLhM5dm&#10;wM/PT+VwhglUiKiTbVMAaWsU1/GrSMi5U4l54adUdxnZBo4YEdfEmx9gJ1EFTVvFESNgU3UpwJw5&#10;TqmKSGoSdkCaygUQ7Vs5YmU5R1p9AkiqcpWmMkQhJmQ1TCAeBPx60qG6fBjVIR8zBaVU38Yge0Sh&#10;J2gDFO45Mi4yqgCMKofr5nPUiKxM2CHGLiqZ996JD1GQ9z5M3SaRtgm8IqCSVTlWdzNRQObecS12&#10;/W4EfM/ufPiAu8dE2r+85wNO6AdYVtIANd3vtBnv6QEZFVGqk7w9hMSVA5PbQifX1Ly/ang8nA24&#10;7FP2eFvIqIgsT/yOAO4Yuq9iP3UeRXtfK+GUPB7inQ3TcJgoNUJoC6GcV+UGXDq4w5jsu1mMLMpX&#10;Q7wbtfu7kiNIlLo+ZHsIfYgqZ2G/s5ijGNt72Bpyyaf0jtv5HohyI5haGKCeD8m41C7jDoR55k5j&#10;sPGegeX5jpC6RWmZ3svxJkhM/28SsTuAN7+pvIAO5Vso+mlB/ca043E7pNJTPvH7vaJx9OP9UD9F&#10;EBqRNWBn6lQexCU9/4chSXSWi0QgJKjvYaA7EWEMh2Enx7BBBBGQAN8E0ZyPQHhyOXMA9a3IeiRL&#10;MKc27Mz1Y4xexDBGrk7rTc4+gojOvLZCcngWAwNTyuOz2MLfgrC9bWmRyKDja4UB5hYouodDmhv4&#10;LaWHsGRkeBeCSIiQq0HE/TESrykF+ggYxCCY2jZINF2I9dSCOGHz/Yxd0Wd1bQvu70J922C6cQD2&#10;ajfQ/osEnmsCz7OBynOCKA4Da4EEcigPU4lSL64+728shRdTcU4Q6WNgzWBg/di+f1FGDOoGnrsH&#10;jJw7pgSRMQZWK7b390BB/TjjjOkZlOQDMOfo4I4eQZQ2I5sPs4etsAE7BQklTRLZCPRae2C02UUF&#10;OUEQOjNrgPlDJxTj27HUOgUGchvMZDzEjtwo7hnB7uQQFO17YDvVDYa0ktISQRAEQRAEQRAEQRAE&#10;QRAEQRAEQRAEQRAEkSH8H6geSZlLTZbIAAAAAElFTkSuQmCCUEsDBAoAAAAAAIdO4kAAAAAAAAAA&#10;AAAAAAAGAAAAX3JlbHMvUEsDBBQAAAAIAIdO4kCKFGY80QAAAJQBAAALAAAAX3JlbHMvLnJlbHOl&#10;kMFqwzAMhu+DvYPRfXGawxijTi+j0GvpHsDYimMaW0Yy2fr28w6DZfS2o36h7xP//vCZFrUiS6Rs&#10;YNf1oDA78jEHA++X49MLKKk2e7tQRgM3FDiMjw/7My62tiOZYxHVKFkMzLWWV63FzZisdFQwt81E&#10;nGxtIwddrLvagHro+2fNvxkwbpjq5A3wyQ+gLrfSzH/YKTomoal2jpKmaYruHlUHtmWO7sg24Ru5&#10;RrMcsBrwLBoHalnXfgR9X7/7p97TRz7jutV+h4zrj1dvuhy/AFBLAwQKAAAAAACHTuJAAAAAAAAA&#10;AAAAAAAACgAAAGRycy9fcmVscy9QSwMEFAAAAAgAh07iQC5s8AC/AAAApQEAABkAAABkcnMvX3Jl&#10;bHMvZTJvRG9jLnhtbC5yZWxzvZDBisIwEIbvC/sOYe7btD0sspj2IoJXcR9gSKZpsJmEJIq+vYFl&#10;QUHw5nFm+L//Y9bjxS/iTCm7wAq6pgVBrINxbBX8HrZfKxC5IBtcApOCK2UYh8+P9Z4WLDWUZxez&#10;qBTOCuZS4o+UWc/kMTchEtfLFJLHUsdkZUR9REuyb9tvme4ZMDwwxc4oSDvTgzhcY21+zQ7T5DRt&#10;gj554vKkQjpfuysQk6WiwJNx+Lfsm8gW5HOH7j0O3b+DfHjucANQSwMEFAAAAAgAh07iQHnnugQE&#10;AQAAEwIAABMAAABbQ29udGVudF9UeXBlc10ueG1slZHBTsMwDIbvSLxDlCtqU3ZACK3dgY4jIDQe&#10;IErcNqJxojiU7e1Juk2CiSHtGNvf7y/JcrW1I5sgkHFY89uy4gxQOW2wr/n75qm454yiRC1Hh1Dz&#10;HRBfNddXy83OA7FEI9V8iNE/CEFqACupdB4wdToXrIzpGHrhpfqQPYhFVd0J5TACxiLmDN4sW+jk&#10;5xjZepvKexOPPWeP+7m8qubGZj7XxZ9EgJFOEOn9aJSM6W5iQn3iVRycykTOMzQYTzdJ/MyG3Pnt&#10;9HPBgXtJjxmMBvYqQ3yWNpkLHUho94UBpvL/kGxpqXBdZxSUbaA2YW8wHa3OpcPCtU5dGr6eqWO2&#10;mL+0+QZQSwECFAAUAAAACACHTuJAeee6BAQBAAATAgAAEwAAAAAAAAABACAAAACtYwAAW0NvbnRl&#10;bnRfVHlwZXNdLnhtbFBLAQIUAAoAAAAAAIdO4kAAAAAAAAAAAAAAAAAGAAAAAAAAAAAAEAAAAHFh&#10;AABfcmVscy9QSwECFAAUAAAACACHTuJAihRmPNEAAACUAQAACwAAAAAAAAABACAAAACVYQAAX3Jl&#10;bHMvLnJlbHNQSwECFAAKAAAAAACHTuJAAAAAAAAAAAAAAAAABAAAAAAAAAAAABAAAAAAAAAAZHJz&#10;L1BLAQIUAAoAAAAAAIdO4kAAAAAAAAAAAAAAAAAKAAAAAAAAAAAAEAAAAI9iAABkcnMvX3JlbHMv&#10;UEsBAhQAFAAAAAgAh07iQC5s8AC/AAAApQEAABkAAAAAAAAAAQAgAAAAt2IAAGRycy9fcmVscy9l&#10;Mm9Eb2MueG1sLnJlbHNQSwECFAAUAAAACACHTuJAZyifXNoAAAALAQAADwAAAAAAAAABACAAAAAi&#10;AAAAZHJzL2Rvd25yZXYueG1sUEsBAhQAFAAAAAgAh07iQDF14+o1AwAAiwgAAA4AAAAAAAAAAQAg&#10;AAAAKQEAAGRycy9lMm9Eb2MueG1sUEsBAhQACgAAAAAAh07iQAAAAAAAAAAAAAAAAAoAAAAAAAAA&#10;AAAQAAAAigQAAGRycy9tZWRpYS9QSwECFAAUAAAACACHTuJAP3L0EDspAAA2KQAAFAAAAAAAAAAB&#10;ACAAAACyBAAAZHJzL21lZGlhL2ltYWdlMS5wbmdQSwECFAAUAAAACACHTuJAmShvoCAzAAAbMwAA&#10;FAAAAAAAAAABACAAAAAfLgAAZHJzL21lZGlhL2ltYWdlMi5wbmdQSwUGAAAAAAsACwCUAgAA4mQA&#10;AAAA&#10;">
-                      <o:lock v:ext="edit" aspectratio="f"/>
-                      <v:shape id="图片 59" o:spid="_x0000_s1026" o:spt="75" alt="图片1" type="#_x0000_t75" style="position:absolute;left:4057;top:93343;height:627;width:1468;" filled="f" o:preferrelative="t" stroked="f" coordsize="21600,21600" o:gfxdata="UEsDBAoAAAAAAIdO4kAAAAAAAAAAAAAAAAAEAAAAZHJzL1BLAwQUAAAACACHTuJAgoOi/bwAAADb&#10;AAAADwAAAGRycy9kb3ducmV2LnhtbEWPQWsCMRSE7wX/Q3iFXoomrlDq1igiiApeuvXg8bF53Szd&#10;vCxJXPXfN4WCx2FmvmEWq5vrxEAhtp41TCcKBHHtTcuNhtPXdvwOIiZkg51n0nCnCKvl6GmBpfFX&#10;/qShSo3IEI4larAp9aWUsbbkME58T5y9bx8cpixDI03Aa4a7ThZKvUmHLecFiz1tLNU/1cVpcK/3&#10;IxV0OK1n1XwXzkruz3bQ+uV5qj5AJLqlR/i/vTcaigL+vuQfIJe/UEsDBBQAAAAIAIdO4kAzLwWe&#10;OwAAADkAAAAQAAAAZHJzL3NoYXBleG1sLnhtbLOxr8jNUShLLSrOzM+zVTLUM1BSSM1Lzk/JzEu3&#10;VQoNcdO1UFIoLknMS0nMyc9LtVWqTC1Wsrfj5QIAUEsDBAoAAAAAAIdO4kAAAAAAAAAAAAAAAAAG&#10;AAAAX3JlbHMvUEsDBBQAAAAIAIdO4kDVXCYozAAAAI8BAAALAAAAX3JlbHMvLnJlbHOlkLFqAzEM&#10;hvdA38Fo7/mSoZQQX7ZC1pBCV2Hr7kzOlrHMNXn7uJRCL2TLoEG/0PcJ7faXMKmZsniOBtZNC4qi&#10;ZefjYODz9PH6DkoKRocTRzJwJYF997LaHWnCUpdk9ElUpUQxMJaStlqLHSmgNJwo1knPOWCpbR50&#10;QnvGgfSmbd90/s+AbsFUB2cgH9wG1OmaqvmOHbzNLNyXxnLQ3PfePqJqGTHRV5gqBvNAxYDL8pvW&#10;05paoB+b10+aHX/HI81L8U+Yaf7z6sUbuxtQSwMEFAAAAAgAh07iQFrjEWb3AAAA4gEAABMAAABb&#10;Q29udGVudF9UeXBlc10ueG1slZFNT8QgEIbvJv4HMlfTUj0YY0r3YPWoRtcfMIFpS7YFwmDd/ffS&#10;/bgY18QjzLzP+wTq1XYaxUyRrXcKrssKBDntjXW9go/1U3EHghM6g6N3pGBHDKvm8qJe7wKxyGnH&#10;CoaUwr2UrAeakEsfyOVJ5+OEKR9jLwPqDfYkb6rqVmrvErlUpIUBTd1Sh59jEo/bfH0wiTQyiIfD&#10;4tKlAEMYrcaUTeXszI+W4thQ5uR+hwcb+CprgPy1YZmcLzjmXvLTRGtIvGJMzzhlDWkiS+O/XKS5&#10;/BuyWE5c+K6zmso2cptjbzSfrM7RecBAGf1f/PuSO8Hl/oeab1BLAQIUABQAAAAIAIdO4kBa4xFm&#10;9wAAAOIBAAATAAAAAAAAAAEAIAAAAI0CAABbQ29udGVudF9UeXBlc10ueG1sUEsBAhQACgAAAAAA&#10;h07iQAAAAAAAAAAAAAAAAAYAAAAAAAAAAAAQAAAAdAEAAF9yZWxzL1BLAQIUABQAAAAIAIdO4kDV&#10;XCYozAAAAI8BAAALAAAAAAAAAAEAIAAAAJgBAABfcmVscy8ucmVsc1BLAQIUAAoAAAAAAIdO4kAA&#10;AAAAAAAAAAAAAAAEAAAAAAAAAAAAEAAAAAAAAABkcnMvUEsBAhQAFAAAAAgAh07iQIKDov28AAAA&#10;2wAAAA8AAAAAAAAAAQAgAAAAIgAAAGRycy9kb3ducmV2LnhtbFBLAQIUABQAAAAIAIdO4kAzLwWe&#10;OwAAADkAAAAQAAAAAAAAAAEAIAAAAAsBAABkcnMvc2hhcGV4bWwueG1sUEsFBgAAAAAGAAYAWwEA&#10;ALUDAAAAAA==&#10;">
-                        <v:fill on="f" focussize="0,0"/>
-                        <v:stroke on="f"/>
-                        <v:imagedata r:id="rId9" cropleft="5154f" croptop="7731f" cropright="3488f" cropbottom="12500f" grayscale="t" bilevel="t" o:title=""/>
-                        <o:lock v:ext="edit" aspectratio="t"/>
-                      </v:shape>
-                      <v:shape id="图片 23" o:spid="_x0000_s1026" o:spt="75" type="#_x0000_t75" style="position:absolute;left:3722;top:92738;height:2273;width:2273;" filled="f" o:preferrelative="t" stroked="f" coordsize="21600,21600" o:gfxdata="UEsDBAoAAAAAAIdO4kAAAAAAAAAAAAAAAAAEAAAAZHJzL1BLAwQUAAAACACHTuJAYYsrcb0AAADc&#10;AAAADwAAAGRycy9kb3ducmV2LnhtbEVPTWvCQBC9C/0PyxR60900YEt0lVJokR6EapB6G7JjEs3O&#10;huyapP/eLRS8zeN9znI92kb01PnasYZkpkAQF87UXGrI9x/TVxA+IBtsHJOGX/KwXj1MlpgZN/A3&#10;9btQihjCPkMNVQhtJqUvKrLoZ64ljtzJdRZDhF0pTYdDDLeNfFZqLi3WHBsqbOm9ouKyu1oN57d9&#10;feR0e/jZfl03w2eeh0N60frpMVELEIHGcBf/uzcmzlcv8PdMvECublBLAwQUAAAACACHTuJAMy8F&#10;njsAAAA5AAAAEAAAAGRycy9zaGFwZXhtbC54bWyzsa/IzVEoSy0qzszPs1Uy1DNQUkjNS85PycxL&#10;t1UKDXHTtVBSKC5JzEtJzMnPS7VVqkwtVrK34+UCAFBLAwQKAAAAAACHTuJAAAAAAAAAAAAAAAAA&#10;BgAAAF9yZWxzL1BLAwQUAAAACACHTuJA1VwmKMwAAACPAQAACwAAAF9yZWxzLy5yZWxzpZCxagMx&#10;DIb3QN/BaO/5kqGUEF+2QtaQQldh6+5MzpaxzDV5+7iUQi9ky6BBv9D3Ce32lzCpmbJ4jgbWTQuK&#10;omXn42Dg8/Tx+g5KCkaHE0cycCWBffey2h1pwlKXZPRJVKVEMTCWkrZaix0poDScKNZJzzlgqW0e&#10;dEJ7xoH0pm3fdP7PgG7BVAdnIB/cBtTpmqr5jh28zSzcl8Zy0Nz33j6iahkx0VeYKgbzQMWAy/Kb&#10;1tOaWqAfm9dPmh1/xyPNS/FPmGn+8+rFG7sbUEsDBBQAAAAIAIdO4kBa4xFm9wAAAOIBAAATAAAA&#10;W0NvbnRlbnRfVHlwZXNdLnhtbJWRTU/EIBCG7yb+BzJX01I9GGNK92D1qEbXHzCBaUu2BcJg3f33&#10;0v24GNfEI8y8z/sE6tV2GsVMka13Cq7LCgQ57Y11vYKP9VNxB4ITOoOjd6RgRwyr5vKiXu8Cschp&#10;xwqGlMK9lKwHmpBLH8jlSefjhCkfYy8D6g32JG+q6lZq7xK5VKSFAU3dUoefYxKP23x9MIk0MoiH&#10;w+LSpQBDGK3GlE3l7MyPluLYUObkfocHG/gqa4D8tWGZnC845l7y00RrSLxiTM84ZQ1pIkvjv1yk&#10;ufwbslhOXPius5rKNnKbY280n6zO0XnAQBn9X/z7kjvB5f6Hmm9QSwECFAAUAAAACACHTuJAWuMR&#10;ZvcAAADiAQAAEwAAAAAAAAABACAAAACOAgAAW0NvbnRlbnRfVHlwZXNdLnhtbFBLAQIUAAoAAAAA&#10;AIdO4kAAAAAAAAAAAAAAAAAGAAAAAAAAAAAAEAAAAHUBAABfcmVscy9QSwECFAAUAAAACACHTuJA&#10;1VwmKMwAAACPAQAACwAAAAAAAAABACAAAACZAQAAX3JlbHMvLnJlbHNQSwECFAAKAAAAAACHTuJA&#10;AAAAAAAAAAAAAAAABAAAAAAAAAAAABAAAAAAAAAAZHJzL1BLAQIUABQAAAAIAIdO4kBhiytxvQAA&#10;ANwAAAAPAAAAAAAAAAEAIAAAACIAAABkcnMvZG93bnJldi54bWxQSwECFAAUAAAACACHTuJAMy8F&#10;njsAAAA5AAAAEAAAAAAAAAABACAAAAAMAQAAZHJzL3NoYXBleG1sLnhtbFBLBQYAAAAABgAGAFsB&#10;AAC2AwAAAAA=&#10;">
-                        <v:fill on="f" focussize="0,0"/>
-                        <v:stroke on="f"/>
-                        <v:imagedata r:id="rId7" o:title=""/>
-                        <o:lock v:ext="edit" aspectratio="t"/>
-                      </v:shape>
-                    </v:group>
-                  </w:pict>
-                </mc:Fallback>
-              </mc:AlternateContent>
-            </w:r>
-          </w:p>
-        </w:tc>
-        <w:tc>
-          <w:tcPr>
-            <w:tcW w:w="1373" w:type="dxa"/>
-            <w:vAlign w:val="center"/>
-          </w:tcPr>
-          <w:p>
-            <w:pPr>
-              <w:pStyle w:val="20"/>
-              <w:spacing w:before="13"/>
-              <w:jc w:val="both"/>
-              <w:rPr>
-                <w:rFonts w:ascii="Times New Roman" w:hAnsi="Times New Roman" w:cs="Times New Roman"/>
-                <w:b/>
-                <w:sz w:val="24"/>
-                <w:szCs w:val="24"/>
-              </w:rPr>
-            </w:pPr>
-            <w:r>
-              <w:rPr>
-                <w:rFonts w:hint="eastAsia" w:ascii="Times New Roman" w:hAnsi="Times New Roman" w:cs="Times New Roman"/>
-                <w:b/>
-                <w:sz w:val="24"/>
-                <w:szCs w:val="24"/>
-                <w:lang w:val="en-US" w:eastAsia="zh-CN"/>
-              </w:rPr>
-              <w:t>报告医生</w:t>
-            </w:r>
-            <w:r>
-              <w:rPr>
-                <w:rFonts w:ascii="Times New Roman" w:hAnsi="Times New Roman" w:cs="Times New Roman"/>
-                <w:b/>
-                <w:sz w:val="24"/>
-                <w:szCs w:val="24"/>
-                <w:lang w:eastAsia="zh-CN"/>
-              </w:rPr>
-              <w:t>：</w:t>
-            </w:r>
-          </w:p>
-        </w:tc>
-        <w:tc>
-          <w:tcPr>
-            <w:tcW w:w="1640" w:type="dxa"/>
-            <w:vAlign w:val="center"/>
-          </w:tcPr>
-          <w:p>
-            <w:pPr>
-              <w:pStyle w:val="20"/>
-              <w:spacing w:before="13"/>
-              <w:ind w:right="15"/>
-              <w:jc w:val="both"/>
-              <w:rPr>
-                <w:rFonts w:ascii="Times New Roman" w:hAnsi="Times New Roman" w:cs="Times New Roman"/>
-                <w:b/>
-                <w:sz w:val="24"/>
-                <w:szCs w:val="24"/>
-              </w:rPr>
-            </w:pPr>
-          </w:p>
-        </w:tc>
-        <w:tc>
-          <w:tcPr>
-            <w:tcW w:w="2475" w:type="dxa"/>
-            <w:vAlign w:val="center"/>
-          </w:tcPr>
-          <w:p>
-            <w:pPr>
-              <w:pStyle w:val="20"/>
-              <w:spacing w:before="13"/>
-              <w:ind w:right="15"/>
-              <w:jc w:val="both"/>
-              <w:rPr>
-                <w:rFonts w:hint="eastAsia" w:ascii="Times New Roman" w:hAnsi="Times New Roman" w:eastAsia="宋体" w:cs="Times New Roman"/>
-                <w:b/>
-                <w:sz w:val="24"/>
-                <w:szCs w:val="24"/>
-                <w:lang w:val="en-US" w:eastAsia="zh-CN"/>
-              </w:rPr>
-            </w:pPr>
-            <w:r>
-              <w:rPr>
-                <w:rFonts w:hint="eastAsia" w:ascii="Times New Roman" w:hAnsi="Times New Roman" w:cs="Times New Roman"/>
-                <w:b/>
-                <w:sz w:val="24"/>
-                <w:szCs w:val="24"/>
-                <w:lang w:val="en-US" w:eastAsia="zh-CN"/>
-              </w:rPr>
-              <w:t>审核医生：</w:t>
-            </w:r>
-          </w:p>
-        </w:tc>
-      </w:tr>
-      <w:tr>
-        <w:tblPrEx>
-          <w:tblCellMar>
-            <w:top w:w="0" w:type="dxa"/>
-            <w:left w:w="0" w:type="dxa"/>
-            <w:bottom w:w="0" w:type="dxa"/>
-            <w:right w:w="0" w:type="dxa"/>
-          </w:tblCellMar>
-        </w:tblPrEx>
-        <w:trPr>
-          <w:trHeight w:val="457" w:hRule="exact"/>
-          <w:jc w:val="right"/>
-        </w:trPr>
-        <w:tc>
-          <w:tcPr>
-            <w:tcW w:w="1272" w:type="dxa"/>
-            <w:vAlign w:val="center"/>
-          </w:tcPr>
-          <w:p>
-            <w:pPr>
-              <w:pStyle w:val="20"/>
-              <w:spacing w:line="341" w:lineRule="exact"/>
-              <w:ind w:left="13" w:right="165"/>
-              <w:jc w:val="both"/>
-              <w:rPr>
-                <w:rFonts w:ascii="Times New Roman" w:hAnsi="Times New Roman" w:cs="Times New Roman"/>
-                <w:b/>
-                <w:sz w:val="24"/>
-                <w:szCs w:val="24"/>
-              </w:rPr>
-            </w:pPr>
-            <w:r>
-              <w:rPr>
-                <w:rFonts w:ascii="Times New Roman" w:hAnsi="Times New Roman" w:cs="Times New Roman"/>
-                <w:b/>
-                <w:sz w:val="24"/>
-                <w:szCs w:val="24"/>
-              </w:rPr>
-              <w:t>日</w:t>
-            </w:r>
-            <w:r>
-              <w:rPr>
-                <w:rFonts w:ascii="Times New Roman" w:hAnsi="Times New Roman" w:cs="Times New Roman"/>
-                <w:b/>
-                <w:sz w:val="24"/>
-                <w:szCs w:val="24"/>
-                <w:lang w:eastAsia="zh-CN"/>
-              </w:rPr>
-              <w:t xml:space="preserve">  </w:t>
-            </w:r>
-            <w:r>
-              <w:rPr>
-                <w:rFonts w:ascii="Times New Roman" w:hAnsi="Times New Roman" w:cs="Times New Roman"/>
-                <w:b/>
-                <w:sz w:val="24"/>
-                <w:szCs w:val="24"/>
-              </w:rPr>
-              <w:t>期：</w:t>
-            </w:r>
-          </w:p>
-        </w:tc>
-        <w:tc>
-          <w:tcPr>
-            <w:tcW w:w="2306" w:type="dxa"/>
-            <w:vAlign w:val="center"/>
-          </w:tcPr>
-          <w:p>
-            <w:pPr>
-              <w:pStyle w:val="20"/>
-              <w:spacing w:line="363" w:lineRule="exact"/>
-              <w:jc w:val="both"/>
-              <w:rPr>
-                <w:rFonts w:ascii="Times New Roman" w:hAnsi="Times New Roman" w:cs="Times New Roman"/>
-                <w:sz w:val="24"/>
-                <w:szCs w:val="24"/>
-              </w:rPr>
-            </w:pPr>
-            <w:r>
-              <w:rPr>
-                <w:rFonts w:ascii="Times New Roman" w:hAnsi="Times New Roman" w:cs="Times New Roman"/>
-                <w:kern w:val="2"/>
-                <w:sz w:val="24"/>
-                <w:szCs w:val="24"/>
-                <w:lang w:eastAsia="zh-CN"/>
-              </w:rPr>
-              <w:t>{{ reportdate }}</w:t>
-            </w:r>
-          </w:p>
-        </w:tc>
-        <w:tc>
-          <w:tcPr>
-            <w:tcW w:w="1373" w:type="dxa"/>
-            <w:vAlign w:val="center"/>
-          </w:tcPr>
-          <w:p>
-            <w:pPr>
-              <w:pStyle w:val="20"/>
-              <w:spacing w:line="341" w:lineRule="exact"/>
-              <w:jc w:val="both"/>
-              <w:rPr>
-                <w:rFonts w:ascii="Times New Roman" w:hAnsi="Times New Roman" w:cs="Times New Roman"/>
-                <w:b/>
-                <w:sz w:val="24"/>
-                <w:szCs w:val="24"/>
-              </w:rPr>
-            </w:pPr>
-          </w:p>
-        </w:tc>
-        <w:tc>
-          <w:tcPr>
-            <w:tcW w:w="1640" w:type="dxa"/>
-            <w:vAlign w:val="center"/>
-          </w:tcPr>
-          <w:p>
-            <w:pPr>
-              <w:pStyle w:val="20"/>
-              <w:spacing w:line="363" w:lineRule="exact"/>
-              <w:ind w:right="15"/>
-              <w:jc w:val="both"/>
-              <w:rPr>
-                <w:rFonts w:ascii="Times New Roman" w:hAnsi="Times New Roman" w:cs="Times New Roman"/>
-                <w:sz w:val="24"/>
-                <w:szCs w:val="24"/>
-              </w:rPr>
-            </w:pPr>
-          </w:p>
-        </w:tc>
-        <w:tc>
-          <w:tcPr>
-            <w:tcW w:w="2475" w:type="dxa"/>
-            <w:vAlign w:val="center"/>
-          </w:tcPr>
-          <w:p>
-            <w:pPr>
-              <w:pStyle w:val="20"/>
-              <w:spacing w:line="363" w:lineRule="exact"/>
-              <w:ind w:right="15"/>
-              <w:jc w:val="both"/>
-              <w:rPr>
-                <w:rFonts w:ascii="Times New Roman" w:hAnsi="Times New Roman" w:cs="Times New Roman"/>
-                <w:kern w:val="2"/>
-                <w:sz w:val="24"/>
-                <w:szCs w:val="24"/>
-                <w:lang w:eastAsia="zh-CN"/>
-              </w:rPr>
-            </w:pPr>
-          </w:p>
-        </w:tc>
-      </w:tr>
-    </w:tbl>
-    <w:p>
-      <w:pPr>
-        <w:rPr>
-          <w:rFonts w:ascii="Times New Roman" w:hAnsi="Times New Roman" w:eastAsia="微软雅黑" w:cs="Times New Roman"/>
-          <w:sz w:val="24"/>
-          <w:szCs w:val="24"/>
-          <w:lang w:eastAsia="zh-CN"/>
-        </w:rPr>
-      </w:pPr>
-      <w:r>
-        <w:rPr>
-          <w:rFonts w:hint="eastAsia" w:ascii="Times New Roman" w:hAnsi="Times New Roman" w:eastAsia="微软雅黑" w:cs="Times New Roman"/>
-          <w:sz w:val="24"/>
-          <w:szCs w:val="24"/>
-          <w:lang w:eastAsia="zh-CN"/>
-        </w:rPr>
-        <w:t xml:space="preserve">{% endif %}{% if testedby == </w:t>
-      </w:r>
-      <w:r>
-        <w:rPr>
-          <w:rFonts w:ascii="Times New Roman" w:hAnsi="Times New Roman" w:eastAsia="微软雅黑" w:cs="Times New Roman"/>
-          <w:sz w:val="24"/>
-          <w:szCs w:val="24"/>
-          <w:lang w:eastAsia="zh-CN"/>
-        </w:rPr>
-        <w:t>“</w:t>
-      </w:r>
-      <w:r>
-        <w:rPr>
-          <w:rFonts w:hint="eastAsia" w:ascii="Times New Roman" w:hAnsi="Times New Roman" w:eastAsia="微软雅黑" w:cs="Times New Roman"/>
-          <w:sz w:val="24"/>
-          <w:szCs w:val="24"/>
-          <w:lang w:eastAsia="zh-CN"/>
-        </w:rPr>
-        <w:t>4</w:t>
-      </w:r>
-      <w:r>
-        <w:rPr>
-          <w:rFonts w:ascii="Times New Roman" w:hAnsi="Times New Roman" w:eastAsia="微软雅黑" w:cs="Times New Roman"/>
-          <w:sz w:val="24"/>
-          <w:szCs w:val="24"/>
-          <w:lang w:eastAsia="zh-CN"/>
-        </w:rPr>
-        <w:t>”</w:t>
-      </w:r>
-      <w:r>
-        <w:rPr>
-          <w:rFonts w:hint="eastAsia" w:ascii="Times New Roman" w:hAnsi="Times New Roman" w:eastAsia="微软雅黑" w:cs="Times New Roman"/>
-          <w:sz w:val="24"/>
-          <w:szCs w:val="24"/>
-          <w:lang w:eastAsia="zh-CN"/>
-        </w:rPr>
-        <w:t xml:space="preserve"> %}</w:t>
-      </w:r>
-    </w:p>
-    <w:p>
-      <w:pPr>
-        <w:rPr>
-          <w:rFonts w:ascii="Times New Roman" w:hAnsi="Times New Roman" w:eastAsia="微软雅黑" w:cs="Times New Roman"/>
-          <w:sz w:val="24"/>
-          <w:szCs w:val="24"/>
-          <w:lang w:eastAsia="zh-CN"/>
-        </w:rPr>
-      </w:pPr>
-    </w:p>
-    <w:p>
-      <w:pPr>
-        <w:rPr>
-          <w:rFonts w:ascii="Times New Roman" w:hAnsi="Times New Roman" w:eastAsia="微软雅黑" w:cs="Times New Roman"/>
-          <w:sz w:val="24"/>
-          <w:szCs w:val="24"/>
-          <w:lang w:eastAsia="zh-CN"/>
-        </w:rPr>
-      </w:pPr>
-    </w:p>
-    <w:tbl>
-      <w:tblPr>
-        <w:tblStyle w:val="35"/>
-        <w:tblW w:w="9066" w:type="dxa"/>
-        <w:jc w:val="right"/>
-        <w:tblLayout w:type="fixed"/>
-        <w:tblCellMar>
-          <w:top w:w="0" w:type="dxa"/>
-          <w:left w:w="0" w:type="dxa"/>
-          <w:bottom w:w="0" w:type="dxa"/>
-          <w:right w:w="0" w:type="dxa"/>
-        </w:tblCellMar>
-      </w:tblPr>
-      <w:tblGrid>
-        <w:gridCol w:w="1272"/>
-        <w:gridCol w:w="2306"/>
-        <w:gridCol w:w="1373"/>
-        <w:gridCol w:w="1640"/>
-        <w:gridCol w:w="2475"/>
-      </w:tblGrid>
-      <w:tr>
-        <w:tblPrEx>
-          <w:tblCellMar>
-            <w:top w:w="0" w:type="dxa"/>
-            <w:left w:w="0" w:type="dxa"/>
-            <w:bottom w:w="0" w:type="dxa"/>
-            <w:right w:w="0" w:type="dxa"/>
-          </w:tblCellMar>
-        </w:tblPrEx>
-        <w:trPr>
-          <w:trHeight w:val="441" w:hRule="exact"/>
-          <w:jc w:val="right"/>
-        </w:trPr>
-        <w:tc>
-          <w:tcPr>
-            <w:tcW w:w="1272" w:type="dxa"/>
-            <w:vAlign w:val="center"/>
-          </w:tcPr>
-          <w:p>
-            <w:pPr>
-              <w:pStyle w:val="20"/>
-              <w:spacing w:before="13"/>
-              <w:ind w:left="13" w:right="95"/>
-              <w:jc w:val="both"/>
-              <w:rPr>
-                <w:rFonts w:ascii="Times New Roman" w:hAnsi="Times New Roman" w:cs="Times New Roman"/>
-                <w:b/>
-                <w:sz w:val="24"/>
-                <w:szCs w:val="24"/>
-              </w:rPr>
-            </w:pPr>
-            <w:r>
-              <w:rPr>
-                <w:rFonts w:ascii="Times New Roman" w:hAnsi="Times New Roman" w:cs="Times New Roman"/>
-                <w:b/>
-                <w:sz w:val="24"/>
-                <w:szCs w:val="24"/>
-              </w:rPr>
-              <w:t>检测人：</w:t>
-            </w:r>
-          </w:p>
-        </w:tc>
-        <w:tc>
-          <w:tcPr>
-            <w:tcW w:w="2306" w:type="dxa"/>
-            <w:vAlign w:val="center"/>
-          </w:tcPr>
-          <w:p>
-            <w:pPr>
-              <w:pStyle w:val="20"/>
-              <w:spacing w:before="13"/>
-              <w:jc w:val="both"/>
-              <w:rPr>
-                <w:rFonts w:ascii="Times New Roman" w:hAnsi="Times New Roman" w:cs="Times New Roman"/>
-                <w:b/>
-                <w:sz w:val="24"/>
-                <w:szCs w:val="24"/>
-              </w:rPr>
-            </w:pPr>
-            <w:r>
-              <w:rPr>
-                <w:sz w:val="24"/>
-              </w:rPr>
-              <mc:AlternateContent>
-                <mc:Choice Requires="wpg">
-                  <w:drawing>
-                    <wp:anchor distT="0" distB="0" distL="114300" distR="114300" simplePos="0" relativeHeight="251659264" behindDoc="0" locked="0" layoutInCell="1" allowOverlap="1">
-                      <wp:simplePos x="0" y="0"/>
-                      <wp:positionH relativeFrom="column">
-                        <wp:posOffset>-521335</wp:posOffset>
-                      </wp:positionH>
-                      <wp:positionV relativeFrom="paragraph">
-                        <wp:posOffset>-472440</wp:posOffset>
-                      </wp:positionV>
-                      <wp:extent cx="1443355" cy="1443355"/>
-                      <wp:effectExtent l="0" t="0" r="4445" b="4445"/>
-                      <wp:wrapNone/>
-                      <wp:docPr id="7" name="组合 7"/>
-                      <wp:cNvGraphicFramePr/>
-                      <a:graphic xmlns:a="http://schemas.openxmlformats.org/drawingml/2006/main">
-                        <a:graphicData uri="http://schemas.microsoft.com/office/word/2010/wordprocessingGroup">
-                          <wpg:wgp>
-                            <wpg:cNvGrpSpPr/>
-                            <wpg:grpSpPr>
-                              <a:xfrm>
-                                <a:off x="0" y="0"/>
-                                <a:ext cx="1443355" cy="1443355"/>
-                                <a:chOff x="3513" y="94449"/>
-                                <a:chExt cx="2273" cy="2273"/>
-                              </a:xfrm>
-                            </wpg:grpSpPr>
-                            <pic:pic xmlns:pic="http://schemas.openxmlformats.org/drawingml/2006/picture">
-                              <pic:nvPicPr>
-                                <pic:cNvPr id="110" name="图片 29" descr="IMG_256"/>
-                                <pic:cNvPicPr>
-                                  <a:picLocks noChangeAspect="1"/>
-                                </pic:cNvPicPr>
-                              </pic:nvPicPr>
-                              <pic:blipFill>
-                                <a:blip r:embed="rId10">
-                                  <a:clrChange>
-                                    <a:clrFrom>
-                                      <a:srgbClr val="FFFFFF">
-                                        <a:alpha val="100000"/>
-                                      </a:srgbClr>
-                                    </a:clrFrom>
-                                    <a:clrTo>
-                                      <a:srgbClr val="FFFFFF">
-                                        <a:alpha val="100000"/>
-                                        <a:alpha val="0"/>
-                                      </a:srgbClr>
-                                    </a:clrTo>
-                                  </a:clrChange>
-                                </a:blip>
-                                <a:stretch>
-                                  <a:fillRect/>
-                                </a:stretch>
-                              </pic:blipFill>
-                              <pic:spPr>
-                                <a:xfrm>
-                                  <a:off x="4208" y="95052"/>
-                                  <a:ext cx="975" cy="570"/>
-                                </a:xfrm>
-                                <a:prstGeom prst="rect">
-                                  <a:avLst/>
-                                </a:prstGeom>
-                                <a:noFill/>
-                                <a:ln w="9525">
-                                  <a:noFill/>
-                                </a:ln>
-                              </pic:spPr>
-                            </pic:pic>
-                            <pic:pic xmlns:pic="http://schemas.openxmlformats.org/drawingml/2006/picture">
-                              <pic:nvPicPr>
-                                <pic:cNvPr id="10" name="图片 25"/>
-                                <pic:cNvPicPr>
-                                  <a:picLocks noChangeAspect="1" noChangeArrowheads="1"/>
-                                </pic:cNvPicPr>
-                              </pic:nvPicPr>
-                              <pic:blipFill>
-                                <a:blip r:embed="rId7">
-                                  <a:extLst>
-                                    <a:ext uri="{28A0092B-C50C-407E-A947-70E740481C1C}">
-                                      <a14:useLocalDpi xmlns:a14="http://schemas.microsoft.com/office/drawing/2010/main" val="0"/>
-                                    </a:ext>
-                                  </a:extLst>
-                                </a:blip>
-                                <a:srcRect/>
-                                <a:stretch>
-                                  <a:fillRect/>
-                                </a:stretch>
-                              </pic:blipFill>
-                              <pic:spPr>
-                                <a:xfrm>
-                                  <a:off x="3513" y="94449"/>
-                                  <a:ext cx="2273" cy="2273"/>
-                                </a:xfrm>
-                                <a:prstGeom prst="rect">
-                                  <a:avLst/>
-                                </a:prstGeom>
-                                <a:noFill/>
-                                <a:ln>
-                                  <a:noFill/>
-                                </a:ln>
-                              </pic:spPr>
-                            </pic:pic>
-                          </wpg:wgp>
-                        </a:graphicData>
-                      </a:graphic>
-                    </wp:anchor>
-                  </w:drawing>
-                </mc:Choice>
-                <mc:Fallback>
-                  <w:pict>
-                    <v:group id="_x0000_s1026" o:spid="_x0000_s1026" o:spt="203" style="position:absolute;left:0pt;margin-left:-41.05pt;margin-top:-37.2pt;height:113.65pt;width:113.65pt;z-index:251659264;mso-width-relative:page;mso-height-relative:page;" coordorigin="3513,94449" coordsize="2273,2273" o:gfxdata="UEsDBAoAAAAAAIdO4kAAAAAAAAAAAAAAAAAEAAAAZHJzL1BLAwQUAAAACACHTuJAQF5teNsAAAAL&#10;AQAADwAAAGRycy9kb3ducmV2LnhtbE2PwUrDQBCG74LvsIzgrd1sTLTGbIoU9VQKtoJ42ybTJDQ7&#10;G7LbpH17pye9/cN8/PNNvjzbTow4+NaRBjWPQCCVrmqp1vC1e58tQPhgqDKdI9RwQQ/L4vYmN1nl&#10;JvrEcRtqwSXkM6OhCaHPpPRlg9b4ueuReHdwgzWBx6GW1WAmLredjKPoUVrTEl9oTI+rBsvj9mQ1&#10;fExmen1Qb+P6eFhdfnbp5nutUOv7OxW9gAh4Dn8wXPVZHQp22rsTVV50GmaLWDHK4SlJQFyJJI1B&#10;7Dmk8TPIIpf/fyh+AVBLAwQUAAAACACHTuJAefJ9akoDAAArCQAADgAAAGRycy9lMm9Eb2MueG1s&#10;zVbbbtNAEH1H4h9Wfk99qV03VpOqpG1UqUAE5Rlt1+uLsL2rXedSId6QgDfe+RQk/qbqbzCzttM0&#10;KaWFChGpyd5m5syZM7vd21+UBZlxpXNRDSx3y7EIr5iI8yodWG/Ojnu7FtE1rWJaiIoPrAuurf3h&#10;0yd7cxlxT2SiiLki4KTS0VwOrKyuZWTbmmW8pHpLSF7BZiJUSWuYqtSOFZ2D97KwPcfZsedCxVIJ&#10;xrWG1cNm02o9qvs4FEmSM34o2LTkVd14VbygNaSks1xqa2jQJgln9csk0bwmxcCCTGvzDUFgfI7f&#10;9nCPRqmiMstZC4HeB8JaTiXNKwi6dHVIa0qmKt9wVeZMCS2SeouJ0m4SMYxAFq6zxs1Yiak0uaTR&#10;PJVL0qFQa6z/sVv2YjZRJI8HVmiRipZQ8KvvHy+/fiYhcjOXaQRHxkq+lhPVLqTNDNNdJKrEX0iE&#10;LAyrF0tW+aImDBZd39/eDgKLMNjrJoZ3lkFx0G47cLctAtt93/f7TVFYdtQ68LwQdtHajMDU7iLb&#10;CHCJR+Ysgr+WJxht8PR7dYJVPVUcWEdv1WySs4lqJtdcuS7op2Hr8tuPqy+fiNe3SMw1A2mdPB+/&#10;9YIdzAJdoFXjgyK4U8HeaVKJUUarlB9oCRIFWvC0ffO4md4AcF7k8jgvCmQcx4/bM0RFvDznIAV1&#10;ErtGzaxQDU6MCJNjJUy5tUrPR4UiMwptdWw+5jwtZEabVdfBj0mLRu15U7gVNzA8E+j6Qf5otBLm&#10;FxHQLYgEAnT4YYaUmWi14jXLcJgAm6+gAsg+wOg2DPXXbGNdNOgfLdYU73sO3Jeo3MAJvEa5nfD7&#10;YSv6IOxgdtZS6XrMRUlwAIQDhIbA2aluwXRHMGglsOwAkkZFReYYzQuMwXIH4BdVq6EGq0kCoDcy&#10;hME/6IuNtgge2AbXnaGUmGecxvo/7A7PcA91hmphUbDi5rZ/7+0eOE7fe9YbBc6o5zvhUe+g74e9&#10;0DkKfcffdUfu6ANau3401RxuA1ocyrwtDaxuXFm3Xu3t89M8Gubxabqu0xkAMoruIK6qX7FW8SuC&#10;f4ROuO0OR17wCbjjBodL8S964UZz3NUC5qGAN9Sw0r73+EivzmG8+j/O8CdQSwMECgAAAAAAh07i&#10;QAAAAAAAAAAAAAAAAAoAAABkcnMvbWVkaWEvUEsDBBQAAAAIAIdO4kBBW0BkGAoAABMKAAAUAAAA&#10;ZHJzL21lZGlhL2ltYWdlMS5wbmcBEwrs9YlQTkcNChoKAAAADUlIRFIAAABBAAAAJggGAAAAmwb2&#10;pwAAAAFzUkdCAK7OHOkAAAAEZ0FNQQAAsY8L/GEFAAAACXBIWXMAAA7DAAAOwwHHb6hkAAAJqElE&#10;QVRoQ+2ZBaiUWxDHrx1Y2IHd3YWY2KJY2N0tIih2YIJd2GJgYWJhd3d3Yne3zuM3OB979+7du7t3&#10;9T3hDRx2v7Mn5vxn5j9zvg2R/0UCAuHnz5/a/i2x/YOlw1/tCT9+/AgKEH6BwIZsbJsHyxK+Cvt9&#10;+/ZN9u3bJ40aNZIJEybI9+/ff/0auPgMAgp8/fpVFi9eLCNGjJCbN28GzRIRiQHOfjt27JBUqVJJ&#10;kiRJZO7cuUHZ3y8QsMKUKVOkYMGCkjt3bjlx4sQfAwEAnj9/Lvny5ZNMmTLJrl271Cj0R1b8Dgc2&#10;fvr0qdSqVUvmzZvngOAKRrCBMRAGDhyoXrB3714NA+v3pIM/4jcItC9fvkizZs1k9erVTh8NhUy5&#10;YArr3bhxQwGYOnWq7mN74Z2EyLFjxwLe1y8QEDZ6//691K9fX86dO+co9PnzZzly5Ij07dtX+4Mp&#10;rN25c2cpUqSIvH79OhQIhw8fljRp0siMGTN+Lwgsbo3Nz549K3Xq1JFPnz4pIJs3b5bGjRtLqVKl&#10;ZM6cOfLmzZtfMyMnth+WTp06tfTr10+6dOkiO3fulNu3b8u2bduUnwoUKCD37t37MyCA/Pnz56Vr&#10;165y8OBB2bRpk5QtW1ZJctSoUfL48WNH8cgK6+ABZKGiRYtKx44dFYxWrVpJvXr11DOyZ88uiRMn&#10;1pTJnkEHwQ5u7f79+5oZcuTIoS5frlw5ZeoxY8bIo0ePnHH+KGNz3BtrwAHTpk3TWgAvwO1tbYwB&#10;H9E/fvx4J0vwWyASIQi4+8qVKyV//vwSPXp0iRkzpmTOnFkGDx4sV65ccTa35o8wngO8fPlSD0a7&#10;fv26DBs2TA/P95o1a0q8ePHkwIEDuhdjjh8/LunSpZP+/ftrSNL/W0BAWBiXpzBJlCiR1KhRQ2bO&#10;nKnxhzKR2Rhh/vTp05XwABSvatKkiRIs4Bw6dEgzQooUKZT4GE8fBmnbtq18+PBBswMc9PHjx1+r&#10;+i8RegLpECJcuHChtGjRQgsWlKHxGzwAKK9evXLmRCQ27tSpU5I2bVrJli2bEu2QIUOU/d++fSt3&#10;7tyRYsWKSe/evbUeoS6ZNWuW5MqVS0aPHi0PHjyQkydP6u8QIwAGKj4TIxkgefLk6oo8X716VXr0&#10;6KGkmCFDBqlUqVIobvAm/A6AzZs3lyhRokiyZMn0oPRRiFWsWFEKFy4sefPmVYBZF28hDIcOHSp9&#10;+vTRZwBs2LChEua7d+8i3Dc88QkErE7clixZUjZu3KjPe/bsURfdsGGDtuLFi6tl+M2bMgYSxJcy&#10;ZUp19y1btjjhxb0katSoEjduXFm1apW6PNaOHTu28lGsWLEUuDhx4ujhCQPmRbSvN/HZE1CS1Dhy&#10;5Ej9boeh4ZqkMdKZjfckKMrcu3fvSunSpfVgXMjsEByYrAMI1apV09Do0KGDxIgRQ4lw0KBBChoe&#10;Qa3gykvWAhGfQaAtXbpUypQpo8rahiixbNkyadq0qTJ1eMJ4lN6/f7/GMAchvnF/A5VsgHeQ+ric&#10;ER5jx47VUhnugTwTJkyo2coAhRhppmMg4hcIxCduD1GiBHHIdZZbHVnEXQmbZw0AGAvBkgKpMCFB&#10;1qJt3bpVvWPcuHGOla0xn7qBAgmAMAhESgXJuowJVHwCwYSN2BgugKkhJ2KTtPbixQtVFLFDI3aY&#10;a9euKQBkgWfPnul8CJA6xMZTdZYoUUIrRTs88/ECrE+2gCsyZsyolerw4cNl9+7dTq1ge/orfnkC&#10;VuvVq5cenLilfpg8ebK6oymB0ox7+PChXLp0SXM+4YL7Z82aVW7duqVjZ8+eLVWrVnWIDdfHQ8g4&#10;rEP/2rVrpUqVKpo9CAP2hHsuXryo49nL2h8DAWuStjg8YbF+/Xq10oULF/SgEydOlJYtW6o1sVb6&#10;9Ok1xmF1DgDLoyxt/vz5mgatvmAdiqA1a9boM5/x48dX/qCg4l0CKZqMsGLFCiXodu3aSZs2bWTA&#10;gAFy5swZXTcQ8RkEqjJSIMpTmPTs2VOZHAuTr4lVPCQkJERjHfe9fPmy1vawOyAsX77cAQErY1UD&#10;gYsZa0B+PFMbkCL5JDx4pwgo3F34pDYhHKlP8DDmQrKBSBgQUICGoCzfSWMcNkGCBGoNKjws1L59&#10;eyVG3J5P7vVUdliUypLSl2cAIJapDQyEBQsWOJ6AEB7EORc1G2MNIHLmzKmH5aoOUKRPuIA9MAye&#10;F1QQ2Bj3JBXyHSZu0KCBFkUowAHxDItFLIZlqPq4YhMyT5480bWoMCmyAM5SK3MWLVqklgQEnrt1&#10;6yadOnXSlMgYaxBf7dq11fpcmW0+jf2pOdgPg/AciIQBgcVxZWL+9OnTzoagbgqYgrgpPJAlSxZl&#10;e6zC4XjRYdkCxXBlDmjzaByIqzhWZh4kCdt379491DjuEBRWeFOFChW0YjUw0YkCDu6Br+gLRMKA&#10;ACuXL19eLWevsmxxU4w+0mTr1q01PEiRBhIW5QUIB2Mc5TbhsWTJklDzqTUIHy5ReBZeQcnMNdp1&#10;HOtWr15d6tatq6BxreY2S6lN3UDWIEQAmzmBiMdwgIkhO6zpCoIJzyiRJ08eTV+84GAcxRTzODDP&#10;NCxOfcDrMObR6IcfsOD27du1+ClUqJC+NSIr2B6MI9VCeoQVgMJPGAkwyDqEGiHBWFufZmvYd2/i&#10;EQQOyGurdevWOYu7C/3EPQSHpeENboVYy/W6Tb3PixG775tiuDTFEi9nqDW4DXI4OMfGMX/SpElS&#10;uXJlLap4Zh5XaYgWcACDLAMvUcEyxvawFpF45ARcELcm1ilJPS1EH2PhBV6AJk2aVGt+bpf0m8Jw&#10;i/v/EzaX/A4QcAjEy/2DIsjGoQcZhHcZjAdIXu0RAnxyccNgpEn64BWMQkFmpG37ehOPnsBk2B/3&#10;JC0ZENZsnDUqRm6QuK5tzCeuTtbgN9d5NgaS42ocLVo0HUdYmPA7AEOKpFkIGI/A6yjS4BzG2DiK&#10;KLgCjuJNFIACyNGjR7XCNE/0JGFAMGFxyl+szIsTXm9jJQ5gt7bwxJSjBOb/CZT0JFyHsSIpkJc2&#10;ruTGJ88QKC9ZyQKU7K7x7y7sQ4GG50Da3DXwMogaPglPvILAZiAIa0NilL1UepTInpQw4TcsBdnZ&#10;+wJPQj8uz1gO7A4Cv9uBrbn2uYvrONbCiFzWAMfTeBOvIFjD8vzNxV9v3Avs7zd3oc+U5OJkpayn&#10;sYit795MPPW7P7tKeONc+z1JuCC4CgsY+t4sQT8WoArkYsO7QG+b/1fEZxBcmzcQqAcAgJQHe/8N&#10;4hMIvgrAEDqQEFwSHlj/LRH5B+DsZszqPU5KAAAAAElFTkSuQmCCUEsDBBQAAAAIAIdO4kCZKG+g&#10;IDMAABszAAAUAAAAZHJzL21lZGlhL2ltYWdlMi5wbmcBGzPkzIlQTkcNChoKAAAADUlIRFIAAAEs&#10;AAABLAgGAAAAeX2OdQAAMuJJREFUeNrtXQ1oFUfXLiGEEEJQkqCSiiJBgogEjGippRaChBIkSEVL&#10;K1UqJZRQpARqaUtapFhasaWWigQJIiWgYkVFhVDkJRQRRUVFRZEgIQQJqKho0MD9dv2eSY/jzP7c&#10;3b13997ngSG5+zMzOzvn7Jkz5+eNNwiCIAiCIAiCIAiCIAiCIAiCIAiCIAiCIAiCIAiCiB25N95o&#10;cMoKp3Q6ZZNTvndKv1NOOeWMU247ZcQp407JBSgvnDKKe66ijiGnHHDKHtS/xSldTlnplNl8CwRB&#10;SKY0Hwxpq1N2gxndAHPJpaSMgLm5TK0XDK2Zb48gSpcx1TpllVO2gfDPO+VxiphSPuUZJLUBp3zr&#10;lA5XKuTbJohsSk6bwJwugbhzZVKuYuna7ZQWp1RyRhBEuhhUM/Q/g06ZKCPmFKS4kuQhjM9izhaC&#10;KDyDqoYuZw8U2UkQ+gT0R2fBCH/FknIT2l4Fpfx8lNoAfVbXtuH+LtTn1vsLFPBKoT+e4HO57Xzg&#10;12eCIPJnUm86pQeK8biWeA+gzxqE4n0DmNCMFOneWtGvbuirhmOUIl9gp7KXinyCiIdJdUPKibpz&#10;dwOMqacUzAZcpgrmugmM7FIMDOwSxvtNzj6CCEaIDZAojkdgUo/B5H7BsquhTMZuBsw0vsfSMook&#10;dgbMkDuPBGEgtlbYQj3Oc2lzFoTqbu9Xc0RfjmmlU9ph9jCU5wfgGXYdV3BEiXInqFosQc7nQUi3&#10;oQjvohQQWgLbAfOHfEwmetOi4yOIQhFOM776D0ISzHnsqLVyFGN7D9sgnYbdrNju2nlxFIlSJpA2&#10;2AS9CKksdyWpNo5gou9mMZhQWMnL1TWu5AgSpUQMq6DEDWMr5OpNVqXwWVxd25wA1zU55bpTzjll&#10;acbe10roE8PYgg1js4SW9URmGVV7SEZ1CRbZtSl9nlrR1ymnnPC4tkZ7toMZfH+usevHIZeMo9hd&#10;JOMiMjPRO0Mo0h/ga96SkWc7oPV/sce18rqxjL/TZrynByE+Ph+QcRFpntQrQnyNb2OHsCFjzzhP&#10;e44Ky3V12nWNJfKO1c7ujTCMi9RBpE2vE1SZPpTlL6/T7yrxLPc9rlutPXdfCb73LrhKvQio41pF&#10;aiGKOWEbsEx4EXA3qa1EnntSBdfzuGZEMjb8HeAH6+V1dP0hCjpBq+GTN1FOjEo8/0M82y3L+Xrx&#10;/Hdx7B5+n6Wk/VIP1kv9FlGISdkRMKTLmVK1nRLM57rl/D4xDq3i+HMce17KRpdgXEMBLec7SVVE&#10;EpNwfsCv5+1Sn4SCYV+xSJ8505IRvn0lrdfSnrcT88GPcf3tzi9SGRHXxNsUYPlXNvY3zjPewTNf&#10;xnb/AuVwjVAv1p1B59hMbdxcaW1eCY9VJebFSIAIG9xNJCJNttnY3fHz5t9dDmmpsEPYDAv2nIHx&#10;NIrfP3nU02K4/59SMX2wPPMMhPt5HECVQGmLCD3BPg4gVQ2H1cU4189yyjKnfO6Uj1I+Bq4t1Vqn&#10;XBR6K7247iu7XHssIUXc0epZCEIch8L+a9ddx1LfHXgIVJbovGoJ4P3gKuW3kAqJoLqqvwP4+m0J&#10;S1TO9fsNdVWmeCzc3b6TYDRj7o6f1vcL4to+pVDH76VYMk5q9xwW99SAGepj8ghL7KUlPM82BPgg&#10;nmIoG8JrEnUHENn7oyz/nHufiLomMzhG93WG5fxdrhgNfstltLsjeMsp79uYM5aajWnxoSzUDibs&#10;+H71mW/j1G0RJv3CYAClemcMba2VkkTGxkl3y7kgnJz/0a6tNjEg59gSLC//TatpAxJyTGLpWleA&#10;9joCKOUPMMsPoUKJ3A4gVdXG1J7c2p8wnF+DyXsP+pyBtOyiYYlnGp/NIeqYo937NI0Za9zoEtJx&#10;G8x5GEvYRQm0V4t55jUPR+jeU97MqssnZdZIFHEcMaHmurog7fhdaQUuju+09ON5Csaq2Uv6tNzz&#10;O5Y0CzS9lbx3KoXzYjGWqZXYMBgy6O8aE2r7gwAf0K2k3vJiVJVIQuplBDoYReHp3PuDVt9DtQQS&#10;y8874vo/PfpSlYIxk8HsTGYNi3XJA8xanf8Cx+q1+95J4fx4atoQ0Twc7ljudZfCR2KQtg5wiUgE&#10;sa1yJa5NMbXVo9V9X+hxpl1bxDb3Gpg9yHvmpGDMvhT9+cgp1/C/q4f6Df8vwa6Xq2RfI+6V5hCz&#10;NEltLIXzQ9qS7bIwX7ec89B/xSI5YifxsU/kDyYgKWFm1erjBzgedzonKFRlG3VCeX0XX/OzKq6U&#10;tmT6IQVjNlPvj7B0P6f6jL994trfcexrccxd8n4jfr+bwjnyh+jfAouE+YnlXv1jczmmOTviM2cZ&#10;778EmVW7j93LqYjmCgdAyHfx9ydtmXBOLTO0ZVGfVk9VmnYQhe7mB3FsTLfD0vquylIYlE4zMUF8&#10;T1I4R+p0hmtguvsDSGaqtMfUL79d7Md0oi4tZrXVR7n+bVQDTuf+7wz1ntB1E/irllFvW/RruTRM&#10;QLEJ0Ksdf4TjFw33SOK+KMb/uSY99qVwnvxP30TQGNFTj4+h/u6T2Enc5qN3pTK+BJjVDh9xuiPG&#10;tjr9FOZuhANILVUe9QynRCLNmcbHb8kDEwD3/FrteEtaLfy1pXu9gTnnTJb3cEuS7/s0/q5OqJ9t&#10;PkvEXxhnK5uMqtLHrmU4KYdlp96fkVVmevsbu2ivZY+B6cMspQdKydhVg1DrfZZNlz3qWGA4ds0U&#10;eRTtVRbxeVvFM20Xx/8xLRFxbqFBxfA+3qcx9E6M/W3w8Uc8QKaVLWZV6+MP+LcKh5JwP+bi7xdo&#10;90vLF12Vbyz1uDqvv5xysxBLKZtSGeeaTb6EAT8g08p27HCNaL6GY4VeCgvd4isx6hEyZ1oS1+bW&#10;Se29/WV4zsmE+13tM8eHaPaQDWY1wyfF1o5Cfn2EsnS5ZGSGfj203K/bZ50p8vguE305qxFqLXQ+&#10;8yC17IV1/F1h2/SaUSykuTEwsKMFfp5bmvtVKzYPFovjNdgtParnWrRIoSqEdHMB+r/DJ2MPzR4y&#10;yqxeFFIpiUl/F3qyaoOE8g+crXOmyQ0XFqk/uZIGFx13o0D06WeDq01OS7Z6D0zBlWQ+BUNYAKkx&#10;DQaxVTBl2Ah7sytwUFdmDLsgUU2BqZ70U6gLs49/C/QM3R6bSmRaKWVW8z1yxT1LeqkBncIdKJaV&#10;wvqYds1bcvdQ6E5GDBNQMqo5KRrnJXq8dkgfxyAhXcRz1adwjjSGuFamKfvTsIxcYnOMFruN1ryN&#10;CTxbu4eR6Q0GBUwfs7rtIVmtLEAfPtLa/VI7/5n+1RUMa6k4dkLE3FqcwrGWSvemjM0TZSf3I5at&#10;FR7X6pLjLHHuGy2F2UUwuDmGZXNPAZ+vzYNpjZJppZ9ZPYjbct2jH1IvdV07d1h3doZBpWJyfdCT&#10;PNR3qlI65v94JVFNcb/XWkxbLmM5OE8tUzXF+l2TtIbduPtafT9rYXieFvgZ2zwMpMm0UqCzuuER&#10;aaGlgH2R2WKe4NgskdpK7jQt8phUyzMy9nUZnTPXoRu8g+X2Rfy9hnJZi4L6JECdM7Hrex336tmB&#10;egv8jC0etlo3qNMqHrM67/ElaS5Cn6Z0w0gsoeot1y8w9L2Fb7eo86pWDyODzYJBcc16WxJZcc1o&#10;MSNuuNmlPVYeVMQXYVKdT5vYq/WjNsD1A2Jrf/pevuGizi0ZXeIzofuaXqoLX8om7d5ZFhVBooak&#10;eapLLjFefGFeQiXSv9uWgc1F7Nv9IAwLz6C+wF9qDsK5NLjmlMlcqtB+HzTZuwkbsvvacm9AXPOV&#10;7iMJk4khm7V8ASWtEQ/j0mrOhGRfwICHgr2lyH3r8NvO1uyYlluOv3Tz4NtO/MM3LSW50pMpwqvm&#10;sP1Uc4a+bpGuZ2lt1SCt291i2NJBpzVBN57CD/wOD9OFFSnpo2sPs9dyrk8kHa02nD+d5Yw6GZxP&#10;d4VkLufTXHGNNG84oi31NuOas9r9J1P4rF4mD79wNsQ/4Fs9jEJXZqD//5qyy2jX6Arfz/nmE30n&#10;VwzzqVW7ZqZcpguThR78/jOIP2gGmFYvZ0S8Usszi2TVmfK+vy12D/8IcP3RNIcQLrF5dU7LOL0Q&#10;f5f46LoqNL1VzhbfLEO0lIsz1FI5T6pWj/X31pT3XWZ6/irgPXruvwrOgsTez1r4Ob4njj0S2af7&#10;PNxvvtA2eyoz9NzdHpFLGW45wsDO9ojBviPF/a4TUtVYmM0Aw7KwjjOhoO+uGsajk1qWoGZxjUzK&#10;sTejz7ndI6jlm5wJ4Qe00qDMlPGsKjMw8atC3tNk0KtUcTYU7R02we9wXEhdJ0tlCeURT+sSY2mF&#10;H8w9HpFCq0vsWZcaEnXmsuivV8LzsRGhZh6JZeDbWV6y46Nqi1w6wLcefCC7LMH2x5MKa5wSgmjR&#10;QpPs5GxI5btaJKzf1ZJxQUafpcFD7bKBb9t/AFeW+y4GNhr+4WxI/XuaK+LUu+XHjD5Hu0VAcOlw&#10;Fd+0feBmePg+fcsRIlIscd2VSUcy+AzbPHxzZ/Mtmwdt0CPJKd0HiNQv6zPe/+NZ3eQqxmB1e2yz&#10;ksMTRPI02ODhKN3DEfpvoOZbXAaepcVHkCDKhBZbLbT4uJiRULIiim7i6BBEwelxg0c4mspyH5yP&#10;LYMzyKlDEEWjS1sYpy3lPCizLX6CI2GiIaYpzTtBlAhtui5iVy1x5+aX66AMW7j4ByHqWI97ZnKa&#10;EcQ0XdTDvuqijIIaso5VFvo8X3ZLQ1c/ZRmM/hB1zGSwO4J4SQvvwIh1BJmrc3Hkj3TpseyXhtgV&#10;fGAxUqsNUc+wzKRMEGXKrH6wMJXXEvrmuTQcKetdQ+dBD1kGtzNEHTID8RxOW6KMGZaJlu56qUqc&#10;42uCOtcjV4HJded4OQyu7eH3hKxH7WKMcMoSZc6wXCloGaJHLFKrFCS+MAaBFKnKOgK28WtUISOL&#10;A1tt8QyfCGvNLnL5LbGcXxjmOEGUKM19pet4tUxAdwLW0yDiguWtxsna4PXEYSCKMCwvs88YzlUg&#10;WuQj7fgiMLkJTmMig3RzxeO8HoN+n1N+E7/75PJPC8M9FaIfG8omgQU49IQlIF9lyLpu4t7VHkvF&#10;Ye34RMmLsESpMqxlmLs/G84paelDw1yvFMd2KvWJqyzPN52cJeDfg5ILq+w80G6Lr2BLyHqqvaJx&#10;ilTjMga3yi03HrIt2nYRaaAdmW16vXZugb7aENeu067dD9OHRts1AVc3j6OYI2VhwFstivbdedSl&#10;EgB0QrQ9Ic6pBA5PtXt+w/H2gG0sFmnn60kyRApo6D1LxvAlMuO0+KC75ZqkAfw9hlwJ8yL05RfL&#10;0rCtVAb7UFyBwSDuTmihhJdpL+9P7Z6nuu4KL/cW9F33lEitZfqlfReRJjp6V8+mJJaLOZyv1KUe&#10;kez1Pfx2k/qeidCPGRbbrOOlMMgrLNLVpjzqWqy2YvVdRpy/rLIrqyD6kO5eEX2Rj870hZgllpQ5&#10;kgiRQnpaIucnEpio+bsZx1xmsg//91kkrmu6njdkP2yeKiuzPsDnDQ91Ox9fJLyIu/i/StiSuOUT&#10;g0vCTiQLeOLDrNxMKJ8Kv0SjQp8gUkJTSm81iRWBmwPzgOG609o8f6iddz/ONyPo1S5ZUoRVZnVg&#10;O+MyNhMvqUk7rtf90OaeIHwPVXF3GxeJuh4FTSlPEDHSSRWWaXUh7pkrVxfauU8tdPfQcG0ODG9O&#10;Hv1eFTV4QRakqzN51uW6Ghw1HH9f1L0dx37S2vwGx2+iLNO/ApDQcrr9FkEUiFbqMf92Bc27KT7i&#10;4/jdLjaLZDkGBldlqEMuKWvy6PdQSUhZGLxYdhJchbhXFmThN3XZcI8q7/u0oaSrpSQfokg0UyEY&#10;zrEgO3lCp/XE4k84x8LoXEPqzzTr9b48+myzAOjM2uCfiWMXwblno7h/oc+XZsyDYeU82viIu4JE&#10;imjnqJi3T7CZ9A5soFogFR22ZAvPgem1W+qeKTeWtHItz/4eyrSU5bG2bYvArFTZZbn2llyj46U9&#10;0nYUf/SRrqpILkRKaKhDzMsw5V6IFZDueXI9z77apKyOrAx2XNLVPxZ3HvdFtmrXzhNrebUul8Zy&#10;OblbaJCutpNMiBTSUpdH6i0lgZ2Du01XGIdm1P+dqOtKhH4eiktfXegBbovbCtbdGbSEU96nXbcU&#10;f8dkFl4tdlajQbpixFIi7XRVA6bUig9yi8kLQ3iCjIaoex3u+StC/2xS1sq0D6yJ0w7FVHeTYd3+&#10;REpbrv0Uju/V7h0x+Bgqs4tukgSRUUbmmkQc046FjhUHJlgfsS/HM2X9ji/Ai6TtMsQXQRZl2X7T&#10;lKVWmC0s0vRcTzjtiQwzrAUW+6qbURTpefbFZnfZktbB+z4uq/YAbVUYLHmfSsdQ7fo5UsISkthm&#10;Tnsiwwyr12RDBclL0cXZAvbnhoEHbE/jwNVaEkt0J9zuakObhy0MTuq1JihdESXAsO5gXi8wnJNG&#10;1XsL1J8tlnhZM9I2cD3F7KjYCVTFjS76rnbNQ/xdjms+5ZQnMs6wXolYYjh/QlwzswD9sQkuvWkb&#10;uLNxxLuK2Id3DX04KM7/i79j3BkkSoBZzfMLhaTFb3+rQP0yBeu8mqaBa0uTss2g25rELsg8EaLm&#10;R055IuMMa6eY4xc8rlO2Vq0F6pdt821FWgbOxFEvFblPHxr6dFL8X8spT2ScYckMVBd9rn2rwH07&#10;m8owykgu8TiNqaxhMGoKNzPK6U5knFlV6B/jlPXvY0sOh9lp7NhEmiQYg6vQZU55IuMMa4E2p5ek&#10;rH/VljyGW4rdsVNZyKDh+kmJ/p3jlCcyzrD68sktWOA+7k6Vf6Gbi8yiXFuV0gHcBdeejzjliYwz&#10;rAtBY70VsY8rLZtxbxarQ92GztzgdCKIxGnPtXfam09o4wL386qBR/QUqzOmEMi/cDoRBAEesT0V&#10;Nlkey8EVfE0EQYBPLLYsC5sL3ZGthk6c5ysiCELjFSabrG2F7sSponeCIIgsMKzepGLkBe1ANYzA&#10;9E4s5ushCELjF80GXvGiYBEcROzoV+Je8dUQBGHhGabdwg2Faryfu4MEQYTgGTsMPONAoRofNTTe&#10;xddCEISFZ3RYXPgqk264xbIebeBrIQjCwjdmFEXvbQmBOsxXQhCED+8YKnQIdbfRQUOj3/N1EATh&#10;wzu2GXjH30k3+iCzKakJgigmw2o38I7HiemxnIrnWxqs5usgCMKHf1RC0V6YUOrUXxEEEZGHDBUs&#10;eoNT8R5DYzv4GgiCCMhDvi9YwE83sQTtrwiCiMBDOgoSQw8Bw0zhZGh/RRBEUD4yoyB8xA17zOii&#10;BEEktFLriLuRbUXzBSIIopQYlskX+du4G9lTcCtVgiCSYhpL4xA4nDrq87hnk4GXDMT9gKb47SuL&#10;NNgXmLmZICLRkEu/YzHU89RN6hrynrbE47xbsjvPLsJAq4y3szjtCCIvGlouaHimdu4Lr5UTNt/6&#10;ECJ9LupoDNn+DFNW6Dgf0GTh/qBIg/0R2p/LqUcQedFQjaDj7eL4PHH8vlNuooy40phTnojz15xS&#10;h/+X59GH8cQSUzgVdaYl4YTT7j20P49TjyDypqOZoKOH4lidJcONqbyLe9zYeFfyaH84MZtOS4ac&#10;AxHrdEXLkyHvkSmDyLAIIhoNrgMtLRDHVHLkZU5p1YqrqH9HxrBy/v/cKVN5tG2KQNob14Ptjtv/&#10;ByJlLuQ9Y2RYBBGJ7j7TfrspuG4ZlmsLQi4v+0L2w+SXvCeuhzwVZwB5bQ1dG/Cer7X26zn9CCIU&#10;3f2rMxasdF5Rvjv/r3XKYfzf5JSFTpmDZWQNsmbV4Ler93oYVq/sXPuBgaecietBb8SZ4RkPrOpp&#10;CnD9Qq3te5x+BBGY3tywLtdBO0sM592dwb0aE3MV7PtD6LTcMhiiT62G+0fiemCT78+MiHWOBY3p&#10;7FzzXGv7LU5DgghEZxUa7ZxFnsBa7bqjGoObCsmsQu3y2XyT43jgBlO2ixD3/2Q5/gfq+trnfj3N&#10;9WZOQ4IIRcNDHkxmEku6cez4SXMD15xhATa7lsJ+620o3t2y0SnncO1oHv0aj92201365Su6KRsO&#10;yzmVDfayx/16/PjlnH4EkRcdv2dJz+dV7oCZLfWpuyrPPt2O3XvGYoN1NsB9P3tJY0KPNeJzv1su&#10;csoRRCyMq9fVYznlmGs/5e4QOuUumNmEZhzqKtRX439XYV8Xc1/OxG6LZXFUHPS5RzdAq7Vcd18a&#10;ronjX4l7f+M0I4hYGISreL8Z4LoqaTaEXUNFj64qpyam/hww8JYtUSs1hTT91eeeAe36do8lY046&#10;T2rM6iNOM4KIjWFNmQQEnOuClHXPcM5NnvyuboIQ1RbSuf+X2EOuW2LXbPO5Z54m7t3BcddpcjOc&#10;Jushlk47MmvMahGnGEHEyrCUDqtGHPsSivdXaFWTtqbE/5c1XuDquPZBOV+N6+qDZNKyxNgbiPqQ&#10;JqPRTQHv/VyuTX0UfNJ0YRw7FDexzr6ANbRrF/IWbDhaYMxWxalIEIHosUuaH0CA0OmwVbunUbnq&#10;iGOuXvuRDz1fDNAfk7rpVFEVY8JgLcnyBMrDrzktCcJKi9WGCA0XsVScACNyLdg/hCSlVj45k+5L&#10;LCNNNHkkBAONL22gZetxVYj7Gw0i5AgY2RUPJnQPXDysAdvvnJoEYaXHuxbm4xqY/qXRUiXOjcjf&#10;hnu355Mc1ZInYiTqA45Edctxrj9h8/8zWLGrsldbR8+E7ss1YtsJiUq3GWnllCQIT1r8wRUEtGPz&#10;DPS33iAJdVvqU/c0gkbfCtiXliQYlskadX7IOmbaIiyA4z+Fbch9rZ2bPvVW6BETCYLwpBnFnOo0&#10;OpKCyVeWpeSEdnyvuGduHn0xBQYdj/qAuagMS+iy1hiOn5PSF6Qn2dYjTjOCiJVp5eDwvEDu5sGH&#10;sNpyzx3cV4XfR/3MlvJkWLk4Hi4XxBA0AGc/Zzj+tu4EjV1AuVR8yGlGELHqsXS9sqtiOQx/wUWI&#10;kLJcrWCwAhrC//8T9/4YoR/VBWFYEeo6azi2APXuN5z7N+jykCCIwHR4ARLTCQ8dsipXDPfGFg4m&#10;7QyryXBM7SJet9yzN594OwRBWOlwtaRjSFPXLAzrKylwaOfqYuhLehmWj1h40+Oa70T7GznlCCIS&#10;zS3UY7mLc+9qtpNV2kool09I5JJhWGjDFUv/9blmaxQdGkEQ07Q0C3S0y+OaGhmQD0kpFP09jbEv&#10;mWRYEwENzZSv4b+cdgSRN73VhdVBQemes9ljlRvD6gtx7c+22NSEcbwWw/CvpoBtdmInaXuQD1EJ&#10;jPGXcA+7i/ArszLQ56mQDKtJt4AvW4aVR59cG5CxFE6CVjho/+iGkE1Jn7qFc/lfQZJ+xNBmvTZn&#10;viwDpvVHGD+6FPR3PI/UXM/j3q1PgmE9i8MOK4EBvxxbauv4+tSkbRO3B7hnOZxN5yXUp1rNH3Nn&#10;gcZCjsOyIr4Td1NnDcIkHYHBZHVCbX2I5x5BeO8L8Jf9IoUMqyWPe276hUvO493ovOVF1EpH4rB0&#10;T2jQj6RwIpxWikkZmNBwnav43KWNqxsfbE4CfZK7Pp0FXHLk8kljHqDuWVjmNopjVUiMsB5qg8NY&#10;ok2C0PTwResj9mE5InFuR1v3dLcySLTuZtHbJSJFtsZcn8nSfbRkGVZKX6oK+/qPOLYUjOwYorGe&#10;g2XxAc225V5UqRHb0v1ycgnn81zQjL4R+1Al2tuXkNR0Syx1HyIzzEGR1PO0jJUGp1zdL3ZRnu1X&#10;ItbbX2BW/fjdJRL+Pk+jZJUyWpmfhPPz1TiTqJbBS9iHMTqsHVe+WCelHskNAy3G9bMY2n8l/raB&#10;YVUUYAzeEu39jHRQA5D0JrFUWhyxDRnS5B1x/JhtSS7ejVuuxTTWB2EnWItj74s21pAivJelSTCs&#10;M1HiYZXhS1AhpQ9ox1XKsn7t+E/ii1wdQ/ufaXnlKgXDeiIkhPfi0ptBsvgES9xBS5yzKTCqAwiT&#10;XROxzQ9NkpKI6TSl72aBceZM7yEGgvsEx3qVrhBRENQubTfmxkGUneUeDskSDytyAL9TsafiKQ+G&#10;dRHE6TKLHpGYox9f5C5s/4+ZJLII7V8Wy8smHDspkmYOa/qcvhjaXIRdskGUEcE01iIHZUXM49xl&#10;chER4/zQ5544pNkK4QjsupD9LiTpp+JDdB/M+oRWjiW12ZIRWjFFHB2KWulAvjHdy2jg3Ynb7qYk&#10;M+hJzoGgFSMbwJd5TLtubQz9+FTUdx3MadIg6VwBY+lJYqcVu3FuWxcKNNlrDR+MR5Co1ovQRR26&#10;RBSwrUbcuxGM6QhCA0/B/uokzFl60V4H8g204/8KUolxXE0x3Q9ErXR32Kw5ZbgOvwPGMCl2x/6n&#10;LVX6ZVQKWA4/j4uw4R/2CKUXjHE/CExJPCcKpMMa81O4g6A7oPNpisiwarBD+IVIHTcdbcBdguKe&#10;94L6pKK+e5pJyASYVZ9hl7Iez9INyVqGcLnPfAPGMTZlzdkTtdJvw+Yl5JLw9XA5wrBwvzi2CxO7&#10;KWKbc1DPEUtU1xNxLjt9+lIrk+A6ZR229pUd1IglTv/PERjWMkiMw4I5P9JNRLRQwBsDtNGIdtao&#10;ukTs8334IAwj0sFhhAtej/7ozsKnKWm9Nr6mvITfJyG2McxLQIaFUB6dFoZVga/+h/JrnUebX3oZ&#10;9AmGNWg5Xw3/sjof27ElWHZ+h+fZC2niMCTK+xozegSzjaOCyP+AwvkL/L8P9x8Ok7JNMizLh+Gy&#10;DzPdGGG8fxL1rMMxtZHRBWl3kbjmblLGqhmnlUQyP3caKj3L4fZlWHeg5ziNJcsfco2OJYTMUjIZ&#10;VsoI0JcmLFMuoo1baPMolkqmrERTOF9rIfjfoLdRupt90IWtwxJPmQ7cS3ic1yultoVhnTDcUxMT&#10;w6rB8lAtOa9g3CYxdp2aPvFzUoZxHM/EvqHn2lzFbitR2i9B2jz9pCQWQUhnQdRPwcyktfs/AYml&#10;Dsaoq7Fc2Qh7p/3YeRo3MKLnOH4S0sxf0HP1469iZGoH6708n/+sLd1azE6zn0hTDXF8QOySKonv&#10;OUJxS4PWzRHbV+/tMt6DvvxUMc9HuRS0jqEpheDKqJU2GCqd4HC/Nk7tWhpv3Q5rr1geHBVLCWlP&#10;1BGgnR5LZMgpSFBHNMvrdwoVqUFbBr0v9EYbYYk+hd3Llhja+l0sOz+DDkvPujSOj0OnWIKrc59G&#10;bL9FJPHtxDL5oEFHRxMg+xiaMnLNjqPiF4aKZ3DAXxLARs29ZtykLxJLxXGphBXRVJ8H/RJDl7QT&#10;y7P1YBQVIfrtSgQLYx6LGs1g9AKI+SEktjFt12xRxPYOK0NDMPF+fBSUy85py32xJdwVNlgHhGT9&#10;HDqsH8ohSkWEsas18ZW4Kr9B95zXxmQQX3fp7LpMMCYbw9ov/M2U5fNLx+cY+lRlWnbh+GoEQJTb&#10;/oNxxW7CjtqU0JVtljkjNabu6n8+jNieYkx/Gt6LNcSLKVFvhD4sV5bZ0OGpupfio9KJD9rvwqj2&#10;My4Rp0MxJaNqsli7byjzAX9fWDMfVssuwZiOaNfv13YPTwhleyxRHCFtKL3JQeirHoml07/C6l06&#10;XC+MaUx6IG3Uasc3ahEpZkZsp8aUoRjnlNHqQR+GNRCxD3WYA5/gnZ/zyT4jy0kyrDc+MIzLmbgq&#10;NxmP9nDQXy7FerRj+ywM66AkFOwSymXSvBj68662NO3C175KW8bqDGtRDG0vg76sQjveLJjmzzGN&#10;e5ct+oRgWAM+DOtgiPbm4v2dgIQ6qbk67de26BeAqVYZJN2qNwh3LLbEbjQqKt8auwl96b4IJUkd&#10;1Y7/K5cimptIDsaHcSijH3ptjGhB06biCjUNvc0Y9Fb7wChrRSyuz2Mc4722JYRgWL8ZzlVKSS+P&#10;5/sBy7u1urGvzS6MsI7nDgNP6Y2rcpMt1nkO+ytf4AqNYI5phKLccHYhpIxy5ekTwd+mEF65LkJf&#10;Dpu2+8X59jgjFmh1z9F0ZCN47vUxtlElbKD6PBjWRiVRinOLpa9lzM+uGNYUKSKU+iL+oAqWQFsP&#10;OOzT47Mc0sVpsVw4KM6vlt7oIKpvhLtHixax8im+5Mvz6Mt3XoQDq3jVzrsJjEWjFuF0NM4QyaL/&#10;dyzGrcoYdzl+vw3D2ZNC+nyp00uIYT0lRQQaL5NJQ3OcDTxOxGaidF7Ae9rYfGfRuayz3P+2tus4&#10;BWnlm5D9WCO/WDB72CniVD3PR48Tsg+zDGYM82Jihve9IrNC8X/ZIJUdTFLxLd7xQ1KD71jNMPCS&#10;Z3E3cj52q9TSexGHhTJ2nkZoSvJ62+P+Cuw+1UToQ7VgSqNQFB8WkRv6sLO1Ls6EAoZ+LNIkmh9j&#10;qPM0jHPn5nFvhWbYuzbm511j82EkXhurNgMvuRp3I3sMjXRz+F8Zo2VgTOssS5knBQrvonas5hR5&#10;PNrjMtSE7dr2KLtsgqlcTOBZVxcqIkYJ0IkpoMJA3I1s405hsC+5x7mFBepDk1ca8gKPx3pIfKuT&#10;GteQUta+JBJxCNuw9SkZ97nYnJiVQhrpN/CSb+NuxBR/+UaKBuH6G0RamXhlmTzn9pT0Y6byW03p&#10;OF0y8JKOuBuptfgUNsTczo8+5zuxw7AGjrVzhcHkZrIHgh+I6bAt76SwbzMKwUe8OGNXzG3c1Y0u&#10;tfNXPFwennC6EmRY03ZqlSnsW0fBVmoWxfuOmNtQIW4bLedHffy0ejhliTJmVtVpjlnnhkA20Gx/&#10;Uo1tiT2P2Ott/OCV4tyQEvyOyoyitq05bYkyZljNoIutKe3fUMGEDIvF++O441WbMvqKczKiZ712&#10;ri5Jg0iCyADDUn6Wc7Xjs0LWsxAZvOti7FulWK7K0pLkgDxIWsMv0n0/spy/b3MtgWFkvGb+BJEd&#10;hjVqiHOvwvs0Baxjjkbf78XUt3aLwFOZ5IAMxpGax41f7uUe4QZmQ91fW867biyTHgztPjKzdHIa&#10;E2XCrJT+6qZhxTKpfdSveEldmptYLo4w2xZbzr+THpRY9Fhit2+exzUq7Xe14VyFzUIWiURzDPdB&#10;lBnDUnHm14hjKj/iNXFMbWzd96hrlkbjkzH0b6jg3jJiUGR5EdaOAm4srwyk4Zoqr2wyiJKQU9EA&#10;EJZWXyNTwiLKhWEN60KAcMr/yCAI5Hzq0x36J/ONFgv7q2cG3rG4UOvkyPZYIl+el0PwRi89GcTb&#10;SU0ZryJpzuQ0JsqIYT3Sds/fEqGb5xgkLN9It1q27LxTpFnsryYKYitm8QX6JcT9jdgxqBfxnxZA&#10;DK3Urp2L+EpT2AWs1ZeIWlQAt/zB6UuUGbOa42GbOKUxLBmLypRw9lPt9z1ExB0Fs9ufR/92FM0X&#10;WYvvpMrtkGKrV7mHhJgf+lw3CWb13BSHiiDKiGEp+8UBg8Jc0tU1wcTU8VpRz15pA6lMhWLo39Wi&#10;JbLBbkRe61GD4af+JRiFQr5fi18UpjzHbmYtpzJRJgxrVLrjIBz0HQ8aaRF5BkZxT42uooGJ0a2I&#10;fWu26L1nFHKATKm/tgW474n0/cPOQQu+Cre0a0e0+OAq9O5HyNByGvnurlvSs+fS4kFPEAnSYq1k&#10;POL4PpF/MqellatEGCIZlvtr3SAbtLUuYv96DXQ5VOhB2ppPYgoMzCNd0S4SBPQiyeJdtcSTei0w&#10;pec++rFWKPSfipRX1ZzaRIkyLLUxtVM7Pi6YUw3i3W+VjE0TCnIGo9NJ3aMkj/6dzUe4iXuQ3rSE&#10;iWjzua/V49xPWl1HDNe8GyYULXY5lP3HUk5vogQZ1ojBnKHGlO4NeQJ+F7+XazQnmVlT1GQdEERe&#10;JJpwIkRnzkfZLTQ82FiQUDFu+BmVMkscG0ImGi/rXbrrEKXGrOpMNlVixXLRoJJp1o4tFYzrojj+&#10;tS0IQYj+bU88fnuIznTHEdvGIjIO+dzzGlMTKaDuI+nCPE5posQZ1o+mcDJCoS7NGZSx9m9QyD9U&#10;jE7s3n+qSW7tWr1zQWeNAft3NTUhoDyWhatC1qNbp+/E3x887tlsyr2nZRtWSsZrCEEzh1OcKDGG&#10;pUx6PjOoV+rx/xwRMECWm+J6tbpZoAkFjbCXPCp0woF8C92sWpYdyjeLOWCnogbkEl+J6QETtiRe&#10;voYnLcerLIkac3GlZieIFDCrzSZbKg8dlyw/G1Ys03670P0+FTrj0P5/znW7DfeeKfagfWwxua8N&#10;UUetQSe1NGx6KMTwuehjo1XHqU6UCMN6YrNW165zdwkvgC5P68s5Yd5wTxz7BiuV9Rr9/Bmwb9UW&#10;oWFLsQetwZIVekvIej43uOX8o+uyIN5W4P+ZyAd3M6BB6VpOc6JEmJX0NqmIWJcSDn7SpLJu/L8E&#10;PolLQtRpEmSepSJbvEX0uxRDvS6XXqQduyOs2W2M6RYsdOs5tYkSZVj/g2K9Moa6XEV6nyaR5aJs&#10;Wlk20vrTMnhtNvP/iPW2GI7Z3HVGENGwgtOZIELR2RGDaiVvyQ2uOKbNuBVpemiTTdbuPOtabjNv&#10;0BT0L/VelKQIIhLturqwT8Rvd0dwLOYV19VUpR1zbSsMnXyQj4OjtqtxRTvXqLVBWyuCiEa7yqRh&#10;IX5PBvUkMdRVa8n70Ju2h7Z1tDuPuiTD2mU4Xy1ivud04zaCIELRm7RbVFEfPsyzri1xCS6FePDv&#10;842TpdUjvcsXeVz3hbjuLU49gsiLbk3Z1BfkWdfVzERM8VC2fRCynqYgBnG49qs0Z7oliIxJWK/Y&#10;Y4WspzOJzbekH/5QHLFvYJowFvDafbpXOkEQgWltPA5LdOfe4wbaP572h7eZOLTlUVdTiGt/59Qj&#10;iNA0VilsF6PYXbVaVlcrszAIZzLHaQmifJlWRQx1HIojX2mxBmBDXFIWQRCpp3ebdPVxlsTMEUpZ&#10;BFEWDMskXY2mylA0wEN8TCmLIMpWutqSxYc5n7p4OARBxEnjQ6bAB5mSrsTD2OwyOvmqCSLzzGqV&#10;hb4/yPJDmaSs25nkwARBKLquhCRVGtJVAClrE187QWSWrjeVnHQlHu6MZRdhNl89QWSOnmdYrACG&#10;S2Ll5LHW3c3XTxCZo+dfLPS8qpQectAS47mFU4AgMkPHLZYcDodK7UEbDPkHS0eMJIjyYFhnLPGu&#10;3izFh+2hAp4gMku/Npe73lJ9YNtW6AQV8ASR+hXSuCVWe3UpP3i7xZR/D6cFQaSWbn8tWyNwi7Mk&#10;LeAJIp302mERMo6XywDMtySsGA2T4p4giMRptdZic+XuFDaX00B8YJGy+jlNCCI1dNpvodMN5TgY&#10;QyVr3k8Q2adPm8H3mXIdkNkW26yRVOYxI4jyWgpetdhczS/ngbEF+hvktCGIotHlgIUut3Bw3njj&#10;bxqUEkRq6NFmIHqKXin/iZ+jFl/DFZxCBFEwWmy1+Aq6S8EGjtB/A9Vl4erjHCiCKAgN2sLGZCcD&#10;ToEH7IBlsP6mKEoQidPfoIX+DnB07EvD25ZB+5YjRBCJ0d42C92N0Jjbe+BWWtwAspH2miCyR3Nt&#10;HjTXzhHyH8AeD30WozoQRHy01uCht+rlCAUfSJtLwHBJh7MgiMLRWLUlIF8O+mTqjUMMZiXsPqiE&#10;J4hkaMxm/zhEvVX+4uqoZVB3cIQIIm/a2k61SzID22rxN3TLVo4QQYSmqW4LPbkGo20coegDbItS&#10;+oJB/wgiNC09YwDN5Ad6q2WQn9HcgSAC0VCbxe2GO4IJDfgOy2C/oM8hQeTNrH7hCCU38LawFw+Y&#10;lJUgjDTT4qEHpvlCwoPvmjsc93AjaOYoEcQ0vbzpYRg6RJvGwrwE1+fwvOUljJZ1RESC+I9O5nv4&#10;5l5iVN/CvowZPkyLkhZR7pKVF7NiyKYiMa0bHstD6rSIcqSLFo9l4A0yq/SKvQ+4e0iUGT20eSjY&#10;qS7JANN6QTstooyY1WMyq+wwrRsexqW04iVKef63ezCrG2RW6XxpXop4V9Lq4SgRJTjvuz2YFRXs&#10;GWZajPJAlNp83+4x18msMvISaz1iaal4WjSYI7I8x6s94lkpo1DaWWXohVZ6uPGoyKWM+0NkcW43&#10;eEQKVe42/CBn9OXu8HixbrCyDo4SkaH53OaxI/7SkZm+gdl/yVs9soIwhRiRlXnc6zOPGSKmhF52&#10;OwxJbS/7FJeIRErn7gyPJKcqUmgXR6r0XnwrloFeS0SGiCXSNmdv+8xZenOU8ASY7ZSzHhPANTL9&#10;mCNFpGCubvBZFQxxVVAeE6HSI++hKoNMdUQUaX7WBpifBzg/y29idHkE5M9BFF/FkSIKOCdXOeWq&#10;D7Pq5U5g+U6QlR6hOFTp59eMSIFU5c7Tdo4WJ4u7C3PIZ7KM0oGaSGj+dQT4aHIJSLw2cXo8nEhV&#10;2UNFJxHTfHMt1n/1sa16wE0gwmsSzfdIcqGKGyBtE0eLiDDPNviY2CjbQDovE4Em1Mc+W8rKH5Fh&#10;mIkw86rFxw9QSVXdVKwTYSeXn82WstvazWUi4TOXZsDPz0/lcIYJVIiok21TAGlrFNfxq0jIuVOJ&#10;eeGnVHcZ2QaOGBHXxJsfYCdRBU1bxREjYFN1KcCcOU6pikhqEnZAmsoFEO1bOWJlOUdafQJIqnKV&#10;pjJEISZkNUwgHgT8etKhunwY1SEfMwWlVN/GIHtEoSdoAxTuOTIuMqoAjCqH6+Zz1IisTNghxi4q&#10;mffeiQ9RkPc+TN0mkbYJvCKgklU5VnczUUDm3nEtdv1uBHzP7nz4gLvHRNq/vOcDTugHWFbSADXd&#10;77QZ7+kBGRVRqpO8PYTElQOT20In19S8v2p4PJwNuOxT9nhbyKiILE/8jgDuGLqvYj91HkV7Xyvh&#10;lDwe4p0N03CYKDVCaAuhnFflBlw6uMOY7LtZjCzKV0O8G7X7u5IjSJS6PmR7CH2IKmdhv7OYoxjb&#10;e9gacsmn9I7b+R6IciOYWhigng/JuNQu4w6EeeZOY7DxnoHl+Y6QukVpmd7L8SZITP9vErE7gDe/&#10;qbyADuVbKPppQf3GtONxO6TSUz7x+72icfTj/VA/RRAakTVgZ+pUHsQlPf+HIUl0lotEICSo72Gg&#10;OxFhDIdhJ8ewQQQRkADfBNGcj0B4cjlzAPWtyHokSzCnNuzM9WOMXsQwRq5O603OPoKIzry2QnJ4&#10;FgMDU8rjs9jC34KwvW1pkcig42uFAeYWKLqHQ5ob+C2lh7BkZHgXgkiIkKtBxP0xEq8pBfoIGMQg&#10;mNo2SDRdiPXUgjhh8/2MXdFndW0L7u9CfdtgunEA9mo30P6LBJ5rAs+zgcpzgigOA2uBBHIoD1OJ&#10;Ui+uPu9vLIUXU3FOEOljYM1gYP3Yvn9RRgzqBp67B4ycO6YEkTEGViu29/dAQf0444zpGZTkAzDn&#10;6OCOHkGUNiObD7OHrbABOwUJJU0S2Qj0WntgtNlFBTlBEDoza4D5QycU49ux1DoFBnIbzGQ8xI7c&#10;KO4Zwe7kEBTte2A71Q2GtJLSEkEQBEEQBEEQBEEQBEEQBEEQBEEQBEEQBJEh/B+oHkmZS02WyAAA&#10;AABJRU5ErkJgglBLAwQKAAAAAACHTuJAAAAAAAAAAAAAAAAABgAAAF9yZWxzL1BLAwQUAAAACACH&#10;TuJAihRmPNEAAACUAQAACwAAAF9yZWxzLy5yZWxzpZDBasMwDIbvg72D0X1xmsMYo04vo9Br6R7A&#10;2IpjGltGMtn69vMOg2X0tqN+oe8T//7wmRa1IkukbGDX9aAwO/IxBwPvl+PTCyipNnu7UEYDNxQ4&#10;jI8P+zMutrYjmWMR1ShZDMy1lletxc2YrHRUMLfNRJxsbSMHXay72oB66Ptnzb8ZMG6Y6uQN8MkP&#10;oC630sx/2Ck6JqGpdo6SpmmK7h5VB7Zlju7INuEbuUazHLAa8CwaB2pZ134EfV+/+6fe00c+47rV&#10;foeM649Xb7ocvwBQSwMECgAAAAAAh07iQAAAAAAAAAAAAAAAAAoAAABkcnMvX3JlbHMvUEsDBBQA&#10;AAAIAIdO4kAubPAAvwAAAKUBAAAZAAAAZHJzL19yZWxzL2Uyb0RvYy54bWwucmVsc72QwYrCMBCG&#10;7wv7DmHu27Q9LLKY9iKCV3EfYEimabCZhCSKvr2BZUFB8OZxZvi//2PW48Uv4kwpu8AKuqYFQayD&#10;cWwV/B62XysQuSAbXAKTgitlGIfPj/WeFiw1lGcXs6gUzgrmUuKPlFnP5DE3IRLXyxSSx1LHZGVE&#10;fURLsm/bb5nuGTA8MMXOKEg704M4XGNtfs0O0+Q0bYI+eeLypEI6X7srEJOlosCTcfi37JvIFuRz&#10;h+49Dt2/g3x47nADUEsDBBQAAAAIAIdO4kB557oEBAEAABMCAAATAAAAW0NvbnRlbnRfVHlwZXNd&#10;LnhtbJWRwU7DMAyG70i8Q5QralN2QAit3YGOIyA0HiBK3DaicaI4lO3tSbpNgokh7Rjb3+8vyXK1&#10;tSObIJBxWPPbsuIMUDltsK/5++apuOeMokQtR4dQ8x0QXzXXV8vNzgOxRCPVfIjRPwhBagArqXQe&#10;MHU6F6yM6Rh64aX6kD2IRVXdCeUwAsYi5gzeLFvo5OcY2XqbynsTjz1nj/u5vKrmxmY+18WfRICR&#10;ThDp/WiUjOluYkJ94lUcnMpEzjM0GE83SfzMhtz57fRzwYF7SY8ZjAb2KkN8ljaZCx1IaPeFAaby&#10;/5BsaalwXWcUlG2gNmFvMB2tzqXDwrVOXRq+nqljtpi/tPkGUEsBAhQAFAAAAAgAh07iQHnnugQE&#10;AQAAEwIAABMAAAAAAAAAAQAgAAAAoEQAAFtDb250ZW50X1R5cGVzXS54bWxQSwECFAAKAAAAAACH&#10;TuJAAAAAAAAAAAAAAAAABgAAAAAAAAAAABAAAABkQgAAX3JlbHMvUEsBAhQAFAAAAAgAh07iQIoU&#10;ZjzRAAAAlAEAAAsAAAAAAAAAAQAgAAAAiEIAAF9yZWxzLy5yZWxzUEsBAhQACgAAAAAAh07iQAAA&#10;AAAAAAAAAAAAAAQAAAAAAAAAAAAQAAAAAAAAAGRycy9QSwECFAAKAAAAAACHTuJAAAAAAAAAAAAA&#10;AAAACgAAAAAAAAAAABAAAACCQwAAZHJzL19yZWxzL1BLAQIUABQAAAAIAIdO4kAubPAAvwAAAKUB&#10;AAAZAAAAAAAAAAEAIAAAAKpDAABkcnMvX3JlbHMvZTJvRG9jLnhtbC5yZWxzUEsBAhQAFAAAAAgA&#10;h07iQEBebXjbAAAACwEAAA8AAAAAAAAAAQAgAAAAIgAAAGRycy9kb3ducmV2LnhtbFBLAQIUABQA&#10;AAAIAIdO4kB58n1qSgMAACsJAAAOAAAAAAAAAAEAIAAAACoBAABkcnMvZTJvRG9jLnhtbFBLAQIU&#10;AAoAAAAAAIdO4kAAAAAAAAAAAAAAAAAKAAAAAAAAAAAAEAAAAKAEAABkcnMvbWVkaWEvUEsBAhQA&#10;FAAAAAgAh07iQEFbQGQYCgAAEwoAABQAAAAAAAAAAQAgAAAAyAQAAGRycy9tZWRpYS9pbWFnZTEu&#10;cG5nUEsBAhQAFAAAAAgAh07iQJkob6AgMwAAGzMAABQAAAAAAAAAAQAgAAAAEg8AAGRycy9tZWRp&#10;YS9pbWFnZTIucG5nUEsFBgAAAAALAAsAlAIAANVFAAAAAA==&#10;">
-                      <o:lock v:ext="edit" aspectratio="f"/>
-                      <v:shape id="图片 29" o:spid="_x0000_s1026" o:spt="75" alt="IMG_256" type="#_x0000_t75" style="position:absolute;left:4208;top:95052;height:570;width:975;" filled="f" o:preferrelative="t" stroked="f" coordsize="21600,21600" o:gfxdata="UEsDBAoAAAAAAIdO4kAAAAAAAAAAAAAAAAAEAAAAZHJzL1BLAwQUAAAACACHTuJAuk9u6rwAAADc&#10;AAAADwAAAGRycy9kb3ducmV2LnhtbEVPTUsDMRC9C/6HMII3m0RBZdu0oCBoD4LbCj0Om+nu0s1k&#10;SeJu+++dg+BhYB7vY96sNucwqIlS7iM7sAsDiriJvufWwX73dvcMKhdkj0NkcnChDJv19dUKKx9n&#10;/qKpLq2SEM4VOuhKGSutc9NRwLyII7Fwx5gCFoGp1T7hLOFh0PfGPOqAPcuFDkd67ag51T/BQa7N&#10;k93uvi8fL/TwuT2k1so4d3tjzRJUoXP5F/+5373Ut1JfnpEN9PoXUEsDBBQAAAAIAIdO4kAzLwWe&#10;OwAAADkAAAAQAAAAZHJzL3NoYXBleG1sLnhtbLOxr8jNUShLLSrOzM+zVTLUM1BSSM1Lzk/JzEu3&#10;VQoNcdO1UFIoLknMS0nMyc9LtVWqTC1Wsrfj5QIAUEsDBAoAAAAAAIdO4kAAAAAAAAAAAAAAAAAG&#10;AAAAX3JlbHMvUEsDBBQAAAAIAIdO4kDVXCYozAAAAI8BAAALAAAAX3JlbHMvLnJlbHOlkLFqAzEM&#10;hvdA38Fo7/mSoZQQX7ZC1pBCV2Hr7kzOlrHMNXn7uJRCL2TLoEG/0PcJ7faXMKmZsniOBtZNC4qi&#10;ZefjYODz9PH6DkoKRocTRzJwJYF997LaHWnCUpdk9ElUpUQxMJaStlqLHSmgNJwo1knPOWCpbR50&#10;QnvGgfSmbd90/s+AbsFUB2cgH9wG1OmaqvmOHbzNLNyXxnLQ3PfePqJqGTHRV5gqBvNAxYDL8pvW&#10;05paoB+b10+aHX/HI81L8U+Yaf7z6sUbuxtQSwMEFAAAAAgAh07iQFrjEWb3AAAA4gEAABMAAABb&#10;Q29udGVudF9UeXBlc10ueG1slZFNT8QgEIbvJv4HMlfTUj0YY0r3YPWoRtcfMIFpS7YFwmDd/ffS&#10;/bgY18QjzLzP+wTq1XYaxUyRrXcKrssKBDntjXW9go/1U3EHghM6g6N3pGBHDKvm8qJe7wKxyGnH&#10;CoaUwr2UrAeakEsfyOVJ5+OEKR9jLwPqDfYkb6rqVmrvErlUpIUBTd1Sh59jEo/bfH0wiTQyiIfD&#10;4tKlAEMYrcaUTeXszI+W4thQ5uR+hwcb+CprgPy1YZmcLzjmXvLTRGtIvGJMzzhlDWkiS+O/XKS5&#10;/BuyWE5c+K6zmso2cptjbzSfrM7RecBAGf1f/PuSO8Hl/oeab1BLAQIUABQAAAAIAIdO4kBa4xFm&#10;9wAAAOIBAAATAAAAAAAAAAEAIAAAAI0CAABbQ29udGVudF9UeXBlc10ueG1sUEsBAhQACgAAAAAA&#10;h07iQAAAAAAAAAAAAAAAAAYAAAAAAAAAAAAQAAAAdAEAAF9yZWxzL1BLAQIUABQAAAAIAIdO4kDV&#10;XCYozAAAAI8BAAALAAAAAAAAAAEAIAAAAJgBAABfcmVscy8ucmVsc1BLAQIUAAoAAAAAAIdO4kAA&#10;AAAAAAAAAAAAAAAEAAAAAAAAAAAAEAAAAAAAAABkcnMvUEsBAhQAFAAAAAgAh07iQLpPbuq8AAAA&#10;3AAAAA8AAAAAAAAAAQAgAAAAIgAAAGRycy9kb3ducmV2LnhtbFBLAQIUABQAAAAIAIdO4kAzLwWe&#10;OwAAADkAAAAQAAAAAAAAAAEAIAAAAAsBAABkcnMvc2hhcGV4bWwueG1sUEsFBgAAAAAGAAYAWwEA&#10;ALUDAAAAAA==&#10;">
-                        <v:fill on="f" focussize="0,0"/>
-                        <v:stroke on="f"/>
-                        <v:imagedata r:id="rId10" chromakey="#FFFFFF" o:title=""/>
-                        <o:lock v:ext="edit" aspectratio="t"/>
-                      </v:shape>
-                      <v:shape id="图片 25" o:spid="_x0000_s1026" o:spt="75" type="#_x0000_t75" style="position:absolute;left:3513;top:94449;height:2273;width:2273;" filled="f" o:preferrelative="t" stroked="f" coordsize="21600,21600" o:gfxdata="UEsDBAoAAAAAAIdO4kAAAAAAAAAAAAAAAAAEAAAAZHJzL1BLAwQUAAAACACHTuJAkY9ZgL0AAADb&#10;AAAADwAAAGRycy9kb3ducmV2LnhtbEWPQYvCQAyF7wv+hyGCt3WqgixdRxFhF/EgqEXcW+jEttrJ&#10;lM5o9d+bg7C3hPfy3pfZ4uFqdac2VJ4NjIYJKOLc24oLA9nh5/MLVIjIFmvPZOBJARbz3scMU+s7&#10;3tF9HwslIRxSNFDG2KRah7wkh2HoG2LRzr51GGVtC21b7CTc1XqcJFPtsGJpKLGhVUn5dX9zBi7L&#10;Q/XHk+3xtN3c1t1vlsXj5GrMoD9KvkFFesR/8/t6bQVf6OUXGUDPX1BLAwQUAAAACACHTuJAMy8F&#10;njsAAAA5AAAAEAAAAGRycy9zaGFwZXhtbC54bWyzsa/IzVEoSy0qzszPs1Uy1DNQUkjNS85PycxL&#10;t1UKDXHTtVBSKC5JzEtJzMnPS7VVqkwtVrK34+UCAFBLAwQKAAAAAACHTuJAAAAAAAAAAAAAAAAA&#10;BgAAAF9yZWxzL1BLAwQUAAAACACHTuJA1VwmKMwAAACPAQAACwAAAF9yZWxzLy5yZWxzpZCxagMx&#10;DIb3QN/BaO/5kqGUEF+2QtaQQldh6+5MzpaxzDV5+7iUQi9ky6BBv9D3Ce32lzCpmbJ4jgbWTQuK&#10;omXn42Dg8/Tx+g5KCkaHE0cycCWBffey2h1pwlKXZPRJVKVEMTCWkrZaix0poDScKNZJzzlgqW0e&#10;dEJ7xoH0pm3fdP7PgG7BVAdnIB/cBtTpmqr5jh28zSzcl8Zy0Nz33j6iahkx0VeYKgbzQMWAy/Kb&#10;1tOaWqAfm9dPmh1/xyPNS/FPmGn+8+rFG7sbUEsDBBQAAAAIAIdO4kBa4xFm9wAAAOIBAAATAAAA&#10;W0NvbnRlbnRfVHlwZXNdLnhtbJWRTU/EIBCG7yb+BzJX01I9GGNK92D1qEbXHzCBaUu2BcJg3f33&#10;0v24GNfEI8y8z/sE6tV2GsVMka13Cq7LCgQ57Y11vYKP9VNxB4ITOoOjd6RgRwyr5vKiXu8Cschp&#10;xwqGlMK9lKwHmpBLH8jlSefjhCkfYy8D6g32JG+q6lZq7xK5VKSFAU3dUoefYxKP23x9MIk0MoiH&#10;w+LSpQBDGK3GlE3l7MyPluLYUObkfocHG/gqa4D8tWGZnC845l7y00RrSLxiTM84ZQ1pIkvjv1yk&#10;ufwbslhOXPius5rKNnKbY280n6zO0XnAQBn9X/z7kjvB5f6Hmm9QSwECFAAUAAAACACHTuJAWuMR&#10;ZvcAAADiAQAAEwAAAAAAAAABACAAAACOAgAAW0NvbnRlbnRfVHlwZXNdLnhtbFBLAQIUAAoAAAAA&#10;AIdO4kAAAAAAAAAAAAAAAAAGAAAAAAAAAAAAEAAAAHUBAABfcmVscy9QSwECFAAUAAAACACHTuJA&#10;1VwmKMwAAACPAQAACwAAAAAAAAABACAAAACZAQAAX3JlbHMvLnJlbHNQSwECFAAKAAAAAACHTuJA&#10;AAAAAAAAAAAAAAAABAAAAAAAAAAAABAAAAAAAAAAZHJzL1BLAQIUABQAAAAIAIdO4kCRj1mAvQAA&#10;ANsAAAAPAAAAAAAAAAEAIAAAACIAAABkcnMvZG93bnJldi54bWxQSwECFAAUAAAACACHTuJAMy8F&#10;njsAAAA5AAAAEAAAAAAAAAABACAAAAAMAQAAZHJzL3NoYXBleG1sLnhtbFBLBQYAAAAABgAGAFsB&#10;AAC2AwAAAAA=&#10;">
-                        <v:fill on="f" focussize="0,0"/>
-                        <v:stroke on="f"/>
-                        <v:imagedata r:id="rId7" o:title=""/>
-                        <o:lock v:ext="edit" aspectratio="t"/>
-                      </v:shape>
-                    </v:group>
-                  </w:pict>
-                </mc:Fallback>
-              </mc:AlternateContent>
-            </w:r>
-          </w:p>
-        </w:tc>
-        <w:tc>
-          <w:tcPr>
-            <w:tcW w:w="1373" w:type="dxa"/>
-            <w:vAlign w:val="center"/>
-          </w:tcPr>
-          <w:p>
-            <w:pPr>
-              <w:pStyle w:val="20"/>
-              <w:spacing w:before="13"/>
-              <w:jc w:val="both"/>
-              <w:rPr>
-                <w:rFonts w:ascii="Times New Roman" w:hAnsi="Times New Roman" w:cs="Times New Roman"/>
-                <w:b/>
-                <w:sz w:val="24"/>
-                <w:szCs w:val="24"/>
-              </w:rPr>
-            </w:pPr>
-            <w:r>
-              <w:rPr>
-                <w:rFonts w:hint="eastAsia" w:ascii="Times New Roman" w:hAnsi="Times New Roman" w:cs="Times New Roman"/>
-                <w:b/>
-                <w:sz w:val="24"/>
-                <w:szCs w:val="24"/>
-                <w:lang w:val="en-US" w:eastAsia="zh-CN"/>
-              </w:rPr>
-              <w:t>报告医生</w:t>
-            </w:r>
-            <w:r>
-              <w:rPr>
-                <w:rFonts w:ascii="Times New Roman" w:hAnsi="Times New Roman" w:cs="Times New Roman"/>
-                <w:b/>
-                <w:sz w:val="24"/>
-                <w:szCs w:val="24"/>
-                <w:lang w:eastAsia="zh-CN"/>
-              </w:rPr>
-              <w:t>：</w:t>
-            </w:r>
-          </w:p>
-        </w:tc>
-        <w:tc>
-          <w:tcPr>
-            <w:tcW w:w="1640" w:type="dxa"/>
-            <w:vAlign w:val="center"/>
-          </w:tcPr>
-          <w:p>
-            <w:pPr>
-              <w:pStyle w:val="20"/>
-              <w:spacing w:before="13"/>
-              <w:ind w:right="15"/>
-              <w:jc w:val="both"/>
-              <w:rPr>
-                <w:rFonts w:ascii="Times New Roman" w:hAnsi="Times New Roman" w:cs="Times New Roman"/>
-                <w:b/>
-                <w:sz w:val="24"/>
-                <w:szCs w:val="24"/>
-              </w:rPr>
-            </w:pPr>
-          </w:p>
-        </w:tc>
-        <w:tc>
-          <w:tcPr>
-            <w:tcW w:w="2475" w:type="dxa"/>
-            <w:vAlign w:val="center"/>
-          </w:tcPr>
-          <w:p>
-            <w:pPr>
-              <w:pStyle w:val="20"/>
-              <w:spacing w:before="13"/>
-              <w:ind w:right="15"/>
-              <w:jc w:val="both"/>
-              <w:rPr>
-                <w:rFonts w:hint="eastAsia" w:ascii="Times New Roman" w:hAnsi="Times New Roman" w:eastAsia="宋体" w:cs="Times New Roman"/>
-                <w:b/>
-                <w:sz w:val="24"/>
-                <w:szCs w:val="24"/>
-                <w:lang w:val="en-US" w:eastAsia="zh-CN"/>
-              </w:rPr>
-            </w:pPr>
-            <w:r>
-              <w:rPr>
-                <w:rFonts w:hint="eastAsia" w:ascii="Times New Roman" w:hAnsi="Times New Roman" w:cs="Times New Roman"/>
-                <w:b/>
-                <w:sz w:val="24"/>
-                <w:szCs w:val="24"/>
-                <w:lang w:val="en-US" w:eastAsia="zh-CN"/>
-              </w:rPr>
-              <w:t>审核医生：</w:t>
-            </w:r>
-          </w:p>
-        </w:tc>
-      </w:tr>
-      <w:tr>
-        <w:tblPrEx>
-          <w:tblCellMar>
-            <w:top w:w="0" w:type="dxa"/>
-            <w:left w:w="0" w:type="dxa"/>
-            <w:bottom w:w="0" w:type="dxa"/>
-            <w:right w:w="0" w:type="dxa"/>
-          </w:tblCellMar>
-        </w:tblPrEx>
-        <w:trPr>
-          <w:trHeight w:val="457" w:hRule="exact"/>
-          <w:jc w:val="right"/>
-        </w:trPr>
-        <w:tc>
-          <w:tcPr>
-            <w:tcW w:w="1272" w:type="dxa"/>
-            <w:vAlign w:val="center"/>
-          </w:tcPr>
-          <w:p>
-            <w:pPr>
-              <w:pStyle w:val="20"/>
-              <w:spacing w:line="341" w:lineRule="exact"/>
-              <w:ind w:left="13" w:right="165"/>
-              <w:jc w:val="both"/>
-              <w:rPr>
-                <w:rFonts w:ascii="Times New Roman" w:hAnsi="Times New Roman" w:cs="Times New Roman"/>
-                <w:b/>
-                <w:sz w:val="24"/>
-                <w:szCs w:val="24"/>
-              </w:rPr>
-            </w:pPr>
-            <w:r>
-              <w:rPr>
-                <w:rFonts w:ascii="Times New Roman" w:hAnsi="Times New Roman" w:cs="Times New Roman"/>
-                <w:b/>
-                <w:sz w:val="24"/>
-                <w:szCs w:val="24"/>
-              </w:rPr>
-              <w:t>日</w:t>
-            </w:r>
-            <w:r>
-              <w:rPr>
-                <w:rFonts w:ascii="Times New Roman" w:hAnsi="Times New Roman" w:cs="Times New Roman"/>
-                <w:b/>
-                <w:sz w:val="24"/>
-                <w:szCs w:val="24"/>
-                <w:lang w:eastAsia="zh-CN"/>
-              </w:rPr>
-              <w:t xml:space="preserve">  </w:t>
-            </w:r>
-            <w:r>
-              <w:rPr>
-                <w:rFonts w:ascii="Times New Roman" w:hAnsi="Times New Roman" w:cs="Times New Roman"/>
-                <w:b/>
-                <w:sz w:val="24"/>
-                <w:szCs w:val="24"/>
-              </w:rPr>
-              <w:t>期：</w:t>
-            </w:r>
-          </w:p>
-        </w:tc>
-        <w:tc>
-          <w:tcPr>
-            <w:tcW w:w="2306" w:type="dxa"/>
-            <w:vAlign w:val="center"/>
-          </w:tcPr>
-          <w:p>
-            <w:pPr>
-              <w:pStyle w:val="20"/>
-              <w:spacing w:line="363" w:lineRule="exact"/>
-              <w:jc w:val="both"/>
-              <w:rPr>
-                <w:rFonts w:ascii="Times New Roman" w:hAnsi="Times New Roman" w:cs="Times New Roman"/>
-                <w:sz w:val="24"/>
-                <w:szCs w:val="24"/>
-              </w:rPr>
-            </w:pPr>
-            <w:r>
-              <w:rPr>
-                <w:rFonts w:ascii="Times New Roman" w:hAnsi="Times New Roman" w:cs="Times New Roman"/>
-                <w:kern w:val="2"/>
-                <w:sz w:val="24"/>
-                <w:szCs w:val="24"/>
-                <w:lang w:eastAsia="zh-CN"/>
-              </w:rPr>
-              <w:t>{{ reportdate }}</w:t>
-            </w:r>
-          </w:p>
-        </w:tc>
-        <w:tc>
-          <w:tcPr>
-            <w:tcW w:w="1373" w:type="dxa"/>
-            <w:vAlign w:val="center"/>
-          </w:tcPr>
-          <w:p>
-            <w:pPr>
-              <w:pStyle w:val="20"/>
-              <w:spacing w:line="341" w:lineRule="exact"/>
-              <w:jc w:val="both"/>
-              <w:rPr>
-                <w:rFonts w:ascii="Times New Roman" w:hAnsi="Times New Roman" w:cs="Times New Roman"/>
-                <w:b/>
-                <w:sz w:val="24"/>
-                <w:szCs w:val="24"/>
-              </w:rPr>
-            </w:pPr>
-          </w:p>
-        </w:tc>
-        <w:tc>
-          <w:tcPr>
-            <w:tcW w:w="1640" w:type="dxa"/>
-            <w:vAlign w:val="center"/>
-          </w:tcPr>
-          <w:p>
-            <w:pPr>
-              <w:pStyle w:val="20"/>
-              <w:spacing w:line="363" w:lineRule="exact"/>
-              <w:ind w:right="15"/>
-              <w:jc w:val="both"/>
-              <w:rPr>
-                <w:rFonts w:ascii="Times New Roman" w:hAnsi="Times New Roman" w:cs="Times New Roman"/>
-                <w:sz w:val="24"/>
-                <w:szCs w:val="24"/>
-              </w:rPr>
-            </w:pPr>
-          </w:p>
-        </w:tc>
-        <w:tc>
-          <w:tcPr>
-            <w:tcW w:w="2475" w:type="dxa"/>
-            <w:vAlign w:val="center"/>
-          </w:tcPr>
-          <w:p>
-            <w:pPr>
-              <w:pStyle w:val="20"/>
-              <w:spacing w:line="363" w:lineRule="exact"/>
-              <w:ind w:right="15"/>
-              <w:jc w:val="both"/>
-              <w:rPr>
-                <w:rFonts w:ascii="Times New Roman" w:hAnsi="Times New Roman" w:cs="Times New Roman"/>
-                <w:kern w:val="2"/>
-                <w:sz w:val="24"/>
-                <w:szCs w:val="24"/>
-                <w:lang w:eastAsia="zh-CN"/>
-              </w:rPr>
-            </w:pPr>
-          </w:p>
-        </w:tc>
-      </w:tr>
-    </w:tbl>
-    <w:p>
-      <w:pPr>
-        <w:rPr>
-          <w:rFonts w:ascii="Times New Roman" w:hAnsi="Times New Roman" w:eastAsia="微软雅黑" w:cs="Times New Roman"/>
-          <w:sz w:val="24"/>
-          <w:szCs w:val="24"/>
-          <w:lang w:eastAsia="zh-CN"/>
-        </w:rPr>
-      </w:pPr>
-      <w:r>
-        <w:rPr>
-          <w:rFonts w:hint="eastAsia" w:ascii="Times New Roman" w:hAnsi="Times New Roman" w:eastAsia="微软雅黑" w:cs="Times New Roman"/>
-          <w:sz w:val="24"/>
-          <w:szCs w:val="24"/>
-          <w:lang w:eastAsia="zh-CN"/>
-        </w:rPr>
-        <w:t xml:space="preserve">{% endif %}{% if testedby == </w:t>
-      </w:r>
-      <w:r>
-        <w:rPr>
-          <w:rFonts w:ascii="Times New Roman" w:hAnsi="Times New Roman" w:eastAsia="微软雅黑" w:cs="Times New Roman"/>
-          <w:sz w:val="24"/>
-          <w:szCs w:val="24"/>
-          <w:lang w:eastAsia="zh-CN"/>
-        </w:rPr>
-        <w:t>“</w:t>
-      </w:r>
-      <w:r>
-        <w:rPr>
-          <w:rFonts w:hint="eastAsia" w:ascii="Times New Roman" w:hAnsi="Times New Roman" w:eastAsia="微软雅黑" w:cs="Times New Roman"/>
-          <w:sz w:val="24"/>
-          <w:szCs w:val="24"/>
-          <w:lang w:eastAsia="zh-CN"/>
-        </w:rPr>
-        <w:t>5</w:t>
-      </w:r>
-      <w:r>
-        <w:rPr>
-          <w:rFonts w:ascii="Times New Roman" w:hAnsi="Times New Roman" w:eastAsia="微软雅黑" w:cs="Times New Roman"/>
-          <w:sz w:val="24"/>
-          <w:szCs w:val="24"/>
-          <w:lang w:eastAsia="zh-CN"/>
-        </w:rPr>
-        <w:t>”</w:t>
-      </w:r>
-      <w:r>
-        <w:rPr>
-          <w:rFonts w:hint="eastAsia" w:ascii="Times New Roman" w:hAnsi="Times New Roman" w:eastAsia="微软雅黑" w:cs="Times New Roman"/>
-          <w:sz w:val="24"/>
-          <w:szCs w:val="24"/>
-          <w:lang w:eastAsia="zh-CN"/>
-        </w:rPr>
-        <w:t xml:space="preserve"> %}</w:t>
-      </w:r>
-    </w:p>
-    <w:p>
-      <w:pPr>
-        <w:rPr>
-          <w:lang w:eastAsia="zh-CN"/>
-        </w:rPr>
-      </w:pPr>
-    </w:p>
-    <w:p>
-      <w:pPr>
-        <w:rPr>
-          <w:lang w:eastAsia="zh-CN"/>
-        </w:rPr>
-      </w:pPr>
-    </w:p>
-    <w:tbl>
-      <w:tblPr>
-        <w:tblStyle w:val="35"/>
-        <w:tblW w:w="9066" w:type="dxa"/>
-        <w:jc w:val="right"/>
-        <w:tblLayout w:type="fixed"/>
-        <w:tblCellMar>
-          <w:top w:w="0" w:type="dxa"/>
-          <w:left w:w="0" w:type="dxa"/>
-          <w:bottom w:w="0" w:type="dxa"/>
-          <w:right w:w="0" w:type="dxa"/>
-        </w:tblCellMar>
-      </w:tblPr>
-      <w:tblGrid>
-        <w:gridCol w:w="1272"/>
-        <w:gridCol w:w="2306"/>
-        <w:gridCol w:w="1373"/>
-        <w:gridCol w:w="1640"/>
-        <w:gridCol w:w="2475"/>
-      </w:tblGrid>
-      <w:tr>
-        <w:tblPrEx>
-          <w:tblCellMar>
-            <w:top w:w="0" w:type="dxa"/>
-            <w:left w:w="0" w:type="dxa"/>
-            <w:bottom w:w="0" w:type="dxa"/>
-            <w:right w:w="0" w:type="dxa"/>
-          </w:tblCellMar>
-        </w:tblPrEx>
-        <w:trPr>
-          <w:trHeight w:val="441" w:hRule="exact"/>
-          <w:jc w:val="right"/>
-        </w:trPr>
-        <w:tc>
-          <w:tcPr>
-            <w:tcW w:w="1272" w:type="dxa"/>
-            <w:vAlign w:val="center"/>
-          </w:tcPr>
-          <w:p>
-            <w:pPr>
-              <w:pStyle w:val="20"/>
-              <w:spacing w:before="13"/>
-              <w:ind w:left="13" w:right="95"/>
-              <w:jc w:val="both"/>
-              <w:rPr>
-                <w:rFonts w:ascii="Times New Roman" w:hAnsi="Times New Roman" w:cs="Times New Roman"/>
-                <w:b/>
-                <w:sz w:val="24"/>
-                <w:szCs w:val="24"/>
-              </w:rPr>
-            </w:pPr>
-            <w:r>
-              <w:rPr>
-                <w:rFonts w:ascii="Times New Roman" w:hAnsi="Times New Roman" w:cs="Times New Roman"/>
-                <w:b/>
-                <w:sz w:val="24"/>
-                <w:szCs w:val="24"/>
-              </w:rPr>
-              <w:t>检测人：</w:t>
-            </w:r>
-          </w:p>
-        </w:tc>
-        <w:tc>
-          <w:tcPr>
-            <w:tcW w:w="2306" w:type="dxa"/>
-            <w:vAlign w:val="center"/>
-          </w:tcPr>
-          <w:p>
-            <w:pPr>
-              <w:pStyle w:val="20"/>
-              <w:spacing w:before="13"/>
-              <w:jc w:val="both"/>
-              <w:rPr>
-                <w:rFonts w:ascii="Times New Roman" w:hAnsi="Times New Roman" w:cs="Times New Roman"/>
-                <w:b/>
-                <w:sz w:val="24"/>
-                <w:szCs w:val="24"/>
-              </w:rPr>
-            </w:pPr>
-          </w:p>
-        </w:tc>
-        <w:tc>
-          <w:tcPr>
-            <w:tcW w:w="1373" w:type="dxa"/>
-            <w:vAlign w:val="center"/>
-          </w:tcPr>
-          <w:p>
-            <w:pPr>
-              <w:pStyle w:val="20"/>
-              <w:spacing w:before="13"/>
-              <w:jc w:val="both"/>
-              <w:rPr>
-                <w:rFonts w:ascii="Times New Roman" w:hAnsi="Times New Roman" w:cs="Times New Roman"/>
-                <w:b/>
-                <w:sz w:val="24"/>
-                <w:szCs w:val="24"/>
-              </w:rPr>
-            </w:pPr>
-            <w:r>
-              <w:rPr>
-                <w:rFonts w:hint="eastAsia" w:ascii="Times New Roman" w:hAnsi="Times New Roman" w:cs="Times New Roman"/>
-                <w:b/>
-                <w:sz w:val="24"/>
-                <w:szCs w:val="24"/>
-                <w:lang w:val="en-US" w:eastAsia="zh-CN"/>
-              </w:rPr>
-              <w:t>报告医生</w:t>
-            </w:r>
-            <w:r>
-              <w:rPr>
-                <w:rFonts w:ascii="Times New Roman" w:hAnsi="Times New Roman" w:cs="Times New Roman"/>
-                <w:b/>
-                <w:sz w:val="24"/>
-                <w:szCs w:val="24"/>
-                <w:lang w:eastAsia="zh-CN"/>
-              </w:rPr>
-              <w:t>：</w:t>
-            </w:r>
-          </w:p>
-        </w:tc>
-        <w:tc>
-          <w:tcPr>
-            <w:tcW w:w="1640" w:type="dxa"/>
-            <w:vAlign w:val="center"/>
-          </w:tcPr>
-          <w:p>
-            <w:pPr>
-              <w:pStyle w:val="20"/>
-              <w:spacing w:before="13"/>
-              <w:ind w:right="15"/>
-              <w:jc w:val="both"/>
-              <w:rPr>
-                <w:rFonts w:ascii="Times New Roman" w:hAnsi="Times New Roman" w:cs="Times New Roman"/>
-                <w:b/>
-                <w:sz w:val="24"/>
-                <w:szCs w:val="24"/>
-              </w:rPr>
-            </w:pPr>
-          </w:p>
-        </w:tc>
-        <w:tc>
-          <w:tcPr>
-            <w:tcW w:w="2475" w:type="dxa"/>
-            <w:vAlign w:val="center"/>
-          </w:tcPr>
-          <w:p>
-            <w:pPr>
-              <w:pStyle w:val="20"/>
-              <w:spacing w:before="13"/>
-              <w:ind w:right="15"/>
-              <w:jc w:val="both"/>
-              <w:rPr>
-                <w:rFonts w:hint="eastAsia" w:ascii="Times New Roman" w:hAnsi="Times New Roman" w:eastAsia="宋体" w:cs="Times New Roman"/>
-                <w:b/>
-                <w:sz w:val="24"/>
-                <w:szCs w:val="24"/>
-                <w:lang w:val="en-US" w:eastAsia="zh-CN"/>
-              </w:rPr>
-            </w:pPr>
-            <w:r>
-              <w:rPr>
-                <w:rFonts w:hint="eastAsia" w:ascii="Times New Roman" w:hAnsi="Times New Roman" w:cs="Times New Roman"/>
-                <w:b/>
-                <w:sz w:val="24"/>
-                <w:szCs w:val="24"/>
-                <w:lang w:val="en-US" w:eastAsia="zh-CN"/>
-              </w:rPr>
-              <w:t>审核医生：</w:t>
-            </w:r>
-          </w:p>
-        </w:tc>
-      </w:tr>
-      <w:tr>
-        <w:tblPrEx>
-          <w:tblCellMar>
-            <w:top w:w="0" w:type="dxa"/>
-            <w:left w:w="0" w:type="dxa"/>
-            <w:bottom w:w="0" w:type="dxa"/>
-            <w:right w:w="0" w:type="dxa"/>
-          </w:tblCellMar>
-        </w:tblPrEx>
-        <w:trPr>
-          <w:trHeight w:val="457" w:hRule="exact"/>
-          <w:jc w:val="right"/>
-        </w:trPr>
-        <w:tc>
-          <w:tcPr>
-            <w:tcW w:w="1272" w:type="dxa"/>
-            <w:vAlign w:val="center"/>
-          </w:tcPr>
-          <w:p>
-            <w:pPr>
-              <w:pStyle w:val="20"/>
-              <w:spacing w:line="341" w:lineRule="exact"/>
-              <w:ind w:left="13" w:right="165"/>
-              <w:jc w:val="both"/>
-              <w:rPr>
-                <w:rFonts w:ascii="Times New Roman" w:hAnsi="Times New Roman" w:cs="Times New Roman"/>
-                <w:b/>
-                <w:sz w:val="24"/>
-                <w:szCs w:val="24"/>
-              </w:rPr>
-            </w:pPr>
-            <w:r>
-              <w:rPr>
-                <w:rFonts w:ascii="Times New Roman" w:hAnsi="Times New Roman" w:cs="Times New Roman"/>
-                <w:b/>
-                <w:sz w:val="24"/>
-                <w:szCs w:val="24"/>
-              </w:rPr>
-              <w:t>日</w:t>
-            </w:r>
-            <w:r>
-              <w:rPr>
-                <w:rFonts w:ascii="Times New Roman" w:hAnsi="Times New Roman" w:cs="Times New Roman"/>
-                <w:b/>
-                <w:sz w:val="24"/>
-                <w:szCs w:val="24"/>
-                <w:lang w:eastAsia="zh-CN"/>
-              </w:rPr>
-              <w:t xml:space="preserve">  </w:t>
-            </w:r>
-            <w:r>
-              <w:rPr>
-                <w:rFonts w:ascii="Times New Roman" w:hAnsi="Times New Roman" w:cs="Times New Roman"/>
-                <w:b/>
-                <w:sz w:val="24"/>
-                <w:szCs w:val="24"/>
-              </w:rPr>
-              <w:t>期：</w:t>
-            </w:r>
-          </w:p>
-        </w:tc>
-        <w:tc>
-          <w:tcPr>
-            <w:tcW w:w="2306" w:type="dxa"/>
-            <w:vAlign w:val="center"/>
-          </w:tcPr>
-          <w:p>
-            <w:pPr>
-              <w:pStyle w:val="20"/>
-              <w:spacing w:line="363" w:lineRule="exact"/>
-              <w:jc w:val="both"/>
-              <w:rPr>
-                <w:rFonts w:ascii="Times New Roman" w:hAnsi="Times New Roman" w:cs="Times New Roman"/>
-                <w:sz w:val="24"/>
-                <w:szCs w:val="24"/>
-              </w:rPr>
-            </w:pPr>
-            <w:r>
-              <w:rPr>
-                <w:rFonts w:ascii="Times New Roman" w:hAnsi="Times New Roman" w:cs="Times New Roman"/>
-                <w:kern w:val="2"/>
-                <w:sz w:val="24"/>
-                <w:szCs w:val="24"/>
-                <w:lang w:eastAsia="zh-CN"/>
-              </w:rPr>
-              <w:t>{{ reportdate }}</w:t>
-            </w:r>
-          </w:p>
-        </w:tc>
-        <w:tc>
-          <w:tcPr>
-            <w:tcW w:w="1373" w:type="dxa"/>
-            <w:vAlign w:val="center"/>
-          </w:tcPr>
-          <w:p>
-            <w:pPr>
-              <w:pStyle w:val="20"/>
-              <w:spacing w:line="341" w:lineRule="exact"/>
-              <w:jc w:val="both"/>
-              <w:rPr>
-                <w:rFonts w:ascii="Times New Roman" w:hAnsi="Times New Roman" w:cs="Times New Roman"/>
-                <w:b/>
-                <w:sz w:val="24"/>
-                <w:szCs w:val="24"/>
-              </w:rPr>
-            </w:pPr>
-          </w:p>
-        </w:tc>
-        <w:tc>
-          <w:tcPr>
-            <w:tcW w:w="1640" w:type="dxa"/>
-            <w:vAlign w:val="center"/>
-          </w:tcPr>
-          <w:p>
-            <w:pPr>
-              <w:pStyle w:val="20"/>
-              <w:spacing w:line="363" w:lineRule="exact"/>
-              <w:ind w:right="15"/>
-              <w:jc w:val="both"/>
-              <w:rPr>
-                <w:rFonts w:ascii="Times New Roman" w:hAnsi="Times New Roman" w:cs="Times New Roman"/>
-                <w:sz w:val="24"/>
-                <w:szCs w:val="24"/>
-              </w:rPr>
-            </w:pPr>
-          </w:p>
-        </w:tc>
-        <w:tc>
-          <w:tcPr>
-            <w:tcW w:w="2475" w:type="dxa"/>
-            <w:vAlign w:val="center"/>
-          </w:tcPr>
-          <w:p>
-            <w:pPr>
-              <w:pStyle w:val="20"/>
-              <w:spacing w:line="363" w:lineRule="exact"/>
-              <w:ind w:right="15"/>
-              <w:jc w:val="both"/>
-              <w:rPr>
-                <w:rFonts w:ascii="Times New Roman" w:hAnsi="Times New Roman" w:cs="Times New Roman"/>
-                <w:kern w:val="2"/>
-                <w:sz w:val="24"/>
-                <w:szCs w:val="24"/>
-                <w:lang w:eastAsia="zh-CN"/>
-              </w:rPr>
-            </w:pPr>
-          </w:p>
-        </w:tc>
-      </w:tr>
-    </w:tbl>
-    <w:p>
-      <w:pPr>
-        <w:rPr>
-          <w:rFonts w:ascii="Times New Roman" w:hAnsi="Times New Roman" w:eastAsia="微软雅黑" w:cs="Times New Roman"/>
-          <w:sz w:val="24"/>
-          <w:szCs w:val="24"/>
-          <w:lang w:eastAsia="zh-CN"/>
-        </w:rPr>
-      </w:pPr>
-      <w:r>
-        <w:rPr>
-          <w:rFonts w:hint="eastAsia" w:ascii="Times New Roman" w:hAnsi="Times New Roman" w:eastAsia="微软雅黑" w:cs="Times New Roman"/>
-          <w:sz w:val="24"/>
-          <w:szCs w:val="24"/>
-          <w:lang w:eastAsia="zh-CN"/>
-        </w:rPr>
-        <w:t xml:space="preserve">{% endif %}{% if testedby == </w:t>
-      </w:r>
-      <w:r>
-        <w:rPr>
-          <w:rFonts w:ascii="Times New Roman" w:hAnsi="Times New Roman" w:eastAsia="微软雅黑" w:cs="Times New Roman"/>
-          <w:sz w:val="24"/>
-          <w:szCs w:val="24"/>
-          <w:lang w:eastAsia="zh-CN"/>
-        </w:rPr>
-        <w:t>“</w:t>
-      </w:r>
-      <w:r>
-        <w:rPr>
-          <w:rFonts w:hint="eastAsia" w:ascii="Times New Roman" w:hAnsi="Times New Roman" w:eastAsia="微软雅黑" w:cs="Times New Roman"/>
-          <w:sz w:val="24"/>
-          <w:szCs w:val="24"/>
-          <w:lang w:eastAsia="zh-CN"/>
-        </w:rPr>
-        <w:t>6</w:t>
-      </w:r>
-      <w:r>
-        <w:rPr>
-          <w:rFonts w:ascii="Times New Roman" w:hAnsi="Times New Roman" w:eastAsia="微软雅黑" w:cs="Times New Roman"/>
-          <w:sz w:val="24"/>
-          <w:szCs w:val="24"/>
-          <w:lang w:eastAsia="zh-CN"/>
-        </w:rPr>
-        <w:t>”</w:t>
-      </w:r>
-      <w:r>
-        <w:rPr>
-          <w:rFonts w:hint="eastAsia" w:ascii="Times New Roman" w:hAnsi="Times New Roman" w:eastAsia="微软雅黑" w:cs="Times New Roman"/>
-          <w:sz w:val="24"/>
-          <w:szCs w:val="24"/>
-          <w:lang w:eastAsia="zh-CN"/>
-        </w:rPr>
-        <w:t xml:space="preserve"> %}</w:t>
-      </w:r>
-    </w:p>
-    <w:p>
-      <w:pPr>
-        <w:rPr>
-          <w:rFonts w:ascii="Times New Roman" w:hAnsi="Times New Roman" w:eastAsia="微软雅黑" w:cs="Times New Roman"/>
-          <w:sz w:val="24"/>
-          <w:szCs w:val="24"/>
-          <w:lang w:eastAsia="zh-CN"/>
-        </w:rPr>
-      </w:pPr>
-    </w:p>
-    <w:p>
-      <w:pPr>
-        <w:rPr>
-          <w:rFonts w:ascii="Times New Roman" w:hAnsi="Times New Roman" w:eastAsia="微软雅黑" w:cs="Times New Roman"/>
-          <w:sz w:val="24"/>
-          <w:szCs w:val="24"/>
-          <w:lang w:eastAsia="zh-CN"/>
-        </w:rPr>
-      </w:pPr>
-    </w:p>
-    <w:tbl>
-      <w:tblPr>
-        <w:tblStyle w:val="35"/>
-        <w:tblW w:w="9066" w:type="dxa"/>
-        <w:jc w:val="right"/>
-        <w:tblLayout w:type="fixed"/>
-        <w:tblCellMar>
-          <w:top w:w="0" w:type="dxa"/>
-          <w:left w:w="0" w:type="dxa"/>
-          <w:bottom w:w="0" w:type="dxa"/>
-          <w:right w:w="0" w:type="dxa"/>
-        </w:tblCellMar>
-      </w:tblPr>
-      <w:tblGrid>
-        <w:gridCol w:w="1272"/>
-        <w:gridCol w:w="2306"/>
-        <w:gridCol w:w="1373"/>
-        <w:gridCol w:w="1640"/>
-        <w:gridCol w:w="2475"/>
-      </w:tblGrid>
-      <w:tr>
-        <w:tblPrEx>
-          <w:tblCellMar>
-            <w:top w:w="0" w:type="dxa"/>
-            <w:left w:w="0" w:type="dxa"/>
-            <w:bottom w:w="0" w:type="dxa"/>
-            <w:right w:w="0" w:type="dxa"/>
-          </w:tblCellMar>
-        </w:tblPrEx>
-        <w:trPr>
-          <w:trHeight w:val="441" w:hRule="exact"/>
-          <w:jc w:val="right"/>
-        </w:trPr>
-        <w:tc>
-          <w:tcPr>
-            <w:tcW w:w="1272" w:type="dxa"/>
-            <w:vAlign w:val="center"/>
-          </w:tcPr>
-          <w:p>
-            <w:pPr>
-              <w:pStyle w:val="20"/>
-              <w:spacing w:before="13"/>
-              <w:ind w:left="13" w:right="95"/>
-              <w:jc w:val="both"/>
-              <w:rPr>
-                <w:rFonts w:ascii="Times New Roman" w:hAnsi="Times New Roman" w:cs="Times New Roman"/>
-                <w:b/>
-                <w:sz w:val="24"/>
-                <w:szCs w:val="24"/>
-              </w:rPr>
-            </w:pPr>
-            <w:r>
-              <w:rPr>
-                <w:rFonts w:ascii="Times New Roman" w:hAnsi="Times New Roman" w:cs="Times New Roman"/>
-                <w:b/>
-                <w:sz w:val="24"/>
-                <w:szCs w:val="24"/>
-              </w:rPr>
-              <w:t>检测人：</w:t>
-            </w:r>
-          </w:p>
-        </w:tc>
-        <w:tc>
-          <w:tcPr>
-            <w:tcW w:w="2306" w:type="dxa"/>
-            <w:vAlign w:val="center"/>
-          </w:tcPr>
-          <w:p>
-            <w:pPr>
-              <w:pStyle w:val="20"/>
-              <w:spacing w:before="13"/>
-              <w:jc w:val="both"/>
-              <w:rPr>
-                <w:rFonts w:ascii="Times New Roman" w:hAnsi="Times New Roman" w:cs="Times New Roman"/>
-                <w:b/>
-                <w:sz w:val="24"/>
-                <w:szCs w:val="24"/>
-              </w:rPr>
-            </w:pPr>
           </w:p>
         </w:tc>
         <w:tc>

--- a/WebContent/docx/肺癌68基因检测报告-单样本-简版-苏州市立医院.docx
+++ b/WebContent/docx/肺癌68基因检测报告-单样本-简版-苏州市立医院.docx
@@ -898,12 +898,12 @@
       </w:pPr>
       <w:bookmarkStart w:id="2" w:name="_Toc18062_WPSOffice_Level1"/>
       <w:bookmarkStart w:id="3" w:name="_Toc26003"/>
-      <w:bookmarkStart w:id="4" w:name="_Toc15852"/>
+      <w:bookmarkStart w:id="4" w:name="_Toc10518"/>
       <w:bookmarkStart w:id="5" w:name="_Toc7021_WPSOffice_Level1"/>
-      <w:bookmarkStart w:id="6" w:name="_Toc17451"/>
-      <w:bookmarkStart w:id="7" w:name="_Toc19594"/>
-      <w:bookmarkStart w:id="8" w:name="_Toc11015_WPSOffice_Level1"/>
-      <w:bookmarkStart w:id="9" w:name="_Toc10518"/>
+      <w:bookmarkStart w:id="6" w:name="_Toc15852"/>
+      <w:bookmarkStart w:id="7" w:name="_Toc17451"/>
+      <w:bookmarkStart w:id="8" w:name="_Toc19594"/>
+      <w:bookmarkStart w:id="9" w:name="_Toc11015_WPSOffice_Level1"/>
       <w:bookmarkStart w:id="10" w:name="_Toc11465"/>
       <w:bookmarkStart w:id="11" w:name="_Toc3823"/>
       <w:r>
@@ -1216,13 +1216,13 @@
           </w14:shadow>
         </w:rPr>
       </w:pPr>
-      <w:bookmarkStart w:id="13" w:name="_Toc18058"/>
-      <w:bookmarkStart w:id="14" w:name="_Toc4088"/>
-      <w:bookmarkStart w:id="15" w:name="_Toc6221_WPSOffice_Level1"/>
-      <w:bookmarkStart w:id="16" w:name="_Toc3871"/>
-      <w:bookmarkStart w:id="17" w:name="_Toc25920"/>
-      <w:bookmarkStart w:id="18" w:name="_Toc1410"/>
-      <w:bookmarkStart w:id="19" w:name="_Toc23369_WPSOffice_Level1"/>
+      <w:bookmarkStart w:id="13" w:name="_Toc3871"/>
+      <w:bookmarkStart w:id="14" w:name="_Toc25920"/>
+      <w:bookmarkStart w:id="15" w:name="_Toc4088"/>
+      <w:bookmarkStart w:id="16" w:name="_Toc1410"/>
+      <w:bookmarkStart w:id="17" w:name="_Toc23369_WPSOffice_Level1"/>
+      <w:bookmarkStart w:id="18" w:name="_Toc18058"/>
+      <w:bookmarkStart w:id="19" w:name="_Toc6221_WPSOffice_Level1"/>
       <w:bookmarkStart w:id="20" w:name="_Toc21694"/>
       <w:bookmarkStart w:id="21" w:name="_Toc18320"/>
       <w:r>
@@ -1280,9 +1280,9 @@
         </w:rPr>
       </w:pPr>
       <w:bookmarkStart w:id="22" w:name="_Toc149832728"/>
-      <w:bookmarkStart w:id="23" w:name="_Toc5915"/>
-      <w:bookmarkStart w:id="24" w:name="_Toc27165"/>
-      <w:bookmarkStart w:id="25" w:name="_Toc11674"/>
+      <w:bookmarkStart w:id="23" w:name="_Toc27165"/>
+      <w:bookmarkStart w:id="24" w:name="_Toc11674"/>
+      <w:bookmarkStart w:id="25" w:name="_Toc5915"/>
       <w:bookmarkStart w:id="26" w:name="_Toc149826003"/>
       <w:r>
         <w:rPr>
@@ -2482,13 +2482,13 @@
           <w:szCs w:val="18"/>
         </w:rPr>
       </w:pPr>
-      <w:bookmarkStart w:id="27" w:name="_Toc14062"/>
-      <w:bookmarkStart w:id="28" w:name="_Toc20136_WPSOffice_Level1"/>
-      <w:bookmarkStart w:id="29" w:name="_Toc12381"/>
-      <w:bookmarkStart w:id="30" w:name="_Toc22132"/>
+      <w:bookmarkStart w:id="27" w:name="_Toc12381"/>
+      <w:bookmarkStart w:id="28" w:name="_Toc14062"/>
+      <w:bookmarkStart w:id="29" w:name="_Toc22132"/>
+      <w:bookmarkStart w:id="30" w:name="_Toc20136_WPSOffice_Level1"/>
       <w:bookmarkStart w:id="31" w:name="_Toc2781"/>
-      <w:bookmarkStart w:id="32" w:name="_Toc19898_WPSOffice_Level1"/>
-      <w:bookmarkStart w:id="33" w:name="_Toc19184"/>
+      <w:bookmarkStart w:id="32" w:name="_Toc19184"/>
+      <w:bookmarkStart w:id="33" w:name="_Toc19898_WPSOffice_Level1"/>
       <w:r>
         <w:rPr>
           <w:rFonts w:hint="eastAsia" w:ascii="微软雅黑" w:hAnsi="微软雅黑" w:eastAsia="微软雅黑" w:cs="微软雅黑"/>
@@ -2590,8 +2590,8 @@
       </w:pPr>
       <w:bookmarkStart w:id="34" w:name="_Toc12253"/>
       <w:bookmarkStart w:id="35" w:name="_Toc5941"/>
-      <w:bookmarkStart w:id="36" w:name="_Toc149832729"/>
-      <w:bookmarkStart w:id="37" w:name="_Toc31425"/>
+      <w:bookmarkStart w:id="36" w:name="_Toc31425"/>
+      <w:bookmarkStart w:id="37" w:name="_Toc149832729"/>
       <w:r>
         <w:rPr>
           <w:rFonts w:hint="eastAsia" w:ascii="Times New Roman" w:hAnsi="Times New Roman" w:eastAsia="微软雅黑" w:cs="Times New Roman"/>
@@ -2682,7 +2682,7 @@
           </w:tblCellMar>
         </w:tblPrEx>
         <w:trPr>
-          <w:trHeight w:val="441" w:hRule="exact"/>
+          <w:trHeight w:val="680" w:hRule="exact"/>
           <w:jc w:val="right"/>
         </w:trPr>
         <w:tc>
@@ -2733,134 +2733,73 @@
             </w:pPr>
             <w:r>
               <w:rPr>
+                <w:rFonts w:hint="eastAsia" w:ascii="Times New Roman" w:hAnsi="Times New Roman" w:cs="Times New Roman"/>
+                <w:b/>
+                <w:sz w:val="24"/>
+                <w:szCs w:val="24"/>
+              </w:rPr>
+              <w:t>{{"ty_tianjin1"|sign(64,28)}}</w:t>
+            </w:r>
+            <w:r>
+              <w:rPr>
                 <w:sz w:val="22"/>
               </w:rPr>
-              <mc:AlternateContent>
-                <mc:Choice Requires="wpg">
-                  <w:drawing>
-                    <wp:anchor distT="0" distB="0" distL="114300" distR="114300" simplePos="0" relativeHeight="251661312" behindDoc="0" locked="0" layoutInCell="1" allowOverlap="1">
-                      <wp:simplePos x="0" y="0"/>
-                      <wp:positionH relativeFrom="column">
-                        <wp:posOffset>-319405</wp:posOffset>
-                      </wp:positionH>
-                      <wp:positionV relativeFrom="paragraph">
-                        <wp:posOffset>-553085</wp:posOffset>
-                      </wp:positionV>
-                      <wp:extent cx="1443355" cy="1443355"/>
-                      <wp:effectExtent l="0" t="0" r="0" b="0"/>
-                      <wp:wrapNone/>
-                      <wp:docPr id="41" name="组合 6"/>
-                      <wp:cNvGraphicFramePr/>
-                      <a:graphic xmlns:a="http://schemas.openxmlformats.org/drawingml/2006/main">
-                        <a:graphicData uri="http://schemas.microsoft.com/office/word/2010/wordprocessingGroup">
-                          <wpg:wgp>
-                            <wpg:cNvGrpSpPr/>
-                            <wpg:grpSpPr>
-                              <a:xfrm rot="0">
-                                <a:off x="0" y="0"/>
-                                <a:ext cx="1443355" cy="1443355"/>
-                                <a:chOff x="18706" y="18782"/>
-                                <a:chExt cx="2273" cy="2273"/>
-                              </a:xfrm>
-                            </wpg:grpSpPr>
-                            <pic:pic xmlns:pic="http://schemas.openxmlformats.org/drawingml/2006/picture">
-                              <pic:nvPicPr>
-                                <pic:cNvPr id="35" name="图片 6" descr="蔡冬雪"/>
-                                <pic:cNvPicPr>
-                                  <a:picLocks noChangeAspect="1"/>
-                                </pic:cNvPicPr>
-                              </pic:nvPicPr>
-                              <pic:blipFill>
-                                <a:blip r:embed="rId6">
-                                  <a:clrChange>
-                                    <a:clrFrom>
-                                      <a:srgbClr val="FFFFFF">
-                                        <a:alpha val="100000"/>
-                                      </a:srgbClr>
-                                    </a:clrFrom>
-                                    <a:clrTo>
-                                      <a:srgbClr val="FFFFFF">
-                                        <a:alpha val="100000"/>
-                                        <a:alpha val="0"/>
-                                      </a:srgbClr>
-                                    </a:clrTo>
-                                  </a:clrChange>
-                                </a:blip>
-                                <a:srcRect l="18656" t="33322" r="18897" b="26699"/>
-                                <a:stretch>
-                                  <a:fillRect/>
-                                </a:stretch>
-                              </pic:blipFill>
-                              <pic:spPr>
-                                <a:xfrm>
-                                  <a:off x="19199" y="19551"/>
-                                  <a:ext cx="1261" cy="566"/>
-                                </a:xfrm>
-                                <a:prstGeom prst="rect">
-                                  <a:avLst/>
-                                </a:prstGeom>
-                              </pic:spPr>
-                            </pic:pic>
-                            <pic:pic xmlns:pic="http://schemas.openxmlformats.org/drawingml/2006/picture">
-                              <pic:nvPicPr>
-                                <pic:cNvPr id="36" name="图片 25"/>
-                                <pic:cNvPicPr>
-                                  <a:picLocks noChangeAspect="1" noChangeArrowheads="1"/>
-                                </pic:cNvPicPr>
-                              </pic:nvPicPr>
-                              <pic:blipFill>
-                                <a:blip r:embed="rId7">
-                                  <a:extLst>
-                                    <a:ext uri="{28A0092B-C50C-407E-A947-70E740481C1C}">
-                                      <a14:useLocalDpi xmlns:a14="http://schemas.microsoft.com/office/drawing/2010/main" val="0"/>
-                                    </a:ext>
-                                  </a:extLst>
-                                </a:blip>
-                                <a:srcRect/>
-                                <a:stretch>
-                                  <a:fillRect/>
-                                </a:stretch>
-                              </pic:blipFill>
-                              <pic:spPr>
-                                <a:xfrm>
-                                  <a:off x="18706" y="18782"/>
-                                  <a:ext cx="2273" cy="2273"/>
-                                </a:xfrm>
-                                <a:prstGeom prst="rect">
-                                  <a:avLst/>
-                                </a:prstGeom>
-                                <a:noFill/>
-                                <a:ln>
-                                  <a:noFill/>
-                                </a:ln>
-                              </pic:spPr>
-                            </pic:pic>
-                          </wpg:wgp>
-                        </a:graphicData>
-                      </a:graphic>
-                    </wp:anchor>
-                  </w:drawing>
-                </mc:Choice>
-                <mc:Fallback>
-                  <w:pict>
-                    <v:group id="组合 6" o:spid="_x0000_s1026" o:spt="203" style="position:absolute;left:0pt;margin-left:-25.15pt;margin-top:-43.55pt;height:113.65pt;width:113.65pt;z-index:251661312;mso-width-relative:page;mso-height-relative:page;" coordorigin="18706,18782" coordsize="2273,2273" o:gfxdata="UEsDBAoAAAAAAIdO4kAAAAAAAAAAAAAAAAAEAAAAZHJzL1BLAwQUAAAACACHTuJAp2H8XtoAAAAL&#10;AQAADwAAAGRycy9kb3ducmV2LnhtbE2PQWvCQBCF74X+h2UKvelutDaSZiNF2p6koBZKb2t2TILZ&#10;2ZBdE/33HU/t7T3m4817+eriWjFgHxpPGpKpAoFUettQpeFr/z5ZggjRkDWtJ9RwxQCr4v4uN5n1&#10;I21x2MVKcAiFzGioY+wyKUNZozNh6jskvh1970xk21fS9mbkcNfKmVLP0pmG+ENtOlzXWJ52Z6fh&#10;YzTj6zx5Gzan4/r6s198fm8S1PrxIVEvICJe4h8Mt/pcHQrudPBnskG0GiYLNWeUxTJNQNyINOV1&#10;BxZPagayyOX/DcUvUEsDBBQAAAAIAIdO4kCXg/U5cwMAAEAJAAAOAAAAZHJzL2Uyb0RvYy54bWzN&#10;VsluE0EQvSPxD625O7N4G4/iRMGJIyQEFoQP6PT0LGJmutU9XiLEDbHcOHDLiSviD5D4myjwF1R1&#10;jx3HCZCgCGEpTvVS1VXv1ev29u6iLMiMK52Lauj4W55DeMVEnFfp0Hl+NG6FDtE1rWJaiIoPnROu&#10;nd2d+/e25zLigchEEXNFIEilo7kcOlldy8h1Nct4SfWWkLyCxUSoktYwVKkbKzqH6GXhBp7Xc+dC&#10;xVIJxrWG2X276DQR1U0CiiTJGd8XbFryqrZRFS9oDSXpLJfa2THZJgln9ZMk0bwmxdCBSmvzDYeA&#10;fYzf7s42jVJFZZazJgV6kxQ2aippXsGhq1D7tKZkqvIrocqcKaFFUm8xUbq2EIMIVOF7G9gcKjGV&#10;ppY0mqdyBToQtYH6X4dlj2cTRfJ46HR8h1S0BMbPv74++/CO9BCcuUwj2HOo5DM5Uc1EakdY7yJR&#10;JVHC4IpjqIgsDLwnK3j5oiYMJv1Op93udh3CYG05MASwDFhCPz/sez2H4HrYDwNLD8sOmghB0G9b&#10;d2OBr2tTAAMzXSUmcxbBX4MYWFcQ+3Ofglc9VRzwx2jVbJKzibKDC9TaUI5F7ez02/n7t4Aaiblm&#10;0GLfP346e/Plx+lnrAJDoJeNQTG5R4K90KQSo4xWKd/TEpoV6sbd7uXtZngpgeMil+O8KBBytO9W&#10;PURFvDzm0BTqYeybvmaFsnniiTAYK1GiqVV6PCoUmVEQ2Nh8zH5ayIzaWd/Djylrtd8QtxYGzCNx&#10;63g0WjvmFydgWGgSOGCZP4wQMnsaewqo4+Xgh70ucAcMtNvtIHAIMOiH4aBvLoqg1xsMbDfqWvGa&#10;ZeieAAPoj4xBacsFQ9cFQ8ilBvGgB8oF/zcy8Qc+hDXtPuh2DfU0Wskl6IEkUSvdntHiqtehfZSu&#10;D7koCRpAEyRhYZ890k06yy1NN9kMTGqQkG1IMP6BQgDVSwoJurcUxIVGlBLzjNNY/4c6CQwBQB4w&#10;gBQjjeYFeBmEe543CB60Rl1v1Op4/YPW3qDTb/W9g37H64T+yB+9Qm+/E001h3uBFvsyb6iB2SuX&#10;17XXffMk2YfEPEhWf0thQEKmT5cpXtUB9PFaG99Ff193nSMw+Bz85jK/ZYPTqBJ4G5r8iwqrWE1A&#10;lThjGn9TA+bNgIfVwNL8CMCXe30M9voPn52fUEsDBAoAAAAAAIdO4kAAAAAAAAAAAAAAAAAKAAAA&#10;ZHJzL21lZGlhL1BLAwQUAAAACACHTuJAlnqt+DEUAAAsFAAAFQAAAGRycy9tZWRpYS9pbWFnZTEu&#10;anBlZwEsFNPr/9j/4AAQSkZJRgABAQEA3ADcAAD/2wBDAAgGBgcGBQgHBwcJCQgKDBQNDAsLDBkS&#10;Ew8UHRofHh0aHBwgJC4nICIsIxwcKDcpLDAxNDQ0Hyc5PTgyPC4zNDL/2wBDAQkJCQwLDBgNDRgy&#10;IRwhMjIyMjIyMjIyMjIyMjIyMjIyMjIyMjIyMjIyMjIyMjIyMjIyMjIyMjIyMjIyMjIyMjL/wAAR&#10;CADYATUDASIAAhEBAxEB/8QAHwAAAQUBAQEBAQEAAAAAAAAAAAECAwQFBgcICQoL/8QAtRAAAgED&#10;AwIEAwUFBAQAAAF9AQIDAAQRBRIhMUEGE1FhByJxFDKBkaEII0KxwRVS0fAkM2JyggkKFhcYGRol&#10;JicoKSo0NTY3ODk6Q0RFRkdISUpTVFVWV1hZWmNkZWZnaGlqc3R1dnd4eXqDhIWGh4iJipKTlJWW&#10;l5iZmqKjpKWmp6ipqrKztLW2t7i5usLDxMXGx8jJytLT1NXW19jZ2uHi4+Tl5ufo6erx8vP09fb3&#10;+Pn6/8QAHwEAAwEBAQEBAQEBAQAAAAAAAAECAwQFBgcICQoL/8QAtREAAgECBAQDBAcFBAQAAQJ3&#10;AAECAxEEBSExBhJBUQdhcRMiMoEIFEKRobHBCSMzUvAVYnLRChYkNOEl8RcYGRomJygpKjU2Nzg5&#10;OkNERUZHSElKU1RVVldYWVpjZGVmZ2hpanN0dXZ3eHl6goOEhYaHiImKkpOUlZaXmJmaoqOkpaan&#10;qKmqsrO0tba3uLm6wsPExcbHyMnK0tPU1dbX2Nna4uPk5ebn6Onq8vP09fb3+Pn6/9oADAMBAAIR&#10;AxEAPwD3+iiigAooooAKKKKACiiigAooooAKKKKACiiigAooooAKKKKACiiigAooooAKKKKACiii&#10;gAooooAKKKKACiiigAooooAKKKKACiiigAooooAKKKKACiiigAooooAKKKKACiiigAooooAKKKKA&#10;CiiigAooooAKKKKACiiigAooooAKKKKACiiigAooooAKKKKACiiigAooooAKKKKACiiigAooooAK&#10;KKKACiiigAooooAKKKKACiiigAooooAKKKKACiiigAooooAKKKKACiiigAooooAKKKKACiiigAoo&#10;ooAKKKKACiiigAooooAKKKKACiiigAooooAKKKKACiiigAooooAKKKKACiiigAooooAKKKKACiii&#10;gAooooAKKKKACiiigAooooAKKKKACiiigAooooAKKKKACiiigAooooAKKKKACiiigAooooAKKKKA&#10;CiiigAorl/H3i4+CfDD6wtibwiVYhEH2DLZ5JweOPStLw3r0PiPw1Y61Chiiu4RLsZgSnqCfY5oA&#10;1qK878M/Faz8VePL3QNOspJbGCIul+vRiv3sjsuTgHv+Ndxfarp+l25uNQvre1hBwZJ5Qi59Mk0A&#10;XKKjt7iG6gSe3mjmhkG5JI2DKw9QR1qSgAooooAKKKKACiiigAooooAKKKKACiiigAoozRQAUUUU&#10;AFFFFABRRRQAUUUUAFFFFABRRRQAUUUUAFFFFABSNnacdaWigD52034t694Bv7/SfFmlXd7ctdPJ&#10;5z3DLhSf+WaspBXrjBAxiukk/aN8MrDG0el6o8h++hVBt/HdzXr1xZ212my5t4pk/uyIGH61RHhj&#10;QBKJRomm+YvAb7ImR+OKAPn34i/GOz8aeGJtGs9JmgieRGaeaUErtOR8qg9cY61n2PxG8b+Gfh9Y&#10;WlvpkVppOwww30tu26TcWPyljtY9egr2z4neCpfFHgaTSdIW2t5knSdFb92hxkHJA44JP4V5X4K8&#10;L6349GhWGqRqvhrw6zxtJv3LdyBycL6jG1c9MA+uKAMzwV8JfGOraKt/Z6omkWGoAEq0siySRjIB&#10;Kr1HJIBPOa6qH9nFppw+peK5ZkzkhLb5j+LOfbtXu6qEUKoAAGAB2paAM3QdEtPDmh2ekWCsttax&#10;7E3HJPck+5JJP1rSoooAKKKKACsHxtqsmh+CdZ1KGQxzW9o7ROMcPjC9fcit6vIfjxrsn9h2PhSw&#10;zJqGrToTEi7j5asCOnPLhfyNAG38GfEGseJPA5vtZuPtEi3TxRSEfMyAD7xHU5JGfavQ6wvB/huD&#10;wl4VsdFgbeLdPnkxje5OWb8STXO6x8XNB8PeKJdC1m2v7J0ZQty8IMTgjO4EEnHbOKAO/opFYOoY&#10;HIPINLQAUUUUAFUtX0/+1dHvNP8AtE1t9piaLzoWw6ZGMg+tXaKAPnifwr8W/D3im1tNM12+1KFm&#10;DrO0zmFUBxiQPwOM/KM/yr6FTdsG4jdjnHrXiGs/F3X7T4qXuk6RpcuradaBomsoI8yO6j5nDKCQ&#10;A314p3/CYfGi6uXNt4PtooicoksWNo9NzSDNAHt9FeS+GPiZ4ji8Z2/hnxvosGm3V6M2skJ4JJO0&#10;H5mBzgjIPXtzXrVABRRRQAUUUUAFFFFABRRRQAUUUUAFFFFABRRRQAUUUUAFeffFf4hzeAdItHsI&#10;rebULqUhEuASoRfvNgEHqVHXvXoNfPPxmjk8RfFvw74ejLSx+XErRL/CZJDvP/fKr+VAHtnhe/1D&#10;WfDFnfavZR2t1dIZHt15CqSdoOe+3bn3z06VrQwRW8SxQxpHGowqIMAD2AryX4oePNb8J+MfDml6&#10;LPAsM6gzW7RBg4LhVB7gdcYIr16gCK4uYLO3e4uZo4YIxueSRgqqPUk8CmWd9aajbrcWVzDcwN0k&#10;hcOp/EcV5j8ePE1npngaTRjKpvtRZAkWfmCKwYv9MqBz1z9a1fgtol1ofw2skvAVmu3a72Hqqvjb&#10;+gB/GgD0GiiigAooooAD0rznw54Gv5PiLq/jDxE/mXKzPDpkYYFY4OgbGTgkZGPcnqa9GooAK+f/&#10;ANoq/iu9R0HQ4FVrsbpiRjcN5CqPxIb8hXuup6jbaRpd1qN5II7a2iaWRj2AGa+f/h7pd18Rfivf&#10;eLNTTNnZSiZUbkCT/llH/wAAABPuPegD6A0y2ls9KtLaeXzpoYUjeT++wUAn8TVuiigAooriPir4&#10;wu/BXgx9RsI0a7lmW3iZxlULAndj2AP40AdvSE4BJ6Vg+CdSn1jwRouoXM4nuJ7ON5ZQMbnx8xxg&#10;c5zXMeP/AIqW3hW/j0LTbJ9T12cDbbpnEe77u7AJJPZR+lAHnXwST+2vip4h1uQsdqSuufWWXP8A&#10;IGvouvmb4E+JdK8P6j4huNav7eySSKLaZmC7iC2QB1J56Cuy8U/H3RV065s/DKXV3qUimO3mMO2N&#10;WJxnBOTxkjjrigCvFu8dftDm4hG/TfDqBDIvQuucfjvJ/BK9vrhvhZ4Lbwb4TSK7AOqXjefePnJ3&#10;HoufYfqTXc0AFFFFABRRRQAUUUUAFFFFABRRRQAUUUUAFFFFABRRRQAVya/D3RU8fP4zJuW1NlwF&#10;aQeWp2bMgYznb74rrK+fLrxtqVn8dNSji1q5OhWkkk1zCZMptig+Zcf7wIA9fegCt4oiPiv9o+wt&#10;Fy8FrcRRE9sQqJHH5kivX/iL4e1fxJ4Uks9D1GWyv0kWVCkrRiTGcoxHODnP1Ary34GadNrfjDXP&#10;Fl9l5VG1X7ebKdz4+gwPo1dF8ePFmr+GtH0uHR7+Szlu5JPMeLAYqoXgHqOT2oA8nhvtR8K+Ok1H&#10;4kaDeaqwj8pftXzAYwAyk/JJgZ46c5619HeFfHnhrxZEqaPqMTTBMm1b5JUA/wBk9h6jIq9aW0Ov&#10;+F7JNZtYLoXNrG88UsYKlioJ4PvXO6H8I/Cvh3xMmvabBcR3Ee4xxGYtHGSMEgHnoT1J60Ad3RRR&#10;QAUUUUAB6V4Pr/xH+KHgy68/W9Bs30/zCBIkZKEZwBvViFP1Fe8V5V8WPiVD4fiPh7ToY7vVrpdr&#10;qyBxCrcA7T95j2X8T6EA4bxr8TZPiLZ2PhvSLK6gkuyoli+Us1xuG1M5/wBWPvFsdhwMGvb/AAZ4&#10;Yt/CPhq10qA75FHmXEp5MsrcsxP16ewFeI6b8C9ej8NQapb332TXA5mjtGcr5akDA3j7sgx16c4r&#10;T8HfGLU9A1WTw74/imSWFhH9raP54z6SAfeX/aH69aAPeqKq6fqNlqtlHe2F1Fc20gyksThlP4ir&#10;VABXPeNvDMXi/wAJX+jSMEeZMxSEfckByp/Mc+xNdDRQB4x8ErjxXpVxe+E9a0ueGxsVeSKeWJlw&#10;xcDYrHhlPzMPx7VrePPgvYeM9ebWo9TmsLuRVWbEfmK+0YBxkYOAB+FeoYrwb4p/Gl7e4ufD/hiU&#10;BlzHc36/eRs4Kx+45G78vWgDxOL7NoOsahb6lpy30tv5kEaO7IiShsb2A5YDB+XI5x9K9V+BfgBd&#10;Uvj4s1WH/RbaT/Q0IAWSQZy2PRe3v9Kx/DNrrV/Zm28H+DhM84xPrGqwrKXOc5G/92g9huPua77S&#10;/gpq+oWmfFPiy9LchLXT32xRgnJAyMc+gUUAezwzwzpuhlSRfVGBFSV85+ArM+GPjvL4d8PX15ca&#10;VErpd+YwIYrHkk4AHD4Gf8a+jKACiiigAopNo3bu9LQAUUUUAFFFFABRRRQAUUUUAFFFFABRRRQB&#10;yvxH1+68M+A9U1SyjZrmOMJGQM7GYhQ5+mc/hXx2LW6ZVvZixMzEruyXlORkj1GSOe5z6Gvua/uL&#10;W0sLi4vXjS1ijZ5Wk+6FAySfbFfPXgOxf4kfF298SXEDf2TYSCSJCMKMcQpj2A3EDuPegD2D4b+F&#10;h4Q8E2OnuuLpx590fWVuSPw4X8K8O+OertqHxNttNkiae2sYY0WGP70jP8xAPqflHHpXcfHXx9d6&#10;BZQeHtLlaG6vYjJPMjYZIs4AU9ixB59B715n8OL5PD/xL0dLee21qS/Cx3BK48mRic7XcZJUYOR1&#10;yQPWgDppPiB8R/C/ifRItdS3t7O+dQmlpHGNsW4LjIBZTzxk9ua9513xBpnhnTf7Q1e5Fva71j8w&#10;qT8zHA6V4sbOPxx+0lOs482x0aMEoQGUmMDg/wDbRj+VdP8AH/UrW0+Hf2OUqbi7uYxCpPPynczD&#10;6AY/4FQB6bYX9pqljDe2NxHcWsy7o5Y2yrD2NWK4z4T2U+n/AAv0GC4jaOQwGTaxBOHdnHT1DA/j&#10;XZ0AFFFc348i1qXwZqA8PPIuqKEeERnDNtcFlH1UEfjQAeNvGFj4L8PTajdMjTkbba3LYM0nYfTu&#10;T2FeXfCvwfqniHxD/wAJ94i2lZHee0jYcyO3HmeyqBhQfY8Y5h0fwN4p+JPitfEHjm2NnpkRKLYP&#10;uRmA/gVeqrnJLE5P06e7W1tDZ2sVtbxrHDEgSNFGAqgYAH4UAMvLy10+1kur24it7eMZeWVwqqPc&#10;npXL654U8I/EbTfPkW2uyy7Yr+0dTImPRx1+hyK1/E/hrT/FmiS6TqQl+zyMGzE+1lYHIIP+Ncv8&#10;NfhzJ4BudZP2/wC0W15MDbxfNmONS2N3YtgjOB2oA86uvAXj74YXD33hC9k1KxLb5IUXJIH9+I8N&#10;9V5+ldD4C+L2v+KfGFpod/oKQKYnFxJGrgo6jIYhvujjGOeTXsuKaEUEkKAT3xQA6iiigArjo/hb&#10;4Mj1uTV/7Dhe7kcyHzHZ03k5LBCduc+1djQelAHjvjv4j67/AMJQPCHgW0M2oxHbcTCNWCHAwq7v&#10;lGM8luB0rktF+N2t6XoniKx8RTifWYAUsnEagiXJVgdoCkKfm/A9ciuk+G+rWGgXnxAvdXkjXVbe&#10;9mnmVyBK8S7jwO4znp6j2rwWy0vU/FfiH7Np8D3F9ezM+xe2Tklj2HPWgD6M+BPhmHT/AAvLr00i&#10;T6lqbkyShtxRAfu59c5J98DtXrNZPhrQrfw14csNHtf9VaxBM/3m6s34kk/jWtQAUUUUAFFFFABR&#10;RRQAUUUUAFFFFABRRRQAUUUUAFFFFAHiPxu8cLNaQeEdGkS6ubyfyrtYWyylWGIsDoSxH4D3r0X4&#10;feEovBvg+z0sYNxjzbpx/FK33vwHQewFVh8M9AHjtvF+Lk6izb9nmARB9u3dgDOfx612VAHJeMfh&#10;x4e8cSW82rQzC4gG1JoJNjbeu08EEZryn4u+GLHwH/wimteH9Oigg0+5wwGfncFXUuepztbmvoOs&#10;/W9D07xFpcum6rarc2kuN0bEjkcggjkH3FAHk3wA0W6e11bxbfSiSbU5Sikr83DEu2fdj2/u16rr&#10;fh3SPEcEUGr6fDeRRP5iLKMhW6ZqfSNIsdC0q30zTbdbezt12xxqScDOTyeTySau0ANRFjRURQqq&#10;MAAYAFOoooAKKKKACiiigDk/iHrfiHw/4ZN/4b0xNQukmUSxsjPtjwcsFUgnnA/HNUvh/wCNNd8X&#10;/aJtR8MTaTaRovlTSOT5r9wAQDj3/Wu5oxQAUUUUAFFFFABRRRQB5542+EGheMr86iZZtPv2wJZr&#10;cAiUdPmU9T7/AM6vfD74b6X4CspPIY3WoTcTXbrgsOygc4H8/wAq7WigAooooAKKKKACiiigAooo&#10;oAKKKKACiiigAooooAKKKKACiiigAooooAKKKKACiiigAooooAKKKKACiiigAooooAKKKKACiiig&#10;AooooAKKKKACiiigAooooAKKKKACiiigAooooAKKKKACiiigAooooAKKKKACiiigAooooAKKKKAC&#10;iiigAooooAKKKKACiiigAooooAKKKKACiiigAooooAKKKKACiiigAooooAKKKKACiiigAooooAKK&#10;KKACiiigAooooAKKKKACiiigAooooAKKKKACiiigAooooAKKKKACiiigAooooAKKKKACiiigAooo&#10;oAKKKKACiiigAooooAKKKKACiiigAooooAKKKKACiiigAooooAKKKKACiiigAooooAKKKKACiiig&#10;AooooAKKKKACiiigAooooAKKKKACiiigAooooAKKKKACiiigAooooA//2VBLAwQUAAAACACHTuJA&#10;mShvoCAzAAAbMwAAFAAAAGRycy9tZWRpYS9pbWFnZTIucG5nARsz5MyJUE5HDQoaCgAAAA1JSERS&#10;AAABLAAAASwIBgAAAHl9jnUAADLiSURBVHja7V0NaBVH1y4hhBBCUJKgkooiQYKIBIxoqaUWgoQS&#10;JEhFSytVKiWUUKQEamlLWqRYWrGllooECSIloGJFRYVQ5CUUEUVFRUWRICEECaioaNDA/Xb9nkmP&#10;48z+3N29d/fe54EhufszMzs75+yZM+fnjTcIgiAIgiAIgiAIgiAIgiAIgiAIgiAIgiAIgiAIgogd&#10;uTfeaHDKCqd0OmWTU753Sr9TTjnljFNuO2XEKeNOyQUoL5wyinuuoo4hpxxwyh7Uv8UpXU5Z6ZTZ&#10;fAsEQUimNB8MaatTdoMZ3QBzyaWkjIC5uUytFwytmW+PIEqXMdU6ZZVTtoHwzzvlcYqYUj7lGSS1&#10;Aad865QOVyrk2yaIbEpOm8CcLoG4c2VSrmLp2u2UFqdUckYQRLoYVDP0P4NOmSgj5hSkuJLkIYzP&#10;Ys4Wgig8g6qGLmcPFNlJEPoE9EdnwQh/xZJyE9peBaX8fJTaAH1W17bh/i7U59b7CxTwSqE/nuBz&#10;ue184NdngiDyZ1JvOqUHivG4lngPoM8ahOJ9A5jQjBTp3lrRr27oq4ZjlCJfYKeyl4p8goiHSXVD&#10;yom6c3cDjKmnFMwGXKYK5roJjOxSDAzsEsb7Tc4+gghGiA2QKI5HYFKPweR+wbKroUzGbgbMNL7H&#10;0jKKJHYGzJA7jwRhILZW2EI9znNpcxaE6m7vV3NEX45ppVPaYfYwlOcH4Bl2HVdwRIlyJ6haLEHO&#10;50FIt6EI76IUEFoC2wHzh3xMJnrTouMjiEIRTjO++g9CEsx57Ki1chRjew/bIJ2G3azY7tp5cRSJ&#10;UiaQNtgEvQipLHclqTaOYKLvZjGYUFjJy9U1ruQIEqVEDKugxA1jK+TqTVal8FlcXducANc1OeW6&#10;U845ZWnG3tdK6BPD2IINY7OElvVEZhlVe0hGdQkW2bUpfZ5a0dcpp5zwuLZGe7aDGXx/rrHrxyGX&#10;jKPYXSTjIjIz0TtDKNIf4GvekpFnO6D1f7HHtfK6sYy/02a8pwchPj4fkHERaZ7UK0J8jW9jh7Ah&#10;Y884T3uOCst1ddp1jSXyjtXO7o0wjIvUQaRNrxNUmT6U5S+v0+8q8Sz3Pa5brT13Xwm+9y64Sr0I&#10;qONaRWohijlhG7BMeBFwN6mtRJ57UgXX87hmRDI2/B3gB+vldXT9IQo6QavhkzdRToxKPP9DPNst&#10;y/l68fx3cewefp+lpP1SD9ZL/RZRiEnZETCky5lStZ0SzOe65fw+MQ6t4vhzHHteykaXYFxDAS3n&#10;O0lVRBKTcH7Ar+ftUp+EgmFfsUifOdOSEb59Ja3X0p63E/PBj3H97c4vUhkR18TbFGD5Vzb2N84z&#10;3sEzX8Z2/wLlcI1QL9adQefYTG3cXGltXgmPVSXmxUiACBvcTSQiTbbZ2N3x8+bfXQ5pqbBD2AwL&#10;9pyB8TSK3z951NNiuP+fUjF9sDzzDIT7eRxAlUBpiwg9wT4OIFUNh9XFONfPcsoyp3zulI9SPgau&#10;LdVap1wUeiu9uO4ru1x7LCFF3NHqWQhCHIfC/mvXXcdS3x14CFSW6LxqCeD94Crlt5AKiaC6qr8D&#10;+PptCUtUzvX7DXVVpngs3N2+k2A0Y+6On9b3C+LaPqVQx++lWDJOavccFvfUgBnqY/IIS+ylJTzP&#10;NgT4IJ5iKBvCaxJ1BxDZ+6Ms/5x7n4i6JjM4Rvd1huX8Xa4YDX7LZbS7I3jLKe/bmDOWmo1p8aEs&#10;1A4m7Ph+9Zlv49RtESb9wmAApXpnDG2tlZJExsZJd8u5IJyc/9GurTYxIOfYEiwv/02raQMSckxi&#10;6VpXgPY6AijlDzDLD6FCidwOIFXVxtSe3NqfMJxfg8l7D/qcgbTsomGJZxqfzSHqmKPd+zSNGWvc&#10;6BLScRvMeRhL2EUJtFeLeeY1D0fo3lPezKrLJ2XWSBRxHDGh5rq6IO34XWkFLo7vtPTjeQrGqtlL&#10;+rTc8zuWNAs0vZW8dyqF82IxlqmV2DAYMujvGhNq+4MAH9CtpN7yYlSVSELqZQQ6GEXh6dz7g1bf&#10;Q7UEEsvPO+L6Pz36UpWCMZPB7ExmDYt1yQPMWp3/AsfqtfveSeH8eGraENE8HO5Y7nWXwkdikLYO&#10;cIlIBLGtciWuTTG11aPVfV/ocaZdW8Q29xqYPch75qRgzL4U/fnIKdfwv6uH+g3/L8Gul6tkXyPu&#10;leYQszRJbSyF80Paku2yMF+3nPPQf8UiOWIn8bFP5A8mIClhZtXq4wc4Hnc6JyhUZRt1Qnl9F1/z&#10;syqulLZk+iEFYzZT74+wdD+n+oy/feLa33Hsa3HMXfJ+I36/m8I58ofo3wKLhPmJ5V79Y3M5pjk7&#10;4jNnGe+/BJlVu4/dy6mI5goHQMh38fcnbZlwTi0ztGVRn1ZPVZp2EIXu5gdxbEy3w9L6rspSGJRO&#10;MzFBfE9SOEfqdIZrYLr7A0hmqrTH1C+/XezHdKIuLWa11Ue5/m1UA07n/u8M9Z7QdRP4q5ZRb1v0&#10;a7k0TECxCdCrHX+E4xcN90jivijG/7kmPfalcJ78T99E0BjRU4+Pof7uk9hJ3Oajd6UyvgSY1Q4f&#10;cbojxrY6/RTmboQDSC1VHvUMp0QizZnGx2/JAxMA9/xa7XhLWi38taV7vYE550yW93BLku/7NP6u&#10;TqifbT5LxF8YZyubjKrSx65lOCmHZafen5FVZnr7G7tor2WPgenDLKUHSsnYVYNQ632WTZc96lhg&#10;OHbNFHkU7VUW8XlbxTNtF8f/MS0RcW6hQcXwPt6nMfROjP1t8PFHPECmlS1mVevjD/i3CoeScD/m&#10;4u8XaPdLyxddlW8s9bg6r7+ccrMQSymbUhnnmk2+hAE/INPKduxwjWi+hmOFXgoL3eIrMeoRMmda&#10;Etfm1kntvf1leM7JhPtd7TPHh2j2kA1mNcMnxdaOQn59hLJ0uWRkhn49tNyv22edKfL4LhN9OasR&#10;ai10PvMgteyFdfxdYdv0mlEspLkxMLCjBX6eW5r7VSs2DxaL4zXYLT2q51q0SKEqhHRzAfq/wydj&#10;D80eMsqsXhRSKYlJfxd6smqDhPIPnK1zpskNFxapP7mSBhcdd6NA9Olng6tNTku2eg9MwZVkPgVD&#10;WACpMQ0GsVUwZdgIe7MrcFBXZgy7IFFNgame9FOoC7OPfwv0DN0em0pkWillVvM9csU9S3qpAZ3C&#10;HSiWlcL6mHbNW3L3UOhORgwTUDKqOSka5yV6vHZIH8cgIV3Ec9WncI40hrhWpin707CMXGJzjBa7&#10;jda8jQk8W7uHkekNBgVMH7O67SFZrSxAHz7S2v1SO/+Z/tUVDGupOHZCxNxanMKxlkr3pozNE2Un&#10;9yOWrRUe1+qS4yxx7hsthdlFMLg5hmVzTwGfr82DaY2SaaWfWT2I23Ldox9SL3VdO3dYd3aGQaVi&#10;cn3QkzzUd6pSOub/eCVRTXG/11pMWy5jOThPLVM1xfpdk7SG3bj7Wn0/a2F4nhb4Gds8DKTJtFKg&#10;s7rhEWmhpYB9kdlinuDYLJHaSu40LfKYVMszMvZ1GZ0z16EbvIPl9kX8vYZyWYuC+iRAnTOx63sd&#10;9+rZgXoL/IwtHrZaN6jTKh6zOu/xJWkuQp+mdMNILKHqLdcvMPS9hW+3qPOqVg8jg82CQXHNelsS&#10;WXHNaDEjbrjZpT1WHlTEF2FSnU+b2Kv1ozbA9QNia3/6Xr7hos4tGV3iM6H7ml6qC1/KJu3eWRYV&#10;QaKGpHmqSy4xXnxhXkIl0r/bloHNRezb/SAMC8+gvsBfag7CuTS45pTJXKrQfh802bsJG7L72nJv&#10;QFzzle4jCZOJIZu1fAElrREP49JqzoRkX8CAh4K9pch96/DbztbsmJZbjr908+DbTvzDNy0ludKT&#10;KcKr5rD9VHOGvm6RrmdpbdUgrdvdYtjSQac1QTeewg/8Dg/ThRUp6aNrD7PXcq5PJB2tNpw/neWM&#10;OhmcT3eFZC7n01xxjTRvOKIt9TbjmrPa/SdT+KxeJg+/cDbEP+BbPYxCV2ag//+assto1+gK38/5&#10;5hN9J1cM86lVu2amXKYLk4Ue/P4ziD9oBphWL2dEvFLLM4tk1Znyvr8tdg//CHD90TSHEC6xeXVO&#10;yzi9EH+X+Oi6KjS9Vc4W3yxDtJSLM9RSOU+qVo/199aU911mev4q4D167r8KzoLE3s9a+Dm+J449&#10;Etmn+zzcb77QNnsqM/Tc3R6RSxluOcLAzvaIwb4jxf2uE1LVWJjNAMOysI4zoaDvrhrGo5NalqBm&#10;cY1MyrE3o8+53SOo5ZucCeEHtNKgzJTxrCozMPGrQt7TZNCrVHE2FO0dNsHvcFxIXSdLZQnlEU/r&#10;EmNphR/MPR6RQqtL7FmXGhJ15rLor1fC87ERoWYeiWXg21lesuOjaotcOsC3HnwguyzB9seTCmuc&#10;EoJo0UKT7ORsSOW7WiSs39WScUFGn6XBQ+2ygW/bfwBXlvsuBjYa/uFsSP17mivi1Lvlx4w+R7tF&#10;QHDpcBXftH3gZnj4Pn3LESJSLHHdlUlHMvgM2zx8c2fzLZsHbdAjySndB4jUL+sz3v/jWd3kKsZg&#10;dXtss5LDE0TyNNjg4SjdwxH6b6DmW1wGnqXFR5AgyoQWWy20+LiYkVCyIopu4ugQRMHpcYNHOJrK&#10;ch+cjy2DM8ipQxBFo0tbGKct5Twosy1+giNhoiGmKc07QZQIbbouYlctcefml+ugDFu4+Ach6liP&#10;e2ZymhHENF3Uw77qooyCGrKOVRb6PF92S0NXP2UZjP4QdcxksDuCeEkL78CIdQSZq3Nx5I906bHs&#10;l4bYFXxgMVKrDVHPsMykTBBlyqx+sDCV1xL65rk0HCnrXUPnQQ9ZBrczRB0yA/EcTluijBmWiZbu&#10;eqlKnONrgjrXI1eByXXneDkMru3h94SsR+1ijHDKEmXOsFwpaBmiRyxSqxQkvjAGgRSpyjoCtvFr&#10;VCEjiwNbbfEMnwhrzS5y+S2xnF8Y5jhBlCjNfaXreLVMQHcC1tMg4oLlrcbJ2uD1xGEgijAsL7PP&#10;GM5VIFrkI+34IjC5CU5jIoN0c8XjvB6Dfp9TfhO/++TyTwvDPRWiHxvKJoEFOPSEJSBfZci6buLe&#10;1R5LxWHt+ETJi7BEqTKsZZi7PxvOKWnpQ8NcrxTHdir1iasszzednCXg34OSC6vsPNBui69gS8h6&#10;qr2icYpU4zIGt8otNx6yLdp2EWmgHZlter12boG+2hDXrtOu3Q/Th0bbNQFXN4+jmCNlYcBbLYr2&#10;3XnUpRIAdEK0PSHOqQQOT7V7fsPx9oBtLBZp5+tJMkQKaOg9S8bwJTLjtPigu+WapAH8PYZcCfMi&#10;9OUXy9KwrVQG+1BcgcEg7k5ooYSXaS/vT+2ep7ruCi/3FvRd95RIrWX6pX0XkSY6elfPpiSWizmc&#10;r9SlHpHs9T38dpP6nonQjxkW26zjpTDIKyzS1aY86lqstmL1XUacv6yyK6sg+pDuXhF9kY/O9IWY&#10;JZaUOZIIkUJ6WiLnJxKYqPm7GcdcZrIP//dZJK5rup43ZD9sniorsz7A5w0PdTsfXyS8iLv4v0rY&#10;krjlE4NLwk4kC3jiw6zcTCifCr9Eo0KfIFJCU0pvNYkVgZsD84DhutPaPH+onXc/zjcj6NUuWVKE&#10;VWZ1YDvjMjYTL6lJO67X/dDmniB8D1VxdxsXiboeBU0pTxAx0kkVlml1Ie6ZK1cX2rlPLXT30HBt&#10;DgxvTh79XhU1eEEWpKszedbluhocNRx/X9S9Hcd+0tr8BsdvoizTvwKQ0HK6/RZBFIhW6jH/dgXN&#10;uyk+4uP43S42i2Q5BgZXZahDLilr8uj3UElIWRi8WHYSXIW4VxZk4Td12XCPKu/7tKGkq6UkH6JI&#10;NFMhGM6xIDt5Qqf1xOJPOMfC6FxD6s806/W+PPpsswDozNrgn4ljF8G5Z6O4f6HPl2bMg2HlPNr4&#10;iLuCRIpo56iYt0+wmfQObKBaIBUdtmQLz4HptVvqnik3lrRyLc/+Hsq0lOWxtm2LwKxU2WW59pZc&#10;o+OlPdJ2FH/0ka6qSC5ESmioQ8zLMOVeiBWQ7nlyPc++2qSsjqwMdlzS1T8Wdx73RbZq184Ta3m1&#10;LpfGcjm5W2iQrraTTIgU0lKXR+otJYGdg7tNVxiHZtT/najrSoR+HopLX13oAW6L2wrW3Rm0hFPe&#10;p123FH/HZBZeLXZWo0G6YsRSIu10VQOm1IoPcovJC0N4goyGqHsd7vkrQv9sUtbKtA+sidMOxVR3&#10;k2Hd/kRKW679FI7v1e4dMfgYKrOLbpIEkVFG5ppEHNOOhY4VByZYH7EvxzNl/Y4vwIuk7TLEF0EW&#10;Zdl+05SlVpgtLNL0XE847YkMM6wFFvuqm1EU6Xn2xWZ32ZLWwfs+Lqv2AG1VGCx5n0rHUO36OVLC&#10;EpLYZk57IsMMq9dkQwXJS9HF2QL254aBB2xP48DVWhJLdCfc7mpDm4ctDE7qtSYoXRElwLDuYF4v&#10;MJyTRtV7C9SfLZZ4WTPSNnA9xeyo2AlUxY0u+q52zUP8XY5rPuWUJzLOsF6JWGI4f0JcM7MA/bEJ&#10;Lr1pG7izccS7itiHdw19OCjO/4u/Y9wZJEqAWc3zC4WkxW9/q0D9MgXrvJqmgWtLk7LNoNuaxC7I&#10;PBGi5kdOeSLjDGunmOMXPK5TtlatBeqXbfNtRVoGzsRRLxW5Tx8a+nRS/F/LKU9knGHJDFQXfa59&#10;q8B9O5vKMMpILvE4jamsYTBqCjczyulOZJxZVegf45T172NLDofZaezYRJokGIOr0GVOeSLjDGuB&#10;NqeXpKx/1ZY8hluK3bFTWcig4fpJif6d45QnMs6w+vLJLVjgPu5OlX+hm4vMolxbldIB3AXXno84&#10;5YmMM6wLQWO9FbGPKy2bcW8Wq0Pdhs7c4HQiiMRpz7V32ptPaOMC9/OqgUf0FKszphDIv3A6EQQB&#10;HrE9FTZZHsvBFXxNBEGATyy2LAubC92RrYZOnOcrIghC4xUmm6xthe7EqaJ3giCILDCs3qRi5AXt&#10;QDWMwPROLObrIQhC4xfNBl7xomARHETs6FfiXvHVEARh4Rmm3cINhWq8n7uDBEGE4Bk7DDzjQKEa&#10;HzU03sXXQhCEhWd0WFz4KpNuuMWyHm3gayEIwsI3ZhRF720JgTrMV0IQhA/vGCp0CHW30UFDo9/z&#10;dRAE4cM7thl4x99JN/ogsympCYIoJsNqN/COx4npsZyK51sarObrIAjCh39UQtFemFDq1F8RBBGR&#10;hwwVLHqDU/EeQ2M7+BoIggjIQ74vWMBPN7EE7a8IgojAQzoKEkMPAcNM4WRof0UQRFA+MqMgfMQN&#10;e8zoogRBJLRS64i7kW1F8wUiCKKUGJbJF/nbuBvZU3ArVYIgkmIaS+MQOJw66vO4Z5OBlwzE/YCm&#10;+O0rizTYF5i5mSAi0ZBLv2Mx1PPUTeoa8p62xOO8W7I7zy7CQKuMt7M47QgiLxpaLmh4pnbuC6+V&#10;Ezbf+hAifS7qaAzZ/gxTVug4H9Bk4f6gSIP9Edqfy6lHEHnRUI2g4+3i+Dxx/L5TbqKMuNKYU56I&#10;89ecUof/l+fRh/HEElM4FXWmJeGE0+49tD+PU48g8qajmaCjh+JYnSXDjam8i3vc2HhX8mh/ODGb&#10;TkuGnAMR63RFy5Mh75Epg8iwCCIaDa4DLS0Qx1Ry5GVOadWKq6h/R8awcv7/3ClTebRtikDaG9eD&#10;7Y7b/wciZS7kPWNkWAQRie4+0367KbhuGZZrC0IuL/tC9sPkl7wnroc8FWcAeW0NXRvwnq+19us5&#10;/QgiFN39qzMWrHReUb47/691ymH83+SUhU6Zg2VkDbJm1eC3q/d6GFav7Fz7gYGnnInrQW/EmeEZ&#10;D6zqaQpw/UKt7XucfgQRmN7csC7XQTtLDOfdncG9GhNzFez7Q+i03DIYok+thvtH4npgk+/PjIh1&#10;jgWN6exc81xr+y1OQ4IIRGcVGu2cRZ7AWu26oxqDmwrJrELt8tl8k+N44AZTtosQ9/9kOf4H6vra&#10;5349zfVmTkOCCEXDQx5MZhJLunHs+ElzA9ecYQE2u5bCfuttKN7dstEp53DtaB79Go/dttNd+uUr&#10;uikbDss5lQ32ssf9evz45Zx+BJEXHb9nSc/nVe6AmS31qbsqzz7djt17xmKDdTbAfT97SWNCjzXi&#10;c79bLnLKEUQsjKvX1WM55ZhrP+XuEDrlLpjZhGYc6irUV+N/V2FfF3NfzsRui2VxVBz0uUc3QKu1&#10;XHdfGq6J41+Je3/jNCOIWBiEq3i/GeC6Kmk2hF1DRY+uKqcmpv4cMPCWLVErNYU0/dXnngHt+naP&#10;JWNOOk9qzOojTjOCiI1hTZkEBJzrgpR1z3DOTZ78rm6CENUW0rn/l9hDrlti12zzuWeeJu7dwXHX&#10;aXIznCbrIZZOOzJrzGoRpxhBxMqwlA6rRhz7Eor3V2hVk7amxP+XNV7g6rj2QTlfjevqg2TSssTY&#10;G4j6kCaj0U0B7/1crk19FHzSdGEcOxQ3sc6+gDW0axfyFmw4WmDMVsWpSBCB6LFLmh9AgNDpsFW7&#10;p1G56ohjrl77kQ89XwzQH5O66VRRFWPCYC3J8gTKw685LQnCSovVhggNF7FUnAAjci3YP4QkpVY+&#10;OZPuSywjTTR5JAQDjS9toGXrcVWI+xsNIuQIGNkVDyZ0D1w8rAHb75yaBGGlx7sW5uMamP6l0VIl&#10;zo3I34Z7t+eTHNWSJ2Ik6gOORHXLca4/YfP/M1ixq7JXW0fPhO7LNWLbCYlKtxlp5ZQkCE9a/MEV&#10;BLRj8wz0t94gCXVb6lP3NIJG3wrYl5YkGJbJGnV+yDpm2iIsgOM/hW3Ifa2dmz71VugREwmC8KQZ&#10;xZzqNDqSgslXlqXkhHZ8r7hnbh59MQUGHY/6gLmoDEvostYYjp+T0hekJ9nWI04zgoiVaeXg8LxA&#10;7ubBh7Dacs8d3FeF30f9zJbyZFi5OB4uF8QQNABnP2c4/rbuBI1dQLlUfMhpRhCx6rF0vbKrYjkM&#10;f8FFiJCyXK1gsAIawv//E/f+GKEf1QVhWBHqOms4tgD17jec+zfo8pAgiMB0eAES0wkPHbIqVwz3&#10;xhYOJu0Mq8lwTO0iXrfcszefeDsEQVjpcLWkY0hT1ywM6yspcGjn6mLoS3oZlo9YeNPjmu9E+xs5&#10;5QgiEs0t1GO5i3PvaraTVdpKKJdPSOSSYVhowxVL//W5ZmsUHRpBENO0NAt0tMvjmhoZkA9JKRT9&#10;PY2xL5lkWBMBDc2Ur+G/nHYEkTe91YXVQUHpnrPZY5Ubw+oLce3PttjUhHG8FsPwr6aAbXZiJ2l7&#10;kA9RCYzxl3APu4vwK7My0OepkAyrSbeAL1uGlUefXBuQsRROglY4aP/ohpBNSZ+6hXP5X0GSfsTQ&#10;Zr02Z74sA6b1Rxg/uhT0dzyP1FzP496tT4JhPYvDDiuBAb8cW2rr+PrUpG0Ttwe4ZzmcTecl1Kda&#10;zR9zZ4HGQo7DsiK+E3dTZw3CJB2BwWR1Qm19iOceQXjvC/CX/SKFDKslj3tu+oVLzuPd6LzlRdRK&#10;R+KwdE9o0I+kcCKcVopJGZjQcJ2r+NyljasbH2xOAn2Suz6dBVxy5PJJYx6g7llY5jaKY1VIjLAe&#10;aoPDWKJNgtD08EXrI/ZhOSJxbkdb93S3Mki07mbR2yUiRbbGXJ/J0n20ZBlWSl+qCvv6jzi2FIzs&#10;GKKxnoNl8QHNtuVeVKkR29L9cnIJ5/Nc0Iy+EftQJdrbl5DUdEssdR8iM8xBkdTztIyVBqdc3S92&#10;UZ7tVyLW219gVv343SUS/j5Po2SVMlqZn4Tz89U4k6iWwUvYhzE6rB1XvlgnpR7JDQMtxvWzGNp/&#10;Jf62gWFVFGAM3hLt/Yx0UAOQ9CaxVFocsQ0Z0uQdcfyYbUku3o1brsU01gdhJ1iLY++LNtaQIryX&#10;pUkwrDNR4mGV4UtQIaUPaMdVyrJ+7fhP4otcHUP7n2l55SoFw3oiJIT34tKbQbL4BEvcQUucsykw&#10;qgMIk10Tsc0PTZKSiOk0pe9mgXHmTO8hBoL7BMd6la4QURDULm035sZBlJ3lHg7JEg8rcgC/U7Gn&#10;4ikPhnURxOkyix6RmKMfX+QubP+PmSSyCO1fFsvLJhw7KZJmDmv6nL4Y2lyEXbJBlBHBNNYiB2VF&#10;zOPcZXIREeP80OeeOKTZCuEI7LqQ/S4k6afiQ3QfzPqEVo4ltdmSEVoxRRwdilrpQL4x3cto4N2J&#10;2+6mJDPoSc6BoBUjG8CXeUy7bm0M/fhU1HcdzGnSIOlcAWPpSWKnFbtxblsXCjTZaw0fjEeQqNaL&#10;0EUdukQUsK1G3LsRjOkIQgNPwf7qJMxZetFeB/INtOP/ClKJcVxNMd0PRK10d9isOWW4Dr8DxjAp&#10;dsf+py1V+mVUClgOP4+LsOEf9gilF4xxPwhMSTwnCqTDGvNTuIOgO6DzaYrIsGqwQ/iFSB03HW3A&#10;XYLinveC+qSivnuaScgEmFWfYZeyHs/SDclahnC5z3wDxjE2Zc3ZE7XSb8PmJeSS8PVwOcKwcL84&#10;tgsTuylim3NQzxFLVNcTcS47ffpSK5PgOmUdtvaVHdSIJU7/zxEY1jJIjMOCOT/STUS0UMAbA7TR&#10;iHbWqLpE7PN9+CAMI9LBYYQLXo/+6M7CpylpvTa+pryE3ychtjHMS0CGhVAenRaGVYGv/ofya51H&#10;m196GfQJhjVoOV8N/7I6H9uxJVh2fofn2Qtp4jAkyvsaM3oEs42jgsj/gML5C/y/D/cfDpOyTTIs&#10;y4fhsg8z3RhhvH8S9azDMbWR0QVpd5G45m5SxqoZp5VEMj93Gio9y+H2ZVh3oOc4jSXLH3KNjiWE&#10;zFIyGVbKCNCXJixTLqKNW2jzKJZKpqxEUzhfayH436C3UbqbfdCFrcMST5kO3Et4nNcrpbaFYZ0w&#10;3FMTE8OqwfJQLTmvYNwmMXadmj7xc1KGcRzPxL6h59pcxW4rUdovQdo8/aQkFkFIZ0HUT8HMpLX7&#10;PwGJpQ7GqKuxXNkIe6f92HkaNzCi5zh+EtLMX9Bz9eOvYmRqB+u9PJ//rC3dWsxOs59IUw1xfEDs&#10;kiqJ7zlCcUuD1s0R21fv7TLeg778VDHPR7kUtI6hKYXgyqiVNhgqneBwvzZO7Voab90Oa69YHhwV&#10;SwlpT9QRoJ0eS2TIKUhQRzTL63cKFalBWwa9L/RGG2GJPoXdy5YY2vpdLDs/gw5Lz7o0jo9Dp1iC&#10;q3OfRmy/RSTx7cQy+aBBR0cTIPsYmjJyzY6j4heGimdwwF8SwEbNvWbcpC8SS8VxqYQV0VSfB/0S&#10;Q5e0E8uz9WAUFSH67UoEC2MeixrNYPQCiPkhJLYxbddsUcT2DitDQzDxfnwUlMvOact9sSXcFTZY&#10;B4Rk/Rw6rB/KIUpFhLGrNfGVuCq/Qfec18ZkEF936ey6TDAmG8PaL/zNlOXzS8fnGPpUZVp24fhq&#10;BECU2/6DccVuwo7alNCVbZY5IzWm7up/PozYnmJMfxreizXEiylRb4Q+LFeW2dDhqbqX4qPSiQ/a&#10;78Ko9jMuEadDMSWjarJYu28o8wF/X1gzH1bLLsGYjmjX79d2D08IZXssURwhbSi9yUHoqx6JpdO/&#10;wupdOlwvjGlMeiBt1GrHN2oRKWZGbKfGlKEY55TR6kEfhjUQsQ91mAOf4J2f88k+I8tJMqw3PjCM&#10;y5m4KjcZj/Zw0F8uxXq0Y/ssDOugJBTsEspl0rwY+vOutjTtwte+SlvG6gxrUQxtL4O+rEI73iyY&#10;5s8xjXuXLfqEYFgDPgzrYIj25uL9nYCEOqm5Ou3XtugXgKlWGSTdqjcIdyy2xG40KirfGrsJfem+&#10;CCVJHdWO/yuXIpqbSA7Gh3Eoox96bYxoQdOm4go1Db3NGPRW+8Aoa0Usrs9jHOO9tiWEYFi/Gc5V&#10;Skkvj+f7Acu7tbqxr80ujLCO5w4DT+mNq3KTLdZ5DvsrX+AKjWCOaYSi3HB2IaSMcuXpE8HfphBe&#10;uS5CXw6btvvF+fY4IxZodc/RdGQjeO71MbZRJWyg+jwY1kYlUYpzi6WvZczPrhjWFCkilPoi/qAK&#10;lkBbDzjs0+OzHNLFabFcOCjOr5be6CCqb4S7R4sWsfIpvuTL8+jLd16EA6t41c67CYxFoxbhdDTO&#10;EMmi/3csxq3KGHc5fr8Nw9mTQvp8qdNLiGE9JUUEGi+TSUNznA08TsRmonRewHva2Hxn0bmss9z/&#10;trbrOAVp5ZuQ/Vgjv1gwe9gp4lQ9z0ePE7IPswxmDPNiYob3vSKzQvF/2SCVHUxS8S3e8UNSg+9Y&#10;zTDwkmdxN3I+dqvU0nsRh4Uydp5GaEryetvj/grsPtVE6EO1YEqjUBQfFpEb+rCztS7OhAKGfizS&#10;JJofY6jzNIxz5+Zxb4Vm2Ls25uddY/NhJF4bqzYDL7kadyN7DI10c/hfGaNlYEzrLEuZJwUK76J2&#10;rOYUeTza4zLUhO3a9ii7bIKpXEzgWVcXKiJGCdCJKaDCQNyNbONOYbAvuce5hQXqQ5NXGvICj8d6&#10;SHyrkxrXkFLWviQScQjbsPUpGfe52JyYlUIa6Tfwkm/jbsQUf/lGigbh+htEWpl4ZZk85/aU9GOm&#10;8ltN6ThdMvCSjrgbqbX4FDbE3M6PPuc7scOwBo61c4XB5GayB4IfiOmwLe+ksG8zCsFHvDhjV8xt&#10;3NWNLrXzVzxcHp5wuhJkWNN2apUp7FtHwVZqFsX7jpjbUCFuGy3nR338tHo4ZYkyZlbVaY5Z54ZA&#10;NtBsf1KNbYk9j9jrbfzgleLckBL8jsqMoratOW2JMmZYzaCLrSnt31DBhAyLxfvjuONVmzL6inMy&#10;ome9dq4uSYNIgsgAw1J+lnO147NC1rMQGbzrYuxbpViuytKS5IA8SFrDL9J9P7Kcv29zLYFhZLxm&#10;/gSRHYY1aohzr8L7NAWsY45G3+/F1Ld2i8BTmeSADMaRmseNX+7lHuEGZkPdX1vOu24skx4M7T4y&#10;s3RyGhNlwqyU/uqmYcUyqX3Ur3hJXZqbWC6OMNsWW86/kx6UWPRYYrdvnsc1Ku13teFchc1CFolE&#10;cwz3QZQZw1Jx5teIYyo/4jVxTG1s3feoa5ZG45Mx9G+o4N4yYlBkeRHWjgJuLK8MpOGaKq9sMoiS&#10;kFPRABCWVl8jU8IiyoVhDetCgHDK/8ggCOR86tMd+ifzjRYL+6tnBt6xuFDr5Mj2WCJfnpdD8EYv&#10;PRnE20lNGa8iac7kNCbKiGE90nbP3xKhm+cYJCzfSLdatuy8U6RZ7K8mCmIrZvEF+iXE/Y3YMagX&#10;8Z8WQAyt1K6di/hKU9gFrNWXiFpUALf8welLlBmzmuNhmzilMSwZi8qUcPZT7fc9RMQdBbPbn0f/&#10;dhTNF1mL76TK7ZBiq1e5h4SYH/pcNwlm9dwUh4ogyohhKfvFAYPCXNLVNcHE1PFaUc9eaQOpTIVi&#10;6N/VoiWywW5EXutRg+Gn/iUYhUK+X4tfFKY8x25mLacyUSYMa1S64yAc9B0PGmkReQZGcU+NrqKB&#10;idGtiH1rtui9ZxRygEypv7YFuO+J9P3DzkELvgq3tGtHtPjgKvTuR8jQchr57q5b0rPn0uJBTxAJ&#10;0mKtZDzi+D6RfzKnpZWrRBgiGZb7a90gG7S1LmL/eg10OVToQdqaT2IKDMwjXdEuEgT0IsniXbXE&#10;k3otMKXnPvqxVij0n4qUV9Wc2kSJMiy1MbVTOz4umFMN4t1vlYxNEwpyBqPTSd2jJI/+nc1HuIl7&#10;kN60hIlo87mv1ePcT1pdRwzXvBsmFC12OZT9x1JOb6IEGdaIwZyhxpTuDXkCfhe/l2s0J5lZU9Rk&#10;HRBEXiSacCJEZ85H2S00PNhYkFAxbvgZlTJLHBtCJhov61266xClxqzqTDZVYsVy0aCSadaOLRWM&#10;66I4/rUtCEGI/m1PPH57iM50xxHbxiIyDvnc8xpTEymg7iPpwjxOaaLEGdaPpnAyQqEuzRmUsfZv&#10;UMg/VIxO7N5/qklu7Vq9c0FnjQH7dzU1IaA8loWrQtajW6fvxN8fPO7ZbMq9p2UbVkrGawhBM4dT&#10;nCgxhqVMej4zqFfq8f8cETBAlpvierW6WaAJBY2wlzwqdMKBfAvdrFqWHco3izlgp6IG5BJfiekB&#10;E7YkXr6GJy3HqyyJGnNxpWYniBQwq80mWyoPHZcsPxtWLNN+u9D9PhU649D+f851uw33nin2oH1s&#10;MbmvDVFHrUEntTRseijE8LnoY6NVx6lOlAjDemKzVteuc3cJL4AuT+vLOWHecE8c+wYrlfUa/fwZ&#10;sG/VFqFhS7EHrcGSFXpLyHo+N7jl/KPrsiDeVuD/mcgHdzOgQelaTnOiRJiV9DapiFiXEg5+0qSy&#10;bvy/BD6JS0LUaRJknqUiW7xF9LsUQ70ul16kHbsjrNltjOkWLHTrObWJEmVY/4NivTKGulxFep8m&#10;keWibFpZNtL60zJ4bTbz/4j1thiO2dx1RhDRsILTmSBC0dkRg2olb8kNrjimzbgVaXpok03W7jzr&#10;Wm4zb9AU9C/1XpSkCCIS7bq6sE/Eb3dHcCzmFdfVVKUdc20rDJ18kI+Do7arcUU716i1QVsrgohG&#10;u8qkYSF+Twb1JDHUVWvJ+9Cbtoe2dbQ7j7okw9plOF8tYr7ndOM2giBC0Zu0W1RRHz7Ms64tcQku&#10;hXjw7/ONk6XVI73LF3lc94W47i1OPYLIi25N2dQX5FnX1cxETPFQtn0Qsp6mIAZxuParNGe6JYiM&#10;SViv2GOFrKczic23pB/+UByxb2CaMBbw2n26VzpBEIFpbTwOS3Tn3uMG2j+e9oe3mTi05VFXU4hr&#10;f+fUI4jQNFYpbBej2F21WlZXK7MwCGcyx2kJonyZVkUMdRyKI19psQZgQ1xSFkEQqad3m3T1cZbE&#10;zBFKWQRRFgzLJF2NpspQNMBDfEwpiyDKVrraksWHOZ+6eDgEQcRJ40OmwAeZkq7Ew9jsMjr5qgki&#10;88xqlYW+P8jyQ5mkrNuZ5MAEQSi6roQkVRrSVQApaxNfO0Fklq43lZx0JR7ujGUXYTZfPUFkjp5n&#10;WKwAhkti5eSx1t3N108QmaPnXyz0vKqUHnLQEuO5hVOAIDJDxy2WHA6HSu1BGwz5B0tHjCSI8mBY&#10;Zyzxrt4sxYftoQKeIDJLvzaXu95SfWDbVugEFfAEkfoV0rglVnt1KT94u8WUfw+nBUGklm5/LVsj&#10;cIuzJC3gCSKd9NphETKOl8sAzLckrBgNk+KeIIjEabXWYnPl7hQ2l9NAfGCRsvo5TQgiNXTab6HT&#10;DeU4GEMla95PENmnT5vB95lyHZDZFtuskVTmMSOI8loKXrXYXM0v54GxBfob5LQhiKLR5YCFLrdw&#10;cN54428alBJEaujRZiB6il4p/4mfoxZfwxWcQgRRMFpstfgKukvBBo7QfwPVZeHq4xwogigIDdrC&#10;xmQnA06BB+yAZbD+pihKEInT36CF/g5wdOxLw9uWQfuWI0QQidHeNgvdjdCY23vgVlrcALKR9pog&#10;skdzbR40184R8h/AHg99FqM6EER8tNbgobfq5QgFH0ibS8BwSYezIIjC0Vi1JSBfDvpk6o1DDGYl&#10;7D6ohCeIZGjMZv84RL1V/uLqqGVQd3CECCJv2tpOtUsyA9tq8Td0y1aOEEGEpqluCz25BqNtHKHo&#10;A2yLUvqCQf8IIjQtPWMAzeQHeqtlkJ/R3IEgAtFQm8XthjuCCQ34Dstgv6DPIUHkzax+4QglN/C2&#10;sBcPmJSVIIw00+KhB6b5QsKD75o7HPdwI2jmKBHENL286WEYOkSbxsK8BNfn8LzlJYyWdUREgviP&#10;TuZ7+OZeYlTfwr6MGT5Mi5IWUe6SlRezYsimIjGtGx7LQ+q0iHKkixaPZeANMqv0ir0PuHtIlBk9&#10;tHko2KkuyQDTekE7LaKMmNVjMqvsMK0bHsaltOIlSnn+t3swqxtkVul8aV6KeFfS6uEoESU477s9&#10;mBUV7BlmWozyQJTafN/uMdfJrDLyEms9YmmpeFo0mCOyPMerPeJZKaNQ2lll6IVWerjxqMiljPtD&#10;ZHFuN3hEClXuNvwgZ/Tl7vB4sW6wsg6OEpGh+dzmsSP+0pGZvoHZf8lbPbKCMIUYkZV53Oszjxki&#10;poRedjsMSW0v+xSXiERK5+4MjySnKlJoF0eq9F58K5aBXktEhogl0jZnb/vMWXpzlPAEmO2Usx4T&#10;wDUy/ZgjRaRgrm7wWRUMcVVQHhOh0iPvoSqDTHVEFGl+1gaYnwc4P8tvYnR5BOTPQRRfxZEiCjgn&#10;Vznlqg+z6uVOYPlOkJUeoThU6efXjEiBVOXO03aOFieLuwtzyGeyjNKBmkho/nUE+GhyCUi8NnF6&#10;PJxIVdlDRScR03xzLdZ/9bGtesBNIMJrEs33SHKhihsgbRNHi4gwzzb4mNgo20A6LxOBJtTHPlvK&#10;yh+RYZiJMPOqxccPUElV3VSsE2Enl5/NlrLb2s1lIuEzl2bAz89P5XCGCVSIqJNtUwBpaxTX8atI&#10;yLlTiXnhp1R3GdkGjhgR18SbH2AnUQVNW8URI2BTdSnAnDlOqYpIahJ2QJrKBRDtWzliZTlHWn0C&#10;SKpylaYyRCEmZDVMIB4E/HrSobp8GNUhHzMFpVTfxiB7RKEnaAMU7jkyLjKqAIwqh+vmc9SIrEzY&#10;IcYuKpn33okPUZD3PkzdJpG2CbwioJJVOVZ3M1FA5t5xLXb9bgR8z+58+IC7x0Tav7znA07oB1hW&#10;0gA13e+0Ge/pARkVUaqTvD2ExJUDk9tCJ9fUvL9qeDycDbjsU/Z4W8ioiCxP/I4A7hi6r2I/dR5F&#10;e18r4ZQ8HuKdDdNwmCg1QmgLoZxX5QZcOrjDmOy7WYwsyldDvBu1+7uSI0iUuj5kewh9iCpnYb+z&#10;mKMY23vYGnLJp/SO2/keiHIjmFoYoJ4PybjULuMOhHnmTmOw8Z6B5fmOkLpFaZney/EmSEz/bxKx&#10;O4A3v6m8gA7lWyj6aUH9xrTjcTuk0lM+8fu9onH04/1QP0UQGpE1YGfqVB7EJT3/hyFJdJaLRCAk&#10;qO9hoDsRYQyHYSfHsEEEEZAA3wTRnI9AeHI5cwD1rch6JEswpzbszPVjjF7EMEauTutNzj6CiM68&#10;tkJyeBYDA1PK47PYwt+CsL1taZHIoONrhQHmFii6h0OaG/gtpYewZGR4F4JIiJCrQcT9MRKvKQX6&#10;CBjEIJjaNkg0XYj11II4YfP9jF3RZ3VtC+7vQn3bYLpxAPZqN9D+iwSeawLPs4HKc4IoDgNrgQRy&#10;KA9TiVIvrj7vbyyFF1NxThDpY2DNYGD92L5/UUYM6gaeuweMnDumBJExBlYrtvf3QEH9OOOM6RmU&#10;5AMw5+jgjh5BlDYjmw+zh62wATsFCSVNEtkI9Fp7YLTZRQU5QRA6M2uA+UMnFOPbsdQ6BQZyG8xk&#10;PMSO3CjuGcHu5BAU7XtgO9UNhrSS0hJBEARBEARBEARBEARBEARBEARBEARBEASRIfwfqB5JmUtN&#10;lsgAAAAASUVORK5CYIJQSwMECgAAAAAAh07iQAAAAAAAAAAAAAAAAAYAAABfcmVscy9QSwMEFAAA&#10;AAgAh07iQIoUZjzRAAAAlAEAAAsAAABfcmVscy8ucmVsc6WQwWrDMAyG74O9g9F9cZrDGKNOL6PQ&#10;a+kewNiKYxpbRjLZ+vbzDoNl9LajfqHvE//+8JkWtSJLpGxg1/WgMDvyMQcD75fj0wsoqTZ7u1BG&#10;AzcUOIyPD/szLra2I5ljEdUoWQzMtZZXrcXNmKx0VDC3zUScbG0jB12su9qAeuj7Z82/GTBumOrk&#10;DfDJD6Aut9LMf9gpOiahqXaOkqZpiu4eVQe2ZY7uyDbhG7lGsxywGvAsGgdqWdd+BH1fv/un3tNH&#10;PuO61X6HjOuPV2+6HL8AUEsDBAoAAAAAAIdO4kAAAAAAAAAAAAAAAAAKAAAAZHJzL19yZWxzL1BL&#10;AwQUAAAACACHTuJAK9nY8cIAAACmAQAAGQAAAGRycy9fcmVscy9lMm9Eb2MueG1sLnJlbHO9kMGK&#10;AjEMhu8LvkPJ3enMHGRZ7HiRBa+LPkBoM53qNC1td9G3t+hlBcGbxyT83/+R9ebsZ/FHKbvACrqm&#10;BUGsg3FsFRz238tPELkgG5wDk4ILZdgMi4/1D81YaihPLmZRKZwVTKXELymznshjbkIkrpcxJI+l&#10;jsnKiPqElmTftiuZ/jNgeGCKnVGQdqYHsb/E2vyaHcbRadoG/euJy5MK6XztrkBMlooCT8bhfdk3&#10;kS3I5w7dexy65hjpJiEfvjtcAVBLAwQUAAAACACHTuJAZpwUHBoBAAB6AgAAEwAAAFtDb250ZW50&#10;X1R5cGVzXS54bWyVkstOwzAQRfdI/IPlLUocukAINemCFCQWUKHyAZY9SVzihzwmtH+PnbYSVGkl&#10;lp6Zc+88PF9sdU8G8KisKeltXlACRlipTFvSj/VTdk8JBm4k762Bku4A6aK6vpqvdw6QRNpgSbsQ&#10;3ANjKDrQHHPrwMRMY73mIT59yxwXn7wFNiuKOyasCWBCFpIGreY1NPyrD2S5jeF9JxsHLSWP+8Lk&#10;VVKlk8CYYJPMy+p5Esk3rqXTiDPTLik+TXjo8cSFO9crwUNcIRuMPBk/O4yeR3KswU45vIn7OeOQ&#10;Mn8n/21w4N7izbySQFbch1eu436Y9Mik/TYehvyySOpSY2abRgnIa491xN5hOHZ1Th1mtrbiv+LL&#10;kTpqs/HnVD9QSwECFAAUAAAACACHTuJAZpwUHBoBAAB6AgAAEwAAAAAAAAABACAAAADlTgAAW0Nv&#10;bnRlbnRfVHlwZXNdLnhtbFBLAQIUAAoAAAAAAIdO4kAAAAAAAAAAAAAAAAAGAAAAAAAAAAAAEAAA&#10;AKZMAABfcmVscy9QSwECFAAUAAAACACHTuJAihRmPNEAAACUAQAACwAAAAAAAAABACAAAADKTAAA&#10;X3JlbHMvLnJlbHNQSwECFAAKAAAAAACHTuJAAAAAAAAAAAAAAAAABAAAAAAAAAAAABAAAAAAAAAA&#10;ZHJzL1BLAQIUAAoAAAAAAIdO4kAAAAAAAAAAAAAAAAAKAAAAAAAAAAAAEAAAAMRNAABkcnMvX3Jl&#10;bHMvUEsBAhQAFAAAAAgAh07iQCvZ2PHCAAAApgEAABkAAAAAAAAAAQAgAAAA7E0AAGRycy9fcmVs&#10;cy9lMm9Eb2MueG1sLnJlbHNQSwECFAAUAAAACACHTuJAp2H8XtoAAAALAQAADwAAAAAAAAABACAA&#10;AAAiAAAAZHJzL2Rvd25yZXYueG1sUEsBAhQAFAAAAAgAh07iQJeD9TlzAwAAQAkAAA4AAAAAAAAA&#10;AQAgAAAAKQEAAGRycy9lMm9Eb2MueG1sUEsBAhQACgAAAAAAh07iQAAAAAAAAAAAAAAAAAoAAAAA&#10;AAAAAAAQAAAAyAQAAGRycy9tZWRpYS9QSwECFAAUAAAACACHTuJAlnqt+DEUAAAsFAAAFQAAAAAA&#10;AAABACAAAADwBAAAZHJzL21lZGlhL2ltYWdlMS5qcGVnUEsBAhQAFAAAAAgAh07iQJkob6AgMwAA&#10;GzMAABQAAAAAAAAAAQAgAAAAVBkAAGRycy9tZWRpYS9pbWFnZTIucG5nUEsFBgAAAAALAAsAlQIA&#10;ADBQAAAAAA==&#10;">
-                      <o:lock v:ext="edit" aspectratio="f"/>
-                      <v:shape id="图片 6" o:spid="_x0000_s1026" o:spt="75" alt="蔡冬雪" type="#_x0000_t75" style="position:absolute;left:19199;top:19551;height:566;width:1261;" filled="f" o:preferrelative="t" stroked="f" coordsize="21600,21600" o:gfxdata="UEsDBAoAAAAAAIdO4kAAAAAAAAAAAAAAAAAEAAAAZHJzL1BLAwQUAAAACACHTuJAECNslL4AAADb&#10;AAAADwAAAGRycy9kb3ducmV2LnhtbEWPQWvCQBSE74X+h+UVvNVNlBabukoriMVLMSl4fWZfk2D2&#10;bdxdE/33rlDocZiZb5j58mJa0ZPzjWUF6TgBQVxa3XCl4KdYP89A+ICssbVMCq7kYbl4fJhjpu3A&#10;O+rzUIkIYZ+hgjqELpPSlzUZ9GPbEUfv1zqDIUpXSe1wiHDTykmSvEqDDceFGjta1VQe87NRMPhj&#10;/1b0qzSfFp8Hch+b0/d2r9ToKU3eQQS6hP/wX/tLK5i+wP1L/AFycQNQSwMEFAAAAAgAh07iQDMv&#10;BZ47AAAAOQAAABAAAABkcnMvc2hhcGV4bWwueG1ss7GvyM1RKEstKs7Mz7NVMtQzUFJIzUvOT8nM&#10;S7dVCg1x07VQUiguScxLSczJz0u1VapMLVayt+PlAgBQSwMECgAAAAAAh07iQAAAAAAAAAAAAAAA&#10;AAYAAABfcmVscy9QSwMEFAAAAAgAh07iQNVcJijMAAAAjwEAAAsAAABfcmVscy8ucmVsc6WQsWoD&#10;MQyG90DfwWjv+ZKhlBBftkLWkEJXYevuTM6Wscw1efu4lEIvZMugQb/Q9wnt9pcwqZmyeI4G1k0L&#10;iqJl5+Ng4PP08foOSgpGhxNHMnAlgX33stodacJSl2T0SVSlRDEwlpK2WosdKaA0nCjWSc85YKlt&#10;HnRCe8aB9KZt33T+z4BuwVQHZyAf3AbU6Zqq+Y4dvM0s3JfGctDc994+omoZMdFXmCoG80DFgMvy&#10;m9bTmlqgH5vXT5odf8cjzUvxT5hp/vPqxRu7G1BLAwQUAAAACACHTuJAWuMRZvcAAADiAQAAEwAA&#10;AFtDb250ZW50X1R5cGVzXS54bWyVkU1PxCAQhu8m/gcyV9NSPRhjSvdg9ahG1x8wgWlLtgXCYN39&#10;99L9uBjXxCPMvM/7BOrVdhrFTJGtdwquywoEOe2Ndb2Cj/VTcQeCEzqDo3ekYEcMq+byol7vArHI&#10;accKhpTCvZSsB5qQSx/I5Unn44QpH2MvA+oN9iRvqupWau8SuVSkhQFN3VKHn2MSj9t8fTCJNDKI&#10;h8Pi0qUAQxitxpRN5ezMj5bi2FDm5H6HBxv4KmuA/LVhmZwvOOZe8tNEa0i8YkzPOGUNaSJL479c&#10;pLn8G7JYTlz4rrOayjZym2NvNJ+sztF5wEAZ/V/8+5I7weX+h5pvUEsBAhQAFAAAAAgAh07iQFrj&#10;EWb3AAAA4gEAABMAAAAAAAAAAQAgAAAAjwIAAFtDb250ZW50X1R5cGVzXS54bWxQSwECFAAKAAAA&#10;AACHTuJAAAAAAAAAAAAAAAAABgAAAAAAAAAAABAAAAB2AQAAX3JlbHMvUEsBAhQAFAAAAAgAh07i&#10;QNVcJijMAAAAjwEAAAsAAAAAAAAAAQAgAAAAmgEAAF9yZWxzLy5yZWxzUEsBAhQACgAAAAAAh07i&#10;QAAAAAAAAAAAAAAAAAQAAAAAAAAAAAAQAAAAAAAAAGRycy9QSwECFAAUAAAACACHTuJAECNslL4A&#10;AADbAAAADwAAAAAAAAABACAAAAAiAAAAZHJzL2Rvd25yZXYueG1sUEsBAhQAFAAAAAgAh07iQDMv&#10;BZ47AAAAOQAAABAAAAAAAAAAAQAgAAAADQEAAGRycy9zaGFwZXhtbC54bWxQSwUGAAAAAAYABgBb&#10;AQAAtwMAAAAA&#10;">
-                        <v:fill on="f" focussize="0,0"/>
-                        <v:stroke on="f"/>
-                        <v:imagedata r:id="rId6" cropleft="12226f" croptop="21838f" cropright="12384f" cropbottom="17497f" chromakey="#FFFFFF" o:title=""/>
-                        <o:lock v:ext="edit" aspectratio="t"/>
-                      </v:shape>
-                      <v:shape id="图片 25" o:spid="_x0000_s1026" o:spt="75" type="#_x0000_t75" style="position:absolute;left:18706;top:18782;height:2273;width:2273;" filled="f" o:preferrelative="t" stroked="f" coordsize="21600,21600" o:gfxdata="UEsDBAoAAAAAAIdO4kAAAAAAAAAAAAAAAAAEAAAAZHJzL1BLAwQUAAAACACHTuJAOp84D74AAADb&#10;AAAADwAAAGRycy9kb3ducmV2LnhtbEWPQWvCQBSE7wX/w/KE3uomDYSSuooISughoAaxt0f2mUSz&#10;b0N2Nfbfu4VCj8PMfMPMlw/TiTsNrrWsIJ5FIIgrq1uuFZSHzdsHCOeRNXaWScEPOVguJi9zzLQd&#10;eUf3va9FgLDLUEHjfZ9J6aqGDLqZ7YmDd7aDQR/kUEs94BjgppPvUZRKgy2HhQZ7WjdUXfc3o+Cy&#10;OrTfnBTHU/F1y8dtWfpjclXqdRpHnyA8Pfx/+K+dawVJCr9fwg+QiydQSwMEFAAAAAgAh07iQDMv&#10;BZ47AAAAOQAAABAAAABkcnMvc2hhcGV4bWwueG1ss7GvyM1RKEstKs7Mz7NVMtQzUFJIzUvOT8nM&#10;S7dVCg1x07VQUiguScxLSczJz0u1VapMLVayt+PlAgBQSwMECgAAAAAAh07iQAAAAAAAAAAAAAAA&#10;AAYAAABfcmVscy9QSwMEFAAAAAgAh07iQNVcJijMAAAAjwEAAAsAAABfcmVscy8ucmVsc6WQsWoD&#10;MQyG90DfwWjv+ZKhlBBftkLWkEJXYevuTM6Wscw1efu4lEIvZMugQb/Q9wnt9pcwqZmyeI4G1k0L&#10;iqJl5+Ng4PP08foOSgpGhxNHMnAlgX33stodacJSl2T0SVSlRDEwlpK2WosdKaA0nCjWSc85YKlt&#10;HnRCe8aB9KZt33T+z4BuwVQHZyAf3AbU6Zqq+Y4dvM0s3JfGctDc994+omoZMdFXmCoG80DFgMvy&#10;m9bTmlqgH5vXT5odf8cjzUvxT5hp/vPqxRu7G1BLAwQUAAAACACHTuJAWuMRZvcAAADiAQAAEwAA&#10;AFtDb250ZW50X1R5cGVzXS54bWyVkU1PxCAQhu8m/gcyV9NSPRhjSvdg9ahG1x8wgWlLtgXCYN39&#10;99L9uBjXxCPMvM/7BOrVdhrFTJGtdwquywoEOe2Ndb2Cj/VTcQeCEzqDo3ekYEcMq+byol7vArHI&#10;accKhpTCvZSsB5qQSx/I5Unn44QpH2MvA+oN9iRvqupWau8SuVSkhQFN3VKHn2MSj9t8fTCJNDKI&#10;h8Pi0qUAQxitxpRN5ezMj5bi2FDm5H6HBxv4KmuA/LVhmZwvOOZe8tNEa0i8YkzPOGUNaSJL479c&#10;pLn8G7JYTlz4rrOayjZym2NvNJ+sztF5wEAZ/V/8+5I7weX+h5pvUEsBAhQAFAAAAAgAh07iQFrj&#10;EWb3AAAA4gEAABMAAAAAAAAAAQAgAAAAjwIAAFtDb250ZW50X1R5cGVzXS54bWxQSwECFAAKAAAA&#10;AACHTuJAAAAAAAAAAAAAAAAABgAAAAAAAAAAABAAAAB2AQAAX3JlbHMvUEsBAhQAFAAAAAgAh07i&#10;QNVcJijMAAAAjwEAAAsAAAAAAAAAAQAgAAAAmgEAAF9yZWxzLy5yZWxzUEsBAhQACgAAAAAAh07i&#10;QAAAAAAAAAAAAAAAAAQAAAAAAAAAAAAQAAAAAAAAAGRycy9QSwECFAAUAAAACACHTuJAOp84D74A&#10;AADbAAAADwAAAAAAAAABACAAAAAiAAAAZHJzL2Rvd25yZXYueG1sUEsBAhQAFAAAAAgAh07iQDMv&#10;BZ47AAAAOQAAABAAAAAAAAAAAQAgAAAADQEAAGRycy9zaGFwZXhtbC54bWxQSwUGAAAAAAYABgBb&#10;AQAAtwMAAAAA&#10;">
-                        <v:fill on="f" focussize="0,0"/>
-                        <v:stroke on="f"/>
-                        <v:imagedata r:id="rId7" o:title=""/>
-                        <o:lock v:ext="edit" aspectratio="t"/>
-                      </v:shape>
-                    </v:group>
-                  </w:pict>
-                </mc:Fallback>
-              </mc:AlternateContent>
+              <w:drawing>
+                <wp:anchor distT="0" distB="0" distL="114300" distR="114300" simplePos="0" relativeHeight="251659264" behindDoc="0" locked="0" layoutInCell="1" allowOverlap="1">
+                  <wp:simplePos x="0" y="0"/>
+                  <wp:positionH relativeFrom="column">
+                    <wp:posOffset>-167005</wp:posOffset>
+                  </wp:positionH>
+                  <wp:positionV relativeFrom="paragraph">
+                    <wp:posOffset>-417830</wp:posOffset>
+                  </wp:positionV>
+                  <wp:extent cx="1443355" cy="1443355"/>
+                  <wp:effectExtent l="0" t="0" r="4445" b="4445"/>
+                  <wp:wrapNone/>
+                  <wp:docPr id="36" name="图片 25"/>
+                  <wp:cNvGraphicFramePr>
+                    <a:graphicFrameLocks xmlns:a="http://schemas.openxmlformats.org/drawingml/2006/main" noChangeAspect="1"/>
+                  </wp:cNvGraphicFramePr>
+                  <a:graphic xmlns:a="http://schemas.openxmlformats.org/drawingml/2006/main">
+                    <a:graphicData uri="http://schemas.openxmlformats.org/drawingml/2006/picture">
+                      <pic:pic xmlns:pic="http://schemas.openxmlformats.org/drawingml/2006/picture">
+                        <pic:nvPicPr>
+                          <pic:cNvPr id="36" name="图片 25"/>
+                          <pic:cNvPicPr>
+                            <a:picLocks noChangeAspect="1" noChangeArrowheads="1"/>
+                          </pic:cNvPicPr>
+                        </pic:nvPicPr>
+                        <pic:blipFill>
+                          <a:blip r:embed="rId6">
+                            <a:extLst>
+                              <a:ext uri="{28A0092B-C50C-407E-A947-70E740481C1C}">
+                                <a14:useLocalDpi xmlns:a14="http://schemas.microsoft.com/office/drawing/2010/main" val="0"/>
+                              </a:ext>
+                            </a:extLst>
+                          </a:blip>
+                          <a:srcRect/>
+                          <a:stretch>
+                            <a:fillRect/>
+                          </a:stretch>
+                        </pic:blipFill>
+                        <pic:spPr>
+                          <a:xfrm>
+                            <a:off x="0" y="0"/>
+                            <a:ext cx="1443355" cy="1443355"/>
+                          </a:xfrm>
+                          <a:prstGeom prst="rect">
+                            <a:avLst/>
+                          </a:prstGeom>
+                          <a:noFill/>
+                          <a:ln>
+                            <a:noFill/>
+                          </a:ln>
+                        </pic:spPr>
+                      </pic:pic>
+                    </a:graphicData>
+                  </a:graphic>
+                </wp:anchor>
+              </w:drawing>
             </w:r>
           </w:p>
         </w:tc>
@@ -3210,7 +3149,7 @@
           </w:tblCellMar>
         </w:tblPrEx>
         <w:trPr>
-          <w:trHeight w:val="441" w:hRule="exact"/>
+          <w:trHeight w:val="680" w:hRule="exact"/>
           <w:jc w:val="right"/>
         </w:trPr>
         <w:tc>
@@ -3261,138 +3200,73 @@
             </w:pPr>
             <w:r>
               <w:rPr>
-                <w:sz w:val="22"/>
-              </w:rPr>
-              <mc:AlternateContent>
-                <mc:Choice Requires="wpg">
-                  <w:drawing>
-                    <wp:anchor distT="0" distB="0" distL="114300" distR="114300" simplePos="0" relativeHeight="251662336" behindDoc="0" locked="0" layoutInCell="1" allowOverlap="1">
-                      <wp:simplePos x="0" y="0"/>
-                      <wp:positionH relativeFrom="column">
-                        <wp:posOffset>-98425</wp:posOffset>
-                      </wp:positionH>
-                      <wp:positionV relativeFrom="paragraph">
-                        <wp:posOffset>-492760</wp:posOffset>
-                      </wp:positionV>
-                      <wp:extent cx="1443355" cy="1443355"/>
-                      <wp:effectExtent l="0" t="0" r="0" b="0"/>
-                      <wp:wrapNone/>
-                      <wp:docPr id="47" name="组合 23"/>
-                      <wp:cNvGraphicFramePr/>
-                      <a:graphic xmlns:a="http://schemas.openxmlformats.org/drawingml/2006/main">
-                        <a:graphicData uri="http://schemas.microsoft.com/office/word/2010/wordprocessingGroup">
-                          <wpg:wgp>
-                            <wpg:cNvGrpSpPr/>
-                            <wpg:grpSpPr>
-                              <a:xfrm rot="0">
-                                <a:off x="0" y="0"/>
-                                <a:ext cx="1443355" cy="1443355"/>
-                                <a:chOff x="18874" y="20594"/>
-                                <a:chExt cx="2273" cy="2273"/>
-                              </a:xfrm>
-                            </wpg:grpSpPr>
-                            <pic:pic xmlns:pic="http://schemas.openxmlformats.org/drawingml/2006/picture">
-                              <pic:nvPicPr>
-                                <pic:cNvPr id="44" name="图片 1"/>
-                                <pic:cNvPicPr>
-                                  <a:picLocks noChangeAspect="1"/>
-                                </pic:cNvPicPr>
-                              </pic:nvPicPr>
-                              <pic:blipFill>
-                                <a:blip r:embed="rId8">
-                                  <a:clrChange>
-                                    <a:clrFrom>
-                                      <a:srgbClr val="FFFFFF">
-                                        <a:alpha val="100000"/>
-                                      </a:srgbClr>
-                                    </a:clrFrom>
-                                    <a:clrTo>
-                                      <a:srgbClr val="FFFFFF">
-                                        <a:alpha val="100000"/>
-                                        <a:alpha val="0"/>
-                                      </a:srgbClr>
-                                    </a:clrTo>
-                                  </a:clrChange>
-                                </a:blip>
-                                <a:srcRect l="10922" t="11667"/>
-                                <a:stretch>
-                                  <a:fillRect/>
-                                </a:stretch>
-                              </pic:blipFill>
-                              <pic:spPr>
-                                <a:xfrm>
-                                  <a:off x="19199" y="21203"/>
-                                  <a:ext cx="1672" cy="901"/>
-                                </a:xfrm>
-                                <a:prstGeom prst="rect">
-                                  <a:avLst/>
-                                </a:prstGeom>
-                                <a:noFill/>
-                                <a:ln>
-                                  <a:noFill/>
-                                </a:ln>
-                              </pic:spPr>
-                            </pic:pic>
-                            <pic:pic xmlns:pic="http://schemas.openxmlformats.org/drawingml/2006/picture">
-                              <pic:nvPicPr>
-                                <pic:cNvPr id="45" name="图片 25"/>
-                                <pic:cNvPicPr>
-                                  <a:picLocks noChangeAspect="1" noChangeArrowheads="1"/>
-                                </pic:cNvPicPr>
-                              </pic:nvPicPr>
-                              <pic:blipFill>
-                                <a:blip r:embed="rId7">
-                                  <a:extLst>
-                                    <a:ext uri="{28A0092B-C50C-407E-A947-70E740481C1C}">
-                                      <a14:useLocalDpi xmlns:a14="http://schemas.microsoft.com/office/drawing/2010/main" val="0"/>
-                                    </a:ext>
-                                  </a:extLst>
-                                </a:blip>
-                                <a:srcRect/>
-                                <a:stretch>
-                                  <a:fillRect/>
-                                </a:stretch>
-                              </pic:blipFill>
-                              <pic:spPr>
-                                <a:xfrm>
-                                  <a:off x="18874" y="20594"/>
-                                  <a:ext cx="2273" cy="2273"/>
-                                </a:xfrm>
-                                <a:prstGeom prst="rect">
-                                  <a:avLst/>
-                                </a:prstGeom>
-                                <a:noFill/>
-                                <a:ln>
-                                  <a:noFill/>
-                                </a:ln>
-                              </pic:spPr>
-                            </pic:pic>
-                          </wpg:wgp>
-                        </a:graphicData>
-                      </a:graphic>
-                    </wp:anchor>
-                  </w:drawing>
-                </mc:Choice>
-                <mc:Fallback>
-                  <w:pict>
-                    <v:group id="组合 23" o:spid="_x0000_s1026" o:spt="203" style="position:absolute;left:0pt;margin-left:-7.75pt;margin-top:-38.8pt;height:113.65pt;width:113.65pt;z-index:251662336;mso-width-relative:page;mso-height-relative:page;" coordorigin="18874,20594" coordsize="2273,2273" o:gfxdata="UEsDBAoAAAAAAIdO4kAAAAAAAAAAAAAAAAAEAAAAZHJzL1BLAwQUAAAACACHTuJAeoymu9oAAAAL&#10;AQAADwAAAGRycy9kb3ducmV2LnhtbE2PwU7DMAyG70i8Q2QkbluaQVcoTSc0AacJiQ0JcfMar63W&#10;JFWTtdvbY05ws+VPv7+/WJ1tJ0YaQuudBjVPQJCrvGldreFz9zp7ABEiOoOdd6ThQgFW5fVVgbnx&#10;k/ugcRtrwSEu5KihibHPpQxVQxbD3Pfk+Hbwg8XI61BLM+DE4baTiyRZSout4w8N9rRuqDpuT1bD&#10;24TT8516GTfHw/ryvUvfvzaKtL69UckTiEjn+AfDrz6rQ8lOe39yJohOw0ylKaM8ZNkSBBMLpbjM&#10;ntH7xwxkWcj/HcofUEsDBBQAAAAIAIdO4kCLz9CLSgMAAD4JAAAOAAAAZHJzL2Uyb0RvYy54bWzN&#10;VttuEzEQfUfiH6x9T/eSTTZZNalK0lRIFURQPsBxvBexu7bsTdIK8YYEvPHOpyDxN1V/gxl7kyZN&#10;gRZVFZGajm8zZ87MsXN4dFEWZMmVzkU1cPwDzyG8YmKeV+nAeXc+afUcomtazWkhKj5wLrl2jobP&#10;nx2uZMwDkYlizhUBJ5WOV3LgZHUtY9fVLOMl1QdC8goWE6FKWsNQpe5c0RV4Lws38LyuuxJqLpVg&#10;XGuYHdtFp/Go7uNQJEnO+FiwRcmr2npVvKA1pKSzXGpnaNAmCWf16yTRvCbFwIFMa/MNQcCe4bc7&#10;PKRxqqjMctZAoPeBcCunkuYVBN24GtOakoXK91yVOVNCi6Q+YKJ0bSKGEcjC925xc6rEQppc0niV&#10;yg3pUKhbrP+zW/ZqOVUknw+cMHJIRUuo+PWPT1ffvpCgjeysZBrDplMl38qpaiZSO8KELxJVEiUM&#10;sTiGlMiF4fdywy+/qAmDST8M2+1OxyEM1tYDUwGWQZnwnN/rRaFDYD3wOv3Q1odlJ42HIIja9rix&#10;4KxrIYCBSDfAZM5i+GsoA2uPsr83KpyqF4pDAdBbtZzmbKrsYIs2QGtpu/r+8/rrZ+IjZjyAe+wJ&#10;ilDOBHuvSSVGGa1Sfqwl9Cbki7vd3e1muBNuVuRykhcFEoz244qFqJiXMw49oF7OfdPGrFAWJ0aE&#10;wUSJEk2t0tmoUGRJQU8T8zH7aSEzamd9Dz8mrc1+U6YtN2Ceiwf7o/FWmN9EQLfQEhBgjR9GSJmN&#10;xt4A63gX+F4/CMx94PvdbmT7TNeK1yzDrQmwjXuxOpDGesGU5qYaWDcNssATKAT83wjA7/v9vm1k&#10;P/CMlGi8EUI3guCogr5nO+DmvFS6PuWiJGhASQCEpXh5phs46y0YrhLYGACTxkW1MwG4ccZAtiCN&#10;CZhtf4LxBPIAte/II+g8UB83klFKrDJO5/o/lE1gagT1hSJhFbDS5v7/EPSOPWi2F61Rxxu1Qi86&#10;aR33w6gVeSdR6IU9f+SPPuJpP4wXmsM1QYuxzJvSwOzezXXnZd88SPYZMc+RleNaJwDItPIa4r4s&#10;TA9tOv0xJHDXXY7E4Fvwh5scrsun0IB5MOBZNbQ0PwHw3d4eg739s2f4C1BLAwQKAAAAAACHTuJA&#10;AAAAAAAAAAAAAAAACgAAAGRycy9tZWRpYS9QSwMEFAAAAAgAh07iQMiQ9nvxVwAA7FcAABQAAABk&#10;cnMvbWVkaWEvaW1hZ2UxLnBuZwHsVxOoiVBORw0KGgoAAAANSUhEUgAAAR8AAACcCAYAAABGBK+P&#10;AAAACXBIWXMAACHVAAAh1QEEnLSdAAAgAElEQVR4nOydd3RU17Xw9zm3TNHMaNSFhBqSEEKiCtFt&#10;CyN6NWC67cRO4pdiO06cOPGLY3u9ZceJEyfxK45bYicG05tAdNGEEJIoAgmhhnqXRtKMpt57z/7+&#10;0B0+TLDBDhhB5rcWizVaU87cOXef3TeADx8+fPjw4cOHDx8+fPjw4cOHDx8+fPjw4cOHDx8+fPjw&#10;4cOHDx8+fPjw4cOHDx8+fPjw4cOHDx8+fPjw4cOHDx8+fPjw4cOHDx8+fPjw4cOHDx8+fPjw4cOH&#10;Dx8+fPjw4cOHDx8+fPjw4cOHDx8+fPjw4cOHDx8+fPjw4eOOQO72Anz8e4CIwsWLFw2iKMotLS3O&#10;adOmyXd7TT7uLvzdXoCP+x9EpCdPnhzyu9/9bppOp3M8/vjj+YhYQwiR7vbafNw9fJqPjzsKIvJ5&#10;eXkx69atW7l58+a1HMd5HnrooezAwMBTQUFBpf/1X/9VSwhR7vY6fXzz+DQfH3caTV1d3ejdu3fP&#10;tdvtMYqiwNGjR9cEBQWlp6amfgwATQDgEz7/hviEj487BiISAODtdru5tbU1hDEmchxHenp6AvR6&#10;vUYQBAkA8G6v08fdgd7tBfi4r+EtFotJlmUTz/MCY4woisL0en3H+PHjc+bOnVsIAJ67vUgfdwef&#10;5uPjTqL78MMP09etW/ew2+0OYowBY0ymlHaEhIRUrl69uoUQ4tN8/k3xCR8fdxK+paUlsrKyMkFR&#10;FB3HcajValvnzp17eMaMGRfAp/X8W+Mzu3zcMfr6+niPx+MHAFpCCCWEKBqNpmXixImnFi5cWOGL&#10;cv174xM+Pu4IiKjdu3dvfG1tbQIi6hERAKB31KhRFwYPHtwCAL4kw9vEK6+8QhGRqA5+Hz7+vUHE&#10;4EWLFr1oMpkq1WRC2WAwnDp16lQGIop3e333C01NTfqnn3561NKlS8c98sgjo95+++1IROTu9rpu&#10;BZ/Px8edgjocDo0syyKoyayKohBKqQIA7O4u7f4AEUl5eXlUbm7urxwORyql1KnX6/e/9tpr2194&#10;4YWOlStXNo4bN27AZpH7hI+POwVRTYHP/5EQn2lwG3E4HFxbW1twd3d3HCEEJUnSVVRUjDYajUXL&#10;li37HwBou9tr/CJ8wsfHHYMQgpRSoJSCoigAAESSJABfWc9tQxRFj8lk6rDZbG5CiL69vT2usbEx&#10;KiwszG2z2fzu9vq+DJ/D+T4HEcWv62NRNRexvb3dgIgGRNTeij8BEanT6RR1Op3A8zwBACCESIjo&#10;VM0uH7cBQgj6+fl1Tps2bUdkZGSVoigoy7KAiBpKqaDX6we0kPdpPvcxiKh99dVXpwYFBUF3d3eR&#10;2Wx2AoDnVhL7EJFWVFQE7tixY0Rubm6qLMtiUlJS3bx5884iYiMh5IY5OojIlZWVhf7f//3fA+Xl&#10;5WmSJBk5jmODBg2qnjRp0h6z2eyr5bqNxMbG9r7zzjtHMjMzl165cmUEqFolIlJCiKD+PyB9bPe0&#10;8FFP4Wulu+LLmO2nqalJ/5vf/Obh/fv3f8vPz4/V1dWN1el0Fc8+++whAOj7stciIiktLTUfOHBg&#10;0p49e5aVlpZOkGVZ09DQUImIu/38/LIRsR4ApBtcb+J2u8NOnTr1QF1d3WhZlg2UUjkkJKTuN7/5&#10;zd6enp6mgXoz3IsQQtBqtXp4npcopcgYAwCgsixHbd++farb7e4BgNa7vMwbck8KH0QkBQUFgZs2&#10;bUpxOBz+jDGe53nXoEGDqhCxnhDivttrvNt4PB7T1q1bF16+fDmDUsoVFxdPDgwMPLl69erTcBPh&#10;AwBAKdX09vYO6ujoiLNYLJEAoK2oqPB3uVxicHCwrqKiomjcuHGViNhMCPlczg5jjHM6nX6SJGkR&#10;kSqKAogoR0ZG2hISEgZs9OUexmvaIiEEKKVgsVhi9u/fPysuLu4cIrYNxEP5nhQ+Z86c4Tdt2pSy&#10;ZcuWl9vb2xMEQaCU0o7Fixdn6fX6nOLi4m6e55EQQhRFcaamprYDQN9A/AHuFFqtVrFarX4ul0un&#10;KIrW4XD4aTSaqKamphhE7CaEuL7otYQQLCkp6Zo6deqpgoKC4WVlZUMJIXpFUUz19fXj3n777USX&#10;y1X5+9///uOUlJQdANBz7esFQQCe5wERCWMMOI4DnueJ2+3mEZF83d+hpqZGCwBml8ul1ev1vdHR&#10;0b0+LQrAZrM5QkNDG/R6vdXlcgWq11rrdDoDZFkW7vb6voh7UvikpaXBp59+KjLGQtxud5TH4yE8&#10;z4dt3rw5evPmzU/wPK8IgoButxtNJtPlN998c9Po0aPzjx8/blUURfJ4PNLMmTPd15/Y9xuEEIaI&#10;yPM8UkppS0tL6ne+852fvPXWW/8FABe/7LUpKSmyoijdOp2uQRCEVsaYDgB0Ho9H5/F4tADgdjgc&#10;gxwOhx4Re68VKLIsXzWFOY5DQRAUAGA2m434+/t/re/S1NSkz8/PH/Pb3/52TXl5edzTTz+96fHH&#10;H98JAJav9Yb3EZGRkY68vLw/IWLM9u3bFzDGRESEgZ7VcE8KHwBAxpiLEGIhhLgRUSNJkiBJUhAi&#10;BgMAEEKAMYZOpzPk9ddfj/L39+8AAAUR7cOHDz8ny/KB1tbWsrCwMMf9qBExxlCv13dqNBq72+3W&#10;AgDleV7vdDqjnU6nPyJyX1ZbRQhhNTU1nb/4xS+2//CHP7y0a9euaRs2bFjQ1tY2BAAEQRCC//KX&#10;v8y1Wq22NWvW7FHNXQUAQJIkkGWZICIwxghjjHg8HggKCrolZ7cX1ffkV19fb96yZUvqrl27VpWV&#10;lWXabDbZ7XYHKopyr+7f205UVJRFq9VaAYBQSoHjOIQBntJwr/54yqJFi2oURdl18OBBsa2tLYox&#10;pnG73QZJkrSEEEIpBUQERVFMVVVVKYQQWb0hPC0tLUNUM4IsWLCgFBFdpaWleovFotPr9Z60tLS+&#10;e73okTFm/+lPf5r97rvvJp8+fXqaoiiUEIKCIDB1Y96UuLg4FyLWAoD1yJEjETzPPwT92cmoKIpf&#10;TU1N8p49e2aGhIS0JiUldYNqfvE8j/D5JmHkBn+7KY2NjdoDBw6k5efnz29ubk4uLS0dabPZQgCg&#10;XXWs+lBxuVyMEHI1AMAYg4F+qN6TwocQgojY5nA49phMpu7m5uYIQoh/YWHhuPr6+uGMMR2llBFC&#10;OKfTqYP+7ykQQgARNQ0NDUP379/PGGMeg8HgGT9+fGtubm5qXl5eclRUVF1aWtoJuM6Pca8RFRXl&#10;RMTTWVlZVfn5+Q8iouBN9OM4TgAADm4h5K2abrLUnx3IeJ5HWZaBMUYIIUSj0bgBwAnXlUygimry&#10;ASISnU73lb5Db28vd/78+agDBw7MsVqtsYioIYQAz/NOjuNcWq3WJ4GgP6xeVVV17WOgdOCn8N2T&#10;wgcAgBAiI+KV+fPnNwAAZ7fbjT/+8Y8nGwyG0S6Xyw8A5ODg4PBz585N6u7ujqCU8hzHcQBAGWP6&#10;lpaW5OzsbHC73cxgMBzv7OwcfOHChYn19fXBTqfzPHyB8PG2BoX+U3ygh/bdjDE7x3EejuM0siwT&#10;l8sVcuDAgfEAUIuIdbeyfpvNxhFCeOivjiCUUmCMIaXUlp6eXvrMM8+UAoDN+3xFURTGmIdSqqg3&#10;AWGM8QDwlRzOPM8TURQppVRPCNECAGg0GsuQIUOKIiMjyw0Gg+PrXJT7jc2bN5MpU6ZwlFL0+nko&#10;pchxHFJKP2d6ISIFAK6qqoomJCQg9B8ad2Uf37PCBwBANY0UAABEdHzwwQd7Ojs7D/b09BB/f392&#10;5cqVIc8///y8tra2REEQgux2e3xbW1ssAOgQUeNyuUIaGxsHNzc349q1a4/zPG85f/480el0N9zU&#10;iEiPHj0a/f7774/QaDTSj370oyJE7BrAAkgeNGjQ+fj4+Ms1NTVjAIC32WwRubm5M2NiYooAoAFu&#10;ov0govbTTz+NqaysTHS5XP6yLFPSjy0xMbEiIiKiwmaz2Uwmk/caMJ1O15WUlFRss9lSu7q6Rsiy&#10;LPb09Az69a9/PeHpp5+2IqLlZtcMEfn33ntvSFVV1RiHw2GCfl+GbDAY2jIzMw+tXr36fEREhPO2&#10;XKV7nOXLlytNTU1ebRQQkUiSBJTSq9dYPTSFzz77LHHfvn1DAcDP4/Ewk8nUuXjx4kuI2PpNB2Du&#10;aeFzLepmdqv/AACgpKTk8m9/+9sWq9VqdDqdcR988MGK1tbWYI7jdLIse8xmc+2jjz56dNSoURcL&#10;Cgpsc+bMac/IyOAAwH79+yMit3///rjs7Owlx48fX6rVah1xcXEfyrJ8CBE7BmLIlxCiFBQUHJEk&#10;aWJFRcUoQghIksS7XC6Tx+PRwE18MIio3bhxY1JWVtaCwsLCGTabLRL6zTUEAMuyZcvyli1bVmA0&#10;Gnuv+UxWVFTU+uqrr+Y8//zzQ3t7e2MRMbizszNh69atKxYtWlQRGRnZCzfp53P06FFtRUXFxJKS&#10;krmMMSOllOl0uu6YmJjLwcHB1REREbYBLPS/cVRN9OpjRKSSJAmEEK6trU2/ZcuWWJfLFX3mzJnp&#10;eXl5DxFC/BljSlBQUOmkSZP+CgDd8A33WLpvhM+NSE1N9QBAR1NTk/3s2bNhiqJ4Gy4per2+Nyoq&#10;qjo6OvpKbGxsX1xcnAI3EDoA/afwqVOnYnft2rVkz549K5qamlIEQZC2bdvmUhSFiaJ4CAA6vsnv&#10;dqukp6d3bN26tYsxBl4nvBqF+tIbt6amRrtv376hO3bsWHDp0qVpHMcFE0I41WxyDh48uD4+Pr4i&#10;Pj6+8/oTc9y4cRIiWkRR7GaMSYwxkGVZV1tbGynLsv5ma0ZEsmfPnqiGhobUrq6uQYQQTqfTWRIT&#10;E/MzMjK2jh8//hL4WrD+E4QQpkZ5gRACiqIYLRZLck5OjmHLli2zmpqa0np7e6M7OzvDAUDgOE52&#10;u92eK1euJFRXV19ERNc3GWi5r4UPQP8JcPz48bCNGzdOPXPmTBpjzAgArpiYmLKZM2ceGzJkSC3c&#10;3PGq//Of/zw9Pz9/SVtbWxIACJIk8RUVFWm7d+/ukSSpGQCO3cJaSG1trSYoKMjP7XaLLpeLSpIk&#10;azQaW2Rk5J3yX6C6oZg394MQgjzP842NjeaqqireZDI5QkJC7F5NAhHJmTNnArKzs8edPXs2JS4u&#10;rj4qKqpu586dE7q6umJEUWxevnz54aSkpAL44mxpxWg0WrVardXtdocyxjie53mbzebf0dGh/ZLX&#10;wYULF0KysrKWHjt2LAMRtQAghYeHl2dmZm6bMWPGkenTp3f6tJ7PIwgClSRJ8EYBCSGku7s7+v33&#10;3/8eY8zT3d0d4/F4ggkhPCGEMMaILMuc1WoN2bdv31iDwVD685//vAsAvjE/2n0vfBobGzWEkBCb&#10;zRbf29sbwfO8KIqiIygoqG3o0KF1I0eO7L2FjUxaW1uD2tvbQyRJ0nizd0VRdKalpZ0fM2ZM/S0u&#10;x7Bly5b03bt3Z7a3t0cRQkRE7HzyyScPNTY2Hh88eHDXv/p9bwDleV7WaDSy2+32RkHQbDYHvPDC&#10;C4tKS0sTpk2blrdixYrjoDqN1QxnW2pqaiHHcfVTpkyhZWVlY0VRHMEYkxRF6UpOTq5KSEj4Qj9B&#10;c3OzfcWKFfmMseEHDhwIdjqdQZTSQb/61a+WvvDCC1ZEPEMI+dxGR0TS2NgY8ctf/vLJo0ePLuvt&#10;7Y3X6XTE5XK5eJ5viouLq5w+fbplIJq4dxu9Xq8TRVEghKBazkJ6e3sDu7u7zWqWOaWUEnWCiAT9&#10;EUqPv79/7dixY0uSk5Ob4BvWJu9r4YOIJD8/P2znzp1TSktLRwGAgTEGHo9HlmXZoyiKBLfWVc+1&#10;du3afJ7nR584cSJIURQjYwwJIbaUlJTSkJCQhputo7a21v+DDz6YsGfPnpXnz59/sK+vL1Q1Y3o/&#10;++yzQD8/P1dTU9OxO6EBqVFv70OF53mXIAh8Q0NDQkREhJient6phtKvkpqa2ldUVHR59erVbZ99&#10;9tnEw4cPj7BareaQkJArixYtOpicnHyhtLT0C0s0IiIinPPmzas+efJkFSI6EZG4XK6g0tLSzI8+&#10;+khxOp0CIp4DgKuDAxsbG80vvfTSU8eOHVvZ0tISB/2mgSMyMvLCkiVLDg4fPrwWfL2fAREFAPB2&#10;iCQAIL788stLT58+PQIReY7jgPTnoxBV6AAioizLbgBwpKamFi9cuHC/LMs2o9FoeeCBBy48+OCD&#10;tT6H8+2FuFwu89mzZ1OvXLkSDwBaxpg7Ojq6ZuLEicVDhgxpg1sQPoQQt9VqLS4uLr6Yl5c3VVEU&#10;o3ozywAgZWRkfKnZ1tzcrDtx4sTYrVu3rigsLMx0uVyhiqLwqsZFjUajbDab5YiIiNvxna9HQUTi&#10;TTJUURRFAUVRiEajqXzggQfK4+LiPidIVC3EuGXLlnEbN25ccubMmfFms7l39uzZ2StWrNgeGhpa&#10;mZiY+IWbVf0sN6XUSil1AgDKsszJshx+6tSpGQCgqa2tHS3LssRxHCOEcBaLJTA7O/vR7u7ueMYY&#10;z3GcPSoq6uyKFSs+XbVq1YHU1NT2fzdzyxulamxs5CilJCIiQty2bduwqqqqsW6320T6Y+vili1b&#10;ZldUVAxDRM7reL4m2iUDgGPixIknU1NTS0eNGnVu+fLlR9vb2/sCAgJYRESE526UGt3vwgdcLpeg&#10;JqfxlFKCiPbY2NjS2bNn502ePLnxVh1sRqNRRkTZWzkMAMjzvHxtOPOLaGhoMB47diz94MGD0wFg&#10;EKWUcBzHdDpdd2JiYu6qVau2TJkypeh6M+R2QAjBF198ERljhFJKFEXhnE5naFFR0ShJkoI8Hk+N&#10;2+3+3DVARHLx4kVzYWHhhL/+9a+r8/LypnMcx0dHRxc//PDDRzMzMy/fYucAz7Bhw6pHjRpVcurU&#10;qUEAYEJE3mq1Dt63b9/Sffv2zSeEMG9+iloE6cfzPOE4zhEbG3t25syZf3/xxRd3+Pv7/9vVcCEi&#10;ra6uDj569OiIzs7OQZRSked546FDh9KOHz8+xW63BxJCKGOM8Dyv4TiOZ4yBoihAKUWe55mfn19H&#10;XFzcRZPJ1Dxz5sztP/zhD3NNJpON9Df1v6vc18KnqqrKUFpaGtPb2xvKcRzvjfJQShVEvFWTCxCR&#10;X7duXXRbW1skAIiyLAPP86jRaBjHcRT6Vd8bCqGSkhKxsLAwuq2tLZYxZoD+3saKXq+3xMXFnVi7&#10;du0ny5cvPxEYGNh7o9ffDiilMvTXwwEhhOvq6krYvHlzrCAIlpCQkNMcx30uEe306dPG/Pz8cZs3&#10;b16dl5c3g+M4g9lsrg8ODq6llHbBLZo+hBA7IuYLghB9+vTpNEVRTKrDmxBCtIwxrXpye9usIgCA&#10;TqdzBgcHn5s3b97Hf/zjH7fAF0Qh71cQkT9w4EDgj370o8Hh4eFj/vGPf6y4cuXKKEVR9ADAISJP&#10;COG8145SioqigCiKwHHc1YimKIqWYcOGHZw3b9573/72tysYY3Z/f/8Bkxt1Xwsfi8USt2PHjgWV&#10;lZUjZVnWIaLs5+fXazAYLNCfD3RLKnxvb69x586d844fPz7D7Xb7qyn+Lr1e3+52uxn05778kyBD&#10;RO6jjz5Kyc7O/s6xY8fmUUpNhBBZq9W2p6SknFixYsX6ZcuWnQwICLDe3m/+eURRbDabzbU9PT3D&#10;EJGqVc+CmvENiqJcvQ4lJSWGI0eOTNq5c+e3i4uLMxDRqNFoGkeNGnVg6dKlO1JTUytu9dRERDEn&#10;JyeovLw8ABF5b2Y0QH+1uxoOBo7jiFqG4dLpdNUajabziSee+HDVqlUHCCE37T10v4CI4ltvvRX4&#10;+uuvR/f09EzLysqaryhKfFdXVwAiit6WtKpD2evIQ41GgwBAFEWhsix7yytYRERE+fLlyzesWrWq&#10;ODw8fMAJ8Pta+EiSpGtpaQm22+0GRKQ8z/eMHDmy4LHHHjucnp5+0+xeL/7+/qyzs1PvcDiMqqaD&#10;PM83Pfvss59Mmzat6EY3Y01NjXbr1q3xWVlZ38nNzZ1ps9lCCSGo0+k6Ro8efXzp0qVbFi5cWKD2&#10;pLmjfozMzMy8hoaGz/7617++BAA6gP6qf0opAwBZlmVERNLR0eG3Y8eOiVlZWWtLS0snulwuP39/&#10;/4b09PTsJ598cmt6evqFhISEm25iRBQ//vjjwPXr10cWFBRk7N27dx4iBqmmgCsgIKBdEASX1WoN&#10;sNvtgYjIM8YgPDy8Ze3ata+OGjWqecyYMVVDhw69E9G/AYXqW9Pm5uYGfPbZZzEXLlx4sKKiYkpn&#10;Z+fQxsbGSETUazQaopqlAGpZj8Fg6DWZTF0AIFFKaXd3d4QkSSZv+Yua6ewRBMESFhbm/iplLd8U&#10;96XwQUTS3NysKykpCVYUxQ8AKMdxkl6v7wwMDKwcPnx4XWBgoP0r/BjIGEPVbAPGGCCiPS0trSol&#10;JeWfasCampr0BQUFqe+///6qoqKiORaLJYJSSrRabVdcXNzpuXPn7szIyDgdHx/f9U2EjQMCAloD&#10;AwOvAIBMKUVRFL3tNonqdKbl5eWG0tLSMR999NET5eXl0/r6+gJEUewZM2bMiccff3zHjBkzioOD&#10;g2/akA0RaVlZ2aC9e/fOrK+vn9Le3p5aV1cXLwgCms3mRj8/v7oZM2YcMJvNrbm5uRNqamrGezye&#10;YKvVGkgplXU6XVdcXFxbQECAa6DdLLcTNZdKV1xcHHDhwoWEXbt2TWxsbBzd0tKS3NraGqMoih8h&#10;hGOMEa+mQwhRdDqdVafTdQ0dOvTchAkTjut0OosoiuLGjRv/4/Lly+nekLpa/IuyLN+12q2bcV8K&#10;HwDQNjc3p7788svzLBZLrCiKqNVqW5KSkvKmTJlySqfTdcBXGFxnsfT7OlXhQwghHo1G0wP9vo/P&#10;/aiISHbu3Bn7hz/8YUVxcfEjfX19EYQQIghCd3R09Mn58+evX7Ro0cmUlJSO251Niog89P+m0rXv&#10;fenSJQUAnKIo9iqKolczvRml1CmKosTzvP7kyZND33333dWFhYXTKaUhhBBZo9F0Dho0qOSxxx67&#10;TAixfeEHX0Ntba3odDoHlZSUTLp06dJMSmkAIUQKDw+/OGPGjB2KotSsWbPm/JAhQ7pMJlNZW1vb&#10;mdra2gm5ubmzLRZLwObNm7+zdevWtp/+9KebEbFwIOb0NDQ06AYPHixC/x4i3d3dJCAgQAEA161E&#10;jRCRdHd3m4qLi0ds3rx5amtr65jGxsZUm80WiYg6RVE4NcolUUpdrP+kYH5+fpbk5OS8xMTEgri4&#10;uIrFixeXpqWl9QCAYf/+/Yv63xq9ZhkIgvBPhaUDiftO+CCiuG3btuS///3vy86dOzdHUZRwo9HY&#10;MXbs2GNz5szZ+vTTTxeZTKZbNnXUTaDheV4LAJQQgqGhoTUPPvjgTqPReKPQr6avry+msrJyssvl&#10;ClfNva6hQ4eenD179vpf/vKXR0wmU8/tvKmwv+mW8OGHH0bKshwSExNTg4hXs4AfffRR1traWpme&#10;nr6rvLx8bnd3t8nPz687OTk5Z/r06TWHDh0asWHDhsXnz5+fw3FcCCIyrVbbMmLEiPyRI0eeh2sq&#10;1m+yDvHkyZMxGzZsmGC325N4njcyxtxDhgwpnjFjxsa33nprh16v7wYA5fLly0aHw2FsaWkJ6urq&#10;MimKwns8Hv/Lly8vopT2dnZ2ngWA83BNrd5AABHp9773vfHNzc3j3G43FQSBIiIVBMHy3HPPHUHE&#10;6i87VBCR9PT0+GdlZY37+OOPl5SUlGRYrdZIRNRyHEcVRZEYY24A8AQHB1+ZNGnSyZ6eHgvHcWgy&#10;mWzjx48/95//+Z8XoT8TWSL9LU9EAJDV9AbC8zyKojjgNJ3rue+EDwDoW1paUo4dO/YQIg7ieZ5R&#10;SjvGjRt37qmnnrpgMpm6v4oKeuXKFdP69esndHR0DJdlWcsYw5CQkPpXXnllV0lJSee1z0VEfteu&#10;XUMPHjw4RVGUMFmWOY7j7OPHj89bsGDBxmXLlh3/qp9/MxCRq62tFaKiovSbN29OslqtCaqT1gKq&#10;T4sQgpWVldUA8NfCwsLm7u5uk8lk6pk6deoZQRA0mzZtWlhcXPwwISRM9RlYJk6ceHTJkiXb5s6d&#10;Wwz92bA3W4eYm5sbu2XLllkHDhxY2NXVNRQApKSkpAvz58/f+u1vf3tPQUFBe0ZGBldTUxOwa9eu&#10;SYcOHVpeXl4+3uPxBKhTLnjS37rDif2tHwbUDaQeRNpLly6Nv3LlyuMul8vk/btWq62xWCyNANAE&#10;Xx6d0+bk5Izctm3bI0VFRTM9Hs9gxphACGGKonQPHz68NCoqqpJSao2IiKh66aWXjnZ1dXX6+fmh&#10;oijocrlcAOC8bg+hN/J1DQoiunieH7BN8e4r4YOI4unTp6NLSkpSHQ5HuKIoVKPRdKemppYPHTq0&#10;MjAw8Cs5d1W7PHjnzp3TqqqqRqlFkYQx5klOTu4ePny4cu1zt2/fPiQrK2vxoUOH5nV3d4chItFo&#10;NF2ZmZnHlyxZkpuQkHBba5Kampr0R48eja6uro4khJgbGhpG9fX1GePi4grguhaaiYmJ7k2bNpU+&#10;8sgjTXa7nfPz81OGDx/OP/PMM4+dPXs2w263RxFCeFmWmVarbV24cOGJRx555FxYWFjPLfh5+AsX&#10;LkTu2bMn8+DBg4vU5EEuPj7+wvz587cuXrw42+FwNMfGxhrWr18/sqGhIWn//v3TSkpKHnI6nSEA&#10;wKmRLyIIgmvkyJEFUVFRDdCf/TxgUJNFU0aMGKHt7e3tu3LlSrTL5dIzxkCr1UJBQcHoxMTECkS8&#10;8kXaj81m8yspKRmTk5Mz1e12RyKigIiKTqfrjo+PL1y0aNH28ePH51ut1l69Xu+MjY3tjYuLuyVT&#10;ThWOIEkS6PX6ttTU1HPR0dG39bC7ndxXwgcA/D799NPJW7dunS5JUigiIs/zDUuXLs2ZMmXKObiF&#10;kTHXIwgCb7FYAryRLtchncYAACAASURBVDVPhcE1pzIicqWlpSH/+Mc/5ufl5S3v6OgYwhjTAIAU&#10;FxdXExsbe8Xf3/+mN/FXpaWlJfjjjz9eumPHjgWSJAUTQoSUlJSSiRMnDqqqqtIDwOdC+MuXL/cA&#10;QDtAf/5RX1/fEJvNFut2u4MVRREVRQFBEFzR0dENgwcPrg8LC7N+2ZoRkW9ubjYXFRWF79+/f/Km&#10;TZuWtLa2jlUUxQAALenp6Ufnz5+/b/LkyXVVVVX6kydPjn/99dd/UF9fP1JRlCCPx6NXNRyCiKDR&#10;aDyRkZHlK1as+L+QkJAzA+2maWhoMB46dOhBxljdQw89tNnlcq2pr68f5vF4NG63O+gf//jHXKPR&#10;WDt69OgWuMFeQ0ShqqoqtKmpKcbhcARSSjme521hYWFtYWFh5x966KFt8+fPPzphwoTOr+MPvKaE&#10;BkVRrFqyZMn28PDwLy39uZvcV8Knr6+PZ4wZ3G63CQB4QohkMBhsAQEB1uTk5OtV1VvC4/HAte0o&#10;1EjX5zZGVVWV36pVqx6vrq5+VpKkELVrHwJAyw9+8IMPp02bdiw8PNz+yiuv0AULFnA2mw2nTZum&#10;wL9gViAiyc3N5fv6+kJ6e3vjKKVBlFI8e/asqa+vT2hpabEg4qkbOUBRbYr24x//+IelpaVLFUUx&#10;AwBwHOcJCAg4/8Ybb/xfcnJyAfmS8ToAAA0NDaH//d//vfpPf/rTClEUYyilBkmSRG8JhyiKNqPR&#10;aC8vL9c1NTWN+/Wvf/1CU1PTRETUq43lvW/FAEAKCwurfOCBB76TlpZWPG3atG883R8R6ebNm0lI&#10;SAjp6OjA0tJSfO211672nt67d2+H2Wz+i9vtlpcsWSIEBAR0v/feey92d3fHy7IsOJ3OIIfDYejs&#10;7Lyhk9fpdIa//vrrj27ZsmUBz/PBHo/HHhMTc/y55577JDw8PK+0tNQyceLE21HciYjoHjx4cO+4&#10;ceMGlPZ4LfeF8FE1j8jnnnvu0UOHDq202+2RiIhBQUGXX3/99Q3Tp08/CbfoNL0OvqenR6/X6wVB&#10;EIgsy+QaR7G3/QTdv3+/n6IoIW6326woigAAcnh4+OVXXnnljVWrVu339/fvraysNG3YsOHh559/&#10;fmFYWFjH+vXrs241fP1FUEoVrVbbazAYbC6XK4AxxjHGdB6PJ8Dlcpk+/vhjQ1FRkR0A4NChQ3qD&#10;wcAHBgaS999/P/7AgQOrGhoaFhBCAjmOQ57nLampqSdee+21v6Snp58KDQ39Qi0REWltbW30H//4&#10;x0c3bNiwkjE2TFEUjcfjkSiltuDg4Nq1a9ces1qtUd///vf/qiiKqa+vL6CxsXEwIuqxv7UHiqLo&#10;JIT0pqenH37qqae2Dxs2rL6hoaHkLgkeYrFYIjZu3PhkXV3dgxqNhuM4zjlr1qxLL7744gehoaE1&#10;an8oOwDAO++8IxUVFVkYY72KoigajYY6nc5B27ZtWylJkhMRt3sjhIjIV1RUJHzrW9967MiRI0sc&#10;DsdgjuNsCQkJx958881/ZGZm5ppMpu7ly5ffLk1vwEa4ruWeFz6ISM+dOxf23nvvzc/JyVnW0tKS&#10;xBjTcBzn1Ov19SNHjiyPjIz8ymFtROSOHj0a8+mnn87r6uoaK8uyThAEJopij06nswIAFBUVCfv3&#10;74/ZtWvXPIfDMR0ANJRSpJS6TSZTK8/zxWazuRsAoLq6mjQ1NRkvXbo0vKKiwg8ARER0rl69+gJ8&#10;Dd8GIQSrq6t7Zs2aldfc3Jx07NixQAAw8TzPdXZ2hl+8ePHbjY2NM+12+34AoIWFhbMVRdFyHMcs&#10;FktoRUVFqtPpDKOUMkEQ2tPS0o6vXbt248SJE08HBQV9meDhL168GP3hhx8u2LVr1+K2trYEjuM0&#10;iqI4Y2JiyidOnFh/+fJl0+nTp0c3NTUF1dXVRTPGdGoUhnpDwBqNpnvUqFHZS5YsORQREVE9bty4&#10;S7GxsbZJkybdNQdpX1+fWFVVFX3lypXRsiz7KYqCer1++F/+8hfl+9///gdqJMsrIHDmzJkXOjo6&#10;trz99tvRjLEQWZa1ra2t0dXV1bEVFRUmRLQDALl8+fKQN954Y/mRI0cWdHR0RGm12u5Ro0Yde+aZ&#10;ZzZNmTIlX41+DigT85vgnhc+ACDYbLawgoKCsY2NjYmEEK1er+8LDQ29NH/+/EMmk+kKfD3HJW1p&#10;aQkpKChI7ejoiFSzcJ2qE/UAAMjNzc2DDhw4sGDfvn0rGhoahhFCKM/z9piYmOKMjIy9YWFhV7sb&#10;Ukrd48ePr6ipqTl3+vTpzAsXLowYO3ZsDABUfM31wZkzZ/pGjBhRHhsbW5yfnz/O7XYboL+Zfmhu&#10;bu5MRLS3traGM8Y0RUVFUxhjWp7nUdWQBEEQCM/zXcnJyblz587dMmfOnNygoKAvLPVARK68vDzq&#10;/fffn7dt27Zlra2tqYQQP9WE4pxOp769vd3c3t4e2tjYGMkY0xO1eZW3GBf6W3r06fX6Zq1WW/Ds&#10;s89mAYD9bhc6EkKwsbHRI4qinRAiS5IkyLJMPB5P+JEjR0YvW7bM//rnI2JTc3Nz4Z/+9CebLMsh&#10;hBDCGDM2NDSMWbdu3cTvfe97RzUajae+vj7m8OHD47u6uqIFQegbM2bMiZUrV25as2bNCQAYyD3A&#10;7yj3tPBBRD4/P3/Q7t27061W61BCiI4Q4omOji6fNm3atpdeeml3eHh489fNqVGzRQVKKeftAxQb&#10;G1v9gx/84GhWVpZh69at844fP76irq5uBKVUwxhzR0REXJg6deqGRx99NCszM/NqJbY6A6v80qVL&#10;BWVlZeNtNtugoqKicevWratExLKv09Jg+fLlSn5+viUhIeH80KFDz1RUVOjcbneAOhrHjxCiz8/P&#10;n6uGz7XQ3+COEUIo6W86ZY2KijqZmZm5YcaMGScjIyO7b/KRfG9v7+BNmzY90NHRMYIQYkB1JDIA&#10;aJqamoa0tLTEIiIHADzHccTrBCWEIGOMiaLYlpiYmGc2my9ERkaehf4x1gOiR49er7clJycXdnV1&#10;ja2pqfEHAA30N67nJUnibvASxdsjh+d5WVEUzu12m0pLS0cjYtnKlSsvtLW1cZs2bRrj8XgieZ63&#10;p6am5q9atWrjt771rX9rwQNwDwsfRCTZ2dnBhw8fzsjOzl5SW1ubqiZb9SQkJFx64oknjoaHhzf8&#10;C1nEBKB/AN41G4QgItbU1Og++eSTmYWFhd9qbm5OoZRqAMAdGBhYMmnSpM2LFy/OyszMbLxe6LW1&#10;tUlOp9PJGGOdnZ2R+fn5U0aMGHG2ra3tCnzNJll79+7tW7t2bZHD4RAPHz7c2tHRMby1tTXZ4/EE&#10;yrIsIqJerfVRCCEyx3GKoihUq9X2hYeHF2ZmZq5bs2bN8ZSUlFsKyaqCjFP9Noz2Q2RZJpRSUX0O&#10;AABwHAfeFg8AwAghHampqXufffbZ9YsWLbpoNBptA0XwAAAEBARY//KXvxx57LHH0uvq6lIURdHc&#10;5CUsICDAkpiYeKKlpSWkt7fX26dJx3GcxmAwaAoLC6MOHz48yWq1BsbHx5/7/ve/v2nFihXHjUbj&#10;v7XgAbiHhQ8AcJcvX44tLCycXVdXN0ZRFCOlVBo0aFBdVFRUmZ+fX/vtKF8QBAFVFRsAgG9ra4v6&#10;7LPP5p4+fXpNe3t7CiJqRVF0hYSElD344IMbVq9evXvOnDn/pG0hIuns7KSiKAIAMEVRiKIoWsaY&#10;qBarfi1ee+019uqrr3YtW7bs2OzZs8sKCwuTd+/ePb2zszOxvr5+hM1mC0FEMJvNzeHh4ecopaAo&#10;Cvj7+3dNnjx535NPPnls2LBht5oLomg0GsvQoUPPhoeHa9ra2hIsFkukKnyBEEKxv3HZtdXXgIiK&#10;0WhsGTZs2IEXXnhh3ZgxY86ZTKY7Wsn/dVB/ZwfP8w5Kqbf+DRRFAY1G80/aMyEEm5qaGn7/+9+v&#10;f/rppyd1d3eHAvRr5B6PJ3Ljxo3pdXV1ES6Xa5AgCD2PPPLIsSlTpuQbjcabjg76GtxzguyeFT7n&#10;z583dHR0xLe2tsa6XC4T6W+qZB89evSZ6dOnH1dns//LeDwewhjzRg/EkpKStMbGxtiOjo5oRVF0&#10;PM97IiMjy9PT0zfMmTNnR2hoaMP1pzki8qdPnw7q7Owc7PF4IhRFEdSbEm6QmfqVUQVdDyLaBEFo&#10;1Wq1lyVJitizZ8+K9vb2FMYYHxcXVzBlypS/McbQ4/FAQECAOzAwsG3YsGFfxdmphIWF1SxYsGC9&#10;2Ww+eeLEiYxz585NpZQaCSHUarWa2traQu12u4EQ4jVT0Gw2d4wbN+7gmjVrPhw+fHjJrVTG3028&#10;wvNWpn1ERkY6Ll261MzzvBvgav2fvr6+fuL//u//Jrjdbp3T6dRFRUVdTExMLPX3978TY5bQezp6&#10;H99Kk7u7zT0pfI4cOcJv2bIlYffu3Y80NTXFA4BAKWUajaZn0KBBNfHx8Q2DBw/+0hyVm9Hc3Mx7&#10;PB69JEkaRVGoKig4u90ebLPZgjmOA0EQwM/Pr3v48OHZEyZM2Lx69ep/MrUQkebm5kasW7du3q5d&#10;u2ZLkhTb29sbRQgR1JEySnBw8G3ZjKqmZwUAKyLWWCyWlo6OjkBZlmlsbGz7z372s8rrBc2aNWu+&#10;yvsj9IeaaxCxSZblWlEU9wGAEBQUpO/s7EzPyclZWFdXl6LWKgFjzJWUlHTxscce2/74448XE0Kc&#10;r7zyCi0pKfHTaDQ6QRB4SZI4nudlURTliIiIAdEg3tu9QIV8WYGmy+W6Oq4G+jPgxb6+vkF2u32Q&#10;LMtKRETExenTp2fFx8efi4iI+Jf25RdAoL/EAr1pDDzPM1mWB/TM5HtS+MTGxvJutzuso6MjyeFw&#10;mFU/RNeECRNyHn744dyYmBh7W1ubXk0G9HzVzYyIwgcffDB006ZNc5qamoYTQkQAIGqVMLhcLq8f&#10;QxYEoTMwMLDsueeea7j2xlZT3YWGhobgHTt2LNq3b9/K9vb2kRzHadV+ym5CiISIcltb2229PgAA&#10;hBAPIpZf97fbdhoSQjzQP3K5vqOjQ79z585xOTk5MV1dXaE8z6MgCHZJknhFUWh1dXXM9u3bJyxa&#10;tKgUEdvz8vKC33rrrVkFBQXjKaV+TqdToygKRkVFtS5duvQtvMUxzncQ4tV4VL4sy5ucOnVKx/M8&#10;UZ3q3l46nCq8XH5+fh3Dhw+vDgwMvCMtVFpbWzUajQa1Wi16PB5QTXrC8/xdF+Jfxj0nfKqrq/2P&#10;Hz8+9uTJk8utVmsYIYQKgoAcx7mHDBnS7XQ6k/7jP/5jhsvlMut0uoZXX331aE9PT7W/v78L+quA&#10;b8XBSXt7e4Obm5uH2my2EADwNv0DWZavNuIyGo0NmZmZWbNnzz7nvVnUSI9YX18/6Be/+MVCq9U6&#10;rKqqKq25uTkJAPRqnxVXWFjY5RkzZuydNGlSSVhY2B2p3P4mbmCLxWLIysoa/7e//W3FpUuXpjsc&#10;jkCz2Vw3c+bMcw0NDaEXL14ca7VaY3Jzcx954oknghHR6vF4/KuqqkY3NzcnMsY0sixTRCQ2m61H&#10;FEUhJSXlLQCovNNrvx0QQvDcuXMKIhKvmQZw1fzyxMXFVcyePTsnISGhNiUl5Y441/V6vaJ2MSTq&#10;3iSKopCbDYa829xTwgcR6a5du0Zt3LjxW4WFhXMAIFDNrQBENNTV1aXV19ePLSoqGupyuUw8z7dE&#10;REQMNZvNVTqdriMhIaEUES8DwM1G7RJVZeU4jvO+v9cXoHAcJ2s0mo4lS5ZsXLp06ea5c+dWr1ix&#10;ggCAsH///sTi4uLxra2tCQcOHFhgtVqjFEXRcRwncBwHHo/HHR4eXjFr1qxdjz766J65c+fWDKSI&#10;z1ehq6vLdOTIkfHbtm1bmZ+fn4mIQSEhIfVTpkzJ/u53v3vyf/7nfx6glA5HRH+LxZKQnZ0dofbP&#10;5hhjWsaYqPq8GGNM6e3tNZ08eXJGS0vL32GACR+O475wvwiCgJIkUa+Z5hVEPM+7g4KC6keMGHF+&#10;5syZLXfKnDSZTLKiKOAVPl4BpNVq78TH3TbuKeEDAFxeXt64/fv3z2SMBanD+7zaiPHEiROT1LCv&#10;KEkSJYT4vf/++xFut9uj0+m6Jk+efMLtdm+dPXt2ISL23mgzqOYSVf+B2nfYa2YpMTEx1Wlpaac5&#10;jmv+yU9+sk6j0VQ3Nzfz+/fvT7VarcPz8vIm7t+/P9Nms4URQgyKolCA/rAzIcQVHBxcMXPmzK1P&#10;PPHEjoyMjArVfLnnQETjjh070v/2t7+t3bt3byZjzBwQEFD70EMPZT3xxBMHbDabtqmpKdTtdnt9&#10;ZlSSJP9rWnx6Q/We8PDwisTExAs6nc6FiEpoaOiAGz193Vizz+F2u4HjOOY9pFQ8ERERNampqWci&#10;IiIa4c5W6HPQ32sKvBo6IYR4PJ4BXWZxrwkfUFsQCKrQ8Up6QinlJEnSqcP8kOM4hojUbrebCCFg&#10;s9kCc3JyjD09PYIkSTh16lSvALrWT8Pv3r07rKysLKG+vn6Uw+EI8ng8PPT/loCIcmxsbMOMGTMO&#10;uN1u29atW6MURRnEcVxgVlbW/AsXLmRKkmQEAB3P85wkSQj9+S2oKIqk1WprRo4cuf2ZZ57ZkpaW&#10;Vn23s3q/DmrKgCE7O3vMu+++u+rQoUOZjLEArVbbPHLkyJynnnrqWEdHh/F3v/vdkoqKimmMMTPH&#10;cSDLMgF1ggYAMEEQXIGBgXV6vb42LS3tyNNPP709MzOzC/qLTAd0NOxaEJGUl5croigybxoD6W8P&#10;4oqMjCxZs2ZNTmZmZt3tSPu4ESUlJYZ333031WazhVBKQRRFrwAkPofz7QX9/PwaQ0NDa9va2ow8&#10;z3Pq9APvBZcMBkOnXq9v5zjOJcuy0W63RzLGTKpNHFZaWvrgli1bOqOjo1tjY2PtoJ5IiCgcPHgw&#10;Nisra+H27duXejyeOLvd7k8IEb3JcogoFhYWppeXlw+5JrRJCCGcoigGrVZrJITwHo+HyLKMAOAO&#10;DQ2tppT2cBxnS05OznvnnXc2Jicn33OmFiLSM2fOGN98882QwMDApE8++WRxcXHxLEqpv9FobBw+&#10;fPipxx9/vPjcuXPh27dvf7iysnIaIoaqKRBEEAT0eDzAcZzdZDLVG43GuokTJ2a/8cYb+zmO64yN&#10;jbUOhCjXV6Wqqsp44MCBRKvVagQAwvO8d6+goiiS0+n0wFdo2ftVQESusLAw5g9/+MOPGxoaxiiK&#10;wjscDuA4DkVRZJIk+TSf24iSmZmZ29XVFbx58+bVoij6qeaQd5SI9YEHHsidMWPGcT8/v0673R73&#10;5z//eWVtbe0kRAzgOI5zuVwmm80W0NfX97ns1ebmZv8zZ848cPDgwUe6urpGMcZ0XjVWdR4CpZS4&#10;3W5Te3u7yTv6hTFGVBPCe+IBAKAgCE6z2Vzy05/+9N34+PhSt9stm83m7uTk5OZ7TfCoaGpqalIO&#10;HTq0uLOzc2JtbW2c2+32DwoKqktPTz81YsSI9r/97W8Pd3R0JDQ3N0d5PJ4g6G8SRgD6HfUcx9nj&#10;4uIK16xZszEtLe2cVqttio+Pb7tTWsHt5EY+H+xvaxK3fv36p7q7uwerUUwAANlgMHQHBQV16HQ6&#10;J9y5BEBGCCHt7e2hjDHdtW1fJEkCQRB8DufbBSEEN23a1JiZmbndaDTWAoBWzURFQghSSt2jR4+u&#10;mTx5ck1YWJizoqKiur29XbNhw4aAsrKysYioV98KeZ7/3A/DcRy12WzG7u5uE+lv5Xk1wQz75yBd&#10;uw7wJh56BY/3fXU6XZ9Wq+0JCgqqnzlz5sfTp08/kJaW1nqvptIjIr1w4YKuoKAgtKamJqGkpCSt&#10;ra0tNSAggOl0us7U1NRLSUlJ3fv27Uu9fPlymsvlCkF1Xrg3Oc8bFNBqtS1r167dvnDhwv1jxoy5&#10;5WmxdxNv7s4X5PkQh8Phd/78+VS1hxQAgGw0GltSUlKOzJo163BwcHAL3OKIpq+xNjx79iwDgGud&#10;3UD6p+oyX7TrNrN8+XIFERsWLFjQDDeeFMq86jsidk+cOPHyoUOHmhVFGekVFDfK/lQUpS85Ofns&#10;uHHjRubk5IRzHBekTqq4+pxrNKD+D2KMcRznFARBVhRFoygKHxsbW5aampodEBBQOnPmzGNpaWn3&#10;bA0P9jc7N23evHnckSNHHujp6RnV19c3hFLaPWfOnAtVVVVcQ0NDUGdnZ0RJSUm8oijB0K/tyDzP&#10;exRFIWp9GYX+JDjLrFmzSsaMGdMykAWPGnQAgP9fp+bNer4RsixzaoSLabXa3qSkpBOLFy/+bMGC&#10;BUVDhgz50m6Qt4Nr0jyuzchmA72J/D0nfACuXuxbMV1QlmVFURQZEVGt0wJZljmPx8PBNU2XIiIi&#10;nFOnTq0sLi4uzcnJyeA4LtC7CTUaDZPVN+I4TuE4DiVJolqttmvkyJE5Op2uuaamZkpDQ8N4u93O&#10;m0ym3lWrVp198MEH70QNzzcCIpL6+nrzRx99NHH79u0rqqurH3S73aEAIFJK27q6urRWq9VUWVmZ&#10;RCn1UxTFu5fser2+ady4cZc6OjqCqqqqRsqybOQ4DrVarayOgRmQ1wQRid1u1wCAhuM4wnEcIiLj&#10;OM71Bf4owhhDg8Fg7e3tdQCAotVq2+Lj44t/8IMfXDQYDHdc8HxuMarpz3Ec0+v1Az6YcU8Kn6+C&#10;6hhGjuO89S5eAQSlpaVXn0cIwbKyMgkRJdV/5A1bMkTsSUlJORsWFnaF4zgnx3GKy+XiTCZTz9Kl&#10;S3OSk5PbnnrqKUNzc3N6S0tL4rFjx5aS/iryrYjYdq85UhGRXL58OXD37t0Ts7Ozl1dXV09TFCWM&#10;EMKrGbwhubm5kzweD08I0WL/NExXSEhIbXJycnFoaOiFlStXVn3yySdTamtrh6iTKZDn+etrkAYU&#10;HR0dfh999NHo6urqeEQUCSHM39+/KSMjIy8wMPBGBwn6+/t3zJkzZ2dPT89pxphsNBotKSkp5w0G&#10;w1cZSvm1UbPur15WnudBLV4Gh8MxYK81wL+B8OF5ngPV8enN+qSUKnq9XklJScHrnkvVDGVvYSGK&#10;omiNj48/vWjRos/Gjx9/luM4p9vtVlwuF5jNZo3T6Ryck5MzFhHD1LlL2vr6+pEHDx7kQ0NDpaio&#10;qJ0A0HoXvvrXpr6+3nzs2LEJ2dnZS0tLSx/0eDyhlFIe1GgOIUTweDyCGlZGQojbaDTWZmRkZC9e&#10;vHhvUFBQ5ahRo4T33nsvheM4WdUUiSRJVBAEgAGq+XAcRz0eT4Db7fZT/SUevV5f8+STTx7IyMho&#10;uf75hBBWU1PTuHbt2k8JITwiyjzPM7Uh203HDd0OEBG943G8bgXGGGe32wd2hiHc58Kno6NDb7FY&#10;BjmdTrMsyxylVDKZTJ1hYWEtRqPRDp+fQCGcPn06pK+vL4zjOJFSCpIkMZPJ1JqWlrZn7ty5h+x2&#10;e2dGRsZVs+FXv/pV9Llz55adPHlyKiKGAgCvjrc1NjY2jvrzn//85NixYy9j/wC/eyLC1dDQoCss&#10;LByzbt265UVFRRlut3sQAPCKogClFDiOA0mSiOpPkAICAlrDwsJqw8PDT69duzZrypQpFwIDA/vs&#10;dnuooijI8zxotVp0OBxEkiRjZWVl1LBhw0oRccCNdDl8+LD94YcfPtnY2BgriqKkKAofFhZ2NjY2&#10;tpEQcsMSmLi4ONcrr7zS8OqrrwKo++Kb+l7Y30JY05/m1p9jJMsyyLJMGGMcz/O+PJ+7RWNjY/xv&#10;fvObZZcuXRqHiHqe5ztHjx59/KmnnsoeNGhQ7bUCoaysLHj79u2zN2/ePEuj0QQ5nU5gjLl5nrcg&#10;YmN6enrPtc9HRGI2m402my2mt7c3CfqvJeE4jvA8D5IkaW02WzQihjQ3N4vwNZuFfZMgIldSUpL4&#10;8ssvP1VTUzNNkqQgnuc5VRATRASPxwOIKEuS5OI4rnHhwoWbli5duq24uLguIiLCERQU5M2bQo7j&#10;JJfL5UFE5ufnR2w2W/zPf/7zxxwOR/t3v/vd4wDgwf4Rz97Rw+67KZC8wYyKior/MZvNf/N4PKjT&#10;6TxJSUlfOnzgtddeY6+99to3tcyr1NbWip2dnWa1PS7xRhcBwEUp7dFqtQN6z93XwkdRFI3Vag1i&#10;jPlxHEclSUJZlp2DBw+2xsbGfs4hp9frweVyGXp7e4MIISKl1BMdHV2ycuXKv3/ve987DdeM7T1y&#10;5Aj/0ksvDSkoKPhVcXFxular5RAR3G43KIqCapIZAYDAF1988Scvv/yygoj7CCHfiCr+dWhoaNDt&#10;3bt3/M9+9rOf1NbWTnK73QEAQBVFAUmSABGRUooajcat1+sv/uxnP9uYnp6eGx4e3pCSktI1Z86c&#10;6x2cljfeeGP7e++9p9++ffuK7u7uWEQUHA5HiM1mC9q7d6//+vXr8cknn5xRVlb2aExMTGNiYuL/&#10;vvLKK012ux3nzZvnvtkUi6KiIiErK0sAtRTG399fGTNmjPSvTL9QhZ8Nrpl28uabb37dt7ujxMbG&#10;yhaLpU/d114TzJWcnLzjnXfeeVWn0/2TqTiQuK+Fj6p+gqIoBBEVQRBcoihKbvc/a9DqzXXVMczz&#10;PBNF0SGKYltcXNzVqEVJSYlYUlIy9syZM88UFRU95HA4gqjq8dNoNA4AQI/HowMAqtFo+Pr6+sGN&#10;jY2Dm5ub/RDRNdBMDQCAyspK06FDhyb//e9/X1tWVjYJAAK930lNJ/AIguAihDjCw8MrH3300e1z&#10;587dPXLkyPovCpkTQiSr1drh5+fX7XK5iDcBT5blwVu3bv1ebGzsLJ1OhxcvXkwqKytLqaur6+3s&#10;7Iw2GAy9hBC5vLx8a0lJyfHU1NTPTdLA/tlamoiIiIC8vLyJxcXFDyJisOrHqw0JCTnS1dV19ssa&#10;4d9HoLfmTBAEb42jzBhrz8jIqBnI6QwA97HwQUT+xIkTBgDQMsZQp9N1jRgxIn/evHknKaXtcE3K&#10;OyKSK1euiLIsxV19LAAAF4ZJREFUa0B1NqshVunaHxARxX379o367LPPnjh8+PBMAAgghFAAYKIo&#10;2uPi4o4FBQVJZ8+enWqz2YLVnCDTkSNHpmq12rrly5fnDjRfR0dHh3HTpk2Td+7cuTIvLy+DUmqW&#10;ZZmqkUGm0Wg6ExISCidMmHBOFMXuwMDAprlz554dOXLkTZMEjUYjyrKM3jYkAECcTqf/pUuXonQ6&#10;XUNSUlKlIAgGURSHdHV1hefk5MxSo4yunp4eo91uh7KystO9vb2SLMuo1WppQUFBYH5+/riurq5R&#10;ZWVl4woLC0choj+lVDEYDPVut1tjMpl6EfHSF/lp7iNQo9Eo0J9yBowx4HkeOI4bsOkM13JfCh/V&#10;dxHz4YcfTu7t7Q3H/llR3UlJSeeef/75cwBwvQDwy8rKGnn27NkUxpiBUqr4+fm1JiYmXhwyZEgT&#10;qP4ai8WiraurS923b99MRVHMHMdRxhjTaDR9ERERJ9PT0z+KjIwMLCsrG2Kz2QIkSeJEUfTLzc19&#10;qLu7m1qtVvbqq68ehS8Y26wm4xFQi1Hv8GWCkpIS8e233x579OjRlefPn58mSVKIVqulqunIRFG0&#10;xMTEnJ45c+Znzz///P9r706DorryBYCfc+/tS++0LM3WIGCrEZBFXCIkaKIGMahRw4zr6OTNS2oS&#10;K/PMZL5kyqpJvsxMZaZSY+pZmVeOcaLWJLi8SVwymiDgiIogiyCLyKJpdnvf+y7/96FvG1+i0RgJ&#10;DZ5fFd+kvfd28+9zz/0v5wwGgw0Fs3W5B/xWvd18X8pBAZlMZpkzZ07Viy+++PHmzZtb/vjHP+aJ&#10;oojb2tqW8Dyvk25XZRcuXFjkdDrx+fPnn/D7/TxFUSITFHv+/PnCgYGBWaIoahBCobYcnCAItMVi&#10;YUwm06T8XN8FsCzLAQAEAoHb13kitFBFaJIGH4RQhM1mm/WPf/yjVBCENIQQEkWR54JrVO6bf9ge&#10;j0dbX1+/8OLFi/k4OA4moNfre9etW/fvlStX9uBgx0H6k08+SautrZ0tjRemBEEQ5XK5NSkpqX7O&#10;nDl7fv/733/597//ffbUqVMbHQ5HHMdxMYIg0BzHRV+9evVJlUrV/frrrzcDwLdyQACAraqqSjxx&#10;4oT2zTffHAIA81gvmxMTExVnz55d2NLS8rTP50tACNEAIAJAgGVZW2pqat3y5csPvfPOO1Uqleqh&#10;ew8DAJZWNKJCoRh+8cUXq376059e1mg09tHR0Qterze1r68v0+PxKKSxPxTP89FNTU3Fzc3Ni6Qc&#10;FqAoCgMAw/O8AgU3qUNTOQIRERGDOTk5FT//+c+Pb968ueMxWPUgjDG0trb+v8+RVNdFIbLy+fEB&#10;AFNXVxd/5syZWQghPUVRDMMw9uTk5JtpaWkDdrv9W/1zMMaUIAhyAJBLuT4iAPgYhnFMmTIl1HNX&#10;3tLSsvBf//rXswCgpmkaMQzjyszMrCkuLv549erVZ+Pj4929vb0darW6/MCBA0xra2ux2+2OwcE5&#10;WWqn02k8cuRIRnFxsQu+3U9IbjKZ8qurq+emp6c3LF++/CwAjEWz8du8Xq+MoiglCq4eRISQyPO8&#10;PSMjo1Wj0VwvKSmp3rRp01mVSnXrjpIVjIKrs/uu0Ox2OxIE4XaJCs/zAAC8KIre0HWNiYlxT5ky&#10;pc1oNFZGR0d/NTAwkO10OqOkvBm1IAjqUE8lqXQApIDDIYS4qKio/sTExA6VStW2ffv2L0tKSprQ&#10;PVaWkxmWeiShr9+bsDfpgg9CKKK9vT3j4MGDzwiCEIsxFhUKxUhhYeHFNWvWNEdGRn7rg6lQKBDG&#10;+PaAOymzOZQRjQFAdvHixZTe3t4nbDZbAk3TDAoWkY48++yzJ1etWlU5f/58C0IIpaam2ktLS2uV&#10;SqXszTffzHS5XNEymQyLoqjs6enJP3jwoJVlWVi6dOllaf9HRAghm81Geb3eqGvXri386KOPYnNy&#10;ckxpaWk2dMdTtkfN4/Fgg8Ew6nK5rvj9frU06rn/lVdeOcKy7PX8/PxBo9FoDa3AIDjPXFNRUZHA&#10;83xEdnb2yP1ymKRNfPHOUTShhlcIBRP1vvjii5akpCS71WpNOHr06CabzWYcHBw0Wq3WqNBYISnH&#10;CBBCvvj4+BtarfYWQsiZkZHRUFpaWiGKomnevHmjOp3OFU57asS9TcbgQ9tstilfffVVIgDIZTIZ&#10;zzCMNzo6emTu3LlmfI8GXqH8dEEQQlMLQh9gWUdHR/yf//znlXV1dYtEUdRKJQb8lClT+o1GY9eC&#10;BQtG79jbAACwFxQUdOn1+j63223keV4FAIzdbk+sr69fQlGUKAgC98ILL1wGACdCCN+6dUtptVq1&#10;Tqczpq+vz+vz+XQo2KFuzPj9fntGRsZxpVJZKwgCRVEUFkXR9ZOf/KQvJibGfeeqKxR4amtr8955&#10;552Vdrs9+le/+tWXWq22srKycuRuj7cFQRCUSqVDo9HYzGYzzzAMQggxNpst0mQyqZAUWJctW2YH&#10;gKsmk+l6X1/fgCiK+hs3bvxHQ0NDIU3TLMdxlPQ0klcqlQPz5s07kpCQUOdwOBy5ubm3tmzZMvQ4&#10;3GZNNpMx+GBRFGWiKDIsyyKe55EgCIAxBqfTea9vRBFjLIZquhBCoQkAdGdnZ+LLL7+8rq2tbb3D&#10;4TAKgsBKq6me0tLSPbGxsVe+eWuEMRabm5u/ev755//7+PHjumvXrs0XRVGJEGK8Xm9iY2PjUkEQ&#10;RK/X63vttdcaEUKKffv2Fe3evXsFxljPsmyf9Jpj+g2elZUVQAj1Sj9IqtGCffv23e2fy6uqqmb/&#10;6U9/Wn/t2rXiQCCg27Vr11SXy4XfeOONzxFC5m/+QlRUlPvJJ5+ssVgsU/fu3ZsgCEKc2+1OPnjw&#10;YKnX6x0EgEostZGVzteLEGqtrKxkqqqqhiiKSkbB2fMCQgh5vd6AXC53ZWVl3XzrrbfMoRXX9u3b&#10;x+DqEGNtUgUfANC+//77ReXl5cU8z8cjhASZTNa7atWqUwsXLrys0WjuuReAg7OOQOpEJ7IsC6Io&#10;Jr/77rtzu7q61tjtdqMgCBEAwBkMhpZNmza9/9JLL52aOXPmt/7oEEIoJyfH3d/ff1Gn031w9OhR&#10;vqGh4UmKotQ0TcucTmdSS0vLMpqmRZVKBdu2bRt0OBzxJpMpRRRFpbRh+KO71+3K6OioZu/evXPL&#10;y8vXtba2LgkEAokMwzDDw8OpNpstWaPR3LWOCGMsAMCQ2Wy+sXfvXq8oipQoiprh4eFUq9Uah6Tk&#10;wG965plneABoRwiFRv/AoUOHcFlZmYgxhoqKCvTb3/72kZwzMX4mTfABAOXu3bufPHz48Prm5uZC&#10;ANBGRET0b9y48dOtW7cemTZt2j2fgHg8ntA3byg7GaFgToquvr5+ttlsThVFkaUoyj9z5szmsrKy&#10;D1966aVjKSkptu86pqSkJE9XV1eVXC5naZoWLl++XIAQUiOEZDabLamuru5ZnU5HdXd336ytrc0V&#10;RTEytKEa6tA43gBAfuDAgdnHjh1b09DQsMTtdhukJ1KI53l1fX197t69e6/a7XavVqu9Ww6TiION&#10;4gEHe1kjURSp+52f9DrhcRGIMTFpgs/o6Ki2vLy8sL6+vtDv9+sxxqBQKLq3b99ekZub24Yxvuek&#10;SGmzmQIAHAgEEEKI8Xg8+vPnz2c7HI5pPM8rAQAzDOPOyMho2rZt22cpKSkPNGbYaDTe2rBhwykA&#10;4Px+P9XW1rYQANQIIdbj8aR/+umnCSdOnOABgEXByZ+9S5YsadDr9bfzi8bTwMCA+vTp09k1NTUF&#10;NpstWSo9AZ7nrXl5eT1ut3vK7t27V7IsSxUWFl6QNqDvDBoQzj18iPEzKYLP0NCQ6ty5c0afzzed&#10;oiitNMrYnJKS0qHRaAbRd4wtAQB5RUVFytDQUCIAsFIuSUR/f//s/fv3zxJFMQIFH0UHdDrdV1FR&#10;UdcVCsX95n7dJm1Am3/2s59Vd3d3J127dm2Gz+dTURSFGYZhRFHU8DyPpQ1VV1JS0pW33367Ii0t&#10;bVynWwAAHh4eVjY2NqY5HI4ZPp8viud5hmEYged5R3Jy8vnXX3/9s9HRUdV77733zFtvvVX2u9/9&#10;jkYInbtLAAqNHw6mOQefvYd1xTUx9iZ88AEA+ty5c0nvvffeytbW1kKv16umKMr3xBNPXD5w4MDh&#10;adOmdd8nWU+7Z8+enCtXrsykKEoh9USheJ5Xoq/btAZ0Ol1HWVnZJ7/4xS8+jYuL+14Fohhj6O7u&#10;9slksq+ioqK6LRaLThRFlSAItCiKWGpGzykUilGNRtOj0WiGEEJjMdP7gUjlJtr6+vqsjz76aF1V&#10;VdUKj8cTK5fLbWq1egAAOnbu3HmspKTkjNPpZJ1Op/evf/1ryQcffLDSarXioqKic1KO0u3rHsrV&#10;CZVZwB2tSolHbkJc2wkffDo7O5Xd3d3JZrN5OsdxUyiKQnK53BYTE9OXkJBw8wEqyR2/+c1vmpxO&#10;Z+epU6fSGIaRyWQy5PV6KUEQgKZpr1ar7Vq5cuXHa9eu/WzOnDk3HibxLz093b1169ZLCKEpZ86c&#10;8ZjN5ul2uz1eEAS1KIqiSqXqLyoq+vzXv/718ZiYGNN45qpcvXpVdfXq1ZzDhw+vra2tXe7xeJIU&#10;CoU1Nze3Zt26dadmzpzZkp+ff1Ov15v1ej1et27dlxzHaQ4dOlR87NixEp1OZ503b14tkpL9QoMC&#10;Ebo9PHG8Tu1xMSFucSd08AEA+vjx4/GnT59+emRkZBbP8zK1Wj2al5dXs2LFii8jIyNH7vcaGGOf&#10;x+MxJScnd6nV6nlut1sdCAQYAEAsy3rj4uLaCwoKyktLSz9LSEjofdhbIYwxX1lZOfDcc8+dTE1N&#10;7bl582ZuRUXFYovFMkMQBP+CBQtqtm7deqioqKgZY+x5mP/jUXG73bEVFRVLL1y4sMxqtSYplUrH&#10;7Nmzz69evfrIokWLavLz80fuXNX09/cPx8TEXGNZ9qnR0dGUvr4+Y2dnZzsAeBBClFRegRFCoUxl&#10;svIhJmbwKS8vp8vKyliLxSIbGRmJ6+jomGU2mxMBwJeRkXGhtLT04yVLlvwbY/xAafYul8uWnZ1d&#10;09XVlXbu3DmN3++PpWmai42N7VqwYMHRZcuW/W9ZWdkPblEgJeL1A8BwTU1Nu8/nuzI0NGQQBCGw&#10;YsWKzsLCwnaM8bhO6wQAfPbsWXVfX980q9Uao9FonAaD4WJJScmh5cuX/zs7O/vWN1d+iYmJgenT&#10;p1+fP39+fVNT0zPV1dVPRkVF9cbGxroQCgZe6YkXoigKY7L0IdAECz5S1bd8165ds/Lz85+WhgYm&#10;mUymDBTcFDanp6e3L1q0qCUzM/M7H4PfSa/Xu3p7e+sFQZC5XC6qsbHxaa1Wa12wYMHRVatW/XPL&#10;li03HmWRp5QcNwAAQ+jr+/MfpZL9QQiCICqVytGsrKyKqKioDoPBULt+/frLM2bMuOsYIIwxDwCm&#10;vr6+5rq6uvlNTU3zfT4fLwgC/+qrr7ajYBP+UG1Y6HfC4lyJ8TNhgg8AUH/5y1/mNTQ05I6MjMzp&#10;6upahjFW8TzP+v1+eUREhNtoNDZMnz69RalU2r7vvkxqaqpz6dKllwCA0+l0HdHR0da1a9eezc/P&#10;f+hbrfsZy6LRh4UxhkuXLpnz8vJOLV682P3CCy900TRt27Nnj//tt9/+roDhNxgMN3Jycq5YLJbU&#10;9vb2opMnT3J6vf4YxpiVZpuJHMfdvvX60U6KCEsTJvgghGRNTU3PnTx5cl0gENC7XK7QgDqQy+X2&#10;GTNmXFqxYsXh4uLimszMTPv3fXEpG9eKMa7NzMxs53meS09Pt6elpT12NUMURZk3btxYY7fb+alT&#10;p95rZtU38Xl5eSaLxVJ35cqVLKvVurChoaEwMzOzPzs72xy67Qo97RrjUyAmgAkRfACArqqqmtXf&#10;359tNpuNCKHQrChMUZSg0WiGc3JyKtauXVvldDofeva39EfmBIDQXsVjeWswd+5cDn1HbtTdSPlM&#10;nqSkpBupqamdQ0NDs2w2W/TIyMgTPT09wxzHaQRBwFLl/BgdOTGRhH3wAQCms7MzeceOHf/Z0dFR&#10;gDGWS/13EACAIAg+mUw2qFarewwGgzk+Pv4HZwU/rkHnh8IYB1pbW3tee+21L69fv268devWM8eP&#10;H19GUVSA47gYhBAlBSlMrvEjNSGvZVgHHwCQff7559N37tz5X93d3aV+v18vk8kwRVEg1Qa5DQZD&#10;w6ZNmw5u3rz5Qlxc3Lg+oiYQyszM9AYCgUGGYQYoivJ5PB49TdO0TCZDHMeR261HTCoHCo1JvrNX&#10;UihBNmyF9fr34MGD03fv3v1KR0fHSq/Xq8cYY57nEcdxiKIoT3Jy8uVt27bt27Bhw+nMzMxR8m06&#10;/jDGgsFguLlz585/FhQUnI6KihqUy+WB0HRThJCgUqlcERERPCJ7Pz8YAEBERISIUDCHiqZpcaJc&#10;27Bd+dTX18tOnTo1tbm5eb7b7Y6mKIoKdRjEGHv1ev2VNWvWHCwuLj6dnZ09FI5Pjh5Xer3eBQB1&#10;IyMj7IkTJ6j6+vrFPM8n8DxPKxQKy8KFC88XFBS0oe+5r0T8fwCAm5ubqdBnXxoTRSGElFVVVYq7&#10;9QoPJ2EZfAAAv/vuu6mNjY0LfT5fHMaYCvXvZRjGm5iY2FxQUPDRjh07jqempo6QwBOW3Nu3b79A&#10;URT2+XzMpUuXlvI8r2ZZdqCwsLBm8eLFnd/VfpV4IJjneYrneZqmaSSNTGYtFkvWhx9+uEQmk51B&#10;dww/DDdhGXwQQnRbW9vsS5curbh161YiRVEYIQQ8z/sSEhIan3rqqQO7du0qj4yMfKC2FsSPT3pf&#10;HABQExkZKd64ccMmimK0Wq2+ERUV1RcbG/vYpTCMAUAIcQDgpWlaEEWRBgCZyWSad+rUqY1bt25t&#10;QiT4PDgAoP72t78l2Wy22X6/PxYhxGCpu1ZycvKVDRs27PvlL395QqfTWcf7WIn7wxg7h4aGatLS&#10;0jq1Wi3jdrv9DMNYUBj0KproMMbQ0dHhyMnJudTa2jrD4XAkSb2pIkRR1DAME9Z7umEHANgtW7as&#10;mD59epVCoXBRFCVQFCUghFwvv/zyzurq6mSSHTvxhIpJyXv3aPX29spPnDgxNy8v77RCofDL5XKB&#10;oiguMTHxWHV1ddp4H993CbuVD0IIcRzH8DwvFwSBZhiG02q1QzKZzJKenn6lqKhogNxqTTzkPRsb&#10;aWlpPrvd3iOXy22BQCBUOyfSNC0EAoGwDvThGHy4+fPnX3Y4HJ96PB61QqFwp6am/o9Go+lNSUm5&#10;+igLPAliMtBqtZyUcBvqGIAFQcAsy4Z1wA+74CNlwA4AwIH4+PjLWq1WTElJadixY4cdISRu3Lhx&#10;vA+RIMISvmNqqSAIjPSgJmyF5YYUxhgcDkf/q6++Wrl58+bqN954w4qDI3LDOpITxHiR9tMQxjj0&#10;Q/E8H5Z/3wRBTBIAoC4sLNxP07RXekDDGwyG5j/84Q+ba2tro8f7+O6FREaCmPhEo9HYFBcXZ8LB&#10;ybt4YGAgdf/+/c83NTVNlZrwhZ2wPCiCIL4X/86dO8sLCwsvYYx5mUyGAIDlOE7LcVwECtM6LxJ8&#10;CGKCkxrhjbAsaxMEAQRBAJlM5tZqtYMqlcqFwrS6nQQfgpgETCaTgILjpQEAQK/XD61evfpyTk6O&#10;OVxrH0nwIYhJYHR0FFiWdSiVShfLsuB0OtV1dXWJ169fV4ZrVjkJPgQxCZSVlYkJCQnVs2bNOi8I&#10;guhwOOLa29tzh4eHdYjs+RAEMVYwxlBSUlKfk5PTyPM8r9VqTXPmzDmbnJw8TG67CIIYU4ODgz6a&#10;pp0YY49Sqby2fv36L4xG4/B4H9e9hF15BUEQDyc9PZ1PSEjozs3NPRMTE9OSnp4+kJWVFRjv47qX&#10;sLwXJAjioeDKysrInp6eOKVS6Vm/fv0g6RZJEMSPJlyfbhEEQRAEQRAEQRAEQRAEQRAEQRAEQRAE&#10;QRAEQRAEQRAEQRAEQRAEQRAEQRAEQRAEQRAEQRAEQRAEQRAEQRAEQRAEQRAEQRAEQRDE1/4P161a&#10;zJakw7IAAAAASUVORK5CYIJQSwMEFAAAAAgAh07iQJkob6AgMwAAGzMAABQAAABkcnMvbWVkaWEv&#10;aW1hZ2UyLnBuZwEbM+TMiVBORw0KGgoAAAANSUhEUgAAASwAAAEsCAYAAAB5fY51AAAy4klEQVR4&#10;2u1dDWgVR9cuIYQQQlCSoJKKIkGCiASMaKmlFoKEEiRIRUsrVSollFCkBGppS1qkWFqxpZaKBAki&#10;JaBiRUWFUOQlFBFFRUVFkSAhBAmoqGjQwP12/Z5Jj+PM/tzdvXf33ueBIbn7MzM7O+fsmTPn5403&#10;CIIgCIIgCIIgCIIgCIIgCIIgCIIgCIIgCIIgCIKIHbk33mhwygqndDplk1O+d0q/U0455YxTbjtl&#10;xCnjTskFKC+cMop7rqKOIacccMoe1L/FKV1OWemU2XwLBEFIpjQfDGmrU3aDGd0Ac8mlpIyAublM&#10;rRcMrZlvjyBKlzHVOmWVU7aB8M875XGKmFI+5RkktQGnfOuUDlcq5NsmiGxKTpvAnC6BuHNlUq5i&#10;6drtlBanVHJGEES6GFQz9D+DTpkoI+YUpLiS5CGMz2LOFoIoPIOqhi5nDxTZSRD6BPRHZ8EIf8WS&#10;chPaXgWl/HyU2gB9Vte24f4u1OfW+wsU8EqhP57gc7ntfODXZ4Ig8mdSbzqlB4rxuJZ4D6DPGoTi&#10;fQOY0IwU6d5a0a9u6KuGY5QiX2CnspeKfIKIh0l1Q8qJunN3A4yppxTMBlymCua6CYzsUgwM7BLG&#10;+03OPoIIRogNkCiOR2BSj8HkfsGyq6FMxm4GzDS+x9IyiiR2BsyQO48EYSC2VthCPc5zaXMWhOpu&#10;71dzRF+OaaVT2mH2MJTnB+AZdh1XcESJcieoWixBzudBSLehCO+iFBBaAtsB84d8TCZ606LjI4hC&#10;EU4zvvoPQhLMeeyotXIUY3sP2yCdht2s2O7aeXEUiVImkDbYBL0IqSx3Jak2jmCi72YxmFBYycvV&#10;Na7kCBKlRAyroMQNYyvk6k1WpfBZXF3bnADXNTnlulPOOWVpxt7XSugTw9iCDWOzhJb1RGYZVXtI&#10;RnUJFtm1KX2eWtHXKaec8Li2Rnu2gxl8f66x68chl4yj2F0k4yIyM9E7QyjSH+Br3pKRZzug9X+x&#10;x7XyurGMv9NmvKcHIT4+H5BxEWme1CtCfI1vY4ewIWPPOE97jgrLdXXadY0l8o7Vzu6NMIyL1EGk&#10;Ta8TVJk+lOUvr9PvKvEs9z2uW609d18JvvcuuEq9CKjjWkVqIYo5YRuwTHgRcDeprUSee1IF1/O4&#10;ZkQyNvwd4Afr5XV0/SEKOkGr4ZM3UU6MSjz/QzzbLcv5evH8d3HsHn6fpaT9Ug/WS/0WUYhJ2REw&#10;pMuZUrWdEsznuuX8PjEOreL4cxx7XspGl2BcQwEt5ztJVUQSk3B+wK/n7VKfhIJhX7FInznTkhG+&#10;fSWt19KetxPzwY9x/e3OL1IZEdfE2xRg+Vc29jfOM97BM1/Gdv8C5XCNUC/WnUHn2Ext3FxpbV4J&#10;j1Ul5sVIgAgb3E0kIk222djd8fPm310OaamwQ9gMC/acgfE0it8/edTTYrj/n1IxfbA88wyE+3kc&#10;QJVAaYsIPcE+DiBVDYfVxTjXz3LKMqd87pSPUj4Gri3VWqdcFHorvbjuK7tceywhRdzR6lkIQhyH&#10;wv5r113HUt8deAhUlui8agng/eAq5beQComguqq/A/j6bQlLVM71+w11VaZ4LNzdvpNgNGPujp/W&#10;9wvi2j6lUMfvpVgyTmr3HBb31IAZ6mPyCEvspSU8zzYE+CCeYigbwmsSdQcQ2fujLP+ce5+IuiYz&#10;OEb3dYbl/F2uGA1+y2W0uyN4yynv25gzlpqNafGhLNQOJuz4fvWZb+PUbREm/cJgAKV6ZwxtrZWS&#10;RMbGSXfLuSCcnP/Rrq02MSDn2BIsL/9Nq2kDEnJMYulaV4D2OgIo5Q8wyw+hQoncDiBV1cbUntza&#10;nzCcX4PJew/6nIG07KJhiWcan80h6pij3fs0jRlr3OgS0nEbzHkYS9hFCbRXi3nmNQ9H6N5T3syq&#10;yydl1kgUcRwxoea6uiDt+F1pBS6O77T043kKxqrZS/q03PM7ljQLNL2VvHcqhfNiMZapldgwGDLo&#10;7xoTavuDAB/QraTe8mJUlUhC6mUEOhhF4enc+4NW30O1BBLLzzvi+j89+lKVgjGTwexMZg2LdckD&#10;zFqd/wLH6rX73knh/Hhq2hDRPBzuWO51l8JHYpC2DnCJSASxrXIlrk0xtdWj1X1f6HGmXVvENvca&#10;mD3Ie+akYMy+FP35yCnX8L+rh/oN/y/BrperZF8j7pXmELM0SW0shfND2pLtsjBft5zz0H/FIjli&#10;J/GxT+QPJiApYWbV6uMHOB53OicoVGUbdUJ5fRdf87MqrpS2ZPohBWM2U++PsHQ/p/qMv33i2t9x&#10;7GtxzF3yfiN+v5vCOfKH6N8Ci4T5ieVe/WNzOaY5O+IzZxnvvwSZVbuP3cupiOYKB0DId/H3J22Z&#10;cE4tM7RlUZ9WT1WadhCF7uYHcWxMt8PS+q7KUhiUTjMxQXxPUjhH6nSGa2C6+wNIZqq0x9Qvv13s&#10;x3SiLi1mtdVHuf5tVANO5/7vDPWe0HUT+KuWUW9b9Gu5NExAsQnQqx1/hOMXDfdI4r4oxv+5Jj32&#10;pXCe/E/fRNAY0VOPj6H+7pPYSdzmo3elMr4EmNUOH3G6I8a2Ov0U5m6EA0gtVR71DKdEIs2Zxsdv&#10;yQMTAPf8Wu14S1ot/LWle72BOedMlvdwS5Lv+zT+rk6on20+S8RfGGcrm4yq0seuZTgph2Wn3p+R&#10;VWZ6+xu7aK9lj4HpwyylB0rJ2FWDUOt9lk2XPepYYDh2zRR5FO1VFvF5W8UzbRfH/zEtEXFuoUHF&#10;8D7epzH0Toz9bfDxRzxAppUtZlXr4w/4twqHknA/5uLvF2j3S8sXXZVvLPW4Oq+/nHKzEEspm1IZ&#10;55pNvoQBPyDTynbscI1ovoZjhV4KC93iKzHqETJnWhLX5tZJ7b39ZXjOyYT7Xe0zx4do9pANZjXD&#10;J8XWjkJ+fYSydLlkZIZ+PbTcr9tnnSny+C4TfTmrEWotdD7zILXshXX8XWHb9JpRLKS5MTCwowV+&#10;nlua+1UrNg8Wi+M12C09qudatEihKoR0cwH6v8MnYw/NHjLKrF4UUimJSX8XerJqg4TyD5ytc6bJ&#10;DRcWqT+5kgYXHXejQPTpZ4OrTU5LtnoPTMGVZD4FQ1gAqTENBrFVMGXYCHuzK3BQV2YMuyBRTYGp&#10;nvRTqAuzj38L9AzdHptKZFopZVbzPXLFPUt6qQGdwh0olpXC+ph2zVty91DoTkYME1AyqjkpGucl&#10;erx2SB/HICFdxHPVp3CONIa4VqYp+9OwjFxic4wWu43WvI0JPFu7h5HpDQYFTB+zuu0hWa0sQB8+&#10;0tr9Ujv/mf7VFQxrqTh2QsTcWpzCsZZK96aMzRNlJ/cjlq0VHtfqkuMsce4bLYXZRTC4OYZlc08B&#10;n6/Ng2mNkmmln1k9iNty3aMfUi91XTt3WHd2hkGlYnJ90JM81HeqUjrm/3glUU1xv9daTFsuYzk4&#10;Ty1TNcX6XZO0ht24+1p9P2theJ4W+BnbPAykybRSoLO64RFpoaWAfZHZYp7g2CyR2kruNC3ymFTL&#10;MzL2dRmdM9ehG7yD5fZF/L2GclmLgvokQJ0zset7Hffq2YF6C/yMLR62Wjeo0yoeszrv8SVpLkKf&#10;pnTDSCyh6i3XLzD0vYVvt6jzqlYPI4PNgkFxzXpbEllxzWgxI2642aU9Vh5UxBdhUp1Pm9ir9aM2&#10;wPUDYmt/+l6+4aLOLRld4jOh+5peqgtfyibt3lkWFUGihqR5qksuMV58YV5CJdK/25aBzUXs2/0g&#10;DAvPoL7AX2oOwrk0uOaUyVyq0H4fNNm7CRuy+9pyb0Bc85XuIwmTiSGbtXwBJa0RD+PSas6EZF/A&#10;gIeCvaXIfevw287W7JiWW46/dPPg2078wzctJbnSkynCq+aw/VRzhr5uka5naW3VIK3b3WLY0kGn&#10;NUE3nsIP/A4P04UVKemjaw+z13KuTyQdrTacP53ljDoZnE93hWQu59NccY00bziiLfU245qz2v0n&#10;U/isXiYPv3A2xD/gWz2MQldmoP//mrLLaNfoCt/P+eYTfSdXDPOpVbtmplymC5OFHvz+M4g/aAaY&#10;Vi9nRLxSyzOLZNWZ8r6/LXYP/whw/dE0hxAusXl1Tss4vRB/l/jouio0vVXOFt8sQ7SUizPUUjlP&#10;qlaP9ffWlPddZnr+KuA9eu6/Cs6CxN7PWvg5vieOPRLZp/s83G++0DZ7KjP03N0ekUsZbjnCwM72&#10;iMG+I8X9rhNS1ViYzQDDsrCOM6Gg764axqOTWpagZnGNTMqxN6PPud0jqOWbnAnhB7TSoMyU8awq&#10;MzDxq0Le02TQq1RxNhTtHTbB73BcSF0nS2UJ5RFP6xJjaYUfzD0ekUKrS+xZlxoSdeay6K9XwvOx&#10;EaFmHoll4NtZXrLjo2qLXDrAtx58ILsswfbHkwprnBKCaNFCk+zkbEjlu1okrN/VknFBRp+lwUPt&#10;soFv238AV5b7LgY2Gv7hbEj9e5or4tS75ceMPke7RUBw6XAV37R94GZ4+D59yxEiUixx3ZVJRzL4&#10;DNs8fHNn8y2bB23QI8kp3QeI1C/rM97/41nd5CrGYHV7bLOSwxNE8jTY4OEo3cMR+m+g5ltcBp6l&#10;xUeQIMqEFlsttPi4mJFQsiKKbuLoEETB6XGDRziaynIfnI8tgzPIqUMQRaNLWxinLeU8KLMtfoIj&#10;YaIhpinNO0GUCG26LmJXLXHn5pfroAxbuPgHIepYj3tmcpoRxDRd1MO+6qKMghqyjlUW+jxfdktD&#10;Vz9lGYz+EHXMZLA7gnhJC+/AiHUEmatzceSPdOmx7JeG2BV8YDFSqw1Rz7DMpEwQZcqsfrAwldcS&#10;+ua5NBwp611D50EPWQa3M0QdMgPxHE5boowZlomW7nqpSpzja4I61yNXgcl153g5DK7t4feErEft&#10;YoxwyhJlzrBcKWgZokcsUqsUJL4wBoEUqco6Arbxa1QhI4sDW23xDJ8Ia80ucvktsZxfGOY4QZQo&#10;zX2l63i1TEB3AtbTIOKC5a3Gydrg9cRhIIowLC+zzxjOVSBa5CPt+CIwuQlOYyKDdHPF47weg36f&#10;U34Tv/vk8k8Lwz0Voh8byiaBBTj0hCUgX2XIum7i3tUeS8Vh7fhEyYuwRKkyrGWYuz8bzilp6UPD&#10;XK8Ux3Yq9YmrLM83nZwl4N+Dkgur7DzQbouvYEvIeqq9onGKVOMyBrfKLTcesi3adhFpoB2ZbXq9&#10;dm6BvtoQ167Trt0P04dG2zUBVzePo5gjZWHAWy2K9t151KUSAHRCtD0hzqkEDk+1e37D8faAbSwW&#10;aefrSTJECmjoPUvG8CUy47T4oLvlmqQB/D2GXAnzIvTlF8vSsK1UBvtQXIHBIO5OaKGEl2kv70/t&#10;nqe67gov9xb0XfeUSK1l+qV9F5EmOnpXz6Yklos5nK/UpR6R7PU9/HaT+p6J0I8ZFtus46UwyCss&#10;0tWmPOparLZi9V1GnL+ssiurIPqQ7l4RfZGPzvSFmCWWlDmSCJFCeloi5ycSmKj5uxnHXGayD//3&#10;WSSua7qeN2Q/bJ4qK7M+wOcND3U7H18kvIi7+L9K2JK45RODS8JOJAt44sOs3Ewonwq/RKNCnyBS&#10;QlNKbzWJFYGbA/OA4brT2jx/qJ13P843I+jVLllShFVmdWA74zI2Ey+pSTuu1/3Q5p4gfA9VcXcb&#10;F4m6HgVNKU8QMdJJFZZpdSHumStXF9q5Ty1099BwbQ4Mb04e/V4VNXhBFqSrM3nW5boaHDUcf1/U&#10;vR3HftLa/AbHb6Is078CkNByuv0WQRSIVuox/3YFzbspPuLj+N0uNotkOQYGV2WoQy4pa/Lo91BJ&#10;SFkYvFh2ElyFuFcWZOE3ddlwjyrv+7ShpKulJB+iSDRTIRjOsSA7eUKn9cTiTzjHwuhcQ+rPNOv1&#10;vjz6bLMA6Mza4J+JYxfBuWejuH+hz5dmzINh5Tza+Ii7gkSKaOeomLdPsJn0DmygWiAVHbZkC8+B&#10;6bVb6p4pN5a0ci3P/h7KtJTlsbZti8CsVNllufaWXKPjpT3SdhR/9JGuqkguREpoqEPMyzDlXogV&#10;kO55cj3PvtqkrI6sDHZc0tU/Fnce90W2atfOE2t5tS6XxnI5uVtokK62k0yIFNJSl0fqLSWBnYO7&#10;TVcYh2bU/52o60qEfh6KS19d6AFui9sK1t0ZtIRT3qddtxR/x2QWXi12VqNBumLEUiLtdFUDptSK&#10;D3KLyQtDeIKMhqh7He75K0L/bFLWyrQPrInTDsVUd5Nh3f5ESluu/RSO79XuHTH4GCqzi26SBJFR&#10;RuaaRBzTjoWOFQcmWB+xL8czZf2OL8CLpO0yxBdBFmXZftOUpVaYLSzS9FxPOO2JDDOsBRb7qptR&#10;FOl59sVmd9mS1sH7Pi6r9gBtVRgseZ9Kx1Dt+jlSwhKS2GZOeyLDDKvXZEMFyUvRxdkC9ueGgQds&#10;T+PA1VoSS3Qn3O5qQ5uHLQxO6rUmKF0RJcCw7mBeLzCck0bVewvUny2WeFkz0jZwPcXsqNgJVMWN&#10;Lvquds1D/F2Oaz7llCcyzrBeiVhiOH9CXDOzAP2xCS69aRu4s3HEu4rYh3cNfTgozv+Lv2PcGSRK&#10;gFnN8wuFpMVvf6tA/TIF67yapoFrS5OyzaDbmsQuyDwRouZHTnki4wxrp5jjFzyuU7ZWrQXql23z&#10;bUVaBs7EUS8VuU8fGvp0UvxfyylPZJxhyQxUF32ufavAfTubyjDKSC7xOI2prGEwago3M8rpTmSc&#10;WVXoH+OU9e9jSw6H2Wns2ESaJBiDq9BlTnki4wxrgTanl6Ssf9WWPIZbit2xU1nIoOH6SYn+neOU&#10;JzLOsPryyS1Y4D7uTpV/oZuLzKJcW5XSAdwF156POOWJjDOsC0FjvRWxjystm3FvFqtD3YbO3OB0&#10;IojEac+1d9qbT2jjAvfzqoFH9BSrM6YQyL9wOhEEAR6xPRU2WR7LwRV8TQRBgE8stiwLmwvdka2G&#10;TpznKyIIQuMVJpusbYXuxKmid4IgiCwwrN6kYuQF7UA1jMD0Tizm6yEIQuMXzQZe8aJgERxE7OhX&#10;4l7x1RAEYeEZpt3CDYVqvJ+7gwRBhOAZOww840ChGh81NN7F10IQhIVndFhc+CqTbrjFsh5t4Gsh&#10;CMLCN2YURe9tCYE6zFdCEIQP7xgqdAh1t9FBQ6Pf83UQBOHDO7YZeMffSTf6ILMpqQmCKCbDajfw&#10;jseJ6bGciudbGqzm6yAIwod/VELRXphQ6tRfEQQRkYcMFSx6g1PxHkNjO/gaCIIIyEO+L1jATzex&#10;BO2vCIKIwEM6ChJDDwHDTOFkaH9FEERQPjKjIHzEDXvM6KIEQSS0UuuIu5FtRfMFIgiilBiWyRf5&#10;27gb2VNwK1WCIJJiGkvjEDicOurzuGeTgZcMxP2ApvjtK4s02BeYuZkgItGQS79jMdTz1E3qGvKe&#10;tsTjvFuyO88uwkCrjLezOO0IIi8aWi5oeKZ27guvlRM23/oQIn0u6mgM2f4MU1boOB/QZOH+oEiD&#10;/RHan8upRxB50VCNoOPt4vg8cfy+U26ijLjSmFOeiPPXnFKH/5fn0YfxxBJTOBV1piXhhNPuPbQ/&#10;j1OPIPKmo5mgo4fiWJ0lw42pvIt73Nh4V/Jofzgxm05LhpwDEet0RcuTIe+RKYPIsAgiGg2uAy0t&#10;EMdUcuRlTmnViquof0fGsHL+/9wpU3m0bYpA2hvXg+2O2/8HImUu5D1jZFgEEYnuPtN+uym4bhmW&#10;awtCLi/7QvbD5Je8J66HPBVnAHltDV0b8J6vtfbrOf0IIhTd/aszFqx0XlG+O/+vdcph/N/klIVO&#10;mYNlZA2yZtXgt6v3ehhWr+xc+4GBp5yJ60FvxJnhGQ+s6mkKcP1Cre17nH4EEZje3LAu10E7Swzn&#10;3Z3BvRoTcxXs+0PotNwyGKJPrYb7R+J6YJPvz4yIdY4FjensXPNca/stTkOCCERnFRrtnEWewFrt&#10;uqMag5sKyaxC7fLZfJPjeOAGU7aLEPf/ZDn+B+r62ud+Pc31Zk5DgghFw0MeTGYSS7px7PhJcwPX&#10;nGEBNruWwn7rbSje3bLRKedw7Wge/RqP3bbTXfrlK7opGw7LOZUN9rLH/Xr8+OWcfgSRFx2/Z0nP&#10;51XugJkt9am7Ks8+3Y7de8Zig3U2wH0/e0ljQo814nO/Wy5yyhFELIyr19VjOeWYaz/l7hA65S6Y&#10;2YRmHOoq1Ffjf1dhXxdzX87EbotlcVQc9LlHN0CrtVx3XxquieNfiXt/4zQjiFgYhKt4vxnguipp&#10;NoRdQ0WPriqnJqb+HDDwli1RKzWFNP3V554B7fp2jyVjTjpPaszqI04zgoiNYU2ZBASc64KUdc9w&#10;zk2e/K5ughDVFtK5/5fYQ65bYtds87lnnibu3cFx12lyM5wm6yGWTjsya8xqEacYQcTKsJQOq0Yc&#10;+xKK91doVZO2psT/lzVe4Oq49kE5X43r6oNk0rLE2BuI+pAmo9FNAe/9XK5NfRR80nRhHDsUN7HO&#10;voA1tGsX8hZsOFpgzFbFqUgQgeixS5ofQIDQ6bBVu6dRueqIY65e+5EPPV8M0B+TuulUURVjwmAt&#10;yfIEysOvOS0JwkqL1YYIDRexVJwAI3It2D+EJKVWPjmT7kssI000eSQEA40vbaBl63FViPsbDSLk&#10;CBjZFQ8mdA9cPKwB2++cmgRhpce7FubjGpj+pdFSJc6NyN+Ge7fnkxzVkidiJOoDjkR1y3GuP2Hz&#10;/zNYsauyV1tHz4TuyzVi2wmJSrcZaeWUJAhPWvzBFQS0Y/MM9LfeIAl1W+pT9zSCRt8K2JeWJBiW&#10;yRp1fsg6ZtoiLIDjP4VtyH2tnZs+9VboERMJgvCkGcWc6jQ6koLJV5al5IR2fK+4Z24efTEFBh2P&#10;+oC5qAxL6LLWGI6fk9IXpCfZ1iNOM4KIlWnl4PC8QO7mwYew2nLPHdxXhd9H/cyW8mRYuTgeLhfE&#10;EDQAZz9nOP627gSNXUC5VHzIaUYQseqxdL2yq2I5DH/BRYiQslytYLACGsL//xP3/hihH9UFYVgR&#10;6jprOLYA9e43nPs36PKQIIjAdHgBEtMJDx2yKlcM98YWDibtDKvJcEztIl633LM3n3g7BEFY6XC1&#10;pGNIU9csDOsrKXBo5+pi6Et6GZaPWHjT45rvRPsbOeUIIhLNLdRjuYtz72q2k1XaSiiXT0jkkmFY&#10;aMMVS//1uWZrFB0aQRDTtDQLdLTL45oaGZAPSSkU/T2NsS+ZZFgTAQ3NlK/hv5x2BJE3vdWF1UFB&#10;6Z6z2WOVG8PqC3Htz7bY1IRxvBbD8K+mgG12Yidpe5APUQmM8ZdwD7uL8CuzMtDnqZAMq0m3gC9b&#10;hpVHn1wbkLEUToJWOGj/6IaQTUmfuoVz+V9Bkn7E0Ga9Nme+LAOm9UcYP7oU9Hc8j9Rcz+PerU+C&#10;YT2Lww4rgQG/HFtq6/j61KRtE7cHuGc5nE3nJdSnWs0fc2eBxkKOw7IivhN3U2cNwiQdgcFkdUJt&#10;fYjnHkF47wvwl/0ihQyrJY97bvqFS87j3ei85UXUSkfisHRPaNCPpHAinFaKSRmY0HCdq/jcpY2r&#10;Gx9sTgJ9krs+nQVccuTySWMeoO5ZWOY2imNVSIywHmqDw1iiTYLQ9PBF6yP2YTkicW5HW/d0tzJI&#10;tO5m0dslIkW2xlyfydJ9tGQZVkpfqgr7+o84thSM7BiisZ6DZfEBzbblXlSpEdvS/XJyCefzXNCM&#10;vhH7UCXa25eQ1HRLLHUfIjPMQZHU87SMlQanXN0vdlGe7Vci1ttfYFb9+N0lEv4+T6NklTJamZ+E&#10;8/PVOJOolsFL2IcxOqwdV75YJ6UeyQ0DLcb1sxjafyX+toFhVRRgDN4S7f2MdFADkPQmsVRaHLEN&#10;GdLkHXH8mG1JLt6NW67FNNYHYSdYi2PvizbWkCK8l6VJMKwzUeJhleFLUCGlD2jHVcqyfu34T+KL&#10;XB1D+59peeUqBcN6IiSE9+LSm0Gy+ARL3EFLnLMpMKoDCJNdE7HND02SkojpNKXvZoFx5kzvIQaC&#10;+wTHepWuEFEQ1C5tN+bGQZSd5R4OyRIPK3IAv1Oxp+IpD4Z1EcTpMosekZijH1/kLmz/j5kksgjt&#10;XxbLyyYcOymSZg5r+py+GNpchF2yQZQRwTTWIgdlRczj3GVyERHj/NDnnjik2QrhCOy6kP0uJOmn&#10;4kN0H8z6hFaOJbXZkhFaMUUcHYpa6UC+Md3LaODdidvupiQz6EnOgaAVIxvAl3lMu25tDP34VNR3&#10;Hcxp0iDpXAFj6UlipxW7cW5bFwo02WsNH4xHkKjWi9BFHbpEFLCtRty7EYzpCEIDT8H+6iTMWXrR&#10;XgfyDbTj/wpSiXFcTTHdD0StdHfYrDlluA6/A8YwKXbH/qctVfplVApYDj+Pi7DhH/YIpReMcT8I&#10;TEk8JwqkwxrzU7iDoDug82mKyLBqsEP4hUgdNx1twF2C4p73gvqkor57mknIBJhVn2GXsh7P0g3J&#10;WoZwuc98A8YxNmXN2RO10m/D5iXkkvD1cDnCsHC/OLYLE7spYptzUM8RS1TXE3EuO336UiuT4Dpl&#10;Hbb2lR3UiCVO/88RGNYySIzDgjk/0k1EtFDAGwO00Yh21qi6ROzzffggDCPSwWGEC16P/ujOwqcp&#10;ab02vqa8hN8nIbYxzEtAhoVQHp0WhlWBr/6H8mudR5tfehn0CYY1aDlfDf+yOh/bsSVYdn6H59kL&#10;aeIwJMr7GjN6BLONo4LI/4DC+Qv8vw/3Hw6Tsk0yLMuH4bIPM90YYbx/EvWswzG1kdEFaXeRuOZu&#10;UsaqGaeVRDI/dxoqPcvh9mVYd6DnOI0lyx9yjY4lhMxSMhlWygjQlyYsUy6ijVto8yiWSqasRFM4&#10;X2sh+N+gt1G6m33Qha3DEk+ZDtxLeJzXK6W2hWGdMNxTExPDqsHyUC05r2DcJjF2nZo+8XNShnEc&#10;z8S+oefaXMVuK1HaL0HaPP2kJBZBSGdB1E/BzKS1+z8BiaUOxqirsVzZCHun/dh5Gjcwouc4fhLS&#10;zF/Qc/Xjr2JkagfrvTyf/6wt3VrMTrOfSFMNcXxA7JIqie85QnFLg9bNEdtX7+0y3oO+/FQxz0e5&#10;FLSOoSmF4MqolTYYKp3gcL82Tu1aGm/dDmuvWB4cFUsJaU/UEaCdHktkyClIUEc0y+t3ChWpQVsG&#10;vS/0RhthiT6F3cuWGNr6XSw7P4MOS8+6NI6PQ6dYgqtzn0Zsv0Uk8e3EMvmgQUdHEyD7GJoycs2O&#10;o+IXhopncMBfEsBGzb1m3KQvEkvFcamEFdFUnwf9EkOXtBPLs/VgFBUh+u1KBAtjHosazWD0Aoj5&#10;ISS2MW3XbFHE9g4rQ0Mw8X58FJTLzmnLfbEl3BU2WAeEZP0cOqwfyiFKRYSxqzXxlbgqv0H3nNfG&#10;ZBBfd+nsukwwJhvD2i/8zZTl80vH5xj6VGVaduH4agRAlNv+g3HFbsKO2pTQlW2WOSM1pu7qfz6M&#10;2J5iTH8a3os1xIspUW+EPixXltnQ4am6l+Kj0okP2u/CqPYzLhGnQzElo2qyWLtvKPMBf19YMx9W&#10;yy7BmI5o1+/Xdg9PCGV7LFEcIW0ovclB6KseiaXTv8LqXTpcL4xpTHogbdRqxzdqESlmRmynxpSh&#10;GOeU0epBH4Y1ELEPdZgDn+Cdn/PJPiPLSTKsNz4wjMuZuCo3GY/2cNBfLsV6tGP7LAzroCQU7BLK&#10;ZdK8GPrzrrY07cLXvkpbxuoMa1EMbS+DvqxCO94smObPMY17ly36hGBYAz4M62CI9ubi/Z2AhDqp&#10;uTrt17boF4CpVhkk3ao3CHcstsRuNCoq3xq7CX3pvgglSR3Vjv8rlyKam0gOxodxKKMfem2MaEHT&#10;puIKNQ29zRj0VvvAKGtFLK7PYxzjvbYlhGBYvxnOVUpJL4/n+wHLu7W6sa/NLoywjucOA0/pjaty&#10;ky3WeQ77K1/gCo1gjmmEotxwdiGkjHLl6RPB36YQXrkuQl8Om7b7xfn2OCMWaHXP0XRkI3ju9TG2&#10;USVsoPo8GNZGJVGKc4ulr2XMz64Y1hQpIpT6Iv6gCpZAWw847NPjsxzSxWmxXDgozq+W3uggqm+E&#10;u0eLFrHyKb7ky/Poy3dehAOreNXOuwmMRaMW4XQ0zhDJov93LMatyhh3OX6/DcPZk0L6fKnTS4hh&#10;PSVFBBovk0lDc5wNPE7EZqJ0XsB72th8Z9G5rLPc/7a26zgFaeWbkP1YI79YMHvYKeJUPc9HjxOy&#10;D7MMZgzzYmKG970is0Lxf9kglR1MUvEt3vFDUoPvWM0w8JJncTdyPnar1NJ7EYeFMnaeRmhK8nrb&#10;4/4K7D7VROhDtWBKo1AUHxaRG/qws7UuzoQChn4s0iSaH2Oo8zSMc+fmcW+FZti7NubnXWPzYSRe&#10;G6s2Ay+5GncjewyNdHP4XxmjZWBM6yxLmScFCu+idqzmFHk82uMy1ITt2vYou2yCqVxM4FlXFyoi&#10;RgnQiSmgwkDcjWzjTmGwL7nHuYUF6kOTVxryAo/Hekh8q5Ma15BS1r4kEnEI27D1KRn3udicmJVC&#10;Guk38JJv427EFH/5RooG4fobRFqZeGWZPOf2lPRjpvJbTek4XTLwko64G6m1+BQ2xNzOjz7nO7HD&#10;sAaOtXOFweRmsgeCH4jpsC3vpLBvMwrBR7w4Y1fMbdzVjS6181c8XB6ecLoSZFjTdmqVKexbR8FW&#10;ahbF+46Y21Ahbhst50d9/LR6OGWJMmZW1WmOWeeGQDbQbH9SjW2JPY/Y62384JXi3JAS/I7KjKK2&#10;rTltiTJmWM2gi60p7d9QwYQMi8X747jjVZsy+opzMqJnvXauLkmDSILIAMNSfpZzteOzQtazEBm8&#10;62LsW6VYrsrSkuSAPEhawy/SfT+ynL9vcy2BYWS8Zv4EkR2GNWqIc6/C+zQFrGOORt/vxdS3dovA&#10;U5nkgAzGkZrHjV/u5R7hBmZD3V9bzrtuLJMeDO0+MrN0choTZcKslP7qpmHFMql91K94SV2am1gu&#10;jjDbFlvOv5MelFj0WGK3b57HNSrtd7XhXIXNQhaJRHMM90GUGcNScebXiGMqP+I1cUxtbN33qGuW&#10;RuOTMfRvqODeMmJQZHkR1o4CbiyvDKThmiqvbDKIkpBT0QAQllZfI1PCIsqFYQ3rQoBwyv/IIAjk&#10;fOrTHfon840WC/urZwbesbhQ6+TI9lgiX56XQ/BGLz0ZxNtJTRmvImnO5DQmyohhPdJ2z98SoZvn&#10;GCQs30i3WrbsvFOkWeyvJgpiK2bxBfolxP2N2DGoF/GfFkAMrdSunYv4SlPYBazVl4haVAC3/MHp&#10;S5QZs5rjYZs4pTEsGYvKlHD2U+33PUTEHQWz259H/3YUzRdZi++kyu2QYqtXuYeEmB/6XDcJZvXc&#10;FIeKIMqIYSn7xQGDwlzS1TXBxNTxWlHPXmkDqUyFYujf1aIlssFuRF7rUYPhp/4lGIVCvl+LXxSm&#10;PMduZi2nMlEmDGtUuuMgHPQdDxppEXkGRnFPja6igYnRrYh9a7bovWcUcoBMqb+2BbjvifT9w85B&#10;C74Kt7RrR7T44Cr07kfI0HIa+e6uW9Kz59LiQU8QCdJirWQ84vg+kX8yp6WVq0QYIhmW+2vdIBu0&#10;tS5i/3oNdDlU6EHamk9iCgzMI13RLhIE9CLJ4l21xJN6LTCl5z76sVYo9J+KlFfVnNpEiTIstTG1&#10;Uzs+LphTDeLdb5WMTRMKcgaj00ndoySP/p3NR7iJe5DetISJaPO5r9Xj3E9aXUcM17wbJhQtdjmU&#10;/cdSTm+iBBnWiMGcocaU7g15An4Xv5drNCeZWVPUZB0QRF4kmnAiRGfOR9ktNDzYWJBQMW74GZUy&#10;SxwbQiYaL+tduusQpcas6kw2VWLFctGgkmnWji0VjOuiOP61LQhBiP5tTzx+e4jOdMcR28YiMg75&#10;3PMaUxMpoO4j6cI8TmmixBnWj6ZwMkKhLs0ZlLH2b1DIP1SMTuzef6pJbu1avXNBZ40B+3c1NSGg&#10;PJaFq0LWo1un78TfHzzu2WzKvadlG1ZKxmsIQTOHU5woMYalTHo+M6hX6vH/HBEwQJab4nq1ulmg&#10;CQWNsJc8KnTCgXwL3axalh3KN4s5YKeiBuQSX4npARO2JF6+hictx6ssiRpzcaVmJ4gUMKvNJlsq&#10;Dx2XLD8bVizTfrvQ/T4VOuPQ/n/OdbsN954p9qB9bDG5rw1RR61BJ7U0bHooxPC56GOjVcepTpQI&#10;w3pis1bXrnN3CS+ALk/ryzlh3nBPHPsGK5X1Gv38GbBv1RahYUuxB63BkhV6S8h6Pje45fyj67Ig&#10;3lbg/5nIB3czoEHpWk5zokSYlfQ2qYhYlxIOftKksm78vwQ+iUtC1GkSZJ6lIlu8RfS7FEO9Lpde&#10;pB27I6zZbYzpFix06zm1iRJlWP+DYr0yhrpcRXqfJpHlomxaWTbS+tMyeG028/+I9bYYjtncdUYQ&#10;0bCC05kgQtHZEYNqJW/JDa44ps24FWl6aJNN1u4861puM2/QFPQv9V6UpAgiEu26urBPxG93R3As&#10;5hXX1VSlHXNtKwydfJCPg6O2q3FFO9eotUFbK4KIRrvKpGEhfk8G9SQx1FVryfvQm7aHtnW0O4+6&#10;JMPaZThfLWK+53TjNoIgQtGbtFtUUR8+zLOuLXEJLoV48O/zjZOl1SO9yxd5XPeFuO4tTj2CyItu&#10;TdnUF+RZ19XMREzxULZ9ELKepiAGcbj2qzRnuiWIjElYr9hjhaynM4nNt6Qf/lAcsW9gmjAW8Np9&#10;ulc6QRCBaW08Dkt0597jBto/nvaHt5k4tOVRV1OIa3/n1COI0DRWKWwXo9hdtVpWVyuzMAhnMsdp&#10;CaJ8mVZFDHUciiNfabEGYENcUhZBEKmnd5t09XGWxMwRSlkEURYMyyRdjabKUDTAQ3xMKYsgyla6&#10;2pLFhzmfung4BEHESeNDpsAHmZKuxMPY7DI6+aoJIvPMapWFvj/I8kOZpKzbmeTABEEouq6EJFUa&#10;0lUAKWsTXztBZJauN5WcdCUe7oxlF2E2Xz1BZI6eZ1isAIZLYuXksdbdzddPEJmj518s9LyqlB5y&#10;0BLjuYVTgCAyQ8ctlhwOh0rtQRsM+QdLR4wkiPJgWGcs8a7eLMWH7aECniAyS782l7veUn1g21bo&#10;BBXwBJH6FdK4JVZ7dSk/eLvFlH8PpwVBpJZufy1bI3CLsyQt4AkinfTaYREyjpfLAMy3JKwYDZPi&#10;niCIxGm11mJz5e4UNpfTQHxgkbL6OU0IIjV02m+h0w3lOBhDJWveTxDZp0+bwfeZch2Q2RbbrJFU&#10;5jEjiPJaCl612FzNL+eBsQX6G+S0IYii0eWAhS63cHDeeONvGpQSRGro0WYgeopeKf+Jn6MWX8MV&#10;nEIEUTBabLX4CrpLwQaO0H8D1WXh6uMcKIIoCA3awsZkJwNOgQfsgGWw/qYoShCJ09+ghf4OcHTs&#10;S8PblkH7liNEEInR3jYL3Y3QmNt74FZa3ACykfaaILJHc20eNNfOEfIfwB4PfRajOhBEfLTW4KG3&#10;6uUIBR9Im0vAcEmHsyCIwtFYtSUgXw76ZOqNQwxmJew+qIQniGRozGb/OES9Vf7i6qhlUHdwhAgi&#10;b9raTrVLMgPbavE3dMtWjhBBhKapbgs9uQajbRyh6ANsi1L6gkH/CCI0LT1jAM3kB3qrZZCf0dyB&#10;IALRUJvF7YY7ggkN+A7LYL+gzyFB5M2sfuEIJTfwtrAXD5iUlSCMNNPioQem+ULCg++aOxz3cCNo&#10;5igRxDS9vOlhGDpEm8bCvATX5/C85SWMlnVERIL4j07me/jmXmJU38K+jBk+TIuSFlHukpUXs2LI&#10;piIxrRsey0PqtIhypIsWj2XgDTKr9Iq9D7h7SJQZPbR5KNipLskA03pBOy2ijJjVYzKr7DCtGx7G&#10;pbTiJUp5/rd7MKsbZFbpfGleinhX0urhKBElOO+7PZgVFewZZlqM8kCU2nzf7jHXyawy8hJrPWJp&#10;qXhaNJgjsjzHqz3iWSmjUNpZZeiFVnq48ajIpYz7Q2Rxbjd4RApV7jb8IGf05e7weLFusLIOjhKR&#10;ofnc5rEj/tKRmb6B2X/JWz2ygjCFGJGVedzrM48ZIqaEXnY7DEltL/sUl4hESufuDI8kpypSaBdH&#10;qvRefCuWgV5LRIaIJdI2Z2/7zFl6c5TwBJjtlLMeE8A1Mv2YI0WkYK5u8FkVDHFVUB4TodIj76Eq&#10;g0x1RBRpftYGmJ8HOD/Lb2J0eQTkz0EUX8WRIgo4J1c55aoPs+rlTmD5TpCVHqE4VOnn14xIgVTl&#10;ztN2jhYni7sLc8hnsozSgZpIaP51BPhocglIvDZxejycSFXZQ0UnEdN8cy3Wf/WxrXrATSDCaxLN&#10;90hyoYobIG0TR4uIMM82+JjYKNtAOi8TgSbUxz5bysofkWGYiTDzqsXHD1BJVd1UrBNhJ5efzZay&#10;29rNZSLhM5dmwM/PT+VwhglUiKiTbVMAaWsU1/GrSMi5U4l54adUdxnZBo4YEdfEmx9gJ1EFTVvF&#10;ESNgU3UpwJw5TqmKSGoSdkCaygUQ7Vs5YmU5R1p9AkiqcpWmMkQhJmQ1TCAeBPx60qG6fBjVIR8z&#10;BaVU38Yge0ShJ2gDFO45Mi4yqgCMKofr5nPUiKxM2CHGLiqZ996JD1GQ9z5M3SaRtgm8IqCSVTlW&#10;dzNRQObecS12/W4EfM/ufPiAu8dE2r+85wNO6AdYVtIANd3vtBnv6QEZFVGqk7w9hMSVA5PbQifX&#10;1Ly/ang8nA247FP2eFvIqIgsT/yOAO4Yuq9iP3UeRXtfK+GUPB7inQ3TcJgoNUJoC6GcV+UGXDq4&#10;w5jsu1mMLMpXQ7wbtfu7kiNIlLo+ZHsIfYgqZ2G/s5ijGNt72Bpyyaf0jtv5HohyI5haGKCeD8m4&#10;1C7jDoR55k5jsPGegeX5jpC6RWmZ3svxJkhM/28SsTuAN7+pvIAO5Vso+mlB/ca043E7pNJTPvH7&#10;vaJx9OP9UD9FEBqRNWBn6lQexCU9/4chSXSWi0QgJKjvYaA7EWEMh2Enx7BBBBGQAN8E0ZyPQHhy&#10;OXMA9a3IeiRLMKc27Mz1Y4xexDBGrk7rTc4+gojOvLZCcngWAwNTyuOz2MLfgrC9bWmRyKDja4UB&#10;5hYouodDmhv4LaWHsGRkeBeCSIiQq0HE/TESrykF+ggYxCCY2jZINF2I9dSCOGHz/Yxd0Wd1bQvu&#10;70J922C6cQD2ajfQ/osEnmsCz7OBynOCKA4Da4EEcigPU4lSL64+728shRdTcU4Q6WNgzWBg/di+&#10;f1FGDOoGnrsHjJw7pgSRMQZWK7b390BB/TjjjOkZlOQDMOfo4I4eQZQ2I5sPs4etsAE7BQklTRLZ&#10;CPRae2C02UUFOUEQOjNrgPlDJxTj27HUOgUGchvMZDzEjtwo7hnB7uQQFO17YDvVDYa0ktISQRAE&#10;QRAEQRAEQRAEQRAEQRAEQRAEQRAEkSH8H6geSZlLTZbIAAAAAElFTkSuQmCCUEsDBAoAAAAAAIdO&#10;4kAAAAAAAAAAAAAAAAAGAAAAX3JlbHMvUEsDBBQAAAAIAIdO4kCKFGY80QAAAJQBAAALAAAAX3Jl&#10;bHMvLnJlbHOlkMFqwzAMhu+DvYPRfXGawxijTi+j0GvpHsDYimMaW0Yy2fr28w6DZfS2o36h7xP/&#10;/vCZFrUiS6RsYNf1oDA78jEHA++X49MLKKk2e7tQRgM3FDiMjw/7My62tiOZYxHVKFkMzLWWV63F&#10;zZisdFQwt81EnGxtIwddrLvagHro+2fNvxkwbpjq5A3wyQ+gLrfSzH/YKTomoal2jpKmaYruHlUH&#10;tmWO7sg24Ru5RrMcsBrwLBoHalnXfgR9X7/7p97TRz7jutV+h4zrj1dvuhy/AFBLAwQKAAAAAACH&#10;TuJAAAAAAAAAAAAAAAAACgAAAGRycy9fcmVscy9QSwMEFAAAAAgAh07iQC5s8AC/AAAApQEAABkA&#10;AABkcnMvX3JlbHMvZTJvRG9jLnhtbC5yZWxzvZDBisIwEIbvC/sOYe7btD0sspj2IoJXcR9gSKZp&#10;sJmEJIq+vYFlQUHw5nFm+L//Y9bjxS/iTCm7wAq6pgVBrINxbBX8HrZfKxC5IBtcApOCK2UYh8+P&#10;9Z4WLDWUZxezqBTOCuZS4o+UWc/kMTchEtfLFJLHUsdkZUR9REuyb9tvme4ZMDwwxc4oSDvTgzhc&#10;Y21+zQ7T5DRtgj554vKkQjpfuysQk6WiwJNx+Lfsm8gW5HOH7j0O3b+DfHjucANQSwMEFAAAAAgA&#10;h07iQHnnugQEAQAAEwIAABMAAABbQ29udGVudF9UeXBlc10ueG1slZHBTsMwDIbvSLxDlCtqU3ZA&#10;CK3dgY4jIDQeIErcNqJxojiU7e1Juk2CiSHtGNvf7y/JcrW1I5sgkHFY89uy4gxQOW2wr/n75qm4&#10;54yiRC1Hh1DzHRBfNddXy83OA7FEI9V8iNE/CEFqACupdB4wdToXrIzpGHrhpfqQPYhFVd0J5TAC&#10;xiLmDN4sW+jk5xjZepvKexOPPWeP+7m8qubGZj7XxZ9EgJFOEOn9aJSM6W5iQn3iVRycykTOMzQY&#10;TzdJ/MyG3Pnt9HPBgXtJjxmMBvYqQ3yWNpkLHUho94UBpvL/kGxpqXBdZxSUbaA2YW8wHa3OpcPC&#10;tU5dGr6eqWO2mL+0+QZQSwECFAAUAAAACACHTuJAeee6BAQBAAATAgAAEwAAAAAAAAABACAAAAB4&#10;kgAAW0NvbnRlbnRfVHlwZXNdLnhtbFBLAQIUAAoAAAAAAIdO4kAAAAAAAAAAAAAAAAAGAAAAAAAA&#10;AAAAEAAAADyQAABfcmVscy9QSwECFAAUAAAACACHTuJAihRmPNEAAACUAQAACwAAAAAAAAABACAA&#10;AABgkAAAX3JlbHMvLnJlbHNQSwECFAAKAAAAAACHTuJAAAAAAAAAAAAAAAAABAAAAAAAAAAAABAA&#10;AAAAAAAAZHJzL1BLAQIUAAoAAAAAAIdO4kAAAAAAAAAAAAAAAAAKAAAAAAAAAAAAEAAAAFqRAABk&#10;cnMvX3JlbHMvUEsBAhQAFAAAAAgAh07iQC5s8AC/AAAApQEAABkAAAAAAAAAAQAgAAAAgpEAAGRy&#10;cy9fcmVscy9lMm9Eb2MueG1sLnJlbHNQSwECFAAUAAAACACHTuJAeoymu9oAAAALAQAADwAAAAAA&#10;AAABACAAAAAiAAAAZHJzL2Rvd25yZXYueG1sUEsBAhQAFAAAAAgAh07iQIvP0ItKAwAAPgkAAA4A&#10;AAAAAAAAAQAgAAAAKQEAAGRycy9lMm9Eb2MueG1sUEsBAhQACgAAAAAAh07iQAAAAAAAAAAAAAAA&#10;AAoAAAAAAAAAAAAQAAAAnwQAAGRycy9tZWRpYS9QSwECFAAUAAAACACHTuJAyJD2e/FXAADsVwAA&#10;FAAAAAAAAAABACAAAADHBAAAZHJzL21lZGlhL2ltYWdlMS5wbmdQSwECFAAUAAAACACHTuJAmShv&#10;oCAzAAAbMwAAFAAAAAAAAAABACAAAADqXAAAZHJzL21lZGlhL2ltYWdlMi5wbmdQSwUGAAAAAAsA&#10;CwCUAgAArZMAAAAA&#10;">
-                      <o:lock v:ext="edit" aspectratio="f"/>
-                      <v:shape id="图片 1" o:spid="_x0000_s1026" o:spt="75" type="#_x0000_t75" style="position:absolute;left:19199;top:21203;height:901;width:1672;" filled="f" o:preferrelative="t" stroked="f" coordsize="21600,21600" o:gfxdata="UEsDBAoAAAAAAIdO4kAAAAAAAAAAAAAAAAAEAAAAZHJzL1BLAwQUAAAACACHTuJAyXlM9bgAAADb&#10;AAAADwAAAGRycy9kb3ducmV2LnhtbEWPwQrCMBBE74L/EFbwpqkiUqvRg6CoN2s/YGnWtthsShOt&#10;+vVGEDwOM/OGWW2ephYPal1lWcFkHIEgzq2uuFCQXXajGITzyBpry6TgRQ42635vhYm2HZ/pkfpC&#10;BAi7BBWU3jeJlC4vyaAb24Y4eFfbGvRBtoXULXYBbmo5jaK5NFhxWCixoW1J+S29GwXv1z0+Ho7d&#10;2cXvxT6tatecslyp4WASLUF4evp/+Nc+aAWzGXy/hB8g1x9QSwMEFAAAAAgAh07iQDMvBZ47AAAA&#10;OQAAABAAAABkcnMvc2hhcGV4bWwueG1ss7GvyM1RKEstKs7Mz7NVMtQzUFJIzUvOT8nMS7dVCg1x&#10;07VQUiguScxLSczJz0u1VapMLVayt+PlAgBQSwMECgAAAAAAh07iQAAAAAAAAAAAAAAAAAYAAABf&#10;cmVscy9QSwMEFAAAAAgAh07iQNVcJijMAAAAjwEAAAsAAABfcmVscy8ucmVsc6WQsWoDMQyG90Df&#10;wWjv+ZKhlBBftkLWkEJXYevuTM6Wscw1efu4lEIvZMugQb/Q9wnt9pcwqZmyeI4G1k0LiqJl5+Ng&#10;4PP08foOSgpGhxNHMnAlgX33stodacJSl2T0SVSlRDEwlpK2WosdKaA0nCjWSc85YKltHnRCe8aB&#10;9KZt33T+z4BuwVQHZyAf3AbU6Zqq+Y4dvM0s3JfGctDc994+omoZMdFXmCoG80DFgMvym9bTmlqg&#10;H5vXT5odf8cjzUvxT5hp/vPqxRu7G1BLAwQUAAAACACHTuJAWuMRZvcAAADiAQAAEwAAAFtDb250&#10;ZW50X1R5cGVzXS54bWyVkU1PxCAQhu8m/gcyV9NSPRhjSvdg9ahG1x8wgWlLtgXCYN3999L9uBjX&#10;xCPMvM/7BOrVdhrFTJGtdwquywoEOe2Ndb2Cj/VTcQeCEzqDo3ekYEcMq+byol7vArHIaccKhpTC&#10;vZSsB5qQSx/I5Unn44QpH2MvA+oN9iRvqupWau8SuVSkhQFN3VKHn2MSj9t8fTCJNDKIh8Pi0qUA&#10;QxitxpRN5ezMj5bi2FDm5H6HBxv4KmuA/LVhmZwvOOZe8tNEa0i8YkzPOGUNaSJL479cpLn8G7JY&#10;Tlz4rrOayjZym2NvNJ+sztF5wEAZ/V/8+5I7weX+h5pvUEsBAhQAFAAAAAgAh07iQFrjEWb3AAAA&#10;4gEAABMAAAAAAAAAAQAgAAAAiQIAAFtDb250ZW50X1R5cGVzXS54bWxQSwECFAAKAAAAAACHTuJA&#10;AAAAAAAAAAAAAAAABgAAAAAAAAAAABAAAABwAQAAX3JlbHMvUEsBAhQAFAAAAAgAh07iQNVcJijM&#10;AAAAjwEAAAsAAAAAAAAAAQAgAAAAlAEAAF9yZWxzLy5yZWxzUEsBAhQACgAAAAAAh07iQAAAAAAA&#10;AAAAAAAAAAQAAAAAAAAAAAAQAAAAAAAAAGRycy9QSwECFAAUAAAACACHTuJAyXlM9bgAAADbAAAA&#10;DwAAAAAAAAABACAAAAAiAAAAZHJzL2Rvd25yZXYueG1sUEsBAhQAFAAAAAgAh07iQDMvBZ47AAAA&#10;OQAAABAAAAAAAAAAAQAgAAAABwEAAGRycy9zaGFwZXhtbC54bWxQSwUGAAAAAAYABgBbAQAAsQMA&#10;AAAA&#10;">
-                        <v:fill on="f" focussize="0,0"/>
-                        <v:stroke on="f"/>
-                        <v:imagedata r:id="rId8" cropleft="7158f" croptop="7646f" chromakey="#FFFFFF" o:title=""/>
-                        <o:lock v:ext="edit" aspectratio="t"/>
-                      </v:shape>
-                      <v:shape id="图片 25" o:spid="_x0000_s1026" o:spt="75" type="#_x0000_t75" style="position:absolute;left:18874;top:20594;height:2273;width:2273;" filled="f" o:preferrelative="t" stroked="f" coordsize="21600,21600" o:gfxdata="UEsDBAoAAAAAAIdO4kAAAAAAAAAAAAAAAAAEAAAAZHJzL1BLAwQUAAAACACHTuJAkkvVBb4AAADb&#10;AAAADwAAAGRycy9kb3ducmV2LnhtbEWPT4vCMBTE7wt+h/AEb2vqn12kGkUERTwIa4vo7dE822rz&#10;Uppo9dubhYU9DjPzG2a2eJpKPKhxpWUFg34EgjizuuRcQZqsPycgnEfWWFkmBS9ysJh3PmYYa9vy&#10;Dz0OPhcBwi5GBYX3dSylywoy6Pq2Jg7exTYGfZBNLnWDbYCbSg6j6FsaLDksFFjTqqDsdrgbBddl&#10;Up55tD+e9rv7tt2kqT+Obkr1uoNoCsLT0/+H/9pbrWD8Bb9fwg+Q8zdQSwMEFAAAAAgAh07iQDMv&#10;BZ47AAAAOQAAABAAAABkcnMvc2hhcGV4bWwueG1ss7GvyM1RKEstKs7Mz7NVMtQzUFJIzUvOT8nM&#10;S7dVCg1x07VQUiguScxLSczJz0u1VapMLVayt+PlAgBQSwMECgAAAAAAh07iQAAAAAAAAAAAAAAA&#10;AAYAAABfcmVscy9QSwMEFAAAAAgAh07iQNVcJijMAAAAjwEAAAsAAABfcmVscy8ucmVsc6WQsWoD&#10;MQyG90DfwWjv+ZKhlBBftkLWkEJXYevuTM6Wscw1efu4lEIvZMugQb/Q9wnt9pcwqZmyeI4G1k0L&#10;iqJl5+Ng4PP08foOSgpGhxNHMnAlgX33stodacJSl2T0SVSlRDEwlpK2WosdKaA0nCjWSc85YKlt&#10;HnRCe8aB9KZt33T+z4BuwVQHZyAf3AbU6Zqq+Y4dvM0s3JfGctDc994+omoZMdFXmCoG80DFgMvy&#10;m9bTmlqgH5vXT5odf8cjzUvxT5hp/vPqxRu7G1BLAwQUAAAACACHTuJAWuMRZvcAAADiAQAAEwAA&#10;AFtDb250ZW50X1R5cGVzXS54bWyVkU1PxCAQhu8m/gcyV9NSPRhjSvdg9ahG1x8wgWlLtgXCYN39&#10;99L9uBjXxCPMvM/7BOrVdhrFTJGtdwquywoEOe2Ndb2Cj/VTcQeCEzqDo3ekYEcMq+byol7vArHI&#10;accKhpTCvZSsB5qQSx/I5Unn44QpH2MvA+oN9iRvqupWau8SuVSkhQFN3VKHn2MSj9t8fTCJNDKI&#10;h8Pi0qUAQxitxpRN5ezMj5bi2FDm5H6HBxv4KmuA/LVhmZwvOOZe8tNEa0i8YkzPOGUNaSJL479c&#10;pLn8G7JYTlz4rrOayjZym2NvNJ+sztF5wEAZ/V/8+5I7weX+h5pvUEsBAhQAFAAAAAgAh07iQFrj&#10;EWb3AAAA4gEAABMAAAAAAAAAAQAgAAAAjwIAAFtDb250ZW50X1R5cGVzXS54bWxQSwECFAAKAAAA&#10;AACHTuJAAAAAAAAAAAAAAAAABgAAAAAAAAAAABAAAAB2AQAAX3JlbHMvUEsBAhQAFAAAAAgAh07i&#10;QNVcJijMAAAAjwEAAAsAAAAAAAAAAQAgAAAAmgEAAF9yZWxzLy5yZWxzUEsBAhQACgAAAAAAh07i&#10;QAAAAAAAAAAAAAAAAAQAAAAAAAAAAAAQAAAAAAAAAGRycy9QSwECFAAUAAAACACHTuJAkkvVBb4A&#10;AADbAAAADwAAAAAAAAABACAAAAAiAAAAZHJzL2Rvd25yZXYueG1sUEsBAhQAFAAAAAgAh07iQDMv&#10;BZ47AAAAOQAAABAAAAAAAAAAAQAgAAAADQEAAGRycy9zaGFwZXhtbC54bWxQSwUGAAAAAAYABgBb&#10;AQAAtwMAAAAA&#10;">
-                        <v:fill on="f" focussize="0,0"/>
-                        <v:stroke on="f"/>
-                        <v:imagedata r:id="rId7" o:title=""/>
-                        <o:lock v:ext="edit" aspectratio="t"/>
-                      </v:shape>
-                    </v:group>
-                  </w:pict>
-                </mc:Fallback>
-              </mc:AlternateContent>
+                <w:rFonts w:hint="eastAsia" w:ascii="Times New Roman" w:hAnsi="Times New Roman" w:cs="Times New Roman"/>
+                <w:b/>
+                <w:sz w:val="24"/>
+                <w:szCs w:val="24"/>
+              </w:rPr>
+              <w:t>{{"ty_guangzhou1"|sign(62,34)}}</w:t>
+            </w:r>
+            <w:r>
+              <w:rPr>
+                <w:sz w:val="24"/>
+              </w:rPr>
+              <w:drawing>
+                <wp:anchor distT="0" distB="0" distL="114300" distR="114300" simplePos="0" relativeHeight="251661312" behindDoc="0" locked="0" layoutInCell="1" allowOverlap="1">
+                  <wp:simplePos x="0" y="0"/>
+                  <wp:positionH relativeFrom="column">
+                    <wp:posOffset>-98425</wp:posOffset>
+                  </wp:positionH>
+                  <wp:positionV relativeFrom="paragraph">
+                    <wp:posOffset>-316865</wp:posOffset>
+                  </wp:positionV>
+                  <wp:extent cx="1443355" cy="1443355"/>
+                  <wp:effectExtent l="0" t="0" r="4445" b="4445"/>
+                  <wp:wrapNone/>
+                  <wp:docPr id="45" name="图片 25"/>
+                  <wp:cNvGraphicFramePr>
+                    <a:graphicFrameLocks xmlns:a="http://schemas.openxmlformats.org/drawingml/2006/main" noChangeAspect="1"/>
+                  </wp:cNvGraphicFramePr>
+                  <a:graphic xmlns:a="http://schemas.openxmlformats.org/drawingml/2006/main">
+                    <a:graphicData uri="http://schemas.openxmlformats.org/drawingml/2006/picture">
+                      <pic:pic xmlns:pic="http://schemas.openxmlformats.org/drawingml/2006/picture">
+                        <pic:nvPicPr>
+                          <pic:cNvPr id="45" name="图片 25"/>
+                          <pic:cNvPicPr>
+                            <a:picLocks noChangeAspect="1" noChangeArrowheads="1"/>
+                          </pic:cNvPicPr>
+                        </pic:nvPicPr>
+                        <pic:blipFill>
+                          <a:blip r:embed="rId6">
+                            <a:extLst>
+                              <a:ext uri="{28A0092B-C50C-407E-A947-70E740481C1C}">
+                                <a14:useLocalDpi xmlns:a14="http://schemas.microsoft.com/office/drawing/2010/main" val="0"/>
+                              </a:ext>
+                            </a:extLst>
+                          </a:blip>
+                          <a:srcRect/>
+                          <a:stretch>
+                            <a:fillRect/>
+                          </a:stretch>
+                        </pic:blipFill>
+                        <pic:spPr>
+                          <a:xfrm>
+                            <a:off x="0" y="0"/>
+                            <a:ext cx="1443355" cy="1443355"/>
+                          </a:xfrm>
+                          <a:prstGeom prst="rect">
+                            <a:avLst/>
+                          </a:prstGeom>
+                          <a:noFill/>
+                          <a:ln>
+                            <a:noFill/>
+                          </a:ln>
+                        </pic:spPr>
+                      </pic:pic>
+                    </a:graphicData>
+                  </a:graphic>
+                </wp:anchor>
+              </w:drawing>
             </w:r>
           </w:p>
         </w:tc>
